--- a/Questions.docx
+++ b/Questions.docx
@@ -742,19 +742,17 @@
           <w:sz w:val="24"/>
           <w:szCs w:val="24"/>
         </w:rPr>
-        <w:t>Write a java program to count which number repeated how many times in an array even if it is once or twice or …</w:t>
-      </w:r>
-      <w:proofErr w:type="gramStart"/>
-      <w:r>
-        <w:rPr>
-          <w:rFonts w:ascii="Verdana" w:hAnsi="Verdana"/>
-          <w:color w:val="000000"/>
-          <w:sz w:val="24"/>
-          <w:szCs w:val="24"/>
-        </w:rPr>
-        <w:t>…..</w:t>
-      </w:r>
-      <w:proofErr w:type="gramEnd"/>
+        <w:t xml:space="preserve">Write a java program to count which number repeated how many times in an array </w:t>
+      </w:r>
+      <w:r>
+        <w:rPr>
+          <w:rFonts w:ascii="Verdana" w:hAnsi="Verdana"/>
+          <w:color w:val="000000"/>
+          <w:sz w:val="24"/>
+          <w:szCs w:val="24"/>
+        </w:rPr>
+        <w:t>for each element.</w:t>
+      </w:r>
     </w:p>
     <w:p>
       <w:pPr>
@@ -777,7 +775,7 @@
           <w:sz w:val="24"/>
           <w:szCs w:val="24"/>
         </w:rPr>
-        <w:t>Write a java program to short an array in ascending and descending order.</w:t>
+        <w:t>Write a java program to count letters in input word/ string.</w:t>
       </w:r>
     </w:p>
     <w:p>
@@ -801,16 +799,7 @@
           <w:sz w:val="24"/>
           <w:szCs w:val="24"/>
         </w:rPr>
-        <w:t>Write a java program to c</w:t>
-      </w:r>
-      <w:r>
-        <w:rPr>
-          <w:rFonts w:ascii="Verdana" w:hAnsi="Verdana"/>
-          <w:color w:val="000000"/>
-          <w:sz w:val="24"/>
-          <w:szCs w:val="24"/>
-        </w:rPr>
-        <w:t xml:space="preserve">alculate factorial of </w:t>
+        <w:t xml:space="preserve">Write a java program to find the multiplication of </w:t>
       </w:r>
       <w:proofErr w:type="gramStart"/>
       <w:r>
@@ -830,25 +819,7 @@
           <w:sz w:val="24"/>
           <w:szCs w:val="24"/>
         </w:rPr>
-        <w:t xml:space="preserve"> </w:t>
-      </w:r>
-      <w:r>
-        <w:rPr>
-          <w:rFonts w:ascii="Verdana" w:hAnsi="Verdana"/>
-          <w:color w:val="000000"/>
-          <w:sz w:val="24"/>
-          <w:szCs w:val="24"/>
-        </w:rPr>
-        <w:t xml:space="preserve">input </w:t>
-      </w:r>
-      <w:r>
-        <w:rPr>
-          <w:rFonts w:ascii="Verdana" w:hAnsi="Verdana"/>
-          <w:color w:val="000000"/>
-          <w:sz w:val="24"/>
-          <w:szCs w:val="24"/>
-        </w:rPr>
-        <w:t>number.</w:t>
+        <w:t xml:space="preserve"> input number.</w:t>
       </w:r>
     </w:p>
     <w:p>
@@ -872,7 +843,16 @@
           <w:sz w:val="24"/>
           <w:szCs w:val="24"/>
         </w:rPr>
-        <w:t xml:space="preserve">Write a java program to find if the input number is a prime or </w:t>
+        <w:t>Write a java program to c</w:t>
+      </w:r>
+      <w:r>
+        <w:rPr>
+          <w:rFonts w:ascii="Verdana" w:hAnsi="Verdana"/>
+          <w:color w:val="000000"/>
+          <w:sz w:val="24"/>
+          <w:szCs w:val="24"/>
+        </w:rPr>
+        <w:t xml:space="preserve">alculate factorial of </w:t>
       </w:r>
       <w:proofErr w:type="gramStart"/>
       <w:r>
@@ -882,9 +862,36 @@
           <w:sz w:val="24"/>
           <w:szCs w:val="24"/>
         </w:rPr>
-        <w:t>not .</w:t>
+        <w:t>a</w:t>
       </w:r>
       <w:proofErr w:type="gramEnd"/>
+      <w:r>
+        <w:rPr>
+          <w:rFonts w:ascii="Verdana" w:hAnsi="Verdana"/>
+          <w:color w:val="000000"/>
+          <w:sz w:val="24"/>
+          <w:szCs w:val="24"/>
+        </w:rPr>
+        <w:t xml:space="preserve"> </w:t>
+      </w:r>
+      <w:r>
+        <w:rPr>
+          <w:rFonts w:ascii="Verdana" w:hAnsi="Verdana"/>
+          <w:color w:val="000000"/>
+          <w:sz w:val="24"/>
+          <w:szCs w:val="24"/>
+        </w:rPr>
+        <w:t xml:space="preserve">input </w:t>
+      </w:r>
+      <w:r>
+        <w:rPr>
+          <w:rFonts w:ascii="Verdana" w:hAnsi="Verdana"/>
+          <w:color w:val="000000"/>
+          <w:sz w:val="24"/>
+          <w:szCs w:val="24"/>
+        </w:rPr>
+        <w:t>number.</w:t>
+      </w:r>
     </w:p>
     <w:p>
       <w:pPr>
@@ -904,6 +911,212 @@
           <w:szCs w:val="24"/>
         </w:rPr>
         <w:t>Day 04</w:t>
+      </w:r>
+    </w:p>
+    <w:p>
+      <w:pPr>
+        <w:pStyle w:val="max2"/>
+        <w:numPr>
+          <w:ilvl w:val="0"/>
+          <w:numId w:val="7"/>
+        </w:numPr>
+        <w:rPr>
+          <w:rFonts w:ascii="Verdana" w:hAnsi="Verdana"/>
+          <w:color w:val="000000"/>
+          <w:szCs w:val="24"/>
+        </w:rPr>
+      </w:pPr>
+      <w:r>
+        <w:rPr>
+          <w:rFonts w:ascii="Verdana" w:hAnsi="Verdana"/>
+          <w:color w:val="000000"/>
+          <w:sz w:val="24"/>
+          <w:szCs w:val="24"/>
+        </w:rPr>
+        <w:t xml:space="preserve">Write a java program to </w:t>
+      </w:r>
+      <w:r>
+        <w:rPr>
+          <w:rFonts w:ascii="Verdana" w:hAnsi="Verdana"/>
+          <w:color w:val="000000"/>
+          <w:szCs w:val="24"/>
+        </w:rPr>
+        <w:t>Check if a number is prime</w:t>
+      </w:r>
+    </w:p>
+    <w:p>
+      <w:pPr>
+        <w:pStyle w:val="max2"/>
+        <w:numPr>
+          <w:ilvl w:val="0"/>
+          <w:numId w:val="7"/>
+        </w:numPr>
+        <w:rPr>
+          <w:rFonts w:ascii="Verdana" w:hAnsi="Verdana"/>
+          <w:color w:val="000000"/>
+          <w:sz w:val="24"/>
+          <w:szCs w:val="24"/>
+        </w:rPr>
+      </w:pPr>
+      <w:r>
+        <w:rPr>
+          <w:rFonts w:ascii="Verdana" w:hAnsi="Verdana"/>
+          <w:color w:val="000000"/>
+          <w:sz w:val="24"/>
+          <w:szCs w:val="24"/>
+        </w:rPr>
+        <w:t>Print a right-angled triangle pattern with numbers</w:t>
+      </w:r>
+    </w:p>
+    <w:p>
+      <w:pPr>
+        <w:pStyle w:val="max2"/>
+        <w:numPr>
+          <w:ilvl w:val="0"/>
+          <w:numId w:val="7"/>
+        </w:numPr>
+        <w:rPr>
+          <w:rFonts w:ascii="Verdana" w:hAnsi="Verdana"/>
+          <w:color w:val="000000"/>
+          <w:sz w:val="24"/>
+          <w:szCs w:val="24"/>
+        </w:rPr>
+      </w:pPr>
+      <w:r>
+        <w:rPr>
+          <w:rFonts w:ascii="Verdana" w:hAnsi="Verdana"/>
+          <w:color w:val="000000"/>
+          <w:sz w:val="24"/>
+          <w:szCs w:val="24"/>
+        </w:rPr>
+        <w:t>Pri</w:t>
+      </w:r>
+      <w:r>
+        <w:rPr>
+          <w:rFonts w:ascii="Verdana" w:hAnsi="Verdana"/>
+          <w:color w:val="000000"/>
+          <w:sz w:val="24"/>
+          <w:szCs w:val="24"/>
+        </w:rPr>
+        <w:t>nt Fibonacci series up to n ter</w:t>
+      </w:r>
+      <w:r>
+        <w:rPr>
+          <w:rFonts w:ascii="Verdana" w:hAnsi="Verdana"/>
+          <w:color w:val="000000"/>
+          <w:sz w:val="24"/>
+          <w:szCs w:val="24"/>
+        </w:rPr>
+        <w:t>m.</w:t>
+      </w:r>
+    </w:p>
+    <w:p>
+      <w:pPr>
+        <w:pStyle w:val="max2"/>
+        <w:numPr>
+          <w:ilvl w:val="0"/>
+          <w:numId w:val="7"/>
+        </w:numPr>
+        <w:rPr>
+          <w:rFonts w:ascii="Verdana" w:hAnsi="Verdana"/>
+          <w:color w:val="000000"/>
+          <w:sz w:val="24"/>
+          <w:szCs w:val="24"/>
+        </w:rPr>
+      </w:pPr>
+      <w:r>
+        <w:rPr>
+          <w:rFonts w:ascii="Verdana" w:hAnsi="Verdana"/>
+          <w:color w:val="000000"/>
+          <w:sz w:val="24"/>
+          <w:szCs w:val="24"/>
+        </w:rPr>
+        <w:t>Write a java program to find largest number in 2D array.</w:t>
+      </w:r>
+    </w:p>
+    <w:p>
+      <w:pPr>
+        <w:pStyle w:val="max2"/>
+        <w:numPr>
+          <w:ilvl w:val="0"/>
+          <w:numId w:val="7"/>
+        </w:numPr>
+        <w:rPr>
+          <w:rFonts w:ascii="Verdana" w:hAnsi="Verdana"/>
+          <w:color w:val="000000"/>
+          <w:sz w:val="24"/>
+          <w:szCs w:val="24"/>
+        </w:rPr>
+      </w:pPr>
+      <w:r>
+        <w:rPr>
+          <w:rFonts w:ascii="Verdana" w:hAnsi="Verdana"/>
+          <w:color w:val="000000"/>
+          <w:sz w:val="24"/>
+          <w:szCs w:val="24"/>
+        </w:rPr>
+        <w:t xml:space="preserve">Write a java to count and sum of digits in </w:t>
+      </w:r>
+      <w:proofErr w:type="gramStart"/>
+      <w:r>
+        <w:rPr>
+          <w:rFonts w:ascii="Verdana" w:hAnsi="Verdana"/>
+          <w:color w:val="000000"/>
+          <w:sz w:val="24"/>
+          <w:szCs w:val="24"/>
+        </w:rPr>
+        <w:t>a</w:t>
+      </w:r>
+      <w:proofErr w:type="gramEnd"/>
+      <w:r>
+        <w:rPr>
+          <w:rFonts w:ascii="Verdana" w:hAnsi="Verdana"/>
+          <w:color w:val="000000"/>
+          <w:sz w:val="24"/>
+          <w:szCs w:val="24"/>
+        </w:rPr>
+        <w:t xml:space="preserve"> input number.</w:t>
+      </w:r>
+    </w:p>
+    <w:p>
+      <w:pPr>
+        <w:pStyle w:val="max2"/>
+        <w:rPr>
+          <w:rFonts w:ascii="Verdana" w:hAnsi="Verdana"/>
+          <w:color w:val="000000"/>
+          <w:sz w:val="24"/>
+          <w:szCs w:val="24"/>
+        </w:rPr>
+      </w:pPr>
+    </w:p>
+    <w:p>
+      <w:pPr>
+        <w:pStyle w:val="max2"/>
+        <w:rPr>
+          <w:rFonts w:ascii="Verdana" w:hAnsi="Verdana"/>
+          <w:color w:val="000000"/>
+          <w:sz w:val="24"/>
+          <w:szCs w:val="24"/>
+        </w:rPr>
+      </w:pPr>
+      <w:r>
+        <w:rPr>
+          <w:rFonts w:ascii="Verdana" w:hAnsi="Verdana"/>
+          <w:color w:val="000000"/>
+          <w:sz w:val="24"/>
+          <w:szCs w:val="24"/>
+        </w:rPr>
+        <w:lastRenderedPageBreak/>
+        <w:t>Day 0</w:t>
+      </w:r>
+      <w:r>
+        <w:rPr>
+          <w:rFonts w:ascii="Verdana" w:hAnsi="Verdana"/>
+          <w:color w:val="000000"/>
+          <w:sz w:val="24"/>
+          <w:szCs w:val="24"/>
+        </w:rPr>
+        <w:t>5</w:t>
       </w:r>
     </w:p>
     <w:p>
@@ -927,6 +1140,157 @@
           <w:sz w:val="24"/>
           <w:szCs w:val="24"/>
         </w:rPr>
+        <w:t>Write a java program to</w:t>
+      </w:r>
+    </w:p>
+    <w:p>
+      <w:pPr>
+        <w:pStyle w:val="max2"/>
+        <w:numPr>
+          <w:ilvl w:val="0"/>
+          <w:numId w:val="6"/>
+        </w:numPr>
+        <w:rPr>
+          <w:rFonts w:ascii="Verdana" w:hAnsi="Verdana"/>
+          <w:color w:val="000000"/>
+          <w:sz w:val="24"/>
+          <w:szCs w:val="24"/>
+        </w:rPr>
+      </w:pPr>
+      <w:r>
+        <w:rPr>
+          <w:rFonts w:ascii="Verdana" w:hAnsi="Verdana"/>
+          <w:color w:val="000000"/>
+          <w:sz w:val="24"/>
+          <w:szCs w:val="24"/>
+        </w:rPr>
+        <w:t>Write a java program to sort an array in ascending.</w:t>
+      </w:r>
+    </w:p>
+    <w:p>
+      <w:pPr>
+        <w:pStyle w:val="max2"/>
+        <w:numPr>
+          <w:ilvl w:val="0"/>
+          <w:numId w:val="6"/>
+        </w:numPr>
+        <w:rPr>
+          <w:rFonts w:ascii="Verdana" w:hAnsi="Verdana"/>
+          <w:color w:val="000000"/>
+          <w:sz w:val="24"/>
+          <w:szCs w:val="24"/>
+        </w:rPr>
+      </w:pPr>
+      <w:r>
+        <w:rPr>
+          <w:rFonts w:ascii="Verdana" w:hAnsi="Verdana"/>
+          <w:color w:val="000000"/>
+          <w:sz w:val="24"/>
+          <w:szCs w:val="24"/>
+        </w:rPr>
+        <w:t>Write a java program to sort an array in descending order.</w:t>
+      </w:r>
+    </w:p>
+    <w:p>
+      <w:pPr>
+        <w:pStyle w:val="max2"/>
+        <w:numPr>
+          <w:ilvl w:val="0"/>
+          <w:numId w:val="6"/>
+        </w:numPr>
+        <w:rPr>
+          <w:rFonts w:ascii="Verdana" w:hAnsi="Verdana"/>
+          <w:color w:val="000000"/>
+          <w:sz w:val="24"/>
+          <w:szCs w:val="24"/>
+        </w:rPr>
+      </w:pPr>
+      <w:r>
+        <w:rPr>
+          <w:rFonts w:ascii="Verdana" w:hAnsi="Verdana"/>
+          <w:color w:val="000000"/>
+          <w:sz w:val="24"/>
+          <w:szCs w:val="24"/>
+        </w:rPr>
+        <w:t>Write a program to find second highest element in an array.</w:t>
+      </w:r>
+    </w:p>
+    <w:p>
+      <w:pPr>
+        <w:pStyle w:val="max2"/>
+        <w:numPr>
+          <w:ilvl w:val="0"/>
+          <w:numId w:val="6"/>
+        </w:numPr>
+        <w:rPr>
+          <w:rFonts w:ascii="Verdana" w:hAnsi="Verdana"/>
+          <w:color w:val="000000"/>
+          <w:sz w:val="24"/>
+          <w:szCs w:val="24"/>
+        </w:rPr>
+      </w:pPr>
+      <w:r>
+        <w:rPr>
+          <w:rFonts w:ascii="Verdana" w:hAnsi="Verdana"/>
+          <w:color w:val="000000"/>
+          <w:sz w:val="24"/>
+          <w:szCs w:val="24"/>
+        </w:rPr>
+        <w:t xml:space="preserve">Write a java program to find if the input number is a prime or </w:t>
+      </w:r>
+      <w:proofErr w:type="gramStart"/>
+      <w:r>
+        <w:rPr>
+          <w:rFonts w:ascii="Verdana" w:hAnsi="Verdana"/>
+          <w:color w:val="000000"/>
+          <w:sz w:val="24"/>
+          <w:szCs w:val="24"/>
+        </w:rPr>
+        <w:t>not .</w:t>
+      </w:r>
+      <w:proofErr w:type="gramEnd"/>
+    </w:p>
+    <w:p>
+      <w:pPr>
+        <w:pStyle w:val="max2"/>
+        <w:rPr>
+          <w:rFonts w:ascii="Verdana" w:hAnsi="Verdana"/>
+          <w:color w:val="000000"/>
+          <w:sz w:val="24"/>
+          <w:szCs w:val="24"/>
+        </w:rPr>
+      </w:pPr>
+      <w:r>
+        <w:rPr>
+          <w:rFonts w:ascii="Verdana" w:hAnsi="Verdana"/>
+          <w:color w:val="000000"/>
+          <w:sz w:val="24"/>
+          <w:szCs w:val="24"/>
+        </w:rPr>
+        <w:t>Day 06</w:t>
+      </w:r>
+    </w:p>
+    <w:p>
+      <w:pPr>
+        <w:pStyle w:val="max2"/>
+        <w:numPr>
+          <w:ilvl w:val="0"/>
+          <w:numId w:val="9"/>
+        </w:numPr>
+        <w:rPr>
+          <w:rFonts w:ascii="Verdana" w:hAnsi="Verdana"/>
+          <w:color w:val="000000"/>
+          <w:sz w:val="24"/>
+          <w:szCs w:val="24"/>
+        </w:rPr>
+      </w:pPr>
+      <w:r>
+        <w:rPr>
+          <w:rFonts w:ascii="Verdana" w:hAnsi="Verdana"/>
+          <w:color w:val="000000"/>
+          <w:sz w:val="24"/>
+          <w:szCs w:val="24"/>
+        </w:rPr>
         <w:t xml:space="preserve">Write a java program to </w:t>
       </w:r>
       <w:r>
@@ -938,6 +1302,17 @@
         </w:rPr>
         <w:t>Convert days into years, months, days.</w:t>
       </w:r>
+    </w:p>
+    <w:p>
+      <w:pPr>
+        <w:pStyle w:val="max2"/>
+        <w:rPr>
+          <w:rFonts w:ascii="Verdana" w:hAnsi="Verdana"/>
+          <w:color w:val="000000"/>
+          <w:sz w:val="24"/>
+          <w:szCs w:val="24"/>
+        </w:rPr>
+      </w:pPr>
     </w:p>
     <w:sectPr>
       <w:pgSz w:w="11906" w:h="16838"/>
@@ -1210,6 +1585,119 @@
     </w:lvl>
   </w:abstractNum>
   <w:abstractNum w:abstractNumId="3" w15:restartNumberingAfterBreak="0">
+    <w:nsid w:val="32F93CDD"/>
+    <w:multiLevelType w:val="multilevel"/>
+    <w:tmpl w:val="45B0D78C"/>
+    <w:lvl w:ilvl="0">
+      <w:start w:val="2"/>
+      <w:numFmt w:val="decimal"/>
+      <w:lvlText w:val="%1."/>
+      <w:lvlJc w:val="left"/>
+      <w:pPr>
+        <w:tabs>
+          <w:tab w:val="num" w:pos="720"/>
+        </w:tabs>
+        <w:ind w:left="720" w:hanging="360"/>
+      </w:pPr>
+    </w:lvl>
+    <w:lvl w:ilvl="1" w:tentative="1">
+      <w:start w:val="1"/>
+      <w:numFmt w:val="decimal"/>
+      <w:lvlText w:val="%2."/>
+      <w:lvlJc w:val="left"/>
+      <w:pPr>
+        <w:tabs>
+          <w:tab w:val="num" w:pos="1440"/>
+        </w:tabs>
+        <w:ind w:left="1440" w:hanging="360"/>
+      </w:pPr>
+    </w:lvl>
+    <w:lvl w:ilvl="2" w:tentative="1">
+      <w:start w:val="1"/>
+      <w:numFmt w:val="decimal"/>
+      <w:lvlText w:val="%3."/>
+      <w:lvlJc w:val="left"/>
+      <w:pPr>
+        <w:tabs>
+          <w:tab w:val="num" w:pos="2160"/>
+        </w:tabs>
+        <w:ind w:left="2160" w:hanging="360"/>
+      </w:pPr>
+    </w:lvl>
+    <w:lvl w:ilvl="3" w:tentative="1">
+      <w:start w:val="1"/>
+      <w:numFmt w:val="decimal"/>
+      <w:lvlText w:val="%4."/>
+      <w:lvlJc w:val="left"/>
+      <w:pPr>
+        <w:tabs>
+          <w:tab w:val="num" w:pos="2880"/>
+        </w:tabs>
+        <w:ind w:left="2880" w:hanging="360"/>
+      </w:pPr>
+    </w:lvl>
+    <w:lvl w:ilvl="4" w:tentative="1">
+      <w:start w:val="1"/>
+      <w:numFmt w:val="decimal"/>
+      <w:lvlText w:val="%5."/>
+      <w:lvlJc w:val="left"/>
+      <w:pPr>
+        <w:tabs>
+          <w:tab w:val="num" w:pos="3600"/>
+        </w:tabs>
+        <w:ind w:left="3600" w:hanging="360"/>
+      </w:pPr>
+    </w:lvl>
+    <w:lvl w:ilvl="5" w:tentative="1">
+      <w:start w:val="1"/>
+      <w:numFmt w:val="decimal"/>
+      <w:lvlText w:val="%6."/>
+      <w:lvlJc w:val="left"/>
+      <w:pPr>
+        <w:tabs>
+          <w:tab w:val="num" w:pos="4320"/>
+        </w:tabs>
+        <w:ind w:left="4320" w:hanging="360"/>
+      </w:pPr>
+    </w:lvl>
+    <w:lvl w:ilvl="6" w:tentative="1">
+      <w:start w:val="1"/>
+      <w:numFmt w:val="decimal"/>
+      <w:lvlText w:val="%7."/>
+      <w:lvlJc w:val="left"/>
+      <w:pPr>
+        <w:tabs>
+          <w:tab w:val="num" w:pos="5040"/>
+        </w:tabs>
+        <w:ind w:left="5040" w:hanging="360"/>
+      </w:pPr>
+    </w:lvl>
+    <w:lvl w:ilvl="7" w:tentative="1">
+      <w:start w:val="1"/>
+      <w:numFmt w:val="decimal"/>
+      <w:lvlText w:val="%8."/>
+      <w:lvlJc w:val="left"/>
+      <w:pPr>
+        <w:tabs>
+          <w:tab w:val="num" w:pos="5760"/>
+        </w:tabs>
+        <w:ind w:left="5760" w:hanging="360"/>
+      </w:pPr>
+    </w:lvl>
+    <w:lvl w:ilvl="8" w:tentative="1">
+      <w:start w:val="1"/>
+      <w:numFmt w:val="decimal"/>
+      <w:lvlText w:val="%9."/>
+      <w:lvlJc w:val="left"/>
+      <w:pPr>
+        <w:tabs>
+          <w:tab w:val="num" w:pos="6480"/>
+        </w:tabs>
+        <w:ind w:left="6480" w:hanging="360"/>
+      </w:pPr>
+    </w:lvl>
+  </w:abstractNum>
+  <w:abstractNum w:abstractNumId="4" w15:restartNumberingAfterBreak="0">
     <w:nsid w:val="40275F85"/>
     <w:multiLevelType w:val="hybridMultilevel"/>
     <w:tmpl w:val="8DCC4EBE"/>
@@ -1295,7 +1783,7 @@
       </w:pPr>
     </w:lvl>
   </w:abstractNum>
-  <w:abstractNum w:abstractNumId="4" w15:restartNumberingAfterBreak="0">
+  <w:abstractNum w:abstractNumId="5" w15:restartNumberingAfterBreak="0">
     <w:nsid w:val="424A52A2"/>
     <w:multiLevelType w:val="hybridMultilevel"/>
     <w:tmpl w:val="A16657D4"/>
@@ -1381,7 +1869,7 @@
       </w:pPr>
     </w:lvl>
   </w:abstractNum>
-  <w:abstractNum w:abstractNumId="5" w15:restartNumberingAfterBreak="0">
+  <w:abstractNum w:abstractNumId="6" w15:restartNumberingAfterBreak="0">
     <w:nsid w:val="47F5408E"/>
     <w:multiLevelType w:val="hybridMultilevel"/>
     <w:tmpl w:val="A16657D4"/>
@@ -1467,23 +1955,204 @@
       </w:pPr>
     </w:lvl>
   </w:abstractNum>
+  <w:abstractNum w:abstractNumId="7" w15:restartNumberingAfterBreak="0">
+    <w:nsid w:val="6AAA50FA"/>
+    <w:multiLevelType w:val="hybridMultilevel"/>
+    <w:tmpl w:val="829279AA"/>
+    <w:lvl w:ilvl="0" w:tplc="0409000F">
+      <w:start w:val="1"/>
+      <w:numFmt w:val="decimal"/>
+      <w:lvlText w:val="%1."/>
+      <w:lvlJc w:val="left"/>
+      <w:pPr>
+        <w:ind w:left="720" w:hanging="360"/>
+      </w:pPr>
+    </w:lvl>
+    <w:lvl w:ilvl="1" w:tplc="04090019" w:tentative="1">
+      <w:start w:val="1"/>
+      <w:numFmt w:val="lowerLetter"/>
+      <w:lvlText w:val="%2."/>
+      <w:lvlJc w:val="left"/>
+      <w:pPr>
+        <w:ind w:left="1440" w:hanging="360"/>
+      </w:pPr>
+    </w:lvl>
+    <w:lvl w:ilvl="2" w:tplc="0409001B" w:tentative="1">
+      <w:start w:val="1"/>
+      <w:numFmt w:val="lowerRoman"/>
+      <w:lvlText w:val="%3."/>
+      <w:lvlJc w:val="right"/>
+      <w:pPr>
+        <w:ind w:left="2160" w:hanging="180"/>
+      </w:pPr>
+    </w:lvl>
+    <w:lvl w:ilvl="3" w:tplc="0409000F" w:tentative="1">
+      <w:start w:val="1"/>
+      <w:numFmt w:val="decimal"/>
+      <w:lvlText w:val="%4."/>
+      <w:lvlJc w:val="left"/>
+      <w:pPr>
+        <w:ind w:left="2880" w:hanging="360"/>
+      </w:pPr>
+    </w:lvl>
+    <w:lvl w:ilvl="4" w:tplc="04090019" w:tentative="1">
+      <w:start w:val="1"/>
+      <w:numFmt w:val="lowerLetter"/>
+      <w:lvlText w:val="%5."/>
+      <w:lvlJc w:val="left"/>
+      <w:pPr>
+        <w:ind w:left="3600" w:hanging="360"/>
+      </w:pPr>
+    </w:lvl>
+    <w:lvl w:ilvl="5" w:tplc="0409001B" w:tentative="1">
+      <w:start w:val="1"/>
+      <w:numFmt w:val="lowerRoman"/>
+      <w:lvlText w:val="%6."/>
+      <w:lvlJc w:val="right"/>
+      <w:pPr>
+        <w:ind w:left="4320" w:hanging="180"/>
+      </w:pPr>
+    </w:lvl>
+    <w:lvl w:ilvl="6" w:tplc="0409000F" w:tentative="1">
+      <w:start w:val="1"/>
+      <w:numFmt w:val="decimal"/>
+      <w:lvlText w:val="%7."/>
+      <w:lvlJc w:val="left"/>
+      <w:pPr>
+        <w:ind w:left="5040" w:hanging="360"/>
+      </w:pPr>
+    </w:lvl>
+    <w:lvl w:ilvl="7" w:tplc="04090019" w:tentative="1">
+      <w:start w:val="1"/>
+      <w:numFmt w:val="lowerLetter"/>
+      <w:lvlText w:val="%8."/>
+      <w:lvlJc w:val="left"/>
+      <w:pPr>
+        <w:ind w:left="5760" w:hanging="360"/>
+      </w:pPr>
+    </w:lvl>
+    <w:lvl w:ilvl="8" w:tplc="0409001B" w:tentative="1">
+      <w:start w:val="1"/>
+      <w:numFmt w:val="lowerRoman"/>
+      <w:lvlText w:val="%9."/>
+      <w:lvlJc w:val="right"/>
+      <w:pPr>
+        <w:ind w:left="6480" w:hanging="180"/>
+      </w:pPr>
+    </w:lvl>
+  </w:abstractNum>
+  <w:abstractNum w:abstractNumId="8" w15:restartNumberingAfterBreak="0">
+    <w:nsid w:val="72E21C6C"/>
+    <w:multiLevelType w:val="hybridMultilevel"/>
+    <w:tmpl w:val="A548623A"/>
+    <w:lvl w:ilvl="0" w:tplc="FFFFFFFF">
+      <w:start w:val="1"/>
+      <w:numFmt w:val="decimal"/>
+      <w:lvlText w:val="%1)"/>
+      <w:lvlJc w:val="left"/>
+      <w:pPr>
+        <w:ind w:left="720" w:hanging="360"/>
+      </w:pPr>
+    </w:lvl>
+    <w:lvl w:ilvl="1" w:tplc="FFFFFFFF" w:tentative="1">
+      <w:start w:val="1"/>
+      <w:numFmt w:val="lowerLetter"/>
+      <w:lvlText w:val="%2."/>
+      <w:lvlJc w:val="left"/>
+      <w:pPr>
+        <w:ind w:left="1440" w:hanging="360"/>
+      </w:pPr>
+    </w:lvl>
+    <w:lvl w:ilvl="2" w:tplc="FFFFFFFF" w:tentative="1">
+      <w:start w:val="1"/>
+      <w:numFmt w:val="lowerRoman"/>
+      <w:lvlText w:val="%3."/>
+      <w:lvlJc w:val="right"/>
+      <w:pPr>
+        <w:ind w:left="2160" w:hanging="180"/>
+      </w:pPr>
+    </w:lvl>
+    <w:lvl w:ilvl="3" w:tplc="FFFFFFFF" w:tentative="1">
+      <w:start w:val="1"/>
+      <w:numFmt w:val="decimal"/>
+      <w:lvlText w:val="%4."/>
+      <w:lvlJc w:val="left"/>
+      <w:pPr>
+        <w:ind w:left="2880" w:hanging="360"/>
+      </w:pPr>
+    </w:lvl>
+    <w:lvl w:ilvl="4" w:tplc="FFFFFFFF" w:tentative="1">
+      <w:start w:val="1"/>
+      <w:numFmt w:val="lowerLetter"/>
+      <w:lvlText w:val="%5."/>
+      <w:lvlJc w:val="left"/>
+      <w:pPr>
+        <w:ind w:left="3600" w:hanging="360"/>
+      </w:pPr>
+    </w:lvl>
+    <w:lvl w:ilvl="5" w:tplc="FFFFFFFF" w:tentative="1">
+      <w:start w:val="1"/>
+      <w:numFmt w:val="lowerRoman"/>
+      <w:lvlText w:val="%6."/>
+      <w:lvlJc w:val="right"/>
+      <w:pPr>
+        <w:ind w:left="4320" w:hanging="180"/>
+      </w:pPr>
+    </w:lvl>
+    <w:lvl w:ilvl="6" w:tplc="FFFFFFFF" w:tentative="1">
+      <w:start w:val="1"/>
+      <w:numFmt w:val="decimal"/>
+      <w:lvlText w:val="%7."/>
+      <w:lvlJc w:val="left"/>
+      <w:pPr>
+        <w:ind w:left="5040" w:hanging="360"/>
+      </w:pPr>
+    </w:lvl>
+    <w:lvl w:ilvl="7" w:tplc="FFFFFFFF" w:tentative="1">
+      <w:start w:val="1"/>
+      <w:numFmt w:val="lowerLetter"/>
+      <w:lvlText w:val="%8."/>
+      <w:lvlJc w:val="left"/>
+      <w:pPr>
+        <w:ind w:left="5760" w:hanging="360"/>
+      </w:pPr>
+    </w:lvl>
+    <w:lvl w:ilvl="8" w:tplc="FFFFFFFF" w:tentative="1">
+      <w:start w:val="1"/>
+      <w:numFmt w:val="lowerRoman"/>
+      <w:lvlText w:val="%9."/>
+      <w:lvlJc w:val="right"/>
+      <w:pPr>
+        <w:ind w:left="6480" w:hanging="180"/>
+      </w:pPr>
+    </w:lvl>
+  </w:abstractNum>
   <w:num w:numId="1" w16cid:durableId="2067530903">
-    <w:abstractNumId w:val="3"/>
+    <w:abstractNumId w:val="4"/>
   </w:num>
   <w:num w:numId="2" w16cid:durableId="1527332407">
     <w:abstractNumId w:val="2"/>
   </w:num>
   <w:num w:numId="3" w16cid:durableId="992101742">
-    <w:abstractNumId w:val="5"/>
+    <w:abstractNumId w:val="6"/>
   </w:num>
   <w:num w:numId="4" w16cid:durableId="271985620">
     <w:abstractNumId w:val="1"/>
   </w:num>
   <w:num w:numId="5" w16cid:durableId="1301619490">
-    <w:abstractNumId w:val="4"/>
+    <w:abstractNumId w:val="5"/>
   </w:num>
   <w:num w:numId="6" w16cid:durableId="1738437273">
     <w:abstractNumId w:val="0"/>
+  </w:num>
+  <w:num w:numId="7" w16cid:durableId="1879052598">
+    <w:abstractNumId w:val="7"/>
+  </w:num>
+  <w:num w:numId="8" w16cid:durableId="1749188025">
+    <w:abstractNumId w:val="3"/>
+  </w:num>
+  <w:num w:numId="9" w16cid:durableId="101462200">
+    <w:abstractNumId w:val="8"/>
   </w:num>
 </w:numbering>
 </file>
@@ -2091,6 +2760,7 @@
   <w:style w:type="character" w:default="1" w:styleId="DefaultParagraphFont">
     <w:name w:val="Default Paragraph Font"/>
     <w:uiPriority w:val="1"/>
+    <w:semiHidden/>
     <w:unhideWhenUsed/>
   </w:style>
   <w:style w:type="table" w:default="1" w:styleId="TableNormal">

--- a/Questions.docx
+++ b/Questions.docx
@@ -52,44 +52,41 @@
           <w:sz w:val="28"/>
           <w:szCs w:val="22"/>
         </w:rPr>
-        <w:t xml:space="preserve">Write a java program to check input validation for integer </w:t>
-      </w:r>
-      <w:proofErr w:type="gramStart"/>
-      <w:r>
+        <w:t>Write a java program to check input validation for integer constraints :</w:t>
+      </w:r>
+    </w:p>
+    <w:p>
+      <w:pPr>
+        <w:pStyle w:val="ListParagraph"/>
         <w:rPr>
           <w:rFonts w:ascii="Times New Roman" w:hAnsi="Times New Roman" w:cs="Times New Roman"/>
           <w:sz w:val="28"/>
           <w:szCs w:val="22"/>
         </w:rPr>
-        <w:t>constraints :</w:t>
-      </w:r>
-      <w:proofErr w:type="gramEnd"/>
-    </w:p>
-    <w:p>
-      <w:pPr>
-        <w:pStyle w:val="ListParagraph"/>
+      </w:pPr>
+      <w:r>
         <w:rPr>
           <w:rFonts w:ascii="Times New Roman" w:hAnsi="Times New Roman" w:cs="Times New Roman"/>
           <w:sz w:val="28"/>
           <w:szCs w:val="22"/>
         </w:rPr>
-      </w:pPr>
+        <w:t>N&lt;</w:t>
+      </w:r>
       <w:r>
         <w:rPr>
           <w:rFonts w:ascii="Times New Roman" w:hAnsi="Times New Roman" w:cs="Times New Roman"/>
           <w:sz w:val="28"/>
           <w:szCs w:val="22"/>
         </w:rPr>
-        <w:t>N&lt;</w:t>
-      </w:r>
-      <w:proofErr w:type="gramStart"/>
+        <w:t>10</w:t>
+      </w:r>
       <w:r>
         <w:rPr>
           <w:rFonts w:ascii="Times New Roman" w:hAnsi="Times New Roman" w:cs="Times New Roman"/>
           <w:sz w:val="28"/>
           <w:szCs w:val="22"/>
         </w:rPr>
-        <w:t>10</w:t>
+        <w:t xml:space="preserve"> </w:t>
       </w:r>
       <w:r>
         <w:rPr>
@@ -97,7 +94,7 @@
           <w:sz w:val="28"/>
           <w:szCs w:val="22"/>
         </w:rPr>
-        <w:t xml:space="preserve"> </w:t>
+        <w:t>,</w:t>
       </w:r>
       <w:r>
         <w:rPr>
@@ -105,7 +102,7 @@
           <w:sz w:val="28"/>
           <w:szCs w:val="22"/>
         </w:rPr>
-        <w:t>,</w:t>
+        <w:t>N&gt;</w:t>
       </w:r>
       <w:r>
         <w:rPr>
@@ -113,42 +110,7 @@
           <w:sz w:val="28"/>
           <w:szCs w:val="22"/>
         </w:rPr>
-        <w:t>N</w:t>
-      </w:r>
-      <w:proofErr w:type="gramEnd"/>
-      <w:r>
-        <w:rPr>
-          <w:rFonts w:ascii="Times New Roman" w:hAnsi="Times New Roman" w:cs="Times New Roman"/>
-          <w:sz w:val="28"/>
-          <w:szCs w:val="22"/>
-        </w:rPr>
-        <w:t>&gt;</w:t>
-      </w:r>
-      <w:r>
-        <w:rPr>
-          <w:rFonts w:ascii="Times New Roman" w:hAnsi="Times New Roman" w:cs="Times New Roman"/>
-          <w:sz w:val="28"/>
-          <w:szCs w:val="22"/>
-        </w:rPr>
-        <w:t xml:space="preserve">0, for string </w:t>
-      </w:r>
-      <w:proofErr w:type="gramStart"/>
-      <w:r>
-        <w:rPr>
-          <w:rFonts w:ascii="Times New Roman" w:hAnsi="Times New Roman" w:cs="Times New Roman"/>
-          <w:sz w:val="28"/>
-          <w:szCs w:val="22"/>
-        </w:rPr>
-        <w:t>constraints :</w:t>
-      </w:r>
-      <w:proofErr w:type="gramEnd"/>
-      <w:r>
-        <w:rPr>
-          <w:rFonts w:ascii="Times New Roman" w:hAnsi="Times New Roman" w:cs="Times New Roman"/>
-          <w:sz w:val="28"/>
-          <w:szCs w:val="22"/>
-        </w:rPr>
-        <w:t xml:space="preserve"> </w:t>
+        <w:t xml:space="preserve">0, for string constraints : </w:t>
       </w:r>
       <w:r>
         <w:rPr>
@@ -273,34 +235,7 @@
           <w:szCs w:val="24"/>
         </w:rPr>
         <w:br/>
-      </w:r>
-      <w:proofErr w:type="spellStart"/>
-      <w:proofErr w:type="gramStart"/>
-      <w:r>
-        <w:rPr>
-          <w:rFonts w:ascii="Verdana" w:hAnsi="Verdana"/>
-          <w:color w:val="000000"/>
-          <w:szCs w:val="24"/>
-        </w:rPr>
-        <w:t>stringTimes</w:t>
-      </w:r>
-      <w:proofErr w:type="spellEnd"/>
-      <w:r>
-        <w:rPr>
-          <w:rFonts w:ascii="Verdana" w:hAnsi="Verdana"/>
-          <w:color w:val="000000"/>
-          <w:szCs w:val="24"/>
-        </w:rPr>
-        <w:t>(</w:t>
-      </w:r>
-      <w:proofErr w:type="gramEnd"/>
-      <w:r>
-        <w:rPr>
-          <w:rFonts w:ascii="Verdana" w:hAnsi="Verdana"/>
-          <w:color w:val="000000"/>
-          <w:szCs w:val="24"/>
-        </w:rPr>
-        <w:t xml:space="preserve">"Hi", 2) </w:t>
+        <w:t xml:space="preserve">stringTimes("Hi", 2) </w:t>
       </w:r>
       <w:r>
         <w:rPr>
@@ -316,25 +251,7 @@
           <w:color w:val="000000"/>
           <w:szCs w:val="24"/>
         </w:rPr>
-        <w:t xml:space="preserve"> "</w:t>
-      </w:r>
-      <w:proofErr w:type="spellStart"/>
-      <w:r>
-        <w:rPr>
-          <w:rFonts w:ascii="Verdana" w:hAnsi="Verdana"/>
-          <w:color w:val="000000"/>
-          <w:szCs w:val="24"/>
-        </w:rPr>
-        <w:t>HiHi</w:t>
-      </w:r>
-      <w:proofErr w:type="spellEnd"/>
-      <w:r>
-        <w:rPr>
-          <w:rFonts w:ascii="Verdana" w:hAnsi="Verdana"/>
-          <w:color w:val="000000"/>
-          <w:szCs w:val="24"/>
-        </w:rPr>
-        <w:t>"</w:t>
+        <w:t xml:space="preserve"> "HiHi"</w:t>
       </w:r>
       <w:r>
         <w:rPr>
@@ -343,34 +260,7 @@
           <w:szCs w:val="24"/>
         </w:rPr>
         <w:br/>
-      </w:r>
-      <w:proofErr w:type="spellStart"/>
-      <w:proofErr w:type="gramStart"/>
-      <w:r>
-        <w:rPr>
-          <w:rFonts w:ascii="Verdana" w:hAnsi="Verdana"/>
-          <w:color w:val="000000"/>
-          <w:szCs w:val="24"/>
-        </w:rPr>
-        <w:t>stringTimes</w:t>
-      </w:r>
-      <w:proofErr w:type="spellEnd"/>
-      <w:r>
-        <w:rPr>
-          <w:rFonts w:ascii="Verdana" w:hAnsi="Verdana"/>
-          <w:color w:val="000000"/>
-          <w:szCs w:val="24"/>
-        </w:rPr>
-        <w:t>(</w:t>
-      </w:r>
-      <w:proofErr w:type="gramEnd"/>
-      <w:r>
-        <w:rPr>
-          <w:rFonts w:ascii="Verdana" w:hAnsi="Verdana"/>
-          <w:color w:val="000000"/>
-          <w:szCs w:val="24"/>
-        </w:rPr>
-        <w:t xml:space="preserve">"Hi", 3) </w:t>
+        <w:t xml:space="preserve">stringTimes("Hi", 3) </w:t>
       </w:r>
       <w:r>
         <w:rPr>
@@ -386,25 +276,7 @@
           <w:color w:val="000000"/>
           <w:szCs w:val="24"/>
         </w:rPr>
-        <w:t xml:space="preserve"> "</w:t>
-      </w:r>
-      <w:proofErr w:type="spellStart"/>
-      <w:r>
-        <w:rPr>
-          <w:rFonts w:ascii="Verdana" w:hAnsi="Verdana"/>
-          <w:color w:val="000000"/>
-          <w:szCs w:val="24"/>
-        </w:rPr>
-        <w:t>HiHiHi</w:t>
-      </w:r>
-      <w:proofErr w:type="spellEnd"/>
-      <w:r>
-        <w:rPr>
-          <w:rFonts w:ascii="Verdana" w:hAnsi="Verdana"/>
-          <w:color w:val="000000"/>
-          <w:szCs w:val="24"/>
-        </w:rPr>
-        <w:t>"</w:t>
+        <w:t xml:space="preserve"> "HiHiHi"</w:t>
       </w:r>
       <w:r>
         <w:rPr>
@@ -413,34 +285,7 @@
           <w:szCs w:val="24"/>
         </w:rPr>
         <w:br/>
-      </w:r>
-      <w:proofErr w:type="spellStart"/>
-      <w:proofErr w:type="gramStart"/>
-      <w:r>
-        <w:rPr>
-          <w:rFonts w:ascii="Verdana" w:hAnsi="Verdana"/>
-          <w:color w:val="000000"/>
-          <w:szCs w:val="24"/>
-        </w:rPr>
-        <w:t>stringTimes</w:t>
-      </w:r>
-      <w:proofErr w:type="spellEnd"/>
-      <w:r>
-        <w:rPr>
-          <w:rFonts w:ascii="Verdana" w:hAnsi="Verdana"/>
-          <w:color w:val="000000"/>
-          <w:szCs w:val="24"/>
-        </w:rPr>
-        <w:t>(</w:t>
-      </w:r>
-      <w:proofErr w:type="gramEnd"/>
-      <w:r>
-        <w:rPr>
-          <w:rFonts w:ascii="Verdana" w:hAnsi="Verdana"/>
-          <w:color w:val="000000"/>
-          <w:szCs w:val="24"/>
-        </w:rPr>
-        <w:t xml:space="preserve">"Hi", 1) </w:t>
+        <w:t xml:space="preserve">stringTimes("Hi", 1) </w:t>
       </w:r>
       <w:r>
         <w:rPr>
@@ -799,27 +644,7 @@
           <w:sz w:val="24"/>
           <w:szCs w:val="24"/>
         </w:rPr>
-        <w:t xml:space="preserve">Write a java program to find the multiplication of </w:t>
-      </w:r>
-      <w:proofErr w:type="gramStart"/>
-      <w:r>
-        <w:rPr>
-          <w:rFonts w:ascii="Verdana" w:hAnsi="Verdana"/>
-          <w:color w:val="000000"/>
-          <w:sz w:val="24"/>
-          <w:szCs w:val="24"/>
-        </w:rPr>
-        <w:t>a</w:t>
-      </w:r>
-      <w:proofErr w:type="gramEnd"/>
-      <w:r>
-        <w:rPr>
-          <w:rFonts w:ascii="Verdana" w:hAnsi="Verdana"/>
-          <w:color w:val="000000"/>
-          <w:sz w:val="24"/>
-          <w:szCs w:val="24"/>
-        </w:rPr>
-        <w:t xml:space="preserve"> input number.</w:t>
+        <w:t>Write a java program to find the multiplication of a input number.</w:t>
       </w:r>
     </w:p>
     <w:p>
@@ -852,27 +677,7 @@
           <w:sz w:val="24"/>
           <w:szCs w:val="24"/>
         </w:rPr>
-        <w:t xml:space="preserve">alculate factorial of </w:t>
-      </w:r>
-      <w:proofErr w:type="gramStart"/>
-      <w:r>
-        <w:rPr>
-          <w:rFonts w:ascii="Verdana" w:hAnsi="Verdana"/>
-          <w:color w:val="000000"/>
-          <w:sz w:val="24"/>
-          <w:szCs w:val="24"/>
-        </w:rPr>
-        <w:t>a</w:t>
-      </w:r>
-      <w:proofErr w:type="gramEnd"/>
-      <w:r>
-        <w:rPr>
-          <w:rFonts w:ascii="Verdana" w:hAnsi="Verdana"/>
-          <w:color w:val="000000"/>
-          <w:sz w:val="24"/>
-          <w:szCs w:val="24"/>
-        </w:rPr>
-        <w:t xml:space="preserve"> </w:t>
+        <w:t xml:space="preserve">alculate factorial of a </w:t>
       </w:r>
       <w:r>
         <w:rPr>
@@ -1055,27 +860,7 @@
           <w:sz w:val="24"/>
           <w:szCs w:val="24"/>
         </w:rPr>
-        <w:t xml:space="preserve">Write a java to count and sum of digits in </w:t>
-      </w:r>
-      <w:proofErr w:type="gramStart"/>
-      <w:r>
-        <w:rPr>
-          <w:rFonts w:ascii="Verdana" w:hAnsi="Verdana"/>
-          <w:color w:val="000000"/>
-          <w:sz w:val="24"/>
-          <w:szCs w:val="24"/>
-        </w:rPr>
-        <w:t>a</w:t>
-      </w:r>
-      <w:proofErr w:type="gramEnd"/>
-      <w:r>
-        <w:rPr>
-          <w:rFonts w:ascii="Verdana" w:hAnsi="Verdana"/>
-          <w:color w:val="000000"/>
-          <w:sz w:val="24"/>
-          <w:szCs w:val="24"/>
-        </w:rPr>
-        <w:t xml:space="preserve"> input number.</w:t>
+        <w:t>Write a java to count and sum of digits in a input number.</w:t>
       </w:r>
     </w:p>
     <w:p>
@@ -1107,6 +892,509 @@
           <w:szCs w:val="24"/>
         </w:rPr>
         <w:lastRenderedPageBreak/>
+        <w:t>Day 05</w:t>
+      </w:r>
+    </w:p>
+    <w:p>
+      <w:pPr>
+        <w:pStyle w:val="max2"/>
+        <w:numPr>
+          <w:ilvl w:val="0"/>
+          <w:numId w:val="10"/>
+        </w:numPr>
+        <w:rPr>
+          <w:rFonts w:ascii="Verdana" w:hAnsi="Verdana"/>
+          <w:color w:val="000000"/>
+          <w:sz w:val="24"/>
+          <w:szCs w:val="24"/>
+        </w:rPr>
+      </w:pPr>
+      <w:r>
+        <w:rPr>
+          <w:rFonts w:ascii="Verdana" w:hAnsi="Verdana"/>
+          <w:color w:val="000000"/>
+          <w:sz w:val="24"/>
+          <w:szCs w:val="24"/>
+        </w:rPr>
+        <w:t xml:space="preserve">Take an integer from user and count how many digits are </w:t>
+      </w:r>
+      <w:r>
+        <w:rPr>
+          <w:rFonts w:ascii="Verdana" w:hAnsi="Verdana"/>
+          <w:b/>
+          <w:bCs/>
+          <w:color w:val="000000"/>
+          <w:sz w:val="24"/>
+          <w:szCs w:val="24"/>
+        </w:rPr>
+        <w:t>even</w:t>
+      </w:r>
+      <w:r>
+        <w:rPr>
+          <w:rFonts w:ascii="Verdana" w:hAnsi="Verdana"/>
+          <w:color w:val="000000"/>
+          <w:sz w:val="24"/>
+          <w:szCs w:val="24"/>
+        </w:rPr>
+        <w:t xml:space="preserve"> and how many are </w:t>
+      </w:r>
+      <w:r>
+        <w:rPr>
+          <w:rFonts w:ascii="Verdana" w:hAnsi="Verdana"/>
+          <w:b/>
+          <w:bCs/>
+          <w:color w:val="000000"/>
+          <w:sz w:val="24"/>
+          <w:szCs w:val="24"/>
+        </w:rPr>
+        <w:t>odd</w:t>
+      </w:r>
+      <w:r>
+        <w:rPr>
+          <w:rFonts w:ascii="Verdana" w:hAnsi="Verdana"/>
+          <w:color w:val="000000"/>
+          <w:sz w:val="24"/>
+          <w:szCs w:val="24"/>
+        </w:rPr>
+        <w:t>.</w:t>
+      </w:r>
+    </w:p>
+    <w:p>
+      <w:pPr>
+        <w:pStyle w:val="max2"/>
+        <w:numPr>
+          <w:ilvl w:val="0"/>
+          <w:numId w:val="10"/>
+        </w:numPr>
+        <w:rPr>
+          <w:rFonts w:ascii="Verdana" w:hAnsi="Verdana"/>
+          <w:color w:val="000000"/>
+          <w:sz w:val="24"/>
+          <w:szCs w:val="24"/>
+        </w:rPr>
+      </w:pPr>
+      <w:r>
+        <w:rPr>
+          <w:rFonts w:ascii="Verdana" w:hAnsi="Verdana"/>
+          <w:color w:val="000000"/>
+          <w:sz w:val="24"/>
+          <w:szCs w:val="24"/>
+        </w:rPr>
+        <w:t>Write a program to count how many words are there in entered string or sentence.</w:t>
+      </w:r>
+    </w:p>
+    <w:p>
+      <w:pPr>
+        <w:pStyle w:val="max2"/>
+        <w:numPr>
+          <w:ilvl w:val="0"/>
+          <w:numId w:val="10"/>
+        </w:numPr>
+        <w:rPr>
+          <w:rFonts w:ascii="Verdana" w:hAnsi="Verdana"/>
+          <w:color w:val="000000"/>
+          <w:sz w:val="24"/>
+          <w:szCs w:val="24"/>
+        </w:rPr>
+      </w:pPr>
+      <w:r>
+        <w:rPr>
+          <w:rFonts w:ascii="Verdana" w:hAnsi="Verdana"/>
+          <w:color w:val="000000"/>
+          <w:sz w:val="24"/>
+          <w:szCs w:val="24"/>
+        </w:rPr>
+        <w:t xml:space="preserve">Write a program to reverse the order of words in a string entered, for eg : I am Ram  to  Ram am I </w:t>
+      </w:r>
+    </w:p>
+    <w:p>
+      <w:pPr>
+        <w:pStyle w:val="max2"/>
+        <w:numPr>
+          <w:ilvl w:val="0"/>
+          <w:numId w:val="10"/>
+        </w:numPr>
+        <w:rPr>
+          <w:rFonts w:ascii="Verdana" w:hAnsi="Verdana"/>
+          <w:color w:val="000000"/>
+          <w:sz w:val="24"/>
+          <w:szCs w:val="24"/>
+        </w:rPr>
+      </w:pPr>
+      <w:r>
+        <w:rPr>
+          <w:rFonts w:ascii="Verdana" w:hAnsi="Verdana"/>
+          <w:color w:val="000000"/>
+          <w:sz w:val="24"/>
+          <w:szCs w:val="24"/>
+        </w:rPr>
+        <w:t>Write a program to find second highest in an array without sorting.</w:t>
+      </w:r>
+    </w:p>
+    <w:p>
+      <w:pPr>
+        <w:pStyle w:val="max2"/>
+        <w:numPr>
+          <w:ilvl w:val="0"/>
+          <w:numId w:val="10"/>
+        </w:numPr>
+        <w:rPr>
+          <w:rFonts w:ascii="Verdana" w:hAnsi="Verdana"/>
+          <w:color w:val="000000"/>
+          <w:sz w:val="24"/>
+          <w:szCs w:val="24"/>
+        </w:rPr>
+      </w:pPr>
+      <w:r>
+        <w:rPr>
+          <w:rFonts w:ascii="Verdana" w:hAnsi="Verdana"/>
+          <w:color w:val="000000"/>
+          <w:sz w:val="24"/>
+          <w:szCs w:val="24"/>
+        </w:rPr>
+        <w:t xml:space="preserve">Take a number and print </w:t>
+      </w:r>
+      <w:r>
+        <w:rPr>
+          <w:rFonts w:ascii="Verdana" w:hAnsi="Verdana"/>
+          <w:b/>
+          <w:bCs/>
+          <w:color w:val="000000"/>
+          <w:sz w:val="24"/>
+          <w:szCs w:val="24"/>
+        </w:rPr>
+        <w:t>each digit on a new line</w:t>
+      </w:r>
+      <w:r>
+        <w:rPr>
+          <w:rFonts w:ascii="Verdana" w:hAnsi="Verdana"/>
+          <w:color w:val="000000"/>
+          <w:sz w:val="24"/>
+          <w:szCs w:val="24"/>
+        </w:rPr>
+        <w:t xml:space="preserve"> (from right to left).</w:t>
+      </w:r>
+    </w:p>
+    <w:p>
+      <w:pPr>
+        <w:pStyle w:val="max2"/>
+        <w:rPr>
+          <w:rFonts w:ascii="Verdana" w:hAnsi="Verdana"/>
+          <w:color w:val="000000"/>
+          <w:sz w:val="24"/>
+          <w:szCs w:val="24"/>
+        </w:rPr>
+      </w:pPr>
+      <w:r>
+        <w:rPr>
+          <w:rFonts w:ascii="Verdana" w:hAnsi="Verdana"/>
+          <w:color w:val="000000"/>
+          <w:sz w:val="24"/>
+          <w:szCs w:val="24"/>
+        </w:rPr>
+        <w:t>Day 06</w:t>
+      </w:r>
+    </w:p>
+    <w:p>
+      <w:pPr>
+        <w:pStyle w:val="max2"/>
+        <w:numPr>
+          <w:ilvl w:val="0"/>
+          <w:numId w:val="11"/>
+        </w:numPr>
+        <w:rPr>
+          <w:rFonts w:ascii="Verdana" w:hAnsi="Verdana"/>
+          <w:color w:val="000000"/>
+          <w:sz w:val="24"/>
+          <w:szCs w:val="24"/>
+        </w:rPr>
+      </w:pPr>
+      <w:r>
+        <w:rPr>
+          <w:rFonts w:ascii="Verdana" w:hAnsi="Verdana"/>
+          <w:color w:val="000000"/>
+          <w:sz w:val="24"/>
+          <w:szCs w:val="24"/>
+        </w:rPr>
+        <w:t>Write a program to print only the even digits from a number.</w:t>
+      </w:r>
+    </w:p>
+    <w:p>
+      <w:pPr>
+        <w:pStyle w:val="max2"/>
+        <w:numPr>
+          <w:ilvl w:val="0"/>
+          <w:numId w:val="11"/>
+        </w:numPr>
+        <w:rPr>
+          <w:rFonts w:ascii="Verdana" w:hAnsi="Verdana"/>
+          <w:color w:val="000000"/>
+          <w:sz w:val="24"/>
+          <w:szCs w:val="24"/>
+        </w:rPr>
+      </w:pPr>
+      <w:r>
+        <w:rPr>
+          <w:rFonts w:ascii="Verdana" w:hAnsi="Verdana"/>
+          <w:color w:val="000000"/>
+          <w:sz w:val="24"/>
+          <w:szCs w:val="24"/>
+        </w:rPr>
+        <w:t xml:space="preserve">Write a program to </w:t>
+      </w:r>
+      <w:r>
+        <w:rPr>
+          <w:rFonts w:ascii="Verdana" w:hAnsi="Verdana"/>
+          <w:color w:val="000000"/>
+          <w:sz w:val="24"/>
+          <w:szCs w:val="24"/>
+        </w:rPr>
+        <w:t xml:space="preserve">Count how many digits are </w:t>
+      </w:r>
+      <w:r>
+        <w:rPr>
+          <w:rFonts w:ascii="Verdana" w:hAnsi="Verdana"/>
+          <w:b/>
+          <w:bCs/>
+          <w:color w:val="000000"/>
+          <w:sz w:val="24"/>
+          <w:szCs w:val="24"/>
+        </w:rPr>
+        <w:t>greater than 5</w:t>
+      </w:r>
+      <w:r>
+        <w:rPr>
+          <w:rFonts w:ascii="Verdana" w:hAnsi="Verdana"/>
+          <w:color w:val="000000"/>
+          <w:sz w:val="24"/>
+          <w:szCs w:val="24"/>
+        </w:rPr>
+        <w:t xml:space="preserve"> in a number.</w:t>
+      </w:r>
+    </w:p>
+    <w:p>
+      <w:pPr>
+        <w:pStyle w:val="max2"/>
+        <w:numPr>
+          <w:ilvl w:val="0"/>
+          <w:numId w:val="11"/>
+        </w:numPr>
+        <w:rPr>
+          <w:rFonts w:ascii="Verdana" w:hAnsi="Verdana"/>
+          <w:color w:val="000000"/>
+          <w:sz w:val="24"/>
+          <w:szCs w:val="24"/>
+        </w:rPr>
+      </w:pPr>
+      <w:r>
+        <w:rPr>
+          <w:rFonts w:ascii="Verdana" w:hAnsi="Verdana"/>
+          <w:color w:val="000000"/>
+          <w:sz w:val="24"/>
+          <w:szCs w:val="24"/>
+        </w:rPr>
+        <w:t xml:space="preserve">Write a program to </w:t>
+      </w:r>
+      <w:r>
+        <w:rPr>
+          <w:rFonts w:ascii="Verdana" w:hAnsi="Verdana"/>
+          <w:color w:val="000000"/>
+          <w:sz w:val="24"/>
+          <w:szCs w:val="24"/>
+        </w:rPr>
+        <w:t>calculate</w:t>
+      </w:r>
+      <w:r>
+        <w:rPr>
+          <w:rFonts w:ascii="Verdana" w:hAnsi="Verdana"/>
+          <w:b/>
+          <w:bCs/>
+          <w:color w:val="000000"/>
+          <w:sz w:val="24"/>
+          <w:szCs w:val="24"/>
+        </w:rPr>
+        <w:t xml:space="preserve"> </w:t>
+      </w:r>
+      <w:r>
+        <w:rPr>
+          <w:rFonts w:ascii="Verdana" w:hAnsi="Verdana"/>
+          <w:b/>
+          <w:bCs/>
+          <w:color w:val="000000"/>
+          <w:sz w:val="24"/>
+          <w:szCs w:val="24"/>
+        </w:rPr>
+        <w:t>factorial</w:t>
+      </w:r>
+      <w:r>
+        <w:rPr>
+          <w:rFonts w:ascii="Verdana" w:hAnsi="Verdana"/>
+          <w:color w:val="000000"/>
+          <w:sz w:val="24"/>
+          <w:szCs w:val="24"/>
+        </w:rPr>
+        <w:t xml:space="preserve"> </w:t>
+      </w:r>
+      <w:r>
+        <w:rPr>
+          <w:rFonts w:ascii="Verdana" w:hAnsi="Verdana"/>
+          <w:color w:val="000000"/>
+          <w:sz w:val="24"/>
+          <w:szCs w:val="24"/>
+        </w:rPr>
+        <w:t>f</w:t>
+      </w:r>
+      <w:r>
+        <w:rPr>
+          <w:rFonts w:ascii="Verdana" w:hAnsi="Verdana"/>
+          <w:color w:val="000000"/>
+          <w:sz w:val="24"/>
+          <w:szCs w:val="24"/>
+        </w:rPr>
+        <w:t>or a given digit</w:t>
+      </w:r>
+      <w:r>
+        <w:rPr>
+          <w:rFonts w:ascii="Verdana" w:hAnsi="Verdana"/>
+          <w:color w:val="000000"/>
+          <w:sz w:val="24"/>
+          <w:szCs w:val="24"/>
+        </w:rPr>
+        <w:t>. Using while loop only.</w:t>
+      </w:r>
+    </w:p>
+    <w:p>
+      <w:pPr>
+        <w:pStyle w:val="max2"/>
+        <w:numPr>
+          <w:ilvl w:val="0"/>
+          <w:numId w:val="11"/>
+        </w:numPr>
+        <w:rPr>
+          <w:rFonts w:ascii="Verdana" w:hAnsi="Verdana"/>
+          <w:color w:val="000000"/>
+          <w:sz w:val="24"/>
+          <w:szCs w:val="24"/>
+        </w:rPr>
+      </w:pPr>
+      <w:r>
+        <w:rPr>
+          <w:rFonts w:ascii="Verdana" w:hAnsi="Verdana"/>
+          <w:color w:val="000000"/>
+          <w:sz w:val="24"/>
+          <w:szCs w:val="24"/>
+        </w:rPr>
+        <w:t xml:space="preserve">Write a program to </w:t>
+      </w:r>
+      <w:r>
+        <w:rPr>
+          <w:rFonts w:ascii="Verdana" w:hAnsi="Verdana"/>
+          <w:color w:val="000000"/>
+          <w:sz w:val="24"/>
+          <w:szCs w:val="24"/>
+        </w:rPr>
+        <w:t xml:space="preserve">take a number and print </w:t>
+      </w:r>
+      <w:r>
+        <w:rPr>
+          <w:rFonts w:ascii="Verdana" w:hAnsi="Verdana"/>
+          <w:b/>
+          <w:bCs/>
+          <w:color w:val="000000"/>
+          <w:sz w:val="24"/>
+          <w:szCs w:val="24"/>
+        </w:rPr>
+        <w:t>factorial of each digit</w:t>
+      </w:r>
+      <w:r>
+        <w:rPr>
+          <w:rFonts w:ascii="Verdana" w:hAnsi="Verdana"/>
+          <w:color w:val="000000"/>
+          <w:sz w:val="24"/>
+          <w:szCs w:val="24"/>
+        </w:rPr>
+        <w:t>.</w:t>
+      </w:r>
+    </w:p>
+    <w:p>
+      <w:pPr>
+        <w:pStyle w:val="max2"/>
+        <w:numPr>
+          <w:ilvl w:val="0"/>
+          <w:numId w:val="11"/>
+        </w:numPr>
+        <w:rPr>
+          <w:rFonts w:ascii="Verdana" w:hAnsi="Verdana"/>
+          <w:color w:val="000000"/>
+          <w:sz w:val="24"/>
+          <w:szCs w:val="24"/>
+        </w:rPr>
+      </w:pPr>
+      <w:r>
+        <w:rPr>
+          <w:rFonts w:ascii="Verdana" w:hAnsi="Verdana"/>
+          <w:color w:val="000000"/>
+          <w:sz w:val="24"/>
+          <w:szCs w:val="24"/>
+        </w:rPr>
+        <w:t xml:space="preserve">Write a program to </w:t>
+      </w:r>
+      <w:r>
+        <w:rPr>
+          <w:rFonts w:ascii="Verdana" w:hAnsi="Verdana"/>
+          <w:color w:val="000000"/>
+          <w:sz w:val="24"/>
+          <w:szCs w:val="24"/>
+        </w:rPr>
+        <w:t>Print factorial of numbers from 1 to 5</w:t>
+      </w:r>
+      <w:r>
+        <w:rPr>
+          <w:rFonts w:ascii="Verdana" w:hAnsi="Verdana"/>
+          <w:color w:val="000000"/>
+          <w:sz w:val="24"/>
+          <w:szCs w:val="24"/>
+        </w:rPr>
+        <w:t>.</w:t>
+      </w:r>
+    </w:p>
+    <w:p>
+      <w:pPr>
+        <w:pStyle w:val="max2"/>
+        <w:rPr>
+          <w:rFonts w:ascii="Verdana" w:hAnsi="Verdana"/>
+          <w:color w:val="000000"/>
+          <w:sz w:val="24"/>
+          <w:szCs w:val="24"/>
+        </w:rPr>
+      </w:pPr>
+      <w:r>
+        <w:rPr>
+          <w:rFonts w:ascii="Verdana" w:hAnsi="Verdana"/>
+          <w:color w:val="000000"/>
+          <w:sz w:val="24"/>
+          <w:szCs w:val="24"/>
+        </w:rPr>
+        <w:t>Day 07</w:t>
+      </w:r>
+    </w:p>
+    <w:p>
+      <w:pPr>
+        <w:pStyle w:val="max2"/>
+        <w:rPr>
+          <w:rFonts w:ascii="Verdana" w:hAnsi="Verdana"/>
+          <w:color w:val="000000"/>
+          <w:sz w:val="24"/>
+          <w:szCs w:val="24"/>
+        </w:rPr>
+      </w:pPr>
+      <w:r>
+        <w:rPr>
+          <w:rFonts w:ascii="Verdana" w:hAnsi="Verdana"/>
+          <w:color w:val="000000"/>
+          <w:sz w:val="24"/>
+          <w:szCs w:val="24"/>
+        </w:rPr>
         <w:t>Day 0</w:t>
       </w:r>
       <w:r>
@@ -1116,7 +1404,7 @@
           <w:sz w:val="24"/>
           <w:szCs w:val="24"/>
         </w:rPr>
-        <w:t>5</w:t>
+        <w:t>8</w:t>
       </w:r>
     </w:p>
     <w:p>
@@ -1140,7 +1428,27 @@
           <w:sz w:val="24"/>
           <w:szCs w:val="24"/>
         </w:rPr>
-        <w:t>Write a java program to</w:t>
+        <w:t xml:space="preserve">Take a sentence and reverse </w:t>
+      </w:r>
+      <w:r>
+        <w:rPr>
+          <w:rFonts w:ascii="Verdana" w:hAnsi="Verdana"/>
+          <w:b/>
+          <w:bCs/>
+          <w:color w:val="000000"/>
+          <w:sz w:val="24"/>
+          <w:szCs w:val="24"/>
+        </w:rPr>
+        <w:t>each word individually</w:t>
+      </w:r>
+      <w:r>
+        <w:rPr>
+          <w:rFonts w:ascii="Verdana" w:hAnsi="Verdana"/>
+          <w:color w:val="000000"/>
+          <w:sz w:val="24"/>
+          <w:szCs w:val="24"/>
+        </w:rPr>
+        <w:t>, not the full sentence.</w:t>
       </w:r>
     </w:p>
     <w:p>
@@ -1236,38 +1544,36 @@
           <w:sz w:val="24"/>
           <w:szCs w:val="24"/>
         </w:rPr>
-        <w:t xml:space="preserve">Write a java program to find if the input number is a prime or </w:t>
-      </w:r>
-      <w:proofErr w:type="gramStart"/>
-      <w:r>
-        <w:rPr>
-          <w:rFonts w:ascii="Verdana" w:hAnsi="Verdana"/>
-          <w:color w:val="000000"/>
-          <w:sz w:val="24"/>
-          <w:szCs w:val="24"/>
-        </w:rPr>
-        <w:t>not .</w:t>
-      </w:r>
-      <w:proofErr w:type="gramEnd"/>
-    </w:p>
-    <w:p>
-      <w:pPr>
-        <w:pStyle w:val="max2"/>
-        <w:rPr>
-          <w:rFonts w:ascii="Verdana" w:hAnsi="Verdana"/>
-          <w:color w:val="000000"/>
-          <w:sz w:val="24"/>
-          <w:szCs w:val="24"/>
-        </w:rPr>
-      </w:pPr>
-      <w:r>
-        <w:rPr>
-          <w:rFonts w:ascii="Verdana" w:hAnsi="Verdana"/>
-          <w:color w:val="000000"/>
-          <w:sz w:val="24"/>
-          <w:szCs w:val="24"/>
-        </w:rPr>
-        <w:t>Day 06</w:t>
+        <w:t>Write a java program to find if the input number is a prime or not .</w:t>
+      </w:r>
+    </w:p>
+    <w:p>
+      <w:pPr>
+        <w:pStyle w:val="max2"/>
+        <w:rPr>
+          <w:rFonts w:ascii="Verdana" w:hAnsi="Verdana"/>
+          <w:color w:val="000000"/>
+          <w:sz w:val="24"/>
+          <w:szCs w:val="24"/>
+        </w:rPr>
+      </w:pPr>
+      <w:r>
+        <w:rPr>
+          <w:rFonts w:ascii="Verdana" w:hAnsi="Verdana"/>
+          <w:color w:val="000000"/>
+          <w:sz w:val="24"/>
+          <w:szCs w:val="24"/>
+        </w:rPr>
+        <w:t>Day 0</w:t>
+      </w:r>
+      <w:r>
+        <w:rPr>
+          <w:rFonts w:ascii="Verdana" w:hAnsi="Verdana"/>
+          <w:color w:val="000000"/>
+          <w:sz w:val="24"/>
+          <w:szCs w:val="24"/>
+        </w:rPr>
+        <w:t>9</w:t>
       </w:r>
     </w:p>
     <w:p>
@@ -1302,6 +1608,89 @@
         </w:rPr>
         <w:t>Convert days into years, months, days.</w:t>
       </w:r>
+    </w:p>
+    <w:p>
+      <w:pPr>
+        <w:pStyle w:val="max2"/>
+        <w:numPr>
+          <w:ilvl w:val="0"/>
+          <w:numId w:val="9"/>
+        </w:numPr>
+        <w:rPr>
+          <w:rFonts w:ascii="Verdana" w:hAnsi="Verdana"/>
+          <w:color w:val="000000"/>
+          <w:sz w:val="24"/>
+          <w:szCs w:val="24"/>
+        </w:rPr>
+      </w:pPr>
+      <w:r>
+        <w:rPr>
+          <w:rFonts w:ascii="Verdana" w:hAnsi="Verdana"/>
+          <w:color w:val="000000"/>
+          <w:sz w:val="24"/>
+          <w:szCs w:val="24"/>
+        </w:rPr>
+        <w:t xml:space="preserve">Remove duplicate characters from a string </w:t>
+      </w:r>
+      <w:r>
+        <w:rPr>
+          <w:rFonts w:ascii="Verdana" w:hAnsi="Verdana"/>
+          <w:b/>
+          <w:bCs/>
+          <w:color w:val="000000"/>
+          <w:sz w:val="24"/>
+          <w:szCs w:val="24"/>
+        </w:rPr>
+        <w:t>without using Set or extra libraries</w:t>
+      </w:r>
+      <w:r>
+        <w:rPr>
+          <w:rFonts w:ascii="Verdana" w:hAnsi="Verdana"/>
+          <w:color w:val="000000"/>
+          <w:sz w:val="24"/>
+          <w:szCs w:val="24"/>
+        </w:rPr>
+        <w:t>.</w:t>
+      </w:r>
+    </w:p>
+    <w:p>
+      <w:pPr>
+        <w:pStyle w:val="max2"/>
+        <w:numPr>
+          <w:ilvl w:val="0"/>
+          <w:numId w:val="9"/>
+        </w:numPr>
+        <w:rPr>
+          <w:rFonts w:ascii="Verdana" w:hAnsi="Verdana"/>
+          <w:color w:val="000000"/>
+          <w:sz w:val="24"/>
+          <w:szCs w:val="24"/>
+        </w:rPr>
+      </w:pPr>
+      <w:r>
+        <w:rPr>
+          <w:rFonts w:ascii="Verdana" w:hAnsi="Verdana"/>
+          <w:color w:val="000000"/>
+          <w:sz w:val="24"/>
+          <w:szCs w:val="24"/>
+        </w:rPr>
+        <w:t>Check If a Number is Strong Number</w:t>
+      </w:r>
+    </w:p>
+    <w:p>
+      <w:pPr>
+        <w:pStyle w:val="max2"/>
+        <w:numPr>
+          <w:ilvl w:val="0"/>
+          <w:numId w:val="9"/>
+        </w:numPr>
+        <w:rPr>
+          <w:rFonts w:ascii="Verdana" w:hAnsi="Verdana"/>
+          <w:color w:val="000000"/>
+          <w:sz w:val="24"/>
+          <w:szCs w:val="24"/>
+        </w:rPr>
+      </w:pPr>
     </w:p>
     <w:p>
       <w:pPr>
@@ -1327,6 +1716,92 @@
 <file path=word/numbering.xml><?xml version="1.0" encoding="utf-8"?>
 <w:numbering xmlns:wpc="http://schemas.microsoft.com/office/word/2010/wordprocessingCanvas" xmlns:cx="http://schemas.microsoft.com/office/drawing/2014/chartex" xmlns:cx1="http://schemas.microsoft.com/office/drawing/2015/9/8/chartex" xmlns:cx2="http://schemas.microsoft.com/office/drawing/2015/10/21/chartex" xmlns:cx3="http://schemas.microsoft.com/office/drawing/2016/5/9/chartex" xmlns:cx4="http://schemas.microsoft.com/office/drawing/2016/5/10/chartex" xmlns:cx5="http://schemas.microsoft.com/office/drawing/2016/5/11/chartex" xmlns:cx6="http://schemas.microsoft.com/office/drawing/2016/5/12/chartex" xmlns:cx7="http://schemas.microsoft.com/office/drawing/2016/5/13/chartex" xmlns:cx8="http://schemas.microsoft.com/office/drawing/2016/5/14/chartex" xmlns:mc="http://schemas.openxmlformats.org/markup-compatibility/2006" xmlns:aink="http://schemas.microsoft.com/office/drawing/2016/ink" xmlns:am3d="http://schemas.microsoft.com/office/drawing/2017/model3d" xmlns:o="urn:schemas-microsoft-com:office:office" xmlns:oel="http://schemas.microsoft.com/office/2019/extlst" xmlns:r="http://schemas.openxmlformats.org/officeDocument/2006/relationships" xmlns:m="http://schemas.openxmlformats.org/officeDocument/2006/math" xmlns:v="urn:schemas-microsoft-com:vml" xmlns:wp14="http://schemas.microsoft.com/office/word/2010/wordprocessingDrawing" xmlns:wp="http://schemas.openxmlformats.org/drawingml/2006/wordprocessingDrawing" xmlns:w10="urn:schemas-microsoft-com:office:word" xmlns:w="http://schemas.openxmlformats.org/wordprocessingml/2006/main" xmlns:w14="http://schemas.microsoft.com/office/word/2010/wordml" xmlns:w15="http://schemas.microsoft.com/office/word/2012/wordml" xmlns:w16cex="http://schemas.microsoft.com/office/word/2018/wordml/cex" xmlns:w16cid="http://schemas.microsoft.com/office/word/2016/wordml/cid" xmlns:w16="http://schemas.microsoft.com/office/word/2018/wordml" xmlns:w16du="http://schemas.microsoft.com/office/word/2023/wordml/word16du" xmlns:w16sdtdh="http://schemas.microsoft.com/office/word/2020/wordml/sdtdatahash" xmlns:w16sdtfl="http://schemas.microsoft.com/office/word/2024/wordml/sdtformatlock" xmlns:w16se="http://schemas.microsoft.com/office/word/2015/wordml/symex" xmlns:wpg="http://schemas.microsoft.com/office/word/2010/wordprocessingGroup" xmlns:wpi="http://schemas.microsoft.com/office/word/2010/wordprocessingInk" xmlns:wne="http://schemas.microsoft.com/office/word/2006/wordml" xmlns:wps="http://schemas.microsoft.com/office/word/2010/wordprocessingShape" mc:Ignorable="w14 w15 w16se w16cid w16 w16cex w16sdtdh w16sdtfl w16du wp14">
   <w:abstractNum w:abstractNumId="0" w15:restartNumberingAfterBreak="0">
+    <w:nsid w:val="05F4090A"/>
+    <w:multiLevelType w:val="hybridMultilevel"/>
+    <w:tmpl w:val="F48E9838"/>
+    <w:lvl w:ilvl="0" w:tplc="0409000F">
+      <w:start w:val="1"/>
+      <w:numFmt w:val="decimal"/>
+      <w:lvlText w:val="%1."/>
+      <w:lvlJc w:val="left"/>
+      <w:pPr>
+        <w:ind w:left="720" w:hanging="360"/>
+      </w:pPr>
+    </w:lvl>
+    <w:lvl w:ilvl="1" w:tplc="04090019" w:tentative="1">
+      <w:start w:val="1"/>
+      <w:numFmt w:val="lowerLetter"/>
+      <w:lvlText w:val="%2."/>
+      <w:lvlJc w:val="left"/>
+      <w:pPr>
+        <w:ind w:left="1440" w:hanging="360"/>
+      </w:pPr>
+    </w:lvl>
+    <w:lvl w:ilvl="2" w:tplc="0409001B" w:tentative="1">
+      <w:start w:val="1"/>
+      <w:numFmt w:val="lowerRoman"/>
+      <w:lvlText w:val="%3."/>
+      <w:lvlJc w:val="right"/>
+      <w:pPr>
+        <w:ind w:left="2160" w:hanging="180"/>
+      </w:pPr>
+    </w:lvl>
+    <w:lvl w:ilvl="3" w:tplc="0409000F" w:tentative="1">
+      <w:start w:val="1"/>
+      <w:numFmt w:val="decimal"/>
+      <w:lvlText w:val="%4."/>
+      <w:lvlJc w:val="left"/>
+      <w:pPr>
+        <w:ind w:left="2880" w:hanging="360"/>
+      </w:pPr>
+    </w:lvl>
+    <w:lvl w:ilvl="4" w:tplc="04090019" w:tentative="1">
+      <w:start w:val="1"/>
+      <w:numFmt w:val="lowerLetter"/>
+      <w:lvlText w:val="%5."/>
+      <w:lvlJc w:val="left"/>
+      <w:pPr>
+        <w:ind w:left="3600" w:hanging="360"/>
+      </w:pPr>
+    </w:lvl>
+    <w:lvl w:ilvl="5" w:tplc="0409001B" w:tentative="1">
+      <w:start w:val="1"/>
+      <w:numFmt w:val="lowerRoman"/>
+      <w:lvlText w:val="%6."/>
+      <w:lvlJc w:val="right"/>
+      <w:pPr>
+        <w:ind w:left="4320" w:hanging="180"/>
+      </w:pPr>
+    </w:lvl>
+    <w:lvl w:ilvl="6" w:tplc="0409000F" w:tentative="1">
+      <w:start w:val="1"/>
+      <w:numFmt w:val="decimal"/>
+      <w:lvlText w:val="%7."/>
+      <w:lvlJc w:val="left"/>
+      <w:pPr>
+        <w:ind w:left="5040" w:hanging="360"/>
+      </w:pPr>
+    </w:lvl>
+    <w:lvl w:ilvl="7" w:tplc="04090019" w:tentative="1">
+      <w:start w:val="1"/>
+      <w:numFmt w:val="lowerLetter"/>
+      <w:lvlText w:val="%8."/>
+      <w:lvlJc w:val="left"/>
+      <w:pPr>
+        <w:ind w:left="5760" w:hanging="360"/>
+      </w:pPr>
+    </w:lvl>
+    <w:lvl w:ilvl="8" w:tplc="0409001B" w:tentative="1">
+      <w:start w:val="1"/>
+      <w:numFmt w:val="lowerRoman"/>
+      <w:lvlText w:val="%9."/>
+      <w:lvlJc w:val="right"/>
+      <w:pPr>
+        <w:ind w:left="6480" w:hanging="180"/>
+      </w:pPr>
+    </w:lvl>
+  </w:abstractNum>
+  <w:abstractNum w:abstractNumId="1" w15:restartNumberingAfterBreak="0">
     <w:nsid w:val="25916D50"/>
     <w:multiLevelType w:val="hybridMultilevel"/>
     <w:tmpl w:val="A548623A"/>
@@ -1412,7 +1887,7 @@
       </w:pPr>
     </w:lvl>
   </w:abstractNum>
-  <w:abstractNum w:abstractNumId="1" w15:restartNumberingAfterBreak="0">
+  <w:abstractNum w:abstractNumId="2" w15:restartNumberingAfterBreak="0">
     <w:nsid w:val="25C7788F"/>
     <w:multiLevelType w:val="hybridMultilevel"/>
     <w:tmpl w:val="BA6C4D96"/>
@@ -1498,7 +1973,93 @@
       </w:pPr>
     </w:lvl>
   </w:abstractNum>
-  <w:abstractNum w:abstractNumId="2" w15:restartNumberingAfterBreak="0">
+  <w:abstractNum w:abstractNumId="3" w15:restartNumberingAfterBreak="0">
+    <w:nsid w:val="27D1368A"/>
+    <w:multiLevelType w:val="hybridMultilevel"/>
+    <w:tmpl w:val="24846766"/>
+    <w:lvl w:ilvl="0" w:tplc="0409000F">
+      <w:start w:val="1"/>
+      <w:numFmt w:val="decimal"/>
+      <w:lvlText w:val="%1."/>
+      <w:lvlJc w:val="left"/>
+      <w:pPr>
+        <w:ind w:left="720" w:hanging="360"/>
+      </w:pPr>
+    </w:lvl>
+    <w:lvl w:ilvl="1" w:tplc="04090019" w:tentative="1">
+      <w:start w:val="1"/>
+      <w:numFmt w:val="lowerLetter"/>
+      <w:lvlText w:val="%2."/>
+      <w:lvlJc w:val="left"/>
+      <w:pPr>
+        <w:ind w:left="1440" w:hanging="360"/>
+      </w:pPr>
+    </w:lvl>
+    <w:lvl w:ilvl="2" w:tplc="0409001B" w:tentative="1">
+      <w:start w:val="1"/>
+      <w:numFmt w:val="lowerRoman"/>
+      <w:lvlText w:val="%3."/>
+      <w:lvlJc w:val="right"/>
+      <w:pPr>
+        <w:ind w:left="2160" w:hanging="180"/>
+      </w:pPr>
+    </w:lvl>
+    <w:lvl w:ilvl="3" w:tplc="0409000F" w:tentative="1">
+      <w:start w:val="1"/>
+      <w:numFmt w:val="decimal"/>
+      <w:lvlText w:val="%4."/>
+      <w:lvlJc w:val="left"/>
+      <w:pPr>
+        <w:ind w:left="2880" w:hanging="360"/>
+      </w:pPr>
+    </w:lvl>
+    <w:lvl w:ilvl="4" w:tplc="04090019" w:tentative="1">
+      <w:start w:val="1"/>
+      <w:numFmt w:val="lowerLetter"/>
+      <w:lvlText w:val="%5."/>
+      <w:lvlJc w:val="left"/>
+      <w:pPr>
+        <w:ind w:left="3600" w:hanging="360"/>
+      </w:pPr>
+    </w:lvl>
+    <w:lvl w:ilvl="5" w:tplc="0409001B" w:tentative="1">
+      <w:start w:val="1"/>
+      <w:numFmt w:val="lowerRoman"/>
+      <w:lvlText w:val="%6."/>
+      <w:lvlJc w:val="right"/>
+      <w:pPr>
+        <w:ind w:left="4320" w:hanging="180"/>
+      </w:pPr>
+    </w:lvl>
+    <w:lvl w:ilvl="6" w:tplc="0409000F" w:tentative="1">
+      <w:start w:val="1"/>
+      <w:numFmt w:val="decimal"/>
+      <w:lvlText w:val="%7."/>
+      <w:lvlJc w:val="left"/>
+      <w:pPr>
+        <w:ind w:left="5040" w:hanging="360"/>
+      </w:pPr>
+    </w:lvl>
+    <w:lvl w:ilvl="7" w:tplc="04090019" w:tentative="1">
+      <w:start w:val="1"/>
+      <w:numFmt w:val="lowerLetter"/>
+      <w:lvlText w:val="%8."/>
+      <w:lvlJc w:val="left"/>
+      <w:pPr>
+        <w:ind w:left="5760" w:hanging="360"/>
+      </w:pPr>
+    </w:lvl>
+    <w:lvl w:ilvl="8" w:tplc="0409001B" w:tentative="1">
+      <w:start w:val="1"/>
+      <w:numFmt w:val="lowerRoman"/>
+      <w:lvlText w:val="%9."/>
+      <w:lvlJc w:val="right"/>
+      <w:pPr>
+        <w:ind w:left="6480" w:hanging="180"/>
+      </w:pPr>
+    </w:lvl>
+  </w:abstractNum>
+  <w:abstractNum w:abstractNumId="4" w15:restartNumberingAfterBreak="0">
     <w:nsid w:val="2EFB147E"/>
     <w:multiLevelType w:val="hybridMultilevel"/>
     <w:tmpl w:val="3620DFC0"/>
@@ -1584,7 +2145,7 @@
       </w:pPr>
     </w:lvl>
   </w:abstractNum>
-  <w:abstractNum w:abstractNumId="3" w15:restartNumberingAfterBreak="0">
+  <w:abstractNum w:abstractNumId="5" w15:restartNumberingAfterBreak="0">
     <w:nsid w:val="32F93CDD"/>
     <w:multiLevelType w:val="multilevel"/>
     <w:tmpl w:val="45B0D78C"/>
@@ -1697,7 +2258,7 @@
       </w:pPr>
     </w:lvl>
   </w:abstractNum>
-  <w:abstractNum w:abstractNumId="4" w15:restartNumberingAfterBreak="0">
+  <w:abstractNum w:abstractNumId="6" w15:restartNumberingAfterBreak="0">
     <w:nsid w:val="40275F85"/>
     <w:multiLevelType w:val="hybridMultilevel"/>
     <w:tmpl w:val="8DCC4EBE"/>
@@ -1783,7 +2344,7 @@
       </w:pPr>
     </w:lvl>
   </w:abstractNum>
-  <w:abstractNum w:abstractNumId="5" w15:restartNumberingAfterBreak="0">
+  <w:abstractNum w:abstractNumId="7" w15:restartNumberingAfterBreak="0">
     <w:nsid w:val="424A52A2"/>
     <w:multiLevelType w:val="hybridMultilevel"/>
     <w:tmpl w:val="A16657D4"/>
@@ -1869,7 +2430,7 @@
       </w:pPr>
     </w:lvl>
   </w:abstractNum>
-  <w:abstractNum w:abstractNumId="6" w15:restartNumberingAfterBreak="0">
+  <w:abstractNum w:abstractNumId="8" w15:restartNumberingAfterBreak="0">
     <w:nsid w:val="47F5408E"/>
     <w:multiLevelType w:val="hybridMultilevel"/>
     <w:tmpl w:val="A16657D4"/>
@@ -1955,7 +2516,7 @@
       </w:pPr>
     </w:lvl>
   </w:abstractNum>
-  <w:abstractNum w:abstractNumId="7" w15:restartNumberingAfterBreak="0">
+  <w:abstractNum w:abstractNumId="9" w15:restartNumberingAfterBreak="0">
     <w:nsid w:val="6AAA50FA"/>
     <w:multiLevelType w:val="hybridMultilevel"/>
     <w:tmpl w:val="829279AA"/>
@@ -2041,7 +2602,7 @@
       </w:pPr>
     </w:lvl>
   </w:abstractNum>
-  <w:abstractNum w:abstractNumId="8" w15:restartNumberingAfterBreak="0">
+  <w:abstractNum w:abstractNumId="10" w15:restartNumberingAfterBreak="0">
     <w:nsid w:val="72E21C6C"/>
     <w:multiLevelType w:val="hybridMultilevel"/>
     <w:tmpl w:val="A548623A"/>
@@ -2128,31 +2689,37 @@
     </w:lvl>
   </w:abstractNum>
   <w:num w:numId="1" w16cid:durableId="2067530903">
+    <w:abstractNumId w:val="6"/>
+  </w:num>
+  <w:num w:numId="2" w16cid:durableId="1527332407">
     <w:abstractNumId w:val="4"/>
   </w:num>
-  <w:num w:numId="2" w16cid:durableId="1527332407">
+  <w:num w:numId="3" w16cid:durableId="992101742">
+    <w:abstractNumId w:val="8"/>
+  </w:num>
+  <w:num w:numId="4" w16cid:durableId="271985620">
     <w:abstractNumId w:val="2"/>
   </w:num>
-  <w:num w:numId="3" w16cid:durableId="992101742">
-    <w:abstractNumId w:val="6"/>
+  <w:num w:numId="5" w16cid:durableId="1301619490">
+    <w:abstractNumId w:val="7"/>
   </w:num>
-  <w:num w:numId="4" w16cid:durableId="271985620">
+  <w:num w:numId="6" w16cid:durableId="1738437273">
     <w:abstractNumId w:val="1"/>
   </w:num>
-  <w:num w:numId="5" w16cid:durableId="1301619490">
+  <w:num w:numId="7" w16cid:durableId="1879052598">
+    <w:abstractNumId w:val="9"/>
+  </w:num>
+  <w:num w:numId="8" w16cid:durableId="1749188025">
     <w:abstractNumId w:val="5"/>
   </w:num>
-  <w:num w:numId="6" w16cid:durableId="1738437273">
+  <w:num w:numId="9" w16cid:durableId="101462200">
+    <w:abstractNumId w:val="10"/>
+  </w:num>
+  <w:num w:numId="10" w16cid:durableId="57170953">
     <w:abstractNumId w:val="0"/>
   </w:num>
-  <w:num w:numId="7" w16cid:durableId="1879052598">
-    <w:abstractNumId w:val="7"/>
-  </w:num>
-  <w:num w:numId="8" w16cid:durableId="1749188025">
+  <w:num w:numId="11" w16cid:durableId="1837259699">
     <w:abstractNumId w:val="3"/>
-  </w:num>
-  <w:num w:numId="9" w16cid:durableId="101462200">
-    <w:abstractNumId w:val="8"/>
   </w:num>
 </w:numbering>
 </file>
@@ -2760,7 +3327,6 @@
   <w:style w:type="character" w:default="1" w:styleId="DefaultParagraphFont">
     <w:name w:val="Default Paragraph Font"/>
     <w:uiPriority w:val="1"/>
-    <w:semiHidden/>
     <w:unhideWhenUsed/>
   </w:style>
   <w:style w:type="table" w:default="1" w:styleId="TableNormal">

--- a/Questions.docx
+++ b/Questions.docx
@@ -52,41 +52,44 @@
           <w:sz w:val="28"/>
           <w:szCs w:val="22"/>
         </w:rPr>
-        <w:t>Write a java program to check input validation for integer constraints :</w:t>
-      </w:r>
-    </w:p>
-    <w:p>
-      <w:pPr>
-        <w:pStyle w:val="ListParagraph"/>
+        <w:t xml:space="preserve">Write a java program to check input validation for integer </w:t>
+      </w:r>
+      <w:proofErr w:type="gramStart"/>
+      <w:r>
         <w:rPr>
           <w:rFonts w:ascii="Times New Roman" w:hAnsi="Times New Roman" w:cs="Times New Roman"/>
           <w:sz w:val="28"/>
           <w:szCs w:val="22"/>
         </w:rPr>
-      </w:pPr>
-      <w:r>
+        <w:t>constraints :</w:t>
+      </w:r>
+      <w:proofErr w:type="gramEnd"/>
+    </w:p>
+    <w:p>
+      <w:pPr>
+        <w:pStyle w:val="ListParagraph"/>
         <w:rPr>
           <w:rFonts w:ascii="Times New Roman" w:hAnsi="Times New Roman" w:cs="Times New Roman"/>
           <w:sz w:val="28"/>
           <w:szCs w:val="22"/>
         </w:rPr>
-        <w:t>N&lt;</w:t>
-      </w:r>
+      </w:pPr>
       <w:r>
         <w:rPr>
           <w:rFonts w:ascii="Times New Roman" w:hAnsi="Times New Roman" w:cs="Times New Roman"/>
           <w:sz w:val="28"/>
           <w:szCs w:val="22"/>
         </w:rPr>
-        <w:t>10</w:t>
-      </w:r>
+        <w:t>N&lt;</w:t>
+      </w:r>
+      <w:proofErr w:type="gramStart"/>
       <w:r>
         <w:rPr>
           <w:rFonts w:ascii="Times New Roman" w:hAnsi="Times New Roman" w:cs="Times New Roman"/>
           <w:sz w:val="28"/>
           <w:szCs w:val="22"/>
         </w:rPr>
-        <w:t xml:space="preserve"> </w:t>
+        <w:t>10</w:t>
       </w:r>
       <w:r>
         <w:rPr>
@@ -94,7 +97,7 @@
           <w:sz w:val="28"/>
           <w:szCs w:val="22"/>
         </w:rPr>
-        <w:t>,</w:t>
+        <w:t xml:space="preserve"> </w:t>
       </w:r>
       <w:r>
         <w:rPr>
@@ -102,7 +105,7 @@
           <w:sz w:val="28"/>
           <w:szCs w:val="22"/>
         </w:rPr>
-        <w:t>N&gt;</w:t>
+        <w:t>,</w:t>
       </w:r>
       <w:r>
         <w:rPr>
@@ -110,7 +113,42 @@
           <w:sz w:val="28"/>
           <w:szCs w:val="22"/>
         </w:rPr>
-        <w:t xml:space="preserve">0, for string constraints : </w:t>
+        <w:t>N</w:t>
+      </w:r>
+      <w:proofErr w:type="gramEnd"/>
+      <w:r>
+        <w:rPr>
+          <w:rFonts w:ascii="Times New Roman" w:hAnsi="Times New Roman" w:cs="Times New Roman"/>
+          <w:sz w:val="28"/>
+          <w:szCs w:val="22"/>
+        </w:rPr>
+        <w:t>&gt;</w:t>
+      </w:r>
+      <w:r>
+        <w:rPr>
+          <w:rFonts w:ascii="Times New Roman" w:hAnsi="Times New Roman" w:cs="Times New Roman"/>
+          <w:sz w:val="28"/>
+          <w:szCs w:val="22"/>
+        </w:rPr>
+        <w:t xml:space="preserve">0, for string </w:t>
+      </w:r>
+      <w:proofErr w:type="gramStart"/>
+      <w:r>
+        <w:rPr>
+          <w:rFonts w:ascii="Times New Roman" w:hAnsi="Times New Roman" w:cs="Times New Roman"/>
+          <w:sz w:val="28"/>
+          <w:szCs w:val="22"/>
+        </w:rPr>
+        <w:t>constraints :</w:t>
+      </w:r>
+      <w:proofErr w:type="gramEnd"/>
+      <w:r>
+        <w:rPr>
+          <w:rFonts w:ascii="Times New Roman" w:hAnsi="Times New Roman" w:cs="Times New Roman"/>
+          <w:sz w:val="28"/>
+          <w:szCs w:val="22"/>
+        </w:rPr>
+        <w:t xml:space="preserve"> </w:t>
       </w:r>
       <w:r>
         <w:rPr>
@@ -235,7 +273,34 @@
           <w:szCs w:val="24"/>
         </w:rPr>
         <w:br/>
-        <w:t xml:space="preserve">stringTimes("Hi", 2) </w:t>
+      </w:r>
+      <w:proofErr w:type="spellStart"/>
+      <w:proofErr w:type="gramStart"/>
+      <w:r>
+        <w:rPr>
+          <w:rFonts w:ascii="Verdana" w:hAnsi="Verdana"/>
+          <w:color w:val="000000"/>
+          <w:szCs w:val="24"/>
+        </w:rPr>
+        <w:t>stringTimes</w:t>
+      </w:r>
+      <w:proofErr w:type="spellEnd"/>
+      <w:r>
+        <w:rPr>
+          <w:rFonts w:ascii="Verdana" w:hAnsi="Verdana"/>
+          <w:color w:val="000000"/>
+          <w:szCs w:val="24"/>
+        </w:rPr>
+        <w:t>(</w:t>
+      </w:r>
+      <w:proofErr w:type="gramEnd"/>
+      <w:r>
+        <w:rPr>
+          <w:rFonts w:ascii="Verdana" w:hAnsi="Verdana"/>
+          <w:color w:val="000000"/>
+          <w:szCs w:val="24"/>
+        </w:rPr>
+        <w:t xml:space="preserve">"Hi", 2) </w:t>
       </w:r>
       <w:r>
         <w:rPr>
@@ -251,7 +316,25 @@
           <w:color w:val="000000"/>
           <w:szCs w:val="24"/>
         </w:rPr>
-        <w:t xml:space="preserve"> "HiHi"</w:t>
+        <w:t xml:space="preserve"> "</w:t>
+      </w:r>
+      <w:proofErr w:type="spellStart"/>
+      <w:r>
+        <w:rPr>
+          <w:rFonts w:ascii="Verdana" w:hAnsi="Verdana"/>
+          <w:color w:val="000000"/>
+          <w:szCs w:val="24"/>
+        </w:rPr>
+        <w:t>HiHi</w:t>
+      </w:r>
+      <w:proofErr w:type="spellEnd"/>
+      <w:r>
+        <w:rPr>
+          <w:rFonts w:ascii="Verdana" w:hAnsi="Verdana"/>
+          <w:color w:val="000000"/>
+          <w:szCs w:val="24"/>
+        </w:rPr>
+        <w:t>"</w:t>
       </w:r>
       <w:r>
         <w:rPr>
@@ -260,7 +343,34 @@
           <w:szCs w:val="24"/>
         </w:rPr>
         <w:br/>
-        <w:t xml:space="preserve">stringTimes("Hi", 3) </w:t>
+      </w:r>
+      <w:proofErr w:type="spellStart"/>
+      <w:proofErr w:type="gramStart"/>
+      <w:r>
+        <w:rPr>
+          <w:rFonts w:ascii="Verdana" w:hAnsi="Verdana"/>
+          <w:color w:val="000000"/>
+          <w:szCs w:val="24"/>
+        </w:rPr>
+        <w:t>stringTimes</w:t>
+      </w:r>
+      <w:proofErr w:type="spellEnd"/>
+      <w:r>
+        <w:rPr>
+          <w:rFonts w:ascii="Verdana" w:hAnsi="Verdana"/>
+          <w:color w:val="000000"/>
+          <w:szCs w:val="24"/>
+        </w:rPr>
+        <w:t>(</w:t>
+      </w:r>
+      <w:proofErr w:type="gramEnd"/>
+      <w:r>
+        <w:rPr>
+          <w:rFonts w:ascii="Verdana" w:hAnsi="Verdana"/>
+          <w:color w:val="000000"/>
+          <w:szCs w:val="24"/>
+        </w:rPr>
+        <w:t xml:space="preserve">"Hi", 3) </w:t>
       </w:r>
       <w:r>
         <w:rPr>
@@ -276,7 +386,25 @@
           <w:color w:val="000000"/>
           <w:szCs w:val="24"/>
         </w:rPr>
-        <w:t xml:space="preserve"> "HiHiHi"</w:t>
+        <w:t xml:space="preserve"> "</w:t>
+      </w:r>
+      <w:proofErr w:type="spellStart"/>
+      <w:r>
+        <w:rPr>
+          <w:rFonts w:ascii="Verdana" w:hAnsi="Verdana"/>
+          <w:color w:val="000000"/>
+          <w:szCs w:val="24"/>
+        </w:rPr>
+        <w:t>HiHiHi</w:t>
+      </w:r>
+      <w:proofErr w:type="spellEnd"/>
+      <w:r>
+        <w:rPr>
+          <w:rFonts w:ascii="Verdana" w:hAnsi="Verdana"/>
+          <w:color w:val="000000"/>
+          <w:szCs w:val="24"/>
+        </w:rPr>
+        <w:t>"</w:t>
       </w:r>
       <w:r>
         <w:rPr>
@@ -285,7 +413,34 @@
           <w:szCs w:val="24"/>
         </w:rPr>
         <w:br/>
-        <w:t xml:space="preserve">stringTimes("Hi", 1) </w:t>
+      </w:r>
+      <w:proofErr w:type="spellStart"/>
+      <w:proofErr w:type="gramStart"/>
+      <w:r>
+        <w:rPr>
+          <w:rFonts w:ascii="Verdana" w:hAnsi="Verdana"/>
+          <w:color w:val="000000"/>
+          <w:szCs w:val="24"/>
+        </w:rPr>
+        <w:t>stringTimes</w:t>
+      </w:r>
+      <w:proofErr w:type="spellEnd"/>
+      <w:r>
+        <w:rPr>
+          <w:rFonts w:ascii="Verdana" w:hAnsi="Verdana"/>
+          <w:color w:val="000000"/>
+          <w:szCs w:val="24"/>
+        </w:rPr>
+        <w:t>(</w:t>
+      </w:r>
+      <w:proofErr w:type="gramEnd"/>
+      <w:r>
+        <w:rPr>
+          <w:rFonts w:ascii="Verdana" w:hAnsi="Verdana"/>
+          <w:color w:val="000000"/>
+          <w:szCs w:val="24"/>
+        </w:rPr>
+        <w:t xml:space="preserve">"Hi", 1) </w:t>
       </w:r>
       <w:r>
         <w:rPr>
@@ -644,7 +799,27 @@
           <w:sz w:val="24"/>
           <w:szCs w:val="24"/>
         </w:rPr>
-        <w:t>Write a java program to find the multiplication of a input number.</w:t>
+        <w:t xml:space="preserve">Write a java program to find the multiplication of </w:t>
+      </w:r>
+      <w:proofErr w:type="gramStart"/>
+      <w:r>
+        <w:rPr>
+          <w:rFonts w:ascii="Verdana" w:hAnsi="Verdana"/>
+          <w:color w:val="000000"/>
+          <w:sz w:val="24"/>
+          <w:szCs w:val="24"/>
+        </w:rPr>
+        <w:t>a</w:t>
+      </w:r>
+      <w:proofErr w:type="gramEnd"/>
+      <w:r>
+        <w:rPr>
+          <w:rFonts w:ascii="Verdana" w:hAnsi="Verdana"/>
+          <w:color w:val="000000"/>
+          <w:sz w:val="24"/>
+          <w:szCs w:val="24"/>
+        </w:rPr>
+        <w:t xml:space="preserve"> input number.</w:t>
       </w:r>
     </w:p>
     <w:p>
@@ -677,7 +852,27 @@
           <w:sz w:val="24"/>
           <w:szCs w:val="24"/>
         </w:rPr>
-        <w:t xml:space="preserve">alculate factorial of a </w:t>
+        <w:t xml:space="preserve">alculate factorial of </w:t>
+      </w:r>
+      <w:proofErr w:type="gramStart"/>
+      <w:r>
+        <w:rPr>
+          <w:rFonts w:ascii="Verdana" w:hAnsi="Verdana"/>
+          <w:color w:val="000000"/>
+          <w:sz w:val="24"/>
+          <w:szCs w:val="24"/>
+        </w:rPr>
+        <w:t>a</w:t>
+      </w:r>
+      <w:proofErr w:type="gramEnd"/>
+      <w:r>
+        <w:rPr>
+          <w:rFonts w:ascii="Verdana" w:hAnsi="Verdana"/>
+          <w:color w:val="000000"/>
+          <w:sz w:val="24"/>
+          <w:szCs w:val="24"/>
+        </w:rPr>
+        <w:t xml:space="preserve"> </w:t>
       </w:r>
       <w:r>
         <w:rPr>
@@ -860,7 +1055,27 @@
           <w:sz w:val="24"/>
           <w:szCs w:val="24"/>
         </w:rPr>
-        <w:t>Write a java to count and sum of digits in a input number.</w:t>
+        <w:t xml:space="preserve">Write a java to count and sum of digits in </w:t>
+      </w:r>
+      <w:proofErr w:type="gramStart"/>
+      <w:r>
+        <w:rPr>
+          <w:rFonts w:ascii="Verdana" w:hAnsi="Verdana"/>
+          <w:color w:val="000000"/>
+          <w:sz w:val="24"/>
+          <w:szCs w:val="24"/>
+        </w:rPr>
+        <w:t>a</w:t>
+      </w:r>
+      <w:proofErr w:type="gramEnd"/>
+      <w:r>
+        <w:rPr>
+          <w:rFonts w:ascii="Verdana" w:hAnsi="Verdana"/>
+          <w:color w:val="000000"/>
+          <w:sz w:val="24"/>
+          <w:szCs w:val="24"/>
+        </w:rPr>
+        <w:t xml:space="preserve"> input number.</w:t>
       </w:r>
     </w:p>
     <w:p>
@@ -1004,7 +1219,58 @@
           <w:sz w:val="24"/>
           <w:szCs w:val="24"/>
         </w:rPr>
-        <w:t xml:space="preserve">Write a program to reverse the order of words in a string entered, for eg : I am Ram  to  Ram am I </w:t>
+        <w:t xml:space="preserve">Write a program to reverse the order of words in a string entered, for </w:t>
+      </w:r>
+      <w:proofErr w:type="spellStart"/>
+      <w:proofErr w:type="gramStart"/>
+      <w:r>
+        <w:rPr>
+          <w:rFonts w:ascii="Verdana" w:hAnsi="Verdana"/>
+          <w:color w:val="000000"/>
+          <w:sz w:val="24"/>
+          <w:szCs w:val="24"/>
+        </w:rPr>
+        <w:t>eg</w:t>
+      </w:r>
+      <w:proofErr w:type="spellEnd"/>
+      <w:r>
+        <w:rPr>
+          <w:rFonts w:ascii="Verdana" w:hAnsi="Verdana"/>
+          <w:color w:val="000000"/>
+          <w:sz w:val="24"/>
+          <w:szCs w:val="24"/>
+        </w:rPr>
+        <w:t xml:space="preserve"> :</w:t>
+      </w:r>
+      <w:proofErr w:type="gramEnd"/>
+      <w:r>
+        <w:rPr>
+          <w:rFonts w:ascii="Verdana" w:hAnsi="Verdana"/>
+          <w:color w:val="000000"/>
+          <w:sz w:val="24"/>
+          <w:szCs w:val="24"/>
+        </w:rPr>
+        <w:t xml:space="preserve"> I am </w:t>
+      </w:r>
+      <w:proofErr w:type="gramStart"/>
+      <w:r>
+        <w:rPr>
+          <w:rFonts w:ascii="Verdana" w:hAnsi="Verdana"/>
+          <w:color w:val="000000"/>
+          <w:sz w:val="24"/>
+          <w:szCs w:val="24"/>
+        </w:rPr>
+        <w:t>Ram  to</w:t>
+      </w:r>
+      <w:proofErr w:type="gramEnd"/>
+      <w:r>
+        <w:rPr>
+          <w:rFonts w:ascii="Verdana" w:hAnsi="Verdana"/>
+          <w:color w:val="000000"/>
+          <w:sz w:val="24"/>
+          <w:szCs w:val="24"/>
+        </w:rPr>
+        <w:t xml:space="preserve">  Ram am I </w:t>
       </w:r>
     </w:p>
     <w:p>
@@ -1381,6 +1647,376 @@
     <w:p>
       <w:pPr>
         <w:pStyle w:val="max2"/>
+        <w:numPr>
+          <w:ilvl w:val="0"/>
+          <w:numId w:val="12"/>
+        </w:numPr>
+        <w:rPr>
+          <w:rFonts w:ascii="Verdana" w:hAnsi="Verdana"/>
+          <w:color w:val="000000"/>
+          <w:sz w:val="24"/>
+          <w:szCs w:val="24"/>
+        </w:rPr>
+      </w:pPr>
+      <w:r>
+        <w:rPr>
+          <w:rFonts w:ascii="Verdana" w:hAnsi="Verdana"/>
+          <w:color w:val="000000"/>
+          <w:sz w:val="24"/>
+          <w:szCs w:val="24"/>
+        </w:rPr>
+        <w:t>Write a program to take input form user and find sum of digits of number.</w:t>
+      </w:r>
+    </w:p>
+    <w:p>
+      <w:pPr>
+        <w:pStyle w:val="max2"/>
+        <w:numPr>
+          <w:ilvl w:val="0"/>
+          <w:numId w:val="12"/>
+        </w:numPr>
+        <w:rPr>
+          <w:rFonts w:ascii="Verdana" w:hAnsi="Verdana"/>
+          <w:color w:val="000000"/>
+          <w:sz w:val="24"/>
+          <w:szCs w:val="24"/>
+        </w:rPr>
+      </w:pPr>
+      <w:r>
+        <w:rPr>
+          <w:rFonts w:ascii="Verdana" w:hAnsi="Verdana"/>
+          <w:color w:val="000000"/>
+          <w:sz w:val="24"/>
+          <w:szCs w:val="24"/>
+        </w:rPr>
+        <w:t>Write a program to t</w:t>
+      </w:r>
+      <w:r>
+        <w:rPr>
+          <w:rFonts w:ascii="Verdana" w:hAnsi="Verdana"/>
+          <w:color w:val="000000"/>
+          <w:sz w:val="24"/>
+          <w:szCs w:val="24"/>
+        </w:rPr>
+        <w:t xml:space="preserve">ake a number and print the </w:t>
+      </w:r>
+      <w:r>
+        <w:rPr>
+          <w:rFonts w:ascii="Verdana" w:hAnsi="Verdana"/>
+          <w:b/>
+          <w:bCs/>
+          <w:color w:val="000000"/>
+          <w:sz w:val="24"/>
+          <w:szCs w:val="24"/>
+        </w:rPr>
+        <w:t>square of each digit</w:t>
+      </w:r>
+      <w:r>
+        <w:rPr>
+          <w:rFonts w:ascii="Verdana" w:hAnsi="Verdana"/>
+          <w:color w:val="000000"/>
+          <w:sz w:val="24"/>
+          <w:szCs w:val="24"/>
+        </w:rPr>
+        <w:t>.</w:t>
+      </w:r>
+    </w:p>
+    <w:p>
+      <w:pPr>
+        <w:pStyle w:val="max2"/>
+        <w:numPr>
+          <w:ilvl w:val="0"/>
+          <w:numId w:val="12"/>
+        </w:numPr>
+        <w:rPr>
+          <w:rFonts w:ascii="Verdana" w:hAnsi="Verdana"/>
+          <w:color w:val="000000"/>
+          <w:sz w:val="24"/>
+          <w:szCs w:val="24"/>
+        </w:rPr>
+      </w:pPr>
+      <w:r>
+        <w:rPr>
+          <w:rFonts w:ascii="Verdana" w:hAnsi="Verdana"/>
+          <w:color w:val="000000"/>
+          <w:sz w:val="24"/>
+          <w:szCs w:val="24"/>
+        </w:rPr>
+        <w:t xml:space="preserve">Write a program to take a number and </w:t>
+      </w:r>
+      <w:r>
+        <w:rPr>
+          <w:rFonts w:ascii="Verdana" w:hAnsi="Verdana"/>
+          <w:color w:val="000000"/>
+          <w:sz w:val="24"/>
+          <w:szCs w:val="24"/>
+        </w:rPr>
+        <w:t xml:space="preserve">count how many digits have an </w:t>
+      </w:r>
+      <w:r>
+        <w:rPr>
+          <w:rFonts w:ascii="Verdana" w:hAnsi="Verdana"/>
+          <w:b/>
+          <w:bCs/>
+          <w:color w:val="000000"/>
+          <w:sz w:val="24"/>
+          <w:szCs w:val="24"/>
+        </w:rPr>
+        <w:t>even square</w:t>
+      </w:r>
+      <w:r>
+        <w:rPr>
+          <w:rFonts w:ascii="Verdana" w:hAnsi="Verdana"/>
+          <w:color w:val="000000"/>
+          <w:sz w:val="24"/>
+          <w:szCs w:val="24"/>
+        </w:rPr>
+        <w:t>.</w:t>
+      </w:r>
+    </w:p>
+    <w:p>
+      <w:pPr>
+        <w:pStyle w:val="max2"/>
+        <w:numPr>
+          <w:ilvl w:val="0"/>
+          <w:numId w:val="12"/>
+        </w:numPr>
+        <w:rPr>
+          <w:rFonts w:ascii="Verdana" w:hAnsi="Verdana"/>
+          <w:color w:val="000000"/>
+          <w:sz w:val="24"/>
+          <w:szCs w:val="24"/>
+        </w:rPr>
+      </w:pPr>
+      <w:r>
+        <w:rPr>
+          <w:rFonts w:ascii="Verdana" w:hAnsi="Verdana"/>
+          <w:color w:val="000000"/>
+          <w:sz w:val="24"/>
+          <w:szCs w:val="24"/>
+        </w:rPr>
+        <w:t>Write a program to t</w:t>
+      </w:r>
+      <w:r>
+        <w:rPr>
+          <w:rFonts w:ascii="Verdana" w:hAnsi="Verdana"/>
+          <w:color w:val="000000"/>
+          <w:sz w:val="24"/>
+          <w:szCs w:val="24"/>
+        </w:rPr>
+        <w:t xml:space="preserve">ake a number and print factorial of </w:t>
+      </w:r>
+      <w:r>
+        <w:rPr>
+          <w:rFonts w:ascii="Verdana" w:hAnsi="Verdana"/>
+          <w:b/>
+          <w:bCs/>
+          <w:color w:val="000000"/>
+          <w:sz w:val="24"/>
+          <w:szCs w:val="24"/>
+        </w:rPr>
+        <w:t xml:space="preserve">only </w:t>
+      </w:r>
+      <w:proofErr w:type="spellStart"/>
+      <w:r>
+        <w:rPr>
+          <w:rFonts w:ascii="Verdana" w:hAnsi="Verdana"/>
+          <w:b/>
+          <w:bCs/>
+          <w:color w:val="000000"/>
+          <w:sz w:val="24"/>
+          <w:szCs w:val="24"/>
+        </w:rPr>
+        <w:t>even</w:t>
+      </w:r>
+      <w:proofErr w:type="spellEnd"/>
+      <w:r>
+        <w:rPr>
+          <w:rFonts w:ascii="Verdana" w:hAnsi="Verdana"/>
+          <w:b/>
+          <w:bCs/>
+          <w:color w:val="000000"/>
+          <w:sz w:val="24"/>
+          <w:szCs w:val="24"/>
+        </w:rPr>
+        <w:t xml:space="preserve"> digits</w:t>
+      </w:r>
+      <w:r>
+        <w:rPr>
+          <w:rFonts w:ascii="Verdana" w:hAnsi="Verdana"/>
+          <w:color w:val="000000"/>
+          <w:sz w:val="24"/>
+          <w:szCs w:val="24"/>
+        </w:rPr>
+        <w:t>.</w:t>
+      </w:r>
+    </w:p>
+    <w:p>
+      <w:pPr>
+        <w:pStyle w:val="max2"/>
+        <w:numPr>
+          <w:ilvl w:val="0"/>
+          <w:numId w:val="12"/>
+        </w:numPr>
+        <w:rPr>
+          <w:rFonts w:ascii="Verdana" w:hAnsi="Verdana"/>
+          <w:color w:val="000000"/>
+          <w:sz w:val="24"/>
+          <w:szCs w:val="24"/>
+        </w:rPr>
+      </w:pPr>
+      <w:r>
+        <w:rPr>
+          <w:rFonts w:ascii="Verdana" w:hAnsi="Verdana"/>
+          <w:color w:val="000000"/>
+          <w:sz w:val="24"/>
+          <w:szCs w:val="24"/>
+        </w:rPr>
+        <w:t>Write a program t</w:t>
+      </w:r>
+      <w:r>
+        <w:rPr>
+          <w:rFonts w:ascii="Verdana" w:hAnsi="Verdana"/>
+          <w:color w:val="000000"/>
+          <w:sz w:val="24"/>
+          <w:szCs w:val="24"/>
+        </w:rPr>
+        <w:t xml:space="preserve">ake a number and process digits </w:t>
+      </w:r>
+      <w:r>
+        <w:rPr>
+          <w:rFonts w:ascii="Verdana" w:hAnsi="Verdana"/>
+          <w:b/>
+          <w:bCs/>
+          <w:color w:val="000000"/>
+          <w:sz w:val="24"/>
+          <w:szCs w:val="24"/>
+        </w:rPr>
+        <w:t>until digit 5 is encountered</w:t>
+      </w:r>
+      <w:r>
+        <w:rPr>
+          <w:rFonts w:ascii="Verdana" w:hAnsi="Verdana"/>
+          <w:color w:val="000000"/>
+          <w:sz w:val="24"/>
+          <w:szCs w:val="24"/>
+        </w:rPr>
+        <w:t>, then stop</w:t>
+      </w:r>
+      <w:r>
+        <w:rPr>
+          <w:rFonts w:ascii="Verdana" w:hAnsi="Verdana"/>
+          <w:color w:val="000000"/>
+          <w:sz w:val="24"/>
+          <w:szCs w:val="24"/>
+        </w:rPr>
+        <w:t>.</w:t>
+      </w:r>
+    </w:p>
+    <w:p>
+      <w:pPr>
+        <w:pStyle w:val="max2"/>
+        <w:rPr>
+          <w:rFonts w:ascii="Verdana" w:hAnsi="Verdana"/>
+          <w:color w:val="000000"/>
+          <w:sz w:val="24"/>
+          <w:szCs w:val="24"/>
+        </w:rPr>
+      </w:pPr>
+      <w:r>
+        <w:rPr>
+          <w:rFonts w:ascii="Verdana" w:hAnsi="Verdana"/>
+          <w:color w:val="000000"/>
+          <w:sz w:val="24"/>
+          <w:szCs w:val="24"/>
+        </w:rPr>
+        <w:t>Day 08</w:t>
+      </w:r>
+    </w:p>
+    <w:p>
+      <w:pPr>
+        <w:pStyle w:val="max2"/>
+        <w:numPr>
+          <w:ilvl w:val="0"/>
+          <w:numId w:val="13"/>
+        </w:numPr>
+        <w:rPr>
+          <w:rFonts w:ascii="Verdana" w:hAnsi="Verdana"/>
+          <w:color w:val="000000"/>
+          <w:sz w:val="24"/>
+          <w:szCs w:val="24"/>
+        </w:rPr>
+      </w:pPr>
+    </w:p>
+    <w:p>
+      <w:pPr>
+        <w:pStyle w:val="max2"/>
+        <w:rPr>
+          <w:rFonts w:ascii="Verdana" w:hAnsi="Verdana"/>
+          <w:color w:val="000000"/>
+          <w:sz w:val="24"/>
+          <w:szCs w:val="24"/>
+        </w:rPr>
+      </w:pPr>
+    </w:p>
+    <w:p>
+      <w:pPr>
+        <w:pStyle w:val="max2"/>
+        <w:rPr>
+          <w:rFonts w:ascii="Verdana" w:hAnsi="Verdana"/>
+          <w:color w:val="000000"/>
+          <w:sz w:val="24"/>
+          <w:szCs w:val="24"/>
+        </w:rPr>
+      </w:pPr>
+    </w:p>
+    <w:p>
+      <w:pPr>
+        <w:pStyle w:val="max2"/>
+        <w:rPr>
+          <w:rFonts w:ascii="Verdana" w:hAnsi="Verdana"/>
+          <w:color w:val="000000"/>
+          <w:sz w:val="24"/>
+          <w:szCs w:val="24"/>
+        </w:rPr>
+      </w:pPr>
+    </w:p>
+    <w:p>
+      <w:pPr>
+        <w:pStyle w:val="max2"/>
+        <w:rPr>
+          <w:rFonts w:ascii="Verdana" w:hAnsi="Verdana"/>
+          <w:color w:val="000000"/>
+          <w:sz w:val="24"/>
+          <w:szCs w:val="24"/>
+        </w:rPr>
+      </w:pPr>
+    </w:p>
+    <w:p>
+      <w:pPr>
+        <w:pStyle w:val="max2"/>
+        <w:rPr>
+          <w:rFonts w:ascii="Verdana" w:hAnsi="Verdana"/>
+          <w:color w:val="000000"/>
+          <w:sz w:val="24"/>
+          <w:szCs w:val="24"/>
+        </w:rPr>
+      </w:pPr>
+    </w:p>
+    <w:p>
+      <w:pPr>
+        <w:pStyle w:val="max2"/>
+        <w:rPr>
+          <w:rFonts w:ascii="Verdana" w:hAnsi="Verdana"/>
+          <w:color w:val="000000"/>
+          <w:sz w:val="24"/>
+          <w:szCs w:val="24"/>
+        </w:rPr>
+      </w:pPr>
+    </w:p>
+    <w:p>
+      <w:pPr>
+        <w:pStyle w:val="max2"/>
         <w:rPr>
           <w:rFonts w:ascii="Verdana" w:hAnsi="Verdana"/>
           <w:color w:val="000000"/>
@@ -1404,7 +2040,7 @@
           <w:sz w:val="24"/>
           <w:szCs w:val="24"/>
         </w:rPr>
-        <w:t>8</w:t>
+        <w:t>9</w:t>
       </w:r>
     </w:p>
     <w:p>
@@ -1544,36 +2180,47 @@
           <w:sz w:val="24"/>
           <w:szCs w:val="24"/>
         </w:rPr>
-        <w:t>Write a java program to find if the input number is a prime or not .</w:t>
-      </w:r>
-    </w:p>
-    <w:p>
-      <w:pPr>
-        <w:pStyle w:val="max2"/>
-        <w:rPr>
-          <w:rFonts w:ascii="Verdana" w:hAnsi="Verdana"/>
-          <w:color w:val="000000"/>
-          <w:sz w:val="24"/>
-          <w:szCs w:val="24"/>
-        </w:rPr>
-      </w:pPr>
-      <w:r>
-        <w:rPr>
-          <w:rFonts w:ascii="Verdana" w:hAnsi="Verdana"/>
-          <w:color w:val="000000"/>
-          <w:sz w:val="24"/>
-          <w:szCs w:val="24"/>
-        </w:rPr>
-        <w:t>Day 0</w:t>
-      </w:r>
-      <w:r>
-        <w:rPr>
-          <w:rFonts w:ascii="Verdana" w:hAnsi="Verdana"/>
-          <w:color w:val="000000"/>
-          <w:sz w:val="24"/>
-          <w:szCs w:val="24"/>
-        </w:rPr>
-        <w:t>9</w:t>
+        <w:t xml:space="preserve">Write a java program to find if the input number is a prime or </w:t>
+      </w:r>
+      <w:proofErr w:type="gramStart"/>
+      <w:r>
+        <w:rPr>
+          <w:rFonts w:ascii="Verdana" w:hAnsi="Verdana"/>
+          <w:color w:val="000000"/>
+          <w:sz w:val="24"/>
+          <w:szCs w:val="24"/>
+        </w:rPr>
+        <w:t>not .</w:t>
+      </w:r>
+      <w:proofErr w:type="gramEnd"/>
+    </w:p>
+    <w:p>
+      <w:pPr>
+        <w:pStyle w:val="max2"/>
+        <w:rPr>
+          <w:rFonts w:ascii="Verdana" w:hAnsi="Verdana"/>
+          <w:color w:val="000000"/>
+          <w:sz w:val="24"/>
+          <w:szCs w:val="24"/>
+        </w:rPr>
+      </w:pPr>
+      <w:r>
+        <w:rPr>
+          <w:rFonts w:ascii="Verdana" w:hAnsi="Verdana"/>
+          <w:color w:val="000000"/>
+          <w:sz w:val="24"/>
+          <w:szCs w:val="24"/>
+        </w:rPr>
+        <w:t xml:space="preserve">Day </w:t>
+      </w:r>
+      <w:r>
+        <w:rPr>
+          <w:rFonts w:ascii="Verdana" w:hAnsi="Verdana"/>
+          <w:color w:val="000000"/>
+          <w:sz w:val="24"/>
+          <w:szCs w:val="24"/>
+        </w:rPr>
+        <w:t>10</w:t>
       </w:r>
     </w:p>
     <w:p>
@@ -2517,6 +3164,92 @@
     </w:lvl>
   </w:abstractNum>
   <w:abstractNum w:abstractNumId="9" w15:restartNumberingAfterBreak="0">
+    <w:nsid w:val="5AD15962"/>
+    <w:multiLevelType w:val="hybridMultilevel"/>
+    <w:tmpl w:val="884AF92E"/>
+    <w:lvl w:ilvl="0" w:tplc="0409000F">
+      <w:start w:val="1"/>
+      <w:numFmt w:val="decimal"/>
+      <w:lvlText w:val="%1."/>
+      <w:lvlJc w:val="left"/>
+      <w:pPr>
+        <w:ind w:left="720" w:hanging="360"/>
+      </w:pPr>
+    </w:lvl>
+    <w:lvl w:ilvl="1" w:tplc="04090019" w:tentative="1">
+      <w:start w:val="1"/>
+      <w:numFmt w:val="lowerLetter"/>
+      <w:lvlText w:val="%2."/>
+      <w:lvlJc w:val="left"/>
+      <w:pPr>
+        <w:ind w:left="1440" w:hanging="360"/>
+      </w:pPr>
+    </w:lvl>
+    <w:lvl w:ilvl="2" w:tplc="0409001B" w:tentative="1">
+      <w:start w:val="1"/>
+      <w:numFmt w:val="lowerRoman"/>
+      <w:lvlText w:val="%3."/>
+      <w:lvlJc w:val="right"/>
+      <w:pPr>
+        <w:ind w:left="2160" w:hanging="180"/>
+      </w:pPr>
+    </w:lvl>
+    <w:lvl w:ilvl="3" w:tplc="0409000F" w:tentative="1">
+      <w:start w:val="1"/>
+      <w:numFmt w:val="decimal"/>
+      <w:lvlText w:val="%4."/>
+      <w:lvlJc w:val="left"/>
+      <w:pPr>
+        <w:ind w:left="2880" w:hanging="360"/>
+      </w:pPr>
+    </w:lvl>
+    <w:lvl w:ilvl="4" w:tplc="04090019" w:tentative="1">
+      <w:start w:val="1"/>
+      <w:numFmt w:val="lowerLetter"/>
+      <w:lvlText w:val="%5."/>
+      <w:lvlJc w:val="left"/>
+      <w:pPr>
+        <w:ind w:left="3600" w:hanging="360"/>
+      </w:pPr>
+    </w:lvl>
+    <w:lvl w:ilvl="5" w:tplc="0409001B" w:tentative="1">
+      <w:start w:val="1"/>
+      <w:numFmt w:val="lowerRoman"/>
+      <w:lvlText w:val="%6."/>
+      <w:lvlJc w:val="right"/>
+      <w:pPr>
+        <w:ind w:left="4320" w:hanging="180"/>
+      </w:pPr>
+    </w:lvl>
+    <w:lvl w:ilvl="6" w:tplc="0409000F" w:tentative="1">
+      <w:start w:val="1"/>
+      <w:numFmt w:val="decimal"/>
+      <w:lvlText w:val="%7."/>
+      <w:lvlJc w:val="left"/>
+      <w:pPr>
+        <w:ind w:left="5040" w:hanging="360"/>
+      </w:pPr>
+    </w:lvl>
+    <w:lvl w:ilvl="7" w:tplc="04090019" w:tentative="1">
+      <w:start w:val="1"/>
+      <w:numFmt w:val="lowerLetter"/>
+      <w:lvlText w:val="%8."/>
+      <w:lvlJc w:val="left"/>
+      <w:pPr>
+        <w:ind w:left="5760" w:hanging="360"/>
+      </w:pPr>
+    </w:lvl>
+    <w:lvl w:ilvl="8" w:tplc="0409001B" w:tentative="1">
+      <w:start w:val="1"/>
+      <w:numFmt w:val="lowerRoman"/>
+      <w:lvlText w:val="%9."/>
+      <w:lvlJc w:val="right"/>
+      <w:pPr>
+        <w:ind w:left="6480" w:hanging="180"/>
+      </w:pPr>
+    </w:lvl>
+  </w:abstractNum>
+  <w:abstractNum w:abstractNumId="10" w15:restartNumberingAfterBreak="0">
     <w:nsid w:val="6AAA50FA"/>
     <w:multiLevelType w:val="hybridMultilevel"/>
     <w:tmpl w:val="829279AA"/>
@@ -2602,7 +3335,7 @@
       </w:pPr>
     </w:lvl>
   </w:abstractNum>
-  <w:abstractNum w:abstractNumId="10" w15:restartNumberingAfterBreak="0">
+  <w:abstractNum w:abstractNumId="11" w15:restartNumberingAfterBreak="0">
     <w:nsid w:val="72E21C6C"/>
     <w:multiLevelType w:val="hybridMultilevel"/>
     <w:tmpl w:val="A548623A"/>
@@ -2679,6 +3412,92 @@
       </w:pPr>
     </w:lvl>
     <w:lvl w:ilvl="8" w:tplc="FFFFFFFF" w:tentative="1">
+      <w:start w:val="1"/>
+      <w:numFmt w:val="lowerRoman"/>
+      <w:lvlText w:val="%9."/>
+      <w:lvlJc w:val="right"/>
+      <w:pPr>
+        <w:ind w:left="6480" w:hanging="180"/>
+      </w:pPr>
+    </w:lvl>
+  </w:abstractNum>
+  <w:abstractNum w:abstractNumId="12" w15:restartNumberingAfterBreak="0">
+    <w:nsid w:val="7ABA1038"/>
+    <w:multiLevelType w:val="hybridMultilevel"/>
+    <w:tmpl w:val="CAE67AD6"/>
+    <w:lvl w:ilvl="0" w:tplc="0409000F">
+      <w:start w:val="1"/>
+      <w:numFmt w:val="decimal"/>
+      <w:lvlText w:val="%1."/>
+      <w:lvlJc w:val="left"/>
+      <w:pPr>
+        <w:ind w:left="720" w:hanging="360"/>
+      </w:pPr>
+    </w:lvl>
+    <w:lvl w:ilvl="1" w:tplc="04090019" w:tentative="1">
+      <w:start w:val="1"/>
+      <w:numFmt w:val="lowerLetter"/>
+      <w:lvlText w:val="%2."/>
+      <w:lvlJc w:val="left"/>
+      <w:pPr>
+        <w:ind w:left="1440" w:hanging="360"/>
+      </w:pPr>
+    </w:lvl>
+    <w:lvl w:ilvl="2" w:tplc="0409001B" w:tentative="1">
+      <w:start w:val="1"/>
+      <w:numFmt w:val="lowerRoman"/>
+      <w:lvlText w:val="%3."/>
+      <w:lvlJc w:val="right"/>
+      <w:pPr>
+        <w:ind w:left="2160" w:hanging="180"/>
+      </w:pPr>
+    </w:lvl>
+    <w:lvl w:ilvl="3" w:tplc="0409000F" w:tentative="1">
+      <w:start w:val="1"/>
+      <w:numFmt w:val="decimal"/>
+      <w:lvlText w:val="%4."/>
+      <w:lvlJc w:val="left"/>
+      <w:pPr>
+        <w:ind w:left="2880" w:hanging="360"/>
+      </w:pPr>
+    </w:lvl>
+    <w:lvl w:ilvl="4" w:tplc="04090019" w:tentative="1">
+      <w:start w:val="1"/>
+      <w:numFmt w:val="lowerLetter"/>
+      <w:lvlText w:val="%5."/>
+      <w:lvlJc w:val="left"/>
+      <w:pPr>
+        <w:ind w:left="3600" w:hanging="360"/>
+      </w:pPr>
+    </w:lvl>
+    <w:lvl w:ilvl="5" w:tplc="0409001B" w:tentative="1">
+      <w:start w:val="1"/>
+      <w:numFmt w:val="lowerRoman"/>
+      <w:lvlText w:val="%6."/>
+      <w:lvlJc w:val="right"/>
+      <w:pPr>
+        <w:ind w:left="4320" w:hanging="180"/>
+      </w:pPr>
+    </w:lvl>
+    <w:lvl w:ilvl="6" w:tplc="0409000F" w:tentative="1">
+      <w:start w:val="1"/>
+      <w:numFmt w:val="decimal"/>
+      <w:lvlText w:val="%7."/>
+      <w:lvlJc w:val="left"/>
+      <w:pPr>
+        <w:ind w:left="5040" w:hanging="360"/>
+      </w:pPr>
+    </w:lvl>
+    <w:lvl w:ilvl="7" w:tplc="04090019" w:tentative="1">
+      <w:start w:val="1"/>
+      <w:numFmt w:val="lowerLetter"/>
+      <w:lvlText w:val="%8."/>
+      <w:lvlJc w:val="left"/>
+      <w:pPr>
+        <w:ind w:left="5760" w:hanging="360"/>
+      </w:pPr>
+    </w:lvl>
+    <w:lvl w:ilvl="8" w:tplc="0409001B" w:tentative="1">
       <w:start w:val="1"/>
       <w:numFmt w:val="lowerRoman"/>
       <w:lvlText w:val="%9."/>
@@ -2707,19 +3526,25 @@
     <w:abstractNumId w:val="1"/>
   </w:num>
   <w:num w:numId="7" w16cid:durableId="1879052598">
-    <w:abstractNumId w:val="9"/>
+    <w:abstractNumId w:val="10"/>
   </w:num>
   <w:num w:numId="8" w16cid:durableId="1749188025">
     <w:abstractNumId w:val="5"/>
   </w:num>
   <w:num w:numId="9" w16cid:durableId="101462200">
-    <w:abstractNumId w:val="10"/>
+    <w:abstractNumId w:val="11"/>
   </w:num>
   <w:num w:numId="10" w16cid:durableId="57170953">
     <w:abstractNumId w:val="0"/>
   </w:num>
   <w:num w:numId="11" w16cid:durableId="1837259699">
     <w:abstractNumId w:val="3"/>
+  </w:num>
+  <w:num w:numId="12" w16cid:durableId="1752465261">
+    <w:abstractNumId w:val="9"/>
+  </w:num>
+  <w:num w:numId="13" w16cid:durableId="192882122">
+    <w:abstractNumId w:val="12"/>
   </w:num>
 </w:numbering>
 </file>

--- a/Questions.docx
+++ b/Questions.docx
@@ -52,44 +52,41 @@
           <w:sz w:val="28"/>
           <w:szCs w:val="22"/>
         </w:rPr>
-        <w:t xml:space="preserve">Write a java program to check input validation for integer </w:t>
-      </w:r>
-      <w:proofErr w:type="gramStart"/>
-      <w:r>
+        <w:t>Write a java program to check input validation for integer constraints :</w:t>
+      </w:r>
+    </w:p>
+    <w:p>
+      <w:pPr>
+        <w:pStyle w:val="ListParagraph"/>
         <w:rPr>
           <w:rFonts w:ascii="Times New Roman" w:hAnsi="Times New Roman" w:cs="Times New Roman"/>
           <w:sz w:val="28"/>
           <w:szCs w:val="22"/>
         </w:rPr>
-        <w:t>constraints :</w:t>
-      </w:r>
-      <w:proofErr w:type="gramEnd"/>
-    </w:p>
-    <w:p>
-      <w:pPr>
-        <w:pStyle w:val="ListParagraph"/>
+      </w:pPr>
+      <w:r>
         <w:rPr>
           <w:rFonts w:ascii="Times New Roman" w:hAnsi="Times New Roman" w:cs="Times New Roman"/>
           <w:sz w:val="28"/>
           <w:szCs w:val="22"/>
         </w:rPr>
-      </w:pPr>
+        <w:t>N&lt;</w:t>
+      </w:r>
       <w:r>
         <w:rPr>
           <w:rFonts w:ascii="Times New Roman" w:hAnsi="Times New Roman" w:cs="Times New Roman"/>
           <w:sz w:val="28"/>
           <w:szCs w:val="22"/>
         </w:rPr>
-        <w:t>N&lt;</w:t>
-      </w:r>
-      <w:proofErr w:type="gramStart"/>
+        <w:t>10</w:t>
+      </w:r>
       <w:r>
         <w:rPr>
           <w:rFonts w:ascii="Times New Roman" w:hAnsi="Times New Roman" w:cs="Times New Roman"/>
           <w:sz w:val="28"/>
           <w:szCs w:val="22"/>
         </w:rPr>
-        <w:t>10</w:t>
+        <w:t xml:space="preserve"> </w:t>
       </w:r>
       <w:r>
         <w:rPr>
@@ -97,7 +94,7 @@
           <w:sz w:val="28"/>
           <w:szCs w:val="22"/>
         </w:rPr>
-        <w:t xml:space="preserve"> </w:t>
+        <w:t>,</w:t>
       </w:r>
       <w:r>
         <w:rPr>
@@ -105,7 +102,7 @@
           <w:sz w:val="28"/>
           <w:szCs w:val="22"/>
         </w:rPr>
-        <w:t>,</w:t>
+        <w:t>N&gt;</w:t>
       </w:r>
       <w:r>
         <w:rPr>
@@ -113,16 +110,15 @@
           <w:sz w:val="28"/>
           <w:szCs w:val="22"/>
         </w:rPr>
-        <w:t>N</w:t>
-      </w:r>
-      <w:proofErr w:type="gramEnd"/>
+        <w:t xml:space="preserve">0, for string constraints : </w:t>
+      </w:r>
       <w:r>
         <w:rPr>
           <w:rFonts w:ascii="Times New Roman" w:hAnsi="Times New Roman" w:cs="Times New Roman"/>
           <w:sz w:val="28"/>
           <w:szCs w:val="22"/>
         </w:rPr>
-        <w:t>&gt;</w:t>
+        <w:t>S&lt;1</w:t>
       </w:r>
       <w:r>
         <w:rPr>
@@ -130,25 +126,23 @@
           <w:sz w:val="28"/>
           <w:szCs w:val="22"/>
         </w:rPr>
-        <w:t xml:space="preserve">0, for string </w:t>
-      </w:r>
-      <w:proofErr w:type="gramStart"/>
+        <w:t>,</w:t>
+      </w:r>
       <w:r>
         <w:rPr>
           <w:rFonts w:ascii="Times New Roman" w:hAnsi="Times New Roman" w:cs="Times New Roman"/>
           <w:sz w:val="28"/>
           <w:szCs w:val="22"/>
         </w:rPr>
-        <w:t>constraints :</w:t>
-      </w:r>
-      <w:proofErr w:type="gramEnd"/>
+        <w:t xml:space="preserve"> S</w:t>
+      </w:r>
       <w:r>
         <w:rPr>
           <w:rFonts w:ascii="Times New Roman" w:hAnsi="Times New Roman" w:cs="Times New Roman"/>
           <w:sz w:val="28"/>
           <w:szCs w:val="22"/>
         </w:rPr>
-        <w:t xml:space="preserve"> </w:t>
+        <w:t>&lt;</w:t>
       </w:r>
       <w:r>
         <w:rPr>
@@ -156,7 +150,7 @@
           <w:sz w:val="28"/>
           <w:szCs w:val="22"/>
         </w:rPr>
-        <w:t>S&lt;1</w:t>
+        <w:t>15</w:t>
       </w:r>
       <w:r>
         <w:rPr>
@@ -164,93 +158,61 @@
           <w:sz w:val="28"/>
           <w:szCs w:val="22"/>
         </w:rPr>
-        <w:t>,</w:t>
-      </w:r>
-      <w:r>
+        <w:t>, (S) string length. And print String as normal as input and double the integer value.</w:t>
+      </w:r>
+    </w:p>
+    <w:p>
+      <w:pPr>
+        <w:pStyle w:val="ListParagraph"/>
+        <w:numPr>
+          <w:ilvl w:val="0"/>
+          <w:numId w:val="1"/>
+        </w:numPr>
         <w:rPr>
           <w:rFonts w:ascii="Times New Roman" w:hAnsi="Times New Roman" w:cs="Times New Roman"/>
           <w:sz w:val="28"/>
           <w:szCs w:val="22"/>
         </w:rPr>
-        <w:t xml:space="preserve"> S</w:t>
-      </w:r>
+      </w:pPr>
       <w:r>
         <w:rPr>
           <w:rFonts w:ascii="Times New Roman" w:hAnsi="Times New Roman" w:cs="Times New Roman"/>
           <w:sz w:val="28"/>
           <w:szCs w:val="22"/>
         </w:rPr>
-        <w:t>&lt;</w:t>
-      </w:r>
-      <w:r>
+        <w:t>Write a java program to check if input number is palindrome or not.</w:t>
+      </w:r>
+    </w:p>
+    <w:p>
+      <w:pPr>
+        <w:pStyle w:val="ListParagraph"/>
+        <w:numPr>
+          <w:ilvl w:val="0"/>
+          <w:numId w:val="1"/>
+        </w:numPr>
         <w:rPr>
           <w:rFonts w:ascii="Times New Roman" w:hAnsi="Times New Roman" w:cs="Times New Roman"/>
           <w:sz w:val="28"/>
           <w:szCs w:val="22"/>
         </w:rPr>
-        <w:t>15</w:t>
-      </w:r>
+      </w:pPr>
       <w:r>
         <w:rPr>
           <w:rFonts w:ascii="Times New Roman" w:hAnsi="Times New Roman" w:cs="Times New Roman"/>
           <w:sz w:val="28"/>
           <w:szCs w:val="22"/>
         </w:rPr>
-        <w:t>, (S) string length. And print String as normal as input and double the integer value.</w:t>
-      </w:r>
-    </w:p>
-    <w:p>
-      <w:pPr>
-        <w:pStyle w:val="ListParagraph"/>
+        <w:t>Write a java program to check if input number is unique number or not.</w:t>
+      </w:r>
+    </w:p>
+    <w:p>
+      <w:pPr>
+        <w:pStyle w:val="max2"/>
         <w:numPr>
           <w:ilvl w:val="0"/>
           <w:numId w:val="1"/>
         </w:numPr>
         <w:rPr>
-          <w:rFonts w:ascii="Times New Roman" w:hAnsi="Times New Roman" w:cs="Times New Roman"/>
-          <w:sz w:val="28"/>
-          <w:szCs w:val="22"/>
-        </w:rPr>
-      </w:pPr>
-      <w:r>
-        <w:rPr>
-          <w:rFonts w:ascii="Times New Roman" w:hAnsi="Times New Roman" w:cs="Times New Roman"/>
-          <w:sz w:val="28"/>
-          <w:szCs w:val="22"/>
-        </w:rPr>
-        <w:t>Write a java program to check if input number is palindrome or not.</w:t>
-      </w:r>
-    </w:p>
-    <w:p>
-      <w:pPr>
-        <w:pStyle w:val="ListParagraph"/>
-        <w:numPr>
-          <w:ilvl w:val="0"/>
-          <w:numId w:val="1"/>
-        </w:numPr>
-        <w:rPr>
-          <w:rFonts w:ascii="Times New Roman" w:hAnsi="Times New Roman" w:cs="Times New Roman"/>
-          <w:sz w:val="28"/>
-          <w:szCs w:val="22"/>
-        </w:rPr>
-      </w:pPr>
-      <w:r>
-        <w:rPr>
-          <w:rFonts w:ascii="Times New Roman" w:hAnsi="Times New Roman" w:cs="Times New Roman"/>
-          <w:sz w:val="28"/>
-          <w:szCs w:val="22"/>
-        </w:rPr>
-        <w:t>Write a java program to check if input number is unique number or not.</w:t>
-      </w:r>
-    </w:p>
-    <w:p>
-      <w:pPr>
-        <w:pStyle w:val="max2"/>
-        <w:numPr>
-          <w:ilvl w:val="0"/>
-          <w:numId w:val="1"/>
-        </w:numPr>
-        <w:rPr>
           <w:rFonts w:ascii="Verdana" w:hAnsi="Verdana"/>
           <w:color w:val="000000"/>
           <w:sz w:val="24"/>
@@ -275,7 +237,6 @@
         <w:br/>
       </w:r>
       <w:proofErr w:type="spellStart"/>
-      <w:proofErr w:type="gramStart"/>
       <w:r>
         <w:rPr>
           <w:rFonts w:ascii="Verdana" w:hAnsi="Verdana"/>
@@ -291,16 +252,7 @@
           <w:color w:val="000000"/>
           <w:szCs w:val="24"/>
         </w:rPr>
-        <w:t>(</w:t>
-      </w:r>
-      <w:proofErr w:type="gramEnd"/>
-      <w:r>
-        <w:rPr>
-          <w:rFonts w:ascii="Verdana" w:hAnsi="Verdana"/>
-          <w:color w:val="000000"/>
-          <w:szCs w:val="24"/>
-        </w:rPr>
-        <w:t xml:space="preserve">"Hi", 2) </w:t>
+        <w:t xml:space="preserve">("Hi", 2) </w:t>
       </w:r>
       <w:r>
         <w:rPr>
@@ -345,7 +297,6 @@
         <w:br/>
       </w:r>
       <w:proofErr w:type="spellStart"/>
-      <w:proofErr w:type="gramStart"/>
       <w:r>
         <w:rPr>
           <w:rFonts w:ascii="Verdana" w:hAnsi="Verdana"/>
@@ -361,16 +312,7 @@
           <w:color w:val="000000"/>
           <w:szCs w:val="24"/>
         </w:rPr>
-        <w:t>(</w:t>
-      </w:r>
-      <w:proofErr w:type="gramEnd"/>
-      <w:r>
-        <w:rPr>
-          <w:rFonts w:ascii="Verdana" w:hAnsi="Verdana"/>
-          <w:color w:val="000000"/>
-          <w:szCs w:val="24"/>
-        </w:rPr>
-        <w:t xml:space="preserve">"Hi", 3) </w:t>
+        <w:t xml:space="preserve">("Hi", 3) </w:t>
       </w:r>
       <w:r>
         <w:rPr>
@@ -415,7 +357,6 @@
         <w:br/>
       </w:r>
       <w:proofErr w:type="spellStart"/>
-      <w:proofErr w:type="gramStart"/>
       <w:r>
         <w:rPr>
           <w:rFonts w:ascii="Verdana" w:hAnsi="Verdana"/>
@@ -431,16 +372,7 @@
           <w:color w:val="000000"/>
           <w:szCs w:val="24"/>
         </w:rPr>
-        <w:t>(</w:t>
-      </w:r>
-      <w:proofErr w:type="gramEnd"/>
-      <w:r>
-        <w:rPr>
-          <w:rFonts w:ascii="Verdana" w:hAnsi="Verdana"/>
-          <w:color w:val="000000"/>
-          <w:szCs w:val="24"/>
-        </w:rPr>
-        <w:t xml:space="preserve">"Hi", 1) </w:t>
+        <w:t xml:space="preserve">("Hi", 1) </w:t>
       </w:r>
       <w:r>
         <w:rPr>
@@ -799,27 +731,7 @@
           <w:sz w:val="24"/>
           <w:szCs w:val="24"/>
         </w:rPr>
-        <w:t xml:space="preserve">Write a java program to find the multiplication of </w:t>
-      </w:r>
-      <w:proofErr w:type="gramStart"/>
-      <w:r>
-        <w:rPr>
-          <w:rFonts w:ascii="Verdana" w:hAnsi="Verdana"/>
-          <w:color w:val="000000"/>
-          <w:sz w:val="24"/>
-          <w:szCs w:val="24"/>
-        </w:rPr>
-        <w:t>a</w:t>
-      </w:r>
-      <w:proofErr w:type="gramEnd"/>
-      <w:r>
-        <w:rPr>
-          <w:rFonts w:ascii="Verdana" w:hAnsi="Verdana"/>
-          <w:color w:val="000000"/>
-          <w:sz w:val="24"/>
-          <w:szCs w:val="24"/>
-        </w:rPr>
-        <w:t xml:space="preserve"> input number.</w:t>
+        <w:t>Write a java program to find the multiplication of a input number.</w:t>
       </w:r>
     </w:p>
     <w:p>
@@ -852,27 +764,7 @@
           <w:sz w:val="24"/>
           <w:szCs w:val="24"/>
         </w:rPr>
-        <w:t xml:space="preserve">alculate factorial of </w:t>
-      </w:r>
-      <w:proofErr w:type="gramStart"/>
-      <w:r>
-        <w:rPr>
-          <w:rFonts w:ascii="Verdana" w:hAnsi="Verdana"/>
-          <w:color w:val="000000"/>
-          <w:sz w:val="24"/>
-          <w:szCs w:val="24"/>
-        </w:rPr>
-        <w:t>a</w:t>
-      </w:r>
-      <w:proofErr w:type="gramEnd"/>
-      <w:r>
-        <w:rPr>
-          <w:rFonts w:ascii="Verdana" w:hAnsi="Verdana"/>
-          <w:color w:val="000000"/>
-          <w:sz w:val="24"/>
-          <w:szCs w:val="24"/>
-        </w:rPr>
-        <w:t xml:space="preserve"> </w:t>
+        <w:t xml:space="preserve">alculate factorial of a </w:t>
       </w:r>
       <w:r>
         <w:rPr>
@@ -1055,27 +947,7 @@
           <w:sz w:val="24"/>
           <w:szCs w:val="24"/>
         </w:rPr>
-        <w:t xml:space="preserve">Write a java to count and sum of digits in </w:t>
-      </w:r>
-      <w:proofErr w:type="gramStart"/>
-      <w:r>
-        <w:rPr>
-          <w:rFonts w:ascii="Verdana" w:hAnsi="Verdana"/>
-          <w:color w:val="000000"/>
-          <w:sz w:val="24"/>
-          <w:szCs w:val="24"/>
-        </w:rPr>
-        <w:t>a</w:t>
-      </w:r>
-      <w:proofErr w:type="gramEnd"/>
-      <w:r>
-        <w:rPr>
-          <w:rFonts w:ascii="Verdana" w:hAnsi="Verdana"/>
-          <w:color w:val="000000"/>
-          <w:sz w:val="24"/>
-          <w:szCs w:val="24"/>
-        </w:rPr>
-        <w:t xml:space="preserve"> input number.</w:t>
+        <w:t>Write a java to count and sum of digits in a input number.</w:t>
       </w:r>
     </w:p>
     <w:p>
@@ -1222,7 +1094,6 @@
         <w:t xml:space="preserve">Write a program to reverse the order of words in a string entered, for </w:t>
       </w:r>
       <w:proofErr w:type="spellStart"/>
-      <w:proofErr w:type="gramStart"/>
       <w:r>
         <w:rPr>
           <w:rFonts w:ascii="Verdana" w:hAnsi="Verdana"/>
@@ -1240,37 +1111,7 @@
           <w:sz w:val="24"/>
           <w:szCs w:val="24"/>
         </w:rPr>
-        <w:t xml:space="preserve"> :</w:t>
-      </w:r>
-      <w:proofErr w:type="gramEnd"/>
-      <w:r>
-        <w:rPr>
-          <w:rFonts w:ascii="Verdana" w:hAnsi="Verdana"/>
-          <w:color w:val="000000"/>
-          <w:sz w:val="24"/>
-          <w:szCs w:val="24"/>
-        </w:rPr>
-        <w:t xml:space="preserve"> I am </w:t>
-      </w:r>
-      <w:proofErr w:type="gramStart"/>
-      <w:r>
-        <w:rPr>
-          <w:rFonts w:ascii="Verdana" w:hAnsi="Verdana"/>
-          <w:color w:val="000000"/>
-          <w:sz w:val="24"/>
-          <w:szCs w:val="24"/>
-        </w:rPr>
-        <w:t>Ram  to</w:t>
-      </w:r>
-      <w:proofErr w:type="gramEnd"/>
-      <w:r>
-        <w:rPr>
-          <w:rFonts w:ascii="Verdana" w:hAnsi="Verdana"/>
-          <w:color w:val="000000"/>
-          <w:sz w:val="24"/>
-          <w:szCs w:val="24"/>
-        </w:rPr>
-        <w:t xml:space="preserve">  Ram am I </w:t>
+        <w:t xml:space="preserve"> : I am Ram  to  Ram am I </w:t>
       </w:r>
     </w:p>
     <w:p>
@@ -1932,6 +1773,15 @@
         </w:rPr>
         <w:t>Day 08</w:t>
       </w:r>
+      <w:r>
+        <w:rPr>
+          <w:rFonts w:ascii="Verdana" w:hAnsi="Verdana"/>
+          <w:color w:val="000000"/>
+          <w:sz w:val="24"/>
+          <w:szCs w:val="24"/>
+        </w:rPr>
+        <w:t>( stop condition value-based vs count-based )</w:t>
+      </w:r>
     </w:p>
     <w:p>
       <w:pPr>
@@ -1947,124 +1797,14 @@
           <w:szCs w:val="24"/>
         </w:rPr>
       </w:pPr>
-    </w:p>
-    <w:p>
-      <w:pPr>
-        <w:pStyle w:val="max2"/>
-        <w:rPr>
-          <w:rFonts w:ascii="Verdana" w:hAnsi="Verdana"/>
-          <w:color w:val="000000"/>
-          <w:sz w:val="24"/>
-          <w:szCs w:val="24"/>
-        </w:rPr>
-      </w:pPr>
-    </w:p>
-    <w:p>
-      <w:pPr>
-        <w:pStyle w:val="max2"/>
-        <w:rPr>
-          <w:rFonts w:ascii="Verdana" w:hAnsi="Verdana"/>
-          <w:color w:val="000000"/>
-          <w:sz w:val="24"/>
-          <w:szCs w:val="24"/>
-        </w:rPr>
-      </w:pPr>
-    </w:p>
-    <w:p>
-      <w:pPr>
-        <w:pStyle w:val="max2"/>
-        <w:rPr>
-          <w:rFonts w:ascii="Verdana" w:hAnsi="Verdana"/>
-          <w:color w:val="000000"/>
-          <w:sz w:val="24"/>
-          <w:szCs w:val="24"/>
-        </w:rPr>
-      </w:pPr>
-    </w:p>
-    <w:p>
-      <w:pPr>
-        <w:pStyle w:val="max2"/>
-        <w:rPr>
-          <w:rFonts w:ascii="Verdana" w:hAnsi="Verdana"/>
-          <w:color w:val="000000"/>
-          <w:sz w:val="24"/>
-          <w:szCs w:val="24"/>
-        </w:rPr>
-      </w:pPr>
-    </w:p>
-    <w:p>
-      <w:pPr>
-        <w:pStyle w:val="max2"/>
-        <w:rPr>
-          <w:rFonts w:ascii="Verdana" w:hAnsi="Verdana"/>
-          <w:color w:val="000000"/>
-          <w:sz w:val="24"/>
-          <w:szCs w:val="24"/>
-        </w:rPr>
-      </w:pPr>
-    </w:p>
-    <w:p>
-      <w:pPr>
-        <w:pStyle w:val="max2"/>
-        <w:rPr>
-          <w:rFonts w:ascii="Verdana" w:hAnsi="Verdana"/>
-          <w:color w:val="000000"/>
-          <w:sz w:val="24"/>
-          <w:szCs w:val="24"/>
-        </w:rPr>
-      </w:pPr>
-    </w:p>
-    <w:p>
-      <w:pPr>
-        <w:pStyle w:val="max2"/>
-        <w:rPr>
-          <w:rFonts w:ascii="Verdana" w:hAnsi="Verdana"/>
-          <w:color w:val="000000"/>
-          <w:sz w:val="24"/>
-          <w:szCs w:val="24"/>
-        </w:rPr>
-      </w:pPr>
-      <w:r>
-        <w:rPr>
-          <w:rFonts w:ascii="Verdana" w:hAnsi="Verdana"/>
-          <w:color w:val="000000"/>
-          <w:sz w:val="24"/>
-          <w:szCs w:val="24"/>
-        </w:rPr>
-        <w:t>Day 0</w:t>
-      </w:r>
-      <w:r>
-        <w:rPr>
-          <w:rFonts w:ascii="Verdana" w:hAnsi="Verdana"/>
-          <w:color w:val="000000"/>
-          <w:sz w:val="24"/>
-          <w:szCs w:val="24"/>
-        </w:rPr>
-        <w:t>9</w:t>
-      </w:r>
-    </w:p>
-    <w:p>
-      <w:pPr>
-        <w:pStyle w:val="max2"/>
-        <w:numPr>
-          <w:ilvl w:val="0"/>
-          <w:numId w:val="6"/>
-        </w:numPr>
-        <w:rPr>
-          <w:rFonts w:ascii="Verdana" w:hAnsi="Verdana"/>
-          <w:color w:val="000000"/>
-          <w:sz w:val="24"/>
-          <w:szCs w:val="24"/>
-        </w:rPr>
-      </w:pPr>
-      <w:r>
-        <w:rPr>
-          <w:rFonts w:ascii="Verdana" w:hAnsi="Verdana"/>
-          <w:color w:val="000000"/>
-          <w:sz w:val="24"/>
-          <w:szCs w:val="24"/>
-        </w:rPr>
-        <w:t xml:space="preserve">Take a sentence and reverse </w:t>
+      <w:r>
+        <w:rPr>
+          <w:rFonts w:ascii="Verdana" w:hAnsi="Verdana"/>
+          <w:color w:val="000000"/>
+          <w:sz w:val="24"/>
+          <w:szCs w:val="24"/>
+        </w:rPr>
+        <w:t xml:space="preserve">Take a number and print digits </w:t>
       </w:r>
       <w:r>
         <w:rPr>
@@ -2075,6 +1815,868 @@
           <w:sz w:val="24"/>
           <w:szCs w:val="24"/>
         </w:rPr>
+        <w:t>until you encounter an even digit</w:t>
+      </w:r>
+      <w:r>
+        <w:rPr>
+          <w:rFonts w:ascii="Verdana" w:hAnsi="Verdana"/>
+          <w:color w:val="000000"/>
+          <w:sz w:val="24"/>
+          <w:szCs w:val="24"/>
+        </w:rPr>
+        <w:t>, then stop.</w:t>
+      </w:r>
+    </w:p>
+    <w:p>
+      <w:pPr>
+        <w:pStyle w:val="max2"/>
+        <w:numPr>
+          <w:ilvl w:val="0"/>
+          <w:numId w:val="13"/>
+        </w:numPr>
+        <w:rPr>
+          <w:rFonts w:ascii="Verdana" w:hAnsi="Verdana"/>
+          <w:color w:val="000000"/>
+          <w:sz w:val="24"/>
+          <w:szCs w:val="24"/>
+        </w:rPr>
+      </w:pPr>
+      <w:r>
+        <w:rPr>
+          <w:rFonts w:ascii="Verdana" w:hAnsi="Verdana"/>
+          <w:color w:val="000000"/>
+          <w:sz w:val="24"/>
+          <w:szCs w:val="24"/>
+        </w:rPr>
+        <w:t xml:space="preserve">Take a number and print digits, but </w:t>
+      </w:r>
+      <w:r>
+        <w:rPr>
+          <w:rFonts w:ascii="Verdana" w:hAnsi="Verdana"/>
+          <w:b/>
+          <w:bCs/>
+          <w:color w:val="000000"/>
+          <w:sz w:val="24"/>
+          <w:szCs w:val="24"/>
+        </w:rPr>
+        <w:t>stop after printing exactly 3 digits</w:t>
+      </w:r>
+      <w:r>
+        <w:rPr>
+          <w:rFonts w:ascii="Verdana" w:hAnsi="Verdana"/>
+          <w:color w:val="000000"/>
+          <w:sz w:val="24"/>
+          <w:szCs w:val="24"/>
+        </w:rPr>
+        <w:t>.</w:t>
+      </w:r>
+    </w:p>
+    <w:p>
+      <w:pPr>
+        <w:pStyle w:val="max2"/>
+        <w:numPr>
+          <w:ilvl w:val="0"/>
+          <w:numId w:val="13"/>
+        </w:numPr>
+        <w:rPr>
+          <w:rFonts w:ascii="Verdana" w:hAnsi="Verdana"/>
+          <w:color w:val="000000"/>
+          <w:sz w:val="24"/>
+          <w:szCs w:val="24"/>
+        </w:rPr>
+      </w:pPr>
+      <w:r>
+        <w:rPr>
+          <w:rFonts w:ascii="Verdana" w:hAnsi="Verdana"/>
+          <w:color w:val="000000"/>
+          <w:sz w:val="24"/>
+          <w:szCs w:val="24"/>
+        </w:rPr>
+        <w:t>Create an array of 5 integers and print all elements.</w:t>
+      </w:r>
+    </w:p>
+    <w:p>
+      <w:pPr>
+        <w:pStyle w:val="max2"/>
+        <w:numPr>
+          <w:ilvl w:val="0"/>
+          <w:numId w:val="13"/>
+        </w:numPr>
+        <w:rPr>
+          <w:rFonts w:ascii="Verdana" w:hAnsi="Verdana"/>
+          <w:color w:val="000000"/>
+          <w:sz w:val="24"/>
+          <w:szCs w:val="24"/>
+        </w:rPr>
+      </w:pPr>
+      <w:r>
+        <w:rPr>
+          <w:rFonts w:ascii="Verdana" w:hAnsi="Verdana"/>
+          <w:color w:val="000000"/>
+          <w:sz w:val="24"/>
+          <w:szCs w:val="24"/>
+        </w:rPr>
+        <w:t>Count how many numbers in the array are even.</w:t>
+      </w:r>
+    </w:p>
+    <w:p>
+      <w:pPr>
+        <w:pStyle w:val="max2"/>
+        <w:numPr>
+          <w:ilvl w:val="0"/>
+          <w:numId w:val="13"/>
+        </w:numPr>
+        <w:rPr>
+          <w:rFonts w:ascii="Verdana" w:hAnsi="Verdana"/>
+          <w:color w:val="000000"/>
+          <w:sz w:val="24"/>
+          <w:szCs w:val="24"/>
+        </w:rPr>
+      </w:pPr>
+      <w:r>
+        <w:rPr>
+          <w:rFonts w:ascii="Verdana" w:hAnsi="Verdana"/>
+          <w:color w:val="000000"/>
+          <w:sz w:val="24"/>
+          <w:szCs w:val="24"/>
+        </w:rPr>
+        <w:t xml:space="preserve">Find the </w:t>
+      </w:r>
+      <w:r>
+        <w:rPr>
+          <w:rFonts w:ascii="Verdana" w:hAnsi="Verdana"/>
+          <w:b/>
+          <w:bCs/>
+          <w:color w:val="000000"/>
+          <w:sz w:val="24"/>
+          <w:szCs w:val="24"/>
+        </w:rPr>
+        <w:t>largest number</w:t>
+      </w:r>
+      <w:r>
+        <w:rPr>
+          <w:rFonts w:ascii="Verdana" w:hAnsi="Verdana"/>
+          <w:color w:val="000000"/>
+          <w:sz w:val="24"/>
+          <w:szCs w:val="24"/>
+        </w:rPr>
+        <w:t xml:space="preserve"> in the array.</w:t>
+      </w:r>
+    </w:p>
+    <w:p>
+      <w:pPr>
+        <w:pStyle w:val="max2"/>
+        <w:rPr>
+          <w:rFonts w:ascii="Verdana" w:hAnsi="Verdana"/>
+          <w:color w:val="000000"/>
+          <w:sz w:val="24"/>
+          <w:szCs w:val="24"/>
+        </w:rPr>
+      </w:pPr>
+    </w:p>
+    <w:p>
+      <w:pPr>
+        <w:pStyle w:val="max2"/>
+        <w:rPr>
+          <w:rFonts w:ascii="Verdana" w:hAnsi="Verdana"/>
+          <w:color w:val="000000"/>
+          <w:sz w:val="24"/>
+          <w:szCs w:val="24"/>
+        </w:rPr>
+      </w:pPr>
+    </w:p>
+    <w:p>
+      <w:pPr>
+        <w:pStyle w:val="max2"/>
+        <w:rPr>
+          <w:rFonts w:ascii="Verdana" w:hAnsi="Verdana"/>
+          <w:color w:val="000000"/>
+          <w:sz w:val="24"/>
+          <w:szCs w:val="24"/>
+        </w:rPr>
+      </w:pPr>
+      <w:r>
+        <w:rPr>
+          <w:rFonts w:ascii="Verdana" w:hAnsi="Verdana"/>
+          <w:color w:val="000000"/>
+          <w:sz w:val="24"/>
+          <w:szCs w:val="24"/>
+        </w:rPr>
+        <w:lastRenderedPageBreak/>
+        <w:t>Day 09</w:t>
+      </w:r>
+    </w:p>
+    <w:p>
+      <w:pPr>
+        <w:pStyle w:val="max2"/>
+        <w:numPr>
+          <w:ilvl w:val="0"/>
+          <w:numId w:val="14"/>
+        </w:numPr>
+        <w:rPr>
+          <w:rFonts w:ascii="Verdana" w:hAnsi="Verdana"/>
+          <w:color w:val="000000"/>
+          <w:sz w:val="24"/>
+          <w:szCs w:val="24"/>
+        </w:rPr>
+      </w:pPr>
+      <w:r>
+        <w:rPr>
+          <w:rFonts w:ascii="Verdana" w:hAnsi="Verdana"/>
+          <w:color w:val="000000"/>
+          <w:sz w:val="24"/>
+          <w:szCs w:val="24"/>
+        </w:rPr>
+        <w:t>Calculate sum of all elements</w:t>
+      </w:r>
+      <w:r>
+        <w:rPr>
+          <w:rFonts w:ascii="Verdana" w:hAnsi="Verdana"/>
+          <w:color w:val="000000"/>
+          <w:sz w:val="24"/>
+          <w:szCs w:val="24"/>
+        </w:rPr>
+        <w:t xml:space="preserve"> of an array.</w:t>
+      </w:r>
+    </w:p>
+    <w:p>
+      <w:pPr>
+        <w:pStyle w:val="max2"/>
+        <w:numPr>
+          <w:ilvl w:val="0"/>
+          <w:numId w:val="14"/>
+        </w:numPr>
+        <w:rPr>
+          <w:rFonts w:ascii="Verdana" w:hAnsi="Verdana"/>
+          <w:color w:val="000000"/>
+          <w:sz w:val="24"/>
+          <w:szCs w:val="24"/>
+        </w:rPr>
+      </w:pPr>
+      <w:r>
+        <w:rPr>
+          <w:rFonts w:ascii="Verdana" w:hAnsi="Verdana"/>
+          <w:color w:val="000000"/>
+          <w:sz w:val="24"/>
+          <w:szCs w:val="24"/>
+        </w:rPr>
+        <w:t xml:space="preserve">Traverse the array and </w:t>
+      </w:r>
+      <w:r>
+        <w:rPr>
+          <w:rFonts w:ascii="Verdana" w:hAnsi="Verdana"/>
+          <w:b/>
+          <w:bCs/>
+          <w:color w:val="000000"/>
+          <w:sz w:val="24"/>
+          <w:szCs w:val="24"/>
+        </w:rPr>
+        <w:t>stop when 0 is found</w:t>
+      </w:r>
+      <w:r>
+        <w:rPr>
+          <w:rFonts w:ascii="Verdana" w:hAnsi="Verdana"/>
+          <w:color w:val="000000"/>
+          <w:sz w:val="24"/>
+          <w:szCs w:val="24"/>
+        </w:rPr>
+        <w:t>.</w:t>
+      </w:r>
+    </w:p>
+    <w:p>
+      <w:pPr>
+        <w:pStyle w:val="max2"/>
+        <w:numPr>
+          <w:ilvl w:val="0"/>
+          <w:numId w:val="14"/>
+        </w:numPr>
+        <w:rPr>
+          <w:rFonts w:ascii="Verdana" w:hAnsi="Verdana"/>
+          <w:color w:val="000000"/>
+          <w:sz w:val="24"/>
+          <w:szCs w:val="24"/>
+        </w:rPr>
+      </w:pPr>
+      <w:r>
+        <w:rPr>
+          <w:rFonts w:ascii="Verdana" w:hAnsi="Verdana"/>
+          <w:color w:val="000000"/>
+          <w:sz w:val="24"/>
+          <w:szCs w:val="24"/>
+        </w:rPr>
+        <w:t xml:space="preserve">Take a string and count how many </w:t>
+      </w:r>
+      <w:r>
+        <w:rPr>
+          <w:rFonts w:ascii="Verdana" w:hAnsi="Verdana"/>
+          <w:b/>
+          <w:bCs/>
+          <w:color w:val="000000"/>
+          <w:sz w:val="24"/>
+          <w:szCs w:val="24"/>
+        </w:rPr>
+        <w:t>vowels</w:t>
+      </w:r>
+      <w:r>
+        <w:rPr>
+          <w:rFonts w:ascii="Verdana" w:hAnsi="Verdana"/>
+          <w:color w:val="000000"/>
+          <w:sz w:val="24"/>
+          <w:szCs w:val="24"/>
+        </w:rPr>
+        <w:t xml:space="preserve"> it contains.</w:t>
+      </w:r>
+      <w:r>
+        <w:rPr>
+          <w:rFonts w:ascii="Verdana" w:hAnsi="Verdana"/>
+          <w:color w:val="000000"/>
+          <w:sz w:val="24"/>
+          <w:szCs w:val="24"/>
+        </w:rPr>
+        <w:t>(</w:t>
+      </w:r>
+      <w:r>
+        <w:rPr>
+          <w:rFonts w:asciiTheme="minorHAnsi" w:eastAsiaTheme="minorHAnsi" w:hAnsiTheme="minorHAnsi" w:cstheme="minorBidi"/>
+          <w:kern w:val="2"/>
+          <w:sz w:val="24"/>
+          <w:szCs w:val="21"/>
+          <w14:ligatures w14:val="standardContextual"/>
+        </w:rPr>
+        <w:t xml:space="preserve"> </w:t>
+      </w:r>
+      <w:r>
+        <w:rPr>
+          <w:rFonts w:ascii="Verdana" w:hAnsi="Verdana"/>
+          <w:color w:val="000000"/>
+          <w:sz w:val="24"/>
+          <w:szCs w:val="24"/>
+        </w:rPr>
+        <w:t>Character traversal + condition</w:t>
+      </w:r>
+      <w:r>
+        <w:rPr>
+          <w:rFonts w:ascii="Verdana" w:hAnsi="Verdana"/>
+          <w:color w:val="000000"/>
+          <w:sz w:val="24"/>
+          <w:szCs w:val="24"/>
+        </w:rPr>
+        <w:t>)</w:t>
+      </w:r>
+    </w:p>
+    <w:p>
+      <w:pPr>
+        <w:pStyle w:val="max2"/>
+        <w:numPr>
+          <w:ilvl w:val="0"/>
+          <w:numId w:val="14"/>
+        </w:numPr>
+        <w:rPr>
+          <w:rFonts w:ascii="Verdana" w:hAnsi="Verdana"/>
+          <w:color w:val="000000"/>
+          <w:sz w:val="24"/>
+          <w:szCs w:val="24"/>
+        </w:rPr>
+      </w:pPr>
+      <w:r>
+        <w:rPr>
+          <w:rFonts w:ascii="Verdana" w:hAnsi="Verdana"/>
+          <w:color w:val="000000"/>
+          <w:sz w:val="24"/>
+          <w:szCs w:val="24"/>
+        </w:rPr>
+        <w:t xml:space="preserve">Reverse a string </w:t>
+      </w:r>
+      <w:r>
+        <w:rPr>
+          <w:rFonts w:ascii="Verdana" w:hAnsi="Verdana"/>
+          <w:b/>
+          <w:bCs/>
+          <w:color w:val="000000"/>
+          <w:sz w:val="24"/>
+          <w:szCs w:val="24"/>
+        </w:rPr>
+        <w:t>using loop only</w:t>
+      </w:r>
+      <w:r>
+        <w:rPr>
+          <w:rFonts w:ascii="Verdana" w:hAnsi="Verdana"/>
+          <w:color w:val="000000"/>
+          <w:sz w:val="24"/>
+          <w:szCs w:val="24"/>
+        </w:rPr>
+        <w:t>.</w:t>
+      </w:r>
+      <w:r>
+        <w:rPr>
+          <w:rFonts w:ascii="Verdana" w:hAnsi="Verdana"/>
+          <w:color w:val="000000"/>
+          <w:sz w:val="24"/>
+          <w:szCs w:val="24"/>
+        </w:rPr>
+        <w:t xml:space="preserve">(No </w:t>
+      </w:r>
+      <w:proofErr w:type="spellStart"/>
+      <w:r>
+        <w:rPr>
+          <w:rFonts w:ascii="Verdana" w:hAnsi="Verdana"/>
+          <w:color w:val="000000"/>
+          <w:sz w:val="24"/>
+          <w:szCs w:val="24"/>
+        </w:rPr>
+        <w:t>Stringbuilder</w:t>
+      </w:r>
+      <w:proofErr w:type="spellEnd"/>
+      <w:r>
+        <w:rPr>
+          <w:rFonts w:ascii="Verdana" w:hAnsi="Verdana"/>
+          <w:color w:val="000000"/>
+          <w:sz w:val="24"/>
+          <w:szCs w:val="24"/>
+        </w:rPr>
+        <w:t>) (</w:t>
+      </w:r>
+      <w:r>
+        <w:rPr>
+          <w:rFonts w:ascii="Verdana" w:hAnsi="Verdana"/>
+          <w:color w:val="000000"/>
+          <w:sz w:val="24"/>
+          <w:szCs w:val="24"/>
+        </w:rPr>
+        <w:t>Index control + backward traversal</w:t>
+      </w:r>
+      <w:r>
+        <w:rPr>
+          <w:rFonts w:ascii="Verdana" w:hAnsi="Verdana"/>
+          <w:color w:val="000000"/>
+          <w:sz w:val="24"/>
+          <w:szCs w:val="24"/>
+        </w:rPr>
+        <w:t>)</w:t>
+      </w:r>
+    </w:p>
+    <w:p>
+      <w:pPr>
+        <w:pStyle w:val="max2"/>
+        <w:numPr>
+          <w:ilvl w:val="0"/>
+          <w:numId w:val="14"/>
+        </w:numPr>
+        <w:rPr>
+          <w:rFonts w:ascii="Verdana" w:hAnsi="Verdana"/>
+          <w:color w:val="000000"/>
+          <w:sz w:val="24"/>
+          <w:szCs w:val="24"/>
+        </w:rPr>
+      </w:pPr>
+      <w:r>
+        <w:rPr>
+          <w:rFonts w:ascii="Verdana" w:hAnsi="Verdana"/>
+          <w:color w:val="000000"/>
+          <w:sz w:val="24"/>
+          <w:szCs w:val="24"/>
+        </w:rPr>
+        <w:t xml:space="preserve">From an integer array, count how many elements are </w:t>
+      </w:r>
+      <w:r>
+        <w:rPr>
+          <w:rFonts w:ascii="Verdana" w:hAnsi="Verdana"/>
+          <w:b/>
+          <w:bCs/>
+          <w:color w:val="000000"/>
+          <w:sz w:val="24"/>
+          <w:szCs w:val="24"/>
+        </w:rPr>
+        <w:t>greater than 50</w:t>
+      </w:r>
+      <w:r>
+        <w:rPr>
+          <w:rFonts w:ascii="Verdana" w:hAnsi="Verdana"/>
+          <w:color w:val="000000"/>
+          <w:sz w:val="24"/>
+          <w:szCs w:val="24"/>
+        </w:rPr>
+        <w:t>.</w:t>
+      </w:r>
+      <w:r>
+        <w:rPr>
+          <w:rFonts w:ascii="Verdana" w:hAnsi="Verdana"/>
+          <w:color w:val="000000"/>
+          <w:sz w:val="24"/>
+          <w:szCs w:val="24"/>
+        </w:rPr>
+        <w:t>(</w:t>
+      </w:r>
+      <w:r>
+        <w:rPr>
+          <w:rFonts w:asciiTheme="minorHAnsi" w:eastAsiaTheme="minorHAnsi" w:hAnsiTheme="minorHAnsi" w:cstheme="minorBidi"/>
+          <w:kern w:val="2"/>
+          <w:sz w:val="24"/>
+          <w:szCs w:val="21"/>
+          <w14:ligatures w14:val="standardContextual"/>
+        </w:rPr>
+        <w:t xml:space="preserve"> </w:t>
+      </w:r>
+      <w:r>
+        <w:rPr>
+          <w:rFonts w:ascii="Verdana" w:hAnsi="Verdana"/>
+          <w:color w:val="000000"/>
+          <w:sz w:val="24"/>
+          <w:szCs w:val="24"/>
+        </w:rPr>
+        <w:t>Array traversal + counter</w:t>
+      </w:r>
+      <w:r>
+        <w:rPr>
+          <w:rFonts w:ascii="Verdana" w:hAnsi="Verdana"/>
+          <w:color w:val="000000"/>
+          <w:sz w:val="24"/>
+          <w:szCs w:val="24"/>
+        </w:rPr>
+        <w:t>)</w:t>
+      </w:r>
+    </w:p>
+    <w:p>
+      <w:pPr>
+        <w:pStyle w:val="max2"/>
+        <w:rPr>
+          <w:rFonts w:ascii="Verdana" w:hAnsi="Verdana"/>
+          <w:color w:val="000000"/>
+          <w:sz w:val="24"/>
+          <w:szCs w:val="24"/>
+        </w:rPr>
+      </w:pPr>
+      <w:r>
+        <w:rPr>
+          <w:rFonts w:ascii="Verdana" w:hAnsi="Verdana"/>
+          <w:color w:val="000000"/>
+          <w:sz w:val="24"/>
+          <w:szCs w:val="24"/>
+        </w:rPr>
+        <w:t>Day 10</w:t>
+      </w:r>
+    </w:p>
+    <w:p>
+      <w:pPr>
+        <w:pStyle w:val="max2"/>
+        <w:numPr>
+          <w:ilvl w:val="0"/>
+          <w:numId w:val="15"/>
+        </w:numPr>
+        <w:rPr>
+          <w:rFonts w:ascii="Verdana" w:hAnsi="Verdana"/>
+          <w:color w:val="000000"/>
+          <w:sz w:val="24"/>
+          <w:szCs w:val="24"/>
+        </w:rPr>
+      </w:pPr>
+      <w:r>
+        <w:rPr>
+          <w:rFonts w:ascii="Verdana" w:hAnsi="Verdana"/>
+          <w:color w:val="000000"/>
+          <w:sz w:val="24"/>
+          <w:szCs w:val="24"/>
+        </w:rPr>
+        <w:t xml:space="preserve">Find the </w:t>
+      </w:r>
+      <w:r>
+        <w:rPr>
+          <w:rFonts w:ascii="Verdana" w:hAnsi="Verdana"/>
+          <w:b/>
+          <w:bCs/>
+          <w:color w:val="000000"/>
+          <w:sz w:val="24"/>
+          <w:szCs w:val="24"/>
+        </w:rPr>
+        <w:t>minimum</w:t>
+      </w:r>
+      <w:r>
+        <w:rPr>
+          <w:rFonts w:ascii="Verdana" w:hAnsi="Verdana"/>
+          <w:color w:val="000000"/>
+          <w:sz w:val="24"/>
+          <w:szCs w:val="24"/>
+        </w:rPr>
+        <w:t xml:space="preserve"> number in an array.</w:t>
+      </w:r>
+    </w:p>
+    <w:p>
+      <w:pPr>
+        <w:pStyle w:val="max2"/>
+        <w:numPr>
+          <w:ilvl w:val="0"/>
+          <w:numId w:val="15"/>
+        </w:numPr>
+        <w:rPr>
+          <w:rFonts w:ascii="Verdana" w:hAnsi="Verdana"/>
+          <w:color w:val="000000"/>
+          <w:sz w:val="24"/>
+          <w:szCs w:val="24"/>
+        </w:rPr>
+      </w:pPr>
+      <w:r>
+        <w:rPr>
+          <w:rFonts w:ascii="Verdana" w:hAnsi="Verdana"/>
+          <w:color w:val="000000"/>
+          <w:sz w:val="24"/>
+          <w:szCs w:val="24"/>
+        </w:rPr>
+        <w:t>Count Even Digits in Each Array Element</w:t>
+      </w:r>
+      <w:r>
+        <w:rPr>
+          <w:rFonts w:ascii="Verdana" w:hAnsi="Verdana"/>
+          <w:color w:val="000000"/>
+          <w:sz w:val="24"/>
+          <w:szCs w:val="24"/>
+        </w:rPr>
+        <w:t>.(</w:t>
+      </w:r>
+      <w:r>
+        <w:rPr>
+          <w:rFonts w:asciiTheme="minorHAnsi" w:eastAsiaTheme="minorHAnsi" w:hAnsiTheme="minorHAnsi" w:cstheme="minorBidi"/>
+          <w:kern w:val="2"/>
+          <w:sz w:val="24"/>
+          <w:szCs w:val="21"/>
+          <w14:ligatures w14:val="standardContextual"/>
+        </w:rPr>
+        <w:t xml:space="preserve"> </w:t>
+      </w:r>
+      <w:r>
+        <w:rPr>
+          <w:rFonts w:ascii="Verdana" w:hAnsi="Verdana"/>
+          <w:color w:val="000000"/>
+          <w:sz w:val="24"/>
+          <w:szCs w:val="24"/>
+        </w:rPr>
+        <w:t>Array loop + digit loop</w:t>
+      </w:r>
+      <w:r>
+        <w:rPr>
+          <w:rFonts w:ascii="Verdana" w:hAnsi="Verdana"/>
+          <w:color w:val="000000"/>
+          <w:sz w:val="24"/>
+          <w:szCs w:val="24"/>
+        </w:rPr>
+        <w:t>)</w:t>
+      </w:r>
+    </w:p>
+    <w:p>
+      <w:pPr>
+        <w:pStyle w:val="max2"/>
+        <w:numPr>
+          <w:ilvl w:val="0"/>
+          <w:numId w:val="15"/>
+        </w:numPr>
+        <w:rPr>
+          <w:rFonts w:ascii="Verdana" w:hAnsi="Verdana"/>
+          <w:color w:val="000000"/>
+          <w:sz w:val="24"/>
+          <w:szCs w:val="24"/>
+        </w:rPr>
+      </w:pPr>
+      <w:r>
+        <w:rPr>
+          <w:rFonts w:ascii="Verdana" w:hAnsi="Verdana"/>
+          <w:color w:val="000000"/>
+          <w:sz w:val="24"/>
+          <w:szCs w:val="24"/>
+        </w:rPr>
+        <w:t xml:space="preserve">Traverse an </w:t>
+      </w:r>
+      <w:proofErr w:type="spellStart"/>
+      <w:r>
+        <w:rPr>
+          <w:rFonts w:ascii="Verdana" w:hAnsi="Verdana"/>
+          <w:color w:val="000000"/>
+          <w:sz w:val="24"/>
+          <w:szCs w:val="24"/>
+        </w:rPr>
+        <w:t>array.If</w:t>
+      </w:r>
+      <w:proofErr w:type="spellEnd"/>
+      <w:r>
+        <w:rPr>
+          <w:rFonts w:ascii="Verdana" w:hAnsi="Verdana"/>
+          <w:color w:val="000000"/>
+          <w:sz w:val="24"/>
+          <w:szCs w:val="24"/>
+        </w:rPr>
+        <w:t xml:space="preserve"> </w:t>
+      </w:r>
+      <w:r>
+        <w:rPr>
+          <w:rFonts w:ascii="Verdana" w:hAnsi="Verdana"/>
+          <w:b/>
+          <w:bCs/>
+          <w:color w:val="000000"/>
+          <w:sz w:val="24"/>
+          <w:szCs w:val="24"/>
+        </w:rPr>
+        <w:t>any number contains digit 0</w:t>
+      </w:r>
+      <w:r>
+        <w:rPr>
+          <w:rFonts w:ascii="Verdana" w:hAnsi="Verdana"/>
+          <w:color w:val="000000"/>
+          <w:sz w:val="24"/>
+          <w:szCs w:val="24"/>
+        </w:rPr>
+        <w:t>, stop immediately.</w:t>
+      </w:r>
+      <w:r>
+        <w:rPr>
+          <w:rFonts w:ascii="Verdana" w:hAnsi="Verdana"/>
+          <w:color w:val="000000"/>
+          <w:sz w:val="24"/>
+          <w:szCs w:val="24"/>
+        </w:rPr>
+        <w:t>(</w:t>
+      </w:r>
+      <w:r>
+        <w:rPr>
+          <w:rFonts w:asciiTheme="minorHAnsi" w:eastAsiaTheme="minorHAnsi" w:hAnsiTheme="minorHAnsi" w:cstheme="minorBidi"/>
+          <w:i/>
+          <w:iCs/>
+          <w:kern w:val="2"/>
+          <w:sz w:val="24"/>
+          <w:szCs w:val="21"/>
+          <w14:ligatures w14:val="standardContextual"/>
+        </w:rPr>
+        <w:t xml:space="preserve"> </w:t>
+      </w:r>
+      <w:r>
+        <w:rPr>
+          <w:rFonts w:ascii="Verdana" w:hAnsi="Verdana"/>
+          <w:i/>
+          <w:iCs/>
+          <w:color w:val="000000"/>
+          <w:sz w:val="24"/>
+          <w:szCs w:val="24"/>
+        </w:rPr>
+        <w:t>Nested loops + break control.</w:t>
+      </w:r>
+      <w:r>
+        <w:rPr>
+          <w:rFonts w:ascii="Verdana" w:hAnsi="Verdana"/>
+          <w:i/>
+          <w:iCs/>
+          <w:color w:val="000000"/>
+          <w:sz w:val="24"/>
+          <w:szCs w:val="24"/>
+        </w:rPr>
+        <w:t>)</w:t>
+      </w:r>
+    </w:p>
+    <w:p>
+      <w:pPr>
+        <w:pStyle w:val="max2"/>
+        <w:numPr>
+          <w:ilvl w:val="0"/>
+          <w:numId w:val="15"/>
+        </w:numPr>
+        <w:rPr>
+          <w:rFonts w:ascii="Verdana" w:hAnsi="Verdana"/>
+          <w:color w:val="000000"/>
+          <w:sz w:val="24"/>
+          <w:szCs w:val="24"/>
+        </w:rPr>
+      </w:pPr>
+      <w:r>
+        <w:rPr>
+          <w:rFonts w:ascii="Verdana" w:hAnsi="Verdana"/>
+          <w:color w:val="000000"/>
+          <w:sz w:val="24"/>
+          <w:szCs w:val="24"/>
+        </w:rPr>
+        <w:t>Write a program to traverse an array and through each element print how many digits that number got, and if there is even or not and print the number of even digits in that number.</w:t>
+      </w:r>
+    </w:p>
+    <w:p>
+      <w:pPr>
+        <w:pStyle w:val="max2"/>
+        <w:numPr>
+          <w:ilvl w:val="0"/>
+          <w:numId w:val="15"/>
+        </w:numPr>
+        <w:rPr>
+          <w:rFonts w:ascii="Verdana" w:hAnsi="Verdana"/>
+          <w:color w:val="000000"/>
+          <w:sz w:val="24"/>
+          <w:szCs w:val="24"/>
+        </w:rPr>
+      </w:pPr>
+    </w:p>
+    <w:p>
+      <w:pPr>
+        <w:pStyle w:val="max2"/>
+        <w:rPr>
+          <w:rFonts w:ascii="Verdana" w:hAnsi="Verdana"/>
+          <w:color w:val="000000"/>
+          <w:sz w:val="24"/>
+          <w:szCs w:val="24"/>
+        </w:rPr>
+      </w:pPr>
+      <w:r>
+        <w:rPr>
+          <w:rFonts w:ascii="Verdana" w:hAnsi="Verdana"/>
+          <w:color w:val="000000"/>
+          <w:sz w:val="24"/>
+          <w:szCs w:val="24"/>
+        </w:rPr>
+        <w:t xml:space="preserve">Day </w:t>
+      </w:r>
+      <w:r>
+        <w:rPr>
+          <w:rFonts w:ascii="Verdana" w:hAnsi="Verdana"/>
+          <w:color w:val="000000"/>
+          <w:sz w:val="24"/>
+          <w:szCs w:val="24"/>
+        </w:rPr>
+        <w:t>1</w:t>
+      </w:r>
+      <w:r>
+        <w:rPr>
+          <w:rFonts w:ascii="Verdana" w:hAnsi="Verdana"/>
+          <w:color w:val="000000"/>
+          <w:sz w:val="24"/>
+          <w:szCs w:val="24"/>
+        </w:rPr>
+        <w:t>1</w:t>
+      </w:r>
+    </w:p>
+    <w:p>
+      <w:pPr>
+        <w:pStyle w:val="max2"/>
+        <w:numPr>
+          <w:ilvl w:val="0"/>
+          <w:numId w:val="6"/>
+        </w:numPr>
+        <w:rPr>
+          <w:rFonts w:ascii="Verdana" w:hAnsi="Verdana"/>
+          <w:color w:val="000000"/>
+          <w:sz w:val="24"/>
+          <w:szCs w:val="24"/>
+        </w:rPr>
+      </w:pPr>
+      <w:r>
+        <w:rPr>
+          <w:rFonts w:ascii="Verdana" w:hAnsi="Verdana"/>
+          <w:color w:val="000000"/>
+          <w:sz w:val="24"/>
+          <w:szCs w:val="24"/>
+        </w:rPr>
+        <w:t xml:space="preserve">Take a sentence and reverse </w:t>
+      </w:r>
+      <w:r>
+        <w:rPr>
+          <w:rFonts w:ascii="Verdana" w:hAnsi="Verdana"/>
+          <w:b/>
+          <w:bCs/>
+          <w:color w:val="000000"/>
+          <w:sz w:val="24"/>
+          <w:szCs w:val="24"/>
+        </w:rPr>
         <w:t>each word individually</w:t>
       </w:r>
       <w:r>
@@ -2180,19 +2782,8 @@
           <w:sz w:val="24"/>
           <w:szCs w:val="24"/>
         </w:rPr>
-        <w:t xml:space="preserve">Write a java program to find if the input number is a prime or </w:t>
-      </w:r>
-      <w:proofErr w:type="gramStart"/>
-      <w:r>
-        <w:rPr>
-          <w:rFonts w:ascii="Verdana" w:hAnsi="Verdana"/>
-          <w:color w:val="000000"/>
-          <w:sz w:val="24"/>
-          <w:szCs w:val="24"/>
-        </w:rPr>
-        <w:t>not .</w:t>
-      </w:r>
-      <w:proofErr w:type="gramEnd"/>
+        <w:t>Write a java program to find if the input number is a prime or not .</w:t>
+      </w:r>
     </w:p>
     <w:p>
       <w:pPr>
@@ -2220,7 +2811,16 @@
           <w:sz w:val="24"/>
           <w:szCs w:val="24"/>
         </w:rPr>
-        <w:t>10</w:t>
+        <w:t>1</w:t>
+      </w:r>
+      <w:r>
+        <w:rPr>
+          <w:rFonts w:ascii="Verdana" w:hAnsi="Verdana"/>
+          <w:color w:val="000000"/>
+          <w:sz w:val="24"/>
+          <w:szCs w:val="24"/>
+        </w:rPr>
+        <w:t>2</w:t>
       </w:r>
     </w:p>
     <w:p>
@@ -2449,6 +3049,92 @@
     </w:lvl>
   </w:abstractNum>
   <w:abstractNum w:abstractNumId="1" w15:restartNumberingAfterBreak="0">
+    <w:nsid w:val="1762498E"/>
+    <w:multiLevelType w:val="hybridMultilevel"/>
+    <w:tmpl w:val="401CF144"/>
+    <w:lvl w:ilvl="0" w:tplc="0409000F">
+      <w:start w:val="1"/>
+      <w:numFmt w:val="decimal"/>
+      <w:lvlText w:val="%1."/>
+      <w:lvlJc w:val="left"/>
+      <w:pPr>
+        <w:ind w:left="720" w:hanging="360"/>
+      </w:pPr>
+    </w:lvl>
+    <w:lvl w:ilvl="1" w:tplc="04090019" w:tentative="1">
+      <w:start w:val="1"/>
+      <w:numFmt w:val="lowerLetter"/>
+      <w:lvlText w:val="%2."/>
+      <w:lvlJc w:val="left"/>
+      <w:pPr>
+        <w:ind w:left="1440" w:hanging="360"/>
+      </w:pPr>
+    </w:lvl>
+    <w:lvl w:ilvl="2" w:tplc="0409001B" w:tentative="1">
+      <w:start w:val="1"/>
+      <w:numFmt w:val="lowerRoman"/>
+      <w:lvlText w:val="%3."/>
+      <w:lvlJc w:val="right"/>
+      <w:pPr>
+        <w:ind w:left="2160" w:hanging="180"/>
+      </w:pPr>
+    </w:lvl>
+    <w:lvl w:ilvl="3" w:tplc="0409000F" w:tentative="1">
+      <w:start w:val="1"/>
+      <w:numFmt w:val="decimal"/>
+      <w:lvlText w:val="%4."/>
+      <w:lvlJc w:val="left"/>
+      <w:pPr>
+        <w:ind w:left="2880" w:hanging="360"/>
+      </w:pPr>
+    </w:lvl>
+    <w:lvl w:ilvl="4" w:tplc="04090019" w:tentative="1">
+      <w:start w:val="1"/>
+      <w:numFmt w:val="lowerLetter"/>
+      <w:lvlText w:val="%5."/>
+      <w:lvlJc w:val="left"/>
+      <w:pPr>
+        <w:ind w:left="3600" w:hanging="360"/>
+      </w:pPr>
+    </w:lvl>
+    <w:lvl w:ilvl="5" w:tplc="0409001B" w:tentative="1">
+      <w:start w:val="1"/>
+      <w:numFmt w:val="lowerRoman"/>
+      <w:lvlText w:val="%6."/>
+      <w:lvlJc w:val="right"/>
+      <w:pPr>
+        <w:ind w:left="4320" w:hanging="180"/>
+      </w:pPr>
+    </w:lvl>
+    <w:lvl w:ilvl="6" w:tplc="0409000F" w:tentative="1">
+      <w:start w:val="1"/>
+      <w:numFmt w:val="decimal"/>
+      <w:lvlText w:val="%7."/>
+      <w:lvlJc w:val="left"/>
+      <w:pPr>
+        <w:ind w:left="5040" w:hanging="360"/>
+      </w:pPr>
+    </w:lvl>
+    <w:lvl w:ilvl="7" w:tplc="04090019" w:tentative="1">
+      <w:start w:val="1"/>
+      <w:numFmt w:val="lowerLetter"/>
+      <w:lvlText w:val="%8."/>
+      <w:lvlJc w:val="left"/>
+      <w:pPr>
+        <w:ind w:left="5760" w:hanging="360"/>
+      </w:pPr>
+    </w:lvl>
+    <w:lvl w:ilvl="8" w:tplc="0409001B" w:tentative="1">
+      <w:start w:val="1"/>
+      <w:numFmt w:val="lowerRoman"/>
+      <w:lvlText w:val="%9."/>
+      <w:lvlJc w:val="right"/>
+      <w:pPr>
+        <w:ind w:left="6480" w:hanging="180"/>
+      </w:pPr>
+    </w:lvl>
+  </w:abstractNum>
+  <w:abstractNum w:abstractNumId="2" w15:restartNumberingAfterBreak="0">
     <w:nsid w:val="25916D50"/>
     <w:multiLevelType w:val="hybridMultilevel"/>
     <w:tmpl w:val="A548623A"/>
@@ -2534,7 +3220,7 @@
       </w:pPr>
     </w:lvl>
   </w:abstractNum>
-  <w:abstractNum w:abstractNumId="2" w15:restartNumberingAfterBreak="0">
+  <w:abstractNum w:abstractNumId="3" w15:restartNumberingAfterBreak="0">
     <w:nsid w:val="25C7788F"/>
     <w:multiLevelType w:val="hybridMultilevel"/>
     <w:tmpl w:val="BA6C4D96"/>
@@ -2620,7 +3306,7 @@
       </w:pPr>
     </w:lvl>
   </w:abstractNum>
-  <w:abstractNum w:abstractNumId="3" w15:restartNumberingAfterBreak="0">
+  <w:abstractNum w:abstractNumId="4" w15:restartNumberingAfterBreak="0">
     <w:nsid w:val="27D1368A"/>
     <w:multiLevelType w:val="hybridMultilevel"/>
     <w:tmpl w:val="24846766"/>
@@ -2706,7 +3392,7 @@
       </w:pPr>
     </w:lvl>
   </w:abstractNum>
-  <w:abstractNum w:abstractNumId="4" w15:restartNumberingAfterBreak="0">
+  <w:abstractNum w:abstractNumId="5" w15:restartNumberingAfterBreak="0">
     <w:nsid w:val="2EFB147E"/>
     <w:multiLevelType w:val="hybridMultilevel"/>
     <w:tmpl w:val="3620DFC0"/>
@@ -2792,7 +3478,7 @@
       </w:pPr>
     </w:lvl>
   </w:abstractNum>
-  <w:abstractNum w:abstractNumId="5" w15:restartNumberingAfterBreak="0">
+  <w:abstractNum w:abstractNumId="6" w15:restartNumberingAfterBreak="0">
     <w:nsid w:val="32F93CDD"/>
     <w:multiLevelType w:val="multilevel"/>
     <w:tmpl w:val="45B0D78C"/>
@@ -2905,7 +3591,7 @@
       </w:pPr>
     </w:lvl>
   </w:abstractNum>
-  <w:abstractNum w:abstractNumId="6" w15:restartNumberingAfterBreak="0">
+  <w:abstractNum w:abstractNumId="7" w15:restartNumberingAfterBreak="0">
     <w:nsid w:val="40275F85"/>
     <w:multiLevelType w:val="hybridMultilevel"/>
     <w:tmpl w:val="8DCC4EBE"/>
@@ -2991,7 +3677,93 @@
       </w:pPr>
     </w:lvl>
   </w:abstractNum>
-  <w:abstractNum w:abstractNumId="7" w15:restartNumberingAfterBreak="0">
+  <w:abstractNum w:abstractNumId="8" w15:restartNumberingAfterBreak="0">
+    <w:nsid w:val="41214A0C"/>
+    <w:multiLevelType w:val="hybridMultilevel"/>
+    <w:tmpl w:val="DC0E80FA"/>
+    <w:lvl w:ilvl="0" w:tplc="0409000F">
+      <w:start w:val="1"/>
+      <w:numFmt w:val="decimal"/>
+      <w:lvlText w:val="%1."/>
+      <w:lvlJc w:val="left"/>
+      <w:pPr>
+        <w:ind w:left="720" w:hanging="360"/>
+      </w:pPr>
+    </w:lvl>
+    <w:lvl w:ilvl="1" w:tplc="04090019" w:tentative="1">
+      <w:start w:val="1"/>
+      <w:numFmt w:val="lowerLetter"/>
+      <w:lvlText w:val="%2."/>
+      <w:lvlJc w:val="left"/>
+      <w:pPr>
+        <w:ind w:left="1440" w:hanging="360"/>
+      </w:pPr>
+    </w:lvl>
+    <w:lvl w:ilvl="2" w:tplc="0409001B" w:tentative="1">
+      <w:start w:val="1"/>
+      <w:numFmt w:val="lowerRoman"/>
+      <w:lvlText w:val="%3."/>
+      <w:lvlJc w:val="right"/>
+      <w:pPr>
+        <w:ind w:left="2160" w:hanging="180"/>
+      </w:pPr>
+    </w:lvl>
+    <w:lvl w:ilvl="3" w:tplc="0409000F" w:tentative="1">
+      <w:start w:val="1"/>
+      <w:numFmt w:val="decimal"/>
+      <w:lvlText w:val="%4."/>
+      <w:lvlJc w:val="left"/>
+      <w:pPr>
+        <w:ind w:left="2880" w:hanging="360"/>
+      </w:pPr>
+    </w:lvl>
+    <w:lvl w:ilvl="4" w:tplc="04090019" w:tentative="1">
+      <w:start w:val="1"/>
+      <w:numFmt w:val="lowerLetter"/>
+      <w:lvlText w:val="%5."/>
+      <w:lvlJc w:val="left"/>
+      <w:pPr>
+        <w:ind w:left="3600" w:hanging="360"/>
+      </w:pPr>
+    </w:lvl>
+    <w:lvl w:ilvl="5" w:tplc="0409001B" w:tentative="1">
+      <w:start w:val="1"/>
+      <w:numFmt w:val="lowerRoman"/>
+      <w:lvlText w:val="%6."/>
+      <w:lvlJc w:val="right"/>
+      <w:pPr>
+        <w:ind w:left="4320" w:hanging="180"/>
+      </w:pPr>
+    </w:lvl>
+    <w:lvl w:ilvl="6" w:tplc="0409000F" w:tentative="1">
+      <w:start w:val="1"/>
+      <w:numFmt w:val="decimal"/>
+      <w:lvlText w:val="%7."/>
+      <w:lvlJc w:val="left"/>
+      <w:pPr>
+        <w:ind w:left="5040" w:hanging="360"/>
+      </w:pPr>
+    </w:lvl>
+    <w:lvl w:ilvl="7" w:tplc="04090019" w:tentative="1">
+      <w:start w:val="1"/>
+      <w:numFmt w:val="lowerLetter"/>
+      <w:lvlText w:val="%8."/>
+      <w:lvlJc w:val="left"/>
+      <w:pPr>
+        <w:ind w:left="5760" w:hanging="360"/>
+      </w:pPr>
+    </w:lvl>
+    <w:lvl w:ilvl="8" w:tplc="0409001B" w:tentative="1">
+      <w:start w:val="1"/>
+      <w:numFmt w:val="lowerRoman"/>
+      <w:lvlText w:val="%9."/>
+      <w:lvlJc w:val="right"/>
+      <w:pPr>
+        <w:ind w:left="6480" w:hanging="180"/>
+      </w:pPr>
+    </w:lvl>
+  </w:abstractNum>
+  <w:abstractNum w:abstractNumId="9" w15:restartNumberingAfterBreak="0">
     <w:nsid w:val="424A52A2"/>
     <w:multiLevelType w:val="hybridMultilevel"/>
     <w:tmpl w:val="A16657D4"/>
@@ -3077,7 +3849,7 @@
       </w:pPr>
     </w:lvl>
   </w:abstractNum>
-  <w:abstractNum w:abstractNumId="8" w15:restartNumberingAfterBreak="0">
+  <w:abstractNum w:abstractNumId="10" w15:restartNumberingAfterBreak="0">
     <w:nsid w:val="47F5408E"/>
     <w:multiLevelType w:val="hybridMultilevel"/>
     <w:tmpl w:val="A16657D4"/>
@@ -3163,7 +3935,7 @@
       </w:pPr>
     </w:lvl>
   </w:abstractNum>
-  <w:abstractNum w:abstractNumId="9" w15:restartNumberingAfterBreak="0">
+  <w:abstractNum w:abstractNumId="11" w15:restartNumberingAfterBreak="0">
     <w:nsid w:val="5AD15962"/>
     <w:multiLevelType w:val="hybridMultilevel"/>
     <w:tmpl w:val="884AF92E"/>
@@ -3249,7 +4021,7 @@
       </w:pPr>
     </w:lvl>
   </w:abstractNum>
-  <w:abstractNum w:abstractNumId="10" w15:restartNumberingAfterBreak="0">
+  <w:abstractNum w:abstractNumId="12" w15:restartNumberingAfterBreak="0">
     <w:nsid w:val="6AAA50FA"/>
     <w:multiLevelType w:val="hybridMultilevel"/>
     <w:tmpl w:val="829279AA"/>
@@ -3335,7 +4107,7 @@
       </w:pPr>
     </w:lvl>
   </w:abstractNum>
-  <w:abstractNum w:abstractNumId="11" w15:restartNumberingAfterBreak="0">
+  <w:abstractNum w:abstractNumId="13" w15:restartNumberingAfterBreak="0">
     <w:nsid w:val="72E21C6C"/>
     <w:multiLevelType w:val="hybridMultilevel"/>
     <w:tmpl w:val="A548623A"/>
@@ -3421,7 +4193,7 @@
       </w:pPr>
     </w:lvl>
   </w:abstractNum>
-  <w:abstractNum w:abstractNumId="12" w15:restartNumberingAfterBreak="0">
+  <w:abstractNum w:abstractNumId="14" w15:restartNumberingAfterBreak="0">
     <w:nsid w:val="7ABA1038"/>
     <w:multiLevelType w:val="hybridMultilevel"/>
     <w:tmpl w:val="CAE67AD6"/>
@@ -3508,43 +4280,49 @@
     </w:lvl>
   </w:abstractNum>
   <w:num w:numId="1" w16cid:durableId="2067530903">
+    <w:abstractNumId w:val="7"/>
+  </w:num>
+  <w:num w:numId="2" w16cid:durableId="1527332407">
+    <w:abstractNumId w:val="5"/>
+  </w:num>
+  <w:num w:numId="3" w16cid:durableId="992101742">
+    <w:abstractNumId w:val="10"/>
+  </w:num>
+  <w:num w:numId="4" w16cid:durableId="271985620">
+    <w:abstractNumId w:val="3"/>
+  </w:num>
+  <w:num w:numId="5" w16cid:durableId="1301619490">
+    <w:abstractNumId w:val="9"/>
+  </w:num>
+  <w:num w:numId="6" w16cid:durableId="1738437273">
+    <w:abstractNumId w:val="2"/>
+  </w:num>
+  <w:num w:numId="7" w16cid:durableId="1879052598">
+    <w:abstractNumId w:val="12"/>
+  </w:num>
+  <w:num w:numId="8" w16cid:durableId="1749188025">
     <w:abstractNumId w:val="6"/>
   </w:num>
-  <w:num w:numId="2" w16cid:durableId="1527332407">
-    <w:abstractNumId w:val="4"/>
-  </w:num>
-  <w:num w:numId="3" w16cid:durableId="992101742">
-    <w:abstractNumId w:val="8"/>
-  </w:num>
-  <w:num w:numId="4" w16cid:durableId="271985620">
-    <w:abstractNumId w:val="2"/>
-  </w:num>
-  <w:num w:numId="5" w16cid:durableId="1301619490">
-    <w:abstractNumId w:val="7"/>
-  </w:num>
-  <w:num w:numId="6" w16cid:durableId="1738437273">
-    <w:abstractNumId w:val="1"/>
-  </w:num>
-  <w:num w:numId="7" w16cid:durableId="1879052598">
-    <w:abstractNumId w:val="10"/>
-  </w:num>
-  <w:num w:numId="8" w16cid:durableId="1749188025">
-    <w:abstractNumId w:val="5"/>
-  </w:num>
   <w:num w:numId="9" w16cid:durableId="101462200">
-    <w:abstractNumId w:val="11"/>
+    <w:abstractNumId w:val="13"/>
   </w:num>
   <w:num w:numId="10" w16cid:durableId="57170953">
     <w:abstractNumId w:val="0"/>
   </w:num>
   <w:num w:numId="11" w16cid:durableId="1837259699">
-    <w:abstractNumId w:val="3"/>
+    <w:abstractNumId w:val="4"/>
   </w:num>
   <w:num w:numId="12" w16cid:durableId="1752465261">
-    <w:abstractNumId w:val="9"/>
+    <w:abstractNumId w:val="11"/>
   </w:num>
   <w:num w:numId="13" w16cid:durableId="192882122">
-    <w:abstractNumId w:val="12"/>
+    <w:abstractNumId w:val="14"/>
+  </w:num>
+  <w:num w:numId="14" w16cid:durableId="1059592124">
+    <w:abstractNumId w:val="8"/>
+  </w:num>
+  <w:num w:numId="15" w16cid:durableId="973172513">
+    <w:abstractNumId w:val="1"/>
   </w:num>
 </w:numbering>
 </file>

--- a/Questions.docx
+++ b/Questions.docx
@@ -235,24 +235,7 @@
           <w:szCs w:val="24"/>
         </w:rPr>
         <w:br/>
-      </w:r>
-      <w:proofErr w:type="spellStart"/>
-      <w:r>
-        <w:rPr>
-          <w:rFonts w:ascii="Verdana" w:hAnsi="Verdana"/>
-          <w:color w:val="000000"/>
-          <w:szCs w:val="24"/>
-        </w:rPr>
-        <w:t>stringTimes</w:t>
-      </w:r>
-      <w:proofErr w:type="spellEnd"/>
-      <w:r>
-        <w:rPr>
-          <w:rFonts w:ascii="Verdana" w:hAnsi="Verdana"/>
-          <w:color w:val="000000"/>
-          <w:szCs w:val="24"/>
-        </w:rPr>
-        <w:t xml:space="preserve">("Hi", 2) </w:t>
+        <w:t xml:space="preserve">stringTimes("Hi", 2) </w:t>
       </w:r>
       <w:r>
         <w:rPr>
@@ -268,25 +251,7 @@
           <w:color w:val="000000"/>
           <w:szCs w:val="24"/>
         </w:rPr>
-        <w:t xml:space="preserve"> "</w:t>
-      </w:r>
-      <w:proofErr w:type="spellStart"/>
-      <w:r>
-        <w:rPr>
-          <w:rFonts w:ascii="Verdana" w:hAnsi="Verdana"/>
-          <w:color w:val="000000"/>
-          <w:szCs w:val="24"/>
-        </w:rPr>
-        <w:t>HiHi</w:t>
-      </w:r>
-      <w:proofErr w:type="spellEnd"/>
-      <w:r>
-        <w:rPr>
-          <w:rFonts w:ascii="Verdana" w:hAnsi="Verdana"/>
-          <w:color w:val="000000"/>
-          <w:szCs w:val="24"/>
-        </w:rPr>
-        <w:t>"</w:t>
+        <w:t xml:space="preserve"> "HiHi"</w:t>
       </w:r>
       <w:r>
         <w:rPr>
@@ -295,24 +260,7 @@
           <w:szCs w:val="24"/>
         </w:rPr>
         <w:br/>
-      </w:r>
-      <w:proofErr w:type="spellStart"/>
-      <w:r>
-        <w:rPr>
-          <w:rFonts w:ascii="Verdana" w:hAnsi="Verdana"/>
-          <w:color w:val="000000"/>
-          <w:szCs w:val="24"/>
-        </w:rPr>
-        <w:t>stringTimes</w:t>
-      </w:r>
-      <w:proofErr w:type="spellEnd"/>
-      <w:r>
-        <w:rPr>
-          <w:rFonts w:ascii="Verdana" w:hAnsi="Verdana"/>
-          <w:color w:val="000000"/>
-          <w:szCs w:val="24"/>
-        </w:rPr>
-        <w:t xml:space="preserve">("Hi", 3) </w:t>
+        <w:t xml:space="preserve">stringTimes("Hi", 3) </w:t>
       </w:r>
       <w:r>
         <w:rPr>
@@ -328,25 +276,7 @@
           <w:color w:val="000000"/>
           <w:szCs w:val="24"/>
         </w:rPr>
-        <w:t xml:space="preserve"> "</w:t>
-      </w:r>
-      <w:proofErr w:type="spellStart"/>
-      <w:r>
-        <w:rPr>
-          <w:rFonts w:ascii="Verdana" w:hAnsi="Verdana"/>
-          <w:color w:val="000000"/>
-          <w:szCs w:val="24"/>
-        </w:rPr>
-        <w:t>HiHiHi</w:t>
-      </w:r>
-      <w:proofErr w:type="spellEnd"/>
-      <w:r>
-        <w:rPr>
-          <w:rFonts w:ascii="Verdana" w:hAnsi="Verdana"/>
-          <w:color w:val="000000"/>
-          <w:szCs w:val="24"/>
-        </w:rPr>
-        <w:t>"</w:t>
+        <w:t xml:space="preserve"> "HiHiHi"</w:t>
       </w:r>
       <w:r>
         <w:rPr>
@@ -355,24 +285,7 @@
           <w:szCs w:val="24"/>
         </w:rPr>
         <w:br/>
-      </w:r>
-      <w:proofErr w:type="spellStart"/>
-      <w:r>
-        <w:rPr>
-          <w:rFonts w:ascii="Verdana" w:hAnsi="Verdana"/>
-          <w:color w:val="000000"/>
-          <w:szCs w:val="24"/>
-        </w:rPr>
-        <w:t>stringTimes</w:t>
-      </w:r>
-      <w:proofErr w:type="spellEnd"/>
-      <w:r>
-        <w:rPr>
-          <w:rFonts w:ascii="Verdana" w:hAnsi="Verdana"/>
-          <w:color w:val="000000"/>
-          <w:szCs w:val="24"/>
-        </w:rPr>
-        <w:t xml:space="preserve">("Hi", 1) </w:t>
+        <w:t xml:space="preserve">stringTimes("Hi", 1) </w:t>
       </w:r>
       <w:r>
         <w:rPr>
@@ -1091,27 +1004,7 @@
           <w:sz w:val="24"/>
           <w:szCs w:val="24"/>
         </w:rPr>
-        <w:t xml:space="preserve">Write a program to reverse the order of words in a string entered, for </w:t>
-      </w:r>
-      <w:proofErr w:type="spellStart"/>
-      <w:r>
-        <w:rPr>
-          <w:rFonts w:ascii="Verdana" w:hAnsi="Verdana"/>
-          <w:color w:val="000000"/>
-          <w:sz w:val="24"/>
-          <w:szCs w:val="24"/>
-        </w:rPr>
-        <w:t>eg</w:t>
-      </w:r>
-      <w:proofErr w:type="spellEnd"/>
-      <w:r>
-        <w:rPr>
-          <w:rFonts w:ascii="Verdana" w:hAnsi="Verdana"/>
-          <w:color w:val="000000"/>
-          <w:sz w:val="24"/>
-          <w:szCs w:val="24"/>
-        </w:rPr>
-        <w:t xml:space="preserve"> : I am Ram  to  Ram am I </w:t>
+        <w:t xml:space="preserve">Write a program to reverse the order of words in a string entered, for eg : I am Ram  to  Ram am I </w:t>
       </w:r>
     </w:p>
     <w:p>
@@ -1656,9 +1549,50 @@
           <w:sz w:val="24"/>
           <w:szCs w:val="24"/>
         </w:rPr>
-        <w:t xml:space="preserve">only </w:t>
-      </w:r>
-      <w:proofErr w:type="spellStart"/>
+        <w:t>only even digits</w:t>
+      </w:r>
+      <w:r>
+        <w:rPr>
+          <w:rFonts w:ascii="Verdana" w:hAnsi="Verdana"/>
+          <w:color w:val="000000"/>
+          <w:sz w:val="24"/>
+          <w:szCs w:val="24"/>
+        </w:rPr>
+        <w:t>.</w:t>
+      </w:r>
+    </w:p>
+    <w:p>
+      <w:pPr>
+        <w:pStyle w:val="max2"/>
+        <w:numPr>
+          <w:ilvl w:val="0"/>
+          <w:numId w:val="12"/>
+        </w:numPr>
+        <w:rPr>
+          <w:rFonts w:ascii="Verdana" w:hAnsi="Verdana"/>
+          <w:color w:val="000000"/>
+          <w:sz w:val="24"/>
+          <w:szCs w:val="24"/>
+        </w:rPr>
+      </w:pPr>
+      <w:r>
+        <w:rPr>
+          <w:rFonts w:ascii="Verdana" w:hAnsi="Verdana"/>
+          <w:color w:val="000000"/>
+          <w:sz w:val="24"/>
+          <w:szCs w:val="24"/>
+        </w:rPr>
+        <w:t>Write a program t</w:t>
+      </w:r>
+      <w:r>
+        <w:rPr>
+          <w:rFonts w:ascii="Verdana" w:hAnsi="Verdana"/>
+          <w:color w:val="000000"/>
+          <w:sz w:val="24"/>
+          <w:szCs w:val="24"/>
+        </w:rPr>
+        <w:t xml:space="preserve">ake a number and process digits </w:t>
+      </w:r>
       <w:r>
         <w:rPr>
           <w:rFonts w:ascii="Verdana" w:hAnsi="Verdana"/>
@@ -1668,9 +1602,79 @@
           <w:sz w:val="24"/>
           <w:szCs w:val="24"/>
         </w:rPr>
-        <w:t>even</w:t>
-      </w:r>
-      <w:proofErr w:type="spellEnd"/>
+        <w:t>until digit 5 is encountered</w:t>
+      </w:r>
+      <w:r>
+        <w:rPr>
+          <w:rFonts w:ascii="Verdana" w:hAnsi="Verdana"/>
+          <w:color w:val="000000"/>
+          <w:sz w:val="24"/>
+          <w:szCs w:val="24"/>
+        </w:rPr>
+        <w:t>, then stop</w:t>
+      </w:r>
+      <w:r>
+        <w:rPr>
+          <w:rFonts w:ascii="Verdana" w:hAnsi="Verdana"/>
+          <w:color w:val="000000"/>
+          <w:sz w:val="24"/>
+          <w:szCs w:val="24"/>
+        </w:rPr>
+        <w:t>.</w:t>
+      </w:r>
+    </w:p>
+    <w:p>
+      <w:pPr>
+        <w:pStyle w:val="max2"/>
+        <w:rPr>
+          <w:rFonts w:ascii="Verdana" w:hAnsi="Verdana"/>
+          <w:color w:val="000000"/>
+          <w:sz w:val="24"/>
+          <w:szCs w:val="24"/>
+        </w:rPr>
+      </w:pPr>
+      <w:r>
+        <w:rPr>
+          <w:rFonts w:ascii="Verdana" w:hAnsi="Verdana"/>
+          <w:color w:val="000000"/>
+          <w:sz w:val="24"/>
+          <w:szCs w:val="24"/>
+        </w:rPr>
+        <w:t>Day 08</w:t>
+      </w:r>
+      <w:r>
+        <w:rPr>
+          <w:rFonts w:ascii="Verdana" w:hAnsi="Verdana"/>
+          <w:color w:val="000000"/>
+          <w:sz w:val="24"/>
+          <w:szCs w:val="24"/>
+        </w:rPr>
+        <w:t>( stop condition value-based vs count-based )</w:t>
+      </w:r>
+    </w:p>
+    <w:p>
+      <w:pPr>
+        <w:pStyle w:val="max2"/>
+        <w:numPr>
+          <w:ilvl w:val="0"/>
+          <w:numId w:val="13"/>
+        </w:numPr>
+        <w:rPr>
+          <w:rFonts w:ascii="Verdana" w:hAnsi="Verdana"/>
+          <w:color w:val="000000"/>
+          <w:sz w:val="24"/>
+          <w:szCs w:val="24"/>
+        </w:rPr>
+      </w:pPr>
+      <w:r>
+        <w:rPr>
+          <w:rFonts w:ascii="Verdana" w:hAnsi="Verdana"/>
+          <w:color w:val="000000"/>
+          <w:sz w:val="24"/>
+          <w:szCs w:val="24"/>
+        </w:rPr>
+        <w:t xml:space="preserve">Take a number and print digits </w:t>
+      </w:r>
       <w:r>
         <w:rPr>
           <w:rFonts w:ascii="Verdana" w:hAnsi="Verdana"/>
@@ -1680,49 +1684,40 @@
           <w:sz w:val="24"/>
           <w:szCs w:val="24"/>
         </w:rPr>
-        <w:t xml:space="preserve"> digits</w:t>
-      </w:r>
-      <w:r>
-        <w:rPr>
-          <w:rFonts w:ascii="Verdana" w:hAnsi="Verdana"/>
-          <w:color w:val="000000"/>
-          <w:sz w:val="24"/>
-          <w:szCs w:val="24"/>
-        </w:rPr>
-        <w:t>.</w:t>
-      </w:r>
-    </w:p>
-    <w:p>
-      <w:pPr>
-        <w:pStyle w:val="max2"/>
-        <w:numPr>
-          <w:ilvl w:val="0"/>
-          <w:numId w:val="12"/>
-        </w:numPr>
-        <w:rPr>
-          <w:rFonts w:ascii="Verdana" w:hAnsi="Verdana"/>
-          <w:color w:val="000000"/>
-          <w:sz w:val="24"/>
-          <w:szCs w:val="24"/>
-        </w:rPr>
-      </w:pPr>
-      <w:r>
-        <w:rPr>
-          <w:rFonts w:ascii="Verdana" w:hAnsi="Verdana"/>
-          <w:color w:val="000000"/>
-          <w:sz w:val="24"/>
-          <w:szCs w:val="24"/>
-        </w:rPr>
-        <w:t>Write a program t</w:t>
-      </w:r>
-      <w:r>
-        <w:rPr>
-          <w:rFonts w:ascii="Verdana" w:hAnsi="Verdana"/>
-          <w:color w:val="000000"/>
-          <w:sz w:val="24"/>
-          <w:szCs w:val="24"/>
-        </w:rPr>
-        <w:t xml:space="preserve">ake a number and process digits </w:t>
+        <w:t>until you encounter an even digit</w:t>
+      </w:r>
+      <w:r>
+        <w:rPr>
+          <w:rFonts w:ascii="Verdana" w:hAnsi="Verdana"/>
+          <w:color w:val="000000"/>
+          <w:sz w:val="24"/>
+          <w:szCs w:val="24"/>
+        </w:rPr>
+        <w:t>, then stop.</w:t>
+      </w:r>
+    </w:p>
+    <w:p>
+      <w:pPr>
+        <w:pStyle w:val="max2"/>
+        <w:numPr>
+          <w:ilvl w:val="0"/>
+          <w:numId w:val="13"/>
+        </w:numPr>
+        <w:rPr>
+          <w:rFonts w:ascii="Verdana" w:hAnsi="Verdana"/>
+          <w:color w:val="000000"/>
+          <w:sz w:val="24"/>
+          <w:szCs w:val="24"/>
+        </w:rPr>
+      </w:pPr>
+      <w:r>
+        <w:rPr>
+          <w:rFonts w:ascii="Verdana" w:hAnsi="Verdana"/>
+          <w:color w:val="000000"/>
+          <w:sz w:val="24"/>
+          <w:szCs w:val="24"/>
+        </w:rPr>
+        <w:t xml:space="preserve">Take a number and print digits, but </w:t>
       </w:r>
       <w:r>
         <w:rPr>
@@ -1733,16 +1728,7 @@
           <w:sz w:val="24"/>
           <w:szCs w:val="24"/>
         </w:rPr>
-        <w:t>until digit 5 is encountered</w:t>
-      </w:r>
-      <w:r>
-        <w:rPr>
-          <w:rFonts w:ascii="Verdana" w:hAnsi="Verdana"/>
-          <w:color w:val="000000"/>
-          <w:sz w:val="24"/>
-          <w:szCs w:val="24"/>
-        </w:rPr>
-        <w:t>, then stop</w:t>
+        <w:t>stop after printing exactly 3 digits</w:t>
       </w:r>
       <w:r>
         <w:rPr>
@@ -1757,35 +1743,6 @@
     <w:p>
       <w:pPr>
         <w:pStyle w:val="max2"/>
-        <w:rPr>
-          <w:rFonts w:ascii="Verdana" w:hAnsi="Verdana"/>
-          <w:color w:val="000000"/>
-          <w:sz w:val="24"/>
-          <w:szCs w:val="24"/>
-        </w:rPr>
-      </w:pPr>
-      <w:r>
-        <w:rPr>
-          <w:rFonts w:ascii="Verdana" w:hAnsi="Verdana"/>
-          <w:color w:val="000000"/>
-          <w:sz w:val="24"/>
-          <w:szCs w:val="24"/>
-        </w:rPr>
-        <w:t>Day 08</w:t>
-      </w:r>
-      <w:r>
-        <w:rPr>
-          <w:rFonts w:ascii="Verdana" w:hAnsi="Verdana"/>
-          <w:color w:val="000000"/>
-          <w:sz w:val="24"/>
-          <w:szCs w:val="24"/>
-        </w:rPr>
-        <w:t>( stop condition value-based vs count-based )</w:t>
-      </w:r>
-    </w:p>
-    <w:p>
-      <w:pPr>
-        <w:pStyle w:val="max2"/>
         <w:numPr>
           <w:ilvl w:val="0"/>
           <w:numId w:val="13"/>
@@ -1804,7 +1761,55 @@
           <w:sz w:val="24"/>
           <w:szCs w:val="24"/>
         </w:rPr>
-        <w:t xml:space="preserve">Take a number and print digits </w:t>
+        <w:t>Create an array of 5 integers and print all elements.</w:t>
+      </w:r>
+    </w:p>
+    <w:p>
+      <w:pPr>
+        <w:pStyle w:val="max2"/>
+        <w:numPr>
+          <w:ilvl w:val="0"/>
+          <w:numId w:val="13"/>
+        </w:numPr>
+        <w:rPr>
+          <w:rFonts w:ascii="Verdana" w:hAnsi="Verdana"/>
+          <w:color w:val="000000"/>
+          <w:sz w:val="24"/>
+          <w:szCs w:val="24"/>
+        </w:rPr>
+      </w:pPr>
+      <w:r>
+        <w:rPr>
+          <w:rFonts w:ascii="Verdana" w:hAnsi="Verdana"/>
+          <w:color w:val="000000"/>
+          <w:sz w:val="24"/>
+          <w:szCs w:val="24"/>
+        </w:rPr>
+        <w:t>Count how many numbers in the array are even.</w:t>
+      </w:r>
+    </w:p>
+    <w:p>
+      <w:pPr>
+        <w:pStyle w:val="max2"/>
+        <w:numPr>
+          <w:ilvl w:val="0"/>
+          <w:numId w:val="13"/>
+        </w:numPr>
+        <w:rPr>
+          <w:rFonts w:ascii="Verdana" w:hAnsi="Verdana"/>
+          <w:color w:val="000000"/>
+          <w:sz w:val="24"/>
+          <w:szCs w:val="24"/>
+        </w:rPr>
+      </w:pPr>
+      <w:r>
+        <w:rPr>
+          <w:rFonts w:ascii="Verdana" w:hAnsi="Verdana"/>
+          <w:color w:val="000000"/>
+          <w:sz w:val="24"/>
+          <w:szCs w:val="24"/>
+        </w:rPr>
+        <w:t xml:space="preserve">Find the </w:t>
       </w:r>
       <w:r>
         <w:rPr>
@@ -1815,40 +1820,116 @@
           <w:sz w:val="24"/>
           <w:szCs w:val="24"/>
         </w:rPr>
-        <w:t>until you encounter an even digit</w:t>
-      </w:r>
-      <w:r>
-        <w:rPr>
-          <w:rFonts w:ascii="Verdana" w:hAnsi="Verdana"/>
-          <w:color w:val="000000"/>
-          <w:sz w:val="24"/>
-          <w:szCs w:val="24"/>
-        </w:rPr>
-        <w:t>, then stop.</w:t>
-      </w:r>
-    </w:p>
-    <w:p>
-      <w:pPr>
-        <w:pStyle w:val="max2"/>
-        <w:numPr>
-          <w:ilvl w:val="0"/>
-          <w:numId w:val="13"/>
-        </w:numPr>
-        <w:rPr>
-          <w:rFonts w:ascii="Verdana" w:hAnsi="Verdana"/>
-          <w:color w:val="000000"/>
-          <w:sz w:val="24"/>
-          <w:szCs w:val="24"/>
-        </w:rPr>
-      </w:pPr>
-      <w:r>
-        <w:rPr>
-          <w:rFonts w:ascii="Verdana" w:hAnsi="Verdana"/>
-          <w:color w:val="000000"/>
-          <w:sz w:val="24"/>
-          <w:szCs w:val="24"/>
-        </w:rPr>
-        <w:t xml:space="preserve">Take a number and print digits, but </w:t>
+        <w:t>largest number</w:t>
+      </w:r>
+      <w:r>
+        <w:rPr>
+          <w:rFonts w:ascii="Verdana" w:hAnsi="Verdana"/>
+          <w:color w:val="000000"/>
+          <w:sz w:val="24"/>
+          <w:szCs w:val="24"/>
+        </w:rPr>
+        <w:t xml:space="preserve"> in the array.</w:t>
+      </w:r>
+    </w:p>
+    <w:p>
+      <w:pPr>
+        <w:pStyle w:val="max2"/>
+        <w:rPr>
+          <w:rFonts w:ascii="Verdana" w:hAnsi="Verdana"/>
+          <w:color w:val="000000"/>
+          <w:sz w:val="24"/>
+          <w:szCs w:val="24"/>
+        </w:rPr>
+      </w:pPr>
+    </w:p>
+    <w:p>
+      <w:pPr>
+        <w:pStyle w:val="max2"/>
+        <w:rPr>
+          <w:rFonts w:ascii="Verdana" w:hAnsi="Verdana"/>
+          <w:color w:val="000000"/>
+          <w:sz w:val="24"/>
+          <w:szCs w:val="24"/>
+        </w:rPr>
+      </w:pPr>
+    </w:p>
+    <w:p>
+      <w:pPr>
+        <w:pStyle w:val="max2"/>
+        <w:rPr>
+          <w:rFonts w:ascii="Verdana" w:hAnsi="Verdana"/>
+          <w:color w:val="000000"/>
+          <w:sz w:val="24"/>
+          <w:szCs w:val="24"/>
+        </w:rPr>
+      </w:pPr>
+      <w:r>
+        <w:rPr>
+          <w:rFonts w:ascii="Verdana" w:hAnsi="Verdana"/>
+          <w:color w:val="000000"/>
+          <w:sz w:val="24"/>
+          <w:szCs w:val="24"/>
+        </w:rPr>
+        <w:lastRenderedPageBreak/>
+        <w:t>Day 09</w:t>
+      </w:r>
+    </w:p>
+    <w:p>
+      <w:pPr>
+        <w:pStyle w:val="max2"/>
+        <w:numPr>
+          <w:ilvl w:val="0"/>
+          <w:numId w:val="14"/>
+        </w:numPr>
+        <w:rPr>
+          <w:rFonts w:ascii="Verdana" w:hAnsi="Verdana"/>
+          <w:color w:val="000000"/>
+          <w:sz w:val="24"/>
+          <w:szCs w:val="24"/>
+        </w:rPr>
+      </w:pPr>
+      <w:r>
+        <w:rPr>
+          <w:rFonts w:ascii="Verdana" w:hAnsi="Verdana"/>
+          <w:color w:val="000000"/>
+          <w:sz w:val="24"/>
+          <w:szCs w:val="24"/>
+        </w:rPr>
+        <w:t>Calculate sum of all elements</w:t>
+      </w:r>
+      <w:r>
+        <w:rPr>
+          <w:rFonts w:ascii="Verdana" w:hAnsi="Verdana"/>
+          <w:color w:val="000000"/>
+          <w:sz w:val="24"/>
+          <w:szCs w:val="24"/>
+        </w:rPr>
+        <w:t xml:space="preserve"> of an array.</w:t>
+      </w:r>
+    </w:p>
+    <w:p>
+      <w:pPr>
+        <w:pStyle w:val="max2"/>
+        <w:numPr>
+          <w:ilvl w:val="0"/>
+          <w:numId w:val="14"/>
+        </w:numPr>
+        <w:rPr>
+          <w:rFonts w:ascii="Verdana" w:hAnsi="Verdana"/>
+          <w:color w:val="000000"/>
+          <w:sz w:val="24"/>
+          <w:szCs w:val="24"/>
+        </w:rPr>
+      </w:pPr>
+      <w:r>
+        <w:rPr>
+          <w:rFonts w:ascii="Verdana" w:hAnsi="Verdana"/>
+          <w:color w:val="000000"/>
+          <w:sz w:val="24"/>
+          <w:szCs w:val="24"/>
+        </w:rPr>
+        <w:t xml:space="preserve">Traverse the array and </w:t>
       </w:r>
       <w:r>
         <w:rPr>
@@ -1859,7 +1940,7 @@
           <w:sz w:val="24"/>
           <w:szCs w:val="24"/>
         </w:rPr>
-        <w:t>stop after printing exactly 3 digits</w:t>
+        <w:t>stop when 0 is found</w:t>
       </w:r>
       <w:r>
         <w:rPr>
@@ -1876,71 +1957,23 @@
         <w:pStyle w:val="max2"/>
         <w:numPr>
           <w:ilvl w:val="0"/>
-          <w:numId w:val="13"/>
-        </w:numPr>
-        <w:rPr>
-          <w:rFonts w:ascii="Verdana" w:hAnsi="Verdana"/>
-          <w:color w:val="000000"/>
-          <w:sz w:val="24"/>
-          <w:szCs w:val="24"/>
-        </w:rPr>
-      </w:pPr>
-      <w:r>
-        <w:rPr>
-          <w:rFonts w:ascii="Verdana" w:hAnsi="Verdana"/>
-          <w:color w:val="000000"/>
-          <w:sz w:val="24"/>
-          <w:szCs w:val="24"/>
-        </w:rPr>
-        <w:t>Create an array of 5 integers and print all elements.</w:t>
-      </w:r>
-    </w:p>
-    <w:p>
-      <w:pPr>
-        <w:pStyle w:val="max2"/>
-        <w:numPr>
-          <w:ilvl w:val="0"/>
-          <w:numId w:val="13"/>
-        </w:numPr>
-        <w:rPr>
-          <w:rFonts w:ascii="Verdana" w:hAnsi="Verdana"/>
-          <w:color w:val="000000"/>
-          <w:sz w:val="24"/>
-          <w:szCs w:val="24"/>
-        </w:rPr>
-      </w:pPr>
-      <w:r>
-        <w:rPr>
-          <w:rFonts w:ascii="Verdana" w:hAnsi="Verdana"/>
-          <w:color w:val="000000"/>
-          <w:sz w:val="24"/>
-          <w:szCs w:val="24"/>
-        </w:rPr>
-        <w:t>Count how many numbers in the array are even.</w:t>
-      </w:r>
-    </w:p>
-    <w:p>
-      <w:pPr>
-        <w:pStyle w:val="max2"/>
-        <w:numPr>
-          <w:ilvl w:val="0"/>
-          <w:numId w:val="13"/>
-        </w:numPr>
-        <w:rPr>
-          <w:rFonts w:ascii="Verdana" w:hAnsi="Verdana"/>
-          <w:color w:val="000000"/>
-          <w:sz w:val="24"/>
-          <w:szCs w:val="24"/>
-        </w:rPr>
-      </w:pPr>
-      <w:r>
-        <w:rPr>
-          <w:rFonts w:ascii="Verdana" w:hAnsi="Verdana"/>
-          <w:color w:val="000000"/>
-          <w:sz w:val="24"/>
-          <w:szCs w:val="24"/>
-        </w:rPr>
-        <w:t xml:space="preserve">Find the </w:t>
+          <w:numId w:val="14"/>
+        </w:numPr>
+        <w:rPr>
+          <w:rFonts w:ascii="Verdana" w:hAnsi="Verdana"/>
+          <w:color w:val="000000"/>
+          <w:sz w:val="24"/>
+          <w:szCs w:val="24"/>
+        </w:rPr>
+      </w:pPr>
+      <w:r>
+        <w:rPr>
+          <w:rFonts w:ascii="Verdana" w:hAnsi="Verdana"/>
+          <w:color w:val="000000"/>
+          <w:sz w:val="24"/>
+          <w:szCs w:val="24"/>
+        </w:rPr>
+        <w:t xml:space="preserve">Take a string and count how many </w:t>
       </w:r>
       <w:r>
         <w:rPr>
@@ -1951,59 +1984,53 @@
           <w:sz w:val="24"/>
           <w:szCs w:val="24"/>
         </w:rPr>
-        <w:t>largest number</w:t>
-      </w:r>
-      <w:r>
-        <w:rPr>
-          <w:rFonts w:ascii="Verdana" w:hAnsi="Verdana"/>
-          <w:color w:val="000000"/>
-          <w:sz w:val="24"/>
-          <w:szCs w:val="24"/>
-        </w:rPr>
-        <w:t xml:space="preserve"> in the array.</w:t>
-      </w:r>
-    </w:p>
-    <w:p>
-      <w:pPr>
-        <w:pStyle w:val="max2"/>
-        <w:rPr>
-          <w:rFonts w:ascii="Verdana" w:hAnsi="Verdana"/>
-          <w:color w:val="000000"/>
-          <w:sz w:val="24"/>
-          <w:szCs w:val="24"/>
-        </w:rPr>
-      </w:pPr>
-    </w:p>
-    <w:p>
-      <w:pPr>
-        <w:pStyle w:val="max2"/>
-        <w:rPr>
-          <w:rFonts w:ascii="Verdana" w:hAnsi="Verdana"/>
-          <w:color w:val="000000"/>
-          <w:sz w:val="24"/>
-          <w:szCs w:val="24"/>
-        </w:rPr>
-      </w:pPr>
-    </w:p>
-    <w:p>
-      <w:pPr>
-        <w:pStyle w:val="max2"/>
-        <w:rPr>
-          <w:rFonts w:ascii="Verdana" w:hAnsi="Verdana"/>
-          <w:color w:val="000000"/>
-          <w:sz w:val="24"/>
-          <w:szCs w:val="24"/>
-        </w:rPr>
-      </w:pPr>
-      <w:r>
-        <w:rPr>
-          <w:rFonts w:ascii="Verdana" w:hAnsi="Verdana"/>
-          <w:color w:val="000000"/>
-          <w:sz w:val="24"/>
-          <w:szCs w:val="24"/>
-        </w:rPr>
-        <w:lastRenderedPageBreak/>
-        <w:t>Day 09</w:t>
+        <w:t>vowels</w:t>
+      </w:r>
+      <w:r>
+        <w:rPr>
+          <w:rFonts w:ascii="Verdana" w:hAnsi="Verdana"/>
+          <w:color w:val="000000"/>
+          <w:sz w:val="24"/>
+          <w:szCs w:val="24"/>
+        </w:rPr>
+        <w:t xml:space="preserve"> it contains.</w:t>
+      </w:r>
+      <w:r>
+        <w:rPr>
+          <w:rFonts w:ascii="Verdana" w:hAnsi="Verdana"/>
+          <w:color w:val="000000"/>
+          <w:sz w:val="24"/>
+          <w:szCs w:val="24"/>
+        </w:rPr>
+        <w:t>(</w:t>
+      </w:r>
+      <w:r>
+        <w:rPr>
+          <w:rFonts w:asciiTheme="minorHAnsi" w:eastAsiaTheme="minorHAnsi" w:hAnsiTheme="minorHAnsi" w:cstheme="minorBidi"/>
+          <w:kern w:val="2"/>
+          <w:sz w:val="24"/>
+          <w:szCs w:val="21"/>
+          <w14:ligatures w14:val="standardContextual"/>
+        </w:rPr>
+        <w:t xml:space="preserve"> </w:t>
+      </w:r>
+      <w:r>
+        <w:rPr>
+          <w:rFonts w:ascii="Verdana" w:hAnsi="Verdana"/>
+          <w:color w:val="000000"/>
+          <w:sz w:val="24"/>
+          <w:szCs w:val="24"/>
+        </w:rPr>
+        <w:t>Character traversal + condition</w:t>
+      </w:r>
+      <w:r>
+        <w:rPr>
+          <w:rFonts w:ascii="Verdana" w:hAnsi="Verdana"/>
+          <w:color w:val="000000"/>
+          <w:sz w:val="24"/>
+          <w:szCs w:val="24"/>
+        </w:rPr>
+        <w:t>)</w:t>
       </w:r>
     </w:p>
     <w:p>
@@ -2027,40 +2054,7 @@
           <w:sz w:val="24"/>
           <w:szCs w:val="24"/>
         </w:rPr>
-        <w:t>Calculate sum of all elements</w:t>
-      </w:r>
-      <w:r>
-        <w:rPr>
-          <w:rFonts w:ascii="Verdana" w:hAnsi="Verdana"/>
-          <w:color w:val="000000"/>
-          <w:sz w:val="24"/>
-          <w:szCs w:val="24"/>
-        </w:rPr>
-        <w:t xml:space="preserve"> of an array.</w:t>
-      </w:r>
-    </w:p>
-    <w:p>
-      <w:pPr>
-        <w:pStyle w:val="max2"/>
-        <w:numPr>
-          <w:ilvl w:val="0"/>
-          <w:numId w:val="14"/>
-        </w:numPr>
-        <w:rPr>
-          <w:rFonts w:ascii="Verdana" w:hAnsi="Verdana"/>
-          <w:color w:val="000000"/>
-          <w:sz w:val="24"/>
-          <w:szCs w:val="24"/>
-        </w:rPr>
-      </w:pPr>
-      <w:r>
-        <w:rPr>
-          <w:rFonts w:ascii="Verdana" w:hAnsi="Verdana"/>
-          <w:color w:val="000000"/>
-          <w:sz w:val="24"/>
-          <w:szCs w:val="24"/>
-        </w:rPr>
-        <w:t xml:space="preserve">Traverse the array and </w:t>
+        <w:t xml:space="preserve">Reverse a string </w:t>
       </w:r>
       <w:r>
         <w:rPr>
@@ -2071,7 +2065,7 @@
           <w:sz w:val="24"/>
           <w:szCs w:val="24"/>
         </w:rPr>
-        <w:t>stop when 0 is found</w:t>
+        <w:t>using loop only</w:t>
       </w:r>
       <w:r>
         <w:rPr>
@@ -2082,6 +2076,33 @@
         </w:rPr>
         <w:t>.</w:t>
       </w:r>
+      <w:r>
+        <w:rPr>
+          <w:rFonts w:ascii="Verdana" w:hAnsi="Verdana"/>
+          <w:color w:val="000000"/>
+          <w:sz w:val="24"/>
+          <w:szCs w:val="24"/>
+        </w:rPr>
+        <w:t>(No Stringbuilder) (</w:t>
+      </w:r>
+      <w:r>
+        <w:rPr>
+          <w:rFonts w:ascii="Verdana" w:hAnsi="Verdana"/>
+          <w:color w:val="000000"/>
+          <w:sz w:val="24"/>
+          <w:szCs w:val="24"/>
+        </w:rPr>
+        <w:t>Index control + backward traversal</w:t>
+      </w:r>
+      <w:r>
+        <w:rPr>
+          <w:rFonts w:ascii="Verdana" w:hAnsi="Verdana"/>
+          <w:color w:val="000000"/>
+          <w:sz w:val="24"/>
+          <w:szCs w:val="24"/>
+        </w:rPr>
+        <w:t>)</w:t>
+      </w:r>
     </w:p>
     <w:p>
       <w:pPr>
@@ -2104,7 +2125,7 @@
           <w:sz w:val="24"/>
           <w:szCs w:val="24"/>
         </w:rPr>
-        <w:t xml:space="preserve">Take a string and count how many </w:t>
+        <w:t xml:space="preserve">From an integer array, count how many elements are </w:t>
       </w:r>
       <w:r>
         <w:rPr>
@@ -2115,16 +2136,16 @@
           <w:sz w:val="24"/>
           <w:szCs w:val="24"/>
         </w:rPr>
-        <w:t>vowels</w:t>
-      </w:r>
-      <w:r>
-        <w:rPr>
-          <w:rFonts w:ascii="Verdana" w:hAnsi="Verdana"/>
-          <w:color w:val="000000"/>
-          <w:sz w:val="24"/>
-          <w:szCs w:val="24"/>
-        </w:rPr>
-        <w:t xml:space="preserve"> it contains.</w:t>
+        <w:t>greater than 50</w:t>
+      </w:r>
+      <w:r>
+        <w:rPr>
+          <w:rFonts w:ascii="Verdana" w:hAnsi="Verdana"/>
+          <w:color w:val="000000"/>
+          <w:sz w:val="24"/>
+          <w:szCs w:val="24"/>
+        </w:rPr>
+        <w:t>.</w:t>
       </w:r>
       <w:r>
         <w:rPr>
@@ -2152,7 +2173,7 @@
           <w:sz w:val="24"/>
           <w:szCs w:val="24"/>
         </w:rPr>
-        <w:t>Character traversal + condition</w:t>
+        <w:t>Array traversal + counter</w:t>
       </w:r>
       <w:r>
         <w:rPr>
@@ -2167,25 +2188,45 @@
     <w:p>
       <w:pPr>
         <w:pStyle w:val="max2"/>
-        <w:numPr>
-          <w:ilvl w:val="0"/>
-          <w:numId w:val="14"/>
-        </w:numPr>
-        <w:rPr>
-          <w:rFonts w:ascii="Verdana" w:hAnsi="Verdana"/>
-          <w:color w:val="000000"/>
-          <w:sz w:val="24"/>
-          <w:szCs w:val="24"/>
-        </w:rPr>
-      </w:pPr>
-      <w:r>
-        <w:rPr>
-          <w:rFonts w:ascii="Verdana" w:hAnsi="Verdana"/>
-          <w:color w:val="000000"/>
-          <w:sz w:val="24"/>
-          <w:szCs w:val="24"/>
-        </w:rPr>
-        <w:t xml:space="preserve">Reverse a string </w:t>
+        <w:rPr>
+          <w:rFonts w:ascii="Verdana" w:hAnsi="Verdana"/>
+          <w:color w:val="000000"/>
+          <w:sz w:val="24"/>
+          <w:szCs w:val="24"/>
+        </w:rPr>
+      </w:pPr>
+      <w:r>
+        <w:rPr>
+          <w:rFonts w:ascii="Verdana" w:hAnsi="Verdana"/>
+          <w:color w:val="000000"/>
+          <w:sz w:val="24"/>
+          <w:szCs w:val="24"/>
+        </w:rPr>
+        <w:t>Day 10</w:t>
+      </w:r>
+    </w:p>
+    <w:p>
+      <w:pPr>
+        <w:pStyle w:val="max2"/>
+        <w:numPr>
+          <w:ilvl w:val="0"/>
+          <w:numId w:val="15"/>
+        </w:numPr>
+        <w:rPr>
+          <w:rFonts w:ascii="Verdana" w:hAnsi="Verdana"/>
+          <w:color w:val="000000"/>
+          <w:sz w:val="24"/>
+          <w:szCs w:val="24"/>
+        </w:rPr>
+      </w:pPr>
+      <w:r>
+        <w:rPr>
+          <w:rFonts w:ascii="Verdana" w:hAnsi="Verdana"/>
+          <w:color w:val="000000"/>
+          <w:sz w:val="24"/>
+          <w:szCs w:val="24"/>
+        </w:rPr>
+        <w:t xml:space="preserve">Find the </w:t>
       </w:r>
       <w:r>
         <w:rPr>
@@ -2196,116 +2237,49 @@
           <w:sz w:val="24"/>
           <w:szCs w:val="24"/>
         </w:rPr>
-        <w:t>using loop only</w:t>
-      </w:r>
-      <w:r>
-        <w:rPr>
-          <w:rFonts w:ascii="Verdana" w:hAnsi="Verdana"/>
-          <w:color w:val="000000"/>
-          <w:sz w:val="24"/>
-          <w:szCs w:val="24"/>
-        </w:rPr>
-        <w:t>.</w:t>
-      </w:r>
-      <w:r>
-        <w:rPr>
-          <w:rFonts w:ascii="Verdana" w:hAnsi="Verdana"/>
-          <w:color w:val="000000"/>
-          <w:sz w:val="24"/>
-          <w:szCs w:val="24"/>
-        </w:rPr>
-        <w:t xml:space="preserve">(No </w:t>
-      </w:r>
-      <w:proofErr w:type="spellStart"/>
-      <w:r>
-        <w:rPr>
-          <w:rFonts w:ascii="Verdana" w:hAnsi="Verdana"/>
-          <w:color w:val="000000"/>
-          <w:sz w:val="24"/>
-          <w:szCs w:val="24"/>
-        </w:rPr>
-        <w:t>Stringbuilder</w:t>
-      </w:r>
-      <w:proofErr w:type="spellEnd"/>
-      <w:r>
-        <w:rPr>
-          <w:rFonts w:ascii="Verdana" w:hAnsi="Verdana"/>
-          <w:color w:val="000000"/>
-          <w:sz w:val="24"/>
-          <w:szCs w:val="24"/>
-        </w:rPr>
-        <w:t>) (</w:t>
-      </w:r>
-      <w:r>
-        <w:rPr>
-          <w:rFonts w:ascii="Verdana" w:hAnsi="Verdana"/>
-          <w:color w:val="000000"/>
-          <w:sz w:val="24"/>
-          <w:szCs w:val="24"/>
-        </w:rPr>
-        <w:t>Index control + backward traversal</w:t>
-      </w:r>
-      <w:r>
-        <w:rPr>
-          <w:rFonts w:ascii="Verdana" w:hAnsi="Verdana"/>
-          <w:color w:val="000000"/>
-          <w:sz w:val="24"/>
-          <w:szCs w:val="24"/>
-        </w:rPr>
-        <w:t>)</w:t>
-      </w:r>
-    </w:p>
-    <w:p>
-      <w:pPr>
-        <w:pStyle w:val="max2"/>
-        <w:numPr>
-          <w:ilvl w:val="0"/>
-          <w:numId w:val="14"/>
-        </w:numPr>
-        <w:rPr>
-          <w:rFonts w:ascii="Verdana" w:hAnsi="Verdana"/>
-          <w:color w:val="000000"/>
-          <w:sz w:val="24"/>
-          <w:szCs w:val="24"/>
-        </w:rPr>
-      </w:pPr>
-      <w:r>
-        <w:rPr>
-          <w:rFonts w:ascii="Verdana" w:hAnsi="Verdana"/>
-          <w:color w:val="000000"/>
-          <w:sz w:val="24"/>
-          <w:szCs w:val="24"/>
-        </w:rPr>
-        <w:t xml:space="preserve">From an integer array, count how many elements are </w:t>
-      </w:r>
-      <w:r>
-        <w:rPr>
-          <w:rFonts w:ascii="Verdana" w:hAnsi="Verdana"/>
-          <w:b/>
-          <w:bCs/>
-          <w:color w:val="000000"/>
-          <w:sz w:val="24"/>
-          <w:szCs w:val="24"/>
-        </w:rPr>
-        <w:t>greater than 50</w:t>
-      </w:r>
-      <w:r>
-        <w:rPr>
-          <w:rFonts w:ascii="Verdana" w:hAnsi="Verdana"/>
-          <w:color w:val="000000"/>
-          <w:sz w:val="24"/>
-          <w:szCs w:val="24"/>
-        </w:rPr>
-        <w:t>.</w:t>
-      </w:r>
-      <w:r>
-        <w:rPr>
-          <w:rFonts w:ascii="Verdana" w:hAnsi="Verdana"/>
-          <w:color w:val="000000"/>
-          <w:sz w:val="24"/>
-          <w:szCs w:val="24"/>
-        </w:rPr>
-        <w:t>(</w:t>
+        <w:t>minimum</w:t>
+      </w:r>
+      <w:r>
+        <w:rPr>
+          <w:rFonts w:ascii="Verdana" w:hAnsi="Verdana"/>
+          <w:color w:val="000000"/>
+          <w:sz w:val="24"/>
+          <w:szCs w:val="24"/>
+        </w:rPr>
+        <w:t xml:space="preserve"> number in an array.</w:t>
+      </w:r>
+    </w:p>
+    <w:p>
+      <w:pPr>
+        <w:pStyle w:val="max2"/>
+        <w:numPr>
+          <w:ilvl w:val="0"/>
+          <w:numId w:val="15"/>
+        </w:numPr>
+        <w:rPr>
+          <w:rFonts w:ascii="Verdana" w:hAnsi="Verdana"/>
+          <w:color w:val="000000"/>
+          <w:sz w:val="24"/>
+          <w:szCs w:val="24"/>
+        </w:rPr>
+      </w:pPr>
+      <w:r>
+        <w:rPr>
+          <w:rFonts w:ascii="Verdana" w:hAnsi="Verdana"/>
+          <w:color w:val="000000"/>
+          <w:sz w:val="24"/>
+          <w:szCs w:val="24"/>
+        </w:rPr>
+        <w:t>Count Even Digits in Each Array Element</w:t>
+      </w:r>
+      <w:r>
+        <w:rPr>
+          <w:rFonts w:ascii="Verdana" w:hAnsi="Verdana"/>
+          <w:color w:val="000000"/>
+          <w:sz w:val="24"/>
+          <w:szCs w:val="24"/>
+        </w:rPr>
+        <w:t>.(</w:t>
       </w:r>
       <w:r>
         <w:rPr>
@@ -2324,7 +2298,7 @@
           <w:sz w:val="24"/>
           <w:szCs w:val="24"/>
         </w:rPr>
-        <w:t>Array traversal + counter</w:t>
+        <w:t>Array loop + digit loop</w:t>
       </w:r>
       <w:r>
         <w:rPr>
@@ -2339,26 +2313,6 @@
     <w:p>
       <w:pPr>
         <w:pStyle w:val="max2"/>
-        <w:rPr>
-          <w:rFonts w:ascii="Verdana" w:hAnsi="Verdana"/>
-          <w:color w:val="000000"/>
-          <w:sz w:val="24"/>
-          <w:szCs w:val="24"/>
-        </w:rPr>
-      </w:pPr>
-      <w:r>
-        <w:rPr>
-          <w:rFonts w:ascii="Verdana" w:hAnsi="Verdana"/>
-          <w:color w:val="000000"/>
-          <w:sz w:val="24"/>
-          <w:szCs w:val="24"/>
-        </w:rPr>
-        <w:t>Day 10</w:t>
-      </w:r>
-    </w:p>
-    <w:p>
-      <w:pPr>
-        <w:pStyle w:val="max2"/>
         <w:numPr>
           <w:ilvl w:val="0"/>
           <w:numId w:val="15"/>
@@ -2377,132 +2331,7 @@
           <w:sz w:val="24"/>
           <w:szCs w:val="24"/>
         </w:rPr>
-        <w:t xml:space="preserve">Find the </w:t>
-      </w:r>
-      <w:r>
-        <w:rPr>
-          <w:rFonts w:ascii="Verdana" w:hAnsi="Verdana"/>
-          <w:b/>
-          <w:bCs/>
-          <w:color w:val="000000"/>
-          <w:sz w:val="24"/>
-          <w:szCs w:val="24"/>
-        </w:rPr>
-        <w:t>minimum</w:t>
-      </w:r>
-      <w:r>
-        <w:rPr>
-          <w:rFonts w:ascii="Verdana" w:hAnsi="Verdana"/>
-          <w:color w:val="000000"/>
-          <w:sz w:val="24"/>
-          <w:szCs w:val="24"/>
-        </w:rPr>
-        <w:t xml:space="preserve"> number in an array.</w:t>
-      </w:r>
-    </w:p>
-    <w:p>
-      <w:pPr>
-        <w:pStyle w:val="max2"/>
-        <w:numPr>
-          <w:ilvl w:val="0"/>
-          <w:numId w:val="15"/>
-        </w:numPr>
-        <w:rPr>
-          <w:rFonts w:ascii="Verdana" w:hAnsi="Verdana"/>
-          <w:color w:val="000000"/>
-          <w:sz w:val="24"/>
-          <w:szCs w:val="24"/>
-        </w:rPr>
-      </w:pPr>
-      <w:r>
-        <w:rPr>
-          <w:rFonts w:ascii="Verdana" w:hAnsi="Verdana"/>
-          <w:color w:val="000000"/>
-          <w:sz w:val="24"/>
-          <w:szCs w:val="24"/>
-        </w:rPr>
-        <w:t>Count Even Digits in Each Array Element</w:t>
-      </w:r>
-      <w:r>
-        <w:rPr>
-          <w:rFonts w:ascii="Verdana" w:hAnsi="Verdana"/>
-          <w:color w:val="000000"/>
-          <w:sz w:val="24"/>
-          <w:szCs w:val="24"/>
-        </w:rPr>
-        <w:t>.(</w:t>
-      </w:r>
-      <w:r>
-        <w:rPr>
-          <w:rFonts w:asciiTheme="minorHAnsi" w:eastAsiaTheme="minorHAnsi" w:hAnsiTheme="minorHAnsi" w:cstheme="minorBidi"/>
-          <w:kern w:val="2"/>
-          <w:sz w:val="24"/>
-          <w:szCs w:val="21"/>
-          <w14:ligatures w14:val="standardContextual"/>
-        </w:rPr>
-        <w:t xml:space="preserve"> </w:t>
-      </w:r>
-      <w:r>
-        <w:rPr>
-          <w:rFonts w:ascii="Verdana" w:hAnsi="Verdana"/>
-          <w:color w:val="000000"/>
-          <w:sz w:val="24"/>
-          <w:szCs w:val="24"/>
-        </w:rPr>
-        <w:t>Array loop + digit loop</w:t>
-      </w:r>
-      <w:r>
-        <w:rPr>
-          <w:rFonts w:ascii="Verdana" w:hAnsi="Verdana"/>
-          <w:color w:val="000000"/>
-          <w:sz w:val="24"/>
-          <w:szCs w:val="24"/>
-        </w:rPr>
-        <w:t>)</w:t>
-      </w:r>
-    </w:p>
-    <w:p>
-      <w:pPr>
-        <w:pStyle w:val="max2"/>
-        <w:numPr>
-          <w:ilvl w:val="0"/>
-          <w:numId w:val="15"/>
-        </w:numPr>
-        <w:rPr>
-          <w:rFonts w:ascii="Verdana" w:hAnsi="Verdana"/>
-          <w:color w:val="000000"/>
-          <w:sz w:val="24"/>
-          <w:szCs w:val="24"/>
-        </w:rPr>
-      </w:pPr>
-      <w:r>
-        <w:rPr>
-          <w:rFonts w:ascii="Verdana" w:hAnsi="Verdana"/>
-          <w:color w:val="000000"/>
-          <w:sz w:val="24"/>
-          <w:szCs w:val="24"/>
-        </w:rPr>
-        <w:t xml:space="preserve">Traverse an </w:t>
-      </w:r>
-      <w:proofErr w:type="spellStart"/>
-      <w:r>
-        <w:rPr>
-          <w:rFonts w:ascii="Verdana" w:hAnsi="Verdana"/>
-          <w:color w:val="000000"/>
-          <w:sz w:val="24"/>
-          <w:szCs w:val="24"/>
-        </w:rPr>
-        <w:t>array.If</w:t>
-      </w:r>
-      <w:proofErr w:type="spellEnd"/>
-      <w:r>
-        <w:rPr>
-          <w:rFonts w:ascii="Verdana" w:hAnsi="Verdana"/>
-          <w:color w:val="000000"/>
-          <w:sz w:val="24"/>
-          <w:szCs w:val="24"/>
-        </w:rPr>
-        <w:t xml:space="preserve"> </w:t>
+        <w:t xml:space="preserve">Traverse an array.If </w:t>
       </w:r>
       <w:r>
         <w:rPr>
@@ -2606,6 +2435,15 @@
           <w:szCs w:val="24"/>
         </w:rPr>
       </w:pPr>
+      <w:r>
+        <w:rPr>
+          <w:rFonts w:ascii="Verdana" w:hAnsi="Verdana"/>
+          <w:color w:val="000000"/>
+          <w:sz w:val="24"/>
+          <w:szCs w:val="24"/>
+        </w:rPr>
+        <w:t>Write a program to take 3 numbers input and find the second largest number among them.</w:t>
+      </w:r>
     </w:p>
     <w:p>
       <w:pPr>
@@ -4930,6 +4768,7 @@
   <w:style w:type="character" w:default="1" w:styleId="DefaultParagraphFont">
     <w:name w:val="Default Paragraph Font"/>
     <w:uiPriority w:val="1"/>
+    <w:semiHidden/>
     <w:unhideWhenUsed/>
   </w:style>
   <w:style w:type="table" w:default="1" w:styleId="TableNormal">

--- a/Questions.docx
+++ b/Questions.docx
@@ -235,7 +235,24 @@
           <w:szCs w:val="24"/>
         </w:rPr>
         <w:br/>
-        <w:t xml:space="preserve">stringTimes("Hi", 2) </w:t>
+      </w:r>
+      <w:proofErr w:type="spellStart"/>
+      <w:r>
+        <w:rPr>
+          <w:rFonts w:ascii="Verdana" w:hAnsi="Verdana"/>
+          <w:color w:val="000000"/>
+          <w:szCs w:val="24"/>
+        </w:rPr>
+        <w:t>stringTimes</w:t>
+      </w:r>
+      <w:proofErr w:type="spellEnd"/>
+      <w:r>
+        <w:rPr>
+          <w:rFonts w:ascii="Verdana" w:hAnsi="Verdana"/>
+          <w:color w:val="000000"/>
+          <w:szCs w:val="24"/>
+        </w:rPr>
+        <w:t xml:space="preserve">("Hi", 2) </w:t>
       </w:r>
       <w:r>
         <w:rPr>
@@ -251,7 +268,25 @@
           <w:color w:val="000000"/>
           <w:szCs w:val="24"/>
         </w:rPr>
-        <w:t xml:space="preserve"> "HiHi"</w:t>
+        <w:t xml:space="preserve"> "</w:t>
+      </w:r>
+      <w:proofErr w:type="spellStart"/>
+      <w:r>
+        <w:rPr>
+          <w:rFonts w:ascii="Verdana" w:hAnsi="Verdana"/>
+          <w:color w:val="000000"/>
+          <w:szCs w:val="24"/>
+        </w:rPr>
+        <w:t>HiHi</w:t>
+      </w:r>
+      <w:proofErr w:type="spellEnd"/>
+      <w:r>
+        <w:rPr>
+          <w:rFonts w:ascii="Verdana" w:hAnsi="Verdana"/>
+          <w:color w:val="000000"/>
+          <w:szCs w:val="24"/>
+        </w:rPr>
+        <w:t>"</w:t>
       </w:r>
       <w:r>
         <w:rPr>
@@ -260,7 +295,24 @@
           <w:szCs w:val="24"/>
         </w:rPr>
         <w:br/>
-        <w:t xml:space="preserve">stringTimes("Hi", 3) </w:t>
+      </w:r>
+      <w:proofErr w:type="spellStart"/>
+      <w:r>
+        <w:rPr>
+          <w:rFonts w:ascii="Verdana" w:hAnsi="Verdana"/>
+          <w:color w:val="000000"/>
+          <w:szCs w:val="24"/>
+        </w:rPr>
+        <w:t>stringTimes</w:t>
+      </w:r>
+      <w:proofErr w:type="spellEnd"/>
+      <w:r>
+        <w:rPr>
+          <w:rFonts w:ascii="Verdana" w:hAnsi="Verdana"/>
+          <w:color w:val="000000"/>
+          <w:szCs w:val="24"/>
+        </w:rPr>
+        <w:t xml:space="preserve">("Hi", 3) </w:t>
       </w:r>
       <w:r>
         <w:rPr>
@@ -276,7 +328,25 @@
           <w:color w:val="000000"/>
           <w:szCs w:val="24"/>
         </w:rPr>
-        <w:t xml:space="preserve"> "HiHiHi"</w:t>
+        <w:t xml:space="preserve"> "</w:t>
+      </w:r>
+      <w:proofErr w:type="spellStart"/>
+      <w:r>
+        <w:rPr>
+          <w:rFonts w:ascii="Verdana" w:hAnsi="Verdana"/>
+          <w:color w:val="000000"/>
+          <w:szCs w:val="24"/>
+        </w:rPr>
+        <w:t>HiHiHi</w:t>
+      </w:r>
+      <w:proofErr w:type="spellEnd"/>
+      <w:r>
+        <w:rPr>
+          <w:rFonts w:ascii="Verdana" w:hAnsi="Verdana"/>
+          <w:color w:val="000000"/>
+          <w:szCs w:val="24"/>
+        </w:rPr>
+        <w:t>"</w:t>
       </w:r>
       <w:r>
         <w:rPr>
@@ -285,7 +355,24 @@
           <w:szCs w:val="24"/>
         </w:rPr>
         <w:br/>
-        <w:t xml:space="preserve">stringTimes("Hi", 1) </w:t>
+      </w:r>
+      <w:proofErr w:type="spellStart"/>
+      <w:r>
+        <w:rPr>
+          <w:rFonts w:ascii="Verdana" w:hAnsi="Verdana"/>
+          <w:color w:val="000000"/>
+          <w:szCs w:val="24"/>
+        </w:rPr>
+        <w:t>stringTimes</w:t>
+      </w:r>
+      <w:proofErr w:type="spellEnd"/>
+      <w:r>
+        <w:rPr>
+          <w:rFonts w:ascii="Verdana" w:hAnsi="Verdana"/>
+          <w:color w:val="000000"/>
+          <w:szCs w:val="24"/>
+        </w:rPr>
+        <w:t xml:space="preserve">("Hi", 1) </w:t>
       </w:r>
       <w:r>
         <w:rPr>
@@ -1004,7 +1091,27 @@
           <w:sz w:val="24"/>
           <w:szCs w:val="24"/>
         </w:rPr>
-        <w:t xml:space="preserve">Write a program to reverse the order of words in a string entered, for eg : I am Ram  to  Ram am I </w:t>
+        <w:t xml:space="preserve">Write a program to reverse the order of words in a string entered, for </w:t>
+      </w:r>
+      <w:proofErr w:type="spellStart"/>
+      <w:r>
+        <w:rPr>
+          <w:rFonts w:ascii="Verdana" w:hAnsi="Verdana"/>
+          <w:color w:val="000000"/>
+          <w:sz w:val="24"/>
+          <w:szCs w:val="24"/>
+        </w:rPr>
+        <w:t>eg</w:t>
+      </w:r>
+      <w:proofErr w:type="spellEnd"/>
+      <w:r>
+        <w:rPr>
+          <w:rFonts w:ascii="Verdana" w:hAnsi="Verdana"/>
+          <w:color w:val="000000"/>
+          <w:sz w:val="24"/>
+          <w:szCs w:val="24"/>
+        </w:rPr>
+        <w:t xml:space="preserve"> : I am Ram  to  Ram am I </w:t>
       </w:r>
     </w:p>
     <w:p>
@@ -1549,50 +1656,9 @@
           <w:sz w:val="24"/>
           <w:szCs w:val="24"/>
         </w:rPr>
-        <w:t>only even digits</w:t>
-      </w:r>
-      <w:r>
-        <w:rPr>
-          <w:rFonts w:ascii="Verdana" w:hAnsi="Verdana"/>
-          <w:color w:val="000000"/>
-          <w:sz w:val="24"/>
-          <w:szCs w:val="24"/>
-        </w:rPr>
-        <w:t>.</w:t>
-      </w:r>
-    </w:p>
-    <w:p>
-      <w:pPr>
-        <w:pStyle w:val="max2"/>
-        <w:numPr>
-          <w:ilvl w:val="0"/>
-          <w:numId w:val="12"/>
-        </w:numPr>
-        <w:rPr>
-          <w:rFonts w:ascii="Verdana" w:hAnsi="Verdana"/>
-          <w:color w:val="000000"/>
-          <w:sz w:val="24"/>
-          <w:szCs w:val="24"/>
-        </w:rPr>
-      </w:pPr>
-      <w:r>
-        <w:rPr>
-          <w:rFonts w:ascii="Verdana" w:hAnsi="Verdana"/>
-          <w:color w:val="000000"/>
-          <w:sz w:val="24"/>
-          <w:szCs w:val="24"/>
-        </w:rPr>
-        <w:t>Write a program t</w:t>
-      </w:r>
-      <w:r>
-        <w:rPr>
-          <w:rFonts w:ascii="Verdana" w:hAnsi="Verdana"/>
-          <w:color w:val="000000"/>
-          <w:sz w:val="24"/>
-          <w:szCs w:val="24"/>
-        </w:rPr>
-        <w:t xml:space="preserve">ake a number and process digits </w:t>
-      </w:r>
+        <w:t xml:space="preserve">only </w:t>
+      </w:r>
+      <w:proofErr w:type="spellStart"/>
       <w:r>
         <w:rPr>
           <w:rFonts w:ascii="Verdana" w:hAnsi="Verdana"/>
@@ -1602,79 +1668,9 @@
           <w:sz w:val="24"/>
           <w:szCs w:val="24"/>
         </w:rPr>
-        <w:t>until digit 5 is encountered</w:t>
-      </w:r>
-      <w:r>
-        <w:rPr>
-          <w:rFonts w:ascii="Verdana" w:hAnsi="Verdana"/>
-          <w:color w:val="000000"/>
-          <w:sz w:val="24"/>
-          <w:szCs w:val="24"/>
-        </w:rPr>
-        <w:t>, then stop</w:t>
-      </w:r>
-      <w:r>
-        <w:rPr>
-          <w:rFonts w:ascii="Verdana" w:hAnsi="Verdana"/>
-          <w:color w:val="000000"/>
-          <w:sz w:val="24"/>
-          <w:szCs w:val="24"/>
-        </w:rPr>
-        <w:t>.</w:t>
-      </w:r>
-    </w:p>
-    <w:p>
-      <w:pPr>
-        <w:pStyle w:val="max2"/>
-        <w:rPr>
-          <w:rFonts w:ascii="Verdana" w:hAnsi="Verdana"/>
-          <w:color w:val="000000"/>
-          <w:sz w:val="24"/>
-          <w:szCs w:val="24"/>
-        </w:rPr>
-      </w:pPr>
-      <w:r>
-        <w:rPr>
-          <w:rFonts w:ascii="Verdana" w:hAnsi="Verdana"/>
-          <w:color w:val="000000"/>
-          <w:sz w:val="24"/>
-          <w:szCs w:val="24"/>
-        </w:rPr>
-        <w:t>Day 08</w:t>
-      </w:r>
-      <w:r>
-        <w:rPr>
-          <w:rFonts w:ascii="Verdana" w:hAnsi="Verdana"/>
-          <w:color w:val="000000"/>
-          <w:sz w:val="24"/>
-          <w:szCs w:val="24"/>
-        </w:rPr>
-        <w:t>( stop condition value-based vs count-based )</w:t>
-      </w:r>
-    </w:p>
-    <w:p>
-      <w:pPr>
-        <w:pStyle w:val="max2"/>
-        <w:numPr>
-          <w:ilvl w:val="0"/>
-          <w:numId w:val="13"/>
-        </w:numPr>
-        <w:rPr>
-          <w:rFonts w:ascii="Verdana" w:hAnsi="Verdana"/>
-          <w:color w:val="000000"/>
-          <w:sz w:val="24"/>
-          <w:szCs w:val="24"/>
-        </w:rPr>
-      </w:pPr>
-      <w:r>
-        <w:rPr>
-          <w:rFonts w:ascii="Verdana" w:hAnsi="Verdana"/>
-          <w:color w:val="000000"/>
-          <w:sz w:val="24"/>
-          <w:szCs w:val="24"/>
-        </w:rPr>
-        <w:t xml:space="preserve">Take a number and print digits </w:t>
-      </w:r>
+        <w:t>even</w:t>
+      </w:r>
+      <w:proofErr w:type="spellEnd"/>
       <w:r>
         <w:rPr>
           <w:rFonts w:ascii="Verdana" w:hAnsi="Verdana"/>
@@ -1684,40 +1680,49 @@
           <w:sz w:val="24"/>
           <w:szCs w:val="24"/>
         </w:rPr>
-        <w:t>until you encounter an even digit</w:t>
-      </w:r>
-      <w:r>
-        <w:rPr>
-          <w:rFonts w:ascii="Verdana" w:hAnsi="Verdana"/>
-          <w:color w:val="000000"/>
-          <w:sz w:val="24"/>
-          <w:szCs w:val="24"/>
-        </w:rPr>
-        <w:t>, then stop.</w:t>
-      </w:r>
-    </w:p>
-    <w:p>
-      <w:pPr>
-        <w:pStyle w:val="max2"/>
-        <w:numPr>
-          <w:ilvl w:val="0"/>
-          <w:numId w:val="13"/>
-        </w:numPr>
-        <w:rPr>
-          <w:rFonts w:ascii="Verdana" w:hAnsi="Verdana"/>
-          <w:color w:val="000000"/>
-          <w:sz w:val="24"/>
-          <w:szCs w:val="24"/>
-        </w:rPr>
-      </w:pPr>
-      <w:r>
-        <w:rPr>
-          <w:rFonts w:ascii="Verdana" w:hAnsi="Verdana"/>
-          <w:color w:val="000000"/>
-          <w:sz w:val="24"/>
-          <w:szCs w:val="24"/>
-        </w:rPr>
-        <w:t xml:space="preserve">Take a number and print digits, but </w:t>
+        <w:t xml:space="preserve"> digits</w:t>
+      </w:r>
+      <w:r>
+        <w:rPr>
+          <w:rFonts w:ascii="Verdana" w:hAnsi="Verdana"/>
+          <w:color w:val="000000"/>
+          <w:sz w:val="24"/>
+          <w:szCs w:val="24"/>
+        </w:rPr>
+        <w:t>.</w:t>
+      </w:r>
+    </w:p>
+    <w:p>
+      <w:pPr>
+        <w:pStyle w:val="max2"/>
+        <w:numPr>
+          <w:ilvl w:val="0"/>
+          <w:numId w:val="12"/>
+        </w:numPr>
+        <w:rPr>
+          <w:rFonts w:ascii="Verdana" w:hAnsi="Verdana"/>
+          <w:color w:val="000000"/>
+          <w:sz w:val="24"/>
+          <w:szCs w:val="24"/>
+        </w:rPr>
+      </w:pPr>
+      <w:r>
+        <w:rPr>
+          <w:rFonts w:ascii="Verdana" w:hAnsi="Verdana"/>
+          <w:color w:val="000000"/>
+          <w:sz w:val="24"/>
+          <w:szCs w:val="24"/>
+        </w:rPr>
+        <w:t>Write a program t</w:t>
+      </w:r>
+      <w:r>
+        <w:rPr>
+          <w:rFonts w:ascii="Verdana" w:hAnsi="Verdana"/>
+          <w:color w:val="000000"/>
+          <w:sz w:val="24"/>
+          <w:szCs w:val="24"/>
+        </w:rPr>
+        <w:t xml:space="preserve">ake a number and process digits </w:t>
       </w:r>
       <w:r>
         <w:rPr>
@@ -1728,7 +1733,16 @@
           <w:sz w:val="24"/>
           <w:szCs w:val="24"/>
         </w:rPr>
-        <w:t>stop after printing exactly 3 digits</w:t>
+        <w:t>until digit 5 is encountered</w:t>
+      </w:r>
+      <w:r>
+        <w:rPr>
+          <w:rFonts w:ascii="Verdana" w:hAnsi="Verdana"/>
+          <w:color w:val="000000"/>
+          <w:sz w:val="24"/>
+          <w:szCs w:val="24"/>
+        </w:rPr>
+        <w:t>, then stop</w:t>
       </w:r>
       <w:r>
         <w:rPr>
@@ -1743,6 +1757,35 @@
     <w:p>
       <w:pPr>
         <w:pStyle w:val="max2"/>
+        <w:rPr>
+          <w:rFonts w:ascii="Verdana" w:hAnsi="Verdana"/>
+          <w:color w:val="000000"/>
+          <w:sz w:val="24"/>
+          <w:szCs w:val="24"/>
+        </w:rPr>
+      </w:pPr>
+      <w:r>
+        <w:rPr>
+          <w:rFonts w:ascii="Verdana" w:hAnsi="Verdana"/>
+          <w:color w:val="000000"/>
+          <w:sz w:val="24"/>
+          <w:szCs w:val="24"/>
+        </w:rPr>
+        <w:t>Day 08</w:t>
+      </w:r>
+      <w:r>
+        <w:rPr>
+          <w:rFonts w:ascii="Verdana" w:hAnsi="Verdana"/>
+          <w:color w:val="000000"/>
+          <w:sz w:val="24"/>
+          <w:szCs w:val="24"/>
+        </w:rPr>
+        <w:t>( stop condition value-based vs count-based )</w:t>
+      </w:r>
+    </w:p>
+    <w:p>
+      <w:pPr>
+        <w:pStyle w:val="max2"/>
         <w:numPr>
           <w:ilvl w:val="0"/>
           <w:numId w:val="13"/>
@@ -1761,55 +1804,7 @@
           <w:sz w:val="24"/>
           <w:szCs w:val="24"/>
         </w:rPr>
-        <w:t>Create an array of 5 integers and print all elements.</w:t>
-      </w:r>
-    </w:p>
-    <w:p>
-      <w:pPr>
-        <w:pStyle w:val="max2"/>
-        <w:numPr>
-          <w:ilvl w:val="0"/>
-          <w:numId w:val="13"/>
-        </w:numPr>
-        <w:rPr>
-          <w:rFonts w:ascii="Verdana" w:hAnsi="Verdana"/>
-          <w:color w:val="000000"/>
-          <w:sz w:val="24"/>
-          <w:szCs w:val="24"/>
-        </w:rPr>
-      </w:pPr>
-      <w:r>
-        <w:rPr>
-          <w:rFonts w:ascii="Verdana" w:hAnsi="Verdana"/>
-          <w:color w:val="000000"/>
-          <w:sz w:val="24"/>
-          <w:szCs w:val="24"/>
-        </w:rPr>
-        <w:t>Count how many numbers in the array are even.</w:t>
-      </w:r>
-    </w:p>
-    <w:p>
-      <w:pPr>
-        <w:pStyle w:val="max2"/>
-        <w:numPr>
-          <w:ilvl w:val="0"/>
-          <w:numId w:val="13"/>
-        </w:numPr>
-        <w:rPr>
-          <w:rFonts w:ascii="Verdana" w:hAnsi="Verdana"/>
-          <w:color w:val="000000"/>
-          <w:sz w:val="24"/>
-          <w:szCs w:val="24"/>
-        </w:rPr>
-      </w:pPr>
-      <w:r>
-        <w:rPr>
-          <w:rFonts w:ascii="Verdana" w:hAnsi="Verdana"/>
-          <w:color w:val="000000"/>
-          <w:sz w:val="24"/>
-          <w:szCs w:val="24"/>
-        </w:rPr>
-        <w:t xml:space="preserve">Find the </w:t>
+        <w:t xml:space="preserve">Take a number and print digits </w:t>
       </w:r>
       <w:r>
         <w:rPr>
@@ -1820,6 +1815,142 @@
           <w:sz w:val="24"/>
           <w:szCs w:val="24"/>
         </w:rPr>
+        <w:t>until you encounter an even digit</w:t>
+      </w:r>
+      <w:r>
+        <w:rPr>
+          <w:rFonts w:ascii="Verdana" w:hAnsi="Verdana"/>
+          <w:color w:val="000000"/>
+          <w:sz w:val="24"/>
+          <w:szCs w:val="24"/>
+        </w:rPr>
+        <w:t>, then stop.</w:t>
+      </w:r>
+    </w:p>
+    <w:p>
+      <w:pPr>
+        <w:pStyle w:val="max2"/>
+        <w:numPr>
+          <w:ilvl w:val="0"/>
+          <w:numId w:val="13"/>
+        </w:numPr>
+        <w:rPr>
+          <w:rFonts w:ascii="Verdana" w:hAnsi="Verdana"/>
+          <w:color w:val="000000"/>
+          <w:sz w:val="24"/>
+          <w:szCs w:val="24"/>
+        </w:rPr>
+      </w:pPr>
+      <w:r>
+        <w:rPr>
+          <w:rFonts w:ascii="Verdana" w:hAnsi="Verdana"/>
+          <w:color w:val="000000"/>
+          <w:sz w:val="24"/>
+          <w:szCs w:val="24"/>
+        </w:rPr>
+        <w:t xml:space="preserve">Take a number and print digits, but </w:t>
+      </w:r>
+      <w:r>
+        <w:rPr>
+          <w:rFonts w:ascii="Verdana" w:hAnsi="Verdana"/>
+          <w:b/>
+          <w:bCs/>
+          <w:color w:val="000000"/>
+          <w:sz w:val="24"/>
+          <w:szCs w:val="24"/>
+        </w:rPr>
+        <w:t>stop after printing exactly 3 digits</w:t>
+      </w:r>
+      <w:r>
+        <w:rPr>
+          <w:rFonts w:ascii="Verdana" w:hAnsi="Verdana"/>
+          <w:color w:val="000000"/>
+          <w:sz w:val="24"/>
+          <w:szCs w:val="24"/>
+        </w:rPr>
+        <w:t>.</w:t>
+      </w:r>
+    </w:p>
+    <w:p>
+      <w:pPr>
+        <w:pStyle w:val="max2"/>
+        <w:numPr>
+          <w:ilvl w:val="0"/>
+          <w:numId w:val="13"/>
+        </w:numPr>
+        <w:rPr>
+          <w:rFonts w:ascii="Verdana" w:hAnsi="Verdana"/>
+          <w:color w:val="000000"/>
+          <w:sz w:val="24"/>
+          <w:szCs w:val="24"/>
+        </w:rPr>
+      </w:pPr>
+      <w:r>
+        <w:rPr>
+          <w:rFonts w:ascii="Verdana" w:hAnsi="Verdana"/>
+          <w:color w:val="000000"/>
+          <w:sz w:val="24"/>
+          <w:szCs w:val="24"/>
+        </w:rPr>
+        <w:t>Create an array of 5 integers and print all elements.</w:t>
+      </w:r>
+    </w:p>
+    <w:p>
+      <w:pPr>
+        <w:pStyle w:val="max2"/>
+        <w:numPr>
+          <w:ilvl w:val="0"/>
+          <w:numId w:val="13"/>
+        </w:numPr>
+        <w:rPr>
+          <w:rFonts w:ascii="Verdana" w:hAnsi="Verdana"/>
+          <w:color w:val="000000"/>
+          <w:sz w:val="24"/>
+          <w:szCs w:val="24"/>
+        </w:rPr>
+      </w:pPr>
+      <w:r>
+        <w:rPr>
+          <w:rFonts w:ascii="Verdana" w:hAnsi="Verdana"/>
+          <w:color w:val="000000"/>
+          <w:sz w:val="24"/>
+          <w:szCs w:val="24"/>
+        </w:rPr>
+        <w:t>Count how many numbers in the array are even.</w:t>
+      </w:r>
+    </w:p>
+    <w:p>
+      <w:pPr>
+        <w:pStyle w:val="max2"/>
+        <w:numPr>
+          <w:ilvl w:val="0"/>
+          <w:numId w:val="13"/>
+        </w:numPr>
+        <w:rPr>
+          <w:rFonts w:ascii="Verdana" w:hAnsi="Verdana"/>
+          <w:color w:val="000000"/>
+          <w:sz w:val="24"/>
+          <w:szCs w:val="24"/>
+        </w:rPr>
+      </w:pPr>
+      <w:r>
+        <w:rPr>
+          <w:rFonts w:ascii="Verdana" w:hAnsi="Verdana"/>
+          <w:color w:val="000000"/>
+          <w:sz w:val="24"/>
+          <w:szCs w:val="24"/>
+        </w:rPr>
+        <w:t xml:space="preserve">Find the </w:t>
+      </w:r>
+      <w:r>
+        <w:rPr>
+          <w:rFonts w:ascii="Verdana" w:hAnsi="Verdana"/>
+          <w:b/>
+          <w:bCs/>
+          <w:color w:val="000000"/>
+          <w:sz w:val="24"/>
+          <w:szCs w:val="24"/>
+        </w:rPr>
         <w:t>largest number</w:t>
       </w:r>
       <w:r>
@@ -2083,7 +2214,27 @@
           <w:sz w:val="24"/>
           <w:szCs w:val="24"/>
         </w:rPr>
-        <w:t>(No Stringbuilder) (</w:t>
+        <w:t xml:space="preserve">(No </w:t>
+      </w:r>
+      <w:proofErr w:type="spellStart"/>
+      <w:r>
+        <w:rPr>
+          <w:rFonts w:ascii="Verdana" w:hAnsi="Verdana"/>
+          <w:color w:val="000000"/>
+          <w:sz w:val="24"/>
+          <w:szCs w:val="24"/>
+        </w:rPr>
+        <w:t>Stringbuilder</w:t>
+      </w:r>
+      <w:proofErr w:type="spellEnd"/>
+      <w:r>
+        <w:rPr>
+          <w:rFonts w:ascii="Verdana" w:hAnsi="Verdana"/>
+          <w:color w:val="000000"/>
+          <w:sz w:val="24"/>
+          <w:szCs w:val="24"/>
+        </w:rPr>
+        <w:t>) (</w:t>
       </w:r>
       <w:r>
         <w:rPr>
@@ -2331,7 +2482,27 @@
           <w:sz w:val="24"/>
           <w:szCs w:val="24"/>
         </w:rPr>
-        <w:t xml:space="preserve">Traverse an array.If </w:t>
+        <w:t xml:space="preserve">Traverse an </w:t>
+      </w:r>
+      <w:proofErr w:type="spellStart"/>
+      <w:r>
+        <w:rPr>
+          <w:rFonts w:ascii="Verdana" w:hAnsi="Verdana"/>
+          <w:color w:val="000000"/>
+          <w:sz w:val="24"/>
+          <w:szCs w:val="24"/>
+        </w:rPr>
+        <w:t>array.If</w:t>
+      </w:r>
+      <w:proofErr w:type="spellEnd"/>
+      <w:r>
+        <w:rPr>
+          <w:rFonts w:ascii="Verdana" w:hAnsi="Verdana"/>
+          <w:color w:val="000000"/>
+          <w:sz w:val="24"/>
+          <w:szCs w:val="24"/>
+        </w:rPr>
+        <w:t xml:space="preserve"> </w:t>
       </w:r>
       <w:r>
         <w:rPr>
@@ -2462,49 +2633,31 @@
           <w:sz w:val="24"/>
           <w:szCs w:val="24"/>
         </w:rPr>
-        <w:t xml:space="preserve">Day </w:t>
-      </w:r>
-      <w:r>
-        <w:rPr>
-          <w:rFonts w:ascii="Verdana" w:hAnsi="Verdana"/>
-          <w:color w:val="000000"/>
-          <w:sz w:val="24"/>
-          <w:szCs w:val="24"/>
-        </w:rPr>
-        <w:t>1</w:t>
-      </w:r>
-      <w:r>
-        <w:rPr>
-          <w:rFonts w:ascii="Verdana" w:hAnsi="Verdana"/>
-          <w:color w:val="000000"/>
-          <w:sz w:val="24"/>
-          <w:szCs w:val="24"/>
-        </w:rPr>
-        <w:t>1</w:t>
-      </w:r>
-    </w:p>
-    <w:p>
-      <w:pPr>
-        <w:pStyle w:val="max2"/>
-        <w:numPr>
-          <w:ilvl w:val="0"/>
-          <w:numId w:val="6"/>
-        </w:numPr>
-        <w:rPr>
-          <w:rFonts w:ascii="Verdana" w:hAnsi="Verdana"/>
-          <w:color w:val="000000"/>
-          <w:sz w:val="24"/>
-          <w:szCs w:val="24"/>
-        </w:rPr>
-      </w:pPr>
-      <w:r>
-        <w:rPr>
-          <w:rFonts w:ascii="Verdana" w:hAnsi="Verdana"/>
-          <w:color w:val="000000"/>
-          <w:sz w:val="24"/>
-          <w:szCs w:val="24"/>
-        </w:rPr>
-        <w:t xml:space="preserve">Take a sentence and reverse </w:t>
+        <w:t>Day 11</w:t>
+      </w:r>
+    </w:p>
+    <w:p>
+      <w:pPr>
+        <w:pStyle w:val="max2"/>
+        <w:numPr>
+          <w:ilvl w:val="0"/>
+          <w:numId w:val="16"/>
+        </w:numPr>
+        <w:rPr>
+          <w:rFonts w:ascii="Verdana" w:hAnsi="Verdana"/>
+          <w:color w:val="000000"/>
+          <w:sz w:val="24"/>
+          <w:szCs w:val="24"/>
+        </w:rPr>
+      </w:pPr>
+      <w:r>
+        <w:rPr>
+          <w:rFonts w:ascii="Verdana" w:hAnsi="Verdana"/>
+          <w:color w:val="000000"/>
+          <w:sz w:val="24"/>
+          <w:szCs w:val="24"/>
+        </w:rPr>
+        <w:t xml:space="preserve">Count how many times </w:t>
       </w:r>
       <w:r>
         <w:rPr>
@@ -2515,6 +2668,604 @@
           <w:sz w:val="24"/>
           <w:szCs w:val="24"/>
         </w:rPr>
+        <w:t>two same characters appear next to each other</w:t>
+      </w:r>
+      <w:r>
+        <w:rPr>
+          <w:rFonts w:ascii="Verdana" w:hAnsi="Verdana"/>
+          <w:color w:val="000000"/>
+          <w:sz w:val="24"/>
+          <w:szCs w:val="24"/>
+        </w:rPr>
+        <w:t xml:space="preserve"> in a string</w:t>
+      </w:r>
+      <w:r>
+        <w:rPr>
+          <w:rFonts w:ascii="Verdana" w:hAnsi="Verdana"/>
+          <w:color w:val="000000"/>
+          <w:sz w:val="24"/>
+          <w:szCs w:val="24"/>
+        </w:rPr>
+        <w:t>.</w:t>
+      </w:r>
+      <w:r>
+        <w:rPr>
+          <w:rFonts w:ascii="Verdana" w:hAnsi="Verdana"/>
+          <w:color w:val="000000"/>
+          <w:sz w:val="24"/>
+          <w:szCs w:val="24"/>
+        </w:rPr>
+        <w:t>(</w:t>
+      </w:r>
+      <w:r>
+        <w:rPr>
+          <w:rFonts w:asciiTheme="minorHAnsi" w:eastAsiaTheme="minorHAnsi" w:hAnsiTheme="minorHAnsi" w:cstheme="minorBidi"/>
+          <w:i/>
+          <w:iCs/>
+          <w:kern w:val="2"/>
+          <w:sz w:val="24"/>
+          <w:szCs w:val="21"/>
+          <w14:ligatures w14:val="standardContextual"/>
+        </w:rPr>
+        <w:t xml:space="preserve"> </w:t>
+      </w:r>
+      <w:r>
+        <w:rPr>
+          <w:rFonts w:ascii="Verdana" w:hAnsi="Verdana"/>
+          <w:i/>
+          <w:iCs/>
+          <w:color w:val="000000"/>
+          <w:sz w:val="24"/>
+          <w:szCs w:val="24"/>
+        </w:rPr>
+        <w:t>Index comparison, careful bounds.</w:t>
+      </w:r>
+      <w:r>
+        <w:rPr>
+          <w:rFonts w:ascii="Verdana" w:hAnsi="Verdana"/>
+          <w:i/>
+          <w:iCs/>
+          <w:color w:val="000000"/>
+          <w:sz w:val="24"/>
+          <w:szCs w:val="24"/>
+        </w:rPr>
+        <w:t>)</w:t>
+      </w:r>
+    </w:p>
+    <w:p>
+      <w:pPr>
+        <w:pStyle w:val="max2"/>
+        <w:numPr>
+          <w:ilvl w:val="0"/>
+          <w:numId w:val="16"/>
+        </w:numPr>
+        <w:rPr>
+          <w:rFonts w:ascii="Verdana" w:hAnsi="Verdana"/>
+          <w:color w:val="000000"/>
+          <w:sz w:val="24"/>
+          <w:szCs w:val="24"/>
+        </w:rPr>
+      </w:pPr>
+      <w:r>
+        <w:rPr>
+          <w:rFonts w:ascii="Verdana" w:hAnsi="Verdana"/>
+          <w:color w:val="000000"/>
+          <w:sz w:val="24"/>
+          <w:szCs w:val="24"/>
+        </w:rPr>
+        <w:t xml:space="preserve">Check whether a string is a palindrome </w:t>
+      </w:r>
+      <w:r>
+        <w:rPr>
+          <w:rFonts w:ascii="Verdana" w:hAnsi="Verdana"/>
+          <w:b/>
+          <w:bCs/>
+          <w:color w:val="000000"/>
+          <w:sz w:val="24"/>
+          <w:szCs w:val="24"/>
+        </w:rPr>
+        <w:t>without using reverse methods</w:t>
+      </w:r>
+      <w:r>
+        <w:rPr>
+          <w:rFonts w:ascii="Verdana" w:hAnsi="Verdana"/>
+          <w:color w:val="000000"/>
+          <w:sz w:val="24"/>
+          <w:szCs w:val="24"/>
+        </w:rPr>
+        <w:t>.</w:t>
+      </w:r>
+      <w:r>
+        <w:rPr>
+          <w:rFonts w:ascii="Verdana" w:hAnsi="Verdana"/>
+          <w:color w:val="000000"/>
+          <w:sz w:val="24"/>
+          <w:szCs w:val="24"/>
+        </w:rPr>
+        <w:t>(</w:t>
+      </w:r>
+      <w:r>
+        <w:rPr>
+          <w:rFonts w:asciiTheme="minorHAnsi" w:eastAsiaTheme="minorHAnsi" w:hAnsiTheme="minorHAnsi" w:cstheme="minorBidi"/>
+          <w:kern w:val="2"/>
+          <w:sz w:val="24"/>
+          <w:szCs w:val="21"/>
+          <w14:ligatures w14:val="standardContextual"/>
+        </w:rPr>
+        <w:t xml:space="preserve"> </w:t>
+      </w:r>
+      <w:r>
+        <w:rPr>
+          <w:rFonts w:ascii="Verdana" w:hAnsi="Verdana"/>
+          <w:color w:val="000000"/>
+          <w:sz w:val="24"/>
+          <w:szCs w:val="24"/>
+        </w:rPr>
+        <w:t>Two-pointer logic</w:t>
+      </w:r>
+      <w:r>
+        <w:rPr>
+          <w:rFonts w:ascii="Verdana" w:hAnsi="Verdana"/>
+          <w:color w:val="000000"/>
+          <w:sz w:val="24"/>
+          <w:szCs w:val="24"/>
+        </w:rPr>
+        <w:t>)</w:t>
+      </w:r>
+    </w:p>
+    <w:p>
+      <w:pPr>
+        <w:pStyle w:val="max2"/>
+        <w:numPr>
+          <w:ilvl w:val="0"/>
+          <w:numId w:val="16"/>
+        </w:numPr>
+        <w:rPr>
+          <w:rFonts w:ascii="Verdana" w:hAnsi="Verdana"/>
+          <w:color w:val="000000"/>
+          <w:sz w:val="24"/>
+          <w:szCs w:val="24"/>
+        </w:rPr>
+      </w:pPr>
+      <w:r>
+        <w:rPr>
+          <w:rFonts w:ascii="Verdana" w:hAnsi="Verdana"/>
+          <w:color w:val="000000"/>
+          <w:sz w:val="24"/>
+          <w:szCs w:val="24"/>
+        </w:rPr>
+        <w:t>Given an array and a number x, count how many times x appears.</w:t>
+      </w:r>
+      <w:r>
+        <w:rPr>
+          <w:rFonts w:ascii="Verdana" w:hAnsi="Verdana"/>
+          <w:color w:val="000000"/>
+          <w:sz w:val="24"/>
+          <w:szCs w:val="24"/>
+        </w:rPr>
+        <w:t>(</w:t>
+      </w:r>
+      <w:r>
+        <w:rPr>
+          <w:rFonts w:asciiTheme="minorHAnsi" w:eastAsiaTheme="minorHAnsi" w:hAnsiTheme="minorHAnsi" w:cstheme="minorBidi"/>
+          <w:kern w:val="2"/>
+          <w:sz w:val="24"/>
+          <w:szCs w:val="21"/>
+          <w14:ligatures w14:val="standardContextual"/>
+        </w:rPr>
+        <w:t xml:space="preserve"> </w:t>
+      </w:r>
+      <w:r>
+        <w:rPr>
+          <w:rFonts w:ascii="Verdana" w:hAnsi="Verdana"/>
+          <w:color w:val="000000"/>
+          <w:sz w:val="24"/>
+          <w:szCs w:val="24"/>
+        </w:rPr>
+        <w:t>Classic counter pattern.</w:t>
+      </w:r>
+      <w:r>
+        <w:rPr>
+          <w:rFonts w:ascii="Verdana" w:hAnsi="Verdana"/>
+          <w:color w:val="000000"/>
+          <w:sz w:val="24"/>
+          <w:szCs w:val="24"/>
+        </w:rPr>
+        <w:t>)</w:t>
+      </w:r>
+    </w:p>
+    <w:p>
+      <w:pPr>
+        <w:pStyle w:val="max2"/>
+        <w:numPr>
+          <w:ilvl w:val="0"/>
+          <w:numId w:val="16"/>
+        </w:numPr>
+        <w:rPr>
+          <w:rFonts w:ascii="Verdana" w:hAnsi="Verdana"/>
+          <w:color w:val="000000"/>
+          <w:sz w:val="24"/>
+          <w:szCs w:val="24"/>
+        </w:rPr>
+      </w:pPr>
+      <w:r>
+        <w:rPr>
+          <w:rFonts w:ascii="Verdana" w:hAnsi="Verdana"/>
+          <w:color w:val="000000"/>
+          <w:sz w:val="24"/>
+          <w:szCs w:val="24"/>
+        </w:rPr>
+        <w:t xml:space="preserve">Check whether the array is sorted in </w:t>
+      </w:r>
+      <w:r>
+        <w:rPr>
+          <w:rFonts w:ascii="Verdana" w:hAnsi="Verdana"/>
+          <w:b/>
+          <w:bCs/>
+          <w:color w:val="000000"/>
+          <w:sz w:val="24"/>
+          <w:szCs w:val="24"/>
+        </w:rPr>
+        <w:t>ascending order</w:t>
+      </w:r>
+      <w:r>
+        <w:rPr>
+          <w:rFonts w:ascii="Verdana" w:hAnsi="Verdana"/>
+          <w:color w:val="000000"/>
+          <w:sz w:val="24"/>
+          <w:szCs w:val="24"/>
+        </w:rPr>
+        <w:t>.</w:t>
+      </w:r>
+      <w:r>
+        <w:rPr>
+          <w:rFonts w:ascii="Verdana" w:hAnsi="Verdana"/>
+          <w:color w:val="000000"/>
+          <w:sz w:val="24"/>
+          <w:szCs w:val="24"/>
+        </w:rPr>
+        <w:t>(</w:t>
+      </w:r>
+      <w:r>
+        <w:rPr>
+          <w:rFonts w:asciiTheme="minorHAnsi" w:eastAsiaTheme="minorHAnsi" w:hAnsiTheme="minorHAnsi" w:cstheme="minorBidi"/>
+          <w:kern w:val="2"/>
+          <w:sz w:val="24"/>
+          <w:szCs w:val="21"/>
+          <w14:ligatures w14:val="standardContextual"/>
+        </w:rPr>
+        <w:t xml:space="preserve"> </w:t>
+      </w:r>
+      <w:r>
+        <w:rPr>
+          <w:rFonts w:ascii="Verdana" w:hAnsi="Verdana"/>
+          <w:color w:val="000000"/>
+          <w:sz w:val="24"/>
+          <w:szCs w:val="24"/>
+        </w:rPr>
+        <w:t>Comparison with next element.</w:t>
+      </w:r>
+      <w:r>
+        <w:rPr>
+          <w:rFonts w:ascii="Verdana" w:hAnsi="Verdana"/>
+          <w:color w:val="000000"/>
+          <w:sz w:val="24"/>
+          <w:szCs w:val="24"/>
+        </w:rPr>
+        <w:t>)</w:t>
+      </w:r>
+    </w:p>
+    <w:p>
+      <w:pPr>
+        <w:pStyle w:val="max2"/>
+        <w:numPr>
+          <w:ilvl w:val="0"/>
+          <w:numId w:val="16"/>
+        </w:numPr>
+        <w:rPr>
+          <w:rFonts w:ascii="Verdana" w:hAnsi="Verdana"/>
+          <w:color w:val="000000"/>
+          <w:sz w:val="24"/>
+          <w:szCs w:val="24"/>
+        </w:rPr>
+      </w:pPr>
+      <w:r>
+        <w:rPr>
+          <w:rFonts w:ascii="Verdana" w:hAnsi="Verdana"/>
+          <w:color w:val="000000"/>
+          <w:sz w:val="24"/>
+          <w:szCs w:val="24"/>
+        </w:rPr>
+        <w:t xml:space="preserve">Given an array of numbers, print the </w:t>
+      </w:r>
+      <w:r>
+        <w:rPr>
+          <w:rFonts w:ascii="Verdana" w:hAnsi="Verdana"/>
+          <w:b/>
+          <w:bCs/>
+          <w:color w:val="000000"/>
+          <w:sz w:val="24"/>
+          <w:szCs w:val="24"/>
+        </w:rPr>
+        <w:t>sum of digits of each element</w:t>
+      </w:r>
+      <w:r>
+        <w:rPr>
+          <w:rFonts w:ascii="Verdana" w:hAnsi="Verdana"/>
+          <w:color w:val="000000"/>
+          <w:sz w:val="24"/>
+          <w:szCs w:val="24"/>
+        </w:rPr>
+        <w:t>.</w:t>
+      </w:r>
+      <w:r>
+        <w:rPr>
+          <w:rFonts w:ascii="Verdana" w:hAnsi="Verdana"/>
+          <w:color w:val="000000"/>
+          <w:sz w:val="24"/>
+          <w:szCs w:val="24"/>
+        </w:rPr>
+        <w:t>(</w:t>
+      </w:r>
+      <w:r>
+        <w:rPr>
+          <w:rFonts w:asciiTheme="minorHAnsi" w:eastAsiaTheme="minorHAnsi" w:hAnsiTheme="minorHAnsi" w:cstheme="minorBidi"/>
+          <w:kern w:val="2"/>
+          <w:sz w:val="24"/>
+          <w:szCs w:val="21"/>
+          <w14:ligatures w14:val="standardContextual"/>
+        </w:rPr>
+        <w:t xml:space="preserve"> </w:t>
+      </w:r>
+      <w:r>
+        <w:rPr>
+          <w:rFonts w:ascii="Verdana" w:hAnsi="Verdana"/>
+          <w:color w:val="000000"/>
+          <w:sz w:val="24"/>
+          <w:szCs w:val="24"/>
+        </w:rPr>
+        <w:t>Array loop + digit loop.</w:t>
+      </w:r>
+      <w:r>
+        <w:rPr>
+          <w:rFonts w:ascii="Verdana" w:hAnsi="Verdana"/>
+          <w:color w:val="000000"/>
+          <w:sz w:val="24"/>
+          <w:szCs w:val="24"/>
+        </w:rPr>
+        <w:t>)</w:t>
+      </w:r>
+    </w:p>
+    <w:p>
+      <w:pPr>
+        <w:pStyle w:val="max2"/>
+        <w:numPr>
+          <w:ilvl w:val="0"/>
+          <w:numId w:val="16"/>
+        </w:numPr>
+        <w:rPr>
+          <w:rFonts w:ascii="Verdana" w:hAnsi="Verdana"/>
+          <w:color w:val="000000"/>
+          <w:sz w:val="24"/>
+          <w:szCs w:val="24"/>
+        </w:rPr>
+      </w:pPr>
+      <w:r>
+        <w:rPr>
+          <w:rFonts w:ascii="Verdana" w:hAnsi="Verdana"/>
+          <w:color w:val="000000"/>
+          <w:sz w:val="24"/>
+          <w:szCs w:val="24"/>
+        </w:rPr>
+        <w:t xml:space="preserve">Traverse an array and print the </w:t>
+      </w:r>
+      <w:r>
+        <w:rPr>
+          <w:rFonts w:ascii="Verdana" w:hAnsi="Verdana"/>
+          <w:b/>
+          <w:bCs/>
+          <w:color w:val="000000"/>
+          <w:sz w:val="24"/>
+          <w:szCs w:val="24"/>
+        </w:rPr>
+        <w:t>first palindrome number</w:t>
+      </w:r>
+      <w:r>
+        <w:rPr>
+          <w:rFonts w:ascii="Verdana" w:hAnsi="Verdana"/>
+          <w:color w:val="000000"/>
+          <w:sz w:val="24"/>
+          <w:szCs w:val="24"/>
+        </w:rPr>
+        <w:t>, then stop.</w:t>
+      </w:r>
+      <w:r>
+        <w:rPr>
+          <w:rFonts w:ascii="Verdana" w:hAnsi="Verdana"/>
+          <w:color w:val="000000"/>
+          <w:sz w:val="24"/>
+          <w:szCs w:val="24"/>
+        </w:rPr>
+        <w:t>(</w:t>
+      </w:r>
+      <w:r>
+        <w:rPr>
+          <w:rFonts w:asciiTheme="minorHAnsi" w:eastAsiaTheme="minorHAnsi" w:hAnsiTheme="minorHAnsi" w:cstheme="minorBidi"/>
+          <w:kern w:val="2"/>
+          <w:sz w:val="24"/>
+          <w:szCs w:val="21"/>
+          <w14:ligatures w14:val="standardContextual"/>
+        </w:rPr>
+        <w:t xml:space="preserve"> </w:t>
+      </w:r>
+      <w:r>
+        <w:rPr>
+          <w:rFonts w:ascii="Verdana" w:hAnsi="Verdana"/>
+          <w:color w:val="000000"/>
+          <w:sz w:val="24"/>
+          <w:szCs w:val="24"/>
+        </w:rPr>
+        <w:t>Nested logic + early exit.</w:t>
+      </w:r>
+      <w:r>
+        <w:rPr>
+          <w:rFonts w:ascii="Verdana" w:hAnsi="Verdana"/>
+          <w:color w:val="000000"/>
+          <w:sz w:val="24"/>
+          <w:szCs w:val="24"/>
+        </w:rPr>
+        <w:t>)</w:t>
+      </w:r>
+    </w:p>
+    <w:p>
+      <w:pPr>
+        <w:pStyle w:val="max2"/>
+        <w:rPr>
+          <w:rFonts w:ascii="Verdana" w:hAnsi="Verdana"/>
+          <w:color w:val="000000"/>
+          <w:sz w:val="24"/>
+          <w:szCs w:val="24"/>
+        </w:rPr>
+      </w:pPr>
+      <w:r>
+        <w:rPr>
+          <w:rFonts w:ascii="Verdana" w:hAnsi="Verdana"/>
+          <w:color w:val="000000"/>
+          <w:sz w:val="24"/>
+          <w:szCs w:val="24"/>
+        </w:rPr>
+        <w:t>Day 12</w:t>
+      </w:r>
+    </w:p>
+    <w:p>
+      <w:pPr>
+        <w:pStyle w:val="max2"/>
+        <w:numPr>
+          <w:ilvl w:val="0"/>
+          <w:numId w:val="17"/>
+        </w:numPr>
+        <w:rPr>
+          <w:rFonts w:ascii="Verdana" w:hAnsi="Verdana"/>
+          <w:color w:val="000000"/>
+          <w:sz w:val="24"/>
+          <w:szCs w:val="24"/>
+        </w:rPr>
+      </w:pPr>
+      <w:r>
+        <w:rPr>
+          <w:rFonts w:ascii="Verdana" w:hAnsi="Verdana"/>
+          <w:color w:val="000000"/>
+          <w:sz w:val="24"/>
+          <w:szCs w:val="24"/>
+        </w:rPr>
+        <w:t xml:space="preserve">Write a program to find out whether entered number is place at ones, tens, hundred , thousand </w:t>
+      </w:r>
+      <w:proofErr w:type="spellStart"/>
+      <w:r>
+        <w:rPr>
+          <w:rFonts w:ascii="Verdana" w:hAnsi="Verdana"/>
+          <w:color w:val="000000"/>
+          <w:sz w:val="24"/>
+          <w:szCs w:val="24"/>
+        </w:rPr>
+        <w:t>etc</w:t>
+      </w:r>
+      <w:proofErr w:type="spellEnd"/>
+      <w:r>
+        <w:rPr>
+          <w:rFonts w:ascii="Verdana" w:hAnsi="Verdana"/>
+          <w:color w:val="000000"/>
+          <w:sz w:val="24"/>
+          <w:szCs w:val="24"/>
+        </w:rPr>
+        <w:t>….</w:t>
+      </w:r>
+    </w:p>
+    <w:p>
+      <w:pPr>
+        <w:pStyle w:val="max2"/>
+        <w:numPr>
+          <w:ilvl w:val="0"/>
+          <w:numId w:val="17"/>
+        </w:numPr>
+        <w:rPr>
+          <w:rFonts w:ascii="Verdana" w:hAnsi="Verdana"/>
+          <w:color w:val="000000"/>
+          <w:sz w:val="24"/>
+          <w:szCs w:val="24"/>
+        </w:rPr>
+      </w:pPr>
+    </w:p>
+    <w:p>
+      <w:pPr>
+        <w:pStyle w:val="max2"/>
+        <w:rPr>
+          <w:rFonts w:ascii="Verdana" w:hAnsi="Verdana"/>
+          <w:color w:val="000000"/>
+          <w:sz w:val="24"/>
+          <w:szCs w:val="24"/>
+        </w:rPr>
+      </w:pPr>
+      <w:r>
+        <w:rPr>
+          <w:rFonts w:ascii="Verdana" w:hAnsi="Verdana"/>
+          <w:color w:val="000000"/>
+          <w:sz w:val="24"/>
+          <w:szCs w:val="24"/>
+        </w:rPr>
+        <w:t xml:space="preserve">Day </w:t>
+      </w:r>
+      <w:r>
+        <w:rPr>
+          <w:rFonts w:ascii="Verdana" w:hAnsi="Verdana"/>
+          <w:color w:val="000000"/>
+          <w:sz w:val="24"/>
+          <w:szCs w:val="24"/>
+        </w:rPr>
+        <w:t>1</w:t>
+      </w:r>
+      <w:r>
+        <w:rPr>
+          <w:rFonts w:ascii="Verdana" w:hAnsi="Verdana"/>
+          <w:color w:val="000000"/>
+          <w:sz w:val="24"/>
+          <w:szCs w:val="24"/>
+        </w:rPr>
+        <w:t>3</w:t>
+      </w:r>
+    </w:p>
+    <w:p>
+      <w:pPr>
+        <w:pStyle w:val="max2"/>
+        <w:numPr>
+          <w:ilvl w:val="0"/>
+          <w:numId w:val="6"/>
+        </w:numPr>
+        <w:rPr>
+          <w:rFonts w:ascii="Verdana" w:hAnsi="Verdana"/>
+          <w:color w:val="000000"/>
+          <w:sz w:val="24"/>
+          <w:szCs w:val="24"/>
+        </w:rPr>
+      </w:pPr>
+      <w:r>
+        <w:rPr>
+          <w:rFonts w:ascii="Verdana" w:hAnsi="Verdana"/>
+          <w:color w:val="000000"/>
+          <w:sz w:val="24"/>
+          <w:szCs w:val="24"/>
+        </w:rPr>
+        <w:t xml:space="preserve">Take a sentence and reverse </w:t>
+      </w:r>
+      <w:r>
+        <w:rPr>
+          <w:rFonts w:ascii="Verdana" w:hAnsi="Verdana"/>
+          <w:b/>
+          <w:bCs/>
+          <w:color w:val="000000"/>
+          <w:sz w:val="24"/>
+          <w:szCs w:val="24"/>
+        </w:rPr>
         <w:t>each word individually</w:t>
       </w:r>
       <w:r>
@@ -2572,6 +3323,7 @@
           <w:sz w:val="24"/>
           <w:szCs w:val="24"/>
         </w:rPr>
+        <w:lastRenderedPageBreak/>
         <w:t>Write a java program to sort an array in descending order.</w:t>
       </w:r>
     </w:p>
@@ -2658,7 +3410,7 @@
           <w:sz w:val="24"/>
           <w:szCs w:val="24"/>
         </w:rPr>
-        <w:t>2</w:t>
+        <w:t>4</w:t>
       </w:r>
     </w:p>
     <w:p>
@@ -3516,6 +4268,92 @@
     </w:lvl>
   </w:abstractNum>
   <w:abstractNum w:abstractNumId="8" w15:restartNumberingAfterBreak="0">
+    <w:nsid w:val="40C50921"/>
+    <w:multiLevelType w:val="hybridMultilevel"/>
+    <w:tmpl w:val="AF0A9ABA"/>
+    <w:lvl w:ilvl="0" w:tplc="0409000F">
+      <w:start w:val="1"/>
+      <w:numFmt w:val="decimal"/>
+      <w:lvlText w:val="%1."/>
+      <w:lvlJc w:val="left"/>
+      <w:pPr>
+        <w:ind w:left="720" w:hanging="360"/>
+      </w:pPr>
+    </w:lvl>
+    <w:lvl w:ilvl="1" w:tplc="04090019" w:tentative="1">
+      <w:start w:val="1"/>
+      <w:numFmt w:val="lowerLetter"/>
+      <w:lvlText w:val="%2."/>
+      <w:lvlJc w:val="left"/>
+      <w:pPr>
+        <w:ind w:left="1440" w:hanging="360"/>
+      </w:pPr>
+    </w:lvl>
+    <w:lvl w:ilvl="2" w:tplc="0409001B" w:tentative="1">
+      <w:start w:val="1"/>
+      <w:numFmt w:val="lowerRoman"/>
+      <w:lvlText w:val="%3."/>
+      <w:lvlJc w:val="right"/>
+      <w:pPr>
+        <w:ind w:left="2160" w:hanging="180"/>
+      </w:pPr>
+    </w:lvl>
+    <w:lvl w:ilvl="3" w:tplc="0409000F" w:tentative="1">
+      <w:start w:val="1"/>
+      <w:numFmt w:val="decimal"/>
+      <w:lvlText w:val="%4."/>
+      <w:lvlJc w:val="left"/>
+      <w:pPr>
+        <w:ind w:left="2880" w:hanging="360"/>
+      </w:pPr>
+    </w:lvl>
+    <w:lvl w:ilvl="4" w:tplc="04090019" w:tentative="1">
+      <w:start w:val="1"/>
+      <w:numFmt w:val="lowerLetter"/>
+      <w:lvlText w:val="%5."/>
+      <w:lvlJc w:val="left"/>
+      <w:pPr>
+        <w:ind w:left="3600" w:hanging="360"/>
+      </w:pPr>
+    </w:lvl>
+    <w:lvl w:ilvl="5" w:tplc="0409001B" w:tentative="1">
+      <w:start w:val="1"/>
+      <w:numFmt w:val="lowerRoman"/>
+      <w:lvlText w:val="%6."/>
+      <w:lvlJc w:val="right"/>
+      <w:pPr>
+        <w:ind w:left="4320" w:hanging="180"/>
+      </w:pPr>
+    </w:lvl>
+    <w:lvl w:ilvl="6" w:tplc="0409000F" w:tentative="1">
+      <w:start w:val="1"/>
+      <w:numFmt w:val="decimal"/>
+      <w:lvlText w:val="%7."/>
+      <w:lvlJc w:val="left"/>
+      <w:pPr>
+        <w:ind w:left="5040" w:hanging="360"/>
+      </w:pPr>
+    </w:lvl>
+    <w:lvl w:ilvl="7" w:tplc="04090019" w:tentative="1">
+      <w:start w:val="1"/>
+      <w:numFmt w:val="lowerLetter"/>
+      <w:lvlText w:val="%8."/>
+      <w:lvlJc w:val="left"/>
+      <w:pPr>
+        <w:ind w:left="5760" w:hanging="360"/>
+      </w:pPr>
+    </w:lvl>
+    <w:lvl w:ilvl="8" w:tplc="0409001B" w:tentative="1">
+      <w:start w:val="1"/>
+      <w:numFmt w:val="lowerRoman"/>
+      <w:lvlText w:val="%9."/>
+      <w:lvlJc w:val="right"/>
+      <w:pPr>
+        <w:ind w:left="6480" w:hanging="180"/>
+      </w:pPr>
+    </w:lvl>
+  </w:abstractNum>
+  <w:abstractNum w:abstractNumId="9" w15:restartNumberingAfterBreak="0">
     <w:nsid w:val="41214A0C"/>
     <w:multiLevelType w:val="hybridMultilevel"/>
     <w:tmpl w:val="DC0E80FA"/>
@@ -3601,7 +4439,7 @@
       </w:pPr>
     </w:lvl>
   </w:abstractNum>
-  <w:abstractNum w:abstractNumId="9" w15:restartNumberingAfterBreak="0">
+  <w:abstractNum w:abstractNumId="10" w15:restartNumberingAfterBreak="0">
     <w:nsid w:val="424A52A2"/>
     <w:multiLevelType w:val="hybridMultilevel"/>
     <w:tmpl w:val="A16657D4"/>
@@ -3687,7 +4525,7 @@
       </w:pPr>
     </w:lvl>
   </w:abstractNum>
-  <w:abstractNum w:abstractNumId="10" w15:restartNumberingAfterBreak="0">
+  <w:abstractNum w:abstractNumId="11" w15:restartNumberingAfterBreak="0">
     <w:nsid w:val="47F5408E"/>
     <w:multiLevelType w:val="hybridMultilevel"/>
     <w:tmpl w:val="A16657D4"/>
@@ -3773,7 +4611,93 @@
       </w:pPr>
     </w:lvl>
   </w:abstractNum>
-  <w:abstractNum w:abstractNumId="11" w15:restartNumberingAfterBreak="0">
+  <w:abstractNum w:abstractNumId="12" w15:restartNumberingAfterBreak="0">
+    <w:nsid w:val="4E100B8B"/>
+    <w:multiLevelType w:val="hybridMultilevel"/>
+    <w:tmpl w:val="1D5460BE"/>
+    <w:lvl w:ilvl="0" w:tplc="0409000F">
+      <w:start w:val="1"/>
+      <w:numFmt w:val="decimal"/>
+      <w:lvlText w:val="%1."/>
+      <w:lvlJc w:val="left"/>
+      <w:pPr>
+        <w:ind w:left="720" w:hanging="360"/>
+      </w:pPr>
+    </w:lvl>
+    <w:lvl w:ilvl="1" w:tplc="04090019" w:tentative="1">
+      <w:start w:val="1"/>
+      <w:numFmt w:val="lowerLetter"/>
+      <w:lvlText w:val="%2."/>
+      <w:lvlJc w:val="left"/>
+      <w:pPr>
+        <w:ind w:left="1440" w:hanging="360"/>
+      </w:pPr>
+    </w:lvl>
+    <w:lvl w:ilvl="2" w:tplc="0409001B" w:tentative="1">
+      <w:start w:val="1"/>
+      <w:numFmt w:val="lowerRoman"/>
+      <w:lvlText w:val="%3."/>
+      <w:lvlJc w:val="right"/>
+      <w:pPr>
+        <w:ind w:left="2160" w:hanging="180"/>
+      </w:pPr>
+    </w:lvl>
+    <w:lvl w:ilvl="3" w:tplc="0409000F" w:tentative="1">
+      <w:start w:val="1"/>
+      <w:numFmt w:val="decimal"/>
+      <w:lvlText w:val="%4."/>
+      <w:lvlJc w:val="left"/>
+      <w:pPr>
+        <w:ind w:left="2880" w:hanging="360"/>
+      </w:pPr>
+    </w:lvl>
+    <w:lvl w:ilvl="4" w:tplc="04090019" w:tentative="1">
+      <w:start w:val="1"/>
+      <w:numFmt w:val="lowerLetter"/>
+      <w:lvlText w:val="%5."/>
+      <w:lvlJc w:val="left"/>
+      <w:pPr>
+        <w:ind w:left="3600" w:hanging="360"/>
+      </w:pPr>
+    </w:lvl>
+    <w:lvl w:ilvl="5" w:tplc="0409001B" w:tentative="1">
+      <w:start w:val="1"/>
+      <w:numFmt w:val="lowerRoman"/>
+      <w:lvlText w:val="%6."/>
+      <w:lvlJc w:val="right"/>
+      <w:pPr>
+        <w:ind w:left="4320" w:hanging="180"/>
+      </w:pPr>
+    </w:lvl>
+    <w:lvl w:ilvl="6" w:tplc="0409000F" w:tentative="1">
+      <w:start w:val="1"/>
+      <w:numFmt w:val="decimal"/>
+      <w:lvlText w:val="%7."/>
+      <w:lvlJc w:val="left"/>
+      <w:pPr>
+        <w:ind w:left="5040" w:hanging="360"/>
+      </w:pPr>
+    </w:lvl>
+    <w:lvl w:ilvl="7" w:tplc="04090019" w:tentative="1">
+      <w:start w:val="1"/>
+      <w:numFmt w:val="lowerLetter"/>
+      <w:lvlText w:val="%8."/>
+      <w:lvlJc w:val="left"/>
+      <w:pPr>
+        <w:ind w:left="5760" w:hanging="360"/>
+      </w:pPr>
+    </w:lvl>
+    <w:lvl w:ilvl="8" w:tplc="0409001B" w:tentative="1">
+      <w:start w:val="1"/>
+      <w:numFmt w:val="lowerRoman"/>
+      <w:lvlText w:val="%9."/>
+      <w:lvlJc w:val="right"/>
+      <w:pPr>
+        <w:ind w:left="6480" w:hanging="180"/>
+      </w:pPr>
+    </w:lvl>
+  </w:abstractNum>
+  <w:abstractNum w:abstractNumId="13" w15:restartNumberingAfterBreak="0">
     <w:nsid w:val="5AD15962"/>
     <w:multiLevelType w:val="hybridMultilevel"/>
     <w:tmpl w:val="884AF92E"/>
@@ -3859,7 +4783,7 @@
       </w:pPr>
     </w:lvl>
   </w:abstractNum>
-  <w:abstractNum w:abstractNumId="12" w15:restartNumberingAfterBreak="0">
+  <w:abstractNum w:abstractNumId="14" w15:restartNumberingAfterBreak="0">
     <w:nsid w:val="6AAA50FA"/>
     <w:multiLevelType w:val="hybridMultilevel"/>
     <w:tmpl w:val="829279AA"/>
@@ -3945,7 +4869,7 @@
       </w:pPr>
     </w:lvl>
   </w:abstractNum>
-  <w:abstractNum w:abstractNumId="13" w15:restartNumberingAfterBreak="0">
+  <w:abstractNum w:abstractNumId="15" w15:restartNumberingAfterBreak="0">
     <w:nsid w:val="72E21C6C"/>
     <w:multiLevelType w:val="hybridMultilevel"/>
     <w:tmpl w:val="A548623A"/>
@@ -4031,7 +4955,7 @@
       </w:pPr>
     </w:lvl>
   </w:abstractNum>
-  <w:abstractNum w:abstractNumId="14" w15:restartNumberingAfterBreak="0">
+  <w:abstractNum w:abstractNumId="16" w15:restartNumberingAfterBreak="0">
     <w:nsid w:val="7ABA1038"/>
     <w:multiLevelType w:val="hybridMultilevel"/>
     <w:tmpl w:val="CAE67AD6"/>
@@ -4124,25 +5048,25 @@
     <w:abstractNumId w:val="5"/>
   </w:num>
   <w:num w:numId="3" w16cid:durableId="992101742">
-    <w:abstractNumId w:val="10"/>
+    <w:abstractNumId w:val="11"/>
   </w:num>
   <w:num w:numId="4" w16cid:durableId="271985620">
     <w:abstractNumId w:val="3"/>
   </w:num>
   <w:num w:numId="5" w16cid:durableId="1301619490">
-    <w:abstractNumId w:val="9"/>
+    <w:abstractNumId w:val="10"/>
   </w:num>
   <w:num w:numId="6" w16cid:durableId="1738437273">
     <w:abstractNumId w:val="2"/>
   </w:num>
   <w:num w:numId="7" w16cid:durableId="1879052598">
-    <w:abstractNumId w:val="12"/>
+    <w:abstractNumId w:val="14"/>
   </w:num>
   <w:num w:numId="8" w16cid:durableId="1749188025">
     <w:abstractNumId w:val="6"/>
   </w:num>
   <w:num w:numId="9" w16cid:durableId="101462200">
-    <w:abstractNumId w:val="13"/>
+    <w:abstractNumId w:val="15"/>
   </w:num>
   <w:num w:numId="10" w16cid:durableId="57170953">
     <w:abstractNumId w:val="0"/>
@@ -4151,16 +5075,22 @@
     <w:abstractNumId w:val="4"/>
   </w:num>
   <w:num w:numId="12" w16cid:durableId="1752465261">
-    <w:abstractNumId w:val="11"/>
+    <w:abstractNumId w:val="13"/>
   </w:num>
   <w:num w:numId="13" w16cid:durableId="192882122">
-    <w:abstractNumId w:val="14"/>
+    <w:abstractNumId w:val="16"/>
   </w:num>
   <w:num w:numId="14" w16cid:durableId="1059592124">
-    <w:abstractNumId w:val="8"/>
+    <w:abstractNumId w:val="9"/>
   </w:num>
   <w:num w:numId="15" w16cid:durableId="973172513">
     <w:abstractNumId w:val="1"/>
+  </w:num>
+  <w:num w:numId="16" w16cid:durableId="1242788342">
+    <w:abstractNumId w:val="8"/>
+  </w:num>
+  <w:num w:numId="17" w16cid:durableId="1172834706">
+    <w:abstractNumId w:val="12"/>
   </w:num>
 </w:numbering>
 </file>
@@ -4768,7 +5698,6 @@
   <w:style w:type="character" w:default="1" w:styleId="DefaultParagraphFont">
     <w:name w:val="Default Paragraph Font"/>
     <w:uiPriority w:val="1"/>
-    <w:semiHidden/>
     <w:unhideWhenUsed/>
   </w:style>
   <w:style w:type="table" w:default="1" w:styleId="TableNormal">

--- a/Questions.docx
+++ b/Questions.docx
@@ -235,24 +235,7 @@
           <w:szCs w:val="24"/>
         </w:rPr>
         <w:br/>
-      </w:r>
-      <w:proofErr w:type="spellStart"/>
-      <w:r>
-        <w:rPr>
-          <w:rFonts w:ascii="Verdana" w:hAnsi="Verdana"/>
-          <w:color w:val="000000"/>
-          <w:szCs w:val="24"/>
-        </w:rPr>
-        <w:t>stringTimes</w:t>
-      </w:r>
-      <w:proofErr w:type="spellEnd"/>
-      <w:r>
-        <w:rPr>
-          <w:rFonts w:ascii="Verdana" w:hAnsi="Verdana"/>
-          <w:color w:val="000000"/>
-          <w:szCs w:val="24"/>
-        </w:rPr>
-        <w:t xml:space="preserve">("Hi", 2) </w:t>
+        <w:t xml:space="preserve">stringTimes("Hi", 2) </w:t>
       </w:r>
       <w:r>
         <w:rPr>
@@ -268,25 +251,7 @@
           <w:color w:val="000000"/>
           <w:szCs w:val="24"/>
         </w:rPr>
-        <w:t xml:space="preserve"> "</w:t>
-      </w:r>
-      <w:proofErr w:type="spellStart"/>
-      <w:r>
-        <w:rPr>
-          <w:rFonts w:ascii="Verdana" w:hAnsi="Verdana"/>
-          <w:color w:val="000000"/>
-          <w:szCs w:val="24"/>
-        </w:rPr>
-        <w:t>HiHi</w:t>
-      </w:r>
-      <w:proofErr w:type="spellEnd"/>
-      <w:r>
-        <w:rPr>
-          <w:rFonts w:ascii="Verdana" w:hAnsi="Verdana"/>
-          <w:color w:val="000000"/>
-          <w:szCs w:val="24"/>
-        </w:rPr>
-        <w:t>"</w:t>
+        <w:t xml:space="preserve"> "HiHi"</w:t>
       </w:r>
       <w:r>
         <w:rPr>
@@ -295,24 +260,7 @@
           <w:szCs w:val="24"/>
         </w:rPr>
         <w:br/>
-      </w:r>
-      <w:proofErr w:type="spellStart"/>
-      <w:r>
-        <w:rPr>
-          <w:rFonts w:ascii="Verdana" w:hAnsi="Verdana"/>
-          <w:color w:val="000000"/>
-          <w:szCs w:val="24"/>
-        </w:rPr>
-        <w:t>stringTimes</w:t>
-      </w:r>
-      <w:proofErr w:type="spellEnd"/>
-      <w:r>
-        <w:rPr>
-          <w:rFonts w:ascii="Verdana" w:hAnsi="Verdana"/>
-          <w:color w:val="000000"/>
-          <w:szCs w:val="24"/>
-        </w:rPr>
-        <w:t xml:space="preserve">("Hi", 3) </w:t>
+        <w:t xml:space="preserve">stringTimes("Hi", 3) </w:t>
       </w:r>
       <w:r>
         <w:rPr>
@@ -328,25 +276,7 @@
           <w:color w:val="000000"/>
           <w:szCs w:val="24"/>
         </w:rPr>
-        <w:t xml:space="preserve"> "</w:t>
-      </w:r>
-      <w:proofErr w:type="spellStart"/>
-      <w:r>
-        <w:rPr>
-          <w:rFonts w:ascii="Verdana" w:hAnsi="Verdana"/>
-          <w:color w:val="000000"/>
-          <w:szCs w:val="24"/>
-        </w:rPr>
-        <w:t>HiHiHi</w:t>
-      </w:r>
-      <w:proofErr w:type="spellEnd"/>
-      <w:r>
-        <w:rPr>
-          <w:rFonts w:ascii="Verdana" w:hAnsi="Verdana"/>
-          <w:color w:val="000000"/>
-          <w:szCs w:val="24"/>
-        </w:rPr>
-        <w:t>"</w:t>
+        <w:t xml:space="preserve"> "HiHiHi"</w:t>
       </w:r>
       <w:r>
         <w:rPr>
@@ -355,24 +285,7 @@
           <w:szCs w:val="24"/>
         </w:rPr>
         <w:br/>
-      </w:r>
-      <w:proofErr w:type="spellStart"/>
-      <w:r>
-        <w:rPr>
-          <w:rFonts w:ascii="Verdana" w:hAnsi="Verdana"/>
-          <w:color w:val="000000"/>
-          <w:szCs w:val="24"/>
-        </w:rPr>
-        <w:t>stringTimes</w:t>
-      </w:r>
-      <w:proofErr w:type="spellEnd"/>
-      <w:r>
-        <w:rPr>
-          <w:rFonts w:ascii="Verdana" w:hAnsi="Verdana"/>
-          <w:color w:val="000000"/>
-          <w:szCs w:val="24"/>
-        </w:rPr>
-        <w:t xml:space="preserve">("Hi", 1) </w:t>
+        <w:t xml:space="preserve">stringTimes("Hi", 1) </w:t>
       </w:r>
       <w:r>
         <w:rPr>
@@ -1091,27 +1004,7 @@
           <w:sz w:val="24"/>
           <w:szCs w:val="24"/>
         </w:rPr>
-        <w:t xml:space="preserve">Write a program to reverse the order of words in a string entered, for </w:t>
-      </w:r>
-      <w:proofErr w:type="spellStart"/>
-      <w:r>
-        <w:rPr>
-          <w:rFonts w:ascii="Verdana" w:hAnsi="Verdana"/>
-          <w:color w:val="000000"/>
-          <w:sz w:val="24"/>
-          <w:szCs w:val="24"/>
-        </w:rPr>
-        <w:t>eg</w:t>
-      </w:r>
-      <w:proofErr w:type="spellEnd"/>
-      <w:r>
-        <w:rPr>
-          <w:rFonts w:ascii="Verdana" w:hAnsi="Verdana"/>
-          <w:color w:val="000000"/>
-          <w:sz w:val="24"/>
-          <w:szCs w:val="24"/>
-        </w:rPr>
-        <w:t xml:space="preserve"> : I am Ram  to  Ram am I </w:t>
+        <w:t xml:space="preserve">Write a program to reverse the order of words in a string entered, for eg : I am Ram  to  Ram am I </w:t>
       </w:r>
     </w:p>
     <w:p>
@@ -1656,9 +1549,50 @@
           <w:sz w:val="24"/>
           <w:szCs w:val="24"/>
         </w:rPr>
-        <w:t xml:space="preserve">only </w:t>
-      </w:r>
-      <w:proofErr w:type="spellStart"/>
+        <w:t>only even digits</w:t>
+      </w:r>
+      <w:r>
+        <w:rPr>
+          <w:rFonts w:ascii="Verdana" w:hAnsi="Verdana"/>
+          <w:color w:val="000000"/>
+          <w:sz w:val="24"/>
+          <w:szCs w:val="24"/>
+        </w:rPr>
+        <w:t>.</w:t>
+      </w:r>
+    </w:p>
+    <w:p>
+      <w:pPr>
+        <w:pStyle w:val="max2"/>
+        <w:numPr>
+          <w:ilvl w:val="0"/>
+          <w:numId w:val="12"/>
+        </w:numPr>
+        <w:rPr>
+          <w:rFonts w:ascii="Verdana" w:hAnsi="Verdana"/>
+          <w:color w:val="000000"/>
+          <w:sz w:val="24"/>
+          <w:szCs w:val="24"/>
+        </w:rPr>
+      </w:pPr>
+      <w:r>
+        <w:rPr>
+          <w:rFonts w:ascii="Verdana" w:hAnsi="Verdana"/>
+          <w:color w:val="000000"/>
+          <w:sz w:val="24"/>
+          <w:szCs w:val="24"/>
+        </w:rPr>
+        <w:t>Write a program t</w:t>
+      </w:r>
+      <w:r>
+        <w:rPr>
+          <w:rFonts w:ascii="Verdana" w:hAnsi="Verdana"/>
+          <w:color w:val="000000"/>
+          <w:sz w:val="24"/>
+          <w:szCs w:val="24"/>
+        </w:rPr>
+        <w:t xml:space="preserve">ake a number and process digits </w:t>
+      </w:r>
       <w:r>
         <w:rPr>
           <w:rFonts w:ascii="Verdana" w:hAnsi="Verdana"/>
@@ -1668,9 +1602,79 @@
           <w:sz w:val="24"/>
           <w:szCs w:val="24"/>
         </w:rPr>
-        <w:t>even</w:t>
-      </w:r>
-      <w:proofErr w:type="spellEnd"/>
+        <w:t>until digit 5 is encountered</w:t>
+      </w:r>
+      <w:r>
+        <w:rPr>
+          <w:rFonts w:ascii="Verdana" w:hAnsi="Verdana"/>
+          <w:color w:val="000000"/>
+          <w:sz w:val="24"/>
+          <w:szCs w:val="24"/>
+        </w:rPr>
+        <w:t>, then stop</w:t>
+      </w:r>
+      <w:r>
+        <w:rPr>
+          <w:rFonts w:ascii="Verdana" w:hAnsi="Verdana"/>
+          <w:color w:val="000000"/>
+          <w:sz w:val="24"/>
+          <w:szCs w:val="24"/>
+        </w:rPr>
+        <w:t>.</w:t>
+      </w:r>
+    </w:p>
+    <w:p>
+      <w:pPr>
+        <w:pStyle w:val="max2"/>
+        <w:rPr>
+          <w:rFonts w:ascii="Verdana" w:hAnsi="Verdana"/>
+          <w:color w:val="000000"/>
+          <w:sz w:val="24"/>
+          <w:szCs w:val="24"/>
+        </w:rPr>
+      </w:pPr>
+      <w:r>
+        <w:rPr>
+          <w:rFonts w:ascii="Verdana" w:hAnsi="Verdana"/>
+          <w:color w:val="000000"/>
+          <w:sz w:val="24"/>
+          <w:szCs w:val="24"/>
+        </w:rPr>
+        <w:t>Day 08</w:t>
+      </w:r>
+      <w:r>
+        <w:rPr>
+          <w:rFonts w:ascii="Verdana" w:hAnsi="Verdana"/>
+          <w:color w:val="000000"/>
+          <w:sz w:val="24"/>
+          <w:szCs w:val="24"/>
+        </w:rPr>
+        <w:t>( stop condition value-based vs count-based )</w:t>
+      </w:r>
+    </w:p>
+    <w:p>
+      <w:pPr>
+        <w:pStyle w:val="max2"/>
+        <w:numPr>
+          <w:ilvl w:val="0"/>
+          <w:numId w:val="13"/>
+        </w:numPr>
+        <w:rPr>
+          <w:rFonts w:ascii="Verdana" w:hAnsi="Verdana"/>
+          <w:color w:val="000000"/>
+          <w:sz w:val="24"/>
+          <w:szCs w:val="24"/>
+        </w:rPr>
+      </w:pPr>
+      <w:r>
+        <w:rPr>
+          <w:rFonts w:ascii="Verdana" w:hAnsi="Verdana"/>
+          <w:color w:val="000000"/>
+          <w:sz w:val="24"/>
+          <w:szCs w:val="24"/>
+        </w:rPr>
+        <w:t xml:space="preserve">Take a number and print digits </w:t>
+      </w:r>
       <w:r>
         <w:rPr>
           <w:rFonts w:ascii="Verdana" w:hAnsi="Verdana"/>
@@ -1680,49 +1684,40 @@
           <w:sz w:val="24"/>
           <w:szCs w:val="24"/>
         </w:rPr>
-        <w:t xml:space="preserve"> digits</w:t>
-      </w:r>
-      <w:r>
-        <w:rPr>
-          <w:rFonts w:ascii="Verdana" w:hAnsi="Verdana"/>
-          <w:color w:val="000000"/>
-          <w:sz w:val="24"/>
-          <w:szCs w:val="24"/>
-        </w:rPr>
-        <w:t>.</w:t>
-      </w:r>
-    </w:p>
-    <w:p>
-      <w:pPr>
-        <w:pStyle w:val="max2"/>
-        <w:numPr>
-          <w:ilvl w:val="0"/>
-          <w:numId w:val="12"/>
-        </w:numPr>
-        <w:rPr>
-          <w:rFonts w:ascii="Verdana" w:hAnsi="Verdana"/>
-          <w:color w:val="000000"/>
-          <w:sz w:val="24"/>
-          <w:szCs w:val="24"/>
-        </w:rPr>
-      </w:pPr>
-      <w:r>
-        <w:rPr>
-          <w:rFonts w:ascii="Verdana" w:hAnsi="Verdana"/>
-          <w:color w:val="000000"/>
-          <w:sz w:val="24"/>
-          <w:szCs w:val="24"/>
-        </w:rPr>
-        <w:t>Write a program t</w:t>
-      </w:r>
-      <w:r>
-        <w:rPr>
-          <w:rFonts w:ascii="Verdana" w:hAnsi="Verdana"/>
-          <w:color w:val="000000"/>
-          <w:sz w:val="24"/>
-          <w:szCs w:val="24"/>
-        </w:rPr>
-        <w:t xml:space="preserve">ake a number and process digits </w:t>
+        <w:t>until you encounter an even digit</w:t>
+      </w:r>
+      <w:r>
+        <w:rPr>
+          <w:rFonts w:ascii="Verdana" w:hAnsi="Verdana"/>
+          <w:color w:val="000000"/>
+          <w:sz w:val="24"/>
+          <w:szCs w:val="24"/>
+        </w:rPr>
+        <w:t>, then stop.</w:t>
+      </w:r>
+    </w:p>
+    <w:p>
+      <w:pPr>
+        <w:pStyle w:val="max2"/>
+        <w:numPr>
+          <w:ilvl w:val="0"/>
+          <w:numId w:val="13"/>
+        </w:numPr>
+        <w:rPr>
+          <w:rFonts w:ascii="Verdana" w:hAnsi="Verdana"/>
+          <w:color w:val="000000"/>
+          <w:sz w:val="24"/>
+          <w:szCs w:val="24"/>
+        </w:rPr>
+      </w:pPr>
+      <w:r>
+        <w:rPr>
+          <w:rFonts w:ascii="Verdana" w:hAnsi="Verdana"/>
+          <w:color w:val="000000"/>
+          <w:sz w:val="24"/>
+          <w:szCs w:val="24"/>
+        </w:rPr>
+        <w:t xml:space="preserve">Take a number and print digits, but </w:t>
       </w:r>
       <w:r>
         <w:rPr>
@@ -1733,16 +1728,7 @@
           <w:sz w:val="24"/>
           <w:szCs w:val="24"/>
         </w:rPr>
-        <w:t>until digit 5 is encountered</w:t>
-      </w:r>
-      <w:r>
-        <w:rPr>
-          <w:rFonts w:ascii="Verdana" w:hAnsi="Verdana"/>
-          <w:color w:val="000000"/>
-          <w:sz w:val="24"/>
-          <w:szCs w:val="24"/>
-        </w:rPr>
-        <w:t>, then stop</w:t>
+        <w:t>stop after printing exactly 3 digits</w:t>
       </w:r>
       <w:r>
         <w:rPr>
@@ -1757,35 +1743,6 @@
     <w:p>
       <w:pPr>
         <w:pStyle w:val="max2"/>
-        <w:rPr>
-          <w:rFonts w:ascii="Verdana" w:hAnsi="Verdana"/>
-          <w:color w:val="000000"/>
-          <w:sz w:val="24"/>
-          <w:szCs w:val="24"/>
-        </w:rPr>
-      </w:pPr>
-      <w:r>
-        <w:rPr>
-          <w:rFonts w:ascii="Verdana" w:hAnsi="Verdana"/>
-          <w:color w:val="000000"/>
-          <w:sz w:val="24"/>
-          <w:szCs w:val="24"/>
-        </w:rPr>
-        <w:t>Day 08</w:t>
-      </w:r>
-      <w:r>
-        <w:rPr>
-          <w:rFonts w:ascii="Verdana" w:hAnsi="Verdana"/>
-          <w:color w:val="000000"/>
-          <w:sz w:val="24"/>
-          <w:szCs w:val="24"/>
-        </w:rPr>
-        <w:t>( stop condition value-based vs count-based )</w:t>
-      </w:r>
-    </w:p>
-    <w:p>
-      <w:pPr>
-        <w:pStyle w:val="max2"/>
         <w:numPr>
           <w:ilvl w:val="0"/>
           <w:numId w:val="13"/>
@@ -1804,7 +1761,55 @@
           <w:sz w:val="24"/>
           <w:szCs w:val="24"/>
         </w:rPr>
-        <w:t xml:space="preserve">Take a number and print digits </w:t>
+        <w:t>Create an array of 5 integers and print all elements.</w:t>
+      </w:r>
+    </w:p>
+    <w:p>
+      <w:pPr>
+        <w:pStyle w:val="max2"/>
+        <w:numPr>
+          <w:ilvl w:val="0"/>
+          <w:numId w:val="13"/>
+        </w:numPr>
+        <w:rPr>
+          <w:rFonts w:ascii="Verdana" w:hAnsi="Verdana"/>
+          <w:color w:val="000000"/>
+          <w:sz w:val="24"/>
+          <w:szCs w:val="24"/>
+        </w:rPr>
+      </w:pPr>
+      <w:r>
+        <w:rPr>
+          <w:rFonts w:ascii="Verdana" w:hAnsi="Verdana"/>
+          <w:color w:val="000000"/>
+          <w:sz w:val="24"/>
+          <w:szCs w:val="24"/>
+        </w:rPr>
+        <w:t>Count how many numbers in the array are even.</w:t>
+      </w:r>
+    </w:p>
+    <w:p>
+      <w:pPr>
+        <w:pStyle w:val="max2"/>
+        <w:numPr>
+          <w:ilvl w:val="0"/>
+          <w:numId w:val="13"/>
+        </w:numPr>
+        <w:rPr>
+          <w:rFonts w:ascii="Verdana" w:hAnsi="Verdana"/>
+          <w:color w:val="000000"/>
+          <w:sz w:val="24"/>
+          <w:szCs w:val="24"/>
+        </w:rPr>
+      </w:pPr>
+      <w:r>
+        <w:rPr>
+          <w:rFonts w:ascii="Verdana" w:hAnsi="Verdana"/>
+          <w:color w:val="000000"/>
+          <w:sz w:val="24"/>
+          <w:szCs w:val="24"/>
+        </w:rPr>
+        <w:t xml:space="preserve">Find the </w:t>
       </w:r>
       <w:r>
         <w:rPr>
@@ -1815,40 +1820,116 @@
           <w:sz w:val="24"/>
           <w:szCs w:val="24"/>
         </w:rPr>
-        <w:t>until you encounter an even digit</w:t>
-      </w:r>
-      <w:r>
-        <w:rPr>
-          <w:rFonts w:ascii="Verdana" w:hAnsi="Verdana"/>
-          <w:color w:val="000000"/>
-          <w:sz w:val="24"/>
-          <w:szCs w:val="24"/>
-        </w:rPr>
-        <w:t>, then stop.</w:t>
-      </w:r>
-    </w:p>
-    <w:p>
-      <w:pPr>
-        <w:pStyle w:val="max2"/>
-        <w:numPr>
-          <w:ilvl w:val="0"/>
-          <w:numId w:val="13"/>
-        </w:numPr>
-        <w:rPr>
-          <w:rFonts w:ascii="Verdana" w:hAnsi="Verdana"/>
-          <w:color w:val="000000"/>
-          <w:sz w:val="24"/>
-          <w:szCs w:val="24"/>
-        </w:rPr>
-      </w:pPr>
-      <w:r>
-        <w:rPr>
-          <w:rFonts w:ascii="Verdana" w:hAnsi="Verdana"/>
-          <w:color w:val="000000"/>
-          <w:sz w:val="24"/>
-          <w:szCs w:val="24"/>
-        </w:rPr>
-        <w:t xml:space="preserve">Take a number and print digits, but </w:t>
+        <w:t>largest number</w:t>
+      </w:r>
+      <w:r>
+        <w:rPr>
+          <w:rFonts w:ascii="Verdana" w:hAnsi="Verdana"/>
+          <w:color w:val="000000"/>
+          <w:sz w:val="24"/>
+          <w:szCs w:val="24"/>
+        </w:rPr>
+        <w:t xml:space="preserve"> in the array.</w:t>
+      </w:r>
+    </w:p>
+    <w:p>
+      <w:pPr>
+        <w:pStyle w:val="max2"/>
+        <w:rPr>
+          <w:rFonts w:ascii="Verdana" w:hAnsi="Verdana"/>
+          <w:color w:val="000000"/>
+          <w:sz w:val="24"/>
+          <w:szCs w:val="24"/>
+        </w:rPr>
+      </w:pPr>
+    </w:p>
+    <w:p>
+      <w:pPr>
+        <w:pStyle w:val="max2"/>
+        <w:rPr>
+          <w:rFonts w:ascii="Verdana" w:hAnsi="Verdana"/>
+          <w:color w:val="000000"/>
+          <w:sz w:val="24"/>
+          <w:szCs w:val="24"/>
+        </w:rPr>
+      </w:pPr>
+    </w:p>
+    <w:p>
+      <w:pPr>
+        <w:pStyle w:val="max2"/>
+        <w:rPr>
+          <w:rFonts w:ascii="Verdana" w:hAnsi="Verdana"/>
+          <w:color w:val="000000"/>
+          <w:sz w:val="24"/>
+          <w:szCs w:val="24"/>
+        </w:rPr>
+      </w:pPr>
+      <w:r>
+        <w:rPr>
+          <w:rFonts w:ascii="Verdana" w:hAnsi="Verdana"/>
+          <w:color w:val="000000"/>
+          <w:sz w:val="24"/>
+          <w:szCs w:val="24"/>
+        </w:rPr>
+        <w:lastRenderedPageBreak/>
+        <w:t>Day 09</w:t>
+      </w:r>
+    </w:p>
+    <w:p>
+      <w:pPr>
+        <w:pStyle w:val="max2"/>
+        <w:numPr>
+          <w:ilvl w:val="0"/>
+          <w:numId w:val="14"/>
+        </w:numPr>
+        <w:rPr>
+          <w:rFonts w:ascii="Verdana" w:hAnsi="Verdana"/>
+          <w:color w:val="000000"/>
+          <w:sz w:val="24"/>
+          <w:szCs w:val="24"/>
+        </w:rPr>
+      </w:pPr>
+      <w:r>
+        <w:rPr>
+          <w:rFonts w:ascii="Verdana" w:hAnsi="Verdana"/>
+          <w:color w:val="000000"/>
+          <w:sz w:val="24"/>
+          <w:szCs w:val="24"/>
+        </w:rPr>
+        <w:t>Calculate sum of all elements</w:t>
+      </w:r>
+      <w:r>
+        <w:rPr>
+          <w:rFonts w:ascii="Verdana" w:hAnsi="Verdana"/>
+          <w:color w:val="000000"/>
+          <w:sz w:val="24"/>
+          <w:szCs w:val="24"/>
+        </w:rPr>
+        <w:t xml:space="preserve"> of an array.</w:t>
+      </w:r>
+    </w:p>
+    <w:p>
+      <w:pPr>
+        <w:pStyle w:val="max2"/>
+        <w:numPr>
+          <w:ilvl w:val="0"/>
+          <w:numId w:val="14"/>
+        </w:numPr>
+        <w:rPr>
+          <w:rFonts w:ascii="Verdana" w:hAnsi="Verdana"/>
+          <w:color w:val="000000"/>
+          <w:sz w:val="24"/>
+          <w:szCs w:val="24"/>
+        </w:rPr>
+      </w:pPr>
+      <w:r>
+        <w:rPr>
+          <w:rFonts w:ascii="Verdana" w:hAnsi="Verdana"/>
+          <w:color w:val="000000"/>
+          <w:sz w:val="24"/>
+          <w:szCs w:val="24"/>
+        </w:rPr>
+        <w:t xml:space="preserve">Traverse the array and </w:t>
       </w:r>
       <w:r>
         <w:rPr>
@@ -1859,7 +1940,7 @@
           <w:sz w:val="24"/>
           <w:szCs w:val="24"/>
         </w:rPr>
-        <w:t>stop after printing exactly 3 digits</w:t>
+        <w:t>stop when 0 is found</w:t>
       </w:r>
       <w:r>
         <w:rPr>
@@ -1876,71 +1957,23 @@
         <w:pStyle w:val="max2"/>
         <w:numPr>
           <w:ilvl w:val="0"/>
-          <w:numId w:val="13"/>
-        </w:numPr>
-        <w:rPr>
-          <w:rFonts w:ascii="Verdana" w:hAnsi="Verdana"/>
-          <w:color w:val="000000"/>
-          <w:sz w:val="24"/>
-          <w:szCs w:val="24"/>
-        </w:rPr>
-      </w:pPr>
-      <w:r>
-        <w:rPr>
-          <w:rFonts w:ascii="Verdana" w:hAnsi="Verdana"/>
-          <w:color w:val="000000"/>
-          <w:sz w:val="24"/>
-          <w:szCs w:val="24"/>
-        </w:rPr>
-        <w:t>Create an array of 5 integers and print all elements.</w:t>
-      </w:r>
-    </w:p>
-    <w:p>
-      <w:pPr>
-        <w:pStyle w:val="max2"/>
-        <w:numPr>
-          <w:ilvl w:val="0"/>
-          <w:numId w:val="13"/>
-        </w:numPr>
-        <w:rPr>
-          <w:rFonts w:ascii="Verdana" w:hAnsi="Verdana"/>
-          <w:color w:val="000000"/>
-          <w:sz w:val="24"/>
-          <w:szCs w:val="24"/>
-        </w:rPr>
-      </w:pPr>
-      <w:r>
-        <w:rPr>
-          <w:rFonts w:ascii="Verdana" w:hAnsi="Verdana"/>
-          <w:color w:val="000000"/>
-          <w:sz w:val="24"/>
-          <w:szCs w:val="24"/>
-        </w:rPr>
-        <w:t>Count how many numbers in the array are even.</w:t>
-      </w:r>
-    </w:p>
-    <w:p>
-      <w:pPr>
-        <w:pStyle w:val="max2"/>
-        <w:numPr>
-          <w:ilvl w:val="0"/>
-          <w:numId w:val="13"/>
-        </w:numPr>
-        <w:rPr>
-          <w:rFonts w:ascii="Verdana" w:hAnsi="Verdana"/>
-          <w:color w:val="000000"/>
-          <w:sz w:val="24"/>
-          <w:szCs w:val="24"/>
-        </w:rPr>
-      </w:pPr>
-      <w:r>
-        <w:rPr>
-          <w:rFonts w:ascii="Verdana" w:hAnsi="Verdana"/>
-          <w:color w:val="000000"/>
-          <w:sz w:val="24"/>
-          <w:szCs w:val="24"/>
-        </w:rPr>
-        <w:t xml:space="preserve">Find the </w:t>
+          <w:numId w:val="14"/>
+        </w:numPr>
+        <w:rPr>
+          <w:rFonts w:ascii="Verdana" w:hAnsi="Verdana"/>
+          <w:color w:val="000000"/>
+          <w:sz w:val="24"/>
+          <w:szCs w:val="24"/>
+        </w:rPr>
+      </w:pPr>
+      <w:r>
+        <w:rPr>
+          <w:rFonts w:ascii="Verdana" w:hAnsi="Verdana"/>
+          <w:color w:val="000000"/>
+          <w:sz w:val="24"/>
+          <w:szCs w:val="24"/>
+        </w:rPr>
+        <w:t xml:space="preserve">Take a string and count how many </w:t>
       </w:r>
       <w:r>
         <w:rPr>
@@ -1951,59 +1984,53 @@
           <w:sz w:val="24"/>
           <w:szCs w:val="24"/>
         </w:rPr>
-        <w:t>largest number</w:t>
-      </w:r>
-      <w:r>
-        <w:rPr>
-          <w:rFonts w:ascii="Verdana" w:hAnsi="Verdana"/>
-          <w:color w:val="000000"/>
-          <w:sz w:val="24"/>
-          <w:szCs w:val="24"/>
-        </w:rPr>
-        <w:t xml:space="preserve"> in the array.</w:t>
-      </w:r>
-    </w:p>
-    <w:p>
-      <w:pPr>
-        <w:pStyle w:val="max2"/>
-        <w:rPr>
-          <w:rFonts w:ascii="Verdana" w:hAnsi="Verdana"/>
-          <w:color w:val="000000"/>
-          <w:sz w:val="24"/>
-          <w:szCs w:val="24"/>
-        </w:rPr>
-      </w:pPr>
-    </w:p>
-    <w:p>
-      <w:pPr>
-        <w:pStyle w:val="max2"/>
-        <w:rPr>
-          <w:rFonts w:ascii="Verdana" w:hAnsi="Verdana"/>
-          <w:color w:val="000000"/>
-          <w:sz w:val="24"/>
-          <w:szCs w:val="24"/>
-        </w:rPr>
-      </w:pPr>
-    </w:p>
-    <w:p>
-      <w:pPr>
-        <w:pStyle w:val="max2"/>
-        <w:rPr>
-          <w:rFonts w:ascii="Verdana" w:hAnsi="Verdana"/>
-          <w:color w:val="000000"/>
-          <w:sz w:val="24"/>
-          <w:szCs w:val="24"/>
-        </w:rPr>
-      </w:pPr>
-      <w:r>
-        <w:rPr>
-          <w:rFonts w:ascii="Verdana" w:hAnsi="Verdana"/>
-          <w:color w:val="000000"/>
-          <w:sz w:val="24"/>
-          <w:szCs w:val="24"/>
-        </w:rPr>
-        <w:lastRenderedPageBreak/>
-        <w:t>Day 09</w:t>
+        <w:t>vowels</w:t>
+      </w:r>
+      <w:r>
+        <w:rPr>
+          <w:rFonts w:ascii="Verdana" w:hAnsi="Verdana"/>
+          <w:color w:val="000000"/>
+          <w:sz w:val="24"/>
+          <w:szCs w:val="24"/>
+        </w:rPr>
+        <w:t xml:space="preserve"> it contains.</w:t>
+      </w:r>
+      <w:r>
+        <w:rPr>
+          <w:rFonts w:ascii="Verdana" w:hAnsi="Verdana"/>
+          <w:color w:val="000000"/>
+          <w:sz w:val="24"/>
+          <w:szCs w:val="24"/>
+        </w:rPr>
+        <w:t>(</w:t>
+      </w:r>
+      <w:r>
+        <w:rPr>
+          <w:rFonts w:asciiTheme="minorHAnsi" w:eastAsiaTheme="minorHAnsi" w:hAnsiTheme="minorHAnsi" w:cstheme="minorBidi"/>
+          <w:kern w:val="2"/>
+          <w:sz w:val="24"/>
+          <w:szCs w:val="21"/>
+          <w14:ligatures w14:val="standardContextual"/>
+        </w:rPr>
+        <w:t xml:space="preserve"> </w:t>
+      </w:r>
+      <w:r>
+        <w:rPr>
+          <w:rFonts w:ascii="Verdana" w:hAnsi="Verdana"/>
+          <w:color w:val="000000"/>
+          <w:sz w:val="24"/>
+          <w:szCs w:val="24"/>
+        </w:rPr>
+        <w:t>Character traversal + condition</w:t>
+      </w:r>
+      <w:r>
+        <w:rPr>
+          <w:rFonts w:ascii="Verdana" w:hAnsi="Verdana"/>
+          <w:color w:val="000000"/>
+          <w:sz w:val="24"/>
+          <w:szCs w:val="24"/>
+        </w:rPr>
+        <w:t>)</w:t>
       </w:r>
     </w:p>
     <w:p>
@@ -2027,40 +2054,7 @@
           <w:sz w:val="24"/>
           <w:szCs w:val="24"/>
         </w:rPr>
-        <w:t>Calculate sum of all elements</w:t>
-      </w:r>
-      <w:r>
-        <w:rPr>
-          <w:rFonts w:ascii="Verdana" w:hAnsi="Verdana"/>
-          <w:color w:val="000000"/>
-          <w:sz w:val="24"/>
-          <w:szCs w:val="24"/>
-        </w:rPr>
-        <w:t xml:space="preserve"> of an array.</w:t>
-      </w:r>
-    </w:p>
-    <w:p>
-      <w:pPr>
-        <w:pStyle w:val="max2"/>
-        <w:numPr>
-          <w:ilvl w:val="0"/>
-          <w:numId w:val="14"/>
-        </w:numPr>
-        <w:rPr>
-          <w:rFonts w:ascii="Verdana" w:hAnsi="Verdana"/>
-          <w:color w:val="000000"/>
-          <w:sz w:val="24"/>
-          <w:szCs w:val="24"/>
-        </w:rPr>
-      </w:pPr>
-      <w:r>
-        <w:rPr>
-          <w:rFonts w:ascii="Verdana" w:hAnsi="Verdana"/>
-          <w:color w:val="000000"/>
-          <w:sz w:val="24"/>
-          <w:szCs w:val="24"/>
-        </w:rPr>
-        <w:t xml:space="preserve">Traverse the array and </w:t>
+        <w:t xml:space="preserve">Reverse a string </w:t>
       </w:r>
       <w:r>
         <w:rPr>
@@ -2071,7 +2065,7 @@
           <w:sz w:val="24"/>
           <w:szCs w:val="24"/>
         </w:rPr>
-        <w:t>stop when 0 is found</w:t>
+        <w:t>using loop only</w:t>
       </w:r>
       <w:r>
         <w:rPr>
@@ -2082,6 +2076,33 @@
         </w:rPr>
         <w:t>.</w:t>
       </w:r>
+      <w:r>
+        <w:rPr>
+          <w:rFonts w:ascii="Verdana" w:hAnsi="Verdana"/>
+          <w:color w:val="000000"/>
+          <w:sz w:val="24"/>
+          <w:szCs w:val="24"/>
+        </w:rPr>
+        <w:t>(No Stringbuilder) (</w:t>
+      </w:r>
+      <w:r>
+        <w:rPr>
+          <w:rFonts w:ascii="Verdana" w:hAnsi="Verdana"/>
+          <w:color w:val="000000"/>
+          <w:sz w:val="24"/>
+          <w:szCs w:val="24"/>
+        </w:rPr>
+        <w:t>Index control + backward traversal</w:t>
+      </w:r>
+      <w:r>
+        <w:rPr>
+          <w:rFonts w:ascii="Verdana" w:hAnsi="Verdana"/>
+          <w:color w:val="000000"/>
+          <w:sz w:val="24"/>
+          <w:szCs w:val="24"/>
+        </w:rPr>
+        <w:t>)</w:t>
+      </w:r>
     </w:p>
     <w:p>
       <w:pPr>
@@ -2104,7 +2125,7 @@
           <w:sz w:val="24"/>
           <w:szCs w:val="24"/>
         </w:rPr>
-        <w:t xml:space="preserve">Take a string and count how many </w:t>
+        <w:t xml:space="preserve">From an integer array, count how many elements are </w:t>
       </w:r>
       <w:r>
         <w:rPr>
@@ -2115,16 +2136,16 @@
           <w:sz w:val="24"/>
           <w:szCs w:val="24"/>
         </w:rPr>
-        <w:t>vowels</w:t>
-      </w:r>
-      <w:r>
-        <w:rPr>
-          <w:rFonts w:ascii="Verdana" w:hAnsi="Verdana"/>
-          <w:color w:val="000000"/>
-          <w:sz w:val="24"/>
-          <w:szCs w:val="24"/>
-        </w:rPr>
-        <w:t xml:space="preserve"> it contains.</w:t>
+        <w:t>greater than 50</w:t>
+      </w:r>
+      <w:r>
+        <w:rPr>
+          <w:rFonts w:ascii="Verdana" w:hAnsi="Verdana"/>
+          <w:color w:val="000000"/>
+          <w:sz w:val="24"/>
+          <w:szCs w:val="24"/>
+        </w:rPr>
+        <w:t>.</w:t>
       </w:r>
       <w:r>
         <w:rPr>
@@ -2152,7 +2173,7 @@
           <w:sz w:val="24"/>
           <w:szCs w:val="24"/>
         </w:rPr>
-        <w:t>Character traversal + condition</w:t>
+        <w:t>Array traversal + counter</w:t>
       </w:r>
       <w:r>
         <w:rPr>
@@ -2167,25 +2188,45 @@
     <w:p>
       <w:pPr>
         <w:pStyle w:val="max2"/>
-        <w:numPr>
-          <w:ilvl w:val="0"/>
-          <w:numId w:val="14"/>
-        </w:numPr>
-        <w:rPr>
-          <w:rFonts w:ascii="Verdana" w:hAnsi="Verdana"/>
-          <w:color w:val="000000"/>
-          <w:sz w:val="24"/>
-          <w:szCs w:val="24"/>
-        </w:rPr>
-      </w:pPr>
-      <w:r>
-        <w:rPr>
-          <w:rFonts w:ascii="Verdana" w:hAnsi="Verdana"/>
-          <w:color w:val="000000"/>
-          <w:sz w:val="24"/>
-          <w:szCs w:val="24"/>
-        </w:rPr>
-        <w:t xml:space="preserve">Reverse a string </w:t>
+        <w:rPr>
+          <w:rFonts w:ascii="Verdana" w:hAnsi="Verdana"/>
+          <w:color w:val="000000"/>
+          <w:sz w:val="24"/>
+          <w:szCs w:val="24"/>
+        </w:rPr>
+      </w:pPr>
+      <w:r>
+        <w:rPr>
+          <w:rFonts w:ascii="Verdana" w:hAnsi="Verdana"/>
+          <w:color w:val="000000"/>
+          <w:sz w:val="24"/>
+          <w:szCs w:val="24"/>
+        </w:rPr>
+        <w:t>Day 10</w:t>
+      </w:r>
+    </w:p>
+    <w:p>
+      <w:pPr>
+        <w:pStyle w:val="max2"/>
+        <w:numPr>
+          <w:ilvl w:val="0"/>
+          <w:numId w:val="15"/>
+        </w:numPr>
+        <w:rPr>
+          <w:rFonts w:ascii="Verdana" w:hAnsi="Verdana"/>
+          <w:color w:val="000000"/>
+          <w:sz w:val="24"/>
+          <w:szCs w:val="24"/>
+        </w:rPr>
+      </w:pPr>
+      <w:r>
+        <w:rPr>
+          <w:rFonts w:ascii="Verdana" w:hAnsi="Verdana"/>
+          <w:color w:val="000000"/>
+          <w:sz w:val="24"/>
+          <w:szCs w:val="24"/>
+        </w:rPr>
+        <w:t xml:space="preserve">Find the </w:t>
       </w:r>
       <w:r>
         <w:rPr>
@@ -2196,116 +2237,49 @@
           <w:sz w:val="24"/>
           <w:szCs w:val="24"/>
         </w:rPr>
-        <w:t>using loop only</w:t>
-      </w:r>
-      <w:r>
-        <w:rPr>
-          <w:rFonts w:ascii="Verdana" w:hAnsi="Verdana"/>
-          <w:color w:val="000000"/>
-          <w:sz w:val="24"/>
-          <w:szCs w:val="24"/>
-        </w:rPr>
-        <w:t>.</w:t>
-      </w:r>
-      <w:r>
-        <w:rPr>
-          <w:rFonts w:ascii="Verdana" w:hAnsi="Verdana"/>
-          <w:color w:val="000000"/>
-          <w:sz w:val="24"/>
-          <w:szCs w:val="24"/>
-        </w:rPr>
-        <w:t xml:space="preserve">(No </w:t>
-      </w:r>
-      <w:proofErr w:type="spellStart"/>
-      <w:r>
-        <w:rPr>
-          <w:rFonts w:ascii="Verdana" w:hAnsi="Verdana"/>
-          <w:color w:val="000000"/>
-          <w:sz w:val="24"/>
-          <w:szCs w:val="24"/>
-        </w:rPr>
-        <w:t>Stringbuilder</w:t>
-      </w:r>
-      <w:proofErr w:type="spellEnd"/>
-      <w:r>
-        <w:rPr>
-          <w:rFonts w:ascii="Verdana" w:hAnsi="Verdana"/>
-          <w:color w:val="000000"/>
-          <w:sz w:val="24"/>
-          <w:szCs w:val="24"/>
-        </w:rPr>
-        <w:t>) (</w:t>
-      </w:r>
-      <w:r>
-        <w:rPr>
-          <w:rFonts w:ascii="Verdana" w:hAnsi="Verdana"/>
-          <w:color w:val="000000"/>
-          <w:sz w:val="24"/>
-          <w:szCs w:val="24"/>
-        </w:rPr>
-        <w:t>Index control + backward traversal</w:t>
-      </w:r>
-      <w:r>
-        <w:rPr>
-          <w:rFonts w:ascii="Verdana" w:hAnsi="Verdana"/>
-          <w:color w:val="000000"/>
-          <w:sz w:val="24"/>
-          <w:szCs w:val="24"/>
-        </w:rPr>
-        <w:t>)</w:t>
-      </w:r>
-    </w:p>
-    <w:p>
-      <w:pPr>
-        <w:pStyle w:val="max2"/>
-        <w:numPr>
-          <w:ilvl w:val="0"/>
-          <w:numId w:val="14"/>
-        </w:numPr>
-        <w:rPr>
-          <w:rFonts w:ascii="Verdana" w:hAnsi="Verdana"/>
-          <w:color w:val="000000"/>
-          <w:sz w:val="24"/>
-          <w:szCs w:val="24"/>
-        </w:rPr>
-      </w:pPr>
-      <w:r>
-        <w:rPr>
-          <w:rFonts w:ascii="Verdana" w:hAnsi="Verdana"/>
-          <w:color w:val="000000"/>
-          <w:sz w:val="24"/>
-          <w:szCs w:val="24"/>
-        </w:rPr>
-        <w:t xml:space="preserve">From an integer array, count how many elements are </w:t>
-      </w:r>
-      <w:r>
-        <w:rPr>
-          <w:rFonts w:ascii="Verdana" w:hAnsi="Verdana"/>
-          <w:b/>
-          <w:bCs/>
-          <w:color w:val="000000"/>
-          <w:sz w:val="24"/>
-          <w:szCs w:val="24"/>
-        </w:rPr>
-        <w:t>greater than 50</w:t>
-      </w:r>
-      <w:r>
-        <w:rPr>
-          <w:rFonts w:ascii="Verdana" w:hAnsi="Verdana"/>
-          <w:color w:val="000000"/>
-          <w:sz w:val="24"/>
-          <w:szCs w:val="24"/>
-        </w:rPr>
-        <w:t>.</w:t>
-      </w:r>
-      <w:r>
-        <w:rPr>
-          <w:rFonts w:ascii="Verdana" w:hAnsi="Verdana"/>
-          <w:color w:val="000000"/>
-          <w:sz w:val="24"/>
-          <w:szCs w:val="24"/>
-        </w:rPr>
-        <w:t>(</w:t>
+        <w:t>minimum</w:t>
+      </w:r>
+      <w:r>
+        <w:rPr>
+          <w:rFonts w:ascii="Verdana" w:hAnsi="Verdana"/>
+          <w:color w:val="000000"/>
+          <w:sz w:val="24"/>
+          <w:szCs w:val="24"/>
+        </w:rPr>
+        <w:t xml:space="preserve"> number in an array.</w:t>
+      </w:r>
+    </w:p>
+    <w:p>
+      <w:pPr>
+        <w:pStyle w:val="max2"/>
+        <w:numPr>
+          <w:ilvl w:val="0"/>
+          <w:numId w:val="15"/>
+        </w:numPr>
+        <w:rPr>
+          <w:rFonts w:ascii="Verdana" w:hAnsi="Verdana"/>
+          <w:color w:val="000000"/>
+          <w:sz w:val="24"/>
+          <w:szCs w:val="24"/>
+        </w:rPr>
+      </w:pPr>
+      <w:r>
+        <w:rPr>
+          <w:rFonts w:ascii="Verdana" w:hAnsi="Verdana"/>
+          <w:color w:val="000000"/>
+          <w:sz w:val="24"/>
+          <w:szCs w:val="24"/>
+        </w:rPr>
+        <w:t>Count Even Digits in Each Array Element</w:t>
+      </w:r>
+      <w:r>
+        <w:rPr>
+          <w:rFonts w:ascii="Verdana" w:hAnsi="Verdana"/>
+          <w:color w:val="000000"/>
+          <w:sz w:val="24"/>
+          <w:szCs w:val="24"/>
+        </w:rPr>
+        <w:t>.(</w:t>
       </w:r>
       <w:r>
         <w:rPr>
@@ -2324,7 +2298,7 @@
           <w:sz w:val="24"/>
           <w:szCs w:val="24"/>
         </w:rPr>
-        <w:t>Array traversal + counter</w:t>
+        <w:t>Array loop + digit loop</w:t>
       </w:r>
       <w:r>
         <w:rPr>
@@ -2339,26 +2313,6 @@
     <w:p>
       <w:pPr>
         <w:pStyle w:val="max2"/>
-        <w:rPr>
-          <w:rFonts w:ascii="Verdana" w:hAnsi="Verdana"/>
-          <w:color w:val="000000"/>
-          <w:sz w:val="24"/>
-          <w:szCs w:val="24"/>
-        </w:rPr>
-      </w:pPr>
-      <w:r>
-        <w:rPr>
-          <w:rFonts w:ascii="Verdana" w:hAnsi="Verdana"/>
-          <w:color w:val="000000"/>
-          <w:sz w:val="24"/>
-          <w:szCs w:val="24"/>
-        </w:rPr>
-        <w:t>Day 10</w:t>
-      </w:r>
-    </w:p>
-    <w:p>
-      <w:pPr>
-        <w:pStyle w:val="max2"/>
         <w:numPr>
           <w:ilvl w:val="0"/>
           <w:numId w:val="15"/>
@@ -2377,132 +2331,7 @@
           <w:sz w:val="24"/>
           <w:szCs w:val="24"/>
         </w:rPr>
-        <w:t xml:space="preserve">Find the </w:t>
-      </w:r>
-      <w:r>
-        <w:rPr>
-          <w:rFonts w:ascii="Verdana" w:hAnsi="Verdana"/>
-          <w:b/>
-          <w:bCs/>
-          <w:color w:val="000000"/>
-          <w:sz w:val="24"/>
-          <w:szCs w:val="24"/>
-        </w:rPr>
-        <w:t>minimum</w:t>
-      </w:r>
-      <w:r>
-        <w:rPr>
-          <w:rFonts w:ascii="Verdana" w:hAnsi="Verdana"/>
-          <w:color w:val="000000"/>
-          <w:sz w:val="24"/>
-          <w:szCs w:val="24"/>
-        </w:rPr>
-        <w:t xml:space="preserve"> number in an array.</w:t>
-      </w:r>
-    </w:p>
-    <w:p>
-      <w:pPr>
-        <w:pStyle w:val="max2"/>
-        <w:numPr>
-          <w:ilvl w:val="0"/>
-          <w:numId w:val="15"/>
-        </w:numPr>
-        <w:rPr>
-          <w:rFonts w:ascii="Verdana" w:hAnsi="Verdana"/>
-          <w:color w:val="000000"/>
-          <w:sz w:val="24"/>
-          <w:szCs w:val="24"/>
-        </w:rPr>
-      </w:pPr>
-      <w:r>
-        <w:rPr>
-          <w:rFonts w:ascii="Verdana" w:hAnsi="Verdana"/>
-          <w:color w:val="000000"/>
-          <w:sz w:val="24"/>
-          <w:szCs w:val="24"/>
-        </w:rPr>
-        <w:t>Count Even Digits in Each Array Element</w:t>
-      </w:r>
-      <w:r>
-        <w:rPr>
-          <w:rFonts w:ascii="Verdana" w:hAnsi="Verdana"/>
-          <w:color w:val="000000"/>
-          <w:sz w:val="24"/>
-          <w:szCs w:val="24"/>
-        </w:rPr>
-        <w:t>.(</w:t>
-      </w:r>
-      <w:r>
-        <w:rPr>
-          <w:rFonts w:asciiTheme="minorHAnsi" w:eastAsiaTheme="minorHAnsi" w:hAnsiTheme="minorHAnsi" w:cstheme="minorBidi"/>
-          <w:kern w:val="2"/>
-          <w:sz w:val="24"/>
-          <w:szCs w:val="21"/>
-          <w14:ligatures w14:val="standardContextual"/>
-        </w:rPr>
-        <w:t xml:space="preserve"> </w:t>
-      </w:r>
-      <w:r>
-        <w:rPr>
-          <w:rFonts w:ascii="Verdana" w:hAnsi="Verdana"/>
-          <w:color w:val="000000"/>
-          <w:sz w:val="24"/>
-          <w:szCs w:val="24"/>
-        </w:rPr>
-        <w:t>Array loop + digit loop</w:t>
-      </w:r>
-      <w:r>
-        <w:rPr>
-          <w:rFonts w:ascii="Verdana" w:hAnsi="Verdana"/>
-          <w:color w:val="000000"/>
-          <w:sz w:val="24"/>
-          <w:szCs w:val="24"/>
-        </w:rPr>
-        <w:t>)</w:t>
-      </w:r>
-    </w:p>
-    <w:p>
-      <w:pPr>
-        <w:pStyle w:val="max2"/>
-        <w:numPr>
-          <w:ilvl w:val="0"/>
-          <w:numId w:val="15"/>
-        </w:numPr>
-        <w:rPr>
-          <w:rFonts w:ascii="Verdana" w:hAnsi="Verdana"/>
-          <w:color w:val="000000"/>
-          <w:sz w:val="24"/>
-          <w:szCs w:val="24"/>
-        </w:rPr>
-      </w:pPr>
-      <w:r>
-        <w:rPr>
-          <w:rFonts w:ascii="Verdana" w:hAnsi="Verdana"/>
-          <w:color w:val="000000"/>
-          <w:sz w:val="24"/>
-          <w:szCs w:val="24"/>
-        </w:rPr>
-        <w:t xml:space="preserve">Traverse an </w:t>
-      </w:r>
-      <w:proofErr w:type="spellStart"/>
-      <w:r>
-        <w:rPr>
-          <w:rFonts w:ascii="Verdana" w:hAnsi="Verdana"/>
-          <w:color w:val="000000"/>
-          <w:sz w:val="24"/>
-          <w:szCs w:val="24"/>
-        </w:rPr>
-        <w:t>array.If</w:t>
-      </w:r>
-      <w:proofErr w:type="spellEnd"/>
-      <w:r>
-        <w:rPr>
-          <w:rFonts w:ascii="Verdana" w:hAnsi="Verdana"/>
-          <w:color w:val="000000"/>
-          <w:sz w:val="24"/>
-          <w:szCs w:val="24"/>
-        </w:rPr>
-        <w:t xml:space="preserve"> </w:t>
+        <w:t xml:space="preserve">Traverse an array.If </w:t>
       </w:r>
       <w:r>
         <w:rPr>
@@ -3158,27 +2987,7 @@
           <w:sz w:val="24"/>
           <w:szCs w:val="24"/>
         </w:rPr>
-        <w:t xml:space="preserve">Write a program to find out whether entered number is place at ones, tens, hundred , thousand </w:t>
-      </w:r>
-      <w:proofErr w:type="spellStart"/>
-      <w:r>
-        <w:rPr>
-          <w:rFonts w:ascii="Verdana" w:hAnsi="Verdana"/>
-          <w:color w:val="000000"/>
-          <w:sz w:val="24"/>
-          <w:szCs w:val="24"/>
-        </w:rPr>
-        <w:t>etc</w:t>
-      </w:r>
-      <w:proofErr w:type="spellEnd"/>
-      <w:r>
-        <w:rPr>
-          <w:rFonts w:ascii="Verdana" w:hAnsi="Verdana"/>
-          <w:color w:val="000000"/>
-          <w:sz w:val="24"/>
-          <w:szCs w:val="24"/>
-        </w:rPr>
-        <w:t>….</w:t>
+        <w:t>Write a program to find out whether entered number is place at ones, tens, hundred , thousand etc….</w:t>
       </w:r>
     </w:p>
     <w:p>
@@ -3195,6 +3004,171 @@
           <w:szCs w:val="24"/>
         </w:rPr>
       </w:pPr>
+      <w:r>
+        <w:rPr>
+          <w:rFonts w:ascii="Verdana" w:hAnsi="Verdana"/>
+          <w:color w:val="000000"/>
+          <w:sz w:val="24"/>
+          <w:szCs w:val="24"/>
+        </w:rPr>
+        <w:t>Write a program to take a string and a number / integer as prefix for that word or string , and in output just reverse string upto that integer position part, or that prefix part.</w:t>
+      </w:r>
+      <w:r>
+        <w:rPr>
+          <w:rFonts w:ascii="Verdana" w:hAnsi="Verdana"/>
+          <w:color w:val="000000"/>
+          <w:sz w:val="24"/>
+          <w:szCs w:val="24"/>
+        </w:rPr>
+        <w:t>(Practice confusion with size of an array to index of an array ).</w:t>
+      </w:r>
+    </w:p>
+    <w:p>
+      <w:pPr>
+        <w:pStyle w:val="max2"/>
+        <w:numPr>
+          <w:ilvl w:val="0"/>
+          <w:numId w:val="17"/>
+        </w:numPr>
+        <w:rPr>
+          <w:rFonts w:ascii="Verdana" w:hAnsi="Verdana"/>
+          <w:color w:val="000000"/>
+          <w:sz w:val="24"/>
+          <w:szCs w:val="24"/>
+        </w:rPr>
+      </w:pPr>
+      <w:r>
+        <w:rPr>
+          <w:rFonts w:ascii="Verdana" w:hAnsi="Verdana"/>
+          <w:color w:val="000000"/>
+          <w:sz w:val="24"/>
+          <w:szCs w:val="24"/>
+        </w:rPr>
+        <w:t>Count Words in a String (Single Spaces Only)</w:t>
+      </w:r>
+      <w:r>
+        <w:rPr>
+          <w:rFonts w:ascii="Verdana" w:hAnsi="Verdana"/>
+          <w:color w:val="000000"/>
+          <w:sz w:val="24"/>
+          <w:szCs w:val="24"/>
+        </w:rPr>
+        <w:t>.(</w:t>
+      </w:r>
+      <w:r>
+        <w:rPr>
+          <w:rFonts w:asciiTheme="minorHAnsi" w:eastAsiaTheme="minorHAnsi" w:hAnsiTheme="minorHAnsi" w:cstheme="minorBidi"/>
+          <w:kern w:val="2"/>
+          <w:sz w:val="24"/>
+          <w:szCs w:val="21"/>
+          <w14:ligatures w14:val="standardContextual"/>
+        </w:rPr>
+        <w:t xml:space="preserve"> </w:t>
+      </w:r>
+      <w:r>
+        <w:rPr>
+          <w:rFonts w:ascii="Verdana" w:hAnsi="Verdana"/>
+          <w:color w:val="000000"/>
+          <w:sz w:val="24"/>
+          <w:szCs w:val="24"/>
+        </w:rPr>
+        <w:t>Character traversal + space detection.</w:t>
+      </w:r>
+      <w:r>
+        <w:rPr>
+          <w:rFonts w:ascii="Verdana" w:hAnsi="Verdana"/>
+          <w:color w:val="000000"/>
+          <w:sz w:val="24"/>
+          <w:szCs w:val="24"/>
+        </w:rPr>
+        <w:t>)</w:t>
+      </w:r>
+    </w:p>
+    <w:p>
+      <w:pPr>
+        <w:pStyle w:val="max2"/>
+        <w:numPr>
+          <w:ilvl w:val="0"/>
+          <w:numId w:val="17"/>
+        </w:numPr>
+        <w:rPr>
+          <w:rFonts w:ascii="Verdana" w:hAnsi="Verdana"/>
+          <w:color w:val="000000"/>
+          <w:sz w:val="24"/>
+          <w:szCs w:val="24"/>
+        </w:rPr>
+      </w:pPr>
+      <w:r>
+        <w:rPr>
+          <w:rFonts w:ascii="Verdana" w:hAnsi="Verdana"/>
+          <w:color w:val="000000"/>
+          <w:sz w:val="24"/>
+          <w:szCs w:val="24"/>
+        </w:rPr>
+        <w:t>Count characters in a word taken as input and ignore spaces.</w:t>
+      </w:r>
+    </w:p>
+    <w:p>
+      <w:pPr>
+        <w:pStyle w:val="max2"/>
+        <w:numPr>
+          <w:ilvl w:val="0"/>
+          <w:numId w:val="17"/>
+        </w:numPr>
+        <w:rPr>
+          <w:rFonts w:ascii="Verdana" w:hAnsi="Verdana"/>
+          <w:color w:val="000000"/>
+          <w:sz w:val="24"/>
+          <w:szCs w:val="24"/>
+        </w:rPr>
+      </w:pPr>
+      <w:r>
+        <w:rPr>
+          <w:rFonts w:ascii="Verdana" w:hAnsi="Verdana"/>
+          <w:color w:val="000000"/>
+          <w:sz w:val="24"/>
+          <w:szCs w:val="24"/>
+        </w:rPr>
+        <w:lastRenderedPageBreak/>
+        <w:t>Given a string, remove all numeric characters and print the result.</w:t>
+      </w:r>
+      <w:r>
+        <w:rPr>
+          <w:rFonts w:ascii="Verdana" w:hAnsi="Verdana"/>
+          <w:color w:val="000000"/>
+          <w:sz w:val="24"/>
+          <w:szCs w:val="24"/>
+        </w:rPr>
+        <w:t>(</w:t>
+      </w:r>
+      <w:r>
+        <w:rPr>
+          <w:rFonts w:asciiTheme="minorHAnsi" w:eastAsiaTheme="minorHAnsi" w:hAnsiTheme="minorHAnsi" w:cstheme="minorBidi"/>
+          <w:kern w:val="2"/>
+          <w:sz w:val="24"/>
+          <w:szCs w:val="21"/>
+          <w14:ligatures w14:val="standardContextual"/>
+        </w:rPr>
+        <w:t xml:space="preserve"> </w:t>
+      </w:r>
+      <w:r>
+        <w:rPr>
+          <w:rFonts w:ascii="Verdana" w:hAnsi="Verdana"/>
+          <w:color w:val="000000"/>
+          <w:sz w:val="24"/>
+          <w:szCs w:val="24"/>
+        </w:rPr>
+        <w:t>Character filtering</w:t>
+      </w:r>
+      <w:r>
+        <w:rPr>
+          <w:rFonts w:ascii="Verdana" w:hAnsi="Verdana"/>
+          <w:color w:val="000000"/>
+          <w:sz w:val="24"/>
+          <w:szCs w:val="24"/>
+        </w:rPr>
+        <w:t>).</w:t>
+      </w:r>
     </w:p>
     <w:p>
       <w:pPr>
@@ -3239,23 +3213,111 @@
         <w:pStyle w:val="max2"/>
         <w:numPr>
           <w:ilvl w:val="0"/>
-          <w:numId w:val="6"/>
-        </w:numPr>
-        <w:rPr>
-          <w:rFonts w:ascii="Verdana" w:hAnsi="Verdana"/>
-          <w:color w:val="000000"/>
-          <w:sz w:val="24"/>
-          <w:szCs w:val="24"/>
-        </w:rPr>
-      </w:pPr>
-      <w:r>
-        <w:rPr>
-          <w:rFonts w:ascii="Verdana" w:hAnsi="Verdana"/>
-          <w:color w:val="000000"/>
-          <w:sz w:val="24"/>
-          <w:szCs w:val="24"/>
-        </w:rPr>
-        <w:t xml:space="preserve">Take a sentence and reverse </w:t>
+          <w:numId w:val="18"/>
+        </w:numPr>
+        <w:rPr>
+          <w:rFonts w:ascii="Verdana" w:hAnsi="Verdana"/>
+          <w:color w:val="000000"/>
+          <w:sz w:val="24"/>
+          <w:szCs w:val="24"/>
+        </w:rPr>
+      </w:pPr>
+      <w:r>
+        <w:rPr>
+          <w:rFonts w:ascii="Verdana" w:hAnsi="Verdana"/>
+          <w:color w:val="000000"/>
+          <w:sz w:val="24"/>
+          <w:szCs w:val="24"/>
+        </w:rPr>
+        <w:t xml:space="preserve">Write a program to </w:t>
+      </w:r>
+      <w:r>
+        <w:rPr>
+          <w:rFonts w:ascii="Verdana" w:hAnsi="Verdana"/>
+          <w:color w:val="000000"/>
+          <w:sz w:val="24"/>
+          <w:szCs w:val="24"/>
+        </w:rPr>
+        <w:t>Find (maximum – minimum)</w:t>
+      </w:r>
+      <w:r>
+        <w:rPr>
+          <w:rFonts w:ascii="Verdana" w:hAnsi="Verdana"/>
+          <w:color w:val="000000"/>
+          <w:sz w:val="24"/>
+          <w:szCs w:val="24"/>
+        </w:rPr>
+        <w:t>difference between MAX and MIN</w:t>
+      </w:r>
+      <w:r>
+        <w:rPr>
+          <w:rFonts w:ascii="Verdana" w:hAnsi="Verdana"/>
+          <w:color w:val="000000"/>
+          <w:sz w:val="24"/>
+          <w:szCs w:val="24"/>
+        </w:rPr>
+        <w:t xml:space="preserve"> from an integer array.</w:t>
+      </w:r>
+      <w:r>
+        <w:rPr>
+          <w:rFonts w:ascii="Verdana" w:hAnsi="Verdana"/>
+          <w:color w:val="000000"/>
+          <w:sz w:val="24"/>
+          <w:szCs w:val="24"/>
+        </w:rPr>
+        <w:t>(</w:t>
+      </w:r>
+      <w:r>
+        <w:rPr>
+          <w:rFonts w:asciiTheme="minorHAnsi" w:eastAsiaTheme="minorHAnsi" w:hAnsiTheme="minorHAnsi" w:cstheme="minorBidi"/>
+          <w:kern w:val="2"/>
+          <w:sz w:val="24"/>
+          <w:szCs w:val="21"/>
+          <w14:ligatures w14:val="standardContextual"/>
+        </w:rPr>
+        <w:t xml:space="preserve"> </w:t>
+      </w:r>
+      <w:r>
+        <w:rPr>
+          <w:rFonts w:ascii="Verdana" w:hAnsi="Verdana"/>
+          <w:color w:val="000000"/>
+          <w:sz w:val="24"/>
+          <w:szCs w:val="24"/>
+        </w:rPr>
+        <w:t>Track two values in one loop.</w:t>
+      </w:r>
+      <w:r>
+        <w:rPr>
+          <w:rFonts w:ascii="Verdana" w:hAnsi="Verdana"/>
+          <w:color w:val="000000"/>
+          <w:sz w:val="24"/>
+          <w:szCs w:val="24"/>
+        </w:rPr>
+        <w:t>)</w:t>
+      </w:r>
+    </w:p>
+    <w:p>
+      <w:pPr>
+        <w:pStyle w:val="max2"/>
+        <w:numPr>
+          <w:ilvl w:val="0"/>
+          <w:numId w:val="18"/>
+        </w:numPr>
+        <w:rPr>
+          <w:rFonts w:ascii="Verdana" w:hAnsi="Verdana"/>
+          <w:color w:val="000000"/>
+          <w:sz w:val="24"/>
+          <w:szCs w:val="24"/>
+        </w:rPr>
+      </w:pPr>
+      <w:r>
+        <w:rPr>
+          <w:rFonts w:ascii="Verdana" w:hAnsi="Verdana"/>
+          <w:color w:val="000000"/>
+          <w:sz w:val="24"/>
+          <w:szCs w:val="24"/>
+        </w:rPr>
+        <w:t xml:space="preserve">Move all 0s to the end of the array </w:t>
       </w:r>
       <w:r>
         <w:rPr>
@@ -3266,208 +3328,83 @@
           <w:sz w:val="24"/>
           <w:szCs w:val="24"/>
         </w:rPr>
-        <w:t>each word individually</w:t>
-      </w:r>
-      <w:r>
-        <w:rPr>
-          <w:rFonts w:ascii="Verdana" w:hAnsi="Verdana"/>
-          <w:color w:val="000000"/>
-          <w:sz w:val="24"/>
-          <w:szCs w:val="24"/>
-        </w:rPr>
-        <w:t>, not the full sentence.</w:t>
-      </w:r>
-    </w:p>
-    <w:p>
-      <w:pPr>
-        <w:pStyle w:val="max2"/>
-        <w:numPr>
-          <w:ilvl w:val="0"/>
-          <w:numId w:val="6"/>
-        </w:numPr>
-        <w:rPr>
-          <w:rFonts w:ascii="Verdana" w:hAnsi="Verdana"/>
-          <w:color w:val="000000"/>
-          <w:sz w:val="24"/>
-          <w:szCs w:val="24"/>
-        </w:rPr>
-      </w:pPr>
-      <w:r>
-        <w:rPr>
-          <w:rFonts w:ascii="Verdana" w:hAnsi="Verdana"/>
-          <w:color w:val="000000"/>
-          <w:sz w:val="24"/>
-          <w:szCs w:val="24"/>
-        </w:rPr>
-        <w:t>Write a java program to sort an array in ascending.</w:t>
-      </w:r>
-    </w:p>
-    <w:p>
-      <w:pPr>
-        <w:pStyle w:val="max2"/>
-        <w:numPr>
-          <w:ilvl w:val="0"/>
-          <w:numId w:val="6"/>
-        </w:numPr>
-        <w:rPr>
-          <w:rFonts w:ascii="Verdana" w:hAnsi="Verdana"/>
-          <w:color w:val="000000"/>
-          <w:sz w:val="24"/>
-          <w:szCs w:val="24"/>
-        </w:rPr>
-      </w:pPr>
-      <w:r>
-        <w:rPr>
-          <w:rFonts w:ascii="Verdana" w:hAnsi="Verdana"/>
-          <w:color w:val="000000"/>
-          <w:sz w:val="24"/>
-          <w:szCs w:val="24"/>
-        </w:rPr>
-        <w:lastRenderedPageBreak/>
-        <w:t>Write a java program to sort an array in descending order.</w:t>
-      </w:r>
-    </w:p>
-    <w:p>
-      <w:pPr>
-        <w:pStyle w:val="max2"/>
-        <w:numPr>
-          <w:ilvl w:val="0"/>
-          <w:numId w:val="6"/>
-        </w:numPr>
-        <w:rPr>
-          <w:rFonts w:ascii="Verdana" w:hAnsi="Verdana"/>
-          <w:color w:val="000000"/>
-          <w:sz w:val="24"/>
-          <w:szCs w:val="24"/>
-        </w:rPr>
-      </w:pPr>
-      <w:r>
-        <w:rPr>
-          <w:rFonts w:ascii="Verdana" w:hAnsi="Verdana"/>
-          <w:color w:val="000000"/>
-          <w:sz w:val="24"/>
-          <w:szCs w:val="24"/>
-        </w:rPr>
-        <w:t>Write a program to find second highest element in an array.</w:t>
-      </w:r>
-    </w:p>
-    <w:p>
-      <w:pPr>
-        <w:pStyle w:val="max2"/>
-        <w:numPr>
-          <w:ilvl w:val="0"/>
-          <w:numId w:val="6"/>
-        </w:numPr>
-        <w:rPr>
-          <w:rFonts w:ascii="Verdana" w:hAnsi="Verdana"/>
-          <w:color w:val="000000"/>
-          <w:sz w:val="24"/>
-          <w:szCs w:val="24"/>
-        </w:rPr>
-      </w:pPr>
-      <w:r>
-        <w:rPr>
-          <w:rFonts w:ascii="Verdana" w:hAnsi="Verdana"/>
-          <w:color w:val="000000"/>
-          <w:sz w:val="24"/>
-          <w:szCs w:val="24"/>
-        </w:rPr>
-        <w:t>Write a java program to find if the input number is a prime or not .</w:t>
-      </w:r>
-    </w:p>
-    <w:p>
-      <w:pPr>
-        <w:pStyle w:val="max2"/>
-        <w:rPr>
-          <w:rFonts w:ascii="Verdana" w:hAnsi="Verdana"/>
-          <w:color w:val="000000"/>
-          <w:sz w:val="24"/>
-          <w:szCs w:val="24"/>
-        </w:rPr>
-      </w:pPr>
-      <w:r>
-        <w:rPr>
-          <w:rFonts w:ascii="Verdana" w:hAnsi="Verdana"/>
-          <w:color w:val="000000"/>
-          <w:sz w:val="24"/>
-          <w:szCs w:val="24"/>
-        </w:rPr>
-        <w:t xml:space="preserve">Day </w:t>
-      </w:r>
-      <w:r>
-        <w:rPr>
-          <w:rFonts w:ascii="Verdana" w:hAnsi="Verdana"/>
-          <w:color w:val="000000"/>
-          <w:sz w:val="24"/>
-          <w:szCs w:val="24"/>
-        </w:rPr>
-        <w:t>1</w:t>
-      </w:r>
-      <w:r>
-        <w:rPr>
-          <w:rFonts w:ascii="Verdana" w:hAnsi="Verdana"/>
-          <w:color w:val="000000"/>
-          <w:sz w:val="24"/>
-          <w:szCs w:val="24"/>
-        </w:rPr>
-        <w:t>4</w:t>
-      </w:r>
-    </w:p>
-    <w:p>
-      <w:pPr>
-        <w:pStyle w:val="max2"/>
-        <w:numPr>
-          <w:ilvl w:val="0"/>
-          <w:numId w:val="9"/>
-        </w:numPr>
-        <w:rPr>
-          <w:rFonts w:ascii="Verdana" w:hAnsi="Verdana"/>
-          <w:color w:val="000000"/>
-          <w:sz w:val="24"/>
-          <w:szCs w:val="24"/>
-        </w:rPr>
-      </w:pPr>
-      <w:r>
-        <w:rPr>
-          <w:rFonts w:ascii="Verdana" w:hAnsi="Verdana"/>
-          <w:color w:val="000000"/>
-          <w:sz w:val="24"/>
-          <w:szCs w:val="24"/>
-        </w:rPr>
-        <w:t xml:space="preserve">Write a java program to </w:t>
-      </w:r>
-      <w:r>
-        <w:rPr>
-          <w:rFonts w:ascii="Verdana" w:hAnsi="Verdana"/>
-          <w:color w:val="000000"/>
-          <w:sz w:val="24"/>
-          <w:szCs w:val="24"/>
-        </w:rPr>
-        <w:t>Convert days into years, months, days.</w:t>
-      </w:r>
-    </w:p>
-    <w:p>
-      <w:pPr>
-        <w:pStyle w:val="max2"/>
-        <w:numPr>
-          <w:ilvl w:val="0"/>
-          <w:numId w:val="9"/>
-        </w:numPr>
-        <w:rPr>
-          <w:rFonts w:ascii="Verdana" w:hAnsi="Verdana"/>
-          <w:color w:val="000000"/>
-          <w:sz w:val="24"/>
-          <w:szCs w:val="24"/>
-        </w:rPr>
-      </w:pPr>
-      <w:r>
-        <w:rPr>
-          <w:rFonts w:ascii="Verdana" w:hAnsi="Verdana"/>
-          <w:color w:val="000000"/>
-          <w:sz w:val="24"/>
-          <w:szCs w:val="24"/>
-        </w:rPr>
-        <w:t xml:space="preserve">Remove duplicate characters from a string </w:t>
+        <w:t>without using extra array</w:t>
+      </w:r>
+      <w:r>
+        <w:rPr>
+          <w:rFonts w:ascii="Verdana" w:hAnsi="Verdana"/>
+          <w:color w:val="000000"/>
+          <w:sz w:val="24"/>
+          <w:szCs w:val="24"/>
+        </w:rPr>
+        <w:t>.</w:t>
+      </w:r>
+      <w:r>
+        <w:rPr>
+          <w:rFonts w:ascii="Verdana" w:hAnsi="Verdana"/>
+          <w:color w:val="000000"/>
+          <w:sz w:val="24"/>
+          <w:szCs w:val="24"/>
+        </w:rPr>
+        <w:t>(</w:t>
+      </w:r>
+      <w:r>
+        <w:rPr>
+          <w:rFonts w:asciiTheme="minorHAnsi" w:eastAsiaTheme="minorHAnsi" w:hAnsiTheme="minorHAnsi" w:cstheme="minorBidi"/>
+          <w:i/>
+          <w:iCs/>
+          <w:kern w:val="2"/>
+          <w:sz w:val="24"/>
+          <w:szCs w:val="21"/>
+          <w14:ligatures w14:val="standardContextual"/>
+        </w:rPr>
+        <w:t xml:space="preserve"> </w:t>
+      </w:r>
+      <w:r>
+        <w:rPr>
+          <w:rFonts w:ascii="Verdana" w:hAnsi="Verdana"/>
+          <w:i/>
+          <w:iCs/>
+          <w:color w:val="000000"/>
+          <w:sz w:val="24"/>
+          <w:szCs w:val="24"/>
+        </w:rPr>
+        <w:t>Index control &amp; in-place logic.</w:t>
+      </w:r>
+      <w:r>
+        <w:rPr>
+          <w:rFonts w:ascii="Verdana" w:hAnsi="Verdana"/>
+          <w:i/>
+          <w:iCs/>
+          <w:color w:val="000000"/>
+          <w:sz w:val="24"/>
+          <w:szCs w:val="24"/>
+        </w:rPr>
+        <w:t>)</w:t>
+      </w:r>
+    </w:p>
+    <w:p>
+      <w:pPr>
+        <w:pStyle w:val="max2"/>
+        <w:numPr>
+          <w:ilvl w:val="0"/>
+          <w:numId w:val="18"/>
+        </w:numPr>
+        <w:rPr>
+          <w:rFonts w:ascii="Verdana" w:hAnsi="Verdana"/>
+          <w:color w:val="000000"/>
+          <w:sz w:val="24"/>
+          <w:szCs w:val="24"/>
+        </w:rPr>
+      </w:pPr>
+      <w:r>
+        <w:rPr>
+          <w:rFonts w:ascii="Verdana" w:hAnsi="Verdana"/>
+          <w:color w:val="000000"/>
+          <w:sz w:val="24"/>
+          <w:szCs w:val="24"/>
+        </w:rPr>
+        <w:t xml:space="preserve">Given an array of numbers, count </w:t>
       </w:r>
       <w:r>
         <w:rPr>
@@ -3478,6 +3415,421 @@
           <w:sz w:val="24"/>
           <w:szCs w:val="24"/>
         </w:rPr>
+        <w:t>prime digits</w:t>
+      </w:r>
+      <w:r>
+        <w:rPr>
+          <w:rFonts w:ascii="Verdana" w:hAnsi="Verdana"/>
+          <w:color w:val="000000"/>
+          <w:sz w:val="24"/>
+          <w:szCs w:val="24"/>
+        </w:rPr>
+        <w:t xml:space="preserve"> (2, 3, 5, 7) across all elements.</w:t>
+      </w:r>
+      <w:r>
+        <w:rPr>
+          <w:rFonts w:ascii="Verdana" w:hAnsi="Verdana"/>
+          <w:color w:val="000000"/>
+          <w:sz w:val="24"/>
+          <w:szCs w:val="24"/>
+        </w:rPr>
+        <w:t>(</w:t>
+      </w:r>
+      <w:r>
+        <w:rPr>
+          <w:rFonts w:asciiTheme="minorHAnsi" w:eastAsiaTheme="minorHAnsi" w:hAnsiTheme="minorHAnsi" w:cstheme="minorBidi"/>
+          <w:kern w:val="2"/>
+          <w:sz w:val="24"/>
+          <w:szCs w:val="21"/>
+          <w14:ligatures w14:val="standardContextual"/>
+        </w:rPr>
+        <w:t xml:space="preserve"> </w:t>
+      </w:r>
+      <w:r>
+        <w:rPr>
+          <w:rFonts w:ascii="Verdana" w:hAnsi="Verdana"/>
+          <w:color w:val="000000"/>
+          <w:sz w:val="24"/>
+          <w:szCs w:val="24"/>
+        </w:rPr>
+        <w:t>Array loop + digit loop + condition.</w:t>
+      </w:r>
+      <w:r>
+        <w:rPr>
+          <w:rFonts w:ascii="Verdana" w:hAnsi="Verdana"/>
+          <w:color w:val="000000"/>
+          <w:sz w:val="24"/>
+          <w:szCs w:val="24"/>
+        </w:rPr>
+        <w:t>)</w:t>
+      </w:r>
+    </w:p>
+    <w:p>
+      <w:pPr>
+        <w:pStyle w:val="max2"/>
+        <w:numPr>
+          <w:ilvl w:val="0"/>
+          <w:numId w:val="18"/>
+        </w:numPr>
+        <w:rPr>
+          <w:rFonts w:ascii="Verdana" w:hAnsi="Verdana"/>
+          <w:color w:val="000000"/>
+          <w:sz w:val="24"/>
+          <w:szCs w:val="24"/>
+        </w:rPr>
+      </w:pPr>
+      <w:r>
+        <w:rPr>
+          <w:rFonts w:ascii="Verdana" w:hAnsi="Verdana"/>
+          <w:color w:val="000000"/>
+          <w:sz w:val="24"/>
+          <w:szCs w:val="24"/>
+        </w:rPr>
+        <w:t>Traverse an array of strings.</w:t>
+      </w:r>
+      <w:r>
+        <w:rPr>
+          <w:rFonts w:ascii="Verdana" w:hAnsi="Verdana"/>
+          <w:color w:val="000000"/>
+          <w:sz w:val="24"/>
+          <w:szCs w:val="24"/>
+        </w:rPr>
+        <w:t xml:space="preserve"> </w:t>
+      </w:r>
+      <w:r>
+        <w:rPr>
+          <w:rFonts w:ascii="Verdana" w:hAnsi="Verdana"/>
+          <w:color w:val="000000"/>
+          <w:sz w:val="24"/>
+          <w:szCs w:val="24"/>
+        </w:rPr>
+        <w:t>Stop when a string contains "java" (case-insensitive).</w:t>
+      </w:r>
+      <w:r>
+        <w:rPr>
+          <w:rFonts w:ascii="Verdana" w:hAnsi="Verdana"/>
+          <w:color w:val="000000"/>
+          <w:sz w:val="24"/>
+          <w:szCs w:val="24"/>
+        </w:rPr>
+        <w:t>(</w:t>
+      </w:r>
+      <w:r>
+        <w:rPr>
+          <w:rFonts w:asciiTheme="minorHAnsi" w:eastAsiaTheme="minorHAnsi" w:hAnsiTheme="minorHAnsi" w:cstheme="minorBidi"/>
+          <w:kern w:val="2"/>
+          <w:sz w:val="24"/>
+          <w:szCs w:val="21"/>
+          <w14:ligatures w14:val="standardContextual"/>
+        </w:rPr>
+        <w:t xml:space="preserve"> </w:t>
+      </w:r>
+      <w:r>
+        <w:rPr>
+          <w:rFonts w:ascii="Verdana" w:hAnsi="Verdana"/>
+          <w:color w:val="000000"/>
+          <w:sz w:val="24"/>
+          <w:szCs w:val="24"/>
+        </w:rPr>
+        <w:t>Nested logic + case handling.</w:t>
+      </w:r>
+      <w:r>
+        <w:rPr>
+          <w:rFonts w:ascii="Verdana" w:hAnsi="Verdana"/>
+          <w:color w:val="000000"/>
+          <w:sz w:val="24"/>
+          <w:szCs w:val="24"/>
+        </w:rPr>
+        <w:t>)</w:t>
+      </w:r>
+    </w:p>
+    <w:p>
+      <w:pPr>
+        <w:pStyle w:val="max2"/>
+        <w:numPr>
+          <w:ilvl w:val="0"/>
+          <w:numId w:val="18"/>
+        </w:numPr>
+        <w:rPr>
+          <w:rFonts w:ascii="Verdana" w:hAnsi="Verdana"/>
+          <w:color w:val="000000"/>
+          <w:sz w:val="24"/>
+          <w:szCs w:val="24"/>
+        </w:rPr>
+      </w:pPr>
+      <w:r>
+        <w:rPr>
+          <w:rFonts w:ascii="Verdana" w:hAnsi="Verdana"/>
+          <w:color w:val="000000"/>
+          <w:sz w:val="24"/>
+          <w:szCs w:val="24"/>
+        </w:rPr>
+        <w:t>Check If a Number is Strong Number</w:t>
+      </w:r>
+    </w:p>
+    <w:p>
+      <w:pPr>
+        <w:pStyle w:val="max2"/>
+        <w:rPr>
+          <w:rFonts w:ascii="Verdana" w:hAnsi="Verdana"/>
+          <w:color w:val="000000"/>
+          <w:sz w:val="24"/>
+          <w:szCs w:val="24"/>
+        </w:rPr>
+      </w:pPr>
+      <w:r>
+        <w:rPr>
+          <w:rFonts w:ascii="Verdana" w:hAnsi="Verdana"/>
+          <w:color w:val="000000"/>
+          <w:sz w:val="24"/>
+          <w:szCs w:val="24"/>
+        </w:rPr>
+        <w:t>Day 14</w:t>
+      </w:r>
+    </w:p>
+    <w:p>
+      <w:pPr>
+        <w:pStyle w:val="max2"/>
+        <w:numPr>
+          <w:ilvl w:val="0"/>
+          <w:numId w:val="6"/>
+        </w:numPr>
+        <w:rPr>
+          <w:rFonts w:ascii="Verdana" w:hAnsi="Verdana"/>
+          <w:color w:val="000000"/>
+          <w:sz w:val="24"/>
+          <w:szCs w:val="24"/>
+        </w:rPr>
+      </w:pPr>
+      <w:r>
+        <w:rPr>
+          <w:rFonts w:ascii="Verdana" w:hAnsi="Verdana"/>
+          <w:color w:val="000000"/>
+          <w:sz w:val="24"/>
+          <w:szCs w:val="24"/>
+        </w:rPr>
+        <w:t xml:space="preserve">Take a sentence and reverse </w:t>
+      </w:r>
+      <w:r>
+        <w:rPr>
+          <w:rFonts w:ascii="Verdana" w:hAnsi="Verdana"/>
+          <w:b/>
+          <w:bCs/>
+          <w:color w:val="000000"/>
+          <w:sz w:val="24"/>
+          <w:szCs w:val="24"/>
+        </w:rPr>
+        <w:t>each word individually</w:t>
+      </w:r>
+      <w:r>
+        <w:rPr>
+          <w:rFonts w:ascii="Verdana" w:hAnsi="Verdana"/>
+          <w:color w:val="000000"/>
+          <w:sz w:val="24"/>
+          <w:szCs w:val="24"/>
+        </w:rPr>
+        <w:t>, not the full sentence.</w:t>
+      </w:r>
+    </w:p>
+    <w:p>
+      <w:pPr>
+        <w:pStyle w:val="max2"/>
+        <w:numPr>
+          <w:ilvl w:val="0"/>
+          <w:numId w:val="6"/>
+        </w:numPr>
+        <w:rPr>
+          <w:rFonts w:ascii="Verdana" w:hAnsi="Verdana"/>
+          <w:color w:val="000000"/>
+          <w:sz w:val="24"/>
+          <w:szCs w:val="24"/>
+        </w:rPr>
+      </w:pPr>
+      <w:r>
+        <w:rPr>
+          <w:rFonts w:ascii="Verdana" w:hAnsi="Verdana"/>
+          <w:color w:val="000000"/>
+          <w:sz w:val="24"/>
+          <w:szCs w:val="24"/>
+        </w:rPr>
+        <w:t>Write a java program to sort an array in ascending.</w:t>
+      </w:r>
+    </w:p>
+    <w:p>
+      <w:pPr>
+        <w:pStyle w:val="max2"/>
+        <w:numPr>
+          <w:ilvl w:val="0"/>
+          <w:numId w:val="6"/>
+        </w:numPr>
+        <w:rPr>
+          <w:rFonts w:ascii="Verdana" w:hAnsi="Verdana"/>
+          <w:color w:val="000000"/>
+          <w:sz w:val="24"/>
+          <w:szCs w:val="24"/>
+        </w:rPr>
+      </w:pPr>
+      <w:r>
+        <w:rPr>
+          <w:rFonts w:ascii="Verdana" w:hAnsi="Verdana"/>
+          <w:color w:val="000000"/>
+          <w:sz w:val="24"/>
+          <w:szCs w:val="24"/>
+        </w:rPr>
+        <w:t>Write a java program to sort an array in descending order.</w:t>
+      </w:r>
+    </w:p>
+    <w:p>
+      <w:pPr>
+        <w:pStyle w:val="max2"/>
+        <w:numPr>
+          <w:ilvl w:val="0"/>
+          <w:numId w:val="6"/>
+        </w:numPr>
+        <w:rPr>
+          <w:rFonts w:ascii="Verdana" w:hAnsi="Verdana"/>
+          <w:color w:val="000000"/>
+          <w:sz w:val="24"/>
+          <w:szCs w:val="24"/>
+        </w:rPr>
+      </w:pPr>
+      <w:r>
+        <w:rPr>
+          <w:rFonts w:ascii="Verdana" w:hAnsi="Verdana"/>
+          <w:color w:val="000000"/>
+          <w:sz w:val="24"/>
+          <w:szCs w:val="24"/>
+        </w:rPr>
+        <w:t>Write a program to find second highest element in an array.</w:t>
+      </w:r>
+    </w:p>
+    <w:p>
+      <w:pPr>
+        <w:pStyle w:val="max2"/>
+        <w:numPr>
+          <w:ilvl w:val="0"/>
+          <w:numId w:val="6"/>
+        </w:numPr>
+        <w:rPr>
+          <w:rFonts w:ascii="Verdana" w:hAnsi="Verdana"/>
+          <w:color w:val="000000"/>
+          <w:sz w:val="24"/>
+          <w:szCs w:val="24"/>
+        </w:rPr>
+      </w:pPr>
+      <w:r>
+        <w:rPr>
+          <w:rFonts w:ascii="Verdana" w:hAnsi="Verdana"/>
+          <w:color w:val="000000"/>
+          <w:sz w:val="24"/>
+          <w:szCs w:val="24"/>
+        </w:rPr>
+        <w:t>Write a java program to find if the input number is a prime or not .</w:t>
+      </w:r>
+    </w:p>
+    <w:p>
+      <w:pPr>
+        <w:pStyle w:val="max2"/>
+        <w:rPr>
+          <w:rFonts w:ascii="Verdana" w:hAnsi="Verdana"/>
+          <w:color w:val="000000"/>
+          <w:sz w:val="24"/>
+          <w:szCs w:val="24"/>
+        </w:rPr>
+      </w:pPr>
+      <w:r>
+        <w:rPr>
+          <w:rFonts w:ascii="Verdana" w:hAnsi="Verdana"/>
+          <w:color w:val="000000"/>
+          <w:sz w:val="24"/>
+          <w:szCs w:val="24"/>
+        </w:rPr>
+        <w:t xml:space="preserve">Day </w:t>
+      </w:r>
+      <w:r>
+        <w:rPr>
+          <w:rFonts w:ascii="Verdana" w:hAnsi="Verdana"/>
+          <w:color w:val="000000"/>
+          <w:sz w:val="24"/>
+          <w:szCs w:val="24"/>
+        </w:rPr>
+        <w:t>1</w:t>
+      </w:r>
+      <w:r>
+        <w:rPr>
+          <w:rFonts w:ascii="Verdana" w:hAnsi="Verdana"/>
+          <w:color w:val="000000"/>
+          <w:sz w:val="24"/>
+          <w:szCs w:val="24"/>
+        </w:rPr>
+        <w:t>5</w:t>
+      </w:r>
+    </w:p>
+    <w:p>
+      <w:pPr>
+        <w:pStyle w:val="max2"/>
+        <w:numPr>
+          <w:ilvl w:val="0"/>
+          <w:numId w:val="9"/>
+        </w:numPr>
+        <w:rPr>
+          <w:rFonts w:ascii="Verdana" w:hAnsi="Verdana"/>
+          <w:color w:val="000000"/>
+          <w:sz w:val="24"/>
+          <w:szCs w:val="24"/>
+        </w:rPr>
+      </w:pPr>
+      <w:r>
+        <w:rPr>
+          <w:rFonts w:ascii="Verdana" w:hAnsi="Verdana"/>
+          <w:color w:val="000000"/>
+          <w:sz w:val="24"/>
+          <w:szCs w:val="24"/>
+        </w:rPr>
+        <w:t xml:space="preserve">Write a java program to </w:t>
+      </w:r>
+      <w:r>
+        <w:rPr>
+          <w:rFonts w:ascii="Verdana" w:hAnsi="Verdana"/>
+          <w:color w:val="000000"/>
+          <w:sz w:val="24"/>
+          <w:szCs w:val="24"/>
+        </w:rPr>
+        <w:t>Convert days into years, months, days.</w:t>
+      </w:r>
+    </w:p>
+    <w:p>
+      <w:pPr>
+        <w:pStyle w:val="max2"/>
+        <w:numPr>
+          <w:ilvl w:val="0"/>
+          <w:numId w:val="9"/>
+        </w:numPr>
+        <w:rPr>
+          <w:rFonts w:ascii="Verdana" w:hAnsi="Verdana"/>
+          <w:color w:val="000000"/>
+          <w:sz w:val="24"/>
+          <w:szCs w:val="24"/>
+        </w:rPr>
+      </w:pPr>
+      <w:r>
+        <w:rPr>
+          <w:rFonts w:ascii="Verdana" w:hAnsi="Verdana"/>
+          <w:color w:val="000000"/>
+          <w:sz w:val="24"/>
+          <w:szCs w:val="24"/>
+        </w:rPr>
+        <w:t xml:space="preserve">Remove duplicate characters from a string </w:t>
+      </w:r>
+      <w:r>
+        <w:rPr>
+          <w:rFonts w:ascii="Verdana" w:hAnsi="Verdana"/>
+          <w:b/>
+          <w:bCs/>
+          <w:color w:val="000000"/>
+          <w:sz w:val="24"/>
+          <w:szCs w:val="24"/>
+        </w:rPr>
         <w:t>without using Set or extra libraries</w:t>
       </w:r>
       <w:r>
@@ -3488,30 +3840,6 @@
           <w:szCs w:val="24"/>
         </w:rPr>
         <w:t>.</w:t>
-      </w:r>
-    </w:p>
-    <w:p>
-      <w:pPr>
-        <w:pStyle w:val="max2"/>
-        <w:numPr>
-          <w:ilvl w:val="0"/>
-          <w:numId w:val="9"/>
-        </w:numPr>
-        <w:rPr>
-          <w:rFonts w:ascii="Verdana" w:hAnsi="Verdana"/>
-          <w:color w:val="000000"/>
-          <w:sz w:val="24"/>
-          <w:szCs w:val="24"/>
-        </w:rPr>
-      </w:pPr>
-      <w:r>
-        <w:rPr>
-          <w:rFonts w:ascii="Verdana" w:hAnsi="Verdana"/>
-          <w:color w:val="000000"/>
-          <w:sz w:val="24"/>
-          <w:szCs w:val="24"/>
-        </w:rPr>
-        <w:t>Check If a Number is Strong Number</w:t>
       </w:r>
     </w:p>
     <w:p>
@@ -4959,6 +5287,92 @@
     <w:nsid w:val="7ABA1038"/>
     <w:multiLevelType w:val="hybridMultilevel"/>
     <w:tmpl w:val="CAE67AD6"/>
+    <w:lvl w:ilvl="0" w:tplc="0409000F">
+      <w:start w:val="1"/>
+      <w:numFmt w:val="decimal"/>
+      <w:lvlText w:val="%1."/>
+      <w:lvlJc w:val="left"/>
+      <w:pPr>
+        <w:ind w:left="720" w:hanging="360"/>
+      </w:pPr>
+    </w:lvl>
+    <w:lvl w:ilvl="1" w:tplc="04090019" w:tentative="1">
+      <w:start w:val="1"/>
+      <w:numFmt w:val="lowerLetter"/>
+      <w:lvlText w:val="%2."/>
+      <w:lvlJc w:val="left"/>
+      <w:pPr>
+        <w:ind w:left="1440" w:hanging="360"/>
+      </w:pPr>
+    </w:lvl>
+    <w:lvl w:ilvl="2" w:tplc="0409001B" w:tentative="1">
+      <w:start w:val="1"/>
+      <w:numFmt w:val="lowerRoman"/>
+      <w:lvlText w:val="%3."/>
+      <w:lvlJc w:val="right"/>
+      <w:pPr>
+        <w:ind w:left="2160" w:hanging="180"/>
+      </w:pPr>
+    </w:lvl>
+    <w:lvl w:ilvl="3" w:tplc="0409000F" w:tentative="1">
+      <w:start w:val="1"/>
+      <w:numFmt w:val="decimal"/>
+      <w:lvlText w:val="%4."/>
+      <w:lvlJc w:val="left"/>
+      <w:pPr>
+        <w:ind w:left="2880" w:hanging="360"/>
+      </w:pPr>
+    </w:lvl>
+    <w:lvl w:ilvl="4" w:tplc="04090019" w:tentative="1">
+      <w:start w:val="1"/>
+      <w:numFmt w:val="lowerLetter"/>
+      <w:lvlText w:val="%5."/>
+      <w:lvlJc w:val="left"/>
+      <w:pPr>
+        <w:ind w:left="3600" w:hanging="360"/>
+      </w:pPr>
+    </w:lvl>
+    <w:lvl w:ilvl="5" w:tplc="0409001B" w:tentative="1">
+      <w:start w:val="1"/>
+      <w:numFmt w:val="lowerRoman"/>
+      <w:lvlText w:val="%6."/>
+      <w:lvlJc w:val="right"/>
+      <w:pPr>
+        <w:ind w:left="4320" w:hanging="180"/>
+      </w:pPr>
+    </w:lvl>
+    <w:lvl w:ilvl="6" w:tplc="0409000F" w:tentative="1">
+      <w:start w:val="1"/>
+      <w:numFmt w:val="decimal"/>
+      <w:lvlText w:val="%7."/>
+      <w:lvlJc w:val="left"/>
+      <w:pPr>
+        <w:ind w:left="5040" w:hanging="360"/>
+      </w:pPr>
+    </w:lvl>
+    <w:lvl w:ilvl="7" w:tplc="04090019" w:tentative="1">
+      <w:start w:val="1"/>
+      <w:numFmt w:val="lowerLetter"/>
+      <w:lvlText w:val="%8."/>
+      <w:lvlJc w:val="left"/>
+      <w:pPr>
+        <w:ind w:left="5760" w:hanging="360"/>
+      </w:pPr>
+    </w:lvl>
+    <w:lvl w:ilvl="8" w:tplc="0409001B" w:tentative="1">
+      <w:start w:val="1"/>
+      <w:numFmt w:val="lowerRoman"/>
+      <w:lvlText w:val="%9."/>
+      <w:lvlJc w:val="right"/>
+      <w:pPr>
+        <w:ind w:left="6480" w:hanging="180"/>
+      </w:pPr>
+    </w:lvl>
+  </w:abstractNum>
+  <w:abstractNum w:abstractNumId="17" w15:restartNumberingAfterBreak="0">
+    <w:nsid w:val="7FBE6D6A"/>
+    <w:multiLevelType w:val="hybridMultilevel"/>
+    <w:tmpl w:val="7D3272E4"/>
     <w:lvl w:ilvl="0" w:tplc="0409000F">
       <w:start w:val="1"/>
       <w:numFmt w:val="decimal"/>
@@ -5091,6 +5505,9 @@
   </w:num>
   <w:num w:numId="17" w16cid:durableId="1172834706">
     <w:abstractNumId w:val="12"/>
+  </w:num>
+  <w:num w:numId="18" w16cid:durableId="1390882741">
+    <w:abstractNumId w:val="17"/>
   </w:num>
 </w:numbering>
 </file>

--- a/Questions.docx
+++ b/Questions.docx
@@ -235,7 +235,24 @@
           <w:szCs w:val="24"/>
         </w:rPr>
         <w:br/>
-        <w:t xml:space="preserve">stringTimes("Hi", 2) </w:t>
+      </w:r>
+      <w:proofErr w:type="spellStart"/>
+      <w:r>
+        <w:rPr>
+          <w:rFonts w:ascii="Verdana" w:hAnsi="Verdana"/>
+          <w:color w:val="000000"/>
+          <w:szCs w:val="24"/>
+        </w:rPr>
+        <w:t>stringTimes</w:t>
+      </w:r>
+      <w:proofErr w:type="spellEnd"/>
+      <w:r>
+        <w:rPr>
+          <w:rFonts w:ascii="Verdana" w:hAnsi="Verdana"/>
+          <w:color w:val="000000"/>
+          <w:szCs w:val="24"/>
+        </w:rPr>
+        <w:t xml:space="preserve">("Hi", 2) </w:t>
       </w:r>
       <w:r>
         <w:rPr>
@@ -251,7 +268,25 @@
           <w:color w:val="000000"/>
           <w:szCs w:val="24"/>
         </w:rPr>
-        <w:t xml:space="preserve"> "HiHi"</w:t>
+        <w:t xml:space="preserve"> "</w:t>
+      </w:r>
+      <w:proofErr w:type="spellStart"/>
+      <w:r>
+        <w:rPr>
+          <w:rFonts w:ascii="Verdana" w:hAnsi="Verdana"/>
+          <w:color w:val="000000"/>
+          <w:szCs w:val="24"/>
+        </w:rPr>
+        <w:t>HiHi</w:t>
+      </w:r>
+      <w:proofErr w:type="spellEnd"/>
+      <w:r>
+        <w:rPr>
+          <w:rFonts w:ascii="Verdana" w:hAnsi="Verdana"/>
+          <w:color w:val="000000"/>
+          <w:szCs w:val="24"/>
+        </w:rPr>
+        <w:t>"</w:t>
       </w:r>
       <w:r>
         <w:rPr>
@@ -260,7 +295,24 @@
           <w:szCs w:val="24"/>
         </w:rPr>
         <w:br/>
-        <w:t xml:space="preserve">stringTimes("Hi", 3) </w:t>
+      </w:r>
+      <w:proofErr w:type="spellStart"/>
+      <w:r>
+        <w:rPr>
+          <w:rFonts w:ascii="Verdana" w:hAnsi="Verdana"/>
+          <w:color w:val="000000"/>
+          <w:szCs w:val="24"/>
+        </w:rPr>
+        <w:t>stringTimes</w:t>
+      </w:r>
+      <w:proofErr w:type="spellEnd"/>
+      <w:r>
+        <w:rPr>
+          <w:rFonts w:ascii="Verdana" w:hAnsi="Verdana"/>
+          <w:color w:val="000000"/>
+          <w:szCs w:val="24"/>
+        </w:rPr>
+        <w:t xml:space="preserve">("Hi", 3) </w:t>
       </w:r>
       <w:r>
         <w:rPr>
@@ -276,7 +328,25 @@
           <w:color w:val="000000"/>
           <w:szCs w:val="24"/>
         </w:rPr>
-        <w:t xml:space="preserve"> "HiHiHi"</w:t>
+        <w:t xml:space="preserve"> "</w:t>
+      </w:r>
+      <w:proofErr w:type="spellStart"/>
+      <w:r>
+        <w:rPr>
+          <w:rFonts w:ascii="Verdana" w:hAnsi="Verdana"/>
+          <w:color w:val="000000"/>
+          <w:szCs w:val="24"/>
+        </w:rPr>
+        <w:t>HiHiHi</w:t>
+      </w:r>
+      <w:proofErr w:type="spellEnd"/>
+      <w:r>
+        <w:rPr>
+          <w:rFonts w:ascii="Verdana" w:hAnsi="Verdana"/>
+          <w:color w:val="000000"/>
+          <w:szCs w:val="24"/>
+        </w:rPr>
+        <w:t>"</w:t>
       </w:r>
       <w:r>
         <w:rPr>
@@ -285,7 +355,24 @@
           <w:szCs w:val="24"/>
         </w:rPr>
         <w:br/>
-        <w:t xml:space="preserve">stringTimes("Hi", 1) </w:t>
+      </w:r>
+      <w:proofErr w:type="spellStart"/>
+      <w:r>
+        <w:rPr>
+          <w:rFonts w:ascii="Verdana" w:hAnsi="Verdana"/>
+          <w:color w:val="000000"/>
+          <w:szCs w:val="24"/>
+        </w:rPr>
+        <w:t>stringTimes</w:t>
+      </w:r>
+      <w:proofErr w:type="spellEnd"/>
+      <w:r>
+        <w:rPr>
+          <w:rFonts w:ascii="Verdana" w:hAnsi="Verdana"/>
+          <w:color w:val="000000"/>
+          <w:szCs w:val="24"/>
+        </w:rPr>
+        <w:t xml:space="preserve">("Hi", 1) </w:t>
       </w:r>
       <w:r>
         <w:rPr>
@@ -1004,7 +1091,27 @@
           <w:sz w:val="24"/>
           <w:szCs w:val="24"/>
         </w:rPr>
-        <w:t xml:space="preserve">Write a program to reverse the order of words in a string entered, for eg : I am Ram  to  Ram am I </w:t>
+        <w:t xml:space="preserve">Write a program to reverse the order of words in a string entered, for </w:t>
+      </w:r>
+      <w:proofErr w:type="spellStart"/>
+      <w:r>
+        <w:rPr>
+          <w:rFonts w:ascii="Verdana" w:hAnsi="Verdana"/>
+          <w:color w:val="000000"/>
+          <w:sz w:val="24"/>
+          <w:szCs w:val="24"/>
+        </w:rPr>
+        <w:t>eg</w:t>
+      </w:r>
+      <w:proofErr w:type="spellEnd"/>
+      <w:r>
+        <w:rPr>
+          <w:rFonts w:ascii="Verdana" w:hAnsi="Verdana"/>
+          <w:color w:val="000000"/>
+          <w:sz w:val="24"/>
+          <w:szCs w:val="24"/>
+        </w:rPr>
+        <w:t xml:space="preserve"> : I am Ram  to  Ram am I </w:t>
       </w:r>
     </w:p>
     <w:p>
@@ -1549,50 +1656,9 @@
           <w:sz w:val="24"/>
           <w:szCs w:val="24"/>
         </w:rPr>
-        <w:t>only even digits</w:t>
-      </w:r>
-      <w:r>
-        <w:rPr>
-          <w:rFonts w:ascii="Verdana" w:hAnsi="Verdana"/>
-          <w:color w:val="000000"/>
-          <w:sz w:val="24"/>
-          <w:szCs w:val="24"/>
-        </w:rPr>
-        <w:t>.</w:t>
-      </w:r>
-    </w:p>
-    <w:p>
-      <w:pPr>
-        <w:pStyle w:val="max2"/>
-        <w:numPr>
-          <w:ilvl w:val="0"/>
-          <w:numId w:val="12"/>
-        </w:numPr>
-        <w:rPr>
-          <w:rFonts w:ascii="Verdana" w:hAnsi="Verdana"/>
-          <w:color w:val="000000"/>
-          <w:sz w:val="24"/>
-          <w:szCs w:val="24"/>
-        </w:rPr>
-      </w:pPr>
-      <w:r>
-        <w:rPr>
-          <w:rFonts w:ascii="Verdana" w:hAnsi="Verdana"/>
-          <w:color w:val="000000"/>
-          <w:sz w:val="24"/>
-          <w:szCs w:val="24"/>
-        </w:rPr>
-        <w:t>Write a program t</w:t>
-      </w:r>
-      <w:r>
-        <w:rPr>
-          <w:rFonts w:ascii="Verdana" w:hAnsi="Verdana"/>
-          <w:color w:val="000000"/>
-          <w:sz w:val="24"/>
-          <w:szCs w:val="24"/>
-        </w:rPr>
-        <w:t xml:space="preserve">ake a number and process digits </w:t>
-      </w:r>
+        <w:t xml:space="preserve">only </w:t>
+      </w:r>
+      <w:proofErr w:type="spellStart"/>
       <w:r>
         <w:rPr>
           <w:rFonts w:ascii="Verdana" w:hAnsi="Verdana"/>
@@ -1602,79 +1668,9 @@
           <w:sz w:val="24"/>
           <w:szCs w:val="24"/>
         </w:rPr>
-        <w:t>until digit 5 is encountered</w:t>
-      </w:r>
-      <w:r>
-        <w:rPr>
-          <w:rFonts w:ascii="Verdana" w:hAnsi="Verdana"/>
-          <w:color w:val="000000"/>
-          <w:sz w:val="24"/>
-          <w:szCs w:val="24"/>
-        </w:rPr>
-        <w:t>, then stop</w:t>
-      </w:r>
-      <w:r>
-        <w:rPr>
-          <w:rFonts w:ascii="Verdana" w:hAnsi="Verdana"/>
-          <w:color w:val="000000"/>
-          <w:sz w:val="24"/>
-          <w:szCs w:val="24"/>
-        </w:rPr>
-        <w:t>.</w:t>
-      </w:r>
-    </w:p>
-    <w:p>
-      <w:pPr>
-        <w:pStyle w:val="max2"/>
-        <w:rPr>
-          <w:rFonts w:ascii="Verdana" w:hAnsi="Verdana"/>
-          <w:color w:val="000000"/>
-          <w:sz w:val="24"/>
-          <w:szCs w:val="24"/>
-        </w:rPr>
-      </w:pPr>
-      <w:r>
-        <w:rPr>
-          <w:rFonts w:ascii="Verdana" w:hAnsi="Verdana"/>
-          <w:color w:val="000000"/>
-          <w:sz w:val="24"/>
-          <w:szCs w:val="24"/>
-        </w:rPr>
-        <w:t>Day 08</w:t>
-      </w:r>
-      <w:r>
-        <w:rPr>
-          <w:rFonts w:ascii="Verdana" w:hAnsi="Verdana"/>
-          <w:color w:val="000000"/>
-          <w:sz w:val="24"/>
-          <w:szCs w:val="24"/>
-        </w:rPr>
-        <w:t>( stop condition value-based vs count-based )</w:t>
-      </w:r>
-    </w:p>
-    <w:p>
-      <w:pPr>
-        <w:pStyle w:val="max2"/>
-        <w:numPr>
-          <w:ilvl w:val="0"/>
-          <w:numId w:val="13"/>
-        </w:numPr>
-        <w:rPr>
-          <w:rFonts w:ascii="Verdana" w:hAnsi="Verdana"/>
-          <w:color w:val="000000"/>
-          <w:sz w:val="24"/>
-          <w:szCs w:val="24"/>
-        </w:rPr>
-      </w:pPr>
-      <w:r>
-        <w:rPr>
-          <w:rFonts w:ascii="Verdana" w:hAnsi="Verdana"/>
-          <w:color w:val="000000"/>
-          <w:sz w:val="24"/>
-          <w:szCs w:val="24"/>
-        </w:rPr>
-        <w:t xml:space="preserve">Take a number and print digits </w:t>
-      </w:r>
+        <w:t>even</w:t>
+      </w:r>
+      <w:proofErr w:type="spellEnd"/>
       <w:r>
         <w:rPr>
           <w:rFonts w:ascii="Verdana" w:hAnsi="Verdana"/>
@@ -1684,40 +1680,49 @@
           <w:sz w:val="24"/>
           <w:szCs w:val="24"/>
         </w:rPr>
-        <w:t>until you encounter an even digit</w:t>
-      </w:r>
-      <w:r>
-        <w:rPr>
-          <w:rFonts w:ascii="Verdana" w:hAnsi="Verdana"/>
-          <w:color w:val="000000"/>
-          <w:sz w:val="24"/>
-          <w:szCs w:val="24"/>
-        </w:rPr>
-        <w:t>, then stop.</w:t>
-      </w:r>
-    </w:p>
-    <w:p>
-      <w:pPr>
-        <w:pStyle w:val="max2"/>
-        <w:numPr>
-          <w:ilvl w:val="0"/>
-          <w:numId w:val="13"/>
-        </w:numPr>
-        <w:rPr>
-          <w:rFonts w:ascii="Verdana" w:hAnsi="Verdana"/>
-          <w:color w:val="000000"/>
-          <w:sz w:val="24"/>
-          <w:szCs w:val="24"/>
-        </w:rPr>
-      </w:pPr>
-      <w:r>
-        <w:rPr>
-          <w:rFonts w:ascii="Verdana" w:hAnsi="Verdana"/>
-          <w:color w:val="000000"/>
-          <w:sz w:val="24"/>
-          <w:szCs w:val="24"/>
-        </w:rPr>
-        <w:t xml:space="preserve">Take a number and print digits, but </w:t>
+        <w:t xml:space="preserve"> digits</w:t>
+      </w:r>
+      <w:r>
+        <w:rPr>
+          <w:rFonts w:ascii="Verdana" w:hAnsi="Verdana"/>
+          <w:color w:val="000000"/>
+          <w:sz w:val="24"/>
+          <w:szCs w:val="24"/>
+        </w:rPr>
+        <w:t>.</w:t>
+      </w:r>
+    </w:p>
+    <w:p>
+      <w:pPr>
+        <w:pStyle w:val="max2"/>
+        <w:numPr>
+          <w:ilvl w:val="0"/>
+          <w:numId w:val="12"/>
+        </w:numPr>
+        <w:rPr>
+          <w:rFonts w:ascii="Verdana" w:hAnsi="Verdana"/>
+          <w:color w:val="000000"/>
+          <w:sz w:val="24"/>
+          <w:szCs w:val="24"/>
+        </w:rPr>
+      </w:pPr>
+      <w:r>
+        <w:rPr>
+          <w:rFonts w:ascii="Verdana" w:hAnsi="Verdana"/>
+          <w:color w:val="000000"/>
+          <w:sz w:val="24"/>
+          <w:szCs w:val="24"/>
+        </w:rPr>
+        <w:t>Write a program t</w:t>
+      </w:r>
+      <w:r>
+        <w:rPr>
+          <w:rFonts w:ascii="Verdana" w:hAnsi="Verdana"/>
+          <w:color w:val="000000"/>
+          <w:sz w:val="24"/>
+          <w:szCs w:val="24"/>
+        </w:rPr>
+        <w:t xml:space="preserve">ake a number and process digits </w:t>
       </w:r>
       <w:r>
         <w:rPr>
@@ -1728,7 +1733,16 @@
           <w:sz w:val="24"/>
           <w:szCs w:val="24"/>
         </w:rPr>
-        <w:t>stop after printing exactly 3 digits</w:t>
+        <w:t>until digit 5 is encountered</w:t>
+      </w:r>
+      <w:r>
+        <w:rPr>
+          <w:rFonts w:ascii="Verdana" w:hAnsi="Verdana"/>
+          <w:color w:val="000000"/>
+          <w:sz w:val="24"/>
+          <w:szCs w:val="24"/>
+        </w:rPr>
+        <w:t>, then stop</w:t>
       </w:r>
       <w:r>
         <w:rPr>
@@ -1743,6 +1757,35 @@
     <w:p>
       <w:pPr>
         <w:pStyle w:val="max2"/>
+        <w:rPr>
+          <w:rFonts w:ascii="Verdana" w:hAnsi="Verdana"/>
+          <w:color w:val="000000"/>
+          <w:sz w:val="24"/>
+          <w:szCs w:val="24"/>
+        </w:rPr>
+      </w:pPr>
+      <w:r>
+        <w:rPr>
+          <w:rFonts w:ascii="Verdana" w:hAnsi="Verdana"/>
+          <w:color w:val="000000"/>
+          <w:sz w:val="24"/>
+          <w:szCs w:val="24"/>
+        </w:rPr>
+        <w:t>Day 08</w:t>
+      </w:r>
+      <w:r>
+        <w:rPr>
+          <w:rFonts w:ascii="Verdana" w:hAnsi="Verdana"/>
+          <w:color w:val="000000"/>
+          <w:sz w:val="24"/>
+          <w:szCs w:val="24"/>
+        </w:rPr>
+        <w:t>( stop condition value-based vs count-based )</w:t>
+      </w:r>
+    </w:p>
+    <w:p>
+      <w:pPr>
+        <w:pStyle w:val="max2"/>
         <w:numPr>
           <w:ilvl w:val="0"/>
           <w:numId w:val="13"/>
@@ -1761,55 +1804,7 @@
           <w:sz w:val="24"/>
           <w:szCs w:val="24"/>
         </w:rPr>
-        <w:t>Create an array of 5 integers and print all elements.</w:t>
-      </w:r>
-    </w:p>
-    <w:p>
-      <w:pPr>
-        <w:pStyle w:val="max2"/>
-        <w:numPr>
-          <w:ilvl w:val="0"/>
-          <w:numId w:val="13"/>
-        </w:numPr>
-        <w:rPr>
-          <w:rFonts w:ascii="Verdana" w:hAnsi="Verdana"/>
-          <w:color w:val="000000"/>
-          <w:sz w:val="24"/>
-          <w:szCs w:val="24"/>
-        </w:rPr>
-      </w:pPr>
-      <w:r>
-        <w:rPr>
-          <w:rFonts w:ascii="Verdana" w:hAnsi="Verdana"/>
-          <w:color w:val="000000"/>
-          <w:sz w:val="24"/>
-          <w:szCs w:val="24"/>
-        </w:rPr>
-        <w:t>Count how many numbers in the array are even.</w:t>
-      </w:r>
-    </w:p>
-    <w:p>
-      <w:pPr>
-        <w:pStyle w:val="max2"/>
-        <w:numPr>
-          <w:ilvl w:val="0"/>
-          <w:numId w:val="13"/>
-        </w:numPr>
-        <w:rPr>
-          <w:rFonts w:ascii="Verdana" w:hAnsi="Verdana"/>
-          <w:color w:val="000000"/>
-          <w:sz w:val="24"/>
-          <w:szCs w:val="24"/>
-        </w:rPr>
-      </w:pPr>
-      <w:r>
-        <w:rPr>
-          <w:rFonts w:ascii="Verdana" w:hAnsi="Verdana"/>
-          <w:color w:val="000000"/>
-          <w:sz w:val="24"/>
-          <w:szCs w:val="24"/>
-        </w:rPr>
-        <w:t xml:space="preserve">Find the </w:t>
+        <w:t xml:space="preserve">Take a number and print digits </w:t>
       </w:r>
       <w:r>
         <w:rPr>
@@ -1820,6 +1815,142 @@
           <w:sz w:val="24"/>
           <w:szCs w:val="24"/>
         </w:rPr>
+        <w:t>until you encounter an even digit</w:t>
+      </w:r>
+      <w:r>
+        <w:rPr>
+          <w:rFonts w:ascii="Verdana" w:hAnsi="Verdana"/>
+          <w:color w:val="000000"/>
+          <w:sz w:val="24"/>
+          <w:szCs w:val="24"/>
+        </w:rPr>
+        <w:t>, then stop.</w:t>
+      </w:r>
+    </w:p>
+    <w:p>
+      <w:pPr>
+        <w:pStyle w:val="max2"/>
+        <w:numPr>
+          <w:ilvl w:val="0"/>
+          <w:numId w:val="13"/>
+        </w:numPr>
+        <w:rPr>
+          <w:rFonts w:ascii="Verdana" w:hAnsi="Verdana"/>
+          <w:color w:val="000000"/>
+          <w:sz w:val="24"/>
+          <w:szCs w:val="24"/>
+        </w:rPr>
+      </w:pPr>
+      <w:r>
+        <w:rPr>
+          <w:rFonts w:ascii="Verdana" w:hAnsi="Verdana"/>
+          <w:color w:val="000000"/>
+          <w:sz w:val="24"/>
+          <w:szCs w:val="24"/>
+        </w:rPr>
+        <w:t xml:space="preserve">Take a number and print digits, but </w:t>
+      </w:r>
+      <w:r>
+        <w:rPr>
+          <w:rFonts w:ascii="Verdana" w:hAnsi="Verdana"/>
+          <w:b/>
+          <w:bCs/>
+          <w:color w:val="000000"/>
+          <w:sz w:val="24"/>
+          <w:szCs w:val="24"/>
+        </w:rPr>
+        <w:t>stop after printing exactly 3 digits</w:t>
+      </w:r>
+      <w:r>
+        <w:rPr>
+          <w:rFonts w:ascii="Verdana" w:hAnsi="Verdana"/>
+          <w:color w:val="000000"/>
+          <w:sz w:val="24"/>
+          <w:szCs w:val="24"/>
+        </w:rPr>
+        <w:t>.</w:t>
+      </w:r>
+    </w:p>
+    <w:p>
+      <w:pPr>
+        <w:pStyle w:val="max2"/>
+        <w:numPr>
+          <w:ilvl w:val="0"/>
+          <w:numId w:val="13"/>
+        </w:numPr>
+        <w:rPr>
+          <w:rFonts w:ascii="Verdana" w:hAnsi="Verdana"/>
+          <w:color w:val="000000"/>
+          <w:sz w:val="24"/>
+          <w:szCs w:val="24"/>
+        </w:rPr>
+      </w:pPr>
+      <w:r>
+        <w:rPr>
+          <w:rFonts w:ascii="Verdana" w:hAnsi="Verdana"/>
+          <w:color w:val="000000"/>
+          <w:sz w:val="24"/>
+          <w:szCs w:val="24"/>
+        </w:rPr>
+        <w:t>Create an array of 5 integers and print all elements.</w:t>
+      </w:r>
+    </w:p>
+    <w:p>
+      <w:pPr>
+        <w:pStyle w:val="max2"/>
+        <w:numPr>
+          <w:ilvl w:val="0"/>
+          <w:numId w:val="13"/>
+        </w:numPr>
+        <w:rPr>
+          <w:rFonts w:ascii="Verdana" w:hAnsi="Verdana"/>
+          <w:color w:val="000000"/>
+          <w:sz w:val="24"/>
+          <w:szCs w:val="24"/>
+        </w:rPr>
+      </w:pPr>
+      <w:r>
+        <w:rPr>
+          <w:rFonts w:ascii="Verdana" w:hAnsi="Verdana"/>
+          <w:color w:val="000000"/>
+          <w:sz w:val="24"/>
+          <w:szCs w:val="24"/>
+        </w:rPr>
+        <w:t>Count how many numbers in the array are even.</w:t>
+      </w:r>
+    </w:p>
+    <w:p>
+      <w:pPr>
+        <w:pStyle w:val="max2"/>
+        <w:numPr>
+          <w:ilvl w:val="0"/>
+          <w:numId w:val="13"/>
+        </w:numPr>
+        <w:rPr>
+          <w:rFonts w:ascii="Verdana" w:hAnsi="Verdana"/>
+          <w:color w:val="000000"/>
+          <w:sz w:val="24"/>
+          <w:szCs w:val="24"/>
+        </w:rPr>
+      </w:pPr>
+      <w:r>
+        <w:rPr>
+          <w:rFonts w:ascii="Verdana" w:hAnsi="Verdana"/>
+          <w:color w:val="000000"/>
+          <w:sz w:val="24"/>
+          <w:szCs w:val="24"/>
+        </w:rPr>
+        <w:t xml:space="preserve">Find the </w:t>
+      </w:r>
+      <w:r>
+        <w:rPr>
+          <w:rFonts w:ascii="Verdana" w:hAnsi="Verdana"/>
+          <w:b/>
+          <w:bCs/>
+          <w:color w:val="000000"/>
+          <w:sz w:val="24"/>
+          <w:szCs w:val="24"/>
+        </w:rPr>
         <w:t>largest number</w:t>
       </w:r>
       <w:r>
@@ -2083,7 +2214,27 @@
           <w:sz w:val="24"/>
           <w:szCs w:val="24"/>
         </w:rPr>
-        <w:t>(No Stringbuilder) (</w:t>
+        <w:t xml:space="preserve">(No </w:t>
+      </w:r>
+      <w:proofErr w:type="spellStart"/>
+      <w:r>
+        <w:rPr>
+          <w:rFonts w:ascii="Verdana" w:hAnsi="Verdana"/>
+          <w:color w:val="000000"/>
+          <w:sz w:val="24"/>
+          <w:szCs w:val="24"/>
+        </w:rPr>
+        <w:t>Stringbuilder</w:t>
+      </w:r>
+      <w:proofErr w:type="spellEnd"/>
+      <w:r>
+        <w:rPr>
+          <w:rFonts w:ascii="Verdana" w:hAnsi="Verdana"/>
+          <w:color w:val="000000"/>
+          <w:sz w:val="24"/>
+          <w:szCs w:val="24"/>
+        </w:rPr>
+        <w:t>) (</w:t>
       </w:r>
       <w:r>
         <w:rPr>
@@ -2331,7 +2482,27 @@
           <w:sz w:val="24"/>
           <w:szCs w:val="24"/>
         </w:rPr>
-        <w:t xml:space="preserve">Traverse an array.If </w:t>
+        <w:t xml:space="preserve">Traverse an </w:t>
+      </w:r>
+      <w:proofErr w:type="spellStart"/>
+      <w:r>
+        <w:rPr>
+          <w:rFonts w:ascii="Verdana" w:hAnsi="Verdana"/>
+          <w:color w:val="000000"/>
+          <w:sz w:val="24"/>
+          <w:szCs w:val="24"/>
+        </w:rPr>
+        <w:t>array.If</w:t>
+      </w:r>
+      <w:proofErr w:type="spellEnd"/>
+      <w:r>
+        <w:rPr>
+          <w:rFonts w:ascii="Verdana" w:hAnsi="Verdana"/>
+          <w:color w:val="000000"/>
+          <w:sz w:val="24"/>
+          <w:szCs w:val="24"/>
+        </w:rPr>
+        <w:t xml:space="preserve"> </w:t>
       </w:r>
       <w:r>
         <w:rPr>
@@ -2987,7 +3158,27 @@
           <w:sz w:val="24"/>
           <w:szCs w:val="24"/>
         </w:rPr>
-        <w:t>Write a program to find out whether entered number is place at ones, tens, hundred , thousand etc….</w:t>
+        <w:t xml:space="preserve">Write a program to find out whether entered number is place at ones, tens, hundred , thousand </w:t>
+      </w:r>
+      <w:proofErr w:type="spellStart"/>
+      <w:r>
+        <w:rPr>
+          <w:rFonts w:ascii="Verdana" w:hAnsi="Verdana"/>
+          <w:color w:val="000000"/>
+          <w:sz w:val="24"/>
+          <w:szCs w:val="24"/>
+        </w:rPr>
+        <w:t>etc</w:t>
+      </w:r>
+      <w:proofErr w:type="spellEnd"/>
+      <w:r>
+        <w:rPr>
+          <w:rFonts w:ascii="Verdana" w:hAnsi="Verdana"/>
+          <w:color w:val="000000"/>
+          <w:sz w:val="24"/>
+          <w:szCs w:val="24"/>
+        </w:rPr>
+        <w:t>….</w:t>
       </w:r>
     </w:p>
     <w:p>
@@ -3011,7 +3202,27 @@
           <w:sz w:val="24"/>
           <w:szCs w:val="24"/>
         </w:rPr>
-        <w:t>Write a program to take a string and a number / integer as prefix for that word or string , and in output just reverse string upto that integer position part, or that prefix part.</w:t>
+        <w:t xml:space="preserve">Write a program to take a string and a number / integer as prefix for that word or string , and in output just reverse string </w:t>
+      </w:r>
+      <w:proofErr w:type="spellStart"/>
+      <w:r>
+        <w:rPr>
+          <w:rFonts w:ascii="Verdana" w:hAnsi="Verdana"/>
+          <w:color w:val="000000"/>
+          <w:sz w:val="24"/>
+          <w:szCs w:val="24"/>
+        </w:rPr>
+        <w:t>upto</w:t>
+      </w:r>
+      <w:proofErr w:type="spellEnd"/>
+      <w:r>
+        <w:rPr>
+          <w:rFonts w:ascii="Verdana" w:hAnsi="Verdana"/>
+          <w:color w:val="000000"/>
+          <w:sz w:val="24"/>
+          <w:szCs w:val="24"/>
+        </w:rPr>
+        <w:t xml:space="preserve"> that integer position part, or that prefix part.</w:t>
       </w:r>
       <w:r>
         <w:rPr>
@@ -3564,7 +3775,7 @@
           <w:sz w:val="24"/>
           <w:szCs w:val="24"/>
         </w:rPr>
-        <w:t>Check If a Number is Strong Number</w:t>
+        <w:t>Find first repeating character in an entered word or string. Or in an array of character. Print that first repeating and stop the program.</w:t>
       </w:r>
     </w:p>
     <w:p>
@@ -3585,6 +3796,118 @@
           <w:szCs w:val="24"/>
         </w:rPr>
         <w:t>Day 14</w:t>
+      </w:r>
+    </w:p>
+    <w:p>
+      <w:pPr>
+        <w:pStyle w:val="max2"/>
+        <w:numPr>
+          <w:ilvl w:val="0"/>
+          <w:numId w:val="19"/>
+        </w:numPr>
+        <w:rPr>
+          <w:rFonts w:ascii="Verdana" w:hAnsi="Verdana"/>
+          <w:color w:val="000000"/>
+          <w:sz w:val="24"/>
+          <w:szCs w:val="24"/>
+        </w:rPr>
+      </w:pPr>
+      <w:r>
+        <w:rPr>
+          <w:rFonts w:ascii="Verdana" w:hAnsi="Verdana"/>
+          <w:color w:val="000000"/>
+          <w:sz w:val="24"/>
+          <w:szCs w:val="24"/>
+        </w:rPr>
+        <w:t xml:space="preserve">Count how many letters are repeated in a string or word, or maybe array of </w:t>
+      </w:r>
+      <w:proofErr w:type="spellStart"/>
+      <w:r>
+        <w:rPr>
+          <w:rFonts w:ascii="Verdana" w:hAnsi="Verdana"/>
+          <w:color w:val="000000"/>
+          <w:sz w:val="24"/>
+          <w:szCs w:val="24"/>
+        </w:rPr>
+        <w:t>charcters</w:t>
+      </w:r>
+      <w:proofErr w:type="spellEnd"/>
+      <w:r>
+        <w:rPr>
+          <w:rFonts w:ascii="Verdana" w:hAnsi="Verdana"/>
+          <w:color w:val="000000"/>
+          <w:sz w:val="24"/>
+          <w:szCs w:val="24"/>
+        </w:rPr>
+        <w:t>.</w:t>
+      </w:r>
+    </w:p>
+    <w:p>
+      <w:pPr>
+        <w:pStyle w:val="max2"/>
+        <w:numPr>
+          <w:ilvl w:val="0"/>
+          <w:numId w:val="19"/>
+        </w:numPr>
+        <w:rPr>
+          <w:rFonts w:ascii="Verdana" w:hAnsi="Verdana"/>
+          <w:color w:val="000000"/>
+          <w:sz w:val="24"/>
+          <w:szCs w:val="24"/>
+        </w:rPr>
+      </w:pPr>
+      <w:r>
+        <w:rPr>
+          <w:rFonts w:ascii="Verdana" w:hAnsi="Verdana"/>
+          <w:color w:val="000000"/>
+          <w:sz w:val="24"/>
+          <w:szCs w:val="24"/>
+        </w:rPr>
+        <w:t>Check if entered two strings are anagram.</w:t>
+      </w:r>
+    </w:p>
+    <w:p>
+      <w:pPr>
+        <w:pStyle w:val="max2"/>
+        <w:numPr>
+          <w:ilvl w:val="0"/>
+          <w:numId w:val="19"/>
+        </w:numPr>
+        <w:rPr>
+          <w:rFonts w:ascii="Verdana" w:hAnsi="Verdana"/>
+          <w:color w:val="000000"/>
+          <w:sz w:val="24"/>
+          <w:szCs w:val="24"/>
+        </w:rPr>
+      </w:pPr>
+    </w:p>
+    <w:p>
+      <w:pPr>
+        <w:pStyle w:val="max2"/>
+        <w:rPr>
+          <w:rFonts w:ascii="Verdana" w:hAnsi="Verdana"/>
+          <w:color w:val="000000"/>
+          <w:sz w:val="24"/>
+          <w:szCs w:val="24"/>
+        </w:rPr>
+      </w:pPr>
+      <w:r>
+        <w:rPr>
+          <w:rFonts w:ascii="Verdana" w:hAnsi="Verdana"/>
+          <w:color w:val="000000"/>
+          <w:sz w:val="24"/>
+          <w:szCs w:val="24"/>
+        </w:rPr>
+        <w:t>Day 1</w:t>
+      </w:r>
+      <w:r>
+        <w:rPr>
+          <w:rFonts w:ascii="Verdana" w:hAnsi="Verdana"/>
+          <w:color w:val="000000"/>
+          <w:sz w:val="24"/>
+          <w:szCs w:val="24"/>
+        </w:rPr>
+        <w:t>5</w:t>
       </w:r>
     </w:p>
     <w:p>
@@ -3762,7 +4085,7 @@
           <w:sz w:val="24"/>
           <w:szCs w:val="24"/>
         </w:rPr>
-        <w:t>5</w:t>
+        <w:t>6</w:t>
       </w:r>
     </w:p>
     <w:p>
@@ -3840,6 +4163,30 @@
           <w:szCs w:val="24"/>
         </w:rPr>
         <w:t>.</w:t>
+      </w:r>
+    </w:p>
+    <w:p>
+      <w:pPr>
+        <w:pStyle w:val="max2"/>
+        <w:numPr>
+          <w:ilvl w:val="0"/>
+          <w:numId w:val="9"/>
+        </w:numPr>
+        <w:rPr>
+          <w:rFonts w:ascii="Verdana" w:hAnsi="Verdana"/>
+          <w:color w:val="000000"/>
+          <w:sz w:val="24"/>
+          <w:szCs w:val="24"/>
+        </w:rPr>
+      </w:pPr>
+      <w:r>
+        <w:rPr>
+          <w:rFonts w:ascii="Verdana" w:hAnsi="Verdana"/>
+          <w:color w:val="000000"/>
+          <w:sz w:val="24"/>
+          <w:szCs w:val="24"/>
+        </w:rPr>
+        <w:t>Check If a Number is Strong Number</w:t>
       </w:r>
     </w:p>
     <w:p>
@@ -4510,6 +4857,92 @@
     </w:lvl>
   </w:abstractNum>
   <w:abstractNum w:abstractNumId="7" w15:restartNumberingAfterBreak="0">
+    <w:nsid w:val="386C5883"/>
+    <w:multiLevelType w:val="hybridMultilevel"/>
+    <w:tmpl w:val="B388E582"/>
+    <w:lvl w:ilvl="0" w:tplc="0409000F">
+      <w:start w:val="1"/>
+      <w:numFmt w:val="decimal"/>
+      <w:lvlText w:val="%1."/>
+      <w:lvlJc w:val="left"/>
+      <w:pPr>
+        <w:ind w:left="720" w:hanging="360"/>
+      </w:pPr>
+    </w:lvl>
+    <w:lvl w:ilvl="1" w:tplc="04090019" w:tentative="1">
+      <w:start w:val="1"/>
+      <w:numFmt w:val="lowerLetter"/>
+      <w:lvlText w:val="%2."/>
+      <w:lvlJc w:val="left"/>
+      <w:pPr>
+        <w:ind w:left="1440" w:hanging="360"/>
+      </w:pPr>
+    </w:lvl>
+    <w:lvl w:ilvl="2" w:tplc="0409001B" w:tentative="1">
+      <w:start w:val="1"/>
+      <w:numFmt w:val="lowerRoman"/>
+      <w:lvlText w:val="%3."/>
+      <w:lvlJc w:val="right"/>
+      <w:pPr>
+        <w:ind w:left="2160" w:hanging="180"/>
+      </w:pPr>
+    </w:lvl>
+    <w:lvl w:ilvl="3" w:tplc="0409000F" w:tentative="1">
+      <w:start w:val="1"/>
+      <w:numFmt w:val="decimal"/>
+      <w:lvlText w:val="%4."/>
+      <w:lvlJc w:val="left"/>
+      <w:pPr>
+        <w:ind w:left="2880" w:hanging="360"/>
+      </w:pPr>
+    </w:lvl>
+    <w:lvl w:ilvl="4" w:tplc="04090019" w:tentative="1">
+      <w:start w:val="1"/>
+      <w:numFmt w:val="lowerLetter"/>
+      <w:lvlText w:val="%5."/>
+      <w:lvlJc w:val="left"/>
+      <w:pPr>
+        <w:ind w:left="3600" w:hanging="360"/>
+      </w:pPr>
+    </w:lvl>
+    <w:lvl w:ilvl="5" w:tplc="0409001B" w:tentative="1">
+      <w:start w:val="1"/>
+      <w:numFmt w:val="lowerRoman"/>
+      <w:lvlText w:val="%6."/>
+      <w:lvlJc w:val="right"/>
+      <w:pPr>
+        <w:ind w:left="4320" w:hanging="180"/>
+      </w:pPr>
+    </w:lvl>
+    <w:lvl w:ilvl="6" w:tplc="0409000F" w:tentative="1">
+      <w:start w:val="1"/>
+      <w:numFmt w:val="decimal"/>
+      <w:lvlText w:val="%7."/>
+      <w:lvlJc w:val="left"/>
+      <w:pPr>
+        <w:ind w:left="5040" w:hanging="360"/>
+      </w:pPr>
+    </w:lvl>
+    <w:lvl w:ilvl="7" w:tplc="04090019" w:tentative="1">
+      <w:start w:val="1"/>
+      <w:numFmt w:val="lowerLetter"/>
+      <w:lvlText w:val="%8."/>
+      <w:lvlJc w:val="left"/>
+      <w:pPr>
+        <w:ind w:left="5760" w:hanging="360"/>
+      </w:pPr>
+    </w:lvl>
+    <w:lvl w:ilvl="8" w:tplc="0409001B" w:tentative="1">
+      <w:start w:val="1"/>
+      <w:numFmt w:val="lowerRoman"/>
+      <w:lvlText w:val="%9."/>
+      <w:lvlJc w:val="right"/>
+      <w:pPr>
+        <w:ind w:left="6480" w:hanging="180"/>
+      </w:pPr>
+    </w:lvl>
+  </w:abstractNum>
+  <w:abstractNum w:abstractNumId="8" w15:restartNumberingAfterBreak="0">
     <w:nsid w:val="40275F85"/>
     <w:multiLevelType w:val="hybridMultilevel"/>
     <w:tmpl w:val="8DCC4EBE"/>
@@ -4595,7 +5028,7 @@
       </w:pPr>
     </w:lvl>
   </w:abstractNum>
-  <w:abstractNum w:abstractNumId="8" w15:restartNumberingAfterBreak="0">
+  <w:abstractNum w:abstractNumId="9" w15:restartNumberingAfterBreak="0">
     <w:nsid w:val="40C50921"/>
     <w:multiLevelType w:val="hybridMultilevel"/>
     <w:tmpl w:val="AF0A9ABA"/>
@@ -4681,7 +5114,7 @@
       </w:pPr>
     </w:lvl>
   </w:abstractNum>
-  <w:abstractNum w:abstractNumId="9" w15:restartNumberingAfterBreak="0">
+  <w:abstractNum w:abstractNumId="10" w15:restartNumberingAfterBreak="0">
     <w:nsid w:val="41214A0C"/>
     <w:multiLevelType w:val="hybridMultilevel"/>
     <w:tmpl w:val="DC0E80FA"/>
@@ -4767,7 +5200,7 @@
       </w:pPr>
     </w:lvl>
   </w:abstractNum>
-  <w:abstractNum w:abstractNumId="10" w15:restartNumberingAfterBreak="0">
+  <w:abstractNum w:abstractNumId="11" w15:restartNumberingAfterBreak="0">
     <w:nsid w:val="424A52A2"/>
     <w:multiLevelType w:val="hybridMultilevel"/>
     <w:tmpl w:val="A16657D4"/>
@@ -4853,7 +5286,7 @@
       </w:pPr>
     </w:lvl>
   </w:abstractNum>
-  <w:abstractNum w:abstractNumId="11" w15:restartNumberingAfterBreak="0">
+  <w:abstractNum w:abstractNumId="12" w15:restartNumberingAfterBreak="0">
     <w:nsid w:val="47F5408E"/>
     <w:multiLevelType w:val="hybridMultilevel"/>
     <w:tmpl w:val="A16657D4"/>
@@ -4939,7 +5372,7 @@
       </w:pPr>
     </w:lvl>
   </w:abstractNum>
-  <w:abstractNum w:abstractNumId="12" w15:restartNumberingAfterBreak="0">
+  <w:abstractNum w:abstractNumId="13" w15:restartNumberingAfterBreak="0">
     <w:nsid w:val="4E100B8B"/>
     <w:multiLevelType w:val="hybridMultilevel"/>
     <w:tmpl w:val="1D5460BE"/>
@@ -5025,7 +5458,7 @@
       </w:pPr>
     </w:lvl>
   </w:abstractNum>
-  <w:abstractNum w:abstractNumId="13" w15:restartNumberingAfterBreak="0">
+  <w:abstractNum w:abstractNumId="14" w15:restartNumberingAfterBreak="0">
     <w:nsid w:val="5AD15962"/>
     <w:multiLevelType w:val="hybridMultilevel"/>
     <w:tmpl w:val="884AF92E"/>
@@ -5111,7 +5544,7 @@
       </w:pPr>
     </w:lvl>
   </w:abstractNum>
-  <w:abstractNum w:abstractNumId="14" w15:restartNumberingAfterBreak="0">
+  <w:abstractNum w:abstractNumId="15" w15:restartNumberingAfterBreak="0">
     <w:nsid w:val="6AAA50FA"/>
     <w:multiLevelType w:val="hybridMultilevel"/>
     <w:tmpl w:val="829279AA"/>
@@ -5197,7 +5630,7 @@
       </w:pPr>
     </w:lvl>
   </w:abstractNum>
-  <w:abstractNum w:abstractNumId="15" w15:restartNumberingAfterBreak="0">
+  <w:abstractNum w:abstractNumId="16" w15:restartNumberingAfterBreak="0">
     <w:nsid w:val="72E21C6C"/>
     <w:multiLevelType w:val="hybridMultilevel"/>
     <w:tmpl w:val="A548623A"/>
@@ -5283,7 +5716,7 @@
       </w:pPr>
     </w:lvl>
   </w:abstractNum>
-  <w:abstractNum w:abstractNumId="16" w15:restartNumberingAfterBreak="0">
+  <w:abstractNum w:abstractNumId="17" w15:restartNumberingAfterBreak="0">
     <w:nsid w:val="7ABA1038"/>
     <w:multiLevelType w:val="hybridMultilevel"/>
     <w:tmpl w:val="CAE67AD6"/>
@@ -5369,7 +5802,7 @@
       </w:pPr>
     </w:lvl>
   </w:abstractNum>
-  <w:abstractNum w:abstractNumId="17" w15:restartNumberingAfterBreak="0">
+  <w:abstractNum w:abstractNumId="18" w15:restartNumberingAfterBreak="0">
     <w:nsid w:val="7FBE6D6A"/>
     <w:multiLevelType w:val="hybridMultilevel"/>
     <w:tmpl w:val="7D3272E4"/>
@@ -5456,31 +5889,31 @@
     </w:lvl>
   </w:abstractNum>
   <w:num w:numId="1" w16cid:durableId="2067530903">
-    <w:abstractNumId w:val="7"/>
+    <w:abstractNumId w:val="8"/>
   </w:num>
   <w:num w:numId="2" w16cid:durableId="1527332407">
     <w:abstractNumId w:val="5"/>
   </w:num>
   <w:num w:numId="3" w16cid:durableId="992101742">
-    <w:abstractNumId w:val="11"/>
+    <w:abstractNumId w:val="12"/>
   </w:num>
   <w:num w:numId="4" w16cid:durableId="271985620">
     <w:abstractNumId w:val="3"/>
   </w:num>
   <w:num w:numId="5" w16cid:durableId="1301619490">
-    <w:abstractNumId w:val="10"/>
+    <w:abstractNumId w:val="11"/>
   </w:num>
   <w:num w:numId="6" w16cid:durableId="1738437273">
     <w:abstractNumId w:val="2"/>
   </w:num>
   <w:num w:numId="7" w16cid:durableId="1879052598">
-    <w:abstractNumId w:val="14"/>
+    <w:abstractNumId w:val="15"/>
   </w:num>
   <w:num w:numId="8" w16cid:durableId="1749188025">
     <w:abstractNumId w:val="6"/>
   </w:num>
   <w:num w:numId="9" w16cid:durableId="101462200">
-    <w:abstractNumId w:val="15"/>
+    <w:abstractNumId w:val="16"/>
   </w:num>
   <w:num w:numId="10" w16cid:durableId="57170953">
     <w:abstractNumId w:val="0"/>
@@ -5489,25 +5922,28 @@
     <w:abstractNumId w:val="4"/>
   </w:num>
   <w:num w:numId="12" w16cid:durableId="1752465261">
-    <w:abstractNumId w:val="13"/>
+    <w:abstractNumId w:val="14"/>
   </w:num>
   <w:num w:numId="13" w16cid:durableId="192882122">
-    <w:abstractNumId w:val="16"/>
+    <w:abstractNumId w:val="17"/>
   </w:num>
   <w:num w:numId="14" w16cid:durableId="1059592124">
-    <w:abstractNumId w:val="9"/>
+    <w:abstractNumId w:val="10"/>
   </w:num>
   <w:num w:numId="15" w16cid:durableId="973172513">
     <w:abstractNumId w:val="1"/>
   </w:num>
   <w:num w:numId="16" w16cid:durableId="1242788342">
-    <w:abstractNumId w:val="8"/>
+    <w:abstractNumId w:val="9"/>
   </w:num>
   <w:num w:numId="17" w16cid:durableId="1172834706">
-    <w:abstractNumId w:val="12"/>
+    <w:abstractNumId w:val="13"/>
   </w:num>
   <w:num w:numId="18" w16cid:durableId="1390882741">
-    <w:abstractNumId w:val="17"/>
+    <w:abstractNumId w:val="18"/>
+  </w:num>
+  <w:num w:numId="19" w16cid:durableId="1705986544">
+    <w:abstractNumId w:val="7"/>
   </w:num>
 </w:numbering>
 </file>
@@ -6115,6 +6551,7 @@
   <w:style w:type="character" w:default="1" w:styleId="DefaultParagraphFont">
     <w:name w:val="Default Paragraph Font"/>
     <w:uiPriority w:val="1"/>
+    <w:semiHidden/>
     <w:unhideWhenUsed/>
   </w:style>
   <w:style w:type="table" w:default="1" w:styleId="TableNormal">

--- a/Questions.docx
+++ b/Questions.docx
@@ -52,41 +52,44 @@
           <w:sz w:val="28"/>
           <w:szCs w:val="22"/>
         </w:rPr>
-        <w:t>Write a java program to check input validation for integer constraints :</w:t>
-      </w:r>
-    </w:p>
-    <w:p>
-      <w:pPr>
-        <w:pStyle w:val="ListParagraph"/>
+        <w:t xml:space="preserve">Write a java program to check input validation for integer </w:t>
+      </w:r>
+      <w:proofErr w:type="gramStart"/>
+      <w:r>
         <w:rPr>
           <w:rFonts w:ascii="Times New Roman" w:hAnsi="Times New Roman" w:cs="Times New Roman"/>
           <w:sz w:val="28"/>
           <w:szCs w:val="22"/>
         </w:rPr>
-      </w:pPr>
-      <w:r>
+        <w:t>constraints :</w:t>
+      </w:r>
+      <w:proofErr w:type="gramEnd"/>
+    </w:p>
+    <w:p>
+      <w:pPr>
+        <w:pStyle w:val="ListParagraph"/>
         <w:rPr>
           <w:rFonts w:ascii="Times New Roman" w:hAnsi="Times New Roman" w:cs="Times New Roman"/>
           <w:sz w:val="28"/>
           <w:szCs w:val="22"/>
         </w:rPr>
-        <w:t>N&lt;</w:t>
-      </w:r>
+      </w:pPr>
       <w:r>
         <w:rPr>
           <w:rFonts w:ascii="Times New Roman" w:hAnsi="Times New Roman" w:cs="Times New Roman"/>
           <w:sz w:val="28"/>
           <w:szCs w:val="22"/>
         </w:rPr>
-        <w:t>10</w:t>
-      </w:r>
+        <w:t>N&lt;</w:t>
+      </w:r>
+      <w:proofErr w:type="gramStart"/>
       <w:r>
         <w:rPr>
           <w:rFonts w:ascii="Times New Roman" w:hAnsi="Times New Roman" w:cs="Times New Roman"/>
           <w:sz w:val="28"/>
           <w:szCs w:val="22"/>
         </w:rPr>
-        <w:t xml:space="preserve"> </w:t>
+        <w:t>10</w:t>
       </w:r>
       <w:r>
         <w:rPr>
@@ -94,7 +97,7 @@
           <w:sz w:val="28"/>
           <w:szCs w:val="22"/>
         </w:rPr>
-        <w:t>,</w:t>
+        <w:t xml:space="preserve"> </w:t>
       </w:r>
       <w:r>
         <w:rPr>
@@ -102,7 +105,7 @@
           <w:sz w:val="28"/>
           <w:szCs w:val="22"/>
         </w:rPr>
-        <w:t>N&gt;</w:t>
+        <w:t>,</w:t>
       </w:r>
       <w:r>
         <w:rPr>
@@ -110,15 +113,16 @@
           <w:sz w:val="28"/>
           <w:szCs w:val="22"/>
         </w:rPr>
-        <w:t xml:space="preserve">0, for string constraints : </w:t>
-      </w:r>
+        <w:t>N</w:t>
+      </w:r>
+      <w:proofErr w:type="gramEnd"/>
       <w:r>
         <w:rPr>
           <w:rFonts w:ascii="Times New Roman" w:hAnsi="Times New Roman" w:cs="Times New Roman"/>
           <w:sz w:val="28"/>
           <w:szCs w:val="22"/>
         </w:rPr>
-        <w:t>S&lt;1</w:t>
+        <w:t>&gt;</w:t>
       </w:r>
       <w:r>
         <w:rPr>
@@ -126,23 +130,25 @@
           <w:sz w:val="28"/>
           <w:szCs w:val="22"/>
         </w:rPr>
-        <w:t>,</w:t>
-      </w:r>
+        <w:t xml:space="preserve">0, for string </w:t>
+      </w:r>
+      <w:proofErr w:type="gramStart"/>
       <w:r>
         <w:rPr>
           <w:rFonts w:ascii="Times New Roman" w:hAnsi="Times New Roman" w:cs="Times New Roman"/>
           <w:sz w:val="28"/>
           <w:szCs w:val="22"/>
         </w:rPr>
-        <w:t xml:space="preserve"> S</w:t>
-      </w:r>
+        <w:t>constraints :</w:t>
+      </w:r>
+      <w:proofErr w:type="gramEnd"/>
       <w:r>
         <w:rPr>
           <w:rFonts w:ascii="Times New Roman" w:hAnsi="Times New Roman" w:cs="Times New Roman"/>
           <w:sz w:val="28"/>
           <w:szCs w:val="22"/>
         </w:rPr>
-        <w:t>&lt;</w:t>
+        <w:t xml:space="preserve"> </w:t>
       </w:r>
       <w:r>
         <w:rPr>
@@ -150,7 +156,7 @@
           <w:sz w:val="28"/>
           <w:szCs w:val="22"/>
         </w:rPr>
-        <w:t>15</w:t>
+        <w:t>S&lt;1</w:t>
       </w:r>
       <w:r>
         <w:rPr>
@@ -158,50 +164,82 @@
           <w:sz w:val="28"/>
           <w:szCs w:val="22"/>
         </w:rPr>
-        <w:t>, (S) string length. And print String as normal as input and double the integer value.</w:t>
-      </w:r>
-    </w:p>
-    <w:p>
-      <w:pPr>
-        <w:pStyle w:val="ListParagraph"/>
-        <w:numPr>
-          <w:ilvl w:val="0"/>
-          <w:numId w:val="1"/>
-        </w:numPr>
+        <w:t>,</w:t>
+      </w:r>
+      <w:r>
         <w:rPr>
           <w:rFonts w:ascii="Times New Roman" w:hAnsi="Times New Roman" w:cs="Times New Roman"/>
           <w:sz w:val="28"/>
           <w:szCs w:val="22"/>
         </w:rPr>
-      </w:pPr>
+        <w:t xml:space="preserve"> S</w:t>
+      </w:r>
       <w:r>
         <w:rPr>
           <w:rFonts w:ascii="Times New Roman" w:hAnsi="Times New Roman" w:cs="Times New Roman"/>
           <w:sz w:val="28"/>
           <w:szCs w:val="22"/>
         </w:rPr>
-        <w:t>Write a java program to check if input number is palindrome or not.</w:t>
-      </w:r>
-    </w:p>
-    <w:p>
-      <w:pPr>
-        <w:pStyle w:val="ListParagraph"/>
-        <w:numPr>
-          <w:ilvl w:val="0"/>
-          <w:numId w:val="1"/>
-        </w:numPr>
+        <w:t>&lt;</w:t>
+      </w:r>
+      <w:r>
         <w:rPr>
           <w:rFonts w:ascii="Times New Roman" w:hAnsi="Times New Roman" w:cs="Times New Roman"/>
           <w:sz w:val="28"/>
           <w:szCs w:val="22"/>
         </w:rPr>
-      </w:pPr>
+        <w:t>15</w:t>
+      </w:r>
       <w:r>
         <w:rPr>
           <w:rFonts w:ascii="Times New Roman" w:hAnsi="Times New Roman" w:cs="Times New Roman"/>
           <w:sz w:val="28"/>
           <w:szCs w:val="22"/>
         </w:rPr>
+        <w:t>, (S) string length. And print String as normal as input and double the integer value.</w:t>
+      </w:r>
+    </w:p>
+    <w:p>
+      <w:pPr>
+        <w:pStyle w:val="ListParagraph"/>
+        <w:numPr>
+          <w:ilvl w:val="0"/>
+          <w:numId w:val="1"/>
+        </w:numPr>
+        <w:rPr>
+          <w:rFonts w:ascii="Times New Roman" w:hAnsi="Times New Roman" w:cs="Times New Roman"/>
+          <w:sz w:val="28"/>
+          <w:szCs w:val="22"/>
+        </w:rPr>
+      </w:pPr>
+      <w:r>
+        <w:rPr>
+          <w:rFonts w:ascii="Times New Roman" w:hAnsi="Times New Roman" w:cs="Times New Roman"/>
+          <w:sz w:val="28"/>
+          <w:szCs w:val="22"/>
+        </w:rPr>
+        <w:t>Write a java program to check if input number is palindrome or not.</w:t>
+      </w:r>
+    </w:p>
+    <w:p>
+      <w:pPr>
+        <w:pStyle w:val="ListParagraph"/>
+        <w:numPr>
+          <w:ilvl w:val="0"/>
+          <w:numId w:val="1"/>
+        </w:numPr>
+        <w:rPr>
+          <w:rFonts w:ascii="Times New Roman" w:hAnsi="Times New Roman" w:cs="Times New Roman"/>
+          <w:sz w:val="28"/>
+          <w:szCs w:val="22"/>
+        </w:rPr>
+      </w:pPr>
+      <w:r>
+        <w:rPr>
+          <w:rFonts w:ascii="Times New Roman" w:hAnsi="Times New Roman" w:cs="Times New Roman"/>
+          <w:sz w:val="28"/>
+          <w:szCs w:val="22"/>
+        </w:rPr>
         <w:t>Write a java program to check if input number is unique number or not.</w:t>
       </w:r>
     </w:p>
@@ -237,6 +275,7 @@
         <w:br/>
       </w:r>
       <w:proofErr w:type="spellStart"/>
+      <w:proofErr w:type="gramStart"/>
       <w:r>
         <w:rPr>
           <w:rFonts w:ascii="Verdana" w:hAnsi="Verdana"/>
@@ -252,7 +291,16 @@
           <w:color w:val="000000"/>
           <w:szCs w:val="24"/>
         </w:rPr>
-        <w:t xml:space="preserve">("Hi", 2) </w:t>
+        <w:t>(</w:t>
+      </w:r>
+      <w:proofErr w:type="gramEnd"/>
+      <w:r>
+        <w:rPr>
+          <w:rFonts w:ascii="Verdana" w:hAnsi="Verdana"/>
+          <w:color w:val="000000"/>
+          <w:szCs w:val="24"/>
+        </w:rPr>
+        <w:t xml:space="preserve">"Hi", 2) </w:t>
       </w:r>
       <w:r>
         <w:rPr>
@@ -297,6 +345,7 @@
         <w:br/>
       </w:r>
       <w:proofErr w:type="spellStart"/>
+      <w:proofErr w:type="gramStart"/>
       <w:r>
         <w:rPr>
           <w:rFonts w:ascii="Verdana" w:hAnsi="Verdana"/>
@@ -312,7 +361,16 @@
           <w:color w:val="000000"/>
           <w:szCs w:val="24"/>
         </w:rPr>
-        <w:t xml:space="preserve">("Hi", 3) </w:t>
+        <w:t>(</w:t>
+      </w:r>
+      <w:proofErr w:type="gramEnd"/>
+      <w:r>
+        <w:rPr>
+          <w:rFonts w:ascii="Verdana" w:hAnsi="Verdana"/>
+          <w:color w:val="000000"/>
+          <w:szCs w:val="24"/>
+        </w:rPr>
+        <w:t xml:space="preserve">"Hi", 3) </w:t>
       </w:r>
       <w:r>
         <w:rPr>
@@ -357,6 +415,7 @@
         <w:br/>
       </w:r>
       <w:proofErr w:type="spellStart"/>
+      <w:proofErr w:type="gramStart"/>
       <w:r>
         <w:rPr>
           <w:rFonts w:ascii="Verdana" w:hAnsi="Verdana"/>
@@ -372,7 +431,16 @@
           <w:color w:val="000000"/>
           <w:szCs w:val="24"/>
         </w:rPr>
-        <w:t xml:space="preserve">("Hi", 1) </w:t>
+        <w:t>(</w:t>
+      </w:r>
+      <w:proofErr w:type="gramEnd"/>
+      <w:r>
+        <w:rPr>
+          <w:rFonts w:ascii="Verdana" w:hAnsi="Verdana"/>
+          <w:color w:val="000000"/>
+          <w:szCs w:val="24"/>
+        </w:rPr>
+        <w:t xml:space="preserve">"Hi", 1) </w:t>
       </w:r>
       <w:r>
         <w:rPr>
@@ -731,7 +799,27 @@
           <w:sz w:val="24"/>
           <w:szCs w:val="24"/>
         </w:rPr>
-        <w:t>Write a java program to find the multiplication of a input number.</w:t>
+        <w:t xml:space="preserve">Write a java program to find the multiplication of </w:t>
+      </w:r>
+      <w:proofErr w:type="gramStart"/>
+      <w:r>
+        <w:rPr>
+          <w:rFonts w:ascii="Verdana" w:hAnsi="Verdana"/>
+          <w:color w:val="000000"/>
+          <w:sz w:val="24"/>
+          <w:szCs w:val="24"/>
+        </w:rPr>
+        <w:t>a</w:t>
+      </w:r>
+      <w:proofErr w:type="gramEnd"/>
+      <w:r>
+        <w:rPr>
+          <w:rFonts w:ascii="Verdana" w:hAnsi="Verdana"/>
+          <w:color w:val="000000"/>
+          <w:sz w:val="24"/>
+          <w:szCs w:val="24"/>
+        </w:rPr>
+        <w:t xml:space="preserve"> input number.</w:t>
       </w:r>
     </w:p>
     <w:p>
@@ -764,7 +852,27 @@
           <w:sz w:val="24"/>
           <w:szCs w:val="24"/>
         </w:rPr>
-        <w:t xml:space="preserve">alculate factorial of a </w:t>
+        <w:t xml:space="preserve">alculate factorial of </w:t>
+      </w:r>
+      <w:proofErr w:type="gramStart"/>
+      <w:r>
+        <w:rPr>
+          <w:rFonts w:ascii="Verdana" w:hAnsi="Verdana"/>
+          <w:color w:val="000000"/>
+          <w:sz w:val="24"/>
+          <w:szCs w:val="24"/>
+        </w:rPr>
+        <w:t>a</w:t>
+      </w:r>
+      <w:proofErr w:type="gramEnd"/>
+      <w:r>
+        <w:rPr>
+          <w:rFonts w:ascii="Verdana" w:hAnsi="Verdana"/>
+          <w:color w:val="000000"/>
+          <w:sz w:val="24"/>
+          <w:szCs w:val="24"/>
+        </w:rPr>
+        <w:t xml:space="preserve"> </w:t>
       </w:r>
       <w:r>
         <w:rPr>
@@ -947,7 +1055,27 @@
           <w:sz w:val="24"/>
           <w:szCs w:val="24"/>
         </w:rPr>
-        <w:t>Write a java to count and sum of digits in a input number.</w:t>
+        <w:t xml:space="preserve">Write a java to count and sum of digits in </w:t>
+      </w:r>
+      <w:proofErr w:type="gramStart"/>
+      <w:r>
+        <w:rPr>
+          <w:rFonts w:ascii="Verdana" w:hAnsi="Verdana"/>
+          <w:color w:val="000000"/>
+          <w:sz w:val="24"/>
+          <w:szCs w:val="24"/>
+        </w:rPr>
+        <w:t>a</w:t>
+      </w:r>
+      <w:proofErr w:type="gramEnd"/>
+      <w:r>
+        <w:rPr>
+          <w:rFonts w:ascii="Verdana" w:hAnsi="Verdana"/>
+          <w:color w:val="000000"/>
+          <w:sz w:val="24"/>
+          <w:szCs w:val="24"/>
+        </w:rPr>
+        <w:t xml:space="preserve"> input number.</w:t>
       </w:r>
     </w:p>
     <w:p>
@@ -1094,6 +1222,7 @@
         <w:t xml:space="preserve">Write a program to reverse the order of words in a string entered, for </w:t>
       </w:r>
       <w:proofErr w:type="spellStart"/>
+      <w:proofErr w:type="gramStart"/>
       <w:r>
         <w:rPr>
           <w:rFonts w:ascii="Verdana" w:hAnsi="Verdana"/>
@@ -1111,7 +1240,37 @@
           <w:sz w:val="24"/>
           <w:szCs w:val="24"/>
         </w:rPr>
-        <w:t xml:space="preserve"> : I am Ram  to  Ram am I </w:t>
+        <w:t xml:space="preserve"> :</w:t>
+      </w:r>
+      <w:proofErr w:type="gramEnd"/>
+      <w:r>
+        <w:rPr>
+          <w:rFonts w:ascii="Verdana" w:hAnsi="Verdana"/>
+          <w:color w:val="000000"/>
+          <w:sz w:val="24"/>
+          <w:szCs w:val="24"/>
+        </w:rPr>
+        <w:t xml:space="preserve"> I am </w:t>
+      </w:r>
+      <w:proofErr w:type="gramStart"/>
+      <w:r>
+        <w:rPr>
+          <w:rFonts w:ascii="Verdana" w:hAnsi="Verdana"/>
+          <w:color w:val="000000"/>
+          <w:sz w:val="24"/>
+          <w:szCs w:val="24"/>
+        </w:rPr>
+        <w:t>Ram  to</w:t>
+      </w:r>
+      <w:proofErr w:type="gramEnd"/>
+      <w:r>
+        <w:rPr>
+          <w:rFonts w:ascii="Verdana" w:hAnsi="Verdana"/>
+          <w:color w:val="000000"/>
+          <w:sz w:val="24"/>
+          <w:szCs w:val="24"/>
+        </w:rPr>
+        <w:t xml:space="preserve">  Ram am I </w:t>
       </w:r>
     </w:p>
     <w:p>
@@ -1771,17 +1930,48 @@
           <w:sz w:val="24"/>
           <w:szCs w:val="24"/>
         </w:rPr>
-        <w:t>Day 08</w:t>
-      </w:r>
-      <w:r>
-        <w:rPr>
-          <w:rFonts w:ascii="Verdana" w:hAnsi="Verdana"/>
-          <w:color w:val="000000"/>
-          <w:sz w:val="24"/>
-          <w:szCs w:val="24"/>
-        </w:rPr>
-        <w:t>( stop condition value-based vs count-based )</w:t>
-      </w:r>
+        <w:t xml:space="preserve">Day </w:t>
+      </w:r>
+      <w:proofErr w:type="gramStart"/>
+      <w:r>
+        <w:rPr>
+          <w:rFonts w:ascii="Verdana" w:hAnsi="Verdana"/>
+          <w:color w:val="000000"/>
+          <w:sz w:val="24"/>
+          <w:szCs w:val="24"/>
+        </w:rPr>
+        <w:t>08</w:t>
+      </w:r>
+      <w:r>
+        <w:rPr>
+          <w:rFonts w:ascii="Verdana" w:hAnsi="Verdana"/>
+          <w:color w:val="000000"/>
+          <w:sz w:val="24"/>
+          <w:szCs w:val="24"/>
+        </w:rPr>
+        <w:t>( stop</w:t>
+      </w:r>
+      <w:proofErr w:type="gramEnd"/>
+      <w:r>
+        <w:rPr>
+          <w:rFonts w:ascii="Verdana" w:hAnsi="Verdana"/>
+          <w:color w:val="000000"/>
+          <w:sz w:val="24"/>
+          <w:szCs w:val="24"/>
+        </w:rPr>
+        <w:t xml:space="preserve"> condition value-based vs count-</w:t>
+      </w:r>
+      <w:proofErr w:type="gramStart"/>
+      <w:r>
+        <w:rPr>
+          <w:rFonts w:ascii="Verdana" w:hAnsi="Verdana"/>
+          <w:color w:val="000000"/>
+          <w:sz w:val="24"/>
+          <w:szCs w:val="24"/>
+        </w:rPr>
+        <w:t>based )</w:t>
+      </w:r>
+      <w:proofErr w:type="gramEnd"/>
     </w:p>
     <w:p>
       <w:pPr>
@@ -2124,7 +2314,17 @@
           <w:sz w:val="24"/>
           <w:szCs w:val="24"/>
         </w:rPr>
-        <w:t xml:space="preserve"> it contains.</w:t>
+        <w:t xml:space="preserve"> it </w:t>
+      </w:r>
+      <w:proofErr w:type="gramStart"/>
+      <w:r>
+        <w:rPr>
+          <w:rFonts w:ascii="Verdana" w:hAnsi="Verdana"/>
+          <w:color w:val="000000"/>
+          <w:sz w:val="24"/>
+          <w:szCs w:val="24"/>
+        </w:rPr>
+        <w:t>contains.</w:t>
       </w:r>
       <w:r>
         <w:rPr>
@@ -2135,6 +2335,7 @@
         </w:rPr>
         <w:t>(</w:t>
       </w:r>
+      <w:proofErr w:type="gramEnd"/>
       <w:r>
         <w:rPr>
           <w:rFonts w:asciiTheme="minorHAnsi" w:eastAsiaTheme="minorHAnsi" w:hAnsiTheme="minorHAnsi" w:cstheme="minorBidi"/>
@@ -2196,88 +2397,9 @@
           <w:sz w:val="24"/>
           <w:szCs w:val="24"/>
         </w:rPr>
-        <w:t>using loop only</w:t>
-      </w:r>
-      <w:r>
-        <w:rPr>
-          <w:rFonts w:ascii="Verdana" w:hAnsi="Verdana"/>
-          <w:color w:val="000000"/>
-          <w:sz w:val="24"/>
-          <w:szCs w:val="24"/>
-        </w:rPr>
-        <w:t>.</w:t>
-      </w:r>
-      <w:r>
-        <w:rPr>
-          <w:rFonts w:ascii="Verdana" w:hAnsi="Verdana"/>
-          <w:color w:val="000000"/>
-          <w:sz w:val="24"/>
-          <w:szCs w:val="24"/>
-        </w:rPr>
-        <w:t xml:space="preserve">(No </w:t>
-      </w:r>
-      <w:proofErr w:type="spellStart"/>
-      <w:r>
-        <w:rPr>
-          <w:rFonts w:ascii="Verdana" w:hAnsi="Verdana"/>
-          <w:color w:val="000000"/>
-          <w:sz w:val="24"/>
-          <w:szCs w:val="24"/>
-        </w:rPr>
-        <w:t>Stringbuilder</w:t>
-      </w:r>
-      <w:proofErr w:type="spellEnd"/>
-      <w:r>
-        <w:rPr>
-          <w:rFonts w:ascii="Verdana" w:hAnsi="Verdana"/>
-          <w:color w:val="000000"/>
-          <w:sz w:val="24"/>
-          <w:szCs w:val="24"/>
-        </w:rPr>
-        <w:t>) (</w:t>
-      </w:r>
-      <w:r>
-        <w:rPr>
-          <w:rFonts w:ascii="Verdana" w:hAnsi="Verdana"/>
-          <w:color w:val="000000"/>
-          <w:sz w:val="24"/>
-          <w:szCs w:val="24"/>
-        </w:rPr>
-        <w:t>Index control + backward traversal</w:t>
-      </w:r>
-      <w:r>
-        <w:rPr>
-          <w:rFonts w:ascii="Verdana" w:hAnsi="Verdana"/>
-          <w:color w:val="000000"/>
-          <w:sz w:val="24"/>
-          <w:szCs w:val="24"/>
-        </w:rPr>
-        <w:t>)</w:t>
-      </w:r>
-    </w:p>
-    <w:p>
-      <w:pPr>
-        <w:pStyle w:val="max2"/>
-        <w:numPr>
-          <w:ilvl w:val="0"/>
-          <w:numId w:val="14"/>
-        </w:numPr>
-        <w:rPr>
-          <w:rFonts w:ascii="Verdana" w:hAnsi="Verdana"/>
-          <w:color w:val="000000"/>
-          <w:sz w:val="24"/>
-          <w:szCs w:val="24"/>
-        </w:rPr>
-      </w:pPr>
-      <w:r>
-        <w:rPr>
-          <w:rFonts w:ascii="Verdana" w:hAnsi="Verdana"/>
-          <w:color w:val="000000"/>
-          <w:sz w:val="24"/>
-          <w:szCs w:val="24"/>
-        </w:rPr>
-        <w:t xml:space="preserve">From an integer array, count how many elements are </w:t>
-      </w:r>
+        <w:t xml:space="preserve">using loop </w:t>
+      </w:r>
+      <w:proofErr w:type="gramStart"/>
       <w:r>
         <w:rPr>
           <w:rFonts w:ascii="Verdana" w:hAnsi="Verdana"/>
@@ -2287,7 +2409,7 @@
           <w:sz w:val="24"/>
           <w:szCs w:val="24"/>
         </w:rPr>
-        <w:t>greater than 50</w:t>
+        <w:t>only</w:t>
       </w:r>
       <w:r>
         <w:rPr>
@@ -2307,6 +2429,120 @@
         </w:rPr>
         <w:t>(</w:t>
       </w:r>
+      <w:proofErr w:type="gramEnd"/>
+      <w:r>
+        <w:rPr>
+          <w:rFonts w:ascii="Verdana" w:hAnsi="Verdana"/>
+          <w:color w:val="000000"/>
+          <w:sz w:val="24"/>
+          <w:szCs w:val="24"/>
+        </w:rPr>
+        <w:t xml:space="preserve">No </w:t>
+      </w:r>
+      <w:proofErr w:type="spellStart"/>
+      <w:r>
+        <w:rPr>
+          <w:rFonts w:ascii="Verdana" w:hAnsi="Verdana"/>
+          <w:color w:val="000000"/>
+          <w:sz w:val="24"/>
+          <w:szCs w:val="24"/>
+        </w:rPr>
+        <w:t>Stringbuilder</w:t>
+      </w:r>
+      <w:proofErr w:type="spellEnd"/>
+      <w:r>
+        <w:rPr>
+          <w:rFonts w:ascii="Verdana" w:hAnsi="Verdana"/>
+          <w:color w:val="000000"/>
+          <w:sz w:val="24"/>
+          <w:szCs w:val="24"/>
+        </w:rPr>
+        <w:t>) (</w:t>
+      </w:r>
+      <w:r>
+        <w:rPr>
+          <w:rFonts w:ascii="Verdana" w:hAnsi="Verdana"/>
+          <w:color w:val="000000"/>
+          <w:sz w:val="24"/>
+          <w:szCs w:val="24"/>
+        </w:rPr>
+        <w:t>Index control + backward traversal</w:t>
+      </w:r>
+      <w:r>
+        <w:rPr>
+          <w:rFonts w:ascii="Verdana" w:hAnsi="Verdana"/>
+          <w:color w:val="000000"/>
+          <w:sz w:val="24"/>
+          <w:szCs w:val="24"/>
+        </w:rPr>
+        <w:t>)</w:t>
+      </w:r>
+    </w:p>
+    <w:p>
+      <w:pPr>
+        <w:pStyle w:val="max2"/>
+        <w:numPr>
+          <w:ilvl w:val="0"/>
+          <w:numId w:val="14"/>
+        </w:numPr>
+        <w:rPr>
+          <w:rFonts w:ascii="Verdana" w:hAnsi="Verdana"/>
+          <w:color w:val="000000"/>
+          <w:sz w:val="24"/>
+          <w:szCs w:val="24"/>
+        </w:rPr>
+      </w:pPr>
+      <w:r>
+        <w:rPr>
+          <w:rFonts w:ascii="Verdana" w:hAnsi="Verdana"/>
+          <w:color w:val="000000"/>
+          <w:sz w:val="24"/>
+          <w:szCs w:val="24"/>
+        </w:rPr>
+        <w:t xml:space="preserve">From an integer array, count how many elements are </w:t>
+      </w:r>
+      <w:r>
+        <w:rPr>
+          <w:rFonts w:ascii="Verdana" w:hAnsi="Verdana"/>
+          <w:b/>
+          <w:bCs/>
+          <w:color w:val="000000"/>
+          <w:sz w:val="24"/>
+          <w:szCs w:val="24"/>
+        </w:rPr>
+        <w:t xml:space="preserve">greater than </w:t>
+      </w:r>
+      <w:proofErr w:type="gramStart"/>
+      <w:r>
+        <w:rPr>
+          <w:rFonts w:ascii="Verdana" w:hAnsi="Verdana"/>
+          <w:b/>
+          <w:bCs/>
+          <w:color w:val="000000"/>
+          <w:sz w:val="24"/>
+          <w:szCs w:val="24"/>
+        </w:rPr>
+        <w:t>50</w:t>
+      </w:r>
+      <w:r>
+        <w:rPr>
+          <w:rFonts w:ascii="Verdana" w:hAnsi="Verdana"/>
+          <w:color w:val="000000"/>
+          <w:sz w:val="24"/>
+          <w:szCs w:val="24"/>
+        </w:rPr>
+        <w:t>.</w:t>
+      </w:r>
+      <w:r>
+        <w:rPr>
+          <w:rFonts w:ascii="Verdana" w:hAnsi="Verdana"/>
+          <w:color w:val="000000"/>
+          <w:sz w:val="24"/>
+          <w:szCs w:val="24"/>
+        </w:rPr>
+        <w:t>(</w:t>
+      </w:r>
+      <w:proofErr w:type="gramEnd"/>
       <w:r>
         <w:rPr>
           <w:rFonts w:asciiTheme="minorHAnsi" w:eastAsiaTheme="minorHAnsi" w:hAnsiTheme="minorHAnsi" w:cstheme="minorBidi"/>
@@ -2421,7 +2657,17 @@
           <w:sz w:val="24"/>
           <w:szCs w:val="24"/>
         </w:rPr>
-        <w:t>Count Even Digits in Each Array Element</w:t>
+        <w:t xml:space="preserve">Count Even Digits in Each Array </w:t>
+      </w:r>
+      <w:proofErr w:type="gramStart"/>
+      <w:r>
+        <w:rPr>
+          <w:rFonts w:ascii="Verdana" w:hAnsi="Verdana"/>
+          <w:color w:val="000000"/>
+          <w:sz w:val="24"/>
+          <w:szCs w:val="24"/>
+        </w:rPr>
+        <w:t>Element</w:t>
       </w:r>
       <w:r>
         <w:rPr>
@@ -2432,6 +2678,7 @@
         </w:rPr>
         <w:t>.(</w:t>
       </w:r>
+      <w:proofErr w:type="gramEnd"/>
       <w:r>
         <w:rPr>
           <w:rFonts w:asciiTheme="minorHAnsi" w:eastAsiaTheme="minorHAnsi" w:hAnsiTheme="minorHAnsi" w:cstheme="minorBidi"/>
@@ -2485,6 +2732,7 @@
         <w:t xml:space="preserve">Traverse an </w:t>
       </w:r>
       <w:proofErr w:type="spellStart"/>
+      <w:proofErr w:type="gramStart"/>
       <w:r>
         <w:rPr>
           <w:rFonts w:ascii="Verdana" w:hAnsi="Verdana"/>
@@ -2495,6 +2743,7 @@
         <w:t>array.If</w:t>
       </w:r>
       <w:proofErr w:type="spellEnd"/>
+      <w:proofErr w:type="gramEnd"/>
       <w:r>
         <w:rPr>
           <w:rFonts w:ascii="Verdana" w:hAnsi="Verdana"/>
@@ -2522,7 +2771,17 @@
           <w:sz w:val="24"/>
           <w:szCs w:val="24"/>
         </w:rPr>
-        <w:t>, stop immediately.</w:t>
+        <w:t xml:space="preserve">, stop </w:t>
+      </w:r>
+      <w:proofErr w:type="gramStart"/>
+      <w:r>
+        <w:rPr>
+          <w:rFonts w:ascii="Verdana" w:hAnsi="Verdana"/>
+          <w:color w:val="000000"/>
+          <w:sz w:val="24"/>
+          <w:szCs w:val="24"/>
+        </w:rPr>
+        <w:t>immediately.</w:t>
       </w:r>
       <w:r>
         <w:rPr>
@@ -2533,6 +2792,7 @@
         </w:rPr>
         <w:t>(</w:t>
       </w:r>
+      <w:proofErr w:type="gramEnd"/>
       <w:r>
         <w:rPr>
           <w:rFonts w:asciiTheme="minorHAnsi" w:eastAsiaTheme="minorHAnsi" w:hAnsiTheme="minorHAnsi" w:cstheme="minorBidi"/>
@@ -2677,7 +2937,17 @@
           <w:sz w:val="24"/>
           <w:szCs w:val="24"/>
         </w:rPr>
-        <w:t xml:space="preserve"> in a string</w:t>
+        <w:t xml:space="preserve"> in a </w:t>
+      </w:r>
+      <w:proofErr w:type="gramStart"/>
+      <w:r>
+        <w:rPr>
+          <w:rFonts w:ascii="Verdana" w:hAnsi="Verdana"/>
+          <w:color w:val="000000"/>
+          <w:sz w:val="24"/>
+          <w:szCs w:val="24"/>
+        </w:rPr>
+        <w:t>string</w:t>
       </w:r>
       <w:r>
         <w:rPr>
@@ -2697,6 +2967,7 @@
         </w:rPr>
         <w:t>(</w:t>
       </w:r>
+      <w:proofErr w:type="gramEnd"/>
       <w:r>
         <w:rPr>
           <w:rFonts w:asciiTheme="minorHAnsi" w:eastAsiaTheme="minorHAnsi" w:hAnsiTheme="minorHAnsi" w:cstheme="minorBidi"/>
@@ -2764,7 +3035,19 @@
           <w:sz w:val="24"/>
           <w:szCs w:val="24"/>
         </w:rPr>
-        <w:t>without using reverse methods</w:t>
+        <w:t xml:space="preserve">without using reverse </w:t>
+      </w:r>
+      <w:proofErr w:type="gramStart"/>
+      <w:r>
+        <w:rPr>
+          <w:rFonts w:ascii="Verdana" w:hAnsi="Verdana"/>
+          <w:b/>
+          <w:bCs/>
+          <w:color w:val="000000"/>
+          <w:sz w:val="24"/>
+          <w:szCs w:val="24"/>
+        </w:rPr>
+        <w:t>methods</w:t>
       </w:r>
       <w:r>
         <w:rPr>
@@ -2784,6 +3067,7 @@
         </w:rPr>
         <w:t>(</w:t>
       </w:r>
+      <w:proofErr w:type="gramEnd"/>
       <w:r>
         <w:rPr>
           <w:rFonts w:asciiTheme="minorHAnsi" w:eastAsiaTheme="minorHAnsi" w:hAnsiTheme="minorHAnsi" w:cstheme="minorBidi"/>
@@ -2834,7 +3118,17 @@
           <w:sz w:val="24"/>
           <w:szCs w:val="24"/>
         </w:rPr>
-        <w:t>Given an array and a number x, count how many times x appears.</w:t>
+        <w:t xml:space="preserve">Given an array and a number x, count how many times x </w:t>
+      </w:r>
+      <w:proofErr w:type="gramStart"/>
+      <w:r>
+        <w:rPr>
+          <w:rFonts w:ascii="Verdana" w:hAnsi="Verdana"/>
+          <w:color w:val="000000"/>
+          <w:sz w:val="24"/>
+          <w:szCs w:val="24"/>
+        </w:rPr>
+        <w:t>appears.</w:t>
       </w:r>
       <w:r>
         <w:rPr>
@@ -2845,6 +3139,7 @@
         </w:rPr>
         <w:t>(</w:t>
       </w:r>
+      <w:proofErr w:type="gramEnd"/>
       <w:r>
         <w:rPr>
           <w:rFonts w:asciiTheme="minorHAnsi" w:eastAsiaTheme="minorHAnsi" w:hAnsiTheme="minorHAnsi" w:cstheme="minorBidi"/>
@@ -2906,7 +3201,19 @@
           <w:sz w:val="24"/>
           <w:szCs w:val="24"/>
         </w:rPr>
-        <w:t>ascending order</w:t>
+        <w:t xml:space="preserve">ascending </w:t>
+      </w:r>
+      <w:proofErr w:type="gramStart"/>
+      <w:r>
+        <w:rPr>
+          <w:rFonts w:ascii="Verdana" w:hAnsi="Verdana"/>
+          <w:b/>
+          <w:bCs/>
+          <w:color w:val="000000"/>
+          <w:sz w:val="24"/>
+          <w:szCs w:val="24"/>
+        </w:rPr>
+        <w:t>order</w:t>
       </w:r>
       <w:r>
         <w:rPr>
@@ -2926,6 +3233,7 @@
         </w:rPr>
         <w:t>(</w:t>
       </w:r>
+      <w:proofErr w:type="gramEnd"/>
       <w:r>
         <w:rPr>
           <w:rFonts w:asciiTheme="minorHAnsi" w:eastAsiaTheme="minorHAnsi" w:hAnsiTheme="minorHAnsi" w:cstheme="minorBidi"/>
@@ -2987,7 +3295,19 @@
           <w:sz w:val="24"/>
           <w:szCs w:val="24"/>
         </w:rPr>
-        <w:t>sum of digits of each element</w:t>
+        <w:t xml:space="preserve">sum of digits of each </w:t>
+      </w:r>
+      <w:proofErr w:type="gramStart"/>
+      <w:r>
+        <w:rPr>
+          <w:rFonts w:ascii="Verdana" w:hAnsi="Verdana"/>
+          <w:b/>
+          <w:bCs/>
+          <w:color w:val="000000"/>
+          <w:sz w:val="24"/>
+          <w:szCs w:val="24"/>
+        </w:rPr>
+        <w:t>element</w:t>
       </w:r>
       <w:r>
         <w:rPr>
@@ -3007,6 +3327,7 @@
         </w:rPr>
         <w:t>(</w:t>
       </w:r>
+      <w:proofErr w:type="gramEnd"/>
       <w:r>
         <w:rPr>
           <w:rFonts w:asciiTheme="minorHAnsi" w:eastAsiaTheme="minorHAnsi" w:hAnsiTheme="minorHAnsi" w:cstheme="minorBidi"/>
@@ -3077,7 +3398,17 @@
           <w:sz w:val="24"/>
           <w:szCs w:val="24"/>
         </w:rPr>
-        <w:t>, then stop.</w:t>
+        <w:t xml:space="preserve">, then </w:t>
+      </w:r>
+      <w:proofErr w:type="gramStart"/>
+      <w:r>
+        <w:rPr>
+          <w:rFonts w:ascii="Verdana" w:hAnsi="Verdana"/>
+          <w:color w:val="000000"/>
+          <w:sz w:val="24"/>
+          <w:szCs w:val="24"/>
+        </w:rPr>
+        <w:t>stop.</w:t>
       </w:r>
       <w:r>
         <w:rPr>
@@ -3088,6 +3419,7 @@
         </w:rPr>
         <w:t>(</w:t>
       </w:r>
+      <w:proofErr w:type="gramEnd"/>
       <w:r>
         <w:rPr>
           <w:rFonts w:asciiTheme="minorHAnsi" w:eastAsiaTheme="minorHAnsi" w:hAnsiTheme="minorHAnsi" w:cstheme="minorBidi"/>
@@ -3158,7 +3490,27 @@
           <w:sz w:val="24"/>
           <w:szCs w:val="24"/>
         </w:rPr>
-        <w:t xml:space="preserve">Write a program to find out whether entered number is place at ones, tens, hundred , thousand </w:t>
+        <w:t xml:space="preserve">Write a program to find out whether entered number is place at ones, tens, </w:t>
+      </w:r>
+      <w:proofErr w:type="gramStart"/>
+      <w:r>
+        <w:rPr>
+          <w:rFonts w:ascii="Verdana" w:hAnsi="Verdana"/>
+          <w:color w:val="000000"/>
+          <w:sz w:val="24"/>
+          <w:szCs w:val="24"/>
+        </w:rPr>
+        <w:t>hundred ,</w:t>
+      </w:r>
+      <w:proofErr w:type="gramEnd"/>
+      <w:r>
+        <w:rPr>
+          <w:rFonts w:ascii="Verdana" w:hAnsi="Verdana"/>
+          <w:color w:val="000000"/>
+          <w:sz w:val="24"/>
+          <w:szCs w:val="24"/>
+        </w:rPr>
+        <w:t xml:space="preserve"> thousand </w:t>
       </w:r>
       <w:proofErr w:type="spellStart"/>
       <w:r>
@@ -3202,7 +3554,27 @@
           <w:sz w:val="24"/>
           <w:szCs w:val="24"/>
         </w:rPr>
-        <w:t xml:space="preserve">Write a program to take a string and a number / integer as prefix for that word or string , and in output just reverse string </w:t>
+        <w:t xml:space="preserve">Write a program to take a string and a number / integer as prefix for that word or </w:t>
+      </w:r>
+      <w:proofErr w:type="gramStart"/>
+      <w:r>
+        <w:rPr>
+          <w:rFonts w:ascii="Verdana" w:hAnsi="Verdana"/>
+          <w:color w:val="000000"/>
+          <w:sz w:val="24"/>
+          <w:szCs w:val="24"/>
+        </w:rPr>
+        <w:t>string ,</w:t>
+      </w:r>
+      <w:proofErr w:type="gramEnd"/>
+      <w:r>
+        <w:rPr>
+          <w:rFonts w:ascii="Verdana" w:hAnsi="Verdana"/>
+          <w:color w:val="000000"/>
+          <w:sz w:val="24"/>
+          <w:szCs w:val="24"/>
+        </w:rPr>
+        <w:t xml:space="preserve"> and in output just reverse string </w:t>
       </w:r>
       <w:proofErr w:type="spellStart"/>
       <w:r>
@@ -3222,16 +3594,56 @@
           <w:sz w:val="24"/>
           <w:szCs w:val="24"/>
         </w:rPr>
-        <w:t xml:space="preserve"> that integer position part, or that prefix part.</w:t>
-      </w:r>
-      <w:r>
-        <w:rPr>
-          <w:rFonts w:ascii="Verdana" w:hAnsi="Verdana"/>
-          <w:color w:val="000000"/>
-          <w:sz w:val="24"/>
-          <w:szCs w:val="24"/>
-        </w:rPr>
-        <w:t>(Practice confusion with size of an array to index of an array ).</w:t>
+        <w:t xml:space="preserve"> that integer position part, or that prefix </w:t>
+      </w:r>
+      <w:proofErr w:type="gramStart"/>
+      <w:r>
+        <w:rPr>
+          <w:rFonts w:ascii="Verdana" w:hAnsi="Verdana"/>
+          <w:color w:val="000000"/>
+          <w:sz w:val="24"/>
+          <w:szCs w:val="24"/>
+        </w:rPr>
+        <w:t>part.</w:t>
+      </w:r>
+      <w:r>
+        <w:rPr>
+          <w:rFonts w:ascii="Verdana" w:hAnsi="Verdana"/>
+          <w:color w:val="000000"/>
+          <w:sz w:val="24"/>
+          <w:szCs w:val="24"/>
+        </w:rPr>
+        <w:t>(</w:t>
+      </w:r>
+      <w:proofErr w:type="gramEnd"/>
+      <w:r>
+        <w:rPr>
+          <w:rFonts w:ascii="Verdana" w:hAnsi="Verdana"/>
+          <w:color w:val="000000"/>
+          <w:sz w:val="24"/>
+          <w:szCs w:val="24"/>
+        </w:rPr>
+        <w:t xml:space="preserve">Practice confusion with size of an array to index of an </w:t>
+      </w:r>
+      <w:proofErr w:type="gramStart"/>
+      <w:r>
+        <w:rPr>
+          <w:rFonts w:ascii="Verdana" w:hAnsi="Verdana"/>
+          <w:color w:val="000000"/>
+          <w:sz w:val="24"/>
+          <w:szCs w:val="24"/>
+        </w:rPr>
+        <w:t>array )</w:t>
+      </w:r>
+      <w:proofErr w:type="gramEnd"/>
+      <w:r>
+        <w:rPr>
+          <w:rFonts w:ascii="Verdana" w:hAnsi="Verdana"/>
+          <w:color w:val="000000"/>
+          <w:sz w:val="24"/>
+          <w:szCs w:val="24"/>
+        </w:rPr>
+        <w:t>.</w:t>
       </w:r>
     </w:p>
     <w:p>
@@ -3255,7 +3667,17 @@
           <w:sz w:val="24"/>
           <w:szCs w:val="24"/>
         </w:rPr>
-        <w:t>Count Words in a String (Single Spaces Only)</w:t>
+        <w:t>Count Words in a String (Single Spaces Only</w:t>
+      </w:r>
+      <w:proofErr w:type="gramStart"/>
+      <w:r>
+        <w:rPr>
+          <w:rFonts w:ascii="Verdana" w:hAnsi="Verdana"/>
+          <w:color w:val="000000"/>
+          <w:sz w:val="24"/>
+          <w:szCs w:val="24"/>
+        </w:rPr>
+        <w:t>)</w:t>
       </w:r>
       <w:r>
         <w:rPr>
@@ -3266,6 +3688,7 @@
         </w:rPr>
         <w:t>.(</w:t>
       </w:r>
+      <w:proofErr w:type="gramEnd"/>
       <w:r>
         <w:rPr>
           <w:rFonts w:asciiTheme="minorHAnsi" w:eastAsiaTheme="minorHAnsi" w:hAnsiTheme="minorHAnsi" w:cstheme="minorBidi"/>
@@ -3341,7 +3764,17 @@
           <w:szCs w:val="24"/>
         </w:rPr>
         <w:lastRenderedPageBreak/>
-        <w:t>Given a string, remove all numeric characters and print the result.</w:t>
+        <w:t xml:space="preserve">Given a string, remove all numeric characters and print the </w:t>
+      </w:r>
+      <w:proofErr w:type="gramStart"/>
+      <w:r>
+        <w:rPr>
+          <w:rFonts w:ascii="Verdana" w:hAnsi="Verdana"/>
+          <w:color w:val="000000"/>
+          <w:sz w:val="24"/>
+          <w:szCs w:val="24"/>
+        </w:rPr>
+        <w:t>result.</w:t>
       </w:r>
       <w:r>
         <w:rPr>
@@ -3352,6 +3785,7 @@
         </w:rPr>
         <w:t>(</w:t>
       </w:r>
+      <w:proofErr w:type="gramEnd"/>
       <w:r>
         <w:rPr>
           <w:rFonts w:asciiTheme="minorHAnsi" w:eastAsiaTheme="minorHAnsi" w:hAnsiTheme="minorHAnsi" w:cstheme="minorBidi"/>
@@ -3449,25 +3883,55 @@
           <w:sz w:val="24"/>
           <w:szCs w:val="24"/>
         </w:rPr>
-        <w:t>Find (maximum – minimum)</w:t>
-      </w:r>
-      <w:r>
-        <w:rPr>
-          <w:rFonts w:ascii="Verdana" w:hAnsi="Verdana"/>
-          <w:color w:val="000000"/>
-          <w:sz w:val="24"/>
-          <w:szCs w:val="24"/>
-        </w:rPr>
-        <w:t>difference between MAX and MIN</w:t>
-      </w:r>
-      <w:r>
-        <w:rPr>
-          <w:rFonts w:ascii="Verdana" w:hAnsi="Verdana"/>
-          <w:color w:val="000000"/>
-          <w:sz w:val="24"/>
-          <w:szCs w:val="24"/>
-        </w:rPr>
-        <w:t xml:space="preserve"> from an integer array.</w:t>
+        <w:t xml:space="preserve">Find (maximum – </w:t>
+      </w:r>
+      <w:proofErr w:type="gramStart"/>
+      <w:r>
+        <w:rPr>
+          <w:rFonts w:ascii="Verdana" w:hAnsi="Verdana"/>
+          <w:color w:val="000000"/>
+          <w:sz w:val="24"/>
+          <w:szCs w:val="24"/>
+        </w:rPr>
+        <w:t>minimum)</w:t>
+      </w:r>
+      <w:r>
+        <w:rPr>
+          <w:rFonts w:ascii="Verdana" w:hAnsi="Verdana"/>
+          <w:color w:val="000000"/>
+          <w:sz w:val="24"/>
+          <w:szCs w:val="24"/>
+        </w:rPr>
+        <w:t>difference</w:t>
+      </w:r>
+      <w:proofErr w:type="gramEnd"/>
+      <w:r>
+        <w:rPr>
+          <w:rFonts w:ascii="Verdana" w:hAnsi="Verdana"/>
+          <w:color w:val="000000"/>
+          <w:sz w:val="24"/>
+          <w:szCs w:val="24"/>
+        </w:rPr>
+        <w:t xml:space="preserve"> between MAX and MIN</w:t>
+      </w:r>
+      <w:r>
+        <w:rPr>
+          <w:rFonts w:ascii="Verdana" w:hAnsi="Verdana"/>
+          <w:color w:val="000000"/>
+          <w:sz w:val="24"/>
+          <w:szCs w:val="24"/>
+        </w:rPr>
+        <w:t xml:space="preserve"> from an integer </w:t>
+      </w:r>
+      <w:proofErr w:type="gramStart"/>
+      <w:r>
+        <w:rPr>
+          <w:rFonts w:ascii="Verdana" w:hAnsi="Verdana"/>
+          <w:color w:val="000000"/>
+          <w:sz w:val="24"/>
+          <w:szCs w:val="24"/>
+        </w:rPr>
+        <w:t>array.</w:t>
       </w:r>
       <w:r>
         <w:rPr>
@@ -3478,6 +3942,7 @@
         </w:rPr>
         <w:t>(</w:t>
       </w:r>
+      <w:proofErr w:type="gramEnd"/>
       <w:r>
         <w:rPr>
           <w:rFonts w:asciiTheme="minorHAnsi" w:eastAsiaTheme="minorHAnsi" w:hAnsiTheme="minorHAnsi" w:cstheme="minorBidi"/>
@@ -3539,7 +4004,19 @@
           <w:sz w:val="24"/>
           <w:szCs w:val="24"/>
         </w:rPr>
-        <w:t>without using extra array</w:t>
+        <w:t xml:space="preserve">without using extra </w:t>
+      </w:r>
+      <w:proofErr w:type="gramStart"/>
+      <w:r>
+        <w:rPr>
+          <w:rFonts w:ascii="Verdana" w:hAnsi="Verdana"/>
+          <w:b/>
+          <w:bCs/>
+          <w:color w:val="000000"/>
+          <w:sz w:val="24"/>
+          <w:szCs w:val="24"/>
+        </w:rPr>
+        <w:t>array</w:t>
       </w:r>
       <w:r>
         <w:rPr>
@@ -3559,6 +4036,7 @@
         </w:rPr>
         <w:t>(</w:t>
       </w:r>
+      <w:proofErr w:type="gramEnd"/>
       <w:r>
         <w:rPr>
           <w:rFonts w:asciiTheme="minorHAnsi" w:eastAsiaTheme="minorHAnsi" w:hAnsiTheme="minorHAnsi" w:cstheme="minorBidi"/>
@@ -3635,7 +4113,17 @@
           <w:sz w:val="24"/>
           <w:szCs w:val="24"/>
         </w:rPr>
-        <w:t xml:space="preserve"> (2, 3, 5, 7) across all elements.</w:t>
+        <w:t xml:space="preserve"> (2, 3, 5, 7) across all </w:t>
+      </w:r>
+      <w:proofErr w:type="gramStart"/>
+      <w:r>
+        <w:rPr>
+          <w:rFonts w:ascii="Verdana" w:hAnsi="Verdana"/>
+          <w:color w:val="000000"/>
+          <w:sz w:val="24"/>
+          <w:szCs w:val="24"/>
+        </w:rPr>
+        <w:t>elements.</w:t>
       </w:r>
       <w:r>
         <w:rPr>
@@ -3646,6 +4134,7 @@
         </w:rPr>
         <w:t>(</w:t>
       </w:r>
+      <w:proofErr w:type="gramEnd"/>
       <w:r>
         <w:rPr>
           <w:rFonts w:asciiTheme="minorHAnsi" w:eastAsiaTheme="minorHAnsi" w:hAnsiTheme="minorHAnsi" w:cstheme="minorBidi"/>
@@ -3714,7 +4203,17 @@
           <w:sz w:val="24"/>
           <w:szCs w:val="24"/>
         </w:rPr>
-        <w:t>Stop when a string contains "java" (case-insensitive).</w:t>
+        <w:t>Stop when a string contains "java" (case-insensitive</w:t>
+      </w:r>
+      <w:proofErr w:type="gramStart"/>
+      <w:r>
+        <w:rPr>
+          <w:rFonts w:ascii="Verdana" w:hAnsi="Verdana"/>
+          <w:color w:val="000000"/>
+          <w:sz w:val="24"/>
+          <w:szCs w:val="24"/>
+        </w:rPr>
+        <w:t>).</w:t>
       </w:r>
       <w:r>
         <w:rPr>
@@ -3725,6 +4224,7 @@
         </w:rPr>
         <w:t>(</w:t>
       </w:r>
+      <w:proofErr w:type="gramEnd"/>
       <w:r>
         <w:rPr>
           <w:rFonts w:asciiTheme="minorHAnsi" w:eastAsiaTheme="minorHAnsi" w:hAnsiTheme="minorHAnsi" w:cstheme="minorBidi"/>
@@ -3781,6 +4281,18 @@
     <w:p>
       <w:pPr>
         <w:pStyle w:val="max2"/>
+        <w:ind w:left="720"/>
+        <w:rPr>
+          <w:rFonts w:ascii="Verdana" w:hAnsi="Verdana"/>
+          <w:color w:val="000000"/>
+          <w:sz w:val="24"/>
+          <w:szCs w:val="24"/>
+        </w:rPr>
+      </w:pPr>
+    </w:p>
+    <w:p>
+      <w:pPr>
+        <w:pStyle w:val="max2"/>
         <w:rPr>
           <w:rFonts w:ascii="Verdana" w:hAnsi="Verdana"/>
           <w:color w:val="000000"/>
@@ -3821,25 +4333,44 @@
         </w:rPr>
         <w:t xml:space="preserve">Count how many letters are repeated in a string or word, or maybe array of </w:t>
       </w:r>
-      <w:proofErr w:type="spellStart"/>
-      <w:r>
-        <w:rPr>
-          <w:rFonts w:ascii="Verdana" w:hAnsi="Verdana"/>
-          <w:color w:val="000000"/>
-          <w:sz w:val="24"/>
-          <w:szCs w:val="24"/>
-        </w:rPr>
-        <w:t>charcters</w:t>
-      </w:r>
-      <w:proofErr w:type="spellEnd"/>
-      <w:r>
-        <w:rPr>
-          <w:rFonts w:ascii="Verdana" w:hAnsi="Verdana"/>
-          <w:color w:val="000000"/>
-          <w:sz w:val="24"/>
-          <w:szCs w:val="24"/>
-        </w:rPr>
-        <w:t>.</w:t>
+      <w:proofErr w:type="gramStart"/>
+      <w:r>
+        <w:rPr>
+          <w:rFonts w:ascii="Verdana" w:hAnsi="Verdana"/>
+          <w:color w:val="000000"/>
+          <w:sz w:val="24"/>
+          <w:szCs w:val="24"/>
+        </w:rPr>
+        <w:t>characters.(</w:t>
+      </w:r>
+      <w:proofErr w:type="gramEnd"/>
+      <w:r>
+        <w:rPr>
+          <w:rFonts w:asciiTheme="minorHAnsi" w:eastAsiaTheme="minorHAnsi" w:hAnsiTheme="minorHAnsi" w:cstheme="minorBidi"/>
+          <w:kern w:val="2"/>
+          <w:sz w:val="24"/>
+          <w:szCs w:val="21"/>
+          <w14:ligatures w14:val="standardContextual"/>
+        </w:rPr>
+        <w:t xml:space="preserve"> </w:t>
+      </w:r>
+      <w:r>
+        <w:rPr>
+          <w:rFonts w:ascii="Verdana" w:hAnsi="Verdana"/>
+          <w:color w:val="000000"/>
+          <w:sz w:val="24"/>
+          <w:szCs w:val="24"/>
+        </w:rPr>
+        <w:t>Count Total Repetitions in a Word</w:t>
+      </w:r>
+      <w:r>
+        <w:rPr>
+          <w:rFonts w:ascii="Verdana" w:hAnsi="Verdana"/>
+          <w:color w:val="000000"/>
+          <w:sz w:val="24"/>
+          <w:szCs w:val="24"/>
+        </w:rPr>
+        <w:t>)</w:t>
       </w:r>
     </w:p>
     <w:p>
@@ -3880,59 +4411,78 @@
           <w:szCs w:val="24"/>
         </w:rPr>
       </w:pPr>
-    </w:p>
-    <w:p>
-      <w:pPr>
-        <w:pStyle w:val="max2"/>
-        <w:rPr>
-          <w:rFonts w:ascii="Verdana" w:hAnsi="Verdana"/>
-          <w:color w:val="000000"/>
-          <w:sz w:val="24"/>
-          <w:szCs w:val="24"/>
-        </w:rPr>
-      </w:pPr>
-      <w:r>
-        <w:rPr>
-          <w:rFonts w:ascii="Verdana" w:hAnsi="Verdana"/>
-          <w:color w:val="000000"/>
-          <w:sz w:val="24"/>
-          <w:szCs w:val="24"/>
-        </w:rPr>
-        <w:t>Day 1</w:t>
-      </w:r>
-      <w:r>
-        <w:rPr>
-          <w:rFonts w:ascii="Verdana" w:hAnsi="Verdana"/>
-          <w:color w:val="000000"/>
-          <w:sz w:val="24"/>
-          <w:szCs w:val="24"/>
-        </w:rPr>
-        <w:t>5</w:t>
-      </w:r>
-    </w:p>
-    <w:p>
-      <w:pPr>
-        <w:pStyle w:val="max2"/>
-        <w:numPr>
-          <w:ilvl w:val="0"/>
-          <w:numId w:val="6"/>
-        </w:numPr>
-        <w:rPr>
-          <w:rFonts w:ascii="Verdana" w:hAnsi="Verdana"/>
-          <w:color w:val="000000"/>
-          <w:sz w:val="24"/>
-          <w:szCs w:val="24"/>
-        </w:rPr>
-      </w:pPr>
-      <w:r>
-        <w:rPr>
-          <w:rFonts w:ascii="Verdana" w:hAnsi="Verdana"/>
-          <w:color w:val="000000"/>
-          <w:sz w:val="24"/>
-          <w:szCs w:val="24"/>
-        </w:rPr>
-        <w:t xml:space="preserve">Take a sentence and reverse </w:t>
-      </w:r>
+      <w:r>
+        <w:rPr>
+          <w:rFonts w:ascii="Verdana" w:hAnsi="Verdana"/>
+          <w:color w:val="000000"/>
+          <w:sz w:val="24"/>
+          <w:szCs w:val="24"/>
+        </w:rPr>
+        <w:t>Find First Non-Repeating Character</w:t>
+      </w:r>
+      <w:r>
+        <w:rPr>
+          <w:rFonts w:ascii="Verdana" w:hAnsi="Verdana"/>
+          <w:color w:val="000000"/>
+          <w:sz w:val="24"/>
+          <w:szCs w:val="24"/>
+        </w:rPr>
+        <w:t xml:space="preserve"> in a </w:t>
+      </w:r>
+      <w:proofErr w:type="gramStart"/>
+      <w:r>
+        <w:rPr>
+          <w:rFonts w:ascii="Verdana" w:hAnsi="Verdana"/>
+          <w:color w:val="000000"/>
+          <w:sz w:val="24"/>
+          <w:szCs w:val="24"/>
+        </w:rPr>
+        <w:t>word.(</w:t>
+      </w:r>
+      <w:proofErr w:type="gramEnd"/>
+      <w:r>
+        <w:rPr>
+          <w:rFonts w:asciiTheme="minorHAnsi" w:eastAsiaTheme="minorHAnsi" w:hAnsiTheme="minorHAnsi" w:cstheme="minorBidi"/>
+          <w:kern w:val="2"/>
+          <w:sz w:val="24"/>
+          <w:szCs w:val="21"/>
+          <w14:ligatures w14:val="standardContextual"/>
+        </w:rPr>
+        <w:t xml:space="preserve"> </w:t>
+      </w:r>
+      <w:r>
+        <w:rPr>
+          <w:rFonts w:ascii="Verdana" w:hAnsi="Verdana"/>
+          <w:color w:val="000000"/>
+          <w:sz w:val="24"/>
+          <w:szCs w:val="24"/>
+        </w:rPr>
+        <w:t>Nested comparison logic.</w:t>
+      </w:r>
+      <w:r>
+        <w:rPr>
+          <w:rFonts w:ascii="Verdana" w:hAnsi="Verdana"/>
+          <w:color w:val="000000"/>
+          <w:sz w:val="24"/>
+          <w:szCs w:val="24"/>
+        </w:rPr>
+        <w:t>)</w:t>
+      </w:r>
+    </w:p>
+    <w:p>
+      <w:pPr>
+        <w:pStyle w:val="max2"/>
+        <w:numPr>
+          <w:ilvl w:val="0"/>
+          <w:numId w:val="19"/>
+        </w:numPr>
+        <w:rPr>
+          <w:rFonts w:ascii="Verdana" w:hAnsi="Verdana"/>
+          <w:color w:val="000000"/>
+          <w:sz w:val="24"/>
+          <w:szCs w:val="24"/>
+        </w:rPr>
+      </w:pPr>
       <w:r>
         <w:rPr>
           <w:rFonts w:ascii="Verdana" w:hAnsi="Verdana"/>
@@ -3942,6 +4492,503 @@
           <w:sz w:val="24"/>
           <w:szCs w:val="24"/>
         </w:rPr>
+        <w:t>Print each unique value once, when you encounter its last occurrence</w:t>
+      </w:r>
+      <w:r>
+        <w:rPr>
+          <w:rFonts w:ascii="Verdana" w:hAnsi="Verdana"/>
+          <w:color w:val="000000"/>
+          <w:sz w:val="24"/>
+          <w:szCs w:val="24"/>
+        </w:rPr>
+        <w:t>.</w:t>
+      </w:r>
+    </w:p>
+    <w:p>
+      <w:pPr>
+        <w:pStyle w:val="max2"/>
+        <w:numPr>
+          <w:ilvl w:val="0"/>
+          <w:numId w:val="19"/>
+        </w:numPr>
+        <w:rPr>
+          <w:rFonts w:ascii="Verdana" w:hAnsi="Verdana"/>
+          <w:color w:val="000000"/>
+          <w:sz w:val="24"/>
+          <w:szCs w:val="24"/>
+        </w:rPr>
+      </w:pPr>
+      <w:r>
+        <w:rPr>
+          <w:rFonts w:ascii="Verdana" w:hAnsi="Verdana"/>
+          <w:color w:val="000000"/>
+          <w:sz w:val="24"/>
+          <w:szCs w:val="24"/>
+        </w:rPr>
+        <w:t xml:space="preserve">Write a program to count and print unique or non-repeated characters / number in an </w:t>
+      </w:r>
+      <w:proofErr w:type="gramStart"/>
+      <w:r>
+        <w:rPr>
+          <w:rFonts w:ascii="Verdana" w:hAnsi="Verdana"/>
+          <w:color w:val="000000"/>
+          <w:sz w:val="24"/>
+          <w:szCs w:val="24"/>
+        </w:rPr>
+        <w:t>array.(</w:t>
+      </w:r>
+      <w:proofErr w:type="gramEnd"/>
+      <w:r>
+        <w:rPr>
+          <w:rFonts w:ascii="Verdana" w:hAnsi="Verdana"/>
+          <w:b/>
+          <w:bCs/>
+          <w:color w:val="000000"/>
+          <w:sz w:val="24"/>
+          <w:szCs w:val="24"/>
+        </w:rPr>
+        <w:t>Print elements that appear only once in the array</w:t>
+      </w:r>
+      <w:r>
+        <w:rPr>
+          <w:rFonts w:ascii="Verdana" w:hAnsi="Verdana"/>
+          <w:b/>
+          <w:bCs/>
+          <w:color w:val="000000"/>
+          <w:sz w:val="24"/>
+          <w:szCs w:val="24"/>
+        </w:rPr>
+        <w:t>)</w:t>
+      </w:r>
+      <w:r>
+        <w:rPr>
+          <w:rFonts w:ascii="Verdana" w:hAnsi="Verdana"/>
+          <w:color w:val="000000"/>
+          <w:sz w:val="24"/>
+          <w:szCs w:val="24"/>
+        </w:rPr>
+        <w:t>.</w:t>
+      </w:r>
+    </w:p>
+    <w:p>
+      <w:pPr>
+        <w:pStyle w:val="max2"/>
+        <w:numPr>
+          <w:ilvl w:val="0"/>
+          <w:numId w:val="19"/>
+        </w:numPr>
+        <w:rPr>
+          <w:rFonts w:ascii="Verdana" w:hAnsi="Verdana"/>
+          <w:color w:val="000000"/>
+          <w:sz w:val="24"/>
+          <w:szCs w:val="24"/>
+        </w:rPr>
+      </w:pPr>
+    </w:p>
+    <w:p>
+      <w:pPr>
+        <w:pStyle w:val="max2"/>
+        <w:rPr>
+          <w:rFonts w:ascii="Verdana" w:hAnsi="Verdana"/>
+          <w:color w:val="000000"/>
+          <w:sz w:val="24"/>
+          <w:szCs w:val="24"/>
+        </w:rPr>
+      </w:pPr>
+      <w:r>
+        <w:rPr>
+          <w:rFonts w:ascii="Verdana" w:hAnsi="Verdana"/>
+          <w:color w:val="000000"/>
+          <w:sz w:val="24"/>
+          <w:szCs w:val="24"/>
+        </w:rPr>
+        <w:t>Day 15</w:t>
+      </w:r>
+    </w:p>
+    <w:p>
+      <w:pPr>
+        <w:pStyle w:val="max2"/>
+        <w:numPr>
+          <w:ilvl w:val="0"/>
+          <w:numId w:val="20"/>
+        </w:numPr>
+        <w:rPr>
+          <w:rFonts w:ascii="Verdana" w:hAnsi="Verdana"/>
+          <w:color w:val="000000"/>
+          <w:sz w:val="24"/>
+          <w:szCs w:val="24"/>
+        </w:rPr>
+      </w:pPr>
+      <w:r>
+        <w:rPr>
+          <w:rFonts w:ascii="Verdana" w:hAnsi="Verdana"/>
+          <w:color w:val="000000"/>
+          <w:sz w:val="24"/>
+          <w:szCs w:val="24"/>
+        </w:rPr>
+        <w:t xml:space="preserve">Count how many elements are </w:t>
+      </w:r>
+      <w:r>
+        <w:rPr>
+          <w:rFonts w:ascii="Verdana" w:hAnsi="Verdana"/>
+          <w:b/>
+          <w:bCs/>
+          <w:color w:val="000000"/>
+          <w:sz w:val="24"/>
+          <w:szCs w:val="24"/>
+        </w:rPr>
+        <w:t>repeated</w:t>
+      </w:r>
+      <w:r>
+        <w:rPr>
+          <w:rFonts w:ascii="Verdana" w:hAnsi="Verdana"/>
+          <w:color w:val="000000"/>
+          <w:sz w:val="24"/>
+          <w:szCs w:val="24"/>
+        </w:rPr>
+        <w:t xml:space="preserve"> in an </w:t>
+      </w:r>
+      <w:proofErr w:type="gramStart"/>
+      <w:r>
+        <w:rPr>
+          <w:rFonts w:ascii="Verdana" w:hAnsi="Verdana"/>
+          <w:color w:val="000000"/>
+          <w:sz w:val="24"/>
+          <w:szCs w:val="24"/>
+        </w:rPr>
+        <w:t>array.</w:t>
+      </w:r>
+      <w:r>
+        <w:rPr>
+          <w:rFonts w:ascii="Verdana" w:hAnsi="Verdana"/>
+          <w:color w:val="000000"/>
+          <w:sz w:val="24"/>
+          <w:szCs w:val="24"/>
+        </w:rPr>
+        <w:t>(</w:t>
+      </w:r>
+      <w:proofErr w:type="gramEnd"/>
+      <w:r>
+        <w:rPr>
+          <w:rFonts w:asciiTheme="minorHAnsi" w:eastAsiaTheme="minorHAnsi" w:hAnsiTheme="minorHAnsi" w:cstheme="minorBidi"/>
+          <w:kern w:val="2"/>
+          <w:sz w:val="24"/>
+          <w:szCs w:val="21"/>
+          <w14:ligatures w14:val="standardContextual"/>
+        </w:rPr>
+        <w:t xml:space="preserve"> </w:t>
+      </w:r>
+      <w:r>
+        <w:rPr>
+          <w:rFonts w:ascii="Verdana" w:hAnsi="Verdana"/>
+          <w:color w:val="000000"/>
+          <w:sz w:val="24"/>
+          <w:szCs w:val="24"/>
+        </w:rPr>
+        <w:t>Same logic as string repetition.</w:t>
+      </w:r>
+      <w:r>
+        <w:rPr>
+          <w:rFonts w:ascii="Verdana" w:hAnsi="Verdana"/>
+          <w:color w:val="000000"/>
+          <w:sz w:val="24"/>
+          <w:szCs w:val="24"/>
+        </w:rPr>
+        <w:t>)</w:t>
+      </w:r>
+    </w:p>
+    <w:p>
+      <w:pPr>
+        <w:pStyle w:val="max2"/>
+        <w:numPr>
+          <w:ilvl w:val="0"/>
+          <w:numId w:val="20"/>
+        </w:numPr>
+        <w:rPr>
+          <w:rFonts w:ascii="Verdana" w:hAnsi="Verdana"/>
+          <w:color w:val="000000"/>
+          <w:sz w:val="24"/>
+          <w:szCs w:val="24"/>
+        </w:rPr>
+      </w:pPr>
+      <w:r>
+        <w:rPr>
+          <w:rFonts w:ascii="Verdana" w:hAnsi="Verdana"/>
+          <w:b/>
+          <w:bCs/>
+          <w:color w:val="000000"/>
+          <w:sz w:val="24"/>
+          <w:szCs w:val="24"/>
+        </w:rPr>
+        <w:t>Print first occurrence of each unique element</w:t>
+      </w:r>
+      <w:r>
+        <w:rPr>
+          <w:rFonts w:ascii="Verdana" w:hAnsi="Verdana"/>
+          <w:color w:val="000000"/>
+          <w:sz w:val="24"/>
+          <w:szCs w:val="24"/>
+        </w:rPr>
+        <w:t>.</w:t>
+      </w:r>
+    </w:p>
+    <w:p>
+      <w:pPr>
+        <w:pStyle w:val="max2"/>
+        <w:numPr>
+          <w:ilvl w:val="0"/>
+          <w:numId w:val="20"/>
+        </w:numPr>
+        <w:rPr>
+          <w:rFonts w:ascii="Verdana" w:hAnsi="Verdana"/>
+          <w:color w:val="000000"/>
+          <w:sz w:val="24"/>
+          <w:szCs w:val="24"/>
+        </w:rPr>
+      </w:pPr>
+      <w:r>
+        <w:rPr>
+          <w:rFonts w:ascii="Verdana" w:hAnsi="Verdana"/>
+          <w:color w:val="000000"/>
+          <w:sz w:val="24"/>
+          <w:szCs w:val="24"/>
+        </w:rPr>
+        <w:t>Write a program to count and print unique or non-repeated characters / number in an array. Using frequency count.</w:t>
+      </w:r>
+    </w:p>
+    <w:p>
+      <w:pPr>
+        <w:pStyle w:val="max2"/>
+        <w:numPr>
+          <w:ilvl w:val="0"/>
+          <w:numId w:val="20"/>
+        </w:numPr>
+        <w:rPr>
+          <w:rFonts w:ascii="Verdana" w:hAnsi="Verdana"/>
+          <w:color w:val="000000"/>
+          <w:sz w:val="24"/>
+          <w:szCs w:val="24"/>
+        </w:rPr>
+      </w:pPr>
+      <w:r>
+        <w:rPr>
+          <w:rFonts w:ascii="Verdana" w:hAnsi="Verdana"/>
+          <w:color w:val="000000"/>
+          <w:sz w:val="24"/>
+          <w:szCs w:val="24"/>
+        </w:rPr>
+        <w:t>Remove Duplicates (Print Only Unique Elements</w:t>
+      </w:r>
+      <w:proofErr w:type="gramStart"/>
+      <w:r>
+        <w:rPr>
+          <w:rFonts w:ascii="Verdana" w:hAnsi="Verdana"/>
+          <w:color w:val="000000"/>
+          <w:sz w:val="24"/>
+          <w:szCs w:val="24"/>
+        </w:rPr>
+        <w:t>)</w:t>
+      </w:r>
+      <w:r>
+        <w:rPr>
+          <w:rFonts w:ascii="Verdana" w:hAnsi="Verdana"/>
+          <w:color w:val="000000"/>
+          <w:sz w:val="24"/>
+          <w:szCs w:val="24"/>
+        </w:rPr>
+        <w:t>.(</w:t>
+      </w:r>
+      <w:proofErr w:type="gramEnd"/>
+      <w:r>
+        <w:rPr>
+          <w:rFonts w:asciiTheme="minorHAnsi" w:eastAsiaTheme="minorHAnsi" w:hAnsiTheme="minorHAnsi" w:cstheme="minorBidi"/>
+          <w:kern w:val="2"/>
+          <w:sz w:val="24"/>
+          <w:szCs w:val="21"/>
+          <w14:ligatures w14:val="standardContextual"/>
+        </w:rPr>
+        <w:t xml:space="preserve"> </w:t>
+      </w:r>
+      <w:r>
+        <w:rPr>
+          <w:rFonts w:ascii="Verdana" w:hAnsi="Verdana"/>
+          <w:color w:val="000000"/>
+          <w:sz w:val="24"/>
+          <w:szCs w:val="24"/>
+        </w:rPr>
+        <w:t>Control printing using flags.</w:t>
+      </w:r>
+      <w:r>
+        <w:rPr>
+          <w:rFonts w:ascii="Verdana" w:hAnsi="Verdana"/>
+          <w:color w:val="000000"/>
+          <w:sz w:val="24"/>
+          <w:szCs w:val="24"/>
+        </w:rPr>
+        <w:t>)</w:t>
+      </w:r>
+    </w:p>
+    <w:p>
+      <w:pPr>
+        <w:pStyle w:val="max2"/>
+        <w:numPr>
+          <w:ilvl w:val="0"/>
+          <w:numId w:val="20"/>
+        </w:numPr>
+        <w:rPr>
+          <w:rFonts w:ascii="Verdana" w:hAnsi="Verdana"/>
+          <w:color w:val="000000"/>
+          <w:sz w:val="24"/>
+          <w:szCs w:val="24"/>
+        </w:rPr>
+      </w:pPr>
+      <w:r>
+        <w:rPr>
+          <w:rFonts w:ascii="Verdana" w:hAnsi="Verdana"/>
+          <w:color w:val="000000"/>
+          <w:sz w:val="24"/>
+          <w:szCs w:val="24"/>
+        </w:rPr>
+        <w:t>Count Total Repeating Digits in Array</w:t>
+      </w:r>
+      <w:r>
+        <w:rPr>
+          <w:rFonts w:ascii="Verdana" w:hAnsi="Verdana"/>
+          <w:color w:val="000000"/>
+          <w:sz w:val="24"/>
+          <w:szCs w:val="24"/>
+        </w:rPr>
+        <w:t>.</w:t>
+      </w:r>
+    </w:p>
+    <w:p>
+      <w:pPr>
+        <w:pStyle w:val="max2"/>
+        <w:numPr>
+          <w:ilvl w:val="0"/>
+          <w:numId w:val="20"/>
+        </w:numPr>
+        <w:rPr>
+          <w:rFonts w:ascii="Verdana" w:hAnsi="Verdana"/>
+          <w:color w:val="000000"/>
+          <w:sz w:val="24"/>
+          <w:szCs w:val="24"/>
+        </w:rPr>
+      </w:pPr>
+      <w:r>
+        <w:rPr>
+          <w:rFonts w:ascii="Verdana" w:hAnsi="Verdana"/>
+          <w:color w:val="000000"/>
+          <w:sz w:val="24"/>
+          <w:szCs w:val="24"/>
+        </w:rPr>
+        <w:t xml:space="preserve">Traverse strings array, stop when </w:t>
+      </w:r>
+      <w:r>
+        <w:rPr>
+          <w:rFonts w:ascii="Verdana" w:hAnsi="Verdana"/>
+          <w:b/>
+          <w:bCs/>
+          <w:color w:val="000000"/>
+          <w:sz w:val="24"/>
+          <w:szCs w:val="24"/>
+        </w:rPr>
+        <w:t>any string has repeated characters</w:t>
+      </w:r>
+      <w:r>
+        <w:rPr>
+          <w:rFonts w:ascii="Verdana" w:hAnsi="Verdana"/>
+          <w:color w:val="000000"/>
+          <w:sz w:val="24"/>
+          <w:szCs w:val="24"/>
+        </w:rPr>
+        <w:t>.</w:t>
+      </w:r>
+    </w:p>
+    <w:p>
+      <w:pPr>
+        <w:pStyle w:val="max2"/>
+        <w:rPr>
+          <w:rFonts w:ascii="Verdana" w:hAnsi="Verdana"/>
+          <w:color w:val="000000"/>
+          <w:sz w:val="24"/>
+          <w:szCs w:val="24"/>
+        </w:rPr>
+      </w:pPr>
+    </w:p>
+    <w:p>
+      <w:pPr>
+        <w:pStyle w:val="max2"/>
+        <w:rPr>
+          <w:rFonts w:ascii="Verdana" w:hAnsi="Verdana"/>
+          <w:color w:val="000000"/>
+          <w:sz w:val="24"/>
+          <w:szCs w:val="24"/>
+        </w:rPr>
+      </w:pPr>
+    </w:p>
+    <w:p>
+      <w:pPr>
+        <w:pStyle w:val="max2"/>
+        <w:rPr>
+          <w:rFonts w:ascii="Verdana" w:hAnsi="Verdana"/>
+          <w:color w:val="000000"/>
+          <w:sz w:val="24"/>
+          <w:szCs w:val="24"/>
+        </w:rPr>
+      </w:pPr>
+      <w:r>
+        <w:rPr>
+          <w:rFonts w:ascii="Verdana" w:hAnsi="Verdana"/>
+          <w:color w:val="000000"/>
+          <w:sz w:val="24"/>
+          <w:szCs w:val="24"/>
+        </w:rPr>
+        <w:lastRenderedPageBreak/>
+        <w:t>Day 1</w:t>
+      </w:r>
+      <w:r>
+        <w:rPr>
+          <w:rFonts w:ascii="Verdana" w:hAnsi="Verdana"/>
+          <w:color w:val="000000"/>
+          <w:sz w:val="24"/>
+          <w:szCs w:val="24"/>
+        </w:rPr>
+        <w:t>5</w:t>
+      </w:r>
+    </w:p>
+    <w:p>
+      <w:pPr>
+        <w:pStyle w:val="max2"/>
+        <w:numPr>
+          <w:ilvl w:val="0"/>
+          <w:numId w:val="6"/>
+        </w:numPr>
+        <w:rPr>
+          <w:rFonts w:ascii="Verdana" w:hAnsi="Verdana"/>
+          <w:color w:val="000000"/>
+          <w:sz w:val="24"/>
+          <w:szCs w:val="24"/>
+        </w:rPr>
+      </w:pPr>
+      <w:r>
+        <w:rPr>
+          <w:rFonts w:ascii="Verdana" w:hAnsi="Verdana"/>
+          <w:color w:val="000000"/>
+          <w:sz w:val="24"/>
+          <w:szCs w:val="24"/>
+        </w:rPr>
+        <w:t xml:space="preserve">Take a sentence and reverse </w:t>
+      </w:r>
+      <w:r>
+        <w:rPr>
+          <w:rFonts w:ascii="Verdana" w:hAnsi="Verdana"/>
+          <w:b/>
+          <w:bCs/>
+          <w:color w:val="000000"/>
+          <w:sz w:val="24"/>
+          <w:szCs w:val="24"/>
+        </w:rPr>
         <w:t>each word individually</w:t>
       </w:r>
       <w:r>
@@ -4047,8 +5094,19 @@
           <w:sz w:val="24"/>
           <w:szCs w:val="24"/>
         </w:rPr>
-        <w:t>Write a java program to find if the input number is a prime or not .</w:t>
-      </w:r>
+        <w:t xml:space="preserve">Write a java program to find if the input number is a prime or </w:t>
+      </w:r>
+      <w:proofErr w:type="gramStart"/>
+      <w:r>
+        <w:rPr>
+          <w:rFonts w:ascii="Verdana" w:hAnsi="Verdana"/>
+          <w:color w:val="000000"/>
+          <w:sz w:val="24"/>
+          <w:szCs w:val="24"/>
+        </w:rPr>
+        <w:t>not .</w:t>
+      </w:r>
+      <w:proofErr w:type="gramEnd"/>
     </w:p>
     <w:p>
       <w:pPr>
@@ -5373,6 +6431,92 @@
     </w:lvl>
   </w:abstractNum>
   <w:abstractNum w:abstractNumId="13" w15:restartNumberingAfterBreak="0">
+    <w:nsid w:val="49173750"/>
+    <w:multiLevelType w:val="hybridMultilevel"/>
+    <w:tmpl w:val="6FEADD56"/>
+    <w:lvl w:ilvl="0" w:tplc="0409000F">
+      <w:start w:val="1"/>
+      <w:numFmt w:val="decimal"/>
+      <w:lvlText w:val="%1."/>
+      <w:lvlJc w:val="left"/>
+      <w:pPr>
+        <w:ind w:left="720" w:hanging="360"/>
+      </w:pPr>
+    </w:lvl>
+    <w:lvl w:ilvl="1" w:tplc="04090019" w:tentative="1">
+      <w:start w:val="1"/>
+      <w:numFmt w:val="lowerLetter"/>
+      <w:lvlText w:val="%2."/>
+      <w:lvlJc w:val="left"/>
+      <w:pPr>
+        <w:ind w:left="1440" w:hanging="360"/>
+      </w:pPr>
+    </w:lvl>
+    <w:lvl w:ilvl="2" w:tplc="0409001B" w:tentative="1">
+      <w:start w:val="1"/>
+      <w:numFmt w:val="lowerRoman"/>
+      <w:lvlText w:val="%3."/>
+      <w:lvlJc w:val="right"/>
+      <w:pPr>
+        <w:ind w:left="2160" w:hanging="180"/>
+      </w:pPr>
+    </w:lvl>
+    <w:lvl w:ilvl="3" w:tplc="0409000F" w:tentative="1">
+      <w:start w:val="1"/>
+      <w:numFmt w:val="decimal"/>
+      <w:lvlText w:val="%4."/>
+      <w:lvlJc w:val="left"/>
+      <w:pPr>
+        <w:ind w:left="2880" w:hanging="360"/>
+      </w:pPr>
+    </w:lvl>
+    <w:lvl w:ilvl="4" w:tplc="04090019" w:tentative="1">
+      <w:start w:val="1"/>
+      <w:numFmt w:val="lowerLetter"/>
+      <w:lvlText w:val="%5."/>
+      <w:lvlJc w:val="left"/>
+      <w:pPr>
+        <w:ind w:left="3600" w:hanging="360"/>
+      </w:pPr>
+    </w:lvl>
+    <w:lvl w:ilvl="5" w:tplc="0409001B" w:tentative="1">
+      <w:start w:val="1"/>
+      <w:numFmt w:val="lowerRoman"/>
+      <w:lvlText w:val="%6."/>
+      <w:lvlJc w:val="right"/>
+      <w:pPr>
+        <w:ind w:left="4320" w:hanging="180"/>
+      </w:pPr>
+    </w:lvl>
+    <w:lvl w:ilvl="6" w:tplc="0409000F" w:tentative="1">
+      <w:start w:val="1"/>
+      <w:numFmt w:val="decimal"/>
+      <w:lvlText w:val="%7."/>
+      <w:lvlJc w:val="left"/>
+      <w:pPr>
+        <w:ind w:left="5040" w:hanging="360"/>
+      </w:pPr>
+    </w:lvl>
+    <w:lvl w:ilvl="7" w:tplc="04090019" w:tentative="1">
+      <w:start w:val="1"/>
+      <w:numFmt w:val="lowerLetter"/>
+      <w:lvlText w:val="%8."/>
+      <w:lvlJc w:val="left"/>
+      <w:pPr>
+        <w:ind w:left="5760" w:hanging="360"/>
+      </w:pPr>
+    </w:lvl>
+    <w:lvl w:ilvl="8" w:tplc="0409001B" w:tentative="1">
+      <w:start w:val="1"/>
+      <w:numFmt w:val="lowerRoman"/>
+      <w:lvlText w:val="%9."/>
+      <w:lvlJc w:val="right"/>
+      <w:pPr>
+        <w:ind w:left="6480" w:hanging="180"/>
+      </w:pPr>
+    </w:lvl>
+  </w:abstractNum>
+  <w:abstractNum w:abstractNumId="14" w15:restartNumberingAfterBreak="0">
     <w:nsid w:val="4E100B8B"/>
     <w:multiLevelType w:val="hybridMultilevel"/>
     <w:tmpl w:val="1D5460BE"/>
@@ -5458,7 +6602,7 @@
       </w:pPr>
     </w:lvl>
   </w:abstractNum>
-  <w:abstractNum w:abstractNumId="14" w15:restartNumberingAfterBreak="0">
+  <w:abstractNum w:abstractNumId="15" w15:restartNumberingAfterBreak="0">
     <w:nsid w:val="5AD15962"/>
     <w:multiLevelType w:val="hybridMultilevel"/>
     <w:tmpl w:val="884AF92E"/>
@@ -5544,7 +6688,7 @@
       </w:pPr>
     </w:lvl>
   </w:abstractNum>
-  <w:abstractNum w:abstractNumId="15" w15:restartNumberingAfterBreak="0">
+  <w:abstractNum w:abstractNumId="16" w15:restartNumberingAfterBreak="0">
     <w:nsid w:val="6AAA50FA"/>
     <w:multiLevelType w:val="hybridMultilevel"/>
     <w:tmpl w:val="829279AA"/>
@@ -5630,7 +6774,7 @@
       </w:pPr>
     </w:lvl>
   </w:abstractNum>
-  <w:abstractNum w:abstractNumId="16" w15:restartNumberingAfterBreak="0">
+  <w:abstractNum w:abstractNumId="17" w15:restartNumberingAfterBreak="0">
     <w:nsid w:val="72E21C6C"/>
     <w:multiLevelType w:val="hybridMultilevel"/>
     <w:tmpl w:val="A548623A"/>
@@ -5716,7 +6860,7 @@
       </w:pPr>
     </w:lvl>
   </w:abstractNum>
-  <w:abstractNum w:abstractNumId="17" w15:restartNumberingAfterBreak="0">
+  <w:abstractNum w:abstractNumId="18" w15:restartNumberingAfterBreak="0">
     <w:nsid w:val="7ABA1038"/>
     <w:multiLevelType w:val="hybridMultilevel"/>
     <w:tmpl w:val="CAE67AD6"/>
@@ -5802,7 +6946,7 @@
       </w:pPr>
     </w:lvl>
   </w:abstractNum>
-  <w:abstractNum w:abstractNumId="18" w15:restartNumberingAfterBreak="0">
+  <w:abstractNum w:abstractNumId="19" w15:restartNumberingAfterBreak="0">
     <w:nsid w:val="7FBE6D6A"/>
     <w:multiLevelType w:val="hybridMultilevel"/>
     <w:tmpl w:val="7D3272E4"/>
@@ -5907,13 +7051,13 @@
     <w:abstractNumId w:val="2"/>
   </w:num>
   <w:num w:numId="7" w16cid:durableId="1879052598">
-    <w:abstractNumId w:val="15"/>
+    <w:abstractNumId w:val="16"/>
   </w:num>
   <w:num w:numId="8" w16cid:durableId="1749188025">
     <w:abstractNumId w:val="6"/>
   </w:num>
   <w:num w:numId="9" w16cid:durableId="101462200">
-    <w:abstractNumId w:val="16"/>
+    <w:abstractNumId w:val="17"/>
   </w:num>
   <w:num w:numId="10" w16cid:durableId="57170953">
     <w:abstractNumId w:val="0"/>
@@ -5922,10 +7066,10 @@
     <w:abstractNumId w:val="4"/>
   </w:num>
   <w:num w:numId="12" w16cid:durableId="1752465261">
-    <w:abstractNumId w:val="14"/>
+    <w:abstractNumId w:val="15"/>
   </w:num>
   <w:num w:numId="13" w16cid:durableId="192882122">
-    <w:abstractNumId w:val="17"/>
+    <w:abstractNumId w:val="18"/>
   </w:num>
   <w:num w:numId="14" w16cid:durableId="1059592124">
     <w:abstractNumId w:val="10"/>
@@ -5937,13 +7081,16 @@
     <w:abstractNumId w:val="9"/>
   </w:num>
   <w:num w:numId="17" w16cid:durableId="1172834706">
-    <w:abstractNumId w:val="13"/>
+    <w:abstractNumId w:val="14"/>
   </w:num>
   <w:num w:numId="18" w16cid:durableId="1390882741">
-    <w:abstractNumId w:val="18"/>
+    <w:abstractNumId w:val="19"/>
   </w:num>
   <w:num w:numId="19" w16cid:durableId="1705986544">
     <w:abstractNumId w:val="7"/>
+  </w:num>
+  <w:num w:numId="20" w16cid:durableId="178937250">
+    <w:abstractNumId w:val="13"/>
   </w:num>
 </w:numbering>
 </file>

--- a/Questions.docx
+++ b/Questions.docx
@@ -4573,10 +4573,6 @@
     <w:p>
       <w:pPr>
         <w:pStyle w:val="max2"/>
-        <w:numPr>
-          <w:ilvl w:val="0"/>
-          <w:numId w:val="19"/>
-        </w:numPr>
         <w:rPr>
           <w:rFonts w:ascii="Verdana" w:hAnsi="Verdana"/>
           <w:color w:val="000000"/>

--- a/Questions.docx
+++ b/Questions.docx
@@ -4845,7 +4845,52 @@
           <w:sz w:val="24"/>
           <w:szCs w:val="24"/>
         </w:rPr>
-        <w:t>Count Total Repeating Digits in Array</w:t>
+        <w:t>Count Total Repeating Digits</w:t>
+      </w:r>
+      <w:r>
+        <w:rPr>
+          <w:rFonts w:ascii="Verdana" w:hAnsi="Verdana"/>
+          <w:color w:val="000000"/>
+          <w:sz w:val="24"/>
+          <w:szCs w:val="24"/>
+        </w:rPr>
+        <w:t xml:space="preserve"> in each element / number</w:t>
+      </w:r>
+      <w:r>
+        <w:rPr>
+          <w:rFonts w:ascii="Verdana" w:hAnsi="Verdana"/>
+          <w:color w:val="000000"/>
+          <w:sz w:val="24"/>
+          <w:szCs w:val="24"/>
+        </w:rPr>
+        <w:t xml:space="preserve"> in </w:t>
+      </w:r>
+      <w:r>
+        <w:rPr>
+          <w:rFonts w:ascii="Verdana" w:hAnsi="Verdana"/>
+          <w:color w:val="000000"/>
+          <w:sz w:val="24"/>
+          <w:szCs w:val="24"/>
+        </w:rPr>
+        <w:t xml:space="preserve">an </w:t>
+      </w:r>
+      <w:r>
+        <w:rPr>
+          <w:rFonts w:ascii="Verdana" w:hAnsi="Verdana"/>
+          <w:color w:val="000000"/>
+          <w:sz w:val="24"/>
+          <w:szCs w:val="24"/>
+        </w:rPr>
+        <w:t>Array</w:t>
+      </w:r>
+      <w:r>
+        <w:rPr>
+          <w:rFonts w:ascii="Verdana" w:hAnsi="Verdana"/>
+          <w:color w:val="000000"/>
+          <w:sz w:val="24"/>
+          <w:szCs w:val="24"/>
+        </w:rPr>
+        <w:t xml:space="preserve"> not in overall</w:t>
       </w:r>
       <w:r>
         <w:rPr>
@@ -4940,7 +4985,370 @@
           <w:sz w:val="24"/>
           <w:szCs w:val="24"/>
         </w:rPr>
-        <w:lastRenderedPageBreak/>
+        <w:t xml:space="preserve">DSA Foundation </w:t>
+      </w:r>
+      <w:proofErr w:type="gramStart"/>
+      <w:r>
+        <w:rPr>
+          <w:rFonts w:ascii="Verdana" w:hAnsi="Verdana"/>
+          <w:color w:val="000000"/>
+          <w:sz w:val="24"/>
+          <w:szCs w:val="24"/>
+        </w:rPr>
+        <w:t>questions(</w:t>
+      </w:r>
+      <w:proofErr w:type="gramEnd"/>
+      <w:r>
+        <w:rPr>
+          <w:rFonts w:ascii="Verdana" w:hAnsi="Verdana"/>
+          <w:color w:val="000000"/>
+          <w:sz w:val="24"/>
+          <w:szCs w:val="24"/>
+        </w:rPr>
+        <w:t>Day 16</w:t>
+      </w:r>
+      <w:proofErr w:type="gramStart"/>
+      <w:r>
+        <w:rPr>
+          <w:rFonts w:ascii="Verdana" w:hAnsi="Verdana"/>
+          <w:color w:val="000000"/>
+          <w:sz w:val="24"/>
+          <w:szCs w:val="24"/>
+        </w:rPr>
+        <w:t>) :</w:t>
+      </w:r>
+      <w:proofErr w:type="gramEnd"/>
+    </w:p>
+    <w:p>
+      <w:pPr>
+        <w:pStyle w:val="ListParagraph"/>
+        <w:numPr>
+          <w:ilvl w:val="0"/>
+          <w:numId w:val="21"/>
+        </w:numPr>
+        <w:shd w:val="clear" w:color="auto" w:fill="1E1F22"/>
+        <w:tabs>
+          <w:tab w:val="left" w:pos="916"/>
+          <w:tab w:val="left" w:pos="1832"/>
+          <w:tab w:val="left" w:pos="2748"/>
+          <w:tab w:val="left" w:pos="3664"/>
+          <w:tab w:val="left" w:pos="4580"/>
+          <w:tab w:val="left" w:pos="5496"/>
+          <w:tab w:val="left" w:pos="6412"/>
+          <w:tab w:val="left" w:pos="7328"/>
+          <w:tab w:val="left" w:pos="8244"/>
+          <w:tab w:val="left" w:pos="9160"/>
+          <w:tab w:val="left" w:pos="10076"/>
+          <w:tab w:val="left" w:pos="10992"/>
+          <w:tab w:val="left" w:pos="11908"/>
+          <w:tab w:val="left" w:pos="12824"/>
+          <w:tab w:val="left" w:pos="13740"/>
+          <w:tab w:val="left" w:pos="14656"/>
+        </w:tabs>
+        <w:spacing w:after="0" w:line="240" w:lineRule="auto"/>
+        <w:rPr>
+          <w:rFonts w:ascii="Courier New" w:eastAsia="Times New Roman" w:hAnsi="Courier New" w:cs="Courier New"/>
+          <w:color w:val="F2F2F2" w:themeColor="background1" w:themeShade="F2"/>
+          <w:kern w:val="0"/>
+          <w:sz w:val="20"/>
+          <w:szCs w:val="20"/>
+          <w14:ligatures w14:val="none"/>
+        </w:rPr>
+      </w:pPr>
+      <w:r>
+        <w:rPr>
+          <w:rFonts w:ascii="Courier New" w:eastAsia="Times New Roman" w:hAnsi="Courier New" w:cs="Courier New"/>
+          <w:color w:val="F2F2F2" w:themeColor="background1" w:themeShade="F2"/>
+          <w:kern w:val="0"/>
+          <w:sz w:val="20"/>
+          <w:szCs w:val="20"/>
+          <w14:ligatures w14:val="none"/>
+        </w:rPr>
+        <w:t xml:space="preserve">Given an array of integers </w:t>
+      </w:r>
+      <w:proofErr w:type="spellStart"/>
+      <w:r>
+        <w:rPr>
+          <w:rFonts w:ascii="Courier New" w:eastAsia="Times New Roman" w:hAnsi="Courier New" w:cs="Courier New"/>
+          <w:color w:val="F2F2F2" w:themeColor="background1" w:themeShade="F2"/>
+          <w:kern w:val="0"/>
+          <w:sz w:val="20"/>
+          <w:szCs w:val="20"/>
+          <w14:ligatures w14:val="none"/>
+        </w:rPr>
+        <w:t>nums</w:t>
+      </w:r>
+      <w:proofErr w:type="spellEnd"/>
+      <w:r>
+        <w:rPr>
+          <w:rFonts w:ascii="Courier New" w:eastAsia="Times New Roman" w:hAnsi="Courier New" w:cs="Courier New"/>
+          <w:color w:val="F2F2F2" w:themeColor="background1" w:themeShade="F2"/>
+          <w:kern w:val="0"/>
+          <w:sz w:val="20"/>
+          <w:szCs w:val="20"/>
+          <w14:ligatures w14:val="none"/>
+        </w:rPr>
+        <w:t xml:space="preserve"> and an integer target, return indices of the two numbers such that they add up to target.</w:t>
+      </w:r>
+      <w:r>
+        <w:rPr>
+          <w:rFonts w:ascii="Courier New" w:eastAsia="Times New Roman" w:hAnsi="Courier New" w:cs="Courier New"/>
+          <w:color w:val="F2F2F2" w:themeColor="background1" w:themeShade="F2"/>
+          <w:kern w:val="0"/>
+          <w:sz w:val="20"/>
+          <w:szCs w:val="20"/>
+          <w14:ligatures w14:val="none"/>
+        </w:rPr>
+        <w:br/>
+      </w:r>
+      <w:r>
+        <w:rPr>
+          <w:rFonts w:ascii="Courier New" w:eastAsia="Times New Roman" w:hAnsi="Courier New" w:cs="Courier New"/>
+          <w:color w:val="F2F2F2" w:themeColor="background1" w:themeShade="F2"/>
+          <w:kern w:val="0"/>
+          <w:sz w:val="20"/>
+          <w:szCs w:val="20"/>
+          <w14:ligatures w14:val="none"/>
+        </w:rPr>
+        <w:br/>
+        <w:t>You may assume that each input would have exactly one solution, and you may not use the same element twice.</w:t>
+      </w:r>
+      <w:r>
+        <w:rPr>
+          <w:rFonts w:ascii="Courier New" w:eastAsia="Times New Roman" w:hAnsi="Courier New" w:cs="Courier New"/>
+          <w:color w:val="F2F2F2" w:themeColor="background1" w:themeShade="F2"/>
+          <w:kern w:val="0"/>
+          <w:sz w:val="20"/>
+          <w:szCs w:val="20"/>
+          <w14:ligatures w14:val="none"/>
+        </w:rPr>
+        <w:br/>
+      </w:r>
+      <w:r>
+        <w:rPr>
+          <w:rFonts w:ascii="Courier New" w:eastAsia="Times New Roman" w:hAnsi="Courier New" w:cs="Courier New"/>
+          <w:color w:val="F2F2F2" w:themeColor="background1" w:themeShade="F2"/>
+          <w:kern w:val="0"/>
+          <w:sz w:val="20"/>
+          <w:szCs w:val="20"/>
+          <w14:ligatures w14:val="none"/>
+        </w:rPr>
+        <w:br/>
+        <w:t>You can return the answer in any order.</w:t>
+      </w:r>
+      <w:r>
+        <w:rPr>
+          <w:rFonts w:ascii="Courier New" w:eastAsia="Times New Roman" w:hAnsi="Courier New" w:cs="Courier New"/>
+          <w:color w:val="F2F2F2" w:themeColor="background1" w:themeShade="F2"/>
+          <w:kern w:val="0"/>
+          <w:sz w:val="20"/>
+          <w:szCs w:val="20"/>
+          <w14:ligatures w14:val="none"/>
+        </w:rPr>
+        <w:br/>
+        <w:t>Example 1:</w:t>
+      </w:r>
+      <w:r>
+        <w:rPr>
+          <w:rFonts w:ascii="Courier New" w:eastAsia="Times New Roman" w:hAnsi="Courier New" w:cs="Courier New"/>
+          <w:color w:val="F2F2F2" w:themeColor="background1" w:themeShade="F2"/>
+          <w:kern w:val="0"/>
+          <w:sz w:val="20"/>
+          <w:szCs w:val="20"/>
+          <w14:ligatures w14:val="none"/>
+        </w:rPr>
+        <w:br/>
+        <w:t xml:space="preserve">Input: </w:t>
+      </w:r>
+      <w:proofErr w:type="spellStart"/>
+      <w:r>
+        <w:rPr>
+          <w:rFonts w:ascii="Courier New" w:eastAsia="Times New Roman" w:hAnsi="Courier New" w:cs="Courier New"/>
+          <w:color w:val="F2F2F2" w:themeColor="background1" w:themeShade="F2"/>
+          <w:kern w:val="0"/>
+          <w:sz w:val="20"/>
+          <w:szCs w:val="20"/>
+          <w14:ligatures w14:val="none"/>
+        </w:rPr>
+        <w:t>nums</w:t>
+      </w:r>
+      <w:proofErr w:type="spellEnd"/>
+      <w:r>
+        <w:rPr>
+          <w:rFonts w:ascii="Courier New" w:eastAsia="Times New Roman" w:hAnsi="Courier New" w:cs="Courier New"/>
+          <w:color w:val="F2F2F2" w:themeColor="background1" w:themeShade="F2"/>
+          <w:kern w:val="0"/>
+          <w:sz w:val="20"/>
+          <w:szCs w:val="20"/>
+          <w14:ligatures w14:val="none"/>
+        </w:rPr>
+        <w:t xml:space="preserve"> = [2,7,11,15], target = 9</w:t>
+      </w:r>
+      <w:r>
+        <w:rPr>
+          <w:rFonts w:ascii="Courier New" w:eastAsia="Times New Roman" w:hAnsi="Courier New" w:cs="Courier New"/>
+          <w:color w:val="F2F2F2" w:themeColor="background1" w:themeShade="F2"/>
+          <w:kern w:val="0"/>
+          <w:sz w:val="20"/>
+          <w:szCs w:val="20"/>
+          <w14:ligatures w14:val="none"/>
+        </w:rPr>
+        <w:br/>
+        <w:t>Output: [0,1]</w:t>
+      </w:r>
+      <w:r>
+        <w:rPr>
+          <w:rFonts w:ascii="Courier New" w:eastAsia="Times New Roman" w:hAnsi="Courier New" w:cs="Courier New"/>
+          <w:color w:val="F2F2F2" w:themeColor="background1" w:themeShade="F2"/>
+          <w:kern w:val="0"/>
+          <w:sz w:val="20"/>
+          <w:szCs w:val="20"/>
+          <w14:ligatures w14:val="none"/>
+        </w:rPr>
+        <w:br/>
+        <w:t xml:space="preserve">Explanation: Because </w:t>
+      </w:r>
+      <w:proofErr w:type="spellStart"/>
+      <w:r>
+        <w:rPr>
+          <w:rFonts w:ascii="Courier New" w:eastAsia="Times New Roman" w:hAnsi="Courier New" w:cs="Courier New"/>
+          <w:color w:val="F2F2F2" w:themeColor="background1" w:themeShade="F2"/>
+          <w:kern w:val="0"/>
+          <w:sz w:val="20"/>
+          <w:szCs w:val="20"/>
+          <w14:ligatures w14:val="none"/>
+        </w:rPr>
+        <w:t>nums</w:t>
+      </w:r>
+      <w:proofErr w:type="spellEnd"/>
+      <w:r>
+        <w:rPr>
+          <w:rFonts w:ascii="Courier New" w:eastAsia="Times New Roman" w:hAnsi="Courier New" w:cs="Courier New"/>
+          <w:color w:val="F2F2F2" w:themeColor="background1" w:themeShade="F2"/>
+          <w:kern w:val="0"/>
+          <w:sz w:val="20"/>
+          <w:szCs w:val="20"/>
+          <w14:ligatures w14:val="none"/>
+        </w:rPr>
+        <w:t xml:space="preserve">[0] + </w:t>
+      </w:r>
+      <w:proofErr w:type="spellStart"/>
+      <w:r>
+        <w:rPr>
+          <w:rFonts w:ascii="Courier New" w:eastAsia="Times New Roman" w:hAnsi="Courier New" w:cs="Courier New"/>
+          <w:color w:val="F2F2F2" w:themeColor="background1" w:themeShade="F2"/>
+          <w:kern w:val="0"/>
+          <w:sz w:val="20"/>
+          <w:szCs w:val="20"/>
+          <w14:ligatures w14:val="none"/>
+        </w:rPr>
+        <w:t>nums</w:t>
+      </w:r>
+      <w:proofErr w:type="spellEnd"/>
+      <w:r>
+        <w:rPr>
+          <w:rFonts w:ascii="Courier New" w:eastAsia="Times New Roman" w:hAnsi="Courier New" w:cs="Courier New"/>
+          <w:color w:val="F2F2F2" w:themeColor="background1" w:themeShade="F2"/>
+          <w:kern w:val="0"/>
+          <w:sz w:val="20"/>
+          <w:szCs w:val="20"/>
+          <w14:ligatures w14:val="none"/>
+        </w:rPr>
+        <w:t>[1] == 9, we return [0, 1].</w:t>
+      </w:r>
+      <w:r>
+        <w:rPr>
+          <w:rFonts w:ascii="Courier New" w:eastAsia="Times New Roman" w:hAnsi="Courier New" w:cs="Courier New"/>
+          <w:color w:val="F2F2F2" w:themeColor="background1" w:themeShade="F2"/>
+          <w:kern w:val="0"/>
+          <w:sz w:val="20"/>
+          <w:szCs w:val="20"/>
+          <w14:ligatures w14:val="none"/>
+        </w:rPr>
+        <w:br/>
+        <w:t>Example 2:</w:t>
+      </w:r>
+      <w:r>
+        <w:rPr>
+          <w:rFonts w:ascii="Courier New" w:eastAsia="Times New Roman" w:hAnsi="Courier New" w:cs="Courier New"/>
+          <w:color w:val="F2F2F2" w:themeColor="background1" w:themeShade="F2"/>
+          <w:kern w:val="0"/>
+          <w:sz w:val="20"/>
+          <w:szCs w:val="20"/>
+          <w14:ligatures w14:val="none"/>
+        </w:rPr>
+        <w:br/>
+        <w:t xml:space="preserve">Input: </w:t>
+      </w:r>
+      <w:proofErr w:type="spellStart"/>
+      <w:r>
+        <w:rPr>
+          <w:rFonts w:ascii="Courier New" w:eastAsia="Times New Roman" w:hAnsi="Courier New" w:cs="Courier New"/>
+          <w:color w:val="F2F2F2" w:themeColor="background1" w:themeShade="F2"/>
+          <w:kern w:val="0"/>
+          <w:sz w:val="20"/>
+          <w:szCs w:val="20"/>
+          <w14:ligatures w14:val="none"/>
+        </w:rPr>
+        <w:t>nums</w:t>
+      </w:r>
+      <w:proofErr w:type="spellEnd"/>
+      <w:r>
+        <w:rPr>
+          <w:rFonts w:ascii="Courier New" w:eastAsia="Times New Roman" w:hAnsi="Courier New" w:cs="Courier New"/>
+          <w:color w:val="F2F2F2" w:themeColor="background1" w:themeShade="F2"/>
+          <w:kern w:val="0"/>
+          <w:sz w:val="20"/>
+          <w:szCs w:val="20"/>
+          <w14:ligatures w14:val="none"/>
+        </w:rPr>
+        <w:t xml:space="preserve"> = [3,2,4], target = 6</w:t>
+      </w:r>
+      <w:r>
+        <w:rPr>
+          <w:rFonts w:ascii="Courier New" w:eastAsia="Times New Roman" w:hAnsi="Courier New" w:cs="Courier New"/>
+          <w:color w:val="F2F2F2" w:themeColor="background1" w:themeShade="F2"/>
+          <w:kern w:val="0"/>
+          <w:sz w:val="20"/>
+          <w:szCs w:val="20"/>
+          <w14:ligatures w14:val="none"/>
+        </w:rPr>
+        <w:br/>
+        <w:t>Output: [1,2]</w:t>
+      </w:r>
+    </w:p>
+    <w:p>
+      <w:pPr>
+        <w:pStyle w:val="max2"/>
+        <w:numPr>
+          <w:ilvl w:val="0"/>
+          <w:numId w:val="21"/>
+        </w:numPr>
+        <w:rPr>
+          <w:rFonts w:ascii="Verdana" w:hAnsi="Verdana"/>
+          <w:color w:val="000000"/>
+          <w:sz w:val="24"/>
+          <w:szCs w:val="24"/>
+        </w:rPr>
+      </w:pPr>
+    </w:p>
+    <w:p>
+      <w:pPr>
+        <w:pStyle w:val="max2"/>
+        <w:rPr>
+          <w:rFonts w:ascii="Verdana" w:hAnsi="Verdana"/>
+          <w:color w:val="000000"/>
+          <w:sz w:val="24"/>
+          <w:szCs w:val="24"/>
+        </w:rPr>
+      </w:pPr>
+      <w:r>
+        <w:rPr>
+          <w:rFonts w:ascii="Verdana" w:hAnsi="Verdana"/>
+          <w:color w:val="000000"/>
+          <w:sz w:val="24"/>
+          <w:szCs w:val="24"/>
+        </w:rPr>
         <w:t>Day 1</w:t>
       </w:r>
       <w:r>
@@ -4950,7 +5358,7 @@
           <w:sz w:val="24"/>
           <w:szCs w:val="24"/>
         </w:rPr>
-        <w:t>5</w:t>
+        <w:t>7</w:t>
       </w:r>
     </w:p>
     <w:p>
@@ -5139,7 +5547,7 @@
           <w:sz w:val="24"/>
           <w:szCs w:val="24"/>
         </w:rPr>
-        <w:t>6</w:t>
+        <w:t>8</w:t>
       </w:r>
     </w:p>
     <w:p>
@@ -5712,6 +6120,92 @@
     </w:lvl>
   </w:abstractNum>
   <w:abstractNum w:abstractNumId="5" w15:restartNumberingAfterBreak="0">
+    <w:nsid w:val="2AEC65C4"/>
+    <w:multiLevelType w:val="hybridMultilevel"/>
+    <w:tmpl w:val="C87E1036"/>
+    <w:lvl w:ilvl="0" w:tplc="0409000F">
+      <w:start w:val="1"/>
+      <w:numFmt w:val="decimal"/>
+      <w:lvlText w:val="%1."/>
+      <w:lvlJc w:val="left"/>
+      <w:pPr>
+        <w:ind w:left="720" w:hanging="360"/>
+      </w:pPr>
+    </w:lvl>
+    <w:lvl w:ilvl="1" w:tplc="04090019" w:tentative="1">
+      <w:start w:val="1"/>
+      <w:numFmt w:val="lowerLetter"/>
+      <w:lvlText w:val="%2."/>
+      <w:lvlJc w:val="left"/>
+      <w:pPr>
+        <w:ind w:left="1440" w:hanging="360"/>
+      </w:pPr>
+    </w:lvl>
+    <w:lvl w:ilvl="2" w:tplc="0409001B" w:tentative="1">
+      <w:start w:val="1"/>
+      <w:numFmt w:val="lowerRoman"/>
+      <w:lvlText w:val="%3."/>
+      <w:lvlJc w:val="right"/>
+      <w:pPr>
+        <w:ind w:left="2160" w:hanging="180"/>
+      </w:pPr>
+    </w:lvl>
+    <w:lvl w:ilvl="3" w:tplc="0409000F" w:tentative="1">
+      <w:start w:val="1"/>
+      <w:numFmt w:val="decimal"/>
+      <w:lvlText w:val="%4."/>
+      <w:lvlJc w:val="left"/>
+      <w:pPr>
+        <w:ind w:left="2880" w:hanging="360"/>
+      </w:pPr>
+    </w:lvl>
+    <w:lvl w:ilvl="4" w:tplc="04090019" w:tentative="1">
+      <w:start w:val="1"/>
+      <w:numFmt w:val="lowerLetter"/>
+      <w:lvlText w:val="%5."/>
+      <w:lvlJc w:val="left"/>
+      <w:pPr>
+        <w:ind w:left="3600" w:hanging="360"/>
+      </w:pPr>
+    </w:lvl>
+    <w:lvl w:ilvl="5" w:tplc="0409001B" w:tentative="1">
+      <w:start w:val="1"/>
+      <w:numFmt w:val="lowerRoman"/>
+      <w:lvlText w:val="%6."/>
+      <w:lvlJc w:val="right"/>
+      <w:pPr>
+        <w:ind w:left="4320" w:hanging="180"/>
+      </w:pPr>
+    </w:lvl>
+    <w:lvl w:ilvl="6" w:tplc="0409000F" w:tentative="1">
+      <w:start w:val="1"/>
+      <w:numFmt w:val="decimal"/>
+      <w:lvlText w:val="%7."/>
+      <w:lvlJc w:val="left"/>
+      <w:pPr>
+        <w:ind w:left="5040" w:hanging="360"/>
+      </w:pPr>
+    </w:lvl>
+    <w:lvl w:ilvl="7" w:tplc="04090019" w:tentative="1">
+      <w:start w:val="1"/>
+      <w:numFmt w:val="lowerLetter"/>
+      <w:lvlText w:val="%8."/>
+      <w:lvlJc w:val="left"/>
+      <w:pPr>
+        <w:ind w:left="5760" w:hanging="360"/>
+      </w:pPr>
+    </w:lvl>
+    <w:lvl w:ilvl="8" w:tplc="0409001B" w:tentative="1">
+      <w:start w:val="1"/>
+      <w:numFmt w:val="lowerRoman"/>
+      <w:lvlText w:val="%9."/>
+      <w:lvlJc w:val="right"/>
+      <w:pPr>
+        <w:ind w:left="6480" w:hanging="180"/>
+      </w:pPr>
+    </w:lvl>
+  </w:abstractNum>
+  <w:abstractNum w:abstractNumId="6" w15:restartNumberingAfterBreak="0">
     <w:nsid w:val="2EFB147E"/>
     <w:multiLevelType w:val="hybridMultilevel"/>
     <w:tmpl w:val="3620DFC0"/>
@@ -5797,7 +6291,7 @@
       </w:pPr>
     </w:lvl>
   </w:abstractNum>
-  <w:abstractNum w:abstractNumId="6" w15:restartNumberingAfterBreak="0">
+  <w:abstractNum w:abstractNumId="7" w15:restartNumberingAfterBreak="0">
     <w:nsid w:val="32F93CDD"/>
     <w:multiLevelType w:val="multilevel"/>
     <w:tmpl w:val="45B0D78C"/>
@@ -5910,7 +6404,7 @@
       </w:pPr>
     </w:lvl>
   </w:abstractNum>
-  <w:abstractNum w:abstractNumId="7" w15:restartNumberingAfterBreak="0">
+  <w:abstractNum w:abstractNumId="8" w15:restartNumberingAfterBreak="0">
     <w:nsid w:val="386C5883"/>
     <w:multiLevelType w:val="hybridMultilevel"/>
     <w:tmpl w:val="B388E582"/>
@@ -5996,7 +6490,7 @@
       </w:pPr>
     </w:lvl>
   </w:abstractNum>
-  <w:abstractNum w:abstractNumId="8" w15:restartNumberingAfterBreak="0">
+  <w:abstractNum w:abstractNumId="9" w15:restartNumberingAfterBreak="0">
     <w:nsid w:val="40275F85"/>
     <w:multiLevelType w:val="hybridMultilevel"/>
     <w:tmpl w:val="8DCC4EBE"/>
@@ -6082,7 +6576,7 @@
       </w:pPr>
     </w:lvl>
   </w:abstractNum>
-  <w:abstractNum w:abstractNumId="9" w15:restartNumberingAfterBreak="0">
+  <w:abstractNum w:abstractNumId="10" w15:restartNumberingAfterBreak="0">
     <w:nsid w:val="40C50921"/>
     <w:multiLevelType w:val="hybridMultilevel"/>
     <w:tmpl w:val="AF0A9ABA"/>
@@ -6168,7 +6662,7 @@
       </w:pPr>
     </w:lvl>
   </w:abstractNum>
-  <w:abstractNum w:abstractNumId="10" w15:restartNumberingAfterBreak="0">
+  <w:abstractNum w:abstractNumId="11" w15:restartNumberingAfterBreak="0">
     <w:nsid w:val="41214A0C"/>
     <w:multiLevelType w:val="hybridMultilevel"/>
     <w:tmpl w:val="DC0E80FA"/>
@@ -6254,7 +6748,7 @@
       </w:pPr>
     </w:lvl>
   </w:abstractNum>
-  <w:abstractNum w:abstractNumId="11" w15:restartNumberingAfterBreak="0">
+  <w:abstractNum w:abstractNumId="12" w15:restartNumberingAfterBreak="0">
     <w:nsid w:val="424A52A2"/>
     <w:multiLevelType w:val="hybridMultilevel"/>
     <w:tmpl w:val="A16657D4"/>
@@ -6340,7 +6834,7 @@
       </w:pPr>
     </w:lvl>
   </w:abstractNum>
-  <w:abstractNum w:abstractNumId="12" w15:restartNumberingAfterBreak="0">
+  <w:abstractNum w:abstractNumId="13" w15:restartNumberingAfterBreak="0">
     <w:nsid w:val="47F5408E"/>
     <w:multiLevelType w:val="hybridMultilevel"/>
     <w:tmpl w:val="A16657D4"/>
@@ -6426,7 +6920,7 @@
       </w:pPr>
     </w:lvl>
   </w:abstractNum>
-  <w:abstractNum w:abstractNumId="13" w15:restartNumberingAfterBreak="0">
+  <w:abstractNum w:abstractNumId="14" w15:restartNumberingAfterBreak="0">
     <w:nsid w:val="49173750"/>
     <w:multiLevelType w:val="hybridMultilevel"/>
     <w:tmpl w:val="6FEADD56"/>
@@ -6512,7 +7006,7 @@
       </w:pPr>
     </w:lvl>
   </w:abstractNum>
-  <w:abstractNum w:abstractNumId="14" w15:restartNumberingAfterBreak="0">
+  <w:abstractNum w:abstractNumId="15" w15:restartNumberingAfterBreak="0">
     <w:nsid w:val="4E100B8B"/>
     <w:multiLevelType w:val="hybridMultilevel"/>
     <w:tmpl w:val="1D5460BE"/>
@@ -6598,7 +7092,7 @@
       </w:pPr>
     </w:lvl>
   </w:abstractNum>
-  <w:abstractNum w:abstractNumId="15" w15:restartNumberingAfterBreak="0">
+  <w:abstractNum w:abstractNumId="16" w15:restartNumberingAfterBreak="0">
     <w:nsid w:val="5AD15962"/>
     <w:multiLevelType w:val="hybridMultilevel"/>
     <w:tmpl w:val="884AF92E"/>
@@ -6684,7 +7178,7 @@
       </w:pPr>
     </w:lvl>
   </w:abstractNum>
-  <w:abstractNum w:abstractNumId="16" w15:restartNumberingAfterBreak="0">
+  <w:abstractNum w:abstractNumId="17" w15:restartNumberingAfterBreak="0">
     <w:nsid w:val="6AAA50FA"/>
     <w:multiLevelType w:val="hybridMultilevel"/>
     <w:tmpl w:val="829279AA"/>
@@ -6770,7 +7264,7 @@
       </w:pPr>
     </w:lvl>
   </w:abstractNum>
-  <w:abstractNum w:abstractNumId="17" w15:restartNumberingAfterBreak="0">
+  <w:abstractNum w:abstractNumId="18" w15:restartNumberingAfterBreak="0">
     <w:nsid w:val="72E21C6C"/>
     <w:multiLevelType w:val="hybridMultilevel"/>
     <w:tmpl w:val="A548623A"/>
@@ -6856,7 +7350,7 @@
       </w:pPr>
     </w:lvl>
   </w:abstractNum>
-  <w:abstractNum w:abstractNumId="18" w15:restartNumberingAfterBreak="0">
+  <w:abstractNum w:abstractNumId="19" w15:restartNumberingAfterBreak="0">
     <w:nsid w:val="7ABA1038"/>
     <w:multiLevelType w:val="hybridMultilevel"/>
     <w:tmpl w:val="CAE67AD6"/>
@@ -6942,7 +7436,7 @@
       </w:pPr>
     </w:lvl>
   </w:abstractNum>
-  <w:abstractNum w:abstractNumId="19" w15:restartNumberingAfterBreak="0">
+  <w:abstractNum w:abstractNumId="20" w15:restartNumberingAfterBreak="0">
     <w:nsid w:val="7FBE6D6A"/>
     <w:multiLevelType w:val="hybridMultilevel"/>
     <w:tmpl w:val="7D3272E4"/>
@@ -7029,31 +7523,31 @@
     </w:lvl>
   </w:abstractNum>
   <w:num w:numId="1" w16cid:durableId="2067530903">
-    <w:abstractNumId w:val="8"/>
+    <w:abstractNumId w:val="9"/>
   </w:num>
   <w:num w:numId="2" w16cid:durableId="1527332407">
-    <w:abstractNumId w:val="5"/>
+    <w:abstractNumId w:val="6"/>
   </w:num>
   <w:num w:numId="3" w16cid:durableId="992101742">
-    <w:abstractNumId w:val="12"/>
+    <w:abstractNumId w:val="13"/>
   </w:num>
   <w:num w:numId="4" w16cid:durableId="271985620">
     <w:abstractNumId w:val="3"/>
   </w:num>
   <w:num w:numId="5" w16cid:durableId="1301619490">
-    <w:abstractNumId w:val="11"/>
+    <w:abstractNumId w:val="12"/>
   </w:num>
   <w:num w:numId="6" w16cid:durableId="1738437273">
     <w:abstractNumId w:val="2"/>
   </w:num>
   <w:num w:numId="7" w16cid:durableId="1879052598">
-    <w:abstractNumId w:val="16"/>
+    <w:abstractNumId w:val="17"/>
   </w:num>
   <w:num w:numId="8" w16cid:durableId="1749188025">
-    <w:abstractNumId w:val="6"/>
+    <w:abstractNumId w:val="7"/>
   </w:num>
   <w:num w:numId="9" w16cid:durableId="101462200">
-    <w:abstractNumId w:val="17"/>
+    <w:abstractNumId w:val="18"/>
   </w:num>
   <w:num w:numId="10" w16cid:durableId="57170953">
     <w:abstractNumId w:val="0"/>
@@ -7062,31 +7556,34 @@
     <w:abstractNumId w:val="4"/>
   </w:num>
   <w:num w:numId="12" w16cid:durableId="1752465261">
-    <w:abstractNumId w:val="15"/>
+    <w:abstractNumId w:val="16"/>
   </w:num>
   <w:num w:numId="13" w16cid:durableId="192882122">
-    <w:abstractNumId w:val="18"/>
+    <w:abstractNumId w:val="19"/>
   </w:num>
   <w:num w:numId="14" w16cid:durableId="1059592124">
-    <w:abstractNumId w:val="10"/>
+    <w:abstractNumId w:val="11"/>
   </w:num>
   <w:num w:numId="15" w16cid:durableId="973172513">
     <w:abstractNumId w:val="1"/>
   </w:num>
   <w:num w:numId="16" w16cid:durableId="1242788342">
-    <w:abstractNumId w:val="9"/>
+    <w:abstractNumId w:val="10"/>
   </w:num>
   <w:num w:numId="17" w16cid:durableId="1172834706">
+    <w:abstractNumId w:val="15"/>
+  </w:num>
+  <w:num w:numId="18" w16cid:durableId="1390882741">
+    <w:abstractNumId w:val="20"/>
+  </w:num>
+  <w:num w:numId="19" w16cid:durableId="1705986544">
+    <w:abstractNumId w:val="8"/>
+  </w:num>
+  <w:num w:numId="20" w16cid:durableId="178937250">
     <w:abstractNumId w:val="14"/>
   </w:num>
-  <w:num w:numId="18" w16cid:durableId="1390882741">
-    <w:abstractNumId w:val="19"/>
-  </w:num>
-  <w:num w:numId="19" w16cid:durableId="1705986544">
-    <w:abstractNumId w:val="7"/>
-  </w:num>
-  <w:num w:numId="20" w16cid:durableId="178937250">
-    <w:abstractNumId w:val="13"/>
+  <w:num w:numId="21" w16cid:durableId="1320034700">
+    <w:abstractNumId w:val="5"/>
   </w:num>
 </w:numbering>
 </file>
@@ -8023,6 +8520,58 @@
       <w14:ligatures w14:val="none"/>
     </w:rPr>
   </w:style>
+  <w:style w:type="paragraph" w:styleId="HTMLPreformatted">
+    <w:name w:val="HTML Preformatted"/>
+    <w:basedOn w:val="Normal"/>
+    <w:link w:val="HTMLPreformattedChar"/>
+    <w:uiPriority w:val="99"/>
+    <w:semiHidden/>
+    <w:unhideWhenUsed/>
+    <w:rsid w:val="00126492"/>
+    <w:pPr>
+      <w:tabs>
+        <w:tab w:val="left" w:pos="916"/>
+        <w:tab w:val="left" w:pos="1832"/>
+        <w:tab w:val="left" w:pos="2748"/>
+        <w:tab w:val="left" w:pos="3664"/>
+        <w:tab w:val="left" w:pos="4580"/>
+        <w:tab w:val="left" w:pos="5496"/>
+        <w:tab w:val="left" w:pos="6412"/>
+        <w:tab w:val="left" w:pos="7328"/>
+        <w:tab w:val="left" w:pos="8244"/>
+        <w:tab w:val="left" w:pos="9160"/>
+        <w:tab w:val="left" w:pos="10076"/>
+        <w:tab w:val="left" w:pos="10992"/>
+        <w:tab w:val="left" w:pos="11908"/>
+        <w:tab w:val="left" w:pos="12824"/>
+        <w:tab w:val="left" w:pos="13740"/>
+        <w:tab w:val="left" w:pos="14656"/>
+      </w:tabs>
+      <w:spacing w:after="0" w:line="240" w:lineRule="auto"/>
+    </w:pPr>
+    <w:rPr>
+      <w:rFonts w:ascii="Mangal" w:eastAsia="Times New Roman" w:hAnsi="Mangal" w:cs="Mangal"/>
+      <w:kern w:val="0"/>
+      <w:sz w:val="20"/>
+      <w:szCs w:val="20"/>
+      <w14:ligatures w14:val="none"/>
+    </w:rPr>
+  </w:style>
+  <w:style w:type="character" w:customStyle="1" w:styleId="HTMLPreformattedChar">
+    <w:name w:val="HTML Preformatted Char"/>
+    <w:basedOn w:val="DefaultParagraphFont"/>
+    <w:link w:val="HTMLPreformatted"/>
+    <w:uiPriority w:val="99"/>
+    <w:semiHidden/>
+    <w:rsid w:val="00126492"/>
+    <w:rPr>
+      <w:rFonts w:ascii="Mangal" w:eastAsia="Times New Roman" w:hAnsi="Mangal" w:cs="Mangal"/>
+      <w:kern w:val="0"/>
+      <w:sz w:val="20"/>
+      <w:szCs w:val="20"/>
+      <w14:ligatures w14:val="none"/>
+    </w:rPr>
+  </w:style>
 </w:styles>
 </file>
 

--- a/Questions.docx
+++ b/Questions.docx
@@ -52,44 +52,41 @@
           <w:sz w:val="28"/>
           <w:szCs w:val="22"/>
         </w:rPr>
-        <w:t xml:space="preserve">Write a java program to check input validation for integer </w:t>
-      </w:r>
-      <w:proofErr w:type="gramStart"/>
-      <w:r>
+        <w:t>Write a java program to check input validation for integer constraints :</w:t>
+      </w:r>
+    </w:p>
+    <w:p>
+      <w:pPr>
+        <w:pStyle w:val="ListParagraph"/>
         <w:rPr>
           <w:rFonts w:ascii="Times New Roman" w:hAnsi="Times New Roman" w:cs="Times New Roman"/>
           <w:sz w:val="28"/>
           <w:szCs w:val="22"/>
         </w:rPr>
-        <w:t>constraints :</w:t>
-      </w:r>
-      <w:proofErr w:type="gramEnd"/>
-    </w:p>
-    <w:p>
-      <w:pPr>
-        <w:pStyle w:val="ListParagraph"/>
+      </w:pPr>
+      <w:r>
         <w:rPr>
           <w:rFonts w:ascii="Times New Roman" w:hAnsi="Times New Roman" w:cs="Times New Roman"/>
           <w:sz w:val="28"/>
           <w:szCs w:val="22"/>
         </w:rPr>
-      </w:pPr>
+        <w:t>N&lt;</w:t>
+      </w:r>
       <w:r>
         <w:rPr>
           <w:rFonts w:ascii="Times New Roman" w:hAnsi="Times New Roman" w:cs="Times New Roman"/>
           <w:sz w:val="28"/>
           <w:szCs w:val="22"/>
         </w:rPr>
-        <w:t>N&lt;</w:t>
-      </w:r>
-      <w:proofErr w:type="gramStart"/>
+        <w:t>10</w:t>
+      </w:r>
       <w:r>
         <w:rPr>
           <w:rFonts w:ascii="Times New Roman" w:hAnsi="Times New Roman" w:cs="Times New Roman"/>
           <w:sz w:val="28"/>
           <w:szCs w:val="22"/>
         </w:rPr>
-        <w:t>10</w:t>
+        <w:t xml:space="preserve"> </w:t>
       </w:r>
       <w:r>
         <w:rPr>
@@ -97,7 +94,7 @@
           <w:sz w:val="28"/>
           <w:szCs w:val="22"/>
         </w:rPr>
-        <w:t xml:space="preserve"> </w:t>
+        <w:t>,</w:t>
       </w:r>
       <w:r>
         <w:rPr>
@@ -105,7 +102,7 @@
           <w:sz w:val="28"/>
           <w:szCs w:val="22"/>
         </w:rPr>
-        <w:t>,</w:t>
+        <w:t>N&gt;</w:t>
       </w:r>
       <w:r>
         <w:rPr>
@@ -113,16 +110,15 @@
           <w:sz w:val="28"/>
           <w:szCs w:val="22"/>
         </w:rPr>
-        <w:t>N</w:t>
-      </w:r>
-      <w:proofErr w:type="gramEnd"/>
+        <w:t xml:space="preserve">0, for string constraints : </w:t>
+      </w:r>
       <w:r>
         <w:rPr>
           <w:rFonts w:ascii="Times New Roman" w:hAnsi="Times New Roman" w:cs="Times New Roman"/>
           <w:sz w:val="28"/>
           <w:szCs w:val="22"/>
         </w:rPr>
-        <w:t>&gt;</w:t>
+        <w:t>S&lt;1</w:t>
       </w:r>
       <w:r>
         <w:rPr>
@@ -130,25 +126,23 @@
           <w:sz w:val="28"/>
           <w:szCs w:val="22"/>
         </w:rPr>
-        <w:t xml:space="preserve">0, for string </w:t>
-      </w:r>
-      <w:proofErr w:type="gramStart"/>
+        <w:t>,</w:t>
+      </w:r>
       <w:r>
         <w:rPr>
           <w:rFonts w:ascii="Times New Roman" w:hAnsi="Times New Roman" w:cs="Times New Roman"/>
           <w:sz w:val="28"/>
           <w:szCs w:val="22"/>
         </w:rPr>
-        <w:t>constraints :</w:t>
-      </w:r>
-      <w:proofErr w:type="gramEnd"/>
+        <w:t xml:space="preserve"> S</w:t>
+      </w:r>
       <w:r>
         <w:rPr>
           <w:rFonts w:ascii="Times New Roman" w:hAnsi="Times New Roman" w:cs="Times New Roman"/>
           <w:sz w:val="28"/>
           <w:szCs w:val="22"/>
         </w:rPr>
-        <w:t xml:space="preserve"> </w:t>
+        <w:t>&lt;</w:t>
       </w:r>
       <w:r>
         <w:rPr>
@@ -156,7 +150,7 @@
           <w:sz w:val="28"/>
           <w:szCs w:val="22"/>
         </w:rPr>
-        <w:t>S&lt;1</w:t>
+        <w:t>15</w:t>
       </w:r>
       <w:r>
         <w:rPr>
@@ -164,93 +158,61 @@
           <w:sz w:val="28"/>
           <w:szCs w:val="22"/>
         </w:rPr>
-        <w:t>,</w:t>
-      </w:r>
-      <w:r>
+        <w:t>, (S) string length. And print String as normal as input and double the integer value.</w:t>
+      </w:r>
+    </w:p>
+    <w:p>
+      <w:pPr>
+        <w:pStyle w:val="ListParagraph"/>
+        <w:numPr>
+          <w:ilvl w:val="0"/>
+          <w:numId w:val="1"/>
+        </w:numPr>
         <w:rPr>
           <w:rFonts w:ascii="Times New Roman" w:hAnsi="Times New Roman" w:cs="Times New Roman"/>
           <w:sz w:val="28"/>
           <w:szCs w:val="22"/>
         </w:rPr>
-        <w:t xml:space="preserve"> S</w:t>
-      </w:r>
+      </w:pPr>
       <w:r>
         <w:rPr>
           <w:rFonts w:ascii="Times New Roman" w:hAnsi="Times New Roman" w:cs="Times New Roman"/>
           <w:sz w:val="28"/>
           <w:szCs w:val="22"/>
         </w:rPr>
-        <w:t>&lt;</w:t>
-      </w:r>
-      <w:r>
+        <w:t>Write a java program to check if input number is palindrome or not.</w:t>
+      </w:r>
+    </w:p>
+    <w:p>
+      <w:pPr>
+        <w:pStyle w:val="ListParagraph"/>
+        <w:numPr>
+          <w:ilvl w:val="0"/>
+          <w:numId w:val="1"/>
+        </w:numPr>
         <w:rPr>
           <w:rFonts w:ascii="Times New Roman" w:hAnsi="Times New Roman" w:cs="Times New Roman"/>
           <w:sz w:val="28"/>
           <w:szCs w:val="22"/>
         </w:rPr>
-        <w:t>15</w:t>
-      </w:r>
+      </w:pPr>
       <w:r>
         <w:rPr>
           <w:rFonts w:ascii="Times New Roman" w:hAnsi="Times New Roman" w:cs="Times New Roman"/>
           <w:sz w:val="28"/>
           <w:szCs w:val="22"/>
         </w:rPr>
-        <w:t>, (S) string length. And print String as normal as input and double the integer value.</w:t>
-      </w:r>
-    </w:p>
-    <w:p>
-      <w:pPr>
-        <w:pStyle w:val="ListParagraph"/>
+        <w:t>Write a java program to check if input number is unique number or not.</w:t>
+      </w:r>
+    </w:p>
+    <w:p>
+      <w:pPr>
+        <w:pStyle w:val="max2"/>
         <w:numPr>
           <w:ilvl w:val="0"/>
           <w:numId w:val="1"/>
         </w:numPr>
         <w:rPr>
-          <w:rFonts w:ascii="Times New Roman" w:hAnsi="Times New Roman" w:cs="Times New Roman"/>
-          <w:sz w:val="28"/>
-          <w:szCs w:val="22"/>
-        </w:rPr>
-      </w:pPr>
-      <w:r>
-        <w:rPr>
-          <w:rFonts w:ascii="Times New Roman" w:hAnsi="Times New Roman" w:cs="Times New Roman"/>
-          <w:sz w:val="28"/>
-          <w:szCs w:val="22"/>
-        </w:rPr>
-        <w:t>Write a java program to check if input number is palindrome or not.</w:t>
-      </w:r>
-    </w:p>
-    <w:p>
-      <w:pPr>
-        <w:pStyle w:val="ListParagraph"/>
-        <w:numPr>
-          <w:ilvl w:val="0"/>
-          <w:numId w:val="1"/>
-        </w:numPr>
-        <w:rPr>
-          <w:rFonts w:ascii="Times New Roman" w:hAnsi="Times New Roman" w:cs="Times New Roman"/>
-          <w:sz w:val="28"/>
-          <w:szCs w:val="22"/>
-        </w:rPr>
-      </w:pPr>
-      <w:r>
-        <w:rPr>
-          <w:rFonts w:ascii="Times New Roman" w:hAnsi="Times New Roman" w:cs="Times New Roman"/>
-          <w:sz w:val="28"/>
-          <w:szCs w:val="22"/>
-        </w:rPr>
-        <w:t>Write a java program to check if input number is unique number or not.</w:t>
-      </w:r>
-    </w:p>
-    <w:p>
-      <w:pPr>
-        <w:pStyle w:val="max2"/>
-        <w:numPr>
-          <w:ilvl w:val="0"/>
-          <w:numId w:val="1"/>
-        </w:numPr>
-        <w:rPr>
           <w:rFonts w:ascii="Verdana" w:hAnsi="Verdana"/>
           <w:color w:val="000000"/>
           <w:sz w:val="24"/>
@@ -273,34 +235,7 @@
           <w:szCs w:val="24"/>
         </w:rPr>
         <w:br/>
-      </w:r>
-      <w:proofErr w:type="spellStart"/>
-      <w:proofErr w:type="gramStart"/>
-      <w:r>
-        <w:rPr>
-          <w:rFonts w:ascii="Verdana" w:hAnsi="Verdana"/>
-          <w:color w:val="000000"/>
-          <w:szCs w:val="24"/>
-        </w:rPr>
-        <w:t>stringTimes</w:t>
-      </w:r>
-      <w:proofErr w:type="spellEnd"/>
-      <w:r>
-        <w:rPr>
-          <w:rFonts w:ascii="Verdana" w:hAnsi="Verdana"/>
-          <w:color w:val="000000"/>
-          <w:szCs w:val="24"/>
-        </w:rPr>
-        <w:t>(</w:t>
-      </w:r>
-      <w:proofErr w:type="gramEnd"/>
-      <w:r>
-        <w:rPr>
-          <w:rFonts w:ascii="Verdana" w:hAnsi="Verdana"/>
-          <w:color w:val="000000"/>
-          <w:szCs w:val="24"/>
-        </w:rPr>
-        <w:t xml:space="preserve">"Hi", 2) </w:t>
+        <w:t xml:space="preserve">stringTimes("Hi", 2) </w:t>
       </w:r>
       <w:r>
         <w:rPr>
@@ -316,25 +251,7 @@
           <w:color w:val="000000"/>
           <w:szCs w:val="24"/>
         </w:rPr>
-        <w:t xml:space="preserve"> "</w:t>
-      </w:r>
-      <w:proofErr w:type="spellStart"/>
-      <w:r>
-        <w:rPr>
-          <w:rFonts w:ascii="Verdana" w:hAnsi="Verdana"/>
-          <w:color w:val="000000"/>
-          <w:szCs w:val="24"/>
-        </w:rPr>
-        <w:t>HiHi</w:t>
-      </w:r>
-      <w:proofErr w:type="spellEnd"/>
-      <w:r>
-        <w:rPr>
-          <w:rFonts w:ascii="Verdana" w:hAnsi="Verdana"/>
-          <w:color w:val="000000"/>
-          <w:szCs w:val="24"/>
-        </w:rPr>
-        <w:t>"</w:t>
+        <w:t xml:space="preserve"> "HiHi"</w:t>
       </w:r>
       <w:r>
         <w:rPr>
@@ -343,34 +260,7 @@
           <w:szCs w:val="24"/>
         </w:rPr>
         <w:br/>
-      </w:r>
-      <w:proofErr w:type="spellStart"/>
-      <w:proofErr w:type="gramStart"/>
-      <w:r>
-        <w:rPr>
-          <w:rFonts w:ascii="Verdana" w:hAnsi="Verdana"/>
-          <w:color w:val="000000"/>
-          <w:szCs w:val="24"/>
-        </w:rPr>
-        <w:t>stringTimes</w:t>
-      </w:r>
-      <w:proofErr w:type="spellEnd"/>
-      <w:r>
-        <w:rPr>
-          <w:rFonts w:ascii="Verdana" w:hAnsi="Verdana"/>
-          <w:color w:val="000000"/>
-          <w:szCs w:val="24"/>
-        </w:rPr>
-        <w:t>(</w:t>
-      </w:r>
-      <w:proofErr w:type="gramEnd"/>
-      <w:r>
-        <w:rPr>
-          <w:rFonts w:ascii="Verdana" w:hAnsi="Verdana"/>
-          <w:color w:val="000000"/>
-          <w:szCs w:val="24"/>
-        </w:rPr>
-        <w:t xml:space="preserve">"Hi", 3) </w:t>
+        <w:t xml:space="preserve">stringTimes("Hi", 3) </w:t>
       </w:r>
       <w:r>
         <w:rPr>
@@ -386,25 +276,7 @@
           <w:color w:val="000000"/>
           <w:szCs w:val="24"/>
         </w:rPr>
-        <w:t xml:space="preserve"> "</w:t>
-      </w:r>
-      <w:proofErr w:type="spellStart"/>
-      <w:r>
-        <w:rPr>
-          <w:rFonts w:ascii="Verdana" w:hAnsi="Verdana"/>
-          <w:color w:val="000000"/>
-          <w:szCs w:val="24"/>
-        </w:rPr>
-        <w:t>HiHiHi</w:t>
-      </w:r>
-      <w:proofErr w:type="spellEnd"/>
-      <w:r>
-        <w:rPr>
-          <w:rFonts w:ascii="Verdana" w:hAnsi="Verdana"/>
-          <w:color w:val="000000"/>
-          <w:szCs w:val="24"/>
-        </w:rPr>
-        <w:t>"</w:t>
+        <w:t xml:space="preserve"> "HiHiHi"</w:t>
       </w:r>
       <w:r>
         <w:rPr>
@@ -413,34 +285,7 @@
           <w:szCs w:val="24"/>
         </w:rPr>
         <w:br/>
-      </w:r>
-      <w:proofErr w:type="spellStart"/>
-      <w:proofErr w:type="gramStart"/>
-      <w:r>
-        <w:rPr>
-          <w:rFonts w:ascii="Verdana" w:hAnsi="Verdana"/>
-          <w:color w:val="000000"/>
-          <w:szCs w:val="24"/>
-        </w:rPr>
-        <w:t>stringTimes</w:t>
-      </w:r>
-      <w:proofErr w:type="spellEnd"/>
-      <w:r>
-        <w:rPr>
-          <w:rFonts w:ascii="Verdana" w:hAnsi="Verdana"/>
-          <w:color w:val="000000"/>
-          <w:szCs w:val="24"/>
-        </w:rPr>
-        <w:t>(</w:t>
-      </w:r>
-      <w:proofErr w:type="gramEnd"/>
-      <w:r>
-        <w:rPr>
-          <w:rFonts w:ascii="Verdana" w:hAnsi="Verdana"/>
-          <w:color w:val="000000"/>
-          <w:szCs w:val="24"/>
-        </w:rPr>
-        <w:t xml:space="preserve">"Hi", 1) </w:t>
+        <w:t xml:space="preserve">stringTimes("Hi", 1) </w:t>
       </w:r>
       <w:r>
         <w:rPr>
@@ -799,27 +644,7 @@
           <w:sz w:val="24"/>
           <w:szCs w:val="24"/>
         </w:rPr>
-        <w:t xml:space="preserve">Write a java program to find the multiplication of </w:t>
-      </w:r>
-      <w:proofErr w:type="gramStart"/>
-      <w:r>
-        <w:rPr>
-          <w:rFonts w:ascii="Verdana" w:hAnsi="Verdana"/>
-          <w:color w:val="000000"/>
-          <w:sz w:val="24"/>
-          <w:szCs w:val="24"/>
-        </w:rPr>
-        <w:t>a</w:t>
-      </w:r>
-      <w:proofErr w:type="gramEnd"/>
-      <w:r>
-        <w:rPr>
-          <w:rFonts w:ascii="Verdana" w:hAnsi="Verdana"/>
-          <w:color w:val="000000"/>
-          <w:sz w:val="24"/>
-          <w:szCs w:val="24"/>
-        </w:rPr>
-        <w:t xml:space="preserve"> input number.</w:t>
+        <w:t>Write a java program to find the multiplication of a input number.</w:t>
       </w:r>
     </w:p>
     <w:p>
@@ -852,27 +677,7 @@
           <w:sz w:val="24"/>
           <w:szCs w:val="24"/>
         </w:rPr>
-        <w:t xml:space="preserve">alculate factorial of </w:t>
-      </w:r>
-      <w:proofErr w:type="gramStart"/>
-      <w:r>
-        <w:rPr>
-          <w:rFonts w:ascii="Verdana" w:hAnsi="Verdana"/>
-          <w:color w:val="000000"/>
-          <w:sz w:val="24"/>
-          <w:szCs w:val="24"/>
-        </w:rPr>
-        <w:t>a</w:t>
-      </w:r>
-      <w:proofErr w:type="gramEnd"/>
-      <w:r>
-        <w:rPr>
-          <w:rFonts w:ascii="Verdana" w:hAnsi="Verdana"/>
-          <w:color w:val="000000"/>
-          <w:sz w:val="24"/>
-          <w:szCs w:val="24"/>
-        </w:rPr>
-        <w:t xml:space="preserve"> </w:t>
+        <w:t xml:space="preserve">alculate factorial of a </w:t>
       </w:r>
       <w:r>
         <w:rPr>
@@ -1055,27 +860,7 @@
           <w:sz w:val="24"/>
           <w:szCs w:val="24"/>
         </w:rPr>
-        <w:t xml:space="preserve">Write a java to count and sum of digits in </w:t>
-      </w:r>
-      <w:proofErr w:type="gramStart"/>
-      <w:r>
-        <w:rPr>
-          <w:rFonts w:ascii="Verdana" w:hAnsi="Verdana"/>
-          <w:color w:val="000000"/>
-          <w:sz w:val="24"/>
-          <w:szCs w:val="24"/>
-        </w:rPr>
-        <w:t>a</w:t>
-      </w:r>
-      <w:proofErr w:type="gramEnd"/>
-      <w:r>
-        <w:rPr>
-          <w:rFonts w:ascii="Verdana" w:hAnsi="Verdana"/>
-          <w:color w:val="000000"/>
-          <w:sz w:val="24"/>
-          <w:szCs w:val="24"/>
-        </w:rPr>
-        <w:t xml:space="preserve"> input number.</w:t>
+        <w:t>Write a java to count and sum of digits in a input number.</w:t>
       </w:r>
     </w:p>
     <w:p>
@@ -1219,58 +1004,7 @@
           <w:sz w:val="24"/>
           <w:szCs w:val="24"/>
         </w:rPr>
-        <w:t xml:space="preserve">Write a program to reverse the order of words in a string entered, for </w:t>
-      </w:r>
-      <w:proofErr w:type="spellStart"/>
-      <w:proofErr w:type="gramStart"/>
-      <w:r>
-        <w:rPr>
-          <w:rFonts w:ascii="Verdana" w:hAnsi="Verdana"/>
-          <w:color w:val="000000"/>
-          <w:sz w:val="24"/>
-          <w:szCs w:val="24"/>
-        </w:rPr>
-        <w:t>eg</w:t>
-      </w:r>
-      <w:proofErr w:type="spellEnd"/>
-      <w:r>
-        <w:rPr>
-          <w:rFonts w:ascii="Verdana" w:hAnsi="Verdana"/>
-          <w:color w:val="000000"/>
-          <w:sz w:val="24"/>
-          <w:szCs w:val="24"/>
-        </w:rPr>
-        <w:t xml:space="preserve"> :</w:t>
-      </w:r>
-      <w:proofErr w:type="gramEnd"/>
-      <w:r>
-        <w:rPr>
-          <w:rFonts w:ascii="Verdana" w:hAnsi="Verdana"/>
-          <w:color w:val="000000"/>
-          <w:sz w:val="24"/>
-          <w:szCs w:val="24"/>
-        </w:rPr>
-        <w:t xml:space="preserve"> I am </w:t>
-      </w:r>
-      <w:proofErr w:type="gramStart"/>
-      <w:r>
-        <w:rPr>
-          <w:rFonts w:ascii="Verdana" w:hAnsi="Verdana"/>
-          <w:color w:val="000000"/>
-          <w:sz w:val="24"/>
-          <w:szCs w:val="24"/>
-        </w:rPr>
-        <w:t>Ram  to</w:t>
-      </w:r>
-      <w:proofErr w:type="gramEnd"/>
-      <w:r>
-        <w:rPr>
-          <w:rFonts w:ascii="Verdana" w:hAnsi="Verdana"/>
-          <w:color w:val="000000"/>
-          <w:sz w:val="24"/>
-          <w:szCs w:val="24"/>
-        </w:rPr>
-        <w:t xml:space="preserve">  Ram am I </w:t>
+        <w:t xml:space="preserve">Write a program to reverse the order of words in a string entered, for eg : I am Ram  to  Ram am I </w:t>
       </w:r>
     </w:p>
     <w:p>
@@ -1815,9 +1549,50 @@
           <w:sz w:val="24"/>
           <w:szCs w:val="24"/>
         </w:rPr>
-        <w:t xml:space="preserve">only </w:t>
-      </w:r>
-      <w:proofErr w:type="spellStart"/>
+        <w:t>only even digits</w:t>
+      </w:r>
+      <w:r>
+        <w:rPr>
+          <w:rFonts w:ascii="Verdana" w:hAnsi="Verdana"/>
+          <w:color w:val="000000"/>
+          <w:sz w:val="24"/>
+          <w:szCs w:val="24"/>
+        </w:rPr>
+        <w:t>.</w:t>
+      </w:r>
+    </w:p>
+    <w:p>
+      <w:pPr>
+        <w:pStyle w:val="max2"/>
+        <w:numPr>
+          <w:ilvl w:val="0"/>
+          <w:numId w:val="12"/>
+        </w:numPr>
+        <w:rPr>
+          <w:rFonts w:ascii="Verdana" w:hAnsi="Verdana"/>
+          <w:color w:val="000000"/>
+          <w:sz w:val="24"/>
+          <w:szCs w:val="24"/>
+        </w:rPr>
+      </w:pPr>
+      <w:r>
+        <w:rPr>
+          <w:rFonts w:ascii="Verdana" w:hAnsi="Verdana"/>
+          <w:color w:val="000000"/>
+          <w:sz w:val="24"/>
+          <w:szCs w:val="24"/>
+        </w:rPr>
+        <w:t>Write a program t</w:t>
+      </w:r>
+      <w:r>
+        <w:rPr>
+          <w:rFonts w:ascii="Verdana" w:hAnsi="Verdana"/>
+          <w:color w:val="000000"/>
+          <w:sz w:val="24"/>
+          <w:szCs w:val="24"/>
+        </w:rPr>
+        <w:t xml:space="preserve">ake a number and process digits </w:t>
+      </w:r>
       <w:r>
         <w:rPr>
           <w:rFonts w:ascii="Verdana" w:hAnsi="Verdana"/>
@@ -1827,9 +1602,79 @@
           <w:sz w:val="24"/>
           <w:szCs w:val="24"/>
         </w:rPr>
-        <w:t>even</w:t>
-      </w:r>
-      <w:proofErr w:type="spellEnd"/>
+        <w:t>until digit 5 is encountered</w:t>
+      </w:r>
+      <w:r>
+        <w:rPr>
+          <w:rFonts w:ascii="Verdana" w:hAnsi="Verdana"/>
+          <w:color w:val="000000"/>
+          <w:sz w:val="24"/>
+          <w:szCs w:val="24"/>
+        </w:rPr>
+        <w:t>, then stop</w:t>
+      </w:r>
+      <w:r>
+        <w:rPr>
+          <w:rFonts w:ascii="Verdana" w:hAnsi="Verdana"/>
+          <w:color w:val="000000"/>
+          <w:sz w:val="24"/>
+          <w:szCs w:val="24"/>
+        </w:rPr>
+        <w:t>.</w:t>
+      </w:r>
+    </w:p>
+    <w:p>
+      <w:pPr>
+        <w:pStyle w:val="max2"/>
+        <w:rPr>
+          <w:rFonts w:ascii="Verdana" w:hAnsi="Verdana"/>
+          <w:color w:val="000000"/>
+          <w:sz w:val="24"/>
+          <w:szCs w:val="24"/>
+        </w:rPr>
+      </w:pPr>
+      <w:r>
+        <w:rPr>
+          <w:rFonts w:ascii="Verdana" w:hAnsi="Verdana"/>
+          <w:color w:val="000000"/>
+          <w:sz w:val="24"/>
+          <w:szCs w:val="24"/>
+        </w:rPr>
+        <w:t>Day 08</w:t>
+      </w:r>
+      <w:r>
+        <w:rPr>
+          <w:rFonts w:ascii="Verdana" w:hAnsi="Verdana"/>
+          <w:color w:val="000000"/>
+          <w:sz w:val="24"/>
+          <w:szCs w:val="24"/>
+        </w:rPr>
+        <w:t>( stop condition value-based vs count-based )</w:t>
+      </w:r>
+    </w:p>
+    <w:p>
+      <w:pPr>
+        <w:pStyle w:val="max2"/>
+        <w:numPr>
+          <w:ilvl w:val="0"/>
+          <w:numId w:val="13"/>
+        </w:numPr>
+        <w:rPr>
+          <w:rFonts w:ascii="Verdana" w:hAnsi="Verdana"/>
+          <w:color w:val="000000"/>
+          <w:sz w:val="24"/>
+          <w:szCs w:val="24"/>
+        </w:rPr>
+      </w:pPr>
+      <w:r>
+        <w:rPr>
+          <w:rFonts w:ascii="Verdana" w:hAnsi="Verdana"/>
+          <w:color w:val="000000"/>
+          <w:sz w:val="24"/>
+          <w:szCs w:val="24"/>
+        </w:rPr>
+        <w:t xml:space="preserve">Take a number and print digits </w:t>
+      </w:r>
       <w:r>
         <w:rPr>
           <w:rFonts w:ascii="Verdana" w:hAnsi="Verdana"/>
@@ -1839,49 +1684,40 @@
           <w:sz w:val="24"/>
           <w:szCs w:val="24"/>
         </w:rPr>
-        <w:t xml:space="preserve"> digits</w:t>
-      </w:r>
-      <w:r>
-        <w:rPr>
-          <w:rFonts w:ascii="Verdana" w:hAnsi="Verdana"/>
-          <w:color w:val="000000"/>
-          <w:sz w:val="24"/>
-          <w:szCs w:val="24"/>
-        </w:rPr>
-        <w:t>.</w:t>
-      </w:r>
-    </w:p>
-    <w:p>
-      <w:pPr>
-        <w:pStyle w:val="max2"/>
-        <w:numPr>
-          <w:ilvl w:val="0"/>
-          <w:numId w:val="12"/>
-        </w:numPr>
-        <w:rPr>
-          <w:rFonts w:ascii="Verdana" w:hAnsi="Verdana"/>
-          <w:color w:val="000000"/>
-          <w:sz w:val="24"/>
-          <w:szCs w:val="24"/>
-        </w:rPr>
-      </w:pPr>
-      <w:r>
-        <w:rPr>
-          <w:rFonts w:ascii="Verdana" w:hAnsi="Verdana"/>
-          <w:color w:val="000000"/>
-          <w:sz w:val="24"/>
-          <w:szCs w:val="24"/>
-        </w:rPr>
-        <w:t>Write a program t</w:t>
-      </w:r>
-      <w:r>
-        <w:rPr>
-          <w:rFonts w:ascii="Verdana" w:hAnsi="Verdana"/>
-          <w:color w:val="000000"/>
-          <w:sz w:val="24"/>
-          <w:szCs w:val="24"/>
-        </w:rPr>
-        <w:t xml:space="preserve">ake a number and process digits </w:t>
+        <w:t>until you encounter an even digit</w:t>
+      </w:r>
+      <w:r>
+        <w:rPr>
+          <w:rFonts w:ascii="Verdana" w:hAnsi="Verdana"/>
+          <w:color w:val="000000"/>
+          <w:sz w:val="24"/>
+          <w:szCs w:val="24"/>
+        </w:rPr>
+        <w:t>, then stop.</w:t>
+      </w:r>
+    </w:p>
+    <w:p>
+      <w:pPr>
+        <w:pStyle w:val="max2"/>
+        <w:numPr>
+          <w:ilvl w:val="0"/>
+          <w:numId w:val="13"/>
+        </w:numPr>
+        <w:rPr>
+          <w:rFonts w:ascii="Verdana" w:hAnsi="Verdana"/>
+          <w:color w:val="000000"/>
+          <w:sz w:val="24"/>
+          <w:szCs w:val="24"/>
+        </w:rPr>
+      </w:pPr>
+      <w:r>
+        <w:rPr>
+          <w:rFonts w:ascii="Verdana" w:hAnsi="Verdana"/>
+          <w:color w:val="000000"/>
+          <w:sz w:val="24"/>
+          <w:szCs w:val="24"/>
+        </w:rPr>
+        <w:t xml:space="preserve">Take a number and print digits, but </w:t>
       </w:r>
       <w:r>
         <w:rPr>
@@ -1892,16 +1728,7 @@
           <w:sz w:val="24"/>
           <w:szCs w:val="24"/>
         </w:rPr>
-        <w:t>until digit 5 is encountered</w:t>
-      </w:r>
-      <w:r>
-        <w:rPr>
-          <w:rFonts w:ascii="Verdana" w:hAnsi="Verdana"/>
-          <w:color w:val="000000"/>
-          <w:sz w:val="24"/>
-          <w:szCs w:val="24"/>
-        </w:rPr>
-        <w:t>, then stop</w:t>
+        <w:t>stop after printing exactly 3 digits</w:t>
       </w:r>
       <w:r>
         <w:rPr>
@@ -1916,66 +1743,6 @@
     <w:p>
       <w:pPr>
         <w:pStyle w:val="max2"/>
-        <w:rPr>
-          <w:rFonts w:ascii="Verdana" w:hAnsi="Verdana"/>
-          <w:color w:val="000000"/>
-          <w:sz w:val="24"/>
-          <w:szCs w:val="24"/>
-        </w:rPr>
-      </w:pPr>
-      <w:r>
-        <w:rPr>
-          <w:rFonts w:ascii="Verdana" w:hAnsi="Verdana"/>
-          <w:color w:val="000000"/>
-          <w:sz w:val="24"/>
-          <w:szCs w:val="24"/>
-        </w:rPr>
-        <w:t xml:space="preserve">Day </w:t>
-      </w:r>
-      <w:proofErr w:type="gramStart"/>
-      <w:r>
-        <w:rPr>
-          <w:rFonts w:ascii="Verdana" w:hAnsi="Verdana"/>
-          <w:color w:val="000000"/>
-          <w:sz w:val="24"/>
-          <w:szCs w:val="24"/>
-        </w:rPr>
-        <w:t>08</w:t>
-      </w:r>
-      <w:r>
-        <w:rPr>
-          <w:rFonts w:ascii="Verdana" w:hAnsi="Verdana"/>
-          <w:color w:val="000000"/>
-          <w:sz w:val="24"/>
-          <w:szCs w:val="24"/>
-        </w:rPr>
-        <w:t>( stop</w:t>
-      </w:r>
-      <w:proofErr w:type="gramEnd"/>
-      <w:r>
-        <w:rPr>
-          <w:rFonts w:ascii="Verdana" w:hAnsi="Verdana"/>
-          <w:color w:val="000000"/>
-          <w:sz w:val="24"/>
-          <w:szCs w:val="24"/>
-        </w:rPr>
-        <w:t xml:space="preserve"> condition value-based vs count-</w:t>
-      </w:r>
-      <w:proofErr w:type="gramStart"/>
-      <w:r>
-        <w:rPr>
-          <w:rFonts w:ascii="Verdana" w:hAnsi="Verdana"/>
-          <w:color w:val="000000"/>
-          <w:sz w:val="24"/>
-          <w:szCs w:val="24"/>
-        </w:rPr>
-        <w:t>based )</w:t>
-      </w:r>
-      <w:proofErr w:type="gramEnd"/>
-    </w:p>
-    <w:p>
-      <w:pPr>
-        <w:pStyle w:val="max2"/>
         <w:numPr>
           <w:ilvl w:val="0"/>
           <w:numId w:val="13"/>
@@ -1994,7 +1761,55 @@
           <w:sz w:val="24"/>
           <w:szCs w:val="24"/>
         </w:rPr>
-        <w:t xml:space="preserve">Take a number and print digits </w:t>
+        <w:t>Create an array of 5 integers and print all elements.</w:t>
+      </w:r>
+    </w:p>
+    <w:p>
+      <w:pPr>
+        <w:pStyle w:val="max2"/>
+        <w:numPr>
+          <w:ilvl w:val="0"/>
+          <w:numId w:val="13"/>
+        </w:numPr>
+        <w:rPr>
+          <w:rFonts w:ascii="Verdana" w:hAnsi="Verdana"/>
+          <w:color w:val="000000"/>
+          <w:sz w:val="24"/>
+          <w:szCs w:val="24"/>
+        </w:rPr>
+      </w:pPr>
+      <w:r>
+        <w:rPr>
+          <w:rFonts w:ascii="Verdana" w:hAnsi="Verdana"/>
+          <w:color w:val="000000"/>
+          <w:sz w:val="24"/>
+          <w:szCs w:val="24"/>
+        </w:rPr>
+        <w:t>Count how many numbers in the array are even.</w:t>
+      </w:r>
+    </w:p>
+    <w:p>
+      <w:pPr>
+        <w:pStyle w:val="max2"/>
+        <w:numPr>
+          <w:ilvl w:val="0"/>
+          <w:numId w:val="13"/>
+        </w:numPr>
+        <w:rPr>
+          <w:rFonts w:ascii="Verdana" w:hAnsi="Verdana"/>
+          <w:color w:val="000000"/>
+          <w:sz w:val="24"/>
+          <w:szCs w:val="24"/>
+        </w:rPr>
+      </w:pPr>
+      <w:r>
+        <w:rPr>
+          <w:rFonts w:ascii="Verdana" w:hAnsi="Verdana"/>
+          <w:color w:val="000000"/>
+          <w:sz w:val="24"/>
+          <w:szCs w:val="24"/>
+        </w:rPr>
+        <w:t xml:space="preserve">Find the </w:t>
       </w:r>
       <w:r>
         <w:rPr>
@@ -2005,40 +1820,116 @@
           <w:sz w:val="24"/>
           <w:szCs w:val="24"/>
         </w:rPr>
-        <w:t>until you encounter an even digit</w:t>
-      </w:r>
-      <w:r>
-        <w:rPr>
-          <w:rFonts w:ascii="Verdana" w:hAnsi="Verdana"/>
-          <w:color w:val="000000"/>
-          <w:sz w:val="24"/>
-          <w:szCs w:val="24"/>
-        </w:rPr>
-        <w:t>, then stop.</w:t>
-      </w:r>
-    </w:p>
-    <w:p>
-      <w:pPr>
-        <w:pStyle w:val="max2"/>
-        <w:numPr>
-          <w:ilvl w:val="0"/>
-          <w:numId w:val="13"/>
-        </w:numPr>
-        <w:rPr>
-          <w:rFonts w:ascii="Verdana" w:hAnsi="Verdana"/>
-          <w:color w:val="000000"/>
-          <w:sz w:val="24"/>
-          <w:szCs w:val="24"/>
-        </w:rPr>
-      </w:pPr>
-      <w:r>
-        <w:rPr>
-          <w:rFonts w:ascii="Verdana" w:hAnsi="Verdana"/>
-          <w:color w:val="000000"/>
-          <w:sz w:val="24"/>
-          <w:szCs w:val="24"/>
-        </w:rPr>
-        <w:t xml:space="preserve">Take a number and print digits, but </w:t>
+        <w:t>largest number</w:t>
+      </w:r>
+      <w:r>
+        <w:rPr>
+          <w:rFonts w:ascii="Verdana" w:hAnsi="Verdana"/>
+          <w:color w:val="000000"/>
+          <w:sz w:val="24"/>
+          <w:szCs w:val="24"/>
+        </w:rPr>
+        <w:t xml:space="preserve"> in the array.</w:t>
+      </w:r>
+    </w:p>
+    <w:p>
+      <w:pPr>
+        <w:pStyle w:val="max2"/>
+        <w:rPr>
+          <w:rFonts w:ascii="Verdana" w:hAnsi="Verdana"/>
+          <w:color w:val="000000"/>
+          <w:sz w:val="24"/>
+          <w:szCs w:val="24"/>
+        </w:rPr>
+      </w:pPr>
+    </w:p>
+    <w:p>
+      <w:pPr>
+        <w:pStyle w:val="max2"/>
+        <w:rPr>
+          <w:rFonts w:ascii="Verdana" w:hAnsi="Verdana"/>
+          <w:color w:val="000000"/>
+          <w:sz w:val="24"/>
+          <w:szCs w:val="24"/>
+        </w:rPr>
+      </w:pPr>
+    </w:p>
+    <w:p>
+      <w:pPr>
+        <w:pStyle w:val="max2"/>
+        <w:rPr>
+          <w:rFonts w:ascii="Verdana" w:hAnsi="Verdana"/>
+          <w:color w:val="000000"/>
+          <w:sz w:val="24"/>
+          <w:szCs w:val="24"/>
+        </w:rPr>
+      </w:pPr>
+      <w:r>
+        <w:rPr>
+          <w:rFonts w:ascii="Verdana" w:hAnsi="Verdana"/>
+          <w:color w:val="000000"/>
+          <w:sz w:val="24"/>
+          <w:szCs w:val="24"/>
+        </w:rPr>
+        <w:lastRenderedPageBreak/>
+        <w:t>Day 09</w:t>
+      </w:r>
+    </w:p>
+    <w:p>
+      <w:pPr>
+        <w:pStyle w:val="max2"/>
+        <w:numPr>
+          <w:ilvl w:val="0"/>
+          <w:numId w:val="14"/>
+        </w:numPr>
+        <w:rPr>
+          <w:rFonts w:ascii="Verdana" w:hAnsi="Verdana"/>
+          <w:color w:val="000000"/>
+          <w:sz w:val="24"/>
+          <w:szCs w:val="24"/>
+        </w:rPr>
+      </w:pPr>
+      <w:r>
+        <w:rPr>
+          <w:rFonts w:ascii="Verdana" w:hAnsi="Verdana"/>
+          <w:color w:val="000000"/>
+          <w:sz w:val="24"/>
+          <w:szCs w:val="24"/>
+        </w:rPr>
+        <w:t>Calculate sum of all elements</w:t>
+      </w:r>
+      <w:r>
+        <w:rPr>
+          <w:rFonts w:ascii="Verdana" w:hAnsi="Verdana"/>
+          <w:color w:val="000000"/>
+          <w:sz w:val="24"/>
+          <w:szCs w:val="24"/>
+        </w:rPr>
+        <w:t xml:space="preserve"> of an array.</w:t>
+      </w:r>
+    </w:p>
+    <w:p>
+      <w:pPr>
+        <w:pStyle w:val="max2"/>
+        <w:numPr>
+          <w:ilvl w:val="0"/>
+          <w:numId w:val="14"/>
+        </w:numPr>
+        <w:rPr>
+          <w:rFonts w:ascii="Verdana" w:hAnsi="Verdana"/>
+          <w:color w:val="000000"/>
+          <w:sz w:val="24"/>
+          <w:szCs w:val="24"/>
+        </w:rPr>
+      </w:pPr>
+      <w:r>
+        <w:rPr>
+          <w:rFonts w:ascii="Verdana" w:hAnsi="Verdana"/>
+          <w:color w:val="000000"/>
+          <w:sz w:val="24"/>
+          <w:szCs w:val="24"/>
+        </w:rPr>
+        <w:t xml:space="preserve">Traverse the array and </w:t>
       </w:r>
       <w:r>
         <w:rPr>
@@ -2049,7 +1940,7 @@
           <w:sz w:val="24"/>
           <w:szCs w:val="24"/>
         </w:rPr>
-        <w:t>stop after printing exactly 3 digits</w:t>
+        <w:t>stop when 0 is found</w:t>
       </w:r>
       <w:r>
         <w:rPr>
@@ -2066,71 +1957,23 @@
         <w:pStyle w:val="max2"/>
         <w:numPr>
           <w:ilvl w:val="0"/>
-          <w:numId w:val="13"/>
-        </w:numPr>
-        <w:rPr>
-          <w:rFonts w:ascii="Verdana" w:hAnsi="Verdana"/>
-          <w:color w:val="000000"/>
-          <w:sz w:val="24"/>
-          <w:szCs w:val="24"/>
-        </w:rPr>
-      </w:pPr>
-      <w:r>
-        <w:rPr>
-          <w:rFonts w:ascii="Verdana" w:hAnsi="Verdana"/>
-          <w:color w:val="000000"/>
-          <w:sz w:val="24"/>
-          <w:szCs w:val="24"/>
-        </w:rPr>
-        <w:t>Create an array of 5 integers and print all elements.</w:t>
-      </w:r>
-    </w:p>
-    <w:p>
-      <w:pPr>
-        <w:pStyle w:val="max2"/>
-        <w:numPr>
-          <w:ilvl w:val="0"/>
-          <w:numId w:val="13"/>
-        </w:numPr>
-        <w:rPr>
-          <w:rFonts w:ascii="Verdana" w:hAnsi="Verdana"/>
-          <w:color w:val="000000"/>
-          <w:sz w:val="24"/>
-          <w:szCs w:val="24"/>
-        </w:rPr>
-      </w:pPr>
-      <w:r>
-        <w:rPr>
-          <w:rFonts w:ascii="Verdana" w:hAnsi="Verdana"/>
-          <w:color w:val="000000"/>
-          <w:sz w:val="24"/>
-          <w:szCs w:val="24"/>
-        </w:rPr>
-        <w:t>Count how many numbers in the array are even.</w:t>
-      </w:r>
-    </w:p>
-    <w:p>
-      <w:pPr>
-        <w:pStyle w:val="max2"/>
-        <w:numPr>
-          <w:ilvl w:val="0"/>
-          <w:numId w:val="13"/>
-        </w:numPr>
-        <w:rPr>
-          <w:rFonts w:ascii="Verdana" w:hAnsi="Verdana"/>
-          <w:color w:val="000000"/>
-          <w:sz w:val="24"/>
-          <w:szCs w:val="24"/>
-        </w:rPr>
-      </w:pPr>
-      <w:r>
-        <w:rPr>
-          <w:rFonts w:ascii="Verdana" w:hAnsi="Verdana"/>
-          <w:color w:val="000000"/>
-          <w:sz w:val="24"/>
-          <w:szCs w:val="24"/>
-        </w:rPr>
-        <w:t xml:space="preserve">Find the </w:t>
+          <w:numId w:val="14"/>
+        </w:numPr>
+        <w:rPr>
+          <w:rFonts w:ascii="Verdana" w:hAnsi="Verdana"/>
+          <w:color w:val="000000"/>
+          <w:sz w:val="24"/>
+          <w:szCs w:val="24"/>
+        </w:rPr>
+      </w:pPr>
+      <w:r>
+        <w:rPr>
+          <w:rFonts w:ascii="Verdana" w:hAnsi="Verdana"/>
+          <w:color w:val="000000"/>
+          <w:sz w:val="24"/>
+          <w:szCs w:val="24"/>
+        </w:rPr>
+        <w:t xml:space="preserve">Take a string and count how many </w:t>
       </w:r>
       <w:r>
         <w:rPr>
@@ -2141,59 +1984,53 @@
           <w:sz w:val="24"/>
           <w:szCs w:val="24"/>
         </w:rPr>
-        <w:t>largest number</w:t>
-      </w:r>
-      <w:r>
-        <w:rPr>
-          <w:rFonts w:ascii="Verdana" w:hAnsi="Verdana"/>
-          <w:color w:val="000000"/>
-          <w:sz w:val="24"/>
-          <w:szCs w:val="24"/>
-        </w:rPr>
-        <w:t xml:space="preserve"> in the array.</w:t>
-      </w:r>
-    </w:p>
-    <w:p>
-      <w:pPr>
-        <w:pStyle w:val="max2"/>
-        <w:rPr>
-          <w:rFonts w:ascii="Verdana" w:hAnsi="Verdana"/>
-          <w:color w:val="000000"/>
-          <w:sz w:val="24"/>
-          <w:szCs w:val="24"/>
-        </w:rPr>
-      </w:pPr>
-    </w:p>
-    <w:p>
-      <w:pPr>
-        <w:pStyle w:val="max2"/>
-        <w:rPr>
-          <w:rFonts w:ascii="Verdana" w:hAnsi="Verdana"/>
-          <w:color w:val="000000"/>
-          <w:sz w:val="24"/>
-          <w:szCs w:val="24"/>
-        </w:rPr>
-      </w:pPr>
-    </w:p>
-    <w:p>
-      <w:pPr>
-        <w:pStyle w:val="max2"/>
-        <w:rPr>
-          <w:rFonts w:ascii="Verdana" w:hAnsi="Verdana"/>
-          <w:color w:val="000000"/>
-          <w:sz w:val="24"/>
-          <w:szCs w:val="24"/>
-        </w:rPr>
-      </w:pPr>
-      <w:r>
-        <w:rPr>
-          <w:rFonts w:ascii="Verdana" w:hAnsi="Verdana"/>
-          <w:color w:val="000000"/>
-          <w:sz w:val="24"/>
-          <w:szCs w:val="24"/>
-        </w:rPr>
-        <w:lastRenderedPageBreak/>
-        <w:t>Day 09</w:t>
+        <w:t>vowels</w:t>
+      </w:r>
+      <w:r>
+        <w:rPr>
+          <w:rFonts w:ascii="Verdana" w:hAnsi="Verdana"/>
+          <w:color w:val="000000"/>
+          <w:sz w:val="24"/>
+          <w:szCs w:val="24"/>
+        </w:rPr>
+        <w:t xml:space="preserve"> it contains.</w:t>
+      </w:r>
+      <w:r>
+        <w:rPr>
+          <w:rFonts w:ascii="Verdana" w:hAnsi="Verdana"/>
+          <w:color w:val="000000"/>
+          <w:sz w:val="24"/>
+          <w:szCs w:val="24"/>
+        </w:rPr>
+        <w:t>(</w:t>
+      </w:r>
+      <w:r>
+        <w:rPr>
+          <w:rFonts w:asciiTheme="minorHAnsi" w:eastAsiaTheme="minorHAnsi" w:hAnsiTheme="minorHAnsi" w:cstheme="minorBidi"/>
+          <w:kern w:val="2"/>
+          <w:sz w:val="24"/>
+          <w:szCs w:val="21"/>
+          <w14:ligatures w14:val="standardContextual"/>
+        </w:rPr>
+        <w:t xml:space="preserve"> </w:t>
+      </w:r>
+      <w:r>
+        <w:rPr>
+          <w:rFonts w:ascii="Verdana" w:hAnsi="Verdana"/>
+          <w:color w:val="000000"/>
+          <w:sz w:val="24"/>
+          <w:szCs w:val="24"/>
+        </w:rPr>
+        <w:t>Character traversal + condition</w:t>
+      </w:r>
+      <w:r>
+        <w:rPr>
+          <w:rFonts w:ascii="Verdana" w:hAnsi="Verdana"/>
+          <w:color w:val="000000"/>
+          <w:sz w:val="24"/>
+          <w:szCs w:val="24"/>
+        </w:rPr>
+        <w:t>)</w:t>
       </w:r>
     </w:p>
     <w:p>
@@ -2217,40 +2054,7 @@
           <w:sz w:val="24"/>
           <w:szCs w:val="24"/>
         </w:rPr>
-        <w:t>Calculate sum of all elements</w:t>
-      </w:r>
-      <w:r>
-        <w:rPr>
-          <w:rFonts w:ascii="Verdana" w:hAnsi="Verdana"/>
-          <w:color w:val="000000"/>
-          <w:sz w:val="24"/>
-          <w:szCs w:val="24"/>
-        </w:rPr>
-        <w:t xml:space="preserve"> of an array.</w:t>
-      </w:r>
-    </w:p>
-    <w:p>
-      <w:pPr>
-        <w:pStyle w:val="max2"/>
-        <w:numPr>
-          <w:ilvl w:val="0"/>
-          <w:numId w:val="14"/>
-        </w:numPr>
-        <w:rPr>
-          <w:rFonts w:ascii="Verdana" w:hAnsi="Verdana"/>
-          <w:color w:val="000000"/>
-          <w:sz w:val="24"/>
-          <w:szCs w:val="24"/>
-        </w:rPr>
-      </w:pPr>
-      <w:r>
-        <w:rPr>
-          <w:rFonts w:ascii="Verdana" w:hAnsi="Verdana"/>
-          <w:color w:val="000000"/>
-          <w:sz w:val="24"/>
-          <w:szCs w:val="24"/>
-        </w:rPr>
-        <w:t xml:space="preserve">Traverse the array and </w:t>
+        <w:t xml:space="preserve">Reverse a string </w:t>
       </w:r>
       <w:r>
         <w:rPr>
@@ -2261,7 +2065,7 @@
           <w:sz w:val="24"/>
           <w:szCs w:val="24"/>
         </w:rPr>
-        <w:t>stop when 0 is found</w:t>
+        <w:t>using loop only</w:t>
       </w:r>
       <w:r>
         <w:rPr>
@@ -2272,6 +2076,33 @@
         </w:rPr>
         <w:t>.</w:t>
       </w:r>
+      <w:r>
+        <w:rPr>
+          <w:rFonts w:ascii="Verdana" w:hAnsi="Verdana"/>
+          <w:color w:val="000000"/>
+          <w:sz w:val="24"/>
+          <w:szCs w:val="24"/>
+        </w:rPr>
+        <w:t>(No Stringbuilder) (</w:t>
+      </w:r>
+      <w:r>
+        <w:rPr>
+          <w:rFonts w:ascii="Verdana" w:hAnsi="Verdana"/>
+          <w:color w:val="000000"/>
+          <w:sz w:val="24"/>
+          <w:szCs w:val="24"/>
+        </w:rPr>
+        <w:t>Index control + backward traversal</w:t>
+      </w:r>
+      <w:r>
+        <w:rPr>
+          <w:rFonts w:ascii="Verdana" w:hAnsi="Verdana"/>
+          <w:color w:val="000000"/>
+          <w:sz w:val="24"/>
+          <w:szCs w:val="24"/>
+        </w:rPr>
+        <w:t>)</w:t>
+      </w:r>
     </w:p>
     <w:p>
       <w:pPr>
@@ -2294,7 +2125,7 @@
           <w:sz w:val="24"/>
           <w:szCs w:val="24"/>
         </w:rPr>
-        <w:t xml:space="preserve">Take a string and count how many </w:t>
+        <w:t xml:space="preserve">From an integer array, count how many elements are </w:t>
       </w:r>
       <w:r>
         <w:rPr>
@@ -2305,26 +2136,16 @@
           <w:sz w:val="24"/>
           <w:szCs w:val="24"/>
         </w:rPr>
-        <w:t>vowels</w:t>
-      </w:r>
-      <w:r>
-        <w:rPr>
-          <w:rFonts w:ascii="Verdana" w:hAnsi="Verdana"/>
-          <w:color w:val="000000"/>
-          <w:sz w:val="24"/>
-          <w:szCs w:val="24"/>
-        </w:rPr>
-        <w:t xml:space="preserve"> it </w:t>
-      </w:r>
-      <w:proofErr w:type="gramStart"/>
-      <w:r>
-        <w:rPr>
-          <w:rFonts w:ascii="Verdana" w:hAnsi="Verdana"/>
-          <w:color w:val="000000"/>
-          <w:sz w:val="24"/>
-          <w:szCs w:val="24"/>
-        </w:rPr>
-        <w:t>contains.</w:t>
+        <w:t>greater than 50</w:t>
+      </w:r>
+      <w:r>
+        <w:rPr>
+          <w:rFonts w:ascii="Verdana" w:hAnsi="Verdana"/>
+          <w:color w:val="000000"/>
+          <w:sz w:val="24"/>
+          <w:szCs w:val="24"/>
+        </w:rPr>
+        <w:t>.</w:t>
       </w:r>
       <w:r>
         <w:rPr>
@@ -2335,7 +2156,6 @@
         </w:rPr>
         <w:t>(</w:t>
       </w:r>
-      <w:proofErr w:type="gramEnd"/>
       <w:r>
         <w:rPr>
           <w:rFonts w:asciiTheme="minorHAnsi" w:eastAsiaTheme="minorHAnsi" w:hAnsiTheme="minorHAnsi" w:cstheme="minorBidi"/>
@@ -2353,7 +2173,7 @@
           <w:sz w:val="24"/>
           <w:szCs w:val="24"/>
         </w:rPr>
-        <w:t>Character traversal + condition</w:t>
+        <w:t>Array traversal + counter</w:t>
       </w:r>
       <w:r>
         <w:rPr>
@@ -2368,25 +2188,45 @@
     <w:p>
       <w:pPr>
         <w:pStyle w:val="max2"/>
-        <w:numPr>
-          <w:ilvl w:val="0"/>
-          <w:numId w:val="14"/>
-        </w:numPr>
-        <w:rPr>
-          <w:rFonts w:ascii="Verdana" w:hAnsi="Verdana"/>
-          <w:color w:val="000000"/>
-          <w:sz w:val="24"/>
-          <w:szCs w:val="24"/>
-        </w:rPr>
-      </w:pPr>
-      <w:r>
-        <w:rPr>
-          <w:rFonts w:ascii="Verdana" w:hAnsi="Verdana"/>
-          <w:color w:val="000000"/>
-          <w:sz w:val="24"/>
-          <w:szCs w:val="24"/>
-        </w:rPr>
-        <w:t xml:space="preserve">Reverse a string </w:t>
+        <w:rPr>
+          <w:rFonts w:ascii="Verdana" w:hAnsi="Verdana"/>
+          <w:color w:val="000000"/>
+          <w:sz w:val="24"/>
+          <w:szCs w:val="24"/>
+        </w:rPr>
+      </w:pPr>
+      <w:r>
+        <w:rPr>
+          <w:rFonts w:ascii="Verdana" w:hAnsi="Verdana"/>
+          <w:color w:val="000000"/>
+          <w:sz w:val="24"/>
+          <w:szCs w:val="24"/>
+        </w:rPr>
+        <w:t>Day 10</w:t>
+      </w:r>
+    </w:p>
+    <w:p>
+      <w:pPr>
+        <w:pStyle w:val="max2"/>
+        <w:numPr>
+          <w:ilvl w:val="0"/>
+          <w:numId w:val="15"/>
+        </w:numPr>
+        <w:rPr>
+          <w:rFonts w:ascii="Verdana" w:hAnsi="Verdana"/>
+          <w:color w:val="000000"/>
+          <w:sz w:val="24"/>
+          <w:szCs w:val="24"/>
+        </w:rPr>
+      </w:pPr>
+      <w:r>
+        <w:rPr>
+          <w:rFonts w:ascii="Verdana" w:hAnsi="Verdana"/>
+          <w:color w:val="000000"/>
+          <w:sz w:val="24"/>
+          <w:szCs w:val="24"/>
+        </w:rPr>
+        <w:t xml:space="preserve">Find the </w:t>
       </w:r>
       <w:r>
         <w:rPr>
@@ -2397,9 +2237,102 @@
           <w:sz w:val="24"/>
           <w:szCs w:val="24"/>
         </w:rPr>
-        <w:t xml:space="preserve">using loop </w:t>
-      </w:r>
-      <w:proofErr w:type="gramStart"/>
+        <w:t>minimum</w:t>
+      </w:r>
+      <w:r>
+        <w:rPr>
+          <w:rFonts w:ascii="Verdana" w:hAnsi="Verdana"/>
+          <w:color w:val="000000"/>
+          <w:sz w:val="24"/>
+          <w:szCs w:val="24"/>
+        </w:rPr>
+        <w:t xml:space="preserve"> number in an array.</w:t>
+      </w:r>
+    </w:p>
+    <w:p>
+      <w:pPr>
+        <w:pStyle w:val="max2"/>
+        <w:numPr>
+          <w:ilvl w:val="0"/>
+          <w:numId w:val="15"/>
+        </w:numPr>
+        <w:rPr>
+          <w:rFonts w:ascii="Verdana" w:hAnsi="Verdana"/>
+          <w:color w:val="000000"/>
+          <w:sz w:val="24"/>
+          <w:szCs w:val="24"/>
+        </w:rPr>
+      </w:pPr>
+      <w:r>
+        <w:rPr>
+          <w:rFonts w:ascii="Verdana" w:hAnsi="Verdana"/>
+          <w:color w:val="000000"/>
+          <w:sz w:val="24"/>
+          <w:szCs w:val="24"/>
+        </w:rPr>
+        <w:t>Count Even Digits in Each Array Element</w:t>
+      </w:r>
+      <w:r>
+        <w:rPr>
+          <w:rFonts w:ascii="Verdana" w:hAnsi="Verdana"/>
+          <w:color w:val="000000"/>
+          <w:sz w:val="24"/>
+          <w:szCs w:val="24"/>
+        </w:rPr>
+        <w:t>.(</w:t>
+      </w:r>
+      <w:r>
+        <w:rPr>
+          <w:rFonts w:asciiTheme="minorHAnsi" w:eastAsiaTheme="minorHAnsi" w:hAnsiTheme="minorHAnsi" w:cstheme="minorBidi"/>
+          <w:kern w:val="2"/>
+          <w:sz w:val="24"/>
+          <w:szCs w:val="21"/>
+          <w14:ligatures w14:val="standardContextual"/>
+        </w:rPr>
+        <w:t xml:space="preserve"> </w:t>
+      </w:r>
+      <w:r>
+        <w:rPr>
+          <w:rFonts w:ascii="Verdana" w:hAnsi="Verdana"/>
+          <w:color w:val="000000"/>
+          <w:sz w:val="24"/>
+          <w:szCs w:val="24"/>
+        </w:rPr>
+        <w:t>Array loop + digit loop</w:t>
+      </w:r>
+      <w:r>
+        <w:rPr>
+          <w:rFonts w:ascii="Verdana" w:hAnsi="Verdana"/>
+          <w:color w:val="000000"/>
+          <w:sz w:val="24"/>
+          <w:szCs w:val="24"/>
+        </w:rPr>
+        <w:t>)</w:t>
+      </w:r>
+    </w:p>
+    <w:p>
+      <w:pPr>
+        <w:pStyle w:val="max2"/>
+        <w:numPr>
+          <w:ilvl w:val="0"/>
+          <w:numId w:val="15"/>
+        </w:numPr>
+        <w:rPr>
+          <w:rFonts w:ascii="Verdana" w:hAnsi="Verdana"/>
+          <w:color w:val="000000"/>
+          <w:sz w:val="24"/>
+          <w:szCs w:val="24"/>
+        </w:rPr>
+      </w:pPr>
+      <w:r>
+        <w:rPr>
+          <w:rFonts w:ascii="Verdana" w:hAnsi="Verdana"/>
+          <w:color w:val="000000"/>
+          <w:sz w:val="24"/>
+          <w:szCs w:val="24"/>
+        </w:rPr>
+        <w:t xml:space="preserve">Traverse an array.If </w:t>
+      </w:r>
       <w:r>
         <w:rPr>
           <w:rFonts w:ascii="Verdana" w:hAnsi="Verdana"/>
@@ -2409,16 +2342,16 @@
           <w:sz w:val="24"/>
           <w:szCs w:val="24"/>
         </w:rPr>
-        <w:t>only</w:t>
-      </w:r>
-      <w:r>
-        <w:rPr>
-          <w:rFonts w:ascii="Verdana" w:hAnsi="Verdana"/>
-          <w:color w:val="000000"/>
-          <w:sz w:val="24"/>
-          <w:szCs w:val="24"/>
-        </w:rPr>
-        <w:t>.</w:t>
+        <w:t>any number contains digit 0</w:t>
+      </w:r>
+      <w:r>
+        <w:rPr>
+          <w:rFonts w:ascii="Verdana" w:hAnsi="Verdana"/>
+          <w:color w:val="000000"/>
+          <w:sz w:val="24"/>
+          <w:szCs w:val="24"/>
+        </w:rPr>
+        <w:t>, stop immediately.</w:t>
       </w:r>
       <w:r>
         <w:rPr>
@@ -2429,370 +2362,6 @@
         </w:rPr>
         <w:t>(</w:t>
       </w:r>
-      <w:proofErr w:type="gramEnd"/>
-      <w:r>
-        <w:rPr>
-          <w:rFonts w:ascii="Verdana" w:hAnsi="Verdana"/>
-          <w:color w:val="000000"/>
-          <w:sz w:val="24"/>
-          <w:szCs w:val="24"/>
-        </w:rPr>
-        <w:t xml:space="preserve">No </w:t>
-      </w:r>
-      <w:proofErr w:type="spellStart"/>
-      <w:r>
-        <w:rPr>
-          <w:rFonts w:ascii="Verdana" w:hAnsi="Verdana"/>
-          <w:color w:val="000000"/>
-          <w:sz w:val="24"/>
-          <w:szCs w:val="24"/>
-        </w:rPr>
-        <w:t>Stringbuilder</w:t>
-      </w:r>
-      <w:proofErr w:type="spellEnd"/>
-      <w:r>
-        <w:rPr>
-          <w:rFonts w:ascii="Verdana" w:hAnsi="Verdana"/>
-          <w:color w:val="000000"/>
-          <w:sz w:val="24"/>
-          <w:szCs w:val="24"/>
-        </w:rPr>
-        <w:t>) (</w:t>
-      </w:r>
-      <w:r>
-        <w:rPr>
-          <w:rFonts w:ascii="Verdana" w:hAnsi="Verdana"/>
-          <w:color w:val="000000"/>
-          <w:sz w:val="24"/>
-          <w:szCs w:val="24"/>
-        </w:rPr>
-        <w:t>Index control + backward traversal</w:t>
-      </w:r>
-      <w:r>
-        <w:rPr>
-          <w:rFonts w:ascii="Verdana" w:hAnsi="Verdana"/>
-          <w:color w:val="000000"/>
-          <w:sz w:val="24"/>
-          <w:szCs w:val="24"/>
-        </w:rPr>
-        <w:t>)</w:t>
-      </w:r>
-    </w:p>
-    <w:p>
-      <w:pPr>
-        <w:pStyle w:val="max2"/>
-        <w:numPr>
-          <w:ilvl w:val="0"/>
-          <w:numId w:val="14"/>
-        </w:numPr>
-        <w:rPr>
-          <w:rFonts w:ascii="Verdana" w:hAnsi="Verdana"/>
-          <w:color w:val="000000"/>
-          <w:sz w:val="24"/>
-          <w:szCs w:val="24"/>
-        </w:rPr>
-      </w:pPr>
-      <w:r>
-        <w:rPr>
-          <w:rFonts w:ascii="Verdana" w:hAnsi="Verdana"/>
-          <w:color w:val="000000"/>
-          <w:sz w:val="24"/>
-          <w:szCs w:val="24"/>
-        </w:rPr>
-        <w:t xml:space="preserve">From an integer array, count how many elements are </w:t>
-      </w:r>
-      <w:r>
-        <w:rPr>
-          <w:rFonts w:ascii="Verdana" w:hAnsi="Verdana"/>
-          <w:b/>
-          <w:bCs/>
-          <w:color w:val="000000"/>
-          <w:sz w:val="24"/>
-          <w:szCs w:val="24"/>
-        </w:rPr>
-        <w:t xml:space="preserve">greater than </w:t>
-      </w:r>
-      <w:proofErr w:type="gramStart"/>
-      <w:r>
-        <w:rPr>
-          <w:rFonts w:ascii="Verdana" w:hAnsi="Verdana"/>
-          <w:b/>
-          <w:bCs/>
-          <w:color w:val="000000"/>
-          <w:sz w:val="24"/>
-          <w:szCs w:val="24"/>
-        </w:rPr>
-        <w:t>50</w:t>
-      </w:r>
-      <w:r>
-        <w:rPr>
-          <w:rFonts w:ascii="Verdana" w:hAnsi="Verdana"/>
-          <w:color w:val="000000"/>
-          <w:sz w:val="24"/>
-          <w:szCs w:val="24"/>
-        </w:rPr>
-        <w:t>.</w:t>
-      </w:r>
-      <w:r>
-        <w:rPr>
-          <w:rFonts w:ascii="Verdana" w:hAnsi="Verdana"/>
-          <w:color w:val="000000"/>
-          <w:sz w:val="24"/>
-          <w:szCs w:val="24"/>
-        </w:rPr>
-        <w:t>(</w:t>
-      </w:r>
-      <w:proofErr w:type="gramEnd"/>
-      <w:r>
-        <w:rPr>
-          <w:rFonts w:asciiTheme="minorHAnsi" w:eastAsiaTheme="minorHAnsi" w:hAnsiTheme="minorHAnsi" w:cstheme="minorBidi"/>
-          <w:kern w:val="2"/>
-          <w:sz w:val="24"/>
-          <w:szCs w:val="21"/>
-          <w14:ligatures w14:val="standardContextual"/>
-        </w:rPr>
-        <w:t xml:space="preserve"> </w:t>
-      </w:r>
-      <w:r>
-        <w:rPr>
-          <w:rFonts w:ascii="Verdana" w:hAnsi="Verdana"/>
-          <w:color w:val="000000"/>
-          <w:sz w:val="24"/>
-          <w:szCs w:val="24"/>
-        </w:rPr>
-        <w:t>Array traversal + counter</w:t>
-      </w:r>
-      <w:r>
-        <w:rPr>
-          <w:rFonts w:ascii="Verdana" w:hAnsi="Verdana"/>
-          <w:color w:val="000000"/>
-          <w:sz w:val="24"/>
-          <w:szCs w:val="24"/>
-        </w:rPr>
-        <w:t>)</w:t>
-      </w:r>
-    </w:p>
-    <w:p>
-      <w:pPr>
-        <w:pStyle w:val="max2"/>
-        <w:rPr>
-          <w:rFonts w:ascii="Verdana" w:hAnsi="Verdana"/>
-          <w:color w:val="000000"/>
-          <w:sz w:val="24"/>
-          <w:szCs w:val="24"/>
-        </w:rPr>
-      </w:pPr>
-      <w:r>
-        <w:rPr>
-          <w:rFonts w:ascii="Verdana" w:hAnsi="Verdana"/>
-          <w:color w:val="000000"/>
-          <w:sz w:val="24"/>
-          <w:szCs w:val="24"/>
-        </w:rPr>
-        <w:t>Day 10</w:t>
-      </w:r>
-    </w:p>
-    <w:p>
-      <w:pPr>
-        <w:pStyle w:val="max2"/>
-        <w:numPr>
-          <w:ilvl w:val="0"/>
-          <w:numId w:val="15"/>
-        </w:numPr>
-        <w:rPr>
-          <w:rFonts w:ascii="Verdana" w:hAnsi="Verdana"/>
-          <w:color w:val="000000"/>
-          <w:sz w:val="24"/>
-          <w:szCs w:val="24"/>
-        </w:rPr>
-      </w:pPr>
-      <w:r>
-        <w:rPr>
-          <w:rFonts w:ascii="Verdana" w:hAnsi="Verdana"/>
-          <w:color w:val="000000"/>
-          <w:sz w:val="24"/>
-          <w:szCs w:val="24"/>
-        </w:rPr>
-        <w:t xml:space="preserve">Find the </w:t>
-      </w:r>
-      <w:r>
-        <w:rPr>
-          <w:rFonts w:ascii="Verdana" w:hAnsi="Verdana"/>
-          <w:b/>
-          <w:bCs/>
-          <w:color w:val="000000"/>
-          <w:sz w:val="24"/>
-          <w:szCs w:val="24"/>
-        </w:rPr>
-        <w:t>minimum</w:t>
-      </w:r>
-      <w:r>
-        <w:rPr>
-          <w:rFonts w:ascii="Verdana" w:hAnsi="Verdana"/>
-          <w:color w:val="000000"/>
-          <w:sz w:val="24"/>
-          <w:szCs w:val="24"/>
-        </w:rPr>
-        <w:t xml:space="preserve"> number in an array.</w:t>
-      </w:r>
-    </w:p>
-    <w:p>
-      <w:pPr>
-        <w:pStyle w:val="max2"/>
-        <w:numPr>
-          <w:ilvl w:val="0"/>
-          <w:numId w:val="15"/>
-        </w:numPr>
-        <w:rPr>
-          <w:rFonts w:ascii="Verdana" w:hAnsi="Verdana"/>
-          <w:color w:val="000000"/>
-          <w:sz w:val="24"/>
-          <w:szCs w:val="24"/>
-        </w:rPr>
-      </w:pPr>
-      <w:r>
-        <w:rPr>
-          <w:rFonts w:ascii="Verdana" w:hAnsi="Verdana"/>
-          <w:color w:val="000000"/>
-          <w:sz w:val="24"/>
-          <w:szCs w:val="24"/>
-        </w:rPr>
-        <w:t xml:space="preserve">Count Even Digits in Each Array </w:t>
-      </w:r>
-      <w:proofErr w:type="gramStart"/>
-      <w:r>
-        <w:rPr>
-          <w:rFonts w:ascii="Verdana" w:hAnsi="Verdana"/>
-          <w:color w:val="000000"/>
-          <w:sz w:val="24"/>
-          <w:szCs w:val="24"/>
-        </w:rPr>
-        <w:t>Element</w:t>
-      </w:r>
-      <w:r>
-        <w:rPr>
-          <w:rFonts w:ascii="Verdana" w:hAnsi="Verdana"/>
-          <w:color w:val="000000"/>
-          <w:sz w:val="24"/>
-          <w:szCs w:val="24"/>
-        </w:rPr>
-        <w:t>.(</w:t>
-      </w:r>
-      <w:proofErr w:type="gramEnd"/>
-      <w:r>
-        <w:rPr>
-          <w:rFonts w:asciiTheme="minorHAnsi" w:eastAsiaTheme="minorHAnsi" w:hAnsiTheme="minorHAnsi" w:cstheme="minorBidi"/>
-          <w:kern w:val="2"/>
-          <w:sz w:val="24"/>
-          <w:szCs w:val="21"/>
-          <w14:ligatures w14:val="standardContextual"/>
-        </w:rPr>
-        <w:t xml:space="preserve"> </w:t>
-      </w:r>
-      <w:r>
-        <w:rPr>
-          <w:rFonts w:ascii="Verdana" w:hAnsi="Verdana"/>
-          <w:color w:val="000000"/>
-          <w:sz w:val="24"/>
-          <w:szCs w:val="24"/>
-        </w:rPr>
-        <w:t>Array loop + digit loop</w:t>
-      </w:r>
-      <w:r>
-        <w:rPr>
-          <w:rFonts w:ascii="Verdana" w:hAnsi="Verdana"/>
-          <w:color w:val="000000"/>
-          <w:sz w:val="24"/>
-          <w:szCs w:val="24"/>
-        </w:rPr>
-        <w:t>)</w:t>
-      </w:r>
-    </w:p>
-    <w:p>
-      <w:pPr>
-        <w:pStyle w:val="max2"/>
-        <w:numPr>
-          <w:ilvl w:val="0"/>
-          <w:numId w:val="15"/>
-        </w:numPr>
-        <w:rPr>
-          <w:rFonts w:ascii="Verdana" w:hAnsi="Verdana"/>
-          <w:color w:val="000000"/>
-          <w:sz w:val="24"/>
-          <w:szCs w:val="24"/>
-        </w:rPr>
-      </w:pPr>
-      <w:r>
-        <w:rPr>
-          <w:rFonts w:ascii="Verdana" w:hAnsi="Verdana"/>
-          <w:color w:val="000000"/>
-          <w:sz w:val="24"/>
-          <w:szCs w:val="24"/>
-        </w:rPr>
-        <w:t xml:space="preserve">Traverse an </w:t>
-      </w:r>
-      <w:proofErr w:type="spellStart"/>
-      <w:proofErr w:type="gramStart"/>
-      <w:r>
-        <w:rPr>
-          <w:rFonts w:ascii="Verdana" w:hAnsi="Verdana"/>
-          <w:color w:val="000000"/>
-          <w:sz w:val="24"/>
-          <w:szCs w:val="24"/>
-        </w:rPr>
-        <w:t>array.If</w:t>
-      </w:r>
-      <w:proofErr w:type="spellEnd"/>
-      <w:proofErr w:type="gramEnd"/>
-      <w:r>
-        <w:rPr>
-          <w:rFonts w:ascii="Verdana" w:hAnsi="Verdana"/>
-          <w:color w:val="000000"/>
-          <w:sz w:val="24"/>
-          <w:szCs w:val="24"/>
-        </w:rPr>
-        <w:t xml:space="preserve"> </w:t>
-      </w:r>
-      <w:r>
-        <w:rPr>
-          <w:rFonts w:ascii="Verdana" w:hAnsi="Verdana"/>
-          <w:b/>
-          <w:bCs/>
-          <w:color w:val="000000"/>
-          <w:sz w:val="24"/>
-          <w:szCs w:val="24"/>
-        </w:rPr>
-        <w:t>any number contains digit 0</w:t>
-      </w:r>
-      <w:r>
-        <w:rPr>
-          <w:rFonts w:ascii="Verdana" w:hAnsi="Verdana"/>
-          <w:color w:val="000000"/>
-          <w:sz w:val="24"/>
-          <w:szCs w:val="24"/>
-        </w:rPr>
-        <w:t xml:space="preserve">, stop </w:t>
-      </w:r>
-      <w:proofErr w:type="gramStart"/>
-      <w:r>
-        <w:rPr>
-          <w:rFonts w:ascii="Verdana" w:hAnsi="Verdana"/>
-          <w:color w:val="000000"/>
-          <w:sz w:val="24"/>
-          <w:szCs w:val="24"/>
-        </w:rPr>
-        <w:t>immediately.</w:t>
-      </w:r>
-      <w:r>
-        <w:rPr>
-          <w:rFonts w:ascii="Verdana" w:hAnsi="Verdana"/>
-          <w:color w:val="000000"/>
-          <w:sz w:val="24"/>
-          <w:szCs w:val="24"/>
-        </w:rPr>
-        <w:t>(</w:t>
-      </w:r>
-      <w:proofErr w:type="gramEnd"/>
       <w:r>
         <w:rPr>
           <w:rFonts w:asciiTheme="minorHAnsi" w:eastAsiaTheme="minorHAnsi" w:hAnsiTheme="minorHAnsi" w:cstheme="minorBidi"/>
@@ -2937,17 +2506,7 @@
           <w:sz w:val="24"/>
           <w:szCs w:val="24"/>
         </w:rPr>
-        <w:t xml:space="preserve"> in a </w:t>
-      </w:r>
-      <w:proofErr w:type="gramStart"/>
-      <w:r>
-        <w:rPr>
-          <w:rFonts w:ascii="Verdana" w:hAnsi="Verdana"/>
-          <w:color w:val="000000"/>
-          <w:sz w:val="24"/>
-          <w:szCs w:val="24"/>
-        </w:rPr>
-        <w:t>string</w:t>
+        <w:t xml:space="preserve"> in a string</w:t>
       </w:r>
       <w:r>
         <w:rPr>
@@ -2967,7 +2526,6 @@
         </w:rPr>
         <w:t>(</w:t>
       </w:r>
-      <w:proofErr w:type="gramEnd"/>
       <w:r>
         <w:rPr>
           <w:rFonts w:asciiTheme="minorHAnsi" w:eastAsiaTheme="minorHAnsi" w:hAnsiTheme="minorHAnsi" w:cstheme="minorBidi"/>
@@ -3035,9 +2593,139 @@
           <w:sz w:val="24"/>
           <w:szCs w:val="24"/>
         </w:rPr>
-        <w:t xml:space="preserve">without using reverse </w:t>
-      </w:r>
-      <w:proofErr w:type="gramStart"/>
+        <w:t>without using reverse methods</w:t>
+      </w:r>
+      <w:r>
+        <w:rPr>
+          <w:rFonts w:ascii="Verdana" w:hAnsi="Verdana"/>
+          <w:color w:val="000000"/>
+          <w:sz w:val="24"/>
+          <w:szCs w:val="24"/>
+        </w:rPr>
+        <w:t>.</w:t>
+      </w:r>
+      <w:r>
+        <w:rPr>
+          <w:rFonts w:ascii="Verdana" w:hAnsi="Verdana"/>
+          <w:color w:val="000000"/>
+          <w:sz w:val="24"/>
+          <w:szCs w:val="24"/>
+        </w:rPr>
+        <w:t>(</w:t>
+      </w:r>
+      <w:r>
+        <w:rPr>
+          <w:rFonts w:asciiTheme="minorHAnsi" w:eastAsiaTheme="minorHAnsi" w:hAnsiTheme="minorHAnsi" w:cstheme="minorBidi"/>
+          <w:kern w:val="2"/>
+          <w:sz w:val="24"/>
+          <w:szCs w:val="21"/>
+          <w14:ligatures w14:val="standardContextual"/>
+        </w:rPr>
+        <w:t xml:space="preserve"> </w:t>
+      </w:r>
+      <w:r>
+        <w:rPr>
+          <w:rFonts w:ascii="Verdana" w:hAnsi="Verdana"/>
+          <w:color w:val="000000"/>
+          <w:sz w:val="24"/>
+          <w:szCs w:val="24"/>
+        </w:rPr>
+        <w:t>Two-pointer logic</w:t>
+      </w:r>
+      <w:r>
+        <w:rPr>
+          <w:rFonts w:ascii="Verdana" w:hAnsi="Verdana"/>
+          <w:color w:val="000000"/>
+          <w:sz w:val="24"/>
+          <w:szCs w:val="24"/>
+        </w:rPr>
+        <w:t>)</w:t>
+      </w:r>
+    </w:p>
+    <w:p>
+      <w:pPr>
+        <w:pStyle w:val="max2"/>
+        <w:numPr>
+          <w:ilvl w:val="0"/>
+          <w:numId w:val="16"/>
+        </w:numPr>
+        <w:rPr>
+          <w:rFonts w:ascii="Verdana" w:hAnsi="Verdana"/>
+          <w:color w:val="000000"/>
+          <w:sz w:val="24"/>
+          <w:szCs w:val="24"/>
+        </w:rPr>
+      </w:pPr>
+      <w:r>
+        <w:rPr>
+          <w:rFonts w:ascii="Verdana" w:hAnsi="Verdana"/>
+          <w:color w:val="000000"/>
+          <w:sz w:val="24"/>
+          <w:szCs w:val="24"/>
+        </w:rPr>
+        <w:t>Given an array and a number x, count how many times x appears.</w:t>
+      </w:r>
+      <w:r>
+        <w:rPr>
+          <w:rFonts w:ascii="Verdana" w:hAnsi="Verdana"/>
+          <w:color w:val="000000"/>
+          <w:sz w:val="24"/>
+          <w:szCs w:val="24"/>
+        </w:rPr>
+        <w:t>(</w:t>
+      </w:r>
+      <w:r>
+        <w:rPr>
+          <w:rFonts w:asciiTheme="minorHAnsi" w:eastAsiaTheme="minorHAnsi" w:hAnsiTheme="minorHAnsi" w:cstheme="minorBidi"/>
+          <w:kern w:val="2"/>
+          <w:sz w:val="24"/>
+          <w:szCs w:val="21"/>
+          <w14:ligatures w14:val="standardContextual"/>
+        </w:rPr>
+        <w:t xml:space="preserve"> </w:t>
+      </w:r>
+      <w:r>
+        <w:rPr>
+          <w:rFonts w:ascii="Verdana" w:hAnsi="Verdana"/>
+          <w:color w:val="000000"/>
+          <w:sz w:val="24"/>
+          <w:szCs w:val="24"/>
+        </w:rPr>
+        <w:t>Classic counter pattern.</w:t>
+      </w:r>
+      <w:r>
+        <w:rPr>
+          <w:rFonts w:ascii="Verdana" w:hAnsi="Verdana"/>
+          <w:color w:val="000000"/>
+          <w:sz w:val="24"/>
+          <w:szCs w:val="24"/>
+        </w:rPr>
+        <w:t>)</w:t>
+      </w:r>
+    </w:p>
+    <w:p>
+      <w:pPr>
+        <w:pStyle w:val="max2"/>
+        <w:numPr>
+          <w:ilvl w:val="0"/>
+          <w:numId w:val="16"/>
+        </w:numPr>
+        <w:rPr>
+          <w:rFonts w:ascii="Verdana" w:hAnsi="Verdana"/>
+          <w:color w:val="000000"/>
+          <w:sz w:val="24"/>
+          <w:szCs w:val="24"/>
+        </w:rPr>
+      </w:pPr>
+      <w:r>
+        <w:rPr>
+          <w:rFonts w:ascii="Verdana" w:hAnsi="Verdana"/>
+          <w:color w:val="000000"/>
+          <w:sz w:val="24"/>
+          <w:szCs w:val="24"/>
+        </w:rPr>
+        <w:t xml:space="preserve">Check whether the array is sorted in </w:t>
+      </w:r>
       <w:r>
         <w:rPr>
           <w:rFonts w:ascii="Verdana" w:hAnsi="Verdana"/>
@@ -3047,7 +2735,7 @@
           <w:sz w:val="24"/>
           <w:szCs w:val="24"/>
         </w:rPr>
-        <w:t>methods</w:t>
+        <w:t>ascending order</w:t>
       </w:r>
       <w:r>
         <w:rPr>
@@ -3067,7 +2755,6 @@
         </w:rPr>
         <w:t>(</w:t>
       </w:r>
-      <w:proofErr w:type="gramEnd"/>
       <w:r>
         <w:rPr>
           <w:rFonts w:asciiTheme="minorHAnsi" w:eastAsiaTheme="minorHAnsi" w:hAnsiTheme="minorHAnsi" w:cstheme="minorBidi"/>
@@ -3085,7 +2772,7 @@
           <w:sz w:val="24"/>
           <w:szCs w:val="24"/>
         </w:rPr>
-        <w:t>Two-pointer logic</w:t>
+        <w:t>Comparison with next element.</w:t>
       </w:r>
       <w:r>
         <w:rPr>
@@ -3118,17 +2805,27 @@
           <w:sz w:val="24"/>
           <w:szCs w:val="24"/>
         </w:rPr>
-        <w:t xml:space="preserve">Given an array and a number x, count how many times x </w:t>
-      </w:r>
-      <w:proofErr w:type="gramStart"/>
-      <w:r>
-        <w:rPr>
-          <w:rFonts w:ascii="Verdana" w:hAnsi="Verdana"/>
-          <w:color w:val="000000"/>
-          <w:sz w:val="24"/>
-          <w:szCs w:val="24"/>
-        </w:rPr>
-        <w:t>appears.</w:t>
+        <w:t xml:space="preserve">Given an array of numbers, print the </w:t>
+      </w:r>
+      <w:r>
+        <w:rPr>
+          <w:rFonts w:ascii="Verdana" w:hAnsi="Verdana"/>
+          <w:b/>
+          <w:bCs/>
+          <w:color w:val="000000"/>
+          <w:sz w:val="24"/>
+          <w:szCs w:val="24"/>
+        </w:rPr>
+        <w:t>sum of digits of each element</w:t>
+      </w:r>
+      <w:r>
+        <w:rPr>
+          <w:rFonts w:ascii="Verdana" w:hAnsi="Verdana"/>
+          <w:color w:val="000000"/>
+          <w:sz w:val="24"/>
+          <w:szCs w:val="24"/>
+        </w:rPr>
+        <w:t>.</w:t>
       </w:r>
       <w:r>
         <w:rPr>
@@ -3139,7 +2836,6 @@
         </w:rPr>
         <w:t>(</w:t>
       </w:r>
-      <w:proofErr w:type="gramEnd"/>
       <w:r>
         <w:rPr>
           <w:rFonts w:asciiTheme="minorHAnsi" w:eastAsiaTheme="minorHAnsi" w:hAnsiTheme="minorHAnsi" w:cstheme="minorBidi"/>
@@ -3157,7 +2853,7 @@
           <w:sz w:val="24"/>
           <w:szCs w:val="24"/>
         </w:rPr>
-        <w:t>Classic counter pattern.</w:t>
+        <w:t>Array loop + digit loop.</w:t>
       </w:r>
       <w:r>
         <w:rPr>
@@ -3190,7 +2886,7 @@
           <w:sz w:val="24"/>
           <w:szCs w:val="24"/>
         </w:rPr>
-        <w:t xml:space="preserve">Check whether the array is sorted in </w:t>
+        <w:t xml:space="preserve">Traverse an array and print the </w:t>
       </w:r>
       <w:r>
         <w:rPr>
@@ -3201,9 +2897,428 @@
           <w:sz w:val="24"/>
           <w:szCs w:val="24"/>
         </w:rPr>
-        <w:t xml:space="preserve">ascending </w:t>
-      </w:r>
-      <w:proofErr w:type="gramStart"/>
+        <w:t>first palindrome number</w:t>
+      </w:r>
+      <w:r>
+        <w:rPr>
+          <w:rFonts w:ascii="Verdana" w:hAnsi="Verdana"/>
+          <w:color w:val="000000"/>
+          <w:sz w:val="24"/>
+          <w:szCs w:val="24"/>
+        </w:rPr>
+        <w:t>, then stop.</w:t>
+      </w:r>
+      <w:r>
+        <w:rPr>
+          <w:rFonts w:ascii="Verdana" w:hAnsi="Verdana"/>
+          <w:color w:val="000000"/>
+          <w:sz w:val="24"/>
+          <w:szCs w:val="24"/>
+        </w:rPr>
+        <w:t>(</w:t>
+      </w:r>
+      <w:r>
+        <w:rPr>
+          <w:rFonts w:asciiTheme="minorHAnsi" w:eastAsiaTheme="minorHAnsi" w:hAnsiTheme="minorHAnsi" w:cstheme="minorBidi"/>
+          <w:kern w:val="2"/>
+          <w:sz w:val="24"/>
+          <w:szCs w:val="21"/>
+          <w14:ligatures w14:val="standardContextual"/>
+        </w:rPr>
+        <w:t xml:space="preserve"> </w:t>
+      </w:r>
+      <w:r>
+        <w:rPr>
+          <w:rFonts w:ascii="Verdana" w:hAnsi="Verdana"/>
+          <w:color w:val="000000"/>
+          <w:sz w:val="24"/>
+          <w:szCs w:val="24"/>
+        </w:rPr>
+        <w:t>Nested logic + early exit.</w:t>
+      </w:r>
+      <w:r>
+        <w:rPr>
+          <w:rFonts w:ascii="Verdana" w:hAnsi="Verdana"/>
+          <w:color w:val="000000"/>
+          <w:sz w:val="24"/>
+          <w:szCs w:val="24"/>
+        </w:rPr>
+        <w:t>)</w:t>
+      </w:r>
+    </w:p>
+    <w:p>
+      <w:pPr>
+        <w:pStyle w:val="max2"/>
+        <w:rPr>
+          <w:rFonts w:ascii="Verdana" w:hAnsi="Verdana"/>
+          <w:color w:val="000000"/>
+          <w:sz w:val="24"/>
+          <w:szCs w:val="24"/>
+        </w:rPr>
+      </w:pPr>
+      <w:r>
+        <w:rPr>
+          <w:rFonts w:ascii="Verdana" w:hAnsi="Verdana"/>
+          <w:color w:val="000000"/>
+          <w:sz w:val="24"/>
+          <w:szCs w:val="24"/>
+        </w:rPr>
+        <w:t>Day 12</w:t>
+      </w:r>
+    </w:p>
+    <w:p>
+      <w:pPr>
+        <w:pStyle w:val="max2"/>
+        <w:numPr>
+          <w:ilvl w:val="0"/>
+          <w:numId w:val="17"/>
+        </w:numPr>
+        <w:rPr>
+          <w:rFonts w:ascii="Verdana" w:hAnsi="Verdana"/>
+          <w:color w:val="000000"/>
+          <w:sz w:val="24"/>
+          <w:szCs w:val="24"/>
+        </w:rPr>
+      </w:pPr>
+      <w:r>
+        <w:rPr>
+          <w:rFonts w:ascii="Verdana" w:hAnsi="Verdana"/>
+          <w:color w:val="000000"/>
+          <w:sz w:val="24"/>
+          <w:szCs w:val="24"/>
+        </w:rPr>
+        <w:t>Write a program to find out whether entered number is place at ones, tens, hundred , thousand etc….</w:t>
+      </w:r>
+    </w:p>
+    <w:p>
+      <w:pPr>
+        <w:pStyle w:val="max2"/>
+        <w:numPr>
+          <w:ilvl w:val="0"/>
+          <w:numId w:val="17"/>
+        </w:numPr>
+        <w:rPr>
+          <w:rFonts w:ascii="Verdana" w:hAnsi="Verdana"/>
+          <w:color w:val="000000"/>
+          <w:sz w:val="24"/>
+          <w:szCs w:val="24"/>
+        </w:rPr>
+      </w:pPr>
+      <w:r>
+        <w:rPr>
+          <w:rFonts w:ascii="Verdana" w:hAnsi="Verdana"/>
+          <w:color w:val="000000"/>
+          <w:sz w:val="24"/>
+          <w:szCs w:val="24"/>
+        </w:rPr>
+        <w:t>Write a program to take a string and a number / integer as prefix for that word or string , and in output just reverse string upto that integer position part, or that prefix part.</w:t>
+      </w:r>
+      <w:r>
+        <w:rPr>
+          <w:rFonts w:ascii="Verdana" w:hAnsi="Verdana"/>
+          <w:color w:val="000000"/>
+          <w:sz w:val="24"/>
+          <w:szCs w:val="24"/>
+        </w:rPr>
+        <w:t>(Practice confusion with size of an array to index of an array ).</w:t>
+      </w:r>
+    </w:p>
+    <w:p>
+      <w:pPr>
+        <w:pStyle w:val="max2"/>
+        <w:numPr>
+          <w:ilvl w:val="0"/>
+          <w:numId w:val="17"/>
+        </w:numPr>
+        <w:rPr>
+          <w:rFonts w:ascii="Verdana" w:hAnsi="Verdana"/>
+          <w:color w:val="000000"/>
+          <w:sz w:val="24"/>
+          <w:szCs w:val="24"/>
+        </w:rPr>
+      </w:pPr>
+      <w:r>
+        <w:rPr>
+          <w:rFonts w:ascii="Verdana" w:hAnsi="Verdana"/>
+          <w:color w:val="000000"/>
+          <w:sz w:val="24"/>
+          <w:szCs w:val="24"/>
+        </w:rPr>
+        <w:t>Count Words in a String (Single Spaces Only)</w:t>
+      </w:r>
+      <w:r>
+        <w:rPr>
+          <w:rFonts w:ascii="Verdana" w:hAnsi="Verdana"/>
+          <w:color w:val="000000"/>
+          <w:sz w:val="24"/>
+          <w:szCs w:val="24"/>
+        </w:rPr>
+        <w:t>.(</w:t>
+      </w:r>
+      <w:r>
+        <w:rPr>
+          <w:rFonts w:asciiTheme="minorHAnsi" w:eastAsiaTheme="minorHAnsi" w:hAnsiTheme="minorHAnsi" w:cstheme="minorBidi"/>
+          <w:kern w:val="2"/>
+          <w:sz w:val="24"/>
+          <w:szCs w:val="21"/>
+          <w14:ligatures w14:val="standardContextual"/>
+        </w:rPr>
+        <w:t xml:space="preserve"> </w:t>
+      </w:r>
+      <w:r>
+        <w:rPr>
+          <w:rFonts w:ascii="Verdana" w:hAnsi="Verdana"/>
+          <w:color w:val="000000"/>
+          <w:sz w:val="24"/>
+          <w:szCs w:val="24"/>
+        </w:rPr>
+        <w:t>Character traversal + space detection.</w:t>
+      </w:r>
+      <w:r>
+        <w:rPr>
+          <w:rFonts w:ascii="Verdana" w:hAnsi="Verdana"/>
+          <w:color w:val="000000"/>
+          <w:sz w:val="24"/>
+          <w:szCs w:val="24"/>
+        </w:rPr>
+        <w:t>)</w:t>
+      </w:r>
+    </w:p>
+    <w:p>
+      <w:pPr>
+        <w:pStyle w:val="max2"/>
+        <w:numPr>
+          <w:ilvl w:val="0"/>
+          <w:numId w:val="17"/>
+        </w:numPr>
+        <w:rPr>
+          <w:rFonts w:ascii="Verdana" w:hAnsi="Verdana"/>
+          <w:color w:val="000000"/>
+          <w:sz w:val="24"/>
+          <w:szCs w:val="24"/>
+        </w:rPr>
+      </w:pPr>
+      <w:r>
+        <w:rPr>
+          <w:rFonts w:ascii="Verdana" w:hAnsi="Verdana"/>
+          <w:color w:val="000000"/>
+          <w:sz w:val="24"/>
+          <w:szCs w:val="24"/>
+        </w:rPr>
+        <w:t>Count characters in a word taken as input and ignore spaces.</w:t>
+      </w:r>
+    </w:p>
+    <w:p>
+      <w:pPr>
+        <w:pStyle w:val="max2"/>
+        <w:numPr>
+          <w:ilvl w:val="0"/>
+          <w:numId w:val="17"/>
+        </w:numPr>
+        <w:rPr>
+          <w:rFonts w:ascii="Verdana" w:hAnsi="Verdana"/>
+          <w:color w:val="000000"/>
+          <w:sz w:val="24"/>
+          <w:szCs w:val="24"/>
+        </w:rPr>
+      </w:pPr>
+      <w:r>
+        <w:rPr>
+          <w:rFonts w:ascii="Verdana" w:hAnsi="Verdana"/>
+          <w:color w:val="000000"/>
+          <w:sz w:val="24"/>
+          <w:szCs w:val="24"/>
+        </w:rPr>
+        <w:lastRenderedPageBreak/>
+        <w:t>Given a string, remove all numeric characters and print the result.</w:t>
+      </w:r>
+      <w:r>
+        <w:rPr>
+          <w:rFonts w:ascii="Verdana" w:hAnsi="Verdana"/>
+          <w:color w:val="000000"/>
+          <w:sz w:val="24"/>
+          <w:szCs w:val="24"/>
+        </w:rPr>
+        <w:t>(</w:t>
+      </w:r>
+      <w:r>
+        <w:rPr>
+          <w:rFonts w:asciiTheme="minorHAnsi" w:eastAsiaTheme="minorHAnsi" w:hAnsiTheme="minorHAnsi" w:cstheme="minorBidi"/>
+          <w:kern w:val="2"/>
+          <w:sz w:val="24"/>
+          <w:szCs w:val="21"/>
+          <w14:ligatures w14:val="standardContextual"/>
+        </w:rPr>
+        <w:t xml:space="preserve"> </w:t>
+      </w:r>
+      <w:r>
+        <w:rPr>
+          <w:rFonts w:ascii="Verdana" w:hAnsi="Verdana"/>
+          <w:color w:val="000000"/>
+          <w:sz w:val="24"/>
+          <w:szCs w:val="24"/>
+        </w:rPr>
+        <w:t>Character filtering</w:t>
+      </w:r>
+      <w:r>
+        <w:rPr>
+          <w:rFonts w:ascii="Verdana" w:hAnsi="Verdana"/>
+          <w:color w:val="000000"/>
+          <w:sz w:val="24"/>
+          <w:szCs w:val="24"/>
+        </w:rPr>
+        <w:t>).</w:t>
+      </w:r>
+    </w:p>
+    <w:p>
+      <w:pPr>
+        <w:pStyle w:val="max2"/>
+        <w:rPr>
+          <w:rFonts w:ascii="Verdana" w:hAnsi="Verdana"/>
+          <w:color w:val="000000"/>
+          <w:sz w:val="24"/>
+          <w:szCs w:val="24"/>
+        </w:rPr>
+      </w:pPr>
+      <w:r>
+        <w:rPr>
+          <w:rFonts w:ascii="Verdana" w:hAnsi="Verdana"/>
+          <w:color w:val="000000"/>
+          <w:sz w:val="24"/>
+          <w:szCs w:val="24"/>
+        </w:rPr>
+        <w:t xml:space="preserve">Day </w:t>
+      </w:r>
+      <w:r>
+        <w:rPr>
+          <w:rFonts w:ascii="Verdana" w:hAnsi="Verdana"/>
+          <w:color w:val="000000"/>
+          <w:sz w:val="24"/>
+          <w:szCs w:val="24"/>
+        </w:rPr>
+        <w:t>1</w:t>
+      </w:r>
+      <w:r>
+        <w:rPr>
+          <w:rFonts w:ascii="Verdana" w:hAnsi="Verdana"/>
+          <w:color w:val="000000"/>
+          <w:sz w:val="24"/>
+          <w:szCs w:val="24"/>
+        </w:rPr>
+        <w:t>3</w:t>
+      </w:r>
+    </w:p>
+    <w:p>
+      <w:pPr>
+        <w:pStyle w:val="max2"/>
+        <w:numPr>
+          <w:ilvl w:val="0"/>
+          <w:numId w:val="18"/>
+        </w:numPr>
+        <w:rPr>
+          <w:rFonts w:ascii="Verdana" w:hAnsi="Verdana"/>
+          <w:color w:val="000000"/>
+          <w:sz w:val="24"/>
+          <w:szCs w:val="24"/>
+        </w:rPr>
+      </w:pPr>
+      <w:r>
+        <w:rPr>
+          <w:rFonts w:ascii="Verdana" w:hAnsi="Verdana"/>
+          <w:color w:val="000000"/>
+          <w:sz w:val="24"/>
+          <w:szCs w:val="24"/>
+        </w:rPr>
+        <w:t xml:space="preserve">Write a program to </w:t>
+      </w:r>
+      <w:r>
+        <w:rPr>
+          <w:rFonts w:ascii="Verdana" w:hAnsi="Verdana"/>
+          <w:color w:val="000000"/>
+          <w:sz w:val="24"/>
+          <w:szCs w:val="24"/>
+        </w:rPr>
+        <w:t>Find (maximum – minimum)</w:t>
+      </w:r>
+      <w:r>
+        <w:rPr>
+          <w:rFonts w:ascii="Verdana" w:hAnsi="Verdana"/>
+          <w:color w:val="000000"/>
+          <w:sz w:val="24"/>
+          <w:szCs w:val="24"/>
+        </w:rPr>
+        <w:t>difference between MAX and MIN</w:t>
+      </w:r>
+      <w:r>
+        <w:rPr>
+          <w:rFonts w:ascii="Verdana" w:hAnsi="Verdana"/>
+          <w:color w:val="000000"/>
+          <w:sz w:val="24"/>
+          <w:szCs w:val="24"/>
+        </w:rPr>
+        <w:t xml:space="preserve"> from an integer array.</w:t>
+      </w:r>
+      <w:r>
+        <w:rPr>
+          <w:rFonts w:ascii="Verdana" w:hAnsi="Verdana"/>
+          <w:color w:val="000000"/>
+          <w:sz w:val="24"/>
+          <w:szCs w:val="24"/>
+        </w:rPr>
+        <w:t>(</w:t>
+      </w:r>
+      <w:r>
+        <w:rPr>
+          <w:rFonts w:asciiTheme="minorHAnsi" w:eastAsiaTheme="minorHAnsi" w:hAnsiTheme="minorHAnsi" w:cstheme="minorBidi"/>
+          <w:kern w:val="2"/>
+          <w:sz w:val="24"/>
+          <w:szCs w:val="21"/>
+          <w14:ligatures w14:val="standardContextual"/>
+        </w:rPr>
+        <w:t xml:space="preserve"> </w:t>
+      </w:r>
+      <w:r>
+        <w:rPr>
+          <w:rFonts w:ascii="Verdana" w:hAnsi="Verdana"/>
+          <w:color w:val="000000"/>
+          <w:sz w:val="24"/>
+          <w:szCs w:val="24"/>
+        </w:rPr>
+        <w:t>Track two values in one loop.</w:t>
+      </w:r>
+      <w:r>
+        <w:rPr>
+          <w:rFonts w:ascii="Verdana" w:hAnsi="Verdana"/>
+          <w:color w:val="000000"/>
+          <w:sz w:val="24"/>
+          <w:szCs w:val="24"/>
+        </w:rPr>
+        <w:t>)</w:t>
+      </w:r>
+    </w:p>
+    <w:p>
+      <w:pPr>
+        <w:pStyle w:val="max2"/>
+        <w:numPr>
+          <w:ilvl w:val="0"/>
+          <w:numId w:val="18"/>
+        </w:numPr>
+        <w:rPr>
+          <w:rFonts w:ascii="Verdana" w:hAnsi="Verdana"/>
+          <w:color w:val="000000"/>
+          <w:sz w:val="24"/>
+          <w:szCs w:val="24"/>
+        </w:rPr>
+      </w:pPr>
+      <w:r>
+        <w:rPr>
+          <w:rFonts w:ascii="Verdana" w:hAnsi="Verdana"/>
+          <w:color w:val="000000"/>
+          <w:sz w:val="24"/>
+          <w:szCs w:val="24"/>
+        </w:rPr>
+        <w:t xml:space="preserve">Move all 0s to the end of the array </w:t>
+      </w:r>
       <w:r>
         <w:rPr>
           <w:rFonts w:ascii="Verdana" w:hAnsi="Verdana"/>
@@ -3213,7 +3328,7 @@
           <w:sz w:val="24"/>
           <w:szCs w:val="24"/>
         </w:rPr>
-        <w:t>order</w:t>
+        <w:t>without using extra array</w:t>
       </w:r>
       <w:r>
         <w:rPr>
@@ -3233,810 +3348,6 @@
         </w:rPr>
         <w:t>(</w:t>
       </w:r>
-      <w:proofErr w:type="gramEnd"/>
-      <w:r>
-        <w:rPr>
-          <w:rFonts w:asciiTheme="minorHAnsi" w:eastAsiaTheme="minorHAnsi" w:hAnsiTheme="minorHAnsi" w:cstheme="minorBidi"/>
-          <w:kern w:val="2"/>
-          <w:sz w:val="24"/>
-          <w:szCs w:val="21"/>
-          <w14:ligatures w14:val="standardContextual"/>
-        </w:rPr>
-        <w:t xml:space="preserve"> </w:t>
-      </w:r>
-      <w:r>
-        <w:rPr>
-          <w:rFonts w:ascii="Verdana" w:hAnsi="Verdana"/>
-          <w:color w:val="000000"/>
-          <w:sz w:val="24"/>
-          <w:szCs w:val="24"/>
-        </w:rPr>
-        <w:t>Comparison with next element.</w:t>
-      </w:r>
-      <w:r>
-        <w:rPr>
-          <w:rFonts w:ascii="Verdana" w:hAnsi="Verdana"/>
-          <w:color w:val="000000"/>
-          <w:sz w:val="24"/>
-          <w:szCs w:val="24"/>
-        </w:rPr>
-        <w:t>)</w:t>
-      </w:r>
-    </w:p>
-    <w:p>
-      <w:pPr>
-        <w:pStyle w:val="max2"/>
-        <w:numPr>
-          <w:ilvl w:val="0"/>
-          <w:numId w:val="16"/>
-        </w:numPr>
-        <w:rPr>
-          <w:rFonts w:ascii="Verdana" w:hAnsi="Verdana"/>
-          <w:color w:val="000000"/>
-          <w:sz w:val="24"/>
-          <w:szCs w:val="24"/>
-        </w:rPr>
-      </w:pPr>
-      <w:r>
-        <w:rPr>
-          <w:rFonts w:ascii="Verdana" w:hAnsi="Verdana"/>
-          <w:color w:val="000000"/>
-          <w:sz w:val="24"/>
-          <w:szCs w:val="24"/>
-        </w:rPr>
-        <w:t xml:space="preserve">Given an array of numbers, print the </w:t>
-      </w:r>
-      <w:r>
-        <w:rPr>
-          <w:rFonts w:ascii="Verdana" w:hAnsi="Verdana"/>
-          <w:b/>
-          <w:bCs/>
-          <w:color w:val="000000"/>
-          <w:sz w:val="24"/>
-          <w:szCs w:val="24"/>
-        </w:rPr>
-        <w:t xml:space="preserve">sum of digits of each </w:t>
-      </w:r>
-      <w:proofErr w:type="gramStart"/>
-      <w:r>
-        <w:rPr>
-          <w:rFonts w:ascii="Verdana" w:hAnsi="Verdana"/>
-          <w:b/>
-          <w:bCs/>
-          <w:color w:val="000000"/>
-          <w:sz w:val="24"/>
-          <w:szCs w:val="24"/>
-        </w:rPr>
-        <w:t>element</w:t>
-      </w:r>
-      <w:r>
-        <w:rPr>
-          <w:rFonts w:ascii="Verdana" w:hAnsi="Verdana"/>
-          <w:color w:val="000000"/>
-          <w:sz w:val="24"/>
-          <w:szCs w:val="24"/>
-        </w:rPr>
-        <w:t>.</w:t>
-      </w:r>
-      <w:r>
-        <w:rPr>
-          <w:rFonts w:ascii="Verdana" w:hAnsi="Verdana"/>
-          <w:color w:val="000000"/>
-          <w:sz w:val="24"/>
-          <w:szCs w:val="24"/>
-        </w:rPr>
-        <w:t>(</w:t>
-      </w:r>
-      <w:proofErr w:type="gramEnd"/>
-      <w:r>
-        <w:rPr>
-          <w:rFonts w:asciiTheme="minorHAnsi" w:eastAsiaTheme="minorHAnsi" w:hAnsiTheme="minorHAnsi" w:cstheme="minorBidi"/>
-          <w:kern w:val="2"/>
-          <w:sz w:val="24"/>
-          <w:szCs w:val="21"/>
-          <w14:ligatures w14:val="standardContextual"/>
-        </w:rPr>
-        <w:t xml:space="preserve"> </w:t>
-      </w:r>
-      <w:r>
-        <w:rPr>
-          <w:rFonts w:ascii="Verdana" w:hAnsi="Verdana"/>
-          <w:color w:val="000000"/>
-          <w:sz w:val="24"/>
-          <w:szCs w:val="24"/>
-        </w:rPr>
-        <w:t>Array loop + digit loop.</w:t>
-      </w:r>
-      <w:r>
-        <w:rPr>
-          <w:rFonts w:ascii="Verdana" w:hAnsi="Verdana"/>
-          <w:color w:val="000000"/>
-          <w:sz w:val="24"/>
-          <w:szCs w:val="24"/>
-        </w:rPr>
-        <w:t>)</w:t>
-      </w:r>
-    </w:p>
-    <w:p>
-      <w:pPr>
-        <w:pStyle w:val="max2"/>
-        <w:numPr>
-          <w:ilvl w:val="0"/>
-          <w:numId w:val="16"/>
-        </w:numPr>
-        <w:rPr>
-          <w:rFonts w:ascii="Verdana" w:hAnsi="Verdana"/>
-          <w:color w:val="000000"/>
-          <w:sz w:val="24"/>
-          <w:szCs w:val="24"/>
-        </w:rPr>
-      </w:pPr>
-      <w:r>
-        <w:rPr>
-          <w:rFonts w:ascii="Verdana" w:hAnsi="Verdana"/>
-          <w:color w:val="000000"/>
-          <w:sz w:val="24"/>
-          <w:szCs w:val="24"/>
-        </w:rPr>
-        <w:t xml:space="preserve">Traverse an array and print the </w:t>
-      </w:r>
-      <w:r>
-        <w:rPr>
-          <w:rFonts w:ascii="Verdana" w:hAnsi="Verdana"/>
-          <w:b/>
-          <w:bCs/>
-          <w:color w:val="000000"/>
-          <w:sz w:val="24"/>
-          <w:szCs w:val="24"/>
-        </w:rPr>
-        <w:t>first palindrome number</w:t>
-      </w:r>
-      <w:r>
-        <w:rPr>
-          <w:rFonts w:ascii="Verdana" w:hAnsi="Verdana"/>
-          <w:color w:val="000000"/>
-          <w:sz w:val="24"/>
-          <w:szCs w:val="24"/>
-        </w:rPr>
-        <w:t xml:space="preserve">, then </w:t>
-      </w:r>
-      <w:proofErr w:type="gramStart"/>
-      <w:r>
-        <w:rPr>
-          <w:rFonts w:ascii="Verdana" w:hAnsi="Verdana"/>
-          <w:color w:val="000000"/>
-          <w:sz w:val="24"/>
-          <w:szCs w:val="24"/>
-        </w:rPr>
-        <w:t>stop.</w:t>
-      </w:r>
-      <w:r>
-        <w:rPr>
-          <w:rFonts w:ascii="Verdana" w:hAnsi="Verdana"/>
-          <w:color w:val="000000"/>
-          <w:sz w:val="24"/>
-          <w:szCs w:val="24"/>
-        </w:rPr>
-        <w:t>(</w:t>
-      </w:r>
-      <w:proofErr w:type="gramEnd"/>
-      <w:r>
-        <w:rPr>
-          <w:rFonts w:asciiTheme="minorHAnsi" w:eastAsiaTheme="minorHAnsi" w:hAnsiTheme="minorHAnsi" w:cstheme="minorBidi"/>
-          <w:kern w:val="2"/>
-          <w:sz w:val="24"/>
-          <w:szCs w:val="21"/>
-          <w14:ligatures w14:val="standardContextual"/>
-        </w:rPr>
-        <w:t xml:space="preserve"> </w:t>
-      </w:r>
-      <w:r>
-        <w:rPr>
-          <w:rFonts w:ascii="Verdana" w:hAnsi="Verdana"/>
-          <w:color w:val="000000"/>
-          <w:sz w:val="24"/>
-          <w:szCs w:val="24"/>
-        </w:rPr>
-        <w:t>Nested logic + early exit.</w:t>
-      </w:r>
-      <w:r>
-        <w:rPr>
-          <w:rFonts w:ascii="Verdana" w:hAnsi="Verdana"/>
-          <w:color w:val="000000"/>
-          <w:sz w:val="24"/>
-          <w:szCs w:val="24"/>
-        </w:rPr>
-        <w:t>)</w:t>
-      </w:r>
-    </w:p>
-    <w:p>
-      <w:pPr>
-        <w:pStyle w:val="max2"/>
-        <w:rPr>
-          <w:rFonts w:ascii="Verdana" w:hAnsi="Verdana"/>
-          <w:color w:val="000000"/>
-          <w:sz w:val="24"/>
-          <w:szCs w:val="24"/>
-        </w:rPr>
-      </w:pPr>
-      <w:r>
-        <w:rPr>
-          <w:rFonts w:ascii="Verdana" w:hAnsi="Verdana"/>
-          <w:color w:val="000000"/>
-          <w:sz w:val="24"/>
-          <w:szCs w:val="24"/>
-        </w:rPr>
-        <w:t>Day 12</w:t>
-      </w:r>
-    </w:p>
-    <w:p>
-      <w:pPr>
-        <w:pStyle w:val="max2"/>
-        <w:numPr>
-          <w:ilvl w:val="0"/>
-          <w:numId w:val="17"/>
-        </w:numPr>
-        <w:rPr>
-          <w:rFonts w:ascii="Verdana" w:hAnsi="Verdana"/>
-          <w:color w:val="000000"/>
-          <w:sz w:val="24"/>
-          <w:szCs w:val="24"/>
-        </w:rPr>
-      </w:pPr>
-      <w:r>
-        <w:rPr>
-          <w:rFonts w:ascii="Verdana" w:hAnsi="Verdana"/>
-          <w:color w:val="000000"/>
-          <w:sz w:val="24"/>
-          <w:szCs w:val="24"/>
-        </w:rPr>
-        <w:t xml:space="preserve">Write a program to find out whether entered number is place at ones, tens, </w:t>
-      </w:r>
-      <w:proofErr w:type="gramStart"/>
-      <w:r>
-        <w:rPr>
-          <w:rFonts w:ascii="Verdana" w:hAnsi="Verdana"/>
-          <w:color w:val="000000"/>
-          <w:sz w:val="24"/>
-          <w:szCs w:val="24"/>
-        </w:rPr>
-        <w:t>hundred ,</w:t>
-      </w:r>
-      <w:proofErr w:type="gramEnd"/>
-      <w:r>
-        <w:rPr>
-          <w:rFonts w:ascii="Verdana" w:hAnsi="Verdana"/>
-          <w:color w:val="000000"/>
-          <w:sz w:val="24"/>
-          <w:szCs w:val="24"/>
-        </w:rPr>
-        <w:t xml:space="preserve"> thousand </w:t>
-      </w:r>
-      <w:proofErr w:type="spellStart"/>
-      <w:r>
-        <w:rPr>
-          <w:rFonts w:ascii="Verdana" w:hAnsi="Verdana"/>
-          <w:color w:val="000000"/>
-          <w:sz w:val="24"/>
-          <w:szCs w:val="24"/>
-        </w:rPr>
-        <w:t>etc</w:t>
-      </w:r>
-      <w:proofErr w:type="spellEnd"/>
-      <w:r>
-        <w:rPr>
-          <w:rFonts w:ascii="Verdana" w:hAnsi="Verdana"/>
-          <w:color w:val="000000"/>
-          <w:sz w:val="24"/>
-          <w:szCs w:val="24"/>
-        </w:rPr>
-        <w:t>….</w:t>
-      </w:r>
-    </w:p>
-    <w:p>
-      <w:pPr>
-        <w:pStyle w:val="max2"/>
-        <w:numPr>
-          <w:ilvl w:val="0"/>
-          <w:numId w:val="17"/>
-        </w:numPr>
-        <w:rPr>
-          <w:rFonts w:ascii="Verdana" w:hAnsi="Verdana"/>
-          <w:color w:val="000000"/>
-          <w:sz w:val="24"/>
-          <w:szCs w:val="24"/>
-        </w:rPr>
-      </w:pPr>
-      <w:r>
-        <w:rPr>
-          <w:rFonts w:ascii="Verdana" w:hAnsi="Verdana"/>
-          <w:color w:val="000000"/>
-          <w:sz w:val="24"/>
-          <w:szCs w:val="24"/>
-        </w:rPr>
-        <w:t xml:space="preserve">Write a program to take a string and a number / integer as prefix for that word or </w:t>
-      </w:r>
-      <w:proofErr w:type="gramStart"/>
-      <w:r>
-        <w:rPr>
-          <w:rFonts w:ascii="Verdana" w:hAnsi="Verdana"/>
-          <w:color w:val="000000"/>
-          <w:sz w:val="24"/>
-          <w:szCs w:val="24"/>
-        </w:rPr>
-        <w:t>string ,</w:t>
-      </w:r>
-      <w:proofErr w:type="gramEnd"/>
-      <w:r>
-        <w:rPr>
-          <w:rFonts w:ascii="Verdana" w:hAnsi="Verdana"/>
-          <w:color w:val="000000"/>
-          <w:sz w:val="24"/>
-          <w:szCs w:val="24"/>
-        </w:rPr>
-        <w:t xml:space="preserve"> and in output just reverse string </w:t>
-      </w:r>
-      <w:proofErr w:type="spellStart"/>
-      <w:r>
-        <w:rPr>
-          <w:rFonts w:ascii="Verdana" w:hAnsi="Verdana"/>
-          <w:color w:val="000000"/>
-          <w:sz w:val="24"/>
-          <w:szCs w:val="24"/>
-        </w:rPr>
-        <w:t>upto</w:t>
-      </w:r>
-      <w:proofErr w:type="spellEnd"/>
-      <w:r>
-        <w:rPr>
-          <w:rFonts w:ascii="Verdana" w:hAnsi="Verdana"/>
-          <w:color w:val="000000"/>
-          <w:sz w:val="24"/>
-          <w:szCs w:val="24"/>
-        </w:rPr>
-        <w:t xml:space="preserve"> that integer position part, or that prefix </w:t>
-      </w:r>
-      <w:proofErr w:type="gramStart"/>
-      <w:r>
-        <w:rPr>
-          <w:rFonts w:ascii="Verdana" w:hAnsi="Verdana"/>
-          <w:color w:val="000000"/>
-          <w:sz w:val="24"/>
-          <w:szCs w:val="24"/>
-        </w:rPr>
-        <w:t>part.</w:t>
-      </w:r>
-      <w:r>
-        <w:rPr>
-          <w:rFonts w:ascii="Verdana" w:hAnsi="Verdana"/>
-          <w:color w:val="000000"/>
-          <w:sz w:val="24"/>
-          <w:szCs w:val="24"/>
-        </w:rPr>
-        <w:t>(</w:t>
-      </w:r>
-      <w:proofErr w:type="gramEnd"/>
-      <w:r>
-        <w:rPr>
-          <w:rFonts w:ascii="Verdana" w:hAnsi="Verdana"/>
-          <w:color w:val="000000"/>
-          <w:sz w:val="24"/>
-          <w:szCs w:val="24"/>
-        </w:rPr>
-        <w:t xml:space="preserve">Practice confusion with size of an array to index of an </w:t>
-      </w:r>
-      <w:proofErr w:type="gramStart"/>
-      <w:r>
-        <w:rPr>
-          <w:rFonts w:ascii="Verdana" w:hAnsi="Verdana"/>
-          <w:color w:val="000000"/>
-          <w:sz w:val="24"/>
-          <w:szCs w:val="24"/>
-        </w:rPr>
-        <w:t>array )</w:t>
-      </w:r>
-      <w:proofErr w:type="gramEnd"/>
-      <w:r>
-        <w:rPr>
-          <w:rFonts w:ascii="Verdana" w:hAnsi="Verdana"/>
-          <w:color w:val="000000"/>
-          <w:sz w:val="24"/>
-          <w:szCs w:val="24"/>
-        </w:rPr>
-        <w:t>.</w:t>
-      </w:r>
-    </w:p>
-    <w:p>
-      <w:pPr>
-        <w:pStyle w:val="max2"/>
-        <w:numPr>
-          <w:ilvl w:val="0"/>
-          <w:numId w:val="17"/>
-        </w:numPr>
-        <w:rPr>
-          <w:rFonts w:ascii="Verdana" w:hAnsi="Verdana"/>
-          <w:color w:val="000000"/>
-          <w:sz w:val="24"/>
-          <w:szCs w:val="24"/>
-        </w:rPr>
-      </w:pPr>
-      <w:r>
-        <w:rPr>
-          <w:rFonts w:ascii="Verdana" w:hAnsi="Verdana"/>
-          <w:color w:val="000000"/>
-          <w:sz w:val="24"/>
-          <w:szCs w:val="24"/>
-        </w:rPr>
-        <w:t>Count Words in a String (Single Spaces Only</w:t>
-      </w:r>
-      <w:proofErr w:type="gramStart"/>
-      <w:r>
-        <w:rPr>
-          <w:rFonts w:ascii="Verdana" w:hAnsi="Verdana"/>
-          <w:color w:val="000000"/>
-          <w:sz w:val="24"/>
-          <w:szCs w:val="24"/>
-        </w:rPr>
-        <w:t>)</w:t>
-      </w:r>
-      <w:r>
-        <w:rPr>
-          <w:rFonts w:ascii="Verdana" w:hAnsi="Verdana"/>
-          <w:color w:val="000000"/>
-          <w:sz w:val="24"/>
-          <w:szCs w:val="24"/>
-        </w:rPr>
-        <w:t>.(</w:t>
-      </w:r>
-      <w:proofErr w:type="gramEnd"/>
-      <w:r>
-        <w:rPr>
-          <w:rFonts w:asciiTheme="minorHAnsi" w:eastAsiaTheme="minorHAnsi" w:hAnsiTheme="minorHAnsi" w:cstheme="minorBidi"/>
-          <w:kern w:val="2"/>
-          <w:sz w:val="24"/>
-          <w:szCs w:val="21"/>
-          <w14:ligatures w14:val="standardContextual"/>
-        </w:rPr>
-        <w:t xml:space="preserve"> </w:t>
-      </w:r>
-      <w:r>
-        <w:rPr>
-          <w:rFonts w:ascii="Verdana" w:hAnsi="Verdana"/>
-          <w:color w:val="000000"/>
-          <w:sz w:val="24"/>
-          <w:szCs w:val="24"/>
-        </w:rPr>
-        <w:t>Character traversal + space detection.</w:t>
-      </w:r>
-      <w:r>
-        <w:rPr>
-          <w:rFonts w:ascii="Verdana" w:hAnsi="Verdana"/>
-          <w:color w:val="000000"/>
-          <w:sz w:val="24"/>
-          <w:szCs w:val="24"/>
-        </w:rPr>
-        <w:t>)</w:t>
-      </w:r>
-    </w:p>
-    <w:p>
-      <w:pPr>
-        <w:pStyle w:val="max2"/>
-        <w:numPr>
-          <w:ilvl w:val="0"/>
-          <w:numId w:val="17"/>
-        </w:numPr>
-        <w:rPr>
-          <w:rFonts w:ascii="Verdana" w:hAnsi="Verdana"/>
-          <w:color w:val="000000"/>
-          <w:sz w:val="24"/>
-          <w:szCs w:val="24"/>
-        </w:rPr>
-      </w:pPr>
-      <w:r>
-        <w:rPr>
-          <w:rFonts w:ascii="Verdana" w:hAnsi="Verdana"/>
-          <w:color w:val="000000"/>
-          <w:sz w:val="24"/>
-          <w:szCs w:val="24"/>
-        </w:rPr>
-        <w:t>Count characters in a word taken as input and ignore spaces.</w:t>
-      </w:r>
-    </w:p>
-    <w:p>
-      <w:pPr>
-        <w:pStyle w:val="max2"/>
-        <w:numPr>
-          <w:ilvl w:val="0"/>
-          <w:numId w:val="17"/>
-        </w:numPr>
-        <w:rPr>
-          <w:rFonts w:ascii="Verdana" w:hAnsi="Verdana"/>
-          <w:color w:val="000000"/>
-          <w:sz w:val="24"/>
-          <w:szCs w:val="24"/>
-        </w:rPr>
-      </w:pPr>
-      <w:r>
-        <w:rPr>
-          <w:rFonts w:ascii="Verdana" w:hAnsi="Verdana"/>
-          <w:color w:val="000000"/>
-          <w:sz w:val="24"/>
-          <w:szCs w:val="24"/>
-        </w:rPr>
-        <w:lastRenderedPageBreak/>
-        <w:t xml:space="preserve">Given a string, remove all numeric characters and print the </w:t>
-      </w:r>
-      <w:proofErr w:type="gramStart"/>
-      <w:r>
-        <w:rPr>
-          <w:rFonts w:ascii="Verdana" w:hAnsi="Verdana"/>
-          <w:color w:val="000000"/>
-          <w:sz w:val="24"/>
-          <w:szCs w:val="24"/>
-        </w:rPr>
-        <w:t>result.</w:t>
-      </w:r>
-      <w:r>
-        <w:rPr>
-          <w:rFonts w:ascii="Verdana" w:hAnsi="Verdana"/>
-          <w:color w:val="000000"/>
-          <w:sz w:val="24"/>
-          <w:szCs w:val="24"/>
-        </w:rPr>
-        <w:t>(</w:t>
-      </w:r>
-      <w:proofErr w:type="gramEnd"/>
-      <w:r>
-        <w:rPr>
-          <w:rFonts w:asciiTheme="minorHAnsi" w:eastAsiaTheme="minorHAnsi" w:hAnsiTheme="minorHAnsi" w:cstheme="minorBidi"/>
-          <w:kern w:val="2"/>
-          <w:sz w:val="24"/>
-          <w:szCs w:val="21"/>
-          <w14:ligatures w14:val="standardContextual"/>
-        </w:rPr>
-        <w:t xml:space="preserve"> </w:t>
-      </w:r>
-      <w:r>
-        <w:rPr>
-          <w:rFonts w:ascii="Verdana" w:hAnsi="Verdana"/>
-          <w:color w:val="000000"/>
-          <w:sz w:val="24"/>
-          <w:szCs w:val="24"/>
-        </w:rPr>
-        <w:t>Character filtering</w:t>
-      </w:r>
-      <w:r>
-        <w:rPr>
-          <w:rFonts w:ascii="Verdana" w:hAnsi="Verdana"/>
-          <w:color w:val="000000"/>
-          <w:sz w:val="24"/>
-          <w:szCs w:val="24"/>
-        </w:rPr>
-        <w:t>).</w:t>
-      </w:r>
-    </w:p>
-    <w:p>
-      <w:pPr>
-        <w:pStyle w:val="max2"/>
-        <w:rPr>
-          <w:rFonts w:ascii="Verdana" w:hAnsi="Verdana"/>
-          <w:color w:val="000000"/>
-          <w:sz w:val="24"/>
-          <w:szCs w:val="24"/>
-        </w:rPr>
-      </w:pPr>
-      <w:r>
-        <w:rPr>
-          <w:rFonts w:ascii="Verdana" w:hAnsi="Verdana"/>
-          <w:color w:val="000000"/>
-          <w:sz w:val="24"/>
-          <w:szCs w:val="24"/>
-        </w:rPr>
-        <w:t xml:space="preserve">Day </w:t>
-      </w:r>
-      <w:r>
-        <w:rPr>
-          <w:rFonts w:ascii="Verdana" w:hAnsi="Verdana"/>
-          <w:color w:val="000000"/>
-          <w:sz w:val="24"/>
-          <w:szCs w:val="24"/>
-        </w:rPr>
-        <w:t>1</w:t>
-      </w:r>
-      <w:r>
-        <w:rPr>
-          <w:rFonts w:ascii="Verdana" w:hAnsi="Verdana"/>
-          <w:color w:val="000000"/>
-          <w:sz w:val="24"/>
-          <w:szCs w:val="24"/>
-        </w:rPr>
-        <w:t>3</w:t>
-      </w:r>
-    </w:p>
-    <w:p>
-      <w:pPr>
-        <w:pStyle w:val="max2"/>
-        <w:numPr>
-          <w:ilvl w:val="0"/>
-          <w:numId w:val="18"/>
-        </w:numPr>
-        <w:rPr>
-          <w:rFonts w:ascii="Verdana" w:hAnsi="Verdana"/>
-          <w:color w:val="000000"/>
-          <w:sz w:val="24"/>
-          <w:szCs w:val="24"/>
-        </w:rPr>
-      </w:pPr>
-      <w:r>
-        <w:rPr>
-          <w:rFonts w:ascii="Verdana" w:hAnsi="Verdana"/>
-          <w:color w:val="000000"/>
-          <w:sz w:val="24"/>
-          <w:szCs w:val="24"/>
-        </w:rPr>
-        <w:t xml:space="preserve">Write a program to </w:t>
-      </w:r>
-      <w:r>
-        <w:rPr>
-          <w:rFonts w:ascii="Verdana" w:hAnsi="Verdana"/>
-          <w:color w:val="000000"/>
-          <w:sz w:val="24"/>
-          <w:szCs w:val="24"/>
-        </w:rPr>
-        <w:t xml:space="preserve">Find (maximum – </w:t>
-      </w:r>
-      <w:proofErr w:type="gramStart"/>
-      <w:r>
-        <w:rPr>
-          <w:rFonts w:ascii="Verdana" w:hAnsi="Verdana"/>
-          <w:color w:val="000000"/>
-          <w:sz w:val="24"/>
-          <w:szCs w:val="24"/>
-        </w:rPr>
-        <w:t>minimum)</w:t>
-      </w:r>
-      <w:r>
-        <w:rPr>
-          <w:rFonts w:ascii="Verdana" w:hAnsi="Verdana"/>
-          <w:color w:val="000000"/>
-          <w:sz w:val="24"/>
-          <w:szCs w:val="24"/>
-        </w:rPr>
-        <w:t>difference</w:t>
-      </w:r>
-      <w:proofErr w:type="gramEnd"/>
-      <w:r>
-        <w:rPr>
-          <w:rFonts w:ascii="Verdana" w:hAnsi="Verdana"/>
-          <w:color w:val="000000"/>
-          <w:sz w:val="24"/>
-          <w:szCs w:val="24"/>
-        </w:rPr>
-        <w:t xml:space="preserve"> between MAX and MIN</w:t>
-      </w:r>
-      <w:r>
-        <w:rPr>
-          <w:rFonts w:ascii="Verdana" w:hAnsi="Verdana"/>
-          <w:color w:val="000000"/>
-          <w:sz w:val="24"/>
-          <w:szCs w:val="24"/>
-        </w:rPr>
-        <w:t xml:space="preserve"> from an integer </w:t>
-      </w:r>
-      <w:proofErr w:type="gramStart"/>
-      <w:r>
-        <w:rPr>
-          <w:rFonts w:ascii="Verdana" w:hAnsi="Verdana"/>
-          <w:color w:val="000000"/>
-          <w:sz w:val="24"/>
-          <w:szCs w:val="24"/>
-        </w:rPr>
-        <w:t>array.</w:t>
-      </w:r>
-      <w:r>
-        <w:rPr>
-          <w:rFonts w:ascii="Verdana" w:hAnsi="Verdana"/>
-          <w:color w:val="000000"/>
-          <w:sz w:val="24"/>
-          <w:szCs w:val="24"/>
-        </w:rPr>
-        <w:t>(</w:t>
-      </w:r>
-      <w:proofErr w:type="gramEnd"/>
-      <w:r>
-        <w:rPr>
-          <w:rFonts w:asciiTheme="minorHAnsi" w:eastAsiaTheme="minorHAnsi" w:hAnsiTheme="minorHAnsi" w:cstheme="minorBidi"/>
-          <w:kern w:val="2"/>
-          <w:sz w:val="24"/>
-          <w:szCs w:val="21"/>
-          <w14:ligatures w14:val="standardContextual"/>
-        </w:rPr>
-        <w:t xml:space="preserve"> </w:t>
-      </w:r>
-      <w:r>
-        <w:rPr>
-          <w:rFonts w:ascii="Verdana" w:hAnsi="Verdana"/>
-          <w:color w:val="000000"/>
-          <w:sz w:val="24"/>
-          <w:szCs w:val="24"/>
-        </w:rPr>
-        <w:t>Track two values in one loop.</w:t>
-      </w:r>
-      <w:r>
-        <w:rPr>
-          <w:rFonts w:ascii="Verdana" w:hAnsi="Verdana"/>
-          <w:color w:val="000000"/>
-          <w:sz w:val="24"/>
-          <w:szCs w:val="24"/>
-        </w:rPr>
-        <w:t>)</w:t>
-      </w:r>
-    </w:p>
-    <w:p>
-      <w:pPr>
-        <w:pStyle w:val="max2"/>
-        <w:numPr>
-          <w:ilvl w:val="0"/>
-          <w:numId w:val="18"/>
-        </w:numPr>
-        <w:rPr>
-          <w:rFonts w:ascii="Verdana" w:hAnsi="Verdana"/>
-          <w:color w:val="000000"/>
-          <w:sz w:val="24"/>
-          <w:szCs w:val="24"/>
-        </w:rPr>
-      </w:pPr>
-      <w:r>
-        <w:rPr>
-          <w:rFonts w:ascii="Verdana" w:hAnsi="Verdana"/>
-          <w:color w:val="000000"/>
-          <w:sz w:val="24"/>
-          <w:szCs w:val="24"/>
-        </w:rPr>
-        <w:t xml:space="preserve">Move all 0s to the end of the array </w:t>
-      </w:r>
-      <w:r>
-        <w:rPr>
-          <w:rFonts w:ascii="Verdana" w:hAnsi="Verdana"/>
-          <w:b/>
-          <w:bCs/>
-          <w:color w:val="000000"/>
-          <w:sz w:val="24"/>
-          <w:szCs w:val="24"/>
-        </w:rPr>
-        <w:t xml:space="preserve">without using extra </w:t>
-      </w:r>
-      <w:proofErr w:type="gramStart"/>
-      <w:r>
-        <w:rPr>
-          <w:rFonts w:ascii="Verdana" w:hAnsi="Verdana"/>
-          <w:b/>
-          <w:bCs/>
-          <w:color w:val="000000"/>
-          <w:sz w:val="24"/>
-          <w:szCs w:val="24"/>
-        </w:rPr>
-        <w:t>array</w:t>
-      </w:r>
-      <w:r>
-        <w:rPr>
-          <w:rFonts w:ascii="Verdana" w:hAnsi="Verdana"/>
-          <w:color w:val="000000"/>
-          <w:sz w:val="24"/>
-          <w:szCs w:val="24"/>
-        </w:rPr>
-        <w:t>.</w:t>
-      </w:r>
-      <w:r>
-        <w:rPr>
-          <w:rFonts w:ascii="Verdana" w:hAnsi="Verdana"/>
-          <w:color w:val="000000"/>
-          <w:sz w:val="24"/>
-          <w:szCs w:val="24"/>
-        </w:rPr>
-        <w:t>(</w:t>
-      </w:r>
-      <w:proofErr w:type="gramEnd"/>
       <w:r>
         <w:rPr>
           <w:rFonts w:asciiTheme="minorHAnsi" w:eastAsiaTheme="minorHAnsi" w:hAnsiTheme="minorHAnsi" w:cstheme="minorBidi"/>
@@ -4113,17 +3424,7 @@
           <w:sz w:val="24"/>
           <w:szCs w:val="24"/>
         </w:rPr>
-        <w:t xml:space="preserve"> (2, 3, 5, 7) across all </w:t>
-      </w:r>
-      <w:proofErr w:type="gramStart"/>
-      <w:r>
-        <w:rPr>
-          <w:rFonts w:ascii="Verdana" w:hAnsi="Verdana"/>
-          <w:color w:val="000000"/>
-          <w:sz w:val="24"/>
-          <w:szCs w:val="24"/>
-        </w:rPr>
-        <w:t>elements.</w:t>
+        <w:t xml:space="preserve"> (2, 3, 5, 7) across all elements.</w:t>
       </w:r>
       <w:r>
         <w:rPr>
@@ -4134,7 +3435,6 @@
         </w:rPr>
         <w:t>(</w:t>
       </w:r>
-      <w:proofErr w:type="gramEnd"/>
       <w:r>
         <w:rPr>
           <w:rFonts w:asciiTheme="minorHAnsi" w:eastAsiaTheme="minorHAnsi" w:hAnsiTheme="minorHAnsi" w:cstheme="minorBidi"/>
@@ -4203,17 +3503,7 @@
           <w:sz w:val="24"/>
           <w:szCs w:val="24"/>
         </w:rPr>
-        <w:t>Stop when a string contains "java" (case-insensitive</w:t>
-      </w:r>
-      <w:proofErr w:type="gramStart"/>
-      <w:r>
-        <w:rPr>
-          <w:rFonts w:ascii="Verdana" w:hAnsi="Verdana"/>
-          <w:color w:val="000000"/>
-          <w:sz w:val="24"/>
-          <w:szCs w:val="24"/>
-        </w:rPr>
-        <w:t>).</w:t>
+        <w:t>Stop when a string contains "java" (case-insensitive).</w:t>
       </w:r>
       <w:r>
         <w:rPr>
@@ -4224,7 +3514,6 @@
         </w:rPr>
         <w:t>(</w:t>
       </w:r>
-      <w:proofErr w:type="gramEnd"/>
       <w:r>
         <w:rPr>
           <w:rFonts w:asciiTheme="minorHAnsi" w:eastAsiaTheme="minorHAnsi" w:hAnsiTheme="minorHAnsi" w:cstheme="minorBidi"/>
@@ -4331,19 +3620,8 @@
           <w:sz w:val="24"/>
           <w:szCs w:val="24"/>
         </w:rPr>
-        <w:t xml:space="preserve">Count how many letters are repeated in a string or word, or maybe array of </w:t>
-      </w:r>
-      <w:proofErr w:type="gramStart"/>
-      <w:r>
-        <w:rPr>
-          <w:rFonts w:ascii="Verdana" w:hAnsi="Verdana"/>
-          <w:color w:val="000000"/>
-          <w:sz w:val="24"/>
-          <w:szCs w:val="24"/>
-        </w:rPr>
-        <w:t>characters.(</w:t>
-      </w:r>
-      <w:proofErr w:type="gramEnd"/>
+        <w:t>Count how many letters are repeated in a string or word, or maybe array of characters.(</w:t>
+      </w:r>
       <w:r>
         <w:rPr>
           <w:rFonts w:asciiTheme="minorHAnsi" w:eastAsiaTheme="minorHAnsi" w:hAnsiTheme="minorHAnsi" w:cstheme="minorBidi"/>
@@ -4427,19 +3705,8 @@
           <w:sz w:val="24"/>
           <w:szCs w:val="24"/>
         </w:rPr>
-        <w:t xml:space="preserve"> in a </w:t>
-      </w:r>
-      <w:proofErr w:type="gramStart"/>
-      <w:r>
-        <w:rPr>
-          <w:rFonts w:ascii="Verdana" w:hAnsi="Verdana"/>
-          <w:color w:val="000000"/>
-          <w:sz w:val="24"/>
-          <w:szCs w:val="24"/>
-        </w:rPr>
-        <w:t>word.(</w:t>
-      </w:r>
-      <w:proofErr w:type="gramEnd"/>
+        <w:t xml:space="preserve"> in a word.(</w:t>
+      </w:r>
       <w:r>
         <w:rPr>
           <w:rFonts w:asciiTheme="minorHAnsi" w:eastAsiaTheme="minorHAnsi" w:hAnsiTheme="minorHAnsi" w:cstheme="minorBidi"/>
@@ -4525,19 +3792,8 @@
           <w:sz w:val="24"/>
           <w:szCs w:val="24"/>
         </w:rPr>
-        <w:t xml:space="preserve">Write a program to count and print unique or non-repeated characters / number in an </w:t>
-      </w:r>
-      <w:proofErr w:type="gramStart"/>
-      <w:r>
-        <w:rPr>
-          <w:rFonts w:ascii="Verdana" w:hAnsi="Verdana"/>
-          <w:color w:val="000000"/>
-          <w:sz w:val="24"/>
-          <w:szCs w:val="24"/>
-        </w:rPr>
-        <w:t>array.(</w:t>
-      </w:r>
-      <w:proofErr w:type="gramEnd"/>
+        <w:t>Write a program to count and print unique or non-repeated characters / number in an array.(</w:t>
+      </w:r>
       <w:r>
         <w:rPr>
           <w:rFonts w:ascii="Verdana" w:hAnsi="Verdana"/>
@@ -4642,17 +3898,7 @@
           <w:sz w:val="24"/>
           <w:szCs w:val="24"/>
         </w:rPr>
-        <w:t xml:space="preserve"> in an </w:t>
-      </w:r>
-      <w:proofErr w:type="gramStart"/>
-      <w:r>
-        <w:rPr>
-          <w:rFonts w:ascii="Verdana" w:hAnsi="Verdana"/>
-          <w:color w:val="000000"/>
-          <w:sz w:val="24"/>
-          <w:szCs w:val="24"/>
-        </w:rPr>
-        <w:t>array.</w:t>
+        <w:t xml:space="preserve"> in an array.</w:t>
       </w:r>
       <w:r>
         <w:rPr>
@@ -4663,7 +3909,6 @@
         </w:rPr>
         <w:t>(</w:t>
       </w:r>
-      <w:proofErr w:type="gramEnd"/>
       <w:r>
         <w:rPr>
           <w:rFonts w:asciiTheme="minorHAnsi" w:eastAsiaTheme="minorHAnsi" w:hAnsiTheme="minorHAnsi" w:cstheme="minorBidi"/>
@@ -4773,17 +4018,7 @@
           <w:sz w:val="24"/>
           <w:szCs w:val="24"/>
         </w:rPr>
-        <w:t>Remove Duplicates (Print Only Unique Elements</w:t>
-      </w:r>
-      <w:proofErr w:type="gramStart"/>
-      <w:r>
-        <w:rPr>
-          <w:rFonts w:ascii="Verdana" w:hAnsi="Verdana"/>
-          <w:color w:val="000000"/>
-          <w:sz w:val="24"/>
-          <w:szCs w:val="24"/>
-        </w:rPr>
-        <w:t>)</w:t>
+        <w:t>Remove Duplicates (Print Only Unique Elements)</w:t>
       </w:r>
       <w:r>
         <w:rPr>
@@ -4794,7 +4029,6 @@
         </w:rPr>
         <w:t>.(</w:t>
       </w:r>
-      <w:proofErr w:type="gramEnd"/>
       <w:r>
         <w:rPr>
           <w:rFonts w:asciiTheme="minorHAnsi" w:eastAsiaTheme="minorHAnsi" w:hAnsiTheme="minorHAnsi" w:cstheme="minorBidi"/>
@@ -4985,39 +4219,8 @@
           <w:sz w:val="24"/>
           <w:szCs w:val="24"/>
         </w:rPr>
-        <w:t xml:space="preserve">DSA Foundation </w:t>
-      </w:r>
-      <w:proofErr w:type="gramStart"/>
-      <w:r>
-        <w:rPr>
-          <w:rFonts w:ascii="Verdana" w:hAnsi="Verdana"/>
-          <w:color w:val="000000"/>
-          <w:sz w:val="24"/>
-          <w:szCs w:val="24"/>
-        </w:rPr>
-        <w:t>questions(</w:t>
-      </w:r>
-      <w:proofErr w:type="gramEnd"/>
-      <w:r>
-        <w:rPr>
-          <w:rFonts w:ascii="Verdana" w:hAnsi="Verdana"/>
-          <w:color w:val="000000"/>
-          <w:sz w:val="24"/>
-          <w:szCs w:val="24"/>
-        </w:rPr>
-        <w:t>Day 16</w:t>
-      </w:r>
-      <w:proofErr w:type="gramStart"/>
-      <w:r>
-        <w:rPr>
-          <w:rFonts w:ascii="Verdana" w:hAnsi="Verdana"/>
-          <w:color w:val="000000"/>
-          <w:sz w:val="24"/>
-          <w:szCs w:val="24"/>
-        </w:rPr>
-        <w:t>) :</w:t>
-      </w:r>
-      <w:proofErr w:type="gramEnd"/>
+        <w:t>DSA Foundation questions(Day 16) :</w:t>
+      </w:r>
     </w:p>
     <w:p>
       <w:pPr>
@@ -5064,9 +4267,8 @@
           <w:szCs w:val="20"/>
           <w14:ligatures w14:val="none"/>
         </w:rPr>
-        <w:t xml:space="preserve">Given an array of integers </w:t>
-      </w:r>
-      <w:proofErr w:type="spellStart"/>
+        <w:t>Given an array of integers nums and an integer target, return indices of the two numbers such that they add up to target.</w:t>
+      </w:r>
       <w:r>
         <w:rPr>
           <w:rFonts w:ascii="Courier New" w:eastAsia="Times New Roman" w:hAnsi="Courier New" w:cs="Courier New"/>
@@ -5076,9 +4278,8 @@
           <w:szCs w:val="20"/>
           <w14:ligatures w14:val="none"/>
         </w:rPr>
-        <w:t>nums</w:t>
-      </w:r>
-      <w:proofErr w:type="spellEnd"/>
+        <w:br/>
+      </w:r>
       <w:r>
         <w:rPr>
           <w:rFonts w:ascii="Courier New" w:eastAsia="Times New Roman" w:hAnsi="Courier New" w:cs="Courier New"/>
@@ -5088,7 +4289,8 @@
           <w:szCs w:val="20"/>
           <w14:ligatures w14:val="none"/>
         </w:rPr>
-        <w:t xml:space="preserve"> and an integer target, return indices of the two numbers such that they add up to target.</w:t>
+        <w:br/>
+        <w:t>You may assume that each input would have exactly one solution, and you may not use the same element twice.</w:t>
       </w:r>
       <w:r>
         <w:rPr>
@@ -5111,7 +4313,7 @@
           <w14:ligatures w14:val="none"/>
         </w:rPr>
         <w:br/>
-        <w:t>You may assume that each input would have exactly one solution, and you may not use the same element twice.</w:t>
+        <w:t>You can return the answer in any order.</w:t>
       </w:r>
       <w:r>
         <w:rPr>
@@ -5123,6 +4325,7 @@
           <w14:ligatures w14:val="none"/>
         </w:rPr>
         <w:br/>
+        <w:t>Example 1:</w:t>
       </w:r>
       <w:r>
         <w:rPr>
@@ -5134,7 +4337,7 @@
           <w14:ligatures w14:val="none"/>
         </w:rPr>
         <w:br/>
-        <w:t>You can return the answer in any order.</w:t>
+        <w:t>Input: nums = [2,7,11,15], target = 9</w:t>
       </w:r>
       <w:r>
         <w:rPr>
@@ -5146,7 +4349,7 @@
           <w14:ligatures w14:val="none"/>
         </w:rPr>
         <w:br/>
-        <w:t>Example 1:</w:t>
+        <w:t>Output: [0,1]</w:t>
       </w:r>
       <w:r>
         <w:rPr>
@@ -5158,9 +4361,8 @@
           <w14:ligatures w14:val="none"/>
         </w:rPr>
         <w:br/>
-        <w:t xml:space="preserve">Input: </w:t>
-      </w:r>
-      <w:proofErr w:type="spellStart"/>
+        <w:t>Explanation: Because nums[0] + nums[1] == 9, we return [0, 1].</w:t>
+      </w:r>
       <w:r>
         <w:rPr>
           <w:rFonts w:ascii="Courier New" w:eastAsia="Times New Roman" w:hAnsi="Courier New" w:cs="Courier New"/>
@@ -5170,9 +4372,9 @@
           <w:szCs w:val="20"/>
           <w14:ligatures w14:val="none"/>
         </w:rPr>
-        <w:t>nums</w:t>
-      </w:r>
-      <w:proofErr w:type="spellEnd"/>
+        <w:br/>
+        <w:t>Example 2:</w:t>
+      </w:r>
       <w:r>
         <w:rPr>
           <w:rFonts w:ascii="Courier New" w:eastAsia="Times New Roman" w:hAnsi="Courier New" w:cs="Courier New"/>
@@ -5182,7 +4384,8 @@
           <w:szCs w:val="20"/>
           <w14:ligatures w14:val="none"/>
         </w:rPr>
-        <w:t xml:space="preserve"> = [2,7,11,15], target = 9</w:t>
+        <w:br/>
+        <w:t>Input: nums = [3,2,4], target = 6</w:t>
       </w:r>
       <w:r>
         <w:rPr>
@@ -5194,126 +4397,6 @@
           <w14:ligatures w14:val="none"/>
         </w:rPr>
         <w:br/>
-        <w:t>Output: [0,1]</w:t>
-      </w:r>
-      <w:r>
-        <w:rPr>
-          <w:rFonts w:ascii="Courier New" w:eastAsia="Times New Roman" w:hAnsi="Courier New" w:cs="Courier New"/>
-          <w:color w:val="F2F2F2" w:themeColor="background1" w:themeShade="F2"/>
-          <w:kern w:val="0"/>
-          <w:sz w:val="20"/>
-          <w:szCs w:val="20"/>
-          <w14:ligatures w14:val="none"/>
-        </w:rPr>
-        <w:br/>
-        <w:t xml:space="preserve">Explanation: Because </w:t>
-      </w:r>
-      <w:proofErr w:type="spellStart"/>
-      <w:r>
-        <w:rPr>
-          <w:rFonts w:ascii="Courier New" w:eastAsia="Times New Roman" w:hAnsi="Courier New" w:cs="Courier New"/>
-          <w:color w:val="F2F2F2" w:themeColor="background1" w:themeShade="F2"/>
-          <w:kern w:val="0"/>
-          <w:sz w:val="20"/>
-          <w:szCs w:val="20"/>
-          <w14:ligatures w14:val="none"/>
-        </w:rPr>
-        <w:t>nums</w:t>
-      </w:r>
-      <w:proofErr w:type="spellEnd"/>
-      <w:r>
-        <w:rPr>
-          <w:rFonts w:ascii="Courier New" w:eastAsia="Times New Roman" w:hAnsi="Courier New" w:cs="Courier New"/>
-          <w:color w:val="F2F2F2" w:themeColor="background1" w:themeShade="F2"/>
-          <w:kern w:val="0"/>
-          <w:sz w:val="20"/>
-          <w:szCs w:val="20"/>
-          <w14:ligatures w14:val="none"/>
-        </w:rPr>
-        <w:t xml:space="preserve">[0] + </w:t>
-      </w:r>
-      <w:proofErr w:type="spellStart"/>
-      <w:r>
-        <w:rPr>
-          <w:rFonts w:ascii="Courier New" w:eastAsia="Times New Roman" w:hAnsi="Courier New" w:cs="Courier New"/>
-          <w:color w:val="F2F2F2" w:themeColor="background1" w:themeShade="F2"/>
-          <w:kern w:val="0"/>
-          <w:sz w:val="20"/>
-          <w:szCs w:val="20"/>
-          <w14:ligatures w14:val="none"/>
-        </w:rPr>
-        <w:t>nums</w:t>
-      </w:r>
-      <w:proofErr w:type="spellEnd"/>
-      <w:r>
-        <w:rPr>
-          <w:rFonts w:ascii="Courier New" w:eastAsia="Times New Roman" w:hAnsi="Courier New" w:cs="Courier New"/>
-          <w:color w:val="F2F2F2" w:themeColor="background1" w:themeShade="F2"/>
-          <w:kern w:val="0"/>
-          <w:sz w:val="20"/>
-          <w:szCs w:val="20"/>
-          <w14:ligatures w14:val="none"/>
-        </w:rPr>
-        <w:t>[1] == 9, we return [0, 1].</w:t>
-      </w:r>
-      <w:r>
-        <w:rPr>
-          <w:rFonts w:ascii="Courier New" w:eastAsia="Times New Roman" w:hAnsi="Courier New" w:cs="Courier New"/>
-          <w:color w:val="F2F2F2" w:themeColor="background1" w:themeShade="F2"/>
-          <w:kern w:val="0"/>
-          <w:sz w:val="20"/>
-          <w:szCs w:val="20"/>
-          <w14:ligatures w14:val="none"/>
-        </w:rPr>
-        <w:br/>
-        <w:t>Example 2:</w:t>
-      </w:r>
-      <w:r>
-        <w:rPr>
-          <w:rFonts w:ascii="Courier New" w:eastAsia="Times New Roman" w:hAnsi="Courier New" w:cs="Courier New"/>
-          <w:color w:val="F2F2F2" w:themeColor="background1" w:themeShade="F2"/>
-          <w:kern w:val="0"/>
-          <w:sz w:val="20"/>
-          <w:szCs w:val="20"/>
-          <w14:ligatures w14:val="none"/>
-        </w:rPr>
-        <w:br/>
-        <w:t xml:space="preserve">Input: </w:t>
-      </w:r>
-      <w:proofErr w:type="spellStart"/>
-      <w:r>
-        <w:rPr>
-          <w:rFonts w:ascii="Courier New" w:eastAsia="Times New Roman" w:hAnsi="Courier New" w:cs="Courier New"/>
-          <w:color w:val="F2F2F2" w:themeColor="background1" w:themeShade="F2"/>
-          <w:kern w:val="0"/>
-          <w:sz w:val="20"/>
-          <w:szCs w:val="20"/>
-          <w14:ligatures w14:val="none"/>
-        </w:rPr>
-        <w:t>nums</w:t>
-      </w:r>
-      <w:proofErr w:type="spellEnd"/>
-      <w:r>
-        <w:rPr>
-          <w:rFonts w:ascii="Courier New" w:eastAsia="Times New Roman" w:hAnsi="Courier New" w:cs="Courier New"/>
-          <w:color w:val="F2F2F2" w:themeColor="background1" w:themeShade="F2"/>
-          <w:kern w:val="0"/>
-          <w:sz w:val="20"/>
-          <w:szCs w:val="20"/>
-          <w14:ligatures w14:val="none"/>
-        </w:rPr>
-        <w:t xml:space="preserve"> = [3,2,4], target = 6</w:t>
-      </w:r>
-      <w:r>
-        <w:rPr>
-          <w:rFonts w:ascii="Courier New" w:eastAsia="Times New Roman" w:hAnsi="Courier New" w:cs="Courier New"/>
-          <w:color w:val="F2F2F2" w:themeColor="background1" w:themeShade="F2"/>
-          <w:kern w:val="0"/>
-          <w:sz w:val="20"/>
-          <w:szCs w:val="20"/>
-          <w14:ligatures w14:val="none"/>
-        </w:rPr>
-        <w:br/>
         <w:t>Output: [1,2]</w:t>
       </w:r>
     </w:p>
@@ -5331,6 +4414,141 @@
           <w:szCs w:val="24"/>
         </w:rPr>
       </w:pPr>
+      <w:r>
+        <w:rPr>
+          <w:rFonts w:ascii="Verdana" w:hAnsi="Verdana"/>
+          <w:color w:val="000000"/>
+          <w:sz w:val="24"/>
+          <w:szCs w:val="24"/>
+        </w:rPr>
+        <w:t>Write a program to print static Swastik Pattern where n = 7.</w:t>
+      </w:r>
+    </w:p>
+    <w:p>
+      <w:pPr>
+        <w:pStyle w:val="max2"/>
+        <w:numPr>
+          <w:ilvl w:val="0"/>
+          <w:numId w:val="21"/>
+        </w:numPr>
+        <w:rPr>
+          <w:rFonts w:ascii="Verdana" w:hAnsi="Verdana"/>
+          <w:color w:val="000000"/>
+          <w:sz w:val="24"/>
+          <w:szCs w:val="24"/>
+        </w:rPr>
+      </w:pPr>
+      <w:r>
+        <w:rPr>
+          <w:rFonts w:ascii="Verdana" w:hAnsi="Verdana"/>
+          <w:color w:val="000000"/>
+          <w:sz w:val="24"/>
+          <w:szCs w:val="24"/>
+        </w:rPr>
+        <w:t xml:space="preserve">Write a program to find </w:t>
+      </w:r>
+      <w:r>
+        <w:rPr>
+          <w:rFonts w:ascii="Verdana" w:hAnsi="Verdana"/>
+          <w:color w:val="000000"/>
+          <w:sz w:val="24"/>
+          <w:szCs w:val="24"/>
+        </w:rPr>
+        <w:t>Longest Word in a Sentence</w:t>
+      </w:r>
+      <w:r>
+        <w:rPr>
+          <w:rFonts w:ascii="Verdana" w:hAnsi="Verdana"/>
+          <w:color w:val="000000"/>
+          <w:sz w:val="24"/>
+          <w:szCs w:val="24"/>
+        </w:rPr>
+        <w:t xml:space="preserve"> and print it.</w:t>
+      </w:r>
+    </w:p>
+    <w:p>
+      <w:pPr>
+        <w:pStyle w:val="max2"/>
+        <w:numPr>
+          <w:ilvl w:val="0"/>
+          <w:numId w:val="21"/>
+        </w:numPr>
+        <w:rPr>
+          <w:rFonts w:ascii="Verdana" w:hAnsi="Verdana"/>
+          <w:color w:val="000000"/>
+          <w:sz w:val="24"/>
+          <w:szCs w:val="24"/>
+        </w:rPr>
+      </w:pPr>
+      <w:r>
+        <w:rPr>
+          <w:rFonts w:ascii="Verdana" w:hAnsi="Verdana"/>
+          <w:color w:val="000000"/>
+          <w:sz w:val="24"/>
+          <w:szCs w:val="24"/>
+        </w:rPr>
+        <w:t xml:space="preserve">Write a program to </w:t>
+      </w:r>
+      <w:r>
+        <w:rPr>
+          <w:rFonts w:ascii="Verdana" w:hAnsi="Verdana"/>
+          <w:color w:val="000000"/>
+          <w:sz w:val="24"/>
+          <w:szCs w:val="24"/>
+        </w:rPr>
+        <w:t>Count Vowels and Consonants in a String</w:t>
+      </w:r>
+      <w:r>
+        <w:rPr>
+          <w:rFonts w:ascii="Verdana" w:hAnsi="Verdana"/>
+          <w:color w:val="000000"/>
+          <w:sz w:val="24"/>
+          <w:szCs w:val="24"/>
+        </w:rPr>
+        <w:t xml:space="preserve"> or sentence.</w:t>
+      </w:r>
+    </w:p>
+    <w:p>
+      <w:pPr>
+        <w:pStyle w:val="max2"/>
+        <w:numPr>
+          <w:ilvl w:val="0"/>
+          <w:numId w:val="21"/>
+        </w:numPr>
+        <w:rPr>
+          <w:rFonts w:ascii="Verdana" w:hAnsi="Verdana"/>
+          <w:color w:val="000000"/>
+          <w:sz w:val="24"/>
+          <w:szCs w:val="24"/>
+        </w:rPr>
+      </w:pPr>
+      <w:r>
+        <w:rPr>
+          <w:rFonts w:ascii="Verdana" w:hAnsi="Verdana"/>
+          <w:color w:val="000000"/>
+          <w:sz w:val="24"/>
+          <w:szCs w:val="24"/>
+        </w:rPr>
+        <w:t xml:space="preserve">Write a program to find </w:t>
+      </w:r>
+      <w:r>
+        <w:rPr>
+          <w:rFonts w:ascii="Verdana" w:hAnsi="Verdana"/>
+          <w:color w:val="000000"/>
+          <w:sz w:val="24"/>
+          <w:szCs w:val="24"/>
+        </w:rPr>
+        <w:t>Second Largest Number in an Array</w:t>
+      </w:r>
+      <w:r>
+        <w:rPr>
+          <w:rFonts w:ascii="Verdana" w:hAnsi="Verdana"/>
+          <w:color w:val="000000"/>
+          <w:sz w:val="24"/>
+          <w:szCs w:val="24"/>
+        </w:rPr>
+        <w:t>.</w:t>
+      </w:r>
     </w:p>
     <w:p>
       <w:pPr>
@@ -5498,19 +4716,8 @@
           <w:sz w:val="24"/>
           <w:szCs w:val="24"/>
         </w:rPr>
-        <w:t xml:space="preserve">Write a java program to find if the input number is a prime or </w:t>
-      </w:r>
-      <w:proofErr w:type="gramStart"/>
-      <w:r>
-        <w:rPr>
-          <w:rFonts w:ascii="Verdana" w:hAnsi="Verdana"/>
-          <w:color w:val="000000"/>
-          <w:sz w:val="24"/>
-          <w:szCs w:val="24"/>
-        </w:rPr>
-        <w:t>not .</w:t>
-      </w:r>
-      <w:proofErr w:type="gramEnd"/>
+        <w:t>Write a java program to find if the input number is a prime or not .</w:t>
+      </w:r>
     </w:p>
     <w:p>
       <w:pPr>
@@ -8191,7 +7398,6 @@
   <w:style w:type="character" w:default="1" w:styleId="DefaultParagraphFont">
     <w:name w:val="Default Paragraph Font"/>
     <w:uiPriority w:val="1"/>
-    <w:semiHidden/>
     <w:unhideWhenUsed/>
   </w:style>
   <w:style w:type="table" w:default="1" w:styleId="TableNormal">

--- a/Questions.docx
+++ b/Questions.docx
@@ -52,41 +52,44 @@
           <w:sz w:val="28"/>
           <w:szCs w:val="22"/>
         </w:rPr>
-        <w:t>Write a java program to check input validation for integer constraints :</w:t>
-      </w:r>
-    </w:p>
-    <w:p>
-      <w:pPr>
-        <w:pStyle w:val="ListParagraph"/>
+        <w:t xml:space="preserve">Write a java program to check input validation for integer </w:t>
+      </w:r>
+      <w:proofErr w:type="gramStart"/>
+      <w:r>
         <w:rPr>
           <w:rFonts w:ascii="Times New Roman" w:hAnsi="Times New Roman" w:cs="Times New Roman"/>
           <w:sz w:val="28"/>
           <w:szCs w:val="22"/>
         </w:rPr>
-      </w:pPr>
-      <w:r>
+        <w:t>constraints :</w:t>
+      </w:r>
+      <w:proofErr w:type="gramEnd"/>
+    </w:p>
+    <w:p>
+      <w:pPr>
+        <w:pStyle w:val="ListParagraph"/>
         <w:rPr>
           <w:rFonts w:ascii="Times New Roman" w:hAnsi="Times New Roman" w:cs="Times New Roman"/>
           <w:sz w:val="28"/>
           <w:szCs w:val="22"/>
         </w:rPr>
-        <w:t>N&lt;</w:t>
-      </w:r>
+      </w:pPr>
       <w:r>
         <w:rPr>
           <w:rFonts w:ascii="Times New Roman" w:hAnsi="Times New Roman" w:cs="Times New Roman"/>
           <w:sz w:val="28"/>
           <w:szCs w:val="22"/>
         </w:rPr>
-        <w:t>10</w:t>
-      </w:r>
+        <w:t>N&lt;</w:t>
+      </w:r>
+      <w:proofErr w:type="gramStart"/>
       <w:r>
         <w:rPr>
           <w:rFonts w:ascii="Times New Roman" w:hAnsi="Times New Roman" w:cs="Times New Roman"/>
           <w:sz w:val="28"/>
           <w:szCs w:val="22"/>
         </w:rPr>
-        <w:t xml:space="preserve"> </w:t>
+        <w:t>10</w:t>
       </w:r>
       <w:r>
         <w:rPr>
@@ -94,7 +97,7 @@
           <w:sz w:val="28"/>
           <w:szCs w:val="22"/>
         </w:rPr>
-        <w:t>,</w:t>
+        <w:t xml:space="preserve"> </w:t>
       </w:r>
       <w:r>
         <w:rPr>
@@ -102,7 +105,7 @@
           <w:sz w:val="28"/>
           <w:szCs w:val="22"/>
         </w:rPr>
-        <w:t>N&gt;</w:t>
+        <w:t>,</w:t>
       </w:r>
       <w:r>
         <w:rPr>
@@ -110,7 +113,42 @@
           <w:sz w:val="28"/>
           <w:szCs w:val="22"/>
         </w:rPr>
-        <w:t xml:space="preserve">0, for string constraints : </w:t>
+        <w:t>N</w:t>
+      </w:r>
+      <w:proofErr w:type="gramEnd"/>
+      <w:r>
+        <w:rPr>
+          <w:rFonts w:ascii="Times New Roman" w:hAnsi="Times New Roman" w:cs="Times New Roman"/>
+          <w:sz w:val="28"/>
+          <w:szCs w:val="22"/>
+        </w:rPr>
+        <w:t>&gt;</w:t>
+      </w:r>
+      <w:r>
+        <w:rPr>
+          <w:rFonts w:ascii="Times New Roman" w:hAnsi="Times New Roman" w:cs="Times New Roman"/>
+          <w:sz w:val="28"/>
+          <w:szCs w:val="22"/>
+        </w:rPr>
+        <w:t xml:space="preserve">0, for string </w:t>
+      </w:r>
+      <w:proofErr w:type="gramStart"/>
+      <w:r>
+        <w:rPr>
+          <w:rFonts w:ascii="Times New Roman" w:hAnsi="Times New Roman" w:cs="Times New Roman"/>
+          <w:sz w:val="28"/>
+          <w:szCs w:val="22"/>
+        </w:rPr>
+        <w:t>constraints :</w:t>
+      </w:r>
+      <w:proofErr w:type="gramEnd"/>
+      <w:r>
+        <w:rPr>
+          <w:rFonts w:ascii="Times New Roman" w:hAnsi="Times New Roman" w:cs="Times New Roman"/>
+          <w:sz w:val="28"/>
+          <w:szCs w:val="22"/>
+        </w:rPr>
+        <w:t xml:space="preserve"> </w:t>
       </w:r>
       <w:r>
         <w:rPr>
@@ -235,7 +273,34 @@
           <w:szCs w:val="24"/>
         </w:rPr>
         <w:br/>
-        <w:t xml:space="preserve">stringTimes("Hi", 2) </w:t>
+      </w:r>
+      <w:proofErr w:type="spellStart"/>
+      <w:proofErr w:type="gramStart"/>
+      <w:r>
+        <w:rPr>
+          <w:rFonts w:ascii="Verdana" w:hAnsi="Verdana"/>
+          <w:color w:val="000000"/>
+          <w:szCs w:val="24"/>
+        </w:rPr>
+        <w:t>stringTimes</w:t>
+      </w:r>
+      <w:proofErr w:type="spellEnd"/>
+      <w:r>
+        <w:rPr>
+          <w:rFonts w:ascii="Verdana" w:hAnsi="Verdana"/>
+          <w:color w:val="000000"/>
+          <w:szCs w:val="24"/>
+        </w:rPr>
+        <w:t>(</w:t>
+      </w:r>
+      <w:proofErr w:type="gramEnd"/>
+      <w:r>
+        <w:rPr>
+          <w:rFonts w:ascii="Verdana" w:hAnsi="Verdana"/>
+          <w:color w:val="000000"/>
+          <w:szCs w:val="24"/>
+        </w:rPr>
+        <w:t xml:space="preserve">"Hi", 2) </w:t>
       </w:r>
       <w:r>
         <w:rPr>
@@ -251,7 +316,25 @@
           <w:color w:val="000000"/>
           <w:szCs w:val="24"/>
         </w:rPr>
-        <w:t xml:space="preserve"> "HiHi"</w:t>
+        <w:t xml:space="preserve"> "</w:t>
+      </w:r>
+      <w:proofErr w:type="spellStart"/>
+      <w:r>
+        <w:rPr>
+          <w:rFonts w:ascii="Verdana" w:hAnsi="Verdana"/>
+          <w:color w:val="000000"/>
+          <w:szCs w:val="24"/>
+        </w:rPr>
+        <w:t>HiHi</w:t>
+      </w:r>
+      <w:proofErr w:type="spellEnd"/>
+      <w:r>
+        <w:rPr>
+          <w:rFonts w:ascii="Verdana" w:hAnsi="Verdana"/>
+          <w:color w:val="000000"/>
+          <w:szCs w:val="24"/>
+        </w:rPr>
+        <w:t>"</w:t>
       </w:r>
       <w:r>
         <w:rPr>
@@ -260,7 +343,34 @@
           <w:szCs w:val="24"/>
         </w:rPr>
         <w:br/>
-        <w:t xml:space="preserve">stringTimes("Hi", 3) </w:t>
+      </w:r>
+      <w:proofErr w:type="spellStart"/>
+      <w:proofErr w:type="gramStart"/>
+      <w:r>
+        <w:rPr>
+          <w:rFonts w:ascii="Verdana" w:hAnsi="Verdana"/>
+          <w:color w:val="000000"/>
+          <w:szCs w:val="24"/>
+        </w:rPr>
+        <w:t>stringTimes</w:t>
+      </w:r>
+      <w:proofErr w:type="spellEnd"/>
+      <w:r>
+        <w:rPr>
+          <w:rFonts w:ascii="Verdana" w:hAnsi="Verdana"/>
+          <w:color w:val="000000"/>
+          <w:szCs w:val="24"/>
+        </w:rPr>
+        <w:t>(</w:t>
+      </w:r>
+      <w:proofErr w:type="gramEnd"/>
+      <w:r>
+        <w:rPr>
+          <w:rFonts w:ascii="Verdana" w:hAnsi="Verdana"/>
+          <w:color w:val="000000"/>
+          <w:szCs w:val="24"/>
+        </w:rPr>
+        <w:t xml:space="preserve">"Hi", 3) </w:t>
       </w:r>
       <w:r>
         <w:rPr>
@@ -276,7 +386,25 @@
           <w:color w:val="000000"/>
           <w:szCs w:val="24"/>
         </w:rPr>
-        <w:t xml:space="preserve"> "HiHiHi"</w:t>
+        <w:t xml:space="preserve"> "</w:t>
+      </w:r>
+      <w:proofErr w:type="spellStart"/>
+      <w:r>
+        <w:rPr>
+          <w:rFonts w:ascii="Verdana" w:hAnsi="Verdana"/>
+          <w:color w:val="000000"/>
+          <w:szCs w:val="24"/>
+        </w:rPr>
+        <w:t>HiHiHi</w:t>
+      </w:r>
+      <w:proofErr w:type="spellEnd"/>
+      <w:r>
+        <w:rPr>
+          <w:rFonts w:ascii="Verdana" w:hAnsi="Verdana"/>
+          <w:color w:val="000000"/>
+          <w:szCs w:val="24"/>
+        </w:rPr>
+        <w:t>"</w:t>
       </w:r>
       <w:r>
         <w:rPr>
@@ -285,7 +413,34 @@
           <w:szCs w:val="24"/>
         </w:rPr>
         <w:br/>
-        <w:t xml:space="preserve">stringTimes("Hi", 1) </w:t>
+      </w:r>
+      <w:proofErr w:type="spellStart"/>
+      <w:proofErr w:type="gramStart"/>
+      <w:r>
+        <w:rPr>
+          <w:rFonts w:ascii="Verdana" w:hAnsi="Verdana"/>
+          <w:color w:val="000000"/>
+          <w:szCs w:val="24"/>
+        </w:rPr>
+        <w:t>stringTimes</w:t>
+      </w:r>
+      <w:proofErr w:type="spellEnd"/>
+      <w:r>
+        <w:rPr>
+          <w:rFonts w:ascii="Verdana" w:hAnsi="Verdana"/>
+          <w:color w:val="000000"/>
+          <w:szCs w:val="24"/>
+        </w:rPr>
+        <w:t>(</w:t>
+      </w:r>
+      <w:proofErr w:type="gramEnd"/>
+      <w:r>
+        <w:rPr>
+          <w:rFonts w:ascii="Verdana" w:hAnsi="Verdana"/>
+          <w:color w:val="000000"/>
+          <w:szCs w:val="24"/>
+        </w:rPr>
+        <w:t xml:space="preserve">"Hi", 1) </w:t>
       </w:r>
       <w:r>
         <w:rPr>
@@ -644,7 +799,27 @@
           <w:sz w:val="24"/>
           <w:szCs w:val="24"/>
         </w:rPr>
-        <w:t>Write a java program to find the multiplication of a input number.</w:t>
+        <w:t xml:space="preserve">Write a java program to find the multiplication of </w:t>
+      </w:r>
+      <w:proofErr w:type="gramStart"/>
+      <w:r>
+        <w:rPr>
+          <w:rFonts w:ascii="Verdana" w:hAnsi="Verdana"/>
+          <w:color w:val="000000"/>
+          <w:sz w:val="24"/>
+          <w:szCs w:val="24"/>
+        </w:rPr>
+        <w:t>a</w:t>
+      </w:r>
+      <w:proofErr w:type="gramEnd"/>
+      <w:r>
+        <w:rPr>
+          <w:rFonts w:ascii="Verdana" w:hAnsi="Verdana"/>
+          <w:color w:val="000000"/>
+          <w:sz w:val="24"/>
+          <w:szCs w:val="24"/>
+        </w:rPr>
+        <w:t xml:space="preserve"> input number.</w:t>
       </w:r>
     </w:p>
     <w:p>
@@ -677,7 +852,27 @@
           <w:sz w:val="24"/>
           <w:szCs w:val="24"/>
         </w:rPr>
-        <w:t xml:space="preserve">alculate factorial of a </w:t>
+        <w:t xml:space="preserve">alculate factorial of </w:t>
+      </w:r>
+      <w:proofErr w:type="gramStart"/>
+      <w:r>
+        <w:rPr>
+          <w:rFonts w:ascii="Verdana" w:hAnsi="Verdana"/>
+          <w:color w:val="000000"/>
+          <w:sz w:val="24"/>
+          <w:szCs w:val="24"/>
+        </w:rPr>
+        <w:t>a</w:t>
+      </w:r>
+      <w:proofErr w:type="gramEnd"/>
+      <w:r>
+        <w:rPr>
+          <w:rFonts w:ascii="Verdana" w:hAnsi="Verdana"/>
+          <w:color w:val="000000"/>
+          <w:sz w:val="24"/>
+          <w:szCs w:val="24"/>
+        </w:rPr>
+        <w:t xml:space="preserve"> </w:t>
       </w:r>
       <w:r>
         <w:rPr>
@@ -860,7 +1055,27 @@
           <w:sz w:val="24"/>
           <w:szCs w:val="24"/>
         </w:rPr>
-        <w:t>Write a java to count and sum of digits in a input number.</w:t>
+        <w:t xml:space="preserve">Write a java to count and sum of digits in </w:t>
+      </w:r>
+      <w:proofErr w:type="gramStart"/>
+      <w:r>
+        <w:rPr>
+          <w:rFonts w:ascii="Verdana" w:hAnsi="Verdana"/>
+          <w:color w:val="000000"/>
+          <w:sz w:val="24"/>
+          <w:szCs w:val="24"/>
+        </w:rPr>
+        <w:t>a</w:t>
+      </w:r>
+      <w:proofErr w:type="gramEnd"/>
+      <w:r>
+        <w:rPr>
+          <w:rFonts w:ascii="Verdana" w:hAnsi="Verdana"/>
+          <w:color w:val="000000"/>
+          <w:sz w:val="24"/>
+          <w:szCs w:val="24"/>
+        </w:rPr>
+        <w:t xml:space="preserve"> input number.</w:t>
       </w:r>
     </w:p>
     <w:p>
@@ -1004,7 +1219,58 @@
           <w:sz w:val="24"/>
           <w:szCs w:val="24"/>
         </w:rPr>
-        <w:t xml:space="preserve">Write a program to reverse the order of words in a string entered, for eg : I am Ram  to  Ram am I </w:t>
+        <w:t xml:space="preserve">Write a program to reverse the order of words in a string entered, for </w:t>
+      </w:r>
+      <w:proofErr w:type="spellStart"/>
+      <w:proofErr w:type="gramStart"/>
+      <w:r>
+        <w:rPr>
+          <w:rFonts w:ascii="Verdana" w:hAnsi="Verdana"/>
+          <w:color w:val="000000"/>
+          <w:sz w:val="24"/>
+          <w:szCs w:val="24"/>
+        </w:rPr>
+        <w:t>eg</w:t>
+      </w:r>
+      <w:proofErr w:type="spellEnd"/>
+      <w:r>
+        <w:rPr>
+          <w:rFonts w:ascii="Verdana" w:hAnsi="Verdana"/>
+          <w:color w:val="000000"/>
+          <w:sz w:val="24"/>
+          <w:szCs w:val="24"/>
+        </w:rPr>
+        <w:t xml:space="preserve"> :</w:t>
+      </w:r>
+      <w:proofErr w:type="gramEnd"/>
+      <w:r>
+        <w:rPr>
+          <w:rFonts w:ascii="Verdana" w:hAnsi="Verdana"/>
+          <w:color w:val="000000"/>
+          <w:sz w:val="24"/>
+          <w:szCs w:val="24"/>
+        </w:rPr>
+        <w:t xml:space="preserve"> I am </w:t>
+      </w:r>
+      <w:proofErr w:type="gramStart"/>
+      <w:r>
+        <w:rPr>
+          <w:rFonts w:ascii="Verdana" w:hAnsi="Verdana"/>
+          <w:color w:val="000000"/>
+          <w:sz w:val="24"/>
+          <w:szCs w:val="24"/>
+        </w:rPr>
+        <w:t>Ram  to</w:t>
+      </w:r>
+      <w:proofErr w:type="gramEnd"/>
+      <w:r>
+        <w:rPr>
+          <w:rFonts w:ascii="Verdana" w:hAnsi="Verdana"/>
+          <w:color w:val="000000"/>
+          <w:sz w:val="24"/>
+          <w:szCs w:val="24"/>
+        </w:rPr>
+        <w:t xml:space="preserve">  Ram am I </w:t>
       </w:r>
     </w:p>
     <w:p>
@@ -1549,7 +1815,31 @@
           <w:sz w:val="24"/>
           <w:szCs w:val="24"/>
         </w:rPr>
-        <w:t>only even digits</w:t>
+        <w:t xml:space="preserve">only </w:t>
+      </w:r>
+      <w:proofErr w:type="spellStart"/>
+      <w:r>
+        <w:rPr>
+          <w:rFonts w:ascii="Verdana" w:hAnsi="Verdana"/>
+          <w:b/>
+          <w:bCs/>
+          <w:color w:val="000000"/>
+          <w:sz w:val="24"/>
+          <w:szCs w:val="24"/>
+        </w:rPr>
+        <w:t>even</w:t>
+      </w:r>
+      <w:proofErr w:type="spellEnd"/>
+      <w:r>
+        <w:rPr>
+          <w:rFonts w:ascii="Verdana" w:hAnsi="Verdana"/>
+          <w:b/>
+          <w:bCs/>
+          <w:color w:val="000000"/>
+          <w:sz w:val="24"/>
+          <w:szCs w:val="24"/>
+        </w:rPr>
+        <w:t xml:space="preserve"> digits</w:t>
       </w:r>
       <w:r>
         <w:rPr>
@@ -1640,17 +1930,48 @@
           <w:sz w:val="24"/>
           <w:szCs w:val="24"/>
         </w:rPr>
-        <w:t>Day 08</w:t>
-      </w:r>
-      <w:r>
-        <w:rPr>
-          <w:rFonts w:ascii="Verdana" w:hAnsi="Verdana"/>
-          <w:color w:val="000000"/>
-          <w:sz w:val="24"/>
-          <w:szCs w:val="24"/>
-        </w:rPr>
-        <w:t>( stop condition value-based vs count-based )</w:t>
-      </w:r>
+        <w:t xml:space="preserve">Day </w:t>
+      </w:r>
+      <w:proofErr w:type="gramStart"/>
+      <w:r>
+        <w:rPr>
+          <w:rFonts w:ascii="Verdana" w:hAnsi="Verdana"/>
+          <w:color w:val="000000"/>
+          <w:sz w:val="24"/>
+          <w:szCs w:val="24"/>
+        </w:rPr>
+        <w:t>08</w:t>
+      </w:r>
+      <w:r>
+        <w:rPr>
+          <w:rFonts w:ascii="Verdana" w:hAnsi="Verdana"/>
+          <w:color w:val="000000"/>
+          <w:sz w:val="24"/>
+          <w:szCs w:val="24"/>
+        </w:rPr>
+        <w:t>( stop</w:t>
+      </w:r>
+      <w:proofErr w:type="gramEnd"/>
+      <w:r>
+        <w:rPr>
+          <w:rFonts w:ascii="Verdana" w:hAnsi="Verdana"/>
+          <w:color w:val="000000"/>
+          <w:sz w:val="24"/>
+          <w:szCs w:val="24"/>
+        </w:rPr>
+        <w:t xml:space="preserve"> condition value-based vs count-</w:t>
+      </w:r>
+      <w:proofErr w:type="gramStart"/>
+      <w:r>
+        <w:rPr>
+          <w:rFonts w:ascii="Verdana" w:hAnsi="Verdana"/>
+          <w:color w:val="000000"/>
+          <w:sz w:val="24"/>
+          <w:szCs w:val="24"/>
+        </w:rPr>
+        <w:t>based )</w:t>
+      </w:r>
+      <w:proofErr w:type="gramEnd"/>
     </w:p>
     <w:p>
       <w:pPr>
@@ -1993,7 +2314,17 @@
           <w:sz w:val="24"/>
           <w:szCs w:val="24"/>
         </w:rPr>
-        <w:t xml:space="preserve"> it contains.</w:t>
+        <w:t xml:space="preserve"> it </w:t>
+      </w:r>
+      <w:proofErr w:type="gramStart"/>
+      <w:r>
+        <w:rPr>
+          <w:rFonts w:ascii="Verdana" w:hAnsi="Verdana"/>
+          <w:color w:val="000000"/>
+          <w:sz w:val="24"/>
+          <w:szCs w:val="24"/>
+        </w:rPr>
+        <w:t>contains.</w:t>
       </w:r>
       <w:r>
         <w:rPr>
@@ -2004,6 +2335,7 @@
         </w:rPr>
         <w:t>(</w:t>
       </w:r>
+      <w:proofErr w:type="gramEnd"/>
       <w:r>
         <w:rPr>
           <w:rFonts w:asciiTheme="minorHAnsi" w:eastAsiaTheme="minorHAnsi" w:hAnsiTheme="minorHAnsi" w:cstheme="minorBidi"/>
@@ -2065,7 +2397,19 @@
           <w:sz w:val="24"/>
           <w:szCs w:val="24"/>
         </w:rPr>
-        <w:t>using loop only</w:t>
+        <w:t xml:space="preserve">using loop </w:t>
+      </w:r>
+      <w:proofErr w:type="gramStart"/>
+      <w:r>
+        <w:rPr>
+          <w:rFonts w:ascii="Verdana" w:hAnsi="Verdana"/>
+          <w:b/>
+          <w:bCs/>
+          <w:color w:val="000000"/>
+          <w:sz w:val="24"/>
+          <w:szCs w:val="24"/>
+        </w:rPr>
+        <w:t>only</w:t>
       </w:r>
       <w:r>
         <w:rPr>
@@ -2083,7 +2427,37 @@
           <w:sz w:val="24"/>
           <w:szCs w:val="24"/>
         </w:rPr>
-        <w:t>(No Stringbuilder) (</w:t>
+        <w:t>(</w:t>
+      </w:r>
+      <w:proofErr w:type="gramEnd"/>
+      <w:r>
+        <w:rPr>
+          <w:rFonts w:ascii="Verdana" w:hAnsi="Verdana"/>
+          <w:color w:val="000000"/>
+          <w:sz w:val="24"/>
+          <w:szCs w:val="24"/>
+        </w:rPr>
+        <w:t xml:space="preserve">No </w:t>
+      </w:r>
+      <w:proofErr w:type="spellStart"/>
+      <w:r>
+        <w:rPr>
+          <w:rFonts w:ascii="Verdana" w:hAnsi="Verdana"/>
+          <w:color w:val="000000"/>
+          <w:sz w:val="24"/>
+          <w:szCs w:val="24"/>
+        </w:rPr>
+        <w:t>Stringbuilder</w:t>
+      </w:r>
+      <w:proofErr w:type="spellEnd"/>
+      <w:r>
+        <w:rPr>
+          <w:rFonts w:ascii="Verdana" w:hAnsi="Verdana"/>
+          <w:color w:val="000000"/>
+          <w:sz w:val="24"/>
+          <w:szCs w:val="24"/>
+        </w:rPr>
+        <w:t>) (</w:t>
       </w:r>
       <w:r>
         <w:rPr>
@@ -2136,7 +2510,19 @@
           <w:sz w:val="24"/>
           <w:szCs w:val="24"/>
         </w:rPr>
-        <w:t>greater than 50</w:t>
+        <w:t xml:space="preserve">greater than </w:t>
+      </w:r>
+      <w:proofErr w:type="gramStart"/>
+      <w:r>
+        <w:rPr>
+          <w:rFonts w:ascii="Verdana" w:hAnsi="Verdana"/>
+          <w:b/>
+          <w:bCs/>
+          <w:color w:val="000000"/>
+          <w:sz w:val="24"/>
+          <w:szCs w:val="24"/>
+        </w:rPr>
+        <w:t>50</w:t>
       </w:r>
       <w:r>
         <w:rPr>
@@ -2156,6 +2542,7 @@
         </w:rPr>
         <w:t>(</w:t>
       </w:r>
+      <w:proofErr w:type="gramEnd"/>
       <w:r>
         <w:rPr>
           <w:rFonts w:asciiTheme="minorHAnsi" w:eastAsiaTheme="minorHAnsi" w:hAnsiTheme="minorHAnsi" w:cstheme="minorBidi"/>
@@ -2270,7 +2657,17 @@
           <w:sz w:val="24"/>
           <w:szCs w:val="24"/>
         </w:rPr>
-        <w:t>Count Even Digits in Each Array Element</w:t>
+        <w:t xml:space="preserve">Count Even Digits in Each Array </w:t>
+      </w:r>
+      <w:proofErr w:type="gramStart"/>
+      <w:r>
+        <w:rPr>
+          <w:rFonts w:ascii="Verdana" w:hAnsi="Verdana"/>
+          <w:color w:val="000000"/>
+          <w:sz w:val="24"/>
+          <w:szCs w:val="24"/>
+        </w:rPr>
+        <w:t>Element</w:t>
       </w:r>
       <w:r>
         <w:rPr>
@@ -2281,6 +2678,7 @@
         </w:rPr>
         <w:t>.(</w:t>
       </w:r>
+      <w:proofErr w:type="gramEnd"/>
       <w:r>
         <w:rPr>
           <w:rFonts w:asciiTheme="minorHAnsi" w:eastAsiaTheme="minorHAnsi" w:hAnsiTheme="minorHAnsi" w:cstheme="minorBidi"/>
@@ -2331,7 +2729,29 @@
           <w:sz w:val="24"/>
           <w:szCs w:val="24"/>
         </w:rPr>
-        <w:t xml:space="preserve">Traverse an array.If </w:t>
+        <w:t xml:space="preserve">Traverse an </w:t>
+      </w:r>
+      <w:proofErr w:type="spellStart"/>
+      <w:proofErr w:type="gramStart"/>
+      <w:r>
+        <w:rPr>
+          <w:rFonts w:ascii="Verdana" w:hAnsi="Verdana"/>
+          <w:color w:val="000000"/>
+          <w:sz w:val="24"/>
+          <w:szCs w:val="24"/>
+        </w:rPr>
+        <w:t>array.If</w:t>
+      </w:r>
+      <w:proofErr w:type="spellEnd"/>
+      <w:proofErr w:type="gramEnd"/>
+      <w:r>
+        <w:rPr>
+          <w:rFonts w:ascii="Verdana" w:hAnsi="Verdana"/>
+          <w:color w:val="000000"/>
+          <w:sz w:val="24"/>
+          <w:szCs w:val="24"/>
+        </w:rPr>
+        <w:t xml:space="preserve"> </w:t>
       </w:r>
       <w:r>
         <w:rPr>
@@ -2351,7 +2771,17 @@
           <w:sz w:val="24"/>
           <w:szCs w:val="24"/>
         </w:rPr>
-        <w:t>, stop immediately.</w:t>
+        <w:t xml:space="preserve">, stop </w:t>
+      </w:r>
+      <w:proofErr w:type="gramStart"/>
+      <w:r>
+        <w:rPr>
+          <w:rFonts w:ascii="Verdana" w:hAnsi="Verdana"/>
+          <w:color w:val="000000"/>
+          <w:sz w:val="24"/>
+          <w:szCs w:val="24"/>
+        </w:rPr>
+        <w:t>immediately.</w:t>
       </w:r>
       <w:r>
         <w:rPr>
@@ -2362,6 +2792,7 @@
         </w:rPr>
         <w:t>(</w:t>
       </w:r>
+      <w:proofErr w:type="gramEnd"/>
       <w:r>
         <w:rPr>
           <w:rFonts w:asciiTheme="minorHAnsi" w:eastAsiaTheme="minorHAnsi" w:hAnsiTheme="minorHAnsi" w:cstheme="minorBidi"/>
@@ -2506,7 +2937,17 @@
           <w:sz w:val="24"/>
           <w:szCs w:val="24"/>
         </w:rPr>
-        <w:t xml:space="preserve"> in a string</w:t>
+        <w:t xml:space="preserve"> in a </w:t>
+      </w:r>
+      <w:proofErr w:type="gramStart"/>
+      <w:r>
+        <w:rPr>
+          <w:rFonts w:ascii="Verdana" w:hAnsi="Verdana"/>
+          <w:color w:val="000000"/>
+          <w:sz w:val="24"/>
+          <w:szCs w:val="24"/>
+        </w:rPr>
+        <w:t>string</w:t>
       </w:r>
       <w:r>
         <w:rPr>
@@ -2526,6 +2967,7 @@
         </w:rPr>
         <w:t>(</w:t>
       </w:r>
+      <w:proofErr w:type="gramEnd"/>
       <w:r>
         <w:rPr>
           <w:rFonts w:asciiTheme="minorHAnsi" w:eastAsiaTheme="minorHAnsi" w:hAnsiTheme="minorHAnsi" w:cstheme="minorBidi"/>
@@ -2593,7 +3035,19 @@
           <w:sz w:val="24"/>
           <w:szCs w:val="24"/>
         </w:rPr>
-        <w:t>without using reverse methods</w:t>
+        <w:t xml:space="preserve">without using reverse </w:t>
+      </w:r>
+      <w:proofErr w:type="gramStart"/>
+      <w:r>
+        <w:rPr>
+          <w:rFonts w:ascii="Verdana" w:hAnsi="Verdana"/>
+          <w:b/>
+          <w:bCs/>
+          <w:color w:val="000000"/>
+          <w:sz w:val="24"/>
+          <w:szCs w:val="24"/>
+        </w:rPr>
+        <w:t>methods</w:t>
       </w:r>
       <w:r>
         <w:rPr>
@@ -2613,6 +3067,7 @@
         </w:rPr>
         <w:t>(</w:t>
       </w:r>
+      <w:proofErr w:type="gramEnd"/>
       <w:r>
         <w:rPr>
           <w:rFonts w:asciiTheme="minorHAnsi" w:eastAsiaTheme="minorHAnsi" w:hAnsiTheme="minorHAnsi" w:cstheme="minorBidi"/>
@@ -2663,7 +3118,17 @@
           <w:sz w:val="24"/>
           <w:szCs w:val="24"/>
         </w:rPr>
-        <w:t>Given an array and a number x, count how many times x appears.</w:t>
+        <w:t xml:space="preserve">Given an array and a number x, count how many times x </w:t>
+      </w:r>
+      <w:proofErr w:type="gramStart"/>
+      <w:r>
+        <w:rPr>
+          <w:rFonts w:ascii="Verdana" w:hAnsi="Verdana"/>
+          <w:color w:val="000000"/>
+          <w:sz w:val="24"/>
+          <w:szCs w:val="24"/>
+        </w:rPr>
+        <w:t>appears.</w:t>
       </w:r>
       <w:r>
         <w:rPr>
@@ -2674,6 +3139,7 @@
         </w:rPr>
         <w:t>(</w:t>
       </w:r>
+      <w:proofErr w:type="gramEnd"/>
       <w:r>
         <w:rPr>
           <w:rFonts w:asciiTheme="minorHAnsi" w:eastAsiaTheme="minorHAnsi" w:hAnsiTheme="minorHAnsi" w:cstheme="minorBidi"/>
@@ -2735,7 +3201,19 @@
           <w:sz w:val="24"/>
           <w:szCs w:val="24"/>
         </w:rPr>
-        <w:t>ascending order</w:t>
+        <w:t xml:space="preserve">ascending </w:t>
+      </w:r>
+      <w:proofErr w:type="gramStart"/>
+      <w:r>
+        <w:rPr>
+          <w:rFonts w:ascii="Verdana" w:hAnsi="Verdana"/>
+          <w:b/>
+          <w:bCs/>
+          <w:color w:val="000000"/>
+          <w:sz w:val="24"/>
+          <w:szCs w:val="24"/>
+        </w:rPr>
+        <w:t>order</w:t>
       </w:r>
       <w:r>
         <w:rPr>
@@ -2755,6 +3233,7 @@
         </w:rPr>
         <w:t>(</w:t>
       </w:r>
+      <w:proofErr w:type="gramEnd"/>
       <w:r>
         <w:rPr>
           <w:rFonts w:asciiTheme="minorHAnsi" w:eastAsiaTheme="minorHAnsi" w:hAnsiTheme="minorHAnsi" w:cstheme="minorBidi"/>
@@ -2816,7 +3295,19 @@
           <w:sz w:val="24"/>
           <w:szCs w:val="24"/>
         </w:rPr>
-        <w:t>sum of digits of each element</w:t>
+        <w:t xml:space="preserve">sum of digits of each </w:t>
+      </w:r>
+      <w:proofErr w:type="gramStart"/>
+      <w:r>
+        <w:rPr>
+          <w:rFonts w:ascii="Verdana" w:hAnsi="Verdana"/>
+          <w:b/>
+          <w:bCs/>
+          <w:color w:val="000000"/>
+          <w:sz w:val="24"/>
+          <w:szCs w:val="24"/>
+        </w:rPr>
+        <w:t>element</w:t>
       </w:r>
       <w:r>
         <w:rPr>
@@ -2836,6 +3327,7 @@
         </w:rPr>
         <w:t>(</w:t>
       </w:r>
+      <w:proofErr w:type="gramEnd"/>
       <w:r>
         <w:rPr>
           <w:rFonts w:asciiTheme="minorHAnsi" w:eastAsiaTheme="minorHAnsi" w:hAnsiTheme="minorHAnsi" w:cstheme="minorBidi"/>
@@ -2906,7 +3398,17 @@
           <w:sz w:val="24"/>
           <w:szCs w:val="24"/>
         </w:rPr>
-        <w:t>, then stop.</w:t>
+        <w:t xml:space="preserve">, then </w:t>
+      </w:r>
+      <w:proofErr w:type="gramStart"/>
+      <w:r>
+        <w:rPr>
+          <w:rFonts w:ascii="Verdana" w:hAnsi="Verdana"/>
+          <w:color w:val="000000"/>
+          <w:sz w:val="24"/>
+          <w:szCs w:val="24"/>
+        </w:rPr>
+        <w:t>stop.</w:t>
       </w:r>
       <w:r>
         <w:rPr>
@@ -2917,6 +3419,7 @@
         </w:rPr>
         <w:t>(</w:t>
       </w:r>
+      <w:proofErr w:type="gramEnd"/>
       <w:r>
         <w:rPr>
           <w:rFonts w:asciiTheme="minorHAnsi" w:eastAsiaTheme="minorHAnsi" w:hAnsiTheme="minorHAnsi" w:cstheme="minorBidi"/>
@@ -2987,7 +3490,47 @@
           <w:sz w:val="24"/>
           <w:szCs w:val="24"/>
         </w:rPr>
-        <w:t>Write a program to find out whether entered number is place at ones, tens, hundred , thousand etc….</w:t>
+        <w:t xml:space="preserve">Write a program to find out whether entered number is place at ones, tens, </w:t>
+      </w:r>
+      <w:proofErr w:type="gramStart"/>
+      <w:r>
+        <w:rPr>
+          <w:rFonts w:ascii="Verdana" w:hAnsi="Verdana"/>
+          <w:color w:val="000000"/>
+          <w:sz w:val="24"/>
+          <w:szCs w:val="24"/>
+        </w:rPr>
+        <w:t>hundred ,</w:t>
+      </w:r>
+      <w:proofErr w:type="gramEnd"/>
+      <w:r>
+        <w:rPr>
+          <w:rFonts w:ascii="Verdana" w:hAnsi="Verdana"/>
+          <w:color w:val="000000"/>
+          <w:sz w:val="24"/>
+          <w:szCs w:val="24"/>
+        </w:rPr>
+        <w:t xml:space="preserve"> thousand </w:t>
+      </w:r>
+      <w:proofErr w:type="spellStart"/>
+      <w:r>
+        <w:rPr>
+          <w:rFonts w:ascii="Verdana" w:hAnsi="Verdana"/>
+          <w:color w:val="000000"/>
+          <w:sz w:val="24"/>
+          <w:szCs w:val="24"/>
+        </w:rPr>
+        <w:t>etc</w:t>
+      </w:r>
+      <w:proofErr w:type="spellEnd"/>
+      <w:r>
+        <w:rPr>
+          <w:rFonts w:ascii="Verdana" w:hAnsi="Verdana"/>
+          <w:color w:val="000000"/>
+          <w:sz w:val="24"/>
+          <w:szCs w:val="24"/>
+        </w:rPr>
+        <w:t>….</w:t>
       </w:r>
     </w:p>
     <w:p>
@@ -3011,16 +3554,96 @@
           <w:sz w:val="24"/>
           <w:szCs w:val="24"/>
         </w:rPr>
-        <w:t>Write a program to take a string and a number / integer as prefix for that word or string , and in output just reverse string upto that integer position part, or that prefix part.</w:t>
-      </w:r>
-      <w:r>
-        <w:rPr>
-          <w:rFonts w:ascii="Verdana" w:hAnsi="Verdana"/>
-          <w:color w:val="000000"/>
-          <w:sz w:val="24"/>
-          <w:szCs w:val="24"/>
-        </w:rPr>
-        <w:t>(Practice confusion with size of an array to index of an array ).</w:t>
+        <w:t xml:space="preserve">Write a program to take a string and a number / integer as prefix for that word or </w:t>
+      </w:r>
+      <w:proofErr w:type="gramStart"/>
+      <w:r>
+        <w:rPr>
+          <w:rFonts w:ascii="Verdana" w:hAnsi="Verdana"/>
+          <w:color w:val="000000"/>
+          <w:sz w:val="24"/>
+          <w:szCs w:val="24"/>
+        </w:rPr>
+        <w:t>string ,</w:t>
+      </w:r>
+      <w:proofErr w:type="gramEnd"/>
+      <w:r>
+        <w:rPr>
+          <w:rFonts w:ascii="Verdana" w:hAnsi="Verdana"/>
+          <w:color w:val="000000"/>
+          <w:sz w:val="24"/>
+          <w:szCs w:val="24"/>
+        </w:rPr>
+        <w:t xml:space="preserve"> and in output just reverse string </w:t>
+      </w:r>
+      <w:proofErr w:type="spellStart"/>
+      <w:r>
+        <w:rPr>
+          <w:rFonts w:ascii="Verdana" w:hAnsi="Verdana"/>
+          <w:color w:val="000000"/>
+          <w:sz w:val="24"/>
+          <w:szCs w:val="24"/>
+        </w:rPr>
+        <w:t>upto</w:t>
+      </w:r>
+      <w:proofErr w:type="spellEnd"/>
+      <w:r>
+        <w:rPr>
+          <w:rFonts w:ascii="Verdana" w:hAnsi="Verdana"/>
+          <w:color w:val="000000"/>
+          <w:sz w:val="24"/>
+          <w:szCs w:val="24"/>
+        </w:rPr>
+        <w:t xml:space="preserve"> that integer position part, or that prefix </w:t>
+      </w:r>
+      <w:proofErr w:type="gramStart"/>
+      <w:r>
+        <w:rPr>
+          <w:rFonts w:ascii="Verdana" w:hAnsi="Verdana"/>
+          <w:color w:val="000000"/>
+          <w:sz w:val="24"/>
+          <w:szCs w:val="24"/>
+        </w:rPr>
+        <w:t>part.</w:t>
+      </w:r>
+      <w:r>
+        <w:rPr>
+          <w:rFonts w:ascii="Verdana" w:hAnsi="Verdana"/>
+          <w:color w:val="000000"/>
+          <w:sz w:val="24"/>
+          <w:szCs w:val="24"/>
+        </w:rPr>
+        <w:t>(</w:t>
+      </w:r>
+      <w:proofErr w:type="gramEnd"/>
+      <w:r>
+        <w:rPr>
+          <w:rFonts w:ascii="Verdana" w:hAnsi="Verdana"/>
+          <w:color w:val="000000"/>
+          <w:sz w:val="24"/>
+          <w:szCs w:val="24"/>
+        </w:rPr>
+        <w:t xml:space="preserve">Practice confusion with size of an array to index of an </w:t>
+      </w:r>
+      <w:proofErr w:type="gramStart"/>
+      <w:r>
+        <w:rPr>
+          <w:rFonts w:ascii="Verdana" w:hAnsi="Verdana"/>
+          <w:color w:val="000000"/>
+          <w:sz w:val="24"/>
+          <w:szCs w:val="24"/>
+        </w:rPr>
+        <w:t>array )</w:t>
+      </w:r>
+      <w:proofErr w:type="gramEnd"/>
+      <w:r>
+        <w:rPr>
+          <w:rFonts w:ascii="Verdana" w:hAnsi="Verdana"/>
+          <w:color w:val="000000"/>
+          <w:sz w:val="24"/>
+          <w:szCs w:val="24"/>
+        </w:rPr>
+        <w:t>.</w:t>
       </w:r>
     </w:p>
     <w:p>
@@ -3044,7 +3667,17 @@
           <w:sz w:val="24"/>
           <w:szCs w:val="24"/>
         </w:rPr>
-        <w:t>Count Words in a String (Single Spaces Only)</w:t>
+        <w:t>Count Words in a String (Single Spaces Only</w:t>
+      </w:r>
+      <w:proofErr w:type="gramStart"/>
+      <w:r>
+        <w:rPr>
+          <w:rFonts w:ascii="Verdana" w:hAnsi="Verdana"/>
+          <w:color w:val="000000"/>
+          <w:sz w:val="24"/>
+          <w:szCs w:val="24"/>
+        </w:rPr>
+        <w:t>)</w:t>
       </w:r>
       <w:r>
         <w:rPr>
@@ -3055,6 +3688,7 @@
         </w:rPr>
         <w:t>.(</w:t>
       </w:r>
+      <w:proofErr w:type="gramEnd"/>
       <w:r>
         <w:rPr>
           <w:rFonts w:asciiTheme="minorHAnsi" w:eastAsiaTheme="minorHAnsi" w:hAnsiTheme="minorHAnsi" w:cstheme="minorBidi"/>
@@ -3130,7 +3764,17 @@
           <w:szCs w:val="24"/>
         </w:rPr>
         <w:lastRenderedPageBreak/>
-        <w:t>Given a string, remove all numeric characters and print the result.</w:t>
+        <w:t xml:space="preserve">Given a string, remove all numeric characters and print the </w:t>
+      </w:r>
+      <w:proofErr w:type="gramStart"/>
+      <w:r>
+        <w:rPr>
+          <w:rFonts w:ascii="Verdana" w:hAnsi="Verdana"/>
+          <w:color w:val="000000"/>
+          <w:sz w:val="24"/>
+          <w:szCs w:val="24"/>
+        </w:rPr>
+        <w:t>result.</w:t>
       </w:r>
       <w:r>
         <w:rPr>
@@ -3141,6 +3785,7 @@
         </w:rPr>
         <w:t>(</w:t>
       </w:r>
+      <w:proofErr w:type="gramEnd"/>
       <w:r>
         <w:rPr>
           <w:rFonts w:asciiTheme="minorHAnsi" w:eastAsiaTheme="minorHAnsi" w:hAnsiTheme="minorHAnsi" w:cstheme="minorBidi"/>
@@ -3238,25 +3883,55 @@
           <w:sz w:val="24"/>
           <w:szCs w:val="24"/>
         </w:rPr>
-        <w:t>Find (maximum – minimum)</w:t>
-      </w:r>
-      <w:r>
-        <w:rPr>
-          <w:rFonts w:ascii="Verdana" w:hAnsi="Verdana"/>
-          <w:color w:val="000000"/>
-          <w:sz w:val="24"/>
-          <w:szCs w:val="24"/>
-        </w:rPr>
-        <w:t>difference between MAX and MIN</w:t>
-      </w:r>
-      <w:r>
-        <w:rPr>
-          <w:rFonts w:ascii="Verdana" w:hAnsi="Verdana"/>
-          <w:color w:val="000000"/>
-          <w:sz w:val="24"/>
-          <w:szCs w:val="24"/>
-        </w:rPr>
-        <w:t xml:space="preserve"> from an integer array.</w:t>
+        <w:t xml:space="preserve">Find (maximum – </w:t>
+      </w:r>
+      <w:proofErr w:type="gramStart"/>
+      <w:r>
+        <w:rPr>
+          <w:rFonts w:ascii="Verdana" w:hAnsi="Verdana"/>
+          <w:color w:val="000000"/>
+          <w:sz w:val="24"/>
+          <w:szCs w:val="24"/>
+        </w:rPr>
+        <w:t>minimum)</w:t>
+      </w:r>
+      <w:r>
+        <w:rPr>
+          <w:rFonts w:ascii="Verdana" w:hAnsi="Verdana"/>
+          <w:color w:val="000000"/>
+          <w:sz w:val="24"/>
+          <w:szCs w:val="24"/>
+        </w:rPr>
+        <w:t>difference</w:t>
+      </w:r>
+      <w:proofErr w:type="gramEnd"/>
+      <w:r>
+        <w:rPr>
+          <w:rFonts w:ascii="Verdana" w:hAnsi="Verdana"/>
+          <w:color w:val="000000"/>
+          <w:sz w:val="24"/>
+          <w:szCs w:val="24"/>
+        </w:rPr>
+        <w:t xml:space="preserve"> between MAX and MIN</w:t>
+      </w:r>
+      <w:r>
+        <w:rPr>
+          <w:rFonts w:ascii="Verdana" w:hAnsi="Verdana"/>
+          <w:color w:val="000000"/>
+          <w:sz w:val="24"/>
+          <w:szCs w:val="24"/>
+        </w:rPr>
+        <w:t xml:space="preserve"> from an integer </w:t>
+      </w:r>
+      <w:proofErr w:type="gramStart"/>
+      <w:r>
+        <w:rPr>
+          <w:rFonts w:ascii="Verdana" w:hAnsi="Verdana"/>
+          <w:color w:val="000000"/>
+          <w:sz w:val="24"/>
+          <w:szCs w:val="24"/>
+        </w:rPr>
+        <w:t>array.</w:t>
       </w:r>
       <w:r>
         <w:rPr>
@@ -3267,6 +3942,7 @@
         </w:rPr>
         <w:t>(</w:t>
       </w:r>
+      <w:proofErr w:type="gramEnd"/>
       <w:r>
         <w:rPr>
           <w:rFonts w:asciiTheme="minorHAnsi" w:eastAsiaTheme="minorHAnsi" w:hAnsiTheme="minorHAnsi" w:cstheme="minorBidi"/>
@@ -3328,7 +4004,19 @@
           <w:sz w:val="24"/>
           <w:szCs w:val="24"/>
         </w:rPr>
-        <w:t>without using extra array</w:t>
+        <w:t xml:space="preserve">without using extra </w:t>
+      </w:r>
+      <w:proofErr w:type="gramStart"/>
+      <w:r>
+        <w:rPr>
+          <w:rFonts w:ascii="Verdana" w:hAnsi="Verdana"/>
+          <w:b/>
+          <w:bCs/>
+          <w:color w:val="000000"/>
+          <w:sz w:val="24"/>
+          <w:szCs w:val="24"/>
+        </w:rPr>
+        <w:t>array</w:t>
       </w:r>
       <w:r>
         <w:rPr>
@@ -3348,6 +4036,7 @@
         </w:rPr>
         <w:t>(</w:t>
       </w:r>
+      <w:proofErr w:type="gramEnd"/>
       <w:r>
         <w:rPr>
           <w:rFonts w:asciiTheme="minorHAnsi" w:eastAsiaTheme="minorHAnsi" w:hAnsiTheme="minorHAnsi" w:cstheme="minorBidi"/>
@@ -3424,7 +4113,17 @@
           <w:sz w:val="24"/>
           <w:szCs w:val="24"/>
         </w:rPr>
-        <w:t xml:space="preserve"> (2, 3, 5, 7) across all elements.</w:t>
+        <w:t xml:space="preserve"> (2, 3, 5, 7) across all </w:t>
+      </w:r>
+      <w:proofErr w:type="gramStart"/>
+      <w:r>
+        <w:rPr>
+          <w:rFonts w:ascii="Verdana" w:hAnsi="Verdana"/>
+          <w:color w:val="000000"/>
+          <w:sz w:val="24"/>
+          <w:szCs w:val="24"/>
+        </w:rPr>
+        <w:t>elements.</w:t>
       </w:r>
       <w:r>
         <w:rPr>
@@ -3435,6 +4134,7 @@
         </w:rPr>
         <w:t>(</w:t>
       </w:r>
+      <w:proofErr w:type="gramEnd"/>
       <w:r>
         <w:rPr>
           <w:rFonts w:asciiTheme="minorHAnsi" w:eastAsiaTheme="minorHAnsi" w:hAnsiTheme="minorHAnsi" w:cstheme="minorBidi"/>
@@ -3503,7 +4203,17 @@
           <w:sz w:val="24"/>
           <w:szCs w:val="24"/>
         </w:rPr>
-        <w:t>Stop when a string contains "java" (case-insensitive).</w:t>
+        <w:t>Stop when a string contains "java" (case-insensitive</w:t>
+      </w:r>
+      <w:proofErr w:type="gramStart"/>
+      <w:r>
+        <w:rPr>
+          <w:rFonts w:ascii="Verdana" w:hAnsi="Verdana"/>
+          <w:color w:val="000000"/>
+          <w:sz w:val="24"/>
+          <w:szCs w:val="24"/>
+        </w:rPr>
+        <w:t>).</w:t>
       </w:r>
       <w:r>
         <w:rPr>
@@ -3514,6 +4224,7 @@
         </w:rPr>
         <w:t>(</w:t>
       </w:r>
+      <w:proofErr w:type="gramEnd"/>
       <w:r>
         <w:rPr>
           <w:rFonts w:asciiTheme="minorHAnsi" w:eastAsiaTheme="minorHAnsi" w:hAnsiTheme="minorHAnsi" w:cstheme="minorBidi"/>
@@ -3620,8 +4331,19 @@
           <w:sz w:val="24"/>
           <w:szCs w:val="24"/>
         </w:rPr>
-        <w:t>Count how many letters are repeated in a string or word, or maybe array of characters.(</w:t>
-      </w:r>
+        <w:t xml:space="preserve">Count how many letters are repeated in a string or word, or maybe array of </w:t>
+      </w:r>
+      <w:proofErr w:type="gramStart"/>
+      <w:r>
+        <w:rPr>
+          <w:rFonts w:ascii="Verdana" w:hAnsi="Verdana"/>
+          <w:color w:val="000000"/>
+          <w:sz w:val="24"/>
+          <w:szCs w:val="24"/>
+        </w:rPr>
+        <w:t>characters.(</w:t>
+      </w:r>
+      <w:proofErr w:type="gramEnd"/>
       <w:r>
         <w:rPr>
           <w:rFonts w:asciiTheme="minorHAnsi" w:eastAsiaTheme="minorHAnsi" w:hAnsiTheme="minorHAnsi" w:cstheme="minorBidi"/>
@@ -3705,8 +4427,19 @@
           <w:sz w:val="24"/>
           <w:szCs w:val="24"/>
         </w:rPr>
-        <w:t xml:space="preserve"> in a word.(</w:t>
-      </w:r>
+        <w:t xml:space="preserve"> in a </w:t>
+      </w:r>
+      <w:proofErr w:type="gramStart"/>
+      <w:r>
+        <w:rPr>
+          <w:rFonts w:ascii="Verdana" w:hAnsi="Verdana"/>
+          <w:color w:val="000000"/>
+          <w:sz w:val="24"/>
+          <w:szCs w:val="24"/>
+        </w:rPr>
+        <w:t>word.(</w:t>
+      </w:r>
+      <w:proofErr w:type="gramEnd"/>
       <w:r>
         <w:rPr>
           <w:rFonts w:asciiTheme="minorHAnsi" w:eastAsiaTheme="minorHAnsi" w:hAnsiTheme="minorHAnsi" w:cstheme="minorBidi"/>
@@ -3792,8 +4525,19 @@
           <w:sz w:val="24"/>
           <w:szCs w:val="24"/>
         </w:rPr>
-        <w:t>Write a program to count and print unique or non-repeated characters / number in an array.(</w:t>
-      </w:r>
+        <w:t xml:space="preserve">Write a program to count and print unique or non-repeated characters / number in an </w:t>
+      </w:r>
+      <w:proofErr w:type="gramStart"/>
+      <w:r>
+        <w:rPr>
+          <w:rFonts w:ascii="Verdana" w:hAnsi="Verdana"/>
+          <w:color w:val="000000"/>
+          <w:sz w:val="24"/>
+          <w:szCs w:val="24"/>
+        </w:rPr>
+        <w:t>array.(</w:t>
+      </w:r>
+      <w:proofErr w:type="gramEnd"/>
       <w:r>
         <w:rPr>
           <w:rFonts w:ascii="Verdana" w:hAnsi="Verdana"/>
@@ -3898,7 +4642,17 @@
           <w:sz w:val="24"/>
           <w:szCs w:val="24"/>
         </w:rPr>
-        <w:t xml:space="preserve"> in an array.</w:t>
+        <w:t xml:space="preserve"> in an </w:t>
+      </w:r>
+      <w:proofErr w:type="gramStart"/>
+      <w:r>
+        <w:rPr>
+          <w:rFonts w:ascii="Verdana" w:hAnsi="Verdana"/>
+          <w:color w:val="000000"/>
+          <w:sz w:val="24"/>
+          <w:szCs w:val="24"/>
+        </w:rPr>
+        <w:t>array.</w:t>
       </w:r>
       <w:r>
         <w:rPr>
@@ -3909,6 +4663,7 @@
         </w:rPr>
         <w:t>(</w:t>
       </w:r>
+      <w:proofErr w:type="gramEnd"/>
       <w:r>
         <w:rPr>
           <w:rFonts w:asciiTheme="minorHAnsi" w:eastAsiaTheme="minorHAnsi" w:hAnsiTheme="minorHAnsi" w:cstheme="minorBidi"/>
@@ -4018,7 +4773,17 @@
           <w:sz w:val="24"/>
           <w:szCs w:val="24"/>
         </w:rPr>
-        <w:t>Remove Duplicates (Print Only Unique Elements)</w:t>
+        <w:t>Remove Duplicates (Print Only Unique Elements</w:t>
+      </w:r>
+      <w:proofErr w:type="gramStart"/>
+      <w:r>
+        <w:rPr>
+          <w:rFonts w:ascii="Verdana" w:hAnsi="Verdana"/>
+          <w:color w:val="000000"/>
+          <w:sz w:val="24"/>
+          <w:szCs w:val="24"/>
+        </w:rPr>
+        <w:t>)</w:t>
       </w:r>
       <w:r>
         <w:rPr>
@@ -4029,6 +4794,7 @@
         </w:rPr>
         <w:t>.(</w:t>
       </w:r>
+      <w:proofErr w:type="gramEnd"/>
       <w:r>
         <w:rPr>
           <w:rFonts w:asciiTheme="minorHAnsi" w:eastAsiaTheme="minorHAnsi" w:hAnsiTheme="minorHAnsi" w:cstheme="minorBidi"/>
@@ -4219,8 +4985,39 @@
           <w:sz w:val="24"/>
           <w:szCs w:val="24"/>
         </w:rPr>
-        <w:t>DSA Foundation questions(Day 16) :</w:t>
-      </w:r>
+        <w:t xml:space="preserve">DSA Foundation </w:t>
+      </w:r>
+      <w:proofErr w:type="gramStart"/>
+      <w:r>
+        <w:rPr>
+          <w:rFonts w:ascii="Verdana" w:hAnsi="Verdana"/>
+          <w:color w:val="000000"/>
+          <w:sz w:val="24"/>
+          <w:szCs w:val="24"/>
+        </w:rPr>
+        <w:t>questions(</w:t>
+      </w:r>
+      <w:proofErr w:type="gramEnd"/>
+      <w:r>
+        <w:rPr>
+          <w:rFonts w:ascii="Verdana" w:hAnsi="Verdana"/>
+          <w:color w:val="000000"/>
+          <w:sz w:val="24"/>
+          <w:szCs w:val="24"/>
+        </w:rPr>
+        <w:t>Day 16</w:t>
+      </w:r>
+      <w:proofErr w:type="gramStart"/>
+      <w:r>
+        <w:rPr>
+          <w:rFonts w:ascii="Verdana" w:hAnsi="Verdana"/>
+          <w:color w:val="000000"/>
+          <w:sz w:val="24"/>
+          <w:szCs w:val="24"/>
+        </w:rPr>
+        <w:t>) :</w:t>
+      </w:r>
+      <w:proofErr w:type="gramEnd"/>
     </w:p>
     <w:p>
       <w:pPr>
@@ -4267,8 +5064,9 @@
           <w:szCs w:val="20"/>
           <w14:ligatures w14:val="none"/>
         </w:rPr>
-        <w:t>Given an array of integers nums and an integer target, return indices of the two numbers such that they add up to target.</w:t>
-      </w:r>
+        <w:t xml:space="preserve">Given an array of integers </w:t>
+      </w:r>
+      <w:proofErr w:type="spellStart"/>
       <w:r>
         <w:rPr>
           <w:rFonts w:ascii="Courier New" w:eastAsia="Times New Roman" w:hAnsi="Courier New" w:cs="Courier New"/>
@@ -4278,8 +5076,9 @@
           <w:szCs w:val="20"/>
           <w14:ligatures w14:val="none"/>
         </w:rPr>
-        <w:br/>
-      </w:r>
+        <w:t>nums</w:t>
+      </w:r>
+      <w:proofErr w:type="spellEnd"/>
       <w:r>
         <w:rPr>
           <w:rFonts w:ascii="Courier New" w:eastAsia="Times New Roman" w:hAnsi="Courier New" w:cs="Courier New"/>
@@ -4289,8 +5088,7 @@
           <w:szCs w:val="20"/>
           <w14:ligatures w14:val="none"/>
         </w:rPr>
-        <w:br/>
-        <w:t>You may assume that each input would have exactly one solution, and you may not use the same element twice.</w:t>
+        <w:t xml:space="preserve"> and an integer target, return indices of the two numbers such that they add up to target.</w:t>
       </w:r>
       <w:r>
         <w:rPr>
@@ -4313,7 +5111,7 @@
           <w14:ligatures w14:val="none"/>
         </w:rPr>
         <w:br/>
-        <w:t>You can return the answer in any order.</w:t>
+        <w:t>You may assume that each input would have exactly one solution, and you may not use the same element twice.</w:t>
       </w:r>
       <w:r>
         <w:rPr>
@@ -4325,7 +5123,6 @@
           <w14:ligatures w14:val="none"/>
         </w:rPr>
         <w:br/>
-        <w:t>Example 1:</w:t>
       </w:r>
       <w:r>
         <w:rPr>
@@ -4337,7 +5134,7 @@
           <w14:ligatures w14:val="none"/>
         </w:rPr>
         <w:br/>
-        <w:t>Input: nums = [2,7,11,15], target = 9</w:t>
+        <w:t>You can return the answer in any order.</w:t>
       </w:r>
       <w:r>
         <w:rPr>
@@ -4349,7 +5146,7 @@
           <w14:ligatures w14:val="none"/>
         </w:rPr>
         <w:br/>
-        <w:t>Output: [0,1]</w:t>
+        <w:t>Example 1:</w:t>
       </w:r>
       <w:r>
         <w:rPr>
@@ -4361,8 +5158,9 @@
           <w14:ligatures w14:val="none"/>
         </w:rPr>
         <w:br/>
-        <w:t>Explanation: Because nums[0] + nums[1] == 9, we return [0, 1].</w:t>
-      </w:r>
+        <w:t xml:space="preserve">Input: </w:t>
+      </w:r>
+      <w:proofErr w:type="spellStart"/>
       <w:r>
         <w:rPr>
           <w:rFonts w:ascii="Courier New" w:eastAsia="Times New Roman" w:hAnsi="Courier New" w:cs="Courier New"/>
@@ -4372,9 +5170,9 @@
           <w:szCs w:val="20"/>
           <w14:ligatures w14:val="none"/>
         </w:rPr>
-        <w:br/>
-        <w:t>Example 2:</w:t>
-      </w:r>
+        <w:t>nums</w:t>
+      </w:r>
+      <w:proofErr w:type="spellEnd"/>
       <w:r>
         <w:rPr>
           <w:rFonts w:ascii="Courier New" w:eastAsia="Times New Roman" w:hAnsi="Courier New" w:cs="Courier New"/>
@@ -4384,8 +5182,7 @@
           <w:szCs w:val="20"/>
           <w14:ligatures w14:val="none"/>
         </w:rPr>
-        <w:br/>
-        <w:t>Input: nums = [3,2,4], target = 6</w:t>
+        <w:t xml:space="preserve"> = [2,7,11,15], target = 9</w:t>
       </w:r>
       <w:r>
         <w:rPr>
@@ -4397,6 +5194,126 @@
           <w14:ligatures w14:val="none"/>
         </w:rPr>
         <w:br/>
+        <w:t>Output: [0,1]</w:t>
+      </w:r>
+      <w:r>
+        <w:rPr>
+          <w:rFonts w:ascii="Courier New" w:eastAsia="Times New Roman" w:hAnsi="Courier New" w:cs="Courier New"/>
+          <w:color w:val="F2F2F2" w:themeColor="background1" w:themeShade="F2"/>
+          <w:kern w:val="0"/>
+          <w:sz w:val="20"/>
+          <w:szCs w:val="20"/>
+          <w14:ligatures w14:val="none"/>
+        </w:rPr>
+        <w:br/>
+        <w:t xml:space="preserve">Explanation: Because </w:t>
+      </w:r>
+      <w:proofErr w:type="spellStart"/>
+      <w:r>
+        <w:rPr>
+          <w:rFonts w:ascii="Courier New" w:eastAsia="Times New Roman" w:hAnsi="Courier New" w:cs="Courier New"/>
+          <w:color w:val="F2F2F2" w:themeColor="background1" w:themeShade="F2"/>
+          <w:kern w:val="0"/>
+          <w:sz w:val="20"/>
+          <w:szCs w:val="20"/>
+          <w14:ligatures w14:val="none"/>
+        </w:rPr>
+        <w:t>nums</w:t>
+      </w:r>
+      <w:proofErr w:type="spellEnd"/>
+      <w:r>
+        <w:rPr>
+          <w:rFonts w:ascii="Courier New" w:eastAsia="Times New Roman" w:hAnsi="Courier New" w:cs="Courier New"/>
+          <w:color w:val="F2F2F2" w:themeColor="background1" w:themeShade="F2"/>
+          <w:kern w:val="0"/>
+          <w:sz w:val="20"/>
+          <w:szCs w:val="20"/>
+          <w14:ligatures w14:val="none"/>
+        </w:rPr>
+        <w:t xml:space="preserve">[0] + </w:t>
+      </w:r>
+      <w:proofErr w:type="spellStart"/>
+      <w:r>
+        <w:rPr>
+          <w:rFonts w:ascii="Courier New" w:eastAsia="Times New Roman" w:hAnsi="Courier New" w:cs="Courier New"/>
+          <w:color w:val="F2F2F2" w:themeColor="background1" w:themeShade="F2"/>
+          <w:kern w:val="0"/>
+          <w:sz w:val="20"/>
+          <w:szCs w:val="20"/>
+          <w14:ligatures w14:val="none"/>
+        </w:rPr>
+        <w:t>nums</w:t>
+      </w:r>
+      <w:proofErr w:type="spellEnd"/>
+      <w:r>
+        <w:rPr>
+          <w:rFonts w:ascii="Courier New" w:eastAsia="Times New Roman" w:hAnsi="Courier New" w:cs="Courier New"/>
+          <w:color w:val="F2F2F2" w:themeColor="background1" w:themeShade="F2"/>
+          <w:kern w:val="0"/>
+          <w:sz w:val="20"/>
+          <w:szCs w:val="20"/>
+          <w14:ligatures w14:val="none"/>
+        </w:rPr>
+        <w:t>[1] == 9, we return [0, 1].</w:t>
+      </w:r>
+      <w:r>
+        <w:rPr>
+          <w:rFonts w:ascii="Courier New" w:eastAsia="Times New Roman" w:hAnsi="Courier New" w:cs="Courier New"/>
+          <w:color w:val="F2F2F2" w:themeColor="background1" w:themeShade="F2"/>
+          <w:kern w:val="0"/>
+          <w:sz w:val="20"/>
+          <w:szCs w:val="20"/>
+          <w14:ligatures w14:val="none"/>
+        </w:rPr>
+        <w:br/>
+        <w:t>Example 2:</w:t>
+      </w:r>
+      <w:r>
+        <w:rPr>
+          <w:rFonts w:ascii="Courier New" w:eastAsia="Times New Roman" w:hAnsi="Courier New" w:cs="Courier New"/>
+          <w:color w:val="F2F2F2" w:themeColor="background1" w:themeShade="F2"/>
+          <w:kern w:val="0"/>
+          <w:sz w:val="20"/>
+          <w:szCs w:val="20"/>
+          <w14:ligatures w14:val="none"/>
+        </w:rPr>
+        <w:br/>
+        <w:t xml:space="preserve">Input: </w:t>
+      </w:r>
+      <w:proofErr w:type="spellStart"/>
+      <w:r>
+        <w:rPr>
+          <w:rFonts w:ascii="Courier New" w:eastAsia="Times New Roman" w:hAnsi="Courier New" w:cs="Courier New"/>
+          <w:color w:val="F2F2F2" w:themeColor="background1" w:themeShade="F2"/>
+          <w:kern w:val="0"/>
+          <w:sz w:val="20"/>
+          <w:szCs w:val="20"/>
+          <w14:ligatures w14:val="none"/>
+        </w:rPr>
+        <w:t>nums</w:t>
+      </w:r>
+      <w:proofErr w:type="spellEnd"/>
+      <w:r>
+        <w:rPr>
+          <w:rFonts w:ascii="Courier New" w:eastAsia="Times New Roman" w:hAnsi="Courier New" w:cs="Courier New"/>
+          <w:color w:val="F2F2F2" w:themeColor="background1" w:themeShade="F2"/>
+          <w:kern w:val="0"/>
+          <w:sz w:val="20"/>
+          <w:szCs w:val="20"/>
+          <w14:ligatures w14:val="none"/>
+        </w:rPr>
+        <w:t xml:space="preserve"> = [3,2,4], target = 6</w:t>
+      </w:r>
+      <w:r>
+        <w:rPr>
+          <w:rFonts w:ascii="Courier New" w:eastAsia="Times New Roman" w:hAnsi="Courier New" w:cs="Courier New"/>
+          <w:color w:val="F2F2F2" w:themeColor="background1" w:themeShade="F2"/>
+          <w:kern w:val="0"/>
+          <w:sz w:val="20"/>
+          <w:szCs w:val="20"/>
+          <w14:ligatures w14:val="none"/>
+        </w:rPr>
+        <w:br/>
         <w:t>Output: [1,2]</w:t>
       </w:r>
     </w:p>
@@ -4567,6 +5484,383 @@
           <w:sz w:val="24"/>
           <w:szCs w:val="24"/>
         </w:rPr>
+        <w:t xml:space="preserve">Day 17(Array in DSA </w:t>
+      </w:r>
+      <w:proofErr w:type="gramStart"/>
+      <w:r>
+        <w:rPr>
+          <w:rFonts w:ascii="Verdana" w:hAnsi="Verdana"/>
+          <w:color w:val="000000"/>
+          <w:sz w:val="24"/>
+          <w:szCs w:val="24"/>
+        </w:rPr>
+        <w:t>basic :</w:t>
+      </w:r>
+      <w:proofErr w:type="gramEnd"/>
+      <w:r>
+        <w:rPr>
+          <w:rFonts w:ascii="Verdana" w:hAnsi="Verdana"/>
+          <w:color w:val="000000"/>
+          <w:sz w:val="24"/>
+          <w:szCs w:val="24"/>
+        </w:rPr>
+        <w:t xml:space="preserve"> sorting, searching and reversing</w:t>
+      </w:r>
+      <w:r>
+        <w:rPr>
+          <w:rFonts w:ascii="Verdana" w:hAnsi="Verdana"/>
+          <w:color w:val="000000"/>
+          <w:sz w:val="24"/>
+          <w:szCs w:val="24"/>
+        </w:rPr>
+        <w:t>)</w:t>
+      </w:r>
+    </w:p>
+    <w:p>
+      <w:pPr>
+        <w:pStyle w:val="max2"/>
+        <w:numPr>
+          <w:ilvl w:val="0"/>
+          <w:numId w:val="22"/>
+        </w:numPr>
+        <w:rPr>
+          <w:rFonts w:ascii="Verdana" w:hAnsi="Verdana"/>
+          <w:color w:val="000000"/>
+          <w:sz w:val="24"/>
+          <w:szCs w:val="24"/>
+        </w:rPr>
+      </w:pPr>
+      <w:bookmarkStart w:id="0" w:name="_Hlk219719039"/>
+      <w:r>
+        <w:rPr>
+          <w:rFonts w:ascii="Verdana" w:hAnsi="Verdana"/>
+          <w:color w:val="000000"/>
+          <w:sz w:val="24"/>
+          <w:szCs w:val="24"/>
+        </w:rPr>
+        <w:t xml:space="preserve">Write a program to find the largest element in an array using both brute force and optimal solution </w:t>
+      </w:r>
+      <w:proofErr w:type="gramStart"/>
+      <w:r>
+        <w:rPr>
+          <w:rFonts w:ascii="Verdana" w:hAnsi="Verdana"/>
+          <w:color w:val="000000"/>
+          <w:sz w:val="24"/>
+          <w:szCs w:val="24"/>
+        </w:rPr>
+        <w:t>possible.</w:t>
+      </w:r>
+      <w:r>
+        <w:rPr>
+          <w:rFonts w:ascii="Verdana" w:hAnsi="Verdana"/>
+          <w:color w:val="000000"/>
+          <w:sz w:val="24"/>
+          <w:szCs w:val="24"/>
+        </w:rPr>
+        <w:t>(</w:t>
+      </w:r>
+      <w:proofErr w:type="gramEnd"/>
+      <w:r>
+        <w:rPr>
+          <w:rFonts w:ascii="Verdana" w:hAnsi="Verdana"/>
+          <w:color w:val="000000"/>
+          <w:sz w:val="24"/>
+          <w:szCs w:val="24"/>
+        </w:rPr>
+        <w:t>Sorting)</w:t>
+      </w:r>
+    </w:p>
+    <w:bookmarkEnd w:id="0"/>
+    <w:p>
+      <w:pPr>
+        <w:pStyle w:val="max2"/>
+        <w:numPr>
+          <w:ilvl w:val="0"/>
+          <w:numId w:val="22"/>
+        </w:numPr>
+        <w:rPr>
+          <w:rFonts w:ascii="Verdana" w:hAnsi="Verdana"/>
+          <w:color w:val="000000"/>
+          <w:sz w:val="24"/>
+          <w:szCs w:val="24"/>
+        </w:rPr>
+      </w:pPr>
+      <w:r>
+        <w:rPr>
+          <w:rFonts w:ascii="Verdana" w:hAnsi="Verdana"/>
+          <w:color w:val="000000"/>
+          <w:sz w:val="24"/>
+          <w:szCs w:val="24"/>
+        </w:rPr>
+        <w:t>Write a java program to sort an array in ascending</w:t>
+      </w:r>
+      <w:r>
+        <w:rPr>
+          <w:rFonts w:ascii="Verdana" w:hAnsi="Verdana"/>
+          <w:color w:val="000000"/>
+          <w:sz w:val="24"/>
+          <w:szCs w:val="24"/>
+        </w:rPr>
+        <w:t xml:space="preserve"> order</w:t>
+      </w:r>
+      <w:r>
+        <w:rPr>
+          <w:rFonts w:ascii="Verdana" w:hAnsi="Verdana"/>
+          <w:color w:val="000000"/>
+          <w:sz w:val="24"/>
+          <w:szCs w:val="24"/>
+        </w:rPr>
+        <w:t>.</w:t>
+      </w:r>
+    </w:p>
+    <w:p>
+      <w:pPr>
+        <w:pStyle w:val="max2"/>
+        <w:numPr>
+          <w:ilvl w:val="0"/>
+          <w:numId w:val="22"/>
+        </w:numPr>
+        <w:rPr>
+          <w:rFonts w:ascii="Verdana" w:hAnsi="Verdana"/>
+          <w:color w:val="000000"/>
+          <w:sz w:val="24"/>
+          <w:szCs w:val="24"/>
+        </w:rPr>
+      </w:pPr>
+      <w:r>
+        <w:rPr>
+          <w:rFonts w:ascii="Verdana" w:hAnsi="Verdana"/>
+          <w:color w:val="000000"/>
+          <w:sz w:val="24"/>
+          <w:szCs w:val="24"/>
+        </w:rPr>
+        <w:t>Write a java program to sort an array in descending order.</w:t>
+      </w:r>
+    </w:p>
+    <w:p>
+      <w:pPr>
+        <w:pStyle w:val="max2"/>
+        <w:numPr>
+          <w:ilvl w:val="0"/>
+          <w:numId w:val="22"/>
+        </w:numPr>
+        <w:rPr>
+          <w:rFonts w:ascii="Verdana" w:hAnsi="Verdana"/>
+          <w:color w:val="000000"/>
+          <w:sz w:val="24"/>
+          <w:szCs w:val="24"/>
+        </w:rPr>
+      </w:pPr>
+      <w:r>
+        <w:rPr>
+          <w:rFonts w:ascii="Verdana" w:hAnsi="Verdana"/>
+          <w:color w:val="000000"/>
+          <w:sz w:val="24"/>
+          <w:szCs w:val="24"/>
+        </w:rPr>
+        <w:t>Write a program to find second highest element in an array.</w:t>
+      </w:r>
+    </w:p>
+    <w:p>
+      <w:pPr>
+        <w:pStyle w:val="max2"/>
+        <w:numPr>
+          <w:ilvl w:val="0"/>
+          <w:numId w:val="22"/>
+        </w:numPr>
+        <w:rPr>
+          <w:rFonts w:ascii="Verdana" w:hAnsi="Verdana"/>
+          <w:color w:val="000000"/>
+          <w:sz w:val="24"/>
+          <w:szCs w:val="24"/>
+        </w:rPr>
+      </w:pPr>
+      <w:r>
+        <w:rPr>
+          <w:rFonts w:ascii="Verdana" w:hAnsi="Verdana"/>
+          <w:color w:val="000000"/>
+          <w:sz w:val="24"/>
+          <w:szCs w:val="24"/>
+        </w:rPr>
+        <w:t xml:space="preserve">Write a program to </w:t>
+      </w:r>
+      <w:r>
+        <w:rPr>
+          <w:rFonts w:ascii="Verdana" w:hAnsi="Verdana"/>
+          <w:color w:val="000000"/>
+          <w:sz w:val="24"/>
+          <w:szCs w:val="24"/>
+        </w:rPr>
+        <w:t>Reverse Array In-Place</w:t>
+      </w:r>
+      <w:r>
+        <w:rPr>
+          <w:rFonts w:ascii="Verdana" w:hAnsi="Verdana"/>
+          <w:color w:val="000000"/>
+          <w:sz w:val="24"/>
+          <w:szCs w:val="24"/>
+        </w:rPr>
+        <w:t>.</w:t>
+      </w:r>
+      <w:r>
+        <w:rPr>
+          <w:rFonts w:asciiTheme="minorHAnsi" w:eastAsiaTheme="minorHAnsi" w:hAnsiTheme="minorHAnsi" w:cstheme="minorBidi"/>
+          <w:kern w:val="2"/>
+          <w:sz w:val="24"/>
+          <w:szCs w:val="21"/>
+          <w14:ligatures w14:val="standardContextual"/>
+        </w:rPr>
+        <w:t xml:space="preserve"> </w:t>
+      </w:r>
+      <w:r>
+        <w:rPr>
+          <w:rFonts w:ascii="Verdana" w:hAnsi="Verdana"/>
+          <w:color w:val="000000"/>
+          <w:sz w:val="24"/>
+          <w:szCs w:val="24"/>
+        </w:rPr>
+        <w:t xml:space="preserve">Input: {1, 2, 3, 4, 5} </w:t>
+      </w:r>
+      <w:r>
+        <w:rPr>
+          <w:rFonts w:ascii="Arial" w:hAnsi="Arial" w:cs="Arial"/>
+          <w:color w:val="000000"/>
+          <w:sz w:val="24"/>
+          <w:szCs w:val="24"/>
+        </w:rPr>
+        <w:t>→</w:t>
+      </w:r>
+      <w:r>
+        <w:rPr>
+          <w:rFonts w:ascii="Verdana" w:hAnsi="Verdana"/>
+          <w:color w:val="000000"/>
+          <w:sz w:val="24"/>
+          <w:szCs w:val="24"/>
+        </w:rPr>
+        <w:t xml:space="preserve"> Output: {5, 4, 3, 2, 1}</w:t>
+      </w:r>
+      <w:r>
+        <w:rPr>
+          <w:rFonts w:ascii="Verdana" w:hAnsi="Verdana"/>
+          <w:color w:val="000000"/>
+          <w:sz w:val="24"/>
+          <w:szCs w:val="24"/>
+        </w:rPr>
+        <w:t>.</w:t>
+      </w:r>
+    </w:p>
+    <w:p>
+      <w:pPr>
+        <w:pStyle w:val="max2"/>
+        <w:numPr>
+          <w:ilvl w:val="0"/>
+          <w:numId w:val="22"/>
+        </w:numPr>
+        <w:rPr>
+          <w:rFonts w:ascii="Verdana" w:hAnsi="Verdana"/>
+          <w:color w:val="000000"/>
+          <w:sz w:val="24"/>
+          <w:szCs w:val="24"/>
+        </w:rPr>
+      </w:pPr>
+      <w:r>
+        <w:rPr>
+          <w:rFonts w:ascii="Verdana" w:hAnsi="Verdana"/>
+          <w:color w:val="000000"/>
+          <w:sz w:val="24"/>
+          <w:szCs w:val="24"/>
+        </w:rPr>
+        <w:t>Write a program to search number in an array and if found print number with index position of it in an array.</w:t>
+      </w:r>
+      <w:r>
+        <w:rPr>
+          <w:rFonts w:ascii="Verdana" w:hAnsi="Verdana"/>
+          <w:color w:val="000000"/>
+          <w:sz w:val="24"/>
+          <w:szCs w:val="24"/>
+        </w:rPr>
+        <w:t xml:space="preserve"> Description: </w:t>
+      </w:r>
+      <w:r>
+        <w:rPr>
+          <w:rFonts w:ascii="Verdana" w:hAnsi="Verdana"/>
+          <w:color w:val="000000"/>
+          <w:sz w:val="24"/>
+          <w:szCs w:val="24"/>
+        </w:rPr>
+        <w:t>Given an array, </w:t>
+      </w:r>
+      <w:proofErr w:type="gramStart"/>
+      <w:r>
+        <w:rPr>
+          <w:rFonts w:ascii="Verdana" w:hAnsi="Verdana"/>
+          <w:b/>
+          <w:bCs/>
+          <w:color w:val="000000"/>
+          <w:sz w:val="24"/>
+          <w:szCs w:val="24"/>
+        </w:rPr>
+        <w:t>a[</w:t>
+      </w:r>
+      <w:proofErr w:type="gramEnd"/>
+      <w:r>
+        <w:rPr>
+          <w:rFonts w:ascii="Verdana" w:hAnsi="Verdana"/>
+          <w:b/>
+          <w:bCs/>
+          <w:color w:val="000000"/>
+          <w:sz w:val="24"/>
+          <w:szCs w:val="24"/>
+        </w:rPr>
+        <w:t>]</w:t>
+      </w:r>
+      <w:r>
+        <w:rPr>
+          <w:rFonts w:ascii="Verdana" w:hAnsi="Verdana"/>
+          <w:color w:val="000000"/>
+          <w:sz w:val="24"/>
+          <w:szCs w:val="24"/>
+        </w:rPr>
+        <w:t> of n integers, and an integer element </w:t>
+      </w:r>
+      <w:r>
+        <w:rPr>
+          <w:rFonts w:ascii="Verdana" w:hAnsi="Verdana"/>
+          <w:b/>
+          <w:bCs/>
+          <w:color w:val="000000"/>
+          <w:sz w:val="24"/>
+          <w:szCs w:val="24"/>
+        </w:rPr>
+        <w:t>x</w:t>
+      </w:r>
+      <w:r>
+        <w:rPr>
+          <w:rFonts w:ascii="Verdana" w:hAnsi="Verdana"/>
+          <w:color w:val="000000"/>
+          <w:sz w:val="24"/>
+          <w:szCs w:val="24"/>
+        </w:rPr>
+        <w:t>, find whether element x is present in the array. Return the index of the first occurrence of x in the array, or -1 if it doesn't exist.</w:t>
+      </w:r>
+    </w:p>
+    <w:p>
+      <w:pPr>
+        <w:pStyle w:val="max2"/>
+        <w:rPr>
+          <w:rFonts w:ascii="Verdana" w:hAnsi="Verdana"/>
+          <w:color w:val="000000"/>
+          <w:sz w:val="24"/>
+          <w:szCs w:val="24"/>
+        </w:rPr>
+      </w:pPr>
+      <w:r>
+        <w:rPr>
+          <w:rFonts w:ascii="Verdana" w:hAnsi="Verdana"/>
+          <w:color w:val="000000"/>
+          <w:sz w:val="24"/>
+          <w:szCs w:val="24"/>
+        </w:rPr>
         <w:t>Day 1</w:t>
       </w:r>
       <w:r>
@@ -4576,7 +5870,120 @@
           <w:sz w:val="24"/>
           <w:szCs w:val="24"/>
         </w:rPr>
-        <w:t>7</w:t>
+        <w:t>8</w:t>
+      </w:r>
+      <w:r>
+        <w:rPr>
+          <w:rFonts w:ascii="Verdana" w:hAnsi="Verdana"/>
+          <w:color w:val="000000"/>
+          <w:sz w:val="24"/>
+          <w:szCs w:val="24"/>
+        </w:rPr>
+        <w:t xml:space="preserve"> </w:t>
+      </w:r>
+      <w:proofErr w:type="gramStart"/>
+      <w:r>
+        <w:rPr>
+          <w:rFonts w:ascii="Verdana" w:hAnsi="Verdana"/>
+          <w:color w:val="000000"/>
+          <w:sz w:val="24"/>
+          <w:szCs w:val="24"/>
+        </w:rPr>
+        <w:t>( Array</w:t>
+      </w:r>
+      <w:proofErr w:type="gramEnd"/>
+      <w:r>
+        <w:rPr>
+          <w:rFonts w:ascii="Verdana" w:hAnsi="Verdana"/>
+          <w:color w:val="000000"/>
+          <w:sz w:val="24"/>
+          <w:szCs w:val="24"/>
+        </w:rPr>
+        <w:t xml:space="preserve"> in DSA part </w:t>
+      </w:r>
+      <w:proofErr w:type="gramStart"/>
+      <w:r>
+        <w:rPr>
+          <w:rFonts w:ascii="Verdana" w:hAnsi="Verdana"/>
+          <w:color w:val="000000"/>
+          <w:sz w:val="24"/>
+          <w:szCs w:val="24"/>
+        </w:rPr>
+        <w:t>2 :</w:t>
+      </w:r>
+      <w:proofErr w:type="gramEnd"/>
+      <w:r>
+        <w:rPr>
+          <w:rFonts w:ascii="Verdana" w:hAnsi="Verdana"/>
+          <w:color w:val="000000"/>
+          <w:sz w:val="24"/>
+          <w:szCs w:val="24"/>
+        </w:rPr>
+        <w:t xml:space="preserve"> bubble sorting and selection sorting)</w:t>
+      </w:r>
+    </w:p>
+    <w:p>
+      <w:pPr>
+        <w:pStyle w:val="max2"/>
+        <w:numPr>
+          <w:ilvl w:val="0"/>
+          <w:numId w:val="23"/>
+        </w:numPr>
+        <w:rPr>
+          <w:rFonts w:ascii="Verdana" w:hAnsi="Verdana"/>
+          <w:color w:val="000000"/>
+          <w:sz w:val="24"/>
+          <w:szCs w:val="24"/>
+        </w:rPr>
+      </w:pPr>
+    </w:p>
+    <w:p>
+      <w:pPr>
+        <w:rPr>
+          <w:rFonts w:ascii="Verdana" w:eastAsia="Times New Roman" w:hAnsi="Verdana" w:cs="Mangal"/>
+          <w:color w:val="000000"/>
+          <w:kern w:val="0"/>
+          <w:szCs w:val="24"/>
+          <w14:ligatures w14:val="none"/>
+        </w:rPr>
+      </w:pPr>
+      <w:r>
+        <w:rPr>
+          <w:rFonts w:ascii="Verdana" w:hAnsi="Verdana"/>
+          <w:color w:val="000000"/>
+          <w:szCs w:val="24"/>
+        </w:rPr>
+        <w:br w:type="page"/>
+      </w:r>
+    </w:p>
+    <w:p>
+      <w:pPr>
+        <w:pStyle w:val="max2"/>
+        <w:rPr>
+          <w:rFonts w:ascii="Verdana" w:hAnsi="Verdana"/>
+          <w:color w:val="000000"/>
+          <w:sz w:val="24"/>
+          <w:szCs w:val="24"/>
+        </w:rPr>
+      </w:pPr>
+      <w:r>
+        <w:rPr>
+          <w:rFonts w:ascii="Verdana" w:hAnsi="Verdana"/>
+          <w:color w:val="000000"/>
+          <w:sz w:val="24"/>
+          <w:szCs w:val="24"/>
+        </w:rPr>
+        <w:lastRenderedPageBreak/>
+        <w:t>Day 1</w:t>
+      </w:r>
+      <w:r>
+        <w:rPr>
+          <w:rFonts w:ascii="Verdana" w:hAnsi="Verdana"/>
+          <w:color w:val="000000"/>
+          <w:sz w:val="24"/>
+          <w:szCs w:val="24"/>
+        </w:rPr>
+        <w:t>9</w:t>
       </w:r>
     </w:p>
     <w:p>
@@ -4644,7 +6051,7 @@
           <w:sz w:val="24"/>
           <w:szCs w:val="24"/>
         </w:rPr>
-        <w:t>Write a java program to sort an array in ascending.</w:t>
+        <w:t>Write a java program to find if the input number is a prime or not.</w:t>
       </w:r>
     </w:p>
     <w:p>
@@ -4668,7 +6075,16 @@
           <w:sz w:val="24"/>
           <w:szCs w:val="24"/>
         </w:rPr>
-        <w:t>Write a java program to sort an array in descending order.</w:t>
+        <w:t xml:space="preserve">Write a java program to </w:t>
+      </w:r>
+      <w:r>
+        <w:rPr>
+          <w:rFonts w:ascii="Verdana" w:hAnsi="Verdana"/>
+          <w:color w:val="000000"/>
+          <w:sz w:val="24"/>
+          <w:szCs w:val="24"/>
+        </w:rPr>
+        <w:t>Convert days into years, months, days.</w:t>
       </w:r>
     </w:p>
     <w:p>
@@ -4692,7 +6108,27 @@
           <w:sz w:val="24"/>
           <w:szCs w:val="24"/>
         </w:rPr>
-        <w:t>Write a program to find second highest element in an array.</w:t>
+        <w:t xml:space="preserve">Remove duplicate characters from a string </w:t>
+      </w:r>
+      <w:r>
+        <w:rPr>
+          <w:rFonts w:ascii="Verdana" w:hAnsi="Verdana"/>
+          <w:b/>
+          <w:bCs/>
+          <w:color w:val="000000"/>
+          <w:sz w:val="24"/>
+          <w:szCs w:val="24"/>
+        </w:rPr>
+        <w:t>without using Set or extra libraries</w:t>
+      </w:r>
+      <w:r>
+        <w:rPr>
+          <w:rFonts w:ascii="Verdana" w:hAnsi="Verdana"/>
+          <w:color w:val="000000"/>
+          <w:sz w:val="24"/>
+          <w:szCs w:val="24"/>
+        </w:rPr>
+        <w:t>.</w:t>
       </w:r>
     </w:p>
     <w:p>
@@ -4716,162 +6152,318 @@
           <w:sz w:val="24"/>
           <w:szCs w:val="24"/>
         </w:rPr>
-        <w:t>Write a java program to find if the input number is a prime or not .</w:t>
-      </w:r>
-    </w:p>
-    <w:p>
-      <w:pPr>
-        <w:pStyle w:val="max2"/>
-        <w:rPr>
-          <w:rFonts w:ascii="Verdana" w:hAnsi="Verdana"/>
-          <w:color w:val="000000"/>
-          <w:sz w:val="24"/>
-          <w:szCs w:val="24"/>
-        </w:rPr>
-      </w:pPr>
-      <w:r>
-        <w:rPr>
-          <w:rFonts w:ascii="Verdana" w:hAnsi="Verdana"/>
-          <w:color w:val="000000"/>
-          <w:sz w:val="24"/>
-          <w:szCs w:val="24"/>
-        </w:rPr>
-        <w:t xml:space="preserve">Day </w:t>
-      </w:r>
-      <w:r>
-        <w:rPr>
-          <w:rFonts w:ascii="Verdana" w:hAnsi="Verdana"/>
-          <w:color w:val="000000"/>
-          <w:sz w:val="24"/>
-          <w:szCs w:val="24"/>
-        </w:rPr>
-        <w:t>1</w:t>
-      </w:r>
-      <w:r>
-        <w:rPr>
-          <w:rFonts w:ascii="Verdana" w:hAnsi="Verdana"/>
-          <w:color w:val="000000"/>
-          <w:sz w:val="24"/>
-          <w:szCs w:val="24"/>
-        </w:rPr>
-        <w:t>8</w:t>
-      </w:r>
-    </w:p>
-    <w:p>
-      <w:pPr>
-        <w:pStyle w:val="max2"/>
+        <w:t>Check If a Number is Strong Number</w:t>
+      </w:r>
+      <w:r>
+        <w:rPr>
+          <w:rFonts w:ascii="Verdana" w:hAnsi="Verdana"/>
+          <w:color w:val="000000"/>
+          <w:sz w:val="24"/>
+          <w:szCs w:val="24"/>
+        </w:rPr>
+        <w:t>.</w:t>
+      </w:r>
+    </w:p>
+    <w:p>
+      <w:pPr>
+        <w:pStyle w:val="NormalWeb"/>
         <w:numPr>
           <w:ilvl w:val="0"/>
-          <w:numId w:val="9"/>
+          <w:numId w:val="6"/>
         </w:numPr>
         <w:rPr>
-          <w:rFonts w:ascii="Verdana" w:hAnsi="Verdana"/>
-          <w:color w:val="000000"/>
-          <w:sz w:val="24"/>
-          <w:szCs w:val="24"/>
-        </w:rPr>
-      </w:pPr>
-      <w:r>
-        <w:rPr>
-          <w:rFonts w:ascii="Verdana" w:hAnsi="Verdana"/>
-          <w:color w:val="000000"/>
-          <w:sz w:val="24"/>
-          <w:szCs w:val="24"/>
-        </w:rPr>
-        <w:t xml:space="preserve">Write a java program to </w:t>
-      </w:r>
-      <w:r>
-        <w:rPr>
-          <w:rFonts w:ascii="Verdana" w:hAnsi="Verdana"/>
-          <w:color w:val="000000"/>
-          <w:sz w:val="24"/>
-          <w:szCs w:val="24"/>
-        </w:rPr>
-        <w:t>Convert days into years, months, days.</w:t>
-      </w:r>
-    </w:p>
-    <w:p>
-      <w:pPr>
-        <w:pStyle w:val="max2"/>
+          <w:rFonts w:ascii="Times New Roman" w:hAnsi="Times New Roman" w:cs="Times New Roman"/>
+          <w:sz w:val="28"/>
+          <w:szCs w:val="28"/>
+        </w:rPr>
+      </w:pPr>
+      <w:r>
+        <w:rPr>
+          <w:rStyle w:val="Strong"/>
+          <w:rFonts w:ascii="Times New Roman" w:eastAsiaTheme="majorEastAsia" w:hAnsi="Times New Roman" w:cs="Times New Roman"/>
+          <w:sz w:val="24"/>
+          <w:szCs w:val="24"/>
+        </w:rPr>
+        <w:t>Find Palindromic Numbers in Array</w:t>
+      </w:r>
+      <w:r>
+        <w:rPr>
+          <w:rStyle w:val="Strong"/>
+          <w:rFonts w:ascii="Times New Roman" w:eastAsiaTheme="majorEastAsia" w:hAnsi="Times New Roman" w:cs="Times New Roman"/>
+          <w:sz w:val="24"/>
+          <w:szCs w:val="24"/>
+        </w:rPr>
+        <w:t>.</w:t>
+      </w:r>
+      <w:r>
+        <w:rPr>
+          <w:rFonts w:ascii="Times New Roman" w:hAnsi="Times New Roman" w:cs="Times New Roman"/>
+          <w:sz w:val="24"/>
+          <w:szCs w:val="24"/>
+        </w:rPr>
+        <w:t xml:space="preserve"> </w:t>
+      </w:r>
+      <w:r>
+        <w:rPr>
+          <w:rFonts w:ascii="Times New Roman" w:hAnsi="Times New Roman" w:cs="Times New Roman"/>
+          <w:sz w:val="28"/>
+          <w:szCs w:val="28"/>
+        </w:rPr>
+        <w:t xml:space="preserve">Input: </w:t>
+      </w:r>
+      <w:r>
+        <w:rPr>
+          <w:rStyle w:val="HTMLCode"/>
+          <w:rFonts w:ascii="Times New Roman" w:eastAsiaTheme="majorEastAsia" w:hAnsi="Times New Roman" w:cs="Times New Roman"/>
+          <w:sz w:val="28"/>
+          <w:szCs w:val="28"/>
+        </w:rPr>
+        <w:t>{121, 34, 44, 7}</w:t>
+      </w:r>
+      <w:r>
+        <w:rPr>
+          <w:rFonts w:ascii="Times New Roman" w:hAnsi="Times New Roman" w:cs="Times New Roman"/>
+          <w:sz w:val="28"/>
+          <w:szCs w:val="28"/>
+        </w:rPr>
+        <w:t xml:space="preserve"> → Output: </w:t>
+      </w:r>
+      <w:r>
+        <w:rPr>
+          <w:rStyle w:val="HTMLCode"/>
+          <w:rFonts w:ascii="Times New Roman" w:eastAsiaTheme="majorEastAsia" w:hAnsi="Times New Roman" w:cs="Times New Roman"/>
+          <w:sz w:val="28"/>
+          <w:szCs w:val="28"/>
+        </w:rPr>
+        <w:t>121, 44, 7</w:t>
+      </w:r>
+      <w:r>
+        <w:rPr>
+          <w:rFonts w:ascii="Times New Roman" w:hAnsi="Times New Roman" w:cs="Times New Roman"/>
+          <w:sz w:val="28"/>
+          <w:szCs w:val="28"/>
+        </w:rPr>
+        <w:t>)</w:t>
+      </w:r>
+    </w:p>
+    <w:p>
+      <w:pPr>
+        <w:pStyle w:val="NormalWeb"/>
         <w:numPr>
           <w:ilvl w:val="0"/>
-          <w:numId w:val="9"/>
+          <w:numId w:val="6"/>
         </w:numPr>
         <w:rPr>
-          <w:rFonts w:ascii="Verdana" w:hAnsi="Verdana"/>
-          <w:color w:val="000000"/>
-          <w:sz w:val="24"/>
-          <w:szCs w:val="24"/>
-        </w:rPr>
-      </w:pPr>
-      <w:r>
-        <w:rPr>
-          <w:rFonts w:ascii="Verdana" w:hAnsi="Verdana"/>
-          <w:color w:val="000000"/>
-          <w:sz w:val="24"/>
-          <w:szCs w:val="24"/>
-        </w:rPr>
-        <w:t xml:space="preserve">Remove duplicate characters from a string </w:t>
-      </w:r>
-      <w:r>
-        <w:rPr>
-          <w:rFonts w:ascii="Verdana" w:hAnsi="Verdana"/>
+          <w:rFonts w:ascii="Times New Roman" w:hAnsi="Times New Roman" w:cs="Times New Roman"/>
+          <w:sz w:val="28"/>
+          <w:szCs w:val="28"/>
+        </w:rPr>
+      </w:pPr>
+      <w:r>
+        <w:rPr>
+          <w:rStyle w:val="Strong"/>
+          <w:rFonts w:ascii="Times New Roman" w:eastAsiaTheme="majorEastAsia" w:hAnsi="Times New Roman" w:cs="Times New Roman"/>
+          <w:sz w:val="24"/>
+          <w:szCs w:val="24"/>
+        </w:rPr>
+        <w:t xml:space="preserve">Count Strings Starting and Ending </w:t>
+      </w:r>
+      <w:proofErr w:type="gramStart"/>
+      <w:r>
+        <w:rPr>
+          <w:rStyle w:val="Strong"/>
+          <w:rFonts w:ascii="Times New Roman" w:eastAsiaTheme="majorEastAsia" w:hAnsi="Times New Roman" w:cs="Times New Roman"/>
+          <w:sz w:val="24"/>
+          <w:szCs w:val="24"/>
+        </w:rPr>
+        <w:t>With</w:t>
+      </w:r>
+      <w:proofErr w:type="gramEnd"/>
+      <w:r>
+        <w:rPr>
+          <w:rStyle w:val="Strong"/>
+          <w:rFonts w:ascii="Times New Roman" w:eastAsiaTheme="majorEastAsia" w:hAnsi="Times New Roman" w:cs="Times New Roman"/>
+          <w:sz w:val="24"/>
+          <w:szCs w:val="24"/>
+        </w:rPr>
+        <w:t xml:space="preserve"> Same Characte</w:t>
+      </w:r>
+      <w:r>
+        <w:rPr>
+          <w:rStyle w:val="Strong"/>
+          <w:rFonts w:ascii="Times New Roman" w:eastAsiaTheme="majorEastAsia" w:hAnsi="Times New Roman" w:cs="Times New Roman"/>
+          <w:sz w:val="24"/>
+          <w:szCs w:val="24"/>
+        </w:rPr>
+        <w:t xml:space="preserve">r. </w:t>
+      </w:r>
+      <w:r>
+        <w:rPr>
+          <w:rFonts w:ascii="Times New Roman" w:hAnsi="Times New Roman" w:cs="Times New Roman"/>
+          <w:sz w:val="28"/>
+          <w:szCs w:val="28"/>
+        </w:rPr>
+        <w:t xml:space="preserve">Input: </w:t>
+      </w:r>
+      <w:r>
+        <w:rPr>
+          <w:rStyle w:val="HTMLCode"/>
+          <w:rFonts w:ascii="Times New Roman" w:eastAsiaTheme="majorEastAsia" w:hAnsi="Times New Roman" w:cs="Times New Roman"/>
+          <w:sz w:val="28"/>
+          <w:szCs w:val="28"/>
+        </w:rPr>
+        <w:t>{"</w:t>
+      </w:r>
+      <w:proofErr w:type="spellStart"/>
+      <w:r>
+        <w:rPr>
+          <w:rStyle w:val="HTMLCode"/>
+          <w:rFonts w:ascii="Times New Roman" w:eastAsiaTheme="majorEastAsia" w:hAnsi="Times New Roman" w:cs="Times New Roman"/>
+          <w:sz w:val="28"/>
+          <w:szCs w:val="28"/>
+        </w:rPr>
+        <w:t>abc</w:t>
+      </w:r>
+      <w:proofErr w:type="spellEnd"/>
+      <w:r>
+        <w:rPr>
+          <w:rStyle w:val="HTMLCode"/>
+          <w:rFonts w:ascii="Times New Roman" w:eastAsiaTheme="majorEastAsia" w:hAnsi="Times New Roman" w:cs="Times New Roman"/>
+          <w:sz w:val="28"/>
+          <w:szCs w:val="28"/>
+        </w:rPr>
+        <w:t>", "</w:t>
+      </w:r>
+      <w:proofErr w:type="spellStart"/>
+      <w:r>
+        <w:rPr>
+          <w:rStyle w:val="HTMLCode"/>
+          <w:rFonts w:ascii="Times New Roman" w:eastAsiaTheme="majorEastAsia" w:hAnsi="Times New Roman" w:cs="Times New Roman"/>
+          <w:sz w:val="28"/>
+          <w:szCs w:val="28"/>
+        </w:rPr>
+        <w:t>aaa</w:t>
+      </w:r>
+      <w:proofErr w:type="spellEnd"/>
+      <w:r>
+        <w:rPr>
+          <w:rStyle w:val="HTMLCode"/>
+          <w:rFonts w:ascii="Times New Roman" w:eastAsiaTheme="majorEastAsia" w:hAnsi="Times New Roman" w:cs="Times New Roman"/>
+          <w:sz w:val="28"/>
+          <w:szCs w:val="28"/>
+        </w:rPr>
+        <w:t>", "kite", "pop"}</w:t>
+      </w:r>
+      <w:r>
+        <w:rPr>
+          <w:rFonts w:ascii="Times New Roman" w:hAnsi="Times New Roman" w:cs="Times New Roman"/>
+          <w:sz w:val="28"/>
+          <w:szCs w:val="28"/>
+        </w:rPr>
+        <w:t xml:space="preserve"> → Output: </w:t>
+      </w:r>
+      <w:r>
+        <w:rPr>
+          <w:rStyle w:val="HTMLCode"/>
+          <w:rFonts w:ascii="Times New Roman" w:eastAsiaTheme="majorEastAsia" w:hAnsi="Times New Roman" w:cs="Times New Roman"/>
+          <w:sz w:val="28"/>
+          <w:szCs w:val="28"/>
+        </w:rPr>
+        <w:t>3</w:t>
+      </w:r>
+      <w:r>
+        <w:rPr>
+          <w:rFonts w:ascii="Times New Roman" w:hAnsi="Times New Roman" w:cs="Times New Roman"/>
+          <w:sz w:val="28"/>
+          <w:szCs w:val="28"/>
+        </w:rPr>
+        <w:t xml:space="preserve"> (</w:t>
+      </w:r>
+      <w:proofErr w:type="spellStart"/>
+      <w:r>
+        <w:rPr>
+          <w:rStyle w:val="HTMLCode"/>
+          <w:rFonts w:ascii="Times New Roman" w:eastAsiaTheme="majorEastAsia" w:hAnsi="Times New Roman" w:cs="Times New Roman"/>
+          <w:sz w:val="28"/>
+          <w:szCs w:val="28"/>
+        </w:rPr>
+        <w:t>aaa</w:t>
+      </w:r>
+      <w:proofErr w:type="spellEnd"/>
+      <w:r>
+        <w:rPr>
+          <w:rFonts w:ascii="Times New Roman" w:hAnsi="Times New Roman" w:cs="Times New Roman"/>
+          <w:sz w:val="28"/>
+          <w:szCs w:val="28"/>
+        </w:rPr>
+        <w:t xml:space="preserve">, </w:t>
+      </w:r>
+      <w:r>
+        <w:rPr>
+          <w:rStyle w:val="HTMLCode"/>
+          <w:rFonts w:ascii="Times New Roman" w:eastAsiaTheme="majorEastAsia" w:hAnsi="Times New Roman" w:cs="Times New Roman"/>
+          <w:sz w:val="28"/>
+          <w:szCs w:val="28"/>
+        </w:rPr>
+        <w:t>pop</w:t>
+      </w:r>
+      <w:r>
+        <w:rPr>
+          <w:rFonts w:ascii="Times New Roman" w:hAnsi="Times New Roman" w:cs="Times New Roman"/>
+          <w:sz w:val="28"/>
+          <w:szCs w:val="28"/>
+        </w:rPr>
+        <w:t>)</w:t>
+      </w:r>
+      <w:r>
+        <w:rPr>
+          <w:rFonts w:ascii="Times New Roman" w:hAnsi="Times New Roman" w:cs="Times New Roman"/>
+          <w:sz w:val="28"/>
+          <w:szCs w:val="28"/>
+        </w:rPr>
+        <w:t>.</w:t>
+      </w:r>
+    </w:p>
+    <w:p>
+      <w:pPr>
+        <w:pStyle w:val="NormalWeb"/>
+        <w:numPr>
+          <w:ilvl w:val="0"/>
+          <w:numId w:val="6"/>
+        </w:numPr>
+        <w:rPr>
+          <w:rFonts w:ascii="Times New Roman" w:hAnsi="Times New Roman" w:cs="Times New Roman"/>
+          <w:sz w:val="28"/>
+          <w:szCs w:val="28"/>
+        </w:rPr>
+      </w:pPr>
+      <w:r>
+        <w:rPr>
+          <w:rStyle w:val="Strong"/>
+          <w:rFonts w:ascii="Times New Roman" w:eastAsiaTheme="majorEastAsia" w:hAnsi="Times New Roman" w:cs="Times New Roman"/>
+          <w:sz w:val="28"/>
+          <w:szCs w:val="28"/>
+        </w:rPr>
+        <w:t xml:space="preserve">Write a program to </w:t>
+      </w:r>
+      <w:r>
+        <w:rPr>
+          <w:rFonts w:ascii="Times New Roman" w:eastAsiaTheme="majorEastAsia" w:hAnsi="Times New Roman" w:cs="Times New Roman"/>
           <w:b/>
           <w:bCs/>
-          <w:color w:val="000000"/>
-          <w:sz w:val="24"/>
-          <w:szCs w:val="24"/>
-        </w:rPr>
-        <w:t>without using Set or extra libraries</w:t>
-      </w:r>
-      <w:r>
-        <w:rPr>
-          <w:rFonts w:ascii="Verdana" w:hAnsi="Verdana"/>
-          <w:color w:val="000000"/>
-          <w:sz w:val="24"/>
-          <w:szCs w:val="24"/>
+          <w:sz w:val="28"/>
+          <w:szCs w:val="28"/>
+        </w:rPr>
+        <w:t>Check if array is sorted</w:t>
+      </w:r>
+      <w:r>
+        <w:rPr>
+          <w:rFonts w:ascii="Times New Roman" w:hAnsi="Times New Roman" w:cs="Times New Roman"/>
+          <w:sz w:val="28"/>
+          <w:szCs w:val="28"/>
         </w:rPr>
         <w:t>.</w:t>
       </w:r>
-    </w:p>
-    <w:p>
-      <w:pPr>
-        <w:pStyle w:val="max2"/>
-        <w:numPr>
-          <w:ilvl w:val="0"/>
-          <w:numId w:val="9"/>
-        </w:numPr>
-        <w:rPr>
-          <w:rFonts w:ascii="Verdana" w:hAnsi="Verdana"/>
-          <w:color w:val="000000"/>
-          <w:sz w:val="24"/>
-          <w:szCs w:val="24"/>
-        </w:rPr>
-      </w:pPr>
-      <w:r>
-        <w:rPr>
-          <w:rFonts w:ascii="Verdana" w:hAnsi="Verdana"/>
-          <w:color w:val="000000"/>
-          <w:sz w:val="24"/>
-          <w:szCs w:val="24"/>
-        </w:rPr>
-        <w:t>Check If a Number is Strong Number</w:t>
-      </w:r>
-    </w:p>
-    <w:p>
-      <w:pPr>
-        <w:pStyle w:val="max2"/>
-        <w:numPr>
-          <w:ilvl w:val="0"/>
-          <w:numId w:val="9"/>
-        </w:numPr>
-        <w:rPr>
-          <w:rFonts w:ascii="Verdana" w:hAnsi="Verdana"/>
-          <w:color w:val="000000"/>
-          <w:sz w:val="24"/>
-          <w:szCs w:val="24"/>
-        </w:rPr>
-      </w:pPr>
     </w:p>
     <w:p>
       <w:pPr>
@@ -4983,6 +6575,92 @@
     </w:lvl>
   </w:abstractNum>
   <w:abstractNum w:abstractNumId="1" w15:restartNumberingAfterBreak="0">
+    <w:nsid w:val="148D0909"/>
+    <w:multiLevelType w:val="hybridMultilevel"/>
+    <w:tmpl w:val="C466125E"/>
+    <w:lvl w:ilvl="0" w:tplc="0409000F">
+      <w:start w:val="1"/>
+      <w:numFmt w:val="decimal"/>
+      <w:lvlText w:val="%1."/>
+      <w:lvlJc w:val="left"/>
+      <w:pPr>
+        <w:ind w:left="720" w:hanging="360"/>
+      </w:pPr>
+    </w:lvl>
+    <w:lvl w:ilvl="1" w:tplc="04090019" w:tentative="1">
+      <w:start w:val="1"/>
+      <w:numFmt w:val="lowerLetter"/>
+      <w:lvlText w:val="%2."/>
+      <w:lvlJc w:val="left"/>
+      <w:pPr>
+        <w:ind w:left="1440" w:hanging="360"/>
+      </w:pPr>
+    </w:lvl>
+    <w:lvl w:ilvl="2" w:tplc="0409001B" w:tentative="1">
+      <w:start w:val="1"/>
+      <w:numFmt w:val="lowerRoman"/>
+      <w:lvlText w:val="%3."/>
+      <w:lvlJc w:val="right"/>
+      <w:pPr>
+        <w:ind w:left="2160" w:hanging="180"/>
+      </w:pPr>
+    </w:lvl>
+    <w:lvl w:ilvl="3" w:tplc="0409000F" w:tentative="1">
+      <w:start w:val="1"/>
+      <w:numFmt w:val="decimal"/>
+      <w:lvlText w:val="%4."/>
+      <w:lvlJc w:val="left"/>
+      <w:pPr>
+        <w:ind w:left="2880" w:hanging="360"/>
+      </w:pPr>
+    </w:lvl>
+    <w:lvl w:ilvl="4" w:tplc="04090019" w:tentative="1">
+      <w:start w:val="1"/>
+      <w:numFmt w:val="lowerLetter"/>
+      <w:lvlText w:val="%5."/>
+      <w:lvlJc w:val="left"/>
+      <w:pPr>
+        <w:ind w:left="3600" w:hanging="360"/>
+      </w:pPr>
+    </w:lvl>
+    <w:lvl w:ilvl="5" w:tplc="0409001B" w:tentative="1">
+      <w:start w:val="1"/>
+      <w:numFmt w:val="lowerRoman"/>
+      <w:lvlText w:val="%6."/>
+      <w:lvlJc w:val="right"/>
+      <w:pPr>
+        <w:ind w:left="4320" w:hanging="180"/>
+      </w:pPr>
+    </w:lvl>
+    <w:lvl w:ilvl="6" w:tplc="0409000F" w:tentative="1">
+      <w:start w:val="1"/>
+      <w:numFmt w:val="decimal"/>
+      <w:lvlText w:val="%7."/>
+      <w:lvlJc w:val="left"/>
+      <w:pPr>
+        <w:ind w:left="5040" w:hanging="360"/>
+      </w:pPr>
+    </w:lvl>
+    <w:lvl w:ilvl="7" w:tplc="04090019" w:tentative="1">
+      <w:start w:val="1"/>
+      <w:numFmt w:val="lowerLetter"/>
+      <w:lvlText w:val="%8."/>
+      <w:lvlJc w:val="left"/>
+      <w:pPr>
+        <w:ind w:left="5760" w:hanging="360"/>
+      </w:pPr>
+    </w:lvl>
+    <w:lvl w:ilvl="8" w:tplc="0409001B" w:tentative="1">
+      <w:start w:val="1"/>
+      <w:numFmt w:val="lowerRoman"/>
+      <w:lvlText w:val="%9."/>
+      <w:lvlJc w:val="right"/>
+      <w:pPr>
+        <w:ind w:left="6480" w:hanging="180"/>
+      </w:pPr>
+    </w:lvl>
+  </w:abstractNum>
+  <w:abstractNum w:abstractNumId="2" w15:restartNumberingAfterBreak="0">
     <w:nsid w:val="1762498E"/>
     <w:multiLevelType w:val="hybridMultilevel"/>
     <w:tmpl w:val="401CF144"/>
@@ -5068,10 +6746,10 @@
       </w:pPr>
     </w:lvl>
   </w:abstractNum>
-  <w:abstractNum w:abstractNumId="2" w15:restartNumberingAfterBreak="0">
+  <w:abstractNum w:abstractNumId="3" w15:restartNumberingAfterBreak="0">
     <w:nsid w:val="25916D50"/>
     <w:multiLevelType w:val="hybridMultilevel"/>
-    <w:tmpl w:val="A548623A"/>
+    <w:tmpl w:val="DBE2118A"/>
     <w:lvl w:ilvl="0" w:tplc="FFFFFFFF">
       <w:start w:val="1"/>
       <w:numFmt w:val="decimal"/>
@@ -5154,7 +6832,7 @@
       </w:pPr>
     </w:lvl>
   </w:abstractNum>
-  <w:abstractNum w:abstractNumId="3" w15:restartNumberingAfterBreak="0">
+  <w:abstractNum w:abstractNumId="4" w15:restartNumberingAfterBreak="0">
     <w:nsid w:val="25C7788F"/>
     <w:multiLevelType w:val="hybridMultilevel"/>
     <w:tmpl w:val="BA6C4D96"/>
@@ -5240,7 +6918,7 @@
       </w:pPr>
     </w:lvl>
   </w:abstractNum>
-  <w:abstractNum w:abstractNumId="4" w15:restartNumberingAfterBreak="0">
+  <w:abstractNum w:abstractNumId="5" w15:restartNumberingAfterBreak="0">
     <w:nsid w:val="27D1368A"/>
     <w:multiLevelType w:val="hybridMultilevel"/>
     <w:tmpl w:val="24846766"/>
@@ -5326,7 +7004,7 @@
       </w:pPr>
     </w:lvl>
   </w:abstractNum>
-  <w:abstractNum w:abstractNumId="5" w15:restartNumberingAfterBreak="0">
+  <w:abstractNum w:abstractNumId="6" w15:restartNumberingAfterBreak="0">
     <w:nsid w:val="2AEC65C4"/>
     <w:multiLevelType w:val="hybridMultilevel"/>
     <w:tmpl w:val="C87E1036"/>
@@ -5412,7 +7090,7 @@
       </w:pPr>
     </w:lvl>
   </w:abstractNum>
-  <w:abstractNum w:abstractNumId="6" w15:restartNumberingAfterBreak="0">
+  <w:abstractNum w:abstractNumId="7" w15:restartNumberingAfterBreak="0">
     <w:nsid w:val="2EFB147E"/>
     <w:multiLevelType w:val="hybridMultilevel"/>
     <w:tmpl w:val="3620DFC0"/>
@@ -5498,7 +7176,7 @@
       </w:pPr>
     </w:lvl>
   </w:abstractNum>
-  <w:abstractNum w:abstractNumId="7" w15:restartNumberingAfterBreak="0">
+  <w:abstractNum w:abstractNumId="8" w15:restartNumberingAfterBreak="0">
     <w:nsid w:val="32F93CDD"/>
     <w:multiLevelType w:val="multilevel"/>
     <w:tmpl w:val="45B0D78C"/>
@@ -5611,7 +7289,7 @@
       </w:pPr>
     </w:lvl>
   </w:abstractNum>
-  <w:abstractNum w:abstractNumId="8" w15:restartNumberingAfterBreak="0">
+  <w:abstractNum w:abstractNumId="9" w15:restartNumberingAfterBreak="0">
     <w:nsid w:val="386C5883"/>
     <w:multiLevelType w:val="hybridMultilevel"/>
     <w:tmpl w:val="B388E582"/>
@@ -5697,7 +7375,7 @@
       </w:pPr>
     </w:lvl>
   </w:abstractNum>
-  <w:abstractNum w:abstractNumId="9" w15:restartNumberingAfterBreak="0">
+  <w:abstractNum w:abstractNumId="10" w15:restartNumberingAfterBreak="0">
     <w:nsid w:val="40275F85"/>
     <w:multiLevelType w:val="hybridMultilevel"/>
     <w:tmpl w:val="8DCC4EBE"/>
@@ -5783,7 +7461,7 @@
       </w:pPr>
     </w:lvl>
   </w:abstractNum>
-  <w:abstractNum w:abstractNumId="10" w15:restartNumberingAfterBreak="0">
+  <w:abstractNum w:abstractNumId="11" w15:restartNumberingAfterBreak="0">
     <w:nsid w:val="40C50921"/>
     <w:multiLevelType w:val="hybridMultilevel"/>
     <w:tmpl w:val="AF0A9ABA"/>
@@ -5869,7 +7547,7 @@
       </w:pPr>
     </w:lvl>
   </w:abstractNum>
-  <w:abstractNum w:abstractNumId="11" w15:restartNumberingAfterBreak="0">
+  <w:abstractNum w:abstractNumId="12" w15:restartNumberingAfterBreak="0">
     <w:nsid w:val="41214A0C"/>
     <w:multiLevelType w:val="hybridMultilevel"/>
     <w:tmpl w:val="DC0E80FA"/>
@@ -5955,7 +7633,7 @@
       </w:pPr>
     </w:lvl>
   </w:abstractNum>
-  <w:abstractNum w:abstractNumId="12" w15:restartNumberingAfterBreak="0">
+  <w:abstractNum w:abstractNumId="13" w15:restartNumberingAfterBreak="0">
     <w:nsid w:val="424A52A2"/>
     <w:multiLevelType w:val="hybridMultilevel"/>
     <w:tmpl w:val="A16657D4"/>
@@ -6041,7 +7719,7 @@
       </w:pPr>
     </w:lvl>
   </w:abstractNum>
-  <w:abstractNum w:abstractNumId="13" w15:restartNumberingAfterBreak="0">
+  <w:abstractNum w:abstractNumId="14" w15:restartNumberingAfterBreak="0">
     <w:nsid w:val="47F5408E"/>
     <w:multiLevelType w:val="hybridMultilevel"/>
     <w:tmpl w:val="A16657D4"/>
@@ -6127,7 +7805,7 @@
       </w:pPr>
     </w:lvl>
   </w:abstractNum>
-  <w:abstractNum w:abstractNumId="14" w15:restartNumberingAfterBreak="0">
+  <w:abstractNum w:abstractNumId="15" w15:restartNumberingAfterBreak="0">
     <w:nsid w:val="49173750"/>
     <w:multiLevelType w:val="hybridMultilevel"/>
     <w:tmpl w:val="6FEADD56"/>
@@ -6213,7 +7891,7 @@
       </w:pPr>
     </w:lvl>
   </w:abstractNum>
-  <w:abstractNum w:abstractNumId="15" w15:restartNumberingAfterBreak="0">
+  <w:abstractNum w:abstractNumId="16" w15:restartNumberingAfterBreak="0">
     <w:nsid w:val="4E100B8B"/>
     <w:multiLevelType w:val="hybridMultilevel"/>
     <w:tmpl w:val="1D5460BE"/>
@@ -6299,7 +7977,156 @@
       </w:pPr>
     </w:lvl>
   </w:abstractNum>
-  <w:abstractNum w:abstractNumId="16" w15:restartNumberingAfterBreak="0">
+  <w:abstractNum w:abstractNumId="17" w15:restartNumberingAfterBreak="0">
+    <w:nsid w:val="547D03A2"/>
+    <w:multiLevelType w:val="multilevel"/>
+    <w:tmpl w:val="3B42AD1E"/>
+    <w:lvl w:ilvl="0">
+      <w:start w:val="1"/>
+      <w:numFmt w:val="bullet"/>
+      <w:lvlText w:val=""/>
+      <w:lvlJc w:val="left"/>
+      <w:pPr>
+        <w:tabs>
+          <w:tab w:val="num" w:pos="720"/>
+        </w:tabs>
+        <w:ind w:left="720" w:hanging="360"/>
+      </w:pPr>
+      <w:rPr>
+        <w:rFonts w:ascii="Symbol" w:hAnsi="Symbol" w:hint="default"/>
+        <w:sz w:val="20"/>
+      </w:rPr>
+    </w:lvl>
+    <w:lvl w:ilvl="1" w:tentative="1">
+      <w:start w:val="1"/>
+      <w:numFmt w:val="bullet"/>
+      <w:lvlText w:val="o"/>
+      <w:lvlJc w:val="left"/>
+      <w:pPr>
+        <w:tabs>
+          <w:tab w:val="num" w:pos="1440"/>
+        </w:tabs>
+        <w:ind w:left="1440" w:hanging="360"/>
+      </w:pPr>
+      <w:rPr>
+        <w:rFonts w:ascii="Courier New" w:hAnsi="Courier New" w:hint="default"/>
+        <w:sz w:val="20"/>
+      </w:rPr>
+    </w:lvl>
+    <w:lvl w:ilvl="2" w:tentative="1">
+      <w:start w:val="1"/>
+      <w:numFmt w:val="bullet"/>
+      <w:lvlText w:val=""/>
+      <w:lvlJc w:val="left"/>
+      <w:pPr>
+        <w:tabs>
+          <w:tab w:val="num" w:pos="2160"/>
+        </w:tabs>
+        <w:ind w:left="2160" w:hanging="360"/>
+      </w:pPr>
+      <w:rPr>
+        <w:rFonts w:ascii="Wingdings" w:hAnsi="Wingdings" w:hint="default"/>
+        <w:sz w:val="20"/>
+      </w:rPr>
+    </w:lvl>
+    <w:lvl w:ilvl="3" w:tentative="1">
+      <w:start w:val="1"/>
+      <w:numFmt w:val="bullet"/>
+      <w:lvlText w:val=""/>
+      <w:lvlJc w:val="left"/>
+      <w:pPr>
+        <w:tabs>
+          <w:tab w:val="num" w:pos="2880"/>
+        </w:tabs>
+        <w:ind w:left="2880" w:hanging="360"/>
+      </w:pPr>
+      <w:rPr>
+        <w:rFonts w:ascii="Wingdings" w:hAnsi="Wingdings" w:hint="default"/>
+        <w:sz w:val="20"/>
+      </w:rPr>
+    </w:lvl>
+    <w:lvl w:ilvl="4" w:tentative="1">
+      <w:start w:val="1"/>
+      <w:numFmt w:val="bullet"/>
+      <w:lvlText w:val=""/>
+      <w:lvlJc w:val="left"/>
+      <w:pPr>
+        <w:tabs>
+          <w:tab w:val="num" w:pos="3600"/>
+        </w:tabs>
+        <w:ind w:left="3600" w:hanging="360"/>
+      </w:pPr>
+      <w:rPr>
+        <w:rFonts w:ascii="Wingdings" w:hAnsi="Wingdings" w:hint="default"/>
+        <w:sz w:val="20"/>
+      </w:rPr>
+    </w:lvl>
+    <w:lvl w:ilvl="5" w:tentative="1">
+      <w:start w:val="1"/>
+      <w:numFmt w:val="bullet"/>
+      <w:lvlText w:val=""/>
+      <w:lvlJc w:val="left"/>
+      <w:pPr>
+        <w:tabs>
+          <w:tab w:val="num" w:pos="4320"/>
+        </w:tabs>
+        <w:ind w:left="4320" w:hanging="360"/>
+      </w:pPr>
+      <w:rPr>
+        <w:rFonts w:ascii="Wingdings" w:hAnsi="Wingdings" w:hint="default"/>
+        <w:sz w:val="20"/>
+      </w:rPr>
+    </w:lvl>
+    <w:lvl w:ilvl="6" w:tentative="1">
+      <w:start w:val="1"/>
+      <w:numFmt w:val="bullet"/>
+      <w:lvlText w:val=""/>
+      <w:lvlJc w:val="left"/>
+      <w:pPr>
+        <w:tabs>
+          <w:tab w:val="num" w:pos="5040"/>
+        </w:tabs>
+        <w:ind w:left="5040" w:hanging="360"/>
+      </w:pPr>
+      <w:rPr>
+        <w:rFonts w:ascii="Wingdings" w:hAnsi="Wingdings" w:hint="default"/>
+        <w:sz w:val="20"/>
+      </w:rPr>
+    </w:lvl>
+    <w:lvl w:ilvl="7" w:tentative="1">
+      <w:start w:val="1"/>
+      <w:numFmt w:val="bullet"/>
+      <w:lvlText w:val=""/>
+      <w:lvlJc w:val="left"/>
+      <w:pPr>
+        <w:tabs>
+          <w:tab w:val="num" w:pos="5760"/>
+        </w:tabs>
+        <w:ind w:left="5760" w:hanging="360"/>
+      </w:pPr>
+      <w:rPr>
+        <w:rFonts w:ascii="Wingdings" w:hAnsi="Wingdings" w:hint="default"/>
+        <w:sz w:val="20"/>
+      </w:rPr>
+    </w:lvl>
+    <w:lvl w:ilvl="8" w:tentative="1">
+      <w:start w:val="1"/>
+      <w:numFmt w:val="bullet"/>
+      <w:lvlText w:val=""/>
+      <w:lvlJc w:val="left"/>
+      <w:pPr>
+        <w:tabs>
+          <w:tab w:val="num" w:pos="6480"/>
+        </w:tabs>
+        <w:ind w:left="6480" w:hanging="360"/>
+      </w:pPr>
+      <w:rPr>
+        <w:rFonts w:ascii="Wingdings" w:hAnsi="Wingdings" w:hint="default"/>
+        <w:sz w:val="20"/>
+      </w:rPr>
+    </w:lvl>
+  </w:abstractNum>
+  <w:abstractNum w:abstractNumId="18" w15:restartNumberingAfterBreak="0">
     <w:nsid w:val="5AD15962"/>
     <w:multiLevelType w:val="hybridMultilevel"/>
     <w:tmpl w:val="884AF92E"/>
@@ -6385,7 +8212,7 @@
       </w:pPr>
     </w:lvl>
   </w:abstractNum>
-  <w:abstractNum w:abstractNumId="17" w15:restartNumberingAfterBreak="0">
+  <w:abstractNum w:abstractNumId="19" w15:restartNumberingAfterBreak="0">
     <w:nsid w:val="6AAA50FA"/>
     <w:multiLevelType w:val="hybridMultilevel"/>
     <w:tmpl w:val="829279AA"/>
@@ -6471,7 +8298,156 @@
       </w:pPr>
     </w:lvl>
   </w:abstractNum>
-  <w:abstractNum w:abstractNumId="18" w15:restartNumberingAfterBreak="0">
+  <w:abstractNum w:abstractNumId="20" w15:restartNumberingAfterBreak="0">
+    <w:nsid w:val="6CD86F84"/>
+    <w:multiLevelType w:val="multilevel"/>
+    <w:tmpl w:val="EB06CA30"/>
+    <w:lvl w:ilvl="0">
+      <w:start w:val="1"/>
+      <w:numFmt w:val="bullet"/>
+      <w:lvlText w:val=""/>
+      <w:lvlJc w:val="left"/>
+      <w:pPr>
+        <w:tabs>
+          <w:tab w:val="num" w:pos="720"/>
+        </w:tabs>
+        <w:ind w:left="720" w:hanging="360"/>
+      </w:pPr>
+      <w:rPr>
+        <w:rFonts w:ascii="Symbol" w:hAnsi="Symbol" w:hint="default"/>
+        <w:sz w:val="20"/>
+      </w:rPr>
+    </w:lvl>
+    <w:lvl w:ilvl="1" w:tentative="1">
+      <w:start w:val="1"/>
+      <w:numFmt w:val="bullet"/>
+      <w:lvlText w:val="o"/>
+      <w:lvlJc w:val="left"/>
+      <w:pPr>
+        <w:tabs>
+          <w:tab w:val="num" w:pos="1440"/>
+        </w:tabs>
+        <w:ind w:left="1440" w:hanging="360"/>
+      </w:pPr>
+      <w:rPr>
+        <w:rFonts w:ascii="Courier New" w:hAnsi="Courier New" w:hint="default"/>
+        <w:sz w:val="20"/>
+      </w:rPr>
+    </w:lvl>
+    <w:lvl w:ilvl="2" w:tentative="1">
+      <w:start w:val="1"/>
+      <w:numFmt w:val="bullet"/>
+      <w:lvlText w:val=""/>
+      <w:lvlJc w:val="left"/>
+      <w:pPr>
+        <w:tabs>
+          <w:tab w:val="num" w:pos="2160"/>
+        </w:tabs>
+        <w:ind w:left="2160" w:hanging="360"/>
+      </w:pPr>
+      <w:rPr>
+        <w:rFonts w:ascii="Wingdings" w:hAnsi="Wingdings" w:hint="default"/>
+        <w:sz w:val="20"/>
+      </w:rPr>
+    </w:lvl>
+    <w:lvl w:ilvl="3" w:tentative="1">
+      <w:start w:val="1"/>
+      <w:numFmt w:val="bullet"/>
+      <w:lvlText w:val=""/>
+      <w:lvlJc w:val="left"/>
+      <w:pPr>
+        <w:tabs>
+          <w:tab w:val="num" w:pos="2880"/>
+        </w:tabs>
+        <w:ind w:left="2880" w:hanging="360"/>
+      </w:pPr>
+      <w:rPr>
+        <w:rFonts w:ascii="Wingdings" w:hAnsi="Wingdings" w:hint="default"/>
+        <w:sz w:val="20"/>
+      </w:rPr>
+    </w:lvl>
+    <w:lvl w:ilvl="4" w:tentative="1">
+      <w:start w:val="1"/>
+      <w:numFmt w:val="bullet"/>
+      <w:lvlText w:val=""/>
+      <w:lvlJc w:val="left"/>
+      <w:pPr>
+        <w:tabs>
+          <w:tab w:val="num" w:pos="3600"/>
+        </w:tabs>
+        <w:ind w:left="3600" w:hanging="360"/>
+      </w:pPr>
+      <w:rPr>
+        <w:rFonts w:ascii="Wingdings" w:hAnsi="Wingdings" w:hint="default"/>
+        <w:sz w:val="20"/>
+      </w:rPr>
+    </w:lvl>
+    <w:lvl w:ilvl="5" w:tentative="1">
+      <w:start w:val="1"/>
+      <w:numFmt w:val="bullet"/>
+      <w:lvlText w:val=""/>
+      <w:lvlJc w:val="left"/>
+      <w:pPr>
+        <w:tabs>
+          <w:tab w:val="num" w:pos="4320"/>
+        </w:tabs>
+        <w:ind w:left="4320" w:hanging="360"/>
+      </w:pPr>
+      <w:rPr>
+        <w:rFonts w:ascii="Wingdings" w:hAnsi="Wingdings" w:hint="default"/>
+        <w:sz w:val="20"/>
+      </w:rPr>
+    </w:lvl>
+    <w:lvl w:ilvl="6" w:tentative="1">
+      <w:start w:val="1"/>
+      <w:numFmt w:val="bullet"/>
+      <w:lvlText w:val=""/>
+      <w:lvlJc w:val="left"/>
+      <w:pPr>
+        <w:tabs>
+          <w:tab w:val="num" w:pos="5040"/>
+        </w:tabs>
+        <w:ind w:left="5040" w:hanging="360"/>
+      </w:pPr>
+      <w:rPr>
+        <w:rFonts w:ascii="Wingdings" w:hAnsi="Wingdings" w:hint="default"/>
+        <w:sz w:val="20"/>
+      </w:rPr>
+    </w:lvl>
+    <w:lvl w:ilvl="7" w:tentative="1">
+      <w:start w:val="1"/>
+      <w:numFmt w:val="bullet"/>
+      <w:lvlText w:val=""/>
+      <w:lvlJc w:val="left"/>
+      <w:pPr>
+        <w:tabs>
+          <w:tab w:val="num" w:pos="5760"/>
+        </w:tabs>
+        <w:ind w:left="5760" w:hanging="360"/>
+      </w:pPr>
+      <w:rPr>
+        <w:rFonts w:ascii="Wingdings" w:hAnsi="Wingdings" w:hint="default"/>
+        <w:sz w:val="20"/>
+      </w:rPr>
+    </w:lvl>
+    <w:lvl w:ilvl="8" w:tentative="1">
+      <w:start w:val="1"/>
+      <w:numFmt w:val="bullet"/>
+      <w:lvlText w:val=""/>
+      <w:lvlJc w:val="left"/>
+      <w:pPr>
+        <w:tabs>
+          <w:tab w:val="num" w:pos="6480"/>
+        </w:tabs>
+        <w:ind w:left="6480" w:hanging="360"/>
+      </w:pPr>
+      <w:rPr>
+        <w:rFonts w:ascii="Wingdings" w:hAnsi="Wingdings" w:hint="default"/>
+        <w:sz w:val="20"/>
+      </w:rPr>
+    </w:lvl>
+  </w:abstractNum>
+  <w:abstractNum w:abstractNumId="21" w15:restartNumberingAfterBreak="0">
     <w:nsid w:val="72E21C6C"/>
     <w:multiLevelType w:val="hybridMultilevel"/>
     <w:tmpl w:val="A548623A"/>
@@ -6557,7 +8533,93 @@
       </w:pPr>
     </w:lvl>
   </w:abstractNum>
-  <w:abstractNum w:abstractNumId="19" w15:restartNumberingAfterBreak="0">
+  <w:abstractNum w:abstractNumId="22" w15:restartNumberingAfterBreak="0">
+    <w:nsid w:val="79527ECA"/>
+    <w:multiLevelType w:val="hybridMultilevel"/>
+    <w:tmpl w:val="D5383D20"/>
+    <w:lvl w:ilvl="0" w:tplc="0409000F">
+      <w:start w:val="1"/>
+      <w:numFmt w:val="decimal"/>
+      <w:lvlText w:val="%1."/>
+      <w:lvlJc w:val="left"/>
+      <w:pPr>
+        <w:ind w:left="720" w:hanging="360"/>
+      </w:pPr>
+    </w:lvl>
+    <w:lvl w:ilvl="1" w:tplc="04090019" w:tentative="1">
+      <w:start w:val="1"/>
+      <w:numFmt w:val="lowerLetter"/>
+      <w:lvlText w:val="%2."/>
+      <w:lvlJc w:val="left"/>
+      <w:pPr>
+        <w:ind w:left="1440" w:hanging="360"/>
+      </w:pPr>
+    </w:lvl>
+    <w:lvl w:ilvl="2" w:tplc="0409001B" w:tentative="1">
+      <w:start w:val="1"/>
+      <w:numFmt w:val="lowerRoman"/>
+      <w:lvlText w:val="%3."/>
+      <w:lvlJc w:val="right"/>
+      <w:pPr>
+        <w:ind w:left="2160" w:hanging="180"/>
+      </w:pPr>
+    </w:lvl>
+    <w:lvl w:ilvl="3" w:tplc="0409000F" w:tentative="1">
+      <w:start w:val="1"/>
+      <w:numFmt w:val="decimal"/>
+      <w:lvlText w:val="%4."/>
+      <w:lvlJc w:val="left"/>
+      <w:pPr>
+        <w:ind w:left="2880" w:hanging="360"/>
+      </w:pPr>
+    </w:lvl>
+    <w:lvl w:ilvl="4" w:tplc="04090019" w:tentative="1">
+      <w:start w:val="1"/>
+      <w:numFmt w:val="lowerLetter"/>
+      <w:lvlText w:val="%5."/>
+      <w:lvlJc w:val="left"/>
+      <w:pPr>
+        <w:ind w:left="3600" w:hanging="360"/>
+      </w:pPr>
+    </w:lvl>
+    <w:lvl w:ilvl="5" w:tplc="0409001B" w:tentative="1">
+      <w:start w:val="1"/>
+      <w:numFmt w:val="lowerRoman"/>
+      <w:lvlText w:val="%6."/>
+      <w:lvlJc w:val="right"/>
+      <w:pPr>
+        <w:ind w:left="4320" w:hanging="180"/>
+      </w:pPr>
+    </w:lvl>
+    <w:lvl w:ilvl="6" w:tplc="0409000F" w:tentative="1">
+      <w:start w:val="1"/>
+      <w:numFmt w:val="decimal"/>
+      <w:lvlText w:val="%7."/>
+      <w:lvlJc w:val="left"/>
+      <w:pPr>
+        <w:ind w:left="5040" w:hanging="360"/>
+      </w:pPr>
+    </w:lvl>
+    <w:lvl w:ilvl="7" w:tplc="04090019" w:tentative="1">
+      <w:start w:val="1"/>
+      <w:numFmt w:val="lowerLetter"/>
+      <w:lvlText w:val="%8."/>
+      <w:lvlJc w:val="left"/>
+      <w:pPr>
+        <w:ind w:left="5760" w:hanging="360"/>
+      </w:pPr>
+    </w:lvl>
+    <w:lvl w:ilvl="8" w:tplc="0409001B" w:tentative="1">
+      <w:start w:val="1"/>
+      <w:numFmt w:val="lowerRoman"/>
+      <w:lvlText w:val="%9."/>
+      <w:lvlJc w:val="right"/>
+      <w:pPr>
+        <w:ind w:left="6480" w:hanging="180"/>
+      </w:pPr>
+    </w:lvl>
+  </w:abstractNum>
+  <w:abstractNum w:abstractNumId="23" w15:restartNumberingAfterBreak="0">
     <w:nsid w:val="7ABA1038"/>
     <w:multiLevelType w:val="hybridMultilevel"/>
     <w:tmpl w:val="CAE67AD6"/>
@@ -6643,7 +8705,7 @@
       </w:pPr>
     </w:lvl>
   </w:abstractNum>
-  <w:abstractNum w:abstractNumId="20" w15:restartNumberingAfterBreak="0">
+  <w:abstractNum w:abstractNumId="24" w15:restartNumberingAfterBreak="0">
     <w:nsid w:val="7FBE6D6A"/>
     <w:multiLevelType w:val="hybridMultilevel"/>
     <w:tmpl w:val="7D3272E4"/>
@@ -6730,67 +8792,79 @@
     </w:lvl>
   </w:abstractNum>
   <w:num w:numId="1" w16cid:durableId="2067530903">
-    <w:abstractNumId w:val="9"/>
+    <w:abstractNumId w:val="10"/>
   </w:num>
   <w:num w:numId="2" w16cid:durableId="1527332407">
-    <w:abstractNumId w:val="6"/>
+    <w:abstractNumId w:val="7"/>
   </w:num>
   <w:num w:numId="3" w16cid:durableId="992101742">
+    <w:abstractNumId w:val="14"/>
+  </w:num>
+  <w:num w:numId="4" w16cid:durableId="271985620">
+    <w:abstractNumId w:val="4"/>
+  </w:num>
+  <w:num w:numId="5" w16cid:durableId="1301619490">
     <w:abstractNumId w:val="13"/>
   </w:num>
-  <w:num w:numId="4" w16cid:durableId="271985620">
+  <w:num w:numId="6" w16cid:durableId="1738437273">
     <w:abstractNumId w:val="3"/>
   </w:num>
-  <w:num w:numId="5" w16cid:durableId="1301619490">
-    <w:abstractNumId w:val="12"/>
-  </w:num>
-  <w:num w:numId="6" w16cid:durableId="1738437273">
-    <w:abstractNumId w:val="2"/>
-  </w:num>
   <w:num w:numId="7" w16cid:durableId="1879052598">
-    <w:abstractNumId w:val="17"/>
+    <w:abstractNumId w:val="19"/>
   </w:num>
   <w:num w:numId="8" w16cid:durableId="1749188025">
-    <w:abstractNumId w:val="7"/>
+    <w:abstractNumId w:val="8"/>
   </w:num>
   <w:num w:numId="9" w16cid:durableId="101462200">
-    <w:abstractNumId w:val="18"/>
+    <w:abstractNumId w:val="21"/>
   </w:num>
   <w:num w:numId="10" w16cid:durableId="57170953">
     <w:abstractNumId w:val="0"/>
   </w:num>
   <w:num w:numId="11" w16cid:durableId="1837259699">
-    <w:abstractNumId w:val="4"/>
+    <w:abstractNumId w:val="5"/>
   </w:num>
   <w:num w:numId="12" w16cid:durableId="1752465261">
+    <w:abstractNumId w:val="18"/>
+  </w:num>
+  <w:num w:numId="13" w16cid:durableId="192882122">
+    <w:abstractNumId w:val="23"/>
+  </w:num>
+  <w:num w:numId="14" w16cid:durableId="1059592124">
+    <w:abstractNumId w:val="12"/>
+  </w:num>
+  <w:num w:numId="15" w16cid:durableId="973172513">
+    <w:abstractNumId w:val="2"/>
+  </w:num>
+  <w:num w:numId="16" w16cid:durableId="1242788342">
+    <w:abstractNumId w:val="11"/>
+  </w:num>
+  <w:num w:numId="17" w16cid:durableId="1172834706">
     <w:abstractNumId w:val="16"/>
   </w:num>
-  <w:num w:numId="13" w16cid:durableId="192882122">
-    <w:abstractNumId w:val="19"/>
+  <w:num w:numId="18" w16cid:durableId="1390882741">
+    <w:abstractNumId w:val="24"/>
   </w:num>
-  <w:num w:numId="14" w16cid:durableId="1059592124">
-    <w:abstractNumId w:val="11"/>
+  <w:num w:numId="19" w16cid:durableId="1705986544">
+    <w:abstractNumId w:val="9"/>
   </w:num>
-  <w:num w:numId="15" w16cid:durableId="973172513">
+  <w:num w:numId="20" w16cid:durableId="178937250">
+    <w:abstractNumId w:val="15"/>
+  </w:num>
+  <w:num w:numId="21" w16cid:durableId="1320034700">
+    <w:abstractNumId w:val="6"/>
+  </w:num>
+  <w:num w:numId="22" w16cid:durableId="1867669987">
     <w:abstractNumId w:val="1"/>
   </w:num>
-  <w:num w:numId="16" w16cid:durableId="1242788342">
-    <w:abstractNumId w:val="10"/>
+  <w:num w:numId="23" w16cid:durableId="112331395">
+    <w:abstractNumId w:val="22"/>
   </w:num>
-  <w:num w:numId="17" w16cid:durableId="1172834706">
-    <w:abstractNumId w:val="15"/>
+  <w:num w:numId="24" w16cid:durableId="1911377728">
+    <w:abstractNumId w:val="17"/>
   </w:num>
-  <w:num w:numId="18" w16cid:durableId="1390882741">
+  <w:num w:numId="25" w16cid:durableId="576789641">
     <w:abstractNumId w:val="20"/>
-  </w:num>
-  <w:num w:numId="19" w16cid:durableId="1705986544">
-    <w:abstractNumId w:val="8"/>
-  </w:num>
-  <w:num w:numId="20" w16cid:durableId="178937250">
-    <w:abstractNumId w:val="14"/>
-  </w:num>
-  <w:num w:numId="21" w16cid:durableId="1320034700">
-    <w:abstractNumId w:val="5"/>
   </w:num>
 </w:numbering>
 </file>
@@ -7778,6 +9852,47 @@
       <w14:ligatures w14:val="none"/>
     </w:rPr>
   </w:style>
+  <w:style w:type="paragraph" w:styleId="NormalWeb">
+    <w:name w:val="Normal (Web)"/>
+    <w:basedOn w:val="Normal"/>
+    <w:uiPriority w:val="99"/>
+    <w:unhideWhenUsed/>
+    <w:rsid w:val="00943D66"/>
+    <w:pPr>
+      <w:spacing w:before="100" w:beforeAutospacing="1" w:after="100" w:afterAutospacing="1" w:line="240" w:lineRule="auto"/>
+    </w:pPr>
+    <w:rPr>
+      <w:rFonts w:ascii="Mangal" w:eastAsia="Times New Roman" w:hAnsi="Mangal" w:cs="Mangal"/>
+      <w:kern w:val="0"/>
+      <w:sz w:val="20"/>
+      <w:szCs w:val="20"/>
+      <w14:ligatures w14:val="none"/>
+    </w:rPr>
+  </w:style>
+  <w:style w:type="character" w:styleId="Strong">
+    <w:name w:val="Strong"/>
+    <w:basedOn w:val="DefaultParagraphFont"/>
+    <w:uiPriority w:val="22"/>
+    <w:qFormat/>
+    <w:rsid w:val="00943D66"/>
+    <w:rPr>
+      <w:b/>
+      <w:bCs/>
+    </w:rPr>
+  </w:style>
+  <w:style w:type="character" w:styleId="HTMLCode">
+    <w:name w:val="HTML Code"/>
+    <w:basedOn w:val="DefaultParagraphFont"/>
+    <w:uiPriority w:val="99"/>
+    <w:semiHidden/>
+    <w:unhideWhenUsed/>
+    <w:rsid w:val="00943D66"/>
+    <w:rPr>
+      <w:rFonts w:ascii="Mangal" w:eastAsia="Times New Roman" w:hAnsi="Mangal" w:cs="Mangal"/>
+      <w:sz w:val="20"/>
+      <w:szCs w:val="20"/>
+    </w:rPr>
+  </w:style>
 </w:styles>
 </file>
 

--- a/Questions.docx
+++ b/Questions.docx
@@ -4967,24 +4967,14 @@
           <w:szCs w:val="24"/>
         </w:rPr>
       </w:pPr>
-    </w:p>
-    <w:p>
-      <w:pPr>
-        <w:pStyle w:val="max2"/>
-        <w:rPr>
-          <w:rFonts w:ascii="Verdana" w:hAnsi="Verdana"/>
-          <w:color w:val="000000"/>
-          <w:sz w:val="24"/>
-          <w:szCs w:val="24"/>
-        </w:rPr>
-      </w:pPr>
-      <w:r>
-        <w:rPr>
-          <w:rFonts w:ascii="Verdana" w:hAnsi="Verdana"/>
-          <w:color w:val="000000"/>
-          <w:sz w:val="24"/>
-          <w:szCs w:val="24"/>
-        </w:rPr>
+      <w:r>
+        <w:rPr>
+          <w:rFonts w:ascii="Verdana" w:hAnsi="Verdana"/>
+          <w:color w:val="000000"/>
+          <w:sz w:val="24"/>
+          <w:szCs w:val="24"/>
+        </w:rPr>
+        <w:lastRenderedPageBreak/>
         <w:t xml:space="preserve">DSA Foundation </w:t>
       </w:r>
       <w:proofErr w:type="gramStart"/>
@@ -5592,25 +5582,7 @@
           <w:sz w:val="24"/>
           <w:szCs w:val="24"/>
         </w:rPr>
-        <w:t>Write a java program to sort an array in ascending</w:t>
-      </w:r>
-      <w:r>
-        <w:rPr>
-          <w:rFonts w:ascii="Verdana" w:hAnsi="Verdana"/>
-          <w:color w:val="000000"/>
-          <w:sz w:val="24"/>
-          <w:szCs w:val="24"/>
-        </w:rPr>
-        <w:t xml:space="preserve"> order</w:t>
-      </w:r>
-      <w:r>
-        <w:rPr>
-          <w:rFonts w:ascii="Verdana" w:hAnsi="Verdana"/>
-          <w:color w:val="000000"/>
-          <w:sz w:val="24"/>
-          <w:szCs w:val="24"/>
-        </w:rPr>
-        <w:t>.</w:t>
+        <w:t>Write a java program to sort an array in ascending order.</w:t>
       </w:r>
     </w:p>
     <w:p>
@@ -5919,7 +5891,43 @@
           <w:sz w:val="24"/>
           <w:szCs w:val="24"/>
         </w:rPr>
-        <w:t xml:space="preserve"> bubble sorting and selection sorting)</w:t>
+        <w:t xml:space="preserve"> bubble sorting</w:t>
+      </w:r>
+      <w:r>
+        <w:rPr>
+          <w:rFonts w:ascii="Verdana" w:hAnsi="Verdana"/>
+          <w:color w:val="000000"/>
+          <w:sz w:val="24"/>
+          <w:szCs w:val="24"/>
+        </w:rPr>
+        <w:t xml:space="preserve">, </w:t>
+      </w:r>
+      <w:r>
+        <w:rPr>
+          <w:rFonts w:ascii="Verdana" w:hAnsi="Verdana"/>
+          <w:color w:val="000000"/>
+          <w:sz w:val="24"/>
+          <w:szCs w:val="24"/>
+        </w:rPr>
+        <w:t>selection sorting</w:t>
+      </w:r>
+      <w:r>
+        <w:rPr>
+          <w:rFonts w:ascii="Verdana" w:hAnsi="Verdana"/>
+          <w:color w:val="000000"/>
+          <w:sz w:val="24"/>
+          <w:szCs w:val="24"/>
+        </w:rPr>
+        <w:t xml:space="preserve"> and insertion sorting</w:t>
+      </w:r>
+      <w:r>
+        <w:rPr>
+          <w:rFonts w:ascii="Verdana" w:hAnsi="Verdana"/>
+          <w:color w:val="000000"/>
+          <w:sz w:val="24"/>
+          <w:szCs w:val="24"/>
+        </w:rPr>
+        <w:t>)</w:t>
       </w:r>
     </w:p>
     <w:p>
@@ -5927,7 +5935,7 @@
         <w:pStyle w:val="max2"/>
         <w:numPr>
           <w:ilvl w:val="0"/>
-          <w:numId w:val="23"/>
+          <w:numId w:val="26"/>
         </w:numPr>
         <w:rPr>
           <w:rFonts w:ascii="Verdana" w:hAnsi="Verdana"/>
@@ -5936,15 +5944,225 @@
           <w:szCs w:val="24"/>
         </w:rPr>
       </w:pPr>
-    </w:p>
-    <w:p>
-      <w:pPr>
-        <w:rPr>
-          <w:rFonts w:ascii="Verdana" w:eastAsia="Times New Roman" w:hAnsi="Verdana" w:cs="Mangal"/>
-          <w:color w:val="000000"/>
+      <w:r>
+        <w:rPr>
+          <w:rFonts w:ascii="Verdana" w:hAnsi="Verdana"/>
+          <w:color w:val="000000"/>
+          <w:sz w:val="24"/>
+          <w:szCs w:val="24"/>
+        </w:rPr>
+        <w:t>Demonstrate bubble sorting for making an array in ascending order.</w:t>
+      </w:r>
+    </w:p>
+    <w:p>
+      <w:pPr>
+        <w:pStyle w:val="max2"/>
+        <w:numPr>
+          <w:ilvl w:val="0"/>
+          <w:numId w:val="26"/>
+        </w:numPr>
+        <w:rPr>
+          <w:rFonts w:ascii="Verdana" w:hAnsi="Verdana"/>
+          <w:color w:val="000000"/>
+          <w:sz w:val="24"/>
+          <w:szCs w:val="24"/>
+        </w:rPr>
+      </w:pPr>
+      <w:r>
+        <w:rPr>
+          <w:rFonts w:ascii="Verdana" w:hAnsi="Verdana"/>
+          <w:color w:val="000000"/>
+          <w:sz w:val="24"/>
+          <w:szCs w:val="24"/>
+        </w:rPr>
+        <w:t>Demonstrate</w:t>
+      </w:r>
+      <w:r>
+        <w:rPr>
+          <w:rFonts w:ascii="Verdana" w:hAnsi="Verdana"/>
+          <w:color w:val="000000"/>
+          <w:sz w:val="24"/>
+          <w:szCs w:val="24"/>
+        </w:rPr>
+        <w:t xml:space="preserve"> selection</w:t>
+      </w:r>
+      <w:r>
+        <w:rPr>
+          <w:rFonts w:ascii="Verdana" w:hAnsi="Verdana"/>
+          <w:color w:val="000000"/>
+          <w:sz w:val="24"/>
+          <w:szCs w:val="24"/>
+        </w:rPr>
+        <w:t xml:space="preserve"> sorting for making an array in ascending order.</w:t>
+      </w:r>
+    </w:p>
+    <w:p>
+      <w:pPr>
+        <w:pStyle w:val="NormalWeb"/>
+        <w:numPr>
+          <w:ilvl w:val="0"/>
+          <w:numId w:val="26"/>
+        </w:numPr>
+        <w:rPr>
+          <w:rFonts w:ascii="Times New Roman" w:hAnsi="Times New Roman" w:cs="Times New Roman"/>
+          <w:sz w:val="28"/>
+          <w:szCs w:val="28"/>
+        </w:rPr>
+      </w:pPr>
+      <w:r>
+        <w:rPr>
+          <w:rStyle w:val="Strong"/>
+          <w:rFonts w:ascii="Times New Roman" w:eastAsiaTheme="majorEastAsia" w:hAnsi="Times New Roman" w:cs="Times New Roman"/>
+          <w:sz w:val="28"/>
+          <w:szCs w:val="28"/>
+        </w:rPr>
+        <w:t xml:space="preserve">Write a program to </w:t>
+      </w:r>
+      <w:r>
+        <w:rPr>
+          <w:rFonts w:ascii="Times New Roman" w:eastAsiaTheme="majorEastAsia" w:hAnsi="Times New Roman" w:cs="Times New Roman"/>
+          <w:b/>
+          <w:bCs/>
+          <w:sz w:val="28"/>
+          <w:szCs w:val="28"/>
+        </w:rPr>
+        <w:t>Check if array is sorted</w:t>
+      </w:r>
+      <w:r>
+        <w:rPr>
+          <w:rFonts w:ascii="Times New Roman" w:hAnsi="Times New Roman" w:cs="Times New Roman"/>
+          <w:sz w:val="28"/>
+          <w:szCs w:val="28"/>
+        </w:rPr>
+        <w:t>.</w:t>
+      </w:r>
+    </w:p>
+    <w:p>
+      <w:pPr>
+        <w:pStyle w:val="ListParagraph"/>
+        <w:numPr>
+          <w:ilvl w:val="0"/>
+          <w:numId w:val="26"/>
+        </w:numPr>
+        <w:spacing w:before="100" w:beforeAutospacing="1" w:after="100" w:afterAutospacing="1" w:line="240" w:lineRule="auto"/>
+        <w:outlineLvl w:val="2"/>
+        <w:rPr>
+          <w:rFonts w:ascii="Mangal" w:eastAsia="Times New Roman" w:hAnsi="Mangal" w:cs="Mangal"/>
+          <w:b/>
+          <w:bCs/>
           <w:kern w:val="0"/>
-          <w:szCs w:val="24"/>
+          <w:sz w:val="27"/>
+          <w:szCs w:val="27"/>
           <w14:ligatures w14:val="none"/>
+        </w:rPr>
+      </w:pPr>
+      <w:r>
+        <w:rPr>
+          <w:rFonts w:ascii="Mangal" w:eastAsia="Times New Roman" w:hAnsi="Mangal" w:cs="Mangal"/>
+          <w:b/>
+          <w:bCs/>
+          <w:kern w:val="0"/>
+          <w:sz w:val="27"/>
+          <w:szCs w:val="27"/>
+          <w14:ligatures w14:val="none"/>
+        </w:rPr>
+        <w:t>Rotate Array Right by 1 (In-place</w:t>
+      </w:r>
+      <w:proofErr w:type="gramStart"/>
+      <w:r>
+        <w:rPr>
+          <w:rFonts w:ascii="Mangal" w:eastAsia="Times New Roman" w:hAnsi="Mangal" w:cs="Mangal"/>
+          <w:b/>
+          <w:bCs/>
+          <w:kern w:val="0"/>
+          <w:sz w:val="27"/>
+          <w:szCs w:val="27"/>
+          <w14:ligatures w14:val="none"/>
+        </w:rPr>
+        <w:t>)</w:t>
+      </w:r>
+      <w:r>
+        <w:rPr>
+          <w:rFonts w:ascii="Mangal" w:eastAsia="Times New Roman" w:hAnsi="Mangal" w:cs="Mangal"/>
+          <w:b/>
+          <w:bCs/>
+          <w:kern w:val="0"/>
+          <w:sz w:val="27"/>
+          <w:szCs w:val="27"/>
+          <w14:ligatures w14:val="none"/>
+        </w:rPr>
+        <w:t>.(</w:t>
+      </w:r>
+      <w:proofErr w:type="gramEnd"/>
+      <w:r>
+        <w:rPr>
+          <w:rFonts w:ascii="Mangal" w:eastAsia="Times New Roman" w:hAnsi="Mangal" w:cs="Mangal"/>
+          <w:kern w:val="0"/>
+          <w:sz w:val="20"/>
+          <w:szCs w:val="20"/>
+          <w14:ligatures w14:val="none"/>
+        </w:rPr>
+        <w:t>Input: {1, 2, 3, 4, 5}</w:t>
+      </w:r>
+      <w:r>
+        <w:rPr>
+          <w:rFonts w:ascii="Mangal" w:eastAsia="Times New Roman" w:hAnsi="Mangal" w:cs="Mangal"/>
+          <w:kern w:val="0"/>
+          <w:sz w:val="20"/>
+          <w:szCs w:val="20"/>
+          <w14:ligatures w14:val="none"/>
+        </w:rPr>
+        <w:br/>
+        <w:t>Output: {5, 1, 2, 3, 4}</w:t>
+      </w:r>
+      <w:r>
+        <w:rPr>
+          <w:rFonts w:ascii="Mangal" w:eastAsia="Times New Roman" w:hAnsi="Mangal" w:cs="Mangal"/>
+          <w:b/>
+          <w:bCs/>
+          <w:kern w:val="0"/>
+          <w:sz w:val="27"/>
+          <w:szCs w:val="27"/>
+          <w14:ligatures w14:val="none"/>
+        </w:rPr>
+        <w:t>).</w:t>
+      </w:r>
+    </w:p>
+    <w:p>
+      <w:pPr>
+        <w:pStyle w:val="max2"/>
+        <w:numPr>
+          <w:ilvl w:val="0"/>
+          <w:numId w:val="26"/>
+        </w:numPr>
+        <w:rPr>
+          <w:rFonts w:ascii="Verdana" w:hAnsi="Verdana"/>
+          <w:color w:val="000000"/>
+          <w:sz w:val="24"/>
+          <w:szCs w:val="24"/>
+        </w:rPr>
+      </w:pPr>
+      <w:r>
+        <w:rPr>
+          <w:rFonts w:ascii="Verdana" w:hAnsi="Verdana"/>
+          <w:color w:val="000000"/>
+          <w:sz w:val="24"/>
+          <w:szCs w:val="24"/>
+        </w:rPr>
+        <w:t>Demonstrate insertion sorting for making an array in ascending order.</w:t>
+      </w:r>
+    </w:p>
+    <w:p>
+      <w:pPr>
+        <w:pStyle w:val="NormalWeb"/>
+        <w:numPr>
+          <w:ilvl w:val="0"/>
+          <w:numId w:val="26"/>
+        </w:numPr>
+        <w:rPr>
+          <w:rFonts w:ascii="Times New Roman" w:hAnsi="Times New Roman" w:cs="Times New Roman"/>
+          <w:sz w:val="28"/>
+          <w:szCs w:val="28"/>
         </w:rPr>
       </w:pPr>
       <w:r>
@@ -6254,6 +6472,7 @@
           <w:numId w:val="6"/>
         </w:numPr>
         <w:rPr>
+          <w:rStyle w:val="HTMLCode"/>
           <w:rFonts w:ascii="Times New Roman" w:hAnsi="Times New Roman" w:cs="Times New Roman"/>
           <w:sz w:val="28"/>
           <w:szCs w:val="28"/>
@@ -6413,66 +6632,37 @@
           <w:sz w:val="28"/>
           <w:szCs w:val="28"/>
         </w:rPr>
-        <w:t>)</w:t>
-      </w:r>
-      <w:r>
+        <w:t>).</w:t>
+      </w:r>
+    </w:p>
+    <w:p>
+      <w:pPr>
         <w:rPr>
           <w:rFonts w:ascii="Times New Roman" w:hAnsi="Times New Roman" w:cs="Times New Roman"/>
           <w:sz w:val="28"/>
-          <w:szCs w:val="28"/>
-        </w:rPr>
-        <w:t>.</w:t>
-      </w:r>
-    </w:p>
-    <w:p>
-      <w:pPr>
-        <w:pStyle w:val="NormalWeb"/>
+          <w:szCs w:val="22"/>
+        </w:rPr>
+      </w:pPr>
+      <w:r>
+        <w:rPr>
+          <w:rFonts w:ascii="Times New Roman" w:hAnsi="Times New Roman" w:cs="Times New Roman"/>
+          <w:sz w:val="28"/>
+          <w:szCs w:val="22"/>
+        </w:rPr>
+        <w:t>Day 20</w:t>
+      </w:r>
+    </w:p>
+    <w:p>
+      <w:pPr>
+        <w:pStyle w:val="ListParagraph"/>
         <w:numPr>
           <w:ilvl w:val="0"/>
-          <w:numId w:val="6"/>
+          <w:numId w:val="27"/>
         </w:numPr>
         <w:rPr>
           <w:rFonts w:ascii="Times New Roman" w:hAnsi="Times New Roman" w:cs="Times New Roman"/>
           <w:sz w:val="28"/>
-          <w:szCs w:val="28"/>
-        </w:rPr>
-      </w:pPr>
-      <w:r>
-        <w:rPr>
-          <w:rStyle w:val="Strong"/>
-          <w:rFonts w:ascii="Times New Roman" w:eastAsiaTheme="majorEastAsia" w:hAnsi="Times New Roman" w:cs="Times New Roman"/>
-          <w:sz w:val="28"/>
-          <w:szCs w:val="28"/>
-        </w:rPr>
-        <w:t xml:space="preserve">Write a program to </w:t>
-      </w:r>
-      <w:r>
-        <w:rPr>
-          <w:rFonts w:ascii="Times New Roman" w:eastAsiaTheme="majorEastAsia" w:hAnsi="Times New Roman" w:cs="Times New Roman"/>
-          <w:b/>
-          <w:bCs/>
-          <w:sz w:val="28"/>
-          <w:szCs w:val="28"/>
-        </w:rPr>
-        <w:t>Check if array is sorted</w:t>
-      </w:r>
-      <w:r>
-        <w:rPr>
-          <w:rFonts w:ascii="Times New Roman" w:hAnsi="Times New Roman" w:cs="Times New Roman"/>
-          <w:sz w:val="28"/>
-          <w:szCs w:val="28"/>
-        </w:rPr>
-        <w:t>.</w:t>
-      </w:r>
-    </w:p>
-    <w:p>
-      <w:pPr>
-        <w:pStyle w:val="max2"/>
-        <w:rPr>
-          <w:rFonts w:ascii="Verdana" w:hAnsi="Verdana"/>
-          <w:color w:val="000000"/>
-          <w:sz w:val="24"/>
-          <w:szCs w:val="24"/>
+          <w:szCs w:val="22"/>
         </w:rPr>
       </w:pPr>
     </w:p>
@@ -6575,6 +6765,92 @@
     </w:lvl>
   </w:abstractNum>
   <w:abstractNum w:abstractNumId="1" w15:restartNumberingAfterBreak="0">
+    <w:nsid w:val="13F126A3"/>
+    <w:multiLevelType w:val="hybridMultilevel"/>
+    <w:tmpl w:val="09BE2180"/>
+    <w:lvl w:ilvl="0" w:tplc="0409000F">
+      <w:start w:val="1"/>
+      <w:numFmt w:val="decimal"/>
+      <w:lvlText w:val="%1."/>
+      <w:lvlJc w:val="left"/>
+      <w:pPr>
+        <w:ind w:left="1440" w:hanging="360"/>
+      </w:pPr>
+    </w:lvl>
+    <w:lvl w:ilvl="1" w:tplc="04090019" w:tentative="1">
+      <w:start w:val="1"/>
+      <w:numFmt w:val="lowerLetter"/>
+      <w:lvlText w:val="%2."/>
+      <w:lvlJc w:val="left"/>
+      <w:pPr>
+        <w:ind w:left="2160" w:hanging="360"/>
+      </w:pPr>
+    </w:lvl>
+    <w:lvl w:ilvl="2" w:tplc="0409001B" w:tentative="1">
+      <w:start w:val="1"/>
+      <w:numFmt w:val="lowerRoman"/>
+      <w:lvlText w:val="%3."/>
+      <w:lvlJc w:val="right"/>
+      <w:pPr>
+        <w:ind w:left="2880" w:hanging="180"/>
+      </w:pPr>
+    </w:lvl>
+    <w:lvl w:ilvl="3" w:tplc="0409000F" w:tentative="1">
+      <w:start w:val="1"/>
+      <w:numFmt w:val="decimal"/>
+      <w:lvlText w:val="%4."/>
+      <w:lvlJc w:val="left"/>
+      <w:pPr>
+        <w:ind w:left="3600" w:hanging="360"/>
+      </w:pPr>
+    </w:lvl>
+    <w:lvl w:ilvl="4" w:tplc="04090019" w:tentative="1">
+      <w:start w:val="1"/>
+      <w:numFmt w:val="lowerLetter"/>
+      <w:lvlText w:val="%5."/>
+      <w:lvlJc w:val="left"/>
+      <w:pPr>
+        <w:ind w:left="4320" w:hanging="360"/>
+      </w:pPr>
+    </w:lvl>
+    <w:lvl w:ilvl="5" w:tplc="0409001B" w:tentative="1">
+      <w:start w:val="1"/>
+      <w:numFmt w:val="lowerRoman"/>
+      <w:lvlText w:val="%6."/>
+      <w:lvlJc w:val="right"/>
+      <w:pPr>
+        <w:ind w:left="5040" w:hanging="180"/>
+      </w:pPr>
+    </w:lvl>
+    <w:lvl w:ilvl="6" w:tplc="0409000F" w:tentative="1">
+      <w:start w:val="1"/>
+      <w:numFmt w:val="decimal"/>
+      <w:lvlText w:val="%7."/>
+      <w:lvlJc w:val="left"/>
+      <w:pPr>
+        <w:ind w:left="5760" w:hanging="360"/>
+      </w:pPr>
+    </w:lvl>
+    <w:lvl w:ilvl="7" w:tplc="04090019" w:tentative="1">
+      <w:start w:val="1"/>
+      <w:numFmt w:val="lowerLetter"/>
+      <w:lvlText w:val="%8."/>
+      <w:lvlJc w:val="left"/>
+      <w:pPr>
+        <w:ind w:left="6480" w:hanging="360"/>
+      </w:pPr>
+    </w:lvl>
+    <w:lvl w:ilvl="8" w:tplc="0409001B" w:tentative="1">
+      <w:start w:val="1"/>
+      <w:numFmt w:val="lowerRoman"/>
+      <w:lvlText w:val="%9."/>
+      <w:lvlJc w:val="right"/>
+      <w:pPr>
+        <w:ind w:left="7200" w:hanging="180"/>
+      </w:pPr>
+    </w:lvl>
+  </w:abstractNum>
+  <w:abstractNum w:abstractNumId="2" w15:restartNumberingAfterBreak="0">
     <w:nsid w:val="148D0909"/>
     <w:multiLevelType w:val="hybridMultilevel"/>
     <w:tmpl w:val="C466125E"/>
@@ -6660,7 +6936,7 @@
       </w:pPr>
     </w:lvl>
   </w:abstractNum>
-  <w:abstractNum w:abstractNumId="2" w15:restartNumberingAfterBreak="0">
+  <w:abstractNum w:abstractNumId="3" w15:restartNumberingAfterBreak="0">
     <w:nsid w:val="1762498E"/>
     <w:multiLevelType w:val="hybridMultilevel"/>
     <w:tmpl w:val="401CF144"/>
@@ -6746,7 +7022,7 @@
       </w:pPr>
     </w:lvl>
   </w:abstractNum>
-  <w:abstractNum w:abstractNumId="3" w15:restartNumberingAfterBreak="0">
+  <w:abstractNum w:abstractNumId="4" w15:restartNumberingAfterBreak="0">
     <w:nsid w:val="25916D50"/>
     <w:multiLevelType w:val="hybridMultilevel"/>
     <w:tmpl w:val="DBE2118A"/>
@@ -6832,7 +7108,7 @@
       </w:pPr>
     </w:lvl>
   </w:abstractNum>
-  <w:abstractNum w:abstractNumId="4" w15:restartNumberingAfterBreak="0">
+  <w:abstractNum w:abstractNumId="5" w15:restartNumberingAfterBreak="0">
     <w:nsid w:val="25C7788F"/>
     <w:multiLevelType w:val="hybridMultilevel"/>
     <w:tmpl w:val="BA6C4D96"/>
@@ -6918,7 +7194,7 @@
       </w:pPr>
     </w:lvl>
   </w:abstractNum>
-  <w:abstractNum w:abstractNumId="5" w15:restartNumberingAfterBreak="0">
+  <w:abstractNum w:abstractNumId="6" w15:restartNumberingAfterBreak="0">
     <w:nsid w:val="27D1368A"/>
     <w:multiLevelType w:val="hybridMultilevel"/>
     <w:tmpl w:val="24846766"/>
@@ -7004,7 +7280,7 @@
       </w:pPr>
     </w:lvl>
   </w:abstractNum>
-  <w:abstractNum w:abstractNumId="6" w15:restartNumberingAfterBreak="0">
+  <w:abstractNum w:abstractNumId="7" w15:restartNumberingAfterBreak="0">
     <w:nsid w:val="2AEC65C4"/>
     <w:multiLevelType w:val="hybridMultilevel"/>
     <w:tmpl w:val="C87E1036"/>
@@ -7090,7 +7366,7 @@
       </w:pPr>
     </w:lvl>
   </w:abstractNum>
-  <w:abstractNum w:abstractNumId="7" w15:restartNumberingAfterBreak="0">
+  <w:abstractNum w:abstractNumId="8" w15:restartNumberingAfterBreak="0">
     <w:nsid w:val="2EFB147E"/>
     <w:multiLevelType w:val="hybridMultilevel"/>
     <w:tmpl w:val="3620DFC0"/>
@@ -7176,7 +7452,7 @@
       </w:pPr>
     </w:lvl>
   </w:abstractNum>
-  <w:abstractNum w:abstractNumId="8" w15:restartNumberingAfterBreak="0">
+  <w:abstractNum w:abstractNumId="9" w15:restartNumberingAfterBreak="0">
     <w:nsid w:val="32F93CDD"/>
     <w:multiLevelType w:val="multilevel"/>
     <w:tmpl w:val="45B0D78C"/>
@@ -7289,7 +7565,7 @@
       </w:pPr>
     </w:lvl>
   </w:abstractNum>
-  <w:abstractNum w:abstractNumId="9" w15:restartNumberingAfterBreak="0">
+  <w:abstractNum w:abstractNumId="10" w15:restartNumberingAfterBreak="0">
     <w:nsid w:val="386C5883"/>
     <w:multiLevelType w:val="hybridMultilevel"/>
     <w:tmpl w:val="B388E582"/>
@@ -7375,7 +7651,7 @@
       </w:pPr>
     </w:lvl>
   </w:abstractNum>
-  <w:abstractNum w:abstractNumId="10" w15:restartNumberingAfterBreak="0">
+  <w:abstractNum w:abstractNumId="11" w15:restartNumberingAfterBreak="0">
     <w:nsid w:val="40275F85"/>
     <w:multiLevelType w:val="hybridMultilevel"/>
     <w:tmpl w:val="8DCC4EBE"/>
@@ -7461,7 +7737,7 @@
       </w:pPr>
     </w:lvl>
   </w:abstractNum>
-  <w:abstractNum w:abstractNumId="11" w15:restartNumberingAfterBreak="0">
+  <w:abstractNum w:abstractNumId="12" w15:restartNumberingAfterBreak="0">
     <w:nsid w:val="40C50921"/>
     <w:multiLevelType w:val="hybridMultilevel"/>
     <w:tmpl w:val="AF0A9ABA"/>
@@ -7547,7 +7823,7 @@
       </w:pPr>
     </w:lvl>
   </w:abstractNum>
-  <w:abstractNum w:abstractNumId="12" w15:restartNumberingAfterBreak="0">
+  <w:abstractNum w:abstractNumId="13" w15:restartNumberingAfterBreak="0">
     <w:nsid w:val="41214A0C"/>
     <w:multiLevelType w:val="hybridMultilevel"/>
     <w:tmpl w:val="DC0E80FA"/>
@@ -7633,7 +7909,7 @@
       </w:pPr>
     </w:lvl>
   </w:abstractNum>
-  <w:abstractNum w:abstractNumId="13" w15:restartNumberingAfterBreak="0">
+  <w:abstractNum w:abstractNumId="14" w15:restartNumberingAfterBreak="0">
     <w:nsid w:val="424A52A2"/>
     <w:multiLevelType w:val="hybridMultilevel"/>
     <w:tmpl w:val="A16657D4"/>
@@ -7719,7 +7995,7 @@
       </w:pPr>
     </w:lvl>
   </w:abstractNum>
-  <w:abstractNum w:abstractNumId="14" w15:restartNumberingAfterBreak="0">
+  <w:abstractNum w:abstractNumId="15" w15:restartNumberingAfterBreak="0">
     <w:nsid w:val="47F5408E"/>
     <w:multiLevelType w:val="hybridMultilevel"/>
     <w:tmpl w:val="A16657D4"/>
@@ -7805,7 +8081,7 @@
       </w:pPr>
     </w:lvl>
   </w:abstractNum>
-  <w:abstractNum w:abstractNumId="15" w15:restartNumberingAfterBreak="0">
+  <w:abstractNum w:abstractNumId="16" w15:restartNumberingAfterBreak="0">
     <w:nsid w:val="49173750"/>
     <w:multiLevelType w:val="hybridMultilevel"/>
     <w:tmpl w:val="6FEADD56"/>
@@ -7891,7 +8167,7 @@
       </w:pPr>
     </w:lvl>
   </w:abstractNum>
-  <w:abstractNum w:abstractNumId="16" w15:restartNumberingAfterBreak="0">
+  <w:abstractNum w:abstractNumId="17" w15:restartNumberingAfterBreak="0">
     <w:nsid w:val="4E100B8B"/>
     <w:multiLevelType w:val="hybridMultilevel"/>
     <w:tmpl w:val="1D5460BE"/>
@@ -7977,7 +8253,7 @@
       </w:pPr>
     </w:lvl>
   </w:abstractNum>
-  <w:abstractNum w:abstractNumId="17" w15:restartNumberingAfterBreak="0">
+  <w:abstractNum w:abstractNumId="18" w15:restartNumberingAfterBreak="0">
     <w:nsid w:val="547D03A2"/>
     <w:multiLevelType w:val="multilevel"/>
     <w:tmpl w:val="3B42AD1E"/>
@@ -8126,7 +8402,7 @@
       </w:rPr>
     </w:lvl>
   </w:abstractNum>
-  <w:abstractNum w:abstractNumId="18" w15:restartNumberingAfterBreak="0">
+  <w:abstractNum w:abstractNumId="19" w15:restartNumberingAfterBreak="0">
     <w:nsid w:val="5AD15962"/>
     <w:multiLevelType w:val="hybridMultilevel"/>
     <w:tmpl w:val="884AF92E"/>
@@ -8212,7 +8488,7 @@
       </w:pPr>
     </w:lvl>
   </w:abstractNum>
-  <w:abstractNum w:abstractNumId="19" w15:restartNumberingAfterBreak="0">
+  <w:abstractNum w:abstractNumId="20" w15:restartNumberingAfterBreak="0">
     <w:nsid w:val="6AAA50FA"/>
     <w:multiLevelType w:val="hybridMultilevel"/>
     <w:tmpl w:val="829279AA"/>
@@ -8298,7 +8574,7 @@
       </w:pPr>
     </w:lvl>
   </w:abstractNum>
-  <w:abstractNum w:abstractNumId="20" w15:restartNumberingAfterBreak="0">
+  <w:abstractNum w:abstractNumId="21" w15:restartNumberingAfterBreak="0">
     <w:nsid w:val="6CD86F84"/>
     <w:multiLevelType w:val="multilevel"/>
     <w:tmpl w:val="EB06CA30"/>
@@ -8447,7 +8723,93 @@
       </w:rPr>
     </w:lvl>
   </w:abstractNum>
-  <w:abstractNum w:abstractNumId="21" w15:restartNumberingAfterBreak="0">
+  <w:abstractNum w:abstractNumId="22" w15:restartNumberingAfterBreak="0">
+    <w:nsid w:val="6FB84637"/>
+    <w:multiLevelType w:val="hybridMultilevel"/>
+    <w:tmpl w:val="FCBE904E"/>
+    <w:lvl w:ilvl="0" w:tplc="0409000F">
+      <w:start w:val="1"/>
+      <w:numFmt w:val="decimal"/>
+      <w:lvlText w:val="%1."/>
+      <w:lvlJc w:val="left"/>
+      <w:pPr>
+        <w:ind w:left="720" w:hanging="360"/>
+      </w:pPr>
+    </w:lvl>
+    <w:lvl w:ilvl="1" w:tplc="04090019" w:tentative="1">
+      <w:start w:val="1"/>
+      <w:numFmt w:val="lowerLetter"/>
+      <w:lvlText w:val="%2."/>
+      <w:lvlJc w:val="left"/>
+      <w:pPr>
+        <w:ind w:left="1440" w:hanging="360"/>
+      </w:pPr>
+    </w:lvl>
+    <w:lvl w:ilvl="2" w:tplc="0409001B" w:tentative="1">
+      <w:start w:val="1"/>
+      <w:numFmt w:val="lowerRoman"/>
+      <w:lvlText w:val="%3."/>
+      <w:lvlJc w:val="right"/>
+      <w:pPr>
+        <w:ind w:left="2160" w:hanging="180"/>
+      </w:pPr>
+    </w:lvl>
+    <w:lvl w:ilvl="3" w:tplc="0409000F" w:tentative="1">
+      <w:start w:val="1"/>
+      <w:numFmt w:val="decimal"/>
+      <w:lvlText w:val="%4."/>
+      <w:lvlJc w:val="left"/>
+      <w:pPr>
+        <w:ind w:left="2880" w:hanging="360"/>
+      </w:pPr>
+    </w:lvl>
+    <w:lvl w:ilvl="4" w:tplc="04090019" w:tentative="1">
+      <w:start w:val="1"/>
+      <w:numFmt w:val="lowerLetter"/>
+      <w:lvlText w:val="%5."/>
+      <w:lvlJc w:val="left"/>
+      <w:pPr>
+        <w:ind w:left="3600" w:hanging="360"/>
+      </w:pPr>
+    </w:lvl>
+    <w:lvl w:ilvl="5" w:tplc="0409001B" w:tentative="1">
+      <w:start w:val="1"/>
+      <w:numFmt w:val="lowerRoman"/>
+      <w:lvlText w:val="%6."/>
+      <w:lvlJc w:val="right"/>
+      <w:pPr>
+        <w:ind w:left="4320" w:hanging="180"/>
+      </w:pPr>
+    </w:lvl>
+    <w:lvl w:ilvl="6" w:tplc="0409000F" w:tentative="1">
+      <w:start w:val="1"/>
+      <w:numFmt w:val="decimal"/>
+      <w:lvlText w:val="%7."/>
+      <w:lvlJc w:val="left"/>
+      <w:pPr>
+        <w:ind w:left="5040" w:hanging="360"/>
+      </w:pPr>
+    </w:lvl>
+    <w:lvl w:ilvl="7" w:tplc="04090019" w:tentative="1">
+      <w:start w:val="1"/>
+      <w:numFmt w:val="lowerLetter"/>
+      <w:lvlText w:val="%8."/>
+      <w:lvlJc w:val="left"/>
+      <w:pPr>
+        <w:ind w:left="5760" w:hanging="360"/>
+      </w:pPr>
+    </w:lvl>
+    <w:lvl w:ilvl="8" w:tplc="0409001B" w:tentative="1">
+      <w:start w:val="1"/>
+      <w:numFmt w:val="lowerRoman"/>
+      <w:lvlText w:val="%9."/>
+      <w:lvlJc w:val="right"/>
+      <w:pPr>
+        <w:ind w:left="6480" w:hanging="180"/>
+      </w:pPr>
+    </w:lvl>
+  </w:abstractNum>
+  <w:abstractNum w:abstractNumId="23" w15:restartNumberingAfterBreak="0">
     <w:nsid w:val="72E21C6C"/>
     <w:multiLevelType w:val="hybridMultilevel"/>
     <w:tmpl w:val="A548623A"/>
@@ -8533,7 +8895,7 @@
       </w:pPr>
     </w:lvl>
   </w:abstractNum>
-  <w:abstractNum w:abstractNumId="22" w15:restartNumberingAfterBreak="0">
+  <w:abstractNum w:abstractNumId="24" w15:restartNumberingAfterBreak="0">
     <w:nsid w:val="79527ECA"/>
     <w:multiLevelType w:val="hybridMultilevel"/>
     <w:tmpl w:val="D5383D20"/>
@@ -8619,7 +8981,7 @@
       </w:pPr>
     </w:lvl>
   </w:abstractNum>
-  <w:abstractNum w:abstractNumId="23" w15:restartNumberingAfterBreak="0">
+  <w:abstractNum w:abstractNumId="25" w15:restartNumberingAfterBreak="0">
     <w:nsid w:val="7ABA1038"/>
     <w:multiLevelType w:val="hybridMultilevel"/>
     <w:tmpl w:val="CAE67AD6"/>
@@ -8705,7 +9067,7 @@
       </w:pPr>
     </w:lvl>
   </w:abstractNum>
-  <w:abstractNum w:abstractNumId="24" w15:restartNumberingAfterBreak="0">
+  <w:abstractNum w:abstractNumId="26" w15:restartNumberingAfterBreak="0">
     <w:nsid w:val="7FBE6D6A"/>
     <w:multiLevelType w:val="hybridMultilevel"/>
     <w:tmpl w:val="7D3272E4"/>
@@ -8792,79 +9154,85 @@
     </w:lvl>
   </w:abstractNum>
   <w:num w:numId="1" w16cid:durableId="2067530903">
-    <w:abstractNumId w:val="10"/>
+    <w:abstractNumId w:val="11"/>
   </w:num>
   <w:num w:numId="2" w16cid:durableId="1527332407">
-    <w:abstractNumId w:val="7"/>
+    <w:abstractNumId w:val="8"/>
   </w:num>
   <w:num w:numId="3" w16cid:durableId="992101742">
+    <w:abstractNumId w:val="15"/>
+  </w:num>
+  <w:num w:numId="4" w16cid:durableId="271985620">
+    <w:abstractNumId w:val="5"/>
+  </w:num>
+  <w:num w:numId="5" w16cid:durableId="1301619490">
     <w:abstractNumId w:val="14"/>
   </w:num>
-  <w:num w:numId="4" w16cid:durableId="271985620">
+  <w:num w:numId="6" w16cid:durableId="1738437273">
     <w:abstractNumId w:val="4"/>
   </w:num>
-  <w:num w:numId="5" w16cid:durableId="1301619490">
-    <w:abstractNumId w:val="13"/>
-  </w:num>
-  <w:num w:numId="6" w16cid:durableId="1738437273">
-    <w:abstractNumId w:val="3"/>
-  </w:num>
   <w:num w:numId="7" w16cid:durableId="1879052598">
-    <w:abstractNumId w:val="19"/>
+    <w:abstractNumId w:val="20"/>
   </w:num>
   <w:num w:numId="8" w16cid:durableId="1749188025">
-    <w:abstractNumId w:val="8"/>
+    <w:abstractNumId w:val="9"/>
   </w:num>
   <w:num w:numId="9" w16cid:durableId="101462200">
-    <w:abstractNumId w:val="21"/>
+    <w:abstractNumId w:val="23"/>
   </w:num>
   <w:num w:numId="10" w16cid:durableId="57170953">
     <w:abstractNumId w:val="0"/>
   </w:num>
   <w:num w:numId="11" w16cid:durableId="1837259699">
-    <w:abstractNumId w:val="5"/>
+    <w:abstractNumId w:val="6"/>
   </w:num>
   <w:num w:numId="12" w16cid:durableId="1752465261">
+    <w:abstractNumId w:val="19"/>
+  </w:num>
+  <w:num w:numId="13" w16cid:durableId="192882122">
+    <w:abstractNumId w:val="25"/>
+  </w:num>
+  <w:num w:numId="14" w16cid:durableId="1059592124">
+    <w:abstractNumId w:val="13"/>
+  </w:num>
+  <w:num w:numId="15" w16cid:durableId="973172513">
+    <w:abstractNumId w:val="3"/>
+  </w:num>
+  <w:num w:numId="16" w16cid:durableId="1242788342">
+    <w:abstractNumId w:val="12"/>
+  </w:num>
+  <w:num w:numId="17" w16cid:durableId="1172834706">
+    <w:abstractNumId w:val="17"/>
+  </w:num>
+  <w:num w:numId="18" w16cid:durableId="1390882741">
+    <w:abstractNumId w:val="26"/>
+  </w:num>
+  <w:num w:numId="19" w16cid:durableId="1705986544">
+    <w:abstractNumId w:val="10"/>
+  </w:num>
+  <w:num w:numId="20" w16cid:durableId="178937250">
+    <w:abstractNumId w:val="16"/>
+  </w:num>
+  <w:num w:numId="21" w16cid:durableId="1320034700">
+    <w:abstractNumId w:val="7"/>
+  </w:num>
+  <w:num w:numId="22" w16cid:durableId="1867669987">
+    <w:abstractNumId w:val="2"/>
+  </w:num>
+  <w:num w:numId="23" w16cid:durableId="112331395">
+    <w:abstractNumId w:val="24"/>
+  </w:num>
+  <w:num w:numId="24" w16cid:durableId="1911377728">
     <w:abstractNumId w:val="18"/>
   </w:num>
-  <w:num w:numId="13" w16cid:durableId="192882122">
-    <w:abstractNumId w:val="23"/>
+  <w:num w:numId="25" w16cid:durableId="576789641">
+    <w:abstractNumId w:val="21"/>
   </w:num>
-  <w:num w:numId="14" w16cid:durableId="1059592124">
-    <w:abstractNumId w:val="12"/>
-  </w:num>
-  <w:num w:numId="15" w16cid:durableId="973172513">
-    <w:abstractNumId w:val="2"/>
-  </w:num>
-  <w:num w:numId="16" w16cid:durableId="1242788342">
-    <w:abstractNumId w:val="11"/>
-  </w:num>
-  <w:num w:numId="17" w16cid:durableId="1172834706">
-    <w:abstractNumId w:val="16"/>
-  </w:num>
-  <w:num w:numId="18" w16cid:durableId="1390882741">
-    <w:abstractNumId w:val="24"/>
-  </w:num>
-  <w:num w:numId="19" w16cid:durableId="1705986544">
-    <w:abstractNumId w:val="9"/>
-  </w:num>
-  <w:num w:numId="20" w16cid:durableId="178937250">
-    <w:abstractNumId w:val="15"/>
-  </w:num>
-  <w:num w:numId="21" w16cid:durableId="1320034700">
-    <w:abstractNumId w:val="6"/>
-  </w:num>
-  <w:num w:numId="22" w16cid:durableId="1867669987">
+  <w:num w:numId="26" w16cid:durableId="1242645648">
     <w:abstractNumId w:val="1"/>
   </w:num>
-  <w:num w:numId="23" w16cid:durableId="112331395">
+  <w:num w:numId="27" w16cid:durableId="39788084">
     <w:abstractNumId w:val="22"/>
-  </w:num>
-  <w:num w:numId="24" w16cid:durableId="1911377728">
-    <w:abstractNumId w:val="17"/>
-  </w:num>
-  <w:num w:numId="25" w16cid:durableId="576789641">
-    <w:abstractNumId w:val="20"/>
   </w:num>
 </w:numbering>
 </file>
@@ -9320,7 +9688,6 @@
     <w:next w:val="Normal"/>
     <w:link w:val="Heading3Char"/>
     <w:uiPriority w:val="9"/>
-    <w:semiHidden/>
     <w:unhideWhenUsed/>
     <w:qFormat/>
     <w:rsid w:val="000B7E2F"/>
@@ -9472,6 +9839,7 @@
   <w:style w:type="character" w:default="1" w:styleId="DefaultParagraphFont">
     <w:name w:val="Default Paragraph Font"/>
     <w:uiPriority w:val="1"/>
+    <w:semiHidden/>
     <w:unhideWhenUsed/>
   </w:style>
   <w:style w:type="table" w:default="1" w:styleId="TableNormal">
@@ -9527,7 +9895,6 @@
     <w:basedOn w:val="DefaultParagraphFont"/>
     <w:link w:val="Heading3"/>
     <w:uiPriority w:val="9"/>
-    <w:semiHidden/>
     <w:rsid w:val="000B7E2F"/>
     <w:rPr>
       <w:rFonts w:eastAsiaTheme="majorEastAsia" w:cstheme="majorBidi"/>

--- a/Questions.docx
+++ b/Questions.docx
@@ -5975,25 +5975,7 @@
           <w:sz w:val="24"/>
           <w:szCs w:val="24"/>
         </w:rPr>
-        <w:t>Demonstrate</w:t>
-      </w:r>
-      <w:r>
-        <w:rPr>
-          <w:rFonts w:ascii="Verdana" w:hAnsi="Verdana"/>
-          <w:color w:val="000000"/>
-          <w:sz w:val="24"/>
-          <w:szCs w:val="24"/>
-        </w:rPr>
-        <w:t xml:space="preserve"> selection</w:t>
-      </w:r>
-      <w:r>
-        <w:rPr>
-          <w:rFonts w:ascii="Verdana" w:hAnsi="Verdana"/>
-          <w:color w:val="000000"/>
-          <w:sz w:val="24"/>
-          <w:szCs w:val="24"/>
-        </w:rPr>
-        <w:t xml:space="preserve"> sorting for making an array in ascending order.</w:t>
+        <w:t>Demonstrate selection sorting for making an array in ascending order.</w:t>
       </w:r>
     </w:p>
     <w:p>
@@ -6154,6 +6136,30 @@
     </w:p>
     <w:p>
       <w:pPr>
+        <w:pStyle w:val="max2"/>
+        <w:numPr>
+          <w:ilvl w:val="0"/>
+          <w:numId w:val="26"/>
+        </w:numPr>
+        <w:rPr>
+          <w:rFonts w:ascii="Verdana" w:hAnsi="Verdana"/>
+          <w:color w:val="000000"/>
+          <w:sz w:val="24"/>
+          <w:szCs w:val="24"/>
+        </w:rPr>
+      </w:pPr>
+      <w:r>
+        <w:rPr>
+          <w:rFonts w:ascii="Verdana" w:hAnsi="Verdana"/>
+          <w:color w:val="000000"/>
+          <w:sz w:val="24"/>
+          <w:szCs w:val="24"/>
+        </w:rPr>
+        <w:t>Write a program to sort an array.</w:t>
+      </w:r>
+    </w:p>
+    <w:p>
+      <w:pPr>
         <w:pStyle w:val="NormalWeb"/>
         <w:numPr>
           <w:ilvl w:val="0"/>
@@ -6192,16 +6198,488 @@
           <w:szCs w:val="24"/>
         </w:rPr>
         <w:lastRenderedPageBreak/>
-        <w:t>Day 1</w:t>
-      </w:r>
-      <w:r>
-        <w:rPr>
-          <w:rFonts w:ascii="Verdana" w:hAnsi="Verdana"/>
-          <w:color w:val="000000"/>
-          <w:sz w:val="24"/>
-          <w:szCs w:val="24"/>
-        </w:rPr>
-        <w:t>9</w:t>
+        <w:t xml:space="preserve">Day 19 </w:t>
+      </w:r>
+    </w:p>
+    <w:p>
+      <w:pPr>
+        <w:pStyle w:val="max2"/>
+        <w:numPr>
+          <w:ilvl w:val="0"/>
+          <w:numId w:val="28"/>
+        </w:numPr>
+        <w:rPr>
+          <w:rFonts w:ascii="Verdana" w:hAnsi="Verdana"/>
+          <w:color w:val="000000"/>
+          <w:sz w:val="24"/>
+          <w:szCs w:val="24"/>
+        </w:rPr>
+      </w:pPr>
+      <w:r>
+        <w:rPr>
+          <w:rFonts w:ascii="Verdana" w:hAnsi="Verdana"/>
+          <w:color w:val="000000"/>
+          <w:sz w:val="24"/>
+          <w:szCs w:val="24"/>
+        </w:rPr>
+        <w:t>Write a program to sum of elements at odd index in an array.</w:t>
+      </w:r>
+    </w:p>
+    <w:p>
+      <w:pPr>
+        <w:pStyle w:val="max2"/>
+        <w:numPr>
+          <w:ilvl w:val="0"/>
+          <w:numId w:val="28"/>
+        </w:numPr>
+        <w:rPr>
+          <w:rFonts w:ascii="Verdana" w:hAnsi="Verdana"/>
+          <w:color w:val="000000"/>
+          <w:sz w:val="24"/>
+          <w:szCs w:val="24"/>
+        </w:rPr>
+      </w:pPr>
+      <w:r>
+        <w:rPr>
+          <w:rFonts w:ascii="Verdana" w:hAnsi="Verdana"/>
+          <w:color w:val="000000"/>
+          <w:sz w:val="24"/>
+          <w:szCs w:val="24"/>
+        </w:rPr>
+        <w:t xml:space="preserve">Write a program to </w:t>
+      </w:r>
+      <w:r>
+        <w:rPr>
+          <w:rFonts w:ascii="Verdana" w:hAnsi="Verdana"/>
+          <w:color w:val="000000"/>
+          <w:sz w:val="24"/>
+          <w:szCs w:val="24"/>
+        </w:rPr>
+        <w:t>Count Even and Odd Numbers</w:t>
+      </w:r>
+      <w:r>
+        <w:rPr>
+          <w:rFonts w:ascii="Verdana" w:hAnsi="Verdana"/>
+          <w:color w:val="000000"/>
+          <w:sz w:val="24"/>
+          <w:szCs w:val="24"/>
+        </w:rPr>
+        <w:t xml:space="preserve"> in an array.</w:t>
+      </w:r>
+    </w:p>
+    <w:p>
+      <w:pPr>
+        <w:pStyle w:val="max2"/>
+        <w:numPr>
+          <w:ilvl w:val="0"/>
+          <w:numId w:val="28"/>
+        </w:numPr>
+        <w:rPr>
+          <w:rFonts w:ascii="Verdana" w:hAnsi="Verdana"/>
+          <w:color w:val="000000"/>
+          <w:sz w:val="24"/>
+          <w:szCs w:val="24"/>
+        </w:rPr>
+      </w:pPr>
+      <w:r>
+        <w:rPr>
+          <w:rFonts w:ascii="Verdana" w:hAnsi="Verdana"/>
+          <w:color w:val="000000"/>
+          <w:sz w:val="24"/>
+          <w:szCs w:val="24"/>
+        </w:rPr>
+        <w:t xml:space="preserve">Write a program to </w:t>
+      </w:r>
+      <w:r>
+        <w:rPr>
+          <w:rFonts w:ascii="Verdana" w:hAnsi="Verdana"/>
+          <w:color w:val="000000"/>
+          <w:sz w:val="24"/>
+          <w:szCs w:val="24"/>
+        </w:rPr>
+        <w:t>Reverse Each Word in a Sentence</w:t>
+      </w:r>
+      <w:r>
+        <w:rPr>
+          <w:rFonts w:ascii="Verdana" w:hAnsi="Verdana"/>
+          <w:color w:val="000000"/>
+          <w:sz w:val="24"/>
+          <w:szCs w:val="24"/>
+        </w:rPr>
+        <w:t xml:space="preserve">. Use </w:t>
+      </w:r>
+      <w:proofErr w:type="gramStart"/>
+      <w:r>
+        <w:rPr>
+          <w:rFonts w:ascii="Verdana" w:hAnsi="Verdana"/>
+          <w:color w:val="000000"/>
+          <w:sz w:val="24"/>
+          <w:szCs w:val="24"/>
+        </w:rPr>
+        <w:t>split(</w:t>
+      </w:r>
+      <w:proofErr w:type="gramEnd"/>
+      <w:r>
+        <w:rPr>
+          <w:rFonts w:ascii="Verdana" w:hAnsi="Verdana"/>
+          <w:color w:val="000000"/>
+          <w:sz w:val="24"/>
+          <w:szCs w:val="24"/>
+        </w:rPr>
+        <w:t>).</w:t>
+      </w:r>
+    </w:p>
+    <w:p>
+      <w:pPr>
+        <w:pStyle w:val="max2"/>
+        <w:numPr>
+          <w:ilvl w:val="0"/>
+          <w:numId w:val="28"/>
+        </w:numPr>
+        <w:rPr>
+          <w:rFonts w:ascii="Verdana" w:hAnsi="Verdana"/>
+          <w:color w:val="000000"/>
+          <w:sz w:val="24"/>
+          <w:szCs w:val="24"/>
+        </w:rPr>
+      </w:pPr>
+      <w:r>
+        <w:rPr>
+          <w:rFonts w:ascii="Verdana" w:hAnsi="Verdana"/>
+          <w:color w:val="000000"/>
+          <w:sz w:val="24"/>
+          <w:szCs w:val="24"/>
+        </w:rPr>
+        <w:t xml:space="preserve">Write a program to </w:t>
+      </w:r>
+      <w:r>
+        <w:rPr>
+          <w:rFonts w:ascii="Verdana" w:hAnsi="Verdana"/>
+          <w:color w:val="000000"/>
+          <w:sz w:val="24"/>
+          <w:szCs w:val="24"/>
+        </w:rPr>
+        <w:t>Check if Two Strings Are Anagrams</w:t>
+      </w:r>
+      <w:r>
+        <w:rPr>
+          <w:rFonts w:ascii="Verdana" w:hAnsi="Verdana"/>
+          <w:color w:val="000000"/>
+          <w:sz w:val="24"/>
+          <w:szCs w:val="24"/>
+        </w:rPr>
+        <w:t xml:space="preserve">. </w:t>
+      </w:r>
+      <w:proofErr w:type="gramStart"/>
+      <w:r>
+        <w:rPr>
+          <w:rFonts w:ascii="Verdana" w:hAnsi="Verdana"/>
+          <w:color w:val="000000"/>
+          <w:sz w:val="24"/>
+          <w:szCs w:val="24"/>
+        </w:rPr>
+        <w:t xml:space="preserve">Use  </w:t>
+      </w:r>
+      <w:proofErr w:type="spellStart"/>
+      <w:r>
+        <w:rPr>
+          <w:rFonts w:ascii="Verdana" w:hAnsi="Verdana"/>
+          <w:color w:val="000000"/>
+          <w:sz w:val="24"/>
+          <w:szCs w:val="24"/>
+        </w:rPr>
+        <w:t>toCharArray</w:t>
+      </w:r>
+      <w:proofErr w:type="spellEnd"/>
+      <w:proofErr w:type="gramEnd"/>
+      <w:r>
+        <w:rPr>
+          <w:rFonts w:ascii="Verdana" w:hAnsi="Verdana"/>
+          <w:color w:val="000000"/>
+          <w:sz w:val="24"/>
+          <w:szCs w:val="24"/>
+        </w:rPr>
+        <w:t xml:space="preserve">(), </w:t>
+      </w:r>
+      <w:proofErr w:type="spellStart"/>
+      <w:r>
+        <w:rPr>
+          <w:rFonts w:ascii="Verdana" w:hAnsi="Verdana"/>
+          <w:color w:val="000000"/>
+          <w:sz w:val="24"/>
+          <w:szCs w:val="24"/>
+        </w:rPr>
+        <w:t>Arrays.sort</w:t>
+      </w:r>
+      <w:proofErr w:type="spellEnd"/>
+      <w:r>
+        <w:rPr>
+          <w:rFonts w:ascii="Verdana" w:hAnsi="Verdana"/>
+          <w:color w:val="000000"/>
+          <w:sz w:val="24"/>
+          <w:szCs w:val="24"/>
+        </w:rPr>
+        <w:t>()</w:t>
+      </w:r>
+      <w:r>
+        <w:rPr>
+          <w:rFonts w:ascii="Verdana" w:hAnsi="Verdana"/>
+          <w:color w:val="000000"/>
+          <w:sz w:val="24"/>
+          <w:szCs w:val="24"/>
+        </w:rPr>
+        <w:t xml:space="preserve">, </w:t>
+      </w:r>
+      <w:proofErr w:type="spellStart"/>
+      <w:r>
+        <w:rPr>
+          <w:rFonts w:ascii="Verdana" w:hAnsi="Verdana"/>
+          <w:color w:val="000000"/>
+          <w:sz w:val="24"/>
+          <w:szCs w:val="24"/>
+        </w:rPr>
+        <w:t>Arrays.equal</w:t>
+      </w:r>
+      <w:proofErr w:type="spellEnd"/>
+      <w:r>
+        <w:rPr>
+          <w:rFonts w:ascii="Verdana" w:hAnsi="Verdana"/>
+          <w:color w:val="000000"/>
+          <w:sz w:val="24"/>
+          <w:szCs w:val="24"/>
+        </w:rPr>
+        <w:t>()</w:t>
+      </w:r>
+      <w:r>
+        <w:rPr>
+          <w:rFonts w:ascii="Verdana" w:hAnsi="Verdana"/>
+          <w:color w:val="000000"/>
+          <w:sz w:val="24"/>
+          <w:szCs w:val="24"/>
+        </w:rPr>
+        <w:t>.</w:t>
+      </w:r>
+    </w:p>
+    <w:p>
+      <w:pPr>
+        <w:pStyle w:val="max2"/>
+        <w:numPr>
+          <w:ilvl w:val="0"/>
+          <w:numId w:val="28"/>
+        </w:numPr>
+        <w:rPr>
+          <w:rFonts w:ascii="Verdana" w:hAnsi="Verdana"/>
+          <w:b/>
+          <w:bCs/>
+          <w:color w:val="000000"/>
+          <w:sz w:val="24"/>
+          <w:szCs w:val="24"/>
+        </w:rPr>
+      </w:pPr>
+      <w:r>
+        <w:rPr>
+          <w:rFonts w:ascii="Verdana" w:hAnsi="Verdana"/>
+          <w:color w:val="000000"/>
+          <w:sz w:val="24"/>
+          <w:szCs w:val="24"/>
+        </w:rPr>
+        <w:t xml:space="preserve">Write a program to </w:t>
+      </w:r>
+      <w:r>
+        <w:rPr>
+          <w:rFonts w:ascii="Verdana" w:hAnsi="Verdana"/>
+          <w:b/>
+          <w:bCs/>
+          <w:color w:val="000000"/>
+          <w:sz w:val="24"/>
+          <w:szCs w:val="24"/>
+        </w:rPr>
+        <w:t>Find First Non-Repeating Character</w:t>
+      </w:r>
+      <w:r>
+        <w:rPr>
+          <w:rFonts w:ascii="Verdana" w:hAnsi="Verdana"/>
+          <w:b/>
+          <w:bCs/>
+          <w:color w:val="000000"/>
+          <w:sz w:val="24"/>
+          <w:szCs w:val="24"/>
+        </w:rPr>
+        <w:t xml:space="preserve">        </w:t>
+      </w:r>
+      <w:r>
+        <w:rPr>
+          <w:rFonts w:ascii="Verdana" w:hAnsi="Verdana"/>
+          <w:color w:val="000000"/>
+          <w:szCs w:val="24"/>
+        </w:rPr>
+        <w:t>Input: "</w:t>
+      </w:r>
+      <w:proofErr w:type="spellStart"/>
+      <w:r>
+        <w:rPr>
+          <w:rFonts w:ascii="Verdana" w:hAnsi="Verdana"/>
+          <w:color w:val="000000"/>
+          <w:szCs w:val="24"/>
+        </w:rPr>
+        <w:t>swiss</w:t>
+      </w:r>
+      <w:proofErr w:type="spellEnd"/>
+      <w:proofErr w:type="gramStart"/>
+      <w:r>
+        <w:rPr>
+          <w:rFonts w:ascii="Verdana" w:hAnsi="Verdana"/>
+          <w:color w:val="000000"/>
+          <w:szCs w:val="24"/>
+        </w:rPr>
+        <w:t>"</w:t>
+      </w:r>
+      <w:r>
+        <w:rPr>
+          <w:rFonts w:ascii="Verdana" w:hAnsi="Verdana"/>
+          <w:color w:val="000000"/>
+          <w:szCs w:val="24"/>
+        </w:rPr>
+        <w:t xml:space="preserve">  </w:t>
+      </w:r>
+      <w:r>
+        <w:rPr>
+          <w:rFonts w:ascii="Verdana" w:hAnsi="Verdana"/>
+          <w:color w:val="000000"/>
+          <w:szCs w:val="24"/>
+        </w:rPr>
+        <w:t>Output</w:t>
+      </w:r>
+      <w:proofErr w:type="gramEnd"/>
+      <w:r>
+        <w:rPr>
+          <w:rFonts w:ascii="Verdana" w:hAnsi="Verdana"/>
+          <w:color w:val="000000"/>
+          <w:szCs w:val="24"/>
+        </w:rPr>
+        <w:t>: 'w'</w:t>
+      </w:r>
+      <w:r>
+        <w:rPr>
+          <w:rFonts w:ascii="Verdana" w:hAnsi="Verdana"/>
+          <w:b/>
+          <w:bCs/>
+          <w:color w:val="000000"/>
+          <w:sz w:val="24"/>
+          <w:szCs w:val="24"/>
+        </w:rPr>
+        <w:t>.</w:t>
+      </w:r>
+    </w:p>
+    <w:p>
+      <w:pPr>
+        <w:pStyle w:val="max2"/>
+        <w:numPr>
+          <w:ilvl w:val="0"/>
+          <w:numId w:val="28"/>
+        </w:numPr>
+        <w:rPr>
+          <w:rFonts w:ascii="Verdana" w:hAnsi="Verdana"/>
+          <w:color w:val="000000"/>
+          <w:sz w:val="24"/>
+          <w:szCs w:val="24"/>
+        </w:rPr>
+      </w:pPr>
+      <w:r>
+        <w:rPr>
+          <w:rFonts w:ascii="Verdana" w:hAnsi="Verdana"/>
+          <w:color w:val="000000"/>
+          <w:sz w:val="24"/>
+          <w:szCs w:val="24"/>
+        </w:rPr>
+        <w:t>Move All Zeros to End (In-place)</w:t>
+      </w:r>
+      <w:r>
+        <w:rPr>
+          <w:rFonts w:ascii="Verdana" w:hAnsi="Verdana"/>
+          <w:color w:val="000000"/>
+          <w:sz w:val="24"/>
+          <w:szCs w:val="24"/>
+        </w:rPr>
+        <w:t>.</w:t>
+      </w:r>
+      <w:r>
+        <w:rPr>
+          <w:rFonts w:asciiTheme="minorHAnsi" w:eastAsiaTheme="minorHAnsi" w:hAnsiTheme="minorHAnsi" w:cstheme="minorBidi"/>
+          <w:kern w:val="2"/>
+          <w:sz w:val="24"/>
+          <w:szCs w:val="21"/>
+          <w14:ligatures w14:val="standardContextual"/>
+        </w:rPr>
+        <w:t xml:space="preserve"> </w:t>
+      </w:r>
+      <w:r>
+        <w:rPr>
+          <w:rFonts w:ascii="Verdana" w:hAnsi="Verdana"/>
+          <w:color w:val="000000"/>
+          <w:sz w:val="24"/>
+          <w:szCs w:val="24"/>
+        </w:rPr>
+        <w:t>shifting + tracking index.</w:t>
+      </w:r>
+    </w:p>
+    <w:p>
+      <w:pPr>
+        <w:pStyle w:val="max2"/>
+        <w:rPr>
+          <w:rFonts w:ascii="Verdana" w:hAnsi="Verdana"/>
+          <w:color w:val="000000"/>
+          <w:sz w:val="24"/>
+          <w:szCs w:val="24"/>
+        </w:rPr>
+      </w:pPr>
+      <w:r>
+        <w:rPr>
+          <w:rFonts w:ascii="Verdana" w:hAnsi="Verdana"/>
+          <w:color w:val="000000"/>
+          <w:sz w:val="24"/>
+          <w:szCs w:val="24"/>
+        </w:rPr>
+        <w:t>Input: {0, 1, 0, 3, 12}</w:t>
+      </w:r>
+      <w:r>
+        <w:rPr>
+          <w:rFonts w:ascii="Verdana" w:hAnsi="Verdana"/>
+          <w:color w:val="000000"/>
+          <w:sz w:val="24"/>
+          <w:szCs w:val="24"/>
+        </w:rPr>
+        <w:br/>
+        <w:t>Output: {1, 3, 12, 0, 0}</w:t>
+      </w:r>
+    </w:p>
+    <w:p>
+      <w:pPr>
+        <w:pStyle w:val="max2"/>
+        <w:rPr>
+          <w:rFonts w:ascii="Verdana" w:hAnsi="Verdana"/>
+          <w:color w:val="000000"/>
+          <w:sz w:val="24"/>
+          <w:szCs w:val="24"/>
+        </w:rPr>
+      </w:pPr>
+      <w:r>
+        <w:rPr>
+          <w:rFonts w:ascii="Verdana" w:hAnsi="Verdana"/>
+          <w:color w:val="000000"/>
+          <w:sz w:val="24"/>
+          <w:szCs w:val="24"/>
+        </w:rPr>
+        <w:t xml:space="preserve">Day </w:t>
+      </w:r>
+      <w:r>
+        <w:rPr>
+          <w:rFonts w:ascii="Verdana" w:hAnsi="Verdana"/>
+          <w:color w:val="000000"/>
+          <w:sz w:val="24"/>
+          <w:szCs w:val="24"/>
+        </w:rPr>
+        <w:t>20</w:t>
       </w:r>
     </w:p>
     <w:p>
@@ -6472,7 +6950,6 @@
           <w:numId w:val="6"/>
         </w:numPr>
         <w:rPr>
-          <w:rStyle w:val="HTMLCode"/>
           <w:rFonts w:ascii="Times New Roman" w:hAnsi="Times New Roman" w:cs="Times New Roman"/>
           <w:sz w:val="28"/>
           <w:szCs w:val="28"/>
@@ -6634,37 +7111,6 @@
         </w:rPr>
         <w:t>).</w:t>
       </w:r>
-    </w:p>
-    <w:p>
-      <w:pPr>
-        <w:rPr>
-          <w:rFonts w:ascii="Times New Roman" w:hAnsi="Times New Roman" w:cs="Times New Roman"/>
-          <w:sz w:val="28"/>
-          <w:szCs w:val="22"/>
-        </w:rPr>
-      </w:pPr>
-      <w:r>
-        <w:rPr>
-          <w:rFonts w:ascii="Times New Roman" w:hAnsi="Times New Roman" w:cs="Times New Roman"/>
-          <w:sz w:val="28"/>
-          <w:szCs w:val="22"/>
-        </w:rPr>
-        <w:t>Day 20</w:t>
-      </w:r>
-    </w:p>
-    <w:p>
-      <w:pPr>
-        <w:pStyle w:val="ListParagraph"/>
-        <w:numPr>
-          <w:ilvl w:val="0"/>
-          <w:numId w:val="27"/>
-        </w:numPr>
-        <w:rPr>
-          <w:rFonts w:ascii="Times New Roman" w:hAnsi="Times New Roman" w:cs="Times New Roman"/>
-          <w:sz w:val="28"/>
-          <w:szCs w:val="22"/>
-        </w:rPr>
-      </w:pPr>
     </w:p>
     <w:sectPr>
       <w:pgSz w:w="11906" w:h="16838"/>
@@ -7652,6 +8098,92 @@
     </w:lvl>
   </w:abstractNum>
   <w:abstractNum w:abstractNumId="11" w15:restartNumberingAfterBreak="0">
+    <w:nsid w:val="39967108"/>
+    <w:multiLevelType w:val="hybridMultilevel"/>
+    <w:tmpl w:val="B2F85186"/>
+    <w:lvl w:ilvl="0" w:tplc="0409000F">
+      <w:start w:val="1"/>
+      <w:numFmt w:val="decimal"/>
+      <w:lvlText w:val="%1."/>
+      <w:lvlJc w:val="left"/>
+      <w:pPr>
+        <w:ind w:left="720" w:hanging="360"/>
+      </w:pPr>
+    </w:lvl>
+    <w:lvl w:ilvl="1" w:tplc="04090019" w:tentative="1">
+      <w:start w:val="1"/>
+      <w:numFmt w:val="lowerLetter"/>
+      <w:lvlText w:val="%2."/>
+      <w:lvlJc w:val="left"/>
+      <w:pPr>
+        <w:ind w:left="1440" w:hanging="360"/>
+      </w:pPr>
+    </w:lvl>
+    <w:lvl w:ilvl="2" w:tplc="0409001B" w:tentative="1">
+      <w:start w:val="1"/>
+      <w:numFmt w:val="lowerRoman"/>
+      <w:lvlText w:val="%3."/>
+      <w:lvlJc w:val="right"/>
+      <w:pPr>
+        <w:ind w:left="2160" w:hanging="180"/>
+      </w:pPr>
+    </w:lvl>
+    <w:lvl w:ilvl="3" w:tplc="0409000F" w:tentative="1">
+      <w:start w:val="1"/>
+      <w:numFmt w:val="decimal"/>
+      <w:lvlText w:val="%4."/>
+      <w:lvlJc w:val="left"/>
+      <w:pPr>
+        <w:ind w:left="2880" w:hanging="360"/>
+      </w:pPr>
+    </w:lvl>
+    <w:lvl w:ilvl="4" w:tplc="04090019" w:tentative="1">
+      <w:start w:val="1"/>
+      <w:numFmt w:val="lowerLetter"/>
+      <w:lvlText w:val="%5."/>
+      <w:lvlJc w:val="left"/>
+      <w:pPr>
+        <w:ind w:left="3600" w:hanging="360"/>
+      </w:pPr>
+    </w:lvl>
+    <w:lvl w:ilvl="5" w:tplc="0409001B" w:tentative="1">
+      <w:start w:val="1"/>
+      <w:numFmt w:val="lowerRoman"/>
+      <w:lvlText w:val="%6."/>
+      <w:lvlJc w:val="right"/>
+      <w:pPr>
+        <w:ind w:left="4320" w:hanging="180"/>
+      </w:pPr>
+    </w:lvl>
+    <w:lvl w:ilvl="6" w:tplc="0409000F" w:tentative="1">
+      <w:start w:val="1"/>
+      <w:numFmt w:val="decimal"/>
+      <w:lvlText w:val="%7."/>
+      <w:lvlJc w:val="left"/>
+      <w:pPr>
+        <w:ind w:left="5040" w:hanging="360"/>
+      </w:pPr>
+    </w:lvl>
+    <w:lvl w:ilvl="7" w:tplc="04090019" w:tentative="1">
+      <w:start w:val="1"/>
+      <w:numFmt w:val="lowerLetter"/>
+      <w:lvlText w:val="%8."/>
+      <w:lvlJc w:val="left"/>
+      <w:pPr>
+        <w:ind w:left="5760" w:hanging="360"/>
+      </w:pPr>
+    </w:lvl>
+    <w:lvl w:ilvl="8" w:tplc="0409001B" w:tentative="1">
+      <w:start w:val="1"/>
+      <w:numFmt w:val="lowerRoman"/>
+      <w:lvlText w:val="%9."/>
+      <w:lvlJc w:val="right"/>
+      <w:pPr>
+        <w:ind w:left="6480" w:hanging="180"/>
+      </w:pPr>
+    </w:lvl>
+  </w:abstractNum>
+  <w:abstractNum w:abstractNumId="12" w15:restartNumberingAfterBreak="0">
     <w:nsid w:val="40275F85"/>
     <w:multiLevelType w:val="hybridMultilevel"/>
     <w:tmpl w:val="8DCC4EBE"/>
@@ -7737,7 +8269,7 @@
       </w:pPr>
     </w:lvl>
   </w:abstractNum>
-  <w:abstractNum w:abstractNumId="12" w15:restartNumberingAfterBreak="0">
+  <w:abstractNum w:abstractNumId="13" w15:restartNumberingAfterBreak="0">
     <w:nsid w:val="40C50921"/>
     <w:multiLevelType w:val="hybridMultilevel"/>
     <w:tmpl w:val="AF0A9ABA"/>
@@ -7823,7 +8355,7 @@
       </w:pPr>
     </w:lvl>
   </w:abstractNum>
-  <w:abstractNum w:abstractNumId="13" w15:restartNumberingAfterBreak="0">
+  <w:abstractNum w:abstractNumId="14" w15:restartNumberingAfterBreak="0">
     <w:nsid w:val="41214A0C"/>
     <w:multiLevelType w:val="hybridMultilevel"/>
     <w:tmpl w:val="DC0E80FA"/>
@@ -7909,7 +8441,7 @@
       </w:pPr>
     </w:lvl>
   </w:abstractNum>
-  <w:abstractNum w:abstractNumId="14" w15:restartNumberingAfterBreak="0">
+  <w:abstractNum w:abstractNumId="15" w15:restartNumberingAfterBreak="0">
     <w:nsid w:val="424A52A2"/>
     <w:multiLevelType w:val="hybridMultilevel"/>
     <w:tmpl w:val="A16657D4"/>
@@ -7995,7 +8527,7 @@
       </w:pPr>
     </w:lvl>
   </w:abstractNum>
-  <w:abstractNum w:abstractNumId="15" w15:restartNumberingAfterBreak="0">
+  <w:abstractNum w:abstractNumId="16" w15:restartNumberingAfterBreak="0">
     <w:nsid w:val="47F5408E"/>
     <w:multiLevelType w:val="hybridMultilevel"/>
     <w:tmpl w:val="A16657D4"/>
@@ -8081,7 +8613,7 @@
       </w:pPr>
     </w:lvl>
   </w:abstractNum>
-  <w:abstractNum w:abstractNumId="16" w15:restartNumberingAfterBreak="0">
+  <w:abstractNum w:abstractNumId="17" w15:restartNumberingAfterBreak="0">
     <w:nsid w:val="49173750"/>
     <w:multiLevelType w:val="hybridMultilevel"/>
     <w:tmpl w:val="6FEADD56"/>
@@ -8167,7 +8699,7 @@
       </w:pPr>
     </w:lvl>
   </w:abstractNum>
-  <w:abstractNum w:abstractNumId="17" w15:restartNumberingAfterBreak="0">
+  <w:abstractNum w:abstractNumId="18" w15:restartNumberingAfterBreak="0">
     <w:nsid w:val="4E100B8B"/>
     <w:multiLevelType w:val="hybridMultilevel"/>
     <w:tmpl w:val="1D5460BE"/>
@@ -8253,7 +8785,7 @@
       </w:pPr>
     </w:lvl>
   </w:abstractNum>
-  <w:abstractNum w:abstractNumId="18" w15:restartNumberingAfterBreak="0">
+  <w:abstractNum w:abstractNumId="19" w15:restartNumberingAfterBreak="0">
     <w:nsid w:val="547D03A2"/>
     <w:multiLevelType w:val="multilevel"/>
     <w:tmpl w:val="3B42AD1E"/>
@@ -8402,7 +8934,7 @@
       </w:rPr>
     </w:lvl>
   </w:abstractNum>
-  <w:abstractNum w:abstractNumId="19" w15:restartNumberingAfterBreak="0">
+  <w:abstractNum w:abstractNumId="20" w15:restartNumberingAfterBreak="0">
     <w:nsid w:val="5AD15962"/>
     <w:multiLevelType w:val="hybridMultilevel"/>
     <w:tmpl w:val="884AF92E"/>
@@ -8488,7 +9020,7 @@
       </w:pPr>
     </w:lvl>
   </w:abstractNum>
-  <w:abstractNum w:abstractNumId="20" w15:restartNumberingAfterBreak="0">
+  <w:abstractNum w:abstractNumId="21" w15:restartNumberingAfterBreak="0">
     <w:nsid w:val="6AAA50FA"/>
     <w:multiLevelType w:val="hybridMultilevel"/>
     <w:tmpl w:val="829279AA"/>
@@ -8574,7 +9106,7 @@
       </w:pPr>
     </w:lvl>
   </w:abstractNum>
-  <w:abstractNum w:abstractNumId="21" w15:restartNumberingAfterBreak="0">
+  <w:abstractNum w:abstractNumId="22" w15:restartNumberingAfterBreak="0">
     <w:nsid w:val="6CD86F84"/>
     <w:multiLevelType w:val="multilevel"/>
     <w:tmpl w:val="EB06CA30"/>
@@ -8723,7 +9255,7 @@
       </w:rPr>
     </w:lvl>
   </w:abstractNum>
-  <w:abstractNum w:abstractNumId="22" w15:restartNumberingAfterBreak="0">
+  <w:abstractNum w:abstractNumId="23" w15:restartNumberingAfterBreak="0">
     <w:nsid w:val="6FB84637"/>
     <w:multiLevelType w:val="hybridMultilevel"/>
     <w:tmpl w:val="FCBE904E"/>
@@ -8809,7 +9341,7 @@
       </w:pPr>
     </w:lvl>
   </w:abstractNum>
-  <w:abstractNum w:abstractNumId="23" w15:restartNumberingAfterBreak="0">
+  <w:abstractNum w:abstractNumId="24" w15:restartNumberingAfterBreak="0">
     <w:nsid w:val="72E21C6C"/>
     <w:multiLevelType w:val="hybridMultilevel"/>
     <w:tmpl w:val="A548623A"/>
@@ -8895,7 +9427,7 @@
       </w:pPr>
     </w:lvl>
   </w:abstractNum>
-  <w:abstractNum w:abstractNumId="24" w15:restartNumberingAfterBreak="0">
+  <w:abstractNum w:abstractNumId="25" w15:restartNumberingAfterBreak="0">
     <w:nsid w:val="79527ECA"/>
     <w:multiLevelType w:val="hybridMultilevel"/>
     <w:tmpl w:val="D5383D20"/>
@@ -8981,7 +9513,7 @@
       </w:pPr>
     </w:lvl>
   </w:abstractNum>
-  <w:abstractNum w:abstractNumId="25" w15:restartNumberingAfterBreak="0">
+  <w:abstractNum w:abstractNumId="26" w15:restartNumberingAfterBreak="0">
     <w:nsid w:val="7ABA1038"/>
     <w:multiLevelType w:val="hybridMultilevel"/>
     <w:tmpl w:val="CAE67AD6"/>
@@ -9067,7 +9599,7 @@
       </w:pPr>
     </w:lvl>
   </w:abstractNum>
-  <w:abstractNum w:abstractNumId="26" w15:restartNumberingAfterBreak="0">
+  <w:abstractNum w:abstractNumId="27" w15:restartNumberingAfterBreak="0">
     <w:nsid w:val="7FBE6D6A"/>
     <w:multiLevelType w:val="hybridMultilevel"/>
     <w:tmpl w:val="7D3272E4"/>
@@ -9154,31 +9686,31 @@
     </w:lvl>
   </w:abstractNum>
   <w:num w:numId="1" w16cid:durableId="2067530903">
-    <w:abstractNumId w:val="11"/>
+    <w:abstractNumId w:val="12"/>
   </w:num>
   <w:num w:numId="2" w16cid:durableId="1527332407">
     <w:abstractNumId w:val="8"/>
   </w:num>
   <w:num w:numId="3" w16cid:durableId="992101742">
-    <w:abstractNumId w:val="15"/>
+    <w:abstractNumId w:val="16"/>
   </w:num>
   <w:num w:numId="4" w16cid:durableId="271985620">
     <w:abstractNumId w:val="5"/>
   </w:num>
   <w:num w:numId="5" w16cid:durableId="1301619490">
-    <w:abstractNumId w:val="14"/>
+    <w:abstractNumId w:val="15"/>
   </w:num>
   <w:num w:numId="6" w16cid:durableId="1738437273">
     <w:abstractNumId w:val="4"/>
   </w:num>
   <w:num w:numId="7" w16cid:durableId="1879052598">
-    <w:abstractNumId w:val="20"/>
+    <w:abstractNumId w:val="21"/>
   </w:num>
   <w:num w:numId="8" w16cid:durableId="1749188025">
     <w:abstractNumId w:val="9"/>
   </w:num>
   <w:num w:numId="9" w16cid:durableId="101462200">
-    <w:abstractNumId w:val="23"/>
+    <w:abstractNumId w:val="24"/>
   </w:num>
   <w:num w:numId="10" w16cid:durableId="57170953">
     <w:abstractNumId w:val="0"/>
@@ -9187,31 +9719,31 @@
     <w:abstractNumId w:val="6"/>
   </w:num>
   <w:num w:numId="12" w16cid:durableId="1752465261">
-    <w:abstractNumId w:val="19"/>
+    <w:abstractNumId w:val="20"/>
   </w:num>
   <w:num w:numId="13" w16cid:durableId="192882122">
-    <w:abstractNumId w:val="25"/>
+    <w:abstractNumId w:val="26"/>
   </w:num>
   <w:num w:numId="14" w16cid:durableId="1059592124">
-    <w:abstractNumId w:val="13"/>
+    <w:abstractNumId w:val="14"/>
   </w:num>
   <w:num w:numId="15" w16cid:durableId="973172513">
     <w:abstractNumId w:val="3"/>
   </w:num>
   <w:num w:numId="16" w16cid:durableId="1242788342">
-    <w:abstractNumId w:val="12"/>
+    <w:abstractNumId w:val="13"/>
   </w:num>
   <w:num w:numId="17" w16cid:durableId="1172834706">
-    <w:abstractNumId w:val="17"/>
+    <w:abstractNumId w:val="18"/>
   </w:num>
   <w:num w:numId="18" w16cid:durableId="1390882741">
-    <w:abstractNumId w:val="26"/>
+    <w:abstractNumId w:val="27"/>
   </w:num>
   <w:num w:numId="19" w16cid:durableId="1705986544">
     <w:abstractNumId w:val="10"/>
   </w:num>
   <w:num w:numId="20" w16cid:durableId="178937250">
-    <w:abstractNumId w:val="16"/>
+    <w:abstractNumId w:val="17"/>
   </w:num>
   <w:num w:numId="21" w16cid:durableId="1320034700">
     <w:abstractNumId w:val="7"/>
@@ -9220,19 +9752,22 @@
     <w:abstractNumId w:val="2"/>
   </w:num>
   <w:num w:numId="23" w16cid:durableId="112331395">
-    <w:abstractNumId w:val="24"/>
+    <w:abstractNumId w:val="25"/>
   </w:num>
   <w:num w:numId="24" w16cid:durableId="1911377728">
-    <w:abstractNumId w:val="18"/>
+    <w:abstractNumId w:val="19"/>
   </w:num>
   <w:num w:numId="25" w16cid:durableId="576789641">
-    <w:abstractNumId w:val="21"/>
+    <w:abstractNumId w:val="22"/>
   </w:num>
   <w:num w:numId="26" w16cid:durableId="1242645648">
     <w:abstractNumId w:val="1"/>
   </w:num>
   <w:num w:numId="27" w16cid:durableId="39788084">
-    <w:abstractNumId w:val="22"/>
+    <w:abstractNumId w:val="23"/>
+  </w:num>
+  <w:num w:numId="28" w16cid:durableId="1485971932">
+    <w:abstractNumId w:val="11"/>
   </w:num>
 </w:numbering>
 </file>
@@ -9839,7 +10374,6 @@
   <w:style w:type="character" w:default="1" w:styleId="DefaultParagraphFont">
     <w:name w:val="Default Paragraph Font"/>
     <w:uiPriority w:val="1"/>
-    <w:semiHidden/>
     <w:unhideWhenUsed/>
   </w:style>
   <w:style w:type="table" w:default="1" w:styleId="TableNormal">

--- a/Questions.docx
+++ b/Questions.docx
@@ -6532,23 +6532,7 @@
           <w:color w:val="000000"/>
           <w:szCs w:val="24"/>
         </w:rPr>
-        <w:t>"</w:t>
-      </w:r>
-      <w:r>
-        <w:rPr>
-          <w:rFonts w:ascii="Verdana" w:hAnsi="Verdana"/>
-          <w:color w:val="000000"/>
-          <w:szCs w:val="24"/>
-        </w:rPr>
-        <w:t xml:space="preserve">  </w:t>
-      </w:r>
-      <w:r>
-        <w:rPr>
-          <w:rFonts w:ascii="Verdana" w:hAnsi="Verdana"/>
-          <w:color w:val="000000"/>
-          <w:szCs w:val="24"/>
-        </w:rPr>
-        <w:t>Output</w:t>
+        <w:t>"  Output</w:t>
       </w:r>
       <w:proofErr w:type="gramEnd"/>
       <w:r>
@@ -6679,7 +6663,215 @@
           <w:sz w:val="24"/>
           <w:szCs w:val="24"/>
         </w:rPr>
-        <w:t>20</w:t>
+        <w:t>2</w:t>
+      </w:r>
+      <w:r>
+        <w:rPr>
+          <w:rFonts w:ascii="Verdana" w:hAnsi="Verdana"/>
+          <w:color w:val="000000"/>
+          <w:sz w:val="24"/>
+          <w:szCs w:val="24"/>
+        </w:rPr>
+        <w:t xml:space="preserve">0(Array and </w:t>
+      </w:r>
+      <w:proofErr w:type="spellStart"/>
+      <w:r>
+        <w:rPr>
+          <w:rFonts w:ascii="Verdana" w:hAnsi="Verdana"/>
+          <w:color w:val="000000"/>
+          <w:sz w:val="24"/>
+          <w:szCs w:val="24"/>
+        </w:rPr>
+        <w:t>Arraylist</w:t>
+      </w:r>
+      <w:proofErr w:type="spellEnd"/>
+      <w:r>
+        <w:rPr>
+          <w:rFonts w:ascii="Verdana" w:hAnsi="Verdana"/>
+          <w:color w:val="000000"/>
+          <w:sz w:val="24"/>
+          <w:szCs w:val="24"/>
+        </w:rPr>
+        <w:t>)</w:t>
+      </w:r>
+    </w:p>
+    <w:p>
+      <w:pPr>
+        <w:pStyle w:val="ListParagraph"/>
+        <w:numPr>
+          <w:ilvl w:val="0"/>
+          <w:numId w:val="29"/>
+        </w:numPr>
+        <w:spacing w:before="100" w:beforeAutospacing="1" w:after="100" w:afterAutospacing="1" w:line="240" w:lineRule="auto"/>
+        <w:outlineLvl w:val="1"/>
+        <w:rPr>
+          <w:rFonts w:ascii="Mangal" w:eastAsia="Times New Roman" w:hAnsi="Mangal" w:cs="Mangal"/>
+          <w:b/>
+          <w:bCs/>
+          <w:kern w:val="0"/>
+          <w:szCs w:val="24"/>
+          <w14:ligatures w14:val="none"/>
+        </w:rPr>
+      </w:pPr>
+      <w:r>
+        <w:rPr>
+          <w:rFonts w:ascii="Mangal" w:eastAsia="Times New Roman" w:hAnsi="Mangal" w:cs="Mangal"/>
+          <w:b/>
+          <w:bCs/>
+          <w:kern w:val="0"/>
+          <w:szCs w:val="24"/>
+          <w14:ligatures w14:val="none"/>
+        </w:rPr>
+        <w:t>Find Duplicate in an Array</w:t>
+      </w:r>
+      <w:r>
+        <w:rPr>
+          <w:rFonts w:ascii="Mangal" w:eastAsia="Times New Roman" w:hAnsi="Mangal" w:cs="Mangal"/>
+          <w:b/>
+          <w:bCs/>
+          <w:kern w:val="0"/>
+          <w:szCs w:val="24"/>
+          <w14:ligatures w14:val="none"/>
+        </w:rPr>
+        <w:t xml:space="preserve">, </w:t>
+      </w:r>
+    </w:p>
+    <w:p>
+      <w:pPr>
+        <w:pStyle w:val="ListParagraph"/>
+        <w:spacing w:before="100" w:beforeAutospacing="1" w:after="100" w:afterAutospacing="1" w:line="240" w:lineRule="auto"/>
+        <w:outlineLvl w:val="1"/>
+        <w:rPr>
+          <w:rFonts w:ascii="Mangal" w:eastAsia="Times New Roman" w:hAnsi="Mangal" w:cs="Mangal"/>
+          <w:b/>
+          <w:bCs/>
+          <w:kern w:val="0"/>
+          <w:sz w:val="28"/>
+          <w:szCs w:val="28"/>
+          <w14:ligatures w14:val="none"/>
+        </w:rPr>
+      </w:pPr>
+      <w:r>
+        <w:rPr>
+          <w:rFonts w:ascii="Mangal" w:eastAsia="Times New Roman" w:hAnsi="Mangal" w:cs="Mangal"/>
+          <w:kern w:val="0"/>
+          <w:sz w:val="20"/>
+          <w:szCs w:val="20"/>
+          <w14:ligatures w14:val="none"/>
+        </w:rPr>
+        <w:t>Input: {1, 2, 3, 2, 5}</w:t>
+      </w:r>
+      <w:r>
+        <w:rPr>
+          <w:rFonts w:ascii="Mangal" w:eastAsia="Times New Roman" w:hAnsi="Mangal" w:cs="Mangal"/>
+          <w:kern w:val="0"/>
+          <w:sz w:val="20"/>
+          <w:szCs w:val="20"/>
+          <w14:ligatures w14:val="none"/>
+        </w:rPr>
+        <w:br/>
+        <w:t>Output: 2</w:t>
+      </w:r>
+    </w:p>
+    <w:p>
+      <w:pPr>
+        <w:pStyle w:val="ListParagraph"/>
+        <w:numPr>
+          <w:ilvl w:val="0"/>
+          <w:numId w:val="29"/>
+        </w:numPr>
+        <w:spacing w:before="100" w:beforeAutospacing="1" w:after="100" w:afterAutospacing="1" w:line="240" w:lineRule="auto"/>
+        <w:outlineLvl w:val="1"/>
+        <w:rPr>
+          <w:rFonts w:ascii="Mangal" w:eastAsia="Times New Roman" w:hAnsi="Mangal" w:cs="Mangal"/>
+          <w:b/>
+          <w:bCs/>
+          <w:kern w:val="0"/>
+          <w:szCs w:val="24"/>
+          <w14:ligatures w14:val="none"/>
+        </w:rPr>
+      </w:pPr>
+      <w:r>
+        <w:rPr>
+          <w:rFonts w:ascii="Mangal" w:eastAsia="Times New Roman" w:hAnsi="Mangal" w:cs="Mangal"/>
+          <w:b/>
+          <w:bCs/>
+          <w:kern w:val="0"/>
+          <w:szCs w:val="24"/>
+          <w14:ligatures w14:val="none"/>
+        </w:rPr>
+        <w:t>Reverse Array Without Using Extra Array (Two Pointer)</w:t>
+      </w:r>
+    </w:p>
+    <w:p>
+      <w:pPr>
+        <w:pStyle w:val="ListParagraph"/>
+        <w:spacing w:before="100" w:beforeAutospacing="1" w:after="100" w:afterAutospacing="1" w:line="240" w:lineRule="auto"/>
+        <w:rPr>
+          <w:rFonts w:ascii="Mangal" w:eastAsia="Times New Roman" w:hAnsi="Mangal" w:cs="Mangal"/>
+          <w:kern w:val="0"/>
+          <w:sz w:val="20"/>
+          <w:szCs w:val="20"/>
+          <w14:ligatures w14:val="none"/>
+        </w:rPr>
+      </w:pPr>
+      <w:r>
+        <w:rPr>
+          <w:rFonts w:ascii="Mangal" w:eastAsia="Times New Roman" w:hAnsi="Mangal" w:cs="Mangal"/>
+          <w:kern w:val="0"/>
+          <w:sz w:val="20"/>
+          <w:szCs w:val="20"/>
+          <w14:ligatures w14:val="none"/>
+        </w:rPr>
+        <w:t>Input: {10, 20, 30, 40}</w:t>
+      </w:r>
+      <w:r>
+        <w:rPr>
+          <w:rFonts w:ascii="Mangal" w:eastAsia="Times New Roman" w:hAnsi="Mangal" w:cs="Mangal"/>
+          <w:kern w:val="0"/>
+          <w:sz w:val="20"/>
+          <w:szCs w:val="20"/>
+          <w14:ligatures w14:val="none"/>
+        </w:rPr>
+        <w:br/>
+        <w:t>Output: {40, 30, 20, 10}</w:t>
+      </w:r>
+    </w:p>
+    <w:p>
+      <w:pPr>
+        <w:pStyle w:val="ListParagraph"/>
+        <w:numPr>
+          <w:ilvl w:val="0"/>
+          <w:numId w:val="29"/>
+        </w:numPr>
+        <w:spacing w:before="100" w:beforeAutospacing="1" w:after="100" w:afterAutospacing="1" w:line="240" w:lineRule="auto"/>
+        <w:rPr>
+          <w:rFonts w:ascii="Mangal" w:eastAsia="Times New Roman" w:hAnsi="Mangal" w:cs="Mangal"/>
+          <w:kern w:val="0"/>
+          <w:sz w:val="20"/>
+          <w:szCs w:val="20"/>
+          <w14:ligatures w14:val="none"/>
+        </w:rPr>
+      </w:pPr>
+    </w:p>
+    <w:p>
+      <w:pPr>
+        <w:pStyle w:val="max2"/>
+        <w:rPr>
+          <w:rFonts w:ascii="Verdana" w:hAnsi="Verdana"/>
+          <w:color w:val="000000"/>
+          <w:sz w:val="24"/>
+          <w:szCs w:val="24"/>
+        </w:rPr>
+      </w:pPr>
+      <w:r>
+        <w:rPr>
+          <w:rFonts w:ascii="Verdana" w:hAnsi="Verdana"/>
+          <w:color w:val="000000"/>
+          <w:sz w:val="24"/>
+          <w:szCs w:val="24"/>
+        </w:rPr>
+        <w:t>Day 21</w:t>
       </w:r>
     </w:p>
     <w:p>
@@ -7469,6 +7661,92 @@
     </w:lvl>
   </w:abstractNum>
   <w:abstractNum w:abstractNumId="4" w15:restartNumberingAfterBreak="0">
+    <w:nsid w:val="1F1F31F2"/>
+    <w:multiLevelType w:val="hybridMultilevel"/>
+    <w:tmpl w:val="B2F0488E"/>
+    <w:lvl w:ilvl="0" w:tplc="0409000F">
+      <w:start w:val="1"/>
+      <w:numFmt w:val="decimal"/>
+      <w:lvlText w:val="%1."/>
+      <w:lvlJc w:val="left"/>
+      <w:pPr>
+        <w:ind w:left="720" w:hanging="360"/>
+      </w:pPr>
+    </w:lvl>
+    <w:lvl w:ilvl="1" w:tplc="04090019" w:tentative="1">
+      <w:start w:val="1"/>
+      <w:numFmt w:val="lowerLetter"/>
+      <w:lvlText w:val="%2."/>
+      <w:lvlJc w:val="left"/>
+      <w:pPr>
+        <w:ind w:left="1440" w:hanging="360"/>
+      </w:pPr>
+    </w:lvl>
+    <w:lvl w:ilvl="2" w:tplc="0409001B" w:tentative="1">
+      <w:start w:val="1"/>
+      <w:numFmt w:val="lowerRoman"/>
+      <w:lvlText w:val="%3."/>
+      <w:lvlJc w:val="right"/>
+      <w:pPr>
+        <w:ind w:left="2160" w:hanging="180"/>
+      </w:pPr>
+    </w:lvl>
+    <w:lvl w:ilvl="3" w:tplc="0409000F" w:tentative="1">
+      <w:start w:val="1"/>
+      <w:numFmt w:val="decimal"/>
+      <w:lvlText w:val="%4."/>
+      <w:lvlJc w:val="left"/>
+      <w:pPr>
+        <w:ind w:left="2880" w:hanging="360"/>
+      </w:pPr>
+    </w:lvl>
+    <w:lvl w:ilvl="4" w:tplc="04090019" w:tentative="1">
+      <w:start w:val="1"/>
+      <w:numFmt w:val="lowerLetter"/>
+      <w:lvlText w:val="%5."/>
+      <w:lvlJc w:val="left"/>
+      <w:pPr>
+        <w:ind w:left="3600" w:hanging="360"/>
+      </w:pPr>
+    </w:lvl>
+    <w:lvl w:ilvl="5" w:tplc="0409001B" w:tentative="1">
+      <w:start w:val="1"/>
+      <w:numFmt w:val="lowerRoman"/>
+      <w:lvlText w:val="%6."/>
+      <w:lvlJc w:val="right"/>
+      <w:pPr>
+        <w:ind w:left="4320" w:hanging="180"/>
+      </w:pPr>
+    </w:lvl>
+    <w:lvl w:ilvl="6" w:tplc="0409000F" w:tentative="1">
+      <w:start w:val="1"/>
+      <w:numFmt w:val="decimal"/>
+      <w:lvlText w:val="%7."/>
+      <w:lvlJc w:val="left"/>
+      <w:pPr>
+        <w:ind w:left="5040" w:hanging="360"/>
+      </w:pPr>
+    </w:lvl>
+    <w:lvl w:ilvl="7" w:tplc="04090019" w:tentative="1">
+      <w:start w:val="1"/>
+      <w:numFmt w:val="lowerLetter"/>
+      <w:lvlText w:val="%8."/>
+      <w:lvlJc w:val="left"/>
+      <w:pPr>
+        <w:ind w:left="5760" w:hanging="360"/>
+      </w:pPr>
+    </w:lvl>
+    <w:lvl w:ilvl="8" w:tplc="0409001B" w:tentative="1">
+      <w:start w:val="1"/>
+      <w:numFmt w:val="lowerRoman"/>
+      <w:lvlText w:val="%9."/>
+      <w:lvlJc w:val="right"/>
+      <w:pPr>
+        <w:ind w:left="6480" w:hanging="180"/>
+      </w:pPr>
+    </w:lvl>
+  </w:abstractNum>
+  <w:abstractNum w:abstractNumId="5" w15:restartNumberingAfterBreak="0">
     <w:nsid w:val="25916D50"/>
     <w:multiLevelType w:val="hybridMultilevel"/>
     <w:tmpl w:val="DBE2118A"/>
@@ -7554,7 +7832,7 @@
       </w:pPr>
     </w:lvl>
   </w:abstractNum>
-  <w:abstractNum w:abstractNumId="5" w15:restartNumberingAfterBreak="0">
+  <w:abstractNum w:abstractNumId="6" w15:restartNumberingAfterBreak="0">
     <w:nsid w:val="25C7788F"/>
     <w:multiLevelType w:val="hybridMultilevel"/>
     <w:tmpl w:val="BA6C4D96"/>
@@ -7640,7 +7918,7 @@
       </w:pPr>
     </w:lvl>
   </w:abstractNum>
-  <w:abstractNum w:abstractNumId="6" w15:restartNumberingAfterBreak="0">
+  <w:abstractNum w:abstractNumId="7" w15:restartNumberingAfterBreak="0">
     <w:nsid w:val="27D1368A"/>
     <w:multiLevelType w:val="hybridMultilevel"/>
     <w:tmpl w:val="24846766"/>
@@ -7726,7 +8004,7 @@
       </w:pPr>
     </w:lvl>
   </w:abstractNum>
-  <w:abstractNum w:abstractNumId="7" w15:restartNumberingAfterBreak="0">
+  <w:abstractNum w:abstractNumId="8" w15:restartNumberingAfterBreak="0">
     <w:nsid w:val="2AEC65C4"/>
     <w:multiLevelType w:val="hybridMultilevel"/>
     <w:tmpl w:val="C87E1036"/>
@@ -7812,7 +8090,7 @@
       </w:pPr>
     </w:lvl>
   </w:abstractNum>
-  <w:abstractNum w:abstractNumId="8" w15:restartNumberingAfterBreak="0">
+  <w:abstractNum w:abstractNumId="9" w15:restartNumberingAfterBreak="0">
     <w:nsid w:val="2EFB147E"/>
     <w:multiLevelType w:val="hybridMultilevel"/>
     <w:tmpl w:val="3620DFC0"/>
@@ -7898,7 +8176,7 @@
       </w:pPr>
     </w:lvl>
   </w:abstractNum>
-  <w:abstractNum w:abstractNumId="9" w15:restartNumberingAfterBreak="0">
+  <w:abstractNum w:abstractNumId="10" w15:restartNumberingAfterBreak="0">
     <w:nsid w:val="32F93CDD"/>
     <w:multiLevelType w:val="multilevel"/>
     <w:tmpl w:val="45B0D78C"/>
@@ -8011,7 +8289,7 @@
       </w:pPr>
     </w:lvl>
   </w:abstractNum>
-  <w:abstractNum w:abstractNumId="10" w15:restartNumberingAfterBreak="0">
+  <w:abstractNum w:abstractNumId="11" w15:restartNumberingAfterBreak="0">
     <w:nsid w:val="386C5883"/>
     <w:multiLevelType w:val="hybridMultilevel"/>
     <w:tmpl w:val="B388E582"/>
@@ -8097,7 +8375,7 @@
       </w:pPr>
     </w:lvl>
   </w:abstractNum>
-  <w:abstractNum w:abstractNumId="11" w15:restartNumberingAfterBreak="0">
+  <w:abstractNum w:abstractNumId="12" w15:restartNumberingAfterBreak="0">
     <w:nsid w:val="39967108"/>
     <w:multiLevelType w:val="hybridMultilevel"/>
     <w:tmpl w:val="B2F85186"/>
@@ -8183,7 +8461,7 @@
       </w:pPr>
     </w:lvl>
   </w:abstractNum>
-  <w:abstractNum w:abstractNumId="12" w15:restartNumberingAfterBreak="0">
+  <w:abstractNum w:abstractNumId="13" w15:restartNumberingAfterBreak="0">
     <w:nsid w:val="40275F85"/>
     <w:multiLevelType w:val="hybridMultilevel"/>
     <w:tmpl w:val="8DCC4EBE"/>
@@ -8269,7 +8547,7 @@
       </w:pPr>
     </w:lvl>
   </w:abstractNum>
-  <w:abstractNum w:abstractNumId="13" w15:restartNumberingAfterBreak="0">
+  <w:abstractNum w:abstractNumId="14" w15:restartNumberingAfterBreak="0">
     <w:nsid w:val="40C50921"/>
     <w:multiLevelType w:val="hybridMultilevel"/>
     <w:tmpl w:val="AF0A9ABA"/>
@@ -8355,7 +8633,7 @@
       </w:pPr>
     </w:lvl>
   </w:abstractNum>
-  <w:abstractNum w:abstractNumId="14" w15:restartNumberingAfterBreak="0">
+  <w:abstractNum w:abstractNumId="15" w15:restartNumberingAfterBreak="0">
     <w:nsid w:val="41214A0C"/>
     <w:multiLevelType w:val="hybridMultilevel"/>
     <w:tmpl w:val="DC0E80FA"/>
@@ -8441,7 +8719,7 @@
       </w:pPr>
     </w:lvl>
   </w:abstractNum>
-  <w:abstractNum w:abstractNumId="15" w15:restartNumberingAfterBreak="0">
+  <w:abstractNum w:abstractNumId="16" w15:restartNumberingAfterBreak="0">
     <w:nsid w:val="424A52A2"/>
     <w:multiLevelType w:val="hybridMultilevel"/>
     <w:tmpl w:val="A16657D4"/>
@@ -8527,7 +8805,7 @@
       </w:pPr>
     </w:lvl>
   </w:abstractNum>
-  <w:abstractNum w:abstractNumId="16" w15:restartNumberingAfterBreak="0">
+  <w:abstractNum w:abstractNumId="17" w15:restartNumberingAfterBreak="0">
     <w:nsid w:val="47F5408E"/>
     <w:multiLevelType w:val="hybridMultilevel"/>
     <w:tmpl w:val="A16657D4"/>
@@ -8613,7 +8891,7 @@
       </w:pPr>
     </w:lvl>
   </w:abstractNum>
-  <w:abstractNum w:abstractNumId="17" w15:restartNumberingAfterBreak="0">
+  <w:abstractNum w:abstractNumId="18" w15:restartNumberingAfterBreak="0">
     <w:nsid w:val="49173750"/>
     <w:multiLevelType w:val="hybridMultilevel"/>
     <w:tmpl w:val="6FEADD56"/>
@@ -8699,7 +8977,7 @@
       </w:pPr>
     </w:lvl>
   </w:abstractNum>
-  <w:abstractNum w:abstractNumId="18" w15:restartNumberingAfterBreak="0">
+  <w:abstractNum w:abstractNumId="19" w15:restartNumberingAfterBreak="0">
     <w:nsid w:val="4E100B8B"/>
     <w:multiLevelType w:val="hybridMultilevel"/>
     <w:tmpl w:val="1D5460BE"/>
@@ -8785,7 +9063,7 @@
       </w:pPr>
     </w:lvl>
   </w:abstractNum>
-  <w:abstractNum w:abstractNumId="19" w15:restartNumberingAfterBreak="0">
+  <w:abstractNum w:abstractNumId="20" w15:restartNumberingAfterBreak="0">
     <w:nsid w:val="547D03A2"/>
     <w:multiLevelType w:val="multilevel"/>
     <w:tmpl w:val="3B42AD1E"/>
@@ -8934,7 +9212,7 @@
       </w:rPr>
     </w:lvl>
   </w:abstractNum>
-  <w:abstractNum w:abstractNumId="20" w15:restartNumberingAfterBreak="0">
+  <w:abstractNum w:abstractNumId="21" w15:restartNumberingAfterBreak="0">
     <w:nsid w:val="5AD15962"/>
     <w:multiLevelType w:val="hybridMultilevel"/>
     <w:tmpl w:val="884AF92E"/>
@@ -9020,7 +9298,7 @@
       </w:pPr>
     </w:lvl>
   </w:abstractNum>
-  <w:abstractNum w:abstractNumId="21" w15:restartNumberingAfterBreak="0">
+  <w:abstractNum w:abstractNumId="22" w15:restartNumberingAfterBreak="0">
     <w:nsid w:val="6AAA50FA"/>
     <w:multiLevelType w:val="hybridMultilevel"/>
     <w:tmpl w:val="829279AA"/>
@@ -9106,7 +9384,7 @@
       </w:pPr>
     </w:lvl>
   </w:abstractNum>
-  <w:abstractNum w:abstractNumId="22" w15:restartNumberingAfterBreak="0">
+  <w:abstractNum w:abstractNumId="23" w15:restartNumberingAfterBreak="0">
     <w:nsid w:val="6CD86F84"/>
     <w:multiLevelType w:val="multilevel"/>
     <w:tmpl w:val="EB06CA30"/>
@@ -9255,7 +9533,7 @@
       </w:rPr>
     </w:lvl>
   </w:abstractNum>
-  <w:abstractNum w:abstractNumId="23" w15:restartNumberingAfterBreak="0">
+  <w:abstractNum w:abstractNumId="24" w15:restartNumberingAfterBreak="0">
     <w:nsid w:val="6FB84637"/>
     <w:multiLevelType w:val="hybridMultilevel"/>
     <w:tmpl w:val="FCBE904E"/>
@@ -9341,7 +9619,7 @@
       </w:pPr>
     </w:lvl>
   </w:abstractNum>
-  <w:abstractNum w:abstractNumId="24" w15:restartNumberingAfterBreak="0">
+  <w:abstractNum w:abstractNumId="25" w15:restartNumberingAfterBreak="0">
     <w:nsid w:val="72E21C6C"/>
     <w:multiLevelType w:val="hybridMultilevel"/>
     <w:tmpl w:val="A548623A"/>
@@ -9427,7 +9705,7 @@
       </w:pPr>
     </w:lvl>
   </w:abstractNum>
-  <w:abstractNum w:abstractNumId="25" w15:restartNumberingAfterBreak="0">
+  <w:abstractNum w:abstractNumId="26" w15:restartNumberingAfterBreak="0">
     <w:nsid w:val="79527ECA"/>
     <w:multiLevelType w:val="hybridMultilevel"/>
     <w:tmpl w:val="D5383D20"/>
@@ -9513,7 +9791,7 @@
       </w:pPr>
     </w:lvl>
   </w:abstractNum>
-  <w:abstractNum w:abstractNumId="26" w15:restartNumberingAfterBreak="0">
+  <w:abstractNum w:abstractNumId="27" w15:restartNumberingAfterBreak="0">
     <w:nsid w:val="7ABA1038"/>
     <w:multiLevelType w:val="hybridMultilevel"/>
     <w:tmpl w:val="CAE67AD6"/>
@@ -9599,7 +9877,7 @@
       </w:pPr>
     </w:lvl>
   </w:abstractNum>
-  <w:abstractNum w:abstractNumId="27" w15:restartNumberingAfterBreak="0">
+  <w:abstractNum w:abstractNumId="28" w15:restartNumberingAfterBreak="0">
     <w:nsid w:val="7FBE6D6A"/>
     <w:multiLevelType w:val="hybridMultilevel"/>
     <w:tmpl w:val="7D3272E4"/>
@@ -9686,88 +9964,91 @@
     </w:lvl>
   </w:abstractNum>
   <w:num w:numId="1" w16cid:durableId="2067530903">
-    <w:abstractNumId w:val="12"/>
+    <w:abstractNumId w:val="13"/>
   </w:num>
   <w:num w:numId="2" w16cid:durableId="1527332407">
-    <w:abstractNumId w:val="8"/>
+    <w:abstractNumId w:val="9"/>
   </w:num>
   <w:num w:numId="3" w16cid:durableId="992101742">
+    <w:abstractNumId w:val="17"/>
+  </w:num>
+  <w:num w:numId="4" w16cid:durableId="271985620">
+    <w:abstractNumId w:val="6"/>
+  </w:num>
+  <w:num w:numId="5" w16cid:durableId="1301619490">
     <w:abstractNumId w:val="16"/>
   </w:num>
-  <w:num w:numId="4" w16cid:durableId="271985620">
+  <w:num w:numId="6" w16cid:durableId="1738437273">
     <w:abstractNumId w:val="5"/>
   </w:num>
-  <w:num w:numId="5" w16cid:durableId="1301619490">
-    <w:abstractNumId w:val="15"/>
-  </w:num>
-  <w:num w:numId="6" w16cid:durableId="1738437273">
-    <w:abstractNumId w:val="4"/>
-  </w:num>
   <w:num w:numId="7" w16cid:durableId="1879052598">
-    <w:abstractNumId w:val="21"/>
+    <w:abstractNumId w:val="22"/>
   </w:num>
   <w:num w:numId="8" w16cid:durableId="1749188025">
-    <w:abstractNumId w:val="9"/>
+    <w:abstractNumId w:val="10"/>
   </w:num>
   <w:num w:numId="9" w16cid:durableId="101462200">
-    <w:abstractNumId w:val="24"/>
+    <w:abstractNumId w:val="25"/>
   </w:num>
   <w:num w:numId="10" w16cid:durableId="57170953">
     <w:abstractNumId w:val="0"/>
   </w:num>
   <w:num w:numId="11" w16cid:durableId="1837259699">
-    <w:abstractNumId w:val="6"/>
+    <w:abstractNumId w:val="7"/>
   </w:num>
   <w:num w:numId="12" w16cid:durableId="1752465261">
-    <w:abstractNumId w:val="20"/>
+    <w:abstractNumId w:val="21"/>
   </w:num>
   <w:num w:numId="13" w16cid:durableId="192882122">
-    <w:abstractNumId w:val="26"/>
+    <w:abstractNumId w:val="27"/>
   </w:num>
   <w:num w:numId="14" w16cid:durableId="1059592124">
-    <w:abstractNumId w:val="14"/>
+    <w:abstractNumId w:val="15"/>
   </w:num>
   <w:num w:numId="15" w16cid:durableId="973172513">
     <w:abstractNumId w:val="3"/>
   </w:num>
   <w:num w:numId="16" w16cid:durableId="1242788342">
-    <w:abstractNumId w:val="13"/>
+    <w:abstractNumId w:val="14"/>
   </w:num>
   <w:num w:numId="17" w16cid:durableId="1172834706">
+    <w:abstractNumId w:val="19"/>
+  </w:num>
+  <w:num w:numId="18" w16cid:durableId="1390882741">
+    <w:abstractNumId w:val="28"/>
+  </w:num>
+  <w:num w:numId="19" w16cid:durableId="1705986544">
+    <w:abstractNumId w:val="11"/>
+  </w:num>
+  <w:num w:numId="20" w16cid:durableId="178937250">
     <w:abstractNumId w:val="18"/>
   </w:num>
-  <w:num w:numId="18" w16cid:durableId="1390882741">
-    <w:abstractNumId w:val="27"/>
-  </w:num>
-  <w:num w:numId="19" w16cid:durableId="1705986544">
-    <w:abstractNumId w:val="10"/>
-  </w:num>
-  <w:num w:numId="20" w16cid:durableId="178937250">
-    <w:abstractNumId w:val="17"/>
-  </w:num>
   <w:num w:numId="21" w16cid:durableId="1320034700">
-    <w:abstractNumId w:val="7"/>
+    <w:abstractNumId w:val="8"/>
   </w:num>
   <w:num w:numId="22" w16cid:durableId="1867669987">
     <w:abstractNumId w:val="2"/>
   </w:num>
   <w:num w:numId="23" w16cid:durableId="112331395">
-    <w:abstractNumId w:val="25"/>
+    <w:abstractNumId w:val="26"/>
   </w:num>
   <w:num w:numId="24" w16cid:durableId="1911377728">
-    <w:abstractNumId w:val="19"/>
+    <w:abstractNumId w:val="20"/>
   </w:num>
   <w:num w:numId="25" w16cid:durableId="576789641">
-    <w:abstractNumId w:val="22"/>
+    <w:abstractNumId w:val="23"/>
   </w:num>
   <w:num w:numId="26" w16cid:durableId="1242645648">
     <w:abstractNumId w:val="1"/>
   </w:num>
   <w:num w:numId="27" w16cid:durableId="39788084">
-    <w:abstractNumId w:val="23"/>
+    <w:abstractNumId w:val="24"/>
   </w:num>
   <w:num w:numId="28" w16cid:durableId="1485971932">
-    <w:abstractNumId w:val="11"/>
+    <w:abstractNumId w:val="12"/>
+  </w:num>
+  <w:num w:numId="29" w16cid:durableId="464662197">
+    <w:abstractNumId w:val="4"/>
   </w:num>
 </w:numbering>
 </file>
@@ -10200,7 +10481,6 @@
     <w:next w:val="Normal"/>
     <w:link w:val="Heading2Char"/>
     <w:uiPriority w:val="9"/>
-    <w:semiHidden/>
     <w:unhideWhenUsed/>
     <w:qFormat/>
     <w:rsid w:val="000B7E2F"/>
@@ -10374,6 +10654,7 @@
   <w:style w:type="character" w:default="1" w:styleId="DefaultParagraphFont">
     <w:name w:val="Default Paragraph Font"/>
     <w:uiPriority w:val="1"/>
+    <w:semiHidden/>
     <w:unhideWhenUsed/>
   </w:style>
   <w:style w:type="table" w:default="1" w:styleId="TableNormal">
@@ -10415,7 +10696,6 @@
     <w:basedOn w:val="DefaultParagraphFont"/>
     <w:link w:val="Heading2"/>
     <w:uiPriority w:val="9"/>
-    <w:semiHidden/>
     <w:rsid w:val="000B7E2F"/>
     <w:rPr>
       <w:rFonts w:asciiTheme="majorHAnsi" w:eastAsiaTheme="majorEastAsia" w:hAnsiTheme="majorHAnsi" w:cstheme="majorBidi"/>

--- a/Questions.docx
+++ b/Questions.docx
@@ -52,44 +52,41 @@
           <w:sz w:val="28"/>
           <w:szCs w:val="22"/>
         </w:rPr>
-        <w:t xml:space="preserve">Write a java program to check input validation for integer </w:t>
-      </w:r>
-      <w:proofErr w:type="gramStart"/>
-      <w:r>
+        <w:t>Write a java program to check input validation for integer constraints :</w:t>
+      </w:r>
+    </w:p>
+    <w:p>
+      <w:pPr>
+        <w:pStyle w:val="ListParagraph"/>
         <w:rPr>
           <w:rFonts w:ascii="Times New Roman" w:hAnsi="Times New Roman" w:cs="Times New Roman"/>
           <w:sz w:val="28"/>
           <w:szCs w:val="22"/>
         </w:rPr>
-        <w:t>constraints :</w:t>
-      </w:r>
-      <w:proofErr w:type="gramEnd"/>
-    </w:p>
-    <w:p>
-      <w:pPr>
-        <w:pStyle w:val="ListParagraph"/>
+      </w:pPr>
+      <w:r>
         <w:rPr>
           <w:rFonts w:ascii="Times New Roman" w:hAnsi="Times New Roman" w:cs="Times New Roman"/>
           <w:sz w:val="28"/>
           <w:szCs w:val="22"/>
         </w:rPr>
-      </w:pPr>
+        <w:t>N&lt;</w:t>
+      </w:r>
       <w:r>
         <w:rPr>
           <w:rFonts w:ascii="Times New Roman" w:hAnsi="Times New Roman" w:cs="Times New Roman"/>
           <w:sz w:val="28"/>
           <w:szCs w:val="22"/>
         </w:rPr>
-        <w:t>N&lt;</w:t>
-      </w:r>
-      <w:proofErr w:type="gramStart"/>
+        <w:t>10</w:t>
+      </w:r>
       <w:r>
         <w:rPr>
           <w:rFonts w:ascii="Times New Roman" w:hAnsi="Times New Roman" w:cs="Times New Roman"/>
           <w:sz w:val="28"/>
           <w:szCs w:val="22"/>
         </w:rPr>
-        <w:t>10</w:t>
+        <w:t xml:space="preserve"> </w:t>
       </w:r>
       <w:r>
         <w:rPr>
@@ -97,7 +94,7 @@
           <w:sz w:val="28"/>
           <w:szCs w:val="22"/>
         </w:rPr>
-        <w:t xml:space="preserve"> </w:t>
+        <w:t>,</w:t>
       </w:r>
       <w:r>
         <w:rPr>
@@ -105,7 +102,7 @@
           <w:sz w:val="28"/>
           <w:szCs w:val="22"/>
         </w:rPr>
-        <w:t>,</w:t>
+        <w:t>N&gt;</w:t>
       </w:r>
       <w:r>
         <w:rPr>
@@ -113,16 +110,15 @@
           <w:sz w:val="28"/>
           <w:szCs w:val="22"/>
         </w:rPr>
-        <w:t>N</w:t>
-      </w:r>
-      <w:proofErr w:type="gramEnd"/>
+        <w:t xml:space="preserve">0, for string constraints : </w:t>
+      </w:r>
       <w:r>
         <w:rPr>
           <w:rFonts w:ascii="Times New Roman" w:hAnsi="Times New Roman" w:cs="Times New Roman"/>
           <w:sz w:val="28"/>
           <w:szCs w:val="22"/>
         </w:rPr>
-        <w:t>&gt;</w:t>
+        <w:t>S&lt;1</w:t>
       </w:r>
       <w:r>
         <w:rPr>
@@ -130,25 +126,23 @@
           <w:sz w:val="28"/>
           <w:szCs w:val="22"/>
         </w:rPr>
-        <w:t xml:space="preserve">0, for string </w:t>
-      </w:r>
-      <w:proofErr w:type="gramStart"/>
+        <w:t>,</w:t>
+      </w:r>
       <w:r>
         <w:rPr>
           <w:rFonts w:ascii="Times New Roman" w:hAnsi="Times New Roman" w:cs="Times New Roman"/>
           <w:sz w:val="28"/>
           <w:szCs w:val="22"/>
         </w:rPr>
-        <w:t>constraints :</w:t>
-      </w:r>
-      <w:proofErr w:type="gramEnd"/>
+        <w:t xml:space="preserve"> S</w:t>
+      </w:r>
       <w:r>
         <w:rPr>
           <w:rFonts w:ascii="Times New Roman" w:hAnsi="Times New Roman" w:cs="Times New Roman"/>
           <w:sz w:val="28"/>
           <w:szCs w:val="22"/>
         </w:rPr>
-        <w:t xml:space="preserve"> </w:t>
+        <w:t>&lt;</w:t>
       </w:r>
       <w:r>
         <w:rPr>
@@ -156,7 +150,7 @@
           <w:sz w:val="28"/>
           <w:szCs w:val="22"/>
         </w:rPr>
-        <w:t>S&lt;1</w:t>
+        <w:t>15</w:t>
       </w:r>
       <w:r>
         <w:rPr>
@@ -164,93 +158,61 @@
           <w:sz w:val="28"/>
           <w:szCs w:val="22"/>
         </w:rPr>
-        <w:t>,</w:t>
-      </w:r>
-      <w:r>
+        <w:t>, (S) string length. And print String as normal as input and double the integer value.</w:t>
+      </w:r>
+    </w:p>
+    <w:p>
+      <w:pPr>
+        <w:pStyle w:val="ListParagraph"/>
+        <w:numPr>
+          <w:ilvl w:val="0"/>
+          <w:numId w:val="1"/>
+        </w:numPr>
         <w:rPr>
           <w:rFonts w:ascii="Times New Roman" w:hAnsi="Times New Roman" w:cs="Times New Roman"/>
           <w:sz w:val="28"/>
           <w:szCs w:val="22"/>
         </w:rPr>
-        <w:t xml:space="preserve"> S</w:t>
-      </w:r>
+      </w:pPr>
       <w:r>
         <w:rPr>
           <w:rFonts w:ascii="Times New Roman" w:hAnsi="Times New Roman" w:cs="Times New Roman"/>
           <w:sz w:val="28"/>
           <w:szCs w:val="22"/>
         </w:rPr>
-        <w:t>&lt;</w:t>
-      </w:r>
-      <w:r>
+        <w:t>Write a java program to check if input number is palindrome or not.</w:t>
+      </w:r>
+    </w:p>
+    <w:p>
+      <w:pPr>
+        <w:pStyle w:val="ListParagraph"/>
+        <w:numPr>
+          <w:ilvl w:val="0"/>
+          <w:numId w:val="1"/>
+        </w:numPr>
         <w:rPr>
           <w:rFonts w:ascii="Times New Roman" w:hAnsi="Times New Roman" w:cs="Times New Roman"/>
           <w:sz w:val="28"/>
           <w:szCs w:val="22"/>
         </w:rPr>
-        <w:t>15</w:t>
-      </w:r>
+      </w:pPr>
       <w:r>
         <w:rPr>
           <w:rFonts w:ascii="Times New Roman" w:hAnsi="Times New Roman" w:cs="Times New Roman"/>
           <w:sz w:val="28"/>
           <w:szCs w:val="22"/>
         </w:rPr>
-        <w:t>, (S) string length. And print String as normal as input and double the integer value.</w:t>
-      </w:r>
-    </w:p>
-    <w:p>
-      <w:pPr>
-        <w:pStyle w:val="ListParagraph"/>
+        <w:t>Write a java program to check if input number is unique number or not.</w:t>
+      </w:r>
+    </w:p>
+    <w:p>
+      <w:pPr>
+        <w:pStyle w:val="max2"/>
         <w:numPr>
           <w:ilvl w:val="0"/>
           <w:numId w:val="1"/>
         </w:numPr>
         <w:rPr>
-          <w:rFonts w:ascii="Times New Roman" w:hAnsi="Times New Roman" w:cs="Times New Roman"/>
-          <w:sz w:val="28"/>
-          <w:szCs w:val="22"/>
-        </w:rPr>
-      </w:pPr>
-      <w:r>
-        <w:rPr>
-          <w:rFonts w:ascii="Times New Roman" w:hAnsi="Times New Roman" w:cs="Times New Roman"/>
-          <w:sz w:val="28"/>
-          <w:szCs w:val="22"/>
-        </w:rPr>
-        <w:t>Write a java program to check if input number is palindrome or not.</w:t>
-      </w:r>
-    </w:p>
-    <w:p>
-      <w:pPr>
-        <w:pStyle w:val="ListParagraph"/>
-        <w:numPr>
-          <w:ilvl w:val="0"/>
-          <w:numId w:val="1"/>
-        </w:numPr>
-        <w:rPr>
-          <w:rFonts w:ascii="Times New Roman" w:hAnsi="Times New Roman" w:cs="Times New Roman"/>
-          <w:sz w:val="28"/>
-          <w:szCs w:val="22"/>
-        </w:rPr>
-      </w:pPr>
-      <w:r>
-        <w:rPr>
-          <w:rFonts w:ascii="Times New Roman" w:hAnsi="Times New Roman" w:cs="Times New Roman"/>
-          <w:sz w:val="28"/>
-          <w:szCs w:val="22"/>
-        </w:rPr>
-        <w:t>Write a java program to check if input number is unique number or not.</w:t>
-      </w:r>
-    </w:p>
-    <w:p>
-      <w:pPr>
-        <w:pStyle w:val="max2"/>
-        <w:numPr>
-          <w:ilvl w:val="0"/>
-          <w:numId w:val="1"/>
-        </w:numPr>
-        <w:rPr>
           <w:rFonts w:ascii="Verdana" w:hAnsi="Verdana"/>
           <w:color w:val="000000"/>
           <w:sz w:val="24"/>
@@ -273,34 +235,7 @@
           <w:szCs w:val="24"/>
         </w:rPr>
         <w:br/>
-      </w:r>
-      <w:proofErr w:type="spellStart"/>
-      <w:proofErr w:type="gramStart"/>
-      <w:r>
-        <w:rPr>
-          <w:rFonts w:ascii="Verdana" w:hAnsi="Verdana"/>
-          <w:color w:val="000000"/>
-          <w:szCs w:val="24"/>
-        </w:rPr>
-        <w:t>stringTimes</w:t>
-      </w:r>
-      <w:proofErr w:type="spellEnd"/>
-      <w:r>
-        <w:rPr>
-          <w:rFonts w:ascii="Verdana" w:hAnsi="Verdana"/>
-          <w:color w:val="000000"/>
-          <w:szCs w:val="24"/>
-        </w:rPr>
-        <w:t>(</w:t>
-      </w:r>
-      <w:proofErr w:type="gramEnd"/>
-      <w:r>
-        <w:rPr>
-          <w:rFonts w:ascii="Verdana" w:hAnsi="Verdana"/>
-          <w:color w:val="000000"/>
-          <w:szCs w:val="24"/>
-        </w:rPr>
-        <w:t xml:space="preserve">"Hi", 2) </w:t>
+        <w:t xml:space="preserve">stringTimes("Hi", 2) </w:t>
       </w:r>
       <w:r>
         <w:rPr>
@@ -316,25 +251,7 @@
           <w:color w:val="000000"/>
           <w:szCs w:val="24"/>
         </w:rPr>
-        <w:t xml:space="preserve"> "</w:t>
-      </w:r>
-      <w:proofErr w:type="spellStart"/>
-      <w:r>
-        <w:rPr>
-          <w:rFonts w:ascii="Verdana" w:hAnsi="Verdana"/>
-          <w:color w:val="000000"/>
-          <w:szCs w:val="24"/>
-        </w:rPr>
-        <w:t>HiHi</w:t>
-      </w:r>
-      <w:proofErr w:type="spellEnd"/>
-      <w:r>
-        <w:rPr>
-          <w:rFonts w:ascii="Verdana" w:hAnsi="Verdana"/>
-          <w:color w:val="000000"/>
-          <w:szCs w:val="24"/>
-        </w:rPr>
-        <w:t>"</w:t>
+        <w:t xml:space="preserve"> "HiHi"</w:t>
       </w:r>
       <w:r>
         <w:rPr>
@@ -343,34 +260,7 @@
           <w:szCs w:val="24"/>
         </w:rPr>
         <w:br/>
-      </w:r>
-      <w:proofErr w:type="spellStart"/>
-      <w:proofErr w:type="gramStart"/>
-      <w:r>
-        <w:rPr>
-          <w:rFonts w:ascii="Verdana" w:hAnsi="Verdana"/>
-          <w:color w:val="000000"/>
-          <w:szCs w:val="24"/>
-        </w:rPr>
-        <w:t>stringTimes</w:t>
-      </w:r>
-      <w:proofErr w:type="spellEnd"/>
-      <w:r>
-        <w:rPr>
-          <w:rFonts w:ascii="Verdana" w:hAnsi="Verdana"/>
-          <w:color w:val="000000"/>
-          <w:szCs w:val="24"/>
-        </w:rPr>
-        <w:t>(</w:t>
-      </w:r>
-      <w:proofErr w:type="gramEnd"/>
-      <w:r>
-        <w:rPr>
-          <w:rFonts w:ascii="Verdana" w:hAnsi="Verdana"/>
-          <w:color w:val="000000"/>
-          <w:szCs w:val="24"/>
-        </w:rPr>
-        <w:t xml:space="preserve">"Hi", 3) </w:t>
+        <w:t xml:space="preserve">stringTimes("Hi", 3) </w:t>
       </w:r>
       <w:r>
         <w:rPr>
@@ -386,25 +276,7 @@
           <w:color w:val="000000"/>
           <w:szCs w:val="24"/>
         </w:rPr>
-        <w:t xml:space="preserve"> "</w:t>
-      </w:r>
-      <w:proofErr w:type="spellStart"/>
-      <w:r>
-        <w:rPr>
-          <w:rFonts w:ascii="Verdana" w:hAnsi="Verdana"/>
-          <w:color w:val="000000"/>
-          <w:szCs w:val="24"/>
-        </w:rPr>
-        <w:t>HiHiHi</w:t>
-      </w:r>
-      <w:proofErr w:type="spellEnd"/>
-      <w:r>
-        <w:rPr>
-          <w:rFonts w:ascii="Verdana" w:hAnsi="Verdana"/>
-          <w:color w:val="000000"/>
-          <w:szCs w:val="24"/>
-        </w:rPr>
-        <w:t>"</w:t>
+        <w:t xml:space="preserve"> "HiHiHi"</w:t>
       </w:r>
       <w:r>
         <w:rPr>
@@ -413,34 +285,7 @@
           <w:szCs w:val="24"/>
         </w:rPr>
         <w:br/>
-      </w:r>
-      <w:proofErr w:type="spellStart"/>
-      <w:proofErr w:type="gramStart"/>
-      <w:r>
-        <w:rPr>
-          <w:rFonts w:ascii="Verdana" w:hAnsi="Verdana"/>
-          <w:color w:val="000000"/>
-          <w:szCs w:val="24"/>
-        </w:rPr>
-        <w:t>stringTimes</w:t>
-      </w:r>
-      <w:proofErr w:type="spellEnd"/>
-      <w:r>
-        <w:rPr>
-          <w:rFonts w:ascii="Verdana" w:hAnsi="Verdana"/>
-          <w:color w:val="000000"/>
-          <w:szCs w:val="24"/>
-        </w:rPr>
-        <w:t>(</w:t>
-      </w:r>
-      <w:proofErr w:type="gramEnd"/>
-      <w:r>
-        <w:rPr>
-          <w:rFonts w:ascii="Verdana" w:hAnsi="Verdana"/>
-          <w:color w:val="000000"/>
-          <w:szCs w:val="24"/>
-        </w:rPr>
-        <w:t xml:space="preserve">"Hi", 1) </w:t>
+        <w:t xml:space="preserve">stringTimes("Hi", 1) </w:t>
       </w:r>
       <w:r>
         <w:rPr>
@@ -799,27 +644,7 @@
           <w:sz w:val="24"/>
           <w:szCs w:val="24"/>
         </w:rPr>
-        <w:t xml:space="preserve">Write a java program to find the multiplication of </w:t>
-      </w:r>
-      <w:proofErr w:type="gramStart"/>
-      <w:r>
-        <w:rPr>
-          <w:rFonts w:ascii="Verdana" w:hAnsi="Verdana"/>
-          <w:color w:val="000000"/>
-          <w:sz w:val="24"/>
-          <w:szCs w:val="24"/>
-        </w:rPr>
-        <w:t>a</w:t>
-      </w:r>
-      <w:proofErr w:type="gramEnd"/>
-      <w:r>
-        <w:rPr>
-          <w:rFonts w:ascii="Verdana" w:hAnsi="Verdana"/>
-          <w:color w:val="000000"/>
-          <w:sz w:val="24"/>
-          <w:szCs w:val="24"/>
-        </w:rPr>
-        <w:t xml:space="preserve"> input number.</w:t>
+        <w:t>Write a java program to find the multiplication of a input number.</w:t>
       </w:r>
     </w:p>
     <w:p>
@@ -852,27 +677,7 @@
           <w:sz w:val="24"/>
           <w:szCs w:val="24"/>
         </w:rPr>
-        <w:t xml:space="preserve">alculate factorial of </w:t>
-      </w:r>
-      <w:proofErr w:type="gramStart"/>
-      <w:r>
-        <w:rPr>
-          <w:rFonts w:ascii="Verdana" w:hAnsi="Verdana"/>
-          <w:color w:val="000000"/>
-          <w:sz w:val="24"/>
-          <w:szCs w:val="24"/>
-        </w:rPr>
-        <w:t>a</w:t>
-      </w:r>
-      <w:proofErr w:type="gramEnd"/>
-      <w:r>
-        <w:rPr>
-          <w:rFonts w:ascii="Verdana" w:hAnsi="Verdana"/>
-          <w:color w:val="000000"/>
-          <w:sz w:val="24"/>
-          <w:szCs w:val="24"/>
-        </w:rPr>
-        <w:t xml:space="preserve"> </w:t>
+        <w:t xml:space="preserve">alculate factorial of a </w:t>
       </w:r>
       <w:r>
         <w:rPr>
@@ -1055,27 +860,7 @@
           <w:sz w:val="24"/>
           <w:szCs w:val="24"/>
         </w:rPr>
-        <w:t xml:space="preserve">Write a java to count and sum of digits in </w:t>
-      </w:r>
-      <w:proofErr w:type="gramStart"/>
-      <w:r>
-        <w:rPr>
-          <w:rFonts w:ascii="Verdana" w:hAnsi="Verdana"/>
-          <w:color w:val="000000"/>
-          <w:sz w:val="24"/>
-          <w:szCs w:val="24"/>
-        </w:rPr>
-        <w:t>a</w:t>
-      </w:r>
-      <w:proofErr w:type="gramEnd"/>
-      <w:r>
-        <w:rPr>
-          <w:rFonts w:ascii="Verdana" w:hAnsi="Verdana"/>
-          <w:color w:val="000000"/>
-          <w:sz w:val="24"/>
-          <w:szCs w:val="24"/>
-        </w:rPr>
-        <w:t xml:space="preserve"> input number.</w:t>
+        <w:t>Write a java to count and sum of digits in a input number.</w:t>
       </w:r>
     </w:p>
     <w:p>
@@ -1219,58 +1004,7 @@
           <w:sz w:val="24"/>
           <w:szCs w:val="24"/>
         </w:rPr>
-        <w:t xml:space="preserve">Write a program to reverse the order of words in a string entered, for </w:t>
-      </w:r>
-      <w:proofErr w:type="spellStart"/>
-      <w:proofErr w:type="gramStart"/>
-      <w:r>
-        <w:rPr>
-          <w:rFonts w:ascii="Verdana" w:hAnsi="Verdana"/>
-          <w:color w:val="000000"/>
-          <w:sz w:val="24"/>
-          <w:szCs w:val="24"/>
-        </w:rPr>
-        <w:t>eg</w:t>
-      </w:r>
-      <w:proofErr w:type="spellEnd"/>
-      <w:r>
-        <w:rPr>
-          <w:rFonts w:ascii="Verdana" w:hAnsi="Verdana"/>
-          <w:color w:val="000000"/>
-          <w:sz w:val="24"/>
-          <w:szCs w:val="24"/>
-        </w:rPr>
-        <w:t xml:space="preserve"> :</w:t>
-      </w:r>
-      <w:proofErr w:type="gramEnd"/>
-      <w:r>
-        <w:rPr>
-          <w:rFonts w:ascii="Verdana" w:hAnsi="Verdana"/>
-          <w:color w:val="000000"/>
-          <w:sz w:val="24"/>
-          <w:szCs w:val="24"/>
-        </w:rPr>
-        <w:t xml:space="preserve"> I am </w:t>
-      </w:r>
-      <w:proofErr w:type="gramStart"/>
-      <w:r>
-        <w:rPr>
-          <w:rFonts w:ascii="Verdana" w:hAnsi="Verdana"/>
-          <w:color w:val="000000"/>
-          <w:sz w:val="24"/>
-          <w:szCs w:val="24"/>
-        </w:rPr>
-        <w:t>Ram  to</w:t>
-      </w:r>
-      <w:proofErr w:type="gramEnd"/>
-      <w:r>
-        <w:rPr>
-          <w:rFonts w:ascii="Verdana" w:hAnsi="Verdana"/>
-          <w:color w:val="000000"/>
-          <w:sz w:val="24"/>
-          <w:szCs w:val="24"/>
-        </w:rPr>
-        <w:t xml:space="preserve">  Ram am I </w:t>
+        <w:t xml:space="preserve">Write a program to reverse the order of words in a string entered, for eg : I am Ram  to  Ram am I </w:t>
       </w:r>
     </w:p>
     <w:p>
@@ -1815,9 +1549,50 @@
           <w:sz w:val="24"/>
           <w:szCs w:val="24"/>
         </w:rPr>
-        <w:t xml:space="preserve">only </w:t>
-      </w:r>
-      <w:proofErr w:type="spellStart"/>
+        <w:t>only even digits</w:t>
+      </w:r>
+      <w:r>
+        <w:rPr>
+          <w:rFonts w:ascii="Verdana" w:hAnsi="Verdana"/>
+          <w:color w:val="000000"/>
+          <w:sz w:val="24"/>
+          <w:szCs w:val="24"/>
+        </w:rPr>
+        <w:t>.</w:t>
+      </w:r>
+    </w:p>
+    <w:p>
+      <w:pPr>
+        <w:pStyle w:val="max2"/>
+        <w:numPr>
+          <w:ilvl w:val="0"/>
+          <w:numId w:val="12"/>
+        </w:numPr>
+        <w:rPr>
+          <w:rFonts w:ascii="Verdana" w:hAnsi="Verdana"/>
+          <w:color w:val="000000"/>
+          <w:sz w:val="24"/>
+          <w:szCs w:val="24"/>
+        </w:rPr>
+      </w:pPr>
+      <w:r>
+        <w:rPr>
+          <w:rFonts w:ascii="Verdana" w:hAnsi="Verdana"/>
+          <w:color w:val="000000"/>
+          <w:sz w:val="24"/>
+          <w:szCs w:val="24"/>
+        </w:rPr>
+        <w:t>Write a program t</w:t>
+      </w:r>
+      <w:r>
+        <w:rPr>
+          <w:rFonts w:ascii="Verdana" w:hAnsi="Verdana"/>
+          <w:color w:val="000000"/>
+          <w:sz w:val="24"/>
+          <w:szCs w:val="24"/>
+        </w:rPr>
+        <w:t xml:space="preserve">ake a number and process digits </w:t>
+      </w:r>
       <w:r>
         <w:rPr>
           <w:rFonts w:ascii="Verdana" w:hAnsi="Verdana"/>
@@ -1827,9 +1602,79 @@
           <w:sz w:val="24"/>
           <w:szCs w:val="24"/>
         </w:rPr>
-        <w:t>even</w:t>
-      </w:r>
-      <w:proofErr w:type="spellEnd"/>
+        <w:t>until digit 5 is encountered</w:t>
+      </w:r>
+      <w:r>
+        <w:rPr>
+          <w:rFonts w:ascii="Verdana" w:hAnsi="Verdana"/>
+          <w:color w:val="000000"/>
+          <w:sz w:val="24"/>
+          <w:szCs w:val="24"/>
+        </w:rPr>
+        <w:t>, then stop</w:t>
+      </w:r>
+      <w:r>
+        <w:rPr>
+          <w:rFonts w:ascii="Verdana" w:hAnsi="Verdana"/>
+          <w:color w:val="000000"/>
+          <w:sz w:val="24"/>
+          <w:szCs w:val="24"/>
+        </w:rPr>
+        <w:t>.</w:t>
+      </w:r>
+    </w:p>
+    <w:p>
+      <w:pPr>
+        <w:pStyle w:val="max2"/>
+        <w:rPr>
+          <w:rFonts w:ascii="Verdana" w:hAnsi="Verdana"/>
+          <w:color w:val="000000"/>
+          <w:sz w:val="24"/>
+          <w:szCs w:val="24"/>
+        </w:rPr>
+      </w:pPr>
+      <w:r>
+        <w:rPr>
+          <w:rFonts w:ascii="Verdana" w:hAnsi="Verdana"/>
+          <w:color w:val="000000"/>
+          <w:sz w:val="24"/>
+          <w:szCs w:val="24"/>
+        </w:rPr>
+        <w:t>Day 08</w:t>
+      </w:r>
+      <w:r>
+        <w:rPr>
+          <w:rFonts w:ascii="Verdana" w:hAnsi="Verdana"/>
+          <w:color w:val="000000"/>
+          <w:sz w:val="24"/>
+          <w:szCs w:val="24"/>
+        </w:rPr>
+        <w:t>( stop condition value-based vs count-based )</w:t>
+      </w:r>
+    </w:p>
+    <w:p>
+      <w:pPr>
+        <w:pStyle w:val="max2"/>
+        <w:numPr>
+          <w:ilvl w:val="0"/>
+          <w:numId w:val="13"/>
+        </w:numPr>
+        <w:rPr>
+          <w:rFonts w:ascii="Verdana" w:hAnsi="Verdana"/>
+          <w:color w:val="000000"/>
+          <w:sz w:val="24"/>
+          <w:szCs w:val="24"/>
+        </w:rPr>
+      </w:pPr>
+      <w:r>
+        <w:rPr>
+          <w:rFonts w:ascii="Verdana" w:hAnsi="Verdana"/>
+          <w:color w:val="000000"/>
+          <w:sz w:val="24"/>
+          <w:szCs w:val="24"/>
+        </w:rPr>
+        <w:t xml:space="preserve">Take a number and print digits </w:t>
+      </w:r>
       <w:r>
         <w:rPr>
           <w:rFonts w:ascii="Verdana" w:hAnsi="Verdana"/>
@@ -1839,49 +1684,40 @@
           <w:sz w:val="24"/>
           <w:szCs w:val="24"/>
         </w:rPr>
-        <w:t xml:space="preserve"> digits</w:t>
-      </w:r>
-      <w:r>
-        <w:rPr>
-          <w:rFonts w:ascii="Verdana" w:hAnsi="Verdana"/>
-          <w:color w:val="000000"/>
-          <w:sz w:val="24"/>
-          <w:szCs w:val="24"/>
-        </w:rPr>
-        <w:t>.</w:t>
-      </w:r>
-    </w:p>
-    <w:p>
-      <w:pPr>
-        <w:pStyle w:val="max2"/>
-        <w:numPr>
-          <w:ilvl w:val="0"/>
-          <w:numId w:val="12"/>
-        </w:numPr>
-        <w:rPr>
-          <w:rFonts w:ascii="Verdana" w:hAnsi="Verdana"/>
-          <w:color w:val="000000"/>
-          <w:sz w:val="24"/>
-          <w:szCs w:val="24"/>
-        </w:rPr>
-      </w:pPr>
-      <w:r>
-        <w:rPr>
-          <w:rFonts w:ascii="Verdana" w:hAnsi="Verdana"/>
-          <w:color w:val="000000"/>
-          <w:sz w:val="24"/>
-          <w:szCs w:val="24"/>
-        </w:rPr>
-        <w:t>Write a program t</w:t>
-      </w:r>
-      <w:r>
-        <w:rPr>
-          <w:rFonts w:ascii="Verdana" w:hAnsi="Verdana"/>
-          <w:color w:val="000000"/>
-          <w:sz w:val="24"/>
-          <w:szCs w:val="24"/>
-        </w:rPr>
-        <w:t xml:space="preserve">ake a number and process digits </w:t>
+        <w:t>until you encounter an even digit</w:t>
+      </w:r>
+      <w:r>
+        <w:rPr>
+          <w:rFonts w:ascii="Verdana" w:hAnsi="Verdana"/>
+          <w:color w:val="000000"/>
+          <w:sz w:val="24"/>
+          <w:szCs w:val="24"/>
+        </w:rPr>
+        <w:t>, then stop.</w:t>
+      </w:r>
+    </w:p>
+    <w:p>
+      <w:pPr>
+        <w:pStyle w:val="max2"/>
+        <w:numPr>
+          <w:ilvl w:val="0"/>
+          <w:numId w:val="13"/>
+        </w:numPr>
+        <w:rPr>
+          <w:rFonts w:ascii="Verdana" w:hAnsi="Verdana"/>
+          <w:color w:val="000000"/>
+          <w:sz w:val="24"/>
+          <w:szCs w:val="24"/>
+        </w:rPr>
+      </w:pPr>
+      <w:r>
+        <w:rPr>
+          <w:rFonts w:ascii="Verdana" w:hAnsi="Verdana"/>
+          <w:color w:val="000000"/>
+          <w:sz w:val="24"/>
+          <w:szCs w:val="24"/>
+        </w:rPr>
+        <w:t xml:space="preserve">Take a number and print digits, but </w:t>
       </w:r>
       <w:r>
         <w:rPr>
@@ -1892,16 +1728,7 @@
           <w:sz w:val="24"/>
           <w:szCs w:val="24"/>
         </w:rPr>
-        <w:t>until digit 5 is encountered</w:t>
-      </w:r>
-      <w:r>
-        <w:rPr>
-          <w:rFonts w:ascii="Verdana" w:hAnsi="Verdana"/>
-          <w:color w:val="000000"/>
-          <w:sz w:val="24"/>
-          <w:szCs w:val="24"/>
-        </w:rPr>
-        <w:t>, then stop</w:t>
+        <w:t>stop after printing exactly 3 digits</w:t>
       </w:r>
       <w:r>
         <w:rPr>
@@ -1916,66 +1743,6 @@
     <w:p>
       <w:pPr>
         <w:pStyle w:val="max2"/>
-        <w:rPr>
-          <w:rFonts w:ascii="Verdana" w:hAnsi="Verdana"/>
-          <w:color w:val="000000"/>
-          <w:sz w:val="24"/>
-          <w:szCs w:val="24"/>
-        </w:rPr>
-      </w:pPr>
-      <w:r>
-        <w:rPr>
-          <w:rFonts w:ascii="Verdana" w:hAnsi="Verdana"/>
-          <w:color w:val="000000"/>
-          <w:sz w:val="24"/>
-          <w:szCs w:val="24"/>
-        </w:rPr>
-        <w:t xml:space="preserve">Day </w:t>
-      </w:r>
-      <w:proofErr w:type="gramStart"/>
-      <w:r>
-        <w:rPr>
-          <w:rFonts w:ascii="Verdana" w:hAnsi="Verdana"/>
-          <w:color w:val="000000"/>
-          <w:sz w:val="24"/>
-          <w:szCs w:val="24"/>
-        </w:rPr>
-        <w:t>08</w:t>
-      </w:r>
-      <w:r>
-        <w:rPr>
-          <w:rFonts w:ascii="Verdana" w:hAnsi="Verdana"/>
-          <w:color w:val="000000"/>
-          <w:sz w:val="24"/>
-          <w:szCs w:val="24"/>
-        </w:rPr>
-        <w:t>( stop</w:t>
-      </w:r>
-      <w:proofErr w:type="gramEnd"/>
-      <w:r>
-        <w:rPr>
-          <w:rFonts w:ascii="Verdana" w:hAnsi="Verdana"/>
-          <w:color w:val="000000"/>
-          <w:sz w:val="24"/>
-          <w:szCs w:val="24"/>
-        </w:rPr>
-        <w:t xml:space="preserve"> condition value-based vs count-</w:t>
-      </w:r>
-      <w:proofErr w:type="gramStart"/>
-      <w:r>
-        <w:rPr>
-          <w:rFonts w:ascii="Verdana" w:hAnsi="Verdana"/>
-          <w:color w:val="000000"/>
-          <w:sz w:val="24"/>
-          <w:szCs w:val="24"/>
-        </w:rPr>
-        <w:t>based )</w:t>
-      </w:r>
-      <w:proofErr w:type="gramEnd"/>
-    </w:p>
-    <w:p>
-      <w:pPr>
-        <w:pStyle w:val="max2"/>
         <w:numPr>
           <w:ilvl w:val="0"/>
           <w:numId w:val="13"/>
@@ -1994,7 +1761,55 @@
           <w:sz w:val="24"/>
           <w:szCs w:val="24"/>
         </w:rPr>
-        <w:t xml:space="preserve">Take a number and print digits </w:t>
+        <w:t>Create an array of 5 integers and print all elements.</w:t>
+      </w:r>
+    </w:p>
+    <w:p>
+      <w:pPr>
+        <w:pStyle w:val="max2"/>
+        <w:numPr>
+          <w:ilvl w:val="0"/>
+          <w:numId w:val="13"/>
+        </w:numPr>
+        <w:rPr>
+          <w:rFonts w:ascii="Verdana" w:hAnsi="Verdana"/>
+          <w:color w:val="000000"/>
+          <w:sz w:val="24"/>
+          <w:szCs w:val="24"/>
+        </w:rPr>
+      </w:pPr>
+      <w:r>
+        <w:rPr>
+          <w:rFonts w:ascii="Verdana" w:hAnsi="Verdana"/>
+          <w:color w:val="000000"/>
+          <w:sz w:val="24"/>
+          <w:szCs w:val="24"/>
+        </w:rPr>
+        <w:t>Count how many numbers in the array are even.</w:t>
+      </w:r>
+    </w:p>
+    <w:p>
+      <w:pPr>
+        <w:pStyle w:val="max2"/>
+        <w:numPr>
+          <w:ilvl w:val="0"/>
+          <w:numId w:val="13"/>
+        </w:numPr>
+        <w:rPr>
+          <w:rFonts w:ascii="Verdana" w:hAnsi="Verdana"/>
+          <w:color w:val="000000"/>
+          <w:sz w:val="24"/>
+          <w:szCs w:val="24"/>
+        </w:rPr>
+      </w:pPr>
+      <w:r>
+        <w:rPr>
+          <w:rFonts w:ascii="Verdana" w:hAnsi="Verdana"/>
+          <w:color w:val="000000"/>
+          <w:sz w:val="24"/>
+          <w:szCs w:val="24"/>
+        </w:rPr>
+        <w:t xml:space="preserve">Find the </w:t>
       </w:r>
       <w:r>
         <w:rPr>
@@ -2005,40 +1820,116 @@
           <w:sz w:val="24"/>
           <w:szCs w:val="24"/>
         </w:rPr>
-        <w:t>until you encounter an even digit</w:t>
-      </w:r>
-      <w:r>
-        <w:rPr>
-          <w:rFonts w:ascii="Verdana" w:hAnsi="Verdana"/>
-          <w:color w:val="000000"/>
-          <w:sz w:val="24"/>
-          <w:szCs w:val="24"/>
-        </w:rPr>
-        <w:t>, then stop.</w:t>
-      </w:r>
-    </w:p>
-    <w:p>
-      <w:pPr>
-        <w:pStyle w:val="max2"/>
-        <w:numPr>
-          <w:ilvl w:val="0"/>
-          <w:numId w:val="13"/>
-        </w:numPr>
-        <w:rPr>
-          <w:rFonts w:ascii="Verdana" w:hAnsi="Verdana"/>
-          <w:color w:val="000000"/>
-          <w:sz w:val="24"/>
-          <w:szCs w:val="24"/>
-        </w:rPr>
-      </w:pPr>
-      <w:r>
-        <w:rPr>
-          <w:rFonts w:ascii="Verdana" w:hAnsi="Verdana"/>
-          <w:color w:val="000000"/>
-          <w:sz w:val="24"/>
-          <w:szCs w:val="24"/>
-        </w:rPr>
-        <w:t xml:space="preserve">Take a number and print digits, but </w:t>
+        <w:t>largest number</w:t>
+      </w:r>
+      <w:r>
+        <w:rPr>
+          <w:rFonts w:ascii="Verdana" w:hAnsi="Verdana"/>
+          <w:color w:val="000000"/>
+          <w:sz w:val="24"/>
+          <w:szCs w:val="24"/>
+        </w:rPr>
+        <w:t xml:space="preserve"> in the array.</w:t>
+      </w:r>
+    </w:p>
+    <w:p>
+      <w:pPr>
+        <w:pStyle w:val="max2"/>
+        <w:rPr>
+          <w:rFonts w:ascii="Verdana" w:hAnsi="Verdana"/>
+          <w:color w:val="000000"/>
+          <w:sz w:val="24"/>
+          <w:szCs w:val="24"/>
+        </w:rPr>
+      </w:pPr>
+    </w:p>
+    <w:p>
+      <w:pPr>
+        <w:pStyle w:val="max2"/>
+        <w:rPr>
+          <w:rFonts w:ascii="Verdana" w:hAnsi="Verdana"/>
+          <w:color w:val="000000"/>
+          <w:sz w:val="24"/>
+          <w:szCs w:val="24"/>
+        </w:rPr>
+      </w:pPr>
+    </w:p>
+    <w:p>
+      <w:pPr>
+        <w:pStyle w:val="max2"/>
+        <w:rPr>
+          <w:rFonts w:ascii="Verdana" w:hAnsi="Verdana"/>
+          <w:color w:val="000000"/>
+          <w:sz w:val="24"/>
+          <w:szCs w:val="24"/>
+        </w:rPr>
+      </w:pPr>
+      <w:r>
+        <w:rPr>
+          <w:rFonts w:ascii="Verdana" w:hAnsi="Verdana"/>
+          <w:color w:val="000000"/>
+          <w:sz w:val="24"/>
+          <w:szCs w:val="24"/>
+        </w:rPr>
+        <w:lastRenderedPageBreak/>
+        <w:t>Day 09</w:t>
+      </w:r>
+    </w:p>
+    <w:p>
+      <w:pPr>
+        <w:pStyle w:val="max2"/>
+        <w:numPr>
+          <w:ilvl w:val="0"/>
+          <w:numId w:val="14"/>
+        </w:numPr>
+        <w:rPr>
+          <w:rFonts w:ascii="Verdana" w:hAnsi="Verdana"/>
+          <w:color w:val="000000"/>
+          <w:sz w:val="24"/>
+          <w:szCs w:val="24"/>
+        </w:rPr>
+      </w:pPr>
+      <w:r>
+        <w:rPr>
+          <w:rFonts w:ascii="Verdana" w:hAnsi="Verdana"/>
+          <w:color w:val="000000"/>
+          <w:sz w:val="24"/>
+          <w:szCs w:val="24"/>
+        </w:rPr>
+        <w:t>Calculate sum of all elements</w:t>
+      </w:r>
+      <w:r>
+        <w:rPr>
+          <w:rFonts w:ascii="Verdana" w:hAnsi="Verdana"/>
+          <w:color w:val="000000"/>
+          <w:sz w:val="24"/>
+          <w:szCs w:val="24"/>
+        </w:rPr>
+        <w:t xml:space="preserve"> of an array.</w:t>
+      </w:r>
+    </w:p>
+    <w:p>
+      <w:pPr>
+        <w:pStyle w:val="max2"/>
+        <w:numPr>
+          <w:ilvl w:val="0"/>
+          <w:numId w:val="14"/>
+        </w:numPr>
+        <w:rPr>
+          <w:rFonts w:ascii="Verdana" w:hAnsi="Verdana"/>
+          <w:color w:val="000000"/>
+          <w:sz w:val="24"/>
+          <w:szCs w:val="24"/>
+        </w:rPr>
+      </w:pPr>
+      <w:r>
+        <w:rPr>
+          <w:rFonts w:ascii="Verdana" w:hAnsi="Verdana"/>
+          <w:color w:val="000000"/>
+          <w:sz w:val="24"/>
+          <w:szCs w:val="24"/>
+        </w:rPr>
+        <w:t xml:space="preserve">Traverse the array and </w:t>
       </w:r>
       <w:r>
         <w:rPr>
@@ -2049,7 +1940,7 @@
           <w:sz w:val="24"/>
           <w:szCs w:val="24"/>
         </w:rPr>
-        <w:t>stop after printing exactly 3 digits</w:t>
+        <w:t>stop when 0 is found</w:t>
       </w:r>
       <w:r>
         <w:rPr>
@@ -2066,71 +1957,23 @@
         <w:pStyle w:val="max2"/>
         <w:numPr>
           <w:ilvl w:val="0"/>
-          <w:numId w:val="13"/>
-        </w:numPr>
-        <w:rPr>
-          <w:rFonts w:ascii="Verdana" w:hAnsi="Verdana"/>
-          <w:color w:val="000000"/>
-          <w:sz w:val="24"/>
-          <w:szCs w:val="24"/>
-        </w:rPr>
-      </w:pPr>
-      <w:r>
-        <w:rPr>
-          <w:rFonts w:ascii="Verdana" w:hAnsi="Verdana"/>
-          <w:color w:val="000000"/>
-          <w:sz w:val="24"/>
-          <w:szCs w:val="24"/>
-        </w:rPr>
-        <w:t>Create an array of 5 integers and print all elements.</w:t>
-      </w:r>
-    </w:p>
-    <w:p>
-      <w:pPr>
-        <w:pStyle w:val="max2"/>
-        <w:numPr>
-          <w:ilvl w:val="0"/>
-          <w:numId w:val="13"/>
-        </w:numPr>
-        <w:rPr>
-          <w:rFonts w:ascii="Verdana" w:hAnsi="Verdana"/>
-          <w:color w:val="000000"/>
-          <w:sz w:val="24"/>
-          <w:szCs w:val="24"/>
-        </w:rPr>
-      </w:pPr>
-      <w:r>
-        <w:rPr>
-          <w:rFonts w:ascii="Verdana" w:hAnsi="Verdana"/>
-          <w:color w:val="000000"/>
-          <w:sz w:val="24"/>
-          <w:szCs w:val="24"/>
-        </w:rPr>
-        <w:t>Count how many numbers in the array are even.</w:t>
-      </w:r>
-    </w:p>
-    <w:p>
-      <w:pPr>
-        <w:pStyle w:val="max2"/>
-        <w:numPr>
-          <w:ilvl w:val="0"/>
-          <w:numId w:val="13"/>
-        </w:numPr>
-        <w:rPr>
-          <w:rFonts w:ascii="Verdana" w:hAnsi="Verdana"/>
-          <w:color w:val="000000"/>
-          <w:sz w:val="24"/>
-          <w:szCs w:val="24"/>
-        </w:rPr>
-      </w:pPr>
-      <w:r>
-        <w:rPr>
-          <w:rFonts w:ascii="Verdana" w:hAnsi="Verdana"/>
-          <w:color w:val="000000"/>
-          <w:sz w:val="24"/>
-          <w:szCs w:val="24"/>
-        </w:rPr>
-        <w:t xml:space="preserve">Find the </w:t>
+          <w:numId w:val="14"/>
+        </w:numPr>
+        <w:rPr>
+          <w:rFonts w:ascii="Verdana" w:hAnsi="Verdana"/>
+          <w:color w:val="000000"/>
+          <w:sz w:val="24"/>
+          <w:szCs w:val="24"/>
+        </w:rPr>
+      </w:pPr>
+      <w:r>
+        <w:rPr>
+          <w:rFonts w:ascii="Verdana" w:hAnsi="Verdana"/>
+          <w:color w:val="000000"/>
+          <w:sz w:val="24"/>
+          <w:szCs w:val="24"/>
+        </w:rPr>
+        <w:t xml:space="preserve">Take a string and count how many </w:t>
       </w:r>
       <w:r>
         <w:rPr>
@@ -2141,59 +1984,53 @@
           <w:sz w:val="24"/>
           <w:szCs w:val="24"/>
         </w:rPr>
-        <w:t>largest number</w:t>
-      </w:r>
-      <w:r>
-        <w:rPr>
-          <w:rFonts w:ascii="Verdana" w:hAnsi="Verdana"/>
-          <w:color w:val="000000"/>
-          <w:sz w:val="24"/>
-          <w:szCs w:val="24"/>
-        </w:rPr>
-        <w:t xml:space="preserve"> in the array.</w:t>
-      </w:r>
-    </w:p>
-    <w:p>
-      <w:pPr>
-        <w:pStyle w:val="max2"/>
-        <w:rPr>
-          <w:rFonts w:ascii="Verdana" w:hAnsi="Verdana"/>
-          <w:color w:val="000000"/>
-          <w:sz w:val="24"/>
-          <w:szCs w:val="24"/>
-        </w:rPr>
-      </w:pPr>
-    </w:p>
-    <w:p>
-      <w:pPr>
-        <w:pStyle w:val="max2"/>
-        <w:rPr>
-          <w:rFonts w:ascii="Verdana" w:hAnsi="Verdana"/>
-          <w:color w:val="000000"/>
-          <w:sz w:val="24"/>
-          <w:szCs w:val="24"/>
-        </w:rPr>
-      </w:pPr>
-    </w:p>
-    <w:p>
-      <w:pPr>
-        <w:pStyle w:val="max2"/>
-        <w:rPr>
-          <w:rFonts w:ascii="Verdana" w:hAnsi="Verdana"/>
-          <w:color w:val="000000"/>
-          <w:sz w:val="24"/>
-          <w:szCs w:val="24"/>
-        </w:rPr>
-      </w:pPr>
-      <w:r>
-        <w:rPr>
-          <w:rFonts w:ascii="Verdana" w:hAnsi="Verdana"/>
-          <w:color w:val="000000"/>
-          <w:sz w:val="24"/>
-          <w:szCs w:val="24"/>
-        </w:rPr>
-        <w:lastRenderedPageBreak/>
-        <w:t>Day 09</w:t>
+        <w:t>vowels</w:t>
+      </w:r>
+      <w:r>
+        <w:rPr>
+          <w:rFonts w:ascii="Verdana" w:hAnsi="Verdana"/>
+          <w:color w:val="000000"/>
+          <w:sz w:val="24"/>
+          <w:szCs w:val="24"/>
+        </w:rPr>
+        <w:t xml:space="preserve"> it contains.</w:t>
+      </w:r>
+      <w:r>
+        <w:rPr>
+          <w:rFonts w:ascii="Verdana" w:hAnsi="Verdana"/>
+          <w:color w:val="000000"/>
+          <w:sz w:val="24"/>
+          <w:szCs w:val="24"/>
+        </w:rPr>
+        <w:t>(</w:t>
+      </w:r>
+      <w:r>
+        <w:rPr>
+          <w:rFonts w:asciiTheme="minorHAnsi" w:eastAsiaTheme="minorHAnsi" w:hAnsiTheme="minorHAnsi" w:cstheme="minorBidi"/>
+          <w:kern w:val="2"/>
+          <w:sz w:val="24"/>
+          <w:szCs w:val="21"/>
+          <w14:ligatures w14:val="standardContextual"/>
+        </w:rPr>
+        <w:t xml:space="preserve"> </w:t>
+      </w:r>
+      <w:r>
+        <w:rPr>
+          <w:rFonts w:ascii="Verdana" w:hAnsi="Verdana"/>
+          <w:color w:val="000000"/>
+          <w:sz w:val="24"/>
+          <w:szCs w:val="24"/>
+        </w:rPr>
+        <w:t>Character traversal + condition</w:t>
+      </w:r>
+      <w:r>
+        <w:rPr>
+          <w:rFonts w:ascii="Verdana" w:hAnsi="Verdana"/>
+          <w:color w:val="000000"/>
+          <w:sz w:val="24"/>
+          <w:szCs w:val="24"/>
+        </w:rPr>
+        <w:t>)</w:t>
       </w:r>
     </w:p>
     <w:p>
@@ -2217,40 +2054,7 @@
           <w:sz w:val="24"/>
           <w:szCs w:val="24"/>
         </w:rPr>
-        <w:t>Calculate sum of all elements</w:t>
-      </w:r>
-      <w:r>
-        <w:rPr>
-          <w:rFonts w:ascii="Verdana" w:hAnsi="Verdana"/>
-          <w:color w:val="000000"/>
-          <w:sz w:val="24"/>
-          <w:szCs w:val="24"/>
-        </w:rPr>
-        <w:t xml:space="preserve"> of an array.</w:t>
-      </w:r>
-    </w:p>
-    <w:p>
-      <w:pPr>
-        <w:pStyle w:val="max2"/>
-        <w:numPr>
-          <w:ilvl w:val="0"/>
-          <w:numId w:val="14"/>
-        </w:numPr>
-        <w:rPr>
-          <w:rFonts w:ascii="Verdana" w:hAnsi="Verdana"/>
-          <w:color w:val="000000"/>
-          <w:sz w:val="24"/>
-          <w:szCs w:val="24"/>
-        </w:rPr>
-      </w:pPr>
-      <w:r>
-        <w:rPr>
-          <w:rFonts w:ascii="Verdana" w:hAnsi="Verdana"/>
-          <w:color w:val="000000"/>
-          <w:sz w:val="24"/>
-          <w:szCs w:val="24"/>
-        </w:rPr>
-        <w:t xml:space="preserve">Traverse the array and </w:t>
+        <w:t xml:space="preserve">Reverse a string </w:t>
       </w:r>
       <w:r>
         <w:rPr>
@@ -2261,7 +2065,7 @@
           <w:sz w:val="24"/>
           <w:szCs w:val="24"/>
         </w:rPr>
-        <w:t>stop when 0 is found</w:t>
+        <w:t>using loop only</w:t>
       </w:r>
       <w:r>
         <w:rPr>
@@ -2272,6 +2076,33 @@
         </w:rPr>
         <w:t>.</w:t>
       </w:r>
+      <w:r>
+        <w:rPr>
+          <w:rFonts w:ascii="Verdana" w:hAnsi="Verdana"/>
+          <w:color w:val="000000"/>
+          <w:sz w:val="24"/>
+          <w:szCs w:val="24"/>
+        </w:rPr>
+        <w:t>(No Stringbuilder) (</w:t>
+      </w:r>
+      <w:r>
+        <w:rPr>
+          <w:rFonts w:ascii="Verdana" w:hAnsi="Verdana"/>
+          <w:color w:val="000000"/>
+          <w:sz w:val="24"/>
+          <w:szCs w:val="24"/>
+        </w:rPr>
+        <w:t>Index control + backward traversal</w:t>
+      </w:r>
+      <w:r>
+        <w:rPr>
+          <w:rFonts w:ascii="Verdana" w:hAnsi="Verdana"/>
+          <w:color w:val="000000"/>
+          <w:sz w:val="24"/>
+          <w:szCs w:val="24"/>
+        </w:rPr>
+        <w:t>)</w:t>
+      </w:r>
     </w:p>
     <w:p>
       <w:pPr>
@@ -2294,7 +2125,7 @@
           <w:sz w:val="24"/>
           <w:szCs w:val="24"/>
         </w:rPr>
-        <w:t xml:space="preserve">Take a string and count how many </w:t>
+        <w:t xml:space="preserve">From an integer array, count how many elements are </w:t>
       </w:r>
       <w:r>
         <w:rPr>
@@ -2305,26 +2136,16 @@
           <w:sz w:val="24"/>
           <w:szCs w:val="24"/>
         </w:rPr>
-        <w:t>vowels</w:t>
-      </w:r>
-      <w:r>
-        <w:rPr>
-          <w:rFonts w:ascii="Verdana" w:hAnsi="Verdana"/>
-          <w:color w:val="000000"/>
-          <w:sz w:val="24"/>
-          <w:szCs w:val="24"/>
-        </w:rPr>
-        <w:t xml:space="preserve"> it </w:t>
-      </w:r>
-      <w:proofErr w:type="gramStart"/>
-      <w:r>
-        <w:rPr>
-          <w:rFonts w:ascii="Verdana" w:hAnsi="Verdana"/>
-          <w:color w:val="000000"/>
-          <w:sz w:val="24"/>
-          <w:szCs w:val="24"/>
-        </w:rPr>
-        <w:t>contains.</w:t>
+        <w:t>greater than 50</w:t>
+      </w:r>
+      <w:r>
+        <w:rPr>
+          <w:rFonts w:ascii="Verdana" w:hAnsi="Verdana"/>
+          <w:color w:val="000000"/>
+          <w:sz w:val="24"/>
+          <w:szCs w:val="24"/>
+        </w:rPr>
+        <w:t>.</w:t>
       </w:r>
       <w:r>
         <w:rPr>
@@ -2335,7 +2156,6 @@
         </w:rPr>
         <w:t>(</w:t>
       </w:r>
-      <w:proofErr w:type="gramEnd"/>
       <w:r>
         <w:rPr>
           <w:rFonts w:asciiTheme="minorHAnsi" w:eastAsiaTheme="minorHAnsi" w:hAnsiTheme="minorHAnsi" w:cstheme="minorBidi"/>
@@ -2353,7 +2173,7 @@
           <w:sz w:val="24"/>
           <w:szCs w:val="24"/>
         </w:rPr>
-        <w:t>Character traversal + condition</w:t>
+        <w:t>Array traversal + counter</w:t>
       </w:r>
       <w:r>
         <w:rPr>
@@ -2368,25 +2188,45 @@
     <w:p>
       <w:pPr>
         <w:pStyle w:val="max2"/>
-        <w:numPr>
-          <w:ilvl w:val="0"/>
-          <w:numId w:val="14"/>
-        </w:numPr>
-        <w:rPr>
-          <w:rFonts w:ascii="Verdana" w:hAnsi="Verdana"/>
-          <w:color w:val="000000"/>
-          <w:sz w:val="24"/>
-          <w:szCs w:val="24"/>
-        </w:rPr>
-      </w:pPr>
-      <w:r>
-        <w:rPr>
-          <w:rFonts w:ascii="Verdana" w:hAnsi="Verdana"/>
-          <w:color w:val="000000"/>
-          <w:sz w:val="24"/>
-          <w:szCs w:val="24"/>
-        </w:rPr>
-        <w:t xml:space="preserve">Reverse a string </w:t>
+        <w:rPr>
+          <w:rFonts w:ascii="Verdana" w:hAnsi="Verdana"/>
+          <w:color w:val="000000"/>
+          <w:sz w:val="24"/>
+          <w:szCs w:val="24"/>
+        </w:rPr>
+      </w:pPr>
+      <w:r>
+        <w:rPr>
+          <w:rFonts w:ascii="Verdana" w:hAnsi="Verdana"/>
+          <w:color w:val="000000"/>
+          <w:sz w:val="24"/>
+          <w:szCs w:val="24"/>
+        </w:rPr>
+        <w:t>Day 10</w:t>
+      </w:r>
+    </w:p>
+    <w:p>
+      <w:pPr>
+        <w:pStyle w:val="max2"/>
+        <w:numPr>
+          <w:ilvl w:val="0"/>
+          <w:numId w:val="15"/>
+        </w:numPr>
+        <w:rPr>
+          <w:rFonts w:ascii="Verdana" w:hAnsi="Verdana"/>
+          <w:color w:val="000000"/>
+          <w:sz w:val="24"/>
+          <w:szCs w:val="24"/>
+        </w:rPr>
+      </w:pPr>
+      <w:r>
+        <w:rPr>
+          <w:rFonts w:ascii="Verdana" w:hAnsi="Verdana"/>
+          <w:color w:val="000000"/>
+          <w:sz w:val="24"/>
+          <w:szCs w:val="24"/>
+        </w:rPr>
+        <w:t xml:space="preserve">Find the </w:t>
       </w:r>
       <w:r>
         <w:rPr>
@@ -2397,9 +2237,102 @@
           <w:sz w:val="24"/>
           <w:szCs w:val="24"/>
         </w:rPr>
-        <w:t xml:space="preserve">using loop </w:t>
-      </w:r>
-      <w:proofErr w:type="gramStart"/>
+        <w:t>minimum</w:t>
+      </w:r>
+      <w:r>
+        <w:rPr>
+          <w:rFonts w:ascii="Verdana" w:hAnsi="Verdana"/>
+          <w:color w:val="000000"/>
+          <w:sz w:val="24"/>
+          <w:szCs w:val="24"/>
+        </w:rPr>
+        <w:t xml:space="preserve"> number in an array.</w:t>
+      </w:r>
+    </w:p>
+    <w:p>
+      <w:pPr>
+        <w:pStyle w:val="max2"/>
+        <w:numPr>
+          <w:ilvl w:val="0"/>
+          <w:numId w:val="15"/>
+        </w:numPr>
+        <w:rPr>
+          <w:rFonts w:ascii="Verdana" w:hAnsi="Verdana"/>
+          <w:color w:val="000000"/>
+          <w:sz w:val="24"/>
+          <w:szCs w:val="24"/>
+        </w:rPr>
+      </w:pPr>
+      <w:r>
+        <w:rPr>
+          <w:rFonts w:ascii="Verdana" w:hAnsi="Verdana"/>
+          <w:color w:val="000000"/>
+          <w:sz w:val="24"/>
+          <w:szCs w:val="24"/>
+        </w:rPr>
+        <w:t>Count Even Digits in Each Array Element</w:t>
+      </w:r>
+      <w:r>
+        <w:rPr>
+          <w:rFonts w:ascii="Verdana" w:hAnsi="Verdana"/>
+          <w:color w:val="000000"/>
+          <w:sz w:val="24"/>
+          <w:szCs w:val="24"/>
+        </w:rPr>
+        <w:t>.(</w:t>
+      </w:r>
+      <w:r>
+        <w:rPr>
+          <w:rFonts w:asciiTheme="minorHAnsi" w:eastAsiaTheme="minorHAnsi" w:hAnsiTheme="minorHAnsi" w:cstheme="minorBidi"/>
+          <w:kern w:val="2"/>
+          <w:sz w:val="24"/>
+          <w:szCs w:val="21"/>
+          <w14:ligatures w14:val="standardContextual"/>
+        </w:rPr>
+        <w:t xml:space="preserve"> </w:t>
+      </w:r>
+      <w:r>
+        <w:rPr>
+          <w:rFonts w:ascii="Verdana" w:hAnsi="Verdana"/>
+          <w:color w:val="000000"/>
+          <w:sz w:val="24"/>
+          <w:szCs w:val="24"/>
+        </w:rPr>
+        <w:t>Array loop + digit loop</w:t>
+      </w:r>
+      <w:r>
+        <w:rPr>
+          <w:rFonts w:ascii="Verdana" w:hAnsi="Verdana"/>
+          <w:color w:val="000000"/>
+          <w:sz w:val="24"/>
+          <w:szCs w:val="24"/>
+        </w:rPr>
+        <w:t>)</w:t>
+      </w:r>
+    </w:p>
+    <w:p>
+      <w:pPr>
+        <w:pStyle w:val="max2"/>
+        <w:numPr>
+          <w:ilvl w:val="0"/>
+          <w:numId w:val="15"/>
+        </w:numPr>
+        <w:rPr>
+          <w:rFonts w:ascii="Verdana" w:hAnsi="Verdana"/>
+          <w:color w:val="000000"/>
+          <w:sz w:val="24"/>
+          <w:szCs w:val="24"/>
+        </w:rPr>
+      </w:pPr>
+      <w:r>
+        <w:rPr>
+          <w:rFonts w:ascii="Verdana" w:hAnsi="Verdana"/>
+          <w:color w:val="000000"/>
+          <w:sz w:val="24"/>
+          <w:szCs w:val="24"/>
+        </w:rPr>
+        <w:t xml:space="preserve">Traverse an array.If </w:t>
+      </w:r>
       <w:r>
         <w:rPr>
           <w:rFonts w:ascii="Verdana" w:hAnsi="Verdana"/>
@@ -2409,16 +2342,16 @@
           <w:sz w:val="24"/>
           <w:szCs w:val="24"/>
         </w:rPr>
-        <w:t>only</w:t>
-      </w:r>
-      <w:r>
-        <w:rPr>
-          <w:rFonts w:ascii="Verdana" w:hAnsi="Verdana"/>
-          <w:color w:val="000000"/>
-          <w:sz w:val="24"/>
-          <w:szCs w:val="24"/>
-        </w:rPr>
-        <w:t>.</w:t>
+        <w:t>any number contains digit 0</w:t>
+      </w:r>
+      <w:r>
+        <w:rPr>
+          <w:rFonts w:ascii="Verdana" w:hAnsi="Verdana"/>
+          <w:color w:val="000000"/>
+          <w:sz w:val="24"/>
+          <w:szCs w:val="24"/>
+        </w:rPr>
+        <w:t>, stop immediately.</w:t>
       </w:r>
       <w:r>
         <w:rPr>
@@ -2429,370 +2362,6 @@
         </w:rPr>
         <w:t>(</w:t>
       </w:r>
-      <w:proofErr w:type="gramEnd"/>
-      <w:r>
-        <w:rPr>
-          <w:rFonts w:ascii="Verdana" w:hAnsi="Verdana"/>
-          <w:color w:val="000000"/>
-          <w:sz w:val="24"/>
-          <w:szCs w:val="24"/>
-        </w:rPr>
-        <w:t xml:space="preserve">No </w:t>
-      </w:r>
-      <w:proofErr w:type="spellStart"/>
-      <w:r>
-        <w:rPr>
-          <w:rFonts w:ascii="Verdana" w:hAnsi="Verdana"/>
-          <w:color w:val="000000"/>
-          <w:sz w:val="24"/>
-          <w:szCs w:val="24"/>
-        </w:rPr>
-        <w:t>Stringbuilder</w:t>
-      </w:r>
-      <w:proofErr w:type="spellEnd"/>
-      <w:r>
-        <w:rPr>
-          <w:rFonts w:ascii="Verdana" w:hAnsi="Verdana"/>
-          <w:color w:val="000000"/>
-          <w:sz w:val="24"/>
-          <w:szCs w:val="24"/>
-        </w:rPr>
-        <w:t>) (</w:t>
-      </w:r>
-      <w:r>
-        <w:rPr>
-          <w:rFonts w:ascii="Verdana" w:hAnsi="Verdana"/>
-          <w:color w:val="000000"/>
-          <w:sz w:val="24"/>
-          <w:szCs w:val="24"/>
-        </w:rPr>
-        <w:t>Index control + backward traversal</w:t>
-      </w:r>
-      <w:r>
-        <w:rPr>
-          <w:rFonts w:ascii="Verdana" w:hAnsi="Verdana"/>
-          <w:color w:val="000000"/>
-          <w:sz w:val="24"/>
-          <w:szCs w:val="24"/>
-        </w:rPr>
-        <w:t>)</w:t>
-      </w:r>
-    </w:p>
-    <w:p>
-      <w:pPr>
-        <w:pStyle w:val="max2"/>
-        <w:numPr>
-          <w:ilvl w:val="0"/>
-          <w:numId w:val="14"/>
-        </w:numPr>
-        <w:rPr>
-          <w:rFonts w:ascii="Verdana" w:hAnsi="Verdana"/>
-          <w:color w:val="000000"/>
-          <w:sz w:val="24"/>
-          <w:szCs w:val="24"/>
-        </w:rPr>
-      </w:pPr>
-      <w:r>
-        <w:rPr>
-          <w:rFonts w:ascii="Verdana" w:hAnsi="Verdana"/>
-          <w:color w:val="000000"/>
-          <w:sz w:val="24"/>
-          <w:szCs w:val="24"/>
-        </w:rPr>
-        <w:t xml:space="preserve">From an integer array, count how many elements are </w:t>
-      </w:r>
-      <w:r>
-        <w:rPr>
-          <w:rFonts w:ascii="Verdana" w:hAnsi="Verdana"/>
-          <w:b/>
-          <w:bCs/>
-          <w:color w:val="000000"/>
-          <w:sz w:val="24"/>
-          <w:szCs w:val="24"/>
-        </w:rPr>
-        <w:t xml:space="preserve">greater than </w:t>
-      </w:r>
-      <w:proofErr w:type="gramStart"/>
-      <w:r>
-        <w:rPr>
-          <w:rFonts w:ascii="Verdana" w:hAnsi="Verdana"/>
-          <w:b/>
-          <w:bCs/>
-          <w:color w:val="000000"/>
-          <w:sz w:val="24"/>
-          <w:szCs w:val="24"/>
-        </w:rPr>
-        <w:t>50</w:t>
-      </w:r>
-      <w:r>
-        <w:rPr>
-          <w:rFonts w:ascii="Verdana" w:hAnsi="Verdana"/>
-          <w:color w:val="000000"/>
-          <w:sz w:val="24"/>
-          <w:szCs w:val="24"/>
-        </w:rPr>
-        <w:t>.</w:t>
-      </w:r>
-      <w:r>
-        <w:rPr>
-          <w:rFonts w:ascii="Verdana" w:hAnsi="Verdana"/>
-          <w:color w:val="000000"/>
-          <w:sz w:val="24"/>
-          <w:szCs w:val="24"/>
-        </w:rPr>
-        <w:t>(</w:t>
-      </w:r>
-      <w:proofErr w:type="gramEnd"/>
-      <w:r>
-        <w:rPr>
-          <w:rFonts w:asciiTheme="minorHAnsi" w:eastAsiaTheme="minorHAnsi" w:hAnsiTheme="minorHAnsi" w:cstheme="minorBidi"/>
-          <w:kern w:val="2"/>
-          <w:sz w:val="24"/>
-          <w:szCs w:val="21"/>
-          <w14:ligatures w14:val="standardContextual"/>
-        </w:rPr>
-        <w:t xml:space="preserve"> </w:t>
-      </w:r>
-      <w:r>
-        <w:rPr>
-          <w:rFonts w:ascii="Verdana" w:hAnsi="Verdana"/>
-          <w:color w:val="000000"/>
-          <w:sz w:val="24"/>
-          <w:szCs w:val="24"/>
-        </w:rPr>
-        <w:t>Array traversal + counter</w:t>
-      </w:r>
-      <w:r>
-        <w:rPr>
-          <w:rFonts w:ascii="Verdana" w:hAnsi="Verdana"/>
-          <w:color w:val="000000"/>
-          <w:sz w:val="24"/>
-          <w:szCs w:val="24"/>
-        </w:rPr>
-        <w:t>)</w:t>
-      </w:r>
-    </w:p>
-    <w:p>
-      <w:pPr>
-        <w:pStyle w:val="max2"/>
-        <w:rPr>
-          <w:rFonts w:ascii="Verdana" w:hAnsi="Verdana"/>
-          <w:color w:val="000000"/>
-          <w:sz w:val="24"/>
-          <w:szCs w:val="24"/>
-        </w:rPr>
-      </w:pPr>
-      <w:r>
-        <w:rPr>
-          <w:rFonts w:ascii="Verdana" w:hAnsi="Verdana"/>
-          <w:color w:val="000000"/>
-          <w:sz w:val="24"/>
-          <w:szCs w:val="24"/>
-        </w:rPr>
-        <w:t>Day 10</w:t>
-      </w:r>
-    </w:p>
-    <w:p>
-      <w:pPr>
-        <w:pStyle w:val="max2"/>
-        <w:numPr>
-          <w:ilvl w:val="0"/>
-          <w:numId w:val="15"/>
-        </w:numPr>
-        <w:rPr>
-          <w:rFonts w:ascii="Verdana" w:hAnsi="Verdana"/>
-          <w:color w:val="000000"/>
-          <w:sz w:val="24"/>
-          <w:szCs w:val="24"/>
-        </w:rPr>
-      </w:pPr>
-      <w:r>
-        <w:rPr>
-          <w:rFonts w:ascii="Verdana" w:hAnsi="Verdana"/>
-          <w:color w:val="000000"/>
-          <w:sz w:val="24"/>
-          <w:szCs w:val="24"/>
-        </w:rPr>
-        <w:t xml:space="preserve">Find the </w:t>
-      </w:r>
-      <w:r>
-        <w:rPr>
-          <w:rFonts w:ascii="Verdana" w:hAnsi="Verdana"/>
-          <w:b/>
-          <w:bCs/>
-          <w:color w:val="000000"/>
-          <w:sz w:val="24"/>
-          <w:szCs w:val="24"/>
-        </w:rPr>
-        <w:t>minimum</w:t>
-      </w:r>
-      <w:r>
-        <w:rPr>
-          <w:rFonts w:ascii="Verdana" w:hAnsi="Verdana"/>
-          <w:color w:val="000000"/>
-          <w:sz w:val="24"/>
-          <w:szCs w:val="24"/>
-        </w:rPr>
-        <w:t xml:space="preserve"> number in an array.</w:t>
-      </w:r>
-    </w:p>
-    <w:p>
-      <w:pPr>
-        <w:pStyle w:val="max2"/>
-        <w:numPr>
-          <w:ilvl w:val="0"/>
-          <w:numId w:val="15"/>
-        </w:numPr>
-        <w:rPr>
-          <w:rFonts w:ascii="Verdana" w:hAnsi="Verdana"/>
-          <w:color w:val="000000"/>
-          <w:sz w:val="24"/>
-          <w:szCs w:val="24"/>
-        </w:rPr>
-      </w:pPr>
-      <w:r>
-        <w:rPr>
-          <w:rFonts w:ascii="Verdana" w:hAnsi="Verdana"/>
-          <w:color w:val="000000"/>
-          <w:sz w:val="24"/>
-          <w:szCs w:val="24"/>
-        </w:rPr>
-        <w:t xml:space="preserve">Count Even Digits in Each Array </w:t>
-      </w:r>
-      <w:proofErr w:type="gramStart"/>
-      <w:r>
-        <w:rPr>
-          <w:rFonts w:ascii="Verdana" w:hAnsi="Verdana"/>
-          <w:color w:val="000000"/>
-          <w:sz w:val="24"/>
-          <w:szCs w:val="24"/>
-        </w:rPr>
-        <w:t>Element</w:t>
-      </w:r>
-      <w:r>
-        <w:rPr>
-          <w:rFonts w:ascii="Verdana" w:hAnsi="Verdana"/>
-          <w:color w:val="000000"/>
-          <w:sz w:val="24"/>
-          <w:szCs w:val="24"/>
-        </w:rPr>
-        <w:t>.(</w:t>
-      </w:r>
-      <w:proofErr w:type="gramEnd"/>
-      <w:r>
-        <w:rPr>
-          <w:rFonts w:asciiTheme="minorHAnsi" w:eastAsiaTheme="minorHAnsi" w:hAnsiTheme="minorHAnsi" w:cstheme="minorBidi"/>
-          <w:kern w:val="2"/>
-          <w:sz w:val="24"/>
-          <w:szCs w:val="21"/>
-          <w14:ligatures w14:val="standardContextual"/>
-        </w:rPr>
-        <w:t xml:space="preserve"> </w:t>
-      </w:r>
-      <w:r>
-        <w:rPr>
-          <w:rFonts w:ascii="Verdana" w:hAnsi="Verdana"/>
-          <w:color w:val="000000"/>
-          <w:sz w:val="24"/>
-          <w:szCs w:val="24"/>
-        </w:rPr>
-        <w:t>Array loop + digit loop</w:t>
-      </w:r>
-      <w:r>
-        <w:rPr>
-          <w:rFonts w:ascii="Verdana" w:hAnsi="Verdana"/>
-          <w:color w:val="000000"/>
-          <w:sz w:val="24"/>
-          <w:szCs w:val="24"/>
-        </w:rPr>
-        <w:t>)</w:t>
-      </w:r>
-    </w:p>
-    <w:p>
-      <w:pPr>
-        <w:pStyle w:val="max2"/>
-        <w:numPr>
-          <w:ilvl w:val="0"/>
-          <w:numId w:val="15"/>
-        </w:numPr>
-        <w:rPr>
-          <w:rFonts w:ascii="Verdana" w:hAnsi="Verdana"/>
-          <w:color w:val="000000"/>
-          <w:sz w:val="24"/>
-          <w:szCs w:val="24"/>
-        </w:rPr>
-      </w:pPr>
-      <w:r>
-        <w:rPr>
-          <w:rFonts w:ascii="Verdana" w:hAnsi="Verdana"/>
-          <w:color w:val="000000"/>
-          <w:sz w:val="24"/>
-          <w:szCs w:val="24"/>
-        </w:rPr>
-        <w:t xml:space="preserve">Traverse an </w:t>
-      </w:r>
-      <w:proofErr w:type="spellStart"/>
-      <w:proofErr w:type="gramStart"/>
-      <w:r>
-        <w:rPr>
-          <w:rFonts w:ascii="Verdana" w:hAnsi="Verdana"/>
-          <w:color w:val="000000"/>
-          <w:sz w:val="24"/>
-          <w:szCs w:val="24"/>
-        </w:rPr>
-        <w:t>array.If</w:t>
-      </w:r>
-      <w:proofErr w:type="spellEnd"/>
-      <w:proofErr w:type="gramEnd"/>
-      <w:r>
-        <w:rPr>
-          <w:rFonts w:ascii="Verdana" w:hAnsi="Verdana"/>
-          <w:color w:val="000000"/>
-          <w:sz w:val="24"/>
-          <w:szCs w:val="24"/>
-        </w:rPr>
-        <w:t xml:space="preserve"> </w:t>
-      </w:r>
-      <w:r>
-        <w:rPr>
-          <w:rFonts w:ascii="Verdana" w:hAnsi="Verdana"/>
-          <w:b/>
-          <w:bCs/>
-          <w:color w:val="000000"/>
-          <w:sz w:val="24"/>
-          <w:szCs w:val="24"/>
-        </w:rPr>
-        <w:t>any number contains digit 0</w:t>
-      </w:r>
-      <w:r>
-        <w:rPr>
-          <w:rFonts w:ascii="Verdana" w:hAnsi="Verdana"/>
-          <w:color w:val="000000"/>
-          <w:sz w:val="24"/>
-          <w:szCs w:val="24"/>
-        </w:rPr>
-        <w:t xml:space="preserve">, stop </w:t>
-      </w:r>
-      <w:proofErr w:type="gramStart"/>
-      <w:r>
-        <w:rPr>
-          <w:rFonts w:ascii="Verdana" w:hAnsi="Verdana"/>
-          <w:color w:val="000000"/>
-          <w:sz w:val="24"/>
-          <w:szCs w:val="24"/>
-        </w:rPr>
-        <w:t>immediately.</w:t>
-      </w:r>
-      <w:r>
-        <w:rPr>
-          <w:rFonts w:ascii="Verdana" w:hAnsi="Verdana"/>
-          <w:color w:val="000000"/>
-          <w:sz w:val="24"/>
-          <w:szCs w:val="24"/>
-        </w:rPr>
-        <w:t>(</w:t>
-      </w:r>
-      <w:proofErr w:type="gramEnd"/>
       <w:r>
         <w:rPr>
           <w:rFonts w:asciiTheme="minorHAnsi" w:eastAsiaTheme="minorHAnsi" w:hAnsiTheme="minorHAnsi" w:cstheme="minorBidi"/>
@@ -2937,17 +2506,7 @@
           <w:sz w:val="24"/>
           <w:szCs w:val="24"/>
         </w:rPr>
-        <w:t xml:space="preserve"> in a </w:t>
-      </w:r>
-      <w:proofErr w:type="gramStart"/>
-      <w:r>
-        <w:rPr>
-          <w:rFonts w:ascii="Verdana" w:hAnsi="Verdana"/>
-          <w:color w:val="000000"/>
-          <w:sz w:val="24"/>
-          <w:szCs w:val="24"/>
-        </w:rPr>
-        <w:t>string</w:t>
+        <w:t xml:space="preserve"> in a string</w:t>
       </w:r>
       <w:r>
         <w:rPr>
@@ -2967,7 +2526,6 @@
         </w:rPr>
         <w:t>(</w:t>
       </w:r>
-      <w:proofErr w:type="gramEnd"/>
       <w:r>
         <w:rPr>
           <w:rFonts w:asciiTheme="minorHAnsi" w:eastAsiaTheme="minorHAnsi" w:hAnsiTheme="minorHAnsi" w:cstheme="minorBidi"/>
@@ -3035,9 +2593,139 @@
           <w:sz w:val="24"/>
           <w:szCs w:val="24"/>
         </w:rPr>
-        <w:t xml:space="preserve">without using reverse </w:t>
-      </w:r>
-      <w:proofErr w:type="gramStart"/>
+        <w:t>without using reverse methods</w:t>
+      </w:r>
+      <w:r>
+        <w:rPr>
+          <w:rFonts w:ascii="Verdana" w:hAnsi="Verdana"/>
+          <w:color w:val="000000"/>
+          <w:sz w:val="24"/>
+          <w:szCs w:val="24"/>
+        </w:rPr>
+        <w:t>.</w:t>
+      </w:r>
+      <w:r>
+        <w:rPr>
+          <w:rFonts w:ascii="Verdana" w:hAnsi="Verdana"/>
+          <w:color w:val="000000"/>
+          <w:sz w:val="24"/>
+          <w:szCs w:val="24"/>
+        </w:rPr>
+        <w:t>(</w:t>
+      </w:r>
+      <w:r>
+        <w:rPr>
+          <w:rFonts w:asciiTheme="minorHAnsi" w:eastAsiaTheme="minorHAnsi" w:hAnsiTheme="minorHAnsi" w:cstheme="minorBidi"/>
+          <w:kern w:val="2"/>
+          <w:sz w:val="24"/>
+          <w:szCs w:val="21"/>
+          <w14:ligatures w14:val="standardContextual"/>
+        </w:rPr>
+        <w:t xml:space="preserve"> </w:t>
+      </w:r>
+      <w:r>
+        <w:rPr>
+          <w:rFonts w:ascii="Verdana" w:hAnsi="Verdana"/>
+          <w:color w:val="000000"/>
+          <w:sz w:val="24"/>
+          <w:szCs w:val="24"/>
+        </w:rPr>
+        <w:t>Two-pointer logic</w:t>
+      </w:r>
+      <w:r>
+        <w:rPr>
+          <w:rFonts w:ascii="Verdana" w:hAnsi="Verdana"/>
+          <w:color w:val="000000"/>
+          <w:sz w:val="24"/>
+          <w:szCs w:val="24"/>
+        </w:rPr>
+        <w:t>)</w:t>
+      </w:r>
+    </w:p>
+    <w:p>
+      <w:pPr>
+        <w:pStyle w:val="max2"/>
+        <w:numPr>
+          <w:ilvl w:val="0"/>
+          <w:numId w:val="16"/>
+        </w:numPr>
+        <w:rPr>
+          <w:rFonts w:ascii="Verdana" w:hAnsi="Verdana"/>
+          <w:color w:val="000000"/>
+          <w:sz w:val="24"/>
+          <w:szCs w:val="24"/>
+        </w:rPr>
+      </w:pPr>
+      <w:r>
+        <w:rPr>
+          <w:rFonts w:ascii="Verdana" w:hAnsi="Verdana"/>
+          <w:color w:val="000000"/>
+          <w:sz w:val="24"/>
+          <w:szCs w:val="24"/>
+        </w:rPr>
+        <w:t>Given an array and a number x, count how many times x appears.</w:t>
+      </w:r>
+      <w:r>
+        <w:rPr>
+          <w:rFonts w:ascii="Verdana" w:hAnsi="Verdana"/>
+          <w:color w:val="000000"/>
+          <w:sz w:val="24"/>
+          <w:szCs w:val="24"/>
+        </w:rPr>
+        <w:t>(</w:t>
+      </w:r>
+      <w:r>
+        <w:rPr>
+          <w:rFonts w:asciiTheme="minorHAnsi" w:eastAsiaTheme="minorHAnsi" w:hAnsiTheme="minorHAnsi" w:cstheme="minorBidi"/>
+          <w:kern w:val="2"/>
+          <w:sz w:val="24"/>
+          <w:szCs w:val="21"/>
+          <w14:ligatures w14:val="standardContextual"/>
+        </w:rPr>
+        <w:t xml:space="preserve"> </w:t>
+      </w:r>
+      <w:r>
+        <w:rPr>
+          <w:rFonts w:ascii="Verdana" w:hAnsi="Verdana"/>
+          <w:color w:val="000000"/>
+          <w:sz w:val="24"/>
+          <w:szCs w:val="24"/>
+        </w:rPr>
+        <w:t>Classic counter pattern.</w:t>
+      </w:r>
+      <w:r>
+        <w:rPr>
+          <w:rFonts w:ascii="Verdana" w:hAnsi="Verdana"/>
+          <w:color w:val="000000"/>
+          <w:sz w:val="24"/>
+          <w:szCs w:val="24"/>
+        </w:rPr>
+        <w:t>)</w:t>
+      </w:r>
+    </w:p>
+    <w:p>
+      <w:pPr>
+        <w:pStyle w:val="max2"/>
+        <w:numPr>
+          <w:ilvl w:val="0"/>
+          <w:numId w:val="16"/>
+        </w:numPr>
+        <w:rPr>
+          <w:rFonts w:ascii="Verdana" w:hAnsi="Verdana"/>
+          <w:color w:val="000000"/>
+          <w:sz w:val="24"/>
+          <w:szCs w:val="24"/>
+        </w:rPr>
+      </w:pPr>
+      <w:r>
+        <w:rPr>
+          <w:rFonts w:ascii="Verdana" w:hAnsi="Verdana"/>
+          <w:color w:val="000000"/>
+          <w:sz w:val="24"/>
+          <w:szCs w:val="24"/>
+        </w:rPr>
+        <w:t xml:space="preserve">Check whether the array is sorted in </w:t>
+      </w:r>
       <w:r>
         <w:rPr>
           <w:rFonts w:ascii="Verdana" w:hAnsi="Verdana"/>
@@ -3047,7 +2735,7 @@
           <w:sz w:val="24"/>
           <w:szCs w:val="24"/>
         </w:rPr>
-        <w:t>methods</w:t>
+        <w:t>ascending order</w:t>
       </w:r>
       <w:r>
         <w:rPr>
@@ -3067,7 +2755,6 @@
         </w:rPr>
         <w:t>(</w:t>
       </w:r>
-      <w:proofErr w:type="gramEnd"/>
       <w:r>
         <w:rPr>
           <w:rFonts w:asciiTheme="minorHAnsi" w:eastAsiaTheme="minorHAnsi" w:hAnsiTheme="minorHAnsi" w:cstheme="minorBidi"/>
@@ -3085,7 +2772,7 @@
           <w:sz w:val="24"/>
           <w:szCs w:val="24"/>
         </w:rPr>
-        <w:t>Two-pointer logic</w:t>
+        <w:t>Comparison with next element.</w:t>
       </w:r>
       <w:r>
         <w:rPr>
@@ -3118,17 +2805,27 @@
           <w:sz w:val="24"/>
           <w:szCs w:val="24"/>
         </w:rPr>
-        <w:t xml:space="preserve">Given an array and a number x, count how many times x </w:t>
-      </w:r>
-      <w:proofErr w:type="gramStart"/>
-      <w:r>
-        <w:rPr>
-          <w:rFonts w:ascii="Verdana" w:hAnsi="Verdana"/>
-          <w:color w:val="000000"/>
-          <w:sz w:val="24"/>
-          <w:szCs w:val="24"/>
-        </w:rPr>
-        <w:t>appears.</w:t>
+        <w:t xml:space="preserve">Given an array of numbers, print the </w:t>
+      </w:r>
+      <w:r>
+        <w:rPr>
+          <w:rFonts w:ascii="Verdana" w:hAnsi="Verdana"/>
+          <w:b/>
+          <w:bCs/>
+          <w:color w:val="000000"/>
+          <w:sz w:val="24"/>
+          <w:szCs w:val="24"/>
+        </w:rPr>
+        <w:t>sum of digits of each element</w:t>
+      </w:r>
+      <w:r>
+        <w:rPr>
+          <w:rFonts w:ascii="Verdana" w:hAnsi="Verdana"/>
+          <w:color w:val="000000"/>
+          <w:sz w:val="24"/>
+          <w:szCs w:val="24"/>
+        </w:rPr>
+        <w:t>.</w:t>
       </w:r>
       <w:r>
         <w:rPr>
@@ -3139,7 +2836,6 @@
         </w:rPr>
         <w:t>(</w:t>
       </w:r>
-      <w:proofErr w:type="gramEnd"/>
       <w:r>
         <w:rPr>
           <w:rFonts w:asciiTheme="minorHAnsi" w:eastAsiaTheme="minorHAnsi" w:hAnsiTheme="minorHAnsi" w:cstheme="minorBidi"/>
@@ -3157,7 +2853,7 @@
           <w:sz w:val="24"/>
           <w:szCs w:val="24"/>
         </w:rPr>
-        <w:t>Classic counter pattern.</w:t>
+        <w:t>Array loop + digit loop.</w:t>
       </w:r>
       <w:r>
         <w:rPr>
@@ -3190,7 +2886,7 @@
           <w:sz w:val="24"/>
           <w:szCs w:val="24"/>
         </w:rPr>
-        <w:t xml:space="preserve">Check whether the array is sorted in </w:t>
+        <w:t xml:space="preserve">Traverse an array and print the </w:t>
       </w:r>
       <w:r>
         <w:rPr>
@@ -3201,9 +2897,428 @@
           <w:sz w:val="24"/>
           <w:szCs w:val="24"/>
         </w:rPr>
-        <w:t xml:space="preserve">ascending </w:t>
-      </w:r>
-      <w:proofErr w:type="gramStart"/>
+        <w:t>first palindrome number</w:t>
+      </w:r>
+      <w:r>
+        <w:rPr>
+          <w:rFonts w:ascii="Verdana" w:hAnsi="Verdana"/>
+          <w:color w:val="000000"/>
+          <w:sz w:val="24"/>
+          <w:szCs w:val="24"/>
+        </w:rPr>
+        <w:t>, then stop.</w:t>
+      </w:r>
+      <w:r>
+        <w:rPr>
+          <w:rFonts w:ascii="Verdana" w:hAnsi="Verdana"/>
+          <w:color w:val="000000"/>
+          <w:sz w:val="24"/>
+          <w:szCs w:val="24"/>
+        </w:rPr>
+        <w:t>(</w:t>
+      </w:r>
+      <w:r>
+        <w:rPr>
+          <w:rFonts w:asciiTheme="minorHAnsi" w:eastAsiaTheme="minorHAnsi" w:hAnsiTheme="minorHAnsi" w:cstheme="minorBidi"/>
+          <w:kern w:val="2"/>
+          <w:sz w:val="24"/>
+          <w:szCs w:val="21"/>
+          <w14:ligatures w14:val="standardContextual"/>
+        </w:rPr>
+        <w:t xml:space="preserve"> </w:t>
+      </w:r>
+      <w:r>
+        <w:rPr>
+          <w:rFonts w:ascii="Verdana" w:hAnsi="Verdana"/>
+          <w:color w:val="000000"/>
+          <w:sz w:val="24"/>
+          <w:szCs w:val="24"/>
+        </w:rPr>
+        <w:t>Nested logic + early exit.</w:t>
+      </w:r>
+      <w:r>
+        <w:rPr>
+          <w:rFonts w:ascii="Verdana" w:hAnsi="Verdana"/>
+          <w:color w:val="000000"/>
+          <w:sz w:val="24"/>
+          <w:szCs w:val="24"/>
+        </w:rPr>
+        <w:t>)</w:t>
+      </w:r>
+    </w:p>
+    <w:p>
+      <w:pPr>
+        <w:pStyle w:val="max2"/>
+        <w:rPr>
+          <w:rFonts w:ascii="Verdana" w:hAnsi="Verdana"/>
+          <w:color w:val="000000"/>
+          <w:sz w:val="24"/>
+          <w:szCs w:val="24"/>
+        </w:rPr>
+      </w:pPr>
+      <w:r>
+        <w:rPr>
+          <w:rFonts w:ascii="Verdana" w:hAnsi="Verdana"/>
+          <w:color w:val="000000"/>
+          <w:sz w:val="24"/>
+          <w:szCs w:val="24"/>
+        </w:rPr>
+        <w:t>Day 12</w:t>
+      </w:r>
+    </w:p>
+    <w:p>
+      <w:pPr>
+        <w:pStyle w:val="max2"/>
+        <w:numPr>
+          <w:ilvl w:val="0"/>
+          <w:numId w:val="17"/>
+        </w:numPr>
+        <w:rPr>
+          <w:rFonts w:ascii="Verdana" w:hAnsi="Verdana"/>
+          <w:color w:val="000000"/>
+          <w:sz w:val="24"/>
+          <w:szCs w:val="24"/>
+        </w:rPr>
+      </w:pPr>
+      <w:r>
+        <w:rPr>
+          <w:rFonts w:ascii="Verdana" w:hAnsi="Verdana"/>
+          <w:color w:val="000000"/>
+          <w:sz w:val="24"/>
+          <w:szCs w:val="24"/>
+        </w:rPr>
+        <w:t>Write a program to find out whether entered number is place at ones, tens, hundred , thousand etc….</w:t>
+      </w:r>
+    </w:p>
+    <w:p>
+      <w:pPr>
+        <w:pStyle w:val="max2"/>
+        <w:numPr>
+          <w:ilvl w:val="0"/>
+          <w:numId w:val="17"/>
+        </w:numPr>
+        <w:rPr>
+          <w:rFonts w:ascii="Verdana" w:hAnsi="Verdana"/>
+          <w:color w:val="000000"/>
+          <w:sz w:val="24"/>
+          <w:szCs w:val="24"/>
+        </w:rPr>
+      </w:pPr>
+      <w:r>
+        <w:rPr>
+          <w:rFonts w:ascii="Verdana" w:hAnsi="Verdana"/>
+          <w:color w:val="000000"/>
+          <w:sz w:val="24"/>
+          <w:szCs w:val="24"/>
+        </w:rPr>
+        <w:t>Write a program to take a string and a number / integer as prefix for that word or string , and in output just reverse string upto that integer position part, or that prefix part.</w:t>
+      </w:r>
+      <w:r>
+        <w:rPr>
+          <w:rFonts w:ascii="Verdana" w:hAnsi="Verdana"/>
+          <w:color w:val="000000"/>
+          <w:sz w:val="24"/>
+          <w:szCs w:val="24"/>
+        </w:rPr>
+        <w:t>(Practice confusion with size of an array to index of an array ).</w:t>
+      </w:r>
+    </w:p>
+    <w:p>
+      <w:pPr>
+        <w:pStyle w:val="max2"/>
+        <w:numPr>
+          <w:ilvl w:val="0"/>
+          <w:numId w:val="17"/>
+        </w:numPr>
+        <w:rPr>
+          <w:rFonts w:ascii="Verdana" w:hAnsi="Verdana"/>
+          <w:color w:val="000000"/>
+          <w:sz w:val="24"/>
+          <w:szCs w:val="24"/>
+        </w:rPr>
+      </w:pPr>
+      <w:r>
+        <w:rPr>
+          <w:rFonts w:ascii="Verdana" w:hAnsi="Verdana"/>
+          <w:color w:val="000000"/>
+          <w:sz w:val="24"/>
+          <w:szCs w:val="24"/>
+        </w:rPr>
+        <w:t>Count Words in a String (Single Spaces Only)</w:t>
+      </w:r>
+      <w:r>
+        <w:rPr>
+          <w:rFonts w:ascii="Verdana" w:hAnsi="Verdana"/>
+          <w:color w:val="000000"/>
+          <w:sz w:val="24"/>
+          <w:szCs w:val="24"/>
+        </w:rPr>
+        <w:t>.(</w:t>
+      </w:r>
+      <w:r>
+        <w:rPr>
+          <w:rFonts w:asciiTheme="minorHAnsi" w:eastAsiaTheme="minorHAnsi" w:hAnsiTheme="minorHAnsi" w:cstheme="minorBidi"/>
+          <w:kern w:val="2"/>
+          <w:sz w:val="24"/>
+          <w:szCs w:val="21"/>
+          <w14:ligatures w14:val="standardContextual"/>
+        </w:rPr>
+        <w:t xml:space="preserve"> </w:t>
+      </w:r>
+      <w:r>
+        <w:rPr>
+          <w:rFonts w:ascii="Verdana" w:hAnsi="Verdana"/>
+          <w:color w:val="000000"/>
+          <w:sz w:val="24"/>
+          <w:szCs w:val="24"/>
+        </w:rPr>
+        <w:t>Character traversal + space detection.</w:t>
+      </w:r>
+      <w:r>
+        <w:rPr>
+          <w:rFonts w:ascii="Verdana" w:hAnsi="Verdana"/>
+          <w:color w:val="000000"/>
+          <w:sz w:val="24"/>
+          <w:szCs w:val="24"/>
+        </w:rPr>
+        <w:t>)</w:t>
+      </w:r>
+    </w:p>
+    <w:p>
+      <w:pPr>
+        <w:pStyle w:val="max2"/>
+        <w:numPr>
+          <w:ilvl w:val="0"/>
+          <w:numId w:val="17"/>
+        </w:numPr>
+        <w:rPr>
+          <w:rFonts w:ascii="Verdana" w:hAnsi="Verdana"/>
+          <w:color w:val="000000"/>
+          <w:sz w:val="24"/>
+          <w:szCs w:val="24"/>
+        </w:rPr>
+      </w:pPr>
+      <w:r>
+        <w:rPr>
+          <w:rFonts w:ascii="Verdana" w:hAnsi="Verdana"/>
+          <w:color w:val="000000"/>
+          <w:sz w:val="24"/>
+          <w:szCs w:val="24"/>
+        </w:rPr>
+        <w:t>Count characters in a word taken as input and ignore spaces.</w:t>
+      </w:r>
+    </w:p>
+    <w:p>
+      <w:pPr>
+        <w:pStyle w:val="max2"/>
+        <w:numPr>
+          <w:ilvl w:val="0"/>
+          <w:numId w:val="17"/>
+        </w:numPr>
+        <w:rPr>
+          <w:rFonts w:ascii="Verdana" w:hAnsi="Verdana"/>
+          <w:color w:val="000000"/>
+          <w:sz w:val="24"/>
+          <w:szCs w:val="24"/>
+        </w:rPr>
+      </w:pPr>
+      <w:r>
+        <w:rPr>
+          <w:rFonts w:ascii="Verdana" w:hAnsi="Verdana"/>
+          <w:color w:val="000000"/>
+          <w:sz w:val="24"/>
+          <w:szCs w:val="24"/>
+        </w:rPr>
+        <w:lastRenderedPageBreak/>
+        <w:t>Given a string, remove all numeric characters and print the result.</w:t>
+      </w:r>
+      <w:r>
+        <w:rPr>
+          <w:rFonts w:ascii="Verdana" w:hAnsi="Verdana"/>
+          <w:color w:val="000000"/>
+          <w:sz w:val="24"/>
+          <w:szCs w:val="24"/>
+        </w:rPr>
+        <w:t>(</w:t>
+      </w:r>
+      <w:r>
+        <w:rPr>
+          <w:rFonts w:asciiTheme="minorHAnsi" w:eastAsiaTheme="minorHAnsi" w:hAnsiTheme="minorHAnsi" w:cstheme="minorBidi"/>
+          <w:kern w:val="2"/>
+          <w:sz w:val="24"/>
+          <w:szCs w:val="21"/>
+          <w14:ligatures w14:val="standardContextual"/>
+        </w:rPr>
+        <w:t xml:space="preserve"> </w:t>
+      </w:r>
+      <w:r>
+        <w:rPr>
+          <w:rFonts w:ascii="Verdana" w:hAnsi="Verdana"/>
+          <w:color w:val="000000"/>
+          <w:sz w:val="24"/>
+          <w:szCs w:val="24"/>
+        </w:rPr>
+        <w:t>Character filtering</w:t>
+      </w:r>
+      <w:r>
+        <w:rPr>
+          <w:rFonts w:ascii="Verdana" w:hAnsi="Verdana"/>
+          <w:color w:val="000000"/>
+          <w:sz w:val="24"/>
+          <w:szCs w:val="24"/>
+        </w:rPr>
+        <w:t>).</w:t>
+      </w:r>
+    </w:p>
+    <w:p>
+      <w:pPr>
+        <w:pStyle w:val="max2"/>
+        <w:rPr>
+          <w:rFonts w:ascii="Verdana" w:hAnsi="Verdana"/>
+          <w:color w:val="000000"/>
+          <w:sz w:val="24"/>
+          <w:szCs w:val="24"/>
+        </w:rPr>
+      </w:pPr>
+      <w:r>
+        <w:rPr>
+          <w:rFonts w:ascii="Verdana" w:hAnsi="Verdana"/>
+          <w:color w:val="000000"/>
+          <w:sz w:val="24"/>
+          <w:szCs w:val="24"/>
+        </w:rPr>
+        <w:t xml:space="preserve">Day </w:t>
+      </w:r>
+      <w:r>
+        <w:rPr>
+          <w:rFonts w:ascii="Verdana" w:hAnsi="Verdana"/>
+          <w:color w:val="000000"/>
+          <w:sz w:val="24"/>
+          <w:szCs w:val="24"/>
+        </w:rPr>
+        <w:t>1</w:t>
+      </w:r>
+      <w:r>
+        <w:rPr>
+          <w:rFonts w:ascii="Verdana" w:hAnsi="Verdana"/>
+          <w:color w:val="000000"/>
+          <w:sz w:val="24"/>
+          <w:szCs w:val="24"/>
+        </w:rPr>
+        <w:t>3</w:t>
+      </w:r>
+    </w:p>
+    <w:p>
+      <w:pPr>
+        <w:pStyle w:val="max2"/>
+        <w:numPr>
+          <w:ilvl w:val="0"/>
+          <w:numId w:val="18"/>
+        </w:numPr>
+        <w:rPr>
+          <w:rFonts w:ascii="Verdana" w:hAnsi="Verdana"/>
+          <w:color w:val="000000"/>
+          <w:sz w:val="24"/>
+          <w:szCs w:val="24"/>
+        </w:rPr>
+      </w:pPr>
+      <w:r>
+        <w:rPr>
+          <w:rFonts w:ascii="Verdana" w:hAnsi="Verdana"/>
+          <w:color w:val="000000"/>
+          <w:sz w:val="24"/>
+          <w:szCs w:val="24"/>
+        </w:rPr>
+        <w:t xml:space="preserve">Write a program to </w:t>
+      </w:r>
+      <w:r>
+        <w:rPr>
+          <w:rFonts w:ascii="Verdana" w:hAnsi="Verdana"/>
+          <w:color w:val="000000"/>
+          <w:sz w:val="24"/>
+          <w:szCs w:val="24"/>
+        </w:rPr>
+        <w:t>Find (maximum – minimum)</w:t>
+      </w:r>
+      <w:r>
+        <w:rPr>
+          <w:rFonts w:ascii="Verdana" w:hAnsi="Verdana"/>
+          <w:color w:val="000000"/>
+          <w:sz w:val="24"/>
+          <w:szCs w:val="24"/>
+        </w:rPr>
+        <w:t>difference between MAX and MIN</w:t>
+      </w:r>
+      <w:r>
+        <w:rPr>
+          <w:rFonts w:ascii="Verdana" w:hAnsi="Verdana"/>
+          <w:color w:val="000000"/>
+          <w:sz w:val="24"/>
+          <w:szCs w:val="24"/>
+        </w:rPr>
+        <w:t xml:space="preserve"> from an integer array.</w:t>
+      </w:r>
+      <w:r>
+        <w:rPr>
+          <w:rFonts w:ascii="Verdana" w:hAnsi="Verdana"/>
+          <w:color w:val="000000"/>
+          <w:sz w:val="24"/>
+          <w:szCs w:val="24"/>
+        </w:rPr>
+        <w:t>(</w:t>
+      </w:r>
+      <w:r>
+        <w:rPr>
+          <w:rFonts w:asciiTheme="minorHAnsi" w:eastAsiaTheme="minorHAnsi" w:hAnsiTheme="minorHAnsi" w:cstheme="minorBidi"/>
+          <w:kern w:val="2"/>
+          <w:sz w:val="24"/>
+          <w:szCs w:val="21"/>
+          <w14:ligatures w14:val="standardContextual"/>
+        </w:rPr>
+        <w:t xml:space="preserve"> </w:t>
+      </w:r>
+      <w:r>
+        <w:rPr>
+          <w:rFonts w:ascii="Verdana" w:hAnsi="Verdana"/>
+          <w:color w:val="000000"/>
+          <w:sz w:val="24"/>
+          <w:szCs w:val="24"/>
+        </w:rPr>
+        <w:t>Track two values in one loop.</w:t>
+      </w:r>
+      <w:r>
+        <w:rPr>
+          <w:rFonts w:ascii="Verdana" w:hAnsi="Verdana"/>
+          <w:color w:val="000000"/>
+          <w:sz w:val="24"/>
+          <w:szCs w:val="24"/>
+        </w:rPr>
+        <w:t>)</w:t>
+      </w:r>
+    </w:p>
+    <w:p>
+      <w:pPr>
+        <w:pStyle w:val="max2"/>
+        <w:numPr>
+          <w:ilvl w:val="0"/>
+          <w:numId w:val="18"/>
+        </w:numPr>
+        <w:rPr>
+          <w:rFonts w:ascii="Verdana" w:hAnsi="Verdana"/>
+          <w:color w:val="000000"/>
+          <w:sz w:val="24"/>
+          <w:szCs w:val="24"/>
+        </w:rPr>
+      </w:pPr>
+      <w:r>
+        <w:rPr>
+          <w:rFonts w:ascii="Verdana" w:hAnsi="Verdana"/>
+          <w:color w:val="000000"/>
+          <w:sz w:val="24"/>
+          <w:szCs w:val="24"/>
+        </w:rPr>
+        <w:t xml:space="preserve">Move all 0s to the end of the array </w:t>
+      </w:r>
       <w:r>
         <w:rPr>
           <w:rFonts w:ascii="Verdana" w:hAnsi="Verdana"/>
@@ -3213,7 +3328,7 @@
           <w:sz w:val="24"/>
           <w:szCs w:val="24"/>
         </w:rPr>
-        <w:t>order</w:t>
+        <w:t>without using extra array</w:t>
       </w:r>
       <w:r>
         <w:rPr>
@@ -3233,810 +3348,6 @@
         </w:rPr>
         <w:t>(</w:t>
       </w:r>
-      <w:proofErr w:type="gramEnd"/>
-      <w:r>
-        <w:rPr>
-          <w:rFonts w:asciiTheme="minorHAnsi" w:eastAsiaTheme="minorHAnsi" w:hAnsiTheme="minorHAnsi" w:cstheme="minorBidi"/>
-          <w:kern w:val="2"/>
-          <w:sz w:val="24"/>
-          <w:szCs w:val="21"/>
-          <w14:ligatures w14:val="standardContextual"/>
-        </w:rPr>
-        <w:t xml:space="preserve"> </w:t>
-      </w:r>
-      <w:r>
-        <w:rPr>
-          <w:rFonts w:ascii="Verdana" w:hAnsi="Verdana"/>
-          <w:color w:val="000000"/>
-          <w:sz w:val="24"/>
-          <w:szCs w:val="24"/>
-        </w:rPr>
-        <w:t>Comparison with next element.</w:t>
-      </w:r>
-      <w:r>
-        <w:rPr>
-          <w:rFonts w:ascii="Verdana" w:hAnsi="Verdana"/>
-          <w:color w:val="000000"/>
-          <w:sz w:val="24"/>
-          <w:szCs w:val="24"/>
-        </w:rPr>
-        <w:t>)</w:t>
-      </w:r>
-    </w:p>
-    <w:p>
-      <w:pPr>
-        <w:pStyle w:val="max2"/>
-        <w:numPr>
-          <w:ilvl w:val="0"/>
-          <w:numId w:val="16"/>
-        </w:numPr>
-        <w:rPr>
-          <w:rFonts w:ascii="Verdana" w:hAnsi="Verdana"/>
-          <w:color w:val="000000"/>
-          <w:sz w:val="24"/>
-          <w:szCs w:val="24"/>
-        </w:rPr>
-      </w:pPr>
-      <w:r>
-        <w:rPr>
-          <w:rFonts w:ascii="Verdana" w:hAnsi="Verdana"/>
-          <w:color w:val="000000"/>
-          <w:sz w:val="24"/>
-          <w:szCs w:val="24"/>
-        </w:rPr>
-        <w:t xml:space="preserve">Given an array of numbers, print the </w:t>
-      </w:r>
-      <w:r>
-        <w:rPr>
-          <w:rFonts w:ascii="Verdana" w:hAnsi="Verdana"/>
-          <w:b/>
-          <w:bCs/>
-          <w:color w:val="000000"/>
-          <w:sz w:val="24"/>
-          <w:szCs w:val="24"/>
-        </w:rPr>
-        <w:t xml:space="preserve">sum of digits of each </w:t>
-      </w:r>
-      <w:proofErr w:type="gramStart"/>
-      <w:r>
-        <w:rPr>
-          <w:rFonts w:ascii="Verdana" w:hAnsi="Verdana"/>
-          <w:b/>
-          <w:bCs/>
-          <w:color w:val="000000"/>
-          <w:sz w:val="24"/>
-          <w:szCs w:val="24"/>
-        </w:rPr>
-        <w:t>element</w:t>
-      </w:r>
-      <w:r>
-        <w:rPr>
-          <w:rFonts w:ascii="Verdana" w:hAnsi="Verdana"/>
-          <w:color w:val="000000"/>
-          <w:sz w:val="24"/>
-          <w:szCs w:val="24"/>
-        </w:rPr>
-        <w:t>.</w:t>
-      </w:r>
-      <w:r>
-        <w:rPr>
-          <w:rFonts w:ascii="Verdana" w:hAnsi="Verdana"/>
-          <w:color w:val="000000"/>
-          <w:sz w:val="24"/>
-          <w:szCs w:val="24"/>
-        </w:rPr>
-        <w:t>(</w:t>
-      </w:r>
-      <w:proofErr w:type="gramEnd"/>
-      <w:r>
-        <w:rPr>
-          <w:rFonts w:asciiTheme="minorHAnsi" w:eastAsiaTheme="minorHAnsi" w:hAnsiTheme="minorHAnsi" w:cstheme="minorBidi"/>
-          <w:kern w:val="2"/>
-          <w:sz w:val="24"/>
-          <w:szCs w:val="21"/>
-          <w14:ligatures w14:val="standardContextual"/>
-        </w:rPr>
-        <w:t xml:space="preserve"> </w:t>
-      </w:r>
-      <w:r>
-        <w:rPr>
-          <w:rFonts w:ascii="Verdana" w:hAnsi="Verdana"/>
-          <w:color w:val="000000"/>
-          <w:sz w:val="24"/>
-          <w:szCs w:val="24"/>
-        </w:rPr>
-        <w:t>Array loop + digit loop.</w:t>
-      </w:r>
-      <w:r>
-        <w:rPr>
-          <w:rFonts w:ascii="Verdana" w:hAnsi="Verdana"/>
-          <w:color w:val="000000"/>
-          <w:sz w:val="24"/>
-          <w:szCs w:val="24"/>
-        </w:rPr>
-        <w:t>)</w:t>
-      </w:r>
-    </w:p>
-    <w:p>
-      <w:pPr>
-        <w:pStyle w:val="max2"/>
-        <w:numPr>
-          <w:ilvl w:val="0"/>
-          <w:numId w:val="16"/>
-        </w:numPr>
-        <w:rPr>
-          <w:rFonts w:ascii="Verdana" w:hAnsi="Verdana"/>
-          <w:color w:val="000000"/>
-          <w:sz w:val="24"/>
-          <w:szCs w:val="24"/>
-        </w:rPr>
-      </w:pPr>
-      <w:r>
-        <w:rPr>
-          <w:rFonts w:ascii="Verdana" w:hAnsi="Verdana"/>
-          <w:color w:val="000000"/>
-          <w:sz w:val="24"/>
-          <w:szCs w:val="24"/>
-        </w:rPr>
-        <w:t xml:space="preserve">Traverse an array and print the </w:t>
-      </w:r>
-      <w:r>
-        <w:rPr>
-          <w:rFonts w:ascii="Verdana" w:hAnsi="Verdana"/>
-          <w:b/>
-          <w:bCs/>
-          <w:color w:val="000000"/>
-          <w:sz w:val="24"/>
-          <w:szCs w:val="24"/>
-        </w:rPr>
-        <w:t>first palindrome number</w:t>
-      </w:r>
-      <w:r>
-        <w:rPr>
-          <w:rFonts w:ascii="Verdana" w:hAnsi="Verdana"/>
-          <w:color w:val="000000"/>
-          <w:sz w:val="24"/>
-          <w:szCs w:val="24"/>
-        </w:rPr>
-        <w:t xml:space="preserve">, then </w:t>
-      </w:r>
-      <w:proofErr w:type="gramStart"/>
-      <w:r>
-        <w:rPr>
-          <w:rFonts w:ascii="Verdana" w:hAnsi="Verdana"/>
-          <w:color w:val="000000"/>
-          <w:sz w:val="24"/>
-          <w:szCs w:val="24"/>
-        </w:rPr>
-        <w:t>stop.</w:t>
-      </w:r>
-      <w:r>
-        <w:rPr>
-          <w:rFonts w:ascii="Verdana" w:hAnsi="Verdana"/>
-          <w:color w:val="000000"/>
-          <w:sz w:val="24"/>
-          <w:szCs w:val="24"/>
-        </w:rPr>
-        <w:t>(</w:t>
-      </w:r>
-      <w:proofErr w:type="gramEnd"/>
-      <w:r>
-        <w:rPr>
-          <w:rFonts w:asciiTheme="minorHAnsi" w:eastAsiaTheme="minorHAnsi" w:hAnsiTheme="minorHAnsi" w:cstheme="minorBidi"/>
-          <w:kern w:val="2"/>
-          <w:sz w:val="24"/>
-          <w:szCs w:val="21"/>
-          <w14:ligatures w14:val="standardContextual"/>
-        </w:rPr>
-        <w:t xml:space="preserve"> </w:t>
-      </w:r>
-      <w:r>
-        <w:rPr>
-          <w:rFonts w:ascii="Verdana" w:hAnsi="Verdana"/>
-          <w:color w:val="000000"/>
-          <w:sz w:val="24"/>
-          <w:szCs w:val="24"/>
-        </w:rPr>
-        <w:t>Nested logic + early exit.</w:t>
-      </w:r>
-      <w:r>
-        <w:rPr>
-          <w:rFonts w:ascii="Verdana" w:hAnsi="Verdana"/>
-          <w:color w:val="000000"/>
-          <w:sz w:val="24"/>
-          <w:szCs w:val="24"/>
-        </w:rPr>
-        <w:t>)</w:t>
-      </w:r>
-    </w:p>
-    <w:p>
-      <w:pPr>
-        <w:pStyle w:val="max2"/>
-        <w:rPr>
-          <w:rFonts w:ascii="Verdana" w:hAnsi="Verdana"/>
-          <w:color w:val="000000"/>
-          <w:sz w:val="24"/>
-          <w:szCs w:val="24"/>
-        </w:rPr>
-      </w:pPr>
-      <w:r>
-        <w:rPr>
-          <w:rFonts w:ascii="Verdana" w:hAnsi="Verdana"/>
-          <w:color w:val="000000"/>
-          <w:sz w:val="24"/>
-          <w:szCs w:val="24"/>
-        </w:rPr>
-        <w:t>Day 12</w:t>
-      </w:r>
-    </w:p>
-    <w:p>
-      <w:pPr>
-        <w:pStyle w:val="max2"/>
-        <w:numPr>
-          <w:ilvl w:val="0"/>
-          <w:numId w:val="17"/>
-        </w:numPr>
-        <w:rPr>
-          <w:rFonts w:ascii="Verdana" w:hAnsi="Verdana"/>
-          <w:color w:val="000000"/>
-          <w:sz w:val="24"/>
-          <w:szCs w:val="24"/>
-        </w:rPr>
-      </w:pPr>
-      <w:r>
-        <w:rPr>
-          <w:rFonts w:ascii="Verdana" w:hAnsi="Verdana"/>
-          <w:color w:val="000000"/>
-          <w:sz w:val="24"/>
-          <w:szCs w:val="24"/>
-        </w:rPr>
-        <w:t xml:space="preserve">Write a program to find out whether entered number is place at ones, tens, </w:t>
-      </w:r>
-      <w:proofErr w:type="gramStart"/>
-      <w:r>
-        <w:rPr>
-          <w:rFonts w:ascii="Verdana" w:hAnsi="Verdana"/>
-          <w:color w:val="000000"/>
-          <w:sz w:val="24"/>
-          <w:szCs w:val="24"/>
-        </w:rPr>
-        <w:t>hundred ,</w:t>
-      </w:r>
-      <w:proofErr w:type="gramEnd"/>
-      <w:r>
-        <w:rPr>
-          <w:rFonts w:ascii="Verdana" w:hAnsi="Verdana"/>
-          <w:color w:val="000000"/>
-          <w:sz w:val="24"/>
-          <w:szCs w:val="24"/>
-        </w:rPr>
-        <w:t xml:space="preserve"> thousand </w:t>
-      </w:r>
-      <w:proofErr w:type="spellStart"/>
-      <w:r>
-        <w:rPr>
-          <w:rFonts w:ascii="Verdana" w:hAnsi="Verdana"/>
-          <w:color w:val="000000"/>
-          <w:sz w:val="24"/>
-          <w:szCs w:val="24"/>
-        </w:rPr>
-        <w:t>etc</w:t>
-      </w:r>
-      <w:proofErr w:type="spellEnd"/>
-      <w:r>
-        <w:rPr>
-          <w:rFonts w:ascii="Verdana" w:hAnsi="Verdana"/>
-          <w:color w:val="000000"/>
-          <w:sz w:val="24"/>
-          <w:szCs w:val="24"/>
-        </w:rPr>
-        <w:t>….</w:t>
-      </w:r>
-    </w:p>
-    <w:p>
-      <w:pPr>
-        <w:pStyle w:val="max2"/>
-        <w:numPr>
-          <w:ilvl w:val="0"/>
-          <w:numId w:val="17"/>
-        </w:numPr>
-        <w:rPr>
-          <w:rFonts w:ascii="Verdana" w:hAnsi="Verdana"/>
-          <w:color w:val="000000"/>
-          <w:sz w:val="24"/>
-          <w:szCs w:val="24"/>
-        </w:rPr>
-      </w:pPr>
-      <w:r>
-        <w:rPr>
-          <w:rFonts w:ascii="Verdana" w:hAnsi="Verdana"/>
-          <w:color w:val="000000"/>
-          <w:sz w:val="24"/>
-          <w:szCs w:val="24"/>
-        </w:rPr>
-        <w:t xml:space="preserve">Write a program to take a string and a number / integer as prefix for that word or </w:t>
-      </w:r>
-      <w:proofErr w:type="gramStart"/>
-      <w:r>
-        <w:rPr>
-          <w:rFonts w:ascii="Verdana" w:hAnsi="Verdana"/>
-          <w:color w:val="000000"/>
-          <w:sz w:val="24"/>
-          <w:szCs w:val="24"/>
-        </w:rPr>
-        <w:t>string ,</w:t>
-      </w:r>
-      <w:proofErr w:type="gramEnd"/>
-      <w:r>
-        <w:rPr>
-          <w:rFonts w:ascii="Verdana" w:hAnsi="Verdana"/>
-          <w:color w:val="000000"/>
-          <w:sz w:val="24"/>
-          <w:szCs w:val="24"/>
-        </w:rPr>
-        <w:t xml:space="preserve"> and in output just reverse string </w:t>
-      </w:r>
-      <w:proofErr w:type="spellStart"/>
-      <w:r>
-        <w:rPr>
-          <w:rFonts w:ascii="Verdana" w:hAnsi="Verdana"/>
-          <w:color w:val="000000"/>
-          <w:sz w:val="24"/>
-          <w:szCs w:val="24"/>
-        </w:rPr>
-        <w:t>upto</w:t>
-      </w:r>
-      <w:proofErr w:type="spellEnd"/>
-      <w:r>
-        <w:rPr>
-          <w:rFonts w:ascii="Verdana" w:hAnsi="Verdana"/>
-          <w:color w:val="000000"/>
-          <w:sz w:val="24"/>
-          <w:szCs w:val="24"/>
-        </w:rPr>
-        <w:t xml:space="preserve"> that integer position part, or that prefix </w:t>
-      </w:r>
-      <w:proofErr w:type="gramStart"/>
-      <w:r>
-        <w:rPr>
-          <w:rFonts w:ascii="Verdana" w:hAnsi="Verdana"/>
-          <w:color w:val="000000"/>
-          <w:sz w:val="24"/>
-          <w:szCs w:val="24"/>
-        </w:rPr>
-        <w:t>part.</w:t>
-      </w:r>
-      <w:r>
-        <w:rPr>
-          <w:rFonts w:ascii="Verdana" w:hAnsi="Verdana"/>
-          <w:color w:val="000000"/>
-          <w:sz w:val="24"/>
-          <w:szCs w:val="24"/>
-        </w:rPr>
-        <w:t>(</w:t>
-      </w:r>
-      <w:proofErr w:type="gramEnd"/>
-      <w:r>
-        <w:rPr>
-          <w:rFonts w:ascii="Verdana" w:hAnsi="Verdana"/>
-          <w:color w:val="000000"/>
-          <w:sz w:val="24"/>
-          <w:szCs w:val="24"/>
-        </w:rPr>
-        <w:t xml:space="preserve">Practice confusion with size of an array to index of an </w:t>
-      </w:r>
-      <w:proofErr w:type="gramStart"/>
-      <w:r>
-        <w:rPr>
-          <w:rFonts w:ascii="Verdana" w:hAnsi="Verdana"/>
-          <w:color w:val="000000"/>
-          <w:sz w:val="24"/>
-          <w:szCs w:val="24"/>
-        </w:rPr>
-        <w:t>array )</w:t>
-      </w:r>
-      <w:proofErr w:type="gramEnd"/>
-      <w:r>
-        <w:rPr>
-          <w:rFonts w:ascii="Verdana" w:hAnsi="Verdana"/>
-          <w:color w:val="000000"/>
-          <w:sz w:val="24"/>
-          <w:szCs w:val="24"/>
-        </w:rPr>
-        <w:t>.</w:t>
-      </w:r>
-    </w:p>
-    <w:p>
-      <w:pPr>
-        <w:pStyle w:val="max2"/>
-        <w:numPr>
-          <w:ilvl w:val="0"/>
-          <w:numId w:val="17"/>
-        </w:numPr>
-        <w:rPr>
-          <w:rFonts w:ascii="Verdana" w:hAnsi="Verdana"/>
-          <w:color w:val="000000"/>
-          <w:sz w:val="24"/>
-          <w:szCs w:val="24"/>
-        </w:rPr>
-      </w:pPr>
-      <w:r>
-        <w:rPr>
-          <w:rFonts w:ascii="Verdana" w:hAnsi="Verdana"/>
-          <w:color w:val="000000"/>
-          <w:sz w:val="24"/>
-          <w:szCs w:val="24"/>
-        </w:rPr>
-        <w:t>Count Words in a String (Single Spaces Only</w:t>
-      </w:r>
-      <w:proofErr w:type="gramStart"/>
-      <w:r>
-        <w:rPr>
-          <w:rFonts w:ascii="Verdana" w:hAnsi="Verdana"/>
-          <w:color w:val="000000"/>
-          <w:sz w:val="24"/>
-          <w:szCs w:val="24"/>
-        </w:rPr>
-        <w:t>)</w:t>
-      </w:r>
-      <w:r>
-        <w:rPr>
-          <w:rFonts w:ascii="Verdana" w:hAnsi="Verdana"/>
-          <w:color w:val="000000"/>
-          <w:sz w:val="24"/>
-          <w:szCs w:val="24"/>
-        </w:rPr>
-        <w:t>.(</w:t>
-      </w:r>
-      <w:proofErr w:type="gramEnd"/>
-      <w:r>
-        <w:rPr>
-          <w:rFonts w:asciiTheme="minorHAnsi" w:eastAsiaTheme="minorHAnsi" w:hAnsiTheme="minorHAnsi" w:cstheme="minorBidi"/>
-          <w:kern w:val="2"/>
-          <w:sz w:val="24"/>
-          <w:szCs w:val="21"/>
-          <w14:ligatures w14:val="standardContextual"/>
-        </w:rPr>
-        <w:t xml:space="preserve"> </w:t>
-      </w:r>
-      <w:r>
-        <w:rPr>
-          <w:rFonts w:ascii="Verdana" w:hAnsi="Verdana"/>
-          <w:color w:val="000000"/>
-          <w:sz w:val="24"/>
-          <w:szCs w:val="24"/>
-        </w:rPr>
-        <w:t>Character traversal + space detection.</w:t>
-      </w:r>
-      <w:r>
-        <w:rPr>
-          <w:rFonts w:ascii="Verdana" w:hAnsi="Verdana"/>
-          <w:color w:val="000000"/>
-          <w:sz w:val="24"/>
-          <w:szCs w:val="24"/>
-        </w:rPr>
-        <w:t>)</w:t>
-      </w:r>
-    </w:p>
-    <w:p>
-      <w:pPr>
-        <w:pStyle w:val="max2"/>
-        <w:numPr>
-          <w:ilvl w:val="0"/>
-          <w:numId w:val="17"/>
-        </w:numPr>
-        <w:rPr>
-          <w:rFonts w:ascii="Verdana" w:hAnsi="Verdana"/>
-          <w:color w:val="000000"/>
-          <w:sz w:val="24"/>
-          <w:szCs w:val="24"/>
-        </w:rPr>
-      </w:pPr>
-      <w:r>
-        <w:rPr>
-          <w:rFonts w:ascii="Verdana" w:hAnsi="Verdana"/>
-          <w:color w:val="000000"/>
-          <w:sz w:val="24"/>
-          <w:szCs w:val="24"/>
-        </w:rPr>
-        <w:t>Count characters in a word taken as input and ignore spaces.</w:t>
-      </w:r>
-    </w:p>
-    <w:p>
-      <w:pPr>
-        <w:pStyle w:val="max2"/>
-        <w:numPr>
-          <w:ilvl w:val="0"/>
-          <w:numId w:val="17"/>
-        </w:numPr>
-        <w:rPr>
-          <w:rFonts w:ascii="Verdana" w:hAnsi="Verdana"/>
-          <w:color w:val="000000"/>
-          <w:sz w:val="24"/>
-          <w:szCs w:val="24"/>
-        </w:rPr>
-      </w:pPr>
-      <w:r>
-        <w:rPr>
-          <w:rFonts w:ascii="Verdana" w:hAnsi="Verdana"/>
-          <w:color w:val="000000"/>
-          <w:sz w:val="24"/>
-          <w:szCs w:val="24"/>
-        </w:rPr>
-        <w:lastRenderedPageBreak/>
-        <w:t xml:space="preserve">Given a string, remove all numeric characters and print the </w:t>
-      </w:r>
-      <w:proofErr w:type="gramStart"/>
-      <w:r>
-        <w:rPr>
-          <w:rFonts w:ascii="Verdana" w:hAnsi="Verdana"/>
-          <w:color w:val="000000"/>
-          <w:sz w:val="24"/>
-          <w:szCs w:val="24"/>
-        </w:rPr>
-        <w:t>result.</w:t>
-      </w:r>
-      <w:r>
-        <w:rPr>
-          <w:rFonts w:ascii="Verdana" w:hAnsi="Verdana"/>
-          <w:color w:val="000000"/>
-          <w:sz w:val="24"/>
-          <w:szCs w:val="24"/>
-        </w:rPr>
-        <w:t>(</w:t>
-      </w:r>
-      <w:proofErr w:type="gramEnd"/>
-      <w:r>
-        <w:rPr>
-          <w:rFonts w:asciiTheme="minorHAnsi" w:eastAsiaTheme="minorHAnsi" w:hAnsiTheme="minorHAnsi" w:cstheme="minorBidi"/>
-          <w:kern w:val="2"/>
-          <w:sz w:val="24"/>
-          <w:szCs w:val="21"/>
-          <w14:ligatures w14:val="standardContextual"/>
-        </w:rPr>
-        <w:t xml:space="preserve"> </w:t>
-      </w:r>
-      <w:r>
-        <w:rPr>
-          <w:rFonts w:ascii="Verdana" w:hAnsi="Verdana"/>
-          <w:color w:val="000000"/>
-          <w:sz w:val="24"/>
-          <w:szCs w:val="24"/>
-        </w:rPr>
-        <w:t>Character filtering</w:t>
-      </w:r>
-      <w:r>
-        <w:rPr>
-          <w:rFonts w:ascii="Verdana" w:hAnsi="Verdana"/>
-          <w:color w:val="000000"/>
-          <w:sz w:val="24"/>
-          <w:szCs w:val="24"/>
-        </w:rPr>
-        <w:t>).</w:t>
-      </w:r>
-    </w:p>
-    <w:p>
-      <w:pPr>
-        <w:pStyle w:val="max2"/>
-        <w:rPr>
-          <w:rFonts w:ascii="Verdana" w:hAnsi="Verdana"/>
-          <w:color w:val="000000"/>
-          <w:sz w:val="24"/>
-          <w:szCs w:val="24"/>
-        </w:rPr>
-      </w:pPr>
-      <w:r>
-        <w:rPr>
-          <w:rFonts w:ascii="Verdana" w:hAnsi="Verdana"/>
-          <w:color w:val="000000"/>
-          <w:sz w:val="24"/>
-          <w:szCs w:val="24"/>
-        </w:rPr>
-        <w:t xml:space="preserve">Day </w:t>
-      </w:r>
-      <w:r>
-        <w:rPr>
-          <w:rFonts w:ascii="Verdana" w:hAnsi="Verdana"/>
-          <w:color w:val="000000"/>
-          <w:sz w:val="24"/>
-          <w:szCs w:val="24"/>
-        </w:rPr>
-        <w:t>1</w:t>
-      </w:r>
-      <w:r>
-        <w:rPr>
-          <w:rFonts w:ascii="Verdana" w:hAnsi="Verdana"/>
-          <w:color w:val="000000"/>
-          <w:sz w:val="24"/>
-          <w:szCs w:val="24"/>
-        </w:rPr>
-        <w:t>3</w:t>
-      </w:r>
-    </w:p>
-    <w:p>
-      <w:pPr>
-        <w:pStyle w:val="max2"/>
-        <w:numPr>
-          <w:ilvl w:val="0"/>
-          <w:numId w:val="18"/>
-        </w:numPr>
-        <w:rPr>
-          <w:rFonts w:ascii="Verdana" w:hAnsi="Verdana"/>
-          <w:color w:val="000000"/>
-          <w:sz w:val="24"/>
-          <w:szCs w:val="24"/>
-        </w:rPr>
-      </w:pPr>
-      <w:r>
-        <w:rPr>
-          <w:rFonts w:ascii="Verdana" w:hAnsi="Verdana"/>
-          <w:color w:val="000000"/>
-          <w:sz w:val="24"/>
-          <w:szCs w:val="24"/>
-        </w:rPr>
-        <w:t xml:space="preserve">Write a program to </w:t>
-      </w:r>
-      <w:r>
-        <w:rPr>
-          <w:rFonts w:ascii="Verdana" w:hAnsi="Verdana"/>
-          <w:color w:val="000000"/>
-          <w:sz w:val="24"/>
-          <w:szCs w:val="24"/>
-        </w:rPr>
-        <w:t xml:space="preserve">Find (maximum – </w:t>
-      </w:r>
-      <w:proofErr w:type="gramStart"/>
-      <w:r>
-        <w:rPr>
-          <w:rFonts w:ascii="Verdana" w:hAnsi="Verdana"/>
-          <w:color w:val="000000"/>
-          <w:sz w:val="24"/>
-          <w:szCs w:val="24"/>
-        </w:rPr>
-        <w:t>minimum)</w:t>
-      </w:r>
-      <w:r>
-        <w:rPr>
-          <w:rFonts w:ascii="Verdana" w:hAnsi="Verdana"/>
-          <w:color w:val="000000"/>
-          <w:sz w:val="24"/>
-          <w:szCs w:val="24"/>
-        </w:rPr>
-        <w:t>difference</w:t>
-      </w:r>
-      <w:proofErr w:type="gramEnd"/>
-      <w:r>
-        <w:rPr>
-          <w:rFonts w:ascii="Verdana" w:hAnsi="Verdana"/>
-          <w:color w:val="000000"/>
-          <w:sz w:val="24"/>
-          <w:szCs w:val="24"/>
-        </w:rPr>
-        <w:t xml:space="preserve"> between MAX and MIN</w:t>
-      </w:r>
-      <w:r>
-        <w:rPr>
-          <w:rFonts w:ascii="Verdana" w:hAnsi="Verdana"/>
-          <w:color w:val="000000"/>
-          <w:sz w:val="24"/>
-          <w:szCs w:val="24"/>
-        </w:rPr>
-        <w:t xml:space="preserve"> from an integer </w:t>
-      </w:r>
-      <w:proofErr w:type="gramStart"/>
-      <w:r>
-        <w:rPr>
-          <w:rFonts w:ascii="Verdana" w:hAnsi="Verdana"/>
-          <w:color w:val="000000"/>
-          <w:sz w:val="24"/>
-          <w:szCs w:val="24"/>
-        </w:rPr>
-        <w:t>array.</w:t>
-      </w:r>
-      <w:r>
-        <w:rPr>
-          <w:rFonts w:ascii="Verdana" w:hAnsi="Verdana"/>
-          <w:color w:val="000000"/>
-          <w:sz w:val="24"/>
-          <w:szCs w:val="24"/>
-        </w:rPr>
-        <w:t>(</w:t>
-      </w:r>
-      <w:proofErr w:type="gramEnd"/>
-      <w:r>
-        <w:rPr>
-          <w:rFonts w:asciiTheme="minorHAnsi" w:eastAsiaTheme="minorHAnsi" w:hAnsiTheme="minorHAnsi" w:cstheme="minorBidi"/>
-          <w:kern w:val="2"/>
-          <w:sz w:val="24"/>
-          <w:szCs w:val="21"/>
-          <w14:ligatures w14:val="standardContextual"/>
-        </w:rPr>
-        <w:t xml:space="preserve"> </w:t>
-      </w:r>
-      <w:r>
-        <w:rPr>
-          <w:rFonts w:ascii="Verdana" w:hAnsi="Verdana"/>
-          <w:color w:val="000000"/>
-          <w:sz w:val="24"/>
-          <w:szCs w:val="24"/>
-        </w:rPr>
-        <w:t>Track two values in one loop.</w:t>
-      </w:r>
-      <w:r>
-        <w:rPr>
-          <w:rFonts w:ascii="Verdana" w:hAnsi="Verdana"/>
-          <w:color w:val="000000"/>
-          <w:sz w:val="24"/>
-          <w:szCs w:val="24"/>
-        </w:rPr>
-        <w:t>)</w:t>
-      </w:r>
-    </w:p>
-    <w:p>
-      <w:pPr>
-        <w:pStyle w:val="max2"/>
-        <w:numPr>
-          <w:ilvl w:val="0"/>
-          <w:numId w:val="18"/>
-        </w:numPr>
-        <w:rPr>
-          <w:rFonts w:ascii="Verdana" w:hAnsi="Verdana"/>
-          <w:color w:val="000000"/>
-          <w:sz w:val="24"/>
-          <w:szCs w:val="24"/>
-        </w:rPr>
-      </w:pPr>
-      <w:r>
-        <w:rPr>
-          <w:rFonts w:ascii="Verdana" w:hAnsi="Verdana"/>
-          <w:color w:val="000000"/>
-          <w:sz w:val="24"/>
-          <w:szCs w:val="24"/>
-        </w:rPr>
-        <w:t xml:space="preserve">Move all 0s to the end of the array </w:t>
-      </w:r>
-      <w:r>
-        <w:rPr>
-          <w:rFonts w:ascii="Verdana" w:hAnsi="Verdana"/>
-          <w:b/>
-          <w:bCs/>
-          <w:color w:val="000000"/>
-          <w:sz w:val="24"/>
-          <w:szCs w:val="24"/>
-        </w:rPr>
-        <w:t xml:space="preserve">without using extra </w:t>
-      </w:r>
-      <w:proofErr w:type="gramStart"/>
-      <w:r>
-        <w:rPr>
-          <w:rFonts w:ascii="Verdana" w:hAnsi="Verdana"/>
-          <w:b/>
-          <w:bCs/>
-          <w:color w:val="000000"/>
-          <w:sz w:val="24"/>
-          <w:szCs w:val="24"/>
-        </w:rPr>
-        <w:t>array</w:t>
-      </w:r>
-      <w:r>
-        <w:rPr>
-          <w:rFonts w:ascii="Verdana" w:hAnsi="Verdana"/>
-          <w:color w:val="000000"/>
-          <w:sz w:val="24"/>
-          <w:szCs w:val="24"/>
-        </w:rPr>
-        <w:t>.</w:t>
-      </w:r>
-      <w:r>
-        <w:rPr>
-          <w:rFonts w:ascii="Verdana" w:hAnsi="Verdana"/>
-          <w:color w:val="000000"/>
-          <w:sz w:val="24"/>
-          <w:szCs w:val="24"/>
-        </w:rPr>
-        <w:t>(</w:t>
-      </w:r>
-      <w:proofErr w:type="gramEnd"/>
       <w:r>
         <w:rPr>
           <w:rFonts w:asciiTheme="minorHAnsi" w:eastAsiaTheme="minorHAnsi" w:hAnsiTheme="minorHAnsi" w:cstheme="minorBidi"/>
@@ -4113,17 +3424,7 @@
           <w:sz w:val="24"/>
           <w:szCs w:val="24"/>
         </w:rPr>
-        <w:t xml:space="preserve"> (2, 3, 5, 7) across all </w:t>
-      </w:r>
-      <w:proofErr w:type="gramStart"/>
-      <w:r>
-        <w:rPr>
-          <w:rFonts w:ascii="Verdana" w:hAnsi="Verdana"/>
-          <w:color w:val="000000"/>
-          <w:sz w:val="24"/>
-          <w:szCs w:val="24"/>
-        </w:rPr>
-        <w:t>elements.</w:t>
+        <w:t xml:space="preserve"> (2, 3, 5, 7) across all elements.</w:t>
       </w:r>
       <w:r>
         <w:rPr>
@@ -4134,7 +3435,6 @@
         </w:rPr>
         <w:t>(</w:t>
       </w:r>
-      <w:proofErr w:type="gramEnd"/>
       <w:r>
         <w:rPr>
           <w:rFonts w:asciiTheme="minorHAnsi" w:eastAsiaTheme="minorHAnsi" w:hAnsiTheme="minorHAnsi" w:cstheme="minorBidi"/>
@@ -4203,17 +3503,7 @@
           <w:sz w:val="24"/>
           <w:szCs w:val="24"/>
         </w:rPr>
-        <w:t>Stop when a string contains "java" (case-insensitive</w:t>
-      </w:r>
-      <w:proofErr w:type="gramStart"/>
-      <w:r>
-        <w:rPr>
-          <w:rFonts w:ascii="Verdana" w:hAnsi="Verdana"/>
-          <w:color w:val="000000"/>
-          <w:sz w:val="24"/>
-          <w:szCs w:val="24"/>
-        </w:rPr>
-        <w:t>).</w:t>
+        <w:t>Stop when a string contains "java" (case-insensitive).</w:t>
       </w:r>
       <w:r>
         <w:rPr>
@@ -4224,7 +3514,6 @@
         </w:rPr>
         <w:t>(</w:t>
       </w:r>
-      <w:proofErr w:type="gramEnd"/>
       <w:r>
         <w:rPr>
           <w:rFonts w:asciiTheme="minorHAnsi" w:eastAsiaTheme="minorHAnsi" w:hAnsiTheme="minorHAnsi" w:cstheme="minorBidi"/>
@@ -4331,19 +3620,8 @@
           <w:sz w:val="24"/>
           <w:szCs w:val="24"/>
         </w:rPr>
-        <w:t xml:space="preserve">Count how many letters are repeated in a string or word, or maybe array of </w:t>
-      </w:r>
-      <w:proofErr w:type="gramStart"/>
-      <w:r>
-        <w:rPr>
-          <w:rFonts w:ascii="Verdana" w:hAnsi="Verdana"/>
-          <w:color w:val="000000"/>
-          <w:sz w:val="24"/>
-          <w:szCs w:val="24"/>
-        </w:rPr>
-        <w:t>characters.(</w:t>
-      </w:r>
-      <w:proofErr w:type="gramEnd"/>
+        <w:t>Count how many letters are repeated in a string or word, or maybe array of characters.(</w:t>
+      </w:r>
       <w:r>
         <w:rPr>
           <w:rFonts w:asciiTheme="minorHAnsi" w:eastAsiaTheme="minorHAnsi" w:hAnsiTheme="minorHAnsi" w:cstheme="minorBidi"/>
@@ -4427,19 +3705,8 @@
           <w:sz w:val="24"/>
           <w:szCs w:val="24"/>
         </w:rPr>
-        <w:t xml:space="preserve"> in a </w:t>
-      </w:r>
-      <w:proofErr w:type="gramStart"/>
-      <w:r>
-        <w:rPr>
-          <w:rFonts w:ascii="Verdana" w:hAnsi="Verdana"/>
-          <w:color w:val="000000"/>
-          <w:sz w:val="24"/>
-          <w:szCs w:val="24"/>
-        </w:rPr>
-        <w:t>word.(</w:t>
-      </w:r>
-      <w:proofErr w:type="gramEnd"/>
+        <w:t xml:space="preserve"> in a word.(</w:t>
+      </w:r>
       <w:r>
         <w:rPr>
           <w:rFonts w:asciiTheme="minorHAnsi" w:eastAsiaTheme="minorHAnsi" w:hAnsiTheme="minorHAnsi" w:cstheme="minorBidi"/>
@@ -4525,19 +3792,8 @@
           <w:sz w:val="24"/>
           <w:szCs w:val="24"/>
         </w:rPr>
-        <w:t xml:space="preserve">Write a program to count and print unique or non-repeated characters / number in an </w:t>
-      </w:r>
-      <w:proofErr w:type="gramStart"/>
-      <w:r>
-        <w:rPr>
-          <w:rFonts w:ascii="Verdana" w:hAnsi="Verdana"/>
-          <w:color w:val="000000"/>
-          <w:sz w:val="24"/>
-          <w:szCs w:val="24"/>
-        </w:rPr>
-        <w:t>array.(</w:t>
-      </w:r>
-      <w:proofErr w:type="gramEnd"/>
+        <w:t>Write a program to count and print unique or non-repeated characters / number in an array.(</w:t>
+      </w:r>
       <w:r>
         <w:rPr>
           <w:rFonts w:ascii="Verdana" w:hAnsi="Verdana"/>
@@ -4642,17 +3898,7 @@
           <w:sz w:val="24"/>
           <w:szCs w:val="24"/>
         </w:rPr>
-        <w:t xml:space="preserve"> in an </w:t>
-      </w:r>
-      <w:proofErr w:type="gramStart"/>
-      <w:r>
-        <w:rPr>
-          <w:rFonts w:ascii="Verdana" w:hAnsi="Verdana"/>
-          <w:color w:val="000000"/>
-          <w:sz w:val="24"/>
-          <w:szCs w:val="24"/>
-        </w:rPr>
-        <w:t>array.</w:t>
+        <w:t xml:space="preserve"> in an array.</w:t>
       </w:r>
       <w:r>
         <w:rPr>
@@ -4663,7 +3909,6 @@
         </w:rPr>
         <w:t>(</w:t>
       </w:r>
-      <w:proofErr w:type="gramEnd"/>
       <w:r>
         <w:rPr>
           <w:rFonts w:asciiTheme="minorHAnsi" w:eastAsiaTheme="minorHAnsi" w:hAnsiTheme="minorHAnsi" w:cstheme="minorBidi"/>
@@ -4773,17 +4018,7 @@
           <w:sz w:val="24"/>
           <w:szCs w:val="24"/>
         </w:rPr>
-        <w:t>Remove Duplicates (Print Only Unique Elements</w:t>
-      </w:r>
-      <w:proofErr w:type="gramStart"/>
-      <w:r>
-        <w:rPr>
-          <w:rFonts w:ascii="Verdana" w:hAnsi="Verdana"/>
-          <w:color w:val="000000"/>
-          <w:sz w:val="24"/>
-          <w:szCs w:val="24"/>
-        </w:rPr>
-        <w:t>)</w:t>
+        <w:t>Remove Duplicates (Print Only Unique Elements)</w:t>
       </w:r>
       <w:r>
         <w:rPr>
@@ -4794,7 +4029,6 @@
         </w:rPr>
         <w:t>.(</w:t>
       </w:r>
-      <w:proofErr w:type="gramEnd"/>
       <w:r>
         <w:rPr>
           <w:rFonts w:asciiTheme="minorHAnsi" w:eastAsiaTheme="minorHAnsi" w:hAnsiTheme="minorHAnsi" w:cstheme="minorBidi"/>
@@ -4975,39 +4209,8 @@
           <w:szCs w:val="24"/>
         </w:rPr>
         <w:lastRenderedPageBreak/>
-        <w:t xml:space="preserve">DSA Foundation </w:t>
-      </w:r>
-      <w:proofErr w:type="gramStart"/>
-      <w:r>
-        <w:rPr>
-          <w:rFonts w:ascii="Verdana" w:hAnsi="Verdana"/>
-          <w:color w:val="000000"/>
-          <w:sz w:val="24"/>
-          <w:szCs w:val="24"/>
-        </w:rPr>
-        <w:t>questions(</w:t>
-      </w:r>
-      <w:proofErr w:type="gramEnd"/>
-      <w:r>
-        <w:rPr>
-          <w:rFonts w:ascii="Verdana" w:hAnsi="Verdana"/>
-          <w:color w:val="000000"/>
-          <w:sz w:val="24"/>
-          <w:szCs w:val="24"/>
-        </w:rPr>
-        <w:t>Day 16</w:t>
-      </w:r>
-      <w:proofErr w:type="gramStart"/>
-      <w:r>
-        <w:rPr>
-          <w:rFonts w:ascii="Verdana" w:hAnsi="Verdana"/>
-          <w:color w:val="000000"/>
-          <w:sz w:val="24"/>
-          <w:szCs w:val="24"/>
-        </w:rPr>
-        <w:t>) :</w:t>
-      </w:r>
-      <w:proofErr w:type="gramEnd"/>
+        <w:t>DSA Foundation questions(Day 16) :</w:t>
+      </w:r>
     </w:p>
     <w:p>
       <w:pPr>
@@ -5054,9 +4257,8 @@
           <w:szCs w:val="20"/>
           <w14:ligatures w14:val="none"/>
         </w:rPr>
-        <w:t xml:space="preserve">Given an array of integers </w:t>
-      </w:r>
-      <w:proofErr w:type="spellStart"/>
+        <w:t>Given an array of integers nums and an integer target, return indices of the two numbers such that they add up to target.</w:t>
+      </w:r>
       <w:r>
         <w:rPr>
           <w:rFonts w:ascii="Courier New" w:eastAsia="Times New Roman" w:hAnsi="Courier New" w:cs="Courier New"/>
@@ -5066,9 +4268,8 @@
           <w:szCs w:val="20"/>
           <w14:ligatures w14:val="none"/>
         </w:rPr>
-        <w:t>nums</w:t>
-      </w:r>
-      <w:proofErr w:type="spellEnd"/>
+        <w:br/>
+      </w:r>
       <w:r>
         <w:rPr>
           <w:rFonts w:ascii="Courier New" w:eastAsia="Times New Roman" w:hAnsi="Courier New" w:cs="Courier New"/>
@@ -5078,7 +4279,8 @@
           <w:szCs w:val="20"/>
           <w14:ligatures w14:val="none"/>
         </w:rPr>
-        <w:t xml:space="preserve"> and an integer target, return indices of the two numbers such that they add up to target.</w:t>
+        <w:br/>
+        <w:t>You may assume that each input would have exactly one solution, and you may not use the same element twice.</w:t>
       </w:r>
       <w:r>
         <w:rPr>
@@ -5101,7 +4303,7 @@
           <w14:ligatures w14:val="none"/>
         </w:rPr>
         <w:br/>
-        <w:t>You may assume that each input would have exactly one solution, and you may not use the same element twice.</w:t>
+        <w:t>You can return the answer in any order.</w:t>
       </w:r>
       <w:r>
         <w:rPr>
@@ -5113,6 +4315,7 @@
           <w14:ligatures w14:val="none"/>
         </w:rPr>
         <w:br/>
+        <w:t>Example 1:</w:t>
       </w:r>
       <w:r>
         <w:rPr>
@@ -5124,7 +4327,7 @@
           <w14:ligatures w14:val="none"/>
         </w:rPr>
         <w:br/>
-        <w:t>You can return the answer in any order.</w:t>
+        <w:t>Input: nums = [2,7,11,15], target = 9</w:t>
       </w:r>
       <w:r>
         <w:rPr>
@@ -5136,7 +4339,7 @@
           <w14:ligatures w14:val="none"/>
         </w:rPr>
         <w:br/>
-        <w:t>Example 1:</w:t>
+        <w:t>Output: [0,1]</w:t>
       </w:r>
       <w:r>
         <w:rPr>
@@ -5148,9 +4351,8 @@
           <w14:ligatures w14:val="none"/>
         </w:rPr>
         <w:br/>
-        <w:t xml:space="preserve">Input: </w:t>
-      </w:r>
-      <w:proofErr w:type="spellStart"/>
+        <w:t>Explanation: Because nums[0] + nums[1] == 9, we return [0, 1].</w:t>
+      </w:r>
       <w:r>
         <w:rPr>
           <w:rFonts w:ascii="Courier New" w:eastAsia="Times New Roman" w:hAnsi="Courier New" w:cs="Courier New"/>
@@ -5160,9 +4362,9 @@
           <w:szCs w:val="20"/>
           <w14:ligatures w14:val="none"/>
         </w:rPr>
-        <w:t>nums</w:t>
-      </w:r>
-      <w:proofErr w:type="spellEnd"/>
+        <w:br/>
+        <w:t>Example 2:</w:t>
+      </w:r>
       <w:r>
         <w:rPr>
           <w:rFonts w:ascii="Courier New" w:eastAsia="Times New Roman" w:hAnsi="Courier New" w:cs="Courier New"/>
@@ -5172,7 +4374,8 @@
           <w:szCs w:val="20"/>
           <w14:ligatures w14:val="none"/>
         </w:rPr>
-        <w:t xml:space="preserve"> = [2,7,11,15], target = 9</w:t>
+        <w:br/>
+        <w:t>Input: nums = [3,2,4], target = 6</w:t>
       </w:r>
       <w:r>
         <w:rPr>
@@ -5184,126 +4387,6 @@
           <w14:ligatures w14:val="none"/>
         </w:rPr>
         <w:br/>
-        <w:t>Output: [0,1]</w:t>
-      </w:r>
-      <w:r>
-        <w:rPr>
-          <w:rFonts w:ascii="Courier New" w:eastAsia="Times New Roman" w:hAnsi="Courier New" w:cs="Courier New"/>
-          <w:color w:val="F2F2F2" w:themeColor="background1" w:themeShade="F2"/>
-          <w:kern w:val="0"/>
-          <w:sz w:val="20"/>
-          <w:szCs w:val="20"/>
-          <w14:ligatures w14:val="none"/>
-        </w:rPr>
-        <w:br/>
-        <w:t xml:space="preserve">Explanation: Because </w:t>
-      </w:r>
-      <w:proofErr w:type="spellStart"/>
-      <w:r>
-        <w:rPr>
-          <w:rFonts w:ascii="Courier New" w:eastAsia="Times New Roman" w:hAnsi="Courier New" w:cs="Courier New"/>
-          <w:color w:val="F2F2F2" w:themeColor="background1" w:themeShade="F2"/>
-          <w:kern w:val="0"/>
-          <w:sz w:val="20"/>
-          <w:szCs w:val="20"/>
-          <w14:ligatures w14:val="none"/>
-        </w:rPr>
-        <w:t>nums</w:t>
-      </w:r>
-      <w:proofErr w:type="spellEnd"/>
-      <w:r>
-        <w:rPr>
-          <w:rFonts w:ascii="Courier New" w:eastAsia="Times New Roman" w:hAnsi="Courier New" w:cs="Courier New"/>
-          <w:color w:val="F2F2F2" w:themeColor="background1" w:themeShade="F2"/>
-          <w:kern w:val="0"/>
-          <w:sz w:val="20"/>
-          <w:szCs w:val="20"/>
-          <w14:ligatures w14:val="none"/>
-        </w:rPr>
-        <w:t xml:space="preserve">[0] + </w:t>
-      </w:r>
-      <w:proofErr w:type="spellStart"/>
-      <w:r>
-        <w:rPr>
-          <w:rFonts w:ascii="Courier New" w:eastAsia="Times New Roman" w:hAnsi="Courier New" w:cs="Courier New"/>
-          <w:color w:val="F2F2F2" w:themeColor="background1" w:themeShade="F2"/>
-          <w:kern w:val="0"/>
-          <w:sz w:val="20"/>
-          <w:szCs w:val="20"/>
-          <w14:ligatures w14:val="none"/>
-        </w:rPr>
-        <w:t>nums</w:t>
-      </w:r>
-      <w:proofErr w:type="spellEnd"/>
-      <w:r>
-        <w:rPr>
-          <w:rFonts w:ascii="Courier New" w:eastAsia="Times New Roman" w:hAnsi="Courier New" w:cs="Courier New"/>
-          <w:color w:val="F2F2F2" w:themeColor="background1" w:themeShade="F2"/>
-          <w:kern w:val="0"/>
-          <w:sz w:val="20"/>
-          <w:szCs w:val="20"/>
-          <w14:ligatures w14:val="none"/>
-        </w:rPr>
-        <w:t>[1] == 9, we return [0, 1].</w:t>
-      </w:r>
-      <w:r>
-        <w:rPr>
-          <w:rFonts w:ascii="Courier New" w:eastAsia="Times New Roman" w:hAnsi="Courier New" w:cs="Courier New"/>
-          <w:color w:val="F2F2F2" w:themeColor="background1" w:themeShade="F2"/>
-          <w:kern w:val="0"/>
-          <w:sz w:val="20"/>
-          <w:szCs w:val="20"/>
-          <w14:ligatures w14:val="none"/>
-        </w:rPr>
-        <w:br/>
-        <w:t>Example 2:</w:t>
-      </w:r>
-      <w:r>
-        <w:rPr>
-          <w:rFonts w:ascii="Courier New" w:eastAsia="Times New Roman" w:hAnsi="Courier New" w:cs="Courier New"/>
-          <w:color w:val="F2F2F2" w:themeColor="background1" w:themeShade="F2"/>
-          <w:kern w:val="0"/>
-          <w:sz w:val="20"/>
-          <w:szCs w:val="20"/>
-          <w14:ligatures w14:val="none"/>
-        </w:rPr>
-        <w:br/>
-        <w:t xml:space="preserve">Input: </w:t>
-      </w:r>
-      <w:proofErr w:type="spellStart"/>
-      <w:r>
-        <w:rPr>
-          <w:rFonts w:ascii="Courier New" w:eastAsia="Times New Roman" w:hAnsi="Courier New" w:cs="Courier New"/>
-          <w:color w:val="F2F2F2" w:themeColor="background1" w:themeShade="F2"/>
-          <w:kern w:val="0"/>
-          <w:sz w:val="20"/>
-          <w:szCs w:val="20"/>
-          <w14:ligatures w14:val="none"/>
-        </w:rPr>
-        <w:t>nums</w:t>
-      </w:r>
-      <w:proofErr w:type="spellEnd"/>
-      <w:r>
-        <w:rPr>
-          <w:rFonts w:ascii="Courier New" w:eastAsia="Times New Roman" w:hAnsi="Courier New" w:cs="Courier New"/>
-          <w:color w:val="F2F2F2" w:themeColor="background1" w:themeShade="F2"/>
-          <w:kern w:val="0"/>
-          <w:sz w:val="20"/>
-          <w:szCs w:val="20"/>
-          <w14:ligatures w14:val="none"/>
-        </w:rPr>
-        <w:t xml:space="preserve"> = [3,2,4], target = 6</w:t>
-      </w:r>
-      <w:r>
-        <w:rPr>
-          <w:rFonts w:ascii="Courier New" w:eastAsia="Times New Roman" w:hAnsi="Courier New" w:cs="Courier New"/>
-          <w:color w:val="F2F2F2" w:themeColor="background1" w:themeShade="F2"/>
-          <w:kern w:val="0"/>
-          <w:sz w:val="20"/>
-          <w:szCs w:val="20"/>
-          <w14:ligatures w14:val="none"/>
-        </w:rPr>
-        <w:br/>
         <w:t>Output: [1,2]</w:t>
       </w:r>
     </w:p>
@@ -5476,25 +4559,14 @@
         </w:rPr>
         <w:t xml:space="preserve">Day 17(Array in DSA </w:t>
       </w:r>
-      <w:proofErr w:type="gramStart"/>
-      <w:r>
-        <w:rPr>
-          <w:rFonts w:ascii="Verdana" w:hAnsi="Verdana"/>
-          <w:color w:val="000000"/>
-          <w:sz w:val="24"/>
-          <w:szCs w:val="24"/>
-        </w:rPr>
-        <w:t>basic :</w:t>
-      </w:r>
-      <w:proofErr w:type="gramEnd"/>
-      <w:r>
-        <w:rPr>
-          <w:rFonts w:ascii="Verdana" w:hAnsi="Verdana"/>
-          <w:color w:val="000000"/>
-          <w:sz w:val="24"/>
-          <w:szCs w:val="24"/>
-        </w:rPr>
-        <w:t xml:space="preserve"> sorting, searching and reversing</w:t>
+      <w:r>
+        <w:rPr>
+          <w:rFonts w:ascii="Verdana" w:hAnsi="Verdana"/>
+          <w:color w:val="000000"/>
+          <w:sz w:val="24"/>
+          <w:szCs w:val="24"/>
+        </w:rPr>
+        <w:t>basic : sorting, searching and reversing</w:t>
       </w:r>
       <w:r>
         <w:rPr>
@@ -5528,36 +4600,16 @@
           <w:sz w:val="24"/>
           <w:szCs w:val="24"/>
         </w:rPr>
-        <w:t xml:space="preserve">Write a program to find the largest element in an array using both brute force and optimal solution </w:t>
-      </w:r>
-      <w:proofErr w:type="gramStart"/>
-      <w:r>
-        <w:rPr>
-          <w:rFonts w:ascii="Verdana" w:hAnsi="Verdana"/>
-          <w:color w:val="000000"/>
-          <w:sz w:val="24"/>
-          <w:szCs w:val="24"/>
-        </w:rPr>
-        <w:t>possible.</w:t>
-      </w:r>
-      <w:r>
-        <w:rPr>
-          <w:rFonts w:ascii="Verdana" w:hAnsi="Verdana"/>
-          <w:color w:val="000000"/>
-          <w:sz w:val="24"/>
-          <w:szCs w:val="24"/>
-        </w:rPr>
-        <w:t>(</w:t>
-      </w:r>
-      <w:proofErr w:type="gramEnd"/>
-      <w:r>
-        <w:rPr>
-          <w:rFonts w:ascii="Verdana" w:hAnsi="Verdana"/>
-          <w:color w:val="000000"/>
-          <w:sz w:val="24"/>
-          <w:szCs w:val="24"/>
-        </w:rPr>
-        <w:t>Sorting)</w:t>
+        <w:t>Write a program to find the largest element in an array using both brute force and optimal solution possible.</w:t>
+      </w:r>
+      <w:r>
+        <w:rPr>
+          <w:rFonts w:ascii="Verdana" w:hAnsi="Verdana"/>
+          <w:color w:val="000000"/>
+          <w:sz w:val="24"/>
+          <w:szCs w:val="24"/>
+        </w:rPr>
+        <w:t>(Sorting)</w:t>
       </w:r>
     </w:p>
     <w:bookmarkEnd w:id="0"/>
@@ -5762,7 +4814,6 @@
         </w:rPr>
         <w:t>Given an array, </w:t>
       </w:r>
-      <w:proofErr w:type="gramStart"/>
       <w:r>
         <w:rPr>
           <w:rFonts w:ascii="Verdana" w:hAnsi="Verdana"/>
@@ -5772,9 +4823,17 @@
           <w:sz w:val="24"/>
           <w:szCs w:val="24"/>
         </w:rPr>
-        <w:t>a[</w:t>
-      </w:r>
-      <w:proofErr w:type="gramEnd"/>
+        <w:t>a[]</w:t>
+      </w:r>
+      <w:r>
+        <w:rPr>
+          <w:rFonts w:ascii="Verdana" w:hAnsi="Verdana"/>
+          <w:color w:val="000000"/>
+          <w:sz w:val="24"/>
+          <w:szCs w:val="24"/>
+        </w:rPr>
+        <w:t> of n integers, and an integer element </w:t>
+      </w:r>
       <w:r>
         <w:rPr>
           <w:rFonts w:ascii="Verdana" w:hAnsi="Verdana"/>
@@ -5784,26 +4843,6 @@
           <w:sz w:val="24"/>
           <w:szCs w:val="24"/>
         </w:rPr>
-        <w:t>]</w:t>
-      </w:r>
-      <w:r>
-        <w:rPr>
-          <w:rFonts w:ascii="Verdana" w:hAnsi="Verdana"/>
-          <w:color w:val="000000"/>
-          <w:sz w:val="24"/>
-          <w:szCs w:val="24"/>
-        </w:rPr>
-        <w:t> of n integers, and an integer element </w:t>
-      </w:r>
-      <w:r>
-        <w:rPr>
-          <w:rFonts w:ascii="Verdana" w:hAnsi="Verdana"/>
-          <w:b/>
-          <w:bCs/>
-          <w:color w:val="000000"/>
-          <w:sz w:val="24"/>
-          <w:szCs w:val="24"/>
-        </w:rPr>
         <w:t>x</w:t>
       </w:r>
       <w:r>
@@ -5851,47 +4890,7 @@
           <w:sz w:val="24"/>
           <w:szCs w:val="24"/>
         </w:rPr>
-        <w:t xml:space="preserve"> </w:t>
-      </w:r>
-      <w:proofErr w:type="gramStart"/>
-      <w:r>
-        <w:rPr>
-          <w:rFonts w:ascii="Verdana" w:hAnsi="Verdana"/>
-          <w:color w:val="000000"/>
-          <w:sz w:val="24"/>
-          <w:szCs w:val="24"/>
-        </w:rPr>
-        <w:t>( Array</w:t>
-      </w:r>
-      <w:proofErr w:type="gramEnd"/>
-      <w:r>
-        <w:rPr>
-          <w:rFonts w:ascii="Verdana" w:hAnsi="Verdana"/>
-          <w:color w:val="000000"/>
-          <w:sz w:val="24"/>
-          <w:szCs w:val="24"/>
-        </w:rPr>
-        <w:t xml:space="preserve"> in DSA part </w:t>
-      </w:r>
-      <w:proofErr w:type="gramStart"/>
-      <w:r>
-        <w:rPr>
-          <w:rFonts w:ascii="Verdana" w:hAnsi="Verdana"/>
-          <w:color w:val="000000"/>
-          <w:sz w:val="24"/>
-          <w:szCs w:val="24"/>
-        </w:rPr>
-        <w:t>2 :</w:t>
-      </w:r>
-      <w:proofErr w:type="gramEnd"/>
-      <w:r>
-        <w:rPr>
-          <w:rFonts w:ascii="Verdana" w:hAnsi="Verdana"/>
-          <w:color w:val="000000"/>
-          <w:sz w:val="24"/>
-          <w:szCs w:val="24"/>
-        </w:rPr>
-        <w:t xml:space="preserve"> bubble sorting</w:t>
+        <w:t xml:space="preserve"> ( Array in DSA part 2 : bubble sorting</w:t>
       </w:r>
       <w:r>
         <w:rPr>
@@ -6048,9 +5047,8 @@
           <w:szCs w:val="27"/>
           <w14:ligatures w14:val="none"/>
         </w:rPr>
-        <w:t>Rotate Array Right by 1 (In-place</w:t>
-      </w:r>
-      <w:proofErr w:type="gramStart"/>
+        <w:t>Rotate Array Right by 1 (In-place)</w:t>
+      </w:r>
       <w:r>
         <w:rPr>
           <w:rFonts w:ascii="Mangal" w:eastAsia="Times New Roman" w:hAnsi="Mangal" w:cs="Mangal"/>
@@ -6061,7 +5059,28 @@
           <w:szCs w:val="27"/>
           <w14:ligatures w14:val="none"/>
         </w:rPr>
-        <w:t>)</w:t>
+        <w:t>.(</w:t>
+      </w:r>
+      <w:r>
+        <w:rPr>
+          <w:rFonts w:ascii="Mangal" w:eastAsia="Times New Roman" w:hAnsi="Mangal" w:cs="Mangal"/>
+          <w:kern w:val="0"/>
+          <w:sz w:val="20"/>
+          <w:szCs w:val="20"/>
+          <w14:ligatures w14:val="none"/>
+        </w:rPr>
+        <w:t>Input: {1, 2, 3, 4, 5}</w:t>
+      </w:r>
+      <w:r>
+        <w:rPr>
+          <w:rFonts w:ascii="Mangal" w:eastAsia="Times New Roman" w:hAnsi="Mangal" w:cs="Mangal"/>
+          <w:kern w:val="0"/>
+          <w:sz w:val="20"/>
+          <w:szCs w:val="20"/>
+          <w14:ligatures w14:val="none"/>
+        </w:rPr>
+        <w:br/>
+        <w:t>Output: {5, 1, 2, 3, 4}</w:t>
       </w:r>
       <w:r>
         <w:rPr>
@@ -6073,637 +5092,504 @@
           <w:szCs w:val="27"/>
           <w14:ligatures w14:val="none"/>
         </w:rPr>
-        <w:t>.(</w:t>
-      </w:r>
-      <w:proofErr w:type="gramEnd"/>
-      <w:r>
-        <w:rPr>
-          <w:rFonts w:ascii="Mangal" w:eastAsia="Times New Roman" w:hAnsi="Mangal" w:cs="Mangal"/>
-          <w:kern w:val="0"/>
-          <w:sz w:val="20"/>
-          <w:szCs w:val="20"/>
-          <w14:ligatures w14:val="none"/>
-        </w:rPr>
-        <w:t>Input: {1, 2, 3, 4, 5}</w:t>
-      </w:r>
-      <w:r>
-        <w:rPr>
-          <w:rFonts w:ascii="Mangal" w:eastAsia="Times New Roman" w:hAnsi="Mangal" w:cs="Mangal"/>
-          <w:kern w:val="0"/>
-          <w:sz w:val="20"/>
-          <w:szCs w:val="20"/>
-          <w14:ligatures w14:val="none"/>
+        <w:t>).</w:t>
+      </w:r>
+    </w:p>
+    <w:p>
+      <w:pPr>
+        <w:pStyle w:val="max2"/>
+        <w:numPr>
+          <w:ilvl w:val="0"/>
+          <w:numId w:val="26"/>
+        </w:numPr>
+        <w:rPr>
+          <w:rFonts w:ascii="Verdana" w:hAnsi="Verdana"/>
+          <w:color w:val="000000"/>
+          <w:sz w:val="24"/>
+          <w:szCs w:val="24"/>
+        </w:rPr>
+      </w:pPr>
+      <w:r>
+        <w:rPr>
+          <w:rFonts w:ascii="Verdana" w:hAnsi="Verdana"/>
+          <w:color w:val="000000"/>
+          <w:sz w:val="24"/>
+          <w:szCs w:val="24"/>
+        </w:rPr>
+        <w:t>Demonstrate insertion sorting for making an array in ascending order.</w:t>
+      </w:r>
+    </w:p>
+    <w:p>
+      <w:pPr>
+        <w:pStyle w:val="max2"/>
+        <w:numPr>
+          <w:ilvl w:val="0"/>
+          <w:numId w:val="26"/>
+        </w:numPr>
+        <w:rPr>
+          <w:rFonts w:ascii="Verdana" w:hAnsi="Verdana"/>
+          <w:color w:val="000000"/>
+          <w:sz w:val="24"/>
+          <w:szCs w:val="24"/>
+        </w:rPr>
+      </w:pPr>
+      <w:r>
+        <w:rPr>
+          <w:rFonts w:ascii="Verdana" w:hAnsi="Verdana"/>
+          <w:color w:val="000000"/>
+          <w:sz w:val="24"/>
+          <w:szCs w:val="24"/>
+        </w:rPr>
+        <w:t>Write a program to sort an array.</w:t>
+      </w:r>
+    </w:p>
+    <w:p>
+      <w:pPr>
+        <w:pStyle w:val="NormalWeb"/>
+        <w:numPr>
+          <w:ilvl w:val="0"/>
+          <w:numId w:val="26"/>
+        </w:numPr>
+        <w:rPr>
+          <w:rFonts w:ascii="Times New Roman" w:hAnsi="Times New Roman" w:cs="Times New Roman"/>
+          <w:sz w:val="28"/>
+          <w:szCs w:val="28"/>
+        </w:rPr>
+      </w:pPr>
+      <w:r>
+        <w:rPr>
+          <w:rFonts w:ascii="Verdana" w:hAnsi="Verdana"/>
+          <w:color w:val="000000"/>
+          <w:szCs w:val="24"/>
+        </w:rPr>
+        <w:br w:type="page"/>
+      </w:r>
+    </w:p>
+    <w:p>
+      <w:pPr>
+        <w:pStyle w:val="max2"/>
+        <w:rPr>
+          <w:rFonts w:ascii="Verdana" w:hAnsi="Verdana"/>
+          <w:color w:val="000000"/>
+          <w:sz w:val="24"/>
+          <w:szCs w:val="24"/>
+        </w:rPr>
+      </w:pPr>
+    </w:p>
+    <w:p>
+      <w:pPr>
+        <w:pStyle w:val="max2"/>
+        <w:rPr>
+          <w:rFonts w:ascii="Verdana" w:hAnsi="Verdana"/>
+          <w:color w:val="000000"/>
+          <w:sz w:val="24"/>
+          <w:szCs w:val="24"/>
+        </w:rPr>
+      </w:pPr>
+      <w:r>
+        <w:rPr>
+          <w:rFonts w:ascii="Verdana" w:hAnsi="Verdana"/>
+          <w:color w:val="000000"/>
+          <w:sz w:val="24"/>
+          <w:szCs w:val="24"/>
+        </w:rPr>
+        <w:t xml:space="preserve">Day 19 </w:t>
+      </w:r>
+    </w:p>
+    <w:p>
+      <w:pPr>
+        <w:pStyle w:val="max2"/>
+        <w:numPr>
+          <w:ilvl w:val="0"/>
+          <w:numId w:val="28"/>
+        </w:numPr>
+        <w:rPr>
+          <w:rFonts w:ascii="Verdana" w:hAnsi="Verdana"/>
+          <w:color w:val="000000"/>
+          <w:sz w:val="24"/>
+          <w:szCs w:val="24"/>
+        </w:rPr>
+      </w:pPr>
+      <w:r>
+        <w:rPr>
+          <w:rFonts w:ascii="Verdana" w:hAnsi="Verdana"/>
+          <w:color w:val="000000"/>
+          <w:sz w:val="24"/>
+          <w:szCs w:val="24"/>
+        </w:rPr>
+        <w:t>Write a program to sum of elements at odd index in an array.</w:t>
+      </w:r>
+    </w:p>
+    <w:p>
+      <w:pPr>
+        <w:pStyle w:val="max2"/>
+        <w:numPr>
+          <w:ilvl w:val="0"/>
+          <w:numId w:val="28"/>
+        </w:numPr>
+        <w:rPr>
+          <w:rFonts w:ascii="Verdana" w:hAnsi="Verdana"/>
+          <w:color w:val="000000"/>
+          <w:sz w:val="24"/>
+          <w:szCs w:val="24"/>
+        </w:rPr>
+      </w:pPr>
+      <w:r>
+        <w:rPr>
+          <w:rFonts w:ascii="Verdana" w:hAnsi="Verdana"/>
+          <w:color w:val="000000"/>
+          <w:sz w:val="24"/>
+          <w:szCs w:val="24"/>
+        </w:rPr>
+        <w:t xml:space="preserve">Write a program to </w:t>
+      </w:r>
+      <w:r>
+        <w:rPr>
+          <w:rFonts w:ascii="Verdana" w:hAnsi="Verdana"/>
+          <w:color w:val="000000"/>
+          <w:sz w:val="24"/>
+          <w:szCs w:val="24"/>
+        </w:rPr>
+        <w:t>Count Even and Odd Numbers</w:t>
+      </w:r>
+      <w:r>
+        <w:rPr>
+          <w:rFonts w:ascii="Verdana" w:hAnsi="Verdana"/>
+          <w:color w:val="000000"/>
+          <w:sz w:val="24"/>
+          <w:szCs w:val="24"/>
+        </w:rPr>
+        <w:t xml:space="preserve"> in an array.</w:t>
+      </w:r>
+    </w:p>
+    <w:p>
+      <w:pPr>
+        <w:pStyle w:val="max2"/>
+        <w:numPr>
+          <w:ilvl w:val="0"/>
+          <w:numId w:val="28"/>
+        </w:numPr>
+        <w:rPr>
+          <w:rFonts w:ascii="Verdana" w:hAnsi="Verdana"/>
+          <w:color w:val="000000"/>
+          <w:sz w:val="24"/>
+          <w:szCs w:val="24"/>
+        </w:rPr>
+      </w:pPr>
+      <w:r>
+        <w:rPr>
+          <w:rFonts w:ascii="Verdana" w:hAnsi="Verdana"/>
+          <w:color w:val="000000"/>
+          <w:sz w:val="24"/>
+          <w:szCs w:val="24"/>
+        </w:rPr>
+        <w:t xml:space="preserve">Write a program to </w:t>
+      </w:r>
+      <w:r>
+        <w:rPr>
+          <w:rFonts w:ascii="Verdana" w:hAnsi="Verdana"/>
+          <w:color w:val="000000"/>
+          <w:sz w:val="24"/>
+          <w:szCs w:val="24"/>
+        </w:rPr>
+        <w:t>Reverse Each Word in a Sentence</w:t>
+      </w:r>
+      <w:r>
+        <w:rPr>
+          <w:rFonts w:ascii="Verdana" w:hAnsi="Verdana"/>
+          <w:color w:val="000000"/>
+          <w:sz w:val="24"/>
+          <w:szCs w:val="24"/>
+        </w:rPr>
+        <w:t>. Use split().</w:t>
+      </w:r>
+    </w:p>
+    <w:p>
+      <w:pPr>
+        <w:pStyle w:val="max2"/>
+        <w:numPr>
+          <w:ilvl w:val="0"/>
+          <w:numId w:val="28"/>
+        </w:numPr>
+        <w:rPr>
+          <w:rFonts w:ascii="Verdana" w:hAnsi="Verdana"/>
+          <w:color w:val="000000"/>
+          <w:sz w:val="24"/>
+          <w:szCs w:val="24"/>
+        </w:rPr>
+      </w:pPr>
+      <w:r>
+        <w:rPr>
+          <w:rFonts w:ascii="Verdana" w:hAnsi="Verdana"/>
+          <w:color w:val="000000"/>
+          <w:sz w:val="24"/>
+          <w:szCs w:val="24"/>
+        </w:rPr>
+        <w:t xml:space="preserve">Write a program to </w:t>
+      </w:r>
+      <w:r>
+        <w:rPr>
+          <w:rFonts w:ascii="Verdana" w:hAnsi="Verdana"/>
+          <w:color w:val="000000"/>
+          <w:sz w:val="24"/>
+          <w:szCs w:val="24"/>
+        </w:rPr>
+        <w:t>Check if Two Strings Are Anagrams</w:t>
+      </w:r>
+      <w:r>
+        <w:rPr>
+          <w:rFonts w:ascii="Verdana" w:hAnsi="Verdana"/>
+          <w:color w:val="000000"/>
+          <w:sz w:val="24"/>
+          <w:szCs w:val="24"/>
+        </w:rPr>
+        <w:t xml:space="preserve">. Use  </w:t>
+      </w:r>
+      <w:r>
+        <w:rPr>
+          <w:rFonts w:ascii="Verdana" w:hAnsi="Verdana"/>
+          <w:color w:val="000000"/>
+          <w:sz w:val="24"/>
+          <w:szCs w:val="24"/>
+        </w:rPr>
+        <w:t>toCharArray(), Arrays.sort()</w:t>
+      </w:r>
+      <w:r>
+        <w:rPr>
+          <w:rFonts w:ascii="Verdana" w:hAnsi="Verdana"/>
+          <w:color w:val="000000"/>
+          <w:sz w:val="24"/>
+          <w:szCs w:val="24"/>
+        </w:rPr>
+        <w:t>, Arrays.equal()</w:t>
+      </w:r>
+      <w:r>
+        <w:rPr>
+          <w:rFonts w:ascii="Verdana" w:hAnsi="Verdana"/>
+          <w:color w:val="000000"/>
+          <w:sz w:val="24"/>
+          <w:szCs w:val="24"/>
+        </w:rPr>
+        <w:t>.</w:t>
+      </w:r>
+    </w:p>
+    <w:p>
+      <w:pPr>
+        <w:pStyle w:val="max2"/>
+        <w:numPr>
+          <w:ilvl w:val="0"/>
+          <w:numId w:val="28"/>
+        </w:numPr>
+        <w:rPr>
+          <w:rFonts w:ascii="Verdana" w:hAnsi="Verdana"/>
+          <w:b/>
+          <w:bCs/>
+          <w:color w:val="000000"/>
+          <w:sz w:val="24"/>
+          <w:szCs w:val="24"/>
+        </w:rPr>
+      </w:pPr>
+      <w:r>
+        <w:rPr>
+          <w:rFonts w:ascii="Verdana" w:hAnsi="Verdana"/>
+          <w:color w:val="000000"/>
+          <w:sz w:val="24"/>
+          <w:szCs w:val="24"/>
+        </w:rPr>
+        <w:t xml:space="preserve">Write a program to </w:t>
+      </w:r>
+      <w:r>
+        <w:rPr>
+          <w:rFonts w:ascii="Verdana" w:hAnsi="Verdana"/>
+          <w:b/>
+          <w:bCs/>
+          <w:color w:val="000000"/>
+          <w:sz w:val="24"/>
+          <w:szCs w:val="24"/>
+        </w:rPr>
+        <w:t>Find First Non-Repeating Character</w:t>
+      </w:r>
+      <w:r>
+        <w:rPr>
+          <w:rFonts w:ascii="Verdana" w:hAnsi="Verdana"/>
+          <w:b/>
+          <w:bCs/>
+          <w:color w:val="000000"/>
+          <w:sz w:val="24"/>
+          <w:szCs w:val="24"/>
+        </w:rPr>
+        <w:t xml:space="preserve">        </w:t>
+      </w:r>
+      <w:r>
+        <w:rPr>
+          <w:rFonts w:ascii="Verdana" w:hAnsi="Verdana"/>
+          <w:color w:val="000000"/>
+          <w:szCs w:val="24"/>
+        </w:rPr>
+        <w:t>Input: "swiss"  Output: 'w'</w:t>
+      </w:r>
+      <w:r>
+        <w:rPr>
+          <w:rFonts w:ascii="Verdana" w:hAnsi="Verdana"/>
+          <w:b/>
+          <w:bCs/>
+          <w:color w:val="000000"/>
+          <w:sz w:val="24"/>
+          <w:szCs w:val="24"/>
+        </w:rPr>
+        <w:t>.</w:t>
+      </w:r>
+    </w:p>
+    <w:p>
+      <w:pPr>
+        <w:pStyle w:val="max2"/>
+        <w:numPr>
+          <w:ilvl w:val="0"/>
+          <w:numId w:val="28"/>
+        </w:numPr>
+        <w:rPr>
+          <w:rFonts w:ascii="Verdana" w:hAnsi="Verdana"/>
+          <w:color w:val="000000"/>
+          <w:sz w:val="24"/>
+          <w:szCs w:val="24"/>
+        </w:rPr>
+      </w:pPr>
+      <w:r>
+        <w:rPr>
+          <w:rFonts w:ascii="Verdana" w:hAnsi="Verdana"/>
+          <w:color w:val="000000"/>
+          <w:sz w:val="24"/>
+          <w:szCs w:val="24"/>
+        </w:rPr>
+        <w:t>Move All Zeros to End (In-place)</w:t>
+      </w:r>
+      <w:r>
+        <w:rPr>
+          <w:rFonts w:ascii="Verdana" w:hAnsi="Verdana"/>
+          <w:color w:val="000000"/>
+          <w:sz w:val="24"/>
+          <w:szCs w:val="24"/>
+        </w:rPr>
+        <w:t>.</w:t>
+      </w:r>
+      <w:r>
+        <w:rPr>
+          <w:rFonts w:asciiTheme="minorHAnsi" w:eastAsiaTheme="minorHAnsi" w:hAnsiTheme="minorHAnsi" w:cstheme="minorBidi"/>
+          <w:kern w:val="2"/>
+          <w:sz w:val="24"/>
+          <w:szCs w:val="21"/>
+          <w14:ligatures w14:val="standardContextual"/>
+        </w:rPr>
+        <w:t xml:space="preserve"> </w:t>
+      </w:r>
+      <w:r>
+        <w:rPr>
+          <w:rFonts w:ascii="Verdana" w:hAnsi="Verdana"/>
+          <w:color w:val="000000"/>
+          <w:sz w:val="24"/>
+          <w:szCs w:val="24"/>
+        </w:rPr>
+        <w:t>shifting + tracking index.</w:t>
+      </w:r>
+    </w:p>
+    <w:p>
+      <w:pPr>
+        <w:pStyle w:val="max2"/>
+        <w:rPr>
+          <w:rFonts w:ascii="Verdana" w:hAnsi="Verdana"/>
+          <w:color w:val="000000"/>
+          <w:sz w:val="24"/>
+          <w:szCs w:val="24"/>
+        </w:rPr>
+      </w:pPr>
+      <w:r>
+        <w:rPr>
+          <w:rFonts w:ascii="Verdana" w:hAnsi="Verdana"/>
+          <w:color w:val="000000"/>
+          <w:sz w:val="24"/>
+          <w:szCs w:val="24"/>
+        </w:rPr>
+        <w:t>Input: {0, 1, 0, 3, 12}</w:t>
+      </w:r>
+      <w:r>
+        <w:rPr>
+          <w:rFonts w:ascii="Verdana" w:hAnsi="Verdana"/>
+          <w:color w:val="000000"/>
+          <w:sz w:val="24"/>
+          <w:szCs w:val="24"/>
         </w:rPr>
         <w:br/>
-        <w:t>Output: {5, 1, 2, 3, 4}</w:t>
-      </w:r>
-      <w:r>
+        <w:t>Output: {1, 3, 12, 0, 0}</w:t>
+      </w:r>
+    </w:p>
+    <w:p>
+      <w:pPr>
+        <w:pStyle w:val="max2"/>
+        <w:rPr>
+          <w:rFonts w:ascii="Verdana" w:hAnsi="Verdana"/>
+          <w:color w:val="000000"/>
+          <w:sz w:val="24"/>
+          <w:szCs w:val="24"/>
+        </w:rPr>
+      </w:pPr>
+    </w:p>
+    <w:p>
+      <w:pPr>
+        <w:pStyle w:val="max2"/>
+        <w:rPr>
+          <w:rFonts w:ascii="Verdana" w:hAnsi="Verdana"/>
+          <w:color w:val="000000"/>
+          <w:sz w:val="24"/>
+          <w:szCs w:val="24"/>
+        </w:rPr>
+      </w:pPr>
+      <w:r>
+        <w:rPr>
+          <w:rFonts w:ascii="Verdana" w:hAnsi="Verdana"/>
+          <w:color w:val="000000"/>
+          <w:sz w:val="24"/>
+          <w:szCs w:val="24"/>
+        </w:rPr>
+        <w:t xml:space="preserve">Day </w:t>
+      </w:r>
+      <w:r>
+        <w:rPr>
+          <w:rFonts w:ascii="Verdana" w:hAnsi="Verdana"/>
+          <w:color w:val="000000"/>
+          <w:sz w:val="24"/>
+          <w:szCs w:val="24"/>
+        </w:rPr>
+        <w:t>2</w:t>
+      </w:r>
+      <w:r>
+        <w:rPr>
+          <w:rFonts w:ascii="Verdana" w:hAnsi="Verdana"/>
+          <w:color w:val="000000"/>
+          <w:sz w:val="24"/>
+          <w:szCs w:val="24"/>
+        </w:rPr>
+        <w:t>0(Array and Arraylist)</w:t>
+      </w:r>
+    </w:p>
+    <w:p>
+      <w:pPr>
+        <w:pStyle w:val="ListParagraph"/>
+        <w:numPr>
+          <w:ilvl w:val="0"/>
+          <w:numId w:val="29"/>
+        </w:numPr>
+        <w:spacing w:before="100" w:beforeAutospacing="1" w:after="100" w:afterAutospacing="1" w:line="240" w:lineRule="auto"/>
+        <w:outlineLvl w:val="1"/>
         <w:rPr>
           <w:rFonts w:ascii="Mangal" w:eastAsia="Times New Roman" w:hAnsi="Mangal" w:cs="Mangal"/>
           <w:b/>
           <w:bCs/>
           <w:kern w:val="0"/>
-          <w:sz w:val="27"/>
-          <w:szCs w:val="27"/>
+          <w:szCs w:val="24"/>
           <w14:ligatures w14:val="none"/>
         </w:rPr>
-        <w:t>).</w:t>
-      </w:r>
-    </w:p>
-    <w:p>
-      <w:pPr>
-        <w:pStyle w:val="max2"/>
-        <w:numPr>
-          <w:ilvl w:val="0"/>
-          <w:numId w:val="26"/>
-        </w:numPr>
-        <w:rPr>
-          <w:rFonts w:ascii="Verdana" w:hAnsi="Verdana"/>
-          <w:color w:val="000000"/>
-          <w:sz w:val="24"/>
-          <w:szCs w:val="24"/>
-        </w:rPr>
-      </w:pPr>
-      <w:r>
-        <w:rPr>
-          <w:rFonts w:ascii="Verdana" w:hAnsi="Verdana"/>
-          <w:color w:val="000000"/>
-          <w:sz w:val="24"/>
-          <w:szCs w:val="24"/>
-        </w:rPr>
-        <w:t>Demonstrate insertion sorting for making an array in ascending order.</w:t>
-      </w:r>
-    </w:p>
-    <w:p>
-      <w:pPr>
-        <w:pStyle w:val="max2"/>
-        <w:numPr>
-          <w:ilvl w:val="0"/>
-          <w:numId w:val="26"/>
-        </w:numPr>
-        <w:rPr>
-          <w:rFonts w:ascii="Verdana" w:hAnsi="Verdana"/>
-          <w:color w:val="000000"/>
-          <w:sz w:val="24"/>
-          <w:szCs w:val="24"/>
-        </w:rPr>
-      </w:pPr>
-      <w:r>
-        <w:rPr>
-          <w:rFonts w:ascii="Verdana" w:hAnsi="Verdana"/>
-          <w:color w:val="000000"/>
-          <w:sz w:val="24"/>
-          <w:szCs w:val="24"/>
-        </w:rPr>
-        <w:t>Write a program to sort an array.</w:t>
-      </w:r>
-    </w:p>
-    <w:p>
-      <w:pPr>
-        <w:pStyle w:val="NormalWeb"/>
-        <w:numPr>
-          <w:ilvl w:val="0"/>
-          <w:numId w:val="26"/>
-        </w:numPr>
-        <w:rPr>
-          <w:rFonts w:ascii="Times New Roman" w:hAnsi="Times New Roman" w:cs="Times New Roman"/>
-          <w:sz w:val="28"/>
-          <w:szCs w:val="28"/>
-        </w:rPr>
-      </w:pPr>
-      <w:r>
-        <w:rPr>
-          <w:rFonts w:ascii="Verdana" w:hAnsi="Verdana"/>
-          <w:color w:val="000000"/>
-          <w:szCs w:val="24"/>
-        </w:rPr>
-        <w:br w:type="page"/>
-      </w:r>
-    </w:p>
-    <w:p>
-      <w:pPr>
-        <w:pStyle w:val="max2"/>
-        <w:rPr>
-          <w:rFonts w:ascii="Verdana" w:hAnsi="Verdana"/>
-          <w:color w:val="000000"/>
-          <w:sz w:val="24"/>
-          <w:szCs w:val="24"/>
-        </w:rPr>
-      </w:pPr>
-      <w:r>
-        <w:rPr>
-          <w:rFonts w:ascii="Verdana" w:hAnsi="Verdana"/>
-          <w:color w:val="000000"/>
-          <w:sz w:val="24"/>
-          <w:szCs w:val="24"/>
-        </w:rPr>
-        <w:lastRenderedPageBreak/>
-        <w:t xml:space="preserve">Day 19 </w:t>
-      </w:r>
-    </w:p>
-    <w:p>
-      <w:pPr>
-        <w:pStyle w:val="max2"/>
-        <w:numPr>
-          <w:ilvl w:val="0"/>
-          <w:numId w:val="28"/>
-        </w:numPr>
-        <w:rPr>
-          <w:rFonts w:ascii="Verdana" w:hAnsi="Verdana"/>
-          <w:color w:val="000000"/>
-          <w:sz w:val="24"/>
-          <w:szCs w:val="24"/>
-        </w:rPr>
-      </w:pPr>
-      <w:r>
-        <w:rPr>
-          <w:rFonts w:ascii="Verdana" w:hAnsi="Verdana"/>
-          <w:color w:val="000000"/>
-          <w:sz w:val="24"/>
-          <w:szCs w:val="24"/>
-        </w:rPr>
-        <w:t>Write a program to sum of elements at odd index in an array.</w:t>
-      </w:r>
-    </w:p>
-    <w:p>
-      <w:pPr>
-        <w:pStyle w:val="max2"/>
-        <w:numPr>
-          <w:ilvl w:val="0"/>
-          <w:numId w:val="28"/>
-        </w:numPr>
-        <w:rPr>
-          <w:rFonts w:ascii="Verdana" w:hAnsi="Verdana"/>
-          <w:color w:val="000000"/>
-          <w:sz w:val="24"/>
-          <w:szCs w:val="24"/>
-        </w:rPr>
-      </w:pPr>
-      <w:r>
-        <w:rPr>
-          <w:rFonts w:ascii="Verdana" w:hAnsi="Verdana"/>
-          <w:color w:val="000000"/>
-          <w:sz w:val="24"/>
-          <w:szCs w:val="24"/>
-        </w:rPr>
-        <w:t xml:space="preserve">Write a program to </w:t>
-      </w:r>
-      <w:r>
-        <w:rPr>
-          <w:rFonts w:ascii="Verdana" w:hAnsi="Verdana"/>
-          <w:color w:val="000000"/>
-          <w:sz w:val="24"/>
-          <w:szCs w:val="24"/>
-        </w:rPr>
-        <w:t>Count Even and Odd Numbers</w:t>
-      </w:r>
-      <w:r>
-        <w:rPr>
-          <w:rFonts w:ascii="Verdana" w:hAnsi="Verdana"/>
-          <w:color w:val="000000"/>
-          <w:sz w:val="24"/>
-          <w:szCs w:val="24"/>
-        </w:rPr>
-        <w:t xml:space="preserve"> in an array.</w:t>
-      </w:r>
-    </w:p>
-    <w:p>
-      <w:pPr>
-        <w:pStyle w:val="max2"/>
-        <w:numPr>
-          <w:ilvl w:val="0"/>
-          <w:numId w:val="28"/>
-        </w:numPr>
-        <w:rPr>
-          <w:rFonts w:ascii="Verdana" w:hAnsi="Verdana"/>
-          <w:color w:val="000000"/>
-          <w:sz w:val="24"/>
-          <w:szCs w:val="24"/>
-        </w:rPr>
-      </w:pPr>
-      <w:r>
-        <w:rPr>
-          <w:rFonts w:ascii="Verdana" w:hAnsi="Verdana"/>
-          <w:color w:val="000000"/>
-          <w:sz w:val="24"/>
-          <w:szCs w:val="24"/>
-        </w:rPr>
-        <w:t xml:space="preserve">Write a program to </w:t>
-      </w:r>
-      <w:r>
-        <w:rPr>
-          <w:rFonts w:ascii="Verdana" w:hAnsi="Verdana"/>
-          <w:color w:val="000000"/>
-          <w:sz w:val="24"/>
-          <w:szCs w:val="24"/>
-        </w:rPr>
-        <w:t>Reverse Each Word in a Sentence</w:t>
-      </w:r>
-      <w:r>
-        <w:rPr>
-          <w:rFonts w:ascii="Verdana" w:hAnsi="Verdana"/>
-          <w:color w:val="000000"/>
-          <w:sz w:val="24"/>
-          <w:szCs w:val="24"/>
-        </w:rPr>
-        <w:t xml:space="preserve">. Use </w:t>
-      </w:r>
-      <w:proofErr w:type="gramStart"/>
-      <w:r>
-        <w:rPr>
-          <w:rFonts w:ascii="Verdana" w:hAnsi="Verdana"/>
-          <w:color w:val="000000"/>
-          <w:sz w:val="24"/>
-          <w:szCs w:val="24"/>
-        </w:rPr>
-        <w:t>split(</w:t>
-      </w:r>
-      <w:proofErr w:type="gramEnd"/>
-      <w:r>
-        <w:rPr>
-          <w:rFonts w:ascii="Verdana" w:hAnsi="Verdana"/>
-          <w:color w:val="000000"/>
-          <w:sz w:val="24"/>
-          <w:szCs w:val="24"/>
-        </w:rPr>
-        <w:t>).</w:t>
-      </w:r>
-    </w:p>
-    <w:p>
-      <w:pPr>
-        <w:pStyle w:val="max2"/>
-        <w:numPr>
-          <w:ilvl w:val="0"/>
-          <w:numId w:val="28"/>
-        </w:numPr>
-        <w:rPr>
-          <w:rFonts w:ascii="Verdana" w:hAnsi="Verdana"/>
-          <w:color w:val="000000"/>
-          <w:sz w:val="24"/>
-          <w:szCs w:val="24"/>
-        </w:rPr>
-      </w:pPr>
-      <w:r>
-        <w:rPr>
-          <w:rFonts w:ascii="Verdana" w:hAnsi="Verdana"/>
-          <w:color w:val="000000"/>
-          <w:sz w:val="24"/>
-          <w:szCs w:val="24"/>
-        </w:rPr>
-        <w:t xml:space="preserve">Write a program to </w:t>
-      </w:r>
-      <w:r>
-        <w:rPr>
-          <w:rFonts w:ascii="Verdana" w:hAnsi="Verdana"/>
-          <w:color w:val="000000"/>
-          <w:sz w:val="24"/>
-          <w:szCs w:val="24"/>
-        </w:rPr>
-        <w:t>Check if Two Strings Are Anagrams</w:t>
-      </w:r>
-      <w:r>
-        <w:rPr>
-          <w:rFonts w:ascii="Verdana" w:hAnsi="Verdana"/>
-          <w:color w:val="000000"/>
-          <w:sz w:val="24"/>
-          <w:szCs w:val="24"/>
-        </w:rPr>
-        <w:t xml:space="preserve">. </w:t>
-      </w:r>
-      <w:proofErr w:type="gramStart"/>
-      <w:r>
-        <w:rPr>
-          <w:rFonts w:ascii="Verdana" w:hAnsi="Verdana"/>
-          <w:color w:val="000000"/>
-          <w:sz w:val="24"/>
-          <w:szCs w:val="24"/>
-        </w:rPr>
-        <w:t xml:space="preserve">Use  </w:t>
-      </w:r>
-      <w:proofErr w:type="spellStart"/>
-      <w:r>
-        <w:rPr>
-          <w:rFonts w:ascii="Verdana" w:hAnsi="Verdana"/>
-          <w:color w:val="000000"/>
-          <w:sz w:val="24"/>
-          <w:szCs w:val="24"/>
-        </w:rPr>
-        <w:t>toCharArray</w:t>
-      </w:r>
-      <w:proofErr w:type="spellEnd"/>
-      <w:proofErr w:type="gramEnd"/>
-      <w:r>
-        <w:rPr>
-          <w:rFonts w:ascii="Verdana" w:hAnsi="Verdana"/>
-          <w:color w:val="000000"/>
-          <w:sz w:val="24"/>
-          <w:szCs w:val="24"/>
-        </w:rPr>
-        <w:t xml:space="preserve">(), </w:t>
-      </w:r>
-      <w:proofErr w:type="spellStart"/>
-      <w:r>
-        <w:rPr>
-          <w:rFonts w:ascii="Verdana" w:hAnsi="Verdana"/>
-          <w:color w:val="000000"/>
-          <w:sz w:val="24"/>
-          <w:szCs w:val="24"/>
-        </w:rPr>
-        <w:t>Arrays.sort</w:t>
-      </w:r>
-      <w:proofErr w:type="spellEnd"/>
-      <w:r>
-        <w:rPr>
-          <w:rFonts w:ascii="Verdana" w:hAnsi="Verdana"/>
-          <w:color w:val="000000"/>
-          <w:sz w:val="24"/>
-          <w:szCs w:val="24"/>
-        </w:rPr>
-        <w:t>()</w:t>
-      </w:r>
-      <w:r>
-        <w:rPr>
-          <w:rFonts w:ascii="Verdana" w:hAnsi="Verdana"/>
-          <w:color w:val="000000"/>
-          <w:sz w:val="24"/>
-          <w:szCs w:val="24"/>
-        </w:rPr>
-        <w:t xml:space="preserve">, </w:t>
-      </w:r>
-      <w:proofErr w:type="spellStart"/>
-      <w:r>
-        <w:rPr>
-          <w:rFonts w:ascii="Verdana" w:hAnsi="Verdana"/>
-          <w:color w:val="000000"/>
-          <w:sz w:val="24"/>
-          <w:szCs w:val="24"/>
-        </w:rPr>
-        <w:t>Arrays.equal</w:t>
-      </w:r>
-      <w:proofErr w:type="spellEnd"/>
-      <w:r>
-        <w:rPr>
-          <w:rFonts w:ascii="Verdana" w:hAnsi="Verdana"/>
-          <w:color w:val="000000"/>
-          <w:sz w:val="24"/>
-          <w:szCs w:val="24"/>
-        </w:rPr>
-        <w:t>()</w:t>
-      </w:r>
-      <w:r>
-        <w:rPr>
-          <w:rFonts w:ascii="Verdana" w:hAnsi="Verdana"/>
-          <w:color w:val="000000"/>
-          <w:sz w:val="24"/>
-          <w:szCs w:val="24"/>
-        </w:rPr>
-        <w:t>.</w:t>
-      </w:r>
-    </w:p>
-    <w:p>
-      <w:pPr>
-        <w:pStyle w:val="max2"/>
-        <w:numPr>
-          <w:ilvl w:val="0"/>
-          <w:numId w:val="28"/>
-        </w:numPr>
-        <w:rPr>
-          <w:rFonts w:ascii="Verdana" w:hAnsi="Verdana"/>
-          <w:b/>
-          <w:bCs/>
-          <w:color w:val="000000"/>
-          <w:sz w:val="24"/>
-          <w:szCs w:val="24"/>
-        </w:rPr>
-      </w:pPr>
-      <w:r>
-        <w:rPr>
-          <w:rFonts w:ascii="Verdana" w:hAnsi="Verdana"/>
-          <w:color w:val="000000"/>
-          <w:sz w:val="24"/>
-          <w:szCs w:val="24"/>
-        </w:rPr>
-        <w:t xml:space="preserve">Write a program to </w:t>
-      </w:r>
-      <w:r>
-        <w:rPr>
-          <w:rFonts w:ascii="Verdana" w:hAnsi="Verdana"/>
-          <w:b/>
-          <w:bCs/>
-          <w:color w:val="000000"/>
-          <w:sz w:val="24"/>
-          <w:szCs w:val="24"/>
-        </w:rPr>
-        <w:t>Find First Non-Repeating Character</w:t>
-      </w:r>
-      <w:r>
-        <w:rPr>
-          <w:rFonts w:ascii="Verdana" w:hAnsi="Verdana"/>
-          <w:b/>
-          <w:bCs/>
-          <w:color w:val="000000"/>
-          <w:sz w:val="24"/>
-          <w:szCs w:val="24"/>
-        </w:rPr>
-        <w:t xml:space="preserve">        </w:t>
-      </w:r>
-      <w:r>
-        <w:rPr>
-          <w:rFonts w:ascii="Verdana" w:hAnsi="Verdana"/>
-          <w:color w:val="000000"/>
-          <w:szCs w:val="24"/>
-        </w:rPr>
-        <w:t>Input: "</w:t>
-      </w:r>
-      <w:proofErr w:type="spellStart"/>
-      <w:r>
-        <w:rPr>
-          <w:rFonts w:ascii="Verdana" w:hAnsi="Verdana"/>
-          <w:color w:val="000000"/>
-          <w:szCs w:val="24"/>
-        </w:rPr>
-        <w:t>swiss</w:t>
-      </w:r>
-      <w:proofErr w:type="spellEnd"/>
-      <w:proofErr w:type="gramStart"/>
-      <w:r>
-        <w:rPr>
-          <w:rFonts w:ascii="Verdana" w:hAnsi="Verdana"/>
-          <w:color w:val="000000"/>
-          <w:szCs w:val="24"/>
-        </w:rPr>
-        <w:t>"  Output</w:t>
-      </w:r>
-      <w:proofErr w:type="gramEnd"/>
-      <w:r>
-        <w:rPr>
-          <w:rFonts w:ascii="Verdana" w:hAnsi="Verdana"/>
-          <w:color w:val="000000"/>
-          <w:szCs w:val="24"/>
-        </w:rPr>
-        <w:t>: 'w'</w:t>
-      </w:r>
-      <w:r>
-        <w:rPr>
-          <w:rFonts w:ascii="Verdana" w:hAnsi="Verdana"/>
-          <w:b/>
-          <w:bCs/>
-          <w:color w:val="000000"/>
-          <w:sz w:val="24"/>
-          <w:szCs w:val="24"/>
-        </w:rPr>
-        <w:t>.</w:t>
-      </w:r>
-    </w:p>
-    <w:p>
-      <w:pPr>
-        <w:pStyle w:val="max2"/>
-        <w:numPr>
-          <w:ilvl w:val="0"/>
-          <w:numId w:val="28"/>
-        </w:numPr>
-        <w:rPr>
-          <w:rFonts w:ascii="Verdana" w:hAnsi="Verdana"/>
-          <w:color w:val="000000"/>
-          <w:sz w:val="24"/>
-          <w:szCs w:val="24"/>
-        </w:rPr>
-      </w:pPr>
-      <w:r>
-        <w:rPr>
-          <w:rFonts w:ascii="Verdana" w:hAnsi="Verdana"/>
-          <w:color w:val="000000"/>
-          <w:sz w:val="24"/>
-          <w:szCs w:val="24"/>
-        </w:rPr>
-        <w:t>Move All Zeros to End (In-place)</w:t>
-      </w:r>
-      <w:r>
-        <w:rPr>
-          <w:rFonts w:ascii="Verdana" w:hAnsi="Verdana"/>
-          <w:color w:val="000000"/>
-          <w:sz w:val="24"/>
-          <w:szCs w:val="24"/>
-        </w:rPr>
-        <w:t>.</w:t>
-      </w:r>
-      <w:r>
-        <w:rPr>
-          <w:rFonts w:asciiTheme="minorHAnsi" w:eastAsiaTheme="minorHAnsi" w:hAnsiTheme="minorHAnsi" w:cstheme="minorBidi"/>
-          <w:kern w:val="2"/>
-          <w:sz w:val="24"/>
-          <w:szCs w:val="21"/>
-          <w14:ligatures w14:val="standardContextual"/>
-        </w:rPr>
-        <w:t xml:space="preserve"> </w:t>
-      </w:r>
-      <w:r>
-        <w:rPr>
-          <w:rFonts w:ascii="Verdana" w:hAnsi="Verdana"/>
-          <w:color w:val="000000"/>
-          <w:sz w:val="24"/>
-          <w:szCs w:val="24"/>
-        </w:rPr>
-        <w:t>shifting + tracking index.</w:t>
-      </w:r>
-    </w:p>
-    <w:p>
-      <w:pPr>
-        <w:pStyle w:val="max2"/>
-        <w:rPr>
-          <w:rFonts w:ascii="Verdana" w:hAnsi="Verdana"/>
-          <w:color w:val="000000"/>
-          <w:sz w:val="24"/>
-          <w:szCs w:val="24"/>
-        </w:rPr>
-      </w:pPr>
-      <w:r>
-        <w:rPr>
-          <w:rFonts w:ascii="Verdana" w:hAnsi="Verdana"/>
-          <w:color w:val="000000"/>
-          <w:sz w:val="24"/>
-          <w:szCs w:val="24"/>
-        </w:rPr>
-        <w:t>Input: {0, 1, 0, 3, 12}</w:t>
-      </w:r>
-      <w:r>
-        <w:rPr>
-          <w:rFonts w:ascii="Verdana" w:hAnsi="Verdana"/>
-          <w:color w:val="000000"/>
-          <w:sz w:val="24"/>
-          <w:szCs w:val="24"/>
-        </w:rPr>
-        <w:br/>
-        <w:t>Output: {1, 3, 12, 0, 0}</w:t>
-      </w:r>
-    </w:p>
-    <w:p>
-      <w:pPr>
-        <w:pStyle w:val="max2"/>
-        <w:rPr>
-          <w:rFonts w:ascii="Verdana" w:hAnsi="Verdana"/>
-          <w:color w:val="000000"/>
-          <w:sz w:val="24"/>
-          <w:szCs w:val="24"/>
-        </w:rPr>
-      </w:pPr>
-      <w:r>
-        <w:rPr>
-          <w:rFonts w:ascii="Verdana" w:hAnsi="Verdana"/>
-          <w:color w:val="000000"/>
-          <w:sz w:val="24"/>
-          <w:szCs w:val="24"/>
-        </w:rPr>
-        <w:t xml:space="preserve">Day </w:t>
-      </w:r>
-      <w:r>
-        <w:rPr>
-          <w:rFonts w:ascii="Verdana" w:hAnsi="Verdana"/>
-          <w:color w:val="000000"/>
-          <w:sz w:val="24"/>
-          <w:szCs w:val="24"/>
-        </w:rPr>
-        <w:t>2</w:t>
-      </w:r>
-      <w:r>
-        <w:rPr>
-          <w:rFonts w:ascii="Verdana" w:hAnsi="Verdana"/>
-          <w:color w:val="000000"/>
-          <w:sz w:val="24"/>
-          <w:szCs w:val="24"/>
-        </w:rPr>
-        <w:t xml:space="preserve">0(Array and </w:t>
-      </w:r>
-      <w:proofErr w:type="spellStart"/>
-      <w:r>
-        <w:rPr>
-          <w:rFonts w:ascii="Verdana" w:hAnsi="Verdana"/>
-          <w:color w:val="000000"/>
-          <w:sz w:val="24"/>
-          <w:szCs w:val="24"/>
-        </w:rPr>
-        <w:t>Arraylist</w:t>
-      </w:r>
-      <w:proofErr w:type="spellEnd"/>
-      <w:r>
-        <w:rPr>
-          <w:rFonts w:ascii="Verdana" w:hAnsi="Verdana"/>
-          <w:color w:val="000000"/>
-          <w:sz w:val="24"/>
-          <w:szCs w:val="24"/>
-        </w:rPr>
-        <w:t>)</w:t>
-      </w:r>
-    </w:p>
-    <w:p>
-      <w:pPr>
-        <w:pStyle w:val="ListParagraph"/>
-        <w:numPr>
-          <w:ilvl w:val="0"/>
-          <w:numId w:val="29"/>
-        </w:numPr>
-        <w:spacing w:before="100" w:beforeAutospacing="1" w:after="100" w:afterAutospacing="1" w:line="240" w:lineRule="auto"/>
-        <w:outlineLvl w:val="1"/>
+      </w:pPr>
+      <w:r>
         <w:rPr>
           <w:rFonts w:ascii="Mangal" w:eastAsia="Times New Roman" w:hAnsi="Mangal" w:cs="Mangal"/>
           <w:b/>
@@ -6712,28 +5598,7 @@
           <w:szCs w:val="24"/>
           <w14:ligatures w14:val="none"/>
         </w:rPr>
-      </w:pPr>
-      <w:r>
-        <w:rPr>
-          <w:rFonts w:ascii="Mangal" w:eastAsia="Times New Roman" w:hAnsi="Mangal" w:cs="Mangal"/>
-          <w:b/>
-          <w:bCs/>
-          <w:kern w:val="0"/>
-          <w:szCs w:val="24"/>
-          <w14:ligatures w14:val="none"/>
-        </w:rPr>
-        <w:t>Find Duplicate in an Array</w:t>
-      </w:r>
-      <w:r>
-        <w:rPr>
-          <w:rFonts w:ascii="Mangal" w:eastAsia="Times New Roman" w:hAnsi="Mangal" w:cs="Mangal"/>
-          <w:b/>
-          <w:bCs/>
-          <w:kern w:val="0"/>
-          <w:szCs w:val="24"/>
-          <w14:ligatures w14:val="none"/>
-        </w:rPr>
-        <w:t xml:space="preserve">, </w:t>
+        <w:t xml:space="preserve">Find Duplicate in an Array, </w:t>
       </w:r>
     </w:p>
     <w:p>
@@ -6845,6 +5710,32 @@
           <w:numId w:val="29"/>
         </w:numPr>
         <w:spacing w:before="100" w:beforeAutospacing="1" w:after="100" w:afterAutospacing="1" w:line="240" w:lineRule="auto"/>
+        <w:outlineLvl w:val="1"/>
+        <w:rPr>
+          <w:rFonts w:ascii="Mangal" w:eastAsia="Times New Roman" w:hAnsi="Mangal" w:cs="Mangal"/>
+          <w:b/>
+          <w:bCs/>
+          <w:kern w:val="0"/>
+          <w:szCs w:val="24"/>
+          <w14:ligatures w14:val="none"/>
+        </w:rPr>
+      </w:pPr>
+      <w:r>
+        <w:rPr>
+          <w:rFonts w:ascii="Mangal" w:eastAsia="Times New Roman" w:hAnsi="Mangal" w:cs="Mangal"/>
+          <w:b/>
+          <w:bCs/>
+          <w:kern w:val="0"/>
+          <w:szCs w:val="24"/>
+          <w14:ligatures w14:val="none"/>
+        </w:rPr>
+        <w:t>Count Vowels and Consonants</w:t>
+      </w:r>
+    </w:p>
+    <w:p>
+      <w:pPr>
+        <w:pStyle w:val="ListParagraph"/>
+        <w:spacing w:before="100" w:beforeAutospacing="1" w:after="100" w:afterAutospacing="1" w:line="240" w:lineRule="auto"/>
         <w:rPr>
           <w:rFonts w:ascii="Mangal" w:eastAsia="Times New Roman" w:hAnsi="Mangal" w:cs="Mangal"/>
           <w:kern w:val="0"/>
@@ -6853,6 +5744,378 @@
           <w14:ligatures w14:val="none"/>
         </w:rPr>
       </w:pPr>
+      <w:r>
+        <w:rPr>
+          <w:rFonts w:ascii="Mangal" w:eastAsia="Times New Roman" w:hAnsi="Mangal" w:cs="Mangal"/>
+          <w:kern w:val="0"/>
+          <w:sz w:val="20"/>
+          <w:szCs w:val="20"/>
+          <w14:ligatures w14:val="none"/>
+        </w:rPr>
+        <w:t>Input: "programming"</w:t>
+      </w:r>
+      <w:r>
+        <w:rPr>
+          <w:rFonts w:ascii="Mangal" w:eastAsia="Times New Roman" w:hAnsi="Mangal" w:cs="Mangal"/>
+          <w:kern w:val="0"/>
+          <w:sz w:val="20"/>
+          <w:szCs w:val="20"/>
+          <w14:ligatures w14:val="none"/>
+        </w:rPr>
+        <w:br/>
+        <w:t>Output: Vowels = 3, Consonants = 8</w:t>
+      </w:r>
+    </w:p>
+    <w:p>
+      <w:pPr>
+        <w:pStyle w:val="ListParagraph"/>
+        <w:numPr>
+          <w:ilvl w:val="0"/>
+          <w:numId w:val="29"/>
+        </w:numPr>
+        <w:spacing w:before="100" w:beforeAutospacing="1" w:after="100" w:afterAutospacing="1" w:line="240" w:lineRule="auto"/>
+        <w:outlineLvl w:val="1"/>
+        <w:rPr>
+          <w:rFonts w:ascii="Mangal" w:eastAsia="Times New Roman" w:hAnsi="Mangal" w:cs="Mangal"/>
+          <w:b/>
+          <w:bCs/>
+          <w:kern w:val="0"/>
+          <w:szCs w:val="24"/>
+          <w14:ligatures w14:val="none"/>
+        </w:rPr>
+      </w:pPr>
+      <w:r>
+        <w:rPr>
+          <w:rFonts w:ascii="Mangal" w:eastAsia="Times New Roman" w:hAnsi="Mangal" w:cs="Mangal"/>
+          <w:b/>
+          <w:bCs/>
+          <w:kern w:val="0"/>
+          <w:szCs w:val="24"/>
+          <w14:ligatures w14:val="none"/>
+        </w:rPr>
+        <w:t>Check Palindrome String</w:t>
+      </w:r>
+    </w:p>
+    <w:p>
+      <w:pPr>
+        <w:pStyle w:val="ListParagraph"/>
+        <w:spacing w:before="100" w:beforeAutospacing="1" w:after="100" w:afterAutospacing="1" w:line="240" w:lineRule="auto"/>
+        <w:rPr>
+          <w:rFonts w:ascii="Mangal" w:eastAsia="Times New Roman" w:hAnsi="Mangal" w:cs="Mangal"/>
+          <w:kern w:val="0"/>
+          <w:sz w:val="20"/>
+          <w:szCs w:val="20"/>
+          <w14:ligatures w14:val="none"/>
+        </w:rPr>
+      </w:pPr>
+      <w:r>
+        <w:rPr>
+          <w:rFonts w:ascii="Mangal" w:eastAsia="Times New Roman" w:hAnsi="Mangal" w:cs="Mangal"/>
+          <w:kern w:val="0"/>
+          <w:sz w:val="20"/>
+          <w:szCs w:val="20"/>
+          <w14:ligatures w14:val="none"/>
+        </w:rPr>
+        <w:t>Input: "madam"</w:t>
+      </w:r>
+      <w:r>
+        <w:rPr>
+          <w:rFonts w:ascii="Mangal" w:eastAsia="Times New Roman" w:hAnsi="Mangal" w:cs="Mangal"/>
+          <w:kern w:val="0"/>
+          <w:sz w:val="20"/>
+          <w:szCs w:val="20"/>
+          <w14:ligatures w14:val="none"/>
+        </w:rPr>
+        <w:br/>
+        <w:t>Output: true</w:t>
+      </w:r>
+    </w:p>
+    <w:p>
+      <w:pPr>
+        <w:pStyle w:val="ListParagraph"/>
+        <w:numPr>
+          <w:ilvl w:val="0"/>
+          <w:numId w:val="29"/>
+        </w:numPr>
+        <w:spacing w:before="100" w:beforeAutospacing="1" w:after="100" w:afterAutospacing="1" w:line="240" w:lineRule="auto"/>
+        <w:outlineLvl w:val="1"/>
+        <w:rPr>
+          <w:rFonts w:ascii="Mangal" w:eastAsia="Times New Roman" w:hAnsi="Mangal" w:cs="Mangal"/>
+          <w:b/>
+          <w:bCs/>
+          <w:kern w:val="0"/>
+          <w:szCs w:val="24"/>
+          <w14:ligatures w14:val="none"/>
+        </w:rPr>
+      </w:pPr>
+      <w:r>
+        <w:rPr>
+          <w:rFonts w:ascii="Mangal" w:eastAsia="Times New Roman" w:hAnsi="Mangal" w:cs="Mangal"/>
+          <w:b/>
+          <w:bCs/>
+          <w:kern w:val="0"/>
+          <w:szCs w:val="24"/>
+          <w14:ligatures w14:val="none"/>
+        </w:rPr>
+        <w:t>Print Pattern</w:t>
+      </w:r>
+    </w:p>
+    <w:p>
+      <w:pPr>
+        <w:pStyle w:val="ListParagraph"/>
+        <w:spacing w:before="100" w:beforeAutospacing="1" w:after="100" w:afterAutospacing="1" w:line="240" w:lineRule="auto"/>
+        <w:rPr>
+          <w:rFonts w:ascii="Mangal" w:eastAsia="Times New Roman" w:hAnsi="Mangal" w:cs="Mangal"/>
+          <w:kern w:val="0"/>
+          <w:sz w:val="20"/>
+          <w:szCs w:val="20"/>
+          <w14:ligatures w14:val="none"/>
+        </w:rPr>
+      </w:pPr>
+      <w:r>
+        <w:rPr>
+          <w:rFonts w:ascii="Mangal" w:eastAsia="Times New Roman" w:hAnsi="Mangal" w:cs="Mangal"/>
+          <w:kern w:val="0"/>
+          <w:sz w:val="20"/>
+          <w:szCs w:val="20"/>
+          <w14:ligatures w14:val="none"/>
+        </w:rPr>
+        <w:t>Input: n = 4</w:t>
+      </w:r>
+    </w:p>
+    <w:p>
+      <w:pPr>
+        <w:pStyle w:val="ListParagraph"/>
+        <w:spacing w:before="100" w:beforeAutospacing="1" w:after="100" w:afterAutospacing="1" w:line="240" w:lineRule="auto"/>
+        <w:rPr>
+          <w:rFonts w:ascii="Mangal" w:eastAsia="Times New Roman" w:hAnsi="Mangal" w:cs="Mangal"/>
+          <w:kern w:val="0"/>
+          <w:sz w:val="20"/>
+          <w:szCs w:val="20"/>
+          <w14:ligatures w14:val="none"/>
+        </w:rPr>
+      </w:pPr>
+      <w:r>
+        <w:rPr>
+          <w:rFonts w:ascii="Mangal" w:eastAsia="Times New Roman" w:hAnsi="Mangal" w:cs="Mangal"/>
+          <w:kern w:val="0"/>
+          <w:sz w:val="20"/>
+          <w:szCs w:val="20"/>
+          <w14:ligatures w14:val="none"/>
+        </w:rPr>
+        <w:t>*</w:t>
+      </w:r>
+    </w:p>
+    <w:p>
+      <w:pPr>
+        <w:pStyle w:val="ListParagraph"/>
+        <w:spacing w:before="100" w:beforeAutospacing="1" w:after="100" w:afterAutospacing="1" w:line="240" w:lineRule="auto"/>
+        <w:rPr>
+          <w:rFonts w:ascii="Mangal" w:eastAsia="Times New Roman" w:hAnsi="Mangal" w:cs="Mangal"/>
+          <w:kern w:val="0"/>
+          <w:sz w:val="20"/>
+          <w:szCs w:val="20"/>
+          <w14:ligatures w14:val="none"/>
+        </w:rPr>
+      </w:pPr>
+      <w:r>
+        <w:rPr>
+          <w:rFonts w:ascii="Mangal" w:eastAsia="Times New Roman" w:hAnsi="Mangal" w:cs="Mangal"/>
+          <w:kern w:val="0"/>
+          <w:sz w:val="20"/>
+          <w:szCs w:val="20"/>
+          <w14:ligatures w14:val="none"/>
+        </w:rPr>
+        <w:t>**</w:t>
+      </w:r>
+    </w:p>
+    <w:p>
+      <w:pPr>
+        <w:pStyle w:val="ListParagraph"/>
+        <w:spacing w:before="100" w:beforeAutospacing="1" w:after="100" w:afterAutospacing="1" w:line="240" w:lineRule="auto"/>
+        <w:rPr>
+          <w:rFonts w:ascii="Mangal" w:eastAsia="Times New Roman" w:hAnsi="Mangal" w:cs="Mangal"/>
+          <w:kern w:val="0"/>
+          <w:sz w:val="20"/>
+          <w:szCs w:val="20"/>
+          <w14:ligatures w14:val="none"/>
+        </w:rPr>
+      </w:pPr>
+      <w:r>
+        <w:rPr>
+          <w:rFonts w:ascii="Mangal" w:eastAsia="Times New Roman" w:hAnsi="Mangal" w:cs="Mangal"/>
+          <w:kern w:val="0"/>
+          <w:sz w:val="20"/>
+          <w:szCs w:val="20"/>
+          <w14:ligatures w14:val="none"/>
+        </w:rPr>
+        <w:t>***</w:t>
+      </w:r>
+    </w:p>
+    <w:p>
+      <w:pPr>
+        <w:pStyle w:val="ListParagraph"/>
+        <w:spacing w:before="100" w:beforeAutospacing="1" w:after="100" w:afterAutospacing="1" w:line="240" w:lineRule="auto"/>
+        <w:rPr>
+          <w:rFonts w:ascii="Mangal" w:eastAsia="Times New Roman" w:hAnsi="Mangal" w:cs="Mangal"/>
+          <w:kern w:val="0"/>
+          <w:sz w:val="20"/>
+          <w:szCs w:val="20"/>
+          <w14:ligatures w14:val="none"/>
+        </w:rPr>
+      </w:pPr>
+      <w:r>
+        <w:rPr>
+          <w:rFonts w:ascii="Mangal" w:eastAsia="Times New Roman" w:hAnsi="Mangal" w:cs="Mangal"/>
+          <w:kern w:val="0"/>
+          <w:sz w:val="20"/>
+          <w:szCs w:val="20"/>
+          <w14:ligatures w14:val="none"/>
+        </w:rPr>
+        <w:t>****</w:t>
+      </w:r>
+    </w:p>
+    <w:p>
+      <w:pPr>
+        <w:pStyle w:val="ListParagraph"/>
+        <w:spacing w:before="100" w:beforeAutospacing="1" w:after="100" w:afterAutospacing="1" w:line="240" w:lineRule="auto"/>
+        <w:rPr>
+          <w:rFonts w:ascii="Mangal" w:eastAsia="Times New Roman" w:hAnsi="Mangal" w:cs="Mangal"/>
+          <w:kern w:val="0"/>
+          <w:sz w:val="20"/>
+          <w:szCs w:val="20"/>
+          <w14:ligatures w14:val="none"/>
+        </w:rPr>
+      </w:pPr>
+    </w:p>
+    <w:p>
+      <w:pPr>
+        <w:pStyle w:val="ListParagraph"/>
+        <w:numPr>
+          <w:ilvl w:val="0"/>
+          <w:numId w:val="29"/>
+        </w:numPr>
+        <w:spacing w:before="100" w:beforeAutospacing="1" w:after="100" w:afterAutospacing="1" w:line="240" w:lineRule="auto"/>
+        <w:outlineLvl w:val="1"/>
+        <w:rPr>
+          <w:rFonts w:ascii="Mangal" w:eastAsia="Times New Roman" w:hAnsi="Mangal" w:cs="Mangal"/>
+          <w:b/>
+          <w:bCs/>
+          <w:kern w:val="0"/>
+          <w:szCs w:val="24"/>
+          <w14:ligatures w14:val="none"/>
+        </w:rPr>
+      </w:pPr>
+      <w:r>
+        <w:rPr>
+          <w:rFonts w:ascii="Mangal" w:eastAsia="Times New Roman" w:hAnsi="Mangal" w:cs="Mangal"/>
+          <w:b/>
+          <w:bCs/>
+          <w:kern w:val="0"/>
+          <w:szCs w:val="24"/>
+          <w14:ligatures w14:val="none"/>
+        </w:rPr>
+        <w:t>Find Maximum Occurring Character</w:t>
+      </w:r>
+    </w:p>
+    <w:p>
+      <w:pPr>
+        <w:pStyle w:val="ListParagraph"/>
+        <w:spacing w:before="100" w:beforeAutospacing="1" w:after="100" w:afterAutospacing="1" w:line="240" w:lineRule="auto"/>
+        <w:rPr>
+          <w:rFonts w:ascii="Mangal" w:eastAsia="Times New Roman" w:hAnsi="Mangal" w:cs="Mangal"/>
+          <w:kern w:val="0"/>
+          <w:sz w:val="20"/>
+          <w:szCs w:val="20"/>
+          <w14:ligatures w14:val="none"/>
+        </w:rPr>
+      </w:pPr>
+      <w:r>
+        <w:rPr>
+          <w:rFonts w:ascii="Mangal" w:eastAsia="Times New Roman" w:hAnsi="Mangal" w:cs="Mangal"/>
+          <w:kern w:val="0"/>
+          <w:sz w:val="20"/>
+          <w:szCs w:val="20"/>
+          <w14:ligatures w14:val="none"/>
+        </w:rPr>
+        <w:t>Input: "giggling"</w:t>
+      </w:r>
+      <w:r>
+        <w:rPr>
+          <w:rFonts w:ascii="Mangal" w:eastAsia="Times New Roman" w:hAnsi="Mangal" w:cs="Mangal"/>
+          <w:kern w:val="0"/>
+          <w:sz w:val="20"/>
+          <w:szCs w:val="20"/>
+          <w14:ligatures w14:val="none"/>
+        </w:rPr>
+        <w:br/>
+        <w:t>Output: g</w:t>
+      </w:r>
+    </w:p>
+    <w:p>
+      <w:pPr>
+        <w:pStyle w:val="ListParagraph"/>
+        <w:spacing w:before="100" w:beforeAutospacing="1" w:after="100" w:afterAutospacing="1" w:line="240" w:lineRule="auto"/>
+        <w:rPr>
+          <w:rFonts w:ascii="Mangal" w:eastAsia="Times New Roman" w:hAnsi="Mangal" w:cs="Mangal"/>
+          <w:kern w:val="0"/>
+          <w:sz w:val="20"/>
+          <w:szCs w:val="20"/>
+          <w14:ligatures w14:val="none"/>
+        </w:rPr>
+      </w:pPr>
+    </w:p>
+    <w:p>
+      <w:pPr>
+        <w:pStyle w:val="ListParagraph"/>
+        <w:spacing w:before="100" w:beforeAutospacing="1" w:after="100" w:afterAutospacing="1" w:line="240" w:lineRule="auto"/>
+        <w:rPr>
+          <w:rFonts w:ascii="Mangal" w:eastAsia="Times New Roman" w:hAnsi="Mangal" w:cs="Mangal"/>
+          <w:kern w:val="0"/>
+          <w:sz w:val="20"/>
+          <w:szCs w:val="20"/>
+          <w14:ligatures w14:val="none"/>
+        </w:rPr>
+      </w:pPr>
+    </w:p>
+    <w:p>
+      <w:pPr>
+        <w:pStyle w:val="ListParagraph"/>
+        <w:spacing w:before="100" w:beforeAutospacing="1" w:after="100" w:afterAutospacing="1" w:line="240" w:lineRule="auto"/>
+        <w:rPr>
+          <w:rFonts w:ascii="Mangal" w:eastAsia="Times New Roman" w:hAnsi="Mangal" w:cs="Mangal"/>
+          <w:kern w:val="0"/>
+          <w:sz w:val="20"/>
+          <w:szCs w:val="20"/>
+          <w14:ligatures w14:val="none"/>
+        </w:rPr>
+      </w:pPr>
+    </w:p>
+    <w:p>
+      <w:pPr>
+        <w:pStyle w:val="ListParagraph"/>
+        <w:spacing w:before="100" w:beforeAutospacing="1" w:after="100" w:afterAutospacing="1" w:line="240" w:lineRule="auto"/>
+        <w:rPr>
+          <w:rFonts w:ascii="Mangal" w:eastAsia="Times New Roman" w:hAnsi="Mangal" w:cs="Mangal"/>
+          <w:kern w:val="0"/>
+          <w:sz w:val="20"/>
+          <w:szCs w:val="20"/>
+          <w14:ligatures w14:val="none"/>
+        </w:rPr>
+      </w:pPr>
+    </w:p>
+    <w:p>
+      <w:pPr>
+        <w:pStyle w:val="ListParagraph"/>
+        <w:spacing w:before="100" w:beforeAutospacing="1" w:after="100" w:afterAutospacing="1" w:line="240" w:lineRule="auto"/>
+        <w:rPr>
+          <w:rFonts w:ascii="Mangal" w:eastAsia="Times New Roman" w:hAnsi="Mangal" w:cs="Mangal"/>
+          <w:kern w:val="0"/>
+          <w:sz w:val="20"/>
+          <w:szCs w:val="20"/>
+          <w14:ligatures w14:val="none"/>
+        </w:rPr>
+      </w:pPr>
     </w:p>
     <w:p>
       <w:pPr>
@@ -7142,6 +6405,7 @@
           <w:numId w:val="6"/>
         </w:numPr>
         <w:rPr>
+          <w:rStyle w:val="HTMLCode"/>
           <w:rFonts w:ascii="Times New Roman" w:hAnsi="Times New Roman" w:cs="Times New Roman"/>
           <w:sz w:val="28"/>
           <w:szCs w:val="28"/>
@@ -7154,27 +6418,7 @@
           <w:sz w:val="24"/>
           <w:szCs w:val="24"/>
         </w:rPr>
-        <w:t xml:space="preserve">Count Strings Starting and Ending </w:t>
-      </w:r>
-      <w:proofErr w:type="gramStart"/>
-      <w:r>
-        <w:rPr>
-          <w:rStyle w:val="Strong"/>
-          <w:rFonts w:ascii="Times New Roman" w:eastAsiaTheme="majorEastAsia" w:hAnsi="Times New Roman" w:cs="Times New Roman"/>
-          <w:sz w:val="24"/>
-          <w:szCs w:val="24"/>
-        </w:rPr>
-        <w:t>With</w:t>
-      </w:r>
-      <w:proofErr w:type="gramEnd"/>
-      <w:r>
-        <w:rPr>
-          <w:rStyle w:val="Strong"/>
-          <w:rFonts w:ascii="Times New Roman" w:eastAsiaTheme="majorEastAsia" w:hAnsi="Times New Roman" w:cs="Times New Roman"/>
-          <w:sz w:val="24"/>
-          <w:szCs w:val="24"/>
-        </w:rPr>
-        <w:t xml:space="preserve"> Same Characte</w:t>
+        <w:t>Count Strings Starting and Ending With Same Characte</w:t>
       </w:r>
       <w:r>
         <w:rPr>
@@ -7200,9 +6444,16 @@
           <w:sz w:val="28"/>
           <w:szCs w:val="28"/>
         </w:rPr>
-        <w:t>{"</w:t>
-      </w:r>
-      <w:proofErr w:type="spellStart"/>
+        <w:t>{"abc", "aaa", "kite", "pop"}</w:t>
+      </w:r>
+      <w:r>
+        <w:rPr>
+          <w:rFonts w:ascii="Times New Roman" w:hAnsi="Times New Roman" w:cs="Times New Roman"/>
+          <w:sz w:val="28"/>
+          <w:szCs w:val="28"/>
+        </w:rPr>
+        <w:t xml:space="preserve"> → Output: </w:t>
+      </w:r>
       <w:r>
         <w:rPr>
           <w:rStyle w:val="HTMLCode"/>
@@ -7210,9 +6461,16 @@
           <w:sz w:val="28"/>
           <w:szCs w:val="28"/>
         </w:rPr>
-        <w:t>abc</w:t>
-      </w:r>
-      <w:proofErr w:type="spellEnd"/>
+        <w:t>3</w:t>
+      </w:r>
+      <w:r>
+        <w:rPr>
+          <w:rFonts w:ascii="Times New Roman" w:hAnsi="Times New Roman" w:cs="Times New Roman"/>
+          <w:sz w:val="28"/>
+          <w:szCs w:val="28"/>
+        </w:rPr>
+        <w:t xml:space="preserve"> (</w:t>
+      </w:r>
       <w:r>
         <w:rPr>
           <w:rStyle w:val="HTMLCode"/>
@@ -7220,9 +6478,16 @@
           <w:sz w:val="28"/>
           <w:szCs w:val="28"/>
         </w:rPr>
-        <w:t>", "</w:t>
-      </w:r>
-      <w:proofErr w:type="spellStart"/>
+        <w:t>aaa</w:t>
+      </w:r>
+      <w:r>
+        <w:rPr>
+          <w:rFonts w:ascii="Times New Roman" w:hAnsi="Times New Roman" w:cs="Times New Roman"/>
+          <w:sz w:val="28"/>
+          <w:szCs w:val="28"/>
+        </w:rPr>
+        <w:t xml:space="preserve">, </w:t>
+      </w:r>
       <w:r>
         <w:rPr>
           <w:rStyle w:val="HTMLCode"/>
@@ -7230,17 +6495,7 @@
           <w:sz w:val="28"/>
           <w:szCs w:val="28"/>
         </w:rPr>
-        <w:t>aaa</w:t>
-      </w:r>
-      <w:proofErr w:type="spellEnd"/>
-      <w:r>
-        <w:rPr>
-          <w:rStyle w:val="HTMLCode"/>
-          <w:rFonts w:ascii="Times New Roman" w:eastAsiaTheme="majorEastAsia" w:hAnsi="Times New Roman" w:cs="Times New Roman"/>
-          <w:sz w:val="28"/>
-          <w:szCs w:val="28"/>
-        </w:rPr>
-        <w:t>", "kite", "pop"}</w:t>
+        <w:t>pop</w:t>
       </w:r>
       <w:r>
         <w:rPr>
@@ -7248,60 +6503,102 @@
           <w:sz w:val="28"/>
           <w:szCs w:val="28"/>
         </w:rPr>
-        <w:t xml:space="preserve"> → Output: </w:t>
-      </w:r>
-      <w:r>
+        <w:t>).</w:t>
+      </w:r>
+    </w:p>
+    <w:p>
+      <w:pPr>
         <w:rPr>
           <w:rStyle w:val="HTMLCode"/>
           <w:rFonts w:ascii="Times New Roman" w:eastAsiaTheme="majorEastAsia" w:hAnsi="Times New Roman" w:cs="Times New Roman"/>
+          <w:kern w:val="0"/>
           <w:sz w:val="28"/>
           <w:szCs w:val="28"/>
-        </w:rPr>
-        <w:t>3</w:t>
-      </w:r>
-      <w:r>
+          <w14:ligatures w14:val="none"/>
+        </w:rPr>
+      </w:pPr>
+    </w:p>
+    <w:p>
+      <w:pPr>
         <w:rPr>
           <w:rFonts w:ascii="Times New Roman" w:hAnsi="Times New Roman" w:cs="Times New Roman"/>
           <w:sz w:val="28"/>
-          <w:szCs w:val="28"/>
-        </w:rPr>
-        <w:t xml:space="preserve"> (</w:t>
-      </w:r>
-      <w:proofErr w:type="spellStart"/>
-      <w:r>
-        <w:rPr>
-          <w:rStyle w:val="HTMLCode"/>
-          <w:rFonts w:ascii="Times New Roman" w:eastAsiaTheme="majorEastAsia" w:hAnsi="Times New Roman" w:cs="Times New Roman"/>
-          <w:sz w:val="28"/>
-          <w:szCs w:val="28"/>
-        </w:rPr>
-        <w:t>aaa</w:t>
-      </w:r>
-      <w:proofErr w:type="spellEnd"/>
+          <w:szCs w:val="22"/>
+        </w:rPr>
+      </w:pPr>
       <w:r>
         <w:rPr>
           <w:rFonts w:ascii="Times New Roman" w:hAnsi="Times New Roman" w:cs="Times New Roman"/>
           <w:sz w:val="28"/>
-          <w:szCs w:val="28"/>
-        </w:rPr>
-        <w:t xml:space="preserve">, </w:t>
-      </w:r>
-      <w:r>
-        <w:rPr>
-          <w:rStyle w:val="HTMLCode"/>
-          <w:rFonts w:ascii="Times New Roman" w:eastAsiaTheme="majorEastAsia" w:hAnsi="Times New Roman" w:cs="Times New Roman"/>
-          <w:sz w:val="28"/>
-          <w:szCs w:val="28"/>
-        </w:rPr>
-        <w:t>pop</w:t>
-      </w:r>
-      <w:r>
+          <w:szCs w:val="22"/>
+        </w:rPr>
+        <w:t>Day 22 ( Array in Java Lab – 5 )</w:t>
+      </w:r>
+    </w:p>
+    <w:p>
+      <w:pPr>
+        <w:pStyle w:val="ListParagraph"/>
+        <w:numPr>
+          <w:ilvl w:val="0"/>
+          <w:numId w:val="30"/>
+        </w:numPr>
         <w:rPr>
           <w:rFonts w:ascii="Times New Roman" w:hAnsi="Times New Roman" w:cs="Times New Roman"/>
           <w:sz w:val="28"/>
-          <w:szCs w:val="28"/>
-        </w:rPr>
-        <w:t>).</w:t>
+          <w:szCs w:val="22"/>
+        </w:rPr>
+      </w:pPr>
+      <w:r>
+        <w:rPr>
+          <w:rFonts w:ascii="Times New Roman" w:hAnsi="Times New Roman" w:cs="Times New Roman"/>
+          <w:sz w:val="28"/>
+          <w:szCs w:val="22"/>
+        </w:rPr>
+        <w:t>Write a java program to find sum of array element of size n.</w:t>
+      </w:r>
+    </w:p>
+    <w:p>
+      <w:pPr>
+        <w:pStyle w:val="ListParagraph"/>
+        <w:numPr>
+          <w:ilvl w:val="0"/>
+          <w:numId w:val="30"/>
+        </w:numPr>
+        <w:rPr>
+          <w:rFonts w:ascii="Times New Roman" w:hAnsi="Times New Roman" w:cs="Times New Roman"/>
+          <w:sz w:val="28"/>
+          <w:szCs w:val="22"/>
+        </w:rPr>
+      </w:pPr>
+      <w:r>
+        <w:rPr>
+          <w:rFonts w:ascii="Times New Roman" w:hAnsi="Times New Roman" w:cs="Times New Roman"/>
+          <w:sz w:val="28"/>
+          <w:szCs w:val="22"/>
+        </w:rPr>
+        <w:t>Write a java program to find minimum and maximum element from 1-D array of size n.</w:t>
+      </w:r>
+    </w:p>
+    <w:p>
+      <w:pPr>
+        <w:pStyle w:val="ListParagraph"/>
+        <w:numPr>
+          <w:ilvl w:val="0"/>
+          <w:numId w:val="30"/>
+        </w:numPr>
+        <w:rPr>
+          <w:rFonts w:ascii="Times New Roman" w:hAnsi="Times New Roman" w:cs="Times New Roman"/>
+          <w:sz w:val="28"/>
+          <w:szCs w:val="22"/>
+        </w:rPr>
+      </w:pPr>
+      <w:r>
+        <w:rPr>
+          <w:rFonts w:ascii="Times New Roman" w:hAnsi="Times New Roman" w:cs="Times New Roman"/>
+          <w:sz w:val="28"/>
+          <w:szCs w:val="22"/>
+        </w:rPr>
+        <w:t>Write a java program to sort array in ascending order.</w:t>
       </w:r>
     </w:p>
     <w:sectPr>
@@ -7403,6 +6700,95 @@
     </w:lvl>
   </w:abstractNum>
   <w:abstractNum w:abstractNumId="1" w15:restartNumberingAfterBreak="0">
+    <w:nsid w:val="0FF54C59"/>
+    <w:multiLevelType w:val="hybridMultilevel"/>
+    <w:tmpl w:val="8D58F712"/>
+    <w:lvl w:ilvl="0" w:tplc="8EDC089C">
+      <w:start w:val="1"/>
+      <w:numFmt w:val="decimal"/>
+      <w:lvlText w:val="%1."/>
+      <w:lvlJc w:val="left"/>
+      <w:pPr>
+        <w:ind w:left="1080" w:hanging="360"/>
+      </w:pPr>
+      <w:rPr>
+        <w:rFonts w:hint="default"/>
+      </w:rPr>
+    </w:lvl>
+    <w:lvl w:ilvl="1" w:tplc="04090019" w:tentative="1">
+      <w:start w:val="1"/>
+      <w:numFmt w:val="lowerLetter"/>
+      <w:lvlText w:val="%2."/>
+      <w:lvlJc w:val="left"/>
+      <w:pPr>
+        <w:ind w:left="1800" w:hanging="360"/>
+      </w:pPr>
+    </w:lvl>
+    <w:lvl w:ilvl="2" w:tplc="0409001B" w:tentative="1">
+      <w:start w:val="1"/>
+      <w:numFmt w:val="lowerRoman"/>
+      <w:lvlText w:val="%3."/>
+      <w:lvlJc w:val="right"/>
+      <w:pPr>
+        <w:ind w:left="2520" w:hanging="180"/>
+      </w:pPr>
+    </w:lvl>
+    <w:lvl w:ilvl="3" w:tplc="0409000F" w:tentative="1">
+      <w:start w:val="1"/>
+      <w:numFmt w:val="decimal"/>
+      <w:lvlText w:val="%4."/>
+      <w:lvlJc w:val="left"/>
+      <w:pPr>
+        <w:ind w:left="3240" w:hanging="360"/>
+      </w:pPr>
+    </w:lvl>
+    <w:lvl w:ilvl="4" w:tplc="04090019" w:tentative="1">
+      <w:start w:val="1"/>
+      <w:numFmt w:val="lowerLetter"/>
+      <w:lvlText w:val="%5."/>
+      <w:lvlJc w:val="left"/>
+      <w:pPr>
+        <w:ind w:left="3960" w:hanging="360"/>
+      </w:pPr>
+    </w:lvl>
+    <w:lvl w:ilvl="5" w:tplc="0409001B" w:tentative="1">
+      <w:start w:val="1"/>
+      <w:numFmt w:val="lowerRoman"/>
+      <w:lvlText w:val="%6."/>
+      <w:lvlJc w:val="right"/>
+      <w:pPr>
+        <w:ind w:left="4680" w:hanging="180"/>
+      </w:pPr>
+    </w:lvl>
+    <w:lvl w:ilvl="6" w:tplc="0409000F" w:tentative="1">
+      <w:start w:val="1"/>
+      <w:numFmt w:val="decimal"/>
+      <w:lvlText w:val="%7."/>
+      <w:lvlJc w:val="left"/>
+      <w:pPr>
+        <w:ind w:left="5400" w:hanging="360"/>
+      </w:pPr>
+    </w:lvl>
+    <w:lvl w:ilvl="7" w:tplc="04090019" w:tentative="1">
+      <w:start w:val="1"/>
+      <w:numFmt w:val="lowerLetter"/>
+      <w:lvlText w:val="%8."/>
+      <w:lvlJc w:val="left"/>
+      <w:pPr>
+        <w:ind w:left="6120" w:hanging="360"/>
+      </w:pPr>
+    </w:lvl>
+    <w:lvl w:ilvl="8" w:tplc="0409001B" w:tentative="1">
+      <w:start w:val="1"/>
+      <w:numFmt w:val="lowerRoman"/>
+      <w:lvlText w:val="%9."/>
+      <w:lvlJc w:val="right"/>
+      <w:pPr>
+        <w:ind w:left="6840" w:hanging="180"/>
+      </w:pPr>
+    </w:lvl>
+  </w:abstractNum>
+  <w:abstractNum w:abstractNumId="2" w15:restartNumberingAfterBreak="0">
     <w:nsid w:val="13F126A3"/>
     <w:multiLevelType w:val="hybridMultilevel"/>
     <w:tmpl w:val="09BE2180"/>
@@ -7488,7 +6874,7 @@
       </w:pPr>
     </w:lvl>
   </w:abstractNum>
-  <w:abstractNum w:abstractNumId="2" w15:restartNumberingAfterBreak="0">
+  <w:abstractNum w:abstractNumId="3" w15:restartNumberingAfterBreak="0">
     <w:nsid w:val="148D0909"/>
     <w:multiLevelType w:val="hybridMultilevel"/>
     <w:tmpl w:val="C466125E"/>
@@ -7574,7 +6960,7 @@
       </w:pPr>
     </w:lvl>
   </w:abstractNum>
-  <w:abstractNum w:abstractNumId="3" w15:restartNumberingAfterBreak="0">
+  <w:abstractNum w:abstractNumId="4" w15:restartNumberingAfterBreak="0">
     <w:nsid w:val="1762498E"/>
     <w:multiLevelType w:val="hybridMultilevel"/>
     <w:tmpl w:val="401CF144"/>
@@ -7660,10 +7046,10 @@
       </w:pPr>
     </w:lvl>
   </w:abstractNum>
-  <w:abstractNum w:abstractNumId="4" w15:restartNumberingAfterBreak="0">
+  <w:abstractNum w:abstractNumId="5" w15:restartNumberingAfterBreak="0">
     <w:nsid w:val="1F1F31F2"/>
     <w:multiLevelType w:val="hybridMultilevel"/>
-    <w:tmpl w:val="B2F0488E"/>
+    <w:tmpl w:val="77462ADA"/>
     <w:lvl w:ilvl="0" w:tplc="0409000F">
       <w:start w:val="1"/>
       <w:numFmt w:val="decimal"/>
@@ -7746,7 +7132,7 @@
       </w:pPr>
     </w:lvl>
   </w:abstractNum>
-  <w:abstractNum w:abstractNumId="5" w15:restartNumberingAfterBreak="0">
+  <w:abstractNum w:abstractNumId="6" w15:restartNumberingAfterBreak="0">
     <w:nsid w:val="25916D50"/>
     <w:multiLevelType w:val="hybridMultilevel"/>
     <w:tmpl w:val="DBE2118A"/>
@@ -7832,7 +7218,7 @@
       </w:pPr>
     </w:lvl>
   </w:abstractNum>
-  <w:abstractNum w:abstractNumId="6" w15:restartNumberingAfterBreak="0">
+  <w:abstractNum w:abstractNumId="7" w15:restartNumberingAfterBreak="0">
     <w:nsid w:val="25C7788F"/>
     <w:multiLevelType w:val="hybridMultilevel"/>
     <w:tmpl w:val="BA6C4D96"/>
@@ -7918,7 +7304,7 @@
       </w:pPr>
     </w:lvl>
   </w:abstractNum>
-  <w:abstractNum w:abstractNumId="7" w15:restartNumberingAfterBreak="0">
+  <w:abstractNum w:abstractNumId="8" w15:restartNumberingAfterBreak="0">
     <w:nsid w:val="27D1368A"/>
     <w:multiLevelType w:val="hybridMultilevel"/>
     <w:tmpl w:val="24846766"/>
@@ -8004,7 +7390,7 @@
       </w:pPr>
     </w:lvl>
   </w:abstractNum>
-  <w:abstractNum w:abstractNumId="8" w15:restartNumberingAfterBreak="0">
+  <w:abstractNum w:abstractNumId="9" w15:restartNumberingAfterBreak="0">
     <w:nsid w:val="2AEC65C4"/>
     <w:multiLevelType w:val="hybridMultilevel"/>
     <w:tmpl w:val="C87E1036"/>
@@ -8090,7 +7476,7 @@
       </w:pPr>
     </w:lvl>
   </w:abstractNum>
-  <w:abstractNum w:abstractNumId="9" w15:restartNumberingAfterBreak="0">
+  <w:abstractNum w:abstractNumId="10" w15:restartNumberingAfterBreak="0">
     <w:nsid w:val="2EFB147E"/>
     <w:multiLevelType w:val="hybridMultilevel"/>
     <w:tmpl w:val="3620DFC0"/>
@@ -8176,7 +7562,7 @@
       </w:pPr>
     </w:lvl>
   </w:abstractNum>
-  <w:abstractNum w:abstractNumId="10" w15:restartNumberingAfterBreak="0">
+  <w:abstractNum w:abstractNumId="11" w15:restartNumberingAfterBreak="0">
     <w:nsid w:val="32F93CDD"/>
     <w:multiLevelType w:val="multilevel"/>
     <w:tmpl w:val="45B0D78C"/>
@@ -8289,7 +7675,7 @@
       </w:pPr>
     </w:lvl>
   </w:abstractNum>
-  <w:abstractNum w:abstractNumId="11" w15:restartNumberingAfterBreak="0">
+  <w:abstractNum w:abstractNumId="12" w15:restartNumberingAfterBreak="0">
     <w:nsid w:val="386C5883"/>
     <w:multiLevelType w:val="hybridMultilevel"/>
     <w:tmpl w:val="B388E582"/>
@@ -8375,7 +7761,7 @@
       </w:pPr>
     </w:lvl>
   </w:abstractNum>
-  <w:abstractNum w:abstractNumId="12" w15:restartNumberingAfterBreak="0">
+  <w:abstractNum w:abstractNumId="13" w15:restartNumberingAfterBreak="0">
     <w:nsid w:val="39967108"/>
     <w:multiLevelType w:val="hybridMultilevel"/>
     <w:tmpl w:val="B2F85186"/>
@@ -8461,7 +7847,7 @@
       </w:pPr>
     </w:lvl>
   </w:abstractNum>
-  <w:abstractNum w:abstractNumId="13" w15:restartNumberingAfterBreak="0">
+  <w:abstractNum w:abstractNumId="14" w15:restartNumberingAfterBreak="0">
     <w:nsid w:val="40275F85"/>
     <w:multiLevelType w:val="hybridMultilevel"/>
     <w:tmpl w:val="8DCC4EBE"/>
@@ -8547,7 +7933,7 @@
       </w:pPr>
     </w:lvl>
   </w:abstractNum>
-  <w:abstractNum w:abstractNumId="14" w15:restartNumberingAfterBreak="0">
+  <w:abstractNum w:abstractNumId="15" w15:restartNumberingAfterBreak="0">
     <w:nsid w:val="40C50921"/>
     <w:multiLevelType w:val="hybridMultilevel"/>
     <w:tmpl w:val="AF0A9ABA"/>
@@ -8633,7 +8019,7 @@
       </w:pPr>
     </w:lvl>
   </w:abstractNum>
-  <w:abstractNum w:abstractNumId="15" w15:restartNumberingAfterBreak="0">
+  <w:abstractNum w:abstractNumId="16" w15:restartNumberingAfterBreak="0">
     <w:nsid w:val="41214A0C"/>
     <w:multiLevelType w:val="hybridMultilevel"/>
     <w:tmpl w:val="DC0E80FA"/>
@@ -8719,7 +8105,7 @@
       </w:pPr>
     </w:lvl>
   </w:abstractNum>
-  <w:abstractNum w:abstractNumId="16" w15:restartNumberingAfterBreak="0">
+  <w:abstractNum w:abstractNumId="17" w15:restartNumberingAfterBreak="0">
     <w:nsid w:val="424A52A2"/>
     <w:multiLevelType w:val="hybridMultilevel"/>
     <w:tmpl w:val="A16657D4"/>
@@ -8805,7 +8191,7 @@
       </w:pPr>
     </w:lvl>
   </w:abstractNum>
-  <w:abstractNum w:abstractNumId="17" w15:restartNumberingAfterBreak="0">
+  <w:abstractNum w:abstractNumId="18" w15:restartNumberingAfterBreak="0">
     <w:nsid w:val="47F5408E"/>
     <w:multiLevelType w:val="hybridMultilevel"/>
     <w:tmpl w:val="A16657D4"/>
@@ -8891,7 +8277,7 @@
       </w:pPr>
     </w:lvl>
   </w:abstractNum>
-  <w:abstractNum w:abstractNumId="18" w15:restartNumberingAfterBreak="0">
+  <w:abstractNum w:abstractNumId="19" w15:restartNumberingAfterBreak="0">
     <w:nsid w:val="49173750"/>
     <w:multiLevelType w:val="hybridMultilevel"/>
     <w:tmpl w:val="6FEADD56"/>
@@ -8977,7 +8363,7 @@
       </w:pPr>
     </w:lvl>
   </w:abstractNum>
-  <w:abstractNum w:abstractNumId="19" w15:restartNumberingAfterBreak="0">
+  <w:abstractNum w:abstractNumId="20" w15:restartNumberingAfterBreak="0">
     <w:nsid w:val="4E100B8B"/>
     <w:multiLevelType w:val="hybridMultilevel"/>
     <w:tmpl w:val="1D5460BE"/>
@@ -9063,7 +8449,7 @@
       </w:pPr>
     </w:lvl>
   </w:abstractNum>
-  <w:abstractNum w:abstractNumId="20" w15:restartNumberingAfterBreak="0">
+  <w:abstractNum w:abstractNumId="21" w15:restartNumberingAfterBreak="0">
     <w:nsid w:val="547D03A2"/>
     <w:multiLevelType w:val="multilevel"/>
     <w:tmpl w:val="3B42AD1E"/>
@@ -9212,7 +8598,7 @@
       </w:rPr>
     </w:lvl>
   </w:abstractNum>
-  <w:abstractNum w:abstractNumId="21" w15:restartNumberingAfterBreak="0">
+  <w:abstractNum w:abstractNumId="22" w15:restartNumberingAfterBreak="0">
     <w:nsid w:val="5AD15962"/>
     <w:multiLevelType w:val="hybridMultilevel"/>
     <w:tmpl w:val="884AF92E"/>
@@ -9298,7 +8684,7 @@
       </w:pPr>
     </w:lvl>
   </w:abstractNum>
-  <w:abstractNum w:abstractNumId="22" w15:restartNumberingAfterBreak="0">
+  <w:abstractNum w:abstractNumId="23" w15:restartNumberingAfterBreak="0">
     <w:nsid w:val="6AAA50FA"/>
     <w:multiLevelType w:val="hybridMultilevel"/>
     <w:tmpl w:val="829279AA"/>
@@ -9384,7 +8770,7 @@
       </w:pPr>
     </w:lvl>
   </w:abstractNum>
-  <w:abstractNum w:abstractNumId="23" w15:restartNumberingAfterBreak="0">
+  <w:abstractNum w:abstractNumId="24" w15:restartNumberingAfterBreak="0">
     <w:nsid w:val="6CD86F84"/>
     <w:multiLevelType w:val="multilevel"/>
     <w:tmpl w:val="EB06CA30"/>
@@ -9533,7 +8919,7 @@
       </w:rPr>
     </w:lvl>
   </w:abstractNum>
-  <w:abstractNum w:abstractNumId="24" w15:restartNumberingAfterBreak="0">
+  <w:abstractNum w:abstractNumId="25" w15:restartNumberingAfterBreak="0">
     <w:nsid w:val="6FB84637"/>
     <w:multiLevelType w:val="hybridMultilevel"/>
     <w:tmpl w:val="FCBE904E"/>
@@ -9619,7 +9005,7 @@
       </w:pPr>
     </w:lvl>
   </w:abstractNum>
-  <w:abstractNum w:abstractNumId="25" w15:restartNumberingAfterBreak="0">
+  <w:abstractNum w:abstractNumId="26" w15:restartNumberingAfterBreak="0">
     <w:nsid w:val="72E21C6C"/>
     <w:multiLevelType w:val="hybridMultilevel"/>
     <w:tmpl w:val="A548623A"/>
@@ -9705,7 +9091,7 @@
       </w:pPr>
     </w:lvl>
   </w:abstractNum>
-  <w:abstractNum w:abstractNumId="26" w15:restartNumberingAfterBreak="0">
+  <w:abstractNum w:abstractNumId="27" w15:restartNumberingAfterBreak="0">
     <w:nsid w:val="79527ECA"/>
     <w:multiLevelType w:val="hybridMultilevel"/>
     <w:tmpl w:val="D5383D20"/>
@@ -9791,7 +9177,7 @@
       </w:pPr>
     </w:lvl>
   </w:abstractNum>
-  <w:abstractNum w:abstractNumId="27" w15:restartNumberingAfterBreak="0">
+  <w:abstractNum w:abstractNumId="28" w15:restartNumberingAfterBreak="0">
     <w:nsid w:val="7ABA1038"/>
     <w:multiLevelType w:val="hybridMultilevel"/>
     <w:tmpl w:val="CAE67AD6"/>
@@ -9877,7 +9263,7 @@
       </w:pPr>
     </w:lvl>
   </w:abstractNum>
-  <w:abstractNum w:abstractNumId="28" w15:restartNumberingAfterBreak="0">
+  <w:abstractNum w:abstractNumId="29" w15:restartNumberingAfterBreak="0">
     <w:nsid w:val="7FBE6D6A"/>
     <w:multiLevelType w:val="hybridMultilevel"/>
     <w:tmpl w:val="7D3272E4"/>
@@ -9964,91 +9350,94 @@
     </w:lvl>
   </w:abstractNum>
   <w:num w:numId="1" w16cid:durableId="2067530903">
-    <w:abstractNumId w:val="13"/>
+    <w:abstractNumId w:val="14"/>
   </w:num>
   <w:num w:numId="2" w16cid:durableId="1527332407">
-    <w:abstractNumId w:val="9"/>
+    <w:abstractNumId w:val="10"/>
   </w:num>
   <w:num w:numId="3" w16cid:durableId="992101742">
+    <w:abstractNumId w:val="18"/>
+  </w:num>
+  <w:num w:numId="4" w16cid:durableId="271985620">
+    <w:abstractNumId w:val="7"/>
+  </w:num>
+  <w:num w:numId="5" w16cid:durableId="1301619490">
     <w:abstractNumId w:val="17"/>
   </w:num>
-  <w:num w:numId="4" w16cid:durableId="271985620">
+  <w:num w:numId="6" w16cid:durableId="1738437273">
     <w:abstractNumId w:val="6"/>
   </w:num>
-  <w:num w:numId="5" w16cid:durableId="1301619490">
-    <w:abstractNumId w:val="16"/>
-  </w:num>
-  <w:num w:numId="6" w16cid:durableId="1738437273">
-    <w:abstractNumId w:val="5"/>
-  </w:num>
   <w:num w:numId="7" w16cid:durableId="1879052598">
-    <w:abstractNumId w:val="22"/>
+    <w:abstractNumId w:val="23"/>
   </w:num>
   <w:num w:numId="8" w16cid:durableId="1749188025">
-    <w:abstractNumId w:val="10"/>
+    <w:abstractNumId w:val="11"/>
   </w:num>
   <w:num w:numId="9" w16cid:durableId="101462200">
-    <w:abstractNumId w:val="25"/>
+    <w:abstractNumId w:val="26"/>
   </w:num>
   <w:num w:numId="10" w16cid:durableId="57170953">
     <w:abstractNumId w:val="0"/>
   </w:num>
   <w:num w:numId="11" w16cid:durableId="1837259699">
-    <w:abstractNumId w:val="7"/>
+    <w:abstractNumId w:val="8"/>
   </w:num>
   <w:num w:numId="12" w16cid:durableId="1752465261">
+    <w:abstractNumId w:val="22"/>
+  </w:num>
+  <w:num w:numId="13" w16cid:durableId="192882122">
+    <w:abstractNumId w:val="28"/>
+  </w:num>
+  <w:num w:numId="14" w16cid:durableId="1059592124">
+    <w:abstractNumId w:val="16"/>
+  </w:num>
+  <w:num w:numId="15" w16cid:durableId="973172513">
+    <w:abstractNumId w:val="4"/>
+  </w:num>
+  <w:num w:numId="16" w16cid:durableId="1242788342">
+    <w:abstractNumId w:val="15"/>
+  </w:num>
+  <w:num w:numId="17" w16cid:durableId="1172834706">
+    <w:abstractNumId w:val="20"/>
+  </w:num>
+  <w:num w:numId="18" w16cid:durableId="1390882741">
+    <w:abstractNumId w:val="29"/>
+  </w:num>
+  <w:num w:numId="19" w16cid:durableId="1705986544">
+    <w:abstractNumId w:val="12"/>
+  </w:num>
+  <w:num w:numId="20" w16cid:durableId="178937250">
+    <w:abstractNumId w:val="19"/>
+  </w:num>
+  <w:num w:numId="21" w16cid:durableId="1320034700">
+    <w:abstractNumId w:val="9"/>
+  </w:num>
+  <w:num w:numId="22" w16cid:durableId="1867669987">
+    <w:abstractNumId w:val="3"/>
+  </w:num>
+  <w:num w:numId="23" w16cid:durableId="112331395">
+    <w:abstractNumId w:val="27"/>
+  </w:num>
+  <w:num w:numId="24" w16cid:durableId="1911377728">
     <w:abstractNumId w:val="21"/>
   </w:num>
-  <w:num w:numId="13" w16cid:durableId="192882122">
-    <w:abstractNumId w:val="27"/>
+  <w:num w:numId="25" w16cid:durableId="576789641">
+    <w:abstractNumId w:val="24"/>
   </w:num>
-  <w:num w:numId="14" w16cid:durableId="1059592124">
-    <w:abstractNumId w:val="15"/>
-  </w:num>
-  <w:num w:numId="15" w16cid:durableId="973172513">
-    <w:abstractNumId w:val="3"/>
-  </w:num>
-  <w:num w:numId="16" w16cid:durableId="1242788342">
-    <w:abstractNumId w:val="14"/>
-  </w:num>
-  <w:num w:numId="17" w16cid:durableId="1172834706">
-    <w:abstractNumId w:val="19"/>
-  </w:num>
-  <w:num w:numId="18" w16cid:durableId="1390882741">
-    <w:abstractNumId w:val="28"/>
-  </w:num>
-  <w:num w:numId="19" w16cid:durableId="1705986544">
-    <w:abstractNumId w:val="11"/>
-  </w:num>
-  <w:num w:numId="20" w16cid:durableId="178937250">
-    <w:abstractNumId w:val="18"/>
-  </w:num>
-  <w:num w:numId="21" w16cid:durableId="1320034700">
-    <w:abstractNumId w:val="8"/>
-  </w:num>
-  <w:num w:numId="22" w16cid:durableId="1867669987">
+  <w:num w:numId="26" w16cid:durableId="1242645648">
     <w:abstractNumId w:val="2"/>
   </w:num>
-  <w:num w:numId="23" w16cid:durableId="112331395">
-    <w:abstractNumId w:val="26"/>
-  </w:num>
-  <w:num w:numId="24" w16cid:durableId="1911377728">
-    <w:abstractNumId w:val="20"/>
-  </w:num>
-  <w:num w:numId="25" w16cid:durableId="576789641">
-    <w:abstractNumId w:val="23"/>
-  </w:num>
-  <w:num w:numId="26" w16cid:durableId="1242645648">
-    <w:abstractNumId w:val="1"/>
-  </w:num>
   <w:num w:numId="27" w16cid:durableId="39788084">
-    <w:abstractNumId w:val="24"/>
+    <w:abstractNumId w:val="25"/>
   </w:num>
   <w:num w:numId="28" w16cid:durableId="1485971932">
-    <w:abstractNumId w:val="12"/>
+    <w:abstractNumId w:val="13"/>
   </w:num>
   <w:num w:numId="29" w16cid:durableId="464662197">
-    <w:abstractNumId w:val="4"/>
+    <w:abstractNumId w:val="5"/>
+  </w:num>
+  <w:num w:numId="30" w16cid:durableId="723334022">
+    <w:abstractNumId w:val="1"/>
   </w:num>
 </w:numbering>
 </file>

--- a/Questions.docx
+++ b/Questions.docx
@@ -52,41 +52,44 @@
           <w:sz w:val="28"/>
           <w:szCs w:val="22"/>
         </w:rPr>
-        <w:t>Write a java program to check input validation for integer constraints :</w:t>
-      </w:r>
-    </w:p>
-    <w:p>
-      <w:pPr>
-        <w:pStyle w:val="ListParagraph"/>
+        <w:t xml:space="preserve">Write a java program to check input validation for integer </w:t>
+      </w:r>
+      <w:proofErr w:type="gramStart"/>
+      <w:r>
         <w:rPr>
           <w:rFonts w:ascii="Times New Roman" w:hAnsi="Times New Roman" w:cs="Times New Roman"/>
           <w:sz w:val="28"/>
           <w:szCs w:val="22"/>
         </w:rPr>
-      </w:pPr>
-      <w:r>
+        <w:t>constraints :</w:t>
+      </w:r>
+      <w:proofErr w:type="gramEnd"/>
+    </w:p>
+    <w:p>
+      <w:pPr>
+        <w:pStyle w:val="ListParagraph"/>
         <w:rPr>
           <w:rFonts w:ascii="Times New Roman" w:hAnsi="Times New Roman" w:cs="Times New Roman"/>
           <w:sz w:val="28"/>
           <w:szCs w:val="22"/>
         </w:rPr>
-        <w:t>N&lt;</w:t>
-      </w:r>
+      </w:pPr>
       <w:r>
         <w:rPr>
           <w:rFonts w:ascii="Times New Roman" w:hAnsi="Times New Roman" w:cs="Times New Roman"/>
           <w:sz w:val="28"/>
           <w:szCs w:val="22"/>
         </w:rPr>
-        <w:t>10</w:t>
-      </w:r>
+        <w:t>N&lt;</w:t>
+      </w:r>
+      <w:proofErr w:type="gramStart"/>
       <w:r>
         <w:rPr>
           <w:rFonts w:ascii="Times New Roman" w:hAnsi="Times New Roman" w:cs="Times New Roman"/>
           <w:sz w:val="28"/>
           <w:szCs w:val="22"/>
         </w:rPr>
-        <w:t xml:space="preserve"> </w:t>
+        <w:t>10</w:t>
       </w:r>
       <w:r>
         <w:rPr>
@@ -94,7 +97,7 @@
           <w:sz w:val="28"/>
           <w:szCs w:val="22"/>
         </w:rPr>
-        <w:t>,</w:t>
+        <w:t xml:space="preserve"> </w:t>
       </w:r>
       <w:r>
         <w:rPr>
@@ -102,7 +105,7 @@
           <w:sz w:val="28"/>
           <w:szCs w:val="22"/>
         </w:rPr>
-        <w:t>N&gt;</w:t>
+        <w:t>,</w:t>
       </w:r>
       <w:r>
         <w:rPr>
@@ -110,7 +113,42 @@
           <w:sz w:val="28"/>
           <w:szCs w:val="22"/>
         </w:rPr>
-        <w:t xml:space="preserve">0, for string constraints : </w:t>
+        <w:t>N</w:t>
+      </w:r>
+      <w:proofErr w:type="gramEnd"/>
+      <w:r>
+        <w:rPr>
+          <w:rFonts w:ascii="Times New Roman" w:hAnsi="Times New Roman" w:cs="Times New Roman"/>
+          <w:sz w:val="28"/>
+          <w:szCs w:val="22"/>
+        </w:rPr>
+        <w:t>&gt;</w:t>
+      </w:r>
+      <w:r>
+        <w:rPr>
+          <w:rFonts w:ascii="Times New Roman" w:hAnsi="Times New Roman" w:cs="Times New Roman"/>
+          <w:sz w:val="28"/>
+          <w:szCs w:val="22"/>
+        </w:rPr>
+        <w:t xml:space="preserve">0, for string </w:t>
+      </w:r>
+      <w:proofErr w:type="gramStart"/>
+      <w:r>
+        <w:rPr>
+          <w:rFonts w:ascii="Times New Roman" w:hAnsi="Times New Roman" w:cs="Times New Roman"/>
+          <w:sz w:val="28"/>
+          <w:szCs w:val="22"/>
+        </w:rPr>
+        <w:t>constraints :</w:t>
+      </w:r>
+      <w:proofErr w:type="gramEnd"/>
+      <w:r>
+        <w:rPr>
+          <w:rFonts w:ascii="Times New Roman" w:hAnsi="Times New Roman" w:cs="Times New Roman"/>
+          <w:sz w:val="28"/>
+          <w:szCs w:val="22"/>
+        </w:rPr>
+        <w:t xml:space="preserve"> </w:t>
       </w:r>
       <w:r>
         <w:rPr>
@@ -235,7 +273,34 @@
           <w:szCs w:val="24"/>
         </w:rPr>
         <w:br/>
-        <w:t xml:space="preserve">stringTimes("Hi", 2) </w:t>
+      </w:r>
+      <w:proofErr w:type="spellStart"/>
+      <w:proofErr w:type="gramStart"/>
+      <w:r>
+        <w:rPr>
+          <w:rFonts w:ascii="Verdana" w:hAnsi="Verdana"/>
+          <w:color w:val="000000"/>
+          <w:szCs w:val="24"/>
+        </w:rPr>
+        <w:t>stringTimes</w:t>
+      </w:r>
+      <w:proofErr w:type="spellEnd"/>
+      <w:r>
+        <w:rPr>
+          <w:rFonts w:ascii="Verdana" w:hAnsi="Verdana"/>
+          <w:color w:val="000000"/>
+          <w:szCs w:val="24"/>
+        </w:rPr>
+        <w:t>(</w:t>
+      </w:r>
+      <w:proofErr w:type="gramEnd"/>
+      <w:r>
+        <w:rPr>
+          <w:rFonts w:ascii="Verdana" w:hAnsi="Verdana"/>
+          <w:color w:val="000000"/>
+          <w:szCs w:val="24"/>
+        </w:rPr>
+        <w:t xml:space="preserve">"Hi", 2) </w:t>
       </w:r>
       <w:r>
         <w:rPr>
@@ -251,7 +316,25 @@
           <w:color w:val="000000"/>
           <w:szCs w:val="24"/>
         </w:rPr>
-        <w:t xml:space="preserve"> "HiHi"</w:t>
+        <w:t xml:space="preserve"> "</w:t>
+      </w:r>
+      <w:proofErr w:type="spellStart"/>
+      <w:r>
+        <w:rPr>
+          <w:rFonts w:ascii="Verdana" w:hAnsi="Verdana"/>
+          <w:color w:val="000000"/>
+          <w:szCs w:val="24"/>
+        </w:rPr>
+        <w:t>HiHi</w:t>
+      </w:r>
+      <w:proofErr w:type="spellEnd"/>
+      <w:r>
+        <w:rPr>
+          <w:rFonts w:ascii="Verdana" w:hAnsi="Verdana"/>
+          <w:color w:val="000000"/>
+          <w:szCs w:val="24"/>
+        </w:rPr>
+        <w:t>"</w:t>
       </w:r>
       <w:r>
         <w:rPr>
@@ -260,7 +343,34 @@
           <w:szCs w:val="24"/>
         </w:rPr>
         <w:br/>
-        <w:t xml:space="preserve">stringTimes("Hi", 3) </w:t>
+      </w:r>
+      <w:proofErr w:type="spellStart"/>
+      <w:proofErr w:type="gramStart"/>
+      <w:r>
+        <w:rPr>
+          <w:rFonts w:ascii="Verdana" w:hAnsi="Verdana"/>
+          <w:color w:val="000000"/>
+          <w:szCs w:val="24"/>
+        </w:rPr>
+        <w:t>stringTimes</w:t>
+      </w:r>
+      <w:proofErr w:type="spellEnd"/>
+      <w:r>
+        <w:rPr>
+          <w:rFonts w:ascii="Verdana" w:hAnsi="Verdana"/>
+          <w:color w:val="000000"/>
+          <w:szCs w:val="24"/>
+        </w:rPr>
+        <w:t>(</w:t>
+      </w:r>
+      <w:proofErr w:type="gramEnd"/>
+      <w:r>
+        <w:rPr>
+          <w:rFonts w:ascii="Verdana" w:hAnsi="Verdana"/>
+          <w:color w:val="000000"/>
+          <w:szCs w:val="24"/>
+        </w:rPr>
+        <w:t xml:space="preserve">"Hi", 3) </w:t>
       </w:r>
       <w:r>
         <w:rPr>
@@ -276,7 +386,25 @@
           <w:color w:val="000000"/>
           <w:szCs w:val="24"/>
         </w:rPr>
-        <w:t xml:space="preserve"> "HiHiHi"</w:t>
+        <w:t xml:space="preserve"> "</w:t>
+      </w:r>
+      <w:proofErr w:type="spellStart"/>
+      <w:r>
+        <w:rPr>
+          <w:rFonts w:ascii="Verdana" w:hAnsi="Verdana"/>
+          <w:color w:val="000000"/>
+          <w:szCs w:val="24"/>
+        </w:rPr>
+        <w:t>HiHiHi</w:t>
+      </w:r>
+      <w:proofErr w:type="spellEnd"/>
+      <w:r>
+        <w:rPr>
+          <w:rFonts w:ascii="Verdana" w:hAnsi="Verdana"/>
+          <w:color w:val="000000"/>
+          <w:szCs w:val="24"/>
+        </w:rPr>
+        <w:t>"</w:t>
       </w:r>
       <w:r>
         <w:rPr>
@@ -285,7 +413,34 @@
           <w:szCs w:val="24"/>
         </w:rPr>
         <w:br/>
-        <w:t xml:space="preserve">stringTimes("Hi", 1) </w:t>
+      </w:r>
+      <w:proofErr w:type="spellStart"/>
+      <w:proofErr w:type="gramStart"/>
+      <w:r>
+        <w:rPr>
+          <w:rFonts w:ascii="Verdana" w:hAnsi="Verdana"/>
+          <w:color w:val="000000"/>
+          <w:szCs w:val="24"/>
+        </w:rPr>
+        <w:t>stringTimes</w:t>
+      </w:r>
+      <w:proofErr w:type="spellEnd"/>
+      <w:r>
+        <w:rPr>
+          <w:rFonts w:ascii="Verdana" w:hAnsi="Verdana"/>
+          <w:color w:val="000000"/>
+          <w:szCs w:val="24"/>
+        </w:rPr>
+        <w:t>(</w:t>
+      </w:r>
+      <w:proofErr w:type="gramEnd"/>
+      <w:r>
+        <w:rPr>
+          <w:rFonts w:ascii="Verdana" w:hAnsi="Verdana"/>
+          <w:color w:val="000000"/>
+          <w:szCs w:val="24"/>
+        </w:rPr>
+        <w:t xml:space="preserve">"Hi", 1) </w:t>
       </w:r>
       <w:r>
         <w:rPr>
@@ -644,7 +799,27 @@
           <w:sz w:val="24"/>
           <w:szCs w:val="24"/>
         </w:rPr>
-        <w:t>Write a java program to find the multiplication of a input number.</w:t>
+        <w:t xml:space="preserve">Write a java program to find the multiplication of </w:t>
+      </w:r>
+      <w:proofErr w:type="gramStart"/>
+      <w:r>
+        <w:rPr>
+          <w:rFonts w:ascii="Verdana" w:hAnsi="Verdana"/>
+          <w:color w:val="000000"/>
+          <w:sz w:val="24"/>
+          <w:szCs w:val="24"/>
+        </w:rPr>
+        <w:t>a</w:t>
+      </w:r>
+      <w:proofErr w:type="gramEnd"/>
+      <w:r>
+        <w:rPr>
+          <w:rFonts w:ascii="Verdana" w:hAnsi="Verdana"/>
+          <w:color w:val="000000"/>
+          <w:sz w:val="24"/>
+          <w:szCs w:val="24"/>
+        </w:rPr>
+        <w:t xml:space="preserve"> input number.</w:t>
       </w:r>
     </w:p>
     <w:p>
@@ -677,7 +852,27 @@
           <w:sz w:val="24"/>
           <w:szCs w:val="24"/>
         </w:rPr>
-        <w:t xml:space="preserve">alculate factorial of a </w:t>
+        <w:t xml:space="preserve">alculate factorial of </w:t>
+      </w:r>
+      <w:proofErr w:type="gramStart"/>
+      <w:r>
+        <w:rPr>
+          <w:rFonts w:ascii="Verdana" w:hAnsi="Verdana"/>
+          <w:color w:val="000000"/>
+          <w:sz w:val="24"/>
+          <w:szCs w:val="24"/>
+        </w:rPr>
+        <w:t>a</w:t>
+      </w:r>
+      <w:proofErr w:type="gramEnd"/>
+      <w:r>
+        <w:rPr>
+          <w:rFonts w:ascii="Verdana" w:hAnsi="Verdana"/>
+          <w:color w:val="000000"/>
+          <w:sz w:val="24"/>
+          <w:szCs w:val="24"/>
+        </w:rPr>
+        <w:t xml:space="preserve"> </w:t>
       </w:r>
       <w:r>
         <w:rPr>
@@ -860,7 +1055,27 @@
           <w:sz w:val="24"/>
           <w:szCs w:val="24"/>
         </w:rPr>
-        <w:t>Write a java to count and sum of digits in a input number.</w:t>
+        <w:t xml:space="preserve">Write a java to count and sum of digits in </w:t>
+      </w:r>
+      <w:proofErr w:type="gramStart"/>
+      <w:r>
+        <w:rPr>
+          <w:rFonts w:ascii="Verdana" w:hAnsi="Verdana"/>
+          <w:color w:val="000000"/>
+          <w:sz w:val="24"/>
+          <w:szCs w:val="24"/>
+        </w:rPr>
+        <w:t>a</w:t>
+      </w:r>
+      <w:proofErr w:type="gramEnd"/>
+      <w:r>
+        <w:rPr>
+          <w:rFonts w:ascii="Verdana" w:hAnsi="Verdana"/>
+          <w:color w:val="000000"/>
+          <w:sz w:val="24"/>
+          <w:szCs w:val="24"/>
+        </w:rPr>
+        <w:t xml:space="preserve"> input number.</w:t>
       </w:r>
     </w:p>
     <w:p>
@@ -1004,7 +1219,58 @@
           <w:sz w:val="24"/>
           <w:szCs w:val="24"/>
         </w:rPr>
-        <w:t xml:space="preserve">Write a program to reverse the order of words in a string entered, for eg : I am Ram  to  Ram am I </w:t>
+        <w:t xml:space="preserve">Write a program to reverse the order of words in a string entered, for </w:t>
+      </w:r>
+      <w:proofErr w:type="spellStart"/>
+      <w:proofErr w:type="gramStart"/>
+      <w:r>
+        <w:rPr>
+          <w:rFonts w:ascii="Verdana" w:hAnsi="Verdana"/>
+          <w:color w:val="000000"/>
+          <w:sz w:val="24"/>
+          <w:szCs w:val="24"/>
+        </w:rPr>
+        <w:t>eg</w:t>
+      </w:r>
+      <w:proofErr w:type="spellEnd"/>
+      <w:r>
+        <w:rPr>
+          <w:rFonts w:ascii="Verdana" w:hAnsi="Verdana"/>
+          <w:color w:val="000000"/>
+          <w:sz w:val="24"/>
+          <w:szCs w:val="24"/>
+        </w:rPr>
+        <w:t xml:space="preserve"> :</w:t>
+      </w:r>
+      <w:proofErr w:type="gramEnd"/>
+      <w:r>
+        <w:rPr>
+          <w:rFonts w:ascii="Verdana" w:hAnsi="Verdana"/>
+          <w:color w:val="000000"/>
+          <w:sz w:val="24"/>
+          <w:szCs w:val="24"/>
+        </w:rPr>
+        <w:t xml:space="preserve"> I am </w:t>
+      </w:r>
+      <w:proofErr w:type="gramStart"/>
+      <w:r>
+        <w:rPr>
+          <w:rFonts w:ascii="Verdana" w:hAnsi="Verdana"/>
+          <w:color w:val="000000"/>
+          <w:sz w:val="24"/>
+          <w:szCs w:val="24"/>
+        </w:rPr>
+        <w:t>Ram  to</w:t>
+      </w:r>
+      <w:proofErr w:type="gramEnd"/>
+      <w:r>
+        <w:rPr>
+          <w:rFonts w:ascii="Verdana" w:hAnsi="Verdana"/>
+          <w:color w:val="000000"/>
+          <w:sz w:val="24"/>
+          <w:szCs w:val="24"/>
+        </w:rPr>
+        <w:t xml:space="preserve">  Ram am I </w:t>
       </w:r>
     </w:p>
     <w:p>
@@ -1549,7 +1815,31 @@
           <w:sz w:val="24"/>
           <w:szCs w:val="24"/>
         </w:rPr>
-        <w:t>only even digits</w:t>
+        <w:t xml:space="preserve">only </w:t>
+      </w:r>
+      <w:proofErr w:type="spellStart"/>
+      <w:r>
+        <w:rPr>
+          <w:rFonts w:ascii="Verdana" w:hAnsi="Verdana"/>
+          <w:b/>
+          <w:bCs/>
+          <w:color w:val="000000"/>
+          <w:sz w:val="24"/>
+          <w:szCs w:val="24"/>
+        </w:rPr>
+        <w:t>even</w:t>
+      </w:r>
+      <w:proofErr w:type="spellEnd"/>
+      <w:r>
+        <w:rPr>
+          <w:rFonts w:ascii="Verdana" w:hAnsi="Verdana"/>
+          <w:b/>
+          <w:bCs/>
+          <w:color w:val="000000"/>
+          <w:sz w:val="24"/>
+          <w:szCs w:val="24"/>
+        </w:rPr>
+        <w:t xml:space="preserve"> digits</w:t>
       </w:r>
       <w:r>
         <w:rPr>
@@ -1640,17 +1930,48 @@
           <w:sz w:val="24"/>
           <w:szCs w:val="24"/>
         </w:rPr>
-        <w:t>Day 08</w:t>
-      </w:r>
-      <w:r>
-        <w:rPr>
-          <w:rFonts w:ascii="Verdana" w:hAnsi="Verdana"/>
-          <w:color w:val="000000"/>
-          <w:sz w:val="24"/>
-          <w:szCs w:val="24"/>
-        </w:rPr>
-        <w:t>( stop condition value-based vs count-based )</w:t>
-      </w:r>
+        <w:t xml:space="preserve">Day </w:t>
+      </w:r>
+      <w:proofErr w:type="gramStart"/>
+      <w:r>
+        <w:rPr>
+          <w:rFonts w:ascii="Verdana" w:hAnsi="Verdana"/>
+          <w:color w:val="000000"/>
+          <w:sz w:val="24"/>
+          <w:szCs w:val="24"/>
+        </w:rPr>
+        <w:t>08</w:t>
+      </w:r>
+      <w:r>
+        <w:rPr>
+          <w:rFonts w:ascii="Verdana" w:hAnsi="Verdana"/>
+          <w:color w:val="000000"/>
+          <w:sz w:val="24"/>
+          <w:szCs w:val="24"/>
+        </w:rPr>
+        <w:t>( stop</w:t>
+      </w:r>
+      <w:proofErr w:type="gramEnd"/>
+      <w:r>
+        <w:rPr>
+          <w:rFonts w:ascii="Verdana" w:hAnsi="Verdana"/>
+          <w:color w:val="000000"/>
+          <w:sz w:val="24"/>
+          <w:szCs w:val="24"/>
+        </w:rPr>
+        <w:t xml:space="preserve"> condition value-based vs count-</w:t>
+      </w:r>
+      <w:proofErr w:type="gramStart"/>
+      <w:r>
+        <w:rPr>
+          <w:rFonts w:ascii="Verdana" w:hAnsi="Verdana"/>
+          <w:color w:val="000000"/>
+          <w:sz w:val="24"/>
+          <w:szCs w:val="24"/>
+        </w:rPr>
+        <w:t>based )</w:t>
+      </w:r>
+      <w:proofErr w:type="gramEnd"/>
     </w:p>
     <w:p>
       <w:pPr>
@@ -1993,7 +2314,17 @@
           <w:sz w:val="24"/>
           <w:szCs w:val="24"/>
         </w:rPr>
-        <w:t xml:space="preserve"> it contains.</w:t>
+        <w:t xml:space="preserve"> it </w:t>
+      </w:r>
+      <w:proofErr w:type="gramStart"/>
+      <w:r>
+        <w:rPr>
+          <w:rFonts w:ascii="Verdana" w:hAnsi="Verdana"/>
+          <w:color w:val="000000"/>
+          <w:sz w:val="24"/>
+          <w:szCs w:val="24"/>
+        </w:rPr>
+        <w:t>contains.</w:t>
       </w:r>
       <w:r>
         <w:rPr>
@@ -2004,6 +2335,7 @@
         </w:rPr>
         <w:t>(</w:t>
       </w:r>
+      <w:proofErr w:type="gramEnd"/>
       <w:r>
         <w:rPr>
           <w:rFonts w:asciiTheme="minorHAnsi" w:eastAsiaTheme="minorHAnsi" w:hAnsiTheme="minorHAnsi" w:cstheme="minorBidi"/>
@@ -2065,7 +2397,19 @@
           <w:sz w:val="24"/>
           <w:szCs w:val="24"/>
         </w:rPr>
-        <w:t>using loop only</w:t>
+        <w:t xml:space="preserve">using loop </w:t>
+      </w:r>
+      <w:proofErr w:type="gramStart"/>
+      <w:r>
+        <w:rPr>
+          <w:rFonts w:ascii="Verdana" w:hAnsi="Verdana"/>
+          <w:b/>
+          <w:bCs/>
+          <w:color w:val="000000"/>
+          <w:sz w:val="24"/>
+          <w:szCs w:val="24"/>
+        </w:rPr>
+        <w:t>only</w:t>
       </w:r>
       <w:r>
         <w:rPr>
@@ -2083,7 +2427,37 @@
           <w:sz w:val="24"/>
           <w:szCs w:val="24"/>
         </w:rPr>
-        <w:t>(No Stringbuilder) (</w:t>
+        <w:t>(</w:t>
+      </w:r>
+      <w:proofErr w:type="gramEnd"/>
+      <w:r>
+        <w:rPr>
+          <w:rFonts w:ascii="Verdana" w:hAnsi="Verdana"/>
+          <w:color w:val="000000"/>
+          <w:sz w:val="24"/>
+          <w:szCs w:val="24"/>
+        </w:rPr>
+        <w:t xml:space="preserve">No </w:t>
+      </w:r>
+      <w:proofErr w:type="spellStart"/>
+      <w:r>
+        <w:rPr>
+          <w:rFonts w:ascii="Verdana" w:hAnsi="Verdana"/>
+          <w:color w:val="000000"/>
+          <w:sz w:val="24"/>
+          <w:szCs w:val="24"/>
+        </w:rPr>
+        <w:t>Stringbuilder</w:t>
+      </w:r>
+      <w:proofErr w:type="spellEnd"/>
+      <w:r>
+        <w:rPr>
+          <w:rFonts w:ascii="Verdana" w:hAnsi="Verdana"/>
+          <w:color w:val="000000"/>
+          <w:sz w:val="24"/>
+          <w:szCs w:val="24"/>
+        </w:rPr>
+        <w:t>) (</w:t>
       </w:r>
       <w:r>
         <w:rPr>
@@ -2136,7 +2510,19 @@
           <w:sz w:val="24"/>
           <w:szCs w:val="24"/>
         </w:rPr>
-        <w:t>greater than 50</w:t>
+        <w:t xml:space="preserve">greater than </w:t>
+      </w:r>
+      <w:proofErr w:type="gramStart"/>
+      <w:r>
+        <w:rPr>
+          <w:rFonts w:ascii="Verdana" w:hAnsi="Verdana"/>
+          <w:b/>
+          <w:bCs/>
+          <w:color w:val="000000"/>
+          <w:sz w:val="24"/>
+          <w:szCs w:val="24"/>
+        </w:rPr>
+        <w:t>50</w:t>
       </w:r>
       <w:r>
         <w:rPr>
@@ -2156,6 +2542,7 @@
         </w:rPr>
         <w:t>(</w:t>
       </w:r>
+      <w:proofErr w:type="gramEnd"/>
       <w:r>
         <w:rPr>
           <w:rFonts w:asciiTheme="minorHAnsi" w:eastAsiaTheme="minorHAnsi" w:hAnsiTheme="minorHAnsi" w:cstheme="minorBidi"/>
@@ -2270,7 +2657,17 @@
           <w:sz w:val="24"/>
           <w:szCs w:val="24"/>
         </w:rPr>
-        <w:t>Count Even Digits in Each Array Element</w:t>
+        <w:t xml:space="preserve">Count Even Digits in Each Array </w:t>
+      </w:r>
+      <w:proofErr w:type="gramStart"/>
+      <w:r>
+        <w:rPr>
+          <w:rFonts w:ascii="Verdana" w:hAnsi="Verdana"/>
+          <w:color w:val="000000"/>
+          <w:sz w:val="24"/>
+          <w:szCs w:val="24"/>
+        </w:rPr>
+        <w:t>Element</w:t>
       </w:r>
       <w:r>
         <w:rPr>
@@ -2281,6 +2678,7 @@
         </w:rPr>
         <w:t>.(</w:t>
       </w:r>
+      <w:proofErr w:type="gramEnd"/>
       <w:r>
         <w:rPr>
           <w:rFonts w:asciiTheme="minorHAnsi" w:eastAsiaTheme="minorHAnsi" w:hAnsiTheme="minorHAnsi" w:cstheme="minorBidi"/>
@@ -2331,7 +2729,29 @@
           <w:sz w:val="24"/>
           <w:szCs w:val="24"/>
         </w:rPr>
-        <w:t xml:space="preserve">Traverse an array.If </w:t>
+        <w:t xml:space="preserve">Traverse an </w:t>
+      </w:r>
+      <w:proofErr w:type="spellStart"/>
+      <w:proofErr w:type="gramStart"/>
+      <w:r>
+        <w:rPr>
+          <w:rFonts w:ascii="Verdana" w:hAnsi="Verdana"/>
+          <w:color w:val="000000"/>
+          <w:sz w:val="24"/>
+          <w:szCs w:val="24"/>
+        </w:rPr>
+        <w:t>array.If</w:t>
+      </w:r>
+      <w:proofErr w:type="spellEnd"/>
+      <w:proofErr w:type="gramEnd"/>
+      <w:r>
+        <w:rPr>
+          <w:rFonts w:ascii="Verdana" w:hAnsi="Verdana"/>
+          <w:color w:val="000000"/>
+          <w:sz w:val="24"/>
+          <w:szCs w:val="24"/>
+        </w:rPr>
+        <w:t xml:space="preserve"> </w:t>
       </w:r>
       <w:r>
         <w:rPr>
@@ -2351,7 +2771,17 @@
           <w:sz w:val="24"/>
           <w:szCs w:val="24"/>
         </w:rPr>
-        <w:t>, stop immediately.</w:t>
+        <w:t xml:space="preserve">, stop </w:t>
+      </w:r>
+      <w:proofErr w:type="gramStart"/>
+      <w:r>
+        <w:rPr>
+          <w:rFonts w:ascii="Verdana" w:hAnsi="Verdana"/>
+          <w:color w:val="000000"/>
+          <w:sz w:val="24"/>
+          <w:szCs w:val="24"/>
+        </w:rPr>
+        <w:t>immediately.</w:t>
       </w:r>
       <w:r>
         <w:rPr>
@@ -2362,6 +2792,7 @@
         </w:rPr>
         <w:t>(</w:t>
       </w:r>
+      <w:proofErr w:type="gramEnd"/>
       <w:r>
         <w:rPr>
           <w:rFonts w:asciiTheme="minorHAnsi" w:eastAsiaTheme="minorHAnsi" w:hAnsiTheme="minorHAnsi" w:cstheme="minorBidi"/>
@@ -2506,7 +2937,17 @@
           <w:sz w:val="24"/>
           <w:szCs w:val="24"/>
         </w:rPr>
-        <w:t xml:space="preserve"> in a string</w:t>
+        <w:t xml:space="preserve"> in a </w:t>
+      </w:r>
+      <w:proofErr w:type="gramStart"/>
+      <w:r>
+        <w:rPr>
+          <w:rFonts w:ascii="Verdana" w:hAnsi="Verdana"/>
+          <w:color w:val="000000"/>
+          <w:sz w:val="24"/>
+          <w:szCs w:val="24"/>
+        </w:rPr>
+        <w:t>string</w:t>
       </w:r>
       <w:r>
         <w:rPr>
@@ -2526,6 +2967,7 @@
         </w:rPr>
         <w:t>(</w:t>
       </w:r>
+      <w:proofErr w:type="gramEnd"/>
       <w:r>
         <w:rPr>
           <w:rFonts w:asciiTheme="minorHAnsi" w:eastAsiaTheme="minorHAnsi" w:hAnsiTheme="minorHAnsi" w:cstheme="minorBidi"/>
@@ -2593,7 +3035,19 @@
           <w:sz w:val="24"/>
           <w:szCs w:val="24"/>
         </w:rPr>
-        <w:t>without using reverse methods</w:t>
+        <w:t xml:space="preserve">without using reverse </w:t>
+      </w:r>
+      <w:proofErr w:type="gramStart"/>
+      <w:r>
+        <w:rPr>
+          <w:rFonts w:ascii="Verdana" w:hAnsi="Verdana"/>
+          <w:b/>
+          <w:bCs/>
+          <w:color w:val="000000"/>
+          <w:sz w:val="24"/>
+          <w:szCs w:val="24"/>
+        </w:rPr>
+        <w:t>methods</w:t>
       </w:r>
       <w:r>
         <w:rPr>
@@ -2613,6 +3067,7 @@
         </w:rPr>
         <w:t>(</w:t>
       </w:r>
+      <w:proofErr w:type="gramEnd"/>
       <w:r>
         <w:rPr>
           <w:rFonts w:asciiTheme="minorHAnsi" w:eastAsiaTheme="minorHAnsi" w:hAnsiTheme="minorHAnsi" w:cstheme="minorBidi"/>
@@ -2663,7 +3118,17 @@
           <w:sz w:val="24"/>
           <w:szCs w:val="24"/>
         </w:rPr>
-        <w:t>Given an array and a number x, count how many times x appears.</w:t>
+        <w:t xml:space="preserve">Given an array and a number x, count how many times x </w:t>
+      </w:r>
+      <w:proofErr w:type="gramStart"/>
+      <w:r>
+        <w:rPr>
+          <w:rFonts w:ascii="Verdana" w:hAnsi="Verdana"/>
+          <w:color w:val="000000"/>
+          <w:sz w:val="24"/>
+          <w:szCs w:val="24"/>
+        </w:rPr>
+        <w:t>appears.</w:t>
       </w:r>
       <w:r>
         <w:rPr>
@@ -2674,6 +3139,7 @@
         </w:rPr>
         <w:t>(</w:t>
       </w:r>
+      <w:proofErr w:type="gramEnd"/>
       <w:r>
         <w:rPr>
           <w:rFonts w:asciiTheme="minorHAnsi" w:eastAsiaTheme="minorHAnsi" w:hAnsiTheme="minorHAnsi" w:cstheme="minorBidi"/>
@@ -2735,7 +3201,19 @@
           <w:sz w:val="24"/>
           <w:szCs w:val="24"/>
         </w:rPr>
-        <w:t>ascending order</w:t>
+        <w:t xml:space="preserve">ascending </w:t>
+      </w:r>
+      <w:proofErr w:type="gramStart"/>
+      <w:r>
+        <w:rPr>
+          <w:rFonts w:ascii="Verdana" w:hAnsi="Verdana"/>
+          <w:b/>
+          <w:bCs/>
+          <w:color w:val="000000"/>
+          <w:sz w:val="24"/>
+          <w:szCs w:val="24"/>
+        </w:rPr>
+        <w:t>order</w:t>
       </w:r>
       <w:r>
         <w:rPr>
@@ -2755,6 +3233,7 @@
         </w:rPr>
         <w:t>(</w:t>
       </w:r>
+      <w:proofErr w:type="gramEnd"/>
       <w:r>
         <w:rPr>
           <w:rFonts w:asciiTheme="minorHAnsi" w:eastAsiaTheme="minorHAnsi" w:hAnsiTheme="minorHAnsi" w:cstheme="minorBidi"/>
@@ -2816,7 +3295,19 @@
           <w:sz w:val="24"/>
           <w:szCs w:val="24"/>
         </w:rPr>
-        <w:t>sum of digits of each element</w:t>
+        <w:t xml:space="preserve">sum of digits of each </w:t>
+      </w:r>
+      <w:proofErr w:type="gramStart"/>
+      <w:r>
+        <w:rPr>
+          <w:rFonts w:ascii="Verdana" w:hAnsi="Verdana"/>
+          <w:b/>
+          <w:bCs/>
+          <w:color w:val="000000"/>
+          <w:sz w:val="24"/>
+          <w:szCs w:val="24"/>
+        </w:rPr>
+        <w:t>element</w:t>
       </w:r>
       <w:r>
         <w:rPr>
@@ -2836,6 +3327,7 @@
         </w:rPr>
         <w:t>(</w:t>
       </w:r>
+      <w:proofErr w:type="gramEnd"/>
       <w:r>
         <w:rPr>
           <w:rFonts w:asciiTheme="minorHAnsi" w:eastAsiaTheme="minorHAnsi" w:hAnsiTheme="minorHAnsi" w:cstheme="minorBidi"/>
@@ -2906,7 +3398,17 @@
           <w:sz w:val="24"/>
           <w:szCs w:val="24"/>
         </w:rPr>
-        <w:t>, then stop.</w:t>
+        <w:t xml:space="preserve">, then </w:t>
+      </w:r>
+      <w:proofErr w:type="gramStart"/>
+      <w:r>
+        <w:rPr>
+          <w:rFonts w:ascii="Verdana" w:hAnsi="Verdana"/>
+          <w:color w:val="000000"/>
+          <w:sz w:val="24"/>
+          <w:szCs w:val="24"/>
+        </w:rPr>
+        <w:t>stop.</w:t>
       </w:r>
       <w:r>
         <w:rPr>
@@ -2917,6 +3419,7 @@
         </w:rPr>
         <w:t>(</w:t>
       </w:r>
+      <w:proofErr w:type="gramEnd"/>
       <w:r>
         <w:rPr>
           <w:rFonts w:asciiTheme="minorHAnsi" w:eastAsiaTheme="minorHAnsi" w:hAnsiTheme="minorHAnsi" w:cstheme="minorBidi"/>
@@ -2987,7 +3490,47 @@
           <w:sz w:val="24"/>
           <w:szCs w:val="24"/>
         </w:rPr>
-        <w:t>Write a program to find out whether entered number is place at ones, tens, hundred , thousand etc….</w:t>
+        <w:t xml:space="preserve">Write a program to find out whether entered number is place at ones, tens, </w:t>
+      </w:r>
+      <w:proofErr w:type="gramStart"/>
+      <w:r>
+        <w:rPr>
+          <w:rFonts w:ascii="Verdana" w:hAnsi="Verdana"/>
+          <w:color w:val="000000"/>
+          <w:sz w:val="24"/>
+          <w:szCs w:val="24"/>
+        </w:rPr>
+        <w:t>hundred ,</w:t>
+      </w:r>
+      <w:proofErr w:type="gramEnd"/>
+      <w:r>
+        <w:rPr>
+          <w:rFonts w:ascii="Verdana" w:hAnsi="Verdana"/>
+          <w:color w:val="000000"/>
+          <w:sz w:val="24"/>
+          <w:szCs w:val="24"/>
+        </w:rPr>
+        <w:t xml:space="preserve"> thousand </w:t>
+      </w:r>
+      <w:proofErr w:type="spellStart"/>
+      <w:r>
+        <w:rPr>
+          <w:rFonts w:ascii="Verdana" w:hAnsi="Verdana"/>
+          <w:color w:val="000000"/>
+          <w:sz w:val="24"/>
+          <w:szCs w:val="24"/>
+        </w:rPr>
+        <w:t>etc</w:t>
+      </w:r>
+      <w:proofErr w:type="spellEnd"/>
+      <w:r>
+        <w:rPr>
+          <w:rFonts w:ascii="Verdana" w:hAnsi="Verdana"/>
+          <w:color w:val="000000"/>
+          <w:sz w:val="24"/>
+          <w:szCs w:val="24"/>
+        </w:rPr>
+        <w:t>….</w:t>
       </w:r>
     </w:p>
     <w:p>
@@ -3011,16 +3554,96 @@
           <w:sz w:val="24"/>
           <w:szCs w:val="24"/>
         </w:rPr>
-        <w:t>Write a program to take a string and a number / integer as prefix for that word or string , and in output just reverse string upto that integer position part, or that prefix part.</w:t>
-      </w:r>
-      <w:r>
-        <w:rPr>
-          <w:rFonts w:ascii="Verdana" w:hAnsi="Verdana"/>
-          <w:color w:val="000000"/>
-          <w:sz w:val="24"/>
-          <w:szCs w:val="24"/>
-        </w:rPr>
-        <w:t>(Practice confusion with size of an array to index of an array ).</w:t>
+        <w:t xml:space="preserve">Write a program to take a string and a number / integer as prefix for that word or </w:t>
+      </w:r>
+      <w:proofErr w:type="gramStart"/>
+      <w:r>
+        <w:rPr>
+          <w:rFonts w:ascii="Verdana" w:hAnsi="Verdana"/>
+          <w:color w:val="000000"/>
+          <w:sz w:val="24"/>
+          <w:szCs w:val="24"/>
+        </w:rPr>
+        <w:t>string ,</w:t>
+      </w:r>
+      <w:proofErr w:type="gramEnd"/>
+      <w:r>
+        <w:rPr>
+          <w:rFonts w:ascii="Verdana" w:hAnsi="Verdana"/>
+          <w:color w:val="000000"/>
+          <w:sz w:val="24"/>
+          <w:szCs w:val="24"/>
+        </w:rPr>
+        <w:t xml:space="preserve"> and in output just reverse string </w:t>
+      </w:r>
+      <w:proofErr w:type="spellStart"/>
+      <w:r>
+        <w:rPr>
+          <w:rFonts w:ascii="Verdana" w:hAnsi="Verdana"/>
+          <w:color w:val="000000"/>
+          <w:sz w:val="24"/>
+          <w:szCs w:val="24"/>
+        </w:rPr>
+        <w:t>upto</w:t>
+      </w:r>
+      <w:proofErr w:type="spellEnd"/>
+      <w:r>
+        <w:rPr>
+          <w:rFonts w:ascii="Verdana" w:hAnsi="Verdana"/>
+          <w:color w:val="000000"/>
+          <w:sz w:val="24"/>
+          <w:szCs w:val="24"/>
+        </w:rPr>
+        <w:t xml:space="preserve"> that integer position part, or that prefix </w:t>
+      </w:r>
+      <w:proofErr w:type="gramStart"/>
+      <w:r>
+        <w:rPr>
+          <w:rFonts w:ascii="Verdana" w:hAnsi="Verdana"/>
+          <w:color w:val="000000"/>
+          <w:sz w:val="24"/>
+          <w:szCs w:val="24"/>
+        </w:rPr>
+        <w:t>part.</w:t>
+      </w:r>
+      <w:r>
+        <w:rPr>
+          <w:rFonts w:ascii="Verdana" w:hAnsi="Verdana"/>
+          <w:color w:val="000000"/>
+          <w:sz w:val="24"/>
+          <w:szCs w:val="24"/>
+        </w:rPr>
+        <w:t>(</w:t>
+      </w:r>
+      <w:proofErr w:type="gramEnd"/>
+      <w:r>
+        <w:rPr>
+          <w:rFonts w:ascii="Verdana" w:hAnsi="Verdana"/>
+          <w:color w:val="000000"/>
+          <w:sz w:val="24"/>
+          <w:szCs w:val="24"/>
+        </w:rPr>
+        <w:t xml:space="preserve">Practice confusion with size of an array to index of an </w:t>
+      </w:r>
+      <w:proofErr w:type="gramStart"/>
+      <w:r>
+        <w:rPr>
+          <w:rFonts w:ascii="Verdana" w:hAnsi="Verdana"/>
+          <w:color w:val="000000"/>
+          <w:sz w:val="24"/>
+          <w:szCs w:val="24"/>
+        </w:rPr>
+        <w:t>array )</w:t>
+      </w:r>
+      <w:proofErr w:type="gramEnd"/>
+      <w:r>
+        <w:rPr>
+          <w:rFonts w:ascii="Verdana" w:hAnsi="Verdana"/>
+          <w:color w:val="000000"/>
+          <w:sz w:val="24"/>
+          <w:szCs w:val="24"/>
+        </w:rPr>
+        <w:t>.</w:t>
       </w:r>
     </w:p>
     <w:p>
@@ -3044,7 +3667,17 @@
           <w:sz w:val="24"/>
           <w:szCs w:val="24"/>
         </w:rPr>
-        <w:t>Count Words in a String (Single Spaces Only)</w:t>
+        <w:t>Count Words in a String (Single Spaces Only</w:t>
+      </w:r>
+      <w:proofErr w:type="gramStart"/>
+      <w:r>
+        <w:rPr>
+          <w:rFonts w:ascii="Verdana" w:hAnsi="Verdana"/>
+          <w:color w:val="000000"/>
+          <w:sz w:val="24"/>
+          <w:szCs w:val="24"/>
+        </w:rPr>
+        <w:t>)</w:t>
       </w:r>
       <w:r>
         <w:rPr>
@@ -3055,6 +3688,7 @@
         </w:rPr>
         <w:t>.(</w:t>
       </w:r>
+      <w:proofErr w:type="gramEnd"/>
       <w:r>
         <w:rPr>
           <w:rFonts w:asciiTheme="minorHAnsi" w:eastAsiaTheme="minorHAnsi" w:hAnsiTheme="minorHAnsi" w:cstheme="minorBidi"/>
@@ -3130,7 +3764,17 @@
           <w:szCs w:val="24"/>
         </w:rPr>
         <w:lastRenderedPageBreak/>
-        <w:t>Given a string, remove all numeric characters and print the result.</w:t>
+        <w:t xml:space="preserve">Given a string, remove all numeric characters and print the </w:t>
+      </w:r>
+      <w:proofErr w:type="gramStart"/>
+      <w:r>
+        <w:rPr>
+          <w:rFonts w:ascii="Verdana" w:hAnsi="Verdana"/>
+          <w:color w:val="000000"/>
+          <w:sz w:val="24"/>
+          <w:szCs w:val="24"/>
+        </w:rPr>
+        <w:t>result.</w:t>
       </w:r>
       <w:r>
         <w:rPr>
@@ -3141,6 +3785,7 @@
         </w:rPr>
         <w:t>(</w:t>
       </w:r>
+      <w:proofErr w:type="gramEnd"/>
       <w:r>
         <w:rPr>
           <w:rFonts w:asciiTheme="minorHAnsi" w:eastAsiaTheme="minorHAnsi" w:hAnsiTheme="minorHAnsi" w:cstheme="minorBidi"/>
@@ -3238,25 +3883,55 @@
           <w:sz w:val="24"/>
           <w:szCs w:val="24"/>
         </w:rPr>
-        <w:t>Find (maximum – minimum)</w:t>
-      </w:r>
-      <w:r>
-        <w:rPr>
-          <w:rFonts w:ascii="Verdana" w:hAnsi="Verdana"/>
-          <w:color w:val="000000"/>
-          <w:sz w:val="24"/>
-          <w:szCs w:val="24"/>
-        </w:rPr>
-        <w:t>difference between MAX and MIN</w:t>
-      </w:r>
-      <w:r>
-        <w:rPr>
-          <w:rFonts w:ascii="Verdana" w:hAnsi="Verdana"/>
-          <w:color w:val="000000"/>
-          <w:sz w:val="24"/>
-          <w:szCs w:val="24"/>
-        </w:rPr>
-        <w:t xml:space="preserve"> from an integer array.</w:t>
+        <w:t xml:space="preserve">Find (maximum – </w:t>
+      </w:r>
+      <w:proofErr w:type="gramStart"/>
+      <w:r>
+        <w:rPr>
+          <w:rFonts w:ascii="Verdana" w:hAnsi="Verdana"/>
+          <w:color w:val="000000"/>
+          <w:sz w:val="24"/>
+          <w:szCs w:val="24"/>
+        </w:rPr>
+        <w:t>minimum)</w:t>
+      </w:r>
+      <w:r>
+        <w:rPr>
+          <w:rFonts w:ascii="Verdana" w:hAnsi="Verdana"/>
+          <w:color w:val="000000"/>
+          <w:sz w:val="24"/>
+          <w:szCs w:val="24"/>
+        </w:rPr>
+        <w:t>difference</w:t>
+      </w:r>
+      <w:proofErr w:type="gramEnd"/>
+      <w:r>
+        <w:rPr>
+          <w:rFonts w:ascii="Verdana" w:hAnsi="Verdana"/>
+          <w:color w:val="000000"/>
+          <w:sz w:val="24"/>
+          <w:szCs w:val="24"/>
+        </w:rPr>
+        <w:t xml:space="preserve"> between MAX and MIN</w:t>
+      </w:r>
+      <w:r>
+        <w:rPr>
+          <w:rFonts w:ascii="Verdana" w:hAnsi="Verdana"/>
+          <w:color w:val="000000"/>
+          <w:sz w:val="24"/>
+          <w:szCs w:val="24"/>
+        </w:rPr>
+        <w:t xml:space="preserve"> from an integer </w:t>
+      </w:r>
+      <w:proofErr w:type="gramStart"/>
+      <w:r>
+        <w:rPr>
+          <w:rFonts w:ascii="Verdana" w:hAnsi="Verdana"/>
+          <w:color w:val="000000"/>
+          <w:sz w:val="24"/>
+          <w:szCs w:val="24"/>
+        </w:rPr>
+        <w:t>array.</w:t>
       </w:r>
       <w:r>
         <w:rPr>
@@ -3267,6 +3942,7 @@
         </w:rPr>
         <w:t>(</w:t>
       </w:r>
+      <w:proofErr w:type="gramEnd"/>
       <w:r>
         <w:rPr>
           <w:rFonts w:asciiTheme="minorHAnsi" w:eastAsiaTheme="minorHAnsi" w:hAnsiTheme="minorHAnsi" w:cstheme="minorBidi"/>
@@ -3328,7 +4004,19 @@
           <w:sz w:val="24"/>
           <w:szCs w:val="24"/>
         </w:rPr>
-        <w:t>without using extra array</w:t>
+        <w:t xml:space="preserve">without using extra </w:t>
+      </w:r>
+      <w:proofErr w:type="gramStart"/>
+      <w:r>
+        <w:rPr>
+          <w:rFonts w:ascii="Verdana" w:hAnsi="Verdana"/>
+          <w:b/>
+          <w:bCs/>
+          <w:color w:val="000000"/>
+          <w:sz w:val="24"/>
+          <w:szCs w:val="24"/>
+        </w:rPr>
+        <w:t>array</w:t>
       </w:r>
       <w:r>
         <w:rPr>
@@ -3348,6 +4036,7 @@
         </w:rPr>
         <w:t>(</w:t>
       </w:r>
+      <w:proofErr w:type="gramEnd"/>
       <w:r>
         <w:rPr>
           <w:rFonts w:asciiTheme="minorHAnsi" w:eastAsiaTheme="minorHAnsi" w:hAnsiTheme="minorHAnsi" w:cstheme="minorBidi"/>
@@ -3424,7 +4113,17 @@
           <w:sz w:val="24"/>
           <w:szCs w:val="24"/>
         </w:rPr>
-        <w:t xml:space="preserve"> (2, 3, 5, 7) across all elements.</w:t>
+        <w:t xml:space="preserve"> (2, 3, 5, 7) across all </w:t>
+      </w:r>
+      <w:proofErr w:type="gramStart"/>
+      <w:r>
+        <w:rPr>
+          <w:rFonts w:ascii="Verdana" w:hAnsi="Verdana"/>
+          <w:color w:val="000000"/>
+          <w:sz w:val="24"/>
+          <w:szCs w:val="24"/>
+        </w:rPr>
+        <w:t>elements.</w:t>
       </w:r>
       <w:r>
         <w:rPr>
@@ -3435,6 +4134,7 @@
         </w:rPr>
         <w:t>(</w:t>
       </w:r>
+      <w:proofErr w:type="gramEnd"/>
       <w:r>
         <w:rPr>
           <w:rFonts w:asciiTheme="minorHAnsi" w:eastAsiaTheme="minorHAnsi" w:hAnsiTheme="minorHAnsi" w:cstheme="minorBidi"/>
@@ -3503,7 +4203,17 @@
           <w:sz w:val="24"/>
           <w:szCs w:val="24"/>
         </w:rPr>
-        <w:t>Stop when a string contains "java" (case-insensitive).</w:t>
+        <w:t>Stop when a string contains "java" (case-insensitive</w:t>
+      </w:r>
+      <w:proofErr w:type="gramStart"/>
+      <w:r>
+        <w:rPr>
+          <w:rFonts w:ascii="Verdana" w:hAnsi="Verdana"/>
+          <w:color w:val="000000"/>
+          <w:sz w:val="24"/>
+          <w:szCs w:val="24"/>
+        </w:rPr>
+        <w:t>).</w:t>
       </w:r>
       <w:r>
         <w:rPr>
@@ -3514,6 +4224,7 @@
         </w:rPr>
         <w:t>(</w:t>
       </w:r>
+      <w:proofErr w:type="gramEnd"/>
       <w:r>
         <w:rPr>
           <w:rFonts w:asciiTheme="minorHAnsi" w:eastAsiaTheme="minorHAnsi" w:hAnsiTheme="minorHAnsi" w:cstheme="minorBidi"/>
@@ -3620,8 +4331,19 @@
           <w:sz w:val="24"/>
           <w:szCs w:val="24"/>
         </w:rPr>
-        <w:t>Count how many letters are repeated in a string or word, or maybe array of characters.(</w:t>
-      </w:r>
+        <w:t xml:space="preserve">Count how many letters are repeated in a string or word, or maybe array of </w:t>
+      </w:r>
+      <w:proofErr w:type="gramStart"/>
+      <w:r>
+        <w:rPr>
+          <w:rFonts w:ascii="Verdana" w:hAnsi="Verdana"/>
+          <w:color w:val="000000"/>
+          <w:sz w:val="24"/>
+          <w:szCs w:val="24"/>
+        </w:rPr>
+        <w:t>characters.(</w:t>
+      </w:r>
+      <w:proofErr w:type="gramEnd"/>
       <w:r>
         <w:rPr>
           <w:rFonts w:asciiTheme="minorHAnsi" w:eastAsiaTheme="minorHAnsi" w:hAnsiTheme="minorHAnsi" w:cstheme="minorBidi"/>
@@ -3705,8 +4427,19 @@
           <w:sz w:val="24"/>
           <w:szCs w:val="24"/>
         </w:rPr>
-        <w:t xml:space="preserve"> in a word.(</w:t>
-      </w:r>
+        <w:t xml:space="preserve"> in a </w:t>
+      </w:r>
+      <w:proofErr w:type="gramStart"/>
+      <w:r>
+        <w:rPr>
+          <w:rFonts w:ascii="Verdana" w:hAnsi="Verdana"/>
+          <w:color w:val="000000"/>
+          <w:sz w:val="24"/>
+          <w:szCs w:val="24"/>
+        </w:rPr>
+        <w:t>word.(</w:t>
+      </w:r>
+      <w:proofErr w:type="gramEnd"/>
       <w:r>
         <w:rPr>
           <w:rFonts w:asciiTheme="minorHAnsi" w:eastAsiaTheme="minorHAnsi" w:hAnsiTheme="minorHAnsi" w:cstheme="minorBidi"/>
@@ -3792,8 +4525,19 @@
           <w:sz w:val="24"/>
           <w:szCs w:val="24"/>
         </w:rPr>
-        <w:t>Write a program to count and print unique or non-repeated characters / number in an array.(</w:t>
-      </w:r>
+        <w:t xml:space="preserve">Write a program to count and print unique or non-repeated characters / number in an </w:t>
+      </w:r>
+      <w:proofErr w:type="gramStart"/>
+      <w:r>
+        <w:rPr>
+          <w:rFonts w:ascii="Verdana" w:hAnsi="Verdana"/>
+          <w:color w:val="000000"/>
+          <w:sz w:val="24"/>
+          <w:szCs w:val="24"/>
+        </w:rPr>
+        <w:t>array.(</w:t>
+      </w:r>
+      <w:proofErr w:type="gramEnd"/>
       <w:r>
         <w:rPr>
           <w:rFonts w:ascii="Verdana" w:hAnsi="Verdana"/>
@@ -3898,7 +4642,17 @@
           <w:sz w:val="24"/>
           <w:szCs w:val="24"/>
         </w:rPr>
-        <w:t xml:space="preserve"> in an array.</w:t>
+        <w:t xml:space="preserve"> in an </w:t>
+      </w:r>
+      <w:proofErr w:type="gramStart"/>
+      <w:r>
+        <w:rPr>
+          <w:rFonts w:ascii="Verdana" w:hAnsi="Verdana"/>
+          <w:color w:val="000000"/>
+          <w:sz w:val="24"/>
+          <w:szCs w:val="24"/>
+        </w:rPr>
+        <w:t>array.</w:t>
       </w:r>
       <w:r>
         <w:rPr>
@@ -3909,6 +4663,7 @@
         </w:rPr>
         <w:t>(</w:t>
       </w:r>
+      <w:proofErr w:type="gramEnd"/>
       <w:r>
         <w:rPr>
           <w:rFonts w:asciiTheme="minorHAnsi" w:eastAsiaTheme="minorHAnsi" w:hAnsiTheme="minorHAnsi" w:cstheme="minorBidi"/>
@@ -4018,7 +4773,17 @@
           <w:sz w:val="24"/>
           <w:szCs w:val="24"/>
         </w:rPr>
-        <w:t>Remove Duplicates (Print Only Unique Elements)</w:t>
+        <w:t>Remove Duplicates (Print Only Unique Elements</w:t>
+      </w:r>
+      <w:proofErr w:type="gramStart"/>
+      <w:r>
+        <w:rPr>
+          <w:rFonts w:ascii="Verdana" w:hAnsi="Verdana"/>
+          <w:color w:val="000000"/>
+          <w:sz w:val="24"/>
+          <w:szCs w:val="24"/>
+        </w:rPr>
+        <w:t>)</w:t>
       </w:r>
       <w:r>
         <w:rPr>
@@ -4029,6 +4794,7 @@
         </w:rPr>
         <w:t>.(</w:t>
       </w:r>
+      <w:proofErr w:type="gramEnd"/>
       <w:r>
         <w:rPr>
           <w:rFonts w:asciiTheme="minorHAnsi" w:eastAsiaTheme="minorHAnsi" w:hAnsiTheme="minorHAnsi" w:cstheme="minorBidi"/>
@@ -4209,8 +4975,39 @@
           <w:szCs w:val="24"/>
         </w:rPr>
         <w:lastRenderedPageBreak/>
-        <w:t>DSA Foundation questions(Day 16) :</w:t>
-      </w:r>
+        <w:t xml:space="preserve">DSA Foundation </w:t>
+      </w:r>
+      <w:proofErr w:type="gramStart"/>
+      <w:r>
+        <w:rPr>
+          <w:rFonts w:ascii="Verdana" w:hAnsi="Verdana"/>
+          <w:color w:val="000000"/>
+          <w:sz w:val="24"/>
+          <w:szCs w:val="24"/>
+        </w:rPr>
+        <w:t>questions(</w:t>
+      </w:r>
+      <w:proofErr w:type="gramEnd"/>
+      <w:r>
+        <w:rPr>
+          <w:rFonts w:ascii="Verdana" w:hAnsi="Verdana"/>
+          <w:color w:val="000000"/>
+          <w:sz w:val="24"/>
+          <w:szCs w:val="24"/>
+        </w:rPr>
+        <w:t>Day 16</w:t>
+      </w:r>
+      <w:proofErr w:type="gramStart"/>
+      <w:r>
+        <w:rPr>
+          <w:rFonts w:ascii="Verdana" w:hAnsi="Verdana"/>
+          <w:color w:val="000000"/>
+          <w:sz w:val="24"/>
+          <w:szCs w:val="24"/>
+        </w:rPr>
+        <w:t>) :</w:t>
+      </w:r>
+      <w:proofErr w:type="gramEnd"/>
     </w:p>
     <w:p>
       <w:pPr>
@@ -4257,8 +5054,9 @@
           <w:szCs w:val="20"/>
           <w14:ligatures w14:val="none"/>
         </w:rPr>
-        <w:t>Given an array of integers nums and an integer target, return indices of the two numbers such that they add up to target.</w:t>
-      </w:r>
+        <w:t xml:space="preserve">Given an array of integers </w:t>
+      </w:r>
+      <w:proofErr w:type="spellStart"/>
       <w:r>
         <w:rPr>
           <w:rFonts w:ascii="Courier New" w:eastAsia="Times New Roman" w:hAnsi="Courier New" w:cs="Courier New"/>
@@ -4268,8 +5066,9 @@
           <w:szCs w:val="20"/>
           <w14:ligatures w14:val="none"/>
         </w:rPr>
-        <w:br/>
-      </w:r>
+        <w:t>nums</w:t>
+      </w:r>
+      <w:proofErr w:type="spellEnd"/>
       <w:r>
         <w:rPr>
           <w:rFonts w:ascii="Courier New" w:eastAsia="Times New Roman" w:hAnsi="Courier New" w:cs="Courier New"/>
@@ -4279,8 +5078,7 @@
           <w:szCs w:val="20"/>
           <w14:ligatures w14:val="none"/>
         </w:rPr>
-        <w:br/>
-        <w:t>You may assume that each input would have exactly one solution, and you may not use the same element twice.</w:t>
+        <w:t xml:space="preserve"> and an integer target, return indices of the two numbers such that they add up to target.</w:t>
       </w:r>
       <w:r>
         <w:rPr>
@@ -4303,7 +5101,7 @@
           <w14:ligatures w14:val="none"/>
         </w:rPr>
         <w:br/>
-        <w:t>You can return the answer in any order.</w:t>
+        <w:t>You may assume that each input would have exactly one solution, and you may not use the same element twice.</w:t>
       </w:r>
       <w:r>
         <w:rPr>
@@ -4315,7 +5113,6 @@
           <w14:ligatures w14:val="none"/>
         </w:rPr>
         <w:br/>
-        <w:t>Example 1:</w:t>
       </w:r>
       <w:r>
         <w:rPr>
@@ -4327,7 +5124,7 @@
           <w14:ligatures w14:val="none"/>
         </w:rPr>
         <w:br/>
-        <w:t>Input: nums = [2,7,11,15], target = 9</w:t>
+        <w:t>You can return the answer in any order.</w:t>
       </w:r>
       <w:r>
         <w:rPr>
@@ -4339,7 +5136,7 @@
           <w14:ligatures w14:val="none"/>
         </w:rPr>
         <w:br/>
-        <w:t>Output: [0,1]</w:t>
+        <w:t>Example 1:</w:t>
       </w:r>
       <w:r>
         <w:rPr>
@@ -4351,8 +5148,9 @@
           <w14:ligatures w14:val="none"/>
         </w:rPr>
         <w:br/>
-        <w:t>Explanation: Because nums[0] + nums[1] == 9, we return [0, 1].</w:t>
-      </w:r>
+        <w:t xml:space="preserve">Input: </w:t>
+      </w:r>
+      <w:proofErr w:type="spellStart"/>
       <w:r>
         <w:rPr>
           <w:rFonts w:ascii="Courier New" w:eastAsia="Times New Roman" w:hAnsi="Courier New" w:cs="Courier New"/>
@@ -4362,9 +5160,9 @@
           <w:szCs w:val="20"/>
           <w14:ligatures w14:val="none"/>
         </w:rPr>
-        <w:br/>
-        <w:t>Example 2:</w:t>
-      </w:r>
+        <w:t>nums</w:t>
+      </w:r>
+      <w:proofErr w:type="spellEnd"/>
       <w:r>
         <w:rPr>
           <w:rFonts w:ascii="Courier New" w:eastAsia="Times New Roman" w:hAnsi="Courier New" w:cs="Courier New"/>
@@ -4374,8 +5172,7 @@
           <w:szCs w:val="20"/>
           <w14:ligatures w14:val="none"/>
         </w:rPr>
-        <w:br/>
-        <w:t>Input: nums = [3,2,4], target = 6</w:t>
+        <w:t xml:space="preserve"> = [2,7,11,15], target = 9</w:t>
       </w:r>
       <w:r>
         <w:rPr>
@@ -4387,6 +5184,126 @@
           <w14:ligatures w14:val="none"/>
         </w:rPr>
         <w:br/>
+        <w:t>Output: [0,1]</w:t>
+      </w:r>
+      <w:r>
+        <w:rPr>
+          <w:rFonts w:ascii="Courier New" w:eastAsia="Times New Roman" w:hAnsi="Courier New" w:cs="Courier New"/>
+          <w:color w:val="F2F2F2" w:themeColor="background1" w:themeShade="F2"/>
+          <w:kern w:val="0"/>
+          <w:sz w:val="20"/>
+          <w:szCs w:val="20"/>
+          <w14:ligatures w14:val="none"/>
+        </w:rPr>
+        <w:br/>
+        <w:t xml:space="preserve">Explanation: Because </w:t>
+      </w:r>
+      <w:proofErr w:type="spellStart"/>
+      <w:r>
+        <w:rPr>
+          <w:rFonts w:ascii="Courier New" w:eastAsia="Times New Roman" w:hAnsi="Courier New" w:cs="Courier New"/>
+          <w:color w:val="F2F2F2" w:themeColor="background1" w:themeShade="F2"/>
+          <w:kern w:val="0"/>
+          <w:sz w:val="20"/>
+          <w:szCs w:val="20"/>
+          <w14:ligatures w14:val="none"/>
+        </w:rPr>
+        <w:t>nums</w:t>
+      </w:r>
+      <w:proofErr w:type="spellEnd"/>
+      <w:r>
+        <w:rPr>
+          <w:rFonts w:ascii="Courier New" w:eastAsia="Times New Roman" w:hAnsi="Courier New" w:cs="Courier New"/>
+          <w:color w:val="F2F2F2" w:themeColor="background1" w:themeShade="F2"/>
+          <w:kern w:val="0"/>
+          <w:sz w:val="20"/>
+          <w:szCs w:val="20"/>
+          <w14:ligatures w14:val="none"/>
+        </w:rPr>
+        <w:t xml:space="preserve">[0] + </w:t>
+      </w:r>
+      <w:proofErr w:type="spellStart"/>
+      <w:r>
+        <w:rPr>
+          <w:rFonts w:ascii="Courier New" w:eastAsia="Times New Roman" w:hAnsi="Courier New" w:cs="Courier New"/>
+          <w:color w:val="F2F2F2" w:themeColor="background1" w:themeShade="F2"/>
+          <w:kern w:val="0"/>
+          <w:sz w:val="20"/>
+          <w:szCs w:val="20"/>
+          <w14:ligatures w14:val="none"/>
+        </w:rPr>
+        <w:t>nums</w:t>
+      </w:r>
+      <w:proofErr w:type="spellEnd"/>
+      <w:r>
+        <w:rPr>
+          <w:rFonts w:ascii="Courier New" w:eastAsia="Times New Roman" w:hAnsi="Courier New" w:cs="Courier New"/>
+          <w:color w:val="F2F2F2" w:themeColor="background1" w:themeShade="F2"/>
+          <w:kern w:val="0"/>
+          <w:sz w:val="20"/>
+          <w:szCs w:val="20"/>
+          <w14:ligatures w14:val="none"/>
+        </w:rPr>
+        <w:t>[1] == 9, we return [0, 1].</w:t>
+      </w:r>
+      <w:r>
+        <w:rPr>
+          <w:rFonts w:ascii="Courier New" w:eastAsia="Times New Roman" w:hAnsi="Courier New" w:cs="Courier New"/>
+          <w:color w:val="F2F2F2" w:themeColor="background1" w:themeShade="F2"/>
+          <w:kern w:val="0"/>
+          <w:sz w:val="20"/>
+          <w:szCs w:val="20"/>
+          <w14:ligatures w14:val="none"/>
+        </w:rPr>
+        <w:br/>
+        <w:t>Example 2:</w:t>
+      </w:r>
+      <w:r>
+        <w:rPr>
+          <w:rFonts w:ascii="Courier New" w:eastAsia="Times New Roman" w:hAnsi="Courier New" w:cs="Courier New"/>
+          <w:color w:val="F2F2F2" w:themeColor="background1" w:themeShade="F2"/>
+          <w:kern w:val="0"/>
+          <w:sz w:val="20"/>
+          <w:szCs w:val="20"/>
+          <w14:ligatures w14:val="none"/>
+        </w:rPr>
+        <w:br/>
+        <w:t xml:space="preserve">Input: </w:t>
+      </w:r>
+      <w:proofErr w:type="spellStart"/>
+      <w:r>
+        <w:rPr>
+          <w:rFonts w:ascii="Courier New" w:eastAsia="Times New Roman" w:hAnsi="Courier New" w:cs="Courier New"/>
+          <w:color w:val="F2F2F2" w:themeColor="background1" w:themeShade="F2"/>
+          <w:kern w:val="0"/>
+          <w:sz w:val="20"/>
+          <w:szCs w:val="20"/>
+          <w14:ligatures w14:val="none"/>
+        </w:rPr>
+        <w:t>nums</w:t>
+      </w:r>
+      <w:proofErr w:type="spellEnd"/>
+      <w:r>
+        <w:rPr>
+          <w:rFonts w:ascii="Courier New" w:eastAsia="Times New Roman" w:hAnsi="Courier New" w:cs="Courier New"/>
+          <w:color w:val="F2F2F2" w:themeColor="background1" w:themeShade="F2"/>
+          <w:kern w:val="0"/>
+          <w:sz w:val="20"/>
+          <w:szCs w:val="20"/>
+          <w14:ligatures w14:val="none"/>
+        </w:rPr>
+        <w:t xml:space="preserve"> = [3,2,4], target = 6</w:t>
+      </w:r>
+      <w:r>
+        <w:rPr>
+          <w:rFonts w:ascii="Courier New" w:eastAsia="Times New Roman" w:hAnsi="Courier New" w:cs="Courier New"/>
+          <w:color w:val="F2F2F2" w:themeColor="background1" w:themeShade="F2"/>
+          <w:kern w:val="0"/>
+          <w:sz w:val="20"/>
+          <w:szCs w:val="20"/>
+          <w14:ligatures w14:val="none"/>
+        </w:rPr>
+        <w:br/>
         <w:t>Output: [1,2]</w:t>
       </w:r>
     </w:p>
@@ -4559,14 +5476,25 @@
         </w:rPr>
         <w:t xml:space="preserve">Day 17(Array in DSA </w:t>
       </w:r>
-      <w:r>
-        <w:rPr>
-          <w:rFonts w:ascii="Verdana" w:hAnsi="Verdana"/>
-          <w:color w:val="000000"/>
-          <w:sz w:val="24"/>
-          <w:szCs w:val="24"/>
-        </w:rPr>
-        <w:t>basic : sorting, searching and reversing</w:t>
+      <w:proofErr w:type="gramStart"/>
+      <w:r>
+        <w:rPr>
+          <w:rFonts w:ascii="Verdana" w:hAnsi="Verdana"/>
+          <w:color w:val="000000"/>
+          <w:sz w:val="24"/>
+          <w:szCs w:val="24"/>
+        </w:rPr>
+        <w:t>basic :</w:t>
+      </w:r>
+      <w:proofErr w:type="gramEnd"/>
+      <w:r>
+        <w:rPr>
+          <w:rFonts w:ascii="Verdana" w:hAnsi="Verdana"/>
+          <w:color w:val="000000"/>
+          <w:sz w:val="24"/>
+          <w:szCs w:val="24"/>
+        </w:rPr>
+        <w:t xml:space="preserve"> sorting, searching and reversing</w:t>
       </w:r>
       <w:r>
         <w:rPr>
@@ -4600,16 +5528,36 @@
           <w:sz w:val="24"/>
           <w:szCs w:val="24"/>
         </w:rPr>
-        <w:t>Write a program to find the largest element in an array using both brute force and optimal solution possible.</w:t>
-      </w:r>
-      <w:r>
-        <w:rPr>
-          <w:rFonts w:ascii="Verdana" w:hAnsi="Verdana"/>
-          <w:color w:val="000000"/>
-          <w:sz w:val="24"/>
-          <w:szCs w:val="24"/>
-        </w:rPr>
-        <w:t>(Sorting)</w:t>
+        <w:t xml:space="preserve">Write a program to find the largest element in an array using both brute force and optimal solution </w:t>
+      </w:r>
+      <w:proofErr w:type="gramStart"/>
+      <w:r>
+        <w:rPr>
+          <w:rFonts w:ascii="Verdana" w:hAnsi="Verdana"/>
+          <w:color w:val="000000"/>
+          <w:sz w:val="24"/>
+          <w:szCs w:val="24"/>
+        </w:rPr>
+        <w:t>possible.</w:t>
+      </w:r>
+      <w:r>
+        <w:rPr>
+          <w:rFonts w:ascii="Verdana" w:hAnsi="Verdana"/>
+          <w:color w:val="000000"/>
+          <w:sz w:val="24"/>
+          <w:szCs w:val="24"/>
+        </w:rPr>
+        <w:t>(</w:t>
+      </w:r>
+      <w:proofErr w:type="gramEnd"/>
+      <w:r>
+        <w:rPr>
+          <w:rFonts w:ascii="Verdana" w:hAnsi="Verdana"/>
+          <w:color w:val="000000"/>
+          <w:sz w:val="24"/>
+          <w:szCs w:val="24"/>
+        </w:rPr>
+        <w:t>Sorting)</w:t>
       </w:r>
     </w:p>
     <w:bookmarkEnd w:id="0"/>
@@ -4814,6 +5762,7 @@
         </w:rPr>
         <w:t>Given an array, </w:t>
       </w:r>
+      <w:proofErr w:type="gramStart"/>
       <w:r>
         <w:rPr>
           <w:rFonts w:ascii="Verdana" w:hAnsi="Verdana"/>
@@ -4823,17 +5772,9 @@
           <w:sz w:val="24"/>
           <w:szCs w:val="24"/>
         </w:rPr>
-        <w:t>a[]</w:t>
-      </w:r>
-      <w:r>
-        <w:rPr>
-          <w:rFonts w:ascii="Verdana" w:hAnsi="Verdana"/>
-          <w:color w:val="000000"/>
-          <w:sz w:val="24"/>
-          <w:szCs w:val="24"/>
-        </w:rPr>
-        <w:t> of n integers, and an integer element </w:t>
-      </w:r>
+        <w:t>a[</w:t>
+      </w:r>
+      <w:proofErr w:type="gramEnd"/>
       <w:r>
         <w:rPr>
           <w:rFonts w:ascii="Verdana" w:hAnsi="Verdana"/>
@@ -4843,6 +5784,26 @@
           <w:sz w:val="24"/>
           <w:szCs w:val="24"/>
         </w:rPr>
+        <w:t>]</w:t>
+      </w:r>
+      <w:r>
+        <w:rPr>
+          <w:rFonts w:ascii="Verdana" w:hAnsi="Verdana"/>
+          <w:color w:val="000000"/>
+          <w:sz w:val="24"/>
+          <w:szCs w:val="24"/>
+        </w:rPr>
+        <w:t> of n integers, and an integer element </w:t>
+      </w:r>
+      <w:r>
+        <w:rPr>
+          <w:rFonts w:ascii="Verdana" w:hAnsi="Verdana"/>
+          <w:b/>
+          <w:bCs/>
+          <w:color w:val="000000"/>
+          <w:sz w:val="24"/>
+          <w:szCs w:val="24"/>
+        </w:rPr>
         <w:t>x</w:t>
       </w:r>
       <w:r>
@@ -4890,7 +5851,47 @@
           <w:sz w:val="24"/>
           <w:szCs w:val="24"/>
         </w:rPr>
-        <w:t xml:space="preserve"> ( Array in DSA part 2 : bubble sorting</w:t>
+        <w:t xml:space="preserve"> </w:t>
+      </w:r>
+      <w:proofErr w:type="gramStart"/>
+      <w:r>
+        <w:rPr>
+          <w:rFonts w:ascii="Verdana" w:hAnsi="Verdana"/>
+          <w:color w:val="000000"/>
+          <w:sz w:val="24"/>
+          <w:szCs w:val="24"/>
+        </w:rPr>
+        <w:t>( Array</w:t>
+      </w:r>
+      <w:proofErr w:type="gramEnd"/>
+      <w:r>
+        <w:rPr>
+          <w:rFonts w:ascii="Verdana" w:hAnsi="Verdana"/>
+          <w:color w:val="000000"/>
+          <w:sz w:val="24"/>
+          <w:szCs w:val="24"/>
+        </w:rPr>
+        <w:t xml:space="preserve"> in DSA part </w:t>
+      </w:r>
+      <w:proofErr w:type="gramStart"/>
+      <w:r>
+        <w:rPr>
+          <w:rFonts w:ascii="Verdana" w:hAnsi="Verdana"/>
+          <w:color w:val="000000"/>
+          <w:sz w:val="24"/>
+          <w:szCs w:val="24"/>
+        </w:rPr>
+        <w:t>2 :</w:t>
+      </w:r>
+      <w:proofErr w:type="gramEnd"/>
+      <w:r>
+        <w:rPr>
+          <w:rFonts w:ascii="Verdana" w:hAnsi="Verdana"/>
+          <w:color w:val="000000"/>
+          <w:sz w:val="24"/>
+          <w:szCs w:val="24"/>
+        </w:rPr>
+        <w:t xml:space="preserve"> bubble sorting</w:t>
       </w:r>
       <w:r>
         <w:rPr>
@@ -5047,8 +6048,9 @@
           <w:szCs w:val="27"/>
           <w14:ligatures w14:val="none"/>
         </w:rPr>
-        <w:t>Rotate Array Right by 1 (In-place)</w:t>
-      </w:r>
+        <w:t>Rotate Array Right by 1 (In-place</w:t>
+      </w:r>
+      <w:proofErr w:type="gramStart"/>
       <w:r>
         <w:rPr>
           <w:rFonts w:ascii="Mangal" w:eastAsia="Times New Roman" w:hAnsi="Mangal" w:cs="Mangal"/>
@@ -5059,28 +6061,7 @@
           <w:szCs w:val="27"/>
           <w14:ligatures w14:val="none"/>
         </w:rPr>
-        <w:t>.(</w:t>
-      </w:r>
-      <w:r>
-        <w:rPr>
-          <w:rFonts w:ascii="Mangal" w:eastAsia="Times New Roman" w:hAnsi="Mangal" w:cs="Mangal"/>
-          <w:kern w:val="0"/>
-          <w:sz w:val="20"/>
-          <w:szCs w:val="20"/>
-          <w14:ligatures w14:val="none"/>
-        </w:rPr>
-        <w:t>Input: {1, 2, 3, 4, 5}</w:t>
-      </w:r>
-      <w:r>
-        <w:rPr>
-          <w:rFonts w:ascii="Mangal" w:eastAsia="Times New Roman" w:hAnsi="Mangal" w:cs="Mangal"/>
-          <w:kern w:val="0"/>
-          <w:sz w:val="20"/>
-          <w:szCs w:val="20"/>
-          <w14:ligatures w14:val="none"/>
-        </w:rPr>
-        <w:br/>
-        <w:t>Output: {5, 1, 2, 3, 4}</w:t>
+        <w:t>)</w:t>
       </w:r>
       <w:r>
         <w:rPr>
@@ -5092,6 +6073,40 @@
           <w:szCs w:val="27"/>
           <w14:ligatures w14:val="none"/>
         </w:rPr>
+        <w:t>.(</w:t>
+      </w:r>
+      <w:proofErr w:type="gramEnd"/>
+      <w:r>
+        <w:rPr>
+          <w:rFonts w:ascii="Mangal" w:eastAsia="Times New Roman" w:hAnsi="Mangal" w:cs="Mangal"/>
+          <w:kern w:val="0"/>
+          <w:sz w:val="20"/>
+          <w:szCs w:val="20"/>
+          <w14:ligatures w14:val="none"/>
+        </w:rPr>
+        <w:t>Input: {1, 2, 3, 4, 5}</w:t>
+      </w:r>
+      <w:r>
+        <w:rPr>
+          <w:rFonts w:ascii="Mangal" w:eastAsia="Times New Roman" w:hAnsi="Mangal" w:cs="Mangal"/>
+          <w:kern w:val="0"/>
+          <w:sz w:val="20"/>
+          <w:szCs w:val="20"/>
+          <w14:ligatures w14:val="none"/>
+        </w:rPr>
+        <w:br/>
+        <w:t>Output: {5, 1, 2, 3, 4}</w:t>
+      </w:r>
+      <w:r>
+        <w:rPr>
+          <w:rFonts w:ascii="Mangal" w:eastAsia="Times New Roman" w:hAnsi="Mangal" w:cs="Mangal"/>
+          <w:b/>
+          <w:bCs/>
+          <w:kern w:val="0"/>
+          <w:sz w:val="27"/>
+          <w:szCs w:val="27"/>
+          <w14:ligatures w14:val="none"/>
+        </w:rPr>
         <w:t>).</w:t>
       </w:r>
     </w:p>
@@ -5301,7 +6316,27 @@
           <w:sz w:val="24"/>
           <w:szCs w:val="24"/>
         </w:rPr>
-        <w:t>. Use split().</w:t>
+        <w:t xml:space="preserve">. Use </w:t>
+      </w:r>
+      <w:proofErr w:type="gramStart"/>
+      <w:r>
+        <w:rPr>
+          <w:rFonts w:ascii="Verdana" w:hAnsi="Verdana"/>
+          <w:color w:val="000000"/>
+          <w:sz w:val="24"/>
+          <w:szCs w:val="24"/>
+        </w:rPr>
+        <w:t>split(</w:t>
+      </w:r>
+      <w:proofErr w:type="gramEnd"/>
+      <w:r>
+        <w:rPr>
+          <w:rFonts w:ascii="Verdana" w:hAnsi="Verdana"/>
+          <w:color w:val="000000"/>
+          <w:sz w:val="24"/>
+          <w:szCs w:val="24"/>
+        </w:rPr>
+        <w:t>).</w:t>
       </w:r>
     </w:p>
     <w:p>
@@ -5343,25 +6378,87 @@
           <w:sz w:val="24"/>
           <w:szCs w:val="24"/>
         </w:rPr>
-        <w:t xml:space="preserve">. Use  </w:t>
-      </w:r>
-      <w:r>
-        <w:rPr>
-          <w:rFonts w:ascii="Verdana" w:hAnsi="Verdana"/>
-          <w:color w:val="000000"/>
-          <w:sz w:val="24"/>
-          <w:szCs w:val="24"/>
-        </w:rPr>
-        <w:t>toCharArray(), Arrays.sort()</w:t>
-      </w:r>
-      <w:r>
-        <w:rPr>
-          <w:rFonts w:ascii="Verdana" w:hAnsi="Verdana"/>
-          <w:color w:val="000000"/>
-          <w:sz w:val="24"/>
-          <w:szCs w:val="24"/>
-        </w:rPr>
-        <w:t>, Arrays.equal()</w:t>
+        <w:t xml:space="preserve">. </w:t>
+      </w:r>
+      <w:proofErr w:type="gramStart"/>
+      <w:r>
+        <w:rPr>
+          <w:rFonts w:ascii="Verdana" w:hAnsi="Verdana"/>
+          <w:color w:val="000000"/>
+          <w:sz w:val="24"/>
+          <w:szCs w:val="24"/>
+        </w:rPr>
+        <w:t xml:space="preserve">Use  </w:t>
+      </w:r>
+      <w:proofErr w:type="spellStart"/>
+      <w:r>
+        <w:rPr>
+          <w:rFonts w:ascii="Verdana" w:hAnsi="Verdana"/>
+          <w:color w:val="000000"/>
+          <w:sz w:val="24"/>
+          <w:szCs w:val="24"/>
+        </w:rPr>
+        <w:t>toCharArray</w:t>
+      </w:r>
+      <w:proofErr w:type="spellEnd"/>
+      <w:proofErr w:type="gramEnd"/>
+      <w:r>
+        <w:rPr>
+          <w:rFonts w:ascii="Verdana" w:hAnsi="Verdana"/>
+          <w:color w:val="000000"/>
+          <w:sz w:val="24"/>
+          <w:szCs w:val="24"/>
+        </w:rPr>
+        <w:t xml:space="preserve">(), </w:t>
+      </w:r>
+      <w:proofErr w:type="spellStart"/>
+      <w:r>
+        <w:rPr>
+          <w:rFonts w:ascii="Verdana" w:hAnsi="Verdana"/>
+          <w:color w:val="000000"/>
+          <w:sz w:val="24"/>
+          <w:szCs w:val="24"/>
+        </w:rPr>
+        <w:t>Arrays.sort</w:t>
+      </w:r>
+      <w:proofErr w:type="spellEnd"/>
+      <w:r>
+        <w:rPr>
+          <w:rFonts w:ascii="Verdana" w:hAnsi="Verdana"/>
+          <w:color w:val="000000"/>
+          <w:sz w:val="24"/>
+          <w:szCs w:val="24"/>
+        </w:rPr>
+        <w:t>()</w:t>
+      </w:r>
+      <w:r>
+        <w:rPr>
+          <w:rFonts w:ascii="Verdana" w:hAnsi="Verdana"/>
+          <w:color w:val="000000"/>
+          <w:sz w:val="24"/>
+          <w:szCs w:val="24"/>
+        </w:rPr>
+        <w:t xml:space="preserve">, </w:t>
+      </w:r>
+      <w:proofErr w:type="spellStart"/>
+      <w:r>
+        <w:rPr>
+          <w:rFonts w:ascii="Verdana" w:hAnsi="Verdana"/>
+          <w:color w:val="000000"/>
+          <w:sz w:val="24"/>
+          <w:szCs w:val="24"/>
+        </w:rPr>
+        <w:t>Arrays.equal</w:t>
+      </w:r>
+      <w:proofErr w:type="spellEnd"/>
+      <w:r>
+        <w:rPr>
+          <w:rFonts w:ascii="Verdana" w:hAnsi="Verdana"/>
+          <w:color w:val="000000"/>
+          <w:sz w:val="24"/>
+          <w:szCs w:val="24"/>
+        </w:rPr>
+        <w:t>()</w:t>
       </w:r>
       <w:r>
         <w:rPr>
@@ -5426,7 +6523,35 @@
           <w:color w:val="000000"/>
           <w:szCs w:val="24"/>
         </w:rPr>
-        <w:t>Input: "swiss"  Output: 'w'</w:t>
+        <w:t>Input: "</w:t>
+      </w:r>
+      <w:proofErr w:type="spellStart"/>
+      <w:r>
+        <w:rPr>
+          <w:rFonts w:ascii="Verdana" w:hAnsi="Verdana"/>
+          <w:color w:val="000000"/>
+          <w:szCs w:val="24"/>
+        </w:rPr>
+        <w:t>swiss</w:t>
+      </w:r>
+      <w:proofErr w:type="spellEnd"/>
+      <w:proofErr w:type="gramStart"/>
+      <w:r>
+        <w:rPr>
+          <w:rFonts w:ascii="Verdana" w:hAnsi="Verdana"/>
+          <w:color w:val="000000"/>
+          <w:szCs w:val="24"/>
+        </w:rPr>
+        <w:t>"  Output</w:t>
+      </w:r>
+      <w:proofErr w:type="gramEnd"/>
+      <w:r>
+        <w:rPr>
+          <w:rFonts w:ascii="Verdana" w:hAnsi="Verdana"/>
+          <w:color w:val="000000"/>
+          <w:szCs w:val="24"/>
+        </w:rPr>
+        <w:t>: 'w'</w:t>
       </w:r>
       <w:r>
         <w:rPr>
@@ -5568,7 +6693,27 @@
           <w:sz w:val="24"/>
           <w:szCs w:val="24"/>
         </w:rPr>
-        <w:t>0(Array and Arraylist)</w:t>
+        <w:t xml:space="preserve">0(Array and </w:t>
+      </w:r>
+      <w:proofErr w:type="spellStart"/>
+      <w:r>
+        <w:rPr>
+          <w:rFonts w:ascii="Verdana" w:hAnsi="Verdana"/>
+          <w:color w:val="000000"/>
+          <w:sz w:val="24"/>
+          <w:szCs w:val="24"/>
+        </w:rPr>
+        <w:t>Arraylist</w:t>
+      </w:r>
+      <w:proofErr w:type="spellEnd"/>
+      <w:r>
+        <w:rPr>
+          <w:rFonts w:ascii="Verdana" w:hAnsi="Verdana"/>
+          <w:color w:val="000000"/>
+          <w:sz w:val="24"/>
+          <w:szCs w:val="24"/>
+        </w:rPr>
+        <w:t>)</w:t>
       </w:r>
     </w:p>
     <w:p>
@@ -6418,7 +7563,27 @@
           <w:sz w:val="24"/>
           <w:szCs w:val="24"/>
         </w:rPr>
-        <w:t>Count Strings Starting and Ending With Same Characte</w:t>
+        <w:t xml:space="preserve">Count Strings Starting and Ending </w:t>
+      </w:r>
+      <w:proofErr w:type="gramStart"/>
+      <w:r>
+        <w:rPr>
+          <w:rStyle w:val="Strong"/>
+          <w:rFonts w:ascii="Times New Roman" w:eastAsiaTheme="majorEastAsia" w:hAnsi="Times New Roman" w:cs="Times New Roman"/>
+          <w:sz w:val="24"/>
+          <w:szCs w:val="24"/>
+        </w:rPr>
+        <w:t>With</w:t>
+      </w:r>
+      <w:proofErr w:type="gramEnd"/>
+      <w:r>
+        <w:rPr>
+          <w:rStyle w:val="Strong"/>
+          <w:rFonts w:ascii="Times New Roman" w:eastAsiaTheme="majorEastAsia" w:hAnsi="Times New Roman" w:cs="Times New Roman"/>
+          <w:sz w:val="24"/>
+          <w:szCs w:val="24"/>
+        </w:rPr>
+        <w:t xml:space="preserve"> Same Characte</w:t>
       </w:r>
       <w:r>
         <w:rPr>
@@ -6444,16 +7609,9 @@
           <w:sz w:val="28"/>
           <w:szCs w:val="28"/>
         </w:rPr>
-        <w:t>{"abc", "aaa", "kite", "pop"}</w:t>
-      </w:r>
-      <w:r>
-        <w:rPr>
-          <w:rFonts w:ascii="Times New Roman" w:hAnsi="Times New Roman" w:cs="Times New Roman"/>
-          <w:sz w:val="28"/>
-          <w:szCs w:val="28"/>
-        </w:rPr>
-        <w:t xml:space="preserve"> → Output: </w:t>
-      </w:r>
+        <w:t>{"</w:t>
+      </w:r>
+      <w:proofErr w:type="spellStart"/>
       <w:r>
         <w:rPr>
           <w:rStyle w:val="HTMLCode"/>
@@ -6461,16 +7619,9 @@
           <w:sz w:val="28"/>
           <w:szCs w:val="28"/>
         </w:rPr>
-        <w:t>3</w:t>
-      </w:r>
-      <w:r>
-        <w:rPr>
-          <w:rFonts w:ascii="Times New Roman" w:hAnsi="Times New Roman" w:cs="Times New Roman"/>
-          <w:sz w:val="28"/>
-          <w:szCs w:val="28"/>
-        </w:rPr>
-        <w:t xml:space="preserve"> (</w:t>
-      </w:r>
+        <w:t>abc</w:t>
+      </w:r>
+      <w:proofErr w:type="spellEnd"/>
       <w:r>
         <w:rPr>
           <w:rStyle w:val="HTMLCode"/>
@@ -6478,8 +7629,64 @@
           <w:sz w:val="28"/>
           <w:szCs w:val="28"/>
         </w:rPr>
+        <w:t>", "</w:t>
+      </w:r>
+      <w:proofErr w:type="spellStart"/>
+      <w:r>
+        <w:rPr>
+          <w:rStyle w:val="HTMLCode"/>
+          <w:rFonts w:ascii="Times New Roman" w:eastAsiaTheme="majorEastAsia" w:hAnsi="Times New Roman" w:cs="Times New Roman"/>
+          <w:sz w:val="28"/>
+          <w:szCs w:val="28"/>
+        </w:rPr>
         <w:t>aaa</w:t>
       </w:r>
+      <w:proofErr w:type="spellEnd"/>
+      <w:r>
+        <w:rPr>
+          <w:rStyle w:val="HTMLCode"/>
+          <w:rFonts w:ascii="Times New Roman" w:eastAsiaTheme="majorEastAsia" w:hAnsi="Times New Roman" w:cs="Times New Roman"/>
+          <w:sz w:val="28"/>
+          <w:szCs w:val="28"/>
+        </w:rPr>
+        <w:t>", "kite", "pop"}</w:t>
+      </w:r>
+      <w:r>
+        <w:rPr>
+          <w:rFonts w:ascii="Times New Roman" w:hAnsi="Times New Roman" w:cs="Times New Roman"/>
+          <w:sz w:val="28"/>
+          <w:szCs w:val="28"/>
+        </w:rPr>
+        <w:t xml:space="preserve"> → Output: </w:t>
+      </w:r>
+      <w:r>
+        <w:rPr>
+          <w:rStyle w:val="HTMLCode"/>
+          <w:rFonts w:ascii="Times New Roman" w:eastAsiaTheme="majorEastAsia" w:hAnsi="Times New Roman" w:cs="Times New Roman"/>
+          <w:sz w:val="28"/>
+          <w:szCs w:val="28"/>
+        </w:rPr>
+        <w:t>3</w:t>
+      </w:r>
+      <w:r>
+        <w:rPr>
+          <w:rFonts w:ascii="Times New Roman" w:hAnsi="Times New Roman" w:cs="Times New Roman"/>
+          <w:sz w:val="28"/>
+          <w:szCs w:val="28"/>
+        </w:rPr>
+        <w:t xml:space="preserve"> (</w:t>
+      </w:r>
+      <w:proofErr w:type="spellStart"/>
+      <w:r>
+        <w:rPr>
+          <w:rStyle w:val="HTMLCode"/>
+          <w:rFonts w:ascii="Times New Roman" w:eastAsiaTheme="majorEastAsia" w:hAnsi="Times New Roman" w:cs="Times New Roman"/>
+          <w:sz w:val="28"/>
+          <w:szCs w:val="28"/>
+        </w:rPr>
+        <w:t>aaa</w:t>
+      </w:r>
+      <w:proofErr w:type="spellEnd"/>
       <w:r>
         <w:rPr>
           <w:rFonts w:ascii="Times New Roman" w:hAnsi="Times New Roman" w:cs="Times New Roman"/>
@@ -6532,8 +7739,36 @@
           <w:sz w:val="28"/>
           <w:szCs w:val="22"/>
         </w:rPr>
-        <w:t>Day 22 ( Array in Java Lab – 5 )</w:t>
-      </w:r>
+        <w:t xml:space="preserve">Day 22 </w:t>
+      </w:r>
+      <w:proofErr w:type="gramStart"/>
+      <w:r>
+        <w:rPr>
+          <w:rFonts w:ascii="Times New Roman" w:hAnsi="Times New Roman" w:cs="Times New Roman"/>
+          <w:sz w:val="28"/>
+          <w:szCs w:val="22"/>
+        </w:rPr>
+        <w:t>( Array</w:t>
+      </w:r>
+      <w:proofErr w:type="gramEnd"/>
+      <w:r>
+        <w:rPr>
+          <w:rFonts w:ascii="Times New Roman" w:hAnsi="Times New Roman" w:cs="Times New Roman"/>
+          <w:sz w:val="28"/>
+          <w:szCs w:val="22"/>
+        </w:rPr>
+        <w:t xml:space="preserve"> in Java Lab – </w:t>
+      </w:r>
+      <w:proofErr w:type="gramStart"/>
+      <w:r>
+        <w:rPr>
+          <w:rFonts w:ascii="Times New Roman" w:hAnsi="Times New Roman" w:cs="Times New Roman"/>
+          <w:sz w:val="28"/>
+          <w:szCs w:val="22"/>
+        </w:rPr>
+        <w:t>5 )</w:t>
+      </w:r>
+      <w:proofErr w:type="gramEnd"/>
     </w:p>
     <w:p>
       <w:pPr>
@@ -6599,6 +7834,50 @@
           <w:szCs w:val="22"/>
         </w:rPr>
         <w:t>Write a java program to sort array in ascending order.</w:t>
+      </w:r>
+    </w:p>
+    <w:p>
+      <w:pPr>
+        <w:pStyle w:val="ListParagraph"/>
+        <w:numPr>
+          <w:ilvl w:val="0"/>
+          <w:numId w:val="30"/>
+        </w:numPr>
+        <w:rPr>
+          <w:rFonts w:ascii="Times New Roman" w:hAnsi="Times New Roman" w:cs="Times New Roman"/>
+          <w:sz w:val="28"/>
+          <w:szCs w:val="22"/>
+        </w:rPr>
+      </w:pPr>
+      <w:r>
+        <w:rPr>
+          <w:rFonts w:ascii="Times New Roman" w:hAnsi="Times New Roman" w:cs="Times New Roman"/>
+          <w:sz w:val="28"/>
+          <w:szCs w:val="22"/>
+        </w:rPr>
+        <w:t>Write a java program to multiply 3*3 matrix and display the resultant matrix.</w:t>
+      </w:r>
+    </w:p>
+    <w:p>
+      <w:pPr>
+        <w:pStyle w:val="ListParagraph"/>
+        <w:numPr>
+          <w:ilvl w:val="0"/>
+          <w:numId w:val="30"/>
+        </w:numPr>
+        <w:rPr>
+          <w:rFonts w:ascii="Times New Roman" w:hAnsi="Times New Roman" w:cs="Times New Roman"/>
+          <w:sz w:val="28"/>
+          <w:szCs w:val="22"/>
+        </w:rPr>
+      </w:pPr>
+      <w:r>
+        <w:rPr>
+          <w:rFonts w:ascii="Times New Roman" w:hAnsi="Times New Roman" w:cs="Times New Roman"/>
+          <w:sz w:val="28"/>
+          <w:szCs w:val="22"/>
+        </w:rPr>
+        <w:t>Write a java program to declare and initialized jagged array and display the jagged array with sum of individual row.</w:t>
       </w:r>
     </w:p>
     <w:sectPr>

--- a/Questions.docx
+++ b/Questions.docx
@@ -52,44 +52,41 @@
           <w:sz w:val="28"/>
           <w:szCs w:val="22"/>
         </w:rPr>
-        <w:t xml:space="preserve">Write a java program to check input validation for integer </w:t>
-      </w:r>
-      <w:proofErr w:type="gramStart"/>
-      <w:r>
+        <w:t>Write a java program to check input validation for integer constraints :</w:t>
+      </w:r>
+    </w:p>
+    <w:p>
+      <w:pPr>
+        <w:pStyle w:val="ListParagraph"/>
         <w:rPr>
           <w:rFonts w:ascii="Times New Roman" w:hAnsi="Times New Roman" w:cs="Times New Roman"/>
           <w:sz w:val="28"/>
           <w:szCs w:val="22"/>
         </w:rPr>
-        <w:t>constraints :</w:t>
-      </w:r>
-      <w:proofErr w:type="gramEnd"/>
-    </w:p>
-    <w:p>
-      <w:pPr>
-        <w:pStyle w:val="ListParagraph"/>
+      </w:pPr>
+      <w:r>
         <w:rPr>
           <w:rFonts w:ascii="Times New Roman" w:hAnsi="Times New Roman" w:cs="Times New Roman"/>
           <w:sz w:val="28"/>
           <w:szCs w:val="22"/>
         </w:rPr>
-      </w:pPr>
+        <w:t>N&lt;</w:t>
+      </w:r>
       <w:r>
         <w:rPr>
           <w:rFonts w:ascii="Times New Roman" w:hAnsi="Times New Roman" w:cs="Times New Roman"/>
           <w:sz w:val="28"/>
           <w:szCs w:val="22"/>
         </w:rPr>
-        <w:t>N&lt;</w:t>
-      </w:r>
-      <w:proofErr w:type="gramStart"/>
+        <w:t>10</w:t>
+      </w:r>
       <w:r>
         <w:rPr>
           <w:rFonts w:ascii="Times New Roman" w:hAnsi="Times New Roman" w:cs="Times New Roman"/>
           <w:sz w:val="28"/>
           <w:szCs w:val="22"/>
         </w:rPr>
-        <w:t>10</w:t>
+        <w:t xml:space="preserve"> </w:t>
       </w:r>
       <w:r>
         <w:rPr>
@@ -97,7 +94,7 @@
           <w:sz w:val="28"/>
           <w:szCs w:val="22"/>
         </w:rPr>
-        <w:t xml:space="preserve"> </w:t>
+        <w:t>,</w:t>
       </w:r>
       <w:r>
         <w:rPr>
@@ -105,7 +102,7 @@
           <w:sz w:val="28"/>
           <w:szCs w:val="22"/>
         </w:rPr>
-        <w:t>,</w:t>
+        <w:t>N&gt;</w:t>
       </w:r>
       <w:r>
         <w:rPr>
@@ -113,16 +110,15 @@
           <w:sz w:val="28"/>
           <w:szCs w:val="22"/>
         </w:rPr>
-        <w:t>N</w:t>
-      </w:r>
-      <w:proofErr w:type="gramEnd"/>
+        <w:t xml:space="preserve">0, for string constraints : </w:t>
+      </w:r>
       <w:r>
         <w:rPr>
           <w:rFonts w:ascii="Times New Roman" w:hAnsi="Times New Roman" w:cs="Times New Roman"/>
           <w:sz w:val="28"/>
           <w:szCs w:val="22"/>
         </w:rPr>
-        <w:t>&gt;</w:t>
+        <w:t>S&lt;1</w:t>
       </w:r>
       <w:r>
         <w:rPr>
@@ -130,25 +126,23 @@
           <w:sz w:val="28"/>
           <w:szCs w:val="22"/>
         </w:rPr>
-        <w:t xml:space="preserve">0, for string </w:t>
-      </w:r>
-      <w:proofErr w:type="gramStart"/>
+        <w:t>,</w:t>
+      </w:r>
       <w:r>
         <w:rPr>
           <w:rFonts w:ascii="Times New Roman" w:hAnsi="Times New Roman" w:cs="Times New Roman"/>
           <w:sz w:val="28"/>
           <w:szCs w:val="22"/>
         </w:rPr>
-        <w:t>constraints :</w:t>
-      </w:r>
-      <w:proofErr w:type="gramEnd"/>
+        <w:t xml:space="preserve"> S</w:t>
+      </w:r>
       <w:r>
         <w:rPr>
           <w:rFonts w:ascii="Times New Roman" w:hAnsi="Times New Roman" w:cs="Times New Roman"/>
           <w:sz w:val="28"/>
           <w:szCs w:val="22"/>
         </w:rPr>
-        <w:t xml:space="preserve"> </w:t>
+        <w:t>&lt;</w:t>
       </w:r>
       <w:r>
         <w:rPr>
@@ -156,7 +150,7 @@
           <w:sz w:val="28"/>
           <w:szCs w:val="22"/>
         </w:rPr>
-        <w:t>S&lt;1</w:t>
+        <w:t>15</w:t>
       </w:r>
       <w:r>
         <w:rPr>
@@ -164,93 +158,61 @@
           <w:sz w:val="28"/>
           <w:szCs w:val="22"/>
         </w:rPr>
-        <w:t>,</w:t>
-      </w:r>
-      <w:r>
+        <w:t>, (S) string length. And print String as normal as input and double the integer value.</w:t>
+      </w:r>
+    </w:p>
+    <w:p>
+      <w:pPr>
+        <w:pStyle w:val="ListParagraph"/>
+        <w:numPr>
+          <w:ilvl w:val="0"/>
+          <w:numId w:val="1"/>
+        </w:numPr>
         <w:rPr>
           <w:rFonts w:ascii="Times New Roman" w:hAnsi="Times New Roman" w:cs="Times New Roman"/>
           <w:sz w:val="28"/>
           <w:szCs w:val="22"/>
         </w:rPr>
-        <w:t xml:space="preserve"> S</w:t>
-      </w:r>
+      </w:pPr>
       <w:r>
         <w:rPr>
           <w:rFonts w:ascii="Times New Roman" w:hAnsi="Times New Roman" w:cs="Times New Roman"/>
           <w:sz w:val="28"/>
           <w:szCs w:val="22"/>
         </w:rPr>
-        <w:t>&lt;</w:t>
-      </w:r>
-      <w:r>
+        <w:t>Write a java program to check if input number is palindrome or not.</w:t>
+      </w:r>
+    </w:p>
+    <w:p>
+      <w:pPr>
+        <w:pStyle w:val="ListParagraph"/>
+        <w:numPr>
+          <w:ilvl w:val="0"/>
+          <w:numId w:val="1"/>
+        </w:numPr>
         <w:rPr>
           <w:rFonts w:ascii="Times New Roman" w:hAnsi="Times New Roman" w:cs="Times New Roman"/>
           <w:sz w:val="28"/>
           <w:szCs w:val="22"/>
         </w:rPr>
-        <w:t>15</w:t>
-      </w:r>
+      </w:pPr>
       <w:r>
         <w:rPr>
           <w:rFonts w:ascii="Times New Roman" w:hAnsi="Times New Roman" w:cs="Times New Roman"/>
           <w:sz w:val="28"/>
           <w:szCs w:val="22"/>
         </w:rPr>
-        <w:t>, (S) string length. And print String as normal as input and double the integer value.</w:t>
-      </w:r>
-    </w:p>
-    <w:p>
-      <w:pPr>
-        <w:pStyle w:val="ListParagraph"/>
+        <w:t>Write a java program to check if input number is unique number or not.</w:t>
+      </w:r>
+    </w:p>
+    <w:p>
+      <w:pPr>
+        <w:pStyle w:val="max2"/>
         <w:numPr>
           <w:ilvl w:val="0"/>
           <w:numId w:val="1"/>
         </w:numPr>
         <w:rPr>
-          <w:rFonts w:ascii="Times New Roman" w:hAnsi="Times New Roman" w:cs="Times New Roman"/>
-          <w:sz w:val="28"/>
-          <w:szCs w:val="22"/>
-        </w:rPr>
-      </w:pPr>
-      <w:r>
-        <w:rPr>
-          <w:rFonts w:ascii="Times New Roman" w:hAnsi="Times New Roman" w:cs="Times New Roman"/>
-          <w:sz w:val="28"/>
-          <w:szCs w:val="22"/>
-        </w:rPr>
-        <w:t>Write a java program to check if input number is palindrome or not.</w:t>
-      </w:r>
-    </w:p>
-    <w:p>
-      <w:pPr>
-        <w:pStyle w:val="ListParagraph"/>
-        <w:numPr>
-          <w:ilvl w:val="0"/>
-          <w:numId w:val="1"/>
-        </w:numPr>
-        <w:rPr>
-          <w:rFonts w:ascii="Times New Roman" w:hAnsi="Times New Roman" w:cs="Times New Roman"/>
-          <w:sz w:val="28"/>
-          <w:szCs w:val="22"/>
-        </w:rPr>
-      </w:pPr>
-      <w:r>
-        <w:rPr>
-          <w:rFonts w:ascii="Times New Roman" w:hAnsi="Times New Roman" w:cs="Times New Roman"/>
-          <w:sz w:val="28"/>
-          <w:szCs w:val="22"/>
-        </w:rPr>
-        <w:t>Write a java program to check if input number is unique number or not.</w:t>
-      </w:r>
-    </w:p>
-    <w:p>
-      <w:pPr>
-        <w:pStyle w:val="max2"/>
-        <w:numPr>
-          <w:ilvl w:val="0"/>
-          <w:numId w:val="1"/>
-        </w:numPr>
-        <w:rPr>
           <w:rFonts w:ascii="Verdana" w:hAnsi="Verdana"/>
           <w:color w:val="000000"/>
           <w:sz w:val="24"/>
@@ -273,34 +235,7 @@
           <w:szCs w:val="24"/>
         </w:rPr>
         <w:br/>
-      </w:r>
-      <w:proofErr w:type="spellStart"/>
-      <w:proofErr w:type="gramStart"/>
-      <w:r>
-        <w:rPr>
-          <w:rFonts w:ascii="Verdana" w:hAnsi="Verdana"/>
-          <w:color w:val="000000"/>
-          <w:szCs w:val="24"/>
-        </w:rPr>
-        <w:t>stringTimes</w:t>
-      </w:r>
-      <w:proofErr w:type="spellEnd"/>
-      <w:r>
-        <w:rPr>
-          <w:rFonts w:ascii="Verdana" w:hAnsi="Verdana"/>
-          <w:color w:val="000000"/>
-          <w:szCs w:val="24"/>
-        </w:rPr>
-        <w:t>(</w:t>
-      </w:r>
-      <w:proofErr w:type="gramEnd"/>
-      <w:r>
-        <w:rPr>
-          <w:rFonts w:ascii="Verdana" w:hAnsi="Verdana"/>
-          <w:color w:val="000000"/>
-          <w:szCs w:val="24"/>
-        </w:rPr>
-        <w:t xml:space="preserve">"Hi", 2) </w:t>
+        <w:t xml:space="preserve">stringTimes("Hi", 2) </w:t>
       </w:r>
       <w:r>
         <w:rPr>
@@ -316,25 +251,7 @@
           <w:color w:val="000000"/>
           <w:szCs w:val="24"/>
         </w:rPr>
-        <w:t xml:space="preserve"> "</w:t>
-      </w:r>
-      <w:proofErr w:type="spellStart"/>
-      <w:r>
-        <w:rPr>
-          <w:rFonts w:ascii="Verdana" w:hAnsi="Verdana"/>
-          <w:color w:val="000000"/>
-          <w:szCs w:val="24"/>
-        </w:rPr>
-        <w:t>HiHi</w:t>
-      </w:r>
-      <w:proofErr w:type="spellEnd"/>
-      <w:r>
-        <w:rPr>
-          <w:rFonts w:ascii="Verdana" w:hAnsi="Verdana"/>
-          <w:color w:val="000000"/>
-          <w:szCs w:val="24"/>
-        </w:rPr>
-        <w:t>"</w:t>
+        <w:t xml:space="preserve"> "HiHi"</w:t>
       </w:r>
       <w:r>
         <w:rPr>
@@ -343,34 +260,7 @@
           <w:szCs w:val="24"/>
         </w:rPr>
         <w:br/>
-      </w:r>
-      <w:proofErr w:type="spellStart"/>
-      <w:proofErr w:type="gramStart"/>
-      <w:r>
-        <w:rPr>
-          <w:rFonts w:ascii="Verdana" w:hAnsi="Verdana"/>
-          <w:color w:val="000000"/>
-          <w:szCs w:val="24"/>
-        </w:rPr>
-        <w:t>stringTimes</w:t>
-      </w:r>
-      <w:proofErr w:type="spellEnd"/>
-      <w:r>
-        <w:rPr>
-          <w:rFonts w:ascii="Verdana" w:hAnsi="Verdana"/>
-          <w:color w:val="000000"/>
-          <w:szCs w:val="24"/>
-        </w:rPr>
-        <w:t>(</w:t>
-      </w:r>
-      <w:proofErr w:type="gramEnd"/>
-      <w:r>
-        <w:rPr>
-          <w:rFonts w:ascii="Verdana" w:hAnsi="Verdana"/>
-          <w:color w:val="000000"/>
-          <w:szCs w:val="24"/>
-        </w:rPr>
-        <w:t xml:space="preserve">"Hi", 3) </w:t>
+        <w:t xml:space="preserve">stringTimes("Hi", 3) </w:t>
       </w:r>
       <w:r>
         <w:rPr>
@@ -386,25 +276,7 @@
           <w:color w:val="000000"/>
           <w:szCs w:val="24"/>
         </w:rPr>
-        <w:t xml:space="preserve"> "</w:t>
-      </w:r>
-      <w:proofErr w:type="spellStart"/>
-      <w:r>
-        <w:rPr>
-          <w:rFonts w:ascii="Verdana" w:hAnsi="Verdana"/>
-          <w:color w:val="000000"/>
-          <w:szCs w:val="24"/>
-        </w:rPr>
-        <w:t>HiHiHi</w:t>
-      </w:r>
-      <w:proofErr w:type="spellEnd"/>
-      <w:r>
-        <w:rPr>
-          <w:rFonts w:ascii="Verdana" w:hAnsi="Verdana"/>
-          <w:color w:val="000000"/>
-          <w:szCs w:val="24"/>
-        </w:rPr>
-        <w:t>"</w:t>
+        <w:t xml:space="preserve"> "HiHiHi"</w:t>
       </w:r>
       <w:r>
         <w:rPr>
@@ -413,34 +285,7 @@
           <w:szCs w:val="24"/>
         </w:rPr>
         <w:br/>
-      </w:r>
-      <w:proofErr w:type="spellStart"/>
-      <w:proofErr w:type="gramStart"/>
-      <w:r>
-        <w:rPr>
-          <w:rFonts w:ascii="Verdana" w:hAnsi="Verdana"/>
-          <w:color w:val="000000"/>
-          <w:szCs w:val="24"/>
-        </w:rPr>
-        <w:t>stringTimes</w:t>
-      </w:r>
-      <w:proofErr w:type="spellEnd"/>
-      <w:r>
-        <w:rPr>
-          <w:rFonts w:ascii="Verdana" w:hAnsi="Verdana"/>
-          <w:color w:val="000000"/>
-          <w:szCs w:val="24"/>
-        </w:rPr>
-        <w:t>(</w:t>
-      </w:r>
-      <w:proofErr w:type="gramEnd"/>
-      <w:r>
-        <w:rPr>
-          <w:rFonts w:ascii="Verdana" w:hAnsi="Verdana"/>
-          <w:color w:val="000000"/>
-          <w:szCs w:val="24"/>
-        </w:rPr>
-        <w:t xml:space="preserve">"Hi", 1) </w:t>
+        <w:t xml:space="preserve">stringTimes("Hi", 1) </w:t>
       </w:r>
       <w:r>
         <w:rPr>
@@ -799,27 +644,7 @@
           <w:sz w:val="24"/>
           <w:szCs w:val="24"/>
         </w:rPr>
-        <w:t xml:space="preserve">Write a java program to find the multiplication of </w:t>
-      </w:r>
-      <w:proofErr w:type="gramStart"/>
-      <w:r>
-        <w:rPr>
-          <w:rFonts w:ascii="Verdana" w:hAnsi="Verdana"/>
-          <w:color w:val="000000"/>
-          <w:sz w:val="24"/>
-          <w:szCs w:val="24"/>
-        </w:rPr>
-        <w:t>a</w:t>
-      </w:r>
-      <w:proofErr w:type="gramEnd"/>
-      <w:r>
-        <w:rPr>
-          <w:rFonts w:ascii="Verdana" w:hAnsi="Verdana"/>
-          <w:color w:val="000000"/>
-          <w:sz w:val="24"/>
-          <w:szCs w:val="24"/>
-        </w:rPr>
-        <w:t xml:space="preserve"> input number.</w:t>
+        <w:t>Write a java program to find the multiplication of a input number.</w:t>
       </w:r>
     </w:p>
     <w:p>
@@ -852,27 +677,7 @@
           <w:sz w:val="24"/>
           <w:szCs w:val="24"/>
         </w:rPr>
-        <w:t xml:space="preserve">alculate factorial of </w:t>
-      </w:r>
-      <w:proofErr w:type="gramStart"/>
-      <w:r>
-        <w:rPr>
-          <w:rFonts w:ascii="Verdana" w:hAnsi="Verdana"/>
-          <w:color w:val="000000"/>
-          <w:sz w:val="24"/>
-          <w:szCs w:val="24"/>
-        </w:rPr>
-        <w:t>a</w:t>
-      </w:r>
-      <w:proofErr w:type="gramEnd"/>
-      <w:r>
-        <w:rPr>
-          <w:rFonts w:ascii="Verdana" w:hAnsi="Verdana"/>
-          <w:color w:val="000000"/>
-          <w:sz w:val="24"/>
-          <w:szCs w:val="24"/>
-        </w:rPr>
-        <w:t xml:space="preserve"> </w:t>
+        <w:t xml:space="preserve">alculate factorial of a </w:t>
       </w:r>
       <w:r>
         <w:rPr>
@@ -1055,27 +860,7 @@
           <w:sz w:val="24"/>
           <w:szCs w:val="24"/>
         </w:rPr>
-        <w:t xml:space="preserve">Write a java to count and sum of digits in </w:t>
-      </w:r>
-      <w:proofErr w:type="gramStart"/>
-      <w:r>
-        <w:rPr>
-          <w:rFonts w:ascii="Verdana" w:hAnsi="Verdana"/>
-          <w:color w:val="000000"/>
-          <w:sz w:val="24"/>
-          <w:szCs w:val="24"/>
-        </w:rPr>
-        <w:t>a</w:t>
-      </w:r>
-      <w:proofErr w:type="gramEnd"/>
-      <w:r>
-        <w:rPr>
-          <w:rFonts w:ascii="Verdana" w:hAnsi="Verdana"/>
-          <w:color w:val="000000"/>
-          <w:sz w:val="24"/>
-          <w:szCs w:val="24"/>
-        </w:rPr>
-        <w:t xml:space="preserve"> input number.</w:t>
+        <w:t>Write a java to count and sum of digits in a input number.</w:t>
       </w:r>
     </w:p>
     <w:p>
@@ -1219,58 +1004,7 @@
           <w:sz w:val="24"/>
           <w:szCs w:val="24"/>
         </w:rPr>
-        <w:t xml:space="preserve">Write a program to reverse the order of words in a string entered, for </w:t>
-      </w:r>
-      <w:proofErr w:type="spellStart"/>
-      <w:proofErr w:type="gramStart"/>
-      <w:r>
-        <w:rPr>
-          <w:rFonts w:ascii="Verdana" w:hAnsi="Verdana"/>
-          <w:color w:val="000000"/>
-          <w:sz w:val="24"/>
-          <w:szCs w:val="24"/>
-        </w:rPr>
-        <w:t>eg</w:t>
-      </w:r>
-      <w:proofErr w:type="spellEnd"/>
-      <w:r>
-        <w:rPr>
-          <w:rFonts w:ascii="Verdana" w:hAnsi="Verdana"/>
-          <w:color w:val="000000"/>
-          <w:sz w:val="24"/>
-          <w:szCs w:val="24"/>
-        </w:rPr>
-        <w:t xml:space="preserve"> :</w:t>
-      </w:r>
-      <w:proofErr w:type="gramEnd"/>
-      <w:r>
-        <w:rPr>
-          <w:rFonts w:ascii="Verdana" w:hAnsi="Verdana"/>
-          <w:color w:val="000000"/>
-          <w:sz w:val="24"/>
-          <w:szCs w:val="24"/>
-        </w:rPr>
-        <w:t xml:space="preserve"> I am </w:t>
-      </w:r>
-      <w:proofErr w:type="gramStart"/>
-      <w:r>
-        <w:rPr>
-          <w:rFonts w:ascii="Verdana" w:hAnsi="Verdana"/>
-          <w:color w:val="000000"/>
-          <w:sz w:val="24"/>
-          <w:szCs w:val="24"/>
-        </w:rPr>
-        <w:t>Ram  to</w:t>
-      </w:r>
-      <w:proofErr w:type="gramEnd"/>
-      <w:r>
-        <w:rPr>
-          <w:rFonts w:ascii="Verdana" w:hAnsi="Verdana"/>
-          <w:color w:val="000000"/>
-          <w:sz w:val="24"/>
-          <w:szCs w:val="24"/>
-        </w:rPr>
-        <w:t xml:space="preserve">  Ram am I </w:t>
+        <w:t xml:space="preserve">Write a program to reverse the order of words in a string entered, for eg : I am Ram  to  Ram am I </w:t>
       </w:r>
     </w:p>
     <w:p>
@@ -1815,9 +1549,50 @@
           <w:sz w:val="24"/>
           <w:szCs w:val="24"/>
         </w:rPr>
-        <w:t xml:space="preserve">only </w:t>
-      </w:r>
-      <w:proofErr w:type="spellStart"/>
+        <w:t>only even digits</w:t>
+      </w:r>
+      <w:r>
+        <w:rPr>
+          <w:rFonts w:ascii="Verdana" w:hAnsi="Verdana"/>
+          <w:color w:val="000000"/>
+          <w:sz w:val="24"/>
+          <w:szCs w:val="24"/>
+        </w:rPr>
+        <w:t>.</w:t>
+      </w:r>
+    </w:p>
+    <w:p>
+      <w:pPr>
+        <w:pStyle w:val="max2"/>
+        <w:numPr>
+          <w:ilvl w:val="0"/>
+          <w:numId w:val="12"/>
+        </w:numPr>
+        <w:rPr>
+          <w:rFonts w:ascii="Verdana" w:hAnsi="Verdana"/>
+          <w:color w:val="000000"/>
+          <w:sz w:val="24"/>
+          <w:szCs w:val="24"/>
+        </w:rPr>
+      </w:pPr>
+      <w:r>
+        <w:rPr>
+          <w:rFonts w:ascii="Verdana" w:hAnsi="Verdana"/>
+          <w:color w:val="000000"/>
+          <w:sz w:val="24"/>
+          <w:szCs w:val="24"/>
+        </w:rPr>
+        <w:t>Write a program t</w:t>
+      </w:r>
+      <w:r>
+        <w:rPr>
+          <w:rFonts w:ascii="Verdana" w:hAnsi="Verdana"/>
+          <w:color w:val="000000"/>
+          <w:sz w:val="24"/>
+          <w:szCs w:val="24"/>
+        </w:rPr>
+        <w:t xml:space="preserve">ake a number and process digits </w:t>
+      </w:r>
       <w:r>
         <w:rPr>
           <w:rFonts w:ascii="Verdana" w:hAnsi="Verdana"/>
@@ -1827,9 +1602,79 @@
           <w:sz w:val="24"/>
           <w:szCs w:val="24"/>
         </w:rPr>
-        <w:t>even</w:t>
-      </w:r>
-      <w:proofErr w:type="spellEnd"/>
+        <w:t>until digit 5 is encountered</w:t>
+      </w:r>
+      <w:r>
+        <w:rPr>
+          <w:rFonts w:ascii="Verdana" w:hAnsi="Verdana"/>
+          <w:color w:val="000000"/>
+          <w:sz w:val="24"/>
+          <w:szCs w:val="24"/>
+        </w:rPr>
+        <w:t>, then stop</w:t>
+      </w:r>
+      <w:r>
+        <w:rPr>
+          <w:rFonts w:ascii="Verdana" w:hAnsi="Verdana"/>
+          <w:color w:val="000000"/>
+          <w:sz w:val="24"/>
+          <w:szCs w:val="24"/>
+        </w:rPr>
+        <w:t>.</w:t>
+      </w:r>
+    </w:p>
+    <w:p>
+      <w:pPr>
+        <w:pStyle w:val="max2"/>
+        <w:rPr>
+          <w:rFonts w:ascii="Verdana" w:hAnsi="Verdana"/>
+          <w:color w:val="000000"/>
+          <w:sz w:val="24"/>
+          <w:szCs w:val="24"/>
+        </w:rPr>
+      </w:pPr>
+      <w:r>
+        <w:rPr>
+          <w:rFonts w:ascii="Verdana" w:hAnsi="Verdana"/>
+          <w:color w:val="000000"/>
+          <w:sz w:val="24"/>
+          <w:szCs w:val="24"/>
+        </w:rPr>
+        <w:t>Day 08</w:t>
+      </w:r>
+      <w:r>
+        <w:rPr>
+          <w:rFonts w:ascii="Verdana" w:hAnsi="Verdana"/>
+          <w:color w:val="000000"/>
+          <w:sz w:val="24"/>
+          <w:szCs w:val="24"/>
+        </w:rPr>
+        <w:t>( stop condition value-based vs count-based )</w:t>
+      </w:r>
+    </w:p>
+    <w:p>
+      <w:pPr>
+        <w:pStyle w:val="max2"/>
+        <w:numPr>
+          <w:ilvl w:val="0"/>
+          <w:numId w:val="13"/>
+        </w:numPr>
+        <w:rPr>
+          <w:rFonts w:ascii="Verdana" w:hAnsi="Verdana"/>
+          <w:color w:val="000000"/>
+          <w:sz w:val="24"/>
+          <w:szCs w:val="24"/>
+        </w:rPr>
+      </w:pPr>
+      <w:r>
+        <w:rPr>
+          <w:rFonts w:ascii="Verdana" w:hAnsi="Verdana"/>
+          <w:color w:val="000000"/>
+          <w:sz w:val="24"/>
+          <w:szCs w:val="24"/>
+        </w:rPr>
+        <w:t xml:space="preserve">Take a number and print digits </w:t>
+      </w:r>
       <w:r>
         <w:rPr>
           <w:rFonts w:ascii="Verdana" w:hAnsi="Verdana"/>
@@ -1839,49 +1684,40 @@
           <w:sz w:val="24"/>
           <w:szCs w:val="24"/>
         </w:rPr>
-        <w:t xml:space="preserve"> digits</w:t>
-      </w:r>
-      <w:r>
-        <w:rPr>
-          <w:rFonts w:ascii="Verdana" w:hAnsi="Verdana"/>
-          <w:color w:val="000000"/>
-          <w:sz w:val="24"/>
-          <w:szCs w:val="24"/>
-        </w:rPr>
-        <w:t>.</w:t>
-      </w:r>
-    </w:p>
-    <w:p>
-      <w:pPr>
-        <w:pStyle w:val="max2"/>
-        <w:numPr>
-          <w:ilvl w:val="0"/>
-          <w:numId w:val="12"/>
-        </w:numPr>
-        <w:rPr>
-          <w:rFonts w:ascii="Verdana" w:hAnsi="Verdana"/>
-          <w:color w:val="000000"/>
-          <w:sz w:val="24"/>
-          <w:szCs w:val="24"/>
-        </w:rPr>
-      </w:pPr>
-      <w:r>
-        <w:rPr>
-          <w:rFonts w:ascii="Verdana" w:hAnsi="Verdana"/>
-          <w:color w:val="000000"/>
-          <w:sz w:val="24"/>
-          <w:szCs w:val="24"/>
-        </w:rPr>
-        <w:t>Write a program t</w:t>
-      </w:r>
-      <w:r>
-        <w:rPr>
-          <w:rFonts w:ascii="Verdana" w:hAnsi="Verdana"/>
-          <w:color w:val="000000"/>
-          <w:sz w:val="24"/>
-          <w:szCs w:val="24"/>
-        </w:rPr>
-        <w:t xml:space="preserve">ake a number and process digits </w:t>
+        <w:t>until you encounter an even digit</w:t>
+      </w:r>
+      <w:r>
+        <w:rPr>
+          <w:rFonts w:ascii="Verdana" w:hAnsi="Verdana"/>
+          <w:color w:val="000000"/>
+          <w:sz w:val="24"/>
+          <w:szCs w:val="24"/>
+        </w:rPr>
+        <w:t>, then stop.</w:t>
+      </w:r>
+    </w:p>
+    <w:p>
+      <w:pPr>
+        <w:pStyle w:val="max2"/>
+        <w:numPr>
+          <w:ilvl w:val="0"/>
+          <w:numId w:val="13"/>
+        </w:numPr>
+        <w:rPr>
+          <w:rFonts w:ascii="Verdana" w:hAnsi="Verdana"/>
+          <w:color w:val="000000"/>
+          <w:sz w:val="24"/>
+          <w:szCs w:val="24"/>
+        </w:rPr>
+      </w:pPr>
+      <w:r>
+        <w:rPr>
+          <w:rFonts w:ascii="Verdana" w:hAnsi="Verdana"/>
+          <w:color w:val="000000"/>
+          <w:sz w:val="24"/>
+          <w:szCs w:val="24"/>
+        </w:rPr>
+        <w:t xml:space="preserve">Take a number and print digits, but </w:t>
       </w:r>
       <w:r>
         <w:rPr>
@@ -1892,16 +1728,7 @@
           <w:sz w:val="24"/>
           <w:szCs w:val="24"/>
         </w:rPr>
-        <w:t>until digit 5 is encountered</w:t>
-      </w:r>
-      <w:r>
-        <w:rPr>
-          <w:rFonts w:ascii="Verdana" w:hAnsi="Verdana"/>
-          <w:color w:val="000000"/>
-          <w:sz w:val="24"/>
-          <w:szCs w:val="24"/>
-        </w:rPr>
-        <w:t>, then stop</w:t>
+        <w:t>stop after printing exactly 3 digits</w:t>
       </w:r>
       <w:r>
         <w:rPr>
@@ -1916,66 +1743,6 @@
     <w:p>
       <w:pPr>
         <w:pStyle w:val="max2"/>
-        <w:rPr>
-          <w:rFonts w:ascii="Verdana" w:hAnsi="Verdana"/>
-          <w:color w:val="000000"/>
-          <w:sz w:val="24"/>
-          <w:szCs w:val="24"/>
-        </w:rPr>
-      </w:pPr>
-      <w:r>
-        <w:rPr>
-          <w:rFonts w:ascii="Verdana" w:hAnsi="Verdana"/>
-          <w:color w:val="000000"/>
-          <w:sz w:val="24"/>
-          <w:szCs w:val="24"/>
-        </w:rPr>
-        <w:t xml:space="preserve">Day </w:t>
-      </w:r>
-      <w:proofErr w:type="gramStart"/>
-      <w:r>
-        <w:rPr>
-          <w:rFonts w:ascii="Verdana" w:hAnsi="Verdana"/>
-          <w:color w:val="000000"/>
-          <w:sz w:val="24"/>
-          <w:szCs w:val="24"/>
-        </w:rPr>
-        <w:t>08</w:t>
-      </w:r>
-      <w:r>
-        <w:rPr>
-          <w:rFonts w:ascii="Verdana" w:hAnsi="Verdana"/>
-          <w:color w:val="000000"/>
-          <w:sz w:val="24"/>
-          <w:szCs w:val="24"/>
-        </w:rPr>
-        <w:t>( stop</w:t>
-      </w:r>
-      <w:proofErr w:type="gramEnd"/>
-      <w:r>
-        <w:rPr>
-          <w:rFonts w:ascii="Verdana" w:hAnsi="Verdana"/>
-          <w:color w:val="000000"/>
-          <w:sz w:val="24"/>
-          <w:szCs w:val="24"/>
-        </w:rPr>
-        <w:t xml:space="preserve"> condition value-based vs count-</w:t>
-      </w:r>
-      <w:proofErr w:type="gramStart"/>
-      <w:r>
-        <w:rPr>
-          <w:rFonts w:ascii="Verdana" w:hAnsi="Verdana"/>
-          <w:color w:val="000000"/>
-          <w:sz w:val="24"/>
-          <w:szCs w:val="24"/>
-        </w:rPr>
-        <w:t>based )</w:t>
-      </w:r>
-      <w:proofErr w:type="gramEnd"/>
-    </w:p>
-    <w:p>
-      <w:pPr>
-        <w:pStyle w:val="max2"/>
         <w:numPr>
           <w:ilvl w:val="0"/>
           <w:numId w:val="13"/>
@@ -1994,7 +1761,55 @@
           <w:sz w:val="24"/>
           <w:szCs w:val="24"/>
         </w:rPr>
-        <w:t xml:space="preserve">Take a number and print digits </w:t>
+        <w:t>Create an array of 5 integers and print all elements.</w:t>
+      </w:r>
+    </w:p>
+    <w:p>
+      <w:pPr>
+        <w:pStyle w:val="max2"/>
+        <w:numPr>
+          <w:ilvl w:val="0"/>
+          <w:numId w:val="13"/>
+        </w:numPr>
+        <w:rPr>
+          <w:rFonts w:ascii="Verdana" w:hAnsi="Verdana"/>
+          <w:color w:val="000000"/>
+          <w:sz w:val="24"/>
+          <w:szCs w:val="24"/>
+        </w:rPr>
+      </w:pPr>
+      <w:r>
+        <w:rPr>
+          <w:rFonts w:ascii="Verdana" w:hAnsi="Verdana"/>
+          <w:color w:val="000000"/>
+          <w:sz w:val="24"/>
+          <w:szCs w:val="24"/>
+        </w:rPr>
+        <w:t>Count how many numbers in the array are even.</w:t>
+      </w:r>
+    </w:p>
+    <w:p>
+      <w:pPr>
+        <w:pStyle w:val="max2"/>
+        <w:numPr>
+          <w:ilvl w:val="0"/>
+          <w:numId w:val="13"/>
+        </w:numPr>
+        <w:rPr>
+          <w:rFonts w:ascii="Verdana" w:hAnsi="Verdana"/>
+          <w:color w:val="000000"/>
+          <w:sz w:val="24"/>
+          <w:szCs w:val="24"/>
+        </w:rPr>
+      </w:pPr>
+      <w:r>
+        <w:rPr>
+          <w:rFonts w:ascii="Verdana" w:hAnsi="Verdana"/>
+          <w:color w:val="000000"/>
+          <w:sz w:val="24"/>
+          <w:szCs w:val="24"/>
+        </w:rPr>
+        <w:t xml:space="preserve">Find the </w:t>
       </w:r>
       <w:r>
         <w:rPr>
@@ -2005,40 +1820,116 @@
           <w:sz w:val="24"/>
           <w:szCs w:val="24"/>
         </w:rPr>
-        <w:t>until you encounter an even digit</w:t>
-      </w:r>
-      <w:r>
-        <w:rPr>
-          <w:rFonts w:ascii="Verdana" w:hAnsi="Verdana"/>
-          <w:color w:val="000000"/>
-          <w:sz w:val="24"/>
-          <w:szCs w:val="24"/>
-        </w:rPr>
-        <w:t>, then stop.</w:t>
-      </w:r>
-    </w:p>
-    <w:p>
-      <w:pPr>
-        <w:pStyle w:val="max2"/>
-        <w:numPr>
-          <w:ilvl w:val="0"/>
-          <w:numId w:val="13"/>
-        </w:numPr>
-        <w:rPr>
-          <w:rFonts w:ascii="Verdana" w:hAnsi="Verdana"/>
-          <w:color w:val="000000"/>
-          <w:sz w:val="24"/>
-          <w:szCs w:val="24"/>
-        </w:rPr>
-      </w:pPr>
-      <w:r>
-        <w:rPr>
-          <w:rFonts w:ascii="Verdana" w:hAnsi="Verdana"/>
-          <w:color w:val="000000"/>
-          <w:sz w:val="24"/>
-          <w:szCs w:val="24"/>
-        </w:rPr>
-        <w:t xml:space="preserve">Take a number and print digits, but </w:t>
+        <w:t>largest number</w:t>
+      </w:r>
+      <w:r>
+        <w:rPr>
+          <w:rFonts w:ascii="Verdana" w:hAnsi="Verdana"/>
+          <w:color w:val="000000"/>
+          <w:sz w:val="24"/>
+          <w:szCs w:val="24"/>
+        </w:rPr>
+        <w:t xml:space="preserve"> in the array.</w:t>
+      </w:r>
+    </w:p>
+    <w:p>
+      <w:pPr>
+        <w:pStyle w:val="max2"/>
+        <w:rPr>
+          <w:rFonts w:ascii="Verdana" w:hAnsi="Verdana"/>
+          <w:color w:val="000000"/>
+          <w:sz w:val="24"/>
+          <w:szCs w:val="24"/>
+        </w:rPr>
+      </w:pPr>
+    </w:p>
+    <w:p>
+      <w:pPr>
+        <w:pStyle w:val="max2"/>
+        <w:rPr>
+          <w:rFonts w:ascii="Verdana" w:hAnsi="Verdana"/>
+          <w:color w:val="000000"/>
+          <w:sz w:val="24"/>
+          <w:szCs w:val="24"/>
+        </w:rPr>
+      </w:pPr>
+    </w:p>
+    <w:p>
+      <w:pPr>
+        <w:pStyle w:val="max2"/>
+        <w:rPr>
+          <w:rFonts w:ascii="Verdana" w:hAnsi="Verdana"/>
+          <w:color w:val="000000"/>
+          <w:sz w:val="24"/>
+          <w:szCs w:val="24"/>
+        </w:rPr>
+      </w:pPr>
+      <w:r>
+        <w:rPr>
+          <w:rFonts w:ascii="Verdana" w:hAnsi="Verdana"/>
+          <w:color w:val="000000"/>
+          <w:sz w:val="24"/>
+          <w:szCs w:val="24"/>
+        </w:rPr>
+        <w:lastRenderedPageBreak/>
+        <w:t>Day 09</w:t>
+      </w:r>
+    </w:p>
+    <w:p>
+      <w:pPr>
+        <w:pStyle w:val="max2"/>
+        <w:numPr>
+          <w:ilvl w:val="0"/>
+          <w:numId w:val="14"/>
+        </w:numPr>
+        <w:rPr>
+          <w:rFonts w:ascii="Verdana" w:hAnsi="Verdana"/>
+          <w:color w:val="000000"/>
+          <w:sz w:val="24"/>
+          <w:szCs w:val="24"/>
+        </w:rPr>
+      </w:pPr>
+      <w:r>
+        <w:rPr>
+          <w:rFonts w:ascii="Verdana" w:hAnsi="Verdana"/>
+          <w:color w:val="000000"/>
+          <w:sz w:val="24"/>
+          <w:szCs w:val="24"/>
+        </w:rPr>
+        <w:t>Calculate sum of all elements</w:t>
+      </w:r>
+      <w:r>
+        <w:rPr>
+          <w:rFonts w:ascii="Verdana" w:hAnsi="Verdana"/>
+          <w:color w:val="000000"/>
+          <w:sz w:val="24"/>
+          <w:szCs w:val="24"/>
+        </w:rPr>
+        <w:t xml:space="preserve"> of an array.</w:t>
+      </w:r>
+    </w:p>
+    <w:p>
+      <w:pPr>
+        <w:pStyle w:val="max2"/>
+        <w:numPr>
+          <w:ilvl w:val="0"/>
+          <w:numId w:val="14"/>
+        </w:numPr>
+        <w:rPr>
+          <w:rFonts w:ascii="Verdana" w:hAnsi="Verdana"/>
+          <w:color w:val="000000"/>
+          <w:sz w:val="24"/>
+          <w:szCs w:val="24"/>
+        </w:rPr>
+      </w:pPr>
+      <w:r>
+        <w:rPr>
+          <w:rFonts w:ascii="Verdana" w:hAnsi="Verdana"/>
+          <w:color w:val="000000"/>
+          <w:sz w:val="24"/>
+          <w:szCs w:val="24"/>
+        </w:rPr>
+        <w:t xml:space="preserve">Traverse the array and </w:t>
       </w:r>
       <w:r>
         <w:rPr>
@@ -2049,7 +1940,7 @@
           <w:sz w:val="24"/>
           <w:szCs w:val="24"/>
         </w:rPr>
-        <w:t>stop after printing exactly 3 digits</w:t>
+        <w:t>stop when 0 is found</w:t>
       </w:r>
       <w:r>
         <w:rPr>
@@ -2066,71 +1957,23 @@
         <w:pStyle w:val="max2"/>
         <w:numPr>
           <w:ilvl w:val="0"/>
-          <w:numId w:val="13"/>
-        </w:numPr>
-        <w:rPr>
-          <w:rFonts w:ascii="Verdana" w:hAnsi="Verdana"/>
-          <w:color w:val="000000"/>
-          <w:sz w:val="24"/>
-          <w:szCs w:val="24"/>
-        </w:rPr>
-      </w:pPr>
-      <w:r>
-        <w:rPr>
-          <w:rFonts w:ascii="Verdana" w:hAnsi="Verdana"/>
-          <w:color w:val="000000"/>
-          <w:sz w:val="24"/>
-          <w:szCs w:val="24"/>
-        </w:rPr>
-        <w:t>Create an array of 5 integers and print all elements.</w:t>
-      </w:r>
-    </w:p>
-    <w:p>
-      <w:pPr>
-        <w:pStyle w:val="max2"/>
-        <w:numPr>
-          <w:ilvl w:val="0"/>
-          <w:numId w:val="13"/>
-        </w:numPr>
-        <w:rPr>
-          <w:rFonts w:ascii="Verdana" w:hAnsi="Verdana"/>
-          <w:color w:val="000000"/>
-          <w:sz w:val="24"/>
-          <w:szCs w:val="24"/>
-        </w:rPr>
-      </w:pPr>
-      <w:r>
-        <w:rPr>
-          <w:rFonts w:ascii="Verdana" w:hAnsi="Verdana"/>
-          <w:color w:val="000000"/>
-          <w:sz w:val="24"/>
-          <w:szCs w:val="24"/>
-        </w:rPr>
-        <w:t>Count how many numbers in the array are even.</w:t>
-      </w:r>
-    </w:p>
-    <w:p>
-      <w:pPr>
-        <w:pStyle w:val="max2"/>
-        <w:numPr>
-          <w:ilvl w:val="0"/>
-          <w:numId w:val="13"/>
-        </w:numPr>
-        <w:rPr>
-          <w:rFonts w:ascii="Verdana" w:hAnsi="Verdana"/>
-          <w:color w:val="000000"/>
-          <w:sz w:val="24"/>
-          <w:szCs w:val="24"/>
-        </w:rPr>
-      </w:pPr>
-      <w:r>
-        <w:rPr>
-          <w:rFonts w:ascii="Verdana" w:hAnsi="Verdana"/>
-          <w:color w:val="000000"/>
-          <w:sz w:val="24"/>
-          <w:szCs w:val="24"/>
-        </w:rPr>
-        <w:t xml:space="preserve">Find the </w:t>
+          <w:numId w:val="14"/>
+        </w:numPr>
+        <w:rPr>
+          <w:rFonts w:ascii="Verdana" w:hAnsi="Verdana"/>
+          <w:color w:val="000000"/>
+          <w:sz w:val="24"/>
+          <w:szCs w:val="24"/>
+        </w:rPr>
+      </w:pPr>
+      <w:r>
+        <w:rPr>
+          <w:rFonts w:ascii="Verdana" w:hAnsi="Verdana"/>
+          <w:color w:val="000000"/>
+          <w:sz w:val="24"/>
+          <w:szCs w:val="24"/>
+        </w:rPr>
+        <w:t xml:space="preserve">Take a string and count how many </w:t>
       </w:r>
       <w:r>
         <w:rPr>
@@ -2141,59 +1984,53 @@
           <w:sz w:val="24"/>
           <w:szCs w:val="24"/>
         </w:rPr>
-        <w:t>largest number</w:t>
-      </w:r>
-      <w:r>
-        <w:rPr>
-          <w:rFonts w:ascii="Verdana" w:hAnsi="Verdana"/>
-          <w:color w:val="000000"/>
-          <w:sz w:val="24"/>
-          <w:szCs w:val="24"/>
-        </w:rPr>
-        <w:t xml:space="preserve"> in the array.</w:t>
-      </w:r>
-    </w:p>
-    <w:p>
-      <w:pPr>
-        <w:pStyle w:val="max2"/>
-        <w:rPr>
-          <w:rFonts w:ascii="Verdana" w:hAnsi="Verdana"/>
-          <w:color w:val="000000"/>
-          <w:sz w:val="24"/>
-          <w:szCs w:val="24"/>
-        </w:rPr>
-      </w:pPr>
-    </w:p>
-    <w:p>
-      <w:pPr>
-        <w:pStyle w:val="max2"/>
-        <w:rPr>
-          <w:rFonts w:ascii="Verdana" w:hAnsi="Verdana"/>
-          <w:color w:val="000000"/>
-          <w:sz w:val="24"/>
-          <w:szCs w:val="24"/>
-        </w:rPr>
-      </w:pPr>
-    </w:p>
-    <w:p>
-      <w:pPr>
-        <w:pStyle w:val="max2"/>
-        <w:rPr>
-          <w:rFonts w:ascii="Verdana" w:hAnsi="Verdana"/>
-          <w:color w:val="000000"/>
-          <w:sz w:val="24"/>
-          <w:szCs w:val="24"/>
-        </w:rPr>
-      </w:pPr>
-      <w:r>
-        <w:rPr>
-          <w:rFonts w:ascii="Verdana" w:hAnsi="Verdana"/>
-          <w:color w:val="000000"/>
-          <w:sz w:val="24"/>
-          <w:szCs w:val="24"/>
-        </w:rPr>
-        <w:lastRenderedPageBreak/>
-        <w:t>Day 09</w:t>
+        <w:t>vowels</w:t>
+      </w:r>
+      <w:r>
+        <w:rPr>
+          <w:rFonts w:ascii="Verdana" w:hAnsi="Verdana"/>
+          <w:color w:val="000000"/>
+          <w:sz w:val="24"/>
+          <w:szCs w:val="24"/>
+        </w:rPr>
+        <w:t xml:space="preserve"> it contains.</w:t>
+      </w:r>
+      <w:r>
+        <w:rPr>
+          <w:rFonts w:ascii="Verdana" w:hAnsi="Verdana"/>
+          <w:color w:val="000000"/>
+          <w:sz w:val="24"/>
+          <w:szCs w:val="24"/>
+        </w:rPr>
+        <w:t>(</w:t>
+      </w:r>
+      <w:r>
+        <w:rPr>
+          <w:rFonts w:asciiTheme="minorHAnsi" w:eastAsiaTheme="minorHAnsi" w:hAnsiTheme="minorHAnsi" w:cstheme="minorBidi"/>
+          <w:kern w:val="2"/>
+          <w:sz w:val="24"/>
+          <w:szCs w:val="21"/>
+          <w14:ligatures w14:val="standardContextual"/>
+        </w:rPr>
+        <w:t xml:space="preserve"> </w:t>
+      </w:r>
+      <w:r>
+        <w:rPr>
+          <w:rFonts w:ascii="Verdana" w:hAnsi="Verdana"/>
+          <w:color w:val="000000"/>
+          <w:sz w:val="24"/>
+          <w:szCs w:val="24"/>
+        </w:rPr>
+        <w:t>Character traversal + condition</w:t>
+      </w:r>
+      <w:r>
+        <w:rPr>
+          <w:rFonts w:ascii="Verdana" w:hAnsi="Verdana"/>
+          <w:color w:val="000000"/>
+          <w:sz w:val="24"/>
+          <w:szCs w:val="24"/>
+        </w:rPr>
+        <w:t>)</w:t>
       </w:r>
     </w:p>
     <w:p>
@@ -2217,40 +2054,7 @@
           <w:sz w:val="24"/>
           <w:szCs w:val="24"/>
         </w:rPr>
-        <w:t>Calculate sum of all elements</w:t>
-      </w:r>
-      <w:r>
-        <w:rPr>
-          <w:rFonts w:ascii="Verdana" w:hAnsi="Verdana"/>
-          <w:color w:val="000000"/>
-          <w:sz w:val="24"/>
-          <w:szCs w:val="24"/>
-        </w:rPr>
-        <w:t xml:space="preserve"> of an array.</w:t>
-      </w:r>
-    </w:p>
-    <w:p>
-      <w:pPr>
-        <w:pStyle w:val="max2"/>
-        <w:numPr>
-          <w:ilvl w:val="0"/>
-          <w:numId w:val="14"/>
-        </w:numPr>
-        <w:rPr>
-          <w:rFonts w:ascii="Verdana" w:hAnsi="Verdana"/>
-          <w:color w:val="000000"/>
-          <w:sz w:val="24"/>
-          <w:szCs w:val="24"/>
-        </w:rPr>
-      </w:pPr>
-      <w:r>
-        <w:rPr>
-          <w:rFonts w:ascii="Verdana" w:hAnsi="Verdana"/>
-          <w:color w:val="000000"/>
-          <w:sz w:val="24"/>
-          <w:szCs w:val="24"/>
-        </w:rPr>
-        <w:t xml:space="preserve">Traverse the array and </w:t>
+        <w:t xml:space="preserve">Reverse a string </w:t>
       </w:r>
       <w:r>
         <w:rPr>
@@ -2261,7 +2065,7 @@
           <w:sz w:val="24"/>
           <w:szCs w:val="24"/>
         </w:rPr>
-        <w:t>stop when 0 is found</w:t>
+        <w:t>using loop only</w:t>
       </w:r>
       <w:r>
         <w:rPr>
@@ -2272,6 +2076,33 @@
         </w:rPr>
         <w:t>.</w:t>
       </w:r>
+      <w:r>
+        <w:rPr>
+          <w:rFonts w:ascii="Verdana" w:hAnsi="Verdana"/>
+          <w:color w:val="000000"/>
+          <w:sz w:val="24"/>
+          <w:szCs w:val="24"/>
+        </w:rPr>
+        <w:t>(No Stringbuilder) (</w:t>
+      </w:r>
+      <w:r>
+        <w:rPr>
+          <w:rFonts w:ascii="Verdana" w:hAnsi="Verdana"/>
+          <w:color w:val="000000"/>
+          <w:sz w:val="24"/>
+          <w:szCs w:val="24"/>
+        </w:rPr>
+        <w:t>Index control + backward traversal</w:t>
+      </w:r>
+      <w:r>
+        <w:rPr>
+          <w:rFonts w:ascii="Verdana" w:hAnsi="Verdana"/>
+          <w:color w:val="000000"/>
+          <w:sz w:val="24"/>
+          <w:szCs w:val="24"/>
+        </w:rPr>
+        <w:t>)</w:t>
+      </w:r>
     </w:p>
     <w:p>
       <w:pPr>
@@ -2294,7 +2125,7 @@
           <w:sz w:val="24"/>
           <w:szCs w:val="24"/>
         </w:rPr>
-        <w:t xml:space="preserve">Take a string and count how many </w:t>
+        <w:t xml:space="preserve">From an integer array, count how many elements are </w:t>
       </w:r>
       <w:r>
         <w:rPr>
@@ -2305,26 +2136,16 @@
           <w:sz w:val="24"/>
           <w:szCs w:val="24"/>
         </w:rPr>
-        <w:t>vowels</w:t>
-      </w:r>
-      <w:r>
-        <w:rPr>
-          <w:rFonts w:ascii="Verdana" w:hAnsi="Verdana"/>
-          <w:color w:val="000000"/>
-          <w:sz w:val="24"/>
-          <w:szCs w:val="24"/>
-        </w:rPr>
-        <w:t xml:space="preserve"> it </w:t>
-      </w:r>
-      <w:proofErr w:type="gramStart"/>
-      <w:r>
-        <w:rPr>
-          <w:rFonts w:ascii="Verdana" w:hAnsi="Verdana"/>
-          <w:color w:val="000000"/>
-          <w:sz w:val="24"/>
-          <w:szCs w:val="24"/>
-        </w:rPr>
-        <w:t>contains.</w:t>
+        <w:t>greater than 50</w:t>
+      </w:r>
+      <w:r>
+        <w:rPr>
+          <w:rFonts w:ascii="Verdana" w:hAnsi="Verdana"/>
+          <w:color w:val="000000"/>
+          <w:sz w:val="24"/>
+          <w:szCs w:val="24"/>
+        </w:rPr>
+        <w:t>.</w:t>
       </w:r>
       <w:r>
         <w:rPr>
@@ -2335,7 +2156,6 @@
         </w:rPr>
         <w:t>(</w:t>
       </w:r>
-      <w:proofErr w:type="gramEnd"/>
       <w:r>
         <w:rPr>
           <w:rFonts w:asciiTheme="minorHAnsi" w:eastAsiaTheme="minorHAnsi" w:hAnsiTheme="minorHAnsi" w:cstheme="minorBidi"/>
@@ -2353,7 +2173,7 @@
           <w:sz w:val="24"/>
           <w:szCs w:val="24"/>
         </w:rPr>
-        <w:t>Character traversal + condition</w:t>
+        <w:t>Array traversal + counter</w:t>
       </w:r>
       <w:r>
         <w:rPr>
@@ -2368,25 +2188,45 @@
     <w:p>
       <w:pPr>
         <w:pStyle w:val="max2"/>
-        <w:numPr>
-          <w:ilvl w:val="0"/>
-          <w:numId w:val="14"/>
-        </w:numPr>
-        <w:rPr>
-          <w:rFonts w:ascii="Verdana" w:hAnsi="Verdana"/>
-          <w:color w:val="000000"/>
-          <w:sz w:val="24"/>
-          <w:szCs w:val="24"/>
-        </w:rPr>
-      </w:pPr>
-      <w:r>
-        <w:rPr>
-          <w:rFonts w:ascii="Verdana" w:hAnsi="Verdana"/>
-          <w:color w:val="000000"/>
-          <w:sz w:val="24"/>
-          <w:szCs w:val="24"/>
-        </w:rPr>
-        <w:t xml:space="preserve">Reverse a string </w:t>
+        <w:rPr>
+          <w:rFonts w:ascii="Verdana" w:hAnsi="Verdana"/>
+          <w:color w:val="000000"/>
+          <w:sz w:val="24"/>
+          <w:szCs w:val="24"/>
+        </w:rPr>
+      </w:pPr>
+      <w:r>
+        <w:rPr>
+          <w:rFonts w:ascii="Verdana" w:hAnsi="Verdana"/>
+          <w:color w:val="000000"/>
+          <w:sz w:val="24"/>
+          <w:szCs w:val="24"/>
+        </w:rPr>
+        <w:t>Day 10</w:t>
+      </w:r>
+    </w:p>
+    <w:p>
+      <w:pPr>
+        <w:pStyle w:val="max2"/>
+        <w:numPr>
+          <w:ilvl w:val="0"/>
+          <w:numId w:val="15"/>
+        </w:numPr>
+        <w:rPr>
+          <w:rFonts w:ascii="Verdana" w:hAnsi="Verdana"/>
+          <w:color w:val="000000"/>
+          <w:sz w:val="24"/>
+          <w:szCs w:val="24"/>
+        </w:rPr>
+      </w:pPr>
+      <w:r>
+        <w:rPr>
+          <w:rFonts w:ascii="Verdana" w:hAnsi="Verdana"/>
+          <w:color w:val="000000"/>
+          <w:sz w:val="24"/>
+          <w:szCs w:val="24"/>
+        </w:rPr>
+        <w:t xml:space="preserve">Find the </w:t>
       </w:r>
       <w:r>
         <w:rPr>
@@ -2397,9 +2237,102 @@
           <w:sz w:val="24"/>
           <w:szCs w:val="24"/>
         </w:rPr>
-        <w:t xml:space="preserve">using loop </w:t>
-      </w:r>
-      <w:proofErr w:type="gramStart"/>
+        <w:t>minimum</w:t>
+      </w:r>
+      <w:r>
+        <w:rPr>
+          <w:rFonts w:ascii="Verdana" w:hAnsi="Verdana"/>
+          <w:color w:val="000000"/>
+          <w:sz w:val="24"/>
+          <w:szCs w:val="24"/>
+        </w:rPr>
+        <w:t xml:space="preserve"> number in an array.</w:t>
+      </w:r>
+    </w:p>
+    <w:p>
+      <w:pPr>
+        <w:pStyle w:val="max2"/>
+        <w:numPr>
+          <w:ilvl w:val="0"/>
+          <w:numId w:val="15"/>
+        </w:numPr>
+        <w:rPr>
+          <w:rFonts w:ascii="Verdana" w:hAnsi="Verdana"/>
+          <w:color w:val="000000"/>
+          <w:sz w:val="24"/>
+          <w:szCs w:val="24"/>
+        </w:rPr>
+      </w:pPr>
+      <w:r>
+        <w:rPr>
+          <w:rFonts w:ascii="Verdana" w:hAnsi="Verdana"/>
+          <w:color w:val="000000"/>
+          <w:sz w:val="24"/>
+          <w:szCs w:val="24"/>
+        </w:rPr>
+        <w:t>Count Even Digits in Each Array Element</w:t>
+      </w:r>
+      <w:r>
+        <w:rPr>
+          <w:rFonts w:ascii="Verdana" w:hAnsi="Verdana"/>
+          <w:color w:val="000000"/>
+          <w:sz w:val="24"/>
+          <w:szCs w:val="24"/>
+        </w:rPr>
+        <w:t>.(</w:t>
+      </w:r>
+      <w:r>
+        <w:rPr>
+          <w:rFonts w:asciiTheme="minorHAnsi" w:eastAsiaTheme="minorHAnsi" w:hAnsiTheme="minorHAnsi" w:cstheme="minorBidi"/>
+          <w:kern w:val="2"/>
+          <w:sz w:val="24"/>
+          <w:szCs w:val="21"/>
+          <w14:ligatures w14:val="standardContextual"/>
+        </w:rPr>
+        <w:t xml:space="preserve"> </w:t>
+      </w:r>
+      <w:r>
+        <w:rPr>
+          <w:rFonts w:ascii="Verdana" w:hAnsi="Verdana"/>
+          <w:color w:val="000000"/>
+          <w:sz w:val="24"/>
+          <w:szCs w:val="24"/>
+        </w:rPr>
+        <w:t>Array loop + digit loop</w:t>
+      </w:r>
+      <w:r>
+        <w:rPr>
+          <w:rFonts w:ascii="Verdana" w:hAnsi="Verdana"/>
+          <w:color w:val="000000"/>
+          <w:sz w:val="24"/>
+          <w:szCs w:val="24"/>
+        </w:rPr>
+        <w:t>)</w:t>
+      </w:r>
+    </w:p>
+    <w:p>
+      <w:pPr>
+        <w:pStyle w:val="max2"/>
+        <w:numPr>
+          <w:ilvl w:val="0"/>
+          <w:numId w:val="15"/>
+        </w:numPr>
+        <w:rPr>
+          <w:rFonts w:ascii="Verdana" w:hAnsi="Verdana"/>
+          <w:color w:val="000000"/>
+          <w:sz w:val="24"/>
+          <w:szCs w:val="24"/>
+        </w:rPr>
+      </w:pPr>
+      <w:r>
+        <w:rPr>
+          <w:rFonts w:ascii="Verdana" w:hAnsi="Verdana"/>
+          <w:color w:val="000000"/>
+          <w:sz w:val="24"/>
+          <w:szCs w:val="24"/>
+        </w:rPr>
+        <w:t xml:space="preserve">Traverse an array.If </w:t>
+      </w:r>
       <w:r>
         <w:rPr>
           <w:rFonts w:ascii="Verdana" w:hAnsi="Verdana"/>
@@ -2409,16 +2342,16 @@
           <w:sz w:val="24"/>
           <w:szCs w:val="24"/>
         </w:rPr>
-        <w:t>only</w:t>
-      </w:r>
-      <w:r>
-        <w:rPr>
-          <w:rFonts w:ascii="Verdana" w:hAnsi="Verdana"/>
-          <w:color w:val="000000"/>
-          <w:sz w:val="24"/>
-          <w:szCs w:val="24"/>
-        </w:rPr>
-        <w:t>.</w:t>
+        <w:t>any number contains digit 0</w:t>
+      </w:r>
+      <w:r>
+        <w:rPr>
+          <w:rFonts w:ascii="Verdana" w:hAnsi="Verdana"/>
+          <w:color w:val="000000"/>
+          <w:sz w:val="24"/>
+          <w:szCs w:val="24"/>
+        </w:rPr>
+        <w:t>, stop immediately.</w:t>
       </w:r>
       <w:r>
         <w:rPr>
@@ -2429,370 +2362,6 @@
         </w:rPr>
         <w:t>(</w:t>
       </w:r>
-      <w:proofErr w:type="gramEnd"/>
-      <w:r>
-        <w:rPr>
-          <w:rFonts w:ascii="Verdana" w:hAnsi="Verdana"/>
-          <w:color w:val="000000"/>
-          <w:sz w:val="24"/>
-          <w:szCs w:val="24"/>
-        </w:rPr>
-        <w:t xml:space="preserve">No </w:t>
-      </w:r>
-      <w:proofErr w:type="spellStart"/>
-      <w:r>
-        <w:rPr>
-          <w:rFonts w:ascii="Verdana" w:hAnsi="Verdana"/>
-          <w:color w:val="000000"/>
-          <w:sz w:val="24"/>
-          <w:szCs w:val="24"/>
-        </w:rPr>
-        <w:t>Stringbuilder</w:t>
-      </w:r>
-      <w:proofErr w:type="spellEnd"/>
-      <w:r>
-        <w:rPr>
-          <w:rFonts w:ascii="Verdana" w:hAnsi="Verdana"/>
-          <w:color w:val="000000"/>
-          <w:sz w:val="24"/>
-          <w:szCs w:val="24"/>
-        </w:rPr>
-        <w:t>) (</w:t>
-      </w:r>
-      <w:r>
-        <w:rPr>
-          <w:rFonts w:ascii="Verdana" w:hAnsi="Verdana"/>
-          <w:color w:val="000000"/>
-          <w:sz w:val="24"/>
-          <w:szCs w:val="24"/>
-        </w:rPr>
-        <w:t>Index control + backward traversal</w:t>
-      </w:r>
-      <w:r>
-        <w:rPr>
-          <w:rFonts w:ascii="Verdana" w:hAnsi="Verdana"/>
-          <w:color w:val="000000"/>
-          <w:sz w:val="24"/>
-          <w:szCs w:val="24"/>
-        </w:rPr>
-        <w:t>)</w:t>
-      </w:r>
-    </w:p>
-    <w:p>
-      <w:pPr>
-        <w:pStyle w:val="max2"/>
-        <w:numPr>
-          <w:ilvl w:val="0"/>
-          <w:numId w:val="14"/>
-        </w:numPr>
-        <w:rPr>
-          <w:rFonts w:ascii="Verdana" w:hAnsi="Verdana"/>
-          <w:color w:val="000000"/>
-          <w:sz w:val="24"/>
-          <w:szCs w:val="24"/>
-        </w:rPr>
-      </w:pPr>
-      <w:r>
-        <w:rPr>
-          <w:rFonts w:ascii="Verdana" w:hAnsi="Verdana"/>
-          <w:color w:val="000000"/>
-          <w:sz w:val="24"/>
-          <w:szCs w:val="24"/>
-        </w:rPr>
-        <w:t xml:space="preserve">From an integer array, count how many elements are </w:t>
-      </w:r>
-      <w:r>
-        <w:rPr>
-          <w:rFonts w:ascii="Verdana" w:hAnsi="Verdana"/>
-          <w:b/>
-          <w:bCs/>
-          <w:color w:val="000000"/>
-          <w:sz w:val="24"/>
-          <w:szCs w:val="24"/>
-        </w:rPr>
-        <w:t xml:space="preserve">greater than </w:t>
-      </w:r>
-      <w:proofErr w:type="gramStart"/>
-      <w:r>
-        <w:rPr>
-          <w:rFonts w:ascii="Verdana" w:hAnsi="Verdana"/>
-          <w:b/>
-          <w:bCs/>
-          <w:color w:val="000000"/>
-          <w:sz w:val="24"/>
-          <w:szCs w:val="24"/>
-        </w:rPr>
-        <w:t>50</w:t>
-      </w:r>
-      <w:r>
-        <w:rPr>
-          <w:rFonts w:ascii="Verdana" w:hAnsi="Verdana"/>
-          <w:color w:val="000000"/>
-          <w:sz w:val="24"/>
-          <w:szCs w:val="24"/>
-        </w:rPr>
-        <w:t>.</w:t>
-      </w:r>
-      <w:r>
-        <w:rPr>
-          <w:rFonts w:ascii="Verdana" w:hAnsi="Verdana"/>
-          <w:color w:val="000000"/>
-          <w:sz w:val="24"/>
-          <w:szCs w:val="24"/>
-        </w:rPr>
-        <w:t>(</w:t>
-      </w:r>
-      <w:proofErr w:type="gramEnd"/>
-      <w:r>
-        <w:rPr>
-          <w:rFonts w:asciiTheme="minorHAnsi" w:eastAsiaTheme="minorHAnsi" w:hAnsiTheme="minorHAnsi" w:cstheme="minorBidi"/>
-          <w:kern w:val="2"/>
-          <w:sz w:val="24"/>
-          <w:szCs w:val="21"/>
-          <w14:ligatures w14:val="standardContextual"/>
-        </w:rPr>
-        <w:t xml:space="preserve"> </w:t>
-      </w:r>
-      <w:r>
-        <w:rPr>
-          <w:rFonts w:ascii="Verdana" w:hAnsi="Verdana"/>
-          <w:color w:val="000000"/>
-          <w:sz w:val="24"/>
-          <w:szCs w:val="24"/>
-        </w:rPr>
-        <w:t>Array traversal + counter</w:t>
-      </w:r>
-      <w:r>
-        <w:rPr>
-          <w:rFonts w:ascii="Verdana" w:hAnsi="Verdana"/>
-          <w:color w:val="000000"/>
-          <w:sz w:val="24"/>
-          <w:szCs w:val="24"/>
-        </w:rPr>
-        <w:t>)</w:t>
-      </w:r>
-    </w:p>
-    <w:p>
-      <w:pPr>
-        <w:pStyle w:val="max2"/>
-        <w:rPr>
-          <w:rFonts w:ascii="Verdana" w:hAnsi="Verdana"/>
-          <w:color w:val="000000"/>
-          <w:sz w:val="24"/>
-          <w:szCs w:val="24"/>
-        </w:rPr>
-      </w:pPr>
-      <w:r>
-        <w:rPr>
-          <w:rFonts w:ascii="Verdana" w:hAnsi="Verdana"/>
-          <w:color w:val="000000"/>
-          <w:sz w:val="24"/>
-          <w:szCs w:val="24"/>
-        </w:rPr>
-        <w:t>Day 10</w:t>
-      </w:r>
-    </w:p>
-    <w:p>
-      <w:pPr>
-        <w:pStyle w:val="max2"/>
-        <w:numPr>
-          <w:ilvl w:val="0"/>
-          <w:numId w:val="15"/>
-        </w:numPr>
-        <w:rPr>
-          <w:rFonts w:ascii="Verdana" w:hAnsi="Verdana"/>
-          <w:color w:val="000000"/>
-          <w:sz w:val="24"/>
-          <w:szCs w:val="24"/>
-        </w:rPr>
-      </w:pPr>
-      <w:r>
-        <w:rPr>
-          <w:rFonts w:ascii="Verdana" w:hAnsi="Verdana"/>
-          <w:color w:val="000000"/>
-          <w:sz w:val="24"/>
-          <w:szCs w:val="24"/>
-        </w:rPr>
-        <w:t xml:space="preserve">Find the </w:t>
-      </w:r>
-      <w:r>
-        <w:rPr>
-          <w:rFonts w:ascii="Verdana" w:hAnsi="Verdana"/>
-          <w:b/>
-          <w:bCs/>
-          <w:color w:val="000000"/>
-          <w:sz w:val="24"/>
-          <w:szCs w:val="24"/>
-        </w:rPr>
-        <w:t>minimum</w:t>
-      </w:r>
-      <w:r>
-        <w:rPr>
-          <w:rFonts w:ascii="Verdana" w:hAnsi="Verdana"/>
-          <w:color w:val="000000"/>
-          <w:sz w:val="24"/>
-          <w:szCs w:val="24"/>
-        </w:rPr>
-        <w:t xml:space="preserve"> number in an array.</w:t>
-      </w:r>
-    </w:p>
-    <w:p>
-      <w:pPr>
-        <w:pStyle w:val="max2"/>
-        <w:numPr>
-          <w:ilvl w:val="0"/>
-          <w:numId w:val="15"/>
-        </w:numPr>
-        <w:rPr>
-          <w:rFonts w:ascii="Verdana" w:hAnsi="Verdana"/>
-          <w:color w:val="000000"/>
-          <w:sz w:val="24"/>
-          <w:szCs w:val="24"/>
-        </w:rPr>
-      </w:pPr>
-      <w:r>
-        <w:rPr>
-          <w:rFonts w:ascii="Verdana" w:hAnsi="Verdana"/>
-          <w:color w:val="000000"/>
-          <w:sz w:val="24"/>
-          <w:szCs w:val="24"/>
-        </w:rPr>
-        <w:t xml:space="preserve">Count Even Digits in Each Array </w:t>
-      </w:r>
-      <w:proofErr w:type="gramStart"/>
-      <w:r>
-        <w:rPr>
-          <w:rFonts w:ascii="Verdana" w:hAnsi="Verdana"/>
-          <w:color w:val="000000"/>
-          <w:sz w:val="24"/>
-          <w:szCs w:val="24"/>
-        </w:rPr>
-        <w:t>Element</w:t>
-      </w:r>
-      <w:r>
-        <w:rPr>
-          <w:rFonts w:ascii="Verdana" w:hAnsi="Verdana"/>
-          <w:color w:val="000000"/>
-          <w:sz w:val="24"/>
-          <w:szCs w:val="24"/>
-        </w:rPr>
-        <w:t>.(</w:t>
-      </w:r>
-      <w:proofErr w:type="gramEnd"/>
-      <w:r>
-        <w:rPr>
-          <w:rFonts w:asciiTheme="minorHAnsi" w:eastAsiaTheme="minorHAnsi" w:hAnsiTheme="minorHAnsi" w:cstheme="minorBidi"/>
-          <w:kern w:val="2"/>
-          <w:sz w:val="24"/>
-          <w:szCs w:val="21"/>
-          <w14:ligatures w14:val="standardContextual"/>
-        </w:rPr>
-        <w:t xml:space="preserve"> </w:t>
-      </w:r>
-      <w:r>
-        <w:rPr>
-          <w:rFonts w:ascii="Verdana" w:hAnsi="Verdana"/>
-          <w:color w:val="000000"/>
-          <w:sz w:val="24"/>
-          <w:szCs w:val="24"/>
-        </w:rPr>
-        <w:t>Array loop + digit loop</w:t>
-      </w:r>
-      <w:r>
-        <w:rPr>
-          <w:rFonts w:ascii="Verdana" w:hAnsi="Verdana"/>
-          <w:color w:val="000000"/>
-          <w:sz w:val="24"/>
-          <w:szCs w:val="24"/>
-        </w:rPr>
-        <w:t>)</w:t>
-      </w:r>
-    </w:p>
-    <w:p>
-      <w:pPr>
-        <w:pStyle w:val="max2"/>
-        <w:numPr>
-          <w:ilvl w:val="0"/>
-          <w:numId w:val="15"/>
-        </w:numPr>
-        <w:rPr>
-          <w:rFonts w:ascii="Verdana" w:hAnsi="Verdana"/>
-          <w:color w:val="000000"/>
-          <w:sz w:val="24"/>
-          <w:szCs w:val="24"/>
-        </w:rPr>
-      </w:pPr>
-      <w:r>
-        <w:rPr>
-          <w:rFonts w:ascii="Verdana" w:hAnsi="Verdana"/>
-          <w:color w:val="000000"/>
-          <w:sz w:val="24"/>
-          <w:szCs w:val="24"/>
-        </w:rPr>
-        <w:t xml:space="preserve">Traverse an </w:t>
-      </w:r>
-      <w:proofErr w:type="spellStart"/>
-      <w:proofErr w:type="gramStart"/>
-      <w:r>
-        <w:rPr>
-          <w:rFonts w:ascii="Verdana" w:hAnsi="Verdana"/>
-          <w:color w:val="000000"/>
-          <w:sz w:val="24"/>
-          <w:szCs w:val="24"/>
-        </w:rPr>
-        <w:t>array.If</w:t>
-      </w:r>
-      <w:proofErr w:type="spellEnd"/>
-      <w:proofErr w:type="gramEnd"/>
-      <w:r>
-        <w:rPr>
-          <w:rFonts w:ascii="Verdana" w:hAnsi="Verdana"/>
-          <w:color w:val="000000"/>
-          <w:sz w:val="24"/>
-          <w:szCs w:val="24"/>
-        </w:rPr>
-        <w:t xml:space="preserve"> </w:t>
-      </w:r>
-      <w:r>
-        <w:rPr>
-          <w:rFonts w:ascii="Verdana" w:hAnsi="Verdana"/>
-          <w:b/>
-          <w:bCs/>
-          <w:color w:val="000000"/>
-          <w:sz w:val="24"/>
-          <w:szCs w:val="24"/>
-        </w:rPr>
-        <w:t>any number contains digit 0</w:t>
-      </w:r>
-      <w:r>
-        <w:rPr>
-          <w:rFonts w:ascii="Verdana" w:hAnsi="Verdana"/>
-          <w:color w:val="000000"/>
-          <w:sz w:val="24"/>
-          <w:szCs w:val="24"/>
-        </w:rPr>
-        <w:t xml:space="preserve">, stop </w:t>
-      </w:r>
-      <w:proofErr w:type="gramStart"/>
-      <w:r>
-        <w:rPr>
-          <w:rFonts w:ascii="Verdana" w:hAnsi="Verdana"/>
-          <w:color w:val="000000"/>
-          <w:sz w:val="24"/>
-          <w:szCs w:val="24"/>
-        </w:rPr>
-        <w:t>immediately.</w:t>
-      </w:r>
-      <w:r>
-        <w:rPr>
-          <w:rFonts w:ascii="Verdana" w:hAnsi="Verdana"/>
-          <w:color w:val="000000"/>
-          <w:sz w:val="24"/>
-          <w:szCs w:val="24"/>
-        </w:rPr>
-        <w:t>(</w:t>
-      </w:r>
-      <w:proofErr w:type="gramEnd"/>
       <w:r>
         <w:rPr>
           <w:rFonts w:asciiTheme="minorHAnsi" w:eastAsiaTheme="minorHAnsi" w:hAnsiTheme="minorHAnsi" w:cstheme="minorBidi"/>
@@ -2937,17 +2506,7 @@
           <w:sz w:val="24"/>
           <w:szCs w:val="24"/>
         </w:rPr>
-        <w:t xml:space="preserve"> in a </w:t>
-      </w:r>
-      <w:proofErr w:type="gramStart"/>
-      <w:r>
-        <w:rPr>
-          <w:rFonts w:ascii="Verdana" w:hAnsi="Verdana"/>
-          <w:color w:val="000000"/>
-          <w:sz w:val="24"/>
-          <w:szCs w:val="24"/>
-        </w:rPr>
-        <w:t>string</w:t>
+        <w:t xml:space="preserve"> in a string</w:t>
       </w:r>
       <w:r>
         <w:rPr>
@@ -2967,7 +2526,6 @@
         </w:rPr>
         <w:t>(</w:t>
       </w:r>
-      <w:proofErr w:type="gramEnd"/>
       <w:r>
         <w:rPr>
           <w:rFonts w:asciiTheme="minorHAnsi" w:eastAsiaTheme="minorHAnsi" w:hAnsiTheme="minorHAnsi" w:cstheme="minorBidi"/>
@@ -3035,9 +2593,139 @@
           <w:sz w:val="24"/>
           <w:szCs w:val="24"/>
         </w:rPr>
-        <w:t xml:space="preserve">without using reverse </w:t>
-      </w:r>
-      <w:proofErr w:type="gramStart"/>
+        <w:t>without using reverse methods</w:t>
+      </w:r>
+      <w:r>
+        <w:rPr>
+          <w:rFonts w:ascii="Verdana" w:hAnsi="Verdana"/>
+          <w:color w:val="000000"/>
+          <w:sz w:val="24"/>
+          <w:szCs w:val="24"/>
+        </w:rPr>
+        <w:t>.</w:t>
+      </w:r>
+      <w:r>
+        <w:rPr>
+          <w:rFonts w:ascii="Verdana" w:hAnsi="Verdana"/>
+          <w:color w:val="000000"/>
+          <w:sz w:val="24"/>
+          <w:szCs w:val="24"/>
+        </w:rPr>
+        <w:t>(</w:t>
+      </w:r>
+      <w:r>
+        <w:rPr>
+          <w:rFonts w:asciiTheme="minorHAnsi" w:eastAsiaTheme="minorHAnsi" w:hAnsiTheme="minorHAnsi" w:cstheme="minorBidi"/>
+          <w:kern w:val="2"/>
+          <w:sz w:val="24"/>
+          <w:szCs w:val="21"/>
+          <w14:ligatures w14:val="standardContextual"/>
+        </w:rPr>
+        <w:t xml:space="preserve"> </w:t>
+      </w:r>
+      <w:r>
+        <w:rPr>
+          <w:rFonts w:ascii="Verdana" w:hAnsi="Verdana"/>
+          <w:color w:val="000000"/>
+          <w:sz w:val="24"/>
+          <w:szCs w:val="24"/>
+        </w:rPr>
+        <w:t>Two-pointer logic</w:t>
+      </w:r>
+      <w:r>
+        <w:rPr>
+          <w:rFonts w:ascii="Verdana" w:hAnsi="Verdana"/>
+          <w:color w:val="000000"/>
+          <w:sz w:val="24"/>
+          <w:szCs w:val="24"/>
+        </w:rPr>
+        <w:t>)</w:t>
+      </w:r>
+    </w:p>
+    <w:p>
+      <w:pPr>
+        <w:pStyle w:val="max2"/>
+        <w:numPr>
+          <w:ilvl w:val="0"/>
+          <w:numId w:val="16"/>
+        </w:numPr>
+        <w:rPr>
+          <w:rFonts w:ascii="Verdana" w:hAnsi="Verdana"/>
+          <w:color w:val="000000"/>
+          <w:sz w:val="24"/>
+          <w:szCs w:val="24"/>
+        </w:rPr>
+      </w:pPr>
+      <w:r>
+        <w:rPr>
+          <w:rFonts w:ascii="Verdana" w:hAnsi="Verdana"/>
+          <w:color w:val="000000"/>
+          <w:sz w:val="24"/>
+          <w:szCs w:val="24"/>
+        </w:rPr>
+        <w:t>Given an array and a number x, count how many times x appears.</w:t>
+      </w:r>
+      <w:r>
+        <w:rPr>
+          <w:rFonts w:ascii="Verdana" w:hAnsi="Verdana"/>
+          <w:color w:val="000000"/>
+          <w:sz w:val="24"/>
+          <w:szCs w:val="24"/>
+        </w:rPr>
+        <w:t>(</w:t>
+      </w:r>
+      <w:r>
+        <w:rPr>
+          <w:rFonts w:asciiTheme="minorHAnsi" w:eastAsiaTheme="minorHAnsi" w:hAnsiTheme="minorHAnsi" w:cstheme="minorBidi"/>
+          <w:kern w:val="2"/>
+          <w:sz w:val="24"/>
+          <w:szCs w:val="21"/>
+          <w14:ligatures w14:val="standardContextual"/>
+        </w:rPr>
+        <w:t xml:space="preserve"> </w:t>
+      </w:r>
+      <w:r>
+        <w:rPr>
+          <w:rFonts w:ascii="Verdana" w:hAnsi="Verdana"/>
+          <w:color w:val="000000"/>
+          <w:sz w:val="24"/>
+          <w:szCs w:val="24"/>
+        </w:rPr>
+        <w:t>Classic counter pattern.</w:t>
+      </w:r>
+      <w:r>
+        <w:rPr>
+          <w:rFonts w:ascii="Verdana" w:hAnsi="Verdana"/>
+          <w:color w:val="000000"/>
+          <w:sz w:val="24"/>
+          <w:szCs w:val="24"/>
+        </w:rPr>
+        <w:t>)</w:t>
+      </w:r>
+    </w:p>
+    <w:p>
+      <w:pPr>
+        <w:pStyle w:val="max2"/>
+        <w:numPr>
+          <w:ilvl w:val="0"/>
+          <w:numId w:val="16"/>
+        </w:numPr>
+        <w:rPr>
+          <w:rFonts w:ascii="Verdana" w:hAnsi="Verdana"/>
+          <w:color w:val="000000"/>
+          <w:sz w:val="24"/>
+          <w:szCs w:val="24"/>
+        </w:rPr>
+      </w:pPr>
+      <w:r>
+        <w:rPr>
+          <w:rFonts w:ascii="Verdana" w:hAnsi="Verdana"/>
+          <w:color w:val="000000"/>
+          <w:sz w:val="24"/>
+          <w:szCs w:val="24"/>
+        </w:rPr>
+        <w:t xml:space="preserve">Check whether the array is sorted in </w:t>
+      </w:r>
       <w:r>
         <w:rPr>
           <w:rFonts w:ascii="Verdana" w:hAnsi="Verdana"/>
@@ -3047,7 +2735,7 @@
           <w:sz w:val="24"/>
           <w:szCs w:val="24"/>
         </w:rPr>
-        <w:t>methods</w:t>
+        <w:t>ascending order</w:t>
       </w:r>
       <w:r>
         <w:rPr>
@@ -3067,7 +2755,6 @@
         </w:rPr>
         <w:t>(</w:t>
       </w:r>
-      <w:proofErr w:type="gramEnd"/>
       <w:r>
         <w:rPr>
           <w:rFonts w:asciiTheme="minorHAnsi" w:eastAsiaTheme="minorHAnsi" w:hAnsiTheme="minorHAnsi" w:cstheme="minorBidi"/>
@@ -3085,7 +2772,7 @@
           <w:sz w:val="24"/>
           <w:szCs w:val="24"/>
         </w:rPr>
-        <w:t>Two-pointer logic</w:t>
+        <w:t>Comparison with next element.</w:t>
       </w:r>
       <w:r>
         <w:rPr>
@@ -3118,17 +2805,27 @@
           <w:sz w:val="24"/>
           <w:szCs w:val="24"/>
         </w:rPr>
-        <w:t xml:space="preserve">Given an array and a number x, count how many times x </w:t>
-      </w:r>
-      <w:proofErr w:type="gramStart"/>
-      <w:r>
-        <w:rPr>
-          <w:rFonts w:ascii="Verdana" w:hAnsi="Verdana"/>
-          <w:color w:val="000000"/>
-          <w:sz w:val="24"/>
-          <w:szCs w:val="24"/>
-        </w:rPr>
-        <w:t>appears.</w:t>
+        <w:t xml:space="preserve">Given an array of numbers, print the </w:t>
+      </w:r>
+      <w:r>
+        <w:rPr>
+          <w:rFonts w:ascii="Verdana" w:hAnsi="Verdana"/>
+          <w:b/>
+          <w:bCs/>
+          <w:color w:val="000000"/>
+          <w:sz w:val="24"/>
+          <w:szCs w:val="24"/>
+        </w:rPr>
+        <w:t>sum of digits of each element</w:t>
+      </w:r>
+      <w:r>
+        <w:rPr>
+          <w:rFonts w:ascii="Verdana" w:hAnsi="Verdana"/>
+          <w:color w:val="000000"/>
+          <w:sz w:val="24"/>
+          <w:szCs w:val="24"/>
+        </w:rPr>
+        <w:t>.</w:t>
       </w:r>
       <w:r>
         <w:rPr>
@@ -3139,7 +2836,6 @@
         </w:rPr>
         <w:t>(</w:t>
       </w:r>
-      <w:proofErr w:type="gramEnd"/>
       <w:r>
         <w:rPr>
           <w:rFonts w:asciiTheme="minorHAnsi" w:eastAsiaTheme="minorHAnsi" w:hAnsiTheme="minorHAnsi" w:cstheme="minorBidi"/>
@@ -3157,7 +2853,7 @@
           <w:sz w:val="24"/>
           <w:szCs w:val="24"/>
         </w:rPr>
-        <w:t>Classic counter pattern.</w:t>
+        <w:t>Array loop + digit loop.</w:t>
       </w:r>
       <w:r>
         <w:rPr>
@@ -3190,7 +2886,7 @@
           <w:sz w:val="24"/>
           <w:szCs w:val="24"/>
         </w:rPr>
-        <w:t xml:space="preserve">Check whether the array is sorted in </w:t>
+        <w:t xml:space="preserve">Traverse an array and print the </w:t>
       </w:r>
       <w:r>
         <w:rPr>
@@ -3201,9 +2897,428 @@
           <w:sz w:val="24"/>
           <w:szCs w:val="24"/>
         </w:rPr>
-        <w:t xml:space="preserve">ascending </w:t>
-      </w:r>
-      <w:proofErr w:type="gramStart"/>
+        <w:t>first palindrome number</w:t>
+      </w:r>
+      <w:r>
+        <w:rPr>
+          <w:rFonts w:ascii="Verdana" w:hAnsi="Verdana"/>
+          <w:color w:val="000000"/>
+          <w:sz w:val="24"/>
+          <w:szCs w:val="24"/>
+        </w:rPr>
+        <w:t>, then stop.</w:t>
+      </w:r>
+      <w:r>
+        <w:rPr>
+          <w:rFonts w:ascii="Verdana" w:hAnsi="Verdana"/>
+          <w:color w:val="000000"/>
+          <w:sz w:val="24"/>
+          <w:szCs w:val="24"/>
+        </w:rPr>
+        <w:t>(</w:t>
+      </w:r>
+      <w:r>
+        <w:rPr>
+          <w:rFonts w:asciiTheme="minorHAnsi" w:eastAsiaTheme="minorHAnsi" w:hAnsiTheme="minorHAnsi" w:cstheme="minorBidi"/>
+          <w:kern w:val="2"/>
+          <w:sz w:val="24"/>
+          <w:szCs w:val="21"/>
+          <w14:ligatures w14:val="standardContextual"/>
+        </w:rPr>
+        <w:t xml:space="preserve"> </w:t>
+      </w:r>
+      <w:r>
+        <w:rPr>
+          <w:rFonts w:ascii="Verdana" w:hAnsi="Verdana"/>
+          <w:color w:val="000000"/>
+          <w:sz w:val="24"/>
+          <w:szCs w:val="24"/>
+        </w:rPr>
+        <w:t>Nested logic + early exit.</w:t>
+      </w:r>
+      <w:r>
+        <w:rPr>
+          <w:rFonts w:ascii="Verdana" w:hAnsi="Verdana"/>
+          <w:color w:val="000000"/>
+          <w:sz w:val="24"/>
+          <w:szCs w:val="24"/>
+        </w:rPr>
+        <w:t>)</w:t>
+      </w:r>
+    </w:p>
+    <w:p>
+      <w:pPr>
+        <w:pStyle w:val="max2"/>
+        <w:rPr>
+          <w:rFonts w:ascii="Verdana" w:hAnsi="Verdana"/>
+          <w:color w:val="000000"/>
+          <w:sz w:val="24"/>
+          <w:szCs w:val="24"/>
+        </w:rPr>
+      </w:pPr>
+      <w:r>
+        <w:rPr>
+          <w:rFonts w:ascii="Verdana" w:hAnsi="Verdana"/>
+          <w:color w:val="000000"/>
+          <w:sz w:val="24"/>
+          <w:szCs w:val="24"/>
+        </w:rPr>
+        <w:t>Day 12</w:t>
+      </w:r>
+    </w:p>
+    <w:p>
+      <w:pPr>
+        <w:pStyle w:val="max2"/>
+        <w:numPr>
+          <w:ilvl w:val="0"/>
+          <w:numId w:val="17"/>
+        </w:numPr>
+        <w:rPr>
+          <w:rFonts w:ascii="Verdana" w:hAnsi="Verdana"/>
+          <w:color w:val="000000"/>
+          <w:sz w:val="24"/>
+          <w:szCs w:val="24"/>
+        </w:rPr>
+      </w:pPr>
+      <w:r>
+        <w:rPr>
+          <w:rFonts w:ascii="Verdana" w:hAnsi="Verdana"/>
+          <w:color w:val="000000"/>
+          <w:sz w:val="24"/>
+          <w:szCs w:val="24"/>
+        </w:rPr>
+        <w:t>Write a program to find out whether entered number is place at ones, tens, hundred , thousand etc….</w:t>
+      </w:r>
+    </w:p>
+    <w:p>
+      <w:pPr>
+        <w:pStyle w:val="max2"/>
+        <w:numPr>
+          <w:ilvl w:val="0"/>
+          <w:numId w:val="17"/>
+        </w:numPr>
+        <w:rPr>
+          <w:rFonts w:ascii="Verdana" w:hAnsi="Verdana"/>
+          <w:color w:val="000000"/>
+          <w:sz w:val="24"/>
+          <w:szCs w:val="24"/>
+        </w:rPr>
+      </w:pPr>
+      <w:r>
+        <w:rPr>
+          <w:rFonts w:ascii="Verdana" w:hAnsi="Verdana"/>
+          <w:color w:val="000000"/>
+          <w:sz w:val="24"/>
+          <w:szCs w:val="24"/>
+        </w:rPr>
+        <w:t>Write a program to take a string and a number / integer as prefix for that word or string , and in output just reverse string upto that integer position part, or that prefix part.</w:t>
+      </w:r>
+      <w:r>
+        <w:rPr>
+          <w:rFonts w:ascii="Verdana" w:hAnsi="Verdana"/>
+          <w:color w:val="000000"/>
+          <w:sz w:val="24"/>
+          <w:szCs w:val="24"/>
+        </w:rPr>
+        <w:t>(Practice confusion with size of an array to index of an array ).</w:t>
+      </w:r>
+    </w:p>
+    <w:p>
+      <w:pPr>
+        <w:pStyle w:val="max2"/>
+        <w:numPr>
+          <w:ilvl w:val="0"/>
+          <w:numId w:val="17"/>
+        </w:numPr>
+        <w:rPr>
+          <w:rFonts w:ascii="Verdana" w:hAnsi="Verdana"/>
+          <w:color w:val="000000"/>
+          <w:sz w:val="24"/>
+          <w:szCs w:val="24"/>
+        </w:rPr>
+      </w:pPr>
+      <w:r>
+        <w:rPr>
+          <w:rFonts w:ascii="Verdana" w:hAnsi="Verdana"/>
+          <w:color w:val="000000"/>
+          <w:sz w:val="24"/>
+          <w:szCs w:val="24"/>
+        </w:rPr>
+        <w:t>Count Words in a String (Single Spaces Only)</w:t>
+      </w:r>
+      <w:r>
+        <w:rPr>
+          <w:rFonts w:ascii="Verdana" w:hAnsi="Verdana"/>
+          <w:color w:val="000000"/>
+          <w:sz w:val="24"/>
+          <w:szCs w:val="24"/>
+        </w:rPr>
+        <w:t>.(</w:t>
+      </w:r>
+      <w:r>
+        <w:rPr>
+          <w:rFonts w:asciiTheme="minorHAnsi" w:eastAsiaTheme="minorHAnsi" w:hAnsiTheme="minorHAnsi" w:cstheme="minorBidi"/>
+          <w:kern w:val="2"/>
+          <w:sz w:val="24"/>
+          <w:szCs w:val="21"/>
+          <w14:ligatures w14:val="standardContextual"/>
+        </w:rPr>
+        <w:t xml:space="preserve"> </w:t>
+      </w:r>
+      <w:r>
+        <w:rPr>
+          <w:rFonts w:ascii="Verdana" w:hAnsi="Verdana"/>
+          <w:color w:val="000000"/>
+          <w:sz w:val="24"/>
+          <w:szCs w:val="24"/>
+        </w:rPr>
+        <w:t>Character traversal + space detection.</w:t>
+      </w:r>
+      <w:r>
+        <w:rPr>
+          <w:rFonts w:ascii="Verdana" w:hAnsi="Verdana"/>
+          <w:color w:val="000000"/>
+          <w:sz w:val="24"/>
+          <w:szCs w:val="24"/>
+        </w:rPr>
+        <w:t>)</w:t>
+      </w:r>
+    </w:p>
+    <w:p>
+      <w:pPr>
+        <w:pStyle w:val="max2"/>
+        <w:numPr>
+          <w:ilvl w:val="0"/>
+          <w:numId w:val="17"/>
+        </w:numPr>
+        <w:rPr>
+          <w:rFonts w:ascii="Verdana" w:hAnsi="Verdana"/>
+          <w:color w:val="000000"/>
+          <w:sz w:val="24"/>
+          <w:szCs w:val="24"/>
+        </w:rPr>
+      </w:pPr>
+      <w:r>
+        <w:rPr>
+          <w:rFonts w:ascii="Verdana" w:hAnsi="Verdana"/>
+          <w:color w:val="000000"/>
+          <w:sz w:val="24"/>
+          <w:szCs w:val="24"/>
+        </w:rPr>
+        <w:t>Count characters in a word taken as input and ignore spaces.</w:t>
+      </w:r>
+    </w:p>
+    <w:p>
+      <w:pPr>
+        <w:pStyle w:val="max2"/>
+        <w:numPr>
+          <w:ilvl w:val="0"/>
+          <w:numId w:val="17"/>
+        </w:numPr>
+        <w:rPr>
+          <w:rFonts w:ascii="Verdana" w:hAnsi="Verdana"/>
+          <w:color w:val="000000"/>
+          <w:sz w:val="24"/>
+          <w:szCs w:val="24"/>
+        </w:rPr>
+      </w:pPr>
+      <w:r>
+        <w:rPr>
+          <w:rFonts w:ascii="Verdana" w:hAnsi="Verdana"/>
+          <w:color w:val="000000"/>
+          <w:sz w:val="24"/>
+          <w:szCs w:val="24"/>
+        </w:rPr>
+        <w:lastRenderedPageBreak/>
+        <w:t>Given a string, remove all numeric characters and print the result.</w:t>
+      </w:r>
+      <w:r>
+        <w:rPr>
+          <w:rFonts w:ascii="Verdana" w:hAnsi="Verdana"/>
+          <w:color w:val="000000"/>
+          <w:sz w:val="24"/>
+          <w:szCs w:val="24"/>
+        </w:rPr>
+        <w:t>(</w:t>
+      </w:r>
+      <w:r>
+        <w:rPr>
+          <w:rFonts w:asciiTheme="minorHAnsi" w:eastAsiaTheme="minorHAnsi" w:hAnsiTheme="minorHAnsi" w:cstheme="minorBidi"/>
+          <w:kern w:val="2"/>
+          <w:sz w:val="24"/>
+          <w:szCs w:val="21"/>
+          <w14:ligatures w14:val="standardContextual"/>
+        </w:rPr>
+        <w:t xml:space="preserve"> </w:t>
+      </w:r>
+      <w:r>
+        <w:rPr>
+          <w:rFonts w:ascii="Verdana" w:hAnsi="Verdana"/>
+          <w:color w:val="000000"/>
+          <w:sz w:val="24"/>
+          <w:szCs w:val="24"/>
+        </w:rPr>
+        <w:t>Character filtering</w:t>
+      </w:r>
+      <w:r>
+        <w:rPr>
+          <w:rFonts w:ascii="Verdana" w:hAnsi="Verdana"/>
+          <w:color w:val="000000"/>
+          <w:sz w:val="24"/>
+          <w:szCs w:val="24"/>
+        </w:rPr>
+        <w:t>).</w:t>
+      </w:r>
+    </w:p>
+    <w:p>
+      <w:pPr>
+        <w:pStyle w:val="max2"/>
+        <w:rPr>
+          <w:rFonts w:ascii="Verdana" w:hAnsi="Verdana"/>
+          <w:color w:val="000000"/>
+          <w:sz w:val="24"/>
+          <w:szCs w:val="24"/>
+        </w:rPr>
+      </w:pPr>
+      <w:r>
+        <w:rPr>
+          <w:rFonts w:ascii="Verdana" w:hAnsi="Verdana"/>
+          <w:color w:val="000000"/>
+          <w:sz w:val="24"/>
+          <w:szCs w:val="24"/>
+        </w:rPr>
+        <w:t xml:space="preserve">Day </w:t>
+      </w:r>
+      <w:r>
+        <w:rPr>
+          <w:rFonts w:ascii="Verdana" w:hAnsi="Verdana"/>
+          <w:color w:val="000000"/>
+          <w:sz w:val="24"/>
+          <w:szCs w:val="24"/>
+        </w:rPr>
+        <w:t>1</w:t>
+      </w:r>
+      <w:r>
+        <w:rPr>
+          <w:rFonts w:ascii="Verdana" w:hAnsi="Verdana"/>
+          <w:color w:val="000000"/>
+          <w:sz w:val="24"/>
+          <w:szCs w:val="24"/>
+        </w:rPr>
+        <w:t>3</w:t>
+      </w:r>
+    </w:p>
+    <w:p>
+      <w:pPr>
+        <w:pStyle w:val="max2"/>
+        <w:numPr>
+          <w:ilvl w:val="0"/>
+          <w:numId w:val="18"/>
+        </w:numPr>
+        <w:rPr>
+          <w:rFonts w:ascii="Verdana" w:hAnsi="Verdana"/>
+          <w:color w:val="000000"/>
+          <w:sz w:val="24"/>
+          <w:szCs w:val="24"/>
+        </w:rPr>
+      </w:pPr>
+      <w:r>
+        <w:rPr>
+          <w:rFonts w:ascii="Verdana" w:hAnsi="Verdana"/>
+          <w:color w:val="000000"/>
+          <w:sz w:val="24"/>
+          <w:szCs w:val="24"/>
+        </w:rPr>
+        <w:t xml:space="preserve">Write a program to </w:t>
+      </w:r>
+      <w:r>
+        <w:rPr>
+          <w:rFonts w:ascii="Verdana" w:hAnsi="Verdana"/>
+          <w:color w:val="000000"/>
+          <w:sz w:val="24"/>
+          <w:szCs w:val="24"/>
+        </w:rPr>
+        <w:t>Find (maximum – minimum)</w:t>
+      </w:r>
+      <w:r>
+        <w:rPr>
+          <w:rFonts w:ascii="Verdana" w:hAnsi="Verdana"/>
+          <w:color w:val="000000"/>
+          <w:sz w:val="24"/>
+          <w:szCs w:val="24"/>
+        </w:rPr>
+        <w:t>difference between MAX and MIN</w:t>
+      </w:r>
+      <w:r>
+        <w:rPr>
+          <w:rFonts w:ascii="Verdana" w:hAnsi="Verdana"/>
+          <w:color w:val="000000"/>
+          <w:sz w:val="24"/>
+          <w:szCs w:val="24"/>
+        </w:rPr>
+        <w:t xml:space="preserve"> from an integer array.</w:t>
+      </w:r>
+      <w:r>
+        <w:rPr>
+          <w:rFonts w:ascii="Verdana" w:hAnsi="Verdana"/>
+          <w:color w:val="000000"/>
+          <w:sz w:val="24"/>
+          <w:szCs w:val="24"/>
+        </w:rPr>
+        <w:t>(</w:t>
+      </w:r>
+      <w:r>
+        <w:rPr>
+          <w:rFonts w:asciiTheme="minorHAnsi" w:eastAsiaTheme="minorHAnsi" w:hAnsiTheme="minorHAnsi" w:cstheme="minorBidi"/>
+          <w:kern w:val="2"/>
+          <w:sz w:val="24"/>
+          <w:szCs w:val="21"/>
+          <w14:ligatures w14:val="standardContextual"/>
+        </w:rPr>
+        <w:t xml:space="preserve"> </w:t>
+      </w:r>
+      <w:r>
+        <w:rPr>
+          <w:rFonts w:ascii="Verdana" w:hAnsi="Verdana"/>
+          <w:color w:val="000000"/>
+          <w:sz w:val="24"/>
+          <w:szCs w:val="24"/>
+        </w:rPr>
+        <w:t>Track two values in one loop.</w:t>
+      </w:r>
+      <w:r>
+        <w:rPr>
+          <w:rFonts w:ascii="Verdana" w:hAnsi="Verdana"/>
+          <w:color w:val="000000"/>
+          <w:sz w:val="24"/>
+          <w:szCs w:val="24"/>
+        </w:rPr>
+        <w:t>)</w:t>
+      </w:r>
+    </w:p>
+    <w:p>
+      <w:pPr>
+        <w:pStyle w:val="max2"/>
+        <w:numPr>
+          <w:ilvl w:val="0"/>
+          <w:numId w:val="18"/>
+        </w:numPr>
+        <w:rPr>
+          <w:rFonts w:ascii="Verdana" w:hAnsi="Verdana"/>
+          <w:color w:val="000000"/>
+          <w:sz w:val="24"/>
+          <w:szCs w:val="24"/>
+        </w:rPr>
+      </w:pPr>
+      <w:r>
+        <w:rPr>
+          <w:rFonts w:ascii="Verdana" w:hAnsi="Verdana"/>
+          <w:color w:val="000000"/>
+          <w:sz w:val="24"/>
+          <w:szCs w:val="24"/>
+        </w:rPr>
+        <w:t xml:space="preserve">Move all 0s to the end of the array </w:t>
+      </w:r>
       <w:r>
         <w:rPr>
           <w:rFonts w:ascii="Verdana" w:hAnsi="Verdana"/>
@@ -3213,7 +3328,7 @@
           <w:sz w:val="24"/>
           <w:szCs w:val="24"/>
         </w:rPr>
-        <w:t>order</w:t>
+        <w:t>without using extra array</w:t>
       </w:r>
       <w:r>
         <w:rPr>
@@ -3233,810 +3348,6 @@
         </w:rPr>
         <w:t>(</w:t>
       </w:r>
-      <w:proofErr w:type="gramEnd"/>
-      <w:r>
-        <w:rPr>
-          <w:rFonts w:asciiTheme="minorHAnsi" w:eastAsiaTheme="minorHAnsi" w:hAnsiTheme="minorHAnsi" w:cstheme="minorBidi"/>
-          <w:kern w:val="2"/>
-          <w:sz w:val="24"/>
-          <w:szCs w:val="21"/>
-          <w14:ligatures w14:val="standardContextual"/>
-        </w:rPr>
-        <w:t xml:space="preserve"> </w:t>
-      </w:r>
-      <w:r>
-        <w:rPr>
-          <w:rFonts w:ascii="Verdana" w:hAnsi="Verdana"/>
-          <w:color w:val="000000"/>
-          <w:sz w:val="24"/>
-          <w:szCs w:val="24"/>
-        </w:rPr>
-        <w:t>Comparison with next element.</w:t>
-      </w:r>
-      <w:r>
-        <w:rPr>
-          <w:rFonts w:ascii="Verdana" w:hAnsi="Verdana"/>
-          <w:color w:val="000000"/>
-          <w:sz w:val="24"/>
-          <w:szCs w:val="24"/>
-        </w:rPr>
-        <w:t>)</w:t>
-      </w:r>
-    </w:p>
-    <w:p>
-      <w:pPr>
-        <w:pStyle w:val="max2"/>
-        <w:numPr>
-          <w:ilvl w:val="0"/>
-          <w:numId w:val="16"/>
-        </w:numPr>
-        <w:rPr>
-          <w:rFonts w:ascii="Verdana" w:hAnsi="Verdana"/>
-          <w:color w:val="000000"/>
-          <w:sz w:val="24"/>
-          <w:szCs w:val="24"/>
-        </w:rPr>
-      </w:pPr>
-      <w:r>
-        <w:rPr>
-          <w:rFonts w:ascii="Verdana" w:hAnsi="Verdana"/>
-          <w:color w:val="000000"/>
-          <w:sz w:val="24"/>
-          <w:szCs w:val="24"/>
-        </w:rPr>
-        <w:t xml:space="preserve">Given an array of numbers, print the </w:t>
-      </w:r>
-      <w:r>
-        <w:rPr>
-          <w:rFonts w:ascii="Verdana" w:hAnsi="Verdana"/>
-          <w:b/>
-          <w:bCs/>
-          <w:color w:val="000000"/>
-          <w:sz w:val="24"/>
-          <w:szCs w:val="24"/>
-        </w:rPr>
-        <w:t xml:space="preserve">sum of digits of each </w:t>
-      </w:r>
-      <w:proofErr w:type="gramStart"/>
-      <w:r>
-        <w:rPr>
-          <w:rFonts w:ascii="Verdana" w:hAnsi="Verdana"/>
-          <w:b/>
-          <w:bCs/>
-          <w:color w:val="000000"/>
-          <w:sz w:val="24"/>
-          <w:szCs w:val="24"/>
-        </w:rPr>
-        <w:t>element</w:t>
-      </w:r>
-      <w:r>
-        <w:rPr>
-          <w:rFonts w:ascii="Verdana" w:hAnsi="Verdana"/>
-          <w:color w:val="000000"/>
-          <w:sz w:val="24"/>
-          <w:szCs w:val="24"/>
-        </w:rPr>
-        <w:t>.</w:t>
-      </w:r>
-      <w:r>
-        <w:rPr>
-          <w:rFonts w:ascii="Verdana" w:hAnsi="Verdana"/>
-          <w:color w:val="000000"/>
-          <w:sz w:val="24"/>
-          <w:szCs w:val="24"/>
-        </w:rPr>
-        <w:t>(</w:t>
-      </w:r>
-      <w:proofErr w:type="gramEnd"/>
-      <w:r>
-        <w:rPr>
-          <w:rFonts w:asciiTheme="minorHAnsi" w:eastAsiaTheme="minorHAnsi" w:hAnsiTheme="minorHAnsi" w:cstheme="minorBidi"/>
-          <w:kern w:val="2"/>
-          <w:sz w:val="24"/>
-          <w:szCs w:val="21"/>
-          <w14:ligatures w14:val="standardContextual"/>
-        </w:rPr>
-        <w:t xml:space="preserve"> </w:t>
-      </w:r>
-      <w:r>
-        <w:rPr>
-          <w:rFonts w:ascii="Verdana" w:hAnsi="Verdana"/>
-          <w:color w:val="000000"/>
-          <w:sz w:val="24"/>
-          <w:szCs w:val="24"/>
-        </w:rPr>
-        <w:t>Array loop + digit loop.</w:t>
-      </w:r>
-      <w:r>
-        <w:rPr>
-          <w:rFonts w:ascii="Verdana" w:hAnsi="Verdana"/>
-          <w:color w:val="000000"/>
-          <w:sz w:val="24"/>
-          <w:szCs w:val="24"/>
-        </w:rPr>
-        <w:t>)</w:t>
-      </w:r>
-    </w:p>
-    <w:p>
-      <w:pPr>
-        <w:pStyle w:val="max2"/>
-        <w:numPr>
-          <w:ilvl w:val="0"/>
-          <w:numId w:val="16"/>
-        </w:numPr>
-        <w:rPr>
-          <w:rFonts w:ascii="Verdana" w:hAnsi="Verdana"/>
-          <w:color w:val="000000"/>
-          <w:sz w:val="24"/>
-          <w:szCs w:val="24"/>
-        </w:rPr>
-      </w:pPr>
-      <w:r>
-        <w:rPr>
-          <w:rFonts w:ascii="Verdana" w:hAnsi="Verdana"/>
-          <w:color w:val="000000"/>
-          <w:sz w:val="24"/>
-          <w:szCs w:val="24"/>
-        </w:rPr>
-        <w:t xml:space="preserve">Traverse an array and print the </w:t>
-      </w:r>
-      <w:r>
-        <w:rPr>
-          <w:rFonts w:ascii="Verdana" w:hAnsi="Verdana"/>
-          <w:b/>
-          <w:bCs/>
-          <w:color w:val="000000"/>
-          <w:sz w:val="24"/>
-          <w:szCs w:val="24"/>
-        </w:rPr>
-        <w:t>first palindrome number</w:t>
-      </w:r>
-      <w:r>
-        <w:rPr>
-          <w:rFonts w:ascii="Verdana" w:hAnsi="Verdana"/>
-          <w:color w:val="000000"/>
-          <w:sz w:val="24"/>
-          <w:szCs w:val="24"/>
-        </w:rPr>
-        <w:t xml:space="preserve">, then </w:t>
-      </w:r>
-      <w:proofErr w:type="gramStart"/>
-      <w:r>
-        <w:rPr>
-          <w:rFonts w:ascii="Verdana" w:hAnsi="Verdana"/>
-          <w:color w:val="000000"/>
-          <w:sz w:val="24"/>
-          <w:szCs w:val="24"/>
-        </w:rPr>
-        <w:t>stop.</w:t>
-      </w:r>
-      <w:r>
-        <w:rPr>
-          <w:rFonts w:ascii="Verdana" w:hAnsi="Verdana"/>
-          <w:color w:val="000000"/>
-          <w:sz w:val="24"/>
-          <w:szCs w:val="24"/>
-        </w:rPr>
-        <w:t>(</w:t>
-      </w:r>
-      <w:proofErr w:type="gramEnd"/>
-      <w:r>
-        <w:rPr>
-          <w:rFonts w:asciiTheme="minorHAnsi" w:eastAsiaTheme="minorHAnsi" w:hAnsiTheme="minorHAnsi" w:cstheme="minorBidi"/>
-          <w:kern w:val="2"/>
-          <w:sz w:val="24"/>
-          <w:szCs w:val="21"/>
-          <w14:ligatures w14:val="standardContextual"/>
-        </w:rPr>
-        <w:t xml:space="preserve"> </w:t>
-      </w:r>
-      <w:r>
-        <w:rPr>
-          <w:rFonts w:ascii="Verdana" w:hAnsi="Verdana"/>
-          <w:color w:val="000000"/>
-          <w:sz w:val="24"/>
-          <w:szCs w:val="24"/>
-        </w:rPr>
-        <w:t>Nested logic + early exit.</w:t>
-      </w:r>
-      <w:r>
-        <w:rPr>
-          <w:rFonts w:ascii="Verdana" w:hAnsi="Verdana"/>
-          <w:color w:val="000000"/>
-          <w:sz w:val="24"/>
-          <w:szCs w:val="24"/>
-        </w:rPr>
-        <w:t>)</w:t>
-      </w:r>
-    </w:p>
-    <w:p>
-      <w:pPr>
-        <w:pStyle w:val="max2"/>
-        <w:rPr>
-          <w:rFonts w:ascii="Verdana" w:hAnsi="Verdana"/>
-          <w:color w:val="000000"/>
-          <w:sz w:val="24"/>
-          <w:szCs w:val="24"/>
-        </w:rPr>
-      </w:pPr>
-      <w:r>
-        <w:rPr>
-          <w:rFonts w:ascii="Verdana" w:hAnsi="Verdana"/>
-          <w:color w:val="000000"/>
-          <w:sz w:val="24"/>
-          <w:szCs w:val="24"/>
-        </w:rPr>
-        <w:t>Day 12</w:t>
-      </w:r>
-    </w:p>
-    <w:p>
-      <w:pPr>
-        <w:pStyle w:val="max2"/>
-        <w:numPr>
-          <w:ilvl w:val="0"/>
-          <w:numId w:val="17"/>
-        </w:numPr>
-        <w:rPr>
-          <w:rFonts w:ascii="Verdana" w:hAnsi="Verdana"/>
-          <w:color w:val="000000"/>
-          <w:sz w:val="24"/>
-          <w:szCs w:val="24"/>
-        </w:rPr>
-      </w:pPr>
-      <w:r>
-        <w:rPr>
-          <w:rFonts w:ascii="Verdana" w:hAnsi="Verdana"/>
-          <w:color w:val="000000"/>
-          <w:sz w:val="24"/>
-          <w:szCs w:val="24"/>
-        </w:rPr>
-        <w:t xml:space="preserve">Write a program to find out whether entered number is place at ones, tens, </w:t>
-      </w:r>
-      <w:proofErr w:type="gramStart"/>
-      <w:r>
-        <w:rPr>
-          <w:rFonts w:ascii="Verdana" w:hAnsi="Verdana"/>
-          <w:color w:val="000000"/>
-          <w:sz w:val="24"/>
-          <w:szCs w:val="24"/>
-        </w:rPr>
-        <w:t>hundred ,</w:t>
-      </w:r>
-      <w:proofErr w:type="gramEnd"/>
-      <w:r>
-        <w:rPr>
-          <w:rFonts w:ascii="Verdana" w:hAnsi="Verdana"/>
-          <w:color w:val="000000"/>
-          <w:sz w:val="24"/>
-          <w:szCs w:val="24"/>
-        </w:rPr>
-        <w:t xml:space="preserve"> thousand </w:t>
-      </w:r>
-      <w:proofErr w:type="spellStart"/>
-      <w:r>
-        <w:rPr>
-          <w:rFonts w:ascii="Verdana" w:hAnsi="Verdana"/>
-          <w:color w:val="000000"/>
-          <w:sz w:val="24"/>
-          <w:szCs w:val="24"/>
-        </w:rPr>
-        <w:t>etc</w:t>
-      </w:r>
-      <w:proofErr w:type="spellEnd"/>
-      <w:r>
-        <w:rPr>
-          <w:rFonts w:ascii="Verdana" w:hAnsi="Verdana"/>
-          <w:color w:val="000000"/>
-          <w:sz w:val="24"/>
-          <w:szCs w:val="24"/>
-        </w:rPr>
-        <w:t>….</w:t>
-      </w:r>
-    </w:p>
-    <w:p>
-      <w:pPr>
-        <w:pStyle w:val="max2"/>
-        <w:numPr>
-          <w:ilvl w:val="0"/>
-          <w:numId w:val="17"/>
-        </w:numPr>
-        <w:rPr>
-          <w:rFonts w:ascii="Verdana" w:hAnsi="Verdana"/>
-          <w:color w:val="000000"/>
-          <w:sz w:val="24"/>
-          <w:szCs w:val="24"/>
-        </w:rPr>
-      </w:pPr>
-      <w:r>
-        <w:rPr>
-          <w:rFonts w:ascii="Verdana" w:hAnsi="Verdana"/>
-          <w:color w:val="000000"/>
-          <w:sz w:val="24"/>
-          <w:szCs w:val="24"/>
-        </w:rPr>
-        <w:t xml:space="preserve">Write a program to take a string and a number / integer as prefix for that word or </w:t>
-      </w:r>
-      <w:proofErr w:type="gramStart"/>
-      <w:r>
-        <w:rPr>
-          <w:rFonts w:ascii="Verdana" w:hAnsi="Verdana"/>
-          <w:color w:val="000000"/>
-          <w:sz w:val="24"/>
-          <w:szCs w:val="24"/>
-        </w:rPr>
-        <w:t>string ,</w:t>
-      </w:r>
-      <w:proofErr w:type="gramEnd"/>
-      <w:r>
-        <w:rPr>
-          <w:rFonts w:ascii="Verdana" w:hAnsi="Verdana"/>
-          <w:color w:val="000000"/>
-          <w:sz w:val="24"/>
-          <w:szCs w:val="24"/>
-        </w:rPr>
-        <w:t xml:space="preserve"> and in output just reverse string </w:t>
-      </w:r>
-      <w:proofErr w:type="spellStart"/>
-      <w:r>
-        <w:rPr>
-          <w:rFonts w:ascii="Verdana" w:hAnsi="Verdana"/>
-          <w:color w:val="000000"/>
-          <w:sz w:val="24"/>
-          <w:szCs w:val="24"/>
-        </w:rPr>
-        <w:t>upto</w:t>
-      </w:r>
-      <w:proofErr w:type="spellEnd"/>
-      <w:r>
-        <w:rPr>
-          <w:rFonts w:ascii="Verdana" w:hAnsi="Verdana"/>
-          <w:color w:val="000000"/>
-          <w:sz w:val="24"/>
-          <w:szCs w:val="24"/>
-        </w:rPr>
-        <w:t xml:space="preserve"> that integer position part, or that prefix </w:t>
-      </w:r>
-      <w:proofErr w:type="gramStart"/>
-      <w:r>
-        <w:rPr>
-          <w:rFonts w:ascii="Verdana" w:hAnsi="Verdana"/>
-          <w:color w:val="000000"/>
-          <w:sz w:val="24"/>
-          <w:szCs w:val="24"/>
-        </w:rPr>
-        <w:t>part.</w:t>
-      </w:r>
-      <w:r>
-        <w:rPr>
-          <w:rFonts w:ascii="Verdana" w:hAnsi="Verdana"/>
-          <w:color w:val="000000"/>
-          <w:sz w:val="24"/>
-          <w:szCs w:val="24"/>
-        </w:rPr>
-        <w:t>(</w:t>
-      </w:r>
-      <w:proofErr w:type="gramEnd"/>
-      <w:r>
-        <w:rPr>
-          <w:rFonts w:ascii="Verdana" w:hAnsi="Verdana"/>
-          <w:color w:val="000000"/>
-          <w:sz w:val="24"/>
-          <w:szCs w:val="24"/>
-        </w:rPr>
-        <w:t xml:space="preserve">Practice confusion with size of an array to index of an </w:t>
-      </w:r>
-      <w:proofErr w:type="gramStart"/>
-      <w:r>
-        <w:rPr>
-          <w:rFonts w:ascii="Verdana" w:hAnsi="Verdana"/>
-          <w:color w:val="000000"/>
-          <w:sz w:val="24"/>
-          <w:szCs w:val="24"/>
-        </w:rPr>
-        <w:t>array )</w:t>
-      </w:r>
-      <w:proofErr w:type="gramEnd"/>
-      <w:r>
-        <w:rPr>
-          <w:rFonts w:ascii="Verdana" w:hAnsi="Verdana"/>
-          <w:color w:val="000000"/>
-          <w:sz w:val="24"/>
-          <w:szCs w:val="24"/>
-        </w:rPr>
-        <w:t>.</w:t>
-      </w:r>
-    </w:p>
-    <w:p>
-      <w:pPr>
-        <w:pStyle w:val="max2"/>
-        <w:numPr>
-          <w:ilvl w:val="0"/>
-          <w:numId w:val="17"/>
-        </w:numPr>
-        <w:rPr>
-          <w:rFonts w:ascii="Verdana" w:hAnsi="Verdana"/>
-          <w:color w:val="000000"/>
-          <w:sz w:val="24"/>
-          <w:szCs w:val="24"/>
-        </w:rPr>
-      </w:pPr>
-      <w:r>
-        <w:rPr>
-          <w:rFonts w:ascii="Verdana" w:hAnsi="Verdana"/>
-          <w:color w:val="000000"/>
-          <w:sz w:val="24"/>
-          <w:szCs w:val="24"/>
-        </w:rPr>
-        <w:t>Count Words in a String (Single Spaces Only</w:t>
-      </w:r>
-      <w:proofErr w:type="gramStart"/>
-      <w:r>
-        <w:rPr>
-          <w:rFonts w:ascii="Verdana" w:hAnsi="Verdana"/>
-          <w:color w:val="000000"/>
-          <w:sz w:val="24"/>
-          <w:szCs w:val="24"/>
-        </w:rPr>
-        <w:t>)</w:t>
-      </w:r>
-      <w:r>
-        <w:rPr>
-          <w:rFonts w:ascii="Verdana" w:hAnsi="Verdana"/>
-          <w:color w:val="000000"/>
-          <w:sz w:val="24"/>
-          <w:szCs w:val="24"/>
-        </w:rPr>
-        <w:t>.(</w:t>
-      </w:r>
-      <w:proofErr w:type="gramEnd"/>
-      <w:r>
-        <w:rPr>
-          <w:rFonts w:asciiTheme="minorHAnsi" w:eastAsiaTheme="minorHAnsi" w:hAnsiTheme="minorHAnsi" w:cstheme="minorBidi"/>
-          <w:kern w:val="2"/>
-          <w:sz w:val="24"/>
-          <w:szCs w:val="21"/>
-          <w14:ligatures w14:val="standardContextual"/>
-        </w:rPr>
-        <w:t xml:space="preserve"> </w:t>
-      </w:r>
-      <w:r>
-        <w:rPr>
-          <w:rFonts w:ascii="Verdana" w:hAnsi="Verdana"/>
-          <w:color w:val="000000"/>
-          <w:sz w:val="24"/>
-          <w:szCs w:val="24"/>
-        </w:rPr>
-        <w:t>Character traversal + space detection.</w:t>
-      </w:r>
-      <w:r>
-        <w:rPr>
-          <w:rFonts w:ascii="Verdana" w:hAnsi="Verdana"/>
-          <w:color w:val="000000"/>
-          <w:sz w:val="24"/>
-          <w:szCs w:val="24"/>
-        </w:rPr>
-        <w:t>)</w:t>
-      </w:r>
-    </w:p>
-    <w:p>
-      <w:pPr>
-        <w:pStyle w:val="max2"/>
-        <w:numPr>
-          <w:ilvl w:val="0"/>
-          <w:numId w:val="17"/>
-        </w:numPr>
-        <w:rPr>
-          <w:rFonts w:ascii="Verdana" w:hAnsi="Verdana"/>
-          <w:color w:val="000000"/>
-          <w:sz w:val="24"/>
-          <w:szCs w:val="24"/>
-        </w:rPr>
-      </w:pPr>
-      <w:r>
-        <w:rPr>
-          <w:rFonts w:ascii="Verdana" w:hAnsi="Verdana"/>
-          <w:color w:val="000000"/>
-          <w:sz w:val="24"/>
-          <w:szCs w:val="24"/>
-        </w:rPr>
-        <w:t>Count characters in a word taken as input and ignore spaces.</w:t>
-      </w:r>
-    </w:p>
-    <w:p>
-      <w:pPr>
-        <w:pStyle w:val="max2"/>
-        <w:numPr>
-          <w:ilvl w:val="0"/>
-          <w:numId w:val="17"/>
-        </w:numPr>
-        <w:rPr>
-          <w:rFonts w:ascii="Verdana" w:hAnsi="Verdana"/>
-          <w:color w:val="000000"/>
-          <w:sz w:val="24"/>
-          <w:szCs w:val="24"/>
-        </w:rPr>
-      </w:pPr>
-      <w:r>
-        <w:rPr>
-          <w:rFonts w:ascii="Verdana" w:hAnsi="Verdana"/>
-          <w:color w:val="000000"/>
-          <w:sz w:val="24"/>
-          <w:szCs w:val="24"/>
-        </w:rPr>
-        <w:lastRenderedPageBreak/>
-        <w:t xml:space="preserve">Given a string, remove all numeric characters and print the </w:t>
-      </w:r>
-      <w:proofErr w:type="gramStart"/>
-      <w:r>
-        <w:rPr>
-          <w:rFonts w:ascii="Verdana" w:hAnsi="Verdana"/>
-          <w:color w:val="000000"/>
-          <w:sz w:val="24"/>
-          <w:szCs w:val="24"/>
-        </w:rPr>
-        <w:t>result.</w:t>
-      </w:r>
-      <w:r>
-        <w:rPr>
-          <w:rFonts w:ascii="Verdana" w:hAnsi="Verdana"/>
-          <w:color w:val="000000"/>
-          <w:sz w:val="24"/>
-          <w:szCs w:val="24"/>
-        </w:rPr>
-        <w:t>(</w:t>
-      </w:r>
-      <w:proofErr w:type="gramEnd"/>
-      <w:r>
-        <w:rPr>
-          <w:rFonts w:asciiTheme="minorHAnsi" w:eastAsiaTheme="minorHAnsi" w:hAnsiTheme="minorHAnsi" w:cstheme="minorBidi"/>
-          <w:kern w:val="2"/>
-          <w:sz w:val="24"/>
-          <w:szCs w:val="21"/>
-          <w14:ligatures w14:val="standardContextual"/>
-        </w:rPr>
-        <w:t xml:space="preserve"> </w:t>
-      </w:r>
-      <w:r>
-        <w:rPr>
-          <w:rFonts w:ascii="Verdana" w:hAnsi="Verdana"/>
-          <w:color w:val="000000"/>
-          <w:sz w:val="24"/>
-          <w:szCs w:val="24"/>
-        </w:rPr>
-        <w:t>Character filtering</w:t>
-      </w:r>
-      <w:r>
-        <w:rPr>
-          <w:rFonts w:ascii="Verdana" w:hAnsi="Verdana"/>
-          <w:color w:val="000000"/>
-          <w:sz w:val="24"/>
-          <w:szCs w:val="24"/>
-        </w:rPr>
-        <w:t>).</w:t>
-      </w:r>
-    </w:p>
-    <w:p>
-      <w:pPr>
-        <w:pStyle w:val="max2"/>
-        <w:rPr>
-          <w:rFonts w:ascii="Verdana" w:hAnsi="Verdana"/>
-          <w:color w:val="000000"/>
-          <w:sz w:val="24"/>
-          <w:szCs w:val="24"/>
-        </w:rPr>
-      </w:pPr>
-      <w:r>
-        <w:rPr>
-          <w:rFonts w:ascii="Verdana" w:hAnsi="Verdana"/>
-          <w:color w:val="000000"/>
-          <w:sz w:val="24"/>
-          <w:szCs w:val="24"/>
-        </w:rPr>
-        <w:t xml:space="preserve">Day </w:t>
-      </w:r>
-      <w:r>
-        <w:rPr>
-          <w:rFonts w:ascii="Verdana" w:hAnsi="Verdana"/>
-          <w:color w:val="000000"/>
-          <w:sz w:val="24"/>
-          <w:szCs w:val="24"/>
-        </w:rPr>
-        <w:t>1</w:t>
-      </w:r>
-      <w:r>
-        <w:rPr>
-          <w:rFonts w:ascii="Verdana" w:hAnsi="Verdana"/>
-          <w:color w:val="000000"/>
-          <w:sz w:val="24"/>
-          <w:szCs w:val="24"/>
-        </w:rPr>
-        <w:t>3</w:t>
-      </w:r>
-    </w:p>
-    <w:p>
-      <w:pPr>
-        <w:pStyle w:val="max2"/>
-        <w:numPr>
-          <w:ilvl w:val="0"/>
-          <w:numId w:val="18"/>
-        </w:numPr>
-        <w:rPr>
-          <w:rFonts w:ascii="Verdana" w:hAnsi="Verdana"/>
-          <w:color w:val="000000"/>
-          <w:sz w:val="24"/>
-          <w:szCs w:val="24"/>
-        </w:rPr>
-      </w:pPr>
-      <w:r>
-        <w:rPr>
-          <w:rFonts w:ascii="Verdana" w:hAnsi="Verdana"/>
-          <w:color w:val="000000"/>
-          <w:sz w:val="24"/>
-          <w:szCs w:val="24"/>
-        </w:rPr>
-        <w:t xml:space="preserve">Write a program to </w:t>
-      </w:r>
-      <w:r>
-        <w:rPr>
-          <w:rFonts w:ascii="Verdana" w:hAnsi="Verdana"/>
-          <w:color w:val="000000"/>
-          <w:sz w:val="24"/>
-          <w:szCs w:val="24"/>
-        </w:rPr>
-        <w:t xml:space="preserve">Find (maximum – </w:t>
-      </w:r>
-      <w:proofErr w:type="gramStart"/>
-      <w:r>
-        <w:rPr>
-          <w:rFonts w:ascii="Verdana" w:hAnsi="Verdana"/>
-          <w:color w:val="000000"/>
-          <w:sz w:val="24"/>
-          <w:szCs w:val="24"/>
-        </w:rPr>
-        <w:t>minimum)</w:t>
-      </w:r>
-      <w:r>
-        <w:rPr>
-          <w:rFonts w:ascii="Verdana" w:hAnsi="Verdana"/>
-          <w:color w:val="000000"/>
-          <w:sz w:val="24"/>
-          <w:szCs w:val="24"/>
-        </w:rPr>
-        <w:t>difference</w:t>
-      </w:r>
-      <w:proofErr w:type="gramEnd"/>
-      <w:r>
-        <w:rPr>
-          <w:rFonts w:ascii="Verdana" w:hAnsi="Verdana"/>
-          <w:color w:val="000000"/>
-          <w:sz w:val="24"/>
-          <w:szCs w:val="24"/>
-        </w:rPr>
-        <w:t xml:space="preserve"> between MAX and MIN</w:t>
-      </w:r>
-      <w:r>
-        <w:rPr>
-          <w:rFonts w:ascii="Verdana" w:hAnsi="Verdana"/>
-          <w:color w:val="000000"/>
-          <w:sz w:val="24"/>
-          <w:szCs w:val="24"/>
-        </w:rPr>
-        <w:t xml:space="preserve"> from an integer </w:t>
-      </w:r>
-      <w:proofErr w:type="gramStart"/>
-      <w:r>
-        <w:rPr>
-          <w:rFonts w:ascii="Verdana" w:hAnsi="Verdana"/>
-          <w:color w:val="000000"/>
-          <w:sz w:val="24"/>
-          <w:szCs w:val="24"/>
-        </w:rPr>
-        <w:t>array.</w:t>
-      </w:r>
-      <w:r>
-        <w:rPr>
-          <w:rFonts w:ascii="Verdana" w:hAnsi="Verdana"/>
-          <w:color w:val="000000"/>
-          <w:sz w:val="24"/>
-          <w:szCs w:val="24"/>
-        </w:rPr>
-        <w:t>(</w:t>
-      </w:r>
-      <w:proofErr w:type="gramEnd"/>
-      <w:r>
-        <w:rPr>
-          <w:rFonts w:asciiTheme="minorHAnsi" w:eastAsiaTheme="minorHAnsi" w:hAnsiTheme="minorHAnsi" w:cstheme="minorBidi"/>
-          <w:kern w:val="2"/>
-          <w:sz w:val="24"/>
-          <w:szCs w:val="21"/>
-          <w14:ligatures w14:val="standardContextual"/>
-        </w:rPr>
-        <w:t xml:space="preserve"> </w:t>
-      </w:r>
-      <w:r>
-        <w:rPr>
-          <w:rFonts w:ascii="Verdana" w:hAnsi="Verdana"/>
-          <w:color w:val="000000"/>
-          <w:sz w:val="24"/>
-          <w:szCs w:val="24"/>
-        </w:rPr>
-        <w:t>Track two values in one loop.</w:t>
-      </w:r>
-      <w:r>
-        <w:rPr>
-          <w:rFonts w:ascii="Verdana" w:hAnsi="Verdana"/>
-          <w:color w:val="000000"/>
-          <w:sz w:val="24"/>
-          <w:szCs w:val="24"/>
-        </w:rPr>
-        <w:t>)</w:t>
-      </w:r>
-    </w:p>
-    <w:p>
-      <w:pPr>
-        <w:pStyle w:val="max2"/>
-        <w:numPr>
-          <w:ilvl w:val="0"/>
-          <w:numId w:val="18"/>
-        </w:numPr>
-        <w:rPr>
-          <w:rFonts w:ascii="Verdana" w:hAnsi="Verdana"/>
-          <w:color w:val="000000"/>
-          <w:sz w:val="24"/>
-          <w:szCs w:val="24"/>
-        </w:rPr>
-      </w:pPr>
-      <w:r>
-        <w:rPr>
-          <w:rFonts w:ascii="Verdana" w:hAnsi="Verdana"/>
-          <w:color w:val="000000"/>
-          <w:sz w:val="24"/>
-          <w:szCs w:val="24"/>
-        </w:rPr>
-        <w:t xml:space="preserve">Move all 0s to the end of the array </w:t>
-      </w:r>
-      <w:r>
-        <w:rPr>
-          <w:rFonts w:ascii="Verdana" w:hAnsi="Verdana"/>
-          <w:b/>
-          <w:bCs/>
-          <w:color w:val="000000"/>
-          <w:sz w:val="24"/>
-          <w:szCs w:val="24"/>
-        </w:rPr>
-        <w:t xml:space="preserve">without using extra </w:t>
-      </w:r>
-      <w:proofErr w:type="gramStart"/>
-      <w:r>
-        <w:rPr>
-          <w:rFonts w:ascii="Verdana" w:hAnsi="Verdana"/>
-          <w:b/>
-          <w:bCs/>
-          <w:color w:val="000000"/>
-          <w:sz w:val="24"/>
-          <w:szCs w:val="24"/>
-        </w:rPr>
-        <w:t>array</w:t>
-      </w:r>
-      <w:r>
-        <w:rPr>
-          <w:rFonts w:ascii="Verdana" w:hAnsi="Verdana"/>
-          <w:color w:val="000000"/>
-          <w:sz w:val="24"/>
-          <w:szCs w:val="24"/>
-        </w:rPr>
-        <w:t>.</w:t>
-      </w:r>
-      <w:r>
-        <w:rPr>
-          <w:rFonts w:ascii="Verdana" w:hAnsi="Verdana"/>
-          <w:color w:val="000000"/>
-          <w:sz w:val="24"/>
-          <w:szCs w:val="24"/>
-        </w:rPr>
-        <w:t>(</w:t>
-      </w:r>
-      <w:proofErr w:type="gramEnd"/>
       <w:r>
         <w:rPr>
           <w:rFonts w:asciiTheme="minorHAnsi" w:eastAsiaTheme="minorHAnsi" w:hAnsiTheme="minorHAnsi" w:cstheme="minorBidi"/>
@@ -4113,17 +3424,7 @@
           <w:sz w:val="24"/>
           <w:szCs w:val="24"/>
         </w:rPr>
-        <w:t xml:space="preserve"> (2, 3, 5, 7) across all </w:t>
-      </w:r>
-      <w:proofErr w:type="gramStart"/>
-      <w:r>
-        <w:rPr>
-          <w:rFonts w:ascii="Verdana" w:hAnsi="Verdana"/>
-          <w:color w:val="000000"/>
-          <w:sz w:val="24"/>
-          <w:szCs w:val="24"/>
-        </w:rPr>
-        <w:t>elements.</w:t>
+        <w:t xml:space="preserve"> (2, 3, 5, 7) across all elements.</w:t>
       </w:r>
       <w:r>
         <w:rPr>
@@ -4134,7 +3435,6 @@
         </w:rPr>
         <w:t>(</w:t>
       </w:r>
-      <w:proofErr w:type="gramEnd"/>
       <w:r>
         <w:rPr>
           <w:rFonts w:asciiTheme="minorHAnsi" w:eastAsiaTheme="minorHAnsi" w:hAnsiTheme="minorHAnsi" w:cstheme="minorBidi"/>
@@ -4203,17 +3503,7 @@
           <w:sz w:val="24"/>
           <w:szCs w:val="24"/>
         </w:rPr>
-        <w:t>Stop when a string contains "java" (case-insensitive</w:t>
-      </w:r>
-      <w:proofErr w:type="gramStart"/>
-      <w:r>
-        <w:rPr>
-          <w:rFonts w:ascii="Verdana" w:hAnsi="Verdana"/>
-          <w:color w:val="000000"/>
-          <w:sz w:val="24"/>
-          <w:szCs w:val="24"/>
-        </w:rPr>
-        <w:t>).</w:t>
+        <w:t>Stop when a string contains "java" (case-insensitive).</w:t>
       </w:r>
       <w:r>
         <w:rPr>
@@ -4224,7 +3514,6 @@
         </w:rPr>
         <w:t>(</w:t>
       </w:r>
-      <w:proofErr w:type="gramEnd"/>
       <w:r>
         <w:rPr>
           <w:rFonts w:asciiTheme="minorHAnsi" w:eastAsiaTheme="minorHAnsi" w:hAnsiTheme="minorHAnsi" w:cstheme="minorBidi"/>
@@ -4331,19 +3620,8 @@
           <w:sz w:val="24"/>
           <w:szCs w:val="24"/>
         </w:rPr>
-        <w:t xml:space="preserve">Count how many letters are repeated in a string or word, or maybe array of </w:t>
-      </w:r>
-      <w:proofErr w:type="gramStart"/>
-      <w:r>
-        <w:rPr>
-          <w:rFonts w:ascii="Verdana" w:hAnsi="Verdana"/>
-          <w:color w:val="000000"/>
-          <w:sz w:val="24"/>
-          <w:szCs w:val="24"/>
-        </w:rPr>
-        <w:t>characters.(</w:t>
-      </w:r>
-      <w:proofErr w:type="gramEnd"/>
+        <w:t>Count how many letters are repeated in a string or word, or maybe array of characters.(</w:t>
+      </w:r>
       <w:r>
         <w:rPr>
           <w:rFonts w:asciiTheme="minorHAnsi" w:eastAsiaTheme="minorHAnsi" w:hAnsiTheme="minorHAnsi" w:cstheme="minorBidi"/>
@@ -4427,19 +3705,8 @@
           <w:sz w:val="24"/>
           <w:szCs w:val="24"/>
         </w:rPr>
-        <w:t xml:space="preserve"> in a </w:t>
-      </w:r>
-      <w:proofErr w:type="gramStart"/>
-      <w:r>
-        <w:rPr>
-          <w:rFonts w:ascii="Verdana" w:hAnsi="Verdana"/>
-          <w:color w:val="000000"/>
-          <w:sz w:val="24"/>
-          <w:szCs w:val="24"/>
-        </w:rPr>
-        <w:t>word.(</w:t>
-      </w:r>
-      <w:proofErr w:type="gramEnd"/>
+        <w:t xml:space="preserve"> in a word.(</w:t>
+      </w:r>
       <w:r>
         <w:rPr>
           <w:rFonts w:asciiTheme="minorHAnsi" w:eastAsiaTheme="minorHAnsi" w:hAnsiTheme="minorHAnsi" w:cstheme="minorBidi"/>
@@ -4525,19 +3792,8 @@
           <w:sz w:val="24"/>
           <w:szCs w:val="24"/>
         </w:rPr>
-        <w:t xml:space="preserve">Write a program to count and print unique or non-repeated characters / number in an </w:t>
-      </w:r>
-      <w:proofErr w:type="gramStart"/>
-      <w:r>
-        <w:rPr>
-          <w:rFonts w:ascii="Verdana" w:hAnsi="Verdana"/>
-          <w:color w:val="000000"/>
-          <w:sz w:val="24"/>
-          <w:szCs w:val="24"/>
-        </w:rPr>
-        <w:t>array.(</w:t>
-      </w:r>
-      <w:proofErr w:type="gramEnd"/>
+        <w:t>Write a program to count and print unique or non-repeated characters / number in an array.(</w:t>
+      </w:r>
       <w:r>
         <w:rPr>
           <w:rFonts w:ascii="Verdana" w:hAnsi="Verdana"/>
@@ -4642,17 +3898,7 @@
           <w:sz w:val="24"/>
           <w:szCs w:val="24"/>
         </w:rPr>
-        <w:t xml:space="preserve"> in an </w:t>
-      </w:r>
-      <w:proofErr w:type="gramStart"/>
-      <w:r>
-        <w:rPr>
-          <w:rFonts w:ascii="Verdana" w:hAnsi="Verdana"/>
-          <w:color w:val="000000"/>
-          <w:sz w:val="24"/>
-          <w:szCs w:val="24"/>
-        </w:rPr>
-        <w:t>array.</w:t>
+        <w:t xml:space="preserve"> in an array.</w:t>
       </w:r>
       <w:r>
         <w:rPr>
@@ -4663,7 +3909,6 @@
         </w:rPr>
         <w:t>(</w:t>
       </w:r>
-      <w:proofErr w:type="gramEnd"/>
       <w:r>
         <w:rPr>
           <w:rFonts w:asciiTheme="minorHAnsi" w:eastAsiaTheme="minorHAnsi" w:hAnsiTheme="minorHAnsi" w:cstheme="minorBidi"/>
@@ -4773,17 +4018,7 @@
           <w:sz w:val="24"/>
           <w:szCs w:val="24"/>
         </w:rPr>
-        <w:t>Remove Duplicates (Print Only Unique Elements</w:t>
-      </w:r>
-      <w:proofErr w:type="gramStart"/>
-      <w:r>
-        <w:rPr>
-          <w:rFonts w:ascii="Verdana" w:hAnsi="Verdana"/>
-          <w:color w:val="000000"/>
-          <w:sz w:val="24"/>
-          <w:szCs w:val="24"/>
-        </w:rPr>
-        <w:t>)</w:t>
+        <w:t>Remove Duplicates (Print Only Unique Elements)</w:t>
       </w:r>
       <w:r>
         <w:rPr>
@@ -4794,7 +4029,6 @@
         </w:rPr>
         <w:t>.(</w:t>
       </w:r>
-      <w:proofErr w:type="gramEnd"/>
       <w:r>
         <w:rPr>
           <w:rFonts w:asciiTheme="minorHAnsi" w:eastAsiaTheme="minorHAnsi" w:hAnsiTheme="minorHAnsi" w:cstheme="minorBidi"/>
@@ -4975,39 +4209,8 @@
           <w:szCs w:val="24"/>
         </w:rPr>
         <w:lastRenderedPageBreak/>
-        <w:t xml:space="preserve">DSA Foundation </w:t>
-      </w:r>
-      <w:proofErr w:type="gramStart"/>
-      <w:r>
-        <w:rPr>
-          <w:rFonts w:ascii="Verdana" w:hAnsi="Verdana"/>
-          <w:color w:val="000000"/>
-          <w:sz w:val="24"/>
-          <w:szCs w:val="24"/>
-        </w:rPr>
-        <w:t>questions(</w:t>
-      </w:r>
-      <w:proofErr w:type="gramEnd"/>
-      <w:r>
-        <w:rPr>
-          <w:rFonts w:ascii="Verdana" w:hAnsi="Verdana"/>
-          <w:color w:val="000000"/>
-          <w:sz w:val="24"/>
-          <w:szCs w:val="24"/>
-        </w:rPr>
-        <w:t>Day 16</w:t>
-      </w:r>
-      <w:proofErr w:type="gramStart"/>
-      <w:r>
-        <w:rPr>
-          <w:rFonts w:ascii="Verdana" w:hAnsi="Verdana"/>
-          <w:color w:val="000000"/>
-          <w:sz w:val="24"/>
-          <w:szCs w:val="24"/>
-        </w:rPr>
-        <w:t>) :</w:t>
-      </w:r>
-      <w:proofErr w:type="gramEnd"/>
+        <w:t>DSA Foundation questions(Day 16) :</w:t>
+      </w:r>
     </w:p>
     <w:p>
       <w:pPr>
@@ -5054,9 +4257,8 @@
           <w:szCs w:val="20"/>
           <w14:ligatures w14:val="none"/>
         </w:rPr>
-        <w:t xml:space="preserve">Given an array of integers </w:t>
-      </w:r>
-      <w:proofErr w:type="spellStart"/>
+        <w:t>Given an array of integers nums and an integer target, return indices of the two numbers such that they add up to target.</w:t>
+      </w:r>
       <w:r>
         <w:rPr>
           <w:rFonts w:ascii="Courier New" w:eastAsia="Times New Roman" w:hAnsi="Courier New" w:cs="Courier New"/>
@@ -5066,9 +4268,8 @@
           <w:szCs w:val="20"/>
           <w14:ligatures w14:val="none"/>
         </w:rPr>
-        <w:t>nums</w:t>
-      </w:r>
-      <w:proofErr w:type="spellEnd"/>
+        <w:br/>
+      </w:r>
       <w:r>
         <w:rPr>
           <w:rFonts w:ascii="Courier New" w:eastAsia="Times New Roman" w:hAnsi="Courier New" w:cs="Courier New"/>
@@ -5078,7 +4279,8 @@
           <w:szCs w:val="20"/>
           <w14:ligatures w14:val="none"/>
         </w:rPr>
-        <w:t xml:space="preserve"> and an integer target, return indices of the two numbers such that they add up to target.</w:t>
+        <w:br/>
+        <w:t>You may assume that each input would have exactly one solution, and you may not use the same element twice.</w:t>
       </w:r>
       <w:r>
         <w:rPr>
@@ -5101,7 +4303,7 @@
           <w14:ligatures w14:val="none"/>
         </w:rPr>
         <w:br/>
-        <w:t>You may assume that each input would have exactly one solution, and you may not use the same element twice.</w:t>
+        <w:t>You can return the answer in any order.</w:t>
       </w:r>
       <w:r>
         <w:rPr>
@@ -5113,6 +4315,7 @@
           <w14:ligatures w14:val="none"/>
         </w:rPr>
         <w:br/>
+        <w:t>Example 1:</w:t>
       </w:r>
       <w:r>
         <w:rPr>
@@ -5124,7 +4327,7 @@
           <w14:ligatures w14:val="none"/>
         </w:rPr>
         <w:br/>
-        <w:t>You can return the answer in any order.</w:t>
+        <w:t>Input: nums = [2,7,11,15], target = 9</w:t>
       </w:r>
       <w:r>
         <w:rPr>
@@ -5136,7 +4339,7 @@
           <w14:ligatures w14:val="none"/>
         </w:rPr>
         <w:br/>
-        <w:t>Example 1:</w:t>
+        <w:t>Output: [0,1]</w:t>
       </w:r>
       <w:r>
         <w:rPr>
@@ -5148,9 +4351,8 @@
           <w14:ligatures w14:val="none"/>
         </w:rPr>
         <w:br/>
-        <w:t xml:space="preserve">Input: </w:t>
-      </w:r>
-      <w:proofErr w:type="spellStart"/>
+        <w:t>Explanation: Because nums[0] + nums[1] == 9, we return [0, 1].</w:t>
+      </w:r>
       <w:r>
         <w:rPr>
           <w:rFonts w:ascii="Courier New" w:eastAsia="Times New Roman" w:hAnsi="Courier New" w:cs="Courier New"/>
@@ -5160,9 +4362,9 @@
           <w:szCs w:val="20"/>
           <w14:ligatures w14:val="none"/>
         </w:rPr>
-        <w:t>nums</w:t>
-      </w:r>
-      <w:proofErr w:type="spellEnd"/>
+        <w:br/>
+        <w:t>Example 2:</w:t>
+      </w:r>
       <w:r>
         <w:rPr>
           <w:rFonts w:ascii="Courier New" w:eastAsia="Times New Roman" w:hAnsi="Courier New" w:cs="Courier New"/>
@@ -5172,7 +4374,8 @@
           <w:szCs w:val="20"/>
           <w14:ligatures w14:val="none"/>
         </w:rPr>
-        <w:t xml:space="preserve"> = [2,7,11,15], target = 9</w:t>
+        <w:br/>
+        <w:t>Input: nums = [3,2,4], target = 6</w:t>
       </w:r>
       <w:r>
         <w:rPr>
@@ -5184,126 +4387,6 @@
           <w14:ligatures w14:val="none"/>
         </w:rPr>
         <w:br/>
-        <w:t>Output: [0,1]</w:t>
-      </w:r>
-      <w:r>
-        <w:rPr>
-          <w:rFonts w:ascii="Courier New" w:eastAsia="Times New Roman" w:hAnsi="Courier New" w:cs="Courier New"/>
-          <w:color w:val="F2F2F2" w:themeColor="background1" w:themeShade="F2"/>
-          <w:kern w:val="0"/>
-          <w:sz w:val="20"/>
-          <w:szCs w:val="20"/>
-          <w14:ligatures w14:val="none"/>
-        </w:rPr>
-        <w:br/>
-        <w:t xml:space="preserve">Explanation: Because </w:t>
-      </w:r>
-      <w:proofErr w:type="spellStart"/>
-      <w:r>
-        <w:rPr>
-          <w:rFonts w:ascii="Courier New" w:eastAsia="Times New Roman" w:hAnsi="Courier New" w:cs="Courier New"/>
-          <w:color w:val="F2F2F2" w:themeColor="background1" w:themeShade="F2"/>
-          <w:kern w:val="0"/>
-          <w:sz w:val="20"/>
-          <w:szCs w:val="20"/>
-          <w14:ligatures w14:val="none"/>
-        </w:rPr>
-        <w:t>nums</w:t>
-      </w:r>
-      <w:proofErr w:type="spellEnd"/>
-      <w:r>
-        <w:rPr>
-          <w:rFonts w:ascii="Courier New" w:eastAsia="Times New Roman" w:hAnsi="Courier New" w:cs="Courier New"/>
-          <w:color w:val="F2F2F2" w:themeColor="background1" w:themeShade="F2"/>
-          <w:kern w:val="0"/>
-          <w:sz w:val="20"/>
-          <w:szCs w:val="20"/>
-          <w14:ligatures w14:val="none"/>
-        </w:rPr>
-        <w:t xml:space="preserve">[0] + </w:t>
-      </w:r>
-      <w:proofErr w:type="spellStart"/>
-      <w:r>
-        <w:rPr>
-          <w:rFonts w:ascii="Courier New" w:eastAsia="Times New Roman" w:hAnsi="Courier New" w:cs="Courier New"/>
-          <w:color w:val="F2F2F2" w:themeColor="background1" w:themeShade="F2"/>
-          <w:kern w:val="0"/>
-          <w:sz w:val="20"/>
-          <w:szCs w:val="20"/>
-          <w14:ligatures w14:val="none"/>
-        </w:rPr>
-        <w:t>nums</w:t>
-      </w:r>
-      <w:proofErr w:type="spellEnd"/>
-      <w:r>
-        <w:rPr>
-          <w:rFonts w:ascii="Courier New" w:eastAsia="Times New Roman" w:hAnsi="Courier New" w:cs="Courier New"/>
-          <w:color w:val="F2F2F2" w:themeColor="background1" w:themeShade="F2"/>
-          <w:kern w:val="0"/>
-          <w:sz w:val="20"/>
-          <w:szCs w:val="20"/>
-          <w14:ligatures w14:val="none"/>
-        </w:rPr>
-        <w:t>[1] == 9, we return [0, 1].</w:t>
-      </w:r>
-      <w:r>
-        <w:rPr>
-          <w:rFonts w:ascii="Courier New" w:eastAsia="Times New Roman" w:hAnsi="Courier New" w:cs="Courier New"/>
-          <w:color w:val="F2F2F2" w:themeColor="background1" w:themeShade="F2"/>
-          <w:kern w:val="0"/>
-          <w:sz w:val="20"/>
-          <w:szCs w:val="20"/>
-          <w14:ligatures w14:val="none"/>
-        </w:rPr>
-        <w:br/>
-        <w:t>Example 2:</w:t>
-      </w:r>
-      <w:r>
-        <w:rPr>
-          <w:rFonts w:ascii="Courier New" w:eastAsia="Times New Roman" w:hAnsi="Courier New" w:cs="Courier New"/>
-          <w:color w:val="F2F2F2" w:themeColor="background1" w:themeShade="F2"/>
-          <w:kern w:val="0"/>
-          <w:sz w:val="20"/>
-          <w:szCs w:val="20"/>
-          <w14:ligatures w14:val="none"/>
-        </w:rPr>
-        <w:br/>
-        <w:t xml:space="preserve">Input: </w:t>
-      </w:r>
-      <w:proofErr w:type="spellStart"/>
-      <w:r>
-        <w:rPr>
-          <w:rFonts w:ascii="Courier New" w:eastAsia="Times New Roman" w:hAnsi="Courier New" w:cs="Courier New"/>
-          <w:color w:val="F2F2F2" w:themeColor="background1" w:themeShade="F2"/>
-          <w:kern w:val="0"/>
-          <w:sz w:val="20"/>
-          <w:szCs w:val="20"/>
-          <w14:ligatures w14:val="none"/>
-        </w:rPr>
-        <w:t>nums</w:t>
-      </w:r>
-      <w:proofErr w:type="spellEnd"/>
-      <w:r>
-        <w:rPr>
-          <w:rFonts w:ascii="Courier New" w:eastAsia="Times New Roman" w:hAnsi="Courier New" w:cs="Courier New"/>
-          <w:color w:val="F2F2F2" w:themeColor="background1" w:themeShade="F2"/>
-          <w:kern w:val="0"/>
-          <w:sz w:val="20"/>
-          <w:szCs w:val="20"/>
-          <w14:ligatures w14:val="none"/>
-        </w:rPr>
-        <w:t xml:space="preserve"> = [3,2,4], target = 6</w:t>
-      </w:r>
-      <w:r>
-        <w:rPr>
-          <w:rFonts w:ascii="Courier New" w:eastAsia="Times New Roman" w:hAnsi="Courier New" w:cs="Courier New"/>
-          <w:color w:val="F2F2F2" w:themeColor="background1" w:themeShade="F2"/>
-          <w:kern w:val="0"/>
-          <w:sz w:val="20"/>
-          <w:szCs w:val="20"/>
-          <w14:ligatures w14:val="none"/>
-        </w:rPr>
-        <w:br/>
         <w:t>Output: [1,2]</w:t>
       </w:r>
     </w:p>
@@ -5476,25 +4559,14 @@
         </w:rPr>
         <w:t xml:space="preserve">Day 17(Array in DSA </w:t>
       </w:r>
-      <w:proofErr w:type="gramStart"/>
-      <w:r>
-        <w:rPr>
-          <w:rFonts w:ascii="Verdana" w:hAnsi="Verdana"/>
-          <w:color w:val="000000"/>
-          <w:sz w:val="24"/>
-          <w:szCs w:val="24"/>
-        </w:rPr>
-        <w:t>basic :</w:t>
-      </w:r>
-      <w:proofErr w:type="gramEnd"/>
-      <w:r>
-        <w:rPr>
-          <w:rFonts w:ascii="Verdana" w:hAnsi="Verdana"/>
-          <w:color w:val="000000"/>
-          <w:sz w:val="24"/>
-          <w:szCs w:val="24"/>
-        </w:rPr>
-        <w:t xml:space="preserve"> sorting, searching and reversing</w:t>
+      <w:r>
+        <w:rPr>
+          <w:rFonts w:ascii="Verdana" w:hAnsi="Verdana"/>
+          <w:color w:val="000000"/>
+          <w:sz w:val="24"/>
+          <w:szCs w:val="24"/>
+        </w:rPr>
+        <w:t>basic : sorting, searching and reversing</w:t>
       </w:r>
       <w:r>
         <w:rPr>
@@ -5528,36 +4600,16 @@
           <w:sz w:val="24"/>
           <w:szCs w:val="24"/>
         </w:rPr>
-        <w:t xml:space="preserve">Write a program to find the largest element in an array using both brute force and optimal solution </w:t>
-      </w:r>
-      <w:proofErr w:type="gramStart"/>
-      <w:r>
-        <w:rPr>
-          <w:rFonts w:ascii="Verdana" w:hAnsi="Verdana"/>
-          <w:color w:val="000000"/>
-          <w:sz w:val="24"/>
-          <w:szCs w:val="24"/>
-        </w:rPr>
-        <w:t>possible.</w:t>
-      </w:r>
-      <w:r>
-        <w:rPr>
-          <w:rFonts w:ascii="Verdana" w:hAnsi="Verdana"/>
-          <w:color w:val="000000"/>
-          <w:sz w:val="24"/>
-          <w:szCs w:val="24"/>
-        </w:rPr>
-        <w:t>(</w:t>
-      </w:r>
-      <w:proofErr w:type="gramEnd"/>
-      <w:r>
-        <w:rPr>
-          <w:rFonts w:ascii="Verdana" w:hAnsi="Verdana"/>
-          <w:color w:val="000000"/>
-          <w:sz w:val="24"/>
-          <w:szCs w:val="24"/>
-        </w:rPr>
-        <w:t>Sorting)</w:t>
+        <w:t>Write a program to find the largest element in an array using both brute force and optimal solution possible.</w:t>
+      </w:r>
+      <w:r>
+        <w:rPr>
+          <w:rFonts w:ascii="Verdana" w:hAnsi="Verdana"/>
+          <w:color w:val="000000"/>
+          <w:sz w:val="24"/>
+          <w:szCs w:val="24"/>
+        </w:rPr>
+        <w:t>(Sorting)</w:t>
       </w:r>
     </w:p>
     <w:bookmarkEnd w:id="0"/>
@@ -5762,7 +4814,6 @@
         </w:rPr>
         <w:t>Given an array, </w:t>
       </w:r>
-      <w:proofErr w:type="gramStart"/>
       <w:r>
         <w:rPr>
           <w:rFonts w:ascii="Verdana" w:hAnsi="Verdana"/>
@@ -5772,9 +4823,17 @@
           <w:sz w:val="24"/>
           <w:szCs w:val="24"/>
         </w:rPr>
-        <w:t>a[</w:t>
-      </w:r>
-      <w:proofErr w:type="gramEnd"/>
+        <w:t>a[]</w:t>
+      </w:r>
+      <w:r>
+        <w:rPr>
+          <w:rFonts w:ascii="Verdana" w:hAnsi="Verdana"/>
+          <w:color w:val="000000"/>
+          <w:sz w:val="24"/>
+          <w:szCs w:val="24"/>
+        </w:rPr>
+        <w:t> of n integers, and an integer element </w:t>
+      </w:r>
       <w:r>
         <w:rPr>
           <w:rFonts w:ascii="Verdana" w:hAnsi="Verdana"/>
@@ -5784,26 +4843,6 @@
           <w:sz w:val="24"/>
           <w:szCs w:val="24"/>
         </w:rPr>
-        <w:t>]</w:t>
-      </w:r>
-      <w:r>
-        <w:rPr>
-          <w:rFonts w:ascii="Verdana" w:hAnsi="Verdana"/>
-          <w:color w:val="000000"/>
-          <w:sz w:val="24"/>
-          <w:szCs w:val="24"/>
-        </w:rPr>
-        <w:t> of n integers, and an integer element </w:t>
-      </w:r>
-      <w:r>
-        <w:rPr>
-          <w:rFonts w:ascii="Verdana" w:hAnsi="Verdana"/>
-          <w:b/>
-          <w:bCs/>
-          <w:color w:val="000000"/>
-          <w:sz w:val="24"/>
-          <w:szCs w:val="24"/>
-        </w:rPr>
         <w:t>x</w:t>
       </w:r>
       <w:r>
@@ -5851,47 +4890,7 @@
           <w:sz w:val="24"/>
           <w:szCs w:val="24"/>
         </w:rPr>
-        <w:t xml:space="preserve"> </w:t>
-      </w:r>
-      <w:proofErr w:type="gramStart"/>
-      <w:r>
-        <w:rPr>
-          <w:rFonts w:ascii="Verdana" w:hAnsi="Verdana"/>
-          <w:color w:val="000000"/>
-          <w:sz w:val="24"/>
-          <w:szCs w:val="24"/>
-        </w:rPr>
-        <w:t>( Array</w:t>
-      </w:r>
-      <w:proofErr w:type="gramEnd"/>
-      <w:r>
-        <w:rPr>
-          <w:rFonts w:ascii="Verdana" w:hAnsi="Verdana"/>
-          <w:color w:val="000000"/>
-          <w:sz w:val="24"/>
-          <w:szCs w:val="24"/>
-        </w:rPr>
-        <w:t xml:space="preserve"> in DSA part </w:t>
-      </w:r>
-      <w:proofErr w:type="gramStart"/>
-      <w:r>
-        <w:rPr>
-          <w:rFonts w:ascii="Verdana" w:hAnsi="Verdana"/>
-          <w:color w:val="000000"/>
-          <w:sz w:val="24"/>
-          <w:szCs w:val="24"/>
-        </w:rPr>
-        <w:t>2 :</w:t>
-      </w:r>
-      <w:proofErr w:type="gramEnd"/>
-      <w:r>
-        <w:rPr>
-          <w:rFonts w:ascii="Verdana" w:hAnsi="Verdana"/>
-          <w:color w:val="000000"/>
-          <w:sz w:val="24"/>
-          <w:szCs w:val="24"/>
-        </w:rPr>
-        <w:t xml:space="preserve"> bubble sorting</w:t>
+        <w:t xml:space="preserve"> ( Array in DSA part 2 : bubble sorting</w:t>
       </w:r>
       <w:r>
         <w:rPr>
@@ -6048,9 +5047,8 @@
           <w:szCs w:val="27"/>
           <w14:ligatures w14:val="none"/>
         </w:rPr>
-        <w:t>Rotate Array Right by 1 (In-place</w:t>
-      </w:r>
-      <w:proofErr w:type="gramStart"/>
+        <w:t>Rotate Array Right by 1 (In-place)</w:t>
+      </w:r>
       <w:r>
         <w:rPr>
           <w:rFonts w:ascii="Mangal" w:eastAsia="Times New Roman" w:hAnsi="Mangal" w:cs="Mangal"/>
@@ -6061,7 +5059,28 @@
           <w:szCs w:val="27"/>
           <w14:ligatures w14:val="none"/>
         </w:rPr>
-        <w:t>)</w:t>
+        <w:t>.(</w:t>
+      </w:r>
+      <w:r>
+        <w:rPr>
+          <w:rFonts w:ascii="Mangal" w:eastAsia="Times New Roman" w:hAnsi="Mangal" w:cs="Mangal"/>
+          <w:kern w:val="0"/>
+          <w:sz w:val="20"/>
+          <w:szCs w:val="20"/>
+          <w14:ligatures w14:val="none"/>
+        </w:rPr>
+        <w:t>Input: {1, 2, 3, 4, 5}</w:t>
+      </w:r>
+      <w:r>
+        <w:rPr>
+          <w:rFonts w:ascii="Mangal" w:eastAsia="Times New Roman" w:hAnsi="Mangal" w:cs="Mangal"/>
+          <w:kern w:val="0"/>
+          <w:sz w:val="20"/>
+          <w:szCs w:val="20"/>
+          <w14:ligatures w14:val="none"/>
+        </w:rPr>
+        <w:br/>
+        <w:t>Output: {5, 1, 2, 3, 4}</w:t>
       </w:r>
       <w:r>
         <w:rPr>
@@ -6073,9 +5092,530 @@
           <w:szCs w:val="27"/>
           <w14:ligatures w14:val="none"/>
         </w:rPr>
-        <w:t>.(</w:t>
-      </w:r>
-      <w:proofErr w:type="gramEnd"/>
+        <w:t>).</w:t>
+      </w:r>
+    </w:p>
+    <w:p>
+      <w:pPr>
+        <w:pStyle w:val="max2"/>
+        <w:numPr>
+          <w:ilvl w:val="0"/>
+          <w:numId w:val="26"/>
+        </w:numPr>
+        <w:rPr>
+          <w:rFonts w:ascii="Verdana" w:hAnsi="Verdana"/>
+          <w:color w:val="000000"/>
+          <w:sz w:val="24"/>
+          <w:szCs w:val="24"/>
+        </w:rPr>
+      </w:pPr>
+      <w:r>
+        <w:rPr>
+          <w:rFonts w:ascii="Verdana" w:hAnsi="Verdana"/>
+          <w:color w:val="000000"/>
+          <w:sz w:val="24"/>
+          <w:szCs w:val="24"/>
+        </w:rPr>
+        <w:t>Demonstrate insertion sorting for making an array in ascending order.</w:t>
+      </w:r>
+    </w:p>
+    <w:p>
+      <w:pPr>
+        <w:pStyle w:val="max2"/>
+        <w:numPr>
+          <w:ilvl w:val="0"/>
+          <w:numId w:val="26"/>
+        </w:numPr>
+        <w:rPr>
+          <w:rFonts w:ascii="Verdana" w:hAnsi="Verdana"/>
+          <w:color w:val="000000"/>
+          <w:sz w:val="24"/>
+          <w:szCs w:val="24"/>
+        </w:rPr>
+      </w:pPr>
+      <w:r>
+        <w:rPr>
+          <w:rFonts w:ascii="Verdana" w:hAnsi="Verdana"/>
+          <w:color w:val="000000"/>
+          <w:sz w:val="24"/>
+          <w:szCs w:val="24"/>
+        </w:rPr>
+        <w:t>Write a program to sort an array.</w:t>
+      </w:r>
+    </w:p>
+    <w:p>
+      <w:pPr>
+        <w:pStyle w:val="NormalWeb"/>
+        <w:numPr>
+          <w:ilvl w:val="0"/>
+          <w:numId w:val="26"/>
+        </w:numPr>
+        <w:rPr>
+          <w:rFonts w:ascii="Times New Roman" w:hAnsi="Times New Roman" w:cs="Times New Roman"/>
+          <w:sz w:val="28"/>
+          <w:szCs w:val="28"/>
+        </w:rPr>
+      </w:pPr>
+      <w:r>
+        <w:rPr>
+          <w:rFonts w:ascii="Verdana" w:hAnsi="Verdana"/>
+          <w:color w:val="000000"/>
+          <w:szCs w:val="24"/>
+        </w:rPr>
+        <w:br w:type="page"/>
+      </w:r>
+    </w:p>
+    <w:p>
+      <w:pPr>
+        <w:pStyle w:val="max2"/>
+        <w:rPr>
+          <w:rFonts w:ascii="Verdana" w:hAnsi="Verdana"/>
+          <w:color w:val="000000"/>
+          <w:sz w:val="24"/>
+          <w:szCs w:val="24"/>
+        </w:rPr>
+      </w:pPr>
+    </w:p>
+    <w:p>
+      <w:pPr>
+        <w:pStyle w:val="max2"/>
+        <w:rPr>
+          <w:rFonts w:ascii="Verdana" w:hAnsi="Verdana"/>
+          <w:color w:val="000000"/>
+          <w:sz w:val="24"/>
+          <w:szCs w:val="24"/>
+        </w:rPr>
+      </w:pPr>
+      <w:r>
+        <w:rPr>
+          <w:rFonts w:ascii="Verdana" w:hAnsi="Verdana"/>
+          <w:color w:val="000000"/>
+          <w:sz w:val="24"/>
+          <w:szCs w:val="24"/>
+        </w:rPr>
+        <w:t xml:space="preserve">Day 19 </w:t>
+      </w:r>
+    </w:p>
+    <w:p>
+      <w:pPr>
+        <w:pStyle w:val="max2"/>
+        <w:numPr>
+          <w:ilvl w:val="0"/>
+          <w:numId w:val="28"/>
+        </w:numPr>
+        <w:rPr>
+          <w:rFonts w:ascii="Verdana" w:hAnsi="Verdana"/>
+          <w:color w:val="000000"/>
+          <w:sz w:val="24"/>
+          <w:szCs w:val="24"/>
+        </w:rPr>
+      </w:pPr>
+      <w:r>
+        <w:rPr>
+          <w:rFonts w:ascii="Verdana" w:hAnsi="Verdana"/>
+          <w:color w:val="000000"/>
+          <w:sz w:val="24"/>
+          <w:szCs w:val="24"/>
+        </w:rPr>
+        <w:t>Write a program to sum of elements at odd index in an array.</w:t>
+      </w:r>
+    </w:p>
+    <w:p>
+      <w:pPr>
+        <w:pStyle w:val="max2"/>
+        <w:numPr>
+          <w:ilvl w:val="0"/>
+          <w:numId w:val="28"/>
+        </w:numPr>
+        <w:rPr>
+          <w:rFonts w:ascii="Verdana" w:hAnsi="Verdana"/>
+          <w:color w:val="000000"/>
+          <w:sz w:val="24"/>
+          <w:szCs w:val="24"/>
+        </w:rPr>
+      </w:pPr>
+      <w:r>
+        <w:rPr>
+          <w:rFonts w:ascii="Verdana" w:hAnsi="Verdana"/>
+          <w:color w:val="000000"/>
+          <w:sz w:val="24"/>
+          <w:szCs w:val="24"/>
+        </w:rPr>
+        <w:t xml:space="preserve">Write a program to </w:t>
+      </w:r>
+      <w:r>
+        <w:rPr>
+          <w:rFonts w:ascii="Verdana" w:hAnsi="Verdana"/>
+          <w:color w:val="000000"/>
+          <w:sz w:val="24"/>
+          <w:szCs w:val="24"/>
+        </w:rPr>
+        <w:t>Count Even and Odd Numbers</w:t>
+      </w:r>
+      <w:r>
+        <w:rPr>
+          <w:rFonts w:ascii="Verdana" w:hAnsi="Verdana"/>
+          <w:color w:val="000000"/>
+          <w:sz w:val="24"/>
+          <w:szCs w:val="24"/>
+        </w:rPr>
+        <w:t xml:space="preserve"> in an array.</w:t>
+      </w:r>
+    </w:p>
+    <w:p>
+      <w:pPr>
+        <w:pStyle w:val="max2"/>
+        <w:numPr>
+          <w:ilvl w:val="0"/>
+          <w:numId w:val="28"/>
+        </w:numPr>
+        <w:rPr>
+          <w:rFonts w:ascii="Verdana" w:hAnsi="Verdana"/>
+          <w:color w:val="000000"/>
+          <w:sz w:val="24"/>
+          <w:szCs w:val="24"/>
+        </w:rPr>
+      </w:pPr>
+      <w:r>
+        <w:rPr>
+          <w:rFonts w:ascii="Verdana" w:hAnsi="Verdana"/>
+          <w:color w:val="000000"/>
+          <w:sz w:val="24"/>
+          <w:szCs w:val="24"/>
+        </w:rPr>
+        <w:t xml:space="preserve">Write a program to </w:t>
+      </w:r>
+      <w:r>
+        <w:rPr>
+          <w:rFonts w:ascii="Verdana" w:hAnsi="Verdana"/>
+          <w:color w:val="000000"/>
+          <w:sz w:val="24"/>
+          <w:szCs w:val="24"/>
+        </w:rPr>
+        <w:t>Reverse Each Word in a Sentence</w:t>
+      </w:r>
+      <w:r>
+        <w:rPr>
+          <w:rFonts w:ascii="Verdana" w:hAnsi="Verdana"/>
+          <w:color w:val="000000"/>
+          <w:sz w:val="24"/>
+          <w:szCs w:val="24"/>
+        </w:rPr>
+        <w:t>. Use split().</w:t>
+      </w:r>
+    </w:p>
+    <w:p>
+      <w:pPr>
+        <w:pStyle w:val="max2"/>
+        <w:numPr>
+          <w:ilvl w:val="0"/>
+          <w:numId w:val="28"/>
+        </w:numPr>
+        <w:rPr>
+          <w:rFonts w:ascii="Verdana" w:hAnsi="Verdana"/>
+          <w:color w:val="000000"/>
+          <w:sz w:val="24"/>
+          <w:szCs w:val="24"/>
+        </w:rPr>
+      </w:pPr>
+      <w:r>
+        <w:rPr>
+          <w:rFonts w:ascii="Verdana" w:hAnsi="Verdana"/>
+          <w:color w:val="000000"/>
+          <w:sz w:val="24"/>
+          <w:szCs w:val="24"/>
+        </w:rPr>
+        <w:t xml:space="preserve">Write a program to </w:t>
+      </w:r>
+      <w:r>
+        <w:rPr>
+          <w:rFonts w:ascii="Verdana" w:hAnsi="Verdana"/>
+          <w:color w:val="000000"/>
+          <w:sz w:val="24"/>
+          <w:szCs w:val="24"/>
+        </w:rPr>
+        <w:t>Check if Two Strings Are Anagrams</w:t>
+      </w:r>
+      <w:r>
+        <w:rPr>
+          <w:rFonts w:ascii="Verdana" w:hAnsi="Verdana"/>
+          <w:color w:val="000000"/>
+          <w:sz w:val="24"/>
+          <w:szCs w:val="24"/>
+        </w:rPr>
+        <w:t xml:space="preserve">. Use  </w:t>
+      </w:r>
+      <w:r>
+        <w:rPr>
+          <w:rFonts w:ascii="Verdana" w:hAnsi="Verdana"/>
+          <w:color w:val="000000"/>
+          <w:sz w:val="24"/>
+          <w:szCs w:val="24"/>
+        </w:rPr>
+        <w:t>toCharArray(), Arrays.sort()</w:t>
+      </w:r>
+      <w:r>
+        <w:rPr>
+          <w:rFonts w:ascii="Verdana" w:hAnsi="Verdana"/>
+          <w:color w:val="000000"/>
+          <w:sz w:val="24"/>
+          <w:szCs w:val="24"/>
+        </w:rPr>
+        <w:t>, Arrays.equal()</w:t>
+      </w:r>
+      <w:r>
+        <w:rPr>
+          <w:rFonts w:ascii="Verdana" w:hAnsi="Verdana"/>
+          <w:color w:val="000000"/>
+          <w:sz w:val="24"/>
+          <w:szCs w:val="24"/>
+        </w:rPr>
+        <w:t>.</w:t>
+      </w:r>
+    </w:p>
+    <w:p>
+      <w:pPr>
+        <w:pStyle w:val="max2"/>
+        <w:numPr>
+          <w:ilvl w:val="0"/>
+          <w:numId w:val="28"/>
+        </w:numPr>
+        <w:rPr>
+          <w:rFonts w:ascii="Verdana" w:hAnsi="Verdana"/>
+          <w:b/>
+          <w:bCs/>
+          <w:color w:val="000000"/>
+          <w:sz w:val="24"/>
+          <w:szCs w:val="24"/>
+        </w:rPr>
+      </w:pPr>
+      <w:r>
+        <w:rPr>
+          <w:rFonts w:ascii="Verdana" w:hAnsi="Verdana"/>
+          <w:color w:val="000000"/>
+          <w:sz w:val="24"/>
+          <w:szCs w:val="24"/>
+        </w:rPr>
+        <w:t xml:space="preserve">Write a program to </w:t>
+      </w:r>
+      <w:r>
+        <w:rPr>
+          <w:rFonts w:ascii="Verdana" w:hAnsi="Verdana"/>
+          <w:b/>
+          <w:bCs/>
+          <w:color w:val="000000"/>
+          <w:sz w:val="24"/>
+          <w:szCs w:val="24"/>
+        </w:rPr>
+        <w:t>Find First Non-Repeating Character</w:t>
+      </w:r>
+      <w:r>
+        <w:rPr>
+          <w:rFonts w:ascii="Verdana" w:hAnsi="Verdana"/>
+          <w:b/>
+          <w:bCs/>
+          <w:color w:val="000000"/>
+          <w:sz w:val="24"/>
+          <w:szCs w:val="24"/>
+        </w:rPr>
+        <w:t xml:space="preserve">        </w:t>
+      </w:r>
+      <w:r>
+        <w:rPr>
+          <w:rFonts w:ascii="Verdana" w:hAnsi="Verdana"/>
+          <w:color w:val="000000"/>
+          <w:szCs w:val="24"/>
+        </w:rPr>
+        <w:t>Input: "swiss"  Output: 'w'</w:t>
+      </w:r>
+      <w:r>
+        <w:rPr>
+          <w:rFonts w:ascii="Verdana" w:hAnsi="Verdana"/>
+          <w:b/>
+          <w:bCs/>
+          <w:color w:val="000000"/>
+          <w:sz w:val="24"/>
+          <w:szCs w:val="24"/>
+        </w:rPr>
+        <w:t>.</w:t>
+      </w:r>
+    </w:p>
+    <w:p>
+      <w:pPr>
+        <w:pStyle w:val="max2"/>
+        <w:numPr>
+          <w:ilvl w:val="0"/>
+          <w:numId w:val="28"/>
+        </w:numPr>
+        <w:rPr>
+          <w:rFonts w:ascii="Verdana" w:hAnsi="Verdana"/>
+          <w:color w:val="000000"/>
+          <w:sz w:val="24"/>
+          <w:szCs w:val="24"/>
+        </w:rPr>
+      </w:pPr>
+      <w:r>
+        <w:rPr>
+          <w:rFonts w:ascii="Verdana" w:hAnsi="Verdana"/>
+          <w:color w:val="000000"/>
+          <w:sz w:val="24"/>
+          <w:szCs w:val="24"/>
+        </w:rPr>
+        <w:t>Move All Zeros to End (In-place)</w:t>
+      </w:r>
+      <w:r>
+        <w:rPr>
+          <w:rFonts w:ascii="Verdana" w:hAnsi="Verdana"/>
+          <w:color w:val="000000"/>
+          <w:sz w:val="24"/>
+          <w:szCs w:val="24"/>
+        </w:rPr>
+        <w:t>.</w:t>
+      </w:r>
+      <w:r>
+        <w:rPr>
+          <w:rFonts w:asciiTheme="minorHAnsi" w:eastAsiaTheme="minorHAnsi" w:hAnsiTheme="minorHAnsi" w:cstheme="minorBidi"/>
+          <w:kern w:val="2"/>
+          <w:sz w:val="24"/>
+          <w:szCs w:val="21"/>
+          <w14:ligatures w14:val="standardContextual"/>
+        </w:rPr>
+        <w:t xml:space="preserve"> </w:t>
+      </w:r>
+      <w:r>
+        <w:rPr>
+          <w:rFonts w:ascii="Verdana" w:hAnsi="Verdana"/>
+          <w:color w:val="000000"/>
+          <w:sz w:val="24"/>
+          <w:szCs w:val="24"/>
+        </w:rPr>
+        <w:t>shifting + tracking index.</w:t>
+      </w:r>
+    </w:p>
+    <w:p>
+      <w:pPr>
+        <w:pStyle w:val="max2"/>
+        <w:rPr>
+          <w:rFonts w:ascii="Verdana" w:hAnsi="Verdana"/>
+          <w:color w:val="000000"/>
+          <w:sz w:val="24"/>
+          <w:szCs w:val="24"/>
+        </w:rPr>
+      </w:pPr>
+      <w:r>
+        <w:rPr>
+          <w:rFonts w:ascii="Verdana" w:hAnsi="Verdana"/>
+          <w:color w:val="000000"/>
+          <w:sz w:val="24"/>
+          <w:szCs w:val="24"/>
+        </w:rPr>
+        <w:t>Input: {0, 1, 0, 3, 12}</w:t>
+      </w:r>
+      <w:r>
+        <w:rPr>
+          <w:rFonts w:ascii="Verdana" w:hAnsi="Verdana"/>
+          <w:color w:val="000000"/>
+          <w:sz w:val="24"/>
+          <w:szCs w:val="24"/>
+        </w:rPr>
+        <w:br/>
+        <w:t>Output: {1, 3, 12, 0, 0}</w:t>
+      </w:r>
+    </w:p>
+    <w:p>
+      <w:pPr>
+        <w:pStyle w:val="max2"/>
+        <w:rPr>
+          <w:rFonts w:ascii="Verdana" w:hAnsi="Verdana"/>
+          <w:color w:val="000000"/>
+          <w:sz w:val="24"/>
+          <w:szCs w:val="24"/>
+        </w:rPr>
+      </w:pPr>
+    </w:p>
+    <w:p>
+      <w:pPr>
+        <w:pStyle w:val="max2"/>
+        <w:rPr>
+          <w:rFonts w:ascii="Verdana" w:hAnsi="Verdana"/>
+          <w:color w:val="000000"/>
+          <w:sz w:val="24"/>
+          <w:szCs w:val="24"/>
+        </w:rPr>
+      </w:pPr>
+      <w:r>
+        <w:rPr>
+          <w:rFonts w:ascii="Verdana" w:hAnsi="Verdana"/>
+          <w:color w:val="000000"/>
+          <w:sz w:val="24"/>
+          <w:szCs w:val="24"/>
+        </w:rPr>
+        <w:t xml:space="preserve">Day </w:t>
+      </w:r>
+      <w:r>
+        <w:rPr>
+          <w:rFonts w:ascii="Verdana" w:hAnsi="Verdana"/>
+          <w:color w:val="000000"/>
+          <w:sz w:val="24"/>
+          <w:szCs w:val="24"/>
+        </w:rPr>
+        <w:t>2</w:t>
+      </w:r>
+      <w:r>
+        <w:rPr>
+          <w:rFonts w:ascii="Verdana" w:hAnsi="Verdana"/>
+          <w:color w:val="000000"/>
+          <w:sz w:val="24"/>
+          <w:szCs w:val="24"/>
+        </w:rPr>
+        <w:t>0(Array and Arraylist)</w:t>
+      </w:r>
+    </w:p>
+    <w:p>
+      <w:pPr>
+        <w:pStyle w:val="ListParagraph"/>
+        <w:numPr>
+          <w:ilvl w:val="0"/>
+          <w:numId w:val="29"/>
+        </w:numPr>
+        <w:spacing w:before="100" w:beforeAutospacing="1" w:after="100" w:afterAutospacing="1" w:line="240" w:lineRule="auto"/>
+        <w:outlineLvl w:val="1"/>
+        <w:rPr>
+          <w:rFonts w:ascii="Mangal" w:eastAsia="Times New Roman" w:hAnsi="Mangal" w:cs="Mangal"/>
+          <w:b/>
+          <w:bCs/>
+          <w:kern w:val="0"/>
+          <w:szCs w:val="24"/>
+          <w14:ligatures w14:val="none"/>
+        </w:rPr>
+      </w:pPr>
+      <w:r>
+        <w:rPr>
+          <w:rFonts w:ascii="Mangal" w:eastAsia="Times New Roman" w:hAnsi="Mangal" w:cs="Mangal"/>
+          <w:b/>
+          <w:bCs/>
+          <w:kern w:val="0"/>
+          <w:szCs w:val="24"/>
+          <w14:ligatures w14:val="none"/>
+        </w:rPr>
+        <w:t xml:space="preserve">Find Duplicate in an Array, </w:t>
+      </w:r>
+    </w:p>
+    <w:p>
+      <w:pPr>
+        <w:pStyle w:val="ListParagraph"/>
+        <w:spacing w:before="100" w:beforeAutospacing="1" w:after="100" w:afterAutospacing="1" w:line="240" w:lineRule="auto"/>
+        <w:outlineLvl w:val="1"/>
+        <w:rPr>
+          <w:rFonts w:ascii="Mangal" w:eastAsia="Times New Roman" w:hAnsi="Mangal" w:cs="Mangal"/>
+          <w:b/>
+          <w:bCs/>
+          <w:kern w:val="0"/>
+          <w:sz w:val="28"/>
+          <w:szCs w:val="28"/>
+          <w14:ligatures w14:val="none"/>
+        </w:rPr>
+      </w:pPr>
       <w:r>
         <w:rPr>
           <w:rFonts w:ascii="Mangal" w:eastAsia="Times New Roman" w:hAnsi="Mangal" w:cs="Mangal"/>
@@ -6084,7 +5624,7 @@
           <w:szCs w:val="20"/>
           <w14:ligatures w14:val="none"/>
         </w:rPr>
-        <w:t>Input: {1, 2, 3, 4, 5}</w:t>
+        <w:t>Input: {1, 2, 3, 2, 5}</w:t>
       </w:r>
       <w:r>
         <w:rPr>
@@ -6095,9 +5635,643 @@
           <w14:ligatures w14:val="none"/>
         </w:rPr>
         <w:br/>
-        <w:t>Output: {5, 1, 2, 3, 4}</w:t>
-      </w:r>
-      <w:r>
+        <w:t>Output: 2</w:t>
+      </w:r>
+    </w:p>
+    <w:p>
+      <w:pPr>
+        <w:pStyle w:val="ListParagraph"/>
+        <w:numPr>
+          <w:ilvl w:val="0"/>
+          <w:numId w:val="29"/>
+        </w:numPr>
+        <w:spacing w:before="100" w:beforeAutospacing="1" w:after="100" w:afterAutospacing="1" w:line="240" w:lineRule="auto"/>
+        <w:outlineLvl w:val="1"/>
+        <w:rPr>
+          <w:rFonts w:ascii="Mangal" w:eastAsia="Times New Roman" w:hAnsi="Mangal" w:cs="Mangal"/>
+          <w:b/>
+          <w:bCs/>
+          <w:kern w:val="0"/>
+          <w:szCs w:val="24"/>
+          <w14:ligatures w14:val="none"/>
+        </w:rPr>
+      </w:pPr>
+      <w:r>
+        <w:rPr>
+          <w:rFonts w:ascii="Mangal" w:eastAsia="Times New Roman" w:hAnsi="Mangal" w:cs="Mangal"/>
+          <w:b/>
+          <w:bCs/>
+          <w:kern w:val="0"/>
+          <w:szCs w:val="24"/>
+          <w14:ligatures w14:val="none"/>
+        </w:rPr>
+        <w:t>Reverse Array Without Using Extra Array (Two Pointer)</w:t>
+      </w:r>
+    </w:p>
+    <w:p>
+      <w:pPr>
+        <w:pStyle w:val="ListParagraph"/>
+        <w:spacing w:before="100" w:beforeAutospacing="1" w:after="100" w:afterAutospacing="1" w:line="240" w:lineRule="auto"/>
+        <w:rPr>
+          <w:rFonts w:ascii="Mangal" w:eastAsia="Times New Roman" w:hAnsi="Mangal" w:cs="Mangal"/>
+          <w:kern w:val="0"/>
+          <w:sz w:val="20"/>
+          <w:szCs w:val="20"/>
+          <w14:ligatures w14:val="none"/>
+        </w:rPr>
+      </w:pPr>
+      <w:r>
+        <w:rPr>
+          <w:rFonts w:ascii="Mangal" w:eastAsia="Times New Roman" w:hAnsi="Mangal" w:cs="Mangal"/>
+          <w:kern w:val="0"/>
+          <w:sz w:val="20"/>
+          <w:szCs w:val="20"/>
+          <w14:ligatures w14:val="none"/>
+        </w:rPr>
+        <w:t>Input: {10, 20, 30, 40}</w:t>
+      </w:r>
+      <w:r>
+        <w:rPr>
+          <w:rFonts w:ascii="Mangal" w:eastAsia="Times New Roman" w:hAnsi="Mangal" w:cs="Mangal"/>
+          <w:kern w:val="0"/>
+          <w:sz w:val="20"/>
+          <w:szCs w:val="20"/>
+          <w14:ligatures w14:val="none"/>
+        </w:rPr>
+        <w:br/>
+        <w:t>Output: {40, 30, 20, 10}</w:t>
+      </w:r>
+    </w:p>
+    <w:p>
+      <w:pPr>
+        <w:pStyle w:val="ListParagraph"/>
+        <w:numPr>
+          <w:ilvl w:val="0"/>
+          <w:numId w:val="29"/>
+        </w:numPr>
+        <w:spacing w:before="100" w:beforeAutospacing="1" w:after="100" w:afterAutospacing="1" w:line="240" w:lineRule="auto"/>
+        <w:outlineLvl w:val="1"/>
+        <w:rPr>
+          <w:rFonts w:ascii="Mangal" w:eastAsia="Times New Roman" w:hAnsi="Mangal" w:cs="Mangal"/>
+          <w:b/>
+          <w:bCs/>
+          <w:kern w:val="0"/>
+          <w:szCs w:val="24"/>
+          <w14:ligatures w14:val="none"/>
+        </w:rPr>
+      </w:pPr>
+      <w:r>
+        <w:rPr>
+          <w:rFonts w:ascii="Mangal" w:eastAsia="Times New Roman" w:hAnsi="Mangal" w:cs="Mangal"/>
+          <w:b/>
+          <w:bCs/>
+          <w:kern w:val="0"/>
+          <w:szCs w:val="24"/>
+          <w14:ligatures w14:val="none"/>
+        </w:rPr>
+        <w:t>Count Vowels and Consonants</w:t>
+      </w:r>
+    </w:p>
+    <w:p>
+      <w:pPr>
+        <w:pStyle w:val="ListParagraph"/>
+        <w:spacing w:before="100" w:beforeAutospacing="1" w:after="100" w:afterAutospacing="1" w:line="240" w:lineRule="auto"/>
+        <w:rPr>
+          <w:rFonts w:ascii="Mangal" w:eastAsia="Times New Roman" w:hAnsi="Mangal" w:cs="Mangal"/>
+          <w:kern w:val="0"/>
+          <w:sz w:val="20"/>
+          <w:szCs w:val="20"/>
+          <w14:ligatures w14:val="none"/>
+        </w:rPr>
+      </w:pPr>
+      <w:r>
+        <w:rPr>
+          <w:rFonts w:ascii="Mangal" w:eastAsia="Times New Roman" w:hAnsi="Mangal" w:cs="Mangal"/>
+          <w:kern w:val="0"/>
+          <w:sz w:val="20"/>
+          <w:szCs w:val="20"/>
+          <w14:ligatures w14:val="none"/>
+        </w:rPr>
+        <w:t>Input: "programming"</w:t>
+      </w:r>
+      <w:r>
+        <w:rPr>
+          <w:rFonts w:ascii="Mangal" w:eastAsia="Times New Roman" w:hAnsi="Mangal" w:cs="Mangal"/>
+          <w:kern w:val="0"/>
+          <w:sz w:val="20"/>
+          <w:szCs w:val="20"/>
+          <w14:ligatures w14:val="none"/>
+        </w:rPr>
+        <w:br/>
+        <w:t>Output: Vowels = 3, Consonants = 8</w:t>
+      </w:r>
+    </w:p>
+    <w:p>
+      <w:pPr>
+        <w:pStyle w:val="ListParagraph"/>
+        <w:numPr>
+          <w:ilvl w:val="0"/>
+          <w:numId w:val="29"/>
+        </w:numPr>
+        <w:spacing w:before="100" w:beforeAutospacing="1" w:after="100" w:afterAutospacing="1" w:line="240" w:lineRule="auto"/>
+        <w:outlineLvl w:val="1"/>
+        <w:rPr>
+          <w:rFonts w:ascii="Mangal" w:eastAsia="Times New Roman" w:hAnsi="Mangal" w:cs="Mangal"/>
+          <w:b/>
+          <w:bCs/>
+          <w:kern w:val="0"/>
+          <w:szCs w:val="24"/>
+          <w14:ligatures w14:val="none"/>
+        </w:rPr>
+      </w:pPr>
+      <w:r>
+        <w:rPr>
+          <w:rFonts w:ascii="Mangal" w:eastAsia="Times New Roman" w:hAnsi="Mangal" w:cs="Mangal"/>
+          <w:b/>
+          <w:bCs/>
+          <w:kern w:val="0"/>
+          <w:szCs w:val="24"/>
+          <w14:ligatures w14:val="none"/>
+        </w:rPr>
+        <w:t>Check Palindrome String</w:t>
+      </w:r>
+    </w:p>
+    <w:p>
+      <w:pPr>
+        <w:pStyle w:val="ListParagraph"/>
+        <w:spacing w:before="100" w:beforeAutospacing="1" w:after="100" w:afterAutospacing="1" w:line="240" w:lineRule="auto"/>
+        <w:rPr>
+          <w:rFonts w:ascii="Mangal" w:eastAsia="Times New Roman" w:hAnsi="Mangal" w:cs="Mangal"/>
+          <w:kern w:val="0"/>
+          <w:sz w:val="20"/>
+          <w:szCs w:val="20"/>
+          <w14:ligatures w14:val="none"/>
+        </w:rPr>
+      </w:pPr>
+      <w:r>
+        <w:rPr>
+          <w:rFonts w:ascii="Mangal" w:eastAsia="Times New Roman" w:hAnsi="Mangal" w:cs="Mangal"/>
+          <w:kern w:val="0"/>
+          <w:sz w:val="20"/>
+          <w:szCs w:val="20"/>
+          <w14:ligatures w14:val="none"/>
+        </w:rPr>
+        <w:t>Input: "madam"</w:t>
+      </w:r>
+      <w:r>
+        <w:rPr>
+          <w:rFonts w:ascii="Mangal" w:eastAsia="Times New Roman" w:hAnsi="Mangal" w:cs="Mangal"/>
+          <w:kern w:val="0"/>
+          <w:sz w:val="20"/>
+          <w:szCs w:val="20"/>
+          <w14:ligatures w14:val="none"/>
+        </w:rPr>
+        <w:br/>
+        <w:t>Output: true</w:t>
+      </w:r>
+    </w:p>
+    <w:p>
+      <w:pPr>
+        <w:pStyle w:val="ListParagraph"/>
+        <w:numPr>
+          <w:ilvl w:val="0"/>
+          <w:numId w:val="29"/>
+        </w:numPr>
+        <w:spacing w:before="100" w:beforeAutospacing="1" w:after="100" w:afterAutospacing="1" w:line="240" w:lineRule="auto"/>
+        <w:outlineLvl w:val="1"/>
+        <w:rPr>
+          <w:rFonts w:ascii="Mangal" w:eastAsia="Times New Roman" w:hAnsi="Mangal" w:cs="Mangal"/>
+          <w:b/>
+          <w:bCs/>
+          <w:kern w:val="0"/>
+          <w:szCs w:val="24"/>
+          <w14:ligatures w14:val="none"/>
+        </w:rPr>
+      </w:pPr>
+      <w:r>
+        <w:rPr>
+          <w:rFonts w:ascii="Mangal" w:eastAsia="Times New Roman" w:hAnsi="Mangal" w:cs="Mangal"/>
+          <w:b/>
+          <w:bCs/>
+          <w:kern w:val="0"/>
+          <w:szCs w:val="24"/>
+          <w14:ligatures w14:val="none"/>
+        </w:rPr>
+        <w:t>Print Pattern</w:t>
+      </w:r>
+    </w:p>
+    <w:p>
+      <w:pPr>
+        <w:pStyle w:val="ListParagraph"/>
+        <w:spacing w:before="100" w:beforeAutospacing="1" w:after="100" w:afterAutospacing="1" w:line="240" w:lineRule="auto"/>
+        <w:rPr>
+          <w:rFonts w:ascii="Mangal" w:eastAsia="Times New Roman" w:hAnsi="Mangal" w:cs="Mangal"/>
+          <w:kern w:val="0"/>
+          <w:sz w:val="20"/>
+          <w:szCs w:val="20"/>
+          <w14:ligatures w14:val="none"/>
+        </w:rPr>
+      </w:pPr>
+      <w:r>
+        <w:rPr>
+          <w:rFonts w:ascii="Mangal" w:eastAsia="Times New Roman" w:hAnsi="Mangal" w:cs="Mangal"/>
+          <w:kern w:val="0"/>
+          <w:sz w:val="20"/>
+          <w:szCs w:val="20"/>
+          <w14:ligatures w14:val="none"/>
+        </w:rPr>
+        <w:t>Input: n = 4</w:t>
+      </w:r>
+    </w:p>
+    <w:p>
+      <w:pPr>
+        <w:pStyle w:val="ListParagraph"/>
+        <w:spacing w:before="100" w:beforeAutospacing="1" w:after="100" w:afterAutospacing="1" w:line="240" w:lineRule="auto"/>
+        <w:rPr>
+          <w:rFonts w:ascii="Mangal" w:eastAsia="Times New Roman" w:hAnsi="Mangal" w:cs="Mangal"/>
+          <w:kern w:val="0"/>
+          <w:sz w:val="20"/>
+          <w:szCs w:val="20"/>
+          <w14:ligatures w14:val="none"/>
+        </w:rPr>
+      </w:pPr>
+      <w:r>
+        <w:rPr>
+          <w:rFonts w:ascii="Mangal" w:eastAsia="Times New Roman" w:hAnsi="Mangal" w:cs="Mangal"/>
+          <w:kern w:val="0"/>
+          <w:sz w:val="20"/>
+          <w:szCs w:val="20"/>
+          <w14:ligatures w14:val="none"/>
+        </w:rPr>
+        <w:t>*</w:t>
+      </w:r>
+    </w:p>
+    <w:p>
+      <w:pPr>
+        <w:pStyle w:val="ListParagraph"/>
+        <w:spacing w:before="100" w:beforeAutospacing="1" w:after="100" w:afterAutospacing="1" w:line="240" w:lineRule="auto"/>
+        <w:rPr>
+          <w:rFonts w:ascii="Mangal" w:eastAsia="Times New Roman" w:hAnsi="Mangal" w:cs="Mangal"/>
+          <w:kern w:val="0"/>
+          <w:sz w:val="20"/>
+          <w:szCs w:val="20"/>
+          <w14:ligatures w14:val="none"/>
+        </w:rPr>
+      </w:pPr>
+      <w:r>
+        <w:rPr>
+          <w:rFonts w:ascii="Mangal" w:eastAsia="Times New Roman" w:hAnsi="Mangal" w:cs="Mangal"/>
+          <w:kern w:val="0"/>
+          <w:sz w:val="20"/>
+          <w:szCs w:val="20"/>
+          <w14:ligatures w14:val="none"/>
+        </w:rPr>
+        <w:t>**</w:t>
+      </w:r>
+    </w:p>
+    <w:p>
+      <w:pPr>
+        <w:pStyle w:val="ListParagraph"/>
+        <w:spacing w:before="100" w:beforeAutospacing="1" w:after="100" w:afterAutospacing="1" w:line="240" w:lineRule="auto"/>
+        <w:rPr>
+          <w:rFonts w:ascii="Mangal" w:eastAsia="Times New Roman" w:hAnsi="Mangal" w:cs="Mangal"/>
+          <w:kern w:val="0"/>
+          <w:sz w:val="20"/>
+          <w:szCs w:val="20"/>
+          <w14:ligatures w14:val="none"/>
+        </w:rPr>
+      </w:pPr>
+      <w:r>
+        <w:rPr>
+          <w:rFonts w:ascii="Mangal" w:eastAsia="Times New Roman" w:hAnsi="Mangal" w:cs="Mangal"/>
+          <w:kern w:val="0"/>
+          <w:sz w:val="20"/>
+          <w:szCs w:val="20"/>
+          <w14:ligatures w14:val="none"/>
+        </w:rPr>
+        <w:t>***</w:t>
+      </w:r>
+    </w:p>
+    <w:p>
+      <w:pPr>
+        <w:pStyle w:val="ListParagraph"/>
+        <w:spacing w:before="100" w:beforeAutospacing="1" w:after="100" w:afterAutospacing="1" w:line="240" w:lineRule="auto"/>
+        <w:rPr>
+          <w:rFonts w:ascii="Mangal" w:eastAsia="Times New Roman" w:hAnsi="Mangal" w:cs="Mangal"/>
+          <w:kern w:val="0"/>
+          <w:sz w:val="20"/>
+          <w:szCs w:val="20"/>
+          <w14:ligatures w14:val="none"/>
+        </w:rPr>
+      </w:pPr>
+      <w:r>
+        <w:rPr>
+          <w:rFonts w:ascii="Mangal" w:eastAsia="Times New Roman" w:hAnsi="Mangal" w:cs="Mangal"/>
+          <w:kern w:val="0"/>
+          <w:sz w:val="20"/>
+          <w:szCs w:val="20"/>
+          <w14:ligatures w14:val="none"/>
+        </w:rPr>
+        <w:t>****</w:t>
+      </w:r>
+    </w:p>
+    <w:p>
+      <w:pPr>
+        <w:pStyle w:val="ListParagraph"/>
+        <w:spacing w:before="100" w:beforeAutospacing="1" w:after="100" w:afterAutospacing="1" w:line="240" w:lineRule="auto"/>
+        <w:rPr>
+          <w:rFonts w:ascii="Mangal" w:eastAsia="Times New Roman" w:hAnsi="Mangal" w:cs="Mangal"/>
+          <w:kern w:val="0"/>
+          <w:sz w:val="20"/>
+          <w:szCs w:val="20"/>
+          <w14:ligatures w14:val="none"/>
+        </w:rPr>
+      </w:pPr>
+    </w:p>
+    <w:p>
+      <w:pPr>
+        <w:pStyle w:val="ListParagraph"/>
+        <w:numPr>
+          <w:ilvl w:val="0"/>
+          <w:numId w:val="29"/>
+        </w:numPr>
+        <w:spacing w:before="100" w:beforeAutospacing="1" w:after="100" w:afterAutospacing="1" w:line="240" w:lineRule="auto"/>
+        <w:outlineLvl w:val="1"/>
+        <w:rPr>
+          <w:rFonts w:ascii="Mangal" w:eastAsia="Times New Roman" w:hAnsi="Mangal" w:cs="Mangal"/>
+          <w:b/>
+          <w:bCs/>
+          <w:kern w:val="0"/>
+          <w:szCs w:val="24"/>
+          <w14:ligatures w14:val="none"/>
+        </w:rPr>
+      </w:pPr>
+      <w:r>
+        <w:rPr>
+          <w:rFonts w:ascii="Mangal" w:eastAsia="Times New Roman" w:hAnsi="Mangal" w:cs="Mangal"/>
+          <w:b/>
+          <w:bCs/>
+          <w:kern w:val="0"/>
+          <w:szCs w:val="24"/>
+          <w14:ligatures w14:val="none"/>
+        </w:rPr>
+        <w:t>Find Maximum Occurring Character</w:t>
+      </w:r>
+    </w:p>
+    <w:p>
+      <w:pPr>
+        <w:pStyle w:val="ListParagraph"/>
+        <w:spacing w:before="100" w:beforeAutospacing="1" w:after="100" w:afterAutospacing="1" w:line="240" w:lineRule="auto"/>
+        <w:rPr>
+          <w:rFonts w:ascii="Mangal" w:eastAsia="Times New Roman" w:hAnsi="Mangal" w:cs="Mangal"/>
+          <w:kern w:val="0"/>
+          <w:sz w:val="20"/>
+          <w:szCs w:val="20"/>
+          <w14:ligatures w14:val="none"/>
+        </w:rPr>
+      </w:pPr>
+      <w:r>
+        <w:rPr>
+          <w:rFonts w:ascii="Mangal" w:eastAsia="Times New Roman" w:hAnsi="Mangal" w:cs="Mangal"/>
+          <w:kern w:val="0"/>
+          <w:sz w:val="20"/>
+          <w:szCs w:val="20"/>
+          <w14:ligatures w14:val="none"/>
+        </w:rPr>
+        <w:t>Input: "giggling"</w:t>
+      </w:r>
+      <w:r>
+        <w:rPr>
+          <w:rFonts w:ascii="Mangal" w:eastAsia="Times New Roman" w:hAnsi="Mangal" w:cs="Mangal"/>
+          <w:kern w:val="0"/>
+          <w:sz w:val="20"/>
+          <w:szCs w:val="20"/>
+          <w14:ligatures w14:val="none"/>
+        </w:rPr>
+        <w:br/>
+        <w:t>Output: g</w:t>
+      </w:r>
+    </w:p>
+    <w:p>
+      <w:pPr>
+        <w:pStyle w:val="ListParagraph"/>
+        <w:spacing w:before="100" w:beforeAutospacing="1" w:after="100" w:afterAutospacing="1" w:line="240" w:lineRule="auto"/>
+        <w:rPr>
+          <w:rFonts w:ascii="Mangal" w:eastAsia="Times New Roman" w:hAnsi="Mangal" w:cs="Mangal"/>
+          <w:kern w:val="0"/>
+          <w:sz w:val="20"/>
+          <w:szCs w:val="20"/>
+          <w14:ligatures w14:val="none"/>
+        </w:rPr>
+      </w:pPr>
+    </w:p>
+    <w:p>
+      <w:pPr>
+        <w:pStyle w:val="ListParagraph"/>
+        <w:spacing w:before="100" w:beforeAutospacing="1" w:after="100" w:afterAutospacing="1" w:line="240" w:lineRule="auto"/>
+        <w:rPr>
+          <w:rFonts w:ascii="Mangal" w:eastAsia="Times New Roman" w:hAnsi="Mangal" w:cs="Mangal"/>
+          <w:kern w:val="0"/>
+          <w:sz w:val="20"/>
+          <w:szCs w:val="20"/>
+          <w14:ligatures w14:val="none"/>
+        </w:rPr>
+      </w:pPr>
+    </w:p>
+    <w:p>
+      <w:pPr>
+        <w:pStyle w:val="ListParagraph"/>
+        <w:spacing w:before="100" w:beforeAutospacing="1" w:after="100" w:afterAutospacing="1" w:line="240" w:lineRule="auto"/>
+        <w:rPr>
+          <w:rFonts w:ascii="Mangal" w:eastAsia="Times New Roman" w:hAnsi="Mangal" w:cs="Mangal"/>
+          <w:kern w:val="0"/>
+          <w:sz w:val="20"/>
+          <w:szCs w:val="20"/>
+          <w14:ligatures w14:val="none"/>
+        </w:rPr>
+      </w:pPr>
+    </w:p>
+    <w:p>
+      <w:pPr>
+        <w:rPr>
+          <w:rStyle w:val="HTMLCode"/>
+          <w:rFonts w:ascii="Times New Roman" w:eastAsiaTheme="majorEastAsia" w:hAnsi="Times New Roman" w:cs="Times New Roman"/>
+          <w:kern w:val="0"/>
+          <w:sz w:val="28"/>
+          <w:szCs w:val="28"/>
+          <w14:ligatures w14:val="none"/>
+        </w:rPr>
+      </w:pPr>
+    </w:p>
+    <w:p>
+      <w:pPr>
+        <w:rPr>
+          <w:rFonts w:ascii="Times New Roman" w:hAnsi="Times New Roman" w:cs="Times New Roman"/>
+          <w:sz w:val="28"/>
+          <w:szCs w:val="22"/>
+        </w:rPr>
+      </w:pPr>
+      <w:r>
+        <w:rPr>
+          <w:rFonts w:ascii="Times New Roman" w:hAnsi="Times New Roman" w:cs="Times New Roman"/>
+          <w:sz w:val="28"/>
+          <w:szCs w:val="22"/>
+        </w:rPr>
+        <w:t>Day 2</w:t>
+      </w:r>
+      <w:r>
+        <w:rPr>
+          <w:rFonts w:ascii="Times New Roman" w:hAnsi="Times New Roman" w:cs="Times New Roman"/>
+          <w:sz w:val="28"/>
+          <w:szCs w:val="22"/>
+        </w:rPr>
+        <w:t>1</w:t>
+      </w:r>
+      <w:r>
+        <w:rPr>
+          <w:rFonts w:ascii="Times New Roman" w:hAnsi="Times New Roman" w:cs="Times New Roman"/>
+          <w:sz w:val="28"/>
+          <w:szCs w:val="22"/>
+        </w:rPr>
+        <w:t xml:space="preserve"> ( Array in Java Lab – 5 )</w:t>
+      </w:r>
+    </w:p>
+    <w:p>
+      <w:pPr>
+        <w:pStyle w:val="ListParagraph"/>
+        <w:numPr>
+          <w:ilvl w:val="0"/>
+          <w:numId w:val="30"/>
+        </w:numPr>
+        <w:rPr>
+          <w:rFonts w:ascii="Times New Roman" w:hAnsi="Times New Roman" w:cs="Times New Roman"/>
+          <w:sz w:val="28"/>
+          <w:szCs w:val="22"/>
+        </w:rPr>
+      </w:pPr>
+      <w:r>
+        <w:rPr>
+          <w:rFonts w:ascii="Times New Roman" w:hAnsi="Times New Roman" w:cs="Times New Roman"/>
+          <w:sz w:val="28"/>
+          <w:szCs w:val="22"/>
+        </w:rPr>
+        <w:t>Write a java program to find sum of array element of size n.</w:t>
+      </w:r>
+    </w:p>
+    <w:p>
+      <w:pPr>
+        <w:pStyle w:val="ListParagraph"/>
+        <w:numPr>
+          <w:ilvl w:val="0"/>
+          <w:numId w:val="30"/>
+        </w:numPr>
+        <w:rPr>
+          <w:rFonts w:ascii="Times New Roman" w:hAnsi="Times New Roman" w:cs="Times New Roman"/>
+          <w:sz w:val="28"/>
+          <w:szCs w:val="22"/>
+        </w:rPr>
+      </w:pPr>
+      <w:r>
+        <w:rPr>
+          <w:rFonts w:ascii="Times New Roman" w:hAnsi="Times New Roman" w:cs="Times New Roman"/>
+          <w:sz w:val="28"/>
+          <w:szCs w:val="22"/>
+        </w:rPr>
+        <w:t>Write a java program to find minimum and maximum element from 1-D array of size n.</w:t>
+      </w:r>
+    </w:p>
+    <w:p>
+      <w:pPr>
+        <w:pStyle w:val="ListParagraph"/>
+        <w:numPr>
+          <w:ilvl w:val="0"/>
+          <w:numId w:val="30"/>
+        </w:numPr>
+        <w:rPr>
+          <w:rFonts w:ascii="Times New Roman" w:hAnsi="Times New Roman" w:cs="Times New Roman"/>
+          <w:sz w:val="28"/>
+          <w:szCs w:val="22"/>
+        </w:rPr>
+      </w:pPr>
+      <w:r>
+        <w:rPr>
+          <w:rFonts w:ascii="Times New Roman" w:hAnsi="Times New Roman" w:cs="Times New Roman"/>
+          <w:sz w:val="28"/>
+          <w:szCs w:val="22"/>
+        </w:rPr>
+        <w:t>Write a java program to sort array in ascending order.</w:t>
+      </w:r>
+    </w:p>
+    <w:p>
+      <w:pPr>
+        <w:pStyle w:val="ListParagraph"/>
+        <w:numPr>
+          <w:ilvl w:val="0"/>
+          <w:numId w:val="30"/>
+        </w:numPr>
+        <w:rPr>
+          <w:rFonts w:ascii="Times New Roman" w:hAnsi="Times New Roman" w:cs="Times New Roman"/>
+          <w:sz w:val="28"/>
+          <w:szCs w:val="22"/>
+        </w:rPr>
+      </w:pPr>
+      <w:r>
+        <w:rPr>
+          <w:rFonts w:ascii="Times New Roman" w:hAnsi="Times New Roman" w:cs="Times New Roman"/>
+          <w:sz w:val="28"/>
+          <w:szCs w:val="22"/>
+        </w:rPr>
+        <w:t>Write a java program to multiply 3*3 matrix and display the resultant matrix.</w:t>
+      </w:r>
+    </w:p>
+    <w:p>
+      <w:pPr>
+        <w:pStyle w:val="ListParagraph"/>
+        <w:numPr>
+          <w:ilvl w:val="0"/>
+          <w:numId w:val="30"/>
+        </w:numPr>
+        <w:rPr>
+          <w:rFonts w:ascii="Times New Roman" w:hAnsi="Times New Roman" w:cs="Times New Roman"/>
+          <w:sz w:val="28"/>
+          <w:szCs w:val="22"/>
+        </w:rPr>
+      </w:pPr>
+      <w:r>
+        <w:rPr>
+          <w:rFonts w:ascii="Times New Roman" w:hAnsi="Times New Roman" w:cs="Times New Roman"/>
+          <w:sz w:val="28"/>
+          <w:szCs w:val="22"/>
+        </w:rPr>
+        <w:t>Write a java program to declare and initialized jagged array and display the jagged array with sum of individual row.</w:t>
+      </w:r>
+    </w:p>
+    <w:p>
+      <w:pPr>
+        <w:rPr>
+          <w:rFonts w:ascii="Times New Roman" w:hAnsi="Times New Roman" w:cs="Times New Roman"/>
+          <w:sz w:val="28"/>
+          <w:szCs w:val="22"/>
+        </w:rPr>
+      </w:pPr>
+      <w:r>
+        <w:rPr>
+          <w:rFonts w:ascii="Times New Roman" w:hAnsi="Times New Roman" w:cs="Times New Roman"/>
+          <w:sz w:val="28"/>
+          <w:szCs w:val="22"/>
+        </w:rPr>
+        <w:t>Day 22</w:t>
+      </w:r>
+    </w:p>
+    <w:p>
+      <w:pPr>
+        <w:pStyle w:val="ListParagraph"/>
+        <w:numPr>
+          <w:ilvl w:val="0"/>
+          <w:numId w:val="31"/>
+        </w:numPr>
+        <w:spacing w:before="100" w:beforeAutospacing="1" w:after="100" w:afterAutospacing="1" w:line="240" w:lineRule="auto"/>
+        <w:outlineLvl w:val="2"/>
         <w:rPr>
           <w:rFonts w:ascii="Mangal" w:eastAsia="Times New Roman" w:hAnsi="Mangal" w:cs="Mangal"/>
           <w:b/>
@@ -6107,657 +6281,32 @@
           <w:szCs w:val="27"/>
           <w14:ligatures w14:val="none"/>
         </w:rPr>
-        <w:t>).</w:t>
-      </w:r>
-    </w:p>
-    <w:p>
-      <w:pPr>
-        <w:pStyle w:val="max2"/>
-        <w:numPr>
-          <w:ilvl w:val="0"/>
-          <w:numId w:val="26"/>
-        </w:numPr>
-        <w:rPr>
-          <w:rFonts w:ascii="Verdana" w:hAnsi="Verdana"/>
-          <w:color w:val="000000"/>
-          <w:sz w:val="24"/>
-          <w:szCs w:val="24"/>
-        </w:rPr>
-      </w:pPr>
-      <w:r>
-        <w:rPr>
-          <w:rFonts w:ascii="Verdana" w:hAnsi="Verdana"/>
-          <w:color w:val="000000"/>
-          <w:sz w:val="24"/>
-          <w:szCs w:val="24"/>
-        </w:rPr>
-        <w:t>Demonstrate insertion sorting for making an array in ascending order.</w:t>
-      </w:r>
-    </w:p>
-    <w:p>
-      <w:pPr>
-        <w:pStyle w:val="max2"/>
-        <w:numPr>
-          <w:ilvl w:val="0"/>
-          <w:numId w:val="26"/>
-        </w:numPr>
-        <w:rPr>
-          <w:rFonts w:ascii="Verdana" w:hAnsi="Verdana"/>
-          <w:color w:val="000000"/>
-          <w:sz w:val="24"/>
-          <w:szCs w:val="24"/>
-        </w:rPr>
-      </w:pPr>
-      <w:r>
-        <w:rPr>
-          <w:rFonts w:ascii="Verdana" w:hAnsi="Verdana"/>
-          <w:color w:val="000000"/>
-          <w:sz w:val="24"/>
-          <w:szCs w:val="24"/>
-        </w:rPr>
-        <w:t>Write a program to sort an array.</w:t>
-      </w:r>
-    </w:p>
-    <w:p>
-      <w:pPr>
-        <w:pStyle w:val="NormalWeb"/>
-        <w:numPr>
-          <w:ilvl w:val="0"/>
-          <w:numId w:val="26"/>
-        </w:numPr>
-        <w:rPr>
-          <w:rFonts w:ascii="Times New Roman" w:hAnsi="Times New Roman" w:cs="Times New Roman"/>
-          <w:sz w:val="28"/>
-          <w:szCs w:val="28"/>
-        </w:rPr>
-      </w:pPr>
-      <w:r>
-        <w:rPr>
-          <w:rFonts w:ascii="Verdana" w:hAnsi="Verdana"/>
-          <w:color w:val="000000"/>
-          <w:szCs w:val="24"/>
-        </w:rPr>
-        <w:br w:type="page"/>
-      </w:r>
-    </w:p>
-    <w:p>
-      <w:pPr>
-        <w:pStyle w:val="max2"/>
-        <w:rPr>
-          <w:rFonts w:ascii="Verdana" w:hAnsi="Verdana"/>
-          <w:color w:val="000000"/>
-          <w:sz w:val="24"/>
-          <w:szCs w:val="24"/>
-        </w:rPr>
-      </w:pPr>
-    </w:p>
-    <w:p>
-      <w:pPr>
-        <w:pStyle w:val="max2"/>
-        <w:rPr>
-          <w:rFonts w:ascii="Verdana" w:hAnsi="Verdana"/>
-          <w:color w:val="000000"/>
-          <w:sz w:val="24"/>
-          <w:szCs w:val="24"/>
-        </w:rPr>
-      </w:pPr>
-      <w:r>
-        <w:rPr>
-          <w:rFonts w:ascii="Verdana" w:hAnsi="Verdana"/>
-          <w:color w:val="000000"/>
-          <w:sz w:val="24"/>
-          <w:szCs w:val="24"/>
-        </w:rPr>
-        <w:t xml:space="preserve">Day 19 </w:t>
-      </w:r>
-    </w:p>
-    <w:p>
-      <w:pPr>
-        <w:pStyle w:val="max2"/>
-        <w:numPr>
-          <w:ilvl w:val="0"/>
-          <w:numId w:val="28"/>
-        </w:numPr>
-        <w:rPr>
-          <w:rFonts w:ascii="Verdana" w:hAnsi="Verdana"/>
-          <w:color w:val="000000"/>
-          <w:sz w:val="24"/>
-          <w:szCs w:val="24"/>
-        </w:rPr>
-      </w:pPr>
-      <w:r>
-        <w:rPr>
-          <w:rFonts w:ascii="Verdana" w:hAnsi="Verdana"/>
-          <w:color w:val="000000"/>
-          <w:sz w:val="24"/>
-          <w:szCs w:val="24"/>
-        </w:rPr>
-        <w:t>Write a program to sum of elements at odd index in an array.</w:t>
-      </w:r>
-    </w:p>
-    <w:p>
-      <w:pPr>
-        <w:pStyle w:val="max2"/>
-        <w:numPr>
-          <w:ilvl w:val="0"/>
-          <w:numId w:val="28"/>
-        </w:numPr>
-        <w:rPr>
-          <w:rFonts w:ascii="Verdana" w:hAnsi="Verdana"/>
-          <w:color w:val="000000"/>
-          <w:sz w:val="24"/>
-          <w:szCs w:val="24"/>
-        </w:rPr>
-      </w:pPr>
-      <w:r>
-        <w:rPr>
-          <w:rFonts w:ascii="Verdana" w:hAnsi="Verdana"/>
-          <w:color w:val="000000"/>
-          <w:sz w:val="24"/>
-          <w:szCs w:val="24"/>
-        </w:rPr>
-        <w:t xml:space="preserve">Write a program to </w:t>
-      </w:r>
-      <w:r>
-        <w:rPr>
-          <w:rFonts w:ascii="Verdana" w:hAnsi="Verdana"/>
-          <w:color w:val="000000"/>
-          <w:sz w:val="24"/>
-          <w:szCs w:val="24"/>
-        </w:rPr>
-        <w:t>Count Even and Odd Numbers</w:t>
-      </w:r>
-      <w:r>
-        <w:rPr>
-          <w:rFonts w:ascii="Verdana" w:hAnsi="Verdana"/>
-          <w:color w:val="000000"/>
-          <w:sz w:val="24"/>
-          <w:szCs w:val="24"/>
-        </w:rPr>
-        <w:t xml:space="preserve"> in an array.</w:t>
-      </w:r>
-    </w:p>
-    <w:p>
-      <w:pPr>
-        <w:pStyle w:val="max2"/>
-        <w:numPr>
-          <w:ilvl w:val="0"/>
-          <w:numId w:val="28"/>
-        </w:numPr>
-        <w:rPr>
-          <w:rFonts w:ascii="Verdana" w:hAnsi="Verdana"/>
-          <w:color w:val="000000"/>
-          <w:sz w:val="24"/>
-          <w:szCs w:val="24"/>
-        </w:rPr>
-      </w:pPr>
-      <w:r>
-        <w:rPr>
-          <w:rFonts w:ascii="Verdana" w:hAnsi="Verdana"/>
-          <w:color w:val="000000"/>
-          <w:sz w:val="24"/>
-          <w:szCs w:val="24"/>
-        </w:rPr>
-        <w:t xml:space="preserve">Write a program to </w:t>
-      </w:r>
-      <w:r>
-        <w:rPr>
-          <w:rFonts w:ascii="Verdana" w:hAnsi="Verdana"/>
-          <w:color w:val="000000"/>
-          <w:sz w:val="24"/>
-          <w:szCs w:val="24"/>
-        </w:rPr>
-        <w:t>Reverse Each Word in a Sentence</w:t>
-      </w:r>
-      <w:r>
-        <w:rPr>
-          <w:rFonts w:ascii="Verdana" w:hAnsi="Verdana"/>
-          <w:color w:val="000000"/>
-          <w:sz w:val="24"/>
-          <w:szCs w:val="24"/>
-        </w:rPr>
-        <w:t xml:space="preserve">. Use </w:t>
-      </w:r>
-      <w:proofErr w:type="gramStart"/>
-      <w:r>
-        <w:rPr>
-          <w:rFonts w:ascii="Verdana" w:hAnsi="Verdana"/>
-          <w:color w:val="000000"/>
-          <w:sz w:val="24"/>
-          <w:szCs w:val="24"/>
-        </w:rPr>
-        <w:t>split(</w:t>
-      </w:r>
-      <w:proofErr w:type="gramEnd"/>
-      <w:r>
-        <w:rPr>
-          <w:rFonts w:ascii="Verdana" w:hAnsi="Verdana"/>
-          <w:color w:val="000000"/>
-          <w:sz w:val="24"/>
-          <w:szCs w:val="24"/>
-        </w:rPr>
-        <w:t>).</w:t>
-      </w:r>
-    </w:p>
-    <w:p>
-      <w:pPr>
-        <w:pStyle w:val="max2"/>
-        <w:numPr>
-          <w:ilvl w:val="0"/>
-          <w:numId w:val="28"/>
-        </w:numPr>
-        <w:rPr>
-          <w:rFonts w:ascii="Verdana" w:hAnsi="Verdana"/>
-          <w:color w:val="000000"/>
-          <w:sz w:val="24"/>
-          <w:szCs w:val="24"/>
-        </w:rPr>
-      </w:pPr>
-      <w:r>
-        <w:rPr>
-          <w:rFonts w:ascii="Verdana" w:hAnsi="Verdana"/>
-          <w:color w:val="000000"/>
-          <w:sz w:val="24"/>
-          <w:szCs w:val="24"/>
-        </w:rPr>
-        <w:t xml:space="preserve">Write a program to </w:t>
-      </w:r>
-      <w:r>
-        <w:rPr>
-          <w:rFonts w:ascii="Verdana" w:hAnsi="Verdana"/>
-          <w:color w:val="000000"/>
-          <w:sz w:val="24"/>
-          <w:szCs w:val="24"/>
-        </w:rPr>
-        <w:t>Check if Two Strings Are Anagrams</w:t>
-      </w:r>
-      <w:r>
-        <w:rPr>
-          <w:rFonts w:ascii="Verdana" w:hAnsi="Verdana"/>
-          <w:color w:val="000000"/>
-          <w:sz w:val="24"/>
-          <w:szCs w:val="24"/>
-        </w:rPr>
-        <w:t xml:space="preserve">. </w:t>
-      </w:r>
-      <w:proofErr w:type="gramStart"/>
-      <w:r>
-        <w:rPr>
-          <w:rFonts w:ascii="Verdana" w:hAnsi="Verdana"/>
-          <w:color w:val="000000"/>
-          <w:sz w:val="24"/>
-          <w:szCs w:val="24"/>
-        </w:rPr>
-        <w:t xml:space="preserve">Use  </w:t>
-      </w:r>
-      <w:proofErr w:type="spellStart"/>
-      <w:r>
-        <w:rPr>
-          <w:rFonts w:ascii="Verdana" w:hAnsi="Verdana"/>
-          <w:color w:val="000000"/>
-          <w:sz w:val="24"/>
-          <w:szCs w:val="24"/>
-        </w:rPr>
-        <w:t>toCharArray</w:t>
-      </w:r>
-      <w:proofErr w:type="spellEnd"/>
-      <w:proofErr w:type="gramEnd"/>
-      <w:r>
-        <w:rPr>
-          <w:rFonts w:ascii="Verdana" w:hAnsi="Verdana"/>
-          <w:color w:val="000000"/>
-          <w:sz w:val="24"/>
-          <w:szCs w:val="24"/>
-        </w:rPr>
-        <w:t xml:space="preserve">(), </w:t>
-      </w:r>
-      <w:proofErr w:type="spellStart"/>
-      <w:r>
-        <w:rPr>
-          <w:rFonts w:ascii="Verdana" w:hAnsi="Verdana"/>
-          <w:color w:val="000000"/>
-          <w:sz w:val="24"/>
-          <w:szCs w:val="24"/>
-        </w:rPr>
-        <w:t>Arrays.sort</w:t>
-      </w:r>
-      <w:proofErr w:type="spellEnd"/>
-      <w:r>
-        <w:rPr>
-          <w:rFonts w:ascii="Verdana" w:hAnsi="Verdana"/>
-          <w:color w:val="000000"/>
-          <w:sz w:val="24"/>
-          <w:szCs w:val="24"/>
-        </w:rPr>
-        <w:t>()</w:t>
-      </w:r>
-      <w:r>
-        <w:rPr>
-          <w:rFonts w:ascii="Verdana" w:hAnsi="Verdana"/>
-          <w:color w:val="000000"/>
-          <w:sz w:val="24"/>
-          <w:szCs w:val="24"/>
-        </w:rPr>
-        <w:t xml:space="preserve">, </w:t>
-      </w:r>
-      <w:proofErr w:type="spellStart"/>
-      <w:r>
-        <w:rPr>
-          <w:rFonts w:ascii="Verdana" w:hAnsi="Verdana"/>
-          <w:color w:val="000000"/>
-          <w:sz w:val="24"/>
-          <w:szCs w:val="24"/>
-        </w:rPr>
-        <w:t>Arrays.equal</w:t>
-      </w:r>
-      <w:proofErr w:type="spellEnd"/>
-      <w:r>
-        <w:rPr>
-          <w:rFonts w:ascii="Verdana" w:hAnsi="Verdana"/>
-          <w:color w:val="000000"/>
-          <w:sz w:val="24"/>
-          <w:szCs w:val="24"/>
-        </w:rPr>
-        <w:t>()</w:t>
-      </w:r>
-      <w:r>
-        <w:rPr>
-          <w:rFonts w:ascii="Verdana" w:hAnsi="Verdana"/>
-          <w:color w:val="000000"/>
-          <w:sz w:val="24"/>
-          <w:szCs w:val="24"/>
-        </w:rPr>
-        <w:t>.</w:t>
-      </w:r>
-    </w:p>
-    <w:p>
-      <w:pPr>
-        <w:pStyle w:val="max2"/>
-        <w:numPr>
-          <w:ilvl w:val="0"/>
-          <w:numId w:val="28"/>
-        </w:numPr>
-        <w:rPr>
-          <w:rFonts w:ascii="Verdana" w:hAnsi="Verdana"/>
-          <w:b/>
-          <w:bCs/>
-          <w:color w:val="000000"/>
-          <w:sz w:val="24"/>
-          <w:szCs w:val="24"/>
-        </w:rPr>
-      </w:pPr>
-      <w:r>
-        <w:rPr>
-          <w:rFonts w:ascii="Verdana" w:hAnsi="Verdana"/>
-          <w:color w:val="000000"/>
-          <w:sz w:val="24"/>
-          <w:szCs w:val="24"/>
-        </w:rPr>
-        <w:t xml:space="preserve">Write a program to </w:t>
-      </w:r>
-      <w:r>
-        <w:rPr>
-          <w:rFonts w:ascii="Verdana" w:hAnsi="Verdana"/>
-          <w:b/>
-          <w:bCs/>
-          <w:color w:val="000000"/>
-          <w:sz w:val="24"/>
-          <w:szCs w:val="24"/>
-        </w:rPr>
-        <w:t>Find First Non-Repeating Character</w:t>
-      </w:r>
-      <w:r>
-        <w:rPr>
-          <w:rFonts w:ascii="Verdana" w:hAnsi="Verdana"/>
-          <w:b/>
-          <w:bCs/>
-          <w:color w:val="000000"/>
-          <w:sz w:val="24"/>
-          <w:szCs w:val="24"/>
-        </w:rPr>
-        <w:t xml:space="preserve">        </w:t>
-      </w:r>
-      <w:r>
-        <w:rPr>
-          <w:rFonts w:ascii="Verdana" w:hAnsi="Verdana"/>
-          <w:color w:val="000000"/>
-          <w:szCs w:val="24"/>
-        </w:rPr>
-        <w:t>Input: "</w:t>
-      </w:r>
-      <w:proofErr w:type="spellStart"/>
-      <w:r>
-        <w:rPr>
-          <w:rFonts w:ascii="Verdana" w:hAnsi="Verdana"/>
-          <w:color w:val="000000"/>
-          <w:szCs w:val="24"/>
-        </w:rPr>
-        <w:t>swiss</w:t>
-      </w:r>
-      <w:proofErr w:type="spellEnd"/>
-      <w:proofErr w:type="gramStart"/>
-      <w:r>
-        <w:rPr>
-          <w:rFonts w:ascii="Verdana" w:hAnsi="Verdana"/>
-          <w:color w:val="000000"/>
-          <w:szCs w:val="24"/>
-        </w:rPr>
-        <w:t>"  Output</w:t>
-      </w:r>
-      <w:proofErr w:type="gramEnd"/>
-      <w:r>
-        <w:rPr>
-          <w:rFonts w:ascii="Verdana" w:hAnsi="Verdana"/>
-          <w:color w:val="000000"/>
-          <w:szCs w:val="24"/>
-        </w:rPr>
-        <w:t>: 'w'</w:t>
-      </w:r>
-      <w:r>
-        <w:rPr>
-          <w:rFonts w:ascii="Verdana" w:hAnsi="Verdana"/>
-          <w:b/>
-          <w:bCs/>
-          <w:color w:val="000000"/>
-          <w:sz w:val="24"/>
-          <w:szCs w:val="24"/>
-        </w:rPr>
-        <w:t>.</w:t>
-      </w:r>
-    </w:p>
-    <w:p>
-      <w:pPr>
-        <w:pStyle w:val="max2"/>
-        <w:numPr>
-          <w:ilvl w:val="0"/>
-          <w:numId w:val="28"/>
-        </w:numPr>
-        <w:rPr>
-          <w:rFonts w:ascii="Verdana" w:hAnsi="Verdana"/>
-          <w:color w:val="000000"/>
-          <w:sz w:val="24"/>
-          <w:szCs w:val="24"/>
-        </w:rPr>
-      </w:pPr>
-      <w:r>
-        <w:rPr>
-          <w:rFonts w:ascii="Verdana" w:hAnsi="Verdana"/>
-          <w:color w:val="000000"/>
-          <w:sz w:val="24"/>
-          <w:szCs w:val="24"/>
-        </w:rPr>
-        <w:t>Move All Zeros to End (In-place)</w:t>
-      </w:r>
-      <w:r>
-        <w:rPr>
-          <w:rFonts w:ascii="Verdana" w:hAnsi="Verdana"/>
-          <w:color w:val="000000"/>
-          <w:sz w:val="24"/>
-          <w:szCs w:val="24"/>
-        </w:rPr>
-        <w:t>.</w:t>
-      </w:r>
-      <w:r>
-        <w:rPr>
-          <w:rFonts w:asciiTheme="minorHAnsi" w:eastAsiaTheme="minorHAnsi" w:hAnsiTheme="minorHAnsi" w:cstheme="minorBidi"/>
-          <w:kern w:val="2"/>
-          <w:sz w:val="24"/>
-          <w:szCs w:val="21"/>
-          <w14:ligatures w14:val="standardContextual"/>
-        </w:rPr>
-        <w:t xml:space="preserve"> </w:t>
-      </w:r>
-      <w:r>
-        <w:rPr>
-          <w:rFonts w:ascii="Verdana" w:hAnsi="Verdana"/>
-          <w:color w:val="000000"/>
-          <w:sz w:val="24"/>
-          <w:szCs w:val="24"/>
-        </w:rPr>
-        <w:t>shifting + tracking index.</w:t>
-      </w:r>
-    </w:p>
-    <w:p>
-      <w:pPr>
-        <w:pStyle w:val="max2"/>
-        <w:rPr>
-          <w:rFonts w:ascii="Verdana" w:hAnsi="Verdana"/>
-          <w:color w:val="000000"/>
-          <w:sz w:val="24"/>
-          <w:szCs w:val="24"/>
-        </w:rPr>
-      </w:pPr>
-      <w:r>
-        <w:rPr>
-          <w:rFonts w:ascii="Verdana" w:hAnsi="Verdana"/>
-          <w:color w:val="000000"/>
-          <w:sz w:val="24"/>
-          <w:szCs w:val="24"/>
-        </w:rPr>
-        <w:t>Input: {0, 1, 0, 3, 12}</w:t>
-      </w:r>
-      <w:r>
-        <w:rPr>
-          <w:rFonts w:ascii="Verdana" w:hAnsi="Verdana"/>
-          <w:color w:val="000000"/>
-          <w:sz w:val="24"/>
-          <w:szCs w:val="24"/>
-        </w:rPr>
-        <w:br/>
-        <w:t>Output: {1, 3, 12, 0, 0}</w:t>
-      </w:r>
-    </w:p>
-    <w:p>
-      <w:pPr>
-        <w:pStyle w:val="max2"/>
-        <w:rPr>
-          <w:rFonts w:ascii="Verdana" w:hAnsi="Verdana"/>
-          <w:color w:val="000000"/>
-          <w:sz w:val="24"/>
-          <w:szCs w:val="24"/>
-        </w:rPr>
-      </w:pPr>
-    </w:p>
-    <w:p>
-      <w:pPr>
-        <w:pStyle w:val="max2"/>
-        <w:rPr>
-          <w:rFonts w:ascii="Verdana" w:hAnsi="Verdana"/>
-          <w:color w:val="000000"/>
-          <w:sz w:val="24"/>
-          <w:szCs w:val="24"/>
-        </w:rPr>
-      </w:pPr>
-      <w:r>
-        <w:rPr>
-          <w:rFonts w:ascii="Verdana" w:hAnsi="Verdana"/>
-          <w:color w:val="000000"/>
-          <w:sz w:val="24"/>
-          <w:szCs w:val="24"/>
-        </w:rPr>
-        <w:t xml:space="preserve">Day </w:t>
-      </w:r>
-      <w:r>
-        <w:rPr>
-          <w:rFonts w:ascii="Verdana" w:hAnsi="Verdana"/>
-          <w:color w:val="000000"/>
-          <w:sz w:val="24"/>
-          <w:szCs w:val="24"/>
-        </w:rPr>
-        <w:t>2</w:t>
-      </w:r>
-      <w:r>
-        <w:rPr>
-          <w:rFonts w:ascii="Verdana" w:hAnsi="Verdana"/>
-          <w:color w:val="000000"/>
-          <w:sz w:val="24"/>
-          <w:szCs w:val="24"/>
-        </w:rPr>
-        <w:t xml:space="preserve">0(Array and </w:t>
-      </w:r>
-      <w:proofErr w:type="spellStart"/>
-      <w:r>
-        <w:rPr>
-          <w:rFonts w:ascii="Verdana" w:hAnsi="Verdana"/>
-          <w:color w:val="000000"/>
-          <w:sz w:val="24"/>
-          <w:szCs w:val="24"/>
-        </w:rPr>
-        <w:t>Arraylist</w:t>
-      </w:r>
-      <w:proofErr w:type="spellEnd"/>
-      <w:r>
-        <w:rPr>
-          <w:rFonts w:ascii="Verdana" w:hAnsi="Verdana"/>
-          <w:color w:val="000000"/>
-          <w:sz w:val="24"/>
-          <w:szCs w:val="24"/>
-        </w:rPr>
-        <w:t>)</w:t>
-      </w:r>
-    </w:p>
-    <w:p>
-      <w:pPr>
-        <w:pStyle w:val="ListParagraph"/>
-        <w:numPr>
-          <w:ilvl w:val="0"/>
-          <w:numId w:val="29"/>
-        </w:numPr>
-        <w:spacing w:before="100" w:beforeAutospacing="1" w:after="100" w:afterAutospacing="1" w:line="240" w:lineRule="auto"/>
-        <w:outlineLvl w:val="1"/>
+      </w:pPr>
+      <w:r>
         <w:rPr>
           <w:rFonts w:ascii="Mangal" w:eastAsia="Times New Roman" w:hAnsi="Mangal" w:cs="Mangal"/>
           <w:b/>
           <w:bCs/>
           <w:kern w:val="0"/>
-          <w:szCs w:val="24"/>
+          <w:sz w:val="27"/>
+          <w:szCs w:val="27"/>
           <w14:ligatures w14:val="none"/>
         </w:rPr>
-      </w:pPr>
-      <w:r>
+        <w:t>Find Sum of Elements at Even Index</w:t>
+      </w:r>
+    </w:p>
+    <w:p>
+      <w:pPr>
+        <w:spacing w:before="100" w:beforeAutospacing="1" w:after="100" w:afterAutospacing="1" w:line="240" w:lineRule="auto"/>
+        <w:ind w:left="720"/>
+        <w:outlineLvl w:val="2"/>
         <w:rPr>
           <w:rFonts w:ascii="Mangal" w:eastAsia="Times New Roman" w:hAnsi="Mangal" w:cs="Mangal"/>
           <w:b/>
           <w:bCs/>
           <w:kern w:val="0"/>
-          <w:szCs w:val="24"/>
-          <w14:ligatures w14:val="none"/>
-        </w:rPr>
-        <w:t xml:space="preserve">Find Duplicate in an Array, </w:t>
-      </w:r>
-    </w:p>
-    <w:p>
-      <w:pPr>
-        <w:pStyle w:val="ListParagraph"/>
-        <w:spacing w:before="100" w:beforeAutospacing="1" w:after="100" w:afterAutospacing="1" w:line="240" w:lineRule="auto"/>
-        <w:outlineLvl w:val="1"/>
-        <w:rPr>
-          <w:rFonts w:ascii="Mangal" w:eastAsia="Times New Roman" w:hAnsi="Mangal" w:cs="Mangal"/>
-          <w:b/>
-          <w:bCs/>
-          <w:kern w:val="0"/>
-          <w:sz w:val="28"/>
-          <w:szCs w:val="28"/>
+          <w:sz w:val="27"/>
+          <w:szCs w:val="27"/>
           <w14:ligatures w14:val="none"/>
         </w:rPr>
       </w:pPr>
@@ -6769,7 +6318,7 @@
           <w:szCs w:val="20"/>
           <w14:ligatures w14:val="none"/>
         </w:rPr>
-        <w:t>Input: {1, 2, 3, 2, 5}</w:t>
+        <w:t>Array: {10, 20, 30, 40, 50}</w:t>
       </w:r>
       <w:r>
         <w:rPr>
@@ -6780,7 +6329,7 @@
           <w14:ligatures w14:val="none"/>
         </w:rPr>
         <w:br/>
-        <w:t>Output: 2</w:t>
+        <w:t>Even index sum = 10 + 30 + 50 = 90</w:t>
       </w:r>
     </w:p>
     <w:p>
@@ -6788,16 +6337,17 @@
         <w:pStyle w:val="ListParagraph"/>
         <w:numPr>
           <w:ilvl w:val="0"/>
-          <w:numId w:val="29"/>
+          <w:numId w:val="31"/>
         </w:numPr>
         <w:spacing w:before="100" w:beforeAutospacing="1" w:after="100" w:afterAutospacing="1" w:line="240" w:lineRule="auto"/>
-        <w:outlineLvl w:val="1"/>
+        <w:outlineLvl w:val="2"/>
         <w:rPr>
           <w:rFonts w:ascii="Mangal" w:eastAsia="Times New Roman" w:hAnsi="Mangal" w:cs="Mangal"/>
           <w:b/>
           <w:bCs/>
           <w:kern w:val="0"/>
-          <w:szCs w:val="24"/>
+          <w:sz w:val="27"/>
+          <w:szCs w:val="27"/>
           <w14:ligatures w14:val="none"/>
         </w:rPr>
       </w:pPr>
@@ -6807,16 +6357,18 @@
           <w:b/>
           <w:bCs/>
           <w:kern w:val="0"/>
-          <w:szCs w:val="24"/>
+          <w:sz w:val="27"/>
+          <w:szCs w:val="27"/>
           <w14:ligatures w14:val="none"/>
         </w:rPr>
-        <w:t>Reverse Array Without Using Extra Array (Two Pointer)</w:t>
+        <w:t>Find Missing Number (1 to N)</w:t>
       </w:r>
     </w:p>
     <w:p>
       <w:pPr>
         <w:pStyle w:val="ListParagraph"/>
         <w:spacing w:before="100" w:beforeAutospacing="1" w:after="100" w:afterAutospacing="1" w:line="240" w:lineRule="auto"/>
+        <w:ind w:left="1080"/>
         <w:rPr>
           <w:rFonts w:ascii="Mangal" w:eastAsia="Times New Roman" w:hAnsi="Mangal" w:cs="Mangal"/>
           <w:kern w:val="0"/>
@@ -6833,7 +6385,7 @@
           <w:szCs w:val="20"/>
           <w14:ligatures w14:val="none"/>
         </w:rPr>
-        <w:t>Input: {10, 20, 30, 40}</w:t>
+        <w:t>Array: {1, 2, 4, 5}</w:t>
       </w:r>
       <w:r>
         <w:rPr>
@@ -6844,7 +6396,7 @@
           <w14:ligatures w14:val="none"/>
         </w:rPr>
         <w:br/>
-        <w:t>Output: {40, 30, 20, 10}</w:t>
+        <w:t>Output: 3</w:t>
       </w:r>
     </w:p>
     <w:p>
@@ -6852,16 +6404,17 @@
         <w:pStyle w:val="ListParagraph"/>
         <w:numPr>
           <w:ilvl w:val="0"/>
-          <w:numId w:val="29"/>
+          <w:numId w:val="31"/>
         </w:numPr>
         <w:spacing w:before="100" w:beforeAutospacing="1" w:after="100" w:afterAutospacing="1" w:line="240" w:lineRule="auto"/>
-        <w:outlineLvl w:val="1"/>
+        <w:outlineLvl w:val="2"/>
         <w:rPr>
           <w:rFonts w:ascii="Mangal" w:eastAsia="Times New Roman" w:hAnsi="Mangal" w:cs="Mangal"/>
           <w:b/>
           <w:bCs/>
           <w:kern w:val="0"/>
-          <w:szCs w:val="24"/>
+          <w:sz w:val="27"/>
+          <w:szCs w:val="27"/>
           <w14:ligatures w14:val="none"/>
         </w:rPr>
       </w:pPr>
@@ -6871,16 +6424,18 @@
           <w:b/>
           <w:bCs/>
           <w:kern w:val="0"/>
-          <w:szCs w:val="24"/>
+          <w:sz w:val="27"/>
+          <w:szCs w:val="27"/>
           <w14:ligatures w14:val="none"/>
         </w:rPr>
-        <w:t>Count Vowels and Consonants</w:t>
+        <w:t>Count Uppercase and Lowercase Letters</w:t>
       </w:r>
     </w:p>
     <w:p>
       <w:pPr>
         <w:pStyle w:val="ListParagraph"/>
         <w:spacing w:before="100" w:beforeAutospacing="1" w:after="100" w:afterAutospacing="1" w:line="240" w:lineRule="auto"/>
+        <w:ind w:left="1080"/>
         <w:rPr>
           <w:rFonts w:ascii="Mangal" w:eastAsia="Times New Roman" w:hAnsi="Mangal" w:cs="Mangal"/>
           <w:kern w:val="0"/>
@@ -6897,7 +6452,7 @@
           <w:szCs w:val="20"/>
           <w14:ligatures w14:val="none"/>
         </w:rPr>
-        <w:t>Input: "programming"</w:t>
+        <w:t>Input: "HeLLoWorLD"</w:t>
       </w:r>
       <w:r>
         <w:rPr>
@@ -6908,7 +6463,7 @@
           <w14:ligatures w14:val="none"/>
         </w:rPr>
         <w:br/>
-        <w:t>Output: Vowels = 3, Consonants = 8</w:t>
+        <w:t>Output: Upper = ?, Lower = ?</w:t>
       </w:r>
     </w:p>
     <w:p>
@@ -6916,16 +6471,17 @@
         <w:pStyle w:val="ListParagraph"/>
         <w:numPr>
           <w:ilvl w:val="0"/>
-          <w:numId w:val="29"/>
+          <w:numId w:val="31"/>
         </w:numPr>
         <w:spacing w:before="100" w:beforeAutospacing="1" w:after="100" w:afterAutospacing="1" w:line="240" w:lineRule="auto"/>
-        <w:outlineLvl w:val="1"/>
+        <w:outlineLvl w:val="2"/>
         <w:rPr>
           <w:rFonts w:ascii="Mangal" w:eastAsia="Times New Roman" w:hAnsi="Mangal" w:cs="Mangal"/>
           <w:b/>
           <w:bCs/>
           <w:kern w:val="0"/>
-          <w:szCs w:val="24"/>
+          <w:sz w:val="27"/>
+          <w:szCs w:val="27"/>
           <w14:ligatures w14:val="none"/>
         </w:rPr>
       </w:pPr>
@@ -6935,16 +6491,18 @@
           <w:b/>
           <w:bCs/>
           <w:kern w:val="0"/>
-          <w:szCs w:val="24"/>
+          <w:sz w:val="27"/>
+          <w:szCs w:val="27"/>
           <w14:ligatures w14:val="none"/>
         </w:rPr>
-        <w:t>Check Palindrome String</w:t>
+        <w:t>Remove All Spaces from a String</w:t>
       </w:r>
     </w:p>
     <w:p>
       <w:pPr>
         <w:pStyle w:val="ListParagraph"/>
         <w:spacing w:before="100" w:beforeAutospacing="1" w:after="100" w:afterAutospacing="1" w:line="240" w:lineRule="auto"/>
+        <w:ind w:left="1080"/>
         <w:rPr>
           <w:rFonts w:ascii="Mangal" w:eastAsia="Times New Roman" w:hAnsi="Mangal" w:cs="Mangal"/>
           <w:kern w:val="0"/>
@@ -6961,7 +6519,7 @@
           <w:szCs w:val="20"/>
           <w14:ligatures w14:val="none"/>
         </w:rPr>
-        <w:t>Input: "madam"</w:t>
+        <w:t>Input: "I love Java"</w:t>
       </w:r>
       <w:r>
         <w:rPr>
@@ -6972,7 +6530,7 @@
           <w14:ligatures w14:val="none"/>
         </w:rPr>
         <w:br/>
-        <w:t>Output: true</w:t>
+        <w:t>Output: "IloveJava"</w:t>
       </w:r>
     </w:p>
     <w:p>
@@ -6980,16 +6538,17 @@
         <w:pStyle w:val="ListParagraph"/>
         <w:numPr>
           <w:ilvl w:val="0"/>
-          <w:numId w:val="29"/>
+          <w:numId w:val="31"/>
         </w:numPr>
         <w:spacing w:before="100" w:beforeAutospacing="1" w:after="100" w:afterAutospacing="1" w:line="240" w:lineRule="auto"/>
-        <w:outlineLvl w:val="1"/>
+        <w:outlineLvl w:val="2"/>
         <w:rPr>
           <w:rFonts w:ascii="Mangal" w:eastAsia="Times New Roman" w:hAnsi="Mangal" w:cs="Mangal"/>
           <w:b/>
           <w:bCs/>
           <w:kern w:val="0"/>
-          <w:szCs w:val="24"/>
+          <w:sz w:val="27"/>
+          <w:szCs w:val="27"/>
           <w14:ligatures w14:val="none"/>
         </w:rPr>
       </w:pPr>
@@ -6999,16 +6558,18 @@
           <w:b/>
           <w:bCs/>
           <w:kern w:val="0"/>
-          <w:szCs w:val="24"/>
+          <w:sz w:val="27"/>
+          <w:szCs w:val="27"/>
           <w14:ligatures w14:val="none"/>
         </w:rPr>
-        <w:t>Print Pattern</w:t>
+        <w:t>Print Numbers from 1 to N Without Using for Loop</w:t>
       </w:r>
     </w:p>
     <w:p>
       <w:pPr>
         <w:pStyle w:val="ListParagraph"/>
         <w:spacing w:before="100" w:beforeAutospacing="1" w:after="100" w:afterAutospacing="1" w:line="240" w:lineRule="auto"/>
+        <w:ind w:left="1080"/>
         <w:rPr>
           <w:rFonts w:ascii="Mangal" w:eastAsia="Times New Roman" w:hAnsi="Mangal" w:cs="Mangal"/>
           <w:kern w:val="0"/>
@@ -7025,13 +6586,9 @@
           <w:szCs w:val="20"/>
           <w14:ligatures w14:val="none"/>
         </w:rPr>
-        <w:t>Input: n = 4</w:t>
-      </w:r>
-    </w:p>
-    <w:p>
-      <w:pPr>
-        <w:pStyle w:val="ListParagraph"/>
-        <w:spacing w:before="100" w:beforeAutospacing="1" w:after="100" w:afterAutospacing="1" w:line="240" w:lineRule="auto"/>
+        <w:t>Input: n = 10</w:t>
+      </w:r>
+      <w:r>
         <w:rPr>
           <w:rFonts w:ascii="Mangal" w:eastAsia="Times New Roman" w:hAnsi="Mangal" w:cs="Mangal"/>
           <w:kern w:val="0"/>
@@ -7039,8 +6596,47 @@
           <w:szCs w:val="20"/>
           <w14:ligatures w14:val="none"/>
         </w:rPr>
-      </w:pPr>
-      <w:r>
+        <w:br/>
+        <w:t>Output: 1 2 3 ... 10</w:t>
+      </w:r>
+    </w:p>
+    <w:p>
+      <w:pPr>
+        <w:pStyle w:val="ListParagraph"/>
+        <w:numPr>
+          <w:ilvl w:val="0"/>
+          <w:numId w:val="31"/>
+        </w:numPr>
+        <w:spacing w:before="100" w:beforeAutospacing="1" w:after="100" w:afterAutospacing="1" w:line="240" w:lineRule="auto"/>
+        <w:outlineLvl w:val="2"/>
+        <w:rPr>
+          <w:rFonts w:ascii="Mangal" w:eastAsia="Times New Roman" w:hAnsi="Mangal" w:cs="Mangal"/>
+          <w:b/>
+          <w:bCs/>
+          <w:kern w:val="0"/>
+          <w:sz w:val="27"/>
+          <w:szCs w:val="27"/>
+          <w14:ligatures w14:val="none"/>
+        </w:rPr>
+      </w:pPr>
+      <w:r>
+        <w:rPr>
+          <w:rFonts w:ascii="Mangal" w:eastAsia="Times New Roman" w:hAnsi="Mangal" w:cs="Mangal"/>
+          <w:b/>
+          <w:bCs/>
+          <w:kern w:val="0"/>
+          <w:sz w:val="27"/>
+          <w:szCs w:val="27"/>
+          <w14:ligatures w14:val="none"/>
+        </w:rPr>
+        <w:t>Check if Number is Prime</w:t>
+      </w:r>
+    </w:p>
+    <w:p>
+      <w:pPr>
+        <w:pStyle w:val="ListParagraph"/>
+        <w:spacing w:before="100" w:beforeAutospacing="1" w:after="100" w:afterAutospacing="1" w:line="240" w:lineRule="auto"/>
+        <w:ind w:left="1080"/>
         <w:rPr>
           <w:rFonts w:ascii="Mangal" w:eastAsia="Times New Roman" w:hAnsi="Mangal" w:cs="Mangal"/>
           <w:kern w:val="0"/>
@@ -7048,13 +6644,8 @@
           <w:szCs w:val="20"/>
           <w14:ligatures w14:val="none"/>
         </w:rPr>
-        <w:t>*</w:t>
-      </w:r>
-    </w:p>
-    <w:p>
-      <w:pPr>
-        <w:pStyle w:val="ListParagraph"/>
-        <w:spacing w:before="100" w:beforeAutospacing="1" w:after="100" w:afterAutospacing="1" w:line="240" w:lineRule="auto"/>
+      </w:pPr>
+      <w:r>
         <w:rPr>
           <w:rFonts w:ascii="Mangal" w:eastAsia="Times New Roman" w:hAnsi="Mangal" w:cs="Mangal"/>
           <w:kern w:val="0"/>
@@ -7062,7 +6653,18 @@
           <w:szCs w:val="20"/>
           <w14:ligatures w14:val="none"/>
         </w:rPr>
-      </w:pPr>
+        <w:t xml:space="preserve">Input: 7 </w:t>
+      </w:r>
+      <w:r>
+        <w:rPr>
+          <w:rFonts w:ascii="Times New Roman" w:eastAsia="Times New Roman" w:hAnsi="Times New Roman" w:cs="Times New Roman"/>
+          <w:kern w:val="0"/>
+          <w:sz w:val="20"/>
+          <w:szCs w:val="20"/>
+          <w14:ligatures w14:val="none"/>
+        </w:rPr>
+        <w:t>→</w:t>
+      </w:r>
       <w:r>
         <w:rPr>
           <w:rFonts w:ascii="Mangal" w:eastAsia="Times New Roman" w:hAnsi="Mangal" w:cs="Mangal"/>
@@ -7071,13 +6673,9 @@
           <w:szCs w:val="20"/>
           <w14:ligatures w14:val="none"/>
         </w:rPr>
-        <w:t>**</w:t>
-      </w:r>
-    </w:p>
-    <w:p>
-      <w:pPr>
-        <w:pStyle w:val="ListParagraph"/>
-        <w:spacing w:before="100" w:beforeAutospacing="1" w:after="100" w:afterAutospacing="1" w:line="240" w:lineRule="auto"/>
+        <w:t xml:space="preserve"> true</w:t>
+      </w:r>
+      <w:r>
         <w:rPr>
           <w:rFonts w:ascii="Mangal" w:eastAsia="Times New Roman" w:hAnsi="Mangal" w:cs="Mangal"/>
           <w:kern w:val="0"/>
@@ -7085,7 +6683,19 @@
           <w:szCs w:val="20"/>
           <w14:ligatures w14:val="none"/>
         </w:rPr>
-      </w:pPr>
+        <w:br/>
+        <w:t xml:space="preserve">Input: 9 </w:t>
+      </w:r>
+      <w:r>
+        <w:rPr>
+          <w:rFonts w:ascii="Times New Roman" w:eastAsia="Times New Roman" w:hAnsi="Times New Roman" w:cs="Times New Roman"/>
+          <w:kern w:val="0"/>
+          <w:sz w:val="20"/>
+          <w:szCs w:val="20"/>
+          <w14:ligatures w14:val="none"/>
+        </w:rPr>
+        <w:t>→</w:t>
+      </w:r>
       <w:r>
         <w:rPr>
           <w:rFonts w:ascii="Mangal" w:eastAsia="Times New Roman" w:hAnsi="Mangal" w:cs="Mangal"/>
@@ -7094,192 +6704,95 @@
           <w:szCs w:val="20"/>
           <w14:ligatures w14:val="none"/>
         </w:rPr>
-        <w:t>***</w:t>
+        <w:t xml:space="preserve"> false</w:t>
       </w:r>
     </w:p>
     <w:p>
       <w:pPr>
         <w:pStyle w:val="ListParagraph"/>
-        <w:spacing w:before="100" w:beforeAutospacing="1" w:after="100" w:afterAutospacing="1" w:line="240" w:lineRule="auto"/>
-        <w:rPr>
-          <w:rFonts w:ascii="Mangal" w:eastAsia="Times New Roman" w:hAnsi="Mangal" w:cs="Mangal"/>
-          <w:kern w:val="0"/>
-          <w:sz w:val="20"/>
-          <w:szCs w:val="20"/>
-          <w14:ligatures w14:val="none"/>
-        </w:rPr>
-      </w:pPr>
-      <w:r>
-        <w:rPr>
-          <w:rFonts w:ascii="Mangal" w:eastAsia="Times New Roman" w:hAnsi="Mangal" w:cs="Mangal"/>
-          <w:kern w:val="0"/>
-          <w:sz w:val="20"/>
-          <w:szCs w:val="20"/>
-          <w14:ligatures w14:val="none"/>
-        </w:rPr>
-        <w:t>****</w:t>
-      </w:r>
-    </w:p>
-    <w:p>
-      <w:pPr>
-        <w:pStyle w:val="ListParagraph"/>
-        <w:spacing w:before="100" w:beforeAutospacing="1" w:after="100" w:afterAutospacing="1" w:line="240" w:lineRule="auto"/>
-        <w:rPr>
-          <w:rFonts w:ascii="Mangal" w:eastAsia="Times New Roman" w:hAnsi="Mangal" w:cs="Mangal"/>
-          <w:kern w:val="0"/>
-          <w:sz w:val="20"/>
-          <w:szCs w:val="20"/>
-          <w14:ligatures w14:val="none"/>
-        </w:rPr>
-      </w:pPr>
-    </w:p>
-    <w:p>
-      <w:pPr>
-        <w:pStyle w:val="ListParagraph"/>
+        <w:ind w:left="1080"/>
+        <w:rPr>
+          <w:rFonts w:ascii="Times New Roman" w:hAnsi="Times New Roman" w:cs="Times New Roman"/>
+          <w:sz w:val="28"/>
+          <w:szCs w:val="22"/>
+        </w:rPr>
+      </w:pPr>
+    </w:p>
+    <w:p/>
+    <w:p/>
+    <w:p/>
+    <w:p>
+      <w:pPr>
+        <w:pStyle w:val="max2"/>
+        <w:rPr>
+          <w:rFonts w:ascii="Verdana" w:hAnsi="Verdana"/>
+          <w:color w:val="000000"/>
+          <w:sz w:val="24"/>
+          <w:szCs w:val="24"/>
+        </w:rPr>
+      </w:pPr>
+      <w:r>
+        <w:rPr>
+          <w:rFonts w:ascii="Verdana" w:hAnsi="Verdana"/>
+          <w:color w:val="000000"/>
+          <w:sz w:val="24"/>
+          <w:szCs w:val="24"/>
+        </w:rPr>
+        <w:lastRenderedPageBreak/>
+        <w:t>Day 23</w:t>
+      </w:r>
+    </w:p>
+    <w:p>
+      <w:pPr>
+        <w:pStyle w:val="max2"/>
         <w:numPr>
           <w:ilvl w:val="0"/>
           <w:numId w:val="29"/>
         </w:numPr>
-        <w:spacing w:before="100" w:beforeAutospacing="1" w:after="100" w:afterAutospacing="1" w:line="240" w:lineRule="auto"/>
-        <w:outlineLvl w:val="1"/>
-        <w:rPr>
-          <w:rFonts w:ascii="Mangal" w:eastAsia="Times New Roman" w:hAnsi="Mangal" w:cs="Mangal"/>
-          <w:b/>
-          <w:bCs/>
-          <w:kern w:val="0"/>
-          <w:szCs w:val="24"/>
-          <w14:ligatures w14:val="none"/>
-        </w:rPr>
-      </w:pPr>
-      <w:r>
-        <w:rPr>
-          <w:rFonts w:ascii="Mangal" w:eastAsia="Times New Roman" w:hAnsi="Mangal" w:cs="Mangal"/>
-          <w:b/>
-          <w:bCs/>
-          <w:kern w:val="0"/>
-          <w:szCs w:val="24"/>
-          <w14:ligatures w14:val="none"/>
-        </w:rPr>
-        <w:t>Find Maximum Occurring Character</w:t>
-      </w:r>
-    </w:p>
-    <w:p>
-      <w:pPr>
-        <w:pStyle w:val="ListParagraph"/>
-        <w:spacing w:before="100" w:beforeAutospacing="1" w:after="100" w:afterAutospacing="1" w:line="240" w:lineRule="auto"/>
-        <w:rPr>
-          <w:rFonts w:ascii="Mangal" w:eastAsia="Times New Roman" w:hAnsi="Mangal" w:cs="Mangal"/>
-          <w:kern w:val="0"/>
-          <w:sz w:val="20"/>
-          <w:szCs w:val="20"/>
-          <w14:ligatures w14:val="none"/>
-        </w:rPr>
-      </w:pPr>
-      <w:r>
-        <w:rPr>
-          <w:rFonts w:ascii="Mangal" w:eastAsia="Times New Roman" w:hAnsi="Mangal" w:cs="Mangal"/>
-          <w:kern w:val="0"/>
-          <w:sz w:val="20"/>
-          <w:szCs w:val="20"/>
-          <w14:ligatures w14:val="none"/>
-        </w:rPr>
-        <w:t>Input: "giggling"</w:t>
-      </w:r>
-      <w:r>
-        <w:rPr>
-          <w:rFonts w:ascii="Mangal" w:eastAsia="Times New Roman" w:hAnsi="Mangal" w:cs="Mangal"/>
-          <w:kern w:val="0"/>
-          <w:sz w:val="20"/>
-          <w:szCs w:val="20"/>
-          <w14:ligatures w14:val="none"/>
-        </w:rPr>
-        <w:br/>
-        <w:t>Output: g</w:t>
-      </w:r>
-    </w:p>
-    <w:p>
-      <w:pPr>
-        <w:pStyle w:val="ListParagraph"/>
-        <w:spacing w:before="100" w:beforeAutospacing="1" w:after="100" w:afterAutospacing="1" w:line="240" w:lineRule="auto"/>
-        <w:rPr>
-          <w:rFonts w:ascii="Mangal" w:eastAsia="Times New Roman" w:hAnsi="Mangal" w:cs="Mangal"/>
-          <w:kern w:val="0"/>
-          <w:sz w:val="20"/>
-          <w:szCs w:val="20"/>
-          <w14:ligatures w14:val="none"/>
-        </w:rPr>
-      </w:pPr>
-    </w:p>
-    <w:p>
-      <w:pPr>
-        <w:pStyle w:val="ListParagraph"/>
-        <w:spacing w:before="100" w:beforeAutospacing="1" w:after="100" w:afterAutospacing="1" w:line="240" w:lineRule="auto"/>
-        <w:rPr>
-          <w:rFonts w:ascii="Mangal" w:eastAsia="Times New Roman" w:hAnsi="Mangal" w:cs="Mangal"/>
-          <w:kern w:val="0"/>
-          <w:sz w:val="20"/>
-          <w:szCs w:val="20"/>
-          <w14:ligatures w14:val="none"/>
-        </w:rPr>
-      </w:pPr>
-    </w:p>
-    <w:p>
-      <w:pPr>
-        <w:pStyle w:val="ListParagraph"/>
-        <w:spacing w:before="100" w:beforeAutospacing="1" w:after="100" w:afterAutospacing="1" w:line="240" w:lineRule="auto"/>
-        <w:rPr>
-          <w:rFonts w:ascii="Mangal" w:eastAsia="Times New Roman" w:hAnsi="Mangal" w:cs="Mangal"/>
-          <w:kern w:val="0"/>
-          <w:sz w:val="20"/>
-          <w:szCs w:val="20"/>
-          <w14:ligatures w14:val="none"/>
-        </w:rPr>
-      </w:pPr>
-    </w:p>
-    <w:p>
-      <w:pPr>
-        <w:pStyle w:val="ListParagraph"/>
-        <w:spacing w:before="100" w:beforeAutospacing="1" w:after="100" w:afterAutospacing="1" w:line="240" w:lineRule="auto"/>
-        <w:rPr>
-          <w:rFonts w:ascii="Mangal" w:eastAsia="Times New Roman" w:hAnsi="Mangal" w:cs="Mangal"/>
-          <w:kern w:val="0"/>
-          <w:sz w:val="20"/>
-          <w:szCs w:val="20"/>
-          <w14:ligatures w14:val="none"/>
-        </w:rPr>
-      </w:pPr>
-    </w:p>
-    <w:p>
-      <w:pPr>
-        <w:pStyle w:val="ListParagraph"/>
-        <w:spacing w:before="100" w:beforeAutospacing="1" w:after="100" w:afterAutospacing="1" w:line="240" w:lineRule="auto"/>
-        <w:rPr>
-          <w:rFonts w:ascii="Mangal" w:eastAsia="Times New Roman" w:hAnsi="Mangal" w:cs="Mangal"/>
-          <w:kern w:val="0"/>
-          <w:sz w:val="20"/>
-          <w:szCs w:val="20"/>
-          <w14:ligatures w14:val="none"/>
-        </w:rPr>
-      </w:pPr>
-    </w:p>
-    <w:p>
-      <w:pPr>
-        <w:pStyle w:val="max2"/>
-        <w:rPr>
-          <w:rFonts w:ascii="Verdana" w:hAnsi="Verdana"/>
-          <w:color w:val="000000"/>
-          <w:sz w:val="24"/>
-          <w:szCs w:val="24"/>
-        </w:rPr>
-      </w:pPr>
-      <w:r>
-        <w:rPr>
-          <w:rFonts w:ascii="Verdana" w:hAnsi="Verdana"/>
-          <w:color w:val="000000"/>
-          <w:sz w:val="24"/>
-          <w:szCs w:val="24"/>
-        </w:rPr>
-        <w:t>Day 21</w:t>
+        <w:rPr>
+          <w:rFonts w:ascii="Verdana" w:hAnsi="Verdana"/>
+          <w:color w:val="000000"/>
+          <w:sz w:val="24"/>
+          <w:szCs w:val="24"/>
+        </w:rPr>
+      </w:pPr>
+      <w:r>
+        <w:rPr>
+          <w:rFonts w:ascii="Verdana" w:hAnsi="Verdana"/>
+          <w:color w:val="000000"/>
+          <w:sz w:val="24"/>
+          <w:szCs w:val="24"/>
+        </w:rPr>
+        <w:t>Given an array, write a java program to right rotate it by k elements, let elements be 1,2,3,4,5,6,7,8,9,10. If k = 3, after right rotation it becomes 8, 9, 10, 1 , 2, 3, 4, 5, 6, 7.</w:t>
+      </w:r>
+    </w:p>
+    <w:p>
+      <w:pPr>
+        <w:pStyle w:val="max2"/>
+        <w:rPr>
+          <w:rFonts w:ascii="Verdana" w:hAnsi="Verdana"/>
+          <w:color w:val="000000"/>
+          <w:sz w:val="24"/>
+          <w:szCs w:val="24"/>
+        </w:rPr>
+      </w:pPr>
+      <w:r>
+        <w:rPr>
+          <w:rFonts w:ascii="Verdana" w:hAnsi="Verdana"/>
+          <w:color w:val="000000"/>
+          <w:sz w:val="24"/>
+          <w:szCs w:val="24"/>
+        </w:rPr>
+        <w:t>Day 2</w:t>
+      </w:r>
+      <w:r>
+        <w:rPr>
+          <w:rFonts w:ascii="Verdana" w:hAnsi="Verdana"/>
+          <w:color w:val="000000"/>
+          <w:sz w:val="24"/>
+          <w:szCs w:val="24"/>
+        </w:rPr>
+        <w:t>4</w:t>
       </w:r>
     </w:p>
     <w:p>
@@ -7563,27 +7076,7 @@
           <w:sz w:val="24"/>
           <w:szCs w:val="24"/>
         </w:rPr>
-        <w:t xml:space="preserve">Count Strings Starting and Ending </w:t>
-      </w:r>
-      <w:proofErr w:type="gramStart"/>
-      <w:r>
-        <w:rPr>
-          <w:rStyle w:val="Strong"/>
-          <w:rFonts w:ascii="Times New Roman" w:eastAsiaTheme="majorEastAsia" w:hAnsi="Times New Roman" w:cs="Times New Roman"/>
-          <w:sz w:val="24"/>
-          <w:szCs w:val="24"/>
-        </w:rPr>
-        <w:t>With</w:t>
-      </w:r>
-      <w:proofErr w:type="gramEnd"/>
-      <w:r>
-        <w:rPr>
-          <w:rStyle w:val="Strong"/>
-          <w:rFonts w:ascii="Times New Roman" w:eastAsiaTheme="majorEastAsia" w:hAnsi="Times New Roman" w:cs="Times New Roman"/>
-          <w:sz w:val="24"/>
-          <w:szCs w:val="24"/>
-        </w:rPr>
-        <w:t xml:space="preserve"> Same Characte</w:t>
+        <w:t>Count Strings Starting and Ending With Same Characte</w:t>
       </w:r>
       <w:r>
         <w:rPr>
@@ -7609,9 +7102,16 @@
           <w:sz w:val="28"/>
           <w:szCs w:val="28"/>
         </w:rPr>
-        <w:t>{"</w:t>
-      </w:r>
-      <w:proofErr w:type="spellStart"/>
+        <w:t>{"abc", "aaa", "kite", "pop"}</w:t>
+      </w:r>
+      <w:r>
+        <w:rPr>
+          <w:rFonts w:ascii="Times New Roman" w:hAnsi="Times New Roman" w:cs="Times New Roman"/>
+          <w:sz w:val="28"/>
+          <w:szCs w:val="28"/>
+        </w:rPr>
+        <w:t xml:space="preserve"> → Output: </w:t>
+      </w:r>
       <w:r>
         <w:rPr>
           <w:rStyle w:val="HTMLCode"/>
@@ -7619,9 +7119,16 @@
           <w:sz w:val="28"/>
           <w:szCs w:val="28"/>
         </w:rPr>
-        <w:t>abc</w:t>
-      </w:r>
-      <w:proofErr w:type="spellEnd"/>
+        <w:t>3</w:t>
+      </w:r>
+      <w:r>
+        <w:rPr>
+          <w:rFonts w:ascii="Times New Roman" w:hAnsi="Times New Roman" w:cs="Times New Roman"/>
+          <w:sz w:val="28"/>
+          <w:szCs w:val="28"/>
+        </w:rPr>
+        <w:t xml:space="preserve"> (</w:t>
+      </w:r>
       <w:r>
         <w:rPr>
           <w:rStyle w:val="HTMLCode"/>
@@ -7629,9 +7136,16 @@
           <w:sz w:val="28"/>
           <w:szCs w:val="28"/>
         </w:rPr>
-        <w:t>", "</w:t>
-      </w:r>
-      <w:proofErr w:type="spellStart"/>
+        <w:t>aaa</w:t>
+      </w:r>
+      <w:r>
+        <w:rPr>
+          <w:rFonts w:ascii="Times New Roman" w:hAnsi="Times New Roman" w:cs="Times New Roman"/>
+          <w:sz w:val="28"/>
+          <w:szCs w:val="28"/>
+        </w:rPr>
+        <w:t xml:space="preserve">, </w:t>
+      </w:r>
       <w:r>
         <w:rPr>
           <w:rStyle w:val="HTMLCode"/>
@@ -7639,17 +7153,7 @@
           <w:sz w:val="28"/>
           <w:szCs w:val="28"/>
         </w:rPr>
-        <w:t>aaa</w:t>
-      </w:r>
-      <w:proofErr w:type="spellEnd"/>
-      <w:r>
-        <w:rPr>
-          <w:rStyle w:val="HTMLCode"/>
-          <w:rFonts w:ascii="Times New Roman" w:eastAsiaTheme="majorEastAsia" w:hAnsi="Times New Roman" w:cs="Times New Roman"/>
-          <w:sz w:val="28"/>
-          <w:szCs w:val="28"/>
-        </w:rPr>
-        <w:t>", "kite", "pop"}</w:t>
+        <w:t>pop</w:t>
       </w:r>
       <w:r>
         <w:rPr>
@@ -7657,229 +7161,10 @@
           <w:sz w:val="28"/>
           <w:szCs w:val="28"/>
         </w:rPr>
-        <w:t xml:space="preserve"> → Output: </w:t>
-      </w:r>
-      <w:r>
-        <w:rPr>
-          <w:rStyle w:val="HTMLCode"/>
-          <w:rFonts w:ascii="Times New Roman" w:eastAsiaTheme="majorEastAsia" w:hAnsi="Times New Roman" w:cs="Times New Roman"/>
-          <w:sz w:val="28"/>
-          <w:szCs w:val="28"/>
-        </w:rPr>
-        <w:t>3</w:t>
-      </w:r>
-      <w:r>
-        <w:rPr>
-          <w:rFonts w:ascii="Times New Roman" w:hAnsi="Times New Roman" w:cs="Times New Roman"/>
-          <w:sz w:val="28"/>
-          <w:szCs w:val="28"/>
-        </w:rPr>
-        <w:t xml:space="preserve"> (</w:t>
-      </w:r>
-      <w:proofErr w:type="spellStart"/>
-      <w:r>
-        <w:rPr>
-          <w:rStyle w:val="HTMLCode"/>
-          <w:rFonts w:ascii="Times New Roman" w:eastAsiaTheme="majorEastAsia" w:hAnsi="Times New Roman" w:cs="Times New Roman"/>
-          <w:sz w:val="28"/>
-          <w:szCs w:val="28"/>
-        </w:rPr>
-        <w:t>aaa</w:t>
-      </w:r>
-      <w:proofErr w:type="spellEnd"/>
-      <w:r>
-        <w:rPr>
-          <w:rFonts w:ascii="Times New Roman" w:hAnsi="Times New Roman" w:cs="Times New Roman"/>
-          <w:sz w:val="28"/>
-          <w:szCs w:val="28"/>
-        </w:rPr>
-        <w:t xml:space="preserve">, </w:t>
-      </w:r>
-      <w:r>
-        <w:rPr>
-          <w:rStyle w:val="HTMLCode"/>
-          <w:rFonts w:ascii="Times New Roman" w:eastAsiaTheme="majorEastAsia" w:hAnsi="Times New Roman" w:cs="Times New Roman"/>
-          <w:sz w:val="28"/>
-          <w:szCs w:val="28"/>
-        </w:rPr>
-        <w:t>pop</w:t>
-      </w:r>
-      <w:r>
-        <w:rPr>
-          <w:rFonts w:ascii="Times New Roman" w:hAnsi="Times New Roman" w:cs="Times New Roman"/>
-          <w:sz w:val="28"/>
-          <w:szCs w:val="28"/>
-        </w:rPr>
         <w:t>).</w:t>
       </w:r>
     </w:p>
-    <w:p>
-      <w:pPr>
-        <w:rPr>
-          <w:rStyle w:val="HTMLCode"/>
-          <w:rFonts w:ascii="Times New Roman" w:eastAsiaTheme="majorEastAsia" w:hAnsi="Times New Roman" w:cs="Times New Roman"/>
-          <w:kern w:val="0"/>
-          <w:sz w:val="28"/>
-          <w:szCs w:val="28"/>
-          <w14:ligatures w14:val="none"/>
-        </w:rPr>
-      </w:pPr>
-    </w:p>
-    <w:p>
-      <w:pPr>
-        <w:rPr>
-          <w:rFonts w:ascii="Times New Roman" w:hAnsi="Times New Roman" w:cs="Times New Roman"/>
-          <w:sz w:val="28"/>
-          <w:szCs w:val="22"/>
-        </w:rPr>
-      </w:pPr>
-      <w:r>
-        <w:rPr>
-          <w:rFonts w:ascii="Times New Roman" w:hAnsi="Times New Roman" w:cs="Times New Roman"/>
-          <w:sz w:val="28"/>
-          <w:szCs w:val="22"/>
-        </w:rPr>
-        <w:t xml:space="preserve">Day 22 </w:t>
-      </w:r>
-      <w:proofErr w:type="gramStart"/>
-      <w:r>
-        <w:rPr>
-          <w:rFonts w:ascii="Times New Roman" w:hAnsi="Times New Roman" w:cs="Times New Roman"/>
-          <w:sz w:val="28"/>
-          <w:szCs w:val="22"/>
-        </w:rPr>
-        <w:t>( Array</w:t>
-      </w:r>
-      <w:proofErr w:type="gramEnd"/>
-      <w:r>
-        <w:rPr>
-          <w:rFonts w:ascii="Times New Roman" w:hAnsi="Times New Roman" w:cs="Times New Roman"/>
-          <w:sz w:val="28"/>
-          <w:szCs w:val="22"/>
-        </w:rPr>
-        <w:t xml:space="preserve"> in Java Lab – </w:t>
-      </w:r>
-      <w:proofErr w:type="gramStart"/>
-      <w:r>
-        <w:rPr>
-          <w:rFonts w:ascii="Times New Roman" w:hAnsi="Times New Roman" w:cs="Times New Roman"/>
-          <w:sz w:val="28"/>
-          <w:szCs w:val="22"/>
-        </w:rPr>
-        <w:t>5 )</w:t>
-      </w:r>
-      <w:proofErr w:type="gramEnd"/>
-    </w:p>
-    <w:p>
-      <w:pPr>
-        <w:pStyle w:val="ListParagraph"/>
-        <w:numPr>
-          <w:ilvl w:val="0"/>
-          <w:numId w:val="30"/>
-        </w:numPr>
-        <w:rPr>
-          <w:rFonts w:ascii="Times New Roman" w:hAnsi="Times New Roman" w:cs="Times New Roman"/>
-          <w:sz w:val="28"/>
-          <w:szCs w:val="22"/>
-        </w:rPr>
-      </w:pPr>
-      <w:r>
-        <w:rPr>
-          <w:rFonts w:ascii="Times New Roman" w:hAnsi="Times New Roman" w:cs="Times New Roman"/>
-          <w:sz w:val="28"/>
-          <w:szCs w:val="22"/>
-        </w:rPr>
-        <w:t>Write a java program to find sum of array element of size n.</w:t>
-      </w:r>
-    </w:p>
-    <w:p>
-      <w:pPr>
-        <w:pStyle w:val="ListParagraph"/>
-        <w:numPr>
-          <w:ilvl w:val="0"/>
-          <w:numId w:val="30"/>
-        </w:numPr>
-        <w:rPr>
-          <w:rFonts w:ascii="Times New Roman" w:hAnsi="Times New Roman" w:cs="Times New Roman"/>
-          <w:sz w:val="28"/>
-          <w:szCs w:val="22"/>
-        </w:rPr>
-      </w:pPr>
-      <w:r>
-        <w:rPr>
-          <w:rFonts w:ascii="Times New Roman" w:hAnsi="Times New Roman" w:cs="Times New Roman"/>
-          <w:sz w:val="28"/>
-          <w:szCs w:val="22"/>
-        </w:rPr>
-        <w:t>Write a java program to find minimum and maximum element from 1-D array of size n.</w:t>
-      </w:r>
-    </w:p>
-    <w:p>
-      <w:pPr>
-        <w:pStyle w:val="ListParagraph"/>
-        <w:numPr>
-          <w:ilvl w:val="0"/>
-          <w:numId w:val="30"/>
-        </w:numPr>
-        <w:rPr>
-          <w:rFonts w:ascii="Times New Roman" w:hAnsi="Times New Roman" w:cs="Times New Roman"/>
-          <w:sz w:val="28"/>
-          <w:szCs w:val="22"/>
-        </w:rPr>
-      </w:pPr>
-      <w:r>
-        <w:rPr>
-          <w:rFonts w:ascii="Times New Roman" w:hAnsi="Times New Roman" w:cs="Times New Roman"/>
-          <w:sz w:val="28"/>
-          <w:szCs w:val="22"/>
-        </w:rPr>
-        <w:t>Write a java program to sort array in ascending order.</w:t>
-      </w:r>
-    </w:p>
-    <w:p>
-      <w:pPr>
-        <w:pStyle w:val="ListParagraph"/>
-        <w:numPr>
-          <w:ilvl w:val="0"/>
-          <w:numId w:val="30"/>
-        </w:numPr>
-        <w:rPr>
-          <w:rFonts w:ascii="Times New Roman" w:hAnsi="Times New Roman" w:cs="Times New Roman"/>
-          <w:sz w:val="28"/>
-          <w:szCs w:val="22"/>
-        </w:rPr>
-      </w:pPr>
-      <w:r>
-        <w:rPr>
-          <w:rFonts w:ascii="Times New Roman" w:hAnsi="Times New Roman" w:cs="Times New Roman"/>
-          <w:sz w:val="28"/>
-          <w:szCs w:val="22"/>
-        </w:rPr>
-        <w:t>Write a java program to multiply 3*3 matrix and display the resultant matrix.</w:t>
-      </w:r>
-    </w:p>
-    <w:p>
-      <w:pPr>
-        <w:pStyle w:val="ListParagraph"/>
-        <w:numPr>
-          <w:ilvl w:val="0"/>
-          <w:numId w:val="30"/>
-        </w:numPr>
-        <w:rPr>
-          <w:rFonts w:ascii="Times New Roman" w:hAnsi="Times New Roman" w:cs="Times New Roman"/>
-          <w:sz w:val="28"/>
-          <w:szCs w:val="22"/>
-        </w:rPr>
-      </w:pPr>
-      <w:r>
-        <w:rPr>
-          <w:rFonts w:ascii="Times New Roman" w:hAnsi="Times New Roman" w:cs="Times New Roman"/>
-          <w:sz w:val="28"/>
-          <w:szCs w:val="22"/>
-        </w:rPr>
-        <w:t>Write a java program to declare and initialized jagged array and display the jagged array with sum of individual row.</w:t>
-      </w:r>
-    </w:p>
+    <w:p/>
     <w:sectPr>
       <w:pgSz w:w="11906" w:h="16838"/>
       <w:pgMar w:top="993" w:right="1440" w:bottom="1440" w:left="1440" w:header="720" w:footer="720" w:gutter="0"/>
@@ -8328,7 +7613,7 @@
   <w:abstractNum w:abstractNumId="5" w15:restartNumberingAfterBreak="0">
     <w:nsid w:val="1F1F31F2"/>
     <w:multiLevelType w:val="hybridMultilevel"/>
-    <w:tmpl w:val="77462ADA"/>
+    <w:tmpl w:val="AE1CD3D6"/>
     <w:lvl w:ilvl="0" w:tplc="0409000F">
       <w:start w:val="1"/>
       <w:numFmt w:val="decimal"/>
@@ -10371,6 +9656,95 @@
     </w:lvl>
   </w:abstractNum>
   <w:abstractNum w:abstractNumId="27" w15:restartNumberingAfterBreak="0">
+    <w:nsid w:val="79521D66"/>
+    <w:multiLevelType w:val="hybridMultilevel"/>
+    <w:tmpl w:val="E86064F8"/>
+    <w:lvl w:ilvl="0" w:tplc="45346696">
+      <w:start w:val="1"/>
+      <w:numFmt w:val="decimal"/>
+      <w:lvlText w:val="%1."/>
+      <w:lvlJc w:val="left"/>
+      <w:pPr>
+        <w:ind w:left="1080" w:hanging="360"/>
+      </w:pPr>
+      <w:rPr>
+        <w:rFonts w:hint="default"/>
+      </w:rPr>
+    </w:lvl>
+    <w:lvl w:ilvl="1" w:tplc="04090019" w:tentative="1">
+      <w:start w:val="1"/>
+      <w:numFmt w:val="lowerLetter"/>
+      <w:lvlText w:val="%2."/>
+      <w:lvlJc w:val="left"/>
+      <w:pPr>
+        <w:ind w:left="1800" w:hanging="360"/>
+      </w:pPr>
+    </w:lvl>
+    <w:lvl w:ilvl="2" w:tplc="0409001B" w:tentative="1">
+      <w:start w:val="1"/>
+      <w:numFmt w:val="lowerRoman"/>
+      <w:lvlText w:val="%3."/>
+      <w:lvlJc w:val="right"/>
+      <w:pPr>
+        <w:ind w:left="2520" w:hanging="180"/>
+      </w:pPr>
+    </w:lvl>
+    <w:lvl w:ilvl="3" w:tplc="0409000F" w:tentative="1">
+      <w:start w:val="1"/>
+      <w:numFmt w:val="decimal"/>
+      <w:lvlText w:val="%4."/>
+      <w:lvlJc w:val="left"/>
+      <w:pPr>
+        <w:ind w:left="3240" w:hanging="360"/>
+      </w:pPr>
+    </w:lvl>
+    <w:lvl w:ilvl="4" w:tplc="04090019" w:tentative="1">
+      <w:start w:val="1"/>
+      <w:numFmt w:val="lowerLetter"/>
+      <w:lvlText w:val="%5."/>
+      <w:lvlJc w:val="left"/>
+      <w:pPr>
+        <w:ind w:left="3960" w:hanging="360"/>
+      </w:pPr>
+    </w:lvl>
+    <w:lvl w:ilvl="5" w:tplc="0409001B" w:tentative="1">
+      <w:start w:val="1"/>
+      <w:numFmt w:val="lowerRoman"/>
+      <w:lvlText w:val="%6."/>
+      <w:lvlJc w:val="right"/>
+      <w:pPr>
+        <w:ind w:left="4680" w:hanging="180"/>
+      </w:pPr>
+    </w:lvl>
+    <w:lvl w:ilvl="6" w:tplc="0409000F" w:tentative="1">
+      <w:start w:val="1"/>
+      <w:numFmt w:val="decimal"/>
+      <w:lvlText w:val="%7."/>
+      <w:lvlJc w:val="left"/>
+      <w:pPr>
+        <w:ind w:left="5400" w:hanging="360"/>
+      </w:pPr>
+    </w:lvl>
+    <w:lvl w:ilvl="7" w:tplc="04090019" w:tentative="1">
+      <w:start w:val="1"/>
+      <w:numFmt w:val="lowerLetter"/>
+      <w:lvlText w:val="%8."/>
+      <w:lvlJc w:val="left"/>
+      <w:pPr>
+        <w:ind w:left="6120" w:hanging="360"/>
+      </w:pPr>
+    </w:lvl>
+    <w:lvl w:ilvl="8" w:tplc="0409001B" w:tentative="1">
+      <w:start w:val="1"/>
+      <w:numFmt w:val="lowerRoman"/>
+      <w:lvlText w:val="%9."/>
+      <w:lvlJc w:val="right"/>
+      <w:pPr>
+        <w:ind w:left="6840" w:hanging="180"/>
+      </w:pPr>
+    </w:lvl>
+  </w:abstractNum>
+  <w:abstractNum w:abstractNumId="28" w15:restartNumberingAfterBreak="0">
     <w:nsid w:val="79527ECA"/>
     <w:multiLevelType w:val="hybridMultilevel"/>
     <w:tmpl w:val="D5383D20"/>
@@ -10456,7 +9830,7 @@
       </w:pPr>
     </w:lvl>
   </w:abstractNum>
-  <w:abstractNum w:abstractNumId="28" w15:restartNumberingAfterBreak="0">
+  <w:abstractNum w:abstractNumId="29" w15:restartNumberingAfterBreak="0">
     <w:nsid w:val="7ABA1038"/>
     <w:multiLevelType w:val="hybridMultilevel"/>
     <w:tmpl w:val="CAE67AD6"/>
@@ -10542,7 +9916,7 @@
       </w:pPr>
     </w:lvl>
   </w:abstractNum>
-  <w:abstractNum w:abstractNumId="29" w15:restartNumberingAfterBreak="0">
+  <w:abstractNum w:abstractNumId="30" w15:restartNumberingAfterBreak="0">
     <w:nsid w:val="7FBE6D6A"/>
     <w:multiLevelType w:val="hybridMultilevel"/>
     <w:tmpl w:val="7D3272E4"/>
@@ -10665,7 +10039,7 @@
     <w:abstractNumId w:val="22"/>
   </w:num>
   <w:num w:numId="13" w16cid:durableId="192882122">
-    <w:abstractNumId w:val="28"/>
+    <w:abstractNumId w:val="29"/>
   </w:num>
   <w:num w:numId="14" w16cid:durableId="1059592124">
     <w:abstractNumId w:val="16"/>
@@ -10680,7 +10054,7 @@
     <w:abstractNumId w:val="20"/>
   </w:num>
   <w:num w:numId="18" w16cid:durableId="1390882741">
-    <w:abstractNumId w:val="29"/>
+    <w:abstractNumId w:val="30"/>
   </w:num>
   <w:num w:numId="19" w16cid:durableId="1705986544">
     <w:abstractNumId w:val="12"/>
@@ -10695,7 +10069,7 @@
     <w:abstractNumId w:val="3"/>
   </w:num>
   <w:num w:numId="23" w16cid:durableId="112331395">
-    <w:abstractNumId w:val="27"/>
+    <w:abstractNumId w:val="28"/>
   </w:num>
   <w:num w:numId="24" w16cid:durableId="1911377728">
     <w:abstractNumId w:val="21"/>
@@ -10717,6 +10091,9 @@
   </w:num>
   <w:num w:numId="30" w16cid:durableId="723334022">
     <w:abstractNumId w:val="1"/>
+  </w:num>
+  <w:num w:numId="31" w16cid:durableId="637685252">
+    <w:abstractNumId w:val="27"/>
   </w:num>
 </w:numbering>
 </file>

--- a/Questions.docx
+++ b/Questions.docx
@@ -52,41 +52,44 @@
           <w:sz w:val="28"/>
           <w:szCs w:val="22"/>
         </w:rPr>
-        <w:t>Write a java program to check input validation for integer constraints :</w:t>
-      </w:r>
-    </w:p>
-    <w:p>
-      <w:pPr>
-        <w:pStyle w:val="ListParagraph"/>
+        <w:t xml:space="preserve">Write a java program to check input validation for integer </w:t>
+      </w:r>
+      <w:proofErr w:type="gramStart"/>
+      <w:r>
         <w:rPr>
           <w:rFonts w:ascii="Times New Roman" w:hAnsi="Times New Roman" w:cs="Times New Roman"/>
           <w:sz w:val="28"/>
           <w:szCs w:val="22"/>
         </w:rPr>
-      </w:pPr>
-      <w:r>
+        <w:t>constraints :</w:t>
+      </w:r>
+      <w:proofErr w:type="gramEnd"/>
+    </w:p>
+    <w:p>
+      <w:pPr>
+        <w:pStyle w:val="ListParagraph"/>
         <w:rPr>
           <w:rFonts w:ascii="Times New Roman" w:hAnsi="Times New Roman" w:cs="Times New Roman"/>
           <w:sz w:val="28"/>
           <w:szCs w:val="22"/>
         </w:rPr>
-        <w:t>N&lt;</w:t>
-      </w:r>
+      </w:pPr>
       <w:r>
         <w:rPr>
           <w:rFonts w:ascii="Times New Roman" w:hAnsi="Times New Roman" w:cs="Times New Roman"/>
           <w:sz w:val="28"/>
           <w:szCs w:val="22"/>
         </w:rPr>
-        <w:t>10</w:t>
-      </w:r>
+        <w:t>N&lt;</w:t>
+      </w:r>
+      <w:proofErr w:type="gramStart"/>
       <w:r>
         <w:rPr>
           <w:rFonts w:ascii="Times New Roman" w:hAnsi="Times New Roman" w:cs="Times New Roman"/>
           <w:sz w:val="28"/>
           <w:szCs w:val="22"/>
         </w:rPr>
-        <w:t xml:space="preserve"> </w:t>
+        <w:t>10</w:t>
       </w:r>
       <w:r>
         <w:rPr>
@@ -94,7 +97,7 @@
           <w:sz w:val="28"/>
           <w:szCs w:val="22"/>
         </w:rPr>
-        <w:t>,</w:t>
+        <w:t xml:space="preserve"> </w:t>
       </w:r>
       <w:r>
         <w:rPr>
@@ -102,7 +105,7 @@
           <w:sz w:val="28"/>
           <w:szCs w:val="22"/>
         </w:rPr>
-        <w:t>N&gt;</w:t>
+        <w:t>,</w:t>
       </w:r>
       <w:r>
         <w:rPr>
@@ -110,7 +113,42 @@
           <w:sz w:val="28"/>
           <w:szCs w:val="22"/>
         </w:rPr>
-        <w:t xml:space="preserve">0, for string constraints : </w:t>
+        <w:t>N</w:t>
+      </w:r>
+      <w:proofErr w:type="gramEnd"/>
+      <w:r>
+        <w:rPr>
+          <w:rFonts w:ascii="Times New Roman" w:hAnsi="Times New Roman" w:cs="Times New Roman"/>
+          <w:sz w:val="28"/>
+          <w:szCs w:val="22"/>
+        </w:rPr>
+        <w:t>&gt;</w:t>
+      </w:r>
+      <w:r>
+        <w:rPr>
+          <w:rFonts w:ascii="Times New Roman" w:hAnsi="Times New Roman" w:cs="Times New Roman"/>
+          <w:sz w:val="28"/>
+          <w:szCs w:val="22"/>
+        </w:rPr>
+        <w:t xml:space="preserve">0, for string </w:t>
+      </w:r>
+      <w:proofErr w:type="gramStart"/>
+      <w:r>
+        <w:rPr>
+          <w:rFonts w:ascii="Times New Roman" w:hAnsi="Times New Roman" w:cs="Times New Roman"/>
+          <w:sz w:val="28"/>
+          <w:szCs w:val="22"/>
+        </w:rPr>
+        <w:t>constraints :</w:t>
+      </w:r>
+      <w:proofErr w:type="gramEnd"/>
+      <w:r>
+        <w:rPr>
+          <w:rFonts w:ascii="Times New Roman" w:hAnsi="Times New Roman" w:cs="Times New Roman"/>
+          <w:sz w:val="28"/>
+          <w:szCs w:val="22"/>
+        </w:rPr>
+        <w:t xml:space="preserve"> </w:t>
       </w:r>
       <w:r>
         <w:rPr>
@@ -235,7 +273,34 @@
           <w:szCs w:val="24"/>
         </w:rPr>
         <w:br/>
-        <w:t xml:space="preserve">stringTimes("Hi", 2) </w:t>
+      </w:r>
+      <w:proofErr w:type="spellStart"/>
+      <w:proofErr w:type="gramStart"/>
+      <w:r>
+        <w:rPr>
+          <w:rFonts w:ascii="Verdana" w:hAnsi="Verdana"/>
+          <w:color w:val="000000"/>
+          <w:szCs w:val="24"/>
+        </w:rPr>
+        <w:t>stringTimes</w:t>
+      </w:r>
+      <w:proofErr w:type="spellEnd"/>
+      <w:r>
+        <w:rPr>
+          <w:rFonts w:ascii="Verdana" w:hAnsi="Verdana"/>
+          <w:color w:val="000000"/>
+          <w:szCs w:val="24"/>
+        </w:rPr>
+        <w:t>(</w:t>
+      </w:r>
+      <w:proofErr w:type="gramEnd"/>
+      <w:r>
+        <w:rPr>
+          <w:rFonts w:ascii="Verdana" w:hAnsi="Verdana"/>
+          <w:color w:val="000000"/>
+          <w:szCs w:val="24"/>
+        </w:rPr>
+        <w:t xml:space="preserve">"Hi", 2) </w:t>
       </w:r>
       <w:r>
         <w:rPr>
@@ -251,7 +316,25 @@
           <w:color w:val="000000"/>
           <w:szCs w:val="24"/>
         </w:rPr>
-        <w:t xml:space="preserve"> "HiHi"</w:t>
+        <w:t xml:space="preserve"> "</w:t>
+      </w:r>
+      <w:proofErr w:type="spellStart"/>
+      <w:r>
+        <w:rPr>
+          <w:rFonts w:ascii="Verdana" w:hAnsi="Verdana"/>
+          <w:color w:val="000000"/>
+          <w:szCs w:val="24"/>
+        </w:rPr>
+        <w:t>HiHi</w:t>
+      </w:r>
+      <w:proofErr w:type="spellEnd"/>
+      <w:r>
+        <w:rPr>
+          <w:rFonts w:ascii="Verdana" w:hAnsi="Verdana"/>
+          <w:color w:val="000000"/>
+          <w:szCs w:val="24"/>
+        </w:rPr>
+        <w:t>"</w:t>
       </w:r>
       <w:r>
         <w:rPr>
@@ -260,7 +343,34 @@
           <w:szCs w:val="24"/>
         </w:rPr>
         <w:br/>
-        <w:t xml:space="preserve">stringTimes("Hi", 3) </w:t>
+      </w:r>
+      <w:proofErr w:type="spellStart"/>
+      <w:proofErr w:type="gramStart"/>
+      <w:r>
+        <w:rPr>
+          <w:rFonts w:ascii="Verdana" w:hAnsi="Verdana"/>
+          <w:color w:val="000000"/>
+          <w:szCs w:val="24"/>
+        </w:rPr>
+        <w:t>stringTimes</w:t>
+      </w:r>
+      <w:proofErr w:type="spellEnd"/>
+      <w:r>
+        <w:rPr>
+          <w:rFonts w:ascii="Verdana" w:hAnsi="Verdana"/>
+          <w:color w:val="000000"/>
+          <w:szCs w:val="24"/>
+        </w:rPr>
+        <w:t>(</w:t>
+      </w:r>
+      <w:proofErr w:type="gramEnd"/>
+      <w:r>
+        <w:rPr>
+          <w:rFonts w:ascii="Verdana" w:hAnsi="Verdana"/>
+          <w:color w:val="000000"/>
+          <w:szCs w:val="24"/>
+        </w:rPr>
+        <w:t xml:space="preserve">"Hi", 3) </w:t>
       </w:r>
       <w:r>
         <w:rPr>
@@ -276,7 +386,25 @@
           <w:color w:val="000000"/>
           <w:szCs w:val="24"/>
         </w:rPr>
-        <w:t xml:space="preserve"> "HiHiHi"</w:t>
+        <w:t xml:space="preserve"> "</w:t>
+      </w:r>
+      <w:proofErr w:type="spellStart"/>
+      <w:r>
+        <w:rPr>
+          <w:rFonts w:ascii="Verdana" w:hAnsi="Verdana"/>
+          <w:color w:val="000000"/>
+          <w:szCs w:val="24"/>
+        </w:rPr>
+        <w:t>HiHiHi</w:t>
+      </w:r>
+      <w:proofErr w:type="spellEnd"/>
+      <w:r>
+        <w:rPr>
+          <w:rFonts w:ascii="Verdana" w:hAnsi="Verdana"/>
+          <w:color w:val="000000"/>
+          <w:szCs w:val="24"/>
+        </w:rPr>
+        <w:t>"</w:t>
       </w:r>
       <w:r>
         <w:rPr>
@@ -285,7 +413,34 @@
           <w:szCs w:val="24"/>
         </w:rPr>
         <w:br/>
-        <w:t xml:space="preserve">stringTimes("Hi", 1) </w:t>
+      </w:r>
+      <w:proofErr w:type="spellStart"/>
+      <w:proofErr w:type="gramStart"/>
+      <w:r>
+        <w:rPr>
+          <w:rFonts w:ascii="Verdana" w:hAnsi="Verdana"/>
+          <w:color w:val="000000"/>
+          <w:szCs w:val="24"/>
+        </w:rPr>
+        <w:t>stringTimes</w:t>
+      </w:r>
+      <w:proofErr w:type="spellEnd"/>
+      <w:r>
+        <w:rPr>
+          <w:rFonts w:ascii="Verdana" w:hAnsi="Verdana"/>
+          <w:color w:val="000000"/>
+          <w:szCs w:val="24"/>
+        </w:rPr>
+        <w:t>(</w:t>
+      </w:r>
+      <w:proofErr w:type="gramEnd"/>
+      <w:r>
+        <w:rPr>
+          <w:rFonts w:ascii="Verdana" w:hAnsi="Verdana"/>
+          <w:color w:val="000000"/>
+          <w:szCs w:val="24"/>
+        </w:rPr>
+        <w:t xml:space="preserve">"Hi", 1) </w:t>
       </w:r>
       <w:r>
         <w:rPr>
@@ -644,7 +799,27 @@
           <w:sz w:val="24"/>
           <w:szCs w:val="24"/>
         </w:rPr>
-        <w:t>Write a java program to find the multiplication of a input number.</w:t>
+        <w:t xml:space="preserve">Write a java program to find the multiplication of </w:t>
+      </w:r>
+      <w:proofErr w:type="gramStart"/>
+      <w:r>
+        <w:rPr>
+          <w:rFonts w:ascii="Verdana" w:hAnsi="Verdana"/>
+          <w:color w:val="000000"/>
+          <w:sz w:val="24"/>
+          <w:szCs w:val="24"/>
+        </w:rPr>
+        <w:t>a</w:t>
+      </w:r>
+      <w:proofErr w:type="gramEnd"/>
+      <w:r>
+        <w:rPr>
+          <w:rFonts w:ascii="Verdana" w:hAnsi="Verdana"/>
+          <w:color w:val="000000"/>
+          <w:sz w:val="24"/>
+          <w:szCs w:val="24"/>
+        </w:rPr>
+        <w:t xml:space="preserve"> input number.</w:t>
       </w:r>
     </w:p>
     <w:p>
@@ -677,7 +852,27 @@
           <w:sz w:val="24"/>
           <w:szCs w:val="24"/>
         </w:rPr>
-        <w:t xml:space="preserve">alculate factorial of a </w:t>
+        <w:t xml:space="preserve">alculate factorial of </w:t>
+      </w:r>
+      <w:proofErr w:type="gramStart"/>
+      <w:r>
+        <w:rPr>
+          <w:rFonts w:ascii="Verdana" w:hAnsi="Verdana"/>
+          <w:color w:val="000000"/>
+          <w:sz w:val="24"/>
+          <w:szCs w:val="24"/>
+        </w:rPr>
+        <w:t>a</w:t>
+      </w:r>
+      <w:proofErr w:type="gramEnd"/>
+      <w:r>
+        <w:rPr>
+          <w:rFonts w:ascii="Verdana" w:hAnsi="Verdana"/>
+          <w:color w:val="000000"/>
+          <w:sz w:val="24"/>
+          <w:szCs w:val="24"/>
+        </w:rPr>
+        <w:t xml:space="preserve"> </w:t>
       </w:r>
       <w:r>
         <w:rPr>
@@ -860,7 +1055,27 @@
           <w:sz w:val="24"/>
           <w:szCs w:val="24"/>
         </w:rPr>
-        <w:t>Write a java to count and sum of digits in a input number.</w:t>
+        <w:t xml:space="preserve">Write a java to count and sum of digits in </w:t>
+      </w:r>
+      <w:proofErr w:type="gramStart"/>
+      <w:r>
+        <w:rPr>
+          <w:rFonts w:ascii="Verdana" w:hAnsi="Verdana"/>
+          <w:color w:val="000000"/>
+          <w:sz w:val="24"/>
+          <w:szCs w:val="24"/>
+        </w:rPr>
+        <w:t>a</w:t>
+      </w:r>
+      <w:proofErr w:type="gramEnd"/>
+      <w:r>
+        <w:rPr>
+          <w:rFonts w:ascii="Verdana" w:hAnsi="Verdana"/>
+          <w:color w:val="000000"/>
+          <w:sz w:val="24"/>
+          <w:szCs w:val="24"/>
+        </w:rPr>
+        <w:t xml:space="preserve"> input number.</w:t>
       </w:r>
     </w:p>
     <w:p>
@@ -1004,7 +1219,58 @@
           <w:sz w:val="24"/>
           <w:szCs w:val="24"/>
         </w:rPr>
-        <w:t xml:space="preserve">Write a program to reverse the order of words in a string entered, for eg : I am Ram  to  Ram am I </w:t>
+        <w:t xml:space="preserve">Write a program to reverse the order of words in a string entered, for </w:t>
+      </w:r>
+      <w:proofErr w:type="spellStart"/>
+      <w:proofErr w:type="gramStart"/>
+      <w:r>
+        <w:rPr>
+          <w:rFonts w:ascii="Verdana" w:hAnsi="Verdana"/>
+          <w:color w:val="000000"/>
+          <w:sz w:val="24"/>
+          <w:szCs w:val="24"/>
+        </w:rPr>
+        <w:t>eg</w:t>
+      </w:r>
+      <w:proofErr w:type="spellEnd"/>
+      <w:r>
+        <w:rPr>
+          <w:rFonts w:ascii="Verdana" w:hAnsi="Verdana"/>
+          <w:color w:val="000000"/>
+          <w:sz w:val="24"/>
+          <w:szCs w:val="24"/>
+        </w:rPr>
+        <w:t xml:space="preserve"> :</w:t>
+      </w:r>
+      <w:proofErr w:type="gramEnd"/>
+      <w:r>
+        <w:rPr>
+          <w:rFonts w:ascii="Verdana" w:hAnsi="Verdana"/>
+          <w:color w:val="000000"/>
+          <w:sz w:val="24"/>
+          <w:szCs w:val="24"/>
+        </w:rPr>
+        <w:t xml:space="preserve"> I am </w:t>
+      </w:r>
+      <w:proofErr w:type="gramStart"/>
+      <w:r>
+        <w:rPr>
+          <w:rFonts w:ascii="Verdana" w:hAnsi="Verdana"/>
+          <w:color w:val="000000"/>
+          <w:sz w:val="24"/>
+          <w:szCs w:val="24"/>
+        </w:rPr>
+        <w:t>Ram  to</w:t>
+      </w:r>
+      <w:proofErr w:type="gramEnd"/>
+      <w:r>
+        <w:rPr>
+          <w:rFonts w:ascii="Verdana" w:hAnsi="Verdana"/>
+          <w:color w:val="000000"/>
+          <w:sz w:val="24"/>
+          <w:szCs w:val="24"/>
+        </w:rPr>
+        <w:t xml:space="preserve">  Ram am I </w:t>
       </w:r>
     </w:p>
     <w:p>
@@ -1549,7 +1815,31 @@
           <w:sz w:val="24"/>
           <w:szCs w:val="24"/>
         </w:rPr>
-        <w:t>only even digits</w:t>
+        <w:t xml:space="preserve">only </w:t>
+      </w:r>
+      <w:proofErr w:type="spellStart"/>
+      <w:r>
+        <w:rPr>
+          <w:rFonts w:ascii="Verdana" w:hAnsi="Verdana"/>
+          <w:b/>
+          <w:bCs/>
+          <w:color w:val="000000"/>
+          <w:sz w:val="24"/>
+          <w:szCs w:val="24"/>
+        </w:rPr>
+        <w:t>even</w:t>
+      </w:r>
+      <w:proofErr w:type="spellEnd"/>
+      <w:r>
+        <w:rPr>
+          <w:rFonts w:ascii="Verdana" w:hAnsi="Verdana"/>
+          <w:b/>
+          <w:bCs/>
+          <w:color w:val="000000"/>
+          <w:sz w:val="24"/>
+          <w:szCs w:val="24"/>
+        </w:rPr>
+        <w:t xml:space="preserve"> digits</w:t>
       </w:r>
       <w:r>
         <w:rPr>
@@ -1640,17 +1930,48 @@
           <w:sz w:val="24"/>
           <w:szCs w:val="24"/>
         </w:rPr>
-        <w:t>Day 08</w:t>
-      </w:r>
-      <w:r>
-        <w:rPr>
-          <w:rFonts w:ascii="Verdana" w:hAnsi="Verdana"/>
-          <w:color w:val="000000"/>
-          <w:sz w:val="24"/>
-          <w:szCs w:val="24"/>
-        </w:rPr>
-        <w:t>( stop condition value-based vs count-based )</w:t>
-      </w:r>
+        <w:t xml:space="preserve">Day </w:t>
+      </w:r>
+      <w:proofErr w:type="gramStart"/>
+      <w:r>
+        <w:rPr>
+          <w:rFonts w:ascii="Verdana" w:hAnsi="Verdana"/>
+          <w:color w:val="000000"/>
+          <w:sz w:val="24"/>
+          <w:szCs w:val="24"/>
+        </w:rPr>
+        <w:t>08</w:t>
+      </w:r>
+      <w:r>
+        <w:rPr>
+          <w:rFonts w:ascii="Verdana" w:hAnsi="Verdana"/>
+          <w:color w:val="000000"/>
+          <w:sz w:val="24"/>
+          <w:szCs w:val="24"/>
+        </w:rPr>
+        <w:t>( stop</w:t>
+      </w:r>
+      <w:proofErr w:type="gramEnd"/>
+      <w:r>
+        <w:rPr>
+          <w:rFonts w:ascii="Verdana" w:hAnsi="Verdana"/>
+          <w:color w:val="000000"/>
+          <w:sz w:val="24"/>
+          <w:szCs w:val="24"/>
+        </w:rPr>
+        <w:t xml:space="preserve"> condition value-based vs count-</w:t>
+      </w:r>
+      <w:proofErr w:type="gramStart"/>
+      <w:r>
+        <w:rPr>
+          <w:rFonts w:ascii="Verdana" w:hAnsi="Verdana"/>
+          <w:color w:val="000000"/>
+          <w:sz w:val="24"/>
+          <w:szCs w:val="24"/>
+        </w:rPr>
+        <w:t>based )</w:t>
+      </w:r>
+      <w:proofErr w:type="gramEnd"/>
     </w:p>
     <w:p>
       <w:pPr>
@@ -1993,7 +2314,17 @@
           <w:sz w:val="24"/>
           <w:szCs w:val="24"/>
         </w:rPr>
-        <w:t xml:space="preserve"> it contains.</w:t>
+        <w:t xml:space="preserve"> it </w:t>
+      </w:r>
+      <w:proofErr w:type="gramStart"/>
+      <w:r>
+        <w:rPr>
+          <w:rFonts w:ascii="Verdana" w:hAnsi="Verdana"/>
+          <w:color w:val="000000"/>
+          <w:sz w:val="24"/>
+          <w:szCs w:val="24"/>
+        </w:rPr>
+        <w:t>contains.</w:t>
       </w:r>
       <w:r>
         <w:rPr>
@@ -2004,6 +2335,7 @@
         </w:rPr>
         <w:t>(</w:t>
       </w:r>
+      <w:proofErr w:type="gramEnd"/>
       <w:r>
         <w:rPr>
           <w:rFonts w:asciiTheme="minorHAnsi" w:eastAsiaTheme="minorHAnsi" w:hAnsiTheme="minorHAnsi" w:cstheme="minorBidi"/>
@@ -2065,7 +2397,19 @@
           <w:sz w:val="24"/>
           <w:szCs w:val="24"/>
         </w:rPr>
-        <w:t>using loop only</w:t>
+        <w:t xml:space="preserve">using loop </w:t>
+      </w:r>
+      <w:proofErr w:type="gramStart"/>
+      <w:r>
+        <w:rPr>
+          <w:rFonts w:ascii="Verdana" w:hAnsi="Verdana"/>
+          <w:b/>
+          <w:bCs/>
+          <w:color w:val="000000"/>
+          <w:sz w:val="24"/>
+          <w:szCs w:val="24"/>
+        </w:rPr>
+        <w:t>only</w:t>
       </w:r>
       <w:r>
         <w:rPr>
@@ -2083,7 +2427,37 @@
           <w:sz w:val="24"/>
           <w:szCs w:val="24"/>
         </w:rPr>
-        <w:t>(No Stringbuilder) (</w:t>
+        <w:t>(</w:t>
+      </w:r>
+      <w:proofErr w:type="gramEnd"/>
+      <w:r>
+        <w:rPr>
+          <w:rFonts w:ascii="Verdana" w:hAnsi="Verdana"/>
+          <w:color w:val="000000"/>
+          <w:sz w:val="24"/>
+          <w:szCs w:val="24"/>
+        </w:rPr>
+        <w:t xml:space="preserve">No </w:t>
+      </w:r>
+      <w:proofErr w:type="spellStart"/>
+      <w:r>
+        <w:rPr>
+          <w:rFonts w:ascii="Verdana" w:hAnsi="Verdana"/>
+          <w:color w:val="000000"/>
+          <w:sz w:val="24"/>
+          <w:szCs w:val="24"/>
+        </w:rPr>
+        <w:t>Stringbuilder</w:t>
+      </w:r>
+      <w:proofErr w:type="spellEnd"/>
+      <w:r>
+        <w:rPr>
+          <w:rFonts w:ascii="Verdana" w:hAnsi="Verdana"/>
+          <w:color w:val="000000"/>
+          <w:sz w:val="24"/>
+          <w:szCs w:val="24"/>
+        </w:rPr>
+        <w:t>) (</w:t>
       </w:r>
       <w:r>
         <w:rPr>
@@ -2136,7 +2510,19 @@
           <w:sz w:val="24"/>
           <w:szCs w:val="24"/>
         </w:rPr>
-        <w:t>greater than 50</w:t>
+        <w:t xml:space="preserve">greater than </w:t>
+      </w:r>
+      <w:proofErr w:type="gramStart"/>
+      <w:r>
+        <w:rPr>
+          <w:rFonts w:ascii="Verdana" w:hAnsi="Verdana"/>
+          <w:b/>
+          <w:bCs/>
+          <w:color w:val="000000"/>
+          <w:sz w:val="24"/>
+          <w:szCs w:val="24"/>
+        </w:rPr>
+        <w:t>50</w:t>
       </w:r>
       <w:r>
         <w:rPr>
@@ -2156,6 +2542,7 @@
         </w:rPr>
         <w:t>(</w:t>
       </w:r>
+      <w:proofErr w:type="gramEnd"/>
       <w:r>
         <w:rPr>
           <w:rFonts w:asciiTheme="minorHAnsi" w:eastAsiaTheme="minorHAnsi" w:hAnsiTheme="minorHAnsi" w:cstheme="minorBidi"/>
@@ -2270,7 +2657,17 @@
           <w:sz w:val="24"/>
           <w:szCs w:val="24"/>
         </w:rPr>
-        <w:t>Count Even Digits in Each Array Element</w:t>
+        <w:t xml:space="preserve">Count Even Digits in Each Array </w:t>
+      </w:r>
+      <w:proofErr w:type="gramStart"/>
+      <w:r>
+        <w:rPr>
+          <w:rFonts w:ascii="Verdana" w:hAnsi="Verdana"/>
+          <w:color w:val="000000"/>
+          <w:sz w:val="24"/>
+          <w:szCs w:val="24"/>
+        </w:rPr>
+        <w:t>Element</w:t>
       </w:r>
       <w:r>
         <w:rPr>
@@ -2281,6 +2678,7 @@
         </w:rPr>
         <w:t>.(</w:t>
       </w:r>
+      <w:proofErr w:type="gramEnd"/>
       <w:r>
         <w:rPr>
           <w:rFonts w:asciiTheme="minorHAnsi" w:eastAsiaTheme="minorHAnsi" w:hAnsiTheme="minorHAnsi" w:cstheme="minorBidi"/>
@@ -2331,7 +2729,29 @@
           <w:sz w:val="24"/>
           <w:szCs w:val="24"/>
         </w:rPr>
-        <w:t xml:space="preserve">Traverse an array.If </w:t>
+        <w:t xml:space="preserve">Traverse an </w:t>
+      </w:r>
+      <w:proofErr w:type="spellStart"/>
+      <w:proofErr w:type="gramStart"/>
+      <w:r>
+        <w:rPr>
+          <w:rFonts w:ascii="Verdana" w:hAnsi="Verdana"/>
+          <w:color w:val="000000"/>
+          <w:sz w:val="24"/>
+          <w:szCs w:val="24"/>
+        </w:rPr>
+        <w:t>array.If</w:t>
+      </w:r>
+      <w:proofErr w:type="spellEnd"/>
+      <w:proofErr w:type="gramEnd"/>
+      <w:r>
+        <w:rPr>
+          <w:rFonts w:ascii="Verdana" w:hAnsi="Verdana"/>
+          <w:color w:val="000000"/>
+          <w:sz w:val="24"/>
+          <w:szCs w:val="24"/>
+        </w:rPr>
+        <w:t xml:space="preserve"> </w:t>
       </w:r>
       <w:r>
         <w:rPr>
@@ -2351,7 +2771,17 @@
           <w:sz w:val="24"/>
           <w:szCs w:val="24"/>
         </w:rPr>
-        <w:t>, stop immediately.</w:t>
+        <w:t xml:space="preserve">, stop </w:t>
+      </w:r>
+      <w:proofErr w:type="gramStart"/>
+      <w:r>
+        <w:rPr>
+          <w:rFonts w:ascii="Verdana" w:hAnsi="Verdana"/>
+          <w:color w:val="000000"/>
+          <w:sz w:val="24"/>
+          <w:szCs w:val="24"/>
+        </w:rPr>
+        <w:t>immediately.</w:t>
       </w:r>
       <w:r>
         <w:rPr>
@@ -2362,6 +2792,7 @@
         </w:rPr>
         <w:t>(</w:t>
       </w:r>
+      <w:proofErr w:type="gramEnd"/>
       <w:r>
         <w:rPr>
           <w:rFonts w:asciiTheme="minorHAnsi" w:eastAsiaTheme="minorHAnsi" w:hAnsiTheme="minorHAnsi" w:cstheme="minorBidi"/>
@@ -2506,7 +2937,17 @@
           <w:sz w:val="24"/>
           <w:szCs w:val="24"/>
         </w:rPr>
-        <w:t xml:space="preserve"> in a string</w:t>
+        <w:t xml:space="preserve"> in a </w:t>
+      </w:r>
+      <w:proofErr w:type="gramStart"/>
+      <w:r>
+        <w:rPr>
+          <w:rFonts w:ascii="Verdana" w:hAnsi="Verdana"/>
+          <w:color w:val="000000"/>
+          <w:sz w:val="24"/>
+          <w:szCs w:val="24"/>
+        </w:rPr>
+        <w:t>string</w:t>
       </w:r>
       <w:r>
         <w:rPr>
@@ -2526,6 +2967,7 @@
         </w:rPr>
         <w:t>(</w:t>
       </w:r>
+      <w:proofErr w:type="gramEnd"/>
       <w:r>
         <w:rPr>
           <w:rFonts w:asciiTheme="minorHAnsi" w:eastAsiaTheme="minorHAnsi" w:hAnsiTheme="minorHAnsi" w:cstheme="minorBidi"/>
@@ -2593,7 +3035,19 @@
           <w:sz w:val="24"/>
           <w:szCs w:val="24"/>
         </w:rPr>
-        <w:t>without using reverse methods</w:t>
+        <w:t xml:space="preserve">without using reverse </w:t>
+      </w:r>
+      <w:proofErr w:type="gramStart"/>
+      <w:r>
+        <w:rPr>
+          <w:rFonts w:ascii="Verdana" w:hAnsi="Verdana"/>
+          <w:b/>
+          <w:bCs/>
+          <w:color w:val="000000"/>
+          <w:sz w:val="24"/>
+          <w:szCs w:val="24"/>
+        </w:rPr>
+        <w:t>methods</w:t>
       </w:r>
       <w:r>
         <w:rPr>
@@ -2613,6 +3067,7 @@
         </w:rPr>
         <w:t>(</w:t>
       </w:r>
+      <w:proofErr w:type="gramEnd"/>
       <w:r>
         <w:rPr>
           <w:rFonts w:asciiTheme="minorHAnsi" w:eastAsiaTheme="minorHAnsi" w:hAnsiTheme="minorHAnsi" w:cstheme="minorBidi"/>
@@ -2663,7 +3118,17 @@
           <w:sz w:val="24"/>
           <w:szCs w:val="24"/>
         </w:rPr>
-        <w:t>Given an array and a number x, count how many times x appears.</w:t>
+        <w:t xml:space="preserve">Given an array and a number x, count how many times x </w:t>
+      </w:r>
+      <w:proofErr w:type="gramStart"/>
+      <w:r>
+        <w:rPr>
+          <w:rFonts w:ascii="Verdana" w:hAnsi="Verdana"/>
+          <w:color w:val="000000"/>
+          <w:sz w:val="24"/>
+          <w:szCs w:val="24"/>
+        </w:rPr>
+        <w:t>appears.</w:t>
       </w:r>
       <w:r>
         <w:rPr>
@@ -2674,6 +3139,7 @@
         </w:rPr>
         <w:t>(</w:t>
       </w:r>
+      <w:proofErr w:type="gramEnd"/>
       <w:r>
         <w:rPr>
           <w:rFonts w:asciiTheme="minorHAnsi" w:eastAsiaTheme="minorHAnsi" w:hAnsiTheme="minorHAnsi" w:cstheme="minorBidi"/>
@@ -2735,7 +3201,19 @@
           <w:sz w:val="24"/>
           <w:szCs w:val="24"/>
         </w:rPr>
-        <w:t>ascending order</w:t>
+        <w:t xml:space="preserve">ascending </w:t>
+      </w:r>
+      <w:proofErr w:type="gramStart"/>
+      <w:r>
+        <w:rPr>
+          <w:rFonts w:ascii="Verdana" w:hAnsi="Verdana"/>
+          <w:b/>
+          <w:bCs/>
+          <w:color w:val="000000"/>
+          <w:sz w:val="24"/>
+          <w:szCs w:val="24"/>
+        </w:rPr>
+        <w:t>order</w:t>
       </w:r>
       <w:r>
         <w:rPr>
@@ -2755,6 +3233,7 @@
         </w:rPr>
         <w:t>(</w:t>
       </w:r>
+      <w:proofErr w:type="gramEnd"/>
       <w:r>
         <w:rPr>
           <w:rFonts w:asciiTheme="minorHAnsi" w:eastAsiaTheme="minorHAnsi" w:hAnsiTheme="minorHAnsi" w:cstheme="minorBidi"/>
@@ -2816,7 +3295,19 @@
           <w:sz w:val="24"/>
           <w:szCs w:val="24"/>
         </w:rPr>
-        <w:t>sum of digits of each element</w:t>
+        <w:t xml:space="preserve">sum of digits of each </w:t>
+      </w:r>
+      <w:proofErr w:type="gramStart"/>
+      <w:r>
+        <w:rPr>
+          <w:rFonts w:ascii="Verdana" w:hAnsi="Verdana"/>
+          <w:b/>
+          <w:bCs/>
+          <w:color w:val="000000"/>
+          <w:sz w:val="24"/>
+          <w:szCs w:val="24"/>
+        </w:rPr>
+        <w:t>element</w:t>
       </w:r>
       <w:r>
         <w:rPr>
@@ -2836,6 +3327,7 @@
         </w:rPr>
         <w:t>(</w:t>
       </w:r>
+      <w:proofErr w:type="gramEnd"/>
       <w:r>
         <w:rPr>
           <w:rFonts w:asciiTheme="minorHAnsi" w:eastAsiaTheme="minorHAnsi" w:hAnsiTheme="minorHAnsi" w:cstheme="minorBidi"/>
@@ -2906,7 +3398,17 @@
           <w:sz w:val="24"/>
           <w:szCs w:val="24"/>
         </w:rPr>
-        <w:t>, then stop.</w:t>
+        <w:t xml:space="preserve">, then </w:t>
+      </w:r>
+      <w:proofErr w:type="gramStart"/>
+      <w:r>
+        <w:rPr>
+          <w:rFonts w:ascii="Verdana" w:hAnsi="Verdana"/>
+          <w:color w:val="000000"/>
+          <w:sz w:val="24"/>
+          <w:szCs w:val="24"/>
+        </w:rPr>
+        <w:t>stop.</w:t>
       </w:r>
       <w:r>
         <w:rPr>
@@ -2917,6 +3419,7 @@
         </w:rPr>
         <w:t>(</w:t>
       </w:r>
+      <w:proofErr w:type="gramEnd"/>
       <w:r>
         <w:rPr>
           <w:rFonts w:asciiTheme="minorHAnsi" w:eastAsiaTheme="minorHAnsi" w:hAnsiTheme="minorHAnsi" w:cstheme="minorBidi"/>
@@ -2987,7 +3490,47 @@
           <w:sz w:val="24"/>
           <w:szCs w:val="24"/>
         </w:rPr>
-        <w:t>Write a program to find out whether entered number is place at ones, tens, hundred , thousand etc….</w:t>
+        <w:t xml:space="preserve">Write a program to find out whether entered number is place at ones, tens, </w:t>
+      </w:r>
+      <w:proofErr w:type="gramStart"/>
+      <w:r>
+        <w:rPr>
+          <w:rFonts w:ascii="Verdana" w:hAnsi="Verdana"/>
+          <w:color w:val="000000"/>
+          <w:sz w:val="24"/>
+          <w:szCs w:val="24"/>
+        </w:rPr>
+        <w:t>hundred ,</w:t>
+      </w:r>
+      <w:proofErr w:type="gramEnd"/>
+      <w:r>
+        <w:rPr>
+          <w:rFonts w:ascii="Verdana" w:hAnsi="Verdana"/>
+          <w:color w:val="000000"/>
+          <w:sz w:val="24"/>
+          <w:szCs w:val="24"/>
+        </w:rPr>
+        <w:t xml:space="preserve"> thousand </w:t>
+      </w:r>
+      <w:proofErr w:type="spellStart"/>
+      <w:r>
+        <w:rPr>
+          <w:rFonts w:ascii="Verdana" w:hAnsi="Verdana"/>
+          <w:color w:val="000000"/>
+          <w:sz w:val="24"/>
+          <w:szCs w:val="24"/>
+        </w:rPr>
+        <w:t>etc</w:t>
+      </w:r>
+      <w:proofErr w:type="spellEnd"/>
+      <w:r>
+        <w:rPr>
+          <w:rFonts w:ascii="Verdana" w:hAnsi="Verdana"/>
+          <w:color w:val="000000"/>
+          <w:sz w:val="24"/>
+          <w:szCs w:val="24"/>
+        </w:rPr>
+        <w:t>….</w:t>
       </w:r>
     </w:p>
     <w:p>
@@ -3011,16 +3554,96 @@
           <w:sz w:val="24"/>
           <w:szCs w:val="24"/>
         </w:rPr>
-        <w:t>Write a program to take a string and a number / integer as prefix for that word or string , and in output just reverse string upto that integer position part, or that prefix part.</w:t>
-      </w:r>
-      <w:r>
-        <w:rPr>
-          <w:rFonts w:ascii="Verdana" w:hAnsi="Verdana"/>
-          <w:color w:val="000000"/>
-          <w:sz w:val="24"/>
-          <w:szCs w:val="24"/>
-        </w:rPr>
-        <w:t>(Practice confusion with size of an array to index of an array ).</w:t>
+        <w:t xml:space="preserve">Write a program to take a string and a number / integer as prefix for that word or </w:t>
+      </w:r>
+      <w:proofErr w:type="gramStart"/>
+      <w:r>
+        <w:rPr>
+          <w:rFonts w:ascii="Verdana" w:hAnsi="Verdana"/>
+          <w:color w:val="000000"/>
+          <w:sz w:val="24"/>
+          <w:szCs w:val="24"/>
+        </w:rPr>
+        <w:t>string ,</w:t>
+      </w:r>
+      <w:proofErr w:type="gramEnd"/>
+      <w:r>
+        <w:rPr>
+          <w:rFonts w:ascii="Verdana" w:hAnsi="Verdana"/>
+          <w:color w:val="000000"/>
+          <w:sz w:val="24"/>
+          <w:szCs w:val="24"/>
+        </w:rPr>
+        <w:t xml:space="preserve"> and in output just reverse string </w:t>
+      </w:r>
+      <w:proofErr w:type="spellStart"/>
+      <w:r>
+        <w:rPr>
+          <w:rFonts w:ascii="Verdana" w:hAnsi="Verdana"/>
+          <w:color w:val="000000"/>
+          <w:sz w:val="24"/>
+          <w:szCs w:val="24"/>
+        </w:rPr>
+        <w:t>upto</w:t>
+      </w:r>
+      <w:proofErr w:type="spellEnd"/>
+      <w:r>
+        <w:rPr>
+          <w:rFonts w:ascii="Verdana" w:hAnsi="Verdana"/>
+          <w:color w:val="000000"/>
+          <w:sz w:val="24"/>
+          <w:szCs w:val="24"/>
+        </w:rPr>
+        <w:t xml:space="preserve"> that integer position part, or that prefix </w:t>
+      </w:r>
+      <w:proofErr w:type="gramStart"/>
+      <w:r>
+        <w:rPr>
+          <w:rFonts w:ascii="Verdana" w:hAnsi="Verdana"/>
+          <w:color w:val="000000"/>
+          <w:sz w:val="24"/>
+          <w:szCs w:val="24"/>
+        </w:rPr>
+        <w:t>part.</w:t>
+      </w:r>
+      <w:r>
+        <w:rPr>
+          <w:rFonts w:ascii="Verdana" w:hAnsi="Verdana"/>
+          <w:color w:val="000000"/>
+          <w:sz w:val="24"/>
+          <w:szCs w:val="24"/>
+        </w:rPr>
+        <w:t>(</w:t>
+      </w:r>
+      <w:proofErr w:type="gramEnd"/>
+      <w:r>
+        <w:rPr>
+          <w:rFonts w:ascii="Verdana" w:hAnsi="Verdana"/>
+          <w:color w:val="000000"/>
+          <w:sz w:val="24"/>
+          <w:szCs w:val="24"/>
+        </w:rPr>
+        <w:t xml:space="preserve">Practice confusion with size of an array to index of an </w:t>
+      </w:r>
+      <w:proofErr w:type="gramStart"/>
+      <w:r>
+        <w:rPr>
+          <w:rFonts w:ascii="Verdana" w:hAnsi="Verdana"/>
+          <w:color w:val="000000"/>
+          <w:sz w:val="24"/>
+          <w:szCs w:val="24"/>
+        </w:rPr>
+        <w:t>array )</w:t>
+      </w:r>
+      <w:proofErr w:type="gramEnd"/>
+      <w:r>
+        <w:rPr>
+          <w:rFonts w:ascii="Verdana" w:hAnsi="Verdana"/>
+          <w:color w:val="000000"/>
+          <w:sz w:val="24"/>
+          <w:szCs w:val="24"/>
+        </w:rPr>
+        <w:t>.</w:t>
       </w:r>
     </w:p>
     <w:p>
@@ -3044,7 +3667,17 @@
           <w:sz w:val="24"/>
           <w:szCs w:val="24"/>
         </w:rPr>
-        <w:t>Count Words in a String (Single Spaces Only)</w:t>
+        <w:t>Count Words in a String (Single Spaces Only</w:t>
+      </w:r>
+      <w:proofErr w:type="gramStart"/>
+      <w:r>
+        <w:rPr>
+          <w:rFonts w:ascii="Verdana" w:hAnsi="Verdana"/>
+          <w:color w:val="000000"/>
+          <w:sz w:val="24"/>
+          <w:szCs w:val="24"/>
+        </w:rPr>
+        <w:t>)</w:t>
       </w:r>
       <w:r>
         <w:rPr>
@@ -3055,6 +3688,7 @@
         </w:rPr>
         <w:t>.(</w:t>
       </w:r>
+      <w:proofErr w:type="gramEnd"/>
       <w:r>
         <w:rPr>
           <w:rFonts w:asciiTheme="minorHAnsi" w:eastAsiaTheme="minorHAnsi" w:hAnsiTheme="minorHAnsi" w:cstheme="minorBidi"/>
@@ -3130,7 +3764,17 @@
           <w:szCs w:val="24"/>
         </w:rPr>
         <w:lastRenderedPageBreak/>
-        <w:t>Given a string, remove all numeric characters and print the result.</w:t>
+        <w:t xml:space="preserve">Given a string, remove all numeric characters and print the </w:t>
+      </w:r>
+      <w:proofErr w:type="gramStart"/>
+      <w:r>
+        <w:rPr>
+          <w:rFonts w:ascii="Verdana" w:hAnsi="Verdana"/>
+          <w:color w:val="000000"/>
+          <w:sz w:val="24"/>
+          <w:szCs w:val="24"/>
+        </w:rPr>
+        <w:t>result.</w:t>
       </w:r>
       <w:r>
         <w:rPr>
@@ -3141,6 +3785,7 @@
         </w:rPr>
         <w:t>(</w:t>
       </w:r>
+      <w:proofErr w:type="gramEnd"/>
       <w:r>
         <w:rPr>
           <w:rFonts w:asciiTheme="minorHAnsi" w:eastAsiaTheme="minorHAnsi" w:hAnsiTheme="minorHAnsi" w:cstheme="minorBidi"/>
@@ -3238,25 +3883,55 @@
           <w:sz w:val="24"/>
           <w:szCs w:val="24"/>
         </w:rPr>
-        <w:t>Find (maximum – minimum)</w:t>
-      </w:r>
-      <w:r>
-        <w:rPr>
-          <w:rFonts w:ascii="Verdana" w:hAnsi="Verdana"/>
-          <w:color w:val="000000"/>
-          <w:sz w:val="24"/>
-          <w:szCs w:val="24"/>
-        </w:rPr>
-        <w:t>difference between MAX and MIN</w:t>
-      </w:r>
-      <w:r>
-        <w:rPr>
-          <w:rFonts w:ascii="Verdana" w:hAnsi="Verdana"/>
-          <w:color w:val="000000"/>
-          <w:sz w:val="24"/>
-          <w:szCs w:val="24"/>
-        </w:rPr>
-        <w:t xml:space="preserve"> from an integer array.</w:t>
+        <w:t xml:space="preserve">Find (maximum – </w:t>
+      </w:r>
+      <w:proofErr w:type="gramStart"/>
+      <w:r>
+        <w:rPr>
+          <w:rFonts w:ascii="Verdana" w:hAnsi="Verdana"/>
+          <w:color w:val="000000"/>
+          <w:sz w:val="24"/>
+          <w:szCs w:val="24"/>
+        </w:rPr>
+        <w:t>minimum)</w:t>
+      </w:r>
+      <w:r>
+        <w:rPr>
+          <w:rFonts w:ascii="Verdana" w:hAnsi="Verdana"/>
+          <w:color w:val="000000"/>
+          <w:sz w:val="24"/>
+          <w:szCs w:val="24"/>
+        </w:rPr>
+        <w:t>difference</w:t>
+      </w:r>
+      <w:proofErr w:type="gramEnd"/>
+      <w:r>
+        <w:rPr>
+          <w:rFonts w:ascii="Verdana" w:hAnsi="Verdana"/>
+          <w:color w:val="000000"/>
+          <w:sz w:val="24"/>
+          <w:szCs w:val="24"/>
+        </w:rPr>
+        <w:t xml:space="preserve"> between MAX and MIN</w:t>
+      </w:r>
+      <w:r>
+        <w:rPr>
+          <w:rFonts w:ascii="Verdana" w:hAnsi="Verdana"/>
+          <w:color w:val="000000"/>
+          <w:sz w:val="24"/>
+          <w:szCs w:val="24"/>
+        </w:rPr>
+        <w:t xml:space="preserve"> from an integer </w:t>
+      </w:r>
+      <w:proofErr w:type="gramStart"/>
+      <w:r>
+        <w:rPr>
+          <w:rFonts w:ascii="Verdana" w:hAnsi="Verdana"/>
+          <w:color w:val="000000"/>
+          <w:sz w:val="24"/>
+          <w:szCs w:val="24"/>
+        </w:rPr>
+        <w:t>array.</w:t>
       </w:r>
       <w:r>
         <w:rPr>
@@ -3267,6 +3942,7 @@
         </w:rPr>
         <w:t>(</w:t>
       </w:r>
+      <w:proofErr w:type="gramEnd"/>
       <w:r>
         <w:rPr>
           <w:rFonts w:asciiTheme="minorHAnsi" w:eastAsiaTheme="minorHAnsi" w:hAnsiTheme="minorHAnsi" w:cstheme="minorBidi"/>
@@ -3328,7 +4004,19 @@
           <w:sz w:val="24"/>
           <w:szCs w:val="24"/>
         </w:rPr>
-        <w:t>without using extra array</w:t>
+        <w:t xml:space="preserve">without using extra </w:t>
+      </w:r>
+      <w:proofErr w:type="gramStart"/>
+      <w:r>
+        <w:rPr>
+          <w:rFonts w:ascii="Verdana" w:hAnsi="Verdana"/>
+          <w:b/>
+          <w:bCs/>
+          <w:color w:val="000000"/>
+          <w:sz w:val="24"/>
+          <w:szCs w:val="24"/>
+        </w:rPr>
+        <w:t>array</w:t>
       </w:r>
       <w:r>
         <w:rPr>
@@ -3348,6 +4036,7 @@
         </w:rPr>
         <w:t>(</w:t>
       </w:r>
+      <w:proofErr w:type="gramEnd"/>
       <w:r>
         <w:rPr>
           <w:rFonts w:asciiTheme="minorHAnsi" w:eastAsiaTheme="minorHAnsi" w:hAnsiTheme="minorHAnsi" w:cstheme="minorBidi"/>
@@ -3424,7 +4113,17 @@
           <w:sz w:val="24"/>
           <w:szCs w:val="24"/>
         </w:rPr>
-        <w:t xml:space="preserve"> (2, 3, 5, 7) across all elements.</w:t>
+        <w:t xml:space="preserve"> (2, 3, 5, 7) across all </w:t>
+      </w:r>
+      <w:proofErr w:type="gramStart"/>
+      <w:r>
+        <w:rPr>
+          <w:rFonts w:ascii="Verdana" w:hAnsi="Verdana"/>
+          <w:color w:val="000000"/>
+          <w:sz w:val="24"/>
+          <w:szCs w:val="24"/>
+        </w:rPr>
+        <w:t>elements.</w:t>
       </w:r>
       <w:r>
         <w:rPr>
@@ -3435,6 +4134,7 @@
         </w:rPr>
         <w:t>(</w:t>
       </w:r>
+      <w:proofErr w:type="gramEnd"/>
       <w:r>
         <w:rPr>
           <w:rFonts w:asciiTheme="minorHAnsi" w:eastAsiaTheme="minorHAnsi" w:hAnsiTheme="minorHAnsi" w:cstheme="minorBidi"/>
@@ -3503,7 +4203,17 @@
           <w:sz w:val="24"/>
           <w:szCs w:val="24"/>
         </w:rPr>
-        <w:t>Stop when a string contains "java" (case-insensitive).</w:t>
+        <w:t>Stop when a string contains "java" (case-insensitive</w:t>
+      </w:r>
+      <w:proofErr w:type="gramStart"/>
+      <w:r>
+        <w:rPr>
+          <w:rFonts w:ascii="Verdana" w:hAnsi="Verdana"/>
+          <w:color w:val="000000"/>
+          <w:sz w:val="24"/>
+          <w:szCs w:val="24"/>
+        </w:rPr>
+        <w:t>).</w:t>
       </w:r>
       <w:r>
         <w:rPr>
@@ -3514,6 +4224,7 @@
         </w:rPr>
         <w:t>(</w:t>
       </w:r>
+      <w:proofErr w:type="gramEnd"/>
       <w:r>
         <w:rPr>
           <w:rFonts w:asciiTheme="minorHAnsi" w:eastAsiaTheme="minorHAnsi" w:hAnsiTheme="minorHAnsi" w:cstheme="minorBidi"/>
@@ -3620,8 +4331,19 @@
           <w:sz w:val="24"/>
           <w:szCs w:val="24"/>
         </w:rPr>
-        <w:t>Count how many letters are repeated in a string or word, or maybe array of characters.(</w:t>
-      </w:r>
+        <w:t xml:space="preserve">Count how many letters are repeated in a string or word, or maybe array of </w:t>
+      </w:r>
+      <w:proofErr w:type="gramStart"/>
+      <w:r>
+        <w:rPr>
+          <w:rFonts w:ascii="Verdana" w:hAnsi="Verdana"/>
+          <w:color w:val="000000"/>
+          <w:sz w:val="24"/>
+          <w:szCs w:val="24"/>
+        </w:rPr>
+        <w:t>characters.(</w:t>
+      </w:r>
+      <w:proofErr w:type="gramEnd"/>
       <w:r>
         <w:rPr>
           <w:rFonts w:asciiTheme="minorHAnsi" w:eastAsiaTheme="minorHAnsi" w:hAnsiTheme="minorHAnsi" w:cstheme="minorBidi"/>
@@ -3705,8 +4427,19 @@
           <w:sz w:val="24"/>
           <w:szCs w:val="24"/>
         </w:rPr>
-        <w:t xml:space="preserve"> in a word.(</w:t>
-      </w:r>
+        <w:t xml:space="preserve"> in a </w:t>
+      </w:r>
+      <w:proofErr w:type="gramStart"/>
+      <w:r>
+        <w:rPr>
+          <w:rFonts w:ascii="Verdana" w:hAnsi="Verdana"/>
+          <w:color w:val="000000"/>
+          <w:sz w:val="24"/>
+          <w:szCs w:val="24"/>
+        </w:rPr>
+        <w:t>word.(</w:t>
+      </w:r>
+      <w:proofErr w:type="gramEnd"/>
       <w:r>
         <w:rPr>
           <w:rFonts w:asciiTheme="minorHAnsi" w:eastAsiaTheme="minorHAnsi" w:hAnsiTheme="minorHAnsi" w:cstheme="minorBidi"/>
@@ -3792,8 +4525,19 @@
           <w:sz w:val="24"/>
           <w:szCs w:val="24"/>
         </w:rPr>
-        <w:t>Write a program to count and print unique or non-repeated characters / number in an array.(</w:t>
-      </w:r>
+        <w:t xml:space="preserve">Write a program to count and print unique or non-repeated characters / number in an </w:t>
+      </w:r>
+      <w:proofErr w:type="gramStart"/>
+      <w:r>
+        <w:rPr>
+          <w:rFonts w:ascii="Verdana" w:hAnsi="Verdana"/>
+          <w:color w:val="000000"/>
+          <w:sz w:val="24"/>
+          <w:szCs w:val="24"/>
+        </w:rPr>
+        <w:t>array.(</w:t>
+      </w:r>
+      <w:proofErr w:type="gramEnd"/>
       <w:r>
         <w:rPr>
           <w:rFonts w:ascii="Verdana" w:hAnsi="Verdana"/>
@@ -3898,7 +4642,17 @@
           <w:sz w:val="24"/>
           <w:szCs w:val="24"/>
         </w:rPr>
-        <w:t xml:space="preserve"> in an array.</w:t>
+        <w:t xml:space="preserve"> in an </w:t>
+      </w:r>
+      <w:proofErr w:type="gramStart"/>
+      <w:r>
+        <w:rPr>
+          <w:rFonts w:ascii="Verdana" w:hAnsi="Verdana"/>
+          <w:color w:val="000000"/>
+          <w:sz w:val="24"/>
+          <w:szCs w:val="24"/>
+        </w:rPr>
+        <w:t>array.</w:t>
       </w:r>
       <w:r>
         <w:rPr>
@@ -3909,6 +4663,7 @@
         </w:rPr>
         <w:t>(</w:t>
       </w:r>
+      <w:proofErr w:type="gramEnd"/>
       <w:r>
         <w:rPr>
           <w:rFonts w:asciiTheme="minorHAnsi" w:eastAsiaTheme="minorHAnsi" w:hAnsiTheme="minorHAnsi" w:cstheme="minorBidi"/>
@@ -4018,7 +4773,17 @@
           <w:sz w:val="24"/>
           <w:szCs w:val="24"/>
         </w:rPr>
-        <w:t>Remove Duplicates (Print Only Unique Elements)</w:t>
+        <w:t>Remove Duplicates (Print Only Unique Elements</w:t>
+      </w:r>
+      <w:proofErr w:type="gramStart"/>
+      <w:r>
+        <w:rPr>
+          <w:rFonts w:ascii="Verdana" w:hAnsi="Verdana"/>
+          <w:color w:val="000000"/>
+          <w:sz w:val="24"/>
+          <w:szCs w:val="24"/>
+        </w:rPr>
+        <w:t>)</w:t>
       </w:r>
       <w:r>
         <w:rPr>
@@ -4029,6 +4794,7 @@
         </w:rPr>
         <w:t>.(</w:t>
       </w:r>
+      <w:proofErr w:type="gramEnd"/>
       <w:r>
         <w:rPr>
           <w:rFonts w:asciiTheme="minorHAnsi" w:eastAsiaTheme="minorHAnsi" w:hAnsiTheme="minorHAnsi" w:cstheme="minorBidi"/>
@@ -4209,8 +4975,39 @@
           <w:szCs w:val="24"/>
         </w:rPr>
         <w:lastRenderedPageBreak/>
-        <w:t>DSA Foundation questions(Day 16) :</w:t>
-      </w:r>
+        <w:t xml:space="preserve">DSA Foundation </w:t>
+      </w:r>
+      <w:proofErr w:type="gramStart"/>
+      <w:r>
+        <w:rPr>
+          <w:rFonts w:ascii="Verdana" w:hAnsi="Verdana"/>
+          <w:color w:val="000000"/>
+          <w:sz w:val="24"/>
+          <w:szCs w:val="24"/>
+        </w:rPr>
+        <w:t>questions(</w:t>
+      </w:r>
+      <w:proofErr w:type="gramEnd"/>
+      <w:r>
+        <w:rPr>
+          <w:rFonts w:ascii="Verdana" w:hAnsi="Verdana"/>
+          <w:color w:val="000000"/>
+          <w:sz w:val="24"/>
+          <w:szCs w:val="24"/>
+        </w:rPr>
+        <w:t>Day 16</w:t>
+      </w:r>
+      <w:proofErr w:type="gramStart"/>
+      <w:r>
+        <w:rPr>
+          <w:rFonts w:ascii="Verdana" w:hAnsi="Verdana"/>
+          <w:color w:val="000000"/>
+          <w:sz w:val="24"/>
+          <w:szCs w:val="24"/>
+        </w:rPr>
+        <w:t>) :</w:t>
+      </w:r>
+      <w:proofErr w:type="gramEnd"/>
     </w:p>
     <w:p>
       <w:pPr>
@@ -4257,8 +5054,9 @@
           <w:szCs w:val="20"/>
           <w14:ligatures w14:val="none"/>
         </w:rPr>
-        <w:t>Given an array of integers nums and an integer target, return indices of the two numbers such that they add up to target.</w:t>
-      </w:r>
+        <w:t xml:space="preserve">Given an array of integers </w:t>
+      </w:r>
+      <w:proofErr w:type="spellStart"/>
       <w:r>
         <w:rPr>
           <w:rFonts w:ascii="Courier New" w:eastAsia="Times New Roman" w:hAnsi="Courier New" w:cs="Courier New"/>
@@ -4268,8 +5066,9 @@
           <w:szCs w:val="20"/>
           <w14:ligatures w14:val="none"/>
         </w:rPr>
-        <w:br/>
-      </w:r>
+        <w:t>nums</w:t>
+      </w:r>
+      <w:proofErr w:type="spellEnd"/>
       <w:r>
         <w:rPr>
           <w:rFonts w:ascii="Courier New" w:eastAsia="Times New Roman" w:hAnsi="Courier New" w:cs="Courier New"/>
@@ -4279,6 +5078,28 @@
           <w:szCs w:val="20"/>
           <w14:ligatures w14:val="none"/>
         </w:rPr>
+        <w:t xml:space="preserve"> and an integer target, return indices of the two numbers such that they add up to target.</w:t>
+      </w:r>
+      <w:r>
+        <w:rPr>
+          <w:rFonts w:ascii="Courier New" w:eastAsia="Times New Roman" w:hAnsi="Courier New" w:cs="Courier New"/>
+          <w:color w:val="F2F2F2" w:themeColor="background1" w:themeShade="F2"/>
+          <w:kern w:val="0"/>
+          <w:sz w:val="20"/>
+          <w:szCs w:val="20"/>
+          <w14:ligatures w14:val="none"/>
+        </w:rPr>
+        <w:br/>
+      </w:r>
+      <w:r>
+        <w:rPr>
+          <w:rFonts w:ascii="Courier New" w:eastAsia="Times New Roman" w:hAnsi="Courier New" w:cs="Courier New"/>
+          <w:color w:val="F2F2F2" w:themeColor="background1" w:themeShade="F2"/>
+          <w:kern w:val="0"/>
+          <w:sz w:val="20"/>
+          <w:szCs w:val="20"/>
+          <w14:ligatures w14:val="none"/>
+        </w:rPr>
         <w:br/>
         <w:t>You may assume that each input would have exactly one solution, and you may not use the same element twice.</w:t>
       </w:r>
@@ -4327,8 +5148,9 @@
           <w14:ligatures w14:val="none"/>
         </w:rPr>
         <w:br/>
-        <w:t>Input: nums = [2,7,11,15], target = 9</w:t>
-      </w:r>
+        <w:t xml:space="preserve">Input: </w:t>
+      </w:r>
+      <w:proofErr w:type="spellStart"/>
       <w:r>
         <w:rPr>
           <w:rFonts w:ascii="Courier New" w:eastAsia="Times New Roman" w:hAnsi="Courier New" w:cs="Courier New"/>
@@ -4338,6 +5160,29 @@
           <w:szCs w:val="20"/>
           <w14:ligatures w14:val="none"/>
         </w:rPr>
+        <w:t>nums</w:t>
+      </w:r>
+      <w:proofErr w:type="spellEnd"/>
+      <w:r>
+        <w:rPr>
+          <w:rFonts w:ascii="Courier New" w:eastAsia="Times New Roman" w:hAnsi="Courier New" w:cs="Courier New"/>
+          <w:color w:val="F2F2F2" w:themeColor="background1" w:themeShade="F2"/>
+          <w:kern w:val="0"/>
+          <w:sz w:val="20"/>
+          <w:szCs w:val="20"/>
+          <w14:ligatures w14:val="none"/>
+        </w:rPr>
+        <w:t xml:space="preserve"> = [2,7,11,15], target = 9</w:t>
+      </w:r>
+      <w:r>
+        <w:rPr>
+          <w:rFonts w:ascii="Courier New" w:eastAsia="Times New Roman" w:hAnsi="Courier New" w:cs="Courier New"/>
+          <w:color w:val="F2F2F2" w:themeColor="background1" w:themeShade="F2"/>
+          <w:kern w:val="0"/>
+          <w:sz w:val="20"/>
+          <w:szCs w:val="20"/>
+          <w14:ligatures w14:val="none"/>
+        </w:rPr>
         <w:br/>
         <w:t>Output: [0,1]</w:t>
       </w:r>
@@ -4351,8 +5196,9 @@
           <w14:ligatures w14:val="none"/>
         </w:rPr>
         <w:br/>
-        <w:t>Explanation: Because nums[0] + nums[1] == 9, we return [0, 1].</w:t>
-      </w:r>
+        <w:t xml:space="preserve">Explanation: Because </w:t>
+      </w:r>
+      <w:proofErr w:type="spellStart"/>
       <w:r>
         <w:rPr>
           <w:rFonts w:ascii="Courier New" w:eastAsia="Times New Roman" w:hAnsi="Courier New" w:cs="Courier New"/>
@@ -4362,6 +5208,53 @@
           <w:szCs w:val="20"/>
           <w14:ligatures w14:val="none"/>
         </w:rPr>
+        <w:t>nums</w:t>
+      </w:r>
+      <w:proofErr w:type="spellEnd"/>
+      <w:r>
+        <w:rPr>
+          <w:rFonts w:ascii="Courier New" w:eastAsia="Times New Roman" w:hAnsi="Courier New" w:cs="Courier New"/>
+          <w:color w:val="F2F2F2" w:themeColor="background1" w:themeShade="F2"/>
+          <w:kern w:val="0"/>
+          <w:sz w:val="20"/>
+          <w:szCs w:val="20"/>
+          <w14:ligatures w14:val="none"/>
+        </w:rPr>
+        <w:t xml:space="preserve">[0] + </w:t>
+      </w:r>
+      <w:proofErr w:type="spellStart"/>
+      <w:r>
+        <w:rPr>
+          <w:rFonts w:ascii="Courier New" w:eastAsia="Times New Roman" w:hAnsi="Courier New" w:cs="Courier New"/>
+          <w:color w:val="F2F2F2" w:themeColor="background1" w:themeShade="F2"/>
+          <w:kern w:val="0"/>
+          <w:sz w:val="20"/>
+          <w:szCs w:val="20"/>
+          <w14:ligatures w14:val="none"/>
+        </w:rPr>
+        <w:t>nums</w:t>
+      </w:r>
+      <w:proofErr w:type="spellEnd"/>
+      <w:r>
+        <w:rPr>
+          <w:rFonts w:ascii="Courier New" w:eastAsia="Times New Roman" w:hAnsi="Courier New" w:cs="Courier New"/>
+          <w:color w:val="F2F2F2" w:themeColor="background1" w:themeShade="F2"/>
+          <w:kern w:val="0"/>
+          <w:sz w:val="20"/>
+          <w:szCs w:val="20"/>
+          <w14:ligatures w14:val="none"/>
+        </w:rPr>
+        <w:t>[1] == 9, we return [0, 1].</w:t>
+      </w:r>
+      <w:r>
+        <w:rPr>
+          <w:rFonts w:ascii="Courier New" w:eastAsia="Times New Roman" w:hAnsi="Courier New" w:cs="Courier New"/>
+          <w:color w:val="F2F2F2" w:themeColor="background1" w:themeShade="F2"/>
+          <w:kern w:val="0"/>
+          <w:sz w:val="20"/>
+          <w:szCs w:val="20"/>
+          <w14:ligatures w14:val="none"/>
+        </w:rPr>
         <w:br/>
         <w:t>Example 2:</w:t>
       </w:r>
@@ -4375,7 +5268,31 @@
           <w14:ligatures w14:val="none"/>
         </w:rPr>
         <w:br/>
-        <w:t>Input: nums = [3,2,4], target = 6</w:t>
+        <w:t xml:space="preserve">Input: </w:t>
+      </w:r>
+      <w:proofErr w:type="spellStart"/>
+      <w:r>
+        <w:rPr>
+          <w:rFonts w:ascii="Courier New" w:eastAsia="Times New Roman" w:hAnsi="Courier New" w:cs="Courier New"/>
+          <w:color w:val="F2F2F2" w:themeColor="background1" w:themeShade="F2"/>
+          <w:kern w:val="0"/>
+          <w:sz w:val="20"/>
+          <w:szCs w:val="20"/>
+          <w14:ligatures w14:val="none"/>
+        </w:rPr>
+        <w:t>nums</w:t>
+      </w:r>
+      <w:proofErr w:type="spellEnd"/>
+      <w:r>
+        <w:rPr>
+          <w:rFonts w:ascii="Courier New" w:eastAsia="Times New Roman" w:hAnsi="Courier New" w:cs="Courier New"/>
+          <w:color w:val="F2F2F2" w:themeColor="background1" w:themeShade="F2"/>
+          <w:kern w:val="0"/>
+          <w:sz w:val="20"/>
+          <w:szCs w:val="20"/>
+          <w14:ligatures w14:val="none"/>
+        </w:rPr>
+        <w:t xml:space="preserve"> = [3,2,4], target = 6</w:t>
       </w:r>
       <w:r>
         <w:rPr>
@@ -4559,14 +5476,25 @@
         </w:rPr>
         <w:t xml:space="preserve">Day 17(Array in DSA </w:t>
       </w:r>
-      <w:r>
-        <w:rPr>
-          <w:rFonts w:ascii="Verdana" w:hAnsi="Verdana"/>
-          <w:color w:val="000000"/>
-          <w:sz w:val="24"/>
-          <w:szCs w:val="24"/>
-        </w:rPr>
-        <w:t>basic : sorting, searching and reversing</w:t>
+      <w:proofErr w:type="gramStart"/>
+      <w:r>
+        <w:rPr>
+          <w:rFonts w:ascii="Verdana" w:hAnsi="Verdana"/>
+          <w:color w:val="000000"/>
+          <w:sz w:val="24"/>
+          <w:szCs w:val="24"/>
+        </w:rPr>
+        <w:t>basic :</w:t>
+      </w:r>
+      <w:proofErr w:type="gramEnd"/>
+      <w:r>
+        <w:rPr>
+          <w:rFonts w:ascii="Verdana" w:hAnsi="Verdana"/>
+          <w:color w:val="000000"/>
+          <w:sz w:val="24"/>
+          <w:szCs w:val="24"/>
+        </w:rPr>
+        <w:t xml:space="preserve"> sorting, searching and reversing</w:t>
       </w:r>
       <w:r>
         <w:rPr>
@@ -4600,16 +5528,36 @@
           <w:sz w:val="24"/>
           <w:szCs w:val="24"/>
         </w:rPr>
-        <w:t>Write a program to find the largest element in an array using both brute force and optimal solution possible.</w:t>
-      </w:r>
-      <w:r>
-        <w:rPr>
-          <w:rFonts w:ascii="Verdana" w:hAnsi="Verdana"/>
-          <w:color w:val="000000"/>
-          <w:sz w:val="24"/>
-          <w:szCs w:val="24"/>
-        </w:rPr>
-        <w:t>(Sorting)</w:t>
+        <w:t xml:space="preserve">Write a program to find the largest element in an array using both brute force and optimal solution </w:t>
+      </w:r>
+      <w:proofErr w:type="gramStart"/>
+      <w:r>
+        <w:rPr>
+          <w:rFonts w:ascii="Verdana" w:hAnsi="Verdana"/>
+          <w:color w:val="000000"/>
+          <w:sz w:val="24"/>
+          <w:szCs w:val="24"/>
+        </w:rPr>
+        <w:t>possible.</w:t>
+      </w:r>
+      <w:r>
+        <w:rPr>
+          <w:rFonts w:ascii="Verdana" w:hAnsi="Verdana"/>
+          <w:color w:val="000000"/>
+          <w:sz w:val="24"/>
+          <w:szCs w:val="24"/>
+        </w:rPr>
+        <w:t>(</w:t>
+      </w:r>
+      <w:proofErr w:type="gramEnd"/>
+      <w:r>
+        <w:rPr>
+          <w:rFonts w:ascii="Verdana" w:hAnsi="Verdana"/>
+          <w:color w:val="000000"/>
+          <w:sz w:val="24"/>
+          <w:szCs w:val="24"/>
+        </w:rPr>
+        <w:t>Sorting)</w:t>
       </w:r>
     </w:p>
     <w:bookmarkEnd w:id="0"/>
@@ -4814,6 +5762,7 @@
         </w:rPr>
         <w:t>Given an array, </w:t>
       </w:r>
+      <w:proofErr w:type="gramStart"/>
       <w:r>
         <w:rPr>
           <w:rFonts w:ascii="Verdana" w:hAnsi="Verdana"/>
@@ -4823,17 +5772,9 @@
           <w:sz w:val="24"/>
           <w:szCs w:val="24"/>
         </w:rPr>
-        <w:t>a[]</w:t>
-      </w:r>
-      <w:r>
-        <w:rPr>
-          <w:rFonts w:ascii="Verdana" w:hAnsi="Verdana"/>
-          <w:color w:val="000000"/>
-          <w:sz w:val="24"/>
-          <w:szCs w:val="24"/>
-        </w:rPr>
-        <w:t> of n integers, and an integer element </w:t>
-      </w:r>
+        <w:t>a[</w:t>
+      </w:r>
+      <w:proofErr w:type="gramEnd"/>
       <w:r>
         <w:rPr>
           <w:rFonts w:ascii="Verdana" w:hAnsi="Verdana"/>
@@ -4843,6 +5784,26 @@
           <w:sz w:val="24"/>
           <w:szCs w:val="24"/>
         </w:rPr>
+        <w:t>]</w:t>
+      </w:r>
+      <w:r>
+        <w:rPr>
+          <w:rFonts w:ascii="Verdana" w:hAnsi="Verdana"/>
+          <w:color w:val="000000"/>
+          <w:sz w:val="24"/>
+          <w:szCs w:val="24"/>
+        </w:rPr>
+        <w:t> of n integers, and an integer element </w:t>
+      </w:r>
+      <w:r>
+        <w:rPr>
+          <w:rFonts w:ascii="Verdana" w:hAnsi="Verdana"/>
+          <w:b/>
+          <w:bCs/>
+          <w:color w:val="000000"/>
+          <w:sz w:val="24"/>
+          <w:szCs w:val="24"/>
+        </w:rPr>
         <w:t>x</w:t>
       </w:r>
       <w:r>
@@ -4890,7 +5851,47 @@
           <w:sz w:val="24"/>
           <w:szCs w:val="24"/>
         </w:rPr>
-        <w:t xml:space="preserve"> ( Array in DSA part 2 : bubble sorting</w:t>
+        <w:t xml:space="preserve"> </w:t>
+      </w:r>
+      <w:proofErr w:type="gramStart"/>
+      <w:r>
+        <w:rPr>
+          <w:rFonts w:ascii="Verdana" w:hAnsi="Verdana"/>
+          <w:color w:val="000000"/>
+          <w:sz w:val="24"/>
+          <w:szCs w:val="24"/>
+        </w:rPr>
+        <w:t>( Array</w:t>
+      </w:r>
+      <w:proofErr w:type="gramEnd"/>
+      <w:r>
+        <w:rPr>
+          <w:rFonts w:ascii="Verdana" w:hAnsi="Verdana"/>
+          <w:color w:val="000000"/>
+          <w:sz w:val="24"/>
+          <w:szCs w:val="24"/>
+        </w:rPr>
+        <w:t xml:space="preserve"> in DSA part </w:t>
+      </w:r>
+      <w:proofErr w:type="gramStart"/>
+      <w:r>
+        <w:rPr>
+          <w:rFonts w:ascii="Verdana" w:hAnsi="Verdana"/>
+          <w:color w:val="000000"/>
+          <w:sz w:val="24"/>
+          <w:szCs w:val="24"/>
+        </w:rPr>
+        <w:t>2 :</w:t>
+      </w:r>
+      <w:proofErr w:type="gramEnd"/>
+      <w:r>
+        <w:rPr>
+          <w:rFonts w:ascii="Verdana" w:hAnsi="Verdana"/>
+          <w:color w:val="000000"/>
+          <w:sz w:val="24"/>
+          <w:szCs w:val="24"/>
+        </w:rPr>
+        <w:t xml:space="preserve"> bubble sorting</w:t>
       </w:r>
       <w:r>
         <w:rPr>
@@ -5047,8 +6048,9 @@
           <w:szCs w:val="27"/>
           <w14:ligatures w14:val="none"/>
         </w:rPr>
-        <w:t>Rotate Array Right by 1 (In-place)</w:t>
-      </w:r>
+        <w:t>Rotate Array Right by 1 (In-place</w:t>
+      </w:r>
+      <w:proofErr w:type="gramStart"/>
       <w:r>
         <w:rPr>
           <w:rFonts w:ascii="Mangal" w:eastAsia="Times New Roman" w:hAnsi="Mangal" w:cs="Mangal"/>
@@ -5059,8 +6061,21 @@
           <w:szCs w:val="27"/>
           <w14:ligatures w14:val="none"/>
         </w:rPr>
+        <w:t>)</w:t>
+      </w:r>
+      <w:r>
+        <w:rPr>
+          <w:rFonts w:ascii="Mangal" w:eastAsia="Times New Roman" w:hAnsi="Mangal" w:cs="Mangal"/>
+          <w:b/>
+          <w:bCs/>
+          <w:kern w:val="0"/>
+          <w:sz w:val="27"/>
+          <w:szCs w:val="27"/>
+          <w14:ligatures w14:val="none"/>
+        </w:rPr>
         <w:t>.(</w:t>
       </w:r>
+      <w:proofErr w:type="gramEnd"/>
       <w:r>
         <w:rPr>
           <w:rFonts w:ascii="Mangal" w:eastAsia="Times New Roman" w:hAnsi="Mangal" w:cs="Mangal"/>
@@ -5301,7 +6316,27 @@
           <w:sz w:val="24"/>
           <w:szCs w:val="24"/>
         </w:rPr>
-        <w:t>. Use split().</w:t>
+        <w:t xml:space="preserve">. Use </w:t>
+      </w:r>
+      <w:proofErr w:type="gramStart"/>
+      <w:r>
+        <w:rPr>
+          <w:rFonts w:ascii="Verdana" w:hAnsi="Verdana"/>
+          <w:color w:val="000000"/>
+          <w:sz w:val="24"/>
+          <w:szCs w:val="24"/>
+        </w:rPr>
+        <w:t>split(</w:t>
+      </w:r>
+      <w:proofErr w:type="gramEnd"/>
+      <w:r>
+        <w:rPr>
+          <w:rFonts w:ascii="Verdana" w:hAnsi="Verdana"/>
+          <w:color w:val="000000"/>
+          <w:sz w:val="24"/>
+          <w:szCs w:val="24"/>
+        </w:rPr>
+        <w:t>).</w:t>
       </w:r>
     </w:p>
     <w:p>
@@ -5343,25 +6378,87 @@
           <w:sz w:val="24"/>
           <w:szCs w:val="24"/>
         </w:rPr>
-        <w:t xml:space="preserve">. Use  </w:t>
-      </w:r>
-      <w:r>
-        <w:rPr>
-          <w:rFonts w:ascii="Verdana" w:hAnsi="Verdana"/>
-          <w:color w:val="000000"/>
-          <w:sz w:val="24"/>
-          <w:szCs w:val="24"/>
-        </w:rPr>
-        <w:t>toCharArray(), Arrays.sort()</w:t>
-      </w:r>
-      <w:r>
-        <w:rPr>
-          <w:rFonts w:ascii="Verdana" w:hAnsi="Verdana"/>
-          <w:color w:val="000000"/>
-          <w:sz w:val="24"/>
-          <w:szCs w:val="24"/>
-        </w:rPr>
-        <w:t>, Arrays.equal()</w:t>
+        <w:t xml:space="preserve">. </w:t>
+      </w:r>
+      <w:proofErr w:type="gramStart"/>
+      <w:r>
+        <w:rPr>
+          <w:rFonts w:ascii="Verdana" w:hAnsi="Verdana"/>
+          <w:color w:val="000000"/>
+          <w:sz w:val="24"/>
+          <w:szCs w:val="24"/>
+        </w:rPr>
+        <w:t xml:space="preserve">Use  </w:t>
+      </w:r>
+      <w:proofErr w:type="spellStart"/>
+      <w:r>
+        <w:rPr>
+          <w:rFonts w:ascii="Verdana" w:hAnsi="Verdana"/>
+          <w:color w:val="000000"/>
+          <w:sz w:val="24"/>
+          <w:szCs w:val="24"/>
+        </w:rPr>
+        <w:t>toCharArray</w:t>
+      </w:r>
+      <w:proofErr w:type="spellEnd"/>
+      <w:proofErr w:type="gramEnd"/>
+      <w:r>
+        <w:rPr>
+          <w:rFonts w:ascii="Verdana" w:hAnsi="Verdana"/>
+          <w:color w:val="000000"/>
+          <w:sz w:val="24"/>
+          <w:szCs w:val="24"/>
+        </w:rPr>
+        <w:t xml:space="preserve">(), </w:t>
+      </w:r>
+      <w:proofErr w:type="spellStart"/>
+      <w:r>
+        <w:rPr>
+          <w:rFonts w:ascii="Verdana" w:hAnsi="Verdana"/>
+          <w:color w:val="000000"/>
+          <w:sz w:val="24"/>
+          <w:szCs w:val="24"/>
+        </w:rPr>
+        <w:t>Arrays.sort</w:t>
+      </w:r>
+      <w:proofErr w:type="spellEnd"/>
+      <w:r>
+        <w:rPr>
+          <w:rFonts w:ascii="Verdana" w:hAnsi="Verdana"/>
+          <w:color w:val="000000"/>
+          <w:sz w:val="24"/>
+          <w:szCs w:val="24"/>
+        </w:rPr>
+        <w:t>()</w:t>
+      </w:r>
+      <w:r>
+        <w:rPr>
+          <w:rFonts w:ascii="Verdana" w:hAnsi="Verdana"/>
+          <w:color w:val="000000"/>
+          <w:sz w:val="24"/>
+          <w:szCs w:val="24"/>
+        </w:rPr>
+        <w:t xml:space="preserve">, </w:t>
+      </w:r>
+      <w:proofErr w:type="spellStart"/>
+      <w:r>
+        <w:rPr>
+          <w:rFonts w:ascii="Verdana" w:hAnsi="Verdana"/>
+          <w:color w:val="000000"/>
+          <w:sz w:val="24"/>
+          <w:szCs w:val="24"/>
+        </w:rPr>
+        <w:t>Arrays.equal</w:t>
+      </w:r>
+      <w:proofErr w:type="spellEnd"/>
+      <w:r>
+        <w:rPr>
+          <w:rFonts w:ascii="Verdana" w:hAnsi="Verdana"/>
+          <w:color w:val="000000"/>
+          <w:sz w:val="24"/>
+          <w:szCs w:val="24"/>
+        </w:rPr>
+        <w:t>()</w:t>
       </w:r>
       <w:r>
         <w:rPr>
@@ -5426,7 +6523,35 @@
           <w:color w:val="000000"/>
           <w:szCs w:val="24"/>
         </w:rPr>
-        <w:t>Input: "swiss"  Output: 'w'</w:t>
+        <w:t>Input: "</w:t>
+      </w:r>
+      <w:proofErr w:type="spellStart"/>
+      <w:r>
+        <w:rPr>
+          <w:rFonts w:ascii="Verdana" w:hAnsi="Verdana"/>
+          <w:color w:val="000000"/>
+          <w:szCs w:val="24"/>
+        </w:rPr>
+        <w:t>swiss</w:t>
+      </w:r>
+      <w:proofErr w:type="spellEnd"/>
+      <w:proofErr w:type="gramStart"/>
+      <w:r>
+        <w:rPr>
+          <w:rFonts w:ascii="Verdana" w:hAnsi="Verdana"/>
+          <w:color w:val="000000"/>
+          <w:szCs w:val="24"/>
+        </w:rPr>
+        <w:t>"  Output</w:t>
+      </w:r>
+      <w:proofErr w:type="gramEnd"/>
+      <w:r>
+        <w:rPr>
+          <w:rFonts w:ascii="Verdana" w:hAnsi="Verdana"/>
+          <w:color w:val="000000"/>
+          <w:szCs w:val="24"/>
+        </w:rPr>
+        <w:t>: 'w'</w:t>
       </w:r>
       <w:r>
         <w:rPr>
@@ -5568,7 +6693,27 @@
           <w:sz w:val="24"/>
           <w:szCs w:val="24"/>
         </w:rPr>
-        <w:t>0(Array and Arraylist)</w:t>
+        <w:t xml:space="preserve">0(Array and </w:t>
+      </w:r>
+      <w:proofErr w:type="spellStart"/>
+      <w:r>
+        <w:rPr>
+          <w:rFonts w:ascii="Verdana" w:hAnsi="Verdana"/>
+          <w:color w:val="000000"/>
+          <w:sz w:val="24"/>
+          <w:szCs w:val="24"/>
+        </w:rPr>
+        <w:t>Arraylist</w:t>
+      </w:r>
+      <w:proofErr w:type="spellEnd"/>
+      <w:r>
+        <w:rPr>
+          <w:rFonts w:ascii="Verdana" w:hAnsi="Verdana"/>
+          <w:color w:val="000000"/>
+          <w:sz w:val="24"/>
+          <w:szCs w:val="24"/>
+        </w:rPr>
+        <w:t>)</w:t>
       </w:r>
     </w:p>
     <w:p>
@@ -6133,8 +7278,36 @@
           <w:sz w:val="28"/>
           <w:szCs w:val="22"/>
         </w:rPr>
-        <w:t xml:space="preserve"> ( Array in Java Lab – 5 )</w:t>
-      </w:r>
+        <w:t xml:space="preserve"> </w:t>
+      </w:r>
+      <w:proofErr w:type="gramStart"/>
+      <w:r>
+        <w:rPr>
+          <w:rFonts w:ascii="Times New Roman" w:hAnsi="Times New Roman" w:cs="Times New Roman"/>
+          <w:sz w:val="28"/>
+          <w:szCs w:val="22"/>
+        </w:rPr>
+        <w:t>( Array</w:t>
+      </w:r>
+      <w:proofErr w:type="gramEnd"/>
+      <w:r>
+        <w:rPr>
+          <w:rFonts w:ascii="Times New Roman" w:hAnsi="Times New Roman" w:cs="Times New Roman"/>
+          <w:sz w:val="28"/>
+          <w:szCs w:val="22"/>
+        </w:rPr>
+        <w:t xml:space="preserve"> in Java Lab – </w:t>
+      </w:r>
+      <w:proofErr w:type="gramStart"/>
+      <w:r>
+        <w:rPr>
+          <w:rFonts w:ascii="Times New Roman" w:hAnsi="Times New Roman" w:cs="Times New Roman"/>
+          <w:sz w:val="28"/>
+          <w:szCs w:val="22"/>
+        </w:rPr>
+        <w:t>5 )</w:t>
+      </w:r>
+      <w:proofErr w:type="gramEnd"/>
     </w:p>
     <w:p>
       <w:pPr>
@@ -6452,8 +7625,9 @@
           <w:szCs w:val="20"/>
           <w14:ligatures w14:val="none"/>
         </w:rPr>
-        <w:t>Input: "HeLLoWorLD"</w:t>
-      </w:r>
+        <w:t>Input: "</w:t>
+      </w:r>
+      <w:proofErr w:type="spellStart"/>
       <w:r>
         <w:rPr>
           <w:rFonts w:ascii="Mangal" w:eastAsia="Times New Roman" w:hAnsi="Mangal" w:cs="Mangal"/>
@@ -6462,9 +7636,64 @@
           <w:szCs w:val="20"/>
           <w14:ligatures w14:val="none"/>
         </w:rPr>
+        <w:t>HeLLoWorLD</w:t>
+      </w:r>
+      <w:proofErr w:type="spellEnd"/>
+      <w:r>
+        <w:rPr>
+          <w:rFonts w:ascii="Mangal" w:eastAsia="Times New Roman" w:hAnsi="Mangal" w:cs="Mangal"/>
+          <w:kern w:val="0"/>
+          <w:sz w:val="20"/>
+          <w:szCs w:val="20"/>
+          <w14:ligatures w14:val="none"/>
+        </w:rPr>
+        <w:t>"</w:t>
+      </w:r>
+      <w:r>
+        <w:rPr>
+          <w:rFonts w:ascii="Mangal" w:eastAsia="Times New Roman" w:hAnsi="Mangal" w:cs="Mangal"/>
+          <w:kern w:val="0"/>
+          <w:sz w:val="20"/>
+          <w:szCs w:val="20"/>
+          <w14:ligatures w14:val="none"/>
+        </w:rPr>
         <w:br/>
-        <w:t>Output: Upper = ?, Lower = ?</w:t>
-      </w:r>
+        <w:t xml:space="preserve">Output: Upper </w:t>
+      </w:r>
+      <w:proofErr w:type="gramStart"/>
+      <w:r>
+        <w:rPr>
+          <w:rFonts w:ascii="Mangal" w:eastAsia="Times New Roman" w:hAnsi="Mangal" w:cs="Mangal"/>
+          <w:kern w:val="0"/>
+          <w:sz w:val="20"/>
+          <w:szCs w:val="20"/>
+          <w14:ligatures w14:val="none"/>
+        </w:rPr>
+        <w:t>= ?</w:t>
+      </w:r>
+      <w:proofErr w:type="gramEnd"/>
+      <w:r>
+        <w:rPr>
+          <w:rFonts w:ascii="Mangal" w:eastAsia="Times New Roman" w:hAnsi="Mangal" w:cs="Mangal"/>
+          <w:kern w:val="0"/>
+          <w:sz w:val="20"/>
+          <w:szCs w:val="20"/>
+          <w14:ligatures w14:val="none"/>
+        </w:rPr>
+        <w:t xml:space="preserve">, Lower </w:t>
+      </w:r>
+      <w:proofErr w:type="gramStart"/>
+      <w:r>
+        <w:rPr>
+          <w:rFonts w:ascii="Mangal" w:eastAsia="Times New Roman" w:hAnsi="Mangal" w:cs="Mangal"/>
+          <w:kern w:val="0"/>
+          <w:sz w:val="20"/>
+          <w:szCs w:val="20"/>
+          <w14:ligatures w14:val="none"/>
+        </w:rPr>
+        <w:t>= ?</w:t>
+      </w:r>
+      <w:proofErr w:type="gramEnd"/>
     </w:p>
     <w:p>
       <w:pPr>
@@ -6530,7 +7759,29 @@
           <w14:ligatures w14:val="none"/>
         </w:rPr>
         <w:br/>
-        <w:t>Output: "IloveJava"</w:t>
+        <w:t>Output: "</w:t>
+      </w:r>
+      <w:proofErr w:type="spellStart"/>
+      <w:r>
+        <w:rPr>
+          <w:rFonts w:ascii="Mangal" w:eastAsia="Times New Roman" w:hAnsi="Mangal" w:cs="Mangal"/>
+          <w:kern w:val="0"/>
+          <w:sz w:val="20"/>
+          <w:szCs w:val="20"/>
+          <w14:ligatures w14:val="none"/>
+        </w:rPr>
+        <w:t>IloveJava</w:t>
+      </w:r>
+      <w:proofErr w:type="spellEnd"/>
+      <w:r>
+        <w:rPr>
+          <w:rFonts w:ascii="Mangal" w:eastAsia="Times New Roman" w:hAnsi="Mangal" w:cs="Mangal"/>
+          <w:kern w:val="0"/>
+          <w:sz w:val="20"/>
+          <w:szCs w:val="20"/>
+          <w14:ligatures w14:val="none"/>
+        </w:rPr>
+        <w:t>"</w:t>
       </w:r>
     </w:p>
     <w:p>
@@ -6747,7 +7998,7 @@
         <w:pStyle w:val="max2"/>
         <w:numPr>
           <w:ilvl w:val="0"/>
-          <w:numId w:val="29"/>
+          <w:numId w:val="32"/>
         </w:numPr>
         <w:rPr>
           <w:rFonts w:ascii="Verdana" w:hAnsi="Verdana"/>
@@ -6763,7 +8014,547 @@
           <w:sz w:val="24"/>
           <w:szCs w:val="24"/>
         </w:rPr>
-        <w:t>Given an array, write a java program to right rotate it by k elements, let elements be 1,2,3,4,5,6,7,8,9,10. If k = 3, after right rotation it becomes 8, 9, 10, 1 , 2, 3, 4, 5, 6, 7.</w:t>
+        <w:t xml:space="preserve">Given an array, write a java program to right rotate it by k elements, let elements be 1,2,3,4,5,6,7,8,9,10. If k = 3, after right rotation it becomes 8, 9, 10, </w:t>
+      </w:r>
+      <w:proofErr w:type="gramStart"/>
+      <w:r>
+        <w:rPr>
+          <w:rFonts w:ascii="Verdana" w:hAnsi="Verdana"/>
+          <w:color w:val="000000"/>
+          <w:sz w:val="24"/>
+          <w:szCs w:val="24"/>
+        </w:rPr>
+        <w:t>1 ,</w:t>
+      </w:r>
+      <w:proofErr w:type="gramEnd"/>
+      <w:r>
+        <w:rPr>
+          <w:rFonts w:ascii="Verdana" w:hAnsi="Verdana"/>
+          <w:color w:val="000000"/>
+          <w:sz w:val="24"/>
+          <w:szCs w:val="24"/>
+        </w:rPr>
+        <w:t xml:space="preserve"> 2, 3, 4, 5, 6, 7.</w:t>
+      </w:r>
+    </w:p>
+    <w:p>
+      <w:pPr>
+        <w:pStyle w:val="ListParagraph"/>
+        <w:numPr>
+          <w:ilvl w:val="0"/>
+          <w:numId w:val="32"/>
+        </w:numPr>
+        <w:spacing w:before="100" w:beforeAutospacing="1" w:after="100" w:afterAutospacing="1" w:line="240" w:lineRule="auto"/>
+        <w:outlineLvl w:val="1"/>
+        <w:rPr>
+          <w:rFonts w:ascii="Times New Roman" w:eastAsia="Times New Roman" w:hAnsi="Times New Roman" w:cs="Times New Roman"/>
+          <w:b/>
+          <w:bCs/>
+          <w:kern w:val="0"/>
+          <w:sz w:val="36"/>
+          <w:szCs w:val="36"/>
+          <w14:ligatures w14:val="none"/>
+        </w:rPr>
+      </w:pPr>
+      <w:r>
+        <w:rPr>
+          <w:rFonts w:ascii="Times New Roman" w:eastAsia="Times New Roman" w:hAnsi="Times New Roman" w:cs="Times New Roman"/>
+          <w:b/>
+          <w:bCs/>
+          <w:kern w:val="0"/>
+          <w:szCs w:val="24"/>
+          <w14:ligatures w14:val="none"/>
+        </w:rPr>
+        <w:t>Running Sum (Prefix Sum Lite)</w:t>
+      </w:r>
+    </w:p>
+    <w:p>
+      <w:pPr>
+        <w:pStyle w:val="ListParagraph"/>
+        <w:spacing w:before="100" w:beforeAutospacing="1" w:after="100" w:afterAutospacing="1" w:line="240" w:lineRule="auto"/>
+        <w:rPr>
+          <w:rFonts w:ascii="Mangal" w:eastAsia="Times New Roman" w:hAnsi="Mangal" w:cs="Mangal"/>
+          <w:kern w:val="0"/>
+          <w:sz w:val="20"/>
+          <w:szCs w:val="20"/>
+          <w14:ligatures w14:val="none"/>
+        </w:rPr>
+      </w:pPr>
+      <w:r>
+        <w:rPr>
+          <w:rFonts w:ascii="Mangal" w:eastAsia="Times New Roman" w:hAnsi="Mangal" w:cs="Mangal"/>
+          <w:kern w:val="0"/>
+          <w:sz w:val="20"/>
+          <w:szCs w:val="20"/>
+          <w14:ligatures w14:val="none"/>
+        </w:rPr>
+        <w:t>Input: {1, 2, 3, 4}</w:t>
+      </w:r>
+      <w:r>
+        <w:rPr>
+          <w:rFonts w:ascii="Mangal" w:eastAsia="Times New Roman" w:hAnsi="Mangal" w:cs="Mangal"/>
+          <w:kern w:val="0"/>
+          <w:sz w:val="20"/>
+          <w:szCs w:val="20"/>
+          <w14:ligatures w14:val="none"/>
+        </w:rPr>
+        <w:br/>
+        <w:t>Output: {1, 3, 6, 10}</w:t>
+      </w:r>
+    </w:p>
+    <w:p>
+      <w:pPr>
+        <w:pStyle w:val="ListParagraph"/>
+        <w:spacing w:before="100" w:beforeAutospacing="1" w:after="100" w:afterAutospacing="1" w:line="240" w:lineRule="auto"/>
+        <w:rPr>
+          <w:rFonts w:ascii="Mangal" w:eastAsia="Times New Roman" w:hAnsi="Mangal" w:cs="Mangal"/>
+          <w:kern w:val="0"/>
+          <w:sz w:val="20"/>
+          <w:szCs w:val="20"/>
+          <w14:ligatures w14:val="none"/>
+        </w:rPr>
+      </w:pPr>
+      <w:r>
+        <w:rPr>
+          <w:rFonts w:ascii="Mangal" w:eastAsia="Times New Roman" w:hAnsi="Mangal" w:cs="Mangal"/>
+          <w:kern w:val="0"/>
+          <w:sz w:val="20"/>
+          <w:szCs w:val="20"/>
+          <w14:ligatures w14:val="none"/>
+        </w:rPr>
+        <w:t>Meaning:</w:t>
+      </w:r>
+      <w:r>
+        <w:rPr>
+          <w:rFonts w:ascii="Mangal" w:eastAsia="Times New Roman" w:hAnsi="Mangal" w:cs="Mangal"/>
+          <w:kern w:val="0"/>
+          <w:sz w:val="20"/>
+          <w:szCs w:val="20"/>
+          <w14:ligatures w14:val="none"/>
+        </w:rPr>
+        <w:br/>
+        <w:t>Each position stores sum up to that index.</w:t>
+      </w:r>
+    </w:p>
+    <w:p>
+      <w:pPr>
+        <w:pStyle w:val="ListParagraph"/>
+        <w:numPr>
+          <w:ilvl w:val="0"/>
+          <w:numId w:val="32"/>
+        </w:numPr>
+        <w:spacing w:before="100" w:beforeAutospacing="1" w:after="100" w:afterAutospacing="1" w:line="240" w:lineRule="auto"/>
+        <w:outlineLvl w:val="1"/>
+        <w:rPr>
+          <w:rFonts w:ascii="Times New Roman" w:eastAsia="Times New Roman" w:hAnsi="Times New Roman" w:cs="Times New Roman"/>
+          <w:b/>
+          <w:bCs/>
+          <w:kern w:val="0"/>
+          <w:szCs w:val="24"/>
+          <w14:ligatures w14:val="none"/>
+        </w:rPr>
+      </w:pPr>
+      <w:r>
+        <w:rPr>
+          <w:rFonts w:ascii="Times New Roman" w:eastAsia="Times New Roman" w:hAnsi="Times New Roman" w:cs="Times New Roman"/>
+          <w:b/>
+          <w:bCs/>
+          <w:kern w:val="0"/>
+          <w:szCs w:val="24"/>
+          <w14:ligatures w14:val="none"/>
+        </w:rPr>
+        <w:t>Count Numbers Greater Than Average</w:t>
+      </w:r>
+    </w:p>
+    <w:p>
+      <w:pPr>
+        <w:spacing w:before="100" w:beforeAutospacing="1" w:after="100" w:afterAutospacing="1" w:line="240" w:lineRule="auto"/>
+        <w:ind w:left="720"/>
+        <w:rPr>
+          <w:rFonts w:ascii="Mangal" w:eastAsia="Times New Roman" w:hAnsi="Mangal" w:cs="Mangal"/>
+          <w:kern w:val="0"/>
+          <w:sz w:val="20"/>
+          <w:szCs w:val="20"/>
+          <w14:ligatures w14:val="none"/>
+        </w:rPr>
+      </w:pPr>
+      <w:r>
+        <w:rPr>
+          <w:rFonts w:ascii="Mangal" w:eastAsia="Times New Roman" w:hAnsi="Mangal" w:cs="Mangal"/>
+          <w:kern w:val="0"/>
+          <w:sz w:val="20"/>
+          <w:szCs w:val="20"/>
+          <w14:ligatures w14:val="none"/>
+        </w:rPr>
+        <w:t>Input: {1, 2, 3, 4, 5}</w:t>
+      </w:r>
+      <w:r>
+        <w:rPr>
+          <w:rFonts w:ascii="Mangal" w:eastAsia="Times New Roman" w:hAnsi="Mangal" w:cs="Mangal"/>
+          <w:kern w:val="0"/>
+          <w:sz w:val="20"/>
+          <w:szCs w:val="20"/>
+          <w14:ligatures w14:val="none"/>
+        </w:rPr>
+        <w:br/>
+        <w:t>Average = 3</w:t>
+      </w:r>
+      <w:r>
+        <w:rPr>
+          <w:rFonts w:ascii="Mangal" w:eastAsia="Times New Roman" w:hAnsi="Mangal" w:cs="Mangal"/>
+          <w:kern w:val="0"/>
+          <w:sz w:val="20"/>
+          <w:szCs w:val="20"/>
+          <w14:ligatures w14:val="none"/>
+        </w:rPr>
+        <w:br/>
+        <w:t>Output: 2 (4 and 5)</w:t>
+      </w:r>
+    </w:p>
+    <w:p>
+      <w:pPr>
+        <w:spacing w:before="100" w:beforeAutospacing="1" w:after="100" w:afterAutospacing="1" w:line="240" w:lineRule="auto"/>
+        <w:ind w:left="720"/>
+        <w:rPr>
+          <w:rFonts w:ascii="Mangal" w:eastAsia="Times New Roman" w:hAnsi="Mangal" w:cs="Mangal"/>
+          <w:kern w:val="0"/>
+          <w:sz w:val="20"/>
+          <w:szCs w:val="20"/>
+          <w14:ligatures w14:val="none"/>
+        </w:rPr>
+      </w:pPr>
+      <w:r>
+        <w:rPr>
+          <w:rFonts w:ascii="Mangal" w:eastAsia="Times New Roman" w:hAnsi="Mangal" w:cs="Mangal"/>
+          <w:kern w:val="0"/>
+          <w:sz w:val="20"/>
+          <w:szCs w:val="20"/>
+          <w14:ligatures w14:val="none"/>
+        </w:rPr>
+        <w:t>Steps:</w:t>
+      </w:r>
+      <w:r>
+        <w:rPr>
+          <w:rFonts w:ascii="Mangal" w:eastAsia="Times New Roman" w:hAnsi="Mangal" w:cs="Mangal"/>
+          <w:kern w:val="0"/>
+          <w:sz w:val="20"/>
+          <w:szCs w:val="20"/>
+          <w14:ligatures w14:val="none"/>
+        </w:rPr>
+        <w:t xml:space="preserve"> </w:t>
+      </w:r>
+      <w:r>
+        <w:rPr>
+          <w:rFonts w:ascii="Mangal" w:eastAsia="Times New Roman" w:hAnsi="Mangal" w:cs="Mangal"/>
+          <w:kern w:val="0"/>
+          <w:sz w:val="20"/>
+          <w:szCs w:val="20"/>
+          <w14:ligatures w14:val="none"/>
+        </w:rPr>
+        <w:t xml:space="preserve">Find </w:t>
+      </w:r>
+      <w:proofErr w:type="gramStart"/>
+      <w:r>
+        <w:rPr>
+          <w:rFonts w:ascii="Mangal" w:eastAsia="Times New Roman" w:hAnsi="Mangal" w:cs="Mangal"/>
+          <w:kern w:val="0"/>
+          <w:sz w:val="20"/>
+          <w:szCs w:val="20"/>
+          <w14:ligatures w14:val="none"/>
+        </w:rPr>
+        <w:t>average</w:t>
+      </w:r>
+      <w:r>
+        <w:rPr>
+          <w:rFonts w:ascii="Mangal" w:eastAsia="Times New Roman" w:hAnsi="Mangal" w:cs="Mangal"/>
+          <w:kern w:val="0"/>
+          <w:sz w:val="20"/>
+          <w:szCs w:val="20"/>
+          <w14:ligatures w14:val="none"/>
+        </w:rPr>
+        <w:t xml:space="preserve"> ,</w:t>
+      </w:r>
+      <w:proofErr w:type="gramEnd"/>
+      <w:r>
+        <w:rPr>
+          <w:rFonts w:ascii="Mangal" w:eastAsia="Times New Roman" w:hAnsi="Mangal" w:cs="Mangal"/>
+          <w:kern w:val="0"/>
+          <w:sz w:val="20"/>
+          <w:szCs w:val="20"/>
+          <w14:ligatures w14:val="none"/>
+        </w:rPr>
+        <w:t xml:space="preserve"> </w:t>
+      </w:r>
+      <w:r>
+        <w:rPr>
+          <w:rFonts w:ascii="Mangal" w:eastAsia="Times New Roman" w:hAnsi="Mangal" w:cs="Mangal"/>
+          <w:kern w:val="0"/>
+          <w:sz w:val="20"/>
+          <w:szCs w:val="20"/>
+          <w14:ligatures w14:val="none"/>
+        </w:rPr>
+        <w:t>Count numbers &gt; average</w:t>
+      </w:r>
+    </w:p>
+    <w:p>
+      <w:pPr>
+        <w:pStyle w:val="ListParagraph"/>
+        <w:numPr>
+          <w:ilvl w:val="0"/>
+          <w:numId w:val="32"/>
+        </w:numPr>
+        <w:spacing w:before="100" w:beforeAutospacing="1" w:after="100" w:afterAutospacing="1" w:line="240" w:lineRule="auto"/>
+        <w:outlineLvl w:val="1"/>
+        <w:rPr>
+          <w:rFonts w:ascii="Times New Roman" w:eastAsia="Times New Roman" w:hAnsi="Times New Roman" w:cs="Times New Roman"/>
+          <w:b/>
+          <w:bCs/>
+          <w:kern w:val="0"/>
+          <w:szCs w:val="24"/>
+          <w14:ligatures w14:val="none"/>
+        </w:rPr>
+      </w:pPr>
+      <w:r>
+        <w:rPr>
+          <w:rFonts w:ascii="Times New Roman" w:eastAsia="Times New Roman" w:hAnsi="Times New Roman" w:cs="Times New Roman"/>
+          <w:b/>
+          <w:bCs/>
+          <w:kern w:val="0"/>
+          <w:szCs w:val="24"/>
+          <w14:ligatures w14:val="none"/>
+        </w:rPr>
+        <w:t>Toggle Case of Characters</w:t>
+      </w:r>
+    </w:p>
+    <w:p>
+      <w:pPr>
+        <w:spacing w:before="100" w:beforeAutospacing="1" w:after="100" w:afterAutospacing="1" w:line="240" w:lineRule="auto"/>
+        <w:ind w:left="720"/>
+        <w:rPr>
+          <w:rFonts w:ascii="Mangal" w:eastAsia="Times New Roman" w:hAnsi="Mangal" w:cs="Mangal"/>
+          <w:kern w:val="0"/>
+          <w:sz w:val="20"/>
+          <w:szCs w:val="20"/>
+          <w14:ligatures w14:val="none"/>
+        </w:rPr>
+      </w:pPr>
+      <w:r>
+        <w:rPr>
+          <w:rFonts w:ascii="Mangal" w:eastAsia="Times New Roman" w:hAnsi="Mangal" w:cs="Mangal"/>
+          <w:kern w:val="0"/>
+          <w:sz w:val="20"/>
+          <w:szCs w:val="20"/>
+          <w14:ligatures w14:val="none"/>
+        </w:rPr>
+        <w:t>Input: "</w:t>
+      </w:r>
+      <w:proofErr w:type="spellStart"/>
+      <w:r>
+        <w:rPr>
+          <w:rFonts w:ascii="Mangal" w:eastAsia="Times New Roman" w:hAnsi="Mangal" w:cs="Mangal"/>
+          <w:kern w:val="0"/>
+          <w:sz w:val="20"/>
+          <w:szCs w:val="20"/>
+          <w14:ligatures w14:val="none"/>
+        </w:rPr>
+        <w:t>JaVa</w:t>
+      </w:r>
+      <w:proofErr w:type="spellEnd"/>
+      <w:r>
+        <w:rPr>
+          <w:rFonts w:ascii="Mangal" w:eastAsia="Times New Roman" w:hAnsi="Mangal" w:cs="Mangal"/>
+          <w:kern w:val="0"/>
+          <w:sz w:val="20"/>
+          <w:szCs w:val="20"/>
+          <w14:ligatures w14:val="none"/>
+        </w:rPr>
+        <w:t>"</w:t>
+      </w:r>
+      <w:r>
+        <w:rPr>
+          <w:rFonts w:ascii="Mangal" w:eastAsia="Times New Roman" w:hAnsi="Mangal" w:cs="Mangal"/>
+          <w:kern w:val="0"/>
+          <w:sz w:val="20"/>
+          <w:szCs w:val="20"/>
+          <w14:ligatures w14:val="none"/>
+        </w:rPr>
+        <w:br/>
+        <w:t>Output: "</w:t>
+      </w:r>
+      <w:proofErr w:type="spellStart"/>
+      <w:r>
+        <w:rPr>
+          <w:rFonts w:ascii="Mangal" w:eastAsia="Times New Roman" w:hAnsi="Mangal" w:cs="Mangal"/>
+          <w:kern w:val="0"/>
+          <w:sz w:val="20"/>
+          <w:szCs w:val="20"/>
+          <w14:ligatures w14:val="none"/>
+        </w:rPr>
+        <w:t>jAvA</w:t>
+      </w:r>
+      <w:proofErr w:type="spellEnd"/>
+      <w:r>
+        <w:rPr>
+          <w:rFonts w:ascii="Mangal" w:eastAsia="Times New Roman" w:hAnsi="Mangal" w:cs="Mangal"/>
+          <w:kern w:val="0"/>
+          <w:sz w:val="20"/>
+          <w:szCs w:val="20"/>
+          <w14:ligatures w14:val="none"/>
+        </w:rPr>
+        <w:t>"</w:t>
+      </w:r>
+    </w:p>
+    <w:p>
+      <w:pPr>
+        <w:spacing w:before="100" w:beforeAutospacing="1" w:after="100" w:afterAutospacing="1" w:line="240" w:lineRule="auto"/>
+        <w:ind w:left="720"/>
+        <w:rPr>
+          <w:rFonts w:ascii="Mangal" w:eastAsia="Times New Roman" w:hAnsi="Mangal" w:cs="Mangal"/>
+          <w:kern w:val="0"/>
+          <w:sz w:val="20"/>
+          <w:szCs w:val="20"/>
+          <w14:ligatures w14:val="none"/>
+        </w:rPr>
+      </w:pPr>
+      <w:r>
+        <w:rPr>
+          <w:rFonts w:ascii="Mangal" w:eastAsia="Times New Roman" w:hAnsi="Mangal" w:cs="Mangal"/>
+          <w:kern w:val="0"/>
+          <w:sz w:val="20"/>
+          <w:szCs w:val="20"/>
+          <w14:ligatures w14:val="none"/>
+        </w:rPr>
+        <w:t>Use:</w:t>
+      </w:r>
+      <w:r>
+        <w:rPr>
+          <w:rFonts w:ascii="Mangal" w:eastAsia="Times New Roman" w:hAnsi="Mangal" w:cs="Mangal"/>
+          <w:kern w:val="0"/>
+          <w:sz w:val="20"/>
+          <w:szCs w:val="20"/>
+          <w14:ligatures w14:val="none"/>
+        </w:rPr>
+        <w:t xml:space="preserve">  </w:t>
+      </w:r>
+      <w:proofErr w:type="spellStart"/>
+      <w:r>
+        <w:rPr>
+          <w:rFonts w:ascii="Mangal" w:eastAsia="Times New Roman" w:hAnsi="Mangal" w:cs="Mangal"/>
+          <w:kern w:val="0"/>
+          <w:sz w:val="20"/>
+          <w:szCs w:val="20"/>
+          <w14:ligatures w14:val="none"/>
+        </w:rPr>
+        <w:t>Character.isUpperCase</w:t>
+      </w:r>
+      <w:proofErr w:type="spellEnd"/>
+      <w:r>
+        <w:rPr>
+          <w:rFonts w:ascii="Mangal" w:eastAsia="Times New Roman" w:hAnsi="Mangal" w:cs="Mangal"/>
+          <w:kern w:val="0"/>
+          <w:sz w:val="20"/>
+          <w:szCs w:val="20"/>
+          <w14:ligatures w14:val="none"/>
+        </w:rPr>
+        <w:t>(</w:t>
+      </w:r>
+      <w:proofErr w:type="gramStart"/>
+      <w:r>
+        <w:rPr>
+          <w:rFonts w:ascii="Mangal" w:eastAsia="Times New Roman" w:hAnsi="Mangal" w:cs="Mangal"/>
+          <w:kern w:val="0"/>
+          <w:sz w:val="20"/>
+          <w:szCs w:val="20"/>
+          <w14:ligatures w14:val="none"/>
+        </w:rPr>
+        <w:t>)</w:t>
+      </w:r>
+      <w:r>
+        <w:rPr>
+          <w:rFonts w:ascii="Mangal" w:eastAsia="Times New Roman" w:hAnsi="Mangal" w:cs="Mangal"/>
+          <w:kern w:val="0"/>
+          <w:sz w:val="20"/>
+          <w:szCs w:val="20"/>
+          <w14:ligatures w14:val="none"/>
+        </w:rPr>
+        <w:t xml:space="preserve">,  </w:t>
+      </w:r>
+      <w:proofErr w:type="spellStart"/>
+      <w:r>
+        <w:rPr>
+          <w:rFonts w:ascii="Mangal" w:eastAsia="Times New Roman" w:hAnsi="Mangal" w:cs="Mangal"/>
+          <w:kern w:val="0"/>
+          <w:sz w:val="20"/>
+          <w:szCs w:val="20"/>
+          <w14:ligatures w14:val="none"/>
+        </w:rPr>
+        <w:t>toLowerCase</w:t>
+      </w:r>
+      <w:proofErr w:type="spellEnd"/>
+      <w:proofErr w:type="gramEnd"/>
+      <w:r>
+        <w:rPr>
+          <w:rFonts w:ascii="Mangal" w:eastAsia="Times New Roman" w:hAnsi="Mangal" w:cs="Mangal"/>
+          <w:kern w:val="0"/>
+          <w:sz w:val="20"/>
+          <w:szCs w:val="20"/>
+          <w14:ligatures w14:val="none"/>
+        </w:rPr>
+        <w:t>(</w:t>
+      </w:r>
+      <w:proofErr w:type="gramStart"/>
+      <w:r>
+        <w:rPr>
+          <w:rFonts w:ascii="Mangal" w:eastAsia="Times New Roman" w:hAnsi="Mangal" w:cs="Mangal"/>
+          <w:kern w:val="0"/>
+          <w:sz w:val="20"/>
+          <w:szCs w:val="20"/>
+          <w14:ligatures w14:val="none"/>
+        </w:rPr>
+        <w:t>),</w:t>
+      </w:r>
+      <w:r>
+        <w:rPr>
+          <w:rFonts w:ascii="Mangal" w:eastAsia="Times New Roman" w:hAnsi="Mangal" w:cs="Mangal"/>
+          <w:kern w:val="0"/>
+          <w:sz w:val="20"/>
+          <w:szCs w:val="20"/>
+          <w14:ligatures w14:val="none"/>
+        </w:rPr>
+        <w:t xml:space="preserve"> </w:t>
+      </w:r>
+      <w:r>
+        <w:rPr>
+          <w:rFonts w:ascii="Mangal" w:eastAsia="Times New Roman" w:hAnsi="Mangal" w:cs="Mangal"/>
+          <w:kern w:val="0"/>
+          <w:sz w:val="20"/>
+          <w:szCs w:val="20"/>
+          <w14:ligatures w14:val="none"/>
+        </w:rPr>
+        <w:t xml:space="preserve"> </w:t>
+      </w:r>
+      <w:proofErr w:type="spellStart"/>
+      <w:r>
+        <w:rPr>
+          <w:rFonts w:ascii="Mangal" w:eastAsia="Times New Roman" w:hAnsi="Mangal" w:cs="Mangal"/>
+          <w:kern w:val="0"/>
+          <w:sz w:val="20"/>
+          <w:szCs w:val="20"/>
+          <w14:ligatures w14:val="none"/>
+        </w:rPr>
+        <w:t>toUpperCase</w:t>
+      </w:r>
+      <w:proofErr w:type="spellEnd"/>
+      <w:proofErr w:type="gramEnd"/>
+      <w:r>
+        <w:rPr>
+          <w:rFonts w:ascii="Mangal" w:eastAsia="Times New Roman" w:hAnsi="Mangal" w:cs="Mangal"/>
+          <w:kern w:val="0"/>
+          <w:sz w:val="20"/>
+          <w:szCs w:val="20"/>
+          <w14:ligatures w14:val="none"/>
+        </w:rPr>
+        <w:t>()</w:t>
       </w:r>
     </w:p>
     <w:p>
@@ -6783,6 +8574,620 @@
           <w:sz w:val="24"/>
           <w:szCs w:val="24"/>
         </w:rPr>
+        <w:t xml:space="preserve">Day 24 </w:t>
+      </w:r>
+    </w:p>
+    <w:p>
+      <w:pPr>
+        <w:pStyle w:val="NormalWeb"/>
+        <w:numPr>
+          <w:ilvl w:val="0"/>
+          <w:numId w:val="37"/>
+        </w:numPr>
+        <w:rPr>
+          <w:rFonts w:ascii="Times New Roman" w:hAnsi="Times New Roman" w:cs="Times New Roman"/>
+          <w:sz w:val="24"/>
+          <w:szCs w:val="24"/>
+        </w:rPr>
+      </w:pPr>
+      <w:r>
+        <w:rPr>
+          <w:rFonts w:ascii="Times New Roman" w:hAnsi="Times New Roman" w:cs="Times New Roman"/>
+          <w:sz w:val="24"/>
+          <w:szCs w:val="24"/>
+        </w:rPr>
+        <w:t>Count Frequency of Each Character (Simple)</w:t>
+      </w:r>
+    </w:p>
+    <w:p>
+      <w:pPr>
+        <w:pStyle w:val="NormalWeb"/>
+        <w:ind w:left="720"/>
+        <w:rPr>
+          <w:rStyle w:val="hljs-number"/>
+        </w:rPr>
+      </w:pPr>
+      <w:r>
+        <w:t xml:space="preserve">Input: </w:t>
+      </w:r>
+      <w:r>
+        <w:rPr>
+          <w:rStyle w:val="HTMLCode"/>
+          <w:rFonts w:eastAsiaTheme="majorEastAsia"/>
+        </w:rPr>
+        <w:t>"banana"</w:t>
+      </w:r>
+      <w:r>
+        <w:br/>
+        <w:t>Output:</w:t>
+      </w:r>
+      <w:r>
+        <w:tab/>
+        <w:t xml:space="preserve"> </w:t>
+      </w:r>
+      <w:r>
+        <w:rPr>
+          <w:rStyle w:val="hljs-attr"/>
+          <w:rFonts w:eastAsiaTheme="majorEastAsia"/>
+        </w:rPr>
+        <w:t>b</w:t>
+      </w:r>
+      <w:r>
+        <w:rPr>
+          <w:rStyle w:val="HTMLCode"/>
+          <w:rFonts w:eastAsiaTheme="majorEastAsia"/>
+        </w:rPr>
+        <w:t xml:space="preserve"> = </w:t>
+      </w:r>
+      <w:proofErr w:type="gramStart"/>
+      <w:r>
+        <w:rPr>
+          <w:rStyle w:val="hljs-number"/>
+          <w:rFonts w:eastAsiaTheme="majorEastAsia"/>
+        </w:rPr>
+        <w:t>1</w:t>
+      </w:r>
+      <w:r>
+        <w:rPr>
+          <w:rStyle w:val="HTMLCode"/>
+          <w:rFonts w:eastAsiaTheme="majorEastAsia"/>
+        </w:rPr>
+        <w:t xml:space="preserve">  </w:t>
+      </w:r>
+      <w:r>
+        <w:rPr>
+          <w:rStyle w:val="hljs-attr"/>
+          <w:rFonts w:eastAsiaTheme="majorEastAsia"/>
+        </w:rPr>
+        <w:t>a</w:t>
+      </w:r>
+      <w:proofErr w:type="gramEnd"/>
+      <w:r>
+        <w:rPr>
+          <w:rStyle w:val="HTMLCode"/>
+          <w:rFonts w:eastAsiaTheme="majorEastAsia"/>
+        </w:rPr>
+        <w:t xml:space="preserve"> = </w:t>
+      </w:r>
+      <w:proofErr w:type="gramStart"/>
+      <w:r>
+        <w:rPr>
+          <w:rStyle w:val="hljs-number"/>
+          <w:rFonts w:eastAsiaTheme="majorEastAsia"/>
+        </w:rPr>
+        <w:t>3</w:t>
+      </w:r>
+      <w:r>
+        <w:rPr>
+          <w:rStyle w:val="HTMLCode"/>
+          <w:rFonts w:eastAsiaTheme="majorEastAsia"/>
+        </w:rPr>
+        <w:t xml:space="preserve">  </w:t>
+      </w:r>
+      <w:r>
+        <w:rPr>
+          <w:rStyle w:val="hljs-attr"/>
+          <w:rFonts w:eastAsiaTheme="majorEastAsia"/>
+        </w:rPr>
+        <w:t>n</w:t>
+      </w:r>
+      <w:proofErr w:type="gramEnd"/>
+      <w:r>
+        <w:rPr>
+          <w:rStyle w:val="HTMLCode"/>
+          <w:rFonts w:eastAsiaTheme="majorEastAsia"/>
+        </w:rPr>
+        <w:t xml:space="preserve"> = </w:t>
+      </w:r>
+      <w:r>
+        <w:rPr>
+          <w:rStyle w:val="hljs-number"/>
+          <w:rFonts w:eastAsiaTheme="majorEastAsia"/>
+        </w:rPr>
+        <w:t>2</w:t>
+      </w:r>
+    </w:p>
+    <w:p>
+      <w:pPr>
+        <w:pStyle w:val="HTMLPreformatted"/>
+        <w:ind w:left="720"/>
+        <w:rPr>
+          <w:rFonts w:eastAsiaTheme="majorEastAsia"/>
+        </w:rPr>
+      </w:pPr>
+      <w:r>
+        <w:t xml:space="preserve">You can use:  Nested loops (manual) Or </w:t>
+      </w:r>
+      <w:proofErr w:type="gramStart"/>
+      <w:r>
+        <w:rPr>
+          <w:rStyle w:val="HTMLCode"/>
+          <w:rFonts w:eastAsiaTheme="majorEastAsia"/>
+        </w:rPr>
+        <w:t>int[</w:t>
+      </w:r>
+      <w:proofErr w:type="gramEnd"/>
+      <w:r>
+        <w:rPr>
+          <w:rStyle w:val="HTMLCode"/>
+          <w:rFonts w:eastAsiaTheme="majorEastAsia"/>
+        </w:rPr>
+        <w:t>256]</w:t>
+      </w:r>
+      <w:r>
+        <w:t xml:space="preserve"> frequency array (smart)</w:t>
+      </w:r>
+    </w:p>
+    <w:p>
+      <w:pPr>
+        <w:pStyle w:val="HTMLPreformatted"/>
+        <w:ind w:left="720"/>
+        <w:rPr>
+          <w:rFonts w:eastAsiaTheme="majorEastAsia"/>
+        </w:rPr>
+      </w:pPr>
+    </w:p>
+    <w:p>
+      <w:pPr>
+        <w:pStyle w:val="ListParagraph"/>
+        <w:numPr>
+          <w:ilvl w:val="0"/>
+          <w:numId w:val="37"/>
+        </w:numPr>
+        <w:spacing w:before="100" w:beforeAutospacing="1" w:after="100" w:afterAutospacing="1" w:line="240" w:lineRule="auto"/>
+        <w:outlineLvl w:val="1"/>
+        <w:rPr>
+          <w:rFonts w:ascii="Times New Roman" w:eastAsia="Times New Roman" w:hAnsi="Times New Roman" w:cs="Times New Roman"/>
+          <w:b/>
+          <w:bCs/>
+          <w:kern w:val="0"/>
+          <w:sz w:val="36"/>
+          <w:szCs w:val="36"/>
+          <w14:ligatures w14:val="none"/>
+        </w:rPr>
+      </w:pPr>
+      <w:r>
+        <w:rPr>
+          <w:rFonts w:ascii="Times New Roman" w:eastAsia="Times New Roman" w:hAnsi="Times New Roman" w:cs="Times New Roman"/>
+          <w:b/>
+          <w:bCs/>
+          <w:kern w:val="0"/>
+          <w:szCs w:val="24"/>
+          <w14:ligatures w14:val="none"/>
+        </w:rPr>
+        <w:t>Print This Pattern</w:t>
+      </w:r>
+    </w:p>
+    <w:p>
+      <w:pPr>
+        <w:pStyle w:val="ListParagraph"/>
+        <w:spacing w:before="100" w:beforeAutospacing="1" w:after="100" w:afterAutospacing="1" w:line="240" w:lineRule="auto"/>
+        <w:rPr>
+          <w:rFonts w:ascii="Mangal" w:eastAsia="Times New Roman" w:hAnsi="Mangal" w:cs="Mangal"/>
+          <w:kern w:val="0"/>
+          <w:sz w:val="20"/>
+          <w:szCs w:val="20"/>
+          <w14:ligatures w14:val="none"/>
+        </w:rPr>
+      </w:pPr>
+      <w:r>
+        <w:rPr>
+          <w:rFonts w:ascii="Mangal" w:eastAsia="Times New Roman" w:hAnsi="Mangal" w:cs="Mangal"/>
+          <w:kern w:val="0"/>
+          <w:sz w:val="20"/>
+          <w:szCs w:val="20"/>
+          <w14:ligatures w14:val="none"/>
+        </w:rPr>
+        <w:t>Input: n = 4</w:t>
+      </w:r>
+    </w:p>
+    <w:p>
+      <w:pPr>
+        <w:pStyle w:val="ListParagraph"/>
+        <w:tabs>
+          <w:tab w:val="left" w:pos="916"/>
+          <w:tab w:val="left" w:pos="1832"/>
+          <w:tab w:val="left" w:pos="2748"/>
+          <w:tab w:val="left" w:pos="3664"/>
+          <w:tab w:val="left" w:pos="4580"/>
+          <w:tab w:val="left" w:pos="5496"/>
+          <w:tab w:val="left" w:pos="6412"/>
+          <w:tab w:val="left" w:pos="7328"/>
+          <w:tab w:val="left" w:pos="8244"/>
+          <w:tab w:val="left" w:pos="9160"/>
+          <w:tab w:val="left" w:pos="10076"/>
+          <w:tab w:val="left" w:pos="10992"/>
+          <w:tab w:val="left" w:pos="11908"/>
+          <w:tab w:val="left" w:pos="12824"/>
+          <w:tab w:val="left" w:pos="13740"/>
+          <w:tab w:val="left" w:pos="14656"/>
+        </w:tabs>
+        <w:spacing w:after="0" w:line="240" w:lineRule="auto"/>
+        <w:rPr>
+          <w:rFonts w:ascii="Mangal" w:eastAsia="Times New Roman" w:hAnsi="Mangal" w:cs="Mangal"/>
+          <w:kern w:val="0"/>
+          <w:sz w:val="20"/>
+          <w:szCs w:val="20"/>
+          <w14:ligatures w14:val="none"/>
+        </w:rPr>
+      </w:pPr>
+      <w:r>
+        <w:rPr>
+          <w:rFonts w:ascii="Mangal" w:eastAsia="Times New Roman" w:hAnsi="Mangal" w:cs="Mangal"/>
+          <w:kern w:val="0"/>
+          <w:sz w:val="20"/>
+          <w:szCs w:val="20"/>
+          <w14:ligatures w14:val="none"/>
+        </w:rPr>
+        <w:t>1</w:t>
+      </w:r>
+    </w:p>
+    <w:p>
+      <w:pPr>
+        <w:pStyle w:val="ListParagraph"/>
+        <w:tabs>
+          <w:tab w:val="left" w:pos="916"/>
+          <w:tab w:val="left" w:pos="1832"/>
+          <w:tab w:val="left" w:pos="2748"/>
+          <w:tab w:val="left" w:pos="3664"/>
+          <w:tab w:val="left" w:pos="4580"/>
+          <w:tab w:val="left" w:pos="5496"/>
+          <w:tab w:val="left" w:pos="6412"/>
+          <w:tab w:val="left" w:pos="7328"/>
+          <w:tab w:val="left" w:pos="8244"/>
+          <w:tab w:val="left" w:pos="9160"/>
+          <w:tab w:val="left" w:pos="10076"/>
+          <w:tab w:val="left" w:pos="10992"/>
+          <w:tab w:val="left" w:pos="11908"/>
+          <w:tab w:val="left" w:pos="12824"/>
+          <w:tab w:val="left" w:pos="13740"/>
+          <w:tab w:val="left" w:pos="14656"/>
+        </w:tabs>
+        <w:spacing w:after="0" w:line="240" w:lineRule="auto"/>
+        <w:rPr>
+          <w:rFonts w:ascii="Mangal" w:eastAsia="Times New Roman" w:hAnsi="Mangal" w:cs="Mangal"/>
+          <w:kern w:val="0"/>
+          <w:sz w:val="20"/>
+          <w:szCs w:val="20"/>
+          <w14:ligatures w14:val="none"/>
+        </w:rPr>
+      </w:pPr>
+      <w:r>
+        <w:rPr>
+          <w:rFonts w:ascii="Mangal" w:eastAsia="Times New Roman" w:hAnsi="Mangal" w:cs="Mangal"/>
+          <w:kern w:val="0"/>
+          <w:sz w:val="20"/>
+          <w:szCs w:val="20"/>
+          <w14:ligatures w14:val="none"/>
+        </w:rPr>
+        <w:t>12</w:t>
+      </w:r>
+    </w:p>
+    <w:p>
+      <w:pPr>
+        <w:pStyle w:val="ListParagraph"/>
+        <w:tabs>
+          <w:tab w:val="left" w:pos="916"/>
+          <w:tab w:val="left" w:pos="1832"/>
+          <w:tab w:val="left" w:pos="2748"/>
+          <w:tab w:val="left" w:pos="3664"/>
+          <w:tab w:val="left" w:pos="4580"/>
+          <w:tab w:val="left" w:pos="5496"/>
+          <w:tab w:val="left" w:pos="6412"/>
+          <w:tab w:val="left" w:pos="7328"/>
+          <w:tab w:val="left" w:pos="8244"/>
+          <w:tab w:val="left" w:pos="9160"/>
+          <w:tab w:val="left" w:pos="10076"/>
+          <w:tab w:val="left" w:pos="10992"/>
+          <w:tab w:val="left" w:pos="11908"/>
+          <w:tab w:val="left" w:pos="12824"/>
+          <w:tab w:val="left" w:pos="13740"/>
+          <w:tab w:val="left" w:pos="14656"/>
+        </w:tabs>
+        <w:spacing w:after="0" w:line="240" w:lineRule="auto"/>
+        <w:rPr>
+          <w:rFonts w:ascii="Mangal" w:eastAsia="Times New Roman" w:hAnsi="Mangal" w:cs="Mangal"/>
+          <w:kern w:val="0"/>
+          <w:sz w:val="20"/>
+          <w:szCs w:val="20"/>
+          <w14:ligatures w14:val="none"/>
+        </w:rPr>
+      </w:pPr>
+      <w:r>
+        <w:rPr>
+          <w:rFonts w:ascii="Mangal" w:eastAsia="Times New Roman" w:hAnsi="Mangal" w:cs="Mangal"/>
+          <w:kern w:val="0"/>
+          <w:sz w:val="20"/>
+          <w:szCs w:val="20"/>
+          <w14:ligatures w14:val="none"/>
+        </w:rPr>
+        <w:t>123</w:t>
+      </w:r>
+    </w:p>
+    <w:p>
+      <w:pPr>
+        <w:pStyle w:val="ListParagraph"/>
+        <w:tabs>
+          <w:tab w:val="left" w:pos="916"/>
+          <w:tab w:val="left" w:pos="1832"/>
+          <w:tab w:val="left" w:pos="2748"/>
+          <w:tab w:val="left" w:pos="3664"/>
+          <w:tab w:val="left" w:pos="4580"/>
+          <w:tab w:val="left" w:pos="5496"/>
+          <w:tab w:val="left" w:pos="6412"/>
+          <w:tab w:val="left" w:pos="7328"/>
+          <w:tab w:val="left" w:pos="8244"/>
+          <w:tab w:val="left" w:pos="9160"/>
+          <w:tab w:val="left" w:pos="10076"/>
+          <w:tab w:val="left" w:pos="10992"/>
+          <w:tab w:val="left" w:pos="11908"/>
+          <w:tab w:val="left" w:pos="12824"/>
+          <w:tab w:val="left" w:pos="13740"/>
+          <w:tab w:val="left" w:pos="14656"/>
+        </w:tabs>
+        <w:spacing w:after="0" w:line="240" w:lineRule="auto"/>
+        <w:rPr>
+          <w:rFonts w:ascii="Mangal" w:eastAsia="Times New Roman" w:hAnsi="Mangal" w:cs="Mangal"/>
+          <w:kern w:val="0"/>
+          <w:sz w:val="20"/>
+          <w:szCs w:val="20"/>
+          <w14:ligatures w14:val="none"/>
+        </w:rPr>
+      </w:pPr>
+      <w:r>
+        <w:rPr>
+          <w:rFonts w:ascii="Mangal" w:eastAsia="Times New Roman" w:hAnsi="Mangal" w:cs="Mangal"/>
+          <w:kern w:val="0"/>
+          <w:sz w:val="20"/>
+          <w:szCs w:val="20"/>
+          <w14:ligatures w14:val="none"/>
+        </w:rPr>
+        <w:t>1234</w:t>
+      </w:r>
+    </w:p>
+    <w:p>
+      <w:pPr>
+        <w:pStyle w:val="ListParagraph"/>
+        <w:tabs>
+          <w:tab w:val="left" w:pos="916"/>
+          <w:tab w:val="left" w:pos="1832"/>
+          <w:tab w:val="left" w:pos="2748"/>
+          <w:tab w:val="left" w:pos="3664"/>
+          <w:tab w:val="left" w:pos="4580"/>
+          <w:tab w:val="left" w:pos="5496"/>
+          <w:tab w:val="left" w:pos="6412"/>
+          <w:tab w:val="left" w:pos="7328"/>
+          <w:tab w:val="left" w:pos="8244"/>
+          <w:tab w:val="left" w:pos="9160"/>
+          <w:tab w:val="left" w:pos="10076"/>
+          <w:tab w:val="left" w:pos="10992"/>
+          <w:tab w:val="left" w:pos="11908"/>
+          <w:tab w:val="left" w:pos="12824"/>
+          <w:tab w:val="left" w:pos="13740"/>
+          <w:tab w:val="left" w:pos="14656"/>
+        </w:tabs>
+        <w:spacing w:after="0" w:line="240" w:lineRule="auto"/>
+        <w:rPr>
+          <w:rFonts w:ascii="Mangal" w:eastAsia="Times New Roman" w:hAnsi="Mangal" w:cs="Mangal"/>
+          <w:kern w:val="0"/>
+          <w:sz w:val="20"/>
+          <w:szCs w:val="20"/>
+          <w14:ligatures w14:val="none"/>
+        </w:rPr>
+      </w:pPr>
+    </w:p>
+    <w:p>
+      <w:pPr>
+        <w:pStyle w:val="ListParagraph"/>
+        <w:numPr>
+          <w:ilvl w:val="0"/>
+          <w:numId w:val="37"/>
+        </w:numPr>
+        <w:spacing w:before="100" w:beforeAutospacing="1" w:after="100" w:afterAutospacing="1" w:line="240" w:lineRule="auto"/>
+        <w:outlineLvl w:val="1"/>
+        <w:rPr>
+          <w:rFonts w:ascii="Times New Roman" w:eastAsia="Times New Roman" w:hAnsi="Times New Roman" w:cs="Times New Roman"/>
+          <w:b/>
+          <w:bCs/>
+          <w:kern w:val="0"/>
+          <w:szCs w:val="24"/>
+          <w14:ligatures w14:val="none"/>
+        </w:rPr>
+      </w:pPr>
+      <w:r>
+        <w:rPr>
+          <w:rFonts w:ascii="Times New Roman" w:eastAsia="Times New Roman" w:hAnsi="Times New Roman" w:cs="Times New Roman"/>
+          <w:b/>
+          <w:bCs/>
+          <w:kern w:val="0"/>
+          <w:szCs w:val="24"/>
+          <w14:ligatures w14:val="none"/>
+        </w:rPr>
+        <w:t>Check if Array is Palindrome</w:t>
+      </w:r>
+    </w:p>
+    <w:p>
+      <w:pPr>
+        <w:pStyle w:val="ListParagraph"/>
+        <w:spacing w:before="100" w:beforeAutospacing="1" w:after="100" w:afterAutospacing="1" w:line="240" w:lineRule="auto"/>
+        <w:rPr>
+          <w:rFonts w:ascii="Mangal" w:eastAsia="Times New Roman" w:hAnsi="Mangal" w:cs="Mangal"/>
+          <w:kern w:val="0"/>
+          <w:sz w:val="20"/>
+          <w:szCs w:val="20"/>
+          <w14:ligatures w14:val="none"/>
+        </w:rPr>
+      </w:pPr>
+      <w:r>
+        <w:rPr>
+          <w:rFonts w:ascii="Mangal" w:eastAsia="Times New Roman" w:hAnsi="Mangal" w:cs="Mangal"/>
+          <w:kern w:val="0"/>
+          <w:sz w:val="20"/>
+          <w:szCs w:val="20"/>
+          <w14:ligatures w14:val="none"/>
+        </w:rPr>
+        <w:t xml:space="preserve">Input: {1, 2, 3, 2, 1} </w:t>
+      </w:r>
+      <w:r>
+        <w:rPr>
+          <w:rFonts w:ascii="Times New Roman" w:eastAsia="Times New Roman" w:hAnsi="Times New Roman" w:cs="Times New Roman"/>
+          <w:kern w:val="0"/>
+          <w:sz w:val="20"/>
+          <w:szCs w:val="20"/>
+          <w14:ligatures w14:val="none"/>
+        </w:rPr>
+        <w:t>→</w:t>
+      </w:r>
+      <w:r>
+        <w:rPr>
+          <w:rFonts w:ascii="Mangal" w:eastAsia="Times New Roman" w:hAnsi="Mangal" w:cs="Mangal"/>
+          <w:kern w:val="0"/>
+          <w:sz w:val="20"/>
+          <w:szCs w:val="20"/>
+          <w14:ligatures w14:val="none"/>
+        </w:rPr>
+        <w:t xml:space="preserve"> true</w:t>
+      </w:r>
+      <w:r>
+        <w:rPr>
+          <w:rFonts w:ascii="Mangal" w:eastAsia="Times New Roman" w:hAnsi="Mangal" w:cs="Mangal"/>
+          <w:kern w:val="0"/>
+          <w:sz w:val="20"/>
+          <w:szCs w:val="20"/>
+          <w14:ligatures w14:val="none"/>
+        </w:rPr>
+        <w:br/>
+        <w:t xml:space="preserve">Input: {1, 2, 3} </w:t>
+      </w:r>
+      <w:r>
+        <w:rPr>
+          <w:rFonts w:ascii="Times New Roman" w:eastAsia="Times New Roman" w:hAnsi="Times New Roman" w:cs="Times New Roman"/>
+          <w:kern w:val="0"/>
+          <w:sz w:val="20"/>
+          <w:szCs w:val="20"/>
+          <w14:ligatures w14:val="none"/>
+        </w:rPr>
+        <w:t>→</w:t>
+      </w:r>
+      <w:r>
+        <w:rPr>
+          <w:rFonts w:ascii="Mangal" w:eastAsia="Times New Roman" w:hAnsi="Mangal" w:cs="Mangal"/>
+          <w:kern w:val="0"/>
+          <w:sz w:val="20"/>
+          <w:szCs w:val="20"/>
+          <w14:ligatures w14:val="none"/>
+        </w:rPr>
+        <w:t xml:space="preserve"> false</w:t>
+      </w:r>
+    </w:p>
+    <w:p>
+      <w:pPr>
+        <w:pStyle w:val="ListParagraph"/>
+        <w:spacing w:before="100" w:beforeAutospacing="1" w:after="100" w:afterAutospacing="1" w:line="240" w:lineRule="auto"/>
+        <w:rPr>
+          <w:rFonts w:ascii="Mangal" w:eastAsia="Times New Roman" w:hAnsi="Mangal" w:cs="Mangal"/>
+          <w:kern w:val="0"/>
+          <w:sz w:val="20"/>
+          <w:szCs w:val="20"/>
+          <w14:ligatures w14:val="none"/>
+        </w:rPr>
+      </w:pPr>
+      <w:r>
+        <w:rPr>
+          <w:rFonts w:ascii="Mangal" w:eastAsia="Times New Roman" w:hAnsi="Mangal" w:cs="Mangal"/>
+          <w:kern w:val="0"/>
+          <w:sz w:val="20"/>
+          <w:szCs w:val="20"/>
+          <w14:ligatures w14:val="none"/>
+        </w:rPr>
+        <w:t xml:space="preserve"> Use two pointers (like string palindrome).</w:t>
+      </w:r>
+    </w:p>
+    <w:p>
+      <w:pPr>
+        <w:pStyle w:val="ListParagraph"/>
+        <w:spacing w:before="100" w:beforeAutospacing="1" w:after="100" w:afterAutospacing="1" w:line="240" w:lineRule="auto"/>
+        <w:rPr>
+          <w:rFonts w:ascii="Mangal" w:eastAsia="Times New Roman" w:hAnsi="Mangal" w:cs="Mangal"/>
+          <w:kern w:val="0"/>
+          <w:sz w:val="20"/>
+          <w:szCs w:val="20"/>
+          <w14:ligatures w14:val="none"/>
+        </w:rPr>
+      </w:pPr>
+    </w:p>
+    <w:p>
+      <w:pPr>
+        <w:pStyle w:val="max2"/>
+        <w:rPr>
+          <w:rFonts w:ascii="Verdana" w:hAnsi="Verdana"/>
+          <w:color w:val="000000"/>
+          <w:sz w:val="24"/>
+          <w:szCs w:val="24"/>
+        </w:rPr>
+      </w:pPr>
+      <w:r>
+        <w:rPr>
+          <w:rFonts w:ascii="Verdana" w:hAnsi="Verdana"/>
+          <w:color w:val="000000"/>
+          <w:sz w:val="24"/>
+          <w:szCs w:val="24"/>
+        </w:rPr>
+        <w:t xml:space="preserve">Day 25 </w:t>
+      </w:r>
+    </w:p>
+    <w:p>
+      <w:pPr>
+        <w:pStyle w:val="max2"/>
+        <w:numPr>
+          <w:ilvl w:val="0"/>
+          <w:numId w:val="38"/>
+        </w:numPr>
+        <w:rPr>
+          <w:rFonts w:ascii="Verdana" w:hAnsi="Verdana"/>
+          <w:color w:val="000000"/>
+          <w:sz w:val="24"/>
+          <w:szCs w:val="24"/>
+        </w:rPr>
+      </w:pPr>
+    </w:p>
+    <w:p>
+      <w:pPr>
+        <w:pStyle w:val="max2"/>
+        <w:rPr>
+          <w:rFonts w:ascii="Verdana" w:hAnsi="Verdana"/>
+          <w:color w:val="000000"/>
+          <w:sz w:val="24"/>
+          <w:szCs w:val="24"/>
+        </w:rPr>
+      </w:pPr>
+      <w:r>
+        <w:rPr>
+          <w:rFonts w:ascii="Verdana" w:hAnsi="Verdana"/>
+          <w:color w:val="000000"/>
+          <w:sz w:val="24"/>
+          <w:szCs w:val="24"/>
+        </w:rPr>
         <w:t>Day 2</w:t>
       </w:r>
       <w:r>
@@ -6792,7 +9197,7 @@
           <w:sz w:val="24"/>
           <w:szCs w:val="24"/>
         </w:rPr>
-        <w:t>4</w:t>
+        <w:t>6</w:t>
       </w:r>
     </w:p>
     <w:p>
@@ -7076,7 +9481,27 @@
           <w:sz w:val="24"/>
           <w:szCs w:val="24"/>
         </w:rPr>
-        <w:t>Count Strings Starting and Ending With Same Characte</w:t>
+        <w:t xml:space="preserve">Count Strings Starting and Ending </w:t>
+      </w:r>
+      <w:proofErr w:type="gramStart"/>
+      <w:r>
+        <w:rPr>
+          <w:rStyle w:val="Strong"/>
+          <w:rFonts w:ascii="Times New Roman" w:eastAsiaTheme="majorEastAsia" w:hAnsi="Times New Roman" w:cs="Times New Roman"/>
+          <w:sz w:val="24"/>
+          <w:szCs w:val="24"/>
+        </w:rPr>
+        <w:t>With</w:t>
+      </w:r>
+      <w:proofErr w:type="gramEnd"/>
+      <w:r>
+        <w:rPr>
+          <w:rStyle w:val="Strong"/>
+          <w:rFonts w:ascii="Times New Roman" w:eastAsiaTheme="majorEastAsia" w:hAnsi="Times New Roman" w:cs="Times New Roman"/>
+          <w:sz w:val="24"/>
+          <w:szCs w:val="24"/>
+        </w:rPr>
+        <w:t xml:space="preserve"> Same Characte</w:t>
       </w:r>
       <w:r>
         <w:rPr>
@@ -7102,16 +9527,9 @@
           <w:sz w:val="28"/>
           <w:szCs w:val="28"/>
         </w:rPr>
-        <w:t>{"abc", "aaa", "kite", "pop"}</w:t>
-      </w:r>
-      <w:r>
-        <w:rPr>
-          <w:rFonts w:ascii="Times New Roman" w:hAnsi="Times New Roman" w:cs="Times New Roman"/>
-          <w:sz w:val="28"/>
-          <w:szCs w:val="28"/>
-        </w:rPr>
-        <w:t xml:space="preserve"> → Output: </w:t>
-      </w:r>
+        <w:t>{"</w:t>
+      </w:r>
+      <w:proofErr w:type="spellStart"/>
       <w:r>
         <w:rPr>
           <w:rStyle w:val="HTMLCode"/>
@@ -7119,16 +9537,9 @@
           <w:sz w:val="28"/>
           <w:szCs w:val="28"/>
         </w:rPr>
-        <w:t>3</w:t>
-      </w:r>
-      <w:r>
-        <w:rPr>
-          <w:rFonts w:ascii="Times New Roman" w:hAnsi="Times New Roman" w:cs="Times New Roman"/>
-          <w:sz w:val="28"/>
-          <w:szCs w:val="28"/>
-        </w:rPr>
-        <w:t xml:space="preserve"> (</w:t>
-      </w:r>
+        <w:t>abc</w:t>
+      </w:r>
+      <w:proofErr w:type="spellEnd"/>
       <w:r>
         <w:rPr>
           <w:rStyle w:val="HTMLCode"/>
@@ -7136,16 +9547,9 @@
           <w:sz w:val="28"/>
           <w:szCs w:val="28"/>
         </w:rPr>
-        <w:t>aaa</w:t>
-      </w:r>
-      <w:r>
-        <w:rPr>
-          <w:rFonts w:ascii="Times New Roman" w:hAnsi="Times New Roman" w:cs="Times New Roman"/>
-          <w:sz w:val="28"/>
-          <w:szCs w:val="28"/>
-        </w:rPr>
-        <w:t xml:space="preserve">, </w:t>
-      </w:r>
+        <w:t>", "</w:t>
+      </w:r>
+      <w:proofErr w:type="spellStart"/>
       <w:r>
         <w:rPr>
           <w:rStyle w:val="HTMLCode"/>
@@ -7153,7 +9557,17 @@
           <w:sz w:val="28"/>
           <w:szCs w:val="28"/>
         </w:rPr>
-        <w:t>pop</w:t>
+        <w:t>aaa</w:t>
+      </w:r>
+      <w:proofErr w:type="spellEnd"/>
+      <w:r>
+        <w:rPr>
+          <w:rStyle w:val="HTMLCode"/>
+          <w:rFonts w:ascii="Times New Roman" w:eastAsiaTheme="majorEastAsia" w:hAnsi="Times New Roman" w:cs="Times New Roman"/>
+          <w:sz w:val="28"/>
+          <w:szCs w:val="28"/>
+        </w:rPr>
+        <w:t>", "kite", "pop"}</w:t>
       </w:r>
       <w:r>
         <w:rPr>
@@ -7161,8 +9575,85 @@
           <w:sz w:val="28"/>
           <w:szCs w:val="28"/>
         </w:rPr>
+        <w:t xml:space="preserve"> → Output: </w:t>
+      </w:r>
+      <w:r>
+        <w:rPr>
+          <w:rStyle w:val="HTMLCode"/>
+          <w:rFonts w:ascii="Times New Roman" w:eastAsiaTheme="majorEastAsia" w:hAnsi="Times New Roman" w:cs="Times New Roman"/>
+          <w:sz w:val="28"/>
+          <w:szCs w:val="28"/>
+        </w:rPr>
+        <w:t>3</w:t>
+      </w:r>
+      <w:r>
+        <w:rPr>
+          <w:rFonts w:ascii="Times New Roman" w:hAnsi="Times New Roman" w:cs="Times New Roman"/>
+          <w:sz w:val="28"/>
+          <w:szCs w:val="28"/>
+        </w:rPr>
+        <w:t xml:space="preserve"> (</w:t>
+      </w:r>
+      <w:proofErr w:type="spellStart"/>
+      <w:r>
+        <w:rPr>
+          <w:rStyle w:val="HTMLCode"/>
+          <w:rFonts w:ascii="Times New Roman" w:eastAsiaTheme="majorEastAsia" w:hAnsi="Times New Roman" w:cs="Times New Roman"/>
+          <w:sz w:val="28"/>
+          <w:szCs w:val="28"/>
+        </w:rPr>
+        <w:t>aaa</w:t>
+      </w:r>
+      <w:proofErr w:type="spellEnd"/>
+      <w:r>
+        <w:rPr>
+          <w:rFonts w:ascii="Times New Roman" w:hAnsi="Times New Roman" w:cs="Times New Roman"/>
+          <w:sz w:val="28"/>
+          <w:szCs w:val="28"/>
+        </w:rPr>
+        <w:t xml:space="preserve">, </w:t>
+      </w:r>
+      <w:r>
+        <w:rPr>
+          <w:rStyle w:val="HTMLCode"/>
+          <w:rFonts w:ascii="Times New Roman" w:eastAsiaTheme="majorEastAsia" w:hAnsi="Times New Roman" w:cs="Times New Roman"/>
+          <w:sz w:val="28"/>
+          <w:szCs w:val="28"/>
+        </w:rPr>
+        <w:t>pop</w:t>
+      </w:r>
+      <w:r>
+        <w:rPr>
+          <w:rFonts w:ascii="Times New Roman" w:hAnsi="Times New Roman" w:cs="Times New Roman"/>
+          <w:sz w:val="28"/>
+          <w:szCs w:val="28"/>
+        </w:rPr>
         <w:t>).</w:t>
       </w:r>
+    </w:p>
+    <w:p>
+      <w:pPr>
+        <w:pStyle w:val="NormalWeb"/>
+        <w:ind w:left="720"/>
+        <w:rPr>
+          <w:rStyle w:val="Strong"/>
+          <w:rFonts w:ascii="Times New Roman" w:eastAsiaTheme="majorEastAsia" w:hAnsi="Times New Roman" w:cs="Times New Roman"/>
+          <w:sz w:val="24"/>
+          <w:szCs w:val="24"/>
+        </w:rPr>
+      </w:pPr>
+    </w:p>
+    <w:p>
+      <w:pPr>
+        <w:pStyle w:val="NormalWeb"/>
+        <w:ind w:left="720"/>
+        <w:rPr>
+          <w:rStyle w:val="HTMLCode"/>
+          <w:rFonts w:ascii="Times New Roman" w:hAnsi="Times New Roman" w:cs="Times New Roman"/>
+          <w:sz w:val="28"/>
+          <w:szCs w:val="28"/>
+        </w:rPr>
+      </w:pPr>
     </w:p>
     <w:p/>
     <w:sectPr>
@@ -7178,6 +9669,155 @@
 <file path=word/numbering.xml><?xml version="1.0" encoding="utf-8"?>
 <w:numbering xmlns:wpc="http://schemas.microsoft.com/office/word/2010/wordprocessingCanvas" xmlns:cx="http://schemas.microsoft.com/office/drawing/2014/chartex" xmlns:cx1="http://schemas.microsoft.com/office/drawing/2015/9/8/chartex" xmlns:cx2="http://schemas.microsoft.com/office/drawing/2015/10/21/chartex" xmlns:cx3="http://schemas.microsoft.com/office/drawing/2016/5/9/chartex" xmlns:cx4="http://schemas.microsoft.com/office/drawing/2016/5/10/chartex" xmlns:cx5="http://schemas.microsoft.com/office/drawing/2016/5/11/chartex" xmlns:cx6="http://schemas.microsoft.com/office/drawing/2016/5/12/chartex" xmlns:cx7="http://schemas.microsoft.com/office/drawing/2016/5/13/chartex" xmlns:cx8="http://schemas.microsoft.com/office/drawing/2016/5/14/chartex" xmlns:mc="http://schemas.openxmlformats.org/markup-compatibility/2006" xmlns:aink="http://schemas.microsoft.com/office/drawing/2016/ink" xmlns:am3d="http://schemas.microsoft.com/office/drawing/2017/model3d" xmlns:o="urn:schemas-microsoft-com:office:office" xmlns:oel="http://schemas.microsoft.com/office/2019/extlst" xmlns:r="http://schemas.openxmlformats.org/officeDocument/2006/relationships" xmlns:m="http://schemas.openxmlformats.org/officeDocument/2006/math" xmlns:v="urn:schemas-microsoft-com:vml" xmlns:wp14="http://schemas.microsoft.com/office/word/2010/wordprocessingDrawing" xmlns:wp="http://schemas.openxmlformats.org/drawingml/2006/wordprocessingDrawing" xmlns:w10="urn:schemas-microsoft-com:office:word" xmlns:w="http://schemas.openxmlformats.org/wordprocessingml/2006/main" xmlns:w14="http://schemas.microsoft.com/office/word/2010/wordml" xmlns:w15="http://schemas.microsoft.com/office/word/2012/wordml" xmlns:w16cex="http://schemas.microsoft.com/office/word/2018/wordml/cex" xmlns:w16cid="http://schemas.microsoft.com/office/word/2016/wordml/cid" xmlns:w16="http://schemas.microsoft.com/office/word/2018/wordml" xmlns:w16du="http://schemas.microsoft.com/office/word/2023/wordml/word16du" xmlns:w16sdtdh="http://schemas.microsoft.com/office/word/2020/wordml/sdtdatahash" xmlns:w16sdtfl="http://schemas.microsoft.com/office/word/2024/wordml/sdtformatlock" xmlns:w16se="http://schemas.microsoft.com/office/word/2015/wordml/symex" xmlns:wpg="http://schemas.microsoft.com/office/word/2010/wordprocessingGroup" xmlns:wpi="http://schemas.microsoft.com/office/word/2010/wordprocessingInk" xmlns:wne="http://schemas.microsoft.com/office/word/2006/wordml" xmlns:wps="http://schemas.microsoft.com/office/word/2010/wordprocessingShape" mc:Ignorable="w14 w15 w16se w16cid w16 w16cex w16sdtdh w16sdtfl w16du wp14">
   <w:abstractNum w:abstractNumId="0" w15:restartNumberingAfterBreak="0">
+    <w:nsid w:val="00D51F2E"/>
+    <w:multiLevelType w:val="multilevel"/>
+    <w:tmpl w:val="AE78E710"/>
+    <w:lvl w:ilvl="0">
+      <w:start w:val="1"/>
+      <w:numFmt w:val="bullet"/>
+      <w:lvlText w:val=""/>
+      <w:lvlJc w:val="left"/>
+      <w:pPr>
+        <w:tabs>
+          <w:tab w:val="num" w:pos="720"/>
+        </w:tabs>
+        <w:ind w:left="720" w:hanging="360"/>
+      </w:pPr>
+      <w:rPr>
+        <w:rFonts w:ascii="Symbol" w:hAnsi="Symbol" w:hint="default"/>
+        <w:sz w:val="20"/>
+      </w:rPr>
+    </w:lvl>
+    <w:lvl w:ilvl="1" w:tentative="1">
+      <w:start w:val="1"/>
+      <w:numFmt w:val="bullet"/>
+      <w:lvlText w:val="o"/>
+      <w:lvlJc w:val="left"/>
+      <w:pPr>
+        <w:tabs>
+          <w:tab w:val="num" w:pos="1440"/>
+        </w:tabs>
+        <w:ind w:left="1440" w:hanging="360"/>
+      </w:pPr>
+      <w:rPr>
+        <w:rFonts w:ascii="Courier New" w:hAnsi="Courier New" w:hint="default"/>
+        <w:sz w:val="20"/>
+      </w:rPr>
+    </w:lvl>
+    <w:lvl w:ilvl="2" w:tentative="1">
+      <w:start w:val="1"/>
+      <w:numFmt w:val="bullet"/>
+      <w:lvlText w:val=""/>
+      <w:lvlJc w:val="left"/>
+      <w:pPr>
+        <w:tabs>
+          <w:tab w:val="num" w:pos="2160"/>
+        </w:tabs>
+        <w:ind w:left="2160" w:hanging="360"/>
+      </w:pPr>
+      <w:rPr>
+        <w:rFonts w:ascii="Wingdings" w:hAnsi="Wingdings" w:hint="default"/>
+        <w:sz w:val="20"/>
+      </w:rPr>
+    </w:lvl>
+    <w:lvl w:ilvl="3" w:tentative="1">
+      <w:start w:val="1"/>
+      <w:numFmt w:val="bullet"/>
+      <w:lvlText w:val=""/>
+      <w:lvlJc w:val="left"/>
+      <w:pPr>
+        <w:tabs>
+          <w:tab w:val="num" w:pos="2880"/>
+        </w:tabs>
+        <w:ind w:left="2880" w:hanging="360"/>
+      </w:pPr>
+      <w:rPr>
+        <w:rFonts w:ascii="Wingdings" w:hAnsi="Wingdings" w:hint="default"/>
+        <w:sz w:val="20"/>
+      </w:rPr>
+    </w:lvl>
+    <w:lvl w:ilvl="4" w:tentative="1">
+      <w:start w:val="1"/>
+      <w:numFmt w:val="bullet"/>
+      <w:lvlText w:val=""/>
+      <w:lvlJc w:val="left"/>
+      <w:pPr>
+        <w:tabs>
+          <w:tab w:val="num" w:pos="3600"/>
+        </w:tabs>
+        <w:ind w:left="3600" w:hanging="360"/>
+      </w:pPr>
+      <w:rPr>
+        <w:rFonts w:ascii="Wingdings" w:hAnsi="Wingdings" w:hint="default"/>
+        <w:sz w:val="20"/>
+      </w:rPr>
+    </w:lvl>
+    <w:lvl w:ilvl="5" w:tentative="1">
+      <w:start w:val="1"/>
+      <w:numFmt w:val="bullet"/>
+      <w:lvlText w:val=""/>
+      <w:lvlJc w:val="left"/>
+      <w:pPr>
+        <w:tabs>
+          <w:tab w:val="num" w:pos="4320"/>
+        </w:tabs>
+        <w:ind w:left="4320" w:hanging="360"/>
+      </w:pPr>
+      <w:rPr>
+        <w:rFonts w:ascii="Wingdings" w:hAnsi="Wingdings" w:hint="default"/>
+        <w:sz w:val="20"/>
+      </w:rPr>
+    </w:lvl>
+    <w:lvl w:ilvl="6" w:tentative="1">
+      <w:start w:val="1"/>
+      <w:numFmt w:val="bullet"/>
+      <w:lvlText w:val=""/>
+      <w:lvlJc w:val="left"/>
+      <w:pPr>
+        <w:tabs>
+          <w:tab w:val="num" w:pos="5040"/>
+        </w:tabs>
+        <w:ind w:left="5040" w:hanging="360"/>
+      </w:pPr>
+      <w:rPr>
+        <w:rFonts w:ascii="Wingdings" w:hAnsi="Wingdings" w:hint="default"/>
+        <w:sz w:val="20"/>
+      </w:rPr>
+    </w:lvl>
+    <w:lvl w:ilvl="7" w:tentative="1">
+      <w:start w:val="1"/>
+      <w:numFmt w:val="bullet"/>
+      <w:lvlText w:val=""/>
+      <w:lvlJc w:val="left"/>
+      <w:pPr>
+        <w:tabs>
+          <w:tab w:val="num" w:pos="5760"/>
+        </w:tabs>
+        <w:ind w:left="5760" w:hanging="360"/>
+      </w:pPr>
+      <w:rPr>
+        <w:rFonts w:ascii="Wingdings" w:hAnsi="Wingdings" w:hint="default"/>
+        <w:sz w:val="20"/>
+      </w:rPr>
+    </w:lvl>
+    <w:lvl w:ilvl="8" w:tentative="1">
+      <w:start w:val="1"/>
+      <w:numFmt w:val="bullet"/>
+      <w:lvlText w:val=""/>
+      <w:lvlJc w:val="left"/>
+      <w:pPr>
+        <w:tabs>
+          <w:tab w:val="num" w:pos="6480"/>
+        </w:tabs>
+        <w:ind w:left="6480" w:hanging="360"/>
+      </w:pPr>
+      <w:rPr>
+        <w:rFonts w:ascii="Wingdings" w:hAnsi="Wingdings" w:hint="default"/>
+        <w:sz w:val="20"/>
+      </w:rPr>
+    </w:lvl>
+  </w:abstractNum>
+  <w:abstractNum w:abstractNumId="1" w15:restartNumberingAfterBreak="0">
     <w:nsid w:val="05F4090A"/>
     <w:multiLevelType w:val="hybridMultilevel"/>
     <w:tmpl w:val="F48E9838"/>
@@ -7263,7 +9903,96 @@
       </w:pPr>
     </w:lvl>
   </w:abstractNum>
-  <w:abstractNum w:abstractNumId="1" w15:restartNumberingAfterBreak="0">
+  <w:abstractNum w:abstractNumId="2" w15:restartNumberingAfterBreak="0">
+    <w:nsid w:val="0B0F6070"/>
+    <w:multiLevelType w:val="hybridMultilevel"/>
+    <w:tmpl w:val="F5A46096"/>
+    <w:lvl w:ilvl="0" w:tplc="562076AA">
+      <w:start w:val="1"/>
+      <w:numFmt w:val="decimal"/>
+      <w:lvlText w:val="%1."/>
+      <w:lvlJc w:val="left"/>
+      <w:pPr>
+        <w:ind w:left="1080" w:hanging="360"/>
+      </w:pPr>
+      <w:rPr>
+        <w:rFonts w:hint="default"/>
+      </w:rPr>
+    </w:lvl>
+    <w:lvl w:ilvl="1" w:tplc="04090019" w:tentative="1">
+      <w:start w:val="1"/>
+      <w:numFmt w:val="lowerLetter"/>
+      <w:lvlText w:val="%2."/>
+      <w:lvlJc w:val="left"/>
+      <w:pPr>
+        <w:ind w:left="1800" w:hanging="360"/>
+      </w:pPr>
+    </w:lvl>
+    <w:lvl w:ilvl="2" w:tplc="0409001B" w:tentative="1">
+      <w:start w:val="1"/>
+      <w:numFmt w:val="lowerRoman"/>
+      <w:lvlText w:val="%3."/>
+      <w:lvlJc w:val="right"/>
+      <w:pPr>
+        <w:ind w:left="2520" w:hanging="180"/>
+      </w:pPr>
+    </w:lvl>
+    <w:lvl w:ilvl="3" w:tplc="0409000F" w:tentative="1">
+      <w:start w:val="1"/>
+      <w:numFmt w:val="decimal"/>
+      <w:lvlText w:val="%4."/>
+      <w:lvlJc w:val="left"/>
+      <w:pPr>
+        <w:ind w:left="3240" w:hanging="360"/>
+      </w:pPr>
+    </w:lvl>
+    <w:lvl w:ilvl="4" w:tplc="04090019" w:tentative="1">
+      <w:start w:val="1"/>
+      <w:numFmt w:val="lowerLetter"/>
+      <w:lvlText w:val="%5."/>
+      <w:lvlJc w:val="left"/>
+      <w:pPr>
+        <w:ind w:left="3960" w:hanging="360"/>
+      </w:pPr>
+    </w:lvl>
+    <w:lvl w:ilvl="5" w:tplc="0409001B" w:tentative="1">
+      <w:start w:val="1"/>
+      <w:numFmt w:val="lowerRoman"/>
+      <w:lvlText w:val="%6."/>
+      <w:lvlJc w:val="right"/>
+      <w:pPr>
+        <w:ind w:left="4680" w:hanging="180"/>
+      </w:pPr>
+    </w:lvl>
+    <w:lvl w:ilvl="6" w:tplc="0409000F" w:tentative="1">
+      <w:start w:val="1"/>
+      <w:numFmt w:val="decimal"/>
+      <w:lvlText w:val="%7."/>
+      <w:lvlJc w:val="left"/>
+      <w:pPr>
+        <w:ind w:left="5400" w:hanging="360"/>
+      </w:pPr>
+    </w:lvl>
+    <w:lvl w:ilvl="7" w:tplc="04090019" w:tentative="1">
+      <w:start w:val="1"/>
+      <w:numFmt w:val="lowerLetter"/>
+      <w:lvlText w:val="%8."/>
+      <w:lvlJc w:val="left"/>
+      <w:pPr>
+        <w:ind w:left="6120" w:hanging="360"/>
+      </w:pPr>
+    </w:lvl>
+    <w:lvl w:ilvl="8" w:tplc="0409001B" w:tentative="1">
+      <w:start w:val="1"/>
+      <w:numFmt w:val="lowerRoman"/>
+      <w:lvlText w:val="%9."/>
+      <w:lvlJc w:val="right"/>
+      <w:pPr>
+        <w:ind w:left="6840" w:hanging="180"/>
+      </w:pPr>
+    </w:lvl>
+  </w:abstractNum>
+  <w:abstractNum w:abstractNumId="3" w15:restartNumberingAfterBreak="0">
     <w:nsid w:val="0FF54C59"/>
     <w:multiLevelType w:val="hybridMultilevel"/>
     <w:tmpl w:val="8D58F712"/>
@@ -7352,7 +10081,7 @@
       </w:pPr>
     </w:lvl>
   </w:abstractNum>
-  <w:abstractNum w:abstractNumId="2" w15:restartNumberingAfterBreak="0">
+  <w:abstractNum w:abstractNumId="4" w15:restartNumberingAfterBreak="0">
     <w:nsid w:val="13F126A3"/>
     <w:multiLevelType w:val="hybridMultilevel"/>
     <w:tmpl w:val="09BE2180"/>
@@ -7438,7 +10167,7 @@
       </w:pPr>
     </w:lvl>
   </w:abstractNum>
-  <w:abstractNum w:abstractNumId="3" w15:restartNumberingAfterBreak="0">
+  <w:abstractNum w:abstractNumId="5" w15:restartNumberingAfterBreak="0">
     <w:nsid w:val="148D0909"/>
     <w:multiLevelType w:val="hybridMultilevel"/>
     <w:tmpl w:val="C466125E"/>
@@ -7524,7 +10253,7 @@
       </w:pPr>
     </w:lvl>
   </w:abstractNum>
-  <w:abstractNum w:abstractNumId="4" w15:restartNumberingAfterBreak="0">
+  <w:abstractNum w:abstractNumId="6" w15:restartNumberingAfterBreak="0">
     <w:nsid w:val="1762498E"/>
     <w:multiLevelType w:val="hybridMultilevel"/>
     <w:tmpl w:val="401CF144"/>
@@ -7610,10 +10339,10 @@
       </w:pPr>
     </w:lvl>
   </w:abstractNum>
-  <w:abstractNum w:abstractNumId="5" w15:restartNumberingAfterBreak="0">
+  <w:abstractNum w:abstractNumId="7" w15:restartNumberingAfterBreak="0">
     <w:nsid w:val="1F1F31F2"/>
     <w:multiLevelType w:val="hybridMultilevel"/>
-    <w:tmpl w:val="AE1CD3D6"/>
+    <w:tmpl w:val="4582094C"/>
     <w:lvl w:ilvl="0" w:tplc="0409000F">
       <w:start w:val="1"/>
       <w:numFmt w:val="decimal"/>
@@ -7696,7 +10425,7 @@
       </w:pPr>
     </w:lvl>
   </w:abstractNum>
-  <w:abstractNum w:abstractNumId="6" w15:restartNumberingAfterBreak="0">
+  <w:abstractNum w:abstractNumId="8" w15:restartNumberingAfterBreak="0">
     <w:nsid w:val="25916D50"/>
     <w:multiLevelType w:val="hybridMultilevel"/>
     <w:tmpl w:val="DBE2118A"/>
@@ -7782,7 +10511,7 @@
       </w:pPr>
     </w:lvl>
   </w:abstractNum>
-  <w:abstractNum w:abstractNumId="7" w15:restartNumberingAfterBreak="0">
+  <w:abstractNum w:abstractNumId="9" w15:restartNumberingAfterBreak="0">
     <w:nsid w:val="25C7788F"/>
     <w:multiLevelType w:val="hybridMultilevel"/>
     <w:tmpl w:val="BA6C4D96"/>
@@ -7868,7 +10597,7 @@
       </w:pPr>
     </w:lvl>
   </w:abstractNum>
-  <w:abstractNum w:abstractNumId="8" w15:restartNumberingAfterBreak="0">
+  <w:abstractNum w:abstractNumId="10" w15:restartNumberingAfterBreak="0">
     <w:nsid w:val="27D1368A"/>
     <w:multiLevelType w:val="hybridMultilevel"/>
     <w:tmpl w:val="24846766"/>
@@ -7954,7 +10683,7 @@
       </w:pPr>
     </w:lvl>
   </w:abstractNum>
-  <w:abstractNum w:abstractNumId="9" w15:restartNumberingAfterBreak="0">
+  <w:abstractNum w:abstractNumId="11" w15:restartNumberingAfterBreak="0">
     <w:nsid w:val="2AEC65C4"/>
     <w:multiLevelType w:val="hybridMultilevel"/>
     <w:tmpl w:val="C87E1036"/>
@@ -8040,7 +10769,7 @@
       </w:pPr>
     </w:lvl>
   </w:abstractNum>
-  <w:abstractNum w:abstractNumId="10" w15:restartNumberingAfterBreak="0">
+  <w:abstractNum w:abstractNumId="12" w15:restartNumberingAfterBreak="0">
     <w:nsid w:val="2EFB147E"/>
     <w:multiLevelType w:val="hybridMultilevel"/>
     <w:tmpl w:val="3620DFC0"/>
@@ -8126,7 +10855,7 @@
       </w:pPr>
     </w:lvl>
   </w:abstractNum>
-  <w:abstractNum w:abstractNumId="11" w15:restartNumberingAfterBreak="0">
+  <w:abstractNum w:abstractNumId="13" w15:restartNumberingAfterBreak="0">
     <w:nsid w:val="32F93CDD"/>
     <w:multiLevelType w:val="multilevel"/>
     <w:tmpl w:val="45B0D78C"/>
@@ -8239,7 +10968,7 @@
       </w:pPr>
     </w:lvl>
   </w:abstractNum>
-  <w:abstractNum w:abstractNumId="12" w15:restartNumberingAfterBreak="0">
+  <w:abstractNum w:abstractNumId="14" w15:restartNumberingAfterBreak="0">
     <w:nsid w:val="386C5883"/>
     <w:multiLevelType w:val="hybridMultilevel"/>
     <w:tmpl w:val="B388E582"/>
@@ -8325,7 +11054,7 @@
       </w:pPr>
     </w:lvl>
   </w:abstractNum>
-  <w:abstractNum w:abstractNumId="13" w15:restartNumberingAfterBreak="0">
+  <w:abstractNum w:abstractNumId="15" w15:restartNumberingAfterBreak="0">
     <w:nsid w:val="39967108"/>
     <w:multiLevelType w:val="hybridMultilevel"/>
     <w:tmpl w:val="B2F85186"/>
@@ -8411,7 +11140,7 @@
       </w:pPr>
     </w:lvl>
   </w:abstractNum>
-  <w:abstractNum w:abstractNumId="14" w15:restartNumberingAfterBreak="0">
+  <w:abstractNum w:abstractNumId="16" w15:restartNumberingAfterBreak="0">
     <w:nsid w:val="40275F85"/>
     <w:multiLevelType w:val="hybridMultilevel"/>
     <w:tmpl w:val="8DCC4EBE"/>
@@ -8497,7 +11226,7 @@
       </w:pPr>
     </w:lvl>
   </w:abstractNum>
-  <w:abstractNum w:abstractNumId="15" w15:restartNumberingAfterBreak="0">
+  <w:abstractNum w:abstractNumId="17" w15:restartNumberingAfterBreak="0">
     <w:nsid w:val="40C50921"/>
     <w:multiLevelType w:val="hybridMultilevel"/>
     <w:tmpl w:val="AF0A9ABA"/>
@@ -8583,7 +11312,7 @@
       </w:pPr>
     </w:lvl>
   </w:abstractNum>
-  <w:abstractNum w:abstractNumId="16" w15:restartNumberingAfterBreak="0">
+  <w:abstractNum w:abstractNumId="18" w15:restartNumberingAfterBreak="0">
     <w:nsid w:val="41214A0C"/>
     <w:multiLevelType w:val="hybridMultilevel"/>
     <w:tmpl w:val="DC0E80FA"/>
@@ -8669,7 +11398,7 @@
       </w:pPr>
     </w:lvl>
   </w:abstractNum>
-  <w:abstractNum w:abstractNumId="17" w15:restartNumberingAfterBreak="0">
+  <w:abstractNum w:abstractNumId="19" w15:restartNumberingAfterBreak="0">
     <w:nsid w:val="424A52A2"/>
     <w:multiLevelType w:val="hybridMultilevel"/>
     <w:tmpl w:val="A16657D4"/>
@@ -8755,7 +11484,7 @@
       </w:pPr>
     </w:lvl>
   </w:abstractNum>
-  <w:abstractNum w:abstractNumId="18" w15:restartNumberingAfterBreak="0">
+  <w:abstractNum w:abstractNumId="20" w15:restartNumberingAfterBreak="0">
     <w:nsid w:val="47F5408E"/>
     <w:multiLevelType w:val="hybridMultilevel"/>
     <w:tmpl w:val="A16657D4"/>
@@ -8841,7 +11570,7 @@
       </w:pPr>
     </w:lvl>
   </w:abstractNum>
-  <w:abstractNum w:abstractNumId="19" w15:restartNumberingAfterBreak="0">
+  <w:abstractNum w:abstractNumId="21" w15:restartNumberingAfterBreak="0">
     <w:nsid w:val="49173750"/>
     <w:multiLevelType w:val="hybridMultilevel"/>
     <w:tmpl w:val="6FEADD56"/>
@@ -8927,7 +11656,96 @@
       </w:pPr>
     </w:lvl>
   </w:abstractNum>
-  <w:abstractNum w:abstractNumId="20" w15:restartNumberingAfterBreak="0">
+  <w:abstractNum w:abstractNumId="22" w15:restartNumberingAfterBreak="0">
+    <w:nsid w:val="4CF81C89"/>
+    <w:multiLevelType w:val="hybridMultilevel"/>
+    <w:tmpl w:val="B45EFFA6"/>
+    <w:lvl w:ilvl="0" w:tplc="BAD074BC">
+      <w:start w:val="1"/>
+      <w:numFmt w:val="decimal"/>
+      <w:lvlText w:val="%1."/>
+      <w:lvlJc w:val="left"/>
+      <w:pPr>
+        <w:ind w:left="1080" w:hanging="360"/>
+      </w:pPr>
+      <w:rPr>
+        <w:rFonts w:hint="default"/>
+      </w:rPr>
+    </w:lvl>
+    <w:lvl w:ilvl="1" w:tplc="04090019" w:tentative="1">
+      <w:start w:val="1"/>
+      <w:numFmt w:val="lowerLetter"/>
+      <w:lvlText w:val="%2."/>
+      <w:lvlJc w:val="left"/>
+      <w:pPr>
+        <w:ind w:left="1800" w:hanging="360"/>
+      </w:pPr>
+    </w:lvl>
+    <w:lvl w:ilvl="2" w:tplc="0409001B" w:tentative="1">
+      <w:start w:val="1"/>
+      <w:numFmt w:val="lowerRoman"/>
+      <w:lvlText w:val="%3."/>
+      <w:lvlJc w:val="right"/>
+      <w:pPr>
+        <w:ind w:left="2520" w:hanging="180"/>
+      </w:pPr>
+    </w:lvl>
+    <w:lvl w:ilvl="3" w:tplc="0409000F" w:tentative="1">
+      <w:start w:val="1"/>
+      <w:numFmt w:val="decimal"/>
+      <w:lvlText w:val="%4."/>
+      <w:lvlJc w:val="left"/>
+      <w:pPr>
+        <w:ind w:left="3240" w:hanging="360"/>
+      </w:pPr>
+    </w:lvl>
+    <w:lvl w:ilvl="4" w:tplc="04090019" w:tentative="1">
+      <w:start w:val="1"/>
+      <w:numFmt w:val="lowerLetter"/>
+      <w:lvlText w:val="%5."/>
+      <w:lvlJc w:val="left"/>
+      <w:pPr>
+        <w:ind w:left="3960" w:hanging="360"/>
+      </w:pPr>
+    </w:lvl>
+    <w:lvl w:ilvl="5" w:tplc="0409001B" w:tentative="1">
+      <w:start w:val="1"/>
+      <w:numFmt w:val="lowerRoman"/>
+      <w:lvlText w:val="%6."/>
+      <w:lvlJc w:val="right"/>
+      <w:pPr>
+        <w:ind w:left="4680" w:hanging="180"/>
+      </w:pPr>
+    </w:lvl>
+    <w:lvl w:ilvl="6" w:tplc="0409000F" w:tentative="1">
+      <w:start w:val="1"/>
+      <w:numFmt w:val="decimal"/>
+      <w:lvlText w:val="%7."/>
+      <w:lvlJc w:val="left"/>
+      <w:pPr>
+        <w:ind w:left="5400" w:hanging="360"/>
+      </w:pPr>
+    </w:lvl>
+    <w:lvl w:ilvl="7" w:tplc="04090019" w:tentative="1">
+      <w:start w:val="1"/>
+      <w:numFmt w:val="lowerLetter"/>
+      <w:lvlText w:val="%8."/>
+      <w:lvlJc w:val="left"/>
+      <w:pPr>
+        <w:ind w:left="6120" w:hanging="360"/>
+      </w:pPr>
+    </w:lvl>
+    <w:lvl w:ilvl="8" w:tplc="0409001B" w:tentative="1">
+      <w:start w:val="1"/>
+      <w:numFmt w:val="lowerRoman"/>
+      <w:lvlText w:val="%9."/>
+      <w:lvlJc w:val="right"/>
+      <w:pPr>
+        <w:ind w:left="6840" w:hanging="180"/>
+      </w:pPr>
+    </w:lvl>
+  </w:abstractNum>
+  <w:abstractNum w:abstractNumId="23" w15:restartNumberingAfterBreak="0">
     <w:nsid w:val="4E100B8B"/>
     <w:multiLevelType w:val="hybridMultilevel"/>
     <w:tmpl w:val="1D5460BE"/>
@@ -9013,7 +11831,98 @@
       </w:pPr>
     </w:lvl>
   </w:abstractNum>
-  <w:abstractNum w:abstractNumId="21" w15:restartNumberingAfterBreak="0">
+  <w:abstractNum w:abstractNumId="24" w15:restartNumberingAfterBreak="0">
+    <w:nsid w:val="4E1E25BC"/>
+    <w:multiLevelType w:val="hybridMultilevel"/>
+    <w:tmpl w:val="15969A4A"/>
+    <w:lvl w:ilvl="0" w:tplc="FFFFFFFF">
+      <w:start w:val="1"/>
+      <w:numFmt w:val="decimal"/>
+      <w:lvlText w:val="%1."/>
+      <w:lvlJc w:val="left"/>
+      <w:pPr>
+        <w:ind w:left="720" w:hanging="360"/>
+      </w:pPr>
+      <w:rPr>
+        <w:rFonts w:hint="default"/>
+        <w:sz w:val="24"/>
+        <w:szCs w:val="24"/>
+      </w:rPr>
+    </w:lvl>
+    <w:lvl w:ilvl="1" w:tplc="FFFFFFFF" w:tentative="1">
+      <w:start w:val="1"/>
+      <w:numFmt w:val="lowerLetter"/>
+      <w:lvlText w:val="%2."/>
+      <w:lvlJc w:val="left"/>
+      <w:pPr>
+        <w:ind w:left="1440" w:hanging="360"/>
+      </w:pPr>
+    </w:lvl>
+    <w:lvl w:ilvl="2" w:tplc="FFFFFFFF" w:tentative="1">
+      <w:start w:val="1"/>
+      <w:numFmt w:val="lowerRoman"/>
+      <w:lvlText w:val="%3."/>
+      <w:lvlJc w:val="right"/>
+      <w:pPr>
+        <w:ind w:left="2160" w:hanging="180"/>
+      </w:pPr>
+    </w:lvl>
+    <w:lvl w:ilvl="3" w:tplc="FFFFFFFF" w:tentative="1">
+      <w:start w:val="1"/>
+      <w:numFmt w:val="decimal"/>
+      <w:lvlText w:val="%4."/>
+      <w:lvlJc w:val="left"/>
+      <w:pPr>
+        <w:ind w:left="2880" w:hanging="360"/>
+      </w:pPr>
+    </w:lvl>
+    <w:lvl w:ilvl="4" w:tplc="FFFFFFFF" w:tentative="1">
+      <w:start w:val="1"/>
+      <w:numFmt w:val="lowerLetter"/>
+      <w:lvlText w:val="%5."/>
+      <w:lvlJc w:val="left"/>
+      <w:pPr>
+        <w:ind w:left="3600" w:hanging="360"/>
+      </w:pPr>
+    </w:lvl>
+    <w:lvl w:ilvl="5" w:tplc="FFFFFFFF" w:tentative="1">
+      <w:start w:val="1"/>
+      <w:numFmt w:val="lowerRoman"/>
+      <w:lvlText w:val="%6."/>
+      <w:lvlJc w:val="right"/>
+      <w:pPr>
+        <w:ind w:left="4320" w:hanging="180"/>
+      </w:pPr>
+    </w:lvl>
+    <w:lvl w:ilvl="6" w:tplc="FFFFFFFF" w:tentative="1">
+      <w:start w:val="1"/>
+      <w:numFmt w:val="decimal"/>
+      <w:lvlText w:val="%7."/>
+      <w:lvlJc w:val="left"/>
+      <w:pPr>
+        <w:ind w:left="5040" w:hanging="360"/>
+      </w:pPr>
+    </w:lvl>
+    <w:lvl w:ilvl="7" w:tplc="FFFFFFFF" w:tentative="1">
+      <w:start w:val="1"/>
+      <w:numFmt w:val="lowerLetter"/>
+      <w:lvlText w:val="%8."/>
+      <w:lvlJc w:val="left"/>
+      <w:pPr>
+        <w:ind w:left="5760" w:hanging="360"/>
+      </w:pPr>
+    </w:lvl>
+    <w:lvl w:ilvl="8" w:tplc="FFFFFFFF" w:tentative="1">
+      <w:start w:val="1"/>
+      <w:numFmt w:val="lowerRoman"/>
+      <w:lvlText w:val="%9."/>
+      <w:lvlJc w:val="right"/>
+      <w:pPr>
+        <w:ind w:left="6480" w:hanging="180"/>
+      </w:pPr>
+    </w:lvl>
+  </w:abstractNum>
+  <w:abstractNum w:abstractNumId="25" w15:restartNumberingAfterBreak="0">
     <w:nsid w:val="547D03A2"/>
     <w:multiLevelType w:val="multilevel"/>
     <w:tmpl w:val="3B42AD1E"/>
@@ -9162,7 +12071,7 @@
       </w:rPr>
     </w:lvl>
   </w:abstractNum>
-  <w:abstractNum w:abstractNumId="22" w15:restartNumberingAfterBreak="0">
+  <w:abstractNum w:abstractNumId="26" w15:restartNumberingAfterBreak="0">
     <w:nsid w:val="5AD15962"/>
     <w:multiLevelType w:val="hybridMultilevel"/>
     <w:tmpl w:val="884AF92E"/>
@@ -9248,7 +12157,98 @@
       </w:pPr>
     </w:lvl>
   </w:abstractNum>
-  <w:abstractNum w:abstractNumId="23" w15:restartNumberingAfterBreak="0">
+  <w:abstractNum w:abstractNumId="27" w15:restartNumberingAfterBreak="0">
+    <w:nsid w:val="6936075D"/>
+    <w:multiLevelType w:val="hybridMultilevel"/>
+    <w:tmpl w:val="385CB13E"/>
+    <w:lvl w:ilvl="0" w:tplc="7D84A07E">
+      <w:start w:val="1"/>
+      <w:numFmt w:val="decimal"/>
+      <w:lvlText w:val="%1."/>
+      <w:lvlJc w:val="left"/>
+      <w:pPr>
+        <w:ind w:left="720" w:hanging="360"/>
+      </w:pPr>
+      <w:rPr>
+        <w:rFonts w:hint="default"/>
+        <w:sz w:val="24"/>
+        <w:szCs w:val="24"/>
+      </w:rPr>
+    </w:lvl>
+    <w:lvl w:ilvl="1" w:tplc="04090019" w:tentative="1">
+      <w:start w:val="1"/>
+      <w:numFmt w:val="lowerLetter"/>
+      <w:lvlText w:val="%2."/>
+      <w:lvlJc w:val="left"/>
+      <w:pPr>
+        <w:ind w:left="1440" w:hanging="360"/>
+      </w:pPr>
+    </w:lvl>
+    <w:lvl w:ilvl="2" w:tplc="0409001B" w:tentative="1">
+      <w:start w:val="1"/>
+      <w:numFmt w:val="lowerRoman"/>
+      <w:lvlText w:val="%3."/>
+      <w:lvlJc w:val="right"/>
+      <w:pPr>
+        <w:ind w:left="2160" w:hanging="180"/>
+      </w:pPr>
+    </w:lvl>
+    <w:lvl w:ilvl="3" w:tplc="0409000F" w:tentative="1">
+      <w:start w:val="1"/>
+      <w:numFmt w:val="decimal"/>
+      <w:lvlText w:val="%4."/>
+      <w:lvlJc w:val="left"/>
+      <w:pPr>
+        <w:ind w:left="2880" w:hanging="360"/>
+      </w:pPr>
+    </w:lvl>
+    <w:lvl w:ilvl="4" w:tplc="04090019" w:tentative="1">
+      <w:start w:val="1"/>
+      <w:numFmt w:val="lowerLetter"/>
+      <w:lvlText w:val="%5."/>
+      <w:lvlJc w:val="left"/>
+      <w:pPr>
+        <w:ind w:left="3600" w:hanging="360"/>
+      </w:pPr>
+    </w:lvl>
+    <w:lvl w:ilvl="5" w:tplc="0409001B" w:tentative="1">
+      <w:start w:val="1"/>
+      <w:numFmt w:val="lowerRoman"/>
+      <w:lvlText w:val="%6."/>
+      <w:lvlJc w:val="right"/>
+      <w:pPr>
+        <w:ind w:left="4320" w:hanging="180"/>
+      </w:pPr>
+    </w:lvl>
+    <w:lvl w:ilvl="6" w:tplc="0409000F" w:tentative="1">
+      <w:start w:val="1"/>
+      <w:numFmt w:val="decimal"/>
+      <w:lvlText w:val="%7."/>
+      <w:lvlJc w:val="left"/>
+      <w:pPr>
+        <w:ind w:left="5040" w:hanging="360"/>
+      </w:pPr>
+    </w:lvl>
+    <w:lvl w:ilvl="7" w:tplc="04090019" w:tentative="1">
+      <w:start w:val="1"/>
+      <w:numFmt w:val="lowerLetter"/>
+      <w:lvlText w:val="%8."/>
+      <w:lvlJc w:val="left"/>
+      <w:pPr>
+        <w:ind w:left="5760" w:hanging="360"/>
+      </w:pPr>
+    </w:lvl>
+    <w:lvl w:ilvl="8" w:tplc="0409001B" w:tentative="1">
+      <w:start w:val="1"/>
+      <w:numFmt w:val="lowerRoman"/>
+      <w:lvlText w:val="%9."/>
+      <w:lvlJc w:val="right"/>
+      <w:pPr>
+        <w:ind w:left="6480" w:hanging="180"/>
+      </w:pPr>
+    </w:lvl>
+  </w:abstractNum>
+  <w:abstractNum w:abstractNumId="28" w15:restartNumberingAfterBreak="0">
     <w:nsid w:val="6AAA50FA"/>
     <w:multiLevelType w:val="hybridMultilevel"/>
     <w:tmpl w:val="829279AA"/>
@@ -9334,7 +12334,7 @@
       </w:pPr>
     </w:lvl>
   </w:abstractNum>
-  <w:abstractNum w:abstractNumId="24" w15:restartNumberingAfterBreak="0">
+  <w:abstractNum w:abstractNumId="29" w15:restartNumberingAfterBreak="0">
     <w:nsid w:val="6CD86F84"/>
     <w:multiLevelType w:val="multilevel"/>
     <w:tmpl w:val="EB06CA30"/>
@@ -9483,7 +12483,7 @@
       </w:rPr>
     </w:lvl>
   </w:abstractNum>
-  <w:abstractNum w:abstractNumId="25" w15:restartNumberingAfterBreak="0">
+  <w:abstractNum w:abstractNumId="30" w15:restartNumberingAfterBreak="0">
     <w:nsid w:val="6FB84637"/>
     <w:multiLevelType w:val="hybridMultilevel"/>
     <w:tmpl w:val="FCBE904E"/>
@@ -9569,7 +12569,120 @@
       </w:pPr>
     </w:lvl>
   </w:abstractNum>
-  <w:abstractNum w:abstractNumId="26" w15:restartNumberingAfterBreak="0">
+  <w:abstractNum w:abstractNumId="31" w15:restartNumberingAfterBreak="0">
+    <w:nsid w:val="70BD47EB"/>
+    <w:multiLevelType w:val="multilevel"/>
+    <w:tmpl w:val="67CC5774"/>
+    <w:lvl w:ilvl="0">
+      <w:start w:val="1"/>
+      <w:numFmt w:val="decimal"/>
+      <w:lvlText w:val="%1."/>
+      <w:lvlJc w:val="left"/>
+      <w:pPr>
+        <w:tabs>
+          <w:tab w:val="num" w:pos="720"/>
+        </w:tabs>
+        <w:ind w:left="720" w:hanging="360"/>
+      </w:pPr>
+    </w:lvl>
+    <w:lvl w:ilvl="1" w:tentative="1">
+      <w:start w:val="1"/>
+      <w:numFmt w:val="decimal"/>
+      <w:lvlText w:val="%2."/>
+      <w:lvlJc w:val="left"/>
+      <w:pPr>
+        <w:tabs>
+          <w:tab w:val="num" w:pos="1440"/>
+        </w:tabs>
+        <w:ind w:left="1440" w:hanging="360"/>
+      </w:pPr>
+    </w:lvl>
+    <w:lvl w:ilvl="2" w:tentative="1">
+      <w:start w:val="1"/>
+      <w:numFmt w:val="decimal"/>
+      <w:lvlText w:val="%3."/>
+      <w:lvlJc w:val="left"/>
+      <w:pPr>
+        <w:tabs>
+          <w:tab w:val="num" w:pos="2160"/>
+        </w:tabs>
+        <w:ind w:left="2160" w:hanging="360"/>
+      </w:pPr>
+    </w:lvl>
+    <w:lvl w:ilvl="3" w:tentative="1">
+      <w:start w:val="1"/>
+      <w:numFmt w:val="decimal"/>
+      <w:lvlText w:val="%4."/>
+      <w:lvlJc w:val="left"/>
+      <w:pPr>
+        <w:tabs>
+          <w:tab w:val="num" w:pos="2880"/>
+        </w:tabs>
+        <w:ind w:left="2880" w:hanging="360"/>
+      </w:pPr>
+    </w:lvl>
+    <w:lvl w:ilvl="4" w:tentative="1">
+      <w:start w:val="1"/>
+      <w:numFmt w:val="decimal"/>
+      <w:lvlText w:val="%5."/>
+      <w:lvlJc w:val="left"/>
+      <w:pPr>
+        <w:tabs>
+          <w:tab w:val="num" w:pos="3600"/>
+        </w:tabs>
+        <w:ind w:left="3600" w:hanging="360"/>
+      </w:pPr>
+    </w:lvl>
+    <w:lvl w:ilvl="5" w:tentative="1">
+      <w:start w:val="1"/>
+      <w:numFmt w:val="decimal"/>
+      <w:lvlText w:val="%6."/>
+      <w:lvlJc w:val="left"/>
+      <w:pPr>
+        <w:tabs>
+          <w:tab w:val="num" w:pos="4320"/>
+        </w:tabs>
+        <w:ind w:left="4320" w:hanging="360"/>
+      </w:pPr>
+    </w:lvl>
+    <w:lvl w:ilvl="6" w:tentative="1">
+      <w:start w:val="1"/>
+      <w:numFmt w:val="decimal"/>
+      <w:lvlText w:val="%7."/>
+      <w:lvlJc w:val="left"/>
+      <w:pPr>
+        <w:tabs>
+          <w:tab w:val="num" w:pos="5040"/>
+        </w:tabs>
+        <w:ind w:left="5040" w:hanging="360"/>
+      </w:pPr>
+    </w:lvl>
+    <w:lvl w:ilvl="7" w:tentative="1">
+      <w:start w:val="1"/>
+      <w:numFmt w:val="decimal"/>
+      <w:lvlText w:val="%8."/>
+      <w:lvlJc w:val="left"/>
+      <w:pPr>
+        <w:tabs>
+          <w:tab w:val="num" w:pos="5760"/>
+        </w:tabs>
+        <w:ind w:left="5760" w:hanging="360"/>
+      </w:pPr>
+    </w:lvl>
+    <w:lvl w:ilvl="8" w:tentative="1">
+      <w:start w:val="1"/>
+      <w:numFmt w:val="decimal"/>
+      <w:lvlText w:val="%9."/>
+      <w:lvlJc w:val="left"/>
+      <w:pPr>
+        <w:tabs>
+          <w:tab w:val="num" w:pos="6480"/>
+        </w:tabs>
+        <w:ind w:left="6480" w:hanging="360"/>
+      </w:pPr>
+    </w:lvl>
+  </w:abstractNum>
+  <w:abstractNum w:abstractNumId="32" w15:restartNumberingAfterBreak="0">
     <w:nsid w:val="72E21C6C"/>
     <w:multiLevelType w:val="hybridMultilevel"/>
     <w:tmpl w:val="A548623A"/>
@@ -9655,7 +12768,156 @@
       </w:pPr>
     </w:lvl>
   </w:abstractNum>
-  <w:abstractNum w:abstractNumId="27" w15:restartNumberingAfterBreak="0">
+  <w:abstractNum w:abstractNumId="33" w15:restartNumberingAfterBreak="0">
+    <w:nsid w:val="78995124"/>
+    <w:multiLevelType w:val="multilevel"/>
+    <w:tmpl w:val="43FED306"/>
+    <w:lvl w:ilvl="0">
+      <w:start w:val="1"/>
+      <w:numFmt w:val="bullet"/>
+      <w:lvlText w:val=""/>
+      <w:lvlJc w:val="left"/>
+      <w:pPr>
+        <w:tabs>
+          <w:tab w:val="num" w:pos="720"/>
+        </w:tabs>
+        <w:ind w:left="720" w:hanging="360"/>
+      </w:pPr>
+      <w:rPr>
+        <w:rFonts w:ascii="Symbol" w:hAnsi="Symbol" w:hint="default"/>
+        <w:sz w:val="20"/>
+      </w:rPr>
+    </w:lvl>
+    <w:lvl w:ilvl="1" w:tentative="1">
+      <w:start w:val="1"/>
+      <w:numFmt w:val="bullet"/>
+      <w:lvlText w:val="o"/>
+      <w:lvlJc w:val="left"/>
+      <w:pPr>
+        <w:tabs>
+          <w:tab w:val="num" w:pos="1440"/>
+        </w:tabs>
+        <w:ind w:left="1440" w:hanging="360"/>
+      </w:pPr>
+      <w:rPr>
+        <w:rFonts w:ascii="Courier New" w:hAnsi="Courier New" w:hint="default"/>
+        <w:sz w:val="20"/>
+      </w:rPr>
+    </w:lvl>
+    <w:lvl w:ilvl="2" w:tentative="1">
+      <w:start w:val="1"/>
+      <w:numFmt w:val="bullet"/>
+      <w:lvlText w:val=""/>
+      <w:lvlJc w:val="left"/>
+      <w:pPr>
+        <w:tabs>
+          <w:tab w:val="num" w:pos="2160"/>
+        </w:tabs>
+        <w:ind w:left="2160" w:hanging="360"/>
+      </w:pPr>
+      <w:rPr>
+        <w:rFonts w:ascii="Wingdings" w:hAnsi="Wingdings" w:hint="default"/>
+        <w:sz w:val="20"/>
+      </w:rPr>
+    </w:lvl>
+    <w:lvl w:ilvl="3" w:tentative="1">
+      <w:start w:val="1"/>
+      <w:numFmt w:val="bullet"/>
+      <w:lvlText w:val=""/>
+      <w:lvlJc w:val="left"/>
+      <w:pPr>
+        <w:tabs>
+          <w:tab w:val="num" w:pos="2880"/>
+        </w:tabs>
+        <w:ind w:left="2880" w:hanging="360"/>
+      </w:pPr>
+      <w:rPr>
+        <w:rFonts w:ascii="Wingdings" w:hAnsi="Wingdings" w:hint="default"/>
+        <w:sz w:val="20"/>
+      </w:rPr>
+    </w:lvl>
+    <w:lvl w:ilvl="4" w:tentative="1">
+      <w:start w:val="1"/>
+      <w:numFmt w:val="bullet"/>
+      <w:lvlText w:val=""/>
+      <w:lvlJc w:val="left"/>
+      <w:pPr>
+        <w:tabs>
+          <w:tab w:val="num" w:pos="3600"/>
+        </w:tabs>
+        <w:ind w:left="3600" w:hanging="360"/>
+      </w:pPr>
+      <w:rPr>
+        <w:rFonts w:ascii="Wingdings" w:hAnsi="Wingdings" w:hint="default"/>
+        <w:sz w:val="20"/>
+      </w:rPr>
+    </w:lvl>
+    <w:lvl w:ilvl="5" w:tentative="1">
+      <w:start w:val="1"/>
+      <w:numFmt w:val="bullet"/>
+      <w:lvlText w:val=""/>
+      <w:lvlJc w:val="left"/>
+      <w:pPr>
+        <w:tabs>
+          <w:tab w:val="num" w:pos="4320"/>
+        </w:tabs>
+        <w:ind w:left="4320" w:hanging="360"/>
+      </w:pPr>
+      <w:rPr>
+        <w:rFonts w:ascii="Wingdings" w:hAnsi="Wingdings" w:hint="default"/>
+        <w:sz w:val="20"/>
+      </w:rPr>
+    </w:lvl>
+    <w:lvl w:ilvl="6" w:tentative="1">
+      <w:start w:val="1"/>
+      <w:numFmt w:val="bullet"/>
+      <w:lvlText w:val=""/>
+      <w:lvlJc w:val="left"/>
+      <w:pPr>
+        <w:tabs>
+          <w:tab w:val="num" w:pos="5040"/>
+        </w:tabs>
+        <w:ind w:left="5040" w:hanging="360"/>
+      </w:pPr>
+      <w:rPr>
+        <w:rFonts w:ascii="Wingdings" w:hAnsi="Wingdings" w:hint="default"/>
+        <w:sz w:val="20"/>
+      </w:rPr>
+    </w:lvl>
+    <w:lvl w:ilvl="7" w:tentative="1">
+      <w:start w:val="1"/>
+      <w:numFmt w:val="bullet"/>
+      <w:lvlText w:val=""/>
+      <w:lvlJc w:val="left"/>
+      <w:pPr>
+        <w:tabs>
+          <w:tab w:val="num" w:pos="5760"/>
+        </w:tabs>
+        <w:ind w:left="5760" w:hanging="360"/>
+      </w:pPr>
+      <w:rPr>
+        <w:rFonts w:ascii="Wingdings" w:hAnsi="Wingdings" w:hint="default"/>
+        <w:sz w:val="20"/>
+      </w:rPr>
+    </w:lvl>
+    <w:lvl w:ilvl="8" w:tentative="1">
+      <w:start w:val="1"/>
+      <w:numFmt w:val="bullet"/>
+      <w:lvlText w:val=""/>
+      <w:lvlJc w:val="left"/>
+      <w:pPr>
+        <w:tabs>
+          <w:tab w:val="num" w:pos="6480"/>
+        </w:tabs>
+        <w:ind w:left="6480" w:hanging="360"/>
+      </w:pPr>
+      <w:rPr>
+        <w:rFonts w:ascii="Wingdings" w:hAnsi="Wingdings" w:hint="default"/>
+        <w:sz w:val="20"/>
+      </w:rPr>
+    </w:lvl>
+  </w:abstractNum>
+  <w:abstractNum w:abstractNumId="34" w15:restartNumberingAfterBreak="0">
     <w:nsid w:val="79521D66"/>
     <w:multiLevelType w:val="hybridMultilevel"/>
     <w:tmpl w:val="E86064F8"/>
@@ -9744,7 +13006,7 @@
       </w:pPr>
     </w:lvl>
   </w:abstractNum>
-  <w:abstractNum w:abstractNumId="28" w15:restartNumberingAfterBreak="0">
+  <w:abstractNum w:abstractNumId="35" w15:restartNumberingAfterBreak="0">
     <w:nsid w:val="79527ECA"/>
     <w:multiLevelType w:val="hybridMultilevel"/>
     <w:tmpl w:val="D5383D20"/>
@@ -9830,7 +13092,7 @@
       </w:pPr>
     </w:lvl>
   </w:abstractNum>
-  <w:abstractNum w:abstractNumId="29" w15:restartNumberingAfterBreak="0">
+  <w:abstractNum w:abstractNumId="36" w15:restartNumberingAfterBreak="0">
     <w:nsid w:val="7ABA1038"/>
     <w:multiLevelType w:val="hybridMultilevel"/>
     <w:tmpl w:val="CAE67AD6"/>
@@ -9916,7 +13178,7 @@
       </w:pPr>
     </w:lvl>
   </w:abstractNum>
-  <w:abstractNum w:abstractNumId="30" w15:restartNumberingAfterBreak="0">
+  <w:abstractNum w:abstractNumId="37" w15:restartNumberingAfterBreak="0">
     <w:nsid w:val="7FBE6D6A"/>
     <w:multiLevelType w:val="hybridMultilevel"/>
     <w:tmpl w:val="7D3272E4"/>
@@ -10003,97 +13265,118 @@
     </w:lvl>
   </w:abstractNum>
   <w:num w:numId="1" w16cid:durableId="2067530903">
+    <w:abstractNumId w:val="16"/>
+  </w:num>
+  <w:num w:numId="2" w16cid:durableId="1527332407">
+    <w:abstractNumId w:val="12"/>
+  </w:num>
+  <w:num w:numId="3" w16cid:durableId="992101742">
+    <w:abstractNumId w:val="20"/>
+  </w:num>
+  <w:num w:numId="4" w16cid:durableId="271985620">
+    <w:abstractNumId w:val="9"/>
+  </w:num>
+  <w:num w:numId="5" w16cid:durableId="1301619490">
+    <w:abstractNumId w:val="19"/>
+  </w:num>
+  <w:num w:numId="6" w16cid:durableId="1738437273">
+    <w:abstractNumId w:val="8"/>
+  </w:num>
+  <w:num w:numId="7" w16cid:durableId="1879052598">
+    <w:abstractNumId w:val="28"/>
+  </w:num>
+  <w:num w:numId="8" w16cid:durableId="1749188025">
+    <w:abstractNumId w:val="13"/>
+  </w:num>
+  <w:num w:numId="9" w16cid:durableId="101462200">
+    <w:abstractNumId w:val="32"/>
+  </w:num>
+  <w:num w:numId="10" w16cid:durableId="57170953">
+    <w:abstractNumId w:val="1"/>
+  </w:num>
+  <w:num w:numId="11" w16cid:durableId="1837259699">
+    <w:abstractNumId w:val="10"/>
+  </w:num>
+  <w:num w:numId="12" w16cid:durableId="1752465261">
+    <w:abstractNumId w:val="26"/>
+  </w:num>
+  <w:num w:numId="13" w16cid:durableId="192882122">
+    <w:abstractNumId w:val="36"/>
+  </w:num>
+  <w:num w:numId="14" w16cid:durableId="1059592124">
+    <w:abstractNumId w:val="18"/>
+  </w:num>
+  <w:num w:numId="15" w16cid:durableId="973172513">
+    <w:abstractNumId w:val="6"/>
+  </w:num>
+  <w:num w:numId="16" w16cid:durableId="1242788342">
+    <w:abstractNumId w:val="17"/>
+  </w:num>
+  <w:num w:numId="17" w16cid:durableId="1172834706">
+    <w:abstractNumId w:val="23"/>
+  </w:num>
+  <w:num w:numId="18" w16cid:durableId="1390882741">
+    <w:abstractNumId w:val="37"/>
+  </w:num>
+  <w:num w:numId="19" w16cid:durableId="1705986544">
     <w:abstractNumId w:val="14"/>
   </w:num>
-  <w:num w:numId="2" w16cid:durableId="1527332407">
-    <w:abstractNumId w:val="10"/>
+  <w:num w:numId="20" w16cid:durableId="178937250">
+    <w:abstractNumId w:val="21"/>
   </w:num>
-  <w:num w:numId="3" w16cid:durableId="992101742">
-    <w:abstractNumId w:val="18"/>
+  <w:num w:numId="21" w16cid:durableId="1320034700">
+    <w:abstractNumId w:val="11"/>
   </w:num>
-  <w:num w:numId="4" w16cid:durableId="271985620">
+  <w:num w:numId="22" w16cid:durableId="1867669987">
+    <w:abstractNumId w:val="5"/>
+  </w:num>
+  <w:num w:numId="23" w16cid:durableId="112331395">
+    <w:abstractNumId w:val="35"/>
+  </w:num>
+  <w:num w:numId="24" w16cid:durableId="1911377728">
+    <w:abstractNumId w:val="25"/>
+  </w:num>
+  <w:num w:numId="25" w16cid:durableId="576789641">
+    <w:abstractNumId w:val="29"/>
+  </w:num>
+  <w:num w:numId="26" w16cid:durableId="1242645648">
+    <w:abstractNumId w:val="4"/>
+  </w:num>
+  <w:num w:numId="27" w16cid:durableId="39788084">
+    <w:abstractNumId w:val="30"/>
+  </w:num>
+  <w:num w:numId="28" w16cid:durableId="1485971932">
+    <w:abstractNumId w:val="15"/>
+  </w:num>
+  <w:num w:numId="29" w16cid:durableId="464662197">
     <w:abstractNumId w:val="7"/>
   </w:num>
-  <w:num w:numId="5" w16cid:durableId="1301619490">
-    <w:abstractNumId w:val="17"/>
+  <w:num w:numId="30" w16cid:durableId="723334022">
+    <w:abstractNumId w:val="3"/>
   </w:num>
-  <w:num w:numId="6" w16cid:durableId="1738437273">
-    <w:abstractNumId w:val="6"/>
+  <w:num w:numId="31" w16cid:durableId="637685252">
+    <w:abstractNumId w:val="34"/>
   </w:num>
-  <w:num w:numId="7" w16cid:durableId="1879052598">
-    <w:abstractNumId w:val="23"/>
+  <w:num w:numId="32" w16cid:durableId="1697849803">
+    <w:abstractNumId w:val="27"/>
   </w:num>
-  <w:num w:numId="8" w16cid:durableId="1749188025">
-    <w:abstractNumId w:val="11"/>
+  <w:num w:numId="33" w16cid:durableId="1183087171">
+    <w:abstractNumId w:val="31"/>
   </w:num>
-  <w:num w:numId="9" w16cid:durableId="101462200">
-    <w:abstractNumId w:val="26"/>
-  </w:num>
-  <w:num w:numId="10" w16cid:durableId="57170953">
+  <w:num w:numId="34" w16cid:durableId="175537492">
     <w:abstractNumId w:val="0"/>
   </w:num>
-  <w:num w:numId="11" w16cid:durableId="1837259699">
-    <w:abstractNumId w:val="8"/>
+  <w:num w:numId="35" w16cid:durableId="639576823">
+    <w:abstractNumId w:val="33"/>
   </w:num>
-  <w:num w:numId="12" w16cid:durableId="1752465261">
-    <w:abstractNumId w:val="22"/>
+  <w:num w:numId="36" w16cid:durableId="411976258">
+    <w:abstractNumId w:val="2"/>
   </w:num>
-  <w:num w:numId="13" w16cid:durableId="192882122">
-    <w:abstractNumId w:val="29"/>
-  </w:num>
-  <w:num w:numId="14" w16cid:durableId="1059592124">
-    <w:abstractNumId w:val="16"/>
-  </w:num>
-  <w:num w:numId="15" w16cid:durableId="973172513">
-    <w:abstractNumId w:val="4"/>
-  </w:num>
-  <w:num w:numId="16" w16cid:durableId="1242788342">
-    <w:abstractNumId w:val="15"/>
-  </w:num>
-  <w:num w:numId="17" w16cid:durableId="1172834706">
-    <w:abstractNumId w:val="20"/>
-  </w:num>
-  <w:num w:numId="18" w16cid:durableId="1390882741">
-    <w:abstractNumId w:val="30"/>
-  </w:num>
-  <w:num w:numId="19" w16cid:durableId="1705986544">
-    <w:abstractNumId w:val="12"/>
-  </w:num>
-  <w:num w:numId="20" w16cid:durableId="178937250">
-    <w:abstractNumId w:val="19"/>
-  </w:num>
-  <w:num w:numId="21" w16cid:durableId="1320034700">
-    <w:abstractNumId w:val="9"/>
-  </w:num>
-  <w:num w:numId="22" w16cid:durableId="1867669987">
-    <w:abstractNumId w:val="3"/>
-  </w:num>
-  <w:num w:numId="23" w16cid:durableId="112331395">
-    <w:abstractNumId w:val="28"/>
-  </w:num>
-  <w:num w:numId="24" w16cid:durableId="1911377728">
-    <w:abstractNumId w:val="21"/>
-  </w:num>
-  <w:num w:numId="25" w16cid:durableId="576789641">
+  <w:num w:numId="37" w16cid:durableId="1778598144">
     <w:abstractNumId w:val="24"/>
   </w:num>
-  <w:num w:numId="26" w16cid:durableId="1242645648">
-    <w:abstractNumId w:val="2"/>
-  </w:num>
-  <w:num w:numId="27" w16cid:durableId="39788084">
-    <w:abstractNumId w:val="25"/>
-  </w:num>
-  <w:num w:numId="28" w16cid:durableId="1485971932">
-    <w:abstractNumId w:val="13"/>
-  </w:num>
-  <w:num w:numId="29" w16cid:durableId="464662197">
-    <w:abstractNumId w:val="5"/>
-  </w:num>
-  <w:num w:numId="30" w16cid:durableId="723334022">
-    <w:abstractNumId w:val="1"/>
-  </w:num>
-  <w:num w:numId="31" w16cid:durableId="637685252">
-    <w:abstractNumId w:val="27"/>
+  <w:num w:numId="38" w16cid:durableId="1668944241">
+    <w:abstractNumId w:val="22"/>
   </w:num>
 </w:numbering>
 </file>
@@ -11031,7 +14314,6 @@
     <w:basedOn w:val="Normal"/>
     <w:link w:val="HTMLPreformattedChar"/>
     <w:uiPriority w:val="99"/>
-    <w:semiHidden/>
     <w:unhideWhenUsed/>
     <w:rsid w:val="00126492"/>
     <w:pPr>
@@ -11068,7 +14350,6 @@
     <w:basedOn w:val="DefaultParagraphFont"/>
     <w:link w:val="HTMLPreformatted"/>
     <w:uiPriority w:val="99"/>
-    <w:semiHidden/>
     <w:rsid w:val="00126492"/>
     <w:rPr>
       <w:rFonts w:ascii="Mangal" w:eastAsia="Times New Roman" w:hAnsi="Mangal" w:cs="Mangal"/>
@@ -11118,6 +14399,16 @@
       <w:sz w:val="20"/>
       <w:szCs w:val="20"/>
     </w:rPr>
+  </w:style>
+  <w:style w:type="character" w:customStyle="1" w:styleId="hljs-attr">
+    <w:name w:val="hljs-attr"/>
+    <w:basedOn w:val="DefaultParagraphFont"/>
+    <w:rsid w:val="001A5C33"/>
+  </w:style>
+  <w:style w:type="character" w:customStyle="1" w:styleId="hljs-number">
+    <w:name w:val="hljs-number"/>
+    <w:basedOn w:val="DefaultParagraphFont"/>
+    <w:rsid w:val="001A5C33"/>
   </w:style>
 </w:styles>
 </file>

--- a/Questions.docx
+++ b/Questions.docx
@@ -52,44 +52,41 @@
           <w:sz w:val="28"/>
           <w:szCs w:val="22"/>
         </w:rPr>
-        <w:t xml:space="preserve">Write a java program to check input validation for integer </w:t>
-      </w:r>
-      <w:proofErr w:type="gramStart"/>
-      <w:r>
+        <w:t>Write a java program to check input validation for integer constraints :</w:t>
+      </w:r>
+    </w:p>
+    <w:p>
+      <w:pPr>
+        <w:pStyle w:val="ListParagraph"/>
         <w:rPr>
           <w:rFonts w:ascii="Times New Roman" w:hAnsi="Times New Roman" w:cs="Times New Roman"/>
           <w:sz w:val="28"/>
           <w:szCs w:val="22"/>
         </w:rPr>
-        <w:t>constraints :</w:t>
-      </w:r>
-      <w:proofErr w:type="gramEnd"/>
-    </w:p>
-    <w:p>
-      <w:pPr>
-        <w:pStyle w:val="ListParagraph"/>
+      </w:pPr>
+      <w:r>
         <w:rPr>
           <w:rFonts w:ascii="Times New Roman" w:hAnsi="Times New Roman" w:cs="Times New Roman"/>
           <w:sz w:val="28"/>
           <w:szCs w:val="22"/>
         </w:rPr>
-      </w:pPr>
+        <w:t>N&lt;</w:t>
+      </w:r>
       <w:r>
         <w:rPr>
           <w:rFonts w:ascii="Times New Roman" w:hAnsi="Times New Roman" w:cs="Times New Roman"/>
           <w:sz w:val="28"/>
           <w:szCs w:val="22"/>
         </w:rPr>
-        <w:t>N&lt;</w:t>
-      </w:r>
-      <w:proofErr w:type="gramStart"/>
+        <w:t>10</w:t>
+      </w:r>
       <w:r>
         <w:rPr>
           <w:rFonts w:ascii="Times New Roman" w:hAnsi="Times New Roman" w:cs="Times New Roman"/>
           <w:sz w:val="28"/>
           <w:szCs w:val="22"/>
         </w:rPr>
-        <w:t>10</w:t>
+        <w:t xml:space="preserve"> </w:t>
       </w:r>
       <w:r>
         <w:rPr>
@@ -97,7 +94,7 @@
           <w:sz w:val="28"/>
           <w:szCs w:val="22"/>
         </w:rPr>
-        <w:t xml:space="preserve"> </w:t>
+        <w:t>,</w:t>
       </w:r>
       <w:r>
         <w:rPr>
@@ -105,7 +102,7 @@
           <w:sz w:val="28"/>
           <w:szCs w:val="22"/>
         </w:rPr>
-        <w:t>,</w:t>
+        <w:t>N&gt;</w:t>
       </w:r>
       <w:r>
         <w:rPr>
@@ -113,16 +110,15 @@
           <w:sz w:val="28"/>
           <w:szCs w:val="22"/>
         </w:rPr>
-        <w:t>N</w:t>
-      </w:r>
-      <w:proofErr w:type="gramEnd"/>
+        <w:t xml:space="preserve">0, for string constraints : </w:t>
+      </w:r>
       <w:r>
         <w:rPr>
           <w:rFonts w:ascii="Times New Roman" w:hAnsi="Times New Roman" w:cs="Times New Roman"/>
           <w:sz w:val="28"/>
           <w:szCs w:val="22"/>
         </w:rPr>
-        <w:t>&gt;</w:t>
+        <w:t>S&lt;1</w:t>
       </w:r>
       <w:r>
         <w:rPr>
@@ -130,25 +126,23 @@
           <w:sz w:val="28"/>
           <w:szCs w:val="22"/>
         </w:rPr>
-        <w:t xml:space="preserve">0, for string </w:t>
-      </w:r>
-      <w:proofErr w:type="gramStart"/>
+        <w:t>,</w:t>
+      </w:r>
       <w:r>
         <w:rPr>
           <w:rFonts w:ascii="Times New Roman" w:hAnsi="Times New Roman" w:cs="Times New Roman"/>
           <w:sz w:val="28"/>
           <w:szCs w:val="22"/>
         </w:rPr>
-        <w:t>constraints :</w:t>
-      </w:r>
-      <w:proofErr w:type="gramEnd"/>
+        <w:t xml:space="preserve"> S</w:t>
+      </w:r>
       <w:r>
         <w:rPr>
           <w:rFonts w:ascii="Times New Roman" w:hAnsi="Times New Roman" w:cs="Times New Roman"/>
           <w:sz w:val="28"/>
           <w:szCs w:val="22"/>
         </w:rPr>
-        <w:t xml:space="preserve"> </w:t>
+        <w:t>&lt;</w:t>
       </w:r>
       <w:r>
         <w:rPr>
@@ -156,7 +150,7 @@
           <w:sz w:val="28"/>
           <w:szCs w:val="22"/>
         </w:rPr>
-        <w:t>S&lt;1</w:t>
+        <w:t>15</w:t>
       </w:r>
       <w:r>
         <w:rPr>
@@ -164,93 +158,61 @@
           <w:sz w:val="28"/>
           <w:szCs w:val="22"/>
         </w:rPr>
-        <w:t>,</w:t>
-      </w:r>
-      <w:r>
+        <w:t>, (S) string length. And print String as normal as input and double the integer value.</w:t>
+      </w:r>
+    </w:p>
+    <w:p>
+      <w:pPr>
+        <w:pStyle w:val="ListParagraph"/>
+        <w:numPr>
+          <w:ilvl w:val="0"/>
+          <w:numId w:val="1"/>
+        </w:numPr>
         <w:rPr>
           <w:rFonts w:ascii="Times New Roman" w:hAnsi="Times New Roman" w:cs="Times New Roman"/>
           <w:sz w:val="28"/>
           <w:szCs w:val="22"/>
         </w:rPr>
-        <w:t xml:space="preserve"> S</w:t>
-      </w:r>
+      </w:pPr>
       <w:r>
         <w:rPr>
           <w:rFonts w:ascii="Times New Roman" w:hAnsi="Times New Roman" w:cs="Times New Roman"/>
           <w:sz w:val="28"/>
           <w:szCs w:val="22"/>
         </w:rPr>
-        <w:t>&lt;</w:t>
-      </w:r>
-      <w:r>
+        <w:t>Write a java program to check if input number is palindrome or not.</w:t>
+      </w:r>
+    </w:p>
+    <w:p>
+      <w:pPr>
+        <w:pStyle w:val="ListParagraph"/>
+        <w:numPr>
+          <w:ilvl w:val="0"/>
+          <w:numId w:val="1"/>
+        </w:numPr>
         <w:rPr>
           <w:rFonts w:ascii="Times New Roman" w:hAnsi="Times New Roman" w:cs="Times New Roman"/>
           <w:sz w:val="28"/>
           <w:szCs w:val="22"/>
         </w:rPr>
-        <w:t>15</w:t>
-      </w:r>
+      </w:pPr>
       <w:r>
         <w:rPr>
           <w:rFonts w:ascii="Times New Roman" w:hAnsi="Times New Roman" w:cs="Times New Roman"/>
           <w:sz w:val="28"/>
           <w:szCs w:val="22"/>
         </w:rPr>
-        <w:t>, (S) string length. And print String as normal as input and double the integer value.</w:t>
-      </w:r>
-    </w:p>
-    <w:p>
-      <w:pPr>
-        <w:pStyle w:val="ListParagraph"/>
+        <w:t>Write a java program to check if input number is unique number or not.</w:t>
+      </w:r>
+    </w:p>
+    <w:p>
+      <w:pPr>
+        <w:pStyle w:val="max2"/>
         <w:numPr>
           <w:ilvl w:val="0"/>
           <w:numId w:val="1"/>
         </w:numPr>
         <w:rPr>
-          <w:rFonts w:ascii="Times New Roman" w:hAnsi="Times New Roman" w:cs="Times New Roman"/>
-          <w:sz w:val="28"/>
-          <w:szCs w:val="22"/>
-        </w:rPr>
-      </w:pPr>
-      <w:r>
-        <w:rPr>
-          <w:rFonts w:ascii="Times New Roman" w:hAnsi="Times New Roman" w:cs="Times New Roman"/>
-          <w:sz w:val="28"/>
-          <w:szCs w:val="22"/>
-        </w:rPr>
-        <w:t>Write a java program to check if input number is palindrome or not.</w:t>
-      </w:r>
-    </w:p>
-    <w:p>
-      <w:pPr>
-        <w:pStyle w:val="ListParagraph"/>
-        <w:numPr>
-          <w:ilvl w:val="0"/>
-          <w:numId w:val="1"/>
-        </w:numPr>
-        <w:rPr>
-          <w:rFonts w:ascii="Times New Roman" w:hAnsi="Times New Roman" w:cs="Times New Roman"/>
-          <w:sz w:val="28"/>
-          <w:szCs w:val="22"/>
-        </w:rPr>
-      </w:pPr>
-      <w:r>
-        <w:rPr>
-          <w:rFonts w:ascii="Times New Roman" w:hAnsi="Times New Roman" w:cs="Times New Roman"/>
-          <w:sz w:val="28"/>
-          <w:szCs w:val="22"/>
-        </w:rPr>
-        <w:t>Write a java program to check if input number is unique number or not.</w:t>
-      </w:r>
-    </w:p>
-    <w:p>
-      <w:pPr>
-        <w:pStyle w:val="max2"/>
-        <w:numPr>
-          <w:ilvl w:val="0"/>
-          <w:numId w:val="1"/>
-        </w:numPr>
-        <w:rPr>
           <w:rFonts w:ascii="Verdana" w:hAnsi="Verdana"/>
           <w:color w:val="000000"/>
           <w:sz w:val="24"/>
@@ -273,34 +235,7 @@
           <w:szCs w:val="24"/>
         </w:rPr>
         <w:br/>
-      </w:r>
-      <w:proofErr w:type="spellStart"/>
-      <w:proofErr w:type="gramStart"/>
-      <w:r>
-        <w:rPr>
-          <w:rFonts w:ascii="Verdana" w:hAnsi="Verdana"/>
-          <w:color w:val="000000"/>
-          <w:szCs w:val="24"/>
-        </w:rPr>
-        <w:t>stringTimes</w:t>
-      </w:r>
-      <w:proofErr w:type="spellEnd"/>
-      <w:r>
-        <w:rPr>
-          <w:rFonts w:ascii="Verdana" w:hAnsi="Verdana"/>
-          <w:color w:val="000000"/>
-          <w:szCs w:val="24"/>
-        </w:rPr>
-        <w:t>(</w:t>
-      </w:r>
-      <w:proofErr w:type="gramEnd"/>
-      <w:r>
-        <w:rPr>
-          <w:rFonts w:ascii="Verdana" w:hAnsi="Verdana"/>
-          <w:color w:val="000000"/>
-          <w:szCs w:val="24"/>
-        </w:rPr>
-        <w:t xml:space="preserve">"Hi", 2) </w:t>
+        <w:t xml:space="preserve">stringTimes("Hi", 2) </w:t>
       </w:r>
       <w:r>
         <w:rPr>
@@ -316,25 +251,7 @@
           <w:color w:val="000000"/>
           <w:szCs w:val="24"/>
         </w:rPr>
-        <w:t xml:space="preserve"> "</w:t>
-      </w:r>
-      <w:proofErr w:type="spellStart"/>
-      <w:r>
-        <w:rPr>
-          <w:rFonts w:ascii="Verdana" w:hAnsi="Verdana"/>
-          <w:color w:val="000000"/>
-          <w:szCs w:val="24"/>
-        </w:rPr>
-        <w:t>HiHi</w:t>
-      </w:r>
-      <w:proofErr w:type="spellEnd"/>
-      <w:r>
-        <w:rPr>
-          <w:rFonts w:ascii="Verdana" w:hAnsi="Verdana"/>
-          <w:color w:val="000000"/>
-          <w:szCs w:val="24"/>
-        </w:rPr>
-        <w:t>"</w:t>
+        <w:t xml:space="preserve"> "HiHi"</w:t>
       </w:r>
       <w:r>
         <w:rPr>
@@ -343,34 +260,7 @@
           <w:szCs w:val="24"/>
         </w:rPr>
         <w:br/>
-      </w:r>
-      <w:proofErr w:type="spellStart"/>
-      <w:proofErr w:type="gramStart"/>
-      <w:r>
-        <w:rPr>
-          <w:rFonts w:ascii="Verdana" w:hAnsi="Verdana"/>
-          <w:color w:val="000000"/>
-          <w:szCs w:val="24"/>
-        </w:rPr>
-        <w:t>stringTimes</w:t>
-      </w:r>
-      <w:proofErr w:type="spellEnd"/>
-      <w:r>
-        <w:rPr>
-          <w:rFonts w:ascii="Verdana" w:hAnsi="Verdana"/>
-          <w:color w:val="000000"/>
-          <w:szCs w:val="24"/>
-        </w:rPr>
-        <w:t>(</w:t>
-      </w:r>
-      <w:proofErr w:type="gramEnd"/>
-      <w:r>
-        <w:rPr>
-          <w:rFonts w:ascii="Verdana" w:hAnsi="Verdana"/>
-          <w:color w:val="000000"/>
-          <w:szCs w:val="24"/>
-        </w:rPr>
-        <w:t xml:space="preserve">"Hi", 3) </w:t>
+        <w:t xml:space="preserve">stringTimes("Hi", 3) </w:t>
       </w:r>
       <w:r>
         <w:rPr>
@@ -386,25 +276,7 @@
           <w:color w:val="000000"/>
           <w:szCs w:val="24"/>
         </w:rPr>
-        <w:t xml:space="preserve"> "</w:t>
-      </w:r>
-      <w:proofErr w:type="spellStart"/>
-      <w:r>
-        <w:rPr>
-          <w:rFonts w:ascii="Verdana" w:hAnsi="Verdana"/>
-          <w:color w:val="000000"/>
-          <w:szCs w:val="24"/>
-        </w:rPr>
-        <w:t>HiHiHi</w:t>
-      </w:r>
-      <w:proofErr w:type="spellEnd"/>
-      <w:r>
-        <w:rPr>
-          <w:rFonts w:ascii="Verdana" w:hAnsi="Verdana"/>
-          <w:color w:val="000000"/>
-          <w:szCs w:val="24"/>
-        </w:rPr>
-        <w:t>"</w:t>
+        <w:t xml:space="preserve"> "HiHiHi"</w:t>
       </w:r>
       <w:r>
         <w:rPr>
@@ -413,34 +285,7 @@
           <w:szCs w:val="24"/>
         </w:rPr>
         <w:br/>
-      </w:r>
-      <w:proofErr w:type="spellStart"/>
-      <w:proofErr w:type="gramStart"/>
-      <w:r>
-        <w:rPr>
-          <w:rFonts w:ascii="Verdana" w:hAnsi="Verdana"/>
-          <w:color w:val="000000"/>
-          <w:szCs w:val="24"/>
-        </w:rPr>
-        <w:t>stringTimes</w:t>
-      </w:r>
-      <w:proofErr w:type="spellEnd"/>
-      <w:r>
-        <w:rPr>
-          <w:rFonts w:ascii="Verdana" w:hAnsi="Verdana"/>
-          <w:color w:val="000000"/>
-          <w:szCs w:val="24"/>
-        </w:rPr>
-        <w:t>(</w:t>
-      </w:r>
-      <w:proofErr w:type="gramEnd"/>
-      <w:r>
-        <w:rPr>
-          <w:rFonts w:ascii="Verdana" w:hAnsi="Verdana"/>
-          <w:color w:val="000000"/>
-          <w:szCs w:val="24"/>
-        </w:rPr>
-        <w:t xml:space="preserve">"Hi", 1) </w:t>
+        <w:t xml:space="preserve">stringTimes("Hi", 1) </w:t>
       </w:r>
       <w:r>
         <w:rPr>
@@ -799,27 +644,7 @@
           <w:sz w:val="24"/>
           <w:szCs w:val="24"/>
         </w:rPr>
-        <w:t xml:space="preserve">Write a java program to find the multiplication of </w:t>
-      </w:r>
-      <w:proofErr w:type="gramStart"/>
-      <w:r>
-        <w:rPr>
-          <w:rFonts w:ascii="Verdana" w:hAnsi="Verdana"/>
-          <w:color w:val="000000"/>
-          <w:sz w:val="24"/>
-          <w:szCs w:val="24"/>
-        </w:rPr>
-        <w:t>a</w:t>
-      </w:r>
-      <w:proofErr w:type="gramEnd"/>
-      <w:r>
-        <w:rPr>
-          <w:rFonts w:ascii="Verdana" w:hAnsi="Verdana"/>
-          <w:color w:val="000000"/>
-          <w:sz w:val="24"/>
-          <w:szCs w:val="24"/>
-        </w:rPr>
-        <w:t xml:space="preserve"> input number.</w:t>
+        <w:t>Write a java program to find the multiplication of a input number.</w:t>
       </w:r>
     </w:p>
     <w:p>
@@ -852,27 +677,7 @@
           <w:sz w:val="24"/>
           <w:szCs w:val="24"/>
         </w:rPr>
-        <w:t xml:space="preserve">alculate factorial of </w:t>
-      </w:r>
-      <w:proofErr w:type="gramStart"/>
-      <w:r>
-        <w:rPr>
-          <w:rFonts w:ascii="Verdana" w:hAnsi="Verdana"/>
-          <w:color w:val="000000"/>
-          <w:sz w:val="24"/>
-          <w:szCs w:val="24"/>
-        </w:rPr>
-        <w:t>a</w:t>
-      </w:r>
-      <w:proofErr w:type="gramEnd"/>
-      <w:r>
-        <w:rPr>
-          <w:rFonts w:ascii="Verdana" w:hAnsi="Verdana"/>
-          <w:color w:val="000000"/>
-          <w:sz w:val="24"/>
-          <w:szCs w:val="24"/>
-        </w:rPr>
-        <w:t xml:space="preserve"> </w:t>
+        <w:t xml:space="preserve">alculate factorial of a </w:t>
       </w:r>
       <w:r>
         <w:rPr>
@@ -1055,27 +860,7 @@
           <w:sz w:val="24"/>
           <w:szCs w:val="24"/>
         </w:rPr>
-        <w:t xml:space="preserve">Write a java to count and sum of digits in </w:t>
-      </w:r>
-      <w:proofErr w:type="gramStart"/>
-      <w:r>
-        <w:rPr>
-          <w:rFonts w:ascii="Verdana" w:hAnsi="Verdana"/>
-          <w:color w:val="000000"/>
-          <w:sz w:val="24"/>
-          <w:szCs w:val="24"/>
-        </w:rPr>
-        <w:t>a</w:t>
-      </w:r>
-      <w:proofErr w:type="gramEnd"/>
-      <w:r>
-        <w:rPr>
-          <w:rFonts w:ascii="Verdana" w:hAnsi="Verdana"/>
-          <w:color w:val="000000"/>
-          <w:sz w:val="24"/>
-          <w:szCs w:val="24"/>
-        </w:rPr>
-        <w:t xml:space="preserve"> input number.</w:t>
+        <w:t>Write a java to count and sum of digits in a input number.</w:t>
       </w:r>
     </w:p>
     <w:p>
@@ -1219,58 +1004,7 @@
           <w:sz w:val="24"/>
           <w:szCs w:val="24"/>
         </w:rPr>
-        <w:t xml:space="preserve">Write a program to reverse the order of words in a string entered, for </w:t>
-      </w:r>
-      <w:proofErr w:type="spellStart"/>
-      <w:proofErr w:type="gramStart"/>
-      <w:r>
-        <w:rPr>
-          <w:rFonts w:ascii="Verdana" w:hAnsi="Verdana"/>
-          <w:color w:val="000000"/>
-          <w:sz w:val="24"/>
-          <w:szCs w:val="24"/>
-        </w:rPr>
-        <w:t>eg</w:t>
-      </w:r>
-      <w:proofErr w:type="spellEnd"/>
-      <w:r>
-        <w:rPr>
-          <w:rFonts w:ascii="Verdana" w:hAnsi="Verdana"/>
-          <w:color w:val="000000"/>
-          <w:sz w:val="24"/>
-          <w:szCs w:val="24"/>
-        </w:rPr>
-        <w:t xml:space="preserve"> :</w:t>
-      </w:r>
-      <w:proofErr w:type="gramEnd"/>
-      <w:r>
-        <w:rPr>
-          <w:rFonts w:ascii="Verdana" w:hAnsi="Verdana"/>
-          <w:color w:val="000000"/>
-          <w:sz w:val="24"/>
-          <w:szCs w:val="24"/>
-        </w:rPr>
-        <w:t xml:space="preserve"> I am </w:t>
-      </w:r>
-      <w:proofErr w:type="gramStart"/>
-      <w:r>
-        <w:rPr>
-          <w:rFonts w:ascii="Verdana" w:hAnsi="Verdana"/>
-          <w:color w:val="000000"/>
-          <w:sz w:val="24"/>
-          <w:szCs w:val="24"/>
-        </w:rPr>
-        <w:t>Ram  to</w:t>
-      </w:r>
-      <w:proofErr w:type="gramEnd"/>
-      <w:r>
-        <w:rPr>
-          <w:rFonts w:ascii="Verdana" w:hAnsi="Verdana"/>
-          <w:color w:val="000000"/>
-          <w:sz w:val="24"/>
-          <w:szCs w:val="24"/>
-        </w:rPr>
-        <w:t xml:space="preserve">  Ram am I </w:t>
+        <w:t xml:space="preserve">Write a program to reverse the order of words in a string entered, for eg : I am Ram  to  Ram am I </w:t>
       </w:r>
     </w:p>
     <w:p>
@@ -1815,9 +1549,50 @@
           <w:sz w:val="24"/>
           <w:szCs w:val="24"/>
         </w:rPr>
-        <w:t xml:space="preserve">only </w:t>
-      </w:r>
-      <w:proofErr w:type="spellStart"/>
+        <w:t>only even digits</w:t>
+      </w:r>
+      <w:r>
+        <w:rPr>
+          <w:rFonts w:ascii="Verdana" w:hAnsi="Verdana"/>
+          <w:color w:val="000000"/>
+          <w:sz w:val="24"/>
+          <w:szCs w:val="24"/>
+        </w:rPr>
+        <w:t>.</w:t>
+      </w:r>
+    </w:p>
+    <w:p>
+      <w:pPr>
+        <w:pStyle w:val="max2"/>
+        <w:numPr>
+          <w:ilvl w:val="0"/>
+          <w:numId w:val="12"/>
+        </w:numPr>
+        <w:rPr>
+          <w:rFonts w:ascii="Verdana" w:hAnsi="Verdana"/>
+          <w:color w:val="000000"/>
+          <w:sz w:val="24"/>
+          <w:szCs w:val="24"/>
+        </w:rPr>
+      </w:pPr>
+      <w:r>
+        <w:rPr>
+          <w:rFonts w:ascii="Verdana" w:hAnsi="Verdana"/>
+          <w:color w:val="000000"/>
+          <w:sz w:val="24"/>
+          <w:szCs w:val="24"/>
+        </w:rPr>
+        <w:t>Write a program t</w:t>
+      </w:r>
+      <w:r>
+        <w:rPr>
+          <w:rFonts w:ascii="Verdana" w:hAnsi="Verdana"/>
+          <w:color w:val="000000"/>
+          <w:sz w:val="24"/>
+          <w:szCs w:val="24"/>
+        </w:rPr>
+        <w:t xml:space="preserve">ake a number and process digits </w:t>
+      </w:r>
       <w:r>
         <w:rPr>
           <w:rFonts w:ascii="Verdana" w:hAnsi="Verdana"/>
@@ -1827,9 +1602,79 @@
           <w:sz w:val="24"/>
           <w:szCs w:val="24"/>
         </w:rPr>
-        <w:t>even</w:t>
-      </w:r>
-      <w:proofErr w:type="spellEnd"/>
+        <w:t>until digit 5 is encountered</w:t>
+      </w:r>
+      <w:r>
+        <w:rPr>
+          <w:rFonts w:ascii="Verdana" w:hAnsi="Verdana"/>
+          <w:color w:val="000000"/>
+          <w:sz w:val="24"/>
+          <w:szCs w:val="24"/>
+        </w:rPr>
+        <w:t>, then stop</w:t>
+      </w:r>
+      <w:r>
+        <w:rPr>
+          <w:rFonts w:ascii="Verdana" w:hAnsi="Verdana"/>
+          <w:color w:val="000000"/>
+          <w:sz w:val="24"/>
+          <w:szCs w:val="24"/>
+        </w:rPr>
+        <w:t>.</w:t>
+      </w:r>
+    </w:p>
+    <w:p>
+      <w:pPr>
+        <w:pStyle w:val="max2"/>
+        <w:rPr>
+          <w:rFonts w:ascii="Verdana" w:hAnsi="Verdana"/>
+          <w:color w:val="000000"/>
+          <w:sz w:val="24"/>
+          <w:szCs w:val="24"/>
+        </w:rPr>
+      </w:pPr>
+      <w:r>
+        <w:rPr>
+          <w:rFonts w:ascii="Verdana" w:hAnsi="Verdana"/>
+          <w:color w:val="000000"/>
+          <w:sz w:val="24"/>
+          <w:szCs w:val="24"/>
+        </w:rPr>
+        <w:t>Day 08</w:t>
+      </w:r>
+      <w:r>
+        <w:rPr>
+          <w:rFonts w:ascii="Verdana" w:hAnsi="Verdana"/>
+          <w:color w:val="000000"/>
+          <w:sz w:val="24"/>
+          <w:szCs w:val="24"/>
+        </w:rPr>
+        <w:t>( stop condition value-based vs count-based )</w:t>
+      </w:r>
+    </w:p>
+    <w:p>
+      <w:pPr>
+        <w:pStyle w:val="max2"/>
+        <w:numPr>
+          <w:ilvl w:val="0"/>
+          <w:numId w:val="13"/>
+        </w:numPr>
+        <w:rPr>
+          <w:rFonts w:ascii="Verdana" w:hAnsi="Verdana"/>
+          <w:color w:val="000000"/>
+          <w:sz w:val="24"/>
+          <w:szCs w:val="24"/>
+        </w:rPr>
+      </w:pPr>
+      <w:r>
+        <w:rPr>
+          <w:rFonts w:ascii="Verdana" w:hAnsi="Verdana"/>
+          <w:color w:val="000000"/>
+          <w:sz w:val="24"/>
+          <w:szCs w:val="24"/>
+        </w:rPr>
+        <w:t xml:space="preserve">Take a number and print digits </w:t>
+      </w:r>
       <w:r>
         <w:rPr>
           <w:rFonts w:ascii="Verdana" w:hAnsi="Verdana"/>
@@ -1839,49 +1684,40 @@
           <w:sz w:val="24"/>
           <w:szCs w:val="24"/>
         </w:rPr>
-        <w:t xml:space="preserve"> digits</w:t>
-      </w:r>
-      <w:r>
-        <w:rPr>
-          <w:rFonts w:ascii="Verdana" w:hAnsi="Verdana"/>
-          <w:color w:val="000000"/>
-          <w:sz w:val="24"/>
-          <w:szCs w:val="24"/>
-        </w:rPr>
-        <w:t>.</w:t>
-      </w:r>
-    </w:p>
-    <w:p>
-      <w:pPr>
-        <w:pStyle w:val="max2"/>
-        <w:numPr>
-          <w:ilvl w:val="0"/>
-          <w:numId w:val="12"/>
-        </w:numPr>
-        <w:rPr>
-          <w:rFonts w:ascii="Verdana" w:hAnsi="Verdana"/>
-          <w:color w:val="000000"/>
-          <w:sz w:val="24"/>
-          <w:szCs w:val="24"/>
-        </w:rPr>
-      </w:pPr>
-      <w:r>
-        <w:rPr>
-          <w:rFonts w:ascii="Verdana" w:hAnsi="Verdana"/>
-          <w:color w:val="000000"/>
-          <w:sz w:val="24"/>
-          <w:szCs w:val="24"/>
-        </w:rPr>
-        <w:t>Write a program t</w:t>
-      </w:r>
-      <w:r>
-        <w:rPr>
-          <w:rFonts w:ascii="Verdana" w:hAnsi="Verdana"/>
-          <w:color w:val="000000"/>
-          <w:sz w:val="24"/>
-          <w:szCs w:val="24"/>
-        </w:rPr>
-        <w:t xml:space="preserve">ake a number and process digits </w:t>
+        <w:t>until you encounter an even digit</w:t>
+      </w:r>
+      <w:r>
+        <w:rPr>
+          <w:rFonts w:ascii="Verdana" w:hAnsi="Verdana"/>
+          <w:color w:val="000000"/>
+          <w:sz w:val="24"/>
+          <w:szCs w:val="24"/>
+        </w:rPr>
+        <w:t>, then stop.</w:t>
+      </w:r>
+    </w:p>
+    <w:p>
+      <w:pPr>
+        <w:pStyle w:val="max2"/>
+        <w:numPr>
+          <w:ilvl w:val="0"/>
+          <w:numId w:val="13"/>
+        </w:numPr>
+        <w:rPr>
+          <w:rFonts w:ascii="Verdana" w:hAnsi="Verdana"/>
+          <w:color w:val="000000"/>
+          <w:sz w:val="24"/>
+          <w:szCs w:val="24"/>
+        </w:rPr>
+      </w:pPr>
+      <w:r>
+        <w:rPr>
+          <w:rFonts w:ascii="Verdana" w:hAnsi="Verdana"/>
+          <w:color w:val="000000"/>
+          <w:sz w:val="24"/>
+          <w:szCs w:val="24"/>
+        </w:rPr>
+        <w:t xml:space="preserve">Take a number and print digits, but </w:t>
       </w:r>
       <w:r>
         <w:rPr>
@@ -1892,16 +1728,7 @@
           <w:sz w:val="24"/>
           <w:szCs w:val="24"/>
         </w:rPr>
-        <w:t>until digit 5 is encountered</w:t>
-      </w:r>
-      <w:r>
-        <w:rPr>
-          <w:rFonts w:ascii="Verdana" w:hAnsi="Verdana"/>
-          <w:color w:val="000000"/>
-          <w:sz w:val="24"/>
-          <w:szCs w:val="24"/>
-        </w:rPr>
-        <w:t>, then stop</w:t>
+        <w:t>stop after printing exactly 3 digits</w:t>
       </w:r>
       <w:r>
         <w:rPr>
@@ -1916,66 +1743,6 @@
     <w:p>
       <w:pPr>
         <w:pStyle w:val="max2"/>
-        <w:rPr>
-          <w:rFonts w:ascii="Verdana" w:hAnsi="Verdana"/>
-          <w:color w:val="000000"/>
-          <w:sz w:val="24"/>
-          <w:szCs w:val="24"/>
-        </w:rPr>
-      </w:pPr>
-      <w:r>
-        <w:rPr>
-          <w:rFonts w:ascii="Verdana" w:hAnsi="Verdana"/>
-          <w:color w:val="000000"/>
-          <w:sz w:val="24"/>
-          <w:szCs w:val="24"/>
-        </w:rPr>
-        <w:t xml:space="preserve">Day </w:t>
-      </w:r>
-      <w:proofErr w:type="gramStart"/>
-      <w:r>
-        <w:rPr>
-          <w:rFonts w:ascii="Verdana" w:hAnsi="Verdana"/>
-          <w:color w:val="000000"/>
-          <w:sz w:val="24"/>
-          <w:szCs w:val="24"/>
-        </w:rPr>
-        <w:t>08</w:t>
-      </w:r>
-      <w:r>
-        <w:rPr>
-          <w:rFonts w:ascii="Verdana" w:hAnsi="Verdana"/>
-          <w:color w:val="000000"/>
-          <w:sz w:val="24"/>
-          <w:szCs w:val="24"/>
-        </w:rPr>
-        <w:t>( stop</w:t>
-      </w:r>
-      <w:proofErr w:type="gramEnd"/>
-      <w:r>
-        <w:rPr>
-          <w:rFonts w:ascii="Verdana" w:hAnsi="Verdana"/>
-          <w:color w:val="000000"/>
-          <w:sz w:val="24"/>
-          <w:szCs w:val="24"/>
-        </w:rPr>
-        <w:t xml:space="preserve"> condition value-based vs count-</w:t>
-      </w:r>
-      <w:proofErr w:type="gramStart"/>
-      <w:r>
-        <w:rPr>
-          <w:rFonts w:ascii="Verdana" w:hAnsi="Verdana"/>
-          <w:color w:val="000000"/>
-          <w:sz w:val="24"/>
-          <w:szCs w:val="24"/>
-        </w:rPr>
-        <w:t>based )</w:t>
-      </w:r>
-      <w:proofErr w:type="gramEnd"/>
-    </w:p>
-    <w:p>
-      <w:pPr>
-        <w:pStyle w:val="max2"/>
         <w:numPr>
           <w:ilvl w:val="0"/>
           <w:numId w:val="13"/>
@@ -1994,7 +1761,55 @@
           <w:sz w:val="24"/>
           <w:szCs w:val="24"/>
         </w:rPr>
-        <w:t xml:space="preserve">Take a number and print digits </w:t>
+        <w:t>Create an array of 5 integers and print all elements.</w:t>
+      </w:r>
+    </w:p>
+    <w:p>
+      <w:pPr>
+        <w:pStyle w:val="max2"/>
+        <w:numPr>
+          <w:ilvl w:val="0"/>
+          <w:numId w:val="13"/>
+        </w:numPr>
+        <w:rPr>
+          <w:rFonts w:ascii="Verdana" w:hAnsi="Verdana"/>
+          <w:color w:val="000000"/>
+          <w:sz w:val="24"/>
+          <w:szCs w:val="24"/>
+        </w:rPr>
+      </w:pPr>
+      <w:r>
+        <w:rPr>
+          <w:rFonts w:ascii="Verdana" w:hAnsi="Verdana"/>
+          <w:color w:val="000000"/>
+          <w:sz w:val="24"/>
+          <w:szCs w:val="24"/>
+        </w:rPr>
+        <w:t>Count how many numbers in the array are even.</w:t>
+      </w:r>
+    </w:p>
+    <w:p>
+      <w:pPr>
+        <w:pStyle w:val="max2"/>
+        <w:numPr>
+          <w:ilvl w:val="0"/>
+          <w:numId w:val="13"/>
+        </w:numPr>
+        <w:rPr>
+          <w:rFonts w:ascii="Verdana" w:hAnsi="Verdana"/>
+          <w:color w:val="000000"/>
+          <w:sz w:val="24"/>
+          <w:szCs w:val="24"/>
+        </w:rPr>
+      </w:pPr>
+      <w:r>
+        <w:rPr>
+          <w:rFonts w:ascii="Verdana" w:hAnsi="Verdana"/>
+          <w:color w:val="000000"/>
+          <w:sz w:val="24"/>
+          <w:szCs w:val="24"/>
+        </w:rPr>
+        <w:t xml:space="preserve">Find the </w:t>
       </w:r>
       <w:r>
         <w:rPr>
@@ -2005,40 +1820,116 @@
           <w:sz w:val="24"/>
           <w:szCs w:val="24"/>
         </w:rPr>
-        <w:t>until you encounter an even digit</w:t>
-      </w:r>
-      <w:r>
-        <w:rPr>
-          <w:rFonts w:ascii="Verdana" w:hAnsi="Verdana"/>
-          <w:color w:val="000000"/>
-          <w:sz w:val="24"/>
-          <w:szCs w:val="24"/>
-        </w:rPr>
-        <w:t>, then stop.</w:t>
-      </w:r>
-    </w:p>
-    <w:p>
-      <w:pPr>
-        <w:pStyle w:val="max2"/>
-        <w:numPr>
-          <w:ilvl w:val="0"/>
-          <w:numId w:val="13"/>
-        </w:numPr>
-        <w:rPr>
-          <w:rFonts w:ascii="Verdana" w:hAnsi="Verdana"/>
-          <w:color w:val="000000"/>
-          <w:sz w:val="24"/>
-          <w:szCs w:val="24"/>
-        </w:rPr>
-      </w:pPr>
-      <w:r>
-        <w:rPr>
-          <w:rFonts w:ascii="Verdana" w:hAnsi="Verdana"/>
-          <w:color w:val="000000"/>
-          <w:sz w:val="24"/>
-          <w:szCs w:val="24"/>
-        </w:rPr>
-        <w:t xml:space="preserve">Take a number and print digits, but </w:t>
+        <w:t>largest number</w:t>
+      </w:r>
+      <w:r>
+        <w:rPr>
+          <w:rFonts w:ascii="Verdana" w:hAnsi="Verdana"/>
+          <w:color w:val="000000"/>
+          <w:sz w:val="24"/>
+          <w:szCs w:val="24"/>
+        </w:rPr>
+        <w:t xml:space="preserve"> in the array.</w:t>
+      </w:r>
+    </w:p>
+    <w:p>
+      <w:pPr>
+        <w:pStyle w:val="max2"/>
+        <w:rPr>
+          <w:rFonts w:ascii="Verdana" w:hAnsi="Verdana"/>
+          <w:color w:val="000000"/>
+          <w:sz w:val="24"/>
+          <w:szCs w:val="24"/>
+        </w:rPr>
+      </w:pPr>
+    </w:p>
+    <w:p>
+      <w:pPr>
+        <w:pStyle w:val="max2"/>
+        <w:rPr>
+          <w:rFonts w:ascii="Verdana" w:hAnsi="Verdana"/>
+          <w:color w:val="000000"/>
+          <w:sz w:val="24"/>
+          <w:szCs w:val="24"/>
+        </w:rPr>
+      </w:pPr>
+    </w:p>
+    <w:p>
+      <w:pPr>
+        <w:pStyle w:val="max2"/>
+        <w:rPr>
+          <w:rFonts w:ascii="Verdana" w:hAnsi="Verdana"/>
+          <w:color w:val="000000"/>
+          <w:sz w:val="24"/>
+          <w:szCs w:val="24"/>
+        </w:rPr>
+      </w:pPr>
+      <w:r>
+        <w:rPr>
+          <w:rFonts w:ascii="Verdana" w:hAnsi="Verdana"/>
+          <w:color w:val="000000"/>
+          <w:sz w:val="24"/>
+          <w:szCs w:val="24"/>
+        </w:rPr>
+        <w:lastRenderedPageBreak/>
+        <w:t>Day 09</w:t>
+      </w:r>
+    </w:p>
+    <w:p>
+      <w:pPr>
+        <w:pStyle w:val="max2"/>
+        <w:numPr>
+          <w:ilvl w:val="0"/>
+          <w:numId w:val="14"/>
+        </w:numPr>
+        <w:rPr>
+          <w:rFonts w:ascii="Verdana" w:hAnsi="Verdana"/>
+          <w:color w:val="000000"/>
+          <w:sz w:val="24"/>
+          <w:szCs w:val="24"/>
+        </w:rPr>
+      </w:pPr>
+      <w:r>
+        <w:rPr>
+          <w:rFonts w:ascii="Verdana" w:hAnsi="Verdana"/>
+          <w:color w:val="000000"/>
+          <w:sz w:val="24"/>
+          <w:szCs w:val="24"/>
+        </w:rPr>
+        <w:t>Calculate sum of all elements</w:t>
+      </w:r>
+      <w:r>
+        <w:rPr>
+          <w:rFonts w:ascii="Verdana" w:hAnsi="Verdana"/>
+          <w:color w:val="000000"/>
+          <w:sz w:val="24"/>
+          <w:szCs w:val="24"/>
+        </w:rPr>
+        <w:t xml:space="preserve"> of an array.</w:t>
+      </w:r>
+    </w:p>
+    <w:p>
+      <w:pPr>
+        <w:pStyle w:val="max2"/>
+        <w:numPr>
+          <w:ilvl w:val="0"/>
+          <w:numId w:val="14"/>
+        </w:numPr>
+        <w:rPr>
+          <w:rFonts w:ascii="Verdana" w:hAnsi="Verdana"/>
+          <w:color w:val="000000"/>
+          <w:sz w:val="24"/>
+          <w:szCs w:val="24"/>
+        </w:rPr>
+      </w:pPr>
+      <w:r>
+        <w:rPr>
+          <w:rFonts w:ascii="Verdana" w:hAnsi="Verdana"/>
+          <w:color w:val="000000"/>
+          <w:sz w:val="24"/>
+          <w:szCs w:val="24"/>
+        </w:rPr>
+        <w:t xml:space="preserve">Traverse the array and </w:t>
       </w:r>
       <w:r>
         <w:rPr>
@@ -2049,7 +1940,7 @@
           <w:sz w:val="24"/>
           <w:szCs w:val="24"/>
         </w:rPr>
-        <w:t>stop after printing exactly 3 digits</w:t>
+        <w:t>stop when 0 is found</w:t>
       </w:r>
       <w:r>
         <w:rPr>
@@ -2066,71 +1957,23 @@
         <w:pStyle w:val="max2"/>
         <w:numPr>
           <w:ilvl w:val="0"/>
-          <w:numId w:val="13"/>
-        </w:numPr>
-        <w:rPr>
-          <w:rFonts w:ascii="Verdana" w:hAnsi="Verdana"/>
-          <w:color w:val="000000"/>
-          <w:sz w:val="24"/>
-          <w:szCs w:val="24"/>
-        </w:rPr>
-      </w:pPr>
-      <w:r>
-        <w:rPr>
-          <w:rFonts w:ascii="Verdana" w:hAnsi="Verdana"/>
-          <w:color w:val="000000"/>
-          <w:sz w:val="24"/>
-          <w:szCs w:val="24"/>
-        </w:rPr>
-        <w:t>Create an array of 5 integers and print all elements.</w:t>
-      </w:r>
-    </w:p>
-    <w:p>
-      <w:pPr>
-        <w:pStyle w:val="max2"/>
-        <w:numPr>
-          <w:ilvl w:val="0"/>
-          <w:numId w:val="13"/>
-        </w:numPr>
-        <w:rPr>
-          <w:rFonts w:ascii="Verdana" w:hAnsi="Verdana"/>
-          <w:color w:val="000000"/>
-          <w:sz w:val="24"/>
-          <w:szCs w:val="24"/>
-        </w:rPr>
-      </w:pPr>
-      <w:r>
-        <w:rPr>
-          <w:rFonts w:ascii="Verdana" w:hAnsi="Verdana"/>
-          <w:color w:val="000000"/>
-          <w:sz w:val="24"/>
-          <w:szCs w:val="24"/>
-        </w:rPr>
-        <w:t>Count how many numbers in the array are even.</w:t>
-      </w:r>
-    </w:p>
-    <w:p>
-      <w:pPr>
-        <w:pStyle w:val="max2"/>
-        <w:numPr>
-          <w:ilvl w:val="0"/>
-          <w:numId w:val="13"/>
-        </w:numPr>
-        <w:rPr>
-          <w:rFonts w:ascii="Verdana" w:hAnsi="Verdana"/>
-          <w:color w:val="000000"/>
-          <w:sz w:val="24"/>
-          <w:szCs w:val="24"/>
-        </w:rPr>
-      </w:pPr>
-      <w:r>
-        <w:rPr>
-          <w:rFonts w:ascii="Verdana" w:hAnsi="Verdana"/>
-          <w:color w:val="000000"/>
-          <w:sz w:val="24"/>
-          <w:szCs w:val="24"/>
-        </w:rPr>
-        <w:t xml:space="preserve">Find the </w:t>
+          <w:numId w:val="14"/>
+        </w:numPr>
+        <w:rPr>
+          <w:rFonts w:ascii="Verdana" w:hAnsi="Verdana"/>
+          <w:color w:val="000000"/>
+          <w:sz w:val="24"/>
+          <w:szCs w:val="24"/>
+        </w:rPr>
+      </w:pPr>
+      <w:r>
+        <w:rPr>
+          <w:rFonts w:ascii="Verdana" w:hAnsi="Verdana"/>
+          <w:color w:val="000000"/>
+          <w:sz w:val="24"/>
+          <w:szCs w:val="24"/>
+        </w:rPr>
+        <w:t xml:space="preserve">Take a string and count how many </w:t>
       </w:r>
       <w:r>
         <w:rPr>
@@ -2141,59 +1984,53 @@
           <w:sz w:val="24"/>
           <w:szCs w:val="24"/>
         </w:rPr>
-        <w:t>largest number</w:t>
-      </w:r>
-      <w:r>
-        <w:rPr>
-          <w:rFonts w:ascii="Verdana" w:hAnsi="Verdana"/>
-          <w:color w:val="000000"/>
-          <w:sz w:val="24"/>
-          <w:szCs w:val="24"/>
-        </w:rPr>
-        <w:t xml:space="preserve"> in the array.</w:t>
-      </w:r>
-    </w:p>
-    <w:p>
-      <w:pPr>
-        <w:pStyle w:val="max2"/>
-        <w:rPr>
-          <w:rFonts w:ascii="Verdana" w:hAnsi="Verdana"/>
-          <w:color w:val="000000"/>
-          <w:sz w:val="24"/>
-          <w:szCs w:val="24"/>
-        </w:rPr>
-      </w:pPr>
-    </w:p>
-    <w:p>
-      <w:pPr>
-        <w:pStyle w:val="max2"/>
-        <w:rPr>
-          <w:rFonts w:ascii="Verdana" w:hAnsi="Verdana"/>
-          <w:color w:val="000000"/>
-          <w:sz w:val="24"/>
-          <w:szCs w:val="24"/>
-        </w:rPr>
-      </w:pPr>
-    </w:p>
-    <w:p>
-      <w:pPr>
-        <w:pStyle w:val="max2"/>
-        <w:rPr>
-          <w:rFonts w:ascii="Verdana" w:hAnsi="Verdana"/>
-          <w:color w:val="000000"/>
-          <w:sz w:val="24"/>
-          <w:szCs w:val="24"/>
-        </w:rPr>
-      </w:pPr>
-      <w:r>
-        <w:rPr>
-          <w:rFonts w:ascii="Verdana" w:hAnsi="Verdana"/>
-          <w:color w:val="000000"/>
-          <w:sz w:val="24"/>
-          <w:szCs w:val="24"/>
-        </w:rPr>
-        <w:lastRenderedPageBreak/>
-        <w:t>Day 09</w:t>
+        <w:t>vowels</w:t>
+      </w:r>
+      <w:r>
+        <w:rPr>
+          <w:rFonts w:ascii="Verdana" w:hAnsi="Verdana"/>
+          <w:color w:val="000000"/>
+          <w:sz w:val="24"/>
+          <w:szCs w:val="24"/>
+        </w:rPr>
+        <w:t xml:space="preserve"> it contains.</w:t>
+      </w:r>
+      <w:r>
+        <w:rPr>
+          <w:rFonts w:ascii="Verdana" w:hAnsi="Verdana"/>
+          <w:color w:val="000000"/>
+          <w:sz w:val="24"/>
+          <w:szCs w:val="24"/>
+        </w:rPr>
+        <w:t>(</w:t>
+      </w:r>
+      <w:r>
+        <w:rPr>
+          <w:rFonts w:asciiTheme="minorHAnsi" w:eastAsiaTheme="minorHAnsi" w:hAnsiTheme="minorHAnsi" w:cstheme="minorBidi"/>
+          <w:kern w:val="2"/>
+          <w:sz w:val="24"/>
+          <w:szCs w:val="21"/>
+          <w14:ligatures w14:val="standardContextual"/>
+        </w:rPr>
+        <w:t xml:space="preserve"> </w:t>
+      </w:r>
+      <w:r>
+        <w:rPr>
+          <w:rFonts w:ascii="Verdana" w:hAnsi="Verdana"/>
+          <w:color w:val="000000"/>
+          <w:sz w:val="24"/>
+          <w:szCs w:val="24"/>
+        </w:rPr>
+        <w:t>Character traversal + condition</w:t>
+      </w:r>
+      <w:r>
+        <w:rPr>
+          <w:rFonts w:ascii="Verdana" w:hAnsi="Verdana"/>
+          <w:color w:val="000000"/>
+          <w:sz w:val="24"/>
+          <w:szCs w:val="24"/>
+        </w:rPr>
+        <w:t>)</w:t>
       </w:r>
     </w:p>
     <w:p>
@@ -2217,40 +2054,7 @@
           <w:sz w:val="24"/>
           <w:szCs w:val="24"/>
         </w:rPr>
-        <w:t>Calculate sum of all elements</w:t>
-      </w:r>
-      <w:r>
-        <w:rPr>
-          <w:rFonts w:ascii="Verdana" w:hAnsi="Verdana"/>
-          <w:color w:val="000000"/>
-          <w:sz w:val="24"/>
-          <w:szCs w:val="24"/>
-        </w:rPr>
-        <w:t xml:space="preserve"> of an array.</w:t>
-      </w:r>
-    </w:p>
-    <w:p>
-      <w:pPr>
-        <w:pStyle w:val="max2"/>
-        <w:numPr>
-          <w:ilvl w:val="0"/>
-          <w:numId w:val="14"/>
-        </w:numPr>
-        <w:rPr>
-          <w:rFonts w:ascii="Verdana" w:hAnsi="Verdana"/>
-          <w:color w:val="000000"/>
-          <w:sz w:val="24"/>
-          <w:szCs w:val="24"/>
-        </w:rPr>
-      </w:pPr>
-      <w:r>
-        <w:rPr>
-          <w:rFonts w:ascii="Verdana" w:hAnsi="Verdana"/>
-          <w:color w:val="000000"/>
-          <w:sz w:val="24"/>
-          <w:szCs w:val="24"/>
-        </w:rPr>
-        <w:t xml:space="preserve">Traverse the array and </w:t>
+        <w:t xml:space="preserve">Reverse a string </w:t>
       </w:r>
       <w:r>
         <w:rPr>
@@ -2261,7 +2065,7 @@
           <w:sz w:val="24"/>
           <w:szCs w:val="24"/>
         </w:rPr>
-        <w:t>stop when 0 is found</w:t>
+        <w:t>using loop only</w:t>
       </w:r>
       <w:r>
         <w:rPr>
@@ -2272,6 +2076,33 @@
         </w:rPr>
         <w:t>.</w:t>
       </w:r>
+      <w:r>
+        <w:rPr>
+          <w:rFonts w:ascii="Verdana" w:hAnsi="Verdana"/>
+          <w:color w:val="000000"/>
+          <w:sz w:val="24"/>
+          <w:szCs w:val="24"/>
+        </w:rPr>
+        <w:t>(No Stringbuilder) (</w:t>
+      </w:r>
+      <w:r>
+        <w:rPr>
+          <w:rFonts w:ascii="Verdana" w:hAnsi="Verdana"/>
+          <w:color w:val="000000"/>
+          <w:sz w:val="24"/>
+          <w:szCs w:val="24"/>
+        </w:rPr>
+        <w:t>Index control + backward traversal</w:t>
+      </w:r>
+      <w:r>
+        <w:rPr>
+          <w:rFonts w:ascii="Verdana" w:hAnsi="Verdana"/>
+          <w:color w:val="000000"/>
+          <w:sz w:val="24"/>
+          <w:szCs w:val="24"/>
+        </w:rPr>
+        <w:t>)</w:t>
+      </w:r>
     </w:p>
     <w:p>
       <w:pPr>
@@ -2294,7 +2125,7 @@
           <w:sz w:val="24"/>
           <w:szCs w:val="24"/>
         </w:rPr>
-        <w:t xml:space="preserve">Take a string and count how many </w:t>
+        <w:t xml:space="preserve">From an integer array, count how many elements are </w:t>
       </w:r>
       <w:r>
         <w:rPr>
@@ -2305,26 +2136,16 @@
           <w:sz w:val="24"/>
           <w:szCs w:val="24"/>
         </w:rPr>
-        <w:t>vowels</w:t>
-      </w:r>
-      <w:r>
-        <w:rPr>
-          <w:rFonts w:ascii="Verdana" w:hAnsi="Verdana"/>
-          <w:color w:val="000000"/>
-          <w:sz w:val="24"/>
-          <w:szCs w:val="24"/>
-        </w:rPr>
-        <w:t xml:space="preserve"> it </w:t>
-      </w:r>
-      <w:proofErr w:type="gramStart"/>
-      <w:r>
-        <w:rPr>
-          <w:rFonts w:ascii="Verdana" w:hAnsi="Verdana"/>
-          <w:color w:val="000000"/>
-          <w:sz w:val="24"/>
-          <w:szCs w:val="24"/>
-        </w:rPr>
-        <w:t>contains.</w:t>
+        <w:t>greater than 50</w:t>
+      </w:r>
+      <w:r>
+        <w:rPr>
+          <w:rFonts w:ascii="Verdana" w:hAnsi="Verdana"/>
+          <w:color w:val="000000"/>
+          <w:sz w:val="24"/>
+          <w:szCs w:val="24"/>
+        </w:rPr>
+        <w:t>.</w:t>
       </w:r>
       <w:r>
         <w:rPr>
@@ -2335,7 +2156,6 @@
         </w:rPr>
         <w:t>(</w:t>
       </w:r>
-      <w:proofErr w:type="gramEnd"/>
       <w:r>
         <w:rPr>
           <w:rFonts w:asciiTheme="minorHAnsi" w:eastAsiaTheme="minorHAnsi" w:hAnsiTheme="minorHAnsi" w:cstheme="minorBidi"/>
@@ -2353,7 +2173,7 @@
           <w:sz w:val="24"/>
           <w:szCs w:val="24"/>
         </w:rPr>
-        <w:t>Character traversal + condition</w:t>
+        <w:t>Array traversal + counter</w:t>
       </w:r>
       <w:r>
         <w:rPr>
@@ -2368,25 +2188,45 @@
     <w:p>
       <w:pPr>
         <w:pStyle w:val="max2"/>
-        <w:numPr>
-          <w:ilvl w:val="0"/>
-          <w:numId w:val="14"/>
-        </w:numPr>
-        <w:rPr>
-          <w:rFonts w:ascii="Verdana" w:hAnsi="Verdana"/>
-          <w:color w:val="000000"/>
-          <w:sz w:val="24"/>
-          <w:szCs w:val="24"/>
-        </w:rPr>
-      </w:pPr>
-      <w:r>
-        <w:rPr>
-          <w:rFonts w:ascii="Verdana" w:hAnsi="Verdana"/>
-          <w:color w:val="000000"/>
-          <w:sz w:val="24"/>
-          <w:szCs w:val="24"/>
-        </w:rPr>
-        <w:t xml:space="preserve">Reverse a string </w:t>
+        <w:rPr>
+          <w:rFonts w:ascii="Verdana" w:hAnsi="Verdana"/>
+          <w:color w:val="000000"/>
+          <w:sz w:val="24"/>
+          <w:szCs w:val="24"/>
+        </w:rPr>
+      </w:pPr>
+      <w:r>
+        <w:rPr>
+          <w:rFonts w:ascii="Verdana" w:hAnsi="Verdana"/>
+          <w:color w:val="000000"/>
+          <w:sz w:val="24"/>
+          <w:szCs w:val="24"/>
+        </w:rPr>
+        <w:t>Day 10</w:t>
+      </w:r>
+    </w:p>
+    <w:p>
+      <w:pPr>
+        <w:pStyle w:val="max2"/>
+        <w:numPr>
+          <w:ilvl w:val="0"/>
+          <w:numId w:val="15"/>
+        </w:numPr>
+        <w:rPr>
+          <w:rFonts w:ascii="Verdana" w:hAnsi="Verdana"/>
+          <w:color w:val="000000"/>
+          <w:sz w:val="24"/>
+          <w:szCs w:val="24"/>
+        </w:rPr>
+      </w:pPr>
+      <w:r>
+        <w:rPr>
+          <w:rFonts w:ascii="Verdana" w:hAnsi="Verdana"/>
+          <w:color w:val="000000"/>
+          <w:sz w:val="24"/>
+          <w:szCs w:val="24"/>
+        </w:rPr>
+        <w:t xml:space="preserve">Find the </w:t>
       </w:r>
       <w:r>
         <w:rPr>
@@ -2397,9 +2237,102 @@
           <w:sz w:val="24"/>
           <w:szCs w:val="24"/>
         </w:rPr>
-        <w:t xml:space="preserve">using loop </w:t>
-      </w:r>
-      <w:proofErr w:type="gramStart"/>
+        <w:t>minimum</w:t>
+      </w:r>
+      <w:r>
+        <w:rPr>
+          <w:rFonts w:ascii="Verdana" w:hAnsi="Verdana"/>
+          <w:color w:val="000000"/>
+          <w:sz w:val="24"/>
+          <w:szCs w:val="24"/>
+        </w:rPr>
+        <w:t xml:space="preserve"> number in an array.</w:t>
+      </w:r>
+    </w:p>
+    <w:p>
+      <w:pPr>
+        <w:pStyle w:val="max2"/>
+        <w:numPr>
+          <w:ilvl w:val="0"/>
+          <w:numId w:val="15"/>
+        </w:numPr>
+        <w:rPr>
+          <w:rFonts w:ascii="Verdana" w:hAnsi="Verdana"/>
+          <w:color w:val="000000"/>
+          <w:sz w:val="24"/>
+          <w:szCs w:val="24"/>
+        </w:rPr>
+      </w:pPr>
+      <w:r>
+        <w:rPr>
+          <w:rFonts w:ascii="Verdana" w:hAnsi="Verdana"/>
+          <w:color w:val="000000"/>
+          <w:sz w:val="24"/>
+          <w:szCs w:val="24"/>
+        </w:rPr>
+        <w:t>Count Even Digits in Each Array Element</w:t>
+      </w:r>
+      <w:r>
+        <w:rPr>
+          <w:rFonts w:ascii="Verdana" w:hAnsi="Verdana"/>
+          <w:color w:val="000000"/>
+          <w:sz w:val="24"/>
+          <w:szCs w:val="24"/>
+        </w:rPr>
+        <w:t>.(</w:t>
+      </w:r>
+      <w:r>
+        <w:rPr>
+          <w:rFonts w:asciiTheme="minorHAnsi" w:eastAsiaTheme="minorHAnsi" w:hAnsiTheme="minorHAnsi" w:cstheme="minorBidi"/>
+          <w:kern w:val="2"/>
+          <w:sz w:val="24"/>
+          <w:szCs w:val="21"/>
+          <w14:ligatures w14:val="standardContextual"/>
+        </w:rPr>
+        <w:t xml:space="preserve"> </w:t>
+      </w:r>
+      <w:r>
+        <w:rPr>
+          <w:rFonts w:ascii="Verdana" w:hAnsi="Verdana"/>
+          <w:color w:val="000000"/>
+          <w:sz w:val="24"/>
+          <w:szCs w:val="24"/>
+        </w:rPr>
+        <w:t>Array loop + digit loop</w:t>
+      </w:r>
+      <w:r>
+        <w:rPr>
+          <w:rFonts w:ascii="Verdana" w:hAnsi="Verdana"/>
+          <w:color w:val="000000"/>
+          <w:sz w:val="24"/>
+          <w:szCs w:val="24"/>
+        </w:rPr>
+        <w:t>)</w:t>
+      </w:r>
+    </w:p>
+    <w:p>
+      <w:pPr>
+        <w:pStyle w:val="max2"/>
+        <w:numPr>
+          <w:ilvl w:val="0"/>
+          <w:numId w:val="15"/>
+        </w:numPr>
+        <w:rPr>
+          <w:rFonts w:ascii="Verdana" w:hAnsi="Verdana"/>
+          <w:color w:val="000000"/>
+          <w:sz w:val="24"/>
+          <w:szCs w:val="24"/>
+        </w:rPr>
+      </w:pPr>
+      <w:r>
+        <w:rPr>
+          <w:rFonts w:ascii="Verdana" w:hAnsi="Verdana"/>
+          <w:color w:val="000000"/>
+          <w:sz w:val="24"/>
+          <w:szCs w:val="24"/>
+        </w:rPr>
+        <w:t xml:space="preserve">Traverse an array.If </w:t>
+      </w:r>
       <w:r>
         <w:rPr>
           <w:rFonts w:ascii="Verdana" w:hAnsi="Verdana"/>
@@ -2409,16 +2342,16 @@
           <w:sz w:val="24"/>
           <w:szCs w:val="24"/>
         </w:rPr>
-        <w:t>only</w:t>
-      </w:r>
-      <w:r>
-        <w:rPr>
-          <w:rFonts w:ascii="Verdana" w:hAnsi="Verdana"/>
-          <w:color w:val="000000"/>
-          <w:sz w:val="24"/>
-          <w:szCs w:val="24"/>
-        </w:rPr>
-        <w:t>.</w:t>
+        <w:t>any number contains digit 0</w:t>
+      </w:r>
+      <w:r>
+        <w:rPr>
+          <w:rFonts w:ascii="Verdana" w:hAnsi="Verdana"/>
+          <w:color w:val="000000"/>
+          <w:sz w:val="24"/>
+          <w:szCs w:val="24"/>
+        </w:rPr>
+        <w:t>, stop immediately.</w:t>
       </w:r>
       <w:r>
         <w:rPr>
@@ -2429,370 +2362,6 @@
         </w:rPr>
         <w:t>(</w:t>
       </w:r>
-      <w:proofErr w:type="gramEnd"/>
-      <w:r>
-        <w:rPr>
-          <w:rFonts w:ascii="Verdana" w:hAnsi="Verdana"/>
-          <w:color w:val="000000"/>
-          <w:sz w:val="24"/>
-          <w:szCs w:val="24"/>
-        </w:rPr>
-        <w:t xml:space="preserve">No </w:t>
-      </w:r>
-      <w:proofErr w:type="spellStart"/>
-      <w:r>
-        <w:rPr>
-          <w:rFonts w:ascii="Verdana" w:hAnsi="Verdana"/>
-          <w:color w:val="000000"/>
-          <w:sz w:val="24"/>
-          <w:szCs w:val="24"/>
-        </w:rPr>
-        <w:t>Stringbuilder</w:t>
-      </w:r>
-      <w:proofErr w:type="spellEnd"/>
-      <w:r>
-        <w:rPr>
-          <w:rFonts w:ascii="Verdana" w:hAnsi="Verdana"/>
-          <w:color w:val="000000"/>
-          <w:sz w:val="24"/>
-          <w:szCs w:val="24"/>
-        </w:rPr>
-        <w:t>) (</w:t>
-      </w:r>
-      <w:r>
-        <w:rPr>
-          <w:rFonts w:ascii="Verdana" w:hAnsi="Verdana"/>
-          <w:color w:val="000000"/>
-          <w:sz w:val="24"/>
-          <w:szCs w:val="24"/>
-        </w:rPr>
-        <w:t>Index control + backward traversal</w:t>
-      </w:r>
-      <w:r>
-        <w:rPr>
-          <w:rFonts w:ascii="Verdana" w:hAnsi="Verdana"/>
-          <w:color w:val="000000"/>
-          <w:sz w:val="24"/>
-          <w:szCs w:val="24"/>
-        </w:rPr>
-        <w:t>)</w:t>
-      </w:r>
-    </w:p>
-    <w:p>
-      <w:pPr>
-        <w:pStyle w:val="max2"/>
-        <w:numPr>
-          <w:ilvl w:val="0"/>
-          <w:numId w:val="14"/>
-        </w:numPr>
-        <w:rPr>
-          <w:rFonts w:ascii="Verdana" w:hAnsi="Verdana"/>
-          <w:color w:val="000000"/>
-          <w:sz w:val="24"/>
-          <w:szCs w:val="24"/>
-        </w:rPr>
-      </w:pPr>
-      <w:r>
-        <w:rPr>
-          <w:rFonts w:ascii="Verdana" w:hAnsi="Verdana"/>
-          <w:color w:val="000000"/>
-          <w:sz w:val="24"/>
-          <w:szCs w:val="24"/>
-        </w:rPr>
-        <w:t xml:space="preserve">From an integer array, count how many elements are </w:t>
-      </w:r>
-      <w:r>
-        <w:rPr>
-          <w:rFonts w:ascii="Verdana" w:hAnsi="Verdana"/>
-          <w:b/>
-          <w:bCs/>
-          <w:color w:val="000000"/>
-          <w:sz w:val="24"/>
-          <w:szCs w:val="24"/>
-        </w:rPr>
-        <w:t xml:space="preserve">greater than </w:t>
-      </w:r>
-      <w:proofErr w:type="gramStart"/>
-      <w:r>
-        <w:rPr>
-          <w:rFonts w:ascii="Verdana" w:hAnsi="Verdana"/>
-          <w:b/>
-          <w:bCs/>
-          <w:color w:val="000000"/>
-          <w:sz w:val="24"/>
-          <w:szCs w:val="24"/>
-        </w:rPr>
-        <w:t>50</w:t>
-      </w:r>
-      <w:r>
-        <w:rPr>
-          <w:rFonts w:ascii="Verdana" w:hAnsi="Verdana"/>
-          <w:color w:val="000000"/>
-          <w:sz w:val="24"/>
-          <w:szCs w:val="24"/>
-        </w:rPr>
-        <w:t>.</w:t>
-      </w:r>
-      <w:r>
-        <w:rPr>
-          <w:rFonts w:ascii="Verdana" w:hAnsi="Verdana"/>
-          <w:color w:val="000000"/>
-          <w:sz w:val="24"/>
-          <w:szCs w:val="24"/>
-        </w:rPr>
-        <w:t>(</w:t>
-      </w:r>
-      <w:proofErr w:type="gramEnd"/>
-      <w:r>
-        <w:rPr>
-          <w:rFonts w:asciiTheme="minorHAnsi" w:eastAsiaTheme="minorHAnsi" w:hAnsiTheme="minorHAnsi" w:cstheme="minorBidi"/>
-          <w:kern w:val="2"/>
-          <w:sz w:val="24"/>
-          <w:szCs w:val="21"/>
-          <w14:ligatures w14:val="standardContextual"/>
-        </w:rPr>
-        <w:t xml:space="preserve"> </w:t>
-      </w:r>
-      <w:r>
-        <w:rPr>
-          <w:rFonts w:ascii="Verdana" w:hAnsi="Verdana"/>
-          <w:color w:val="000000"/>
-          <w:sz w:val="24"/>
-          <w:szCs w:val="24"/>
-        </w:rPr>
-        <w:t>Array traversal + counter</w:t>
-      </w:r>
-      <w:r>
-        <w:rPr>
-          <w:rFonts w:ascii="Verdana" w:hAnsi="Verdana"/>
-          <w:color w:val="000000"/>
-          <w:sz w:val="24"/>
-          <w:szCs w:val="24"/>
-        </w:rPr>
-        <w:t>)</w:t>
-      </w:r>
-    </w:p>
-    <w:p>
-      <w:pPr>
-        <w:pStyle w:val="max2"/>
-        <w:rPr>
-          <w:rFonts w:ascii="Verdana" w:hAnsi="Verdana"/>
-          <w:color w:val="000000"/>
-          <w:sz w:val="24"/>
-          <w:szCs w:val="24"/>
-        </w:rPr>
-      </w:pPr>
-      <w:r>
-        <w:rPr>
-          <w:rFonts w:ascii="Verdana" w:hAnsi="Verdana"/>
-          <w:color w:val="000000"/>
-          <w:sz w:val="24"/>
-          <w:szCs w:val="24"/>
-        </w:rPr>
-        <w:t>Day 10</w:t>
-      </w:r>
-    </w:p>
-    <w:p>
-      <w:pPr>
-        <w:pStyle w:val="max2"/>
-        <w:numPr>
-          <w:ilvl w:val="0"/>
-          <w:numId w:val="15"/>
-        </w:numPr>
-        <w:rPr>
-          <w:rFonts w:ascii="Verdana" w:hAnsi="Verdana"/>
-          <w:color w:val="000000"/>
-          <w:sz w:val="24"/>
-          <w:szCs w:val="24"/>
-        </w:rPr>
-      </w:pPr>
-      <w:r>
-        <w:rPr>
-          <w:rFonts w:ascii="Verdana" w:hAnsi="Verdana"/>
-          <w:color w:val="000000"/>
-          <w:sz w:val="24"/>
-          <w:szCs w:val="24"/>
-        </w:rPr>
-        <w:t xml:space="preserve">Find the </w:t>
-      </w:r>
-      <w:r>
-        <w:rPr>
-          <w:rFonts w:ascii="Verdana" w:hAnsi="Verdana"/>
-          <w:b/>
-          <w:bCs/>
-          <w:color w:val="000000"/>
-          <w:sz w:val="24"/>
-          <w:szCs w:val="24"/>
-        </w:rPr>
-        <w:t>minimum</w:t>
-      </w:r>
-      <w:r>
-        <w:rPr>
-          <w:rFonts w:ascii="Verdana" w:hAnsi="Verdana"/>
-          <w:color w:val="000000"/>
-          <w:sz w:val="24"/>
-          <w:szCs w:val="24"/>
-        </w:rPr>
-        <w:t xml:space="preserve"> number in an array.</w:t>
-      </w:r>
-    </w:p>
-    <w:p>
-      <w:pPr>
-        <w:pStyle w:val="max2"/>
-        <w:numPr>
-          <w:ilvl w:val="0"/>
-          <w:numId w:val="15"/>
-        </w:numPr>
-        <w:rPr>
-          <w:rFonts w:ascii="Verdana" w:hAnsi="Verdana"/>
-          <w:color w:val="000000"/>
-          <w:sz w:val="24"/>
-          <w:szCs w:val="24"/>
-        </w:rPr>
-      </w:pPr>
-      <w:r>
-        <w:rPr>
-          <w:rFonts w:ascii="Verdana" w:hAnsi="Verdana"/>
-          <w:color w:val="000000"/>
-          <w:sz w:val="24"/>
-          <w:szCs w:val="24"/>
-        </w:rPr>
-        <w:t xml:space="preserve">Count Even Digits in Each Array </w:t>
-      </w:r>
-      <w:proofErr w:type="gramStart"/>
-      <w:r>
-        <w:rPr>
-          <w:rFonts w:ascii="Verdana" w:hAnsi="Verdana"/>
-          <w:color w:val="000000"/>
-          <w:sz w:val="24"/>
-          <w:szCs w:val="24"/>
-        </w:rPr>
-        <w:t>Element</w:t>
-      </w:r>
-      <w:r>
-        <w:rPr>
-          <w:rFonts w:ascii="Verdana" w:hAnsi="Verdana"/>
-          <w:color w:val="000000"/>
-          <w:sz w:val="24"/>
-          <w:szCs w:val="24"/>
-        </w:rPr>
-        <w:t>.(</w:t>
-      </w:r>
-      <w:proofErr w:type="gramEnd"/>
-      <w:r>
-        <w:rPr>
-          <w:rFonts w:asciiTheme="minorHAnsi" w:eastAsiaTheme="minorHAnsi" w:hAnsiTheme="minorHAnsi" w:cstheme="minorBidi"/>
-          <w:kern w:val="2"/>
-          <w:sz w:val="24"/>
-          <w:szCs w:val="21"/>
-          <w14:ligatures w14:val="standardContextual"/>
-        </w:rPr>
-        <w:t xml:space="preserve"> </w:t>
-      </w:r>
-      <w:r>
-        <w:rPr>
-          <w:rFonts w:ascii="Verdana" w:hAnsi="Verdana"/>
-          <w:color w:val="000000"/>
-          <w:sz w:val="24"/>
-          <w:szCs w:val="24"/>
-        </w:rPr>
-        <w:t>Array loop + digit loop</w:t>
-      </w:r>
-      <w:r>
-        <w:rPr>
-          <w:rFonts w:ascii="Verdana" w:hAnsi="Verdana"/>
-          <w:color w:val="000000"/>
-          <w:sz w:val="24"/>
-          <w:szCs w:val="24"/>
-        </w:rPr>
-        <w:t>)</w:t>
-      </w:r>
-    </w:p>
-    <w:p>
-      <w:pPr>
-        <w:pStyle w:val="max2"/>
-        <w:numPr>
-          <w:ilvl w:val="0"/>
-          <w:numId w:val="15"/>
-        </w:numPr>
-        <w:rPr>
-          <w:rFonts w:ascii="Verdana" w:hAnsi="Verdana"/>
-          <w:color w:val="000000"/>
-          <w:sz w:val="24"/>
-          <w:szCs w:val="24"/>
-        </w:rPr>
-      </w:pPr>
-      <w:r>
-        <w:rPr>
-          <w:rFonts w:ascii="Verdana" w:hAnsi="Verdana"/>
-          <w:color w:val="000000"/>
-          <w:sz w:val="24"/>
-          <w:szCs w:val="24"/>
-        </w:rPr>
-        <w:t xml:space="preserve">Traverse an </w:t>
-      </w:r>
-      <w:proofErr w:type="spellStart"/>
-      <w:proofErr w:type="gramStart"/>
-      <w:r>
-        <w:rPr>
-          <w:rFonts w:ascii="Verdana" w:hAnsi="Verdana"/>
-          <w:color w:val="000000"/>
-          <w:sz w:val="24"/>
-          <w:szCs w:val="24"/>
-        </w:rPr>
-        <w:t>array.If</w:t>
-      </w:r>
-      <w:proofErr w:type="spellEnd"/>
-      <w:proofErr w:type="gramEnd"/>
-      <w:r>
-        <w:rPr>
-          <w:rFonts w:ascii="Verdana" w:hAnsi="Verdana"/>
-          <w:color w:val="000000"/>
-          <w:sz w:val="24"/>
-          <w:szCs w:val="24"/>
-        </w:rPr>
-        <w:t xml:space="preserve"> </w:t>
-      </w:r>
-      <w:r>
-        <w:rPr>
-          <w:rFonts w:ascii="Verdana" w:hAnsi="Verdana"/>
-          <w:b/>
-          <w:bCs/>
-          <w:color w:val="000000"/>
-          <w:sz w:val="24"/>
-          <w:szCs w:val="24"/>
-        </w:rPr>
-        <w:t>any number contains digit 0</w:t>
-      </w:r>
-      <w:r>
-        <w:rPr>
-          <w:rFonts w:ascii="Verdana" w:hAnsi="Verdana"/>
-          <w:color w:val="000000"/>
-          <w:sz w:val="24"/>
-          <w:szCs w:val="24"/>
-        </w:rPr>
-        <w:t xml:space="preserve">, stop </w:t>
-      </w:r>
-      <w:proofErr w:type="gramStart"/>
-      <w:r>
-        <w:rPr>
-          <w:rFonts w:ascii="Verdana" w:hAnsi="Verdana"/>
-          <w:color w:val="000000"/>
-          <w:sz w:val="24"/>
-          <w:szCs w:val="24"/>
-        </w:rPr>
-        <w:t>immediately.</w:t>
-      </w:r>
-      <w:r>
-        <w:rPr>
-          <w:rFonts w:ascii="Verdana" w:hAnsi="Verdana"/>
-          <w:color w:val="000000"/>
-          <w:sz w:val="24"/>
-          <w:szCs w:val="24"/>
-        </w:rPr>
-        <w:t>(</w:t>
-      </w:r>
-      <w:proofErr w:type="gramEnd"/>
       <w:r>
         <w:rPr>
           <w:rFonts w:asciiTheme="minorHAnsi" w:eastAsiaTheme="minorHAnsi" w:hAnsiTheme="minorHAnsi" w:cstheme="minorBidi"/>
@@ -2937,17 +2506,7 @@
           <w:sz w:val="24"/>
           <w:szCs w:val="24"/>
         </w:rPr>
-        <w:t xml:space="preserve"> in a </w:t>
-      </w:r>
-      <w:proofErr w:type="gramStart"/>
-      <w:r>
-        <w:rPr>
-          <w:rFonts w:ascii="Verdana" w:hAnsi="Verdana"/>
-          <w:color w:val="000000"/>
-          <w:sz w:val="24"/>
-          <w:szCs w:val="24"/>
-        </w:rPr>
-        <w:t>string</w:t>
+        <w:t xml:space="preserve"> in a string</w:t>
       </w:r>
       <w:r>
         <w:rPr>
@@ -2967,7 +2526,6 @@
         </w:rPr>
         <w:t>(</w:t>
       </w:r>
-      <w:proofErr w:type="gramEnd"/>
       <w:r>
         <w:rPr>
           <w:rFonts w:asciiTheme="minorHAnsi" w:eastAsiaTheme="minorHAnsi" w:hAnsiTheme="minorHAnsi" w:cstheme="minorBidi"/>
@@ -3035,9 +2593,139 @@
           <w:sz w:val="24"/>
           <w:szCs w:val="24"/>
         </w:rPr>
-        <w:t xml:space="preserve">without using reverse </w:t>
-      </w:r>
-      <w:proofErr w:type="gramStart"/>
+        <w:t>without using reverse methods</w:t>
+      </w:r>
+      <w:r>
+        <w:rPr>
+          <w:rFonts w:ascii="Verdana" w:hAnsi="Verdana"/>
+          <w:color w:val="000000"/>
+          <w:sz w:val="24"/>
+          <w:szCs w:val="24"/>
+        </w:rPr>
+        <w:t>.</w:t>
+      </w:r>
+      <w:r>
+        <w:rPr>
+          <w:rFonts w:ascii="Verdana" w:hAnsi="Verdana"/>
+          <w:color w:val="000000"/>
+          <w:sz w:val="24"/>
+          <w:szCs w:val="24"/>
+        </w:rPr>
+        <w:t>(</w:t>
+      </w:r>
+      <w:r>
+        <w:rPr>
+          <w:rFonts w:asciiTheme="minorHAnsi" w:eastAsiaTheme="minorHAnsi" w:hAnsiTheme="minorHAnsi" w:cstheme="minorBidi"/>
+          <w:kern w:val="2"/>
+          <w:sz w:val="24"/>
+          <w:szCs w:val="21"/>
+          <w14:ligatures w14:val="standardContextual"/>
+        </w:rPr>
+        <w:t xml:space="preserve"> </w:t>
+      </w:r>
+      <w:r>
+        <w:rPr>
+          <w:rFonts w:ascii="Verdana" w:hAnsi="Verdana"/>
+          <w:color w:val="000000"/>
+          <w:sz w:val="24"/>
+          <w:szCs w:val="24"/>
+        </w:rPr>
+        <w:t>Two-pointer logic</w:t>
+      </w:r>
+      <w:r>
+        <w:rPr>
+          <w:rFonts w:ascii="Verdana" w:hAnsi="Verdana"/>
+          <w:color w:val="000000"/>
+          <w:sz w:val="24"/>
+          <w:szCs w:val="24"/>
+        </w:rPr>
+        <w:t>)</w:t>
+      </w:r>
+    </w:p>
+    <w:p>
+      <w:pPr>
+        <w:pStyle w:val="max2"/>
+        <w:numPr>
+          <w:ilvl w:val="0"/>
+          <w:numId w:val="16"/>
+        </w:numPr>
+        <w:rPr>
+          <w:rFonts w:ascii="Verdana" w:hAnsi="Verdana"/>
+          <w:color w:val="000000"/>
+          <w:sz w:val="24"/>
+          <w:szCs w:val="24"/>
+        </w:rPr>
+      </w:pPr>
+      <w:r>
+        <w:rPr>
+          <w:rFonts w:ascii="Verdana" w:hAnsi="Verdana"/>
+          <w:color w:val="000000"/>
+          <w:sz w:val="24"/>
+          <w:szCs w:val="24"/>
+        </w:rPr>
+        <w:t>Given an array and a number x, count how many times x appears.</w:t>
+      </w:r>
+      <w:r>
+        <w:rPr>
+          <w:rFonts w:ascii="Verdana" w:hAnsi="Verdana"/>
+          <w:color w:val="000000"/>
+          <w:sz w:val="24"/>
+          <w:szCs w:val="24"/>
+        </w:rPr>
+        <w:t>(</w:t>
+      </w:r>
+      <w:r>
+        <w:rPr>
+          <w:rFonts w:asciiTheme="minorHAnsi" w:eastAsiaTheme="minorHAnsi" w:hAnsiTheme="minorHAnsi" w:cstheme="minorBidi"/>
+          <w:kern w:val="2"/>
+          <w:sz w:val="24"/>
+          <w:szCs w:val="21"/>
+          <w14:ligatures w14:val="standardContextual"/>
+        </w:rPr>
+        <w:t xml:space="preserve"> </w:t>
+      </w:r>
+      <w:r>
+        <w:rPr>
+          <w:rFonts w:ascii="Verdana" w:hAnsi="Verdana"/>
+          <w:color w:val="000000"/>
+          <w:sz w:val="24"/>
+          <w:szCs w:val="24"/>
+        </w:rPr>
+        <w:t>Classic counter pattern.</w:t>
+      </w:r>
+      <w:r>
+        <w:rPr>
+          <w:rFonts w:ascii="Verdana" w:hAnsi="Verdana"/>
+          <w:color w:val="000000"/>
+          <w:sz w:val="24"/>
+          <w:szCs w:val="24"/>
+        </w:rPr>
+        <w:t>)</w:t>
+      </w:r>
+    </w:p>
+    <w:p>
+      <w:pPr>
+        <w:pStyle w:val="max2"/>
+        <w:numPr>
+          <w:ilvl w:val="0"/>
+          <w:numId w:val="16"/>
+        </w:numPr>
+        <w:rPr>
+          <w:rFonts w:ascii="Verdana" w:hAnsi="Verdana"/>
+          <w:color w:val="000000"/>
+          <w:sz w:val="24"/>
+          <w:szCs w:val="24"/>
+        </w:rPr>
+      </w:pPr>
+      <w:r>
+        <w:rPr>
+          <w:rFonts w:ascii="Verdana" w:hAnsi="Verdana"/>
+          <w:color w:val="000000"/>
+          <w:sz w:val="24"/>
+          <w:szCs w:val="24"/>
+        </w:rPr>
+        <w:t xml:space="preserve">Check whether the array is sorted in </w:t>
+      </w:r>
       <w:r>
         <w:rPr>
           <w:rFonts w:ascii="Verdana" w:hAnsi="Verdana"/>
@@ -3047,7 +2735,7 @@
           <w:sz w:val="24"/>
           <w:szCs w:val="24"/>
         </w:rPr>
-        <w:t>methods</w:t>
+        <w:t>ascending order</w:t>
       </w:r>
       <w:r>
         <w:rPr>
@@ -3067,7 +2755,6 @@
         </w:rPr>
         <w:t>(</w:t>
       </w:r>
-      <w:proofErr w:type="gramEnd"/>
       <w:r>
         <w:rPr>
           <w:rFonts w:asciiTheme="minorHAnsi" w:eastAsiaTheme="minorHAnsi" w:hAnsiTheme="minorHAnsi" w:cstheme="minorBidi"/>
@@ -3085,7 +2772,7 @@
           <w:sz w:val="24"/>
           <w:szCs w:val="24"/>
         </w:rPr>
-        <w:t>Two-pointer logic</w:t>
+        <w:t>Comparison with next element.</w:t>
       </w:r>
       <w:r>
         <w:rPr>
@@ -3118,17 +2805,27 @@
           <w:sz w:val="24"/>
           <w:szCs w:val="24"/>
         </w:rPr>
-        <w:t xml:space="preserve">Given an array and a number x, count how many times x </w:t>
-      </w:r>
-      <w:proofErr w:type="gramStart"/>
-      <w:r>
-        <w:rPr>
-          <w:rFonts w:ascii="Verdana" w:hAnsi="Verdana"/>
-          <w:color w:val="000000"/>
-          <w:sz w:val="24"/>
-          <w:szCs w:val="24"/>
-        </w:rPr>
-        <w:t>appears.</w:t>
+        <w:t xml:space="preserve">Given an array of numbers, print the </w:t>
+      </w:r>
+      <w:r>
+        <w:rPr>
+          <w:rFonts w:ascii="Verdana" w:hAnsi="Verdana"/>
+          <w:b/>
+          <w:bCs/>
+          <w:color w:val="000000"/>
+          <w:sz w:val="24"/>
+          <w:szCs w:val="24"/>
+        </w:rPr>
+        <w:t>sum of digits of each element</w:t>
+      </w:r>
+      <w:r>
+        <w:rPr>
+          <w:rFonts w:ascii="Verdana" w:hAnsi="Verdana"/>
+          <w:color w:val="000000"/>
+          <w:sz w:val="24"/>
+          <w:szCs w:val="24"/>
+        </w:rPr>
+        <w:t>.</w:t>
       </w:r>
       <w:r>
         <w:rPr>
@@ -3139,7 +2836,6 @@
         </w:rPr>
         <w:t>(</w:t>
       </w:r>
-      <w:proofErr w:type="gramEnd"/>
       <w:r>
         <w:rPr>
           <w:rFonts w:asciiTheme="minorHAnsi" w:eastAsiaTheme="minorHAnsi" w:hAnsiTheme="minorHAnsi" w:cstheme="minorBidi"/>
@@ -3157,7 +2853,7 @@
           <w:sz w:val="24"/>
           <w:szCs w:val="24"/>
         </w:rPr>
-        <w:t>Classic counter pattern.</w:t>
+        <w:t>Array loop + digit loop.</w:t>
       </w:r>
       <w:r>
         <w:rPr>
@@ -3190,7 +2886,7 @@
           <w:sz w:val="24"/>
           <w:szCs w:val="24"/>
         </w:rPr>
-        <w:t xml:space="preserve">Check whether the array is sorted in </w:t>
+        <w:t xml:space="preserve">Traverse an array and print the </w:t>
       </w:r>
       <w:r>
         <w:rPr>
@@ -3201,9 +2897,428 @@
           <w:sz w:val="24"/>
           <w:szCs w:val="24"/>
         </w:rPr>
-        <w:t xml:space="preserve">ascending </w:t>
-      </w:r>
-      <w:proofErr w:type="gramStart"/>
+        <w:t>first palindrome number</w:t>
+      </w:r>
+      <w:r>
+        <w:rPr>
+          <w:rFonts w:ascii="Verdana" w:hAnsi="Verdana"/>
+          <w:color w:val="000000"/>
+          <w:sz w:val="24"/>
+          <w:szCs w:val="24"/>
+        </w:rPr>
+        <w:t>, then stop.</w:t>
+      </w:r>
+      <w:r>
+        <w:rPr>
+          <w:rFonts w:ascii="Verdana" w:hAnsi="Verdana"/>
+          <w:color w:val="000000"/>
+          <w:sz w:val="24"/>
+          <w:szCs w:val="24"/>
+        </w:rPr>
+        <w:t>(</w:t>
+      </w:r>
+      <w:r>
+        <w:rPr>
+          <w:rFonts w:asciiTheme="minorHAnsi" w:eastAsiaTheme="minorHAnsi" w:hAnsiTheme="minorHAnsi" w:cstheme="minorBidi"/>
+          <w:kern w:val="2"/>
+          <w:sz w:val="24"/>
+          <w:szCs w:val="21"/>
+          <w14:ligatures w14:val="standardContextual"/>
+        </w:rPr>
+        <w:t xml:space="preserve"> </w:t>
+      </w:r>
+      <w:r>
+        <w:rPr>
+          <w:rFonts w:ascii="Verdana" w:hAnsi="Verdana"/>
+          <w:color w:val="000000"/>
+          <w:sz w:val="24"/>
+          <w:szCs w:val="24"/>
+        </w:rPr>
+        <w:t>Nested logic + early exit.</w:t>
+      </w:r>
+      <w:r>
+        <w:rPr>
+          <w:rFonts w:ascii="Verdana" w:hAnsi="Verdana"/>
+          <w:color w:val="000000"/>
+          <w:sz w:val="24"/>
+          <w:szCs w:val="24"/>
+        </w:rPr>
+        <w:t>)</w:t>
+      </w:r>
+    </w:p>
+    <w:p>
+      <w:pPr>
+        <w:pStyle w:val="max2"/>
+        <w:rPr>
+          <w:rFonts w:ascii="Verdana" w:hAnsi="Verdana"/>
+          <w:color w:val="000000"/>
+          <w:sz w:val="24"/>
+          <w:szCs w:val="24"/>
+        </w:rPr>
+      </w:pPr>
+      <w:r>
+        <w:rPr>
+          <w:rFonts w:ascii="Verdana" w:hAnsi="Verdana"/>
+          <w:color w:val="000000"/>
+          <w:sz w:val="24"/>
+          <w:szCs w:val="24"/>
+        </w:rPr>
+        <w:t>Day 12</w:t>
+      </w:r>
+    </w:p>
+    <w:p>
+      <w:pPr>
+        <w:pStyle w:val="max2"/>
+        <w:numPr>
+          <w:ilvl w:val="0"/>
+          <w:numId w:val="17"/>
+        </w:numPr>
+        <w:rPr>
+          <w:rFonts w:ascii="Verdana" w:hAnsi="Verdana"/>
+          <w:color w:val="000000"/>
+          <w:sz w:val="24"/>
+          <w:szCs w:val="24"/>
+        </w:rPr>
+      </w:pPr>
+      <w:r>
+        <w:rPr>
+          <w:rFonts w:ascii="Verdana" w:hAnsi="Verdana"/>
+          <w:color w:val="000000"/>
+          <w:sz w:val="24"/>
+          <w:szCs w:val="24"/>
+        </w:rPr>
+        <w:t>Write a program to find out whether entered number is place at ones, tens, hundred , thousand etc….</w:t>
+      </w:r>
+    </w:p>
+    <w:p>
+      <w:pPr>
+        <w:pStyle w:val="max2"/>
+        <w:numPr>
+          <w:ilvl w:val="0"/>
+          <w:numId w:val="17"/>
+        </w:numPr>
+        <w:rPr>
+          <w:rFonts w:ascii="Verdana" w:hAnsi="Verdana"/>
+          <w:color w:val="000000"/>
+          <w:sz w:val="24"/>
+          <w:szCs w:val="24"/>
+        </w:rPr>
+      </w:pPr>
+      <w:r>
+        <w:rPr>
+          <w:rFonts w:ascii="Verdana" w:hAnsi="Verdana"/>
+          <w:color w:val="000000"/>
+          <w:sz w:val="24"/>
+          <w:szCs w:val="24"/>
+        </w:rPr>
+        <w:t>Write a program to take a string and a number / integer as prefix for that word or string , and in output just reverse string upto that integer position part, or that prefix part.</w:t>
+      </w:r>
+      <w:r>
+        <w:rPr>
+          <w:rFonts w:ascii="Verdana" w:hAnsi="Verdana"/>
+          <w:color w:val="000000"/>
+          <w:sz w:val="24"/>
+          <w:szCs w:val="24"/>
+        </w:rPr>
+        <w:t>(Practice confusion with size of an array to index of an array ).</w:t>
+      </w:r>
+    </w:p>
+    <w:p>
+      <w:pPr>
+        <w:pStyle w:val="max2"/>
+        <w:numPr>
+          <w:ilvl w:val="0"/>
+          <w:numId w:val="17"/>
+        </w:numPr>
+        <w:rPr>
+          <w:rFonts w:ascii="Verdana" w:hAnsi="Verdana"/>
+          <w:color w:val="000000"/>
+          <w:sz w:val="24"/>
+          <w:szCs w:val="24"/>
+        </w:rPr>
+      </w:pPr>
+      <w:r>
+        <w:rPr>
+          <w:rFonts w:ascii="Verdana" w:hAnsi="Verdana"/>
+          <w:color w:val="000000"/>
+          <w:sz w:val="24"/>
+          <w:szCs w:val="24"/>
+        </w:rPr>
+        <w:t>Count Words in a String (Single Spaces Only)</w:t>
+      </w:r>
+      <w:r>
+        <w:rPr>
+          <w:rFonts w:ascii="Verdana" w:hAnsi="Verdana"/>
+          <w:color w:val="000000"/>
+          <w:sz w:val="24"/>
+          <w:szCs w:val="24"/>
+        </w:rPr>
+        <w:t>.(</w:t>
+      </w:r>
+      <w:r>
+        <w:rPr>
+          <w:rFonts w:asciiTheme="minorHAnsi" w:eastAsiaTheme="minorHAnsi" w:hAnsiTheme="minorHAnsi" w:cstheme="minorBidi"/>
+          <w:kern w:val="2"/>
+          <w:sz w:val="24"/>
+          <w:szCs w:val="21"/>
+          <w14:ligatures w14:val="standardContextual"/>
+        </w:rPr>
+        <w:t xml:space="preserve"> </w:t>
+      </w:r>
+      <w:r>
+        <w:rPr>
+          <w:rFonts w:ascii="Verdana" w:hAnsi="Verdana"/>
+          <w:color w:val="000000"/>
+          <w:sz w:val="24"/>
+          <w:szCs w:val="24"/>
+        </w:rPr>
+        <w:t>Character traversal + space detection.</w:t>
+      </w:r>
+      <w:r>
+        <w:rPr>
+          <w:rFonts w:ascii="Verdana" w:hAnsi="Verdana"/>
+          <w:color w:val="000000"/>
+          <w:sz w:val="24"/>
+          <w:szCs w:val="24"/>
+        </w:rPr>
+        <w:t>)</w:t>
+      </w:r>
+    </w:p>
+    <w:p>
+      <w:pPr>
+        <w:pStyle w:val="max2"/>
+        <w:numPr>
+          <w:ilvl w:val="0"/>
+          <w:numId w:val="17"/>
+        </w:numPr>
+        <w:rPr>
+          <w:rFonts w:ascii="Verdana" w:hAnsi="Verdana"/>
+          <w:color w:val="000000"/>
+          <w:sz w:val="24"/>
+          <w:szCs w:val="24"/>
+        </w:rPr>
+      </w:pPr>
+      <w:r>
+        <w:rPr>
+          <w:rFonts w:ascii="Verdana" w:hAnsi="Verdana"/>
+          <w:color w:val="000000"/>
+          <w:sz w:val="24"/>
+          <w:szCs w:val="24"/>
+        </w:rPr>
+        <w:t>Count characters in a word taken as input and ignore spaces.</w:t>
+      </w:r>
+    </w:p>
+    <w:p>
+      <w:pPr>
+        <w:pStyle w:val="max2"/>
+        <w:numPr>
+          <w:ilvl w:val="0"/>
+          <w:numId w:val="17"/>
+        </w:numPr>
+        <w:rPr>
+          <w:rFonts w:ascii="Verdana" w:hAnsi="Verdana"/>
+          <w:color w:val="000000"/>
+          <w:sz w:val="24"/>
+          <w:szCs w:val="24"/>
+        </w:rPr>
+      </w:pPr>
+      <w:r>
+        <w:rPr>
+          <w:rFonts w:ascii="Verdana" w:hAnsi="Verdana"/>
+          <w:color w:val="000000"/>
+          <w:sz w:val="24"/>
+          <w:szCs w:val="24"/>
+        </w:rPr>
+        <w:lastRenderedPageBreak/>
+        <w:t>Given a string, remove all numeric characters and print the result.</w:t>
+      </w:r>
+      <w:r>
+        <w:rPr>
+          <w:rFonts w:ascii="Verdana" w:hAnsi="Verdana"/>
+          <w:color w:val="000000"/>
+          <w:sz w:val="24"/>
+          <w:szCs w:val="24"/>
+        </w:rPr>
+        <w:t>(</w:t>
+      </w:r>
+      <w:r>
+        <w:rPr>
+          <w:rFonts w:asciiTheme="minorHAnsi" w:eastAsiaTheme="minorHAnsi" w:hAnsiTheme="minorHAnsi" w:cstheme="minorBidi"/>
+          <w:kern w:val="2"/>
+          <w:sz w:val="24"/>
+          <w:szCs w:val="21"/>
+          <w14:ligatures w14:val="standardContextual"/>
+        </w:rPr>
+        <w:t xml:space="preserve"> </w:t>
+      </w:r>
+      <w:r>
+        <w:rPr>
+          <w:rFonts w:ascii="Verdana" w:hAnsi="Verdana"/>
+          <w:color w:val="000000"/>
+          <w:sz w:val="24"/>
+          <w:szCs w:val="24"/>
+        </w:rPr>
+        <w:t>Character filtering</w:t>
+      </w:r>
+      <w:r>
+        <w:rPr>
+          <w:rFonts w:ascii="Verdana" w:hAnsi="Verdana"/>
+          <w:color w:val="000000"/>
+          <w:sz w:val="24"/>
+          <w:szCs w:val="24"/>
+        </w:rPr>
+        <w:t>).</w:t>
+      </w:r>
+    </w:p>
+    <w:p>
+      <w:pPr>
+        <w:pStyle w:val="max2"/>
+        <w:rPr>
+          <w:rFonts w:ascii="Verdana" w:hAnsi="Verdana"/>
+          <w:color w:val="000000"/>
+          <w:sz w:val="24"/>
+          <w:szCs w:val="24"/>
+        </w:rPr>
+      </w:pPr>
+      <w:r>
+        <w:rPr>
+          <w:rFonts w:ascii="Verdana" w:hAnsi="Verdana"/>
+          <w:color w:val="000000"/>
+          <w:sz w:val="24"/>
+          <w:szCs w:val="24"/>
+        </w:rPr>
+        <w:t xml:space="preserve">Day </w:t>
+      </w:r>
+      <w:r>
+        <w:rPr>
+          <w:rFonts w:ascii="Verdana" w:hAnsi="Verdana"/>
+          <w:color w:val="000000"/>
+          <w:sz w:val="24"/>
+          <w:szCs w:val="24"/>
+        </w:rPr>
+        <w:t>1</w:t>
+      </w:r>
+      <w:r>
+        <w:rPr>
+          <w:rFonts w:ascii="Verdana" w:hAnsi="Verdana"/>
+          <w:color w:val="000000"/>
+          <w:sz w:val="24"/>
+          <w:szCs w:val="24"/>
+        </w:rPr>
+        <w:t>3</w:t>
+      </w:r>
+    </w:p>
+    <w:p>
+      <w:pPr>
+        <w:pStyle w:val="max2"/>
+        <w:numPr>
+          <w:ilvl w:val="0"/>
+          <w:numId w:val="18"/>
+        </w:numPr>
+        <w:rPr>
+          <w:rFonts w:ascii="Verdana" w:hAnsi="Verdana"/>
+          <w:color w:val="000000"/>
+          <w:sz w:val="24"/>
+          <w:szCs w:val="24"/>
+        </w:rPr>
+      </w:pPr>
+      <w:r>
+        <w:rPr>
+          <w:rFonts w:ascii="Verdana" w:hAnsi="Verdana"/>
+          <w:color w:val="000000"/>
+          <w:sz w:val="24"/>
+          <w:szCs w:val="24"/>
+        </w:rPr>
+        <w:t xml:space="preserve">Write a program to </w:t>
+      </w:r>
+      <w:r>
+        <w:rPr>
+          <w:rFonts w:ascii="Verdana" w:hAnsi="Verdana"/>
+          <w:color w:val="000000"/>
+          <w:sz w:val="24"/>
+          <w:szCs w:val="24"/>
+        </w:rPr>
+        <w:t>Find (maximum – minimum)</w:t>
+      </w:r>
+      <w:r>
+        <w:rPr>
+          <w:rFonts w:ascii="Verdana" w:hAnsi="Verdana"/>
+          <w:color w:val="000000"/>
+          <w:sz w:val="24"/>
+          <w:szCs w:val="24"/>
+        </w:rPr>
+        <w:t>difference between MAX and MIN</w:t>
+      </w:r>
+      <w:r>
+        <w:rPr>
+          <w:rFonts w:ascii="Verdana" w:hAnsi="Verdana"/>
+          <w:color w:val="000000"/>
+          <w:sz w:val="24"/>
+          <w:szCs w:val="24"/>
+        </w:rPr>
+        <w:t xml:space="preserve"> from an integer array.</w:t>
+      </w:r>
+      <w:r>
+        <w:rPr>
+          <w:rFonts w:ascii="Verdana" w:hAnsi="Verdana"/>
+          <w:color w:val="000000"/>
+          <w:sz w:val="24"/>
+          <w:szCs w:val="24"/>
+        </w:rPr>
+        <w:t>(</w:t>
+      </w:r>
+      <w:r>
+        <w:rPr>
+          <w:rFonts w:asciiTheme="minorHAnsi" w:eastAsiaTheme="minorHAnsi" w:hAnsiTheme="minorHAnsi" w:cstheme="minorBidi"/>
+          <w:kern w:val="2"/>
+          <w:sz w:val="24"/>
+          <w:szCs w:val="21"/>
+          <w14:ligatures w14:val="standardContextual"/>
+        </w:rPr>
+        <w:t xml:space="preserve"> </w:t>
+      </w:r>
+      <w:r>
+        <w:rPr>
+          <w:rFonts w:ascii="Verdana" w:hAnsi="Verdana"/>
+          <w:color w:val="000000"/>
+          <w:sz w:val="24"/>
+          <w:szCs w:val="24"/>
+        </w:rPr>
+        <w:t>Track two values in one loop.</w:t>
+      </w:r>
+      <w:r>
+        <w:rPr>
+          <w:rFonts w:ascii="Verdana" w:hAnsi="Verdana"/>
+          <w:color w:val="000000"/>
+          <w:sz w:val="24"/>
+          <w:szCs w:val="24"/>
+        </w:rPr>
+        <w:t>)</w:t>
+      </w:r>
+    </w:p>
+    <w:p>
+      <w:pPr>
+        <w:pStyle w:val="max2"/>
+        <w:numPr>
+          <w:ilvl w:val="0"/>
+          <w:numId w:val="18"/>
+        </w:numPr>
+        <w:rPr>
+          <w:rFonts w:ascii="Verdana" w:hAnsi="Verdana"/>
+          <w:color w:val="000000"/>
+          <w:sz w:val="24"/>
+          <w:szCs w:val="24"/>
+        </w:rPr>
+      </w:pPr>
+      <w:r>
+        <w:rPr>
+          <w:rFonts w:ascii="Verdana" w:hAnsi="Verdana"/>
+          <w:color w:val="000000"/>
+          <w:sz w:val="24"/>
+          <w:szCs w:val="24"/>
+        </w:rPr>
+        <w:t xml:space="preserve">Move all 0s to the end of the array </w:t>
+      </w:r>
       <w:r>
         <w:rPr>
           <w:rFonts w:ascii="Verdana" w:hAnsi="Verdana"/>
@@ -3213,7 +3328,7 @@
           <w:sz w:val="24"/>
           <w:szCs w:val="24"/>
         </w:rPr>
-        <w:t>order</w:t>
+        <w:t>without using extra array</w:t>
       </w:r>
       <w:r>
         <w:rPr>
@@ -3233,810 +3348,6 @@
         </w:rPr>
         <w:t>(</w:t>
       </w:r>
-      <w:proofErr w:type="gramEnd"/>
-      <w:r>
-        <w:rPr>
-          <w:rFonts w:asciiTheme="minorHAnsi" w:eastAsiaTheme="minorHAnsi" w:hAnsiTheme="minorHAnsi" w:cstheme="minorBidi"/>
-          <w:kern w:val="2"/>
-          <w:sz w:val="24"/>
-          <w:szCs w:val="21"/>
-          <w14:ligatures w14:val="standardContextual"/>
-        </w:rPr>
-        <w:t xml:space="preserve"> </w:t>
-      </w:r>
-      <w:r>
-        <w:rPr>
-          <w:rFonts w:ascii="Verdana" w:hAnsi="Verdana"/>
-          <w:color w:val="000000"/>
-          <w:sz w:val="24"/>
-          <w:szCs w:val="24"/>
-        </w:rPr>
-        <w:t>Comparison with next element.</w:t>
-      </w:r>
-      <w:r>
-        <w:rPr>
-          <w:rFonts w:ascii="Verdana" w:hAnsi="Verdana"/>
-          <w:color w:val="000000"/>
-          <w:sz w:val="24"/>
-          <w:szCs w:val="24"/>
-        </w:rPr>
-        <w:t>)</w:t>
-      </w:r>
-    </w:p>
-    <w:p>
-      <w:pPr>
-        <w:pStyle w:val="max2"/>
-        <w:numPr>
-          <w:ilvl w:val="0"/>
-          <w:numId w:val="16"/>
-        </w:numPr>
-        <w:rPr>
-          <w:rFonts w:ascii="Verdana" w:hAnsi="Verdana"/>
-          <w:color w:val="000000"/>
-          <w:sz w:val="24"/>
-          <w:szCs w:val="24"/>
-        </w:rPr>
-      </w:pPr>
-      <w:r>
-        <w:rPr>
-          <w:rFonts w:ascii="Verdana" w:hAnsi="Verdana"/>
-          <w:color w:val="000000"/>
-          <w:sz w:val="24"/>
-          <w:szCs w:val="24"/>
-        </w:rPr>
-        <w:t xml:space="preserve">Given an array of numbers, print the </w:t>
-      </w:r>
-      <w:r>
-        <w:rPr>
-          <w:rFonts w:ascii="Verdana" w:hAnsi="Verdana"/>
-          <w:b/>
-          <w:bCs/>
-          <w:color w:val="000000"/>
-          <w:sz w:val="24"/>
-          <w:szCs w:val="24"/>
-        </w:rPr>
-        <w:t xml:space="preserve">sum of digits of each </w:t>
-      </w:r>
-      <w:proofErr w:type="gramStart"/>
-      <w:r>
-        <w:rPr>
-          <w:rFonts w:ascii="Verdana" w:hAnsi="Verdana"/>
-          <w:b/>
-          <w:bCs/>
-          <w:color w:val="000000"/>
-          <w:sz w:val="24"/>
-          <w:szCs w:val="24"/>
-        </w:rPr>
-        <w:t>element</w:t>
-      </w:r>
-      <w:r>
-        <w:rPr>
-          <w:rFonts w:ascii="Verdana" w:hAnsi="Verdana"/>
-          <w:color w:val="000000"/>
-          <w:sz w:val="24"/>
-          <w:szCs w:val="24"/>
-        </w:rPr>
-        <w:t>.</w:t>
-      </w:r>
-      <w:r>
-        <w:rPr>
-          <w:rFonts w:ascii="Verdana" w:hAnsi="Verdana"/>
-          <w:color w:val="000000"/>
-          <w:sz w:val="24"/>
-          <w:szCs w:val="24"/>
-        </w:rPr>
-        <w:t>(</w:t>
-      </w:r>
-      <w:proofErr w:type="gramEnd"/>
-      <w:r>
-        <w:rPr>
-          <w:rFonts w:asciiTheme="minorHAnsi" w:eastAsiaTheme="minorHAnsi" w:hAnsiTheme="minorHAnsi" w:cstheme="minorBidi"/>
-          <w:kern w:val="2"/>
-          <w:sz w:val="24"/>
-          <w:szCs w:val="21"/>
-          <w14:ligatures w14:val="standardContextual"/>
-        </w:rPr>
-        <w:t xml:space="preserve"> </w:t>
-      </w:r>
-      <w:r>
-        <w:rPr>
-          <w:rFonts w:ascii="Verdana" w:hAnsi="Verdana"/>
-          <w:color w:val="000000"/>
-          <w:sz w:val="24"/>
-          <w:szCs w:val="24"/>
-        </w:rPr>
-        <w:t>Array loop + digit loop.</w:t>
-      </w:r>
-      <w:r>
-        <w:rPr>
-          <w:rFonts w:ascii="Verdana" w:hAnsi="Verdana"/>
-          <w:color w:val="000000"/>
-          <w:sz w:val="24"/>
-          <w:szCs w:val="24"/>
-        </w:rPr>
-        <w:t>)</w:t>
-      </w:r>
-    </w:p>
-    <w:p>
-      <w:pPr>
-        <w:pStyle w:val="max2"/>
-        <w:numPr>
-          <w:ilvl w:val="0"/>
-          <w:numId w:val="16"/>
-        </w:numPr>
-        <w:rPr>
-          <w:rFonts w:ascii="Verdana" w:hAnsi="Verdana"/>
-          <w:color w:val="000000"/>
-          <w:sz w:val="24"/>
-          <w:szCs w:val="24"/>
-        </w:rPr>
-      </w:pPr>
-      <w:r>
-        <w:rPr>
-          <w:rFonts w:ascii="Verdana" w:hAnsi="Verdana"/>
-          <w:color w:val="000000"/>
-          <w:sz w:val="24"/>
-          <w:szCs w:val="24"/>
-        </w:rPr>
-        <w:t xml:space="preserve">Traverse an array and print the </w:t>
-      </w:r>
-      <w:r>
-        <w:rPr>
-          <w:rFonts w:ascii="Verdana" w:hAnsi="Verdana"/>
-          <w:b/>
-          <w:bCs/>
-          <w:color w:val="000000"/>
-          <w:sz w:val="24"/>
-          <w:szCs w:val="24"/>
-        </w:rPr>
-        <w:t>first palindrome number</w:t>
-      </w:r>
-      <w:r>
-        <w:rPr>
-          <w:rFonts w:ascii="Verdana" w:hAnsi="Verdana"/>
-          <w:color w:val="000000"/>
-          <w:sz w:val="24"/>
-          <w:szCs w:val="24"/>
-        </w:rPr>
-        <w:t xml:space="preserve">, then </w:t>
-      </w:r>
-      <w:proofErr w:type="gramStart"/>
-      <w:r>
-        <w:rPr>
-          <w:rFonts w:ascii="Verdana" w:hAnsi="Verdana"/>
-          <w:color w:val="000000"/>
-          <w:sz w:val="24"/>
-          <w:szCs w:val="24"/>
-        </w:rPr>
-        <w:t>stop.</w:t>
-      </w:r>
-      <w:r>
-        <w:rPr>
-          <w:rFonts w:ascii="Verdana" w:hAnsi="Verdana"/>
-          <w:color w:val="000000"/>
-          <w:sz w:val="24"/>
-          <w:szCs w:val="24"/>
-        </w:rPr>
-        <w:t>(</w:t>
-      </w:r>
-      <w:proofErr w:type="gramEnd"/>
-      <w:r>
-        <w:rPr>
-          <w:rFonts w:asciiTheme="minorHAnsi" w:eastAsiaTheme="minorHAnsi" w:hAnsiTheme="minorHAnsi" w:cstheme="minorBidi"/>
-          <w:kern w:val="2"/>
-          <w:sz w:val="24"/>
-          <w:szCs w:val="21"/>
-          <w14:ligatures w14:val="standardContextual"/>
-        </w:rPr>
-        <w:t xml:space="preserve"> </w:t>
-      </w:r>
-      <w:r>
-        <w:rPr>
-          <w:rFonts w:ascii="Verdana" w:hAnsi="Verdana"/>
-          <w:color w:val="000000"/>
-          <w:sz w:val="24"/>
-          <w:szCs w:val="24"/>
-        </w:rPr>
-        <w:t>Nested logic + early exit.</w:t>
-      </w:r>
-      <w:r>
-        <w:rPr>
-          <w:rFonts w:ascii="Verdana" w:hAnsi="Verdana"/>
-          <w:color w:val="000000"/>
-          <w:sz w:val="24"/>
-          <w:szCs w:val="24"/>
-        </w:rPr>
-        <w:t>)</w:t>
-      </w:r>
-    </w:p>
-    <w:p>
-      <w:pPr>
-        <w:pStyle w:val="max2"/>
-        <w:rPr>
-          <w:rFonts w:ascii="Verdana" w:hAnsi="Verdana"/>
-          <w:color w:val="000000"/>
-          <w:sz w:val="24"/>
-          <w:szCs w:val="24"/>
-        </w:rPr>
-      </w:pPr>
-      <w:r>
-        <w:rPr>
-          <w:rFonts w:ascii="Verdana" w:hAnsi="Verdana"/>
-          <w:color w:val="000000"/>
-          <w:sz w:val="24"/>
-          <w:szCs w:val="24"/>
-        </w:rPr>
-        <w:t>Day 12</w:t>
-      </w:r>
-    </w:p>
-    <w:p>
-      <w:pPr>
-        <w:pStyle w:val="max2"/>
-        <w:numPr>
-          <w:ilvl w:val="0"/>
-          <w:numId w:val="17"/>
-        </w:numPr>
-        <w:rPr>
-          <w:rFonts w:ascii="Verdana" w:hAnsi="Verdana"/>
-          <w:color w:val="000000"/>
-          <w:sz w:val="24"/>
-          <w:szCs w:val="24"/>
-        </w:rPr>
-      </w:pPr>
-      <w:r>
-        <w:rPr>
-          <w:rFonts w:ascii="Verdana" w:hAnsi="Verdana"/>
-          <w:color w:val="000000"/>
-          <w:sz w:val="24"/>
-          <w:szCs w:val="24"/>
-        </w:rPr>
-        <w:t xml:space="preserve">Write a program to find out whether entered number is place at ones, tens, </w:t>
-      </w:r>
-      <w:proofErr w:type="gramStart"/>
-      <w:r>
-        <w:rPr>
-          <w:rFonts w:ascii="Verdana" w:hAnsi="Verdana"/>
-          <w:color w:val="000000"/>
-          <w:sz w:val="24"/>
-          <w:szCs w:val="24"/>
-        </w:rPr>
-        <w:t>hundred ,</w:t>
-      </w:r>
-      <w:proofErr w:type="gramEnd"/>
-      <w:r>
-        <w:rPr>
-          <w:rFonts w:ascii="Verdana" w:hAnsi="Verdana"/>
-          <w:color w:val="000000"/>
-          <w:sz w:val="24"/>
-          <w:szCs w:val="24"/>
-        </w:rPr>
-        <w:t xml:space="preserve"> thousand </w:t>
-      </w:r>
-      <w:proofErr w:type="spellStart"/>
-      <w:r>
-        <w:rPr>
-          <w:rFonts w:ascii="Verdana" w:hAnsi="Verdana"/>
-          <w:color w:val="000000"/>
-          <w:sz w:val="24"/>
-          <w:szCs w:val="24"/>
-        </w:rPr>
-        <w:t>etc</w:t>
-      </w:r>
-      <w:proofErr w:type="spellEnd"/>
-      <w:r>
-        <w:rPr>
-          <w:rFonts w:ascii="Verdana" w:hAnsi="Verdana"/>
-          <w:color w:val="000000"/>
-          <w:sz w:val="24"/>
-          <w:szCs w:val="24"/>
-        </w:rPr>
-        <w:t>….</w:t>
-      </w:r>
-    </w:p>
-    <w:p>
-      <w:pPr>
-        <w:pStyle w:val="max2"/>
-        <w:numPr>
-          <w:ilvl w:val="0"/>
-          <w:numId w:val="17"/>
-        </w:numPr>
-        <w:rPr>
-          <w:rFonts w:ascii="Verdana" w:hAnsi="Verdana"/>
-          <w:color w:val="000000"/>
-          <w:sz w:val="24"/>
-          <w:szCs w:val="24"/>
-        </w:rPr>
-      </w:pPr>
-      <w:r>
-        <w:rPr>
-          <w:rFonts w:ascii="Verdana" w:hAnsi="Verdana"/>
-          <w:color w:val="000000"/>
-          <w:sz w:val="24"/>
-          <w:szCs w:val="24"/>
-        </w:rPr>
-        <w:t xml:space="preserve">Write a program to take a string and a number / integer as prefix for that word or </w:t>
-      </w:r>
-      <w:proofErr w:type="gramStart"/>
-      <w:r>
-        <w:rPr>
-          <w:rFonts w:ascii="Verdana" w:hAnsi="Verdana"/>
-          <w:color w:val="000000"/>
-          <w:sz w:val="24"/>
-          <w:szCs w:val="24"/>
-        </w:rPr>
-        <w:t>string ,</w:t>
-      </w:r>
-      <w:proofErr w:type="gramEnd"/>
-      <w:r>
-        <w:rPr>
-          <w:rFonts w:ascii="Verdana" w:hAnsi="Verdana"/>
-          <w:color w:val="000000"/>
-          <w:sz w:val="24"/>
-          <w:szCs w:val="24"/>
-        </w:rPr>
-        <w:t xml:space="preserve"> and in output just reverse string </w:t>
-      </w:r>
-      <w:proofErr w:type="spellStart"/>
-      <w:r>
-        <w:rPr>
-          <w:rFonts w:ascii="Verdana" w:hAnsi="Verdana"/>
-          <w:color w:val="000000"/>
-          <w:sz w:val="24"/>
-          <w:szCs w:val="24"/>
-        </w:rPr>
-        <w:t>upto</w:t>
-      </w:r>
-      <w:proofErr w:type="spellEnd"/>
-      <w:r>
-        <w:rPr>
-          <w:rFonts w:ascii="Verdana" w:hAnsi="Verdana"/>
-          <w:color w:val="000000"/>
-          <w:sz w:val="24"/>
-          <w:szCs w:val="24"/>
-        </w:rPr>
-        <w:t xml:space="preserve"> that integer position part, or that prefix </w:t>
-      </w:r>
-      <w:proofErr w:type="gramStart"/>
-      <w:r>
-        <w:rPr>
-          <w:rFonts w:ascii="Verdana" w:hAnsi="Verdana"/>
-          <w:color w:val="000000"/>
-          <w:sz w:val="24"/>
-          <w:szCs w:val="24"/>
-        </w:rPr>
-        <w:t>part.</w:t>
-      </w:r>
-      <w:r>
-        <w:rPr>
-          <w:rFonts w:ascii="Verdana" w:hAnsi="Verdana"/>
-          <w:color w:val="000000"/>
-          <w:sz w:val="24"/>
-          <w:szCs w:val="24"/>
-        </w:rPr>
-        <w:t>(</w:t>
-      </w:r>
-      <w:proofErr w:type="gramEnd"/>
-      <w:r>
-        <w:rPr>
-          <w:rFonts w:ascii="Verdana" w:hAnsi="Verdana"/>
-          <w:color w:val="000000"/>
-          <w:sz w:val="24"/>
-          <w:szCs w:val="24"/>
-        </w:rPr>
-        <w:t xml:space="preserve">Practice confusion with size of an array to index of an </w:t>
-      </w:r>
-      <w:proofErr w:type="gramStart"/>
-      <w:r>
-        <w:rPr>
-          <w:rFonts w:ascii="Verdana" w:hAnsi="Verdana"/>
-          <w:color w:val="000000"/>
-          <w:sz w:val="24"/>
-          <w:szCs w:val="24"/>
-        </w:rPr>
-        <w:t>array )</w:t>
-      </w:r>
-      <w:proofErr w:type="gramEnd"/>
-      <w:r>
-        <w:rPr>
-          <w:rFonts w:ascii="Verdana" w:hAnsi="Verdana"/>
-          <w:color w:val="000000"/>
-          <w:sz w:val="24"/>
-          <w:szCs w:val="24"/>
-        </w:rPr>
-        <w:t>.</w:t>
-      </w:r>
-    </w:p>
-    <w:p>
-      <w:pPr>
-        <w:pStyle w:val="max2"/>
-        <w:numPr>
-          <w:ilvl w:val="0"/>
-          <w:numId w:val="17"/>
-        </w:numPr>
-        <w:rPr>
-          <w:rFonts w:ascii="Verdana" w:hAnsi="Verdana"/>
-          <w:color w:val="000000"/>
-          <w:sz w:val="24"/>
-          <w:szCs w:val="24"/>
-        </w:rPr>
-      </w:pPr>
-      <w:r>
-        <w:rPr>
-          <w:rFonts w:ascii="Verdana" w:hAnsi="Verdana"/>
-          <w:color w:val="000000"/>
-          <w:sz w:val="24"/>
-          <w:szCs w:val="24"/>
-        </w:rPr>
-        <w:t>Count Words in a String (Single Spaces Only</w:t>
-      </w:r>
-      <w:proofErr w:type="gramStart"/>
-      <w:r>
-        <w:rPr>
-          <w:rFonts w:ascii="Verdana" w:hAnsi="Verdana"/>
-          <w:color w:val="000000"/>
-          <w:sz w:val="24"/>
-          <w:szCs w:val="24"/>
-        </w:rPr>
-        <w:t>)</w:t>
-      </w:r>
-      <w:r>
-        <w:rPr>
-          <w:rFonts w:ascii="Verdana" w:hAnsi="Verdana"/>
-          <w:color w:val="000000"/>
-          <w:sz w:val="24"/>
-          <w:szCs w:val="24"/>
-        </w:rPr>
-        <w:t>.(</w:t>
-      </w:r>
-      <w:proofErr w:type="gramEnd"/>
-      <w:r>
-        <w:rPr>
-          <w:rFonts w:asciiTheme="minorHAnsi" w:eastAsiaTheme="minorHAnsi" w:hAnsiTheme="minorHAnsi" w:cstheme="minorBidi"/>
-          <w:kern w:val="2"/>
-          <w:sz w:val="24"/>
-          <w:szCs w:val="21"/>
-          <w14:ligatures w14:val="standardContextual"/>
-        </w:rPr>
-        <w:t xml:space="preserve"> </w:t>
-      </w:r>
-      <w:r>
-        <w:rPr>
-          <w:rFonts w:ascii="Verdana" w:hAnsi="Verdana"/>
-          <w:color w:val="000000"/>
-          <w:sz w:val="24"/>
-          <w:szCs w:val="24"/>
-        </w:rPr>
-        <w:t>Character traversal + space detection.</w:t>
-      </w:r>
-      <w:r>
-        <w:rPr>
-          <w:rFonts w:ascii="Verdana" w:hAnsi="Verdana"/>
-          <w:color w:val="000000"/>
-          <w:sz w:val="24"/>
-          <w:szCs w:val="24"/>
-        </w:rPr>
-        <w:t>)</w:t>
-      </w:r>
-    </w:p>
-    <w:p>
-      <w:pPr>
-        <w:pStyle w:val="max2"/>
-        <w:numPr>
-          <w:ilvl w:val="0"/>
-          <w:numId w:val="17"/>
-        </w:numPr>
-        <w:rPr>
-          <w:rFonts w:ascii="Verdana" w:hAnsi="Verdana"/>
-          <w:color w:val="000000"/>
-          <w:sz w:val="24"/>
-          <w:szCs w:val="24"/>
-        </w:rPr>
-      </w:pPr>
-      <w:r>
-        <w:rPr>
-          <w:rFonts w:ascii="Verdana" w:hAnsi="Verdana"/>
-          <w:color w:val="000000"/>
-          <w:sz w:val="24"/>
-          <w:szCs w:val="24"/>
-        </w:rPr>
-        <w:t>Count characters in a word taken as input and ignore spaces.</w:t>
-      </w:r>
-    </w:p>
-    <w:p>
-      <w:pPr>
-        <w:pStyle w:val="max2"/>
-        <w:numPr>
-          <w:ilvl w:val="0"/>
-          <w:numId w:val="17"/>
-        </w:numPr>
-        <w:rPr>
-          <w:rFonts w:ascii="Verdana" w:hAnsi="Verdana"/>
-          <w:color w:val="000000"/>
-          <w:sz w:val="24"/>
-          <w:szCs w:val="24"/>
-        </w:rPr>
-      </w:pPr>
-      <w:r>
-        <w:rPr>
-          <w:rFonts w:ascii="Verdana" w:hAnsi="Verdana"/>
-          <w:color w:val="000000"/>
-          <w:sz w:val="24"/>
-          <w:szCs w:val="24"/>
-        </w:rPr>
-        <w:lastRenderedPageBreak/>
-        <w:t xml:space="preserve">Given a string, remove all numeric characters and print the </w:t>
-      </w:r>
-      <w:proofErr w:type="gramStart"/>
-      <w:r>
-        <w:rPr>
-          <w:rFonts w:ascii="Verdana" w:hAnsi="Verdana"/>
-          <w:color w:val="000000"/>
-          <w:sz w:val="24"/>
-          <w:szCs w:val="24"/>
-        </w:rPr>
-        <w:t>result.</w:t>
-      </w:r>
-      <w:r>
-        <w:rPr>
-          <w:rFonts w:ascii="Verdana" w:hAnsi="Verdana"/>
-          <w:color w:val="000000"/>
-          <w:sz w:val="24"/>
-          <w:szCs w:val="24"/>
-        </w:rPr>
-        <w:t>(</w:t>
-      </w:r>
-      <w:proofErr w:type="gramEnd"/>
-      <w:r>
-        <w:rPr>
-          <w:rFonts w:asciiTheme="minorHAnsi" w:eastAsiaTheme="minorHAnsi" w:hAnsiTheme="minorHAnsi" w:cstheme="minorBidi"/>
-          <w:kern w:val="2"/>
-          <w:sz w:val="24"/>
-          <w:szCs w:val="21"/>
-          <w14:ligatures w14:val="standardContextual"/>
-        </w:rPr>
-        <w:t xml:space="preserve"> </w:t>
-      </w:r>
-      <w:r>
-        <w:rPr>
-          <w:rFonts w:ascii="Verdana" w:hAnsi="Verdana"/>
-          <w:color w:val="000000"/>
-          <w:sz w:val="24"/>
-          <w:szCs w:val="24"/>
-        </w:rPr>
-        <w:t>Character filtering</w:t>
-      </w:r>
-      <w:r>
-        <w:rPr>
-          <w:rFonts w:ascii="Verdana" w:hAnsi="Verdana"/>
-          <w:color w:val="000000"/>
-          <w:sz w:val="24"/>
-          <w:szCs w:val="24"/>
-        </w:rPr>
-        <w:t>).</w:t>
-      </w:r>
-    </w:p>
-    <w:p>
-      <w:pPr>
-        <w:pStyle w:val="max2"/>
-        <w:rPr>
-          <w:rFonts w:ascii="Verdana" w:hAnsi="Verdana"/>
-          <w:color w:val="000000"/>
-          <w:sz w:val="24"/>
-          <w:szCs w:val="24"/>
-        </w:rPr>
-      </w:pPr>
-      <w:r>
-        <w:rPr>
-          <w:rFonts w:ascii="Verdana" w:hAnsi="Verdana"/>
-          <w:color w:val="000000"/>
-          <w:sz w:val="24"/>
-          <w:szCs w:val="24"/>
-        </w:rPr>
-        <w:t xml:space="preserve">Day </w:t>
-      </w:r>
-      <w:r>
-        <w:rPr>
-          <w:rFonts w:ascii="Verdana" w:hAnsi="Verdana"/>
-          <w:color w:val="000000"/>
-          <w:sz w:val="24"/>
-          <w:szCs w:val="24"/>
-        </w:rPr>
-        <w:t>1</w:t>
-      </w:r>
-      <w:r>
-        <w:rPr>
-          <w:rFonts w:ascii="Verdana" w:hAnsi="Verdana"/>
-          <w:color w:val="000000"/>
-          <w:sz w:val="24"/>
-          <w:szCs w:val="24"/>
-        </w:rPr>
-        <w:t>3</w:t>
-      </w:r>
-    </w:p>
-    <w:p>
-      <w:pPr>
-        <w:pStyle w:val="max2"/>
-        <w:numPr>
-          <w:ilvl w:val="0"/>
-          <w:numId w:val="18"/>
-        </w:numPr>
-        <w:rPr>
-          <w:rFonts w:ascii="Verdana" w:hAnsi="Verdana"/>
-          <w:color w:val="000000"/>
-          <w:sz w:val="24"/>
-          <w:szCs w:val="24"/>
-        </w:rPr>
-      </w:pPr>
-      <w:r>
-        <w:rPr>
-          <w:rFonts w:ascii="Verdana" w:hAnsi="Verdana"/>
-          <w:color w:val="000000"/>
-          <w:sz w:val="24"/>
-          <w:szCs w:val="24"/>
-        </w:rPr>
-        <w:t xml:space="preserve">Write a program to </w:t>
-      </w:r>
-      <w:r>
-        <w:rPr>
-          <w:rFonts w:ascii="Verdana" w:hAnsi="Verdana"/>
-          <w:color w:val="000000"/>
-          <w:sz w:val="24"/>
-          <w:szCs w:val="24"/>
-        </w:rPr>
-        <w:t xml:space="preserve">Find (maximum – </w:t>
-      </w:r>
-      <w:proofErr w:type="gramStart"/>
-      <w:r>
-        <w:rPr>
-          <w:rFonts w:ascii="Verdana" w:hAnsi="Verdana"/>
-          <w:color w:val="000000"/>
-          <w:sz w:val="24"/>
-          <w:szCs w:val="24"/>
-        </w:rPr>
-        <w:t>minimum)</w:t>
-      </w:r>
-      <w:r>
-        <w:rPr>
-          <w:rFonts w:ascii="Verdana" w:hAnsi="Verdana"/>
-          <w:color w:val="000000"/>
-          <w:sz w:val="24"/>
-          <w:szCs w:val="24"/>
-        </w:rPr>
-        <w:t>difference</w:t>
-      </w:r>
-      <w:proofErr w:type="gramEnd"/>
-      <w:r>
-        <w:rPr>
-          <w:rFonts w:ascii="Verdana" w:hAnsi="Verdana"/>
-          <w:color w:val="000000"/>
-          <w:sz w:val="24"/>
-          <w:szCs w:val="24"/>
-        </w:rPr>
-        <w:t xml:space="preserve"> between MAX and MIN</w:t>
-      </w:r>
-      <w:r>
-        <w:rPr>
-          <w:rFonts w:ascii="Verdana" w:hAnsi="Verdana"/>
-          <w:color w:val="000000"/>
-          <w:sz w:val="24"/>
-          <w:szCs w:val="24"/>
-        </w:rPr>
-        <w:t xml:space="preserve"> from an integer </w:t>
-      </w:r>
-      <w:proofErr w:type="gramStart"/>
-      <w:r>
-        <w:rPr>
-          <w:rFonts w:ascii="Verdana" w:hAnsi="Verdana"/>
-          <w:color w:val="000000"/>
-          <w:sz w:val="24"/>
-          <w:szCs w:val="24"/>
-        </w:rPr>
-        <w:t>array.</w:t>
-      </w:r>
-      <w:r>
-        <w:rPr>
-          <w:rFonts w:ascii="Verdana" w:hAnsi="Verdana"/>
-          <w:color w:val="000000"/>
-          <w:sz w:val="24"/>
-          <w:szCs w:val="24"/>
-        </w:rPr>
-        <w:t>(</w:t>
-      </w:r>
-      <w:proofErr w:type="gramEnd"/>
-      <w:r>
-        <w:rPr>
-          <w:rFonts w:asciiTheme="minorHAnsi" w:eastAsiaTheme="minorHAnsi" w:hAnsiTheme="minorHAnsi" w:cstheme="minorBidi"/>
-          <w:kern w:val="2"/>
-          <w:sz w:val="24"/>
-          <w:szCs w:val="21"/>
-          <w14:ligatures w14:val="standardContextual"/>
-        </w:rPr>
-        <w:t xml:space="preserve"> </w:t>
-      </w:r>
-      <w:r>
-        <w:rPr>
-          <w:rFonts w:ascii="Verdana" w:hAnsi="Verdana"/>
-          <w:color w:val="000000"/>
-          <w:sz w:val="24"/>
-          <w:szCs w:val="24"/>
-        </w:rPr>
-        <w:t>Track two values in one loop.</w:t>
-      </w:r>
-      <w:r>
-        <w:rPr>
-          <w:rFonts w:ascii="Verdana" w:hAnsi="Verdana"/>
-          <w:color w:val="000000"/>
-          <w:sz w:val="24"/>
-          <w:szCs w:val="24"/>
-        </w:rPr>
-        <w:t>)</w:t>
-      </w:r>
-    </w:p>
-    <w:p>
-      <w:pPr>
-        <w:pStyle w:val="max2"/>
-        <w:numPr>
-          <w:ilvl w:val="0"/>
-          <w:numId w:val="18"/>
-        </w:numPr>
-        <w:rPr>
-          <w:rFonts w:ascii="Verdana" w:hAnsi="Verdana"/>
-          <w:color w:val="000000"/>
-          <w:sz w:val="24"/>
-          <w:szCs w:val="24"/>
-        </w:rPr>
-      </w:pPr>
-      <w:r>
-        <w:rPr>
-          <w:rFonts w:ascii="Verdana" w:hAnsi="Verdana"/>
-          <w:color w:val="000000"/>
-          <w:sz w:val="24"/>
-          <w:szCs w:val="24"/>
-        </w:rPr>
-        <w:t xml:space="preserve">Move all 0s to the end of the array </w:t>
-      </w:r>
-      <w:r>
-        <w:rPr>
-          <w:rFonts w:ascii="Verdana" w:hAnsi="Verdana"/>
-          <w:b/>
-          <w:bCs/>
-          <w:color w:val="000000"/>
-          <w:sz w:val="24"/>
-          <w:szCs w:val="24"/>
-        </w:rPr>
-        <w:t xml:space="preserve">without using extra </w:t>
-      </w:r>
-      <w:proofErr w:type="gramStart"/>
-      <w:r>
-        <w:rPr>
-          <w:rFonts w:ascii="Verdana" w:hAnsi="Verdana"/>
-          <w:b/>
-          <w:bCs/>
-          <w:color w:val="000000"/>
-          <w:sz w:val="24"/>
-          <w:szCs w:val="24"/>
-        </w:rPr>
-        <w:t>array</w:t>
-      </w:r>
-      <w:r>
-        <w:rPr>
-          <w:rFonts w:ascii="Verdana" w:hAnsi="Verdana"/>
-          <w:color w:val="000000"/>
-          <w:sz w:val="24"/>
-          <w:szCs w:val="24"/>
-        </w:rPr>
-        <w:t>.</w:t>
-      </w:r>
-      <w:r>
-        <w:rPr>
-          <w:rFonts w:ascii="Verdana" w:hAnsi="Verdana"/>
-          <w:color w:val="000000"/>
-          <w:sz w:val="24"/>
-          <w:szCs w:val="24"/>
-        </w:rPr>
-        <w:t>(</w:t>
-      </w:r>
-      <w:proofErr w:type="gramEnd"/>
       <w:r>
         <w:rPr>
           <w:rFonts w:asciiTheme="minorHAnsi" w:eastAsiaTheme="minorHAnsi" w:hAnsiTheme="minorHAnsi" w:cstheme="minorBidi"/>
@@ -4113,17 +3424,7 @@
           <w:sz w:val="24"/>
           <w:szCs w:val="24"/>
         </w:rPr>
-        <w:t xml:space="preserve"> (2, 3, 5, 7) across all </w:t>
-      </w:r>
-      <w:proofErr w:type="gramStart"/>
-      <w:r>
-        <w:rPr>
-          <w:rFonts w:ascii="Verdana" w:hAnsi="Verdana"/>
-          <w:color w:val="000000"/>
-          <w:sz w:val="24"/>
-          <w:szCs w:val="24"/>
-        </w:rPr>
-        <w:t>elements.</w:t>
+        <w:t xml:space="preserve"> (2, 3, 5, 7) across all elements.</w:t>
       </w:r>
       <w:r>
         <w:rPr>
@@ -4134,7 +3435,6 @@
         </w:rPr>
         <w:t>(</w:t>
       </w:r>
-      <w:proofErr w:type="gramEnd"/>
       <w:r>
         <w:rPr>
           <w:rFonts w:asciiTheme="minorHAnsi" w:eastAsiaTheme="minorHAnsi" w:hAnsiTheme="minorHAnsi" w:cstheme="minorBidi"/>
@@ -4203,17 +3503,7 @@
           <w:sz w:val="24"/>
           <w:szCs w:val="24"/>
         </w:rPr>
-        <w:t>Stop when a string contains "java" (case-insensitive</w:t>
-      </w:r>
-      <w:proofErr w:type="gramStart"/>
-      <w:r>
-        <w:rPr>
-          <w:rFonts w:ascii="Verdana" w:hAnsi="Verdana"/>
-          <w:color w:val="000000"/>
-          <w:sz w:val="24"/>
-          <w:szCs w:val="24"/>
-        </w:rPr>
-        <w:t>).</w:t>
+        <w:t>Stop when a string contains "java" (case-insensitive).</w:t>
       </w:r>
       <w:r>
         <w:rPr>
@@ -4224,7 +3514,6 @@
         </w:rPr>
         <w:t>(</w:t>
       </w:r>
-      <w:proofErr w:type="gramEnd"/>
       <w:r>
         <w:rPr>
           <w:rFonts w:asciiTheme="minorHAnsi" w:eastAsiaTheme="minorHAnsi" w:hAnsiTheme="minorHAnsi" w:cstheme="minorBidi"/>
@@ -4331,19 +3620,8 @@
           <w:sz w:val="24"/>
           <w:szCs w:val="24"/>
         </w:rPr>
-        <w:t xml:space="preserve">Count how many letters are repeated in a string or word, or maybe array of </w:t>
-      </w:r>
-      <w:proofErr w:type="gramStart"/>
-      <w:r>
-        <w:rPr>
-          <w:rFonts w:ascii="Verdana" w:hAnsi="Verdana"/>
-          <w:color w:val="000000"/>
-          <w:sz w:val="24"/>
-          <w:szCs w:val="24"/>
-        </w:rPr>
-        <w:t>characters.(</w:t>
-      </w:r>
-      <w:proofErr w:type="gramEnd"/>
+        <w:t>Count how many letters are repeated in a string or word, or maybe array of characters.(</w:t>
+      </w:r>
       <w:r>
         <w:rPr>
           <w:rFonts w:asciiTheme="minorHAnsi" w:eastAsiaTheme="minorHAnsi" w:hAnsiTheme="minorHAnsi" w:cstheme="minorBidi"/>
@@ -4427,19 +3705,8 @@
           <w:sz w:val="24"/>
           <w:szCs w:val="24"/>
         </w:rPr>
-        <w:t xml:space="preserve"> in a </w:t>
-      </w:r>
-      <w:proofErr w:type="gramStart"/>
-      <w:r>
-        <w:rPr>
-          <w:rFonts w:ascii="Verdana" w:hAnsi="Verdana"/>
-          <w:color w:val="000000"/>
-          <w:sz w:val="24"/>
-          <w:szCs w:val="24"/>
-        </w:rPr>
-        <w:t>word.(</w:t>
-      </w:r>
-      <w:proofErr w:type="gramEnd"/>
+        <w:t xml:space="preserve"> in a word.(</w:t>
+      </w:r>
       <w:r>
         <w:rPr>
           <w:rFonts w:asciiTheme="minorHAnsi" w:eastAsiaTheme="minorHAnsi" w:hAnsiTheme="minorHAnsi" w:cstheme="minorBidi"/>
@@ -4525,19 +3792,8 @@
           <w:sz w:val="24"/>
           <w:szCs w:val="24"/>
         </w:rPr>
-        <w:t xml:space="preserve">Write a program to count and print unique or non-repeated characters / number in an </w:t>
-      </w:r>
-      <w:proofErr w:type="gramStart"/>
-      <w:r>
-        <w:rPr>
-          <w:rFonts w:ascii="Verdana" w:hAnsi="Verdana"/>
-          <w:color w:val="000000"/>
-          <w:sz w:val="24"/>
-          <w:szCs w:val="24"/>
-        </w:rPr>
-        <w:t>array.(</w:t>
-      </w:r>
-      <w:proofErr w:type="gramEnd"/>
+        <w:t>Write a program to count and print unique or non-repeated characters / number in an array.(</w:t>
+      </w:r>
       <w:r>
         <w:rPr>
           <w:rFonts w:ascii="Verdana" w:hAnsi="Verdana"/>
@@ -4642,17 +3898,7 @@
           <w:sz w:val="24"/>
           <w:szCs w:val="24"/>
         </w:rPr>
-        <w:t xml:space="preserve"> in an </w:t>
-      </w:r>
-      <w:proofErr w:type="gramStart"/>
-      <w:r>
-        <w:rPr>
-          <w:rFonts w:ascii="Verdana" w:hAnsi="Verdana"/>
-          <w:color w:val="000000"/>
-          <w:sz w:val="24"/>
-          <w:szCs w:val="24"/>
-        </w:rPr>
-        <w:t>array.</w:t>
+        <w:t xml:space="preserve"> in an array.</w:t>
       </w:r>
       <w:r>
         <w:rPr>
@@ -4663,7 +3909,6 @@
         </w:rPr>
         <w:t>(</w:t>
       </w:r>
-      <w:proofErr w:type="gramEnd"/>
       <w:r>
         <w:rPr>
           <w:rFonts w:asciiTheme="minorHAnsi" w:eastAsiaTheme="minorHAnsi" w:hAnsiTheme="minorHAnsi" w:cstheme="minorBidi"/>
@@ -4773,17 +4018,7 @@
           <w:sz w:val="24"/>
           <w:szCs w:val="24"/>
         </w:rPr>
-        <w:t>Remove Duplicates (Print Only Unique Elements</w:t>
-      </w:r>
-      <w:proofErr w:type="gramStart"/>
-      <w:r>
-        <w:rPr>
-          <w:rFonts w:ascii="Verdana" w:hAnsi="Verdana"/>
-          <w:color w:val="000000"/>
-          <w:sz w:val="24"/>
-          <w:szCs w:val="24"/>
-        </w:rPr>
-        <w:t>)</w:t>
+        <w:t>Remove Duplicates (Print Only Unique Elements)</w:t>
       </w:r>
       <w:r>
         <w:rPr>
@@ -4794,7 +4029,6 @@
         </w:rPr>
         <w:t>.(</w:t>
       </w:r>
-      <w:proofErr w:type="gramEnd"/>
       <w:r>
         <w:rPr>
           <w:rFonts w:asciiTheme="minorHAnsi" w:eastAsiaTheme="minorHAnsi" w:hAnsiTheme="minorHAnsi" w:cstheme="minorBidi"/>
@@ -4975,39 +4209,8 @@
           <w:szCs w:val="24"/>
         </w:rPr>
         <w:lastRenderedPageBreak/>
-        <w:t xml:space="preserve">DSA Foundation </w:t>
-      </w:r>
-      <w:proofErr w:type="gramStart"/>
-      <w:r>
-        <w:rPr>
-          <w:rFonts w:ascii="Verdana" w:hAnsi="Verdana"/>
-          <w:color w:val="000000"/>
-          <w:sz w:val="24"/>
-          <w:szCs w:val="24"/>
-        </w:rPr>
-        <w:t>questions(</w:t>
-      </w:r>
-      <w:proofErr w:type="gramEnd"/>
-      <w:r>
-        <w:rPr>
-          <w:rFonts w:ascii="Verdana" w:hAnsi="Verdana"/>
-          <w:color w:val="000000"/>
-          <w:sz w:val="24"/>
-          <w:szCs w:val="24"/>
-        </w:rPr>
-        <w:t>Day 16</w:t>
-      </w:r>
-      <w:proofErr w:type="gramStart"/>
-      <w:r>
-        <w:rPr>
-          <w:rFonts w:ascii="Verdana" w:hAnsi="Verdana"/>
-          <w:color w:val="000000"/>
-          <w:sz w:val="24"/>
-          <w:szCs w:val="24"/>
-        </w:rPr>
-        <w:t>) :</w:t>
-      </w:r>
-      <w:proofErr w:type="gramEnd"/>
+        <w:t>DSA Foundation questions(Day 16) :</w:t>
+      </w:r>
     </w:p>
     <w:p>
       <w:pPr>
@@ -5054,9 +4257,8 @@
           <w:szCs w:val="20"/>
           <w14:ligatures w14:val="none"/>
         </w:rPr>
-        <w:t xml:space="preserve">Given an array of integers </w:t>
-      </w:r>
-      <w:proofErr w:type="spellStart"/>
+        <w:t>Given an array of integers nums and an integer target, return indices of the two numbers such that they add up to target.</w:t>
+      </w:r>
       <w:r>
         <w:rPr>
           <w:rFonts w:ascii="Courier New" w:eastAsia="Times New Roman" w:hAnsi="Courier New" w:cs="Courier New"/>
@@ -5066,9 +4268,8 @@
           <w:szCs w:val="20"/>
           <w14:ligatures w14:val="none"/>
         </w:rPr>
-        <w:t>nums</w:t>
-      </w:r>
-      <w:proofErr w:type="spellEnd"/>
+        <w:br/>
+      </w:r>
       <w:r>
         <w:rPr>
           <w:rFonts w:ascii="Courier New" w:eastAsia="Times New Roman" w:hAnsi="Courier New" w:cs="Courier New"/>
@@ -5078,7 +4279,8 @@
           <w:szCs w:val="20"/>
           <w14:ligatures w14:val="none"/>
         </w:rPr>
-        <w:t xml:space="preserve"> and an integer target, return indices of the two numbers such that they add up to target.</w:t>
+        <w:br/>
+        <w:t>You may assume that each input would have exactly one solution, and you may not use the same element twice.</w:t>
       </w:r>
       <w:r>
         <w:rPr>
@@ -5101,7 +4303,7 @@
           <w14:ligatures w14:val="none"/>
         </w:rPr>
         <w:br/>
-        <w:t>You may assume that each input would have exactly one solution, and you may not use the same element twice.</w:t>
+        <w:t>You can return the answer in any order.</w:t>
       </w:r>
       <w:r>
         <w:rPr>
@@ -5113,6 +4315,7 @@
           <w14:ligatures w14:val="none"/>
         </w:rPr>
         <w:br/>
+        <w:t>Example 1:</w:t>
       </w:r>
       <w:r>
         <w:rPr>
@@ -5124,7 +4327,7 @@
           <w14:ligatures w14:val="none"/>
         </w:rPr>
         <w:br/>
-        <w:t>You can return the answer in any order.</w:t>
+        <w:t>Input: nums = [2,7,11,15], target = 9</w:t>
       </w:r>
       <w:r>
         <w:rPr>
@@ -5136,7 +4339,7 @@
           <w14:ligatures w14:val="none"/>
         </w:rPr>
         <w:br/>
-        <w:t>Example 1:</w:t>
+        <w:t>Output: [0,1]</w:t>
       </w:r>
       <w:r>
         <w:rPr>
@@ -5148,9 +4351,8 @@
           <w14:ligatures w14:val="none"/>
         </w:rPr>
         <w:br/>
-        <w:t xml:space="preserve">Input: </w:t>
-      </w:r>
-      <w:proofErr w:type="spellStart"/>
+        <w:t>Explanation: Because nums[0] + nums[1] == 9, we return [0, 1].</w:t>
+      </w:r>
       <w:r>
         <w:rPr>
           <w:rFonts w:ascii="Courier New" w:eastAsia="Times New Roman" w:hAnsi="Courier New" w:cs="Courier New"/>
@@ -5160,9 +4362,9 @@
           <w:szCs w:val="20"/>
           <w14:ligatures w14:val="none"/>
         </w:rPr>
-        <w:t>nums</w:t>
-      </w:r>
-      <w:proofErr w:type="spellEnd"/>
+        <w:br/>
+        <w:t>Example 2:</w:t>
+      </w:r>
       <w:r>
         <w:rPr>
           <w:rFonts w:ascii="Courier New" w:eastAsia="Times New Roman" w:hAnsi="Courier New" w:cs="Courier New"/>
@@ -5172,7 +4374,8 @@
           <w:szCs w:val="20"/>
           <w14:ligatures w14:val="none"/>
         </w:rPr>
-        <w:t xml:space="preserve"> = [2,7,11,15], target = 9</w:t>
+        <w:br/>
+        <w:t>Input: nums = [3,2,4], target = 6</w:t>
       </w:r>
       <w:r>
         <w:rPr>
@@ -5184,126 +4387,6 @@
           <w14:ligatures w14:val="none"/>
         </w:rPr>
         <w:br/>
-        <w:t>Output: [0,1]</w:t>
-      </w:r>
-      <w:r>
-        <w:rPr>
-          <w:rFonts w:ascii="Courier New" w:eastAsia="Times New Roman" w:hAnsi="Courier New" w:cs="Courier New"/>
-          <w:color w:val="F2F2F2" w:themeColor="background1" w:themeShade="F2"/>
-          <w:kern w:val="0"/>
-          <w:sz w:val="20"/>
-          <w:szCs w:val="20"/>
-          <w14:ligatures w14:val="none"/>
-        </w:rPr>
-        <w:br/>
-        <w:t xml:space="preserve">Explanation: Because </w:t>
-      </w:r>
-      <w:proofErr w:type="spellStart"/>
-      <w:r>
-        <w:rPr>
-          <w:rFonts w:ascii="Courier New" w:eastAsia="Times New Roman" w:hAnsi="Courier New" w:cs="Courier New"/>
-          <w:color w:val="F2F2F2" w:themeColor="background1" w:themeShade="F2"/>
-          <w:kern w:val="0"/>
-          <w:sz w:val="20"/>
-          <w:szCs w:val="20"/>
-          <w14:ligatures w14:val="none"/>
-        </w:rPr>
-        <w:t>nums</w:t>
-      </w:r>
-      <w:proofErr w:type="spellEnd"/>
-      <w:r>
-        <w:rPr>
-          <w:rFonts w:ascii="Courier New" w:eastAsia="Times New Roman" w:hAnsi="Courier New" w:cs="Courier New"/>
-          <w:color w:val="F2F2F2" w:themeColor="background1" w:themeShade="F2"/>
-          <w:kern w:val="0"/>
-          <w:sz w:val="20"/>
-          <w:szCs w:val="20"/>
-          <w14:ligatures w14:val="none"/>
-        </w:rPr>
-        <w:t xml:space="preserve">[0] + </w:t>
-      </w:r>
-      <w:proofErr w:type="spellStart"/>
-      <w:r>
-        <w:rPr>
-          <w:rFonts w:ascii="Courier New" w:eastAsia="Times New Roman" w:hAnsi="Courier New" w:cs="Courier New"/>
-          <w:color w:val="F2F2F2" w:themeColor="background1" w:themeShade="F2"/>
-          <w:kern w:val="0"/>
-          <w:sz w:val="20"/>
-          <w:szCs w:val="20"/>
-          <w14:ligatures w14:val="none"/>
-        </w:rPr>
-        <w:t>nums</w:t>
-      </w:r>
-      <w:proofErr w:type="spellEnd"/>
-      <w:r>
-        <w:rPr>
-          <w:rFonts w:ascii="Courier New" w:eastAsia="Times New Roman" w:hAnsi="Courier New" w:cs="Courier New"/>
-          <w:color w:val="F2F2F2" w:themeColor="background1" w:themeShade="F2"/>
-          <w:kern w:val="0"/>
-          <w:sz w:val="20"/>
-          <w:szCs w:val="20"/>
-          <w14:ligatures w14:val="none"/>
-        </w:rPr>
-        <w:t>[1] == 9, we return [0, 1].</w:t>
-      </w:r>
-      <w:r>
-        <w:rPr>
-          <w:rFonts w:ascii="Courier New" w:eastAsia="Times New Roman" w:hAnsi="Courier New" w:cs="Courier New"/>
-          <w:color w:val="F2F2F2" w:themeColor="background1" w:themeShade="F2"/>
-          <w:kern w:val="0"/>
-          <w:sz w:val="20"/>
-          <w:szCs w:val="20"/>
-          <w14:ligatures w14:val="none"/>
-        </w:rPr>
-        <w:br/>
-        <w:t>Example 2:</w:t>
-      </w:r>
-      <w:r>
-        <w:rPr>
-          <w:rFonts w:ascii="Courier New" w:eastAsia="Times New Roman" w:hAnsi="Courier New" w:cs="Courier New"/>
-          <w:color w:val="F2F2F2" w:themeColor="background1" w:themeShade="F2"/>
-          <w:kern w:val="0"/>
-          <w:sz w:val="20"/>
-          <w:szCs w:val="20"/>
-          <w14:ligatures w14:val="none"/>
-        </w:rPr>
-        <w:br/>
-        <w:t xml:space="preserve">Input: </w:t>
-      </w:r>
-      <w:proofErr w:type="spellStart"/>
-      <w:r>
-        <w:rPr>
-          <w:rFonts w:ascii="Courier New" w:eastAsia="Times New Roman" w:hAnsi="Courier New" w:cs="Courier New"/>
-          <w:color w:val="F2F2F2" w:themeColor="background1" w:themeShade="F2"/>
-          <w:kern w:val="0"/>
-          <w:sz w:val="20"/>
-          <w:szCs w:val="20"/>
-          <w14:ligatures w14:val="none"/>
-        </w:rPr>
-        <w:t>nums</w:t>
-      </w:r>
-      <w:proofErr w:type="spellEnd"/>
-      <w:r>
-        <w:rPr>
-          <w:rFonts w:ascii="Courier New" w:eastAsia="Times New Roman" w:hAnsi="Courier New" w:cs="Courier New"/>
-          <w:color w:val="F2F2F2" w:themeColor="background1" w:themeShade="F2"/>
-          <w:kern w:val="0"/>
-          <w:sz w:val="20"/>
-          <w:szCs w:val="20"/>
-          <w14:ligatures w14:val="none"/>
-        </w:rPr>
-        <w:t xml:space="preserve"> = [3,2,4], target = 6</w:t>
-      </w:r>
-      <w:r>
-        <w:rPr>
-          <w:rFonts w:ascii="Courier New" w:eastAsia="Times New Roman" w:hAnsi="Courier New" w:cs="Courier New"/>
-          <w:color w:val="F2F2F2" w:themeColor="background1" w:themeShade="F2"/>
-          <w:kern w:val="0"/>
-          <w:sz w:val="20"/>
-          <w:szCs w:val="20"/>
-          <w14:ligatures w14:val="none"/>
-        </w:rPr>
-        <w:br/>
         <w:t>Output: [1,2]</w:t>
       </w:r>
     </w:p>
@@ -5476,25 +4559,14 @@
         </w:rPr>
         <w:t xml:space="preserve">Day 17(Array in DSA </w:t>
       </w:r>
-      <w:proofErr w:type="gramStart"/>
-      <w:r>
-        <w:rPr>
-          <w:rFonts w:ascii="Verdana" w:hAnsi="Verdana"/>
-          <w:color w:val="000000"/>
-          <w:sz w:val="24"/>
-          <w:szCs w:val="24"/>
-        </w:rPr>
-        <w:t>basic :</w:t>
-      </w:r>
-      <w:proofErr w:type="gramEnd"/>
-      <w:r>
-        <w:rPr>
-          <w:rFonts w:ascii="Verdana" w:hAnsi="Verdana"/>
-          <w:color w:val="000000"/>
-          <w:sz w:val="24"/>
-          <w:szCs w:val="24"/>
-        </w:rPr>
-        <w:t xml:space="preserve"> sorting, searching and reversing</w:t>
+      <w:r>
+        <w:rPr>
+          <w:rFonts w:ascii="Verdana" w:hAnsi="Verdana"/>
+          <w:color w:val="000000"/>
+          <w:sz w:val="24"/>
+          <w:szCs w:val="24"/>
+        </w:rPr>
+        <w:t>basic : sorting, searching and reversing</w:t>
       </w:r>
       <w:r>
         <w:rPr>
@@ -5528,36 +4600,16 @@
           <w:sz w:val="24"/>
           <w:szCs w:val="24"/>
         </w:rPr>
-        <w:t xml:space="preserve">Write a program to find the largest element in an array using both brute force and optimal solution </w:t>
-      </w:r>
-      <w:proofErr w:type="gramStart"/>
-      <w:r>
-        <w:rPr>
-          <w:rFonts w:ascii="Verdana" w:hAnsi="Verdana"/>
-          <w:color w:val="000000"/>
-          <w:sz w:val="24"/>
-          <w:szCs w:val="24"/>
-        </w:rPr>
-        <w:t>possible.</w:t>
-      </w:r>
-      <w:r>
-        <w:rPr>
-          <w:rFonts w:ascii="Verdana" w:hAnsi="Verdana"/>
-          <w:color w:val="000000"/>
-          <w:sz w:val="24"/>
-          <w:szCs w:val="24"/>
-        </w:rPr>
-        <w:t>(</w:t>
-      </w:r>
-      <w:proofErr w:type="gramEnd"/>
-      <w:r>
-        <w:rPr>
-          <w:rFonts w:ascii="Verdana" w:hAnsi="Verdana"/>
-          <w:color w:val="000000"/>
-          <w:sz w:val="24"/>
-          <w:szCs w:val="24"/>
-        </w:rPr>
-        <w:t>Sorting)</w:t>
+        <w:t>Write a program to find the largest element in an array using both brute force and optimal solution possible.</w:t>
+      </w:r>
+      <w:r>
+        <w:rPr>
+          <w:rFonts w:ascii="Verdana" w:hAnsi="Verdana"/>
+          <w:color w:val="000000"/>
+          <w:sz w:val="24"/>
+          <w:szCs w:val="24"/>
+        </w:rPr>
+        <w:t>(Sorting)</w:t>
       </w:r>
     </w:p>
     <w:bookmarkEnd w:id="0"/>
@@ -5762,7 +4814,6 @@
         </w:rPr>
         <w:t>Given an array, </w:t>
       </w:r>
-      <w:proofErr w:type="gramStart"/>
       <w:r>
         <w:rPr>
           <w:rFonts w:ascii="Verdana" w:hAnsi="Verdana"/>
@@ -5772,9 +4823,17 @@
           <w:sz w:val="24"/>
           <w:szCs w:val="24"/>
         </w:rPr>
-        <w:t>a[</w:t>
-      </w:r>
-      <w:proofErr w:type="gramEnd"/>
+        <w:t>a[]</w:t>
+      </w:r>
+      <w:r>
+        <w:rPr>
+          <w:rFonts w:ascii="Verdana" w:hAnsi="Verdana"/>
+          <w:color w:val="000000"/>
+          <w:sz w:val="24"/>
+          <w:szCs w:val="24"/>
+        </w:rPr>
+        <w:t> of n integers, and an integer element </w:t>
+      </w:r>
       <w:r>
         <w:rPr>
           <w:rFonts w:ascii="Verdana" w:hAnsi="Verdana"/>
@@ -5784,26 +4843,6 @@
           <w:sz w:val="24"/>
           <w:szCs w:val="24"/>
         </w:rPr>
-        <w:t>]</w:t>
-      </w:r>
-      <w:r>
-        <w:rPr>
-          <w:rFonts w:ascii="Verdana" w:hAnsi="Verdana"/>
-          <w:color w:val="000000"/>
-          <w:sz w:val="24"/>
-          <w:szCs w:val="24"/>
-        </w:rPr>
-        <w:t> of n integers, and an integer element </w:t>
-      </w:r>
-      <w:r>
-        <w:rPr>
-          <w:rFonts w:ascii="Verdana" w:hAnsi="Verdana"/>
-          <w:b/>
-          <w:bCs/>
-          <w:color w:val="000000"/>
-          <w:sz w:val="24"/>
-          <w:szCs w:val="24"/>
-        </w:rPr>
         <w:t>x</w:t>
       </w:r>
       <w:r>
@@ -5851,47 +4890,7 @@
           <w:sz w:val="24"/>
           <w:szCs w:val="24"/>
         </w:rPr>
-        <w:t xml:space="preserve"> </w:t>
-      </w:r>
-      <w:proofErr w:type="gramStart"/>
-      <w:r>
-        <w:rPr>
-          <w:rFonts w:ascii="Verdana" w:hAnsi="Verdana"/>
-          <w:color w:val="000000"/>
-          <w:sz w:val="24"/>
-          <w:szCs w:val="24"/>
-        </w:rPr>
-        <w:t>( Array</w:t>
-      </w:r>
-      <w:proofErr w:type="gramEnd"/>
-      <w:r>
-        <w:rPr>
-          <w:rFonts w:ascii="Verdana" w:hAnsi="Verdana"/>
-          <w:color w:val="000000"/>
-          <w:sz w:val="24"/>
-          <w:szCs w:val="24"/>
-        </w:rPr>
-        <w:t xml:space="preserve"> in DSA part </w:t>
-      </w:r>
-      <w:proofErr w:type="gramStart"/>
-      <w:r>
-        <w:rPr>
-          <w:rFonts w:ascii="Verdana" w:hAnsi="Verdana"/>
-          <w:color w:val="000000"/>
-          <w:sz w:val="24"/>
-          <w:szCs w:val="24"/>
-        </w:rPr>
-        <w:t>2 :</w:t>
-      </w:r>
-      <w:proofErr w:type="gramEnd"/>
-      <w:r>
-        <w:rPr>
-          <w:rFonts w:ascii="Verdana" w:hAnsi="Verdana"/>
-          <w:color w:val="000000"/>
-          <w:sz w:val="24"/>
-          <w:szCs w:val="24"/>
-        </w:rPr>
-        <w:t xml:space="preserve"> bubble sorting</w:t>
+        <w:t xml:space="preserve"> ( Array in DSA part 2 : bubble sorting</w:t>
       </w:r>
       <w:r>
         <w:rPr>
@@ -6048,9 +5047,8 @@
           <w:szCs w:val="27"/>
           <w14:ligatures w14:val="none"/>
         </w:rPr>
-        <w:t>Rotate Array Right by 1 (In-place</w:t>
-      </w:r>
-      <w:proofErr w:type="gramStart"/>
+        <w:t>Rotate Array Right by 1 (In-place)</w:t>
+      </w:r>
       <w:r>
         <w:rPr>
           <w:rFonts w:ascii="Mangal" w:eastAsia="Times New Roman" w:hAnsi="Mangal" w:cs="Mangal"/>
@@ -6061,7 +5059,28 @@
           <w:szCs w:val="27"/>
           <w14:ligatures w14:val="none"/>
         </w:rPr>
-        <w:t>)</w:t>
+        <w:t>.(</w:t>
+      </w:r>
+      <w:r>
+        <w:rPr>
+          <w:rFonts w:ascii="Mangal" w:eastAsia="Times New Roman" w:hAnsi="Mangal" w:cs="Mangal"/>
+          <w:kern w:val="0"/>
+          <w:sz w:val="20"/>
+          <w:szCs w:val="20"/>
+          <w14:ligatures w14:val="none"/>
+        </w:rPr>
+        <w:t>Input: {1, 2, 3, 4, 5}</w:t>
+      </w:r>
+      <w:r>
+        <w:rPr>
+          <w:rFonts w:ascii="Mangal" w:eastAsia="Times New Roman" w:hAnsi="Mangal" w:cs="Mangal"/>
+          <w:kern w:val="0"/>
+          <w:sz w:val="20"/>
+          <w:szCs w:val="20"/>
+          <w14:ligatures w14:val="none"/>
+        </w:rPr>
+        <w:br/>
+        <w:t>Output: {5, 1, 2, 3, 4}</w:t>
       </w:r>
       <w:r>
         <w:rPr>
@@ -6073,658 +5092,504 @@
           <w:szCs w:val="27"/>
           <w14:ligatures w14:val="none"/>
         </w:rPr>
-        <w:t>.(</w:t>
-      </w:r>
-      <w:proofErr w:type="gramEnd"/>
-      <w:r>
-        <w:rPr>
-          <w:rFonts w:ascii="Mangal" w:eastAsia="Times New Roman" w:hAnsi="Mangal" w:cs="Mangal"/>
-          <w:kern w:val="0"/>
-          <w:sz w:val="20"/>
-          <w:szCs w:val="20"/>
-          <w14:ligatures w14:val="none"/>
-        </w:rPr>
-        <w:t>Input: {1, 2, 3, 4, 5}</w:t>
-      </w:r>
-      <w:r>
-        <w:rPr>
-          <w:rFonts w:ascii="Mangal" w:eastAsia="Times New Roman" w:hAnsi="Mangal" w:cs="Mangal"/>
-          <w:kern w:val="0"/>
-          <w:sz w:val="20"/>
-          <w:szCs w:val="20"/>
-          <w14:ligatures w14:val="none"/>
+        <w:t>).</w:t>
+      </w:r>
+    </w:p>
+    <w:p>
+      <w:pPr>
+        <w:pStyle w:val="max2"/>
+        <w:numPr>
+          <w:ilvl w:val="0"/>
+          <w:numId w:val="26"/>
+        </w:numPr>
+        <w:rPr>
+          <w:rFonts w:ascii="Verdana" w:hAnsi="Verdana"/>
+          <w:color w:val="000000"/>
+          <w:sz w:val="24"/>
+          <w:szCs w:val="24"/>
+        </w:rPr>
+      </w:pPr>
+      <w:r>
+        <w:rPr>
+          <w:rFonts w:ascii="Verdana" w:hAnsi="Verdana"/>
+          <w:color w:val="000000"/>
+          <w:sz w:val="24"/>
+          <w:szCs w:val="24"/>
+        </w:rPr>
+        <w:t>Demonstrate insertion sorting for making an array in ascending order.</w:t>
+      </w:r>
+    </w:p>
+    <w:p>
+      <w:pPr>
+        <w:pStyle w:val="max2"/>
+        <w:numPr>
+          <w:ilvl w:val="0"/>
+          <w:numId w:val="26"/>
+        </w:numPr>
+        <w:rPr>
+          <w:rFonts w:ascii="Verdana" w:hAnsi="Verdana"/>
+          <w:color w:val="000000"/>
+          <w:sz w:val="24"/>
+          <w:szCs w:val="24"/>
+        </w:rPr>
+      </w:pPr>
+      <w:r>
+        <w:rPr>
+          <w:rFonts w:ascii="Verdana" w:hAnsi="Verdana"/>
+          <w:color w:val="000000"/>
+          <w:sz w:val="24"/>
+          <w:szCs w:val="24"/>
+        </w:rPr>
+        <w:t>Write a program to sort an array.</w:t>
+      </w:r>
+    </w:p>
+    <w:p>
+      <w:pPr>
+        <w:pStyle w:val="NormalWeb"/>
+        <w:numPr>
+          <w:ilvl w:val="0"/>
+          <w:numId w:val="26"/>
+        </w:numPr>
+        <w:rPr>
+          <w:rFonts w:ascii="Times New Roman" w:hAnsi="Times New Roman" w:cs="Times New Roman"/>
+          <w:sz w:val="28"/>
+          <w:szCs w:val="28"/>
+        </w:rPr>
+      </w:pPr>
+      <w:r>
+        <w:rPr>
+          <w:rFonts w:ascii="Verdana" w:hAnsi="Verdana"/>
+          <w:color w:val="000000"/>
+          <w:szCs w:val="24"/>
+        </w:rPr>
+        <w:br w:type="page"/>
+      </w:r>
+    </w:p>
+    <w:p>
+      <w:pPr>
+        <w:pStyle w:val="max2"/>
+        <w:rPr>
+          <w:rFonts w:ascii="Verdana" w:hAnsi="Verdana"/>
+          <w:color w:val="000000"/>
+          <w:sz w:val="24"/>
+          <w:szCs w:val="24"/>
+        </w:rPr>
+      </w:pPr>
+    </w:p>
+    <w:p>
+      <w:pPr>
+        <w:pStyle w:val="max2"/>
+        <w:rPr>
+          <w:rFonts w:ascii="Verdana" w:hAnsi="Verdana"/>
+          <w:color w:val="000000"/>
+          <w:sz w:val="24"/>
+          <w:szCs w:val="24"/>
+        </w:rPr>
+      </w:pPr>
+      <w:r>
+        <w:rPr>
+          <w:rFonts w:ascii="Verdana" w:hAnsi="Verdana"/>
+          <w:color w:val="000000"/>
+          <w:sz w:val="24"/>
+          <w:szCs w:val="24"/>
+        </w:rPr>
+        <w:t xml:space="preserve">Day 19 </w:t>
+      </w:r>
+    </w:p>
+    <w:p>
+      <w:pPr>
+        <w:pStyle w:val="max2"/>
+        <w:numPr>
+          <w:ilvl w:val="0"/>
+          <w:numId w:val="28"/>
+        </w:numPr>
+        <w:rPr>
+          <w:rFonts w:ascii="Verdana" w:hAnsi="Verdana"/>
+          <w:color w:val="000000"/>
+          <w:sz w:val="24"/>
+          <w:szCs w:val="24"/>
+        </w:rPr>
+      </w:pPr>
+      <w:r>
+        <w:rPr>
+          <w:rFonts w:ascii="Verdana" w:hAnsi="Verdana"/>
+          <w:color w:val="000000"/>
+          <w:sz w:val="24"/>
+          <w:szCs w:val="24"/>
+        </w:rPr>
+        <w:t>Write a program to sum of elements at odd index in an array.</w:t>
+      </w:r>
+    </w:p>
+    <w:p>
+      <w:pPr>
+        <w:pStyle w:val="max2"/>
+        <w:numPr>
+          <w:ilvl w:val="0"/>
+          <w:numId w:val="28"/>
+        </w:numPr>
+        <w:rPr>
+          <w:rFonts w:ascii="Verdana" w:hAnsi="Verdana"/>
+          <w:color w:val="000000"/>
+          <w:sz w:val="24"/>
+          <w:szCs w:val="24"/>
+        </w:rPr>
+      </w:pPr>
+      <w:r>
+        <w:rPr>
+          <w:rFonts w:ascii="Verdana" w:hAnsi="Verdana"/>
+          <w:color w:val="000000"/>
+          <w:sz w:val="24"/>
+          <w:szCs w:val="24"/>
+        </w:rPr>
+        <w:t xml:space="preserve">Write a program to </w:t>
+      </w:r>
+      <w:r>
+        <w:rPr>
+          <w:rFonts w:ascii="Verdana" w:hAnsi="Verdana"/>
+          <w:color w:val="000000"/>
+          <w:sz w:val="24"/>
+          <w:szCs w:val="24"/>
+        </w:rPr>
+        <w:t>Count Even and Odd Numbers</w:t>
+      </w:r>
+      <w:r>
+        <w:rPr>
+          <w:rFonts w:ascii="Verdana" w:hAnsi="Verdana"/>
+          <w:color w:val="000000"/>
+          <w:sz w:val="24"/>
+          <w:szCs w:val="24"/>
+        </w:rPr>
+        <w:t xml:space="preserve"> in an array.</w:t>
+      </w:r>
+    </w:p>
+    <w:p>
+      <w:pPr>
+        <w:pStyle w:val="max2"/>
+        <w:numPr>
+          <w:ilvl w:val="0"/>
+          <w:numId w:val="28"/>
+        </w:numPr>
+        <w:rPr>
+          <w:rFonts w:ascii="Verdana" w:hAnsi="Verdana"/>
+          <w:color w:val="000000"/>
+          <w:sz w:val="24"/>
+          <w:szCs w:val="24"/>
+        </w:rPr>
+      </w:pPr>
+      <w:r>
+        <w:rPr>
+          <w:rFonts w:ascii="Verdana" w:hAnsi="Verdana"/>
+          <w:color w:val="000000"/>
+          <w:sz w:val="24"/>
+          <w:szCs w:val="24"/>
+        </w:rPr>
+        <w:t xml:space="preserve">Write a program to </w:t>
+      </w:r>
+      <w:r>
+        <w:rPr>
+          <w:rFonts w:ascii="Verdana" w:hAnsi="Verdana"/>
+          <w:color w:val="000000"/>
+          <w:sz w:val="24"/>
+          <w:szCs w:val="24"/>
+        </w:rPr>
+        <w:t>Reverse Each Word in a Sentence</w:t>
+      </w:r>
+      <w:r>
+        <w:rPr>
+          <w:rFonts w:ascii="Verdana" w:hAnsi="Verdana"/>
+          <w:color w:val="000000"/>
+          <w:sz w:val="24"/>
+          <w:szCs w:val="24"/>
+        </w:rPr>
+        <w:t>. Use split().</w:t>
+      </w:r>
+    </w:p>
+    <w:p>
+      <w:pPr>
+        <w:pStyle w:val="max2"/>
+        <w:numPr>
+          <w:ilvl w:val="0"/>
+          <w:numId w:val="28"/>
+        </w:numPr>
+        <w:rPr>
+          <w:rFonts w:ascii="Verdana" w:hAnsi="Verdana"/>
+          <w:color w:val="000000"/>
+          <w:sz w:val="24"/>
+          <w:szCs w:val="24"/>
+        </w:rPr>
+      </w:pPr>
+      <w:r>
+        <w:rPr>
+          <w:rFonts w:ascii="Verdana" w:hAnsi="Verdana"/>
+          <w:color w:val="000000"/>
+          <w:sz w:val="24"/>
+          <w:szCs w:val="24"/>
+        </w:rPr>
+        <w:t xml:space="preserve">Write a program to </w:t>
+      </w:r>
+      <w:r>
+        <w:rPr>
+          <w:rFonts w:ascii="Verdana" w:hAnsi="Verdana"/>
+          <w:color w:val="000000"/>
+          <w:sz w:val="24"/>
+          <w:szCs w:val="24"/>
+        </w:rPr>
+        <w:t>Check if Two Strings Are Anagrams</w:t>
+      </w:r>
+      <w:r>
+        <w:rPr>
+          <w:rFonts w:ascii="Verdana" w:hAnsi="Verdana"/>
+          <w:color w:val="000000"/>
+          <w:sz w:val="24"/>
+          <w:szCs w:val="24"/>
+        </w:rPr>
+        <w:t xml:space="preserve">. Use  </w:t>
+      </w:r>
+      <w:r>
+        <w:rPr>
+          <w:rFonts w:ascii="Verdana" w:hAnsi="Verdana"/>
+          <w:color w:val="000000"/>
+          <w:sz w:val="24"/>
+          <w:szCs w:val="24"/>
+        </w:rPr>
+        <w:t>toCharArray(), Arrays.sort()</w:t>
+      </w:r>
+      <w:r>
+        <w:rPr>
+          <w:rFonts w:ascii="Verdana" w:hAnsi="Verdana"/>
+          <w:color w:val="000000"/>
+          <w:sz w:val="24"/>
+          <w:szCs w:val="24"/>
+        </w:rPr>
+        <w:t>, Arrays.equal()</w:t>
+      </w:r>
+      <w:r>
+        <w:rPr>
+          <w:rFonts w:ascii="Verdana" w:hAnsi="Verdana"/>
+          <w:color w:val="000000"/>
+          <w:sz w:val="24"/>
+          <w:szCs w:val="24"/>
+        </w:rPr>
+        <w:t>.</w:t>
+      </w:r>
+    </w:p>
+    <w:p>
+      <w:pPr>
+        <w:pStyle w:val="max2"/>
+        <w:numPr>
+          <w:ilvl w:val="0"/>
+          <w:numId w:val="28"/>
+        </w:numPr>
+        <w:rPr>
+          <w:rFonts w:ascii="Verdana" w:hAnsi="Verdana"/>
+          <w:b/>
+          <w:bCs/>
+          <w:color w:val="000000"/>
+          <w:sz w:val="24"/>
+          <w:szCs w:val="24"/>
+        </w:rPr>
+      </w:pPr>
+      <w:r>
+        <w:rPr>
+          <w:rFonts w:ascii="Verdana" w:hAnsi="Verdana"/>
+          <w:color w:val="000000"/>
+          <w:sz w:val="24"/>
+          <w:szCs w:val="24"/>
+        </w:rPr>
+        <w:t xml:space="preserve">Write a program to </w:t>
+      </w:r>
+      <w:r>
+        <w:rPr>
+          <w:rFonts w:ascii="Verdana" w:hAnsi="Verdana"/>
+          <w:b/>
+          <w:bCs/>
+          <w:color w:val="000000"/>
+          <w:sz w:val="24"/>
+          <w:szCs w:val="24"/>
+        </w:rPr>
+        <w:t>Find First Non-Repeating Character</w:t>
+      </w:r>
+      <w:r>
+        <w:rPr>
+          <w:rFonts w:ascii="Verdana" w:hAnsi="Verdana"/>
+          <w:b/>
+          <w:bCs/>
+          <w:color w:val="000000"/>
+          <w:sz w:val="24"/>
+          <w:szCs w:val="24"/>
+        </w:rPr>
+        <w:t xml:space="preserve">        </w:t>
+      </w:r>
+      <w:r>
+        <w:rPr>
+          <w:rFonts w:ascii="Verdana" w:hAnsi="Verdana"/>
+          <w:color w:val="000000"/>
+          <w:szCs w:val="24"/>
+        </w:rPr>
+        <w:t>Input: "swiss"  Output: 'w'</w:t>
+      </w:r>
+      <w:r>
+        <w:rPr>
+          <w:rFonts w:ascii="Verdana" w:hAnsi="Verdana"/>
+          <w:b/>
+          <w:bCs/>
+          <w:color w:val="000000"/>
+          <w:sz w:val="24"/>
+          <w:szCs w:val="24"/>
+        </w:rPr>
+        <w:t>.</w:t>
+      </w:r>
+    </w:p>
+    <w:p>
+      <w:pPr>
+        <w:pStyle w:val="max2"/>
+        <w:numPr>
+          <w:ilvl w:val="0"/>
+          <w:numId w:val="28"/>
+        </w:numPr>
+        <w:rPr>
+          <w:rFonts w:ascii="Verdana" w:hAnsi="Verdana"/>
+          <w:color w:val="000000"/>
+          <w:sz w:val="24"/>
+          <w:szCs w:val="24"/>
+        </w:rPr>
+      </w:pPr>
+      <w:r>
+        <w:rPr>
+          <w:rFonts w:ascii="Verdana" w:hAnsi="Verdana"/>
+          <w:color w:val="000000"/>
+          <w:sz w:val="24"/>
+          <w:szCs w:val="24"/>
+        </w:rPr>
+        <w:t>Move All Zeros to End (In-place)</w:t>
+      </w:r>
+      <w:r>
+        <w:rPr>
+          <w:rFonts w:ascii="Verdana" w:hAnsi="Verdana"/>
+          <w:color w:val="000000"/>
+          <w:sz w:val="24"/>
+          <w:szCs w:val="24"/>
+        </w:rPr>
+        <w:t>.</w:t>
+      </w:r>
+      <w:r>
+        <w:rPr>
+          <w:rFonts w:asciiTheme="minorHAnsi" w:eastAsiaTheme="minorHAnsi" w:hAnsiTheme="minorHAnsi" w:cstheme="minorBidi"/>
+          <w:kern w:val="2"/>
+          <w:sz w:val="24"/>
+          <w:szCs w:val="21"/>
+          <w14:ligatures w14:val="standardContextual"/>
+        </w:rPr>
+        <w:t xml:space="preserve"> </w:t>
+      </w:r>
+      <w:r>
+        <w:rPr>
+          <w:rFonts w:ascii="Verdana" w:hAnsi="Verdana"/>
+          <w:color w:val="000000"/>
+          <w:sz w:val="24"/>
+          <w:szCs w:val="24"/>
+        </w:rPr>
+        <w:t>shifting + tracking index.</w:t>
+      </w:r>
+    </w:p>
+    <w:p>
+      <w:pPr>
+        <w:pStyle w:val="max2"/>
+        <w:rPr>
+          <w:rFonts w:ascii="Verdana" w:hAnsi="Verdana"/>
+          <w:color w:val="000000"/>
+          <w:sz w:val="24"/>
+          <w:szCs w:val="24"/>
+        </w:rPr>
+      </w:pPr>
+      <w:r>
+        <w:rPr>
+          <w:rFonts w:ascii="Verdana" w:hAnsi="Verdana"/>
+          <w:color w:val="000000"/>
+          <w:sz w:val="24"/>
+          <w:szCs w:val="24"/>
+        </w:rPr>
+        <w:t>Input: {0, 1, 0, 3, 12}</w:t>
+      </w:r>
+      <w:r>
+        <w:rPr>
+          <w:rFonts w:ascii="Verdana" w:hAnsi="Verdana"/>
+          <w:color w:val="000000"/>
+          <w:sz w:val="24"/>
+          <w:szCs w:val="24"/>
         </w:rPr>
         <w:br/>
-        <w:t>Output: {5, 1, 2, 3, 4}</w:t>
-      </w:r>
-      <w:r>
+        <w:t>Output: {1, 3, 12, 0, 0}</w:t>
+      </w:r>
+    </w:p>
+    <w:p>
+      <w:pPr>
+        <w:pStyle w:val="max2"/>
+        <w:rPr>
+          <w:rFonts w:ascii="Verdana" w:hAnsi="Verdana"/>
+          <w:color w:val="000000"/>
+          <w:sz w:val="24"/>
+          <w:szCs w:val="24"/>
+        </w:rPr>
+      </w:pPr>
+    </w:p>
+    <w:p>
+      <w:pPr>
+        <w:pStyle w:val="max2"/>
+        <w:rPr>
+          <w:rFonts w:ascii="Verdana" w:hAnsi="Verdana"/>
+          <w:color w:val="000000"/>
+          <w:sz w:val="24"/>
+          <w:szCs w:val="24"/>
+        </w:rPr>
+      </w:pPr>
+      <w:r>
+        <w:rPr>
+          <w:rFonts w:ascii="Verdana" w:hAnsi="Verdana"/>
+          <w:color w:val="000000"/>
+          <w:sz w:val="24"/>
+          <w:szCs w:val="24"/>
+        </w:rPr>
+        <w:t xml:space="preserve">Day </w:t>
+      </w:r>
+      <w:r>
+        <w:rPr>
+          <w:rFonts w:ascii="Verdana" w:hAnsi="Verdana"/>
+          <w:color w:val="000000"/>
+          <w:sz w:val="24"/>
+          <w:szCs w:val="24"/>
+        </w:rPr>
+        <w:t>2</w:t>
+      </w:r>
+      <w:r>
+        <w:rPr>
+          <w:rFonts w:ascii="Verdana" w:hAnsi="Verdana"/>
+          <w:color w:val="000000"/>
+          <w:sz w:val="24"/>
+          <w:szCs w:val="24"/>
+        </w:rPr>
+        <w:t>0(Array and Arraylist)</w:t>
+      </w:r>
+    </w:p>
+    <w:p>
+      <w:pPr>
+        <w:pStyle w:val="ListParagraph"/>
+        <w:numPr>
+          <w:ilvl w:val="0"/>
+          <w:numId w:val="29"/>
+        </w:numPr>
+        <w:spacing w:before="100" w:beforeAutospacing="1" w:after="100" w:afterAutospacing="1" w:line="240" w:lineRule="auto"/>
+        <w:outlineLvl w:val="1"/>
         <w:rPr>
           <w:rFonts w:ascii="Mangal" w:eastAsia="Times New Roman" w:hAnsi="Mangal" w:cs="Mangal"/>
           <w:b/>
           <w:bCs/>
           <w:kern w:val="0"/>
-          <w:sz w:val="27"/>
-          <w:szCs w:val="27"/>
-          <w14:ligatures w14:val="none"/>
-        </w:rPr>
-        <w:t>).</w:t>
-      </w:r>
-    </w:p>
-    <w:p>
-      <w:pPr>
-        <w:pStyle w:val="max2"/>
-        <w:numPr>
-          <w:ilvl w:val="0"/>
-          <w:numId w:val="26"/>
-        </w:numPr>
-        <w:rPr>
-          <w:rFonts w:ascii="Verdana" w:hAnsi="Verdana"/>
-          <w:color w:val="000000"/>
-          <w:sz w:val="24"/>
-          <w:szCs w:val="24"/>
-        </w:rPr>
-      </w:pPr>
-      <w:r>
-        <w:rPr>
-          <w:rFonts w:ascii="Verdana" w:hAnsi="Verdana"/>
-          <w:color w:val="000000"/>
-          <w:sz w:val="24"/>
-          <w:szCs w:val="24"/>
-        </w:rPr>
-        <w:t>Demonstrate insertion sorting for making an array in ascending order.</w:t>
-      </w:r>
-    </w:p>
-    <w:p>
-      <w:pPr>
-        <w:pStyle w:val="max2"/>
-        <w:numPr>
-          <w:ilvl w:val="0"/>
-          <w:numId w:val="26"/>
-        </w:numPr>
-        <w:rPr>
-          <w:rFonts w:ascii="Verdana" w:hAnsi="Verdana"/>
-          <w:color w:val="000000"/>
-          <w:sz w:val="24"/>
-          <w:szCs w:val="24"/>
-        </w:rPr>
-      </w:pPr>
-      <w:r>
-        <w:rPr>
-          <w:rFonts w:ascii="Verdana" w:hAnsi="Verdana"/>
-          <w:color w:val="000000"/>
-          <w:sz w:val="24"/>
-          <w:szCs w:val="24"/>
-        </w:rPr>
-        <w:t>Write a program to sort an array.</w:t>
-      </w:r>
-    </w:p>
-    <w:p>
-      <w:pPr>
-        <w:pStyle w:val="NormalWeb"/>
-        <w:numPr>
-          <w:ilvl w:val="0"/>
-          <w:numId w:val="26"/>
-        </w:numPr>
-        <w:rPr>
-          <w:rFonts w:ascii="Times New Roman" w:hAnsi="Times New Roman" w:cs="Times New Roman"/>
-          <w:sz w:val="28"/>
-          <w:szCs w:val="28"/>
-        </w:rPr>
-      </w:pPr>
-      <w:r>
-        <w:rPr>
-          <w:rFonts w:ascii="Verdana" w:hAnsi="Verdana"/>
-          <w:color w:val="000000"/>
-          <w:szCs w:val="24"/>
-        </w:rPr>
-        <w:br w:type="page"/>
-      </w:r>
-    </w:p>
-    <w:p>
-      <w:pPr>
-        <w:pStyle w:val="max2"/>
-        <w:rPr>
-          <w:rFonts w:ascii="Verdana" w:hAnsi="Verdana"/>
-          <w:color w:val="000000"/>
-          <w:sz w:val="24"/>
-          <w:szCs w:val="24"/>
-        </w:rPr>
-      </w:pPr>
-    </w:p>
-    <w:p>
-      <w:pPr>
-        <w:pStyle w:val="max2"/>
-        <w:rPr>
-          <w:rFonts w:ascii="Verdana" w:hAnsi="Verdana"/>
-          <w:color w:val="000000"/>
-          <w:sz w:val="24"/>
-          <w:szCs w:val="24"/>
-        </w:rPr>
-      </w:pPr>
-      <w:r>
-        <w:rPr>
-          <w:rFonts w:ascii="Verdana" w:hAnsi="Verdana"/>
-          <w:color w:val="000000"/>
-          <w:sz w:val="24"/>
-          <w:szCs w:val="24"/>
-        </w:rPr>
-        <w:t xml:space="preserve">Day 19 </w:t>
-      </w:r>
-    </w:p>
-    <w:p>
-      <w:pPr>
-        <w:pStyle w:val="max2"/>
-        <w:numPr>
-          <w:ilvl w:val="0"/>
-          <w:numId w:val="28"/>
-        </w:numPr>
-        <w:rPr>
-          <w:rFonts w:ascii="Verdana" w:hAnsi="Verdana"/>
-          <w:color w:val="000000"/>
-          <w:sz w:val="24"/>
-          <w:szCs w:val="24"/>
-        </w:rPr>
-      </w:pPr>
-      <w:r>
-        <w:rPr>
-          <w:rFonts w:ascii="Verdana" w:hAnsi="Verdana"/>
-          <w:color w:val="000000"/>
-          <w:sz w:val="24"/>
-          <w:szCs w:val="24"/>
-        </w:rPr>
-        <w:t>Write a program to sum of elements at odd index in an array.</w:t>
-      </w:r>
-    </w:p>
-    <w:p>
-      <w:pPr>
-        <w:pStyle w:val="max2"/>
-        <w:numPr>
-          <w:ilvl w:val="0"/>
-          <w:numId w:val="28"/>
-        </w:numPr>
-        <w:rPr>
-          <w:rFonts w:ascii="Verdana" w:hAnsi="Verdana"/>
-          <w:color w:val="000000"/>
-          <w:sz w:val="24"/>
-          <w:szCs w:val="24"/>
-        </w:rPr>
-      </w:pPr>
-      <w:r>
-        <w:rPr>
-          <w:rFonts w:ascii="Verdana" w:hAnsi="Verdana"/>
-          <w:color w:val="000000"/>
-          <w:sz w:val="24"/>
-          <w:szCs w:val="24"/>
-        </w:rPr>
-        <w:t xml:space="preserve">Write a program to </w:t>
-      </w:r>
-      <w:r>
-        <w:rPr>
-          <w:rFonts w:ascii="Verdana" w:hAnsi="Verdana"/>
-          <w:color w:val="000000"/>
-          <w:sz w:val="24"/>
-          <w:szCs w:val="24"/>
-        </w:rPr>
-        <w:t>Count Even and Odd Numbers</w:t>
-      </w:r>
-      <w:r>
-        <w:rPr>
-          <w:rFonts w:ascii="Verdana" w:hAnsi="Verdana"/>
-          <w:color w:val="000000"/>
-          <w:sz w:val="24"/>
-          <w:szCs w:val="24"/>
-        </w:rPr>
-        <w:t xml:space="preserve"> in an array.</w:t>
-      </w:r>
-    </w:p>
-    <w:p>
-      <w:pPr>
-        <w:pStyle w:val="max2"/>
-        <w:numPr>
-          <w:ilvl w:val="0"/>
-          <w:numId w:val="28"/>
-        </w:numPr>
-        <w:rPr>
-          <w:rFonts w:ascii="Verdana" w:hAnsi="Verdana"/>
-          <w:color w:val="000000"/>
-          <w:sz w:val="24"/>
-          <w:szCs w:val="24"/>
-        </w:rPr>
-      </w:pPr>
-      <w:r>
-        <w:rPr>
-          <w:rFonts w:ascii="Verdana" w:hAnsi="Verdana"/>
-          <w:color w:val="000000"/>
-          <w:sz w:val="24"/>
-          <w:szCs w:val="24"/>
-        </w:rPr>
-        <w:t xml:space="preserve">Write a program to </w:t>
-      </w:r>
-      <w:r>
-        <w:rPr>
-          <w:rFonts w:ascii="Verdana" w:hAnsi="Verdana"/>
-          <w:color w:val="000000"/>
-          <w:sz w:val="24"/>
-          <w:szCs w:val="24"/>
-        </w:rPr>
-        <w:t>Reverse Each Word in a Sentence</w:t>
-      </w:r>
-      <w:r>
-        <w:rPr>
-          <w:rFonts w:ascii="Verdana" w:hAnsi="Verdana"/>
-          <w:color w:val="000000"/>
-          <w:sz w:val="24"/>
-          <w:szCs w:val="24"/>
-        </w:rPr>
-        <w:t xml:space="preserve">. Use </w:t>
-      </w:r>
-      <w:proofErr w:type="gramStart"/>
-      <w:r>
-        <w:rPr>
-          <w:rFonts w:ascii="Verdana" w:hAnsi="Verdana"/>
-          <w:color w:val="000000"/>
-          <w:sz w:val="24"/>
-          <w:szCs w:val="24"/>
-        </w:rPr>
-        <w:t>split(</w:t>
-      </w:r>
-      <w:proofErr w:type="gramEnd"/>
-      <w:r>
-        <w:rPr>
-          <w:rFonts w:ascii="Verdana" w:hAnsi="Verdana"/>
-          <w:color w:val="000000"/>
-          <w:sz w:val="24"/>
-          <w:szCs w:val="24"/>
-        </w:rPr>
-        <w:t>).</w:t>
-      </w:r>
-    </w:p>
-    <w:p>
-      <w:pPr>
-        <w:pStyle w:val="max2"/>
-        <w:numPr>
-          <w:ilvl w:val="0"/>
-          <w:numId w:val="28"/>
-        </w:numPr>
-        <w:rPr>
-          <w:rFonts w:ascii="Verdana" w:hAnsi="Verdana"/>
-          <w:color w:val="000000"/>
-          <w:sz w:val="24"/>
-          <w:szCs w:val="24"/>
-        </w:rPr>
-      </w:pPr>
-      <w:r>
-        <w:rPr>
-          <w:rFonts w:ascii="Verdana" w:hAnsi="Verdana"/>
-          <w:color w:val="000000"/>
-          <w:sz w:val="24"/>
-          <w:szCs w:val="24"/>
-        </w:rPr>
-        <w:t xml:space="preserve">Write a program to </w:t>
-      </w:r>
-      <w:r>
-        <w:rPr>
-          <w:rFonts w:ascii="Verdana" w:hAnsi="Verdana"/>
-          <w:color w:val="000000"/>
-          <w:sz w:val="24"/>
-          <w:szCs w:val="24"/>
-        </w:rPr>
-        <w:t>Check if Two Strings Are Anagrams</w:t>
-      </w:r>
-      <w:r>
-        <w:rPr>
-          <w:rFonts w:ascii="Verdana" w:hAnsi="Verdana"/>
-          <w:color w:val="000000"/>
-          <w:sz w:val="24"/>
-          <w:szCs w:val="24"/>
-        </w:rPr>
-        <w:t xml:space="preserve">. </w:t>
-      </w:r>
-      <w:proofErr w:type="gramStart"/>
-      <w:r>
-        <w:rPr>
-          <w:rFonts w:ascii="Verdana" w:hAnsi="Verdana"/>
-          <w:color w:val="000000"/>
-          <w:sz w:val="24"/>
-          <w:szCs w:val="24"/>
-        </w:rPr>
-        <w:t xml:space="preserve">Use  </w:t>
-      </w:r>
-      <w:proofErr w:type="spellStart"/>
-      <w:r>
-        <w:rPr>
-          <w:rFonts w:ascii="Verdana" w:hAnsi="Verdana"/>
-          <w:color w:val="000000"/>
-          <w:sz w:val="24"/>
-          <w:szCs w:val="24"/>
-        </w:rPr>
-        <w:t>toCharArray</w:t>
-      </w:r>
-      <w:proofErr w:type="spellEnd"/>
-      <w:proofErr w:type="gramEnd"/>
-      <w:r>
-        <w:rPr>
-          <w:rFonts w:ascii="Verdana" w:hAnsi="Verdana"/>
-          <w:color w:val="000000"/>
-          <w:sz w:val="24"/>
-          <w:szCs w:val="24"/>
-        </w:rPr>
-        <w:t xml:space="preserve">(), </w:t>
-      </w:r>
-      <w:proofErr w:type="spellStart"/>
-      <w:r>
-        <w:rPr>
-          <w:rFonts w:ascii="Verdana" w:hAnsi="Verdana"/>
-          <w:color w:val="000000"/>
-          <w:sz w:val="24"/>
-          <w:szCs w:val="24"/>
-        </w:rPr>
-        <w:t>Arrays.sort</w:t>
-      </w:r>
-      <w:proofErr w:type="spellEnd"/>
-      <w:r>
-        <w:rPr>
-          <w:rFonts w:ascii="Verdana" w:hAnsi="Verdana"/>
-          <w:color w:val="000000"/>
-          <w:sz w:val="24"/>
-          <w:szCs w:val="24"/>
-        </w:rPr>
-        <w:t>()</w:t>
-      </w:r>
-      <w:r>
-        <w:rPr>
-          <w:rFonts w:ascii="Verdana" w:hAnsi="Verdana"/>
-          <w:color w:val="000000"/>
-          <w:sz w:val="24"/>
-          <w:szCs w:val="24"/>
-        </w:rPr>
-        <w:t xml:space="preserve">, </w:t>
-      </w:r>
-      <w:proofErr w:type="spellStart"/>
-      <w:r>
-        <w:rPr>
-          <w:rFonts w:ascii="Verdana" w:hAnsi="Verdana"/>
-          <w:color w:val="000000"/>
-          <w:sz w:val="24"/>
-          <w:szCs w:val="24"/>
-        </w:rPr>
-        <w:t>Arrays.equal</w:t>
-      </w:r>
-      <w:proofErr w:type="spellEnd"/>
-      <w:r>
-        <w:rPr>
-          <w:rFonts w:ascii="Verdana" w:hAnsi="Verdana"/>
-          <w:color w:val="000000"/>
-          <w:sz w:val="24"/>
-          <w:szCs w:val="24"/>
-        </w:rPr>
-        <w:t>()</w:t>
-      </w:r>
-      <w:r>
-        <w:rPr>
-          <w:rFonts w:ascii="Verdana" w:hAnsi="Verdana"/>
-          <w:color w:val="000000"/>
-          <w:sz w:val="24"/>
-          <w:szCs w:val="24"/>
-        </w:rPr>
-        <w:t>.</w:t>
-      </w:r>
-    </w:p>
-    <w:p>
-      <w:pPr>
-        <w:pStyle w:val="max2"/>
-        <w:numPr>
-          <w:ilvl w:val="0"/>
-          <w:numId w:val="28"/>
-        </w:numPr>
-        <w:rPr>
-          <w:rFonts w:ascii="Verdana" w:hAnsi="Verdana"/>
-          <w:b/>
-          <w:bCs/>
-          <w:color w:val="000000"/>
-          <w:sz w:val="24"/>
-          <w:szCs w:val="24"/>
-        </w:rPr>
-      </w:pPr>
-      <w:r>
-        <w:rPr>
-          <w:rFonts w:ascii="Verdana" w:hAnsi="Verdana"/>
-          <w:color w:val="000000"/>
-          <w:sz w:val="24"/>
-          <w:szCs w:val="24"/>
-        </w:rPr>
-        <w:t xml:space="preserve">Write a program to </w:t>
-      </w:r>
-      <w:r>
-        <w:rPr>
-          <w:rFonts w:ascii="Verdana" w:hAnsi="Verdana"/>
-          <w:b/>
-          <w:bCs/>
-          <w:color w:val="000000"/>
-          <w:sz w:val="24"/>
-          <w:szCs w:val="24"/>
-        </w:rPr>
-        <w:t>Find First Non-Repeating Character</w:t>
-      </w:r>
-      <w:r>
-        <w:rPr>
-          <w:rFonts w:ascii="Verdana" w:hAnsi="Verdana"/>
-          <w:b/>
-          <w:bCs/>
-          <w:color w:val="000000"/>
-          <w:sz w:val="24"/>
-          <w:szCs w:val="24"/>
-        </w:rPr>
-        <w:t xml:space="preserve">        </w:t>
-      </w:r>
-      <w:r>
-        <w:rPr>
-          <w:rFonts w:ascii="Verdana" w:hAnsi="Verdana"/>
-          <w:color w:val="000000"/>
-          <w:szCs w:val="24"/>
-        </w:rPr>
-        <w:t>Input: "</w:t>
-      </w:r>
-      <w:proofErr w:type="spellStart"/>
-      <w:r>
-        <w:rPr>
-          <w:rFonts w:ascii="Verdana" w:hAnsi="Verdana"/>
-          <w:color w:val="000000"/>
-          <w:szCs w:val="24"/>
-        </w:rPr>
-        <w:t>swiss</w:t>
-      </w:r>
-      <w:proofErr w:type="spellEnd"/>
-      <w:proofErr w:type="gramStart"/>
-      <w:r>
-        <w:rPr>
-          <w:rFonts w:ascii="Verdana" w:hAnsi="Verdana"/>
-          <w:color w:val="000000"/>
-          <w:szCs w:val="24"/>
-        </w:rPr>
-        <w:t>"  Output</w:t>
-      </w:r>
-      <w:proofErr w:type="gramEnd"/>
-      <w:r>
-        <w:rPr>
-          <w:rFonts w:ascii="Verdana" w:hAnsi="Verdana"/>
-          <w:color w:val="000000"/>
-          <w:szCs w:val="24"/>
-        </w:rPr>
-        <w:t>: 'w'</w:t>
-      </w:r>
-      <w:r>
-        <w:rPr>
-          <w:rFonts w:ascii="Verdana" w:hAnsi="Verdana"/>
-          <w:b/>
-          <w:bCs/>
-          <w:color w:val="000000"/>
-          <w:sz w:val="24"/>
-          <w:szCs w:val="24"/>
-        </w:rPr>
-        <w:t>.</w:t>
-      </w:r>
-    </w:p>
-    <w:p>
-      <w:pPr>
-        <w:pStyle w:val="max2"/>
-        <w:numPr>
-          <w:ilvl w:val="0"/>
-          <w:numId w:val="28"/>
-        </w:numPr>
-        <w:rPr>
-          <w:rFonts w:ascii="Verdana" w:hAnsi="Verdana"/>
-          <w:color w:val="000000"/>
-          <w:sz w:val="24"/>
-          <w:szCs w:val="24"/>
-        </w:rPr>
-      </w:pPr>
-      <w:r>
-        <w:rPr>
-          <w:rFonts w:ascii="Verdana" w:hAnsi="Verdana"/>
-          <w:color w:val="000000"/>
-          <w:sz w:val="24"/>
-          <w:szCs w:val="24"/>
-        </w:rPr>
-        <w:t>Move All Zeros to End (In-place)</w:t>
-      </w:r>
-      <w:r>
-        <w:rPr>
-          <w:rFonts w:ascii="Verdana" w:hAnsi="Verdana"/>
-          <w:color w:val="000000"/>
-          <w:sz w:val="24"/>
-          <w:szCs w:val="24"/>
-        </w:rPr>
-        <w:t>.</w:t>
-      </w:r>
-      <w:r>
-        <w:rPr>
-          <w:rFonts w:asciiTheme="minorHAnsi" w:eastAsiaTheme="minorHAnsi" w:hAnsiTheme="minorHAnsi" w:cstheme="minorBidi"/>
-          <w:kern w:val="2"/>
-          <w:sz w:val="24"/>
-          <w:szCs w:val="21"/>
-          <w14:ligatures w14:val="standardContextual"/>
-        </w:rPr>
-        <w:t xml:space="preserve"> </w:t>
-      </w:r>
-      <w:r>
-        <w:rPr>
-          <w:rFonts w:ascii="Verdana" w:hAnsi="Verdana"/>
-          <w:color w:val="000000"/>
-          <w:sz w:val="24"/>
-          <w:szCs w:val="24"/>
-        </w:rPr>
-        <w:t>shifting + tracking index.</w:t>
-      </w:r>
-    </w:p>
-    <w:p>
-      <w:pPr>
-        <w:pStyle w:val="max2"/>
-        <w:rPr>
-          <w:rFonts w:ascii="Verdana" w:hAnsi="Verdana"/>
-          <w:color w:val="000000"/>
-          <w:sz w:val="24"/>
-          <w:szCs w:val="24"/>
-        </w:rPr>
-      </w:pPr>
-      <w:r>
-        <w:rPr>
-          <w:rFonts w:ascii="Verdana" w:hAnsi="Verdana"/>
-          <w:color w:val="000000"/>
-          <w:sz w:val="24"/>
-          <w:szCs w:val="24"/>
-        </w:rPr>
-        <w:t>Input: {0, 1, 0, 3, 12}</w:t>
-      </w:r>
-      <w:r>
-        <w:rPr>
-          <w:rFonts w:ascii="Verdana" w:hAnsi="Verdana"/>
-          <w:color w:val="000000"/>
-          <w:sz w:val="24"/>
-          <w:szCs w:val="24"/>
-        </w:rPr>
-        <w:br/>
-        <w:t>Output: {1, 3, 12, 0, 0}</w:t>
-      </w:r>
-    </w:p>
-    <w:p>
-      <w:pPr>
-        <w:pStyle w:val="max2"/>
-        <w:rPr>
-          <w:rFonts w:ascii="Verdana" w:hAnsi="Verdana"/>
-          <w:color w:val="000000"/>
-          <w:sz w:val="24"/>
-          <w:szCs w:val="24"/>
-        </w:rPr>
-      </w:pPr>
-    </w:p>
-    <w:p>
-      <w:pPr>
-        <w:pStyle w:val="max2"/>
-        <w:rPr>
-          <w:rFonts w:ascii="Verdana" w:hAnsi="Verdana"/>
-          <w:color w:val="000000"/>
-          <w:sz w:val="24"/>
-          <w:szCs w:val="24"/>
-        </w:rPr>
-      </w:pPr>
-      <w:r>
-        <w:rPr>
-          <w:rFonts w:ascii="Verdana" w:hAnsi="Verdana"/>
-          <w:color w:val="000000"/>
-          <w:sz w:val="24"/>
-          <w:szCs w:val="24"/>
-        </w:rPr>
-        <w:t xml:space="preserve">Day </w:t>
-      </w:r>
-      <w:r>
-        <w:rPr>
-          <w:rFonts w:ascii="Verdana" w:hAnsi="Verdana"/>
-          <w:color w:val="000000"/>
-          <w:sz w:val="24"/>
-          <w:szCs w:val="24"/>
-        </w:rPr>
-        <w:t>2</w:t>
-      </w:r>
-      <w:r>
-        <w:rPr>
-          <w:rFonts w:ascii="Verdana" w:hAnsi="Verdana"/>
-          <w:color w:val="000000"/>
-          <w:sz w:val="24"/>
-          <w:szCs w:val="24"/>
-        </w:rPr>
-        <w:t xml:space="preserve">0(Array and </w:t>
-      </w:r>
-      <w:proofErr w:type="spellStart"/>
-      <w:r>
-        <w:rPr>
-          <w:rFonts w:ascii="Verdana" w:hAnsi="Verdana"/>
-          <w:color w:val="000000"/>
-          <w:sz w:val="24"/>
-          <w:szCs w:val="24"/>
-        </w:rPr>
-        <w:t>Arraylist</w:t>
-      </w:r>
-      <w:proofErr w:type="spellEnd"/>
-      <w:r>
-        <w:rPr>
-          <w:rFonts w:ascii="Verdana" w:hAnsi="Verdana"/>
-          <w:color w:val="000000"/>
-          <w:sz w:val="24"/>
-          <w:szCs w:val="24"/>
-        </w:rPr>
-        <w:t>)</w:t>
-      </w:r>
-    </w:p>
-    <w:p>
-      <w:pPr>
-        <w:pStyle w:val="ListParagraph"/>
-        <w:numPr>
-          <w:ilvl w:val="0"/>
-          <w:numId w:val="29"/>
-        </w:numPr>
-        <w:spacing w:before="100" w:beforeAutospacing="1" w:after="100" w:afterAutospacing="1" w:line="240" w:lineRule="auto"/>
-        <w:outlineLvl w:val="1"/>
+          <w:szCs w:val="24"/>
+          <w14:ligatures w14:val="none"/>
+        </w:rPr>
+      </w:pPr>
+      <w:r>
         <w:rPr>
           <w:rFonts w:ascii="Mangal" w:eastAsia="Times New Roman" w:hAnsi="Mangal" w:cs="Mangal"/>
           <w:b/>
@@ -6733,22 +5598,53 @@
           <w:szCs w:val="24"/>
           <w14:ligatures w14:val="none"/>
         </w:rPr>
-      </w:pPr>
-      <w:r>
+        <w:t xml:space="preserve">Find Duplicate in an Array, </w:t>
+      </w:r>
+    </w:p>
+    <w:p>
+      <w:pPr>
+        <w:pStyle w:val="ListParagraph"/>
+        <w:spacing w:before="100" w:beforeAutospacing="1" w:after="100" w:afterAutospacing="1" w:line="240" w:lineRule="auto"/>
+        <w:outlineLvl w:val="1"/>
         <w:rPr>
           <w:rFonts w:ascii="Mangal" w:eastAsia="Times New Roman" w:hAnsi="Mangal" w:cs="Mangal"/>
           <w:b/>
           <w:bCs/>
           <w:kern w:val="0"/>
-          <w:szCs w:val="24"/>
-          <w14:ligatures w14:val="none"/>
-        </w:rPr>
-        <w:t xml:space="preserve">Find Duplicate in an Array, </w:t>
+          <w:sz w:val="28"/>
+          <w:szCs w:val="28"/>
+          <w14:ligatures w14:val="none"/>
+        </w:rPr>
+      </w:pPr>
+      <w:r>
+        <w:rPr>
+          <w:rFonts w:ascii="Mangal" w:eastAsia="Times New Roman" w:hAnsi="Mangal" w:cs="Mangal"/>
+          <w:kern w:val="0"/>
+          <w:sz w:val="20"/>
+          <w:szCs w:val="20"/>
+          <w14:ligatures w14:val="none"/>
+        </w:rPr>
+        <w:t>Input: {1, 2, 3, 2, 5}</w:t>
+      </w:r>
+      <w:r>
+        <w:rPr>
+          <w:rFonts w:ascii="Mangal" w:eastAsia="Times New Roman" w:hAnsi="Mangal" w:cs="Mangal"/>
+          <w:kern w:val="0"/>
+          <w:sz w:val="20"/>
+          <w:szCs w:val="20"/>
+          <w14:ligatures w14:val="none"/>
+        </w:rPr>
+        <w:br/>
+        <w:t>Output: 2</w:t>
       </w:r>
     </w:p>
     <w:p>
       <w:pPr>
         <w:pStyle w:val="ListParagraph"/>
+        <w:numPr>
+          <w:ilvl w:val="0"/>
+          <w:numId w:val="29"/>
+        </w:numPr>
         <w:spacing w:before="100" w:beforeAutospacing="1" w:after="100" w:afterAutospacing="1" w:line="240" w:lineRule="auto"/>
         <w:outlineLvl w:val="1"/>
         <w:rPr>
@@ -6756,42 +5652,11 @@
           <w:b/>
           <w:bCs/>
           <w:kern w:val="0"/>
-          <w:sz w:val="28"/>
-          <w:szCs w:val="28"/>
-          <w14:ligatures w14:val="none"/>
-        </w:rPr>
-      </w:pPr>
-      <w:r>
-        <w:rPr>
-          <w:rFonts w:ascii="Mangal" w:eastAsia="Times New Roman" w:hAnsi="Mangal" w:cs="Mangal"/>
-          <w:kern w:val="0"/>
-          <w:sz w:val="20"/>
-          <w:szCs w:val="20"/>
-          <w14:ligatures w14:val="none"/>
-        </w:rPr>
-        <w:t>Input: {1, 2, 3, 2, 5}</w:t>
-      </w:r>
-      <w:r>
-        <w:rPr>
-          <w:rFonts w:ascii="Mangal" w:eastAsia="Times New Roman" w:hAnsi="Mangal" w:cs="Mangal"/>
-          <w:kern w:val="0"/>
-          <w:sz w:val="20"/>
-          <w:szCs w:val="20"/>
-          <w14:ligatures w14:val="none"/>
-        </w:rPr>
-        <w:br/>
-        <w:t>Output: 2</w:t>
-      </w:r>
-    </w:p>
-    <w:p>
-      <w:pPr>
-        <w:pStyle w:val="ListParagraph"/>
-        <w:numPr>
-          <w:ilvl w:val="0"/>
-          <w:numId w:val="29"/>
-        </w:numPr>
-        <w:spacing w:before="100" w:beforeAutospacing="1" w:after="100" w:afterAutospacing="1" w:line="240" w:lineRule="auto"/>
-        <w:outlineLvl w:val="1"/>
+          <w:szCs w:val="24"/>
+          <w14:ligatures w14:val="none"/>
+        </w:rPr>
+      </w:pPr>
+      <w:r>
         <w:rPr>
           <w:rFonts w:ascii="Mangal" w:eastAsia="Times New Roman" w:hAnsi="Mangal" w:cs="Mangal"/>
           <w:b/>
@@ -6800,8 +5665,52 @@
           <w:szCs w:val="24"/>
           <w14:ligatures w14:val="none"/>
         </w:rPr>
-      </w:pPr>
-      <w:r>
+        <w:t>Reverse Array Without Using Extra Array (Two Pointer)</w:t>
+      </w:r>
+    </w:p>
+    <w:p>
+      <w:pPr>
+        <w:pStyle w:val="ListParagraph"/>
+        <w:spacing w:before="100" w:beforeAutospacing="1" w:after="100" w:afterAutospacing="1" w:line="240" w:lineRule="auto"/>
+        <w:rPr>
+          <w:rFonts w:ascii="Mangal" w:eastAsia="Times New Roman" w:hAnsi="Mangal" w:cs="Mangal"/>
+          <w:kern w:val="0"/>
+          <w:sz w:val="20"/>
+          <w:szCs w:val="20"/>
+          <w14:ligatures w14:val="none"/>
+        </w:rPr>
+      </w:pPr>
+      <w:r>
+        <w:rPr>
+          <w:rFonts w:ascii="Mangal" w:eastAsia="Times New Roman" w:hAnsi="Mangal" w:cs="Mangal"/>
+          <w:kern w:val="0"/>
+          <w:sz w:val="20"/>
+          <w:szCs w:val="20"/>
+          <w14:ligatures w14:val="none"/>
+        </w:rPr>
+        <w:t>Input: {10, 20, 30, 40}</w:t>
+      </w:r>
+      <w:r>
+        <w:rPr>
+          <w:rFonts w:ascii="Mangal" w:eastAsia="Times New Roman" w:hAnsi="Mangal" w:cs="Mangal"/>
+          <w:kern w:val="0"/>
+          <w:sz w:val="20"/>
+          <w:szCs w:val="20"/>
+          <w14:ligatures w14:val="none"/>
+        </w:rPr>
+        <w:br/>
+        <w:t>Output: {40, 30, 20, 10}</w:t>
+      </w:r>
+    </w:p>
+    <w:p>
+      <w:pPr>
+        <w:pStyle w:val="ListParagraph"/>
+        <w:numPr>
+          <w:ilvl w:val="0"/>
+          <w:numId w:val="29"/>
+        </w:numPr>
+        <w:spacing w:before="100" w:beforeAutospacing="1" w:after="100" w:afterAutospacing="1" w:line="240" w:lineRule="auto"/>
+        <w:outlineLvl w:val="1"/>
         <w:rPr>
           <w:rFonts w:ascii="Mangal" w:eastAsia="Times New Roman" w:hAnsi="Mangal" w:cs="Mangal"/>
           <w:b/>
@@ -6810,52 +5719,8 @@
           <w:szCs w:val="24"/>
           <w14:ligatures w14:val="none"/>
         </w:rPr>
-        <w:t>Reverse Array Without Using Extra Array (Two Pointer)</w:t>
-      </w:r>
-    </w:p>
-    <w:p>
-      <w:pPr>
-        <w:pStyle w:val="ListParagraph"/>
-        <w:spacing w:before="100" w:beforeAutospacing="1" w:after="100" w:afterAutospacing="1" w:line="240" w:lineRule="auto"/>
-        <w:rPr>
-          <w:rFonts w:ascii="Mangal" w:eastAsia="Times New Roman" w:hAnsi="Mangal" w:cs="Mangal"/>
-          <w:kern w:val="0"/>
-          <w:sz w:val="20"/>
-          <w:szCs w:val="20"/>
-          <w14:ligatures w14:val="none"/>
-        </w:rPr>
-      </w:pPr>
-      <w:r>
-        <w:rPr>
-          <w:rFonts w:ascii="Mangal" w:eastAsia="Times New Roman" w:hAnsi="Mangal" w:cs="Mangal"/>
-          <w:kern w:val="0"/>
-          <w:sz w:val="20"/>
-          <w:szCs w:val="20"/>
-          <w14:ligatures w14:val="none"/>
-        </w:rPr>
-        <w:t>Input: {10, 20, 30, 40}</w:t>
-      </w:r>
-      <w:r>
-        <w:rPr>
-          <w:rFonts w:ascii="Mangal" w:eastAsia="Times New Roman" w:hAnsi="Mangal" w:cs="Mangal"/>
-          <w:kern w:val="0"/>
-          <w:sz w:val="20"/>
-          <w:szCs w:val="20"/>
-          <w14:ligatures w14:val="none"/>
-        </w:rPr>
-        <w:br/>
-        <w:t>Output: {40, 30, 20, 10}</w:t>
-      </w:r>
-    </w:p>
-    <w:p>
-      <w:pPr>
-        <w:pStyle w:val="ListParagraph"/>
-        <w:numPr>
-          <w:ilvl w:val="0"/>
-          <w:numId w:val="29"/>
-        </w:numPr>
-        <w:spacing w:before="100" w:beforeAutospacing="1" w:after="100" w:afterAutospacing="1" w:line="240" w:lineRule="auto"/>
-        <w:outlineLvl w:val="1"/>
+      </w:pPr>
+      <w:r>
         <w:rPr>
           <w:rFonts w:ascii="Mangal" w:eastAsia="Times New Roman" w:hAnsi="Mangal" w:cs="Mangal"/>
           <w:b/>
@@ -6864,8 +5729,52 @@
           <w:szCs w:val="24"/>
           <w14:ligatures w14:val="none"/>
         </w:rPr>
-      </w:pPr>
-      <w:r>
+        <w:t>Count Vowels and Consonants</w:t>
+      </w:r>
+    </w:p>
+    <w:p>
+      <w:pPr>
+        <w:pStyle w:val="ListParagraph"/>
+        <w:spacing w:before="100" w:beforeAutospacing="1" w:after="100" w:afterAutospacing="1" w:line="240" w:lineRule="auto"/>
+        <w:rPr>
+          <w:rFonts w:ascii="Mangal" w:eastAsia="Times New Roman" w:hAnsi="Mangal" w:cs="Mangal"/>
+          <w:kern w:val="0"/>
+          <w:sz w:val="20"/>
+          <w:szCs w:val="20"/>
+          <w14:ligatures w14:val="none"/>
+        </w:rPr>
+      </w:pPr>
+      <w:r>
+        <w:rPr>
+          <w:rFonts w:ascii="Mangal" w:eastAsia="Times New Roman" w:hAnsi="Mangal" w:cs="Mangal"/>
+          <w:kern w:val="0"/>
+          <w:sz w:val="20"/>
+          <w:szCs w:val="20"/>
+          <w14:ligatures w14:val="none"/>
+        </w:rPr>
+        <w:t>Input: "programming"</w:t>
+      </w:r>
+      <w:r>
+        <w:rPr>
+          <w:rFonts w:ascii="Mangal" w:eastAsia="Times New Roman" w:hAnsi="Mangal" w:cs="Mangal"/>
+          <w:kern w:val="0"/>
+          <w:sz w:val="20"/>
+          <w:szCs w:val="20"/>
+          <w14:ligatures w14:val="none"/>
+        </w:rPr>
+        <w:br/>
+        <w:t>Output: Vowels = 3, Consonants = 8</w:t>
+      </w:r>
+    </w:p>
+    <w:p>
+      <w:pPr>
+        <w:pStyle w:val="ListParagraph"/>
+        <w:numPr>
+          <w:ilvl w:val="0"/>
+          <w:numId w:val="29"/>
+        </w:numPr>
+        <w:spacing w:before="100" w:beforeAutospacing="1" w:after="100" w:afterAutospacing="1" w:line="240" w:lineRule="auto"/>
+        <w:outlineLvl w:val="1"/>
         <w:rPr>
           <w:rFonts w:ascii="Mangal" w:eastAsia="Times New Roman" w:hAnsi="Mangal" w:cs="Mangal"/>
           <w:b/>
@@ -6874,52 +5783,8 @@
           <w:szCs w:val="24"/>
           <w14:ligatures w14:val="none"/>
         </w:rPr>
-        <w:t>Count Vowels and Consonants</w:t>
-      </w:r>
-    </w:p>
-    <w:p>
-      <w:pPr>
-        <w:pStyle w:val="ListParagraph"/>
-        <w:spacing w:before="100" w:beforeAutospacing="1" w:after="100" w:afterAutospacing="1" w:line="240" w:lineRule="auto"/>
-        <w:rPr>
-          <w:rFonts w:ascii="Mangal" w:eastAsia="Times New Roman" w:hAnsi="Mangal" w:cs="Mangal"/>
-          <w:kern w:val="0"/>
-          <w:sz w:val="20"/>
-          <w:szCs w:val="20"/>
-          <w14:ligatures w14:val="none"/>
-        </w:rPr>
-      </w:pPr>
-      <w:r>
-        <w:rPr>
-          <w:rFonts w:ascii="Mangal" w:eastAsia="Times New Roman" w:hAnsi="Mangal" w:cs="Mangal"/>
-          <w:kern w:val="0"/>
-          <w:sz w:val="20"/>
-          <w:szCs w:val="20"/>
-          <w14:ligatures w14:val="none"/>
-        </w:rPr>
-        <w:t>Input: "programming"</w:t>
-      </w:r>
-      <w:r>
-        <w:rPr>
-          <w:rFonts w:ascii="Mangal" w:eastAsia="Times New Roman" w:hAnsi="Mangal" w:cs="Mangal"/>
-          <w:kern w:val="0"/>
-          <w:sz w:val="20"/>
-          <w:szCs w:val="20"/>
-          <w14:ligatures w14:val="none"/>
-        </w:rPr>
-        <w:br/>
-        <w:t>Output: Vowels = 3, Consonants = 8</w:t>
-      </w:r>
-    </w:p>
-    <w:p>
-      <w:pPr>
-        <w:pStyle w:val="ListParagraph"/>
-        <w:numPr>
-          <w:ilvl w:val="0"/>
-          <w:numId w:val="29"/>
-        </w:numPr>
-        <w:spacing w:before="100" w:beforeAutospacing="1" w:after="100" w:afterAutospacing="1" w:line="240" w:lineRule="auto"/>
-        <w:outlineLvl w:val="1"/>
+      </w:pPr>
+      <w:r>
         <w:rPr>
           <w:rFonts w:ascii="Mangal" w:eastAsia="Times New Roman" w:hAnsi="Mangal" w:cs="Mangal"/>
           <w:b/>
@@ -6928,8 +5793,52 @@
           <w:szCs w:val="24"/>
           <w14:ligatures w14:val="none"/>
         </w:rPr>
-      </w:pPr>
-      <w:r>
+        <w:t>Check Palindrome String</w:t>
+      </w:r>
+    </w:p>
+    <w:p>
+      <w:pPr>
+        <w:pStyle w:val="ListParagraph"/>
+        <w:spacing w:before="100" w:beforeAutospacing="1" w:after="100" w:afterAutospacing="1" w:line="240" w:lineRule="auto"/>
+        <w:rPr>
+          <w:rFonts w:ascii="Mangal" w:eastAsia="Times New Roman" w:hAnsi="Mangal" w:cs="Mangal"/>
+          <w:kern w:val="0"/>
+          <w:sz w:val="20"/>
+          <w:szCs w:val="20"/>
+          <w14:ligatures w14:val="none"/>
+        </w:rPr>
+      </w:pPr>
+      <w:r>
+        <w:rPr>
+          <w:rFonts w:ascii="Mangal" w:eastAsia="Times New Roman" w:hAnsi="Mangal" w:cs="Mangal"/>
+          <w:kern w:val="0"/>
+          <w:sz w:val="20"/>
+          <w:szCs w:val="20"/>
+          <w14:ligatures w14:val="none"/>
+        </w:rPr>
+        <w:t>Input: "madam"</w:t>
+      </w:r>
+      <w:r>
+        <w:rPr>
+          <w:rFonts w:ascii="Mangal" w:eastAsia="Times New Roman" w:hAnsi="Mangal" w:cs="Mangal"/>
+          <w:kern w:val="0"/>
+          <w:sz w:val="20"/>
+          <w:szCs w:val="20"/>
+          <w14:ligatures w14:val="none"/>
+        </w:rPr>
+        <w:br/>
+        <w:t>Output: true</w:t>
+      </w:r>
+    </w:p>
+    <w:p>
+      <w:pPr>
+        <w:pStyle w:val="ListParagraph"/>
+        <w:numPr>
+          <w:ilvl w:val="0"/>
+          <w:numId w:val="29"/>
+        </w:numPr>
+        <w:spacing w:before="100" w:beforeAutospacing="1" w:after="100" w:afterAutospacing="1" w:line="240" w:lineRule="auto"/>
+        <w:outlineLvl w:val="1"/>
         <w:rPr>
           <w:rFonts w:ascii="Mangal" w:eastAsia="Times New Roman" w:hAnsi="Mangal" w:cs="Mangal"/>
           <w:b/>
@@ -6938,52 +5847,8 @@
           <w:szCs w:val="24"/>
           <w14:ligatures w14:val="none"/>
         </w:rPr>
-        <w:t>Check Palindrome String</w:t>
-      </w:r>
-    </w:p>
-    <w:p>
-      <w:pPr>
-        <w:pStyle w:val="ListParagraph"/>
-        <w:spacing w:before="100" w:beforeAutospacing="1" w:after="100" w:afterAutospacing="1" w:line="240" w:lineRule="auto"/>
-        <w:rPr>
-          <w:rFonts w:ascii="Mangal" w:eastAsia="Times New Roman" w:hAnsi="Mangal" w:cs="Mangal"/>
-          <w:kern w:val="0"/>
-          <w:sz w:val="20"/>
-          <w:szCs w:val="20"/>
-          <w14:ligatures w14:val="none"/>
-        </w:rPr>
-      </w:pPr>
-      <w:r>
-        <w:rPr>
-          <w:rFonts w:ascii="Mangal" w:eastAsia="Times New Roman" w:hAnsi="Mangal" w:cs="Mangal"/>
-          <w:kern w:val="0"/>
-          <w:sz w:val="20"/>
-          <w:szCs w:val="20"/>
-          <w14:ligatures w14:val="none"/>
-        </w:rPr>
-        <w:t>Input: "madam"</w:t>
-      </w:r>
-      <w:r>
-        <w:rPr>
-          <w:rFonts w:ascii="Mangal" w:eastAsia="Times New Roman" w:hAnsi="Mangal" w:cs="Mangal"/>
-          <w:kern w:val="0"/>
-          <w:sz w:val="20"/>
-          <w:szCs w:val="20"/>
-          <w14:ligatures w14:val="none"/>
-        </w:rPr>
-        <w:br/>
-        <w:t>Output: true</w:t>
-      </w:r>
-    </w:p>
-    <w:p>
-      <w:pPr>
-        <w:pStyle w:val="ListParagraph"/>
-        <w:numPr>
-          <w:ilvl w:val="0"/>
-          <w:numId w:val="29"/>
-        </w:numPr>
-        <w:spacing w:before="100" w:beforeAutospacing="1" w:after="100" w:afterAutospacing="1" w:line="240" w:lineRule="auto"/>
-        <w:outlineLvl w:val="1"/>
+      </w:pPr>
+      <w:r>
         <w:rPr>
           <w:rFonts w:ascii="Mangal" w:eastAsia="Times New Roman" w:hAnsi="Mangal" w:cs="Mangal"/>
           <w:b/>
@@ -6992,8 +5857,146 @@
           <w:szCs w:val="24"/>
           <w14:ligatures w14:val="none"/>
         </w:rPr>
-      </w:pPr>
-      <w:r>
+        <w:t>Print Pattern</w:t>
+      </w:r>
+    </w:p>
+    <w:p>
+      <w:pPr>
+        <w:pStyle w:val="ListParagraph"/>
+        <w:spacing w:before="100" w:beforeAutospacing="1" w:after="100" w:afterAutospacing="1" w:line="240" w:lineRule="auto"/>
+        <w:rPr>
+          <w:rFonts w:ascii="Mangal" w:eastAsia="Times New Roman" w:hAnsi="Mangal" w:cs="Mangal"/>
+          <w:kern w:val="0"/>
+          <w:sz w:val="20"/>
+          <w:szCs w:val="20"/>
+          <w14:ligatures w14:val="none"/>
+        </w:rPr>
+      </w:pPr>
+      <w:r>
+        <w:rPr>
+          <w:rFonts w:ascii="Mangal" w:eastAsia="Times New Roman" w:hAnsi="Mangal" w:cs="Mangal"/>
+          <w:kern w:val="0"/>
+          <w:sz w:val="20"/>
+          <w:szCs w:val="20"/>
+          <w14:ligatures w14:val="none"/>
+        </w:rPr>
+        <w:t>Input: n = 4</w:t>
+      </w:r>
+    </w:p>
+    <w:p>
+      <w:pPr>
+        <w:pStyle w:val="ListParagraph"/>
+        <w:spacing w:before="100" w:beforeAutospacing="1" w:after="100" w:afterAutospacing="1" w:line="240" w:lineRule="auto"/>
+        <w:rPr>
+          <w:rFonts w:ascii="Mangal" w:eastAsia="Times New Roman" w:hAnsi="Mangal" w:cs="Mangal"/>
+          <w:kern w:val="0"/>
+          <w:sz w:val="20"/>
+          <w:szCs w:val="20"/>
+          <w14:ligatures w14:val="none"/>
+        </w:rPr>
+      </w:pPr>
+      <w:r>
+        <w:rPr>
+          <w:rFonts w:ascii="Mangal" w:eastAsia="Times New Roman" w:hAnsi="Mangal" w:cs="Mangal"/>
+          <w:kern w:val="0"/>
+          <w:sz w:val="20"/>
+          <w:szCs w:val="20"/>
+          <w14:ligatures w14:val="none"/>
+        </w:rPr>
+        <w:t>*</w:t>
+      </w:r>
+    </w:p>
+    <w:p>
+      <w:pPr>
+        <w:pStyle w:val="ListParagraph"/>
+        <w:spacing w:before="100" w:beforeAutospacing="1" w:after="100" w:afterAutospacing="1" w:line="240" w:lineRule="auto"/>
+        <w:rPr>
+          <w:rFonts w:ascii="Mangal" w:eastAsia="Times New Roman" w:hAnsi="Mangal" w:cs="Mangal"/>
+          <w:kern w:val="0"/>
+          <w:sz w:val="20"/>
+          <w:szCs w:val="20"/>
+          <w14:ligatures w14:val="none"/>
+        </w:rPr>
+      </w:pPr>
+      <w:r>
+        <w:rPr>
+          <w:rFonts w:ascii="Mangal" w:eastAsia="Times New Roman" w:hAnsi="Mangal" w:cs="Mangal"/>
+          <w:kern w:val="0"/>
+          <w:sz w:val="20"/>
+          <w:szCs w:val="20"/>
+          <w14:ligatures w14:val="none"/>
+        </w:rPr>
+        <w:t>**</w:t>
+      </w:r>
+    </w:p>
+    <w:p>
+      <w:pPr>
+        <w:pStyle w:val="ListParagraph"/>
+        <w:spacing w:before="100" w:beforeAutospacing="1" w:after="100" w:afterAutospacing="1" w:line="240" w:lineRule="auto"/>
+        <w:rPr>
+          <w:rFonts w:ascii="Mangal" w:eastAsia="Times New Roman" w:hAnsi="Mangal" w:cs="Mangal"/>
+          <w:kern w:val="0"/>
+          <w:sz w:val="20"/>
+          <w:szCs w:val="20"/>
+          <w14:ligatures w14:val="none"/>
+        </w:rPr>
+      </w:pPr>
+      <w:r>
+        <w:rPr>
+          <w:rFonts w:ascii="Mangal" w:eastAsia="Times New Roman" w:hAnsi="Mangal" w:cs="Mangal"/>
+          <w:kern w:val="0"/>
+          <w:sz w:val="20"/>
+          <w:szCs w:val="20"/>
+          <w14:ligatures w14:val="none"/>
+        </w:rPr>
+        <w:t>***</w:t>
+      </w:r>
+    </w:p>
+    <w:p>
+      <w:pPr>
+        <w:pStyle w:val="ListParagraph"/>
+        <w:spacing w:before="100" w:beforeAutospacing="1" w:after="100" w:afterAutospacing="1" w:line="240" w:lineRule="auto"/>
+        <w:rPr>
+          <w:rFonts w:ascii="Mangal" w:eastAsia="Times New Roman" w:hAnsi="Mangal" w:cs="Mangal"/>
+          <w:kern w:val="0"/>
+          <w:sz w:val="20"/>
+          <w:szCs w:val="20"/>
+          <w14:ligatures w14:val="none"/>
+        </w:rPr>
+      </w:pPr>
+      <w:r>
+        <w:rPr>
+          <w:rFonts w:ascii="Mangal" w:eastAsia="Times New Roman" w:hAnsi="Mangal" w:cs="Mangal"/>
+          <w:kern w:val="0"/>
+          <w:sz w:val="20"/>
+          <w:szCs w:val="20"/>
+          <w14:ligatures w14:val="none"/>
+        </w:rPr>
+        <w:t>****</w:t>
+      </w:r>
+    </w:p>
+    <w:p>
+      <w:pPr>
+        <w:pStyle w:val="ListParagraph"/>
+        <w:spacing w:before="100" w:beforeAutospacing="1" w:after="100" w:afterAutospacing="1" w:line="240" w:lineRule="auto"/>
+        <w:rPr>
+          <w:rFonts w:ascii="Mangal" w:eastAsia="Times New Roman" w:hAnsi="Mangal" w:cs="Mangal"/>
+          <w:kern w:val="0"/>
+          <w:sz w:val="20"/>
+          <w:szCs w:val="20"/>
+          <w14:ligatures w14:val="none"/>
+        </w:rPr>
+      </w:pPr>
+    </w:p>
+    <w:p>
+      <w:pPr>
+        <w:pStyle w:val="ListParagraph"/>
+        <w:numPr>
+          <w:ilvl w:val="0"/>
+          <w:numId w:val="29"/>
+        </w:numPr>
+        <w:spacing w:before="100" w:beforeAutospacing="1" w:after="100" w:afterAutospacing="1" w:line="240" w:lineRule="auto"/>
+        <w:outlineLvl w:val="1"/>
         <w:rPr>
           <w:rFonts w:ascii="Mangal" w:eastAsia="Times New Roman" w:hAnsi="Mangal" w:cs="Mangal"/>
           <w:b/>
@@ -7002,146 +6005,8 @@
           <w:szCs w:val="24"/>
           <w14:ligatures w14:val="none"/>
         </w:rPr>
-        <w:t>Print Pattern</w:t>
-      </w:r>
-    </w:p>
-    <w:p>
-      <w:pPr>
-        <w:pStyle w:val="ListParagraph"/>
-        <w:spacing w:before="100" w:beforeAutospacing="1" w:after="100" w:afterAutospacing="1" w:line="240" w:lineRule="auto"/>
-        <w:rPr>
-          <w:rFonts w:ascii="Mangal" w:eastAsia="Times New Roman" w:hAnsi="Mangal" w:cs="Mangal"/>
-          <w:kern w:val="0"/>
-          <w:sz w:val="20"/>
-          <w:szCs w:val="20"/>
-          <w14:ligatures w14:val="none"/>
-        </w:rPr>
-      </w:pPr>
-      <w:r>
-        <w:rPr>
-          <w:rFonts w:ascii="Mangal" w:eastAsia="Times New Roman" w:hAnsi="Mangal" w:cs="Mangal"/>
-          <w:kern w:val="0"/>
-          <w:sz w:val="20"/>
-          <w:szCs w:val="20"/>
-          <w14:ligatures w14:val="none"/>
-        </w:rPr>
-        <w:t>Input: n = 4</w:t>
-      </w:r>
-    </w:p>
-    <w:p>
-      <w:pPr>
-        <w:pStyle w:val="ListParagraph"/>
-        <w:spacing w:before="100" w:beforeAutospacing="1" w:after="100" w:afterAutospacing="1" w:line="240" w:lineRule="auto"/>
-        <w:rPr>
-          <w:rFonts w:ascii="Mangal" w:eastAsia="Times New Roman" w:hAnsi="Mangal" w:cs="Mangal"/>
-          <w:kern w:val="0"/>
-          <w:sz w:val="20"/>
-          <w:szCs w:val="20"/>
-          <w14:ligatures w14:val="none"/>
-        </w:rPr>
-      </w:pPr>
-      <w:r>
-        <w:rPr>
-          <w:rFonts w:ascii="Mangal" w:eastAsia="Times New Roman" w:hAnsi="Mangal" w:cs="Mangal"/>
-          <w:kern w:val="0"/>
-          <w:sz w:val="20"/>
-          <w:szCs w:val="20"/>
-          <w14:ligatures w14:val="none"/>
-        </w:rPr>
-        <w:t>*</w:t>
-      </w:r>
-    </w:p>
-    <w:p>
-      <w:pPr>
-        <w:pStyle w:val="ListParagraph"/>
-        <w:spacing w:before="100" w:beforeAutospacing="1" w:after="100" w:afterAutospacing="1" w:line="240" w:lineRule="auto"/>
-        <w:rPr>
-          <w:rFonts w:ascii="Mangal" w:eastAsia="Times New Roman" w:hAnsi="Mangal" w:cs="Mangal"/>
-          <w:kern w:val="0"/>
-          <w:sz w:val="20"/>
-          <w:szCs w:val="20"/>
-          <w14:ligatures w14:val="none"/>
-        </w:rPr>
-      </w:pPr>
-      <w:r>
-        <w:rPr>
-          <w:rFonts w:ascii="Mangal" w:eastAsia="Times New Roman" w:hAnsi="Mangal" w:cs="Mangal"/>
-          <w:kern w:val="0"/>
-          <w:sz w:val="20"/>
-          <w:szCs w:val="20"/>
-          <w14:ligatures w14:val="none"/>
-        </w:rPr>
-        <w:t>**</w:t>
-      </w:r>
-    </w:p>
-    <w:p>
-      <w:pPr>
-        <w:pStyle w:val="ListParagraph"/>
-        <w:spacing w:before="100" w:beforeAutospacing="1" w:after="100" w:afterAutospacing="1" w:line="240" w:lineRule="auto"/>
-        <w:rPr>
-          <w:rFonts w:ascii="Mangal" w:eastAsia="Times New Roman" w:hAnsi="Mangal" w:cs="Mangal"/>
-          <w:kern w:val="0"/>
-          <w:sz w:val="20"/>
-          <w:szCs w:val="20"/>
-          <w14:ligatures w14:val="none"/>
-        </w:rPr>
-      </w:pPr>
-      <w:r>
-        <w:rPr>
-          <w:rFonts w:ascii="Mangal" w:eastAsia="Times New Roman" w:hAnsi="Mangal" w:cs="Mangal"/>
-          <w:kern w:val="0"/>
-          <w:sz w:val="20"/>
-          <w:szCs w:val="20"/>
-          <w14:ligatures w14:val="none"/>
-        </w:rPr>
-        <w:t>***</w:t>
-      </w:r>
-    </w:p>
-    <w:p>
-      <w:pPr>
-        <w:pStyle w:val="ListParagraph"/>
-        <w:spacing w:before="100" w:beforeAutospacing="1" w:after="100" w:afterAutospacing="1" w:line="240" w:lineRule="auto"/>
-        <w:rPr>
-          <w:rFonts w:ascii="Mangal" w:eastAsia="Times New Roman" w:hAnsi="Mangal" w:cs="Mangal"/>
-          <w:kern w:val="0"/>
-          <w:sz w:val="20"/>
-          <w:szCs w:val="20"/>
-          <w14:ligatures w14:val="none"/>
-        </w:rPr>
-      </w:pPr>
-      <w:r>
-        <w:rPr>
-          <w:rFonts w:ascii="Mangal" w:eastAsia="Times New Roman" w:hAnsi="Mangal" w:cs="Mangal"/>
-          <w:kern w:val="0"/>
-          <w:sz w:val="20"/>
-          <w:szCs w:val="20"/>
-          <w14:ligatures w14:val="none"/>
-        </w:rPr>
-        <w:t>****</w:t>
-      </w:r>
-    </w:p>
-    <w:p>
-      <w:pPr>
-        <w:pStyle w:val="ListParagraph"/>
-        <w:spacing w:before="100" w:beforeAutospacing="1" w:after="100" w:afterAutospacing="1" w:line="240" w:lineRule="auto"/>
-        <w:rPr>
-          <w:rFonts w:ascii="Mangal" w:eastAsia="Times New Roman" w:hAnsi="Mangal" w:cs="Mangal"/>
-          <w:kern w:val="0"/>
-          <w:sz w:val="20"/>
-          <w:szCs w:val="20"/>
-          <w14:ligatures w14:val="none"/>
-        </w:rPr>
-      </w:pPr>
-    </w:p>
-    <w:p>
-      <w:pPr>
-        <w:pStyle w:val="ListParagraph"/>
-        <w:numPr>
-          <w:ilvl w:val="0"/>
-          <w:numId w:val="29"/>
-        </w:numPr>
-        <w:spacing w:before="100" w:beforeAutospacing="1" w:after="100" w:afterAutospacing="1" w:line="240" w:lineRule="auto"/>
-        <w:outlineLvl w:val="1"/>
+      </w:pPr>
+      <w:r>
         <w:rPr>
           <w:rFonts w:ascii="Mangal" w:eastAsia="Times New Roman" w:hAnsi="Mangal" w:cs="Mangal"/>
           <w:b/>
@@ -7150,23 +6015,360 @@
           <w:szCs w:val="24"/>
           <w14:ligatures w14:val="none"/>
         </w:rPr>
-      </w:pPr>
-      <w:r>
+        <w:t>Find Maximum Occurring Character</w:t>
+      </w:r>
+    </w:p>
+    <w:p>
+      <w:pPr>
+        <w:pStyle w:val="ListParagraph"/>
+        <w:spacing w:before="100" w:beforeAutospacing="1" w:after="100" w:afterAutospacing="1" w:line="240" w:lineRule="auto"/>
+        <w:rPr>
+          <w:rFonts w:ascii="Mangal" w:eastAsia="Times New Roman" w:hAnsi="Mangal" w:cs="Mangal"/>
+          <w:kern w:val="0"/>
+          <w:sz w:val="20"/>
+          <w:szCs w:val="20"/>
+          <w14:ligatures w14:val="none"/>
+        </w:rPr>
+      </w:pPr>
+      <w:r>
+        <w:rPr>
+          <w:rFonts w:ascii="Mangal" w:eastAsia="Times New Roman" w:hAnsi="Mangal" w:cs="Mangal"/>
+          <w:kern w:val="0"/>
+          <w:sz w:val="20"/>
+          <w:szCs w:val="20"/>
+          <w14:ligatures w14:val="none"/>
+        </w:rPr>
+        <w:t>Input: "giggling"</w:t>
+      </w:r>
+      <w:r>
+        <w:rPr>
+          <w:rFonts w:ascii="Mangal" w:eastAsia="Times New Roman" w:hAnsi="Mangal" w:cs="Mangal"/>
+          <w:kern w:val="0"/>
+          <w:sz w:val="20"/>
+          <w:szCs w:val="20"/>
+          <w14:ligatures w14:val="none"/>
+        </w:rPr>
+        <w:br/>
+        <w:t>Output: g</w:t>
+      </w:r>
+    </w:p>
+    <w:p>
+      <w:pPr>
+        <w:pStyle w:val="ListParagraph"/>
+        <w:spacing w:before="100" w:beforeAutospacing="1" w:after="100" w:afterAutospacing="1" w:line="240" w:lineRule="auto"/>
+        <w:rPr>
+          <w:rFonts w:ascii="Mangal" w:eastAsia="Times New Roman" w:hAnsi="Mangal" w:cs="Mangal"/>
+          <w:kern w:val="0"/>
+          <w:sz w:val="20"/>
+          <w:szCs w:val="20"/>
+          <w14:ligatures w14:val="none"/>
+        </w:rPr>
+      </w:pPr>
+    </w:p>
+    <w:p>
+      <w:pPr>
+        <w:pStyle w:val="ListParagraph"/>
+        <w:spacing w:before="100" w:beforeAutospacing="1" w:after="100" w:afterAutospacing="1" w:line="240" w:lineRule="auto"/>
+        <w:rPr>
+          <w:rFonts w:ascii="Mangal" w:eastAsia="Times New Roman" w:hAnsi="Mangal" w:cs="Mangal"/>
+          <w:kern w:val="0"/>
+          <w:sz w:val="20"/>
+          <w:szCs w:val="20"/>
+          <w14:ligatures w14:val="none"/>
+        </w:rPr>
+      </w:pPr>
+    </w:p>
+    <w:p>
+      <w:pPr>
+        <w:pStyle w:val="ListParagraph"/>
+        <w:spacing w:before="100" w:beforeAutospacing="1" w:after="100" w:afterAutospacing="1" w:line="240" w:lineRule="auto"/>
+        <w:rPr>
+          <w:rFonts w:ascii="Mangal" w:eastAsia="Times New Roman" w:hAnsi="Mangal" w:cs="Mangal"/>
+          <w:kern w:val="0"/>
+          <w:sz w:val="20"/>
+          <w:szCs w:val="20"/>
+          <w14:ligatures w14:val="none"/>
+        </w:rPr>
+      </w:pPr>
+    </w:p>
+    <w:p>
+      <w:pPr>
+        <w:rPr>
+          <w:rStyle w:val="HTMLCode"/>
+          <w:rFonts w:ascii="Times New Roman" w:eastAsiaTheme="majorEastAsia" w:hAnsi="Times New Roman" w:cs="Times New Roman"/>
+          <w:kern w:val="0"/>
+          <w:sz w:val="28"/>
+          <w:szCs w:val="28"/>
+          <w14:ligatures w14:val="none"/>
+        </w:rPr>
+      </w:pPr>
+    </w:p>
+    <w:p>
+      <w:pPr>
+        <w:rPr>
+          <w:rFonts w:ascii="Times New Roman" w:hAnsi="Times New Roman" w:cs="Times New Roman"/>
+          <w:sz w:val="28"/>
+          <w:szCs w:val="22"/>
+        </w:rPr>
+      </w:pPr>
+      <w:r>
+        <w:rPr>
+          <w:rFonts w:ascii="Times New Roman" w:hAnsi="Times New Roman" w:cs="Times New Roman"/>
+          <w:sz w:val="28"/>
+          <w:szCs w:val="22"/>
+        </w:rPr>
+        <w:t>Day 2</w:t>
+      </w:r>
+      <w:r>
+        <w:rPr>
+          <w:rFonts w:ascii="Times New Roman" w:hAnsi="Times New Roman" w:cs="Times New Roman"/>
+          <w:sz w:val="28"/>
+          <w:szCs w:val="22"/>
+        </w:rPr>
+        <w:t>1</w:t>
+      </w:r>
+      <w:r>
+        <w:rPr>
+          <w:rFonts w:ascii="Times New Roman" w:hAnsi="Times New Roman" w:cs="Times New Roman"/>
+          <w:sz w:val="28"/>
+          <w:szCs w:val="22"/>
+        </w:rPr>
+        <w:t xml:space="preserve"> ( Array in Java Lab – 5 )</w:t>
+      </w:r>
+    </w:p>
+    <w:p>
+      <w:pPr>
+        <w:pStyle w:val="ListParagraph"/>
+        <w:numPr>
+          <w:ilvl w:val="0"/>
+          <w:numId w:val="30"/>
+        </w:numPr>
+        <w:rPr>
+          <w:rFonts w:ascii="Times New Roman" w:hAnsi="Times New Roman" w:cs="Times New Roman"/>
+          <w:sz w:val="28"/>
+          <w:szCs w:val="22"/>
+        </w:rPr>
+      </w:pPr>
+      <w:r>
+        <w:rPr>
+          <w:rFonts w:ascii="Times New Roman" w:hAnsi="Times New Roman" w:cs="Times New Roman"/>
+          <w:sz w:val="28"/>
+          <w:szCs w:val="22"/>
+        </w:rPr>
+        <w:t>Write a java program to find sum of array element of size n.</w:t>
+      </w:r>
+    </w:p>
+    <w:p>
+      <w:pPr>
+        <w:pStyle w:val="ListParagraph"/>
+        <w:numPr>
+          <w:ilvl w:val="0"/>
+          <w:numId w:val="30"/>
+        </w:numPr>
+        <w:rPr>
+          <w:rFonts w:ascii="Times New Roman" w:hAnsi="Times New Roman" w:cs="Times New Roman"/>
+          <w:sz w:val="28"/>
+          <w:szCs w:val="22"/>
+        </w:rPr>
+      </w:pPr>
+      <w:r>
+        <w:rPr>
+          <w:rFonts w:ascii="Times New Roman" w:hAnsi="Times New Roman" w:cs="Times New Roman"/>
+          <w:sz w:val="28"/>
+          <w:szCs w:val="22"/>
+        </w:rPr>
+        <w:t>Write a java program to find minimum and maximum element from 1-D array of size n.</w:t>
+      </w:r>
+    </w:p>
+    <w:p>
+      <w:pPr>
+        <w:pStyle w:val="ListParagraph"/>
+        <w:numPr>
+          <w:ilvl w:val="0"/>
+          <w:numId w:val="30"/>
+        </w:numPr>
+        <w:rPr>
+          <w:rFonts w:ascii="Times New Roman" w:hAnsi="Times New Roman" w:cs="Times New Roman"/>
+          <w:sz w:val="28"/>
+          <w:szCs w:val="22"/>
+        </w:rPr>
+      </w:pPr>
+      <w:r>
+        <w:rPr>
+          <w:rFonts w:ascii="Times New Roman" w:hAnsi="Times New Roman" w:cs="Times New Roman"/>
+          <w:sz w:val="28"/>
+          <w:szCs w:val="22"/>
+        </w:rPr>
+        <w:t>Write a java program to sort array in ascending order.</w:t>
+      </w:r>
+    </w:p>
+    <w:p>
+      <w:pPr>
+        <w:pStyle w:val="ListParagraph"/>
+        <w:numPr>
+          <w:ilvl w:val="0"/>
+          <w:numId w:val="30"/>
+        </w:numPr>
+        <w:rPr>
+          <w:rFonts w:ascii="Times New Roman" w:hAnsi="Times New Roman" w:cs="Times New Roman"/>
+          <w:sz w:val="28"/>
+          <w:szCs w:val="22"/>
+        </w:rPr>
+      </w:pPr>
+      <w:r>
+        <w:rPr>
+          <w:rFonts w:ascii="Times New Roman" w:hAnsi="Times New Roman" w:cs="Times New Roman"/>
+          <w:sz w:val="28"/>
+          <w:szCs w:val="22"/>
+        </w:rPr>
+        <w:t>Write a java program to multiply 3*3 matrix and display the resultant matrix.</w:t>
+      </w:r>
+    </w:p>
+    <w:p>
+      <w:pPr>
+        <w:pStyle w:val="ListParagraph"/>
+        <w:numPr>
+          <w:ilvl w:val="0"/>
+          <w:numId w:val="30"/>
+        </w:numPr>
+        <w:rPr>
+          <w:rFonts w:ascii="Times New Roman" w:hAnsi="Times New Roman" w:cs="Times New Roman"/>
+          <w:sz w:val="28"/>
+          <w:szCs w:val="22"/>
+        </w:rPr>
+      </w:pPr>
+      <w:r>
+        <w:rPr>
+          <w:rFonts w:ascii="Times New Roman" w:hAnsi="Times New Roman" w:cs="Times New Roman"/>
+          <w:sz w:val="28"/>
+          <w:szCs w:val="22"/>
+        </w:rPr>
+        <w:t>Write a java program to declare and initialized jagged array and display the jagged array with sum of individual row.</w:t>
+      </w:r>
+    </w:p>
+    <w:p>
+      <w:pPr>
+        <w:rPr>
+          <w:rFonts w:ascii="Times New Roman" w:hAnsi="Times New Roman" w:cs="Times New Roman"/>
+          <w:sz w:val="28"/>
+          <w:szCs w:val="22"/>
+        </w:rPr>
+      </w:pPr>
+      <w:r>
+        <w:rPr>
+          <w:rFonts w:ascii="Times New Roman" w:hAnsi="Times New Roman" w:cs="Times New Roman"/>
+          <w:sz w:val="28"/>
+          <w:szCs w:val="22"/>
+        </w:rPr>
+        <w:t>Day 22</w:t>
+      </w:r>
+    </w:p>
+    <w:p>
+      <w:pPr>
+        <w:pStyle w:val="ListParagraph"/>
+        <w:numPr>
+          <w:ilvl w:val="0"/>
+          <w:numId w:val="31"/>
+        </w:numPr>
+        <w:spacing w:before="100" w:beforeAutospacing="1" w:after="100" w:afterAutospacing="1" w:line="240" w:lineRule="auto"/>
+        <w:outlineLvl w:val="2"/>
         <w:rPr>
           <w:rFonts w:ascii="Mangal" w:eastAsia="Times New Roman" w:hAnsi="Mangal" w:cs="Mangal"/>
           <w:b/>
           <w:bCs/>
           <w:kern w:val="0"/>
-          <w:szCs w:val="24"/>
-          <w14:ligatures w14:val="none"/>
-        </w:rPr>
-        <w:t>Find Maximum Occurring Character</w:t>
+          <w:sz w:val="27"/>
+          <w:szCs w:val="27"/>
+          <w14:ligatures w14:val="none"/>
+        </w:rPr>
+      </w:pPr>
+      <w:r>
+        <w:rPr>
+          <w:rFonts w:ascii="Mangal" w:eastAsia="Times New Roman" w:hAnsi="Mangal" w:cs="Mangal"/>
+          <w:b/>
+          <w:bCs/>
+          <w:kern w:val="0"/>
+          <w:sz w:val="27"/>
+          <w:szCs w:val="27"/>
+          <w14:ligatures w14:val="none"/>
+        </w:rPr>
+        <w:t>Find Sum of Elements at Even Index</w:t>
+      </w:r>
+    </w:p>
+    <w:p>
+      <w:pPr>
+        <w:spacing w:before="100" w:beforeAutospacing="1" w:after="100" w:afterAutospacing="1" w:line="240" w:lineRule="auto"/>
+        <w:ind w:left="720"/>
+        <w:outlineLvl w:val="2"/>
+        <w:rPr>
+          <w:rFonts w:ascii="Mangal" w:eastAsia="Times New Roman" w:hAnsi="Mangal" w:cs="Mangal"/>
+          <w:b/>
+          <w:bCs/>
+          <w:kern w:val="0"/>
+          <w:sz w:val="27"/>
+          <w:szCs w:val="27"/>
+          <w14:ligatures w14:val="none"/>
+        </w:rPr>
+      </w:pPr>
+      <w:r>
+        <w:rPr>
+          <w:rFonts w:ascii="Mangal" w:eastAsia="Times New Roman" w:hAnsi="Mangal" w:cs="Mangal"/>
+          <w:kern w:val="0"/>
+          <w:sz w:val="20"/>
+          <w:szCs w:val="20"/>
+          <w14:ligatures w14:val="none"/>
+        </w:rPr>
+        <w:t>Array: {10, 20, 30, 40, 50}</w:t>
+      </w:r>
+      <w:r>
+        <w:rPr>
+          <w:rFonts w:ascii="Mangal" w:eastAsia="Times New Roman" w:hAnsi="Mangal" w:cs="Mangal"/>
+          <w:kern w:val="0"/>
+          <w:sz w:val="20"/>
+          <w:szCs w:val="20"/>
+          <w14:ligatures w14:val="none"/>
+        </w:rPr>
+        <w:br/>
+        <w:t>Even index sum = 10 + 30 + 50 = 90</w:t>
+      </w:r>
+    </w:p>
+    <w:p>
+      <w:pPr>
+        <w:pStyle w:val="ListParagraph"/>
+        <w:numPr>
+          <w:ilvl w:val="0"/>
+          <w:numId w:val="31"/>
+        </w:numPr>
+        <w:spacing w:before="100" w:beforeAutospacing="1" w:after="100" w:afterAutospacing="1" w:line="240" w:lineRule="auto"/>
+        <w:outlineLvl w:val="2"/>
+        <w:rPr>
+          <w:rFonts w:ascii="Mangal" w:eastAsia="Times New Roman" w:hAnsi="Mangal" w:cs="Mangal"/>
+          <w:b/>
+          <w:bCs/>
+          <w:kern w:val="0"/>
+          <w:sz w:val="27"/>
+          <w:szCs w:val="27"/>
+          <w14:ligatures w14:val="none"/>
+        </w:rPr>
+      </w:pPr>
+      <w:r>
+        <w:rPr>
+          <w:rFonts w:ascii="Mangal" w:eastAsia="Times New Roman" w:hAnsi="Mangal" w:cs="Mangal"/>
+          <w:b/>
+          <w:bCs/>
+          <w:kern w:val="0"/>
+          <w:sz w:val="27"/>
+          <w:szCs w:val="27"/>
+          <w14:ligatures w14:val="none"/>
+        </w:rPr>
+        <w:t>Find Missing Number (1 to N)</w:t>
       </w:r>
     </w:p>
     <w:p>
       <w:pPr>
         <w:pStyle w:val="ListParagraph"/>
         <w:spacing w:before="100" w:beforeAutospacing="1" w:after="100" w:afterAutospacing="1" w:line="240" w:lineRule="auto"/>
+        <w:ind w:left="1080"/>
         <w:rPr>
           <w:rFonts w:ascii="Mangal" w:eastAsia="Times New Roman" w:hAnsi="Mangal" w:cs="Mangal"/>
           <w:kern w:val="0"/>
@@ -7183,7 +6385,7 @@
           <w:szCs w:val="20"/>
           <w14:ligatures w14:val="none"/>
         </w:rPr>
-        <w:t>Input: "giggling"</w:t>
+        <w:t>Array: {1, 2, 4, 5}</w:t>
       </w:r>
       <w:r>
         <w:rPr>
@@ -7194,13 +6396,46 @@
           <w14:ligatures w14:val="none"/>
         </w:rPr>
         <w:br/>
-        <w:t>Output: g</w:t>
+        <w:t>Output: 3</w:t>
+      </w:r>
+    </w:p>
+    <w:p>
+      <w:pPr>
+        <w:pStyle w:val="ListParagraph"/>
+        <w:numPr>
+          <w:ilvl w:val="0"/>
+          <w:numId w:val="31"/>
+        </w:numPr>
+        <w:spacing w:before="100" w:beforeAutospacing="1" w:after="100" w:afterAutospacing="1" w:line="240" w:lineRule="auto"/>
+        <w:outlineLvl w:val="2"/>
+        <w:rPr>
+          <w:rFonts w:ascii="Mangal" w:eastAsia="Times New Roman" w:hAnsi="Mangal" w:cs="Mangal"/>
+          <w:b/>
+          <w:bCs/>
+          <w:kern w:val="0"/>
+          <w:sz w:val="27"/>
+          <w:szCs w:val="27"/>
+          <w14:ligatures w14:val="none"/>
+        </w:rPr>
+      </w:pPr>
+      <w:r>
+        <w:rPr>
+          <w:rFonts w:ascii="Mangal" w:eastAsia="Times New Roman" w:hAnsi="Mangal" w:cs="Mangal"/>
+          <w:b/>
+          <w:bCs/>
+          <w:kern w:val="0"/>
+          <w:sz w:val="27"/>
+          <w:szCs w:val="27"/>
+          <w14:ligatures w14:val="none"/>
+        </w:rPr>
+        <w:t>Count Uppercase and Lowercase Letters</w:t>
       </w:r>
     </w:p>
     <w:p>
       <w:pPr>
         <w:pStyle w:val="ListParagraph"/>
         <w:spacing w:before="100" w:beforeAutospacing="1" w:after="100" w:afterAutospacing="1" w:line="240" w:lineRule="auto"/>
+        <w:ind w:left="1080"/>
         <w:rPr>
           <w:rFonts w:ascii="Mangal" w:eastAsia="Times New Roman" w:hAnsi="Mangal" w:cs="Mangal"/>
           <w:kern w:val="0"/>
@@ -7209,11 +6444,65 @@
           <w14:ligatures w14:val="none"/>
         </w:rPr>
       </w:pPr>
+      <w:r>
+        <w:rPr>
+          <w:rFonts w:ascii="Mangal" w:eastAsia="Times New Roman" w:hAnsi="Mangal" w:cs="Mangal"/>
+          <w:kern w:val="0"/>
+          <w:sz w:val="20"/>
+          <w:szCs w:val="20"/>
+          <w14:ligatures w14:val="none"/>
+        </w:rPr>
+        <w:t>Input: "HeLLoWorLD"</w:t>
+      </w:r>
+      <w:r>
+        <w:rPr>
+          <w:rFonts w:ascii="Mangal" w:eastAsia="Times New Roman" w:hAnsi="Mangal" w:cs="Mangal"/>
+          <w:kern w:val="0"/>
+          <w:sz w:val="20"/>
+          <w:szCs w:val="20"/>
+          <w14:ligatures w14:val="none"/>
+        </w:rPr>
+        <w:br/>
+        <w:t>Output: Upper = ?, Lower = ?</w:t>
+      </w:r>
+    </w:p>
+    <w:p>
+      <w:pPr>
+        <w:pStyle w:val="ListParagraph"/>
+        <w:numPr>
+          <w:ilvl w:val="0"/>
+          <w:numId w:val="31"/>
+        </w:numPr>
+        <w:spacing w:before="100" w:beforeAutospacing="1" w:after="100" w:afterAutospacing="1" w:line="240" w:lineRule="auto"/>
+        <w:outlineLvl w:val="2"/>
+        <w:rPr>
+          <w:rFonts w:ascii="Mangal" w:eastAsia="Times New Roman" w:hAnsi="Mangal" w:cs="Mangal"/>
+          <w:b/>
+          <w:bCs/>
+          <w:kern w:val="0"/>
+          <w:sz w:val="27"/>
+          <w:szCs w:val="27"/>
+          <w14:ligatures w14:val="none"/>
+        </w:rPr>
+      </w:pPr>
+      <w:r>
+        <w:rPr>
+          <w:rFonts w:ascii="Mangal" w:eastAsia="Times New Roman" w:hAnsi="Mangal" w:cs="Mangal"/>
+          <w:b/>
+          <w:bCs/>
+          <w:kern w:val="0"/>
+          <w:sz w:val="27"/>
+          <w:szCs w:val="27"/>
+          <w14:ligatures w14:val="none"/>
+        </w:rPr>
+        <w:t>Remove All Spaces from a String</w:t>
+      </w:r>
     </w:p>
     <w:p>
       <w:pPr>
         <w:pStyle w:val="ListParagraph"/>
         <w:spacing w:before="100" w:beforeAutospacing="1" w:after="100" w:afterAutospacing="1" w:line="240" w:lineRule="auto"/>
+        <w:ind w:left="1080"/>
         <w:rPr>
           <w:rFonts w:ascii="Mangal" w:eastAsia="Times New Roman" w:hAnsi="Mangal" w:cs="Mangal"/>
           <w:kern w:val="0"/>
@@ -7222,11 +6511,65 @@
           <w14:ligatures w14:val="none"/>
         </w:rPr>
       </w:pPr>
+      <w:r>
+        <w:rPr>
+          <w:rFonts w:ascii="Mangal" w:eastAsia="Times New Roman" w:hAnsi="Mangal" w:cs="Mangal"/>
+          <w:kern w:val="0"/>
+          <w:sz w:val="20"/>
+          <w:szCs w:val="20"/>
+          <w14:ligatures w14:val="none"/>
+        </w:rPr>
+        <w:t>Input: "I love Java"</w:t>
+      </w:r>
+      <w:r>
+        <w:rPr>
+          <w:rFonts w:ascii="Mangal" w:eastAsia="Times New Roman" w:hAnsi="Mangal" w:cs="Mangal"/>
+          <w:kern w:val="0"/>
+          <w:sz w:val="20"/>
+          <w:szCs w:val="20"/>
+          <w14:ligatures w14:val="none"/>
+        </w:rPr>
+        <w:br/>
+        <w:t>Output: "IloveJava"</w:t>
+      </w:r>
+    </w:p>
+    <w:p>
+      <w:pPr>
+        <w:pStyle w:val="ListParagraph"/>
+        <w:numPr>
+          <w:ilvl w:val="0"/>
+          <w:numId w:val="31"/>
+        </w:numPr>
+        <w:spacing w:before="100" w:beforeAutospacing="1" w:after="100" w:afterAutospacing="1" w:line="240" w:lineRule="auto"/>
+        <w:outlineLvl w:val="2"/>
+        <w:rPr>
+          <w:rFonts w:ascii="Mangal" w:eastAsia="Times New Roman" w:hAnsi="Mangal" w:cs="Mangal"/>
+          <w:b/>
+          <w:bCs/>
+          <w:kern w:val="0"/>
+          <w:sz w:val="27"/>
+          <w:szCs w:val="27"/>
+          <w14:ligatures w14:val="none"/>
+        </w:rPr>
+      </w:pPr>
+      <w:r>
+        <w:rPr>
+          <w:rFonts w:ascii="Mangal" w:eastAsia="Times New Roman" w:hAnsi="Mangal" w:cs="Mangal"/>
+          <w:b/>
+          <w:bCs/>
+          <w:kern w:val="0"/>
+          <w:sz w:val="27"/>
+          <w:szCs w:val="27"/>
+          <w14:ligatures w14:val="none"/>
+        </w:rPr>
+        <w:t>Print Numbers from 1 to N Without Using for Loop</w:t>
+      </w:r>
     </w:p>
     <w:p>
       <w:pPr>
         <w:pStyle w:val="ListParagraph"/>
         <w:spacing w:before="100" w:beforeAutospacing="1" w:after="100" w:afterAutospacing="1" w:line="240" w:lineRule="auto"/>
+        <w:ind w:left="1080"/>
         <w:rPr>
           <w:rFonts w:ascii="Mangal" w:eastAsia="Times New Roman" w:hAnsi="Mangal" w:cs="Mangal"/>
           <w:kern w:val="0"/>
@@ -7235,739 +6578,145 @@
           <w14:ligatures w14:val="none"/>
         </w:rPr>
       </w:pPr>
-    </w:p>
-    <w:p>
-      <w:pPr>
-        <w:rPr>
-          <w:rStyle w:val="HTMLCode"/>
-          <w:rFonts w:ascii="Times New Roman" w:eastAsiaTheme="majorEastAsia" w:hAnsi="Times New Roman" w:cs="Times New Roman"/>
-          <w:kern w:val="0"/>
-          <w:sz w:val="28"/>
-          <w:szCs w:val="28"/>
-          <w14:ligatures w14:val="none"/>
-        </w:rPr>
-      </w:pPr>
-    </w:p>
-    <w:p>
-      <w:pPr>
+      <w:r>
+        <w:rPr>
+          <w:rFonts w:ascii="Mangal" w:eastAsia="Times New Roman" w:hAnsi="Mangal" w:cs="Mangal"/>
+          <w:kern w:val="0"/>
+          <w:sz w:val="20"/>
+          <w:szCs w:val="20"/>
+          <w14:ligatures w14:val="none"/>
+        </w:rPr>
+        <w:t>Input: n = 10</w:t>
+      </w:r>
+      <w:r>
+        <w:rPr>
+          <w:rFonts w:ascii="Mangal" w:eastAsia="Times New Roman" w:hAnsi="Mangal" w:cs="Mangal"/>
+          <w:kern w:val="0"/>
+          <w:sz w:val="20"/>
+          <w:szCs w:val="20"/>
+          <w14:ligatures w14:val="none"/>
+        </w:rPr>
+        <w:br/>
+        <w:t>Output: 1 2 3 ... 10</w:t>
+      </w:r>
+    </w:p>
+    <w:p>
+      <w:pPr>
+        <w:pStyle w:val="ListParagraph"/>
+        <w:numPr>
+          <w:ilvl w:val="0"/>
+          <w:numId w:val="31"/>
+        </w:numPr>
+        <w:spacing w:before="100" w:beforeAutospacing="1" w:after="100" w:afterAutospacing="1" w:line="240" w:lineRule="auto"/>
+        <w:outlineLvl w:val="2"/>
+        <w:rPr>
+          <w:rFonts w:ascii="Mangal" w:eastAsia="Times New Roman" w:hAnsi="Mangal" w:cs="Mangal"/>
+          <w:b/>
+          <w:bCs/>
+          <w:kern w:val="0"/>
+          <w:sz w:val="27"/>
+          <w:szCs w:val="27"/>
+          <w14:ligatures w14:val="none"/>
+        </w:rPr>
+      </w:pPr>
+      <w:r>
+        <w:rPr>
+          <w:rFonts w:ascii="Mangal" w:eastAsia="Times New Roman" w:hAnsi="Mangal" w:cs="Mangal"/>
+          <w:b/>
+          <w:bCs/>
+          <w:kern w:val="0"/>
+          <w:sz w:val="27"/>
+          <w:szCs w:val="27"/>
+          <w14:ligatures w14:val="none"/>
+        </w:rPr>
+        <w:t>Check if Number is Prime</w:t>
+      </w:r>
+    </w:p>
+    <w:p>
+      <w:pPr>
+        <w:pStyle w:val="ListParagraph"/>
+        <w:spacing w:before="100" w:beforeAutospacing="1" w:after="100" w:afterAutospacing="1" w:line="240" w:lineRule="auto"/>
+        <w:ind w:left="1080"/>
+        <w:rPr>
+          <w:rFonts w:ascii="Mangal" w:eastAsia="Times New Roman" w:hAnsi="Mangal" w:cs="Mangal"/>
+          <w:kern w:val="0"/>
+          <w:sz w:val="20"/>
+          <w:szCs w:val="20"/>
+          <w14:ligatures w14:val="none"/>
+        </w:rPr>
+      </w:pPr>
+      <w:r>
+        <w:rPr>
+          <w:rFonts w:ascii="Mangal" w:eastAsia="Times New Roman" w:hAnsi="Mangal" w:cs="Mangal"/>
+          <w:kern w:val="0"/>
+          <w:sz w:val="20"/>
+          <w:szCs w:val="20"/>
+          <w14:ligatures w14:val="none"/>
+        </w:rPr>
+        <w:t xml:space="preserve">Input: 7 </w:t>
+      </w:r>
+      <w:r>
+        <w:rPr>
+          <w:rFonts w:ascii="Times New Roman" w:eastAsia="Times New Roman" w:hAnsi="Times New Roman" w:cs="Times New Roman"/>
+          <w:kern w:val="0"/>
+          <w:sz w:val="20"/>
+          <w:szCs w:val="20"/>
+          <w14:ligatures w14:val="none"/>
+        </w:rPr>
+        <w:t>→</w:t>
+      </w:r>
+      <w:r>
+        <w:rPr>
+          <w:rFonts w:ascii="Mangal" w:eastAsia="Times New Roman" w:hAnsi="Mangal" w:cs="Mangal"/>
+          <w:kern w:val="0"/>
+          <w:sz w:val="20"/>
+          <w:szCs w:val="20"/>
+          <w14:ligatures w14:val="none"/>
+        </w:rPr>
+        <w:t xml:space="preserve"> true</w:t>
+      </w:r>
+      <w:r>
+        <w:rPr>
+          <w:rFonts w:ascii="Mangal" w:eastAsia="Times New Roman" w:hAnsi="Mangal" w:cs="Mangal"/>
+          <w:kern w:val="0"/>
+          <w:sz w:val="20"/>
+          <w:szCs w:val="20"/>
+          <w14:ligatures w14:val="none"/>
+        </w:rPr>
+        <w:br/>
+        <w:t xml:space="preserve">Input: 9 </w:t>
+      </w:r>
+      <w:r>
+        <w:rPr>
+          <w:rFonts w:ascii="Times New Roman" w:eastAsia="Times New Roman" w:hAnsi="Times New Roman" w:cs="Times New Roman"/>
+          <w:kern w:val="0"/>
+          <w:sz w:val="20"/>
+          <w:szCs w:val="20"/>
+          <w14:ligatures w14:val="none"/>
+        </w:rPr>
+        <w:t>→</w:t>
+      </w:r>
+      <w:r>
+        <w:rPr>
+          <w:rFonts w:ascii="Mangal" w:eastAsia="Times New Roman" w:hAnsi="Mangal" w:cs="Mangal"/>
+          <w:kern w:val="0"/>
+          <w:sz w:val="20"/>
+          <w:szCs w:val="20"/>
+          <w14:ligatures w14:val="none"/>
+        </w:rPr>
+        <w:t xml:space="preserve"> false</w:t>
+      </w:r>
+    </w:p>
+    <w:p>
+      <w:pPr>
+        <w:pStyle w:val="ListParagraph"/>
+        <w:ind w:left="1080"/>
         <w:rPr>
           <w:rFonts w:ascii="Times New Roman" w:hAnsi="Times New Roman" w:cs="Times New Roman"/>
           <w:sz w:val="28"/>
           <w:szCs w:val="22"/>
         </w:rPr>
       </w:pPr>
-      <w:r>
-        <w:rPr>
-          <w:rFonts w:ascii="Times New Roman" w:hAnsi="Times New Roman" w:cs="Times New Roman"/>
-          <w:sz w:val="28"/>
-          <w:szCs w:val="22"/>
-        </w:rPr>
-        <w:t>Day 2</w:t>
-      </w:r>
-      <w:r>
-        <w:rPr>
-          <w:rFonts w:ascii="Times New Roman" w:hAnsi="Times New Roman" w:cs="Times New Roman"/>
-          <w:sz w:val="28"/>
-          <w:szCs w:val="22"/>
-        </w:rPr>
-        <w:t>1</w:t>
-      </w:r>
-      <w:r>
-        <w:rPr>
-          <w:rFonts w:ascii="Times New Roman" w:hAnsi="Times New Roman" w:cs="Times New Roman"/>
-          <w:sz w:val="28"/>
-          <w:szCs w:val="22"/>
-        </w:rPr>
-        <w:t xml:space="preserve"> </w:t>
-      </w:r>
-      <w:proofErr w:type="gramStart"/>
-      <w:r>
-        <w:rPr>
-          <w:rFonts w:ascii="Times New Roman" w:hAnsi="Times New Roman" w:cs="Times New Roman"/>
-          <w:sz w:val="28"/>
-          <w:szCs w:val="22"/>
-        </w:rPr>
-        <w:t>( Array</w:t>
-      </w:r>
-      <w:proofErr w:type="gramEnd"/>
-      <w:r>
-        <w:rPr>
-          <w:rFonts w:ascii="Times New Roman" w:hAnsi="Times New Roman" w:cs="Times New Roman"/>
-          <w:sz w:val="28"/>
-          <w:szCs w:val="22"/>
-        </w:rPr>
-        <w:t xml:space="preserve"> in Java Lab – </w:t>
-      </w:r>
-      <w:proofErr w:type="gramStart"/>
-      <w:r>
-        <w:rPr>
-          <w:rFonts w:ascii="Times New Roman" w:hAnsi="Times New Roman" w:cs="Times New Roman"/>
-          <w:sz w:val="28"/>
-          <w:szCs w:val="22"/>
-        </w:rPr>
-        <w:t>5 )</w:t>
-      </w:r>
-      <w:proofErr w:type="gramEnd"/>
-    </w:p>
-    <w:p>
-      <w:pPr>
-        <w:pStyle w:val="ListParagraph"/>
-        <w:numPr>
-          <w:ilvl w:val="0"/>
-          <w:numId w:val="30"/>
-        </w:numPr>
-        <w:rPr>
-          <w:rFonts w:ascii="Times New Roman" w:hAnsi="Times New Roman" w:cs="Times New Roman"/>
-          <w:sz w:val="28"/>
-          <w:szCs w:val="22"/>
-        </w:rPr>
-      </w:pPr>
-      <w:r>
-        <w:rPr>
-          <w:rFonts w:ascii="Times New Roman" w:hAnsi="Times New Roman" w:cs="Times New Roman"/>
-          <w:sz w:val="28"/>
-          <w:szCs w:val="22"/>
-        </w:rPr>
-        <w:t>Write a java program to find sum of array element of size n.</w:t>
-      </w:r>
-    </w:p>
-    <w:p>
-      <w:pPr>
-        <w:pStyle w:val="ListParagraph"/>
-        <w:numPr>
-          <w:ilvl w:val="0"/>
-          <w:numId w:val="30"/>
-        </w:numPr>
-        <w:rPr>
-          <w:rFonts w:ascii="Times New Roman" w:hAnsi="Times New Roman" w:cs="Times New Roman"/>
-          <w:sz w:val="28"/>
-          <w:szCs w:val="22"/>
-        </w:rPr>
-      </w:pPr>
-      <w:r>
-        <w:rPr>
-          <w:rFonts w:ascii="Times New Roman" w:hAnsi="Times New Roman" w:cs="Times New Roman"/>
-          <w:sz w:val="28"/>
-          <w:szCs w:val="22"/>
-        </w:rPr>
-        <w:t>Write a java program to find minimum and maximum element from 1-D array of size n.</w:t>
-      </w:r>
-    </w:p>
-    <w:p>
-      <w:pPr>
-        <w:pStyle w:val="ListParagraph"/>
-        <w:numPr>
-          <w:ilvl w:val="0"/>
-          <w:numId w:val="30"/>
-        </w:numPr>
-        <w:rPr>
-          <w:rFonts w:ascii="Times New Roman" w:hAnsi="Times New Roman" w:cs="Times New Roman"/>
-          <w:sz w:val="28"/>
-          <w:szCs w:val="22"/>
-        </w:rPr>
-      </w:pPr>
-      <w:r>
-        <w:rPr>
-          <w:rFonts w:ascii="Times New Roman" w:hAnsi="Times New Roman" w:cs="Times New Roman"/>
-          <w:sz w:val="28"/>
-          <w:szCs w:val="22"/>
-        </w:rPr>
-        <w:t>Write a java program to sort array in ascending order.</w:t>
-      </w:r>
-    </w:p>
-    <w:p>
-      <w:pPr>
-        <w:pStyle w:val="ListParagraph"/>
-        <w:numPr>
-          <w:ilvl w:val="0"/>
-          <w:numId w:val="30"/>
-        </w:numPr>
-        <w:rPr>
-          <w:rFonts w:ascii="Times New Roman" w:hAnsi="Times New Roman" w:cs="Times New Roman"/>
-          <w:sz w:val="28"/>
-          <w:szCs w:val="22"/>
-        </w:rPr>
-      </w:pPr>
-      <w:r>
-        <w:rPr>
-          <w:rFonts w:ascii="Times New Roman" w:hAnsi="Times New Roman" w:cs="Times New Roman"/>
-          <w:sz w:val="28"/>
-          <w:szCs w:val="22"/>
-        </w:rPr>
-        <w:t>Write a java program to multiply 3*3 matrix and display the resultant matrix.</w:t>
-      </w:r>
-    </w:p>
-    <w:p>
-      <w:pPr>
-        <w:pStyle w:val="ListParagraph"/>
-        <w:numPr>
-          <w:ilvl w:val="0"/>
-          <w:numId w:val="30"/>
-        </w:numPr>
-        <w:rPr>
-          <w:rFonts w:ascii="Times New Roman" w:hAnsi="Times New Roman" w:cs="Times New Roman"/>
-          <w:sz w:val="28"/>
-          <w:szCs w:val="22"/>
-        </w:rPr>
-      </w:pPr>
-      <w:r>
-        <w:rPr>
-          <w:rFonts w:ascii="Times New Roman" w:hAnsi="Times New Roman" w:cs="Times New Roman"/>
-          <w:sz w:val="28"/>
-          <w:szCs w:val="22"/>
-        </w:rPr>
-        <w:t>Write a java program to declare and initialized jagged array and display the jagged array with sum of individual row.</w:t>
-      </w:r>
-    </w:p>
-    <w:p>
-      <w:pPr>
-        <w:rPr>
-          <w:rFonts w:ascii="Times New Roman" w:hAnsi="Times New Roman" w:cs="Times New Roman"/>
-          <w:sz w:val="28"/>
-          <w:szCs w:val="22"/>
-        </w:rPr>
-      </w:pPr>
-      <w:r>
-        <w:rPr>
-          <w:rFonts w:ascii="Times New Roman" w:hAnsi="Times New Roman" w:cs="Times New Roman"/>
-          <w:sz w:val="28"/>
-          <w:szCs w:val="22"/>
-        </w:rPr>
-        <w:t>Day 22</w:t>
-      </w:r>
-    </w:p>
-    <w:p>
-      <w:pPr>
-        <w:pStyle w:val="ListParagraph"/>
-        <w:numPr>
-          <w:ilvl w:val="0"/>
-          <w:numId w:val="31"/>
-        </w:numPr>
-        <w:spacing w:before="100" w:beforeAutospacing="1" w:after="100" w:afterAutospacing="1" w:line="240" w:lineRule="auto"/>
-        <w:outlineLvl w:val="2"/>
-        <w:rPr>
-          <w:rFonts w:ascii="Mangal" w:eastAsia="Times New Roman" w:hAnsi="Mangal" w:cs="Mangal"/>
-          <w:b/>
-          <w:bCs/>
-          <w:kern w:val="0"/>
-          <w:sz w:val="27"/>
-          <w:szCs w:val="27"/>
-          <w14:ligatures w14:val="none"/>
-        </w:rPr>
-      </w:pPr>
-      <w:r>
-        <w:rPr>
-          <w:rFonts w:ascii="Mangal" w:eastAsia="Times New Roman" w:hAnsi="Mangal" w:cs="Mangal"/>
-          <w:b/>
-          <w:bCs/>
-          <w:kern w:val="0"/>
-          <w:sz w:val="27"/>
-          <w:szCs w:val="27"/>
-          <w14:ligatures w14:val="none"/>
-        </w:rPr>
-        <w:t>Find Sum of Elements at Even Index</w:t>
-      </w:r>
-    </w:p>
-    <w:p>
-      <w:pPr>
-        <w:spacing w:before="100" w:beforeAutospacing="1" w:after="100" w:afterAutospacing="1" w:line="240" w:lineRule="auto"/>
-        <w:ind w:left="720"/>
-        <w:outlineLvl w:val="2"/>
-        <w:rPr>
-          <w:rFonts w:ascii="Mangal" w:eastAsia="Times New Roman" w:hAnsi="Mangal" w:cs="Mangal"/>
-          <w:b/>
-          <w:bCs/>
-          <w:kern w:val="0"/>
-          <w:sz w:val="27"/>
-          <w:szCs w:val="27"/>
-          <w14:ligatures w14:val="none"/>
-        </w:rPr>
-      </w:pPr>
-      <w:r>
-        <w:rPr>
-          <w:rFonts w:ascii="Mangal" w:eastAsia="Times New Roman" w:hAnsi="Mangal" w:cs="Mangal"/>
-          <w:kern w:val="0"/>
-          <w:sz w:val="20"/>
-          <w:szCs w:val="20"/>
-          <w14:ligatures w14:val="none"/>
-        </w:rPr>
-        <w:t>Array: {10, 20, 30, 40, 50}</w:t>
-      </w:r>
-      <w:r>
-        <w:rPr>
-          <w:rFonts w:ascii="Mangal" w:eastAsia="Times New Roman" w:hAnsi="Mangal" w:cs="Mangal"/>
-          <w:kern w:val="0"/>
-          <w:sz w:val="20"/>
-          <w:szCs w:val="20"/>
-          <w14:ligatures w14:val="none"/>
-        </w:rPr>
-        <w:br/>
-        <w:t>Even index sum = 10 + 30 + 50 = 90</w:t>
-      </w:r>
-    </w:p>
-    <w:p>
-      <w:pPr>
-        <w:pStyle w:val="ListParagraph"/>
-        <w:numPr>
-          <w:ilvl w:val="0"/>
-          <w:numId w:val="31"/>
-        </w:numPr>
-        <w:spacing w:before="100" w:beforeAutospacing="1" w:after="100" w:afterAutospacing="1" w:line="240" w:lineRule="auto"/>
-        <w:outlineLvl w:val="2"/>
-        <w:rPr>
-          <w:rFonts w:ascii="Mangal" w:eastAsia="Times New Roman" w:hAnsi="Mangal" w:cs="Mangal"/>
-          <w:b/>
-          <w:bCs/>
-          <w:kern w:val="0"/>
-          <w:sz w:val="27"/>
-          <w:szCs w:val="27"/>
-          <w14:ligatures w14:val="none"/>
-        </w:rPr>
-      </w:pPr>
-      <w:r>
-        <w:rPr>
-          <w:rFonts w:ascii="Mangal" w:eastAsia="Times New Roman" w:hAnsi="Mangal" w:cs="Mangal"/>
-          <w:b/>
-          <w:bCs/>
-          <w:kern w:val="0"/>
-          <w:sz w:val="27"/>
-          <w:szCs w:val="27"/>
-          <w14:ligatures w14:val="none"/>
-        </w:rPr>
-        <w:t>Find Missing Number (1 to N)</w:t>
-      </w:r>
-    </w:p>
-    <w:p>
-      <w:pPr>
-        <w:pStyle w:val="ListParagraph"/>
-        <w:spacing w:before="100" w:beforeAutospacing="1" w:after="100" w:afterAutospacing="1" w:line="240" w:lineRule="auto"/>
-        <w:ind w:left="1080"/>
-        <w:rPr>
-          <w:rFonts w:ascii="Mangal" w:eastAsia="Times New Roman" w:hAnsi="Mangal" w:cs="Mangal"/>
-          <w:kern w:val="0"/>
-          <w:sz w:val="20"/>
-          <w:szCs w:val="20"/>
-          <w14:ligatures w14:val="none"/>
-        </w:rPr>
-      </w:pPr>
-      <w:r>
-        <w:rPr>
-          <w:rFonts w:ascii="Mangal" w:eastAsia="Times New Roman" w:hAnsi="Mangal" w:cs="Mangal"/>
-          <w:kern w:val="0"/>
-          <w:sz w:val="20"/>
-          <w:szCs w:val="20"/>
-          <w14:ligatures w14:val="none"/>
-        </w:rPr>
-        <w:t>Array: {1, 2, 4, 5}</w:t>
-      </w:r>
-      <w:r>
-        <w:rPr>
-          <w:rFonts w:ascii="Mangal" w:eastAsia="Times New Roman" w:hAnsi="Mangal" w:cs="Mangal"/>
-          <w:kern w:val="0"/>
-          <w:sz w:val="20"/>
-          <w:szCs w:val="20"/>
-          <w14:ligatures w14:val="none"/>
-        </w:rPr>
-        <w:br/>
-        <w:t>Output: 3</w:t>
-      </w:r>
-    </w:p>
-    <w:p>
-      <w:pPr>
-        <w:pStyle w:val="ListParagraph"/>
-        <w:numPr>
-          <w:ilvl w:val="0"/>
-          <w:numId w:val="31"/>
-        </w:numPr>
-        <w:spacing w:before="100" w:beforeAutospacing="1" w:after="100" w:afterAutospacing="1" w:line="240" w:lineRule="auto"/>
-        <w:outlineLvl w:val="2"/>
-        <w:rPr>
-          <w:rFonts w:ascii="Mangal" w:eastAsia="Times New Roman" w:hAnsi="Mangal" w:cs="Mangal"/>
-          <w:b/>
-          <w:bCs/>
-          <w:kern w:val="0"/>
-          <w:sz w:val="27"/>
-          <w:szCs w:val="27"/>
-          <w14:ligatures w14:val="none"/>
-        </w:rPr>
-      </w:pPr>
-      <w:r>
-        <w:rPr>
-          <w:rFonts w:ascii="Mangal" w:eastAsia="Times New Roman" w:hAnsi="Mangal" w:cs="Mangal"/>
-          <w:b/>
-          <w:bCs/>
-          <w:kern w:val="0"/>
-          <w:sz w:val="27"/>
-          <w:szCs w:val="27"/>
-          <w14:ligatures w14:val="none"/>
-        </w:rPr>
-        <w:t>Count Uppercase and Lowercase Letters</w:t>
-      </w:r>
-    </w:p>
-    <w:p>
-      <w:pPr>
-        <w:pStyle w:val="ListParagraph"/>
-        <w:spacing w:before="100" w:beforeAutospacing="1" w:after="100" w:afterAutospacing="1" w:line="240" w:lineRule="auto"/>
-        <w:ind w:left="1080"/>
-        <w:rPr>
-          <w:rFonts w:ascii="Mangal" w:eastAsia="Times New Roman" w:hAnsi="Mangal" w:cs="Mangal"/>
-          <w:kern w:val="0"/>
-          <w:sz w:val="20"/>
-          <w:szCs w:val="20"/>
-          <w14:ligatures w14:val="none"/>
-        </w:rPr>
-      </w:pPr>
-      <w:r>
-        <w:rPr>
-          <w:rFonts w:ascii="Mangal" w:eastAsia="Times New Roman" w:hAnsi="Mangal" w:cs="Mangal"/>
-          <w:kern w:val="0"/>
-          <w:sz w:val="20"/>
-          <w:szCs w:val="20"/>
-          <w14:ligatures w14:val="none"/>
-        </w:rPr>
-        <w:t>Input: "</w:t>
-      </w:r>
-      <w:proofErr w:type="spellStart"/>
-      <w:r>
-        <w:rPr>
-          <w:rFonts w:ascii="Mangal" w:eastAsia="Times New Roman" w:hAnsi="Mangal" w:cs="Mangal"/>
-          <w:kern w:val="0"/>
-          <w:sz w:val="20"/>
-          <w:szCs w:val="20"/>
-          <w14:ligatures w14:val="none"/>
-        </w:rPr>
-        <w:t>HeLLoWorLD</w:t>
-      </w:r>
-      <w:proofErr w:type="spellEnd"/>
-      <w:r>
-        <w:rPr>
-          <w:rFonts w:ascii="Mangal" w:eastAsia="Times New Roman" w:hAnsi="Mangal" w:cs="Mangal"/>
-          <w:kern w:val="0"/>
-          <w:sz w:val="20"/>
-          <w:szCs w:val="20"/>
-          <w14:ligatures w14:val="none"/>
-        </w:rPr>
-        <w:t>"</w:t>
-      </w:r>
-      <w:r>
-        <w:rPr>
-          <w:rFonts w:ascii="Mangal" w:eastAsia="Times New Roman" w:hAnsi="Mangal" w:cs="Mangal"/>
-          <w:kern w:val="0"/>
-          <w:sz w:val="20"/>
-          <w:szCs w:val="20"/>
-          <w14:ligatures w14:val="none"/>
-        </w:rPr>
-        <w:br/>
-        <w:t xml:space="preserve">Output: Upper </w:t>
-      </w:r>
-      <w:proofErr w:type="gramStart"/>
-      <w:r>
-        <w:rPr>
-          <w:rFonts w:ascii="Mangal" w:eastAsia="Times New Roman" w:hAnsi="Mangal" w:cs="Mangal"/>
-          <w:kern w:val="0"/>
-          <w:sz w:val="20"/>
-          <w:szCs w:val="20"/>
-          <w14:ligatures w14:val="none"/>
-        </w:rPr>
-        <w:t>= ?</w:t>
-      </w:r>
-      <w:proofErr w:type="gramEnd"/>
-      <w:r>
-        <w:rPr>
-          <w:rFonts w:ascii="Mangal" w:eastAsia="Times New Roman" w:hAnsi="Mangal" w:cs="Mangal"/>
-          <w:kern w:val="0"/>
-          <w:sz w:val="20"/>
-          <w:szCs w:val="20"/>
-          <w14:ligatures w14:val="none"/>
-        </w:rPr>
-        <w:t xml:space="preserve">, Lower </w:t>
-      </w:r>
-      <w:proofErr w:type="gramStart"/>
-      <w:r>
-        <w:rPr>
-          <w:rFonts w:ascii="Mangal" w:eastAsia="Times New Roman" w:hAnsi="Mangal" w:cs="Mangal"/>
-          <w:kern w:val="0"/>
-          <w:sz w:val="20"/>
-          <w:szCs w:val="20"/>
-          <w14:ligatures w14:val="none"/>
-        </w:rPr>
-        <w:t>= ?</w:t>
-      </w:r>
-      <w:proofErr w:type="gramEnd"/>
-    </w:p>
-    <w:p>
-      <w:pPr>
-        <w:pStyle w:val="ListParagraph"/>
-        <w:numPr>
-          <w:ilvl w:val="0"/>
-          <w:numId w:val="31"/>
-        </w:numPr>
-        <w:spacing w:before="100" w:beforeAutospacing="1" w:after="100" w:afterAutospacing="1" w:line="240" w:lineRule="auto"/>
-        <w:outlineLvl w:val="2"/>
-        <w:rPr>
-          <w:rFonts w:ascii="Mangal" w:eastAsia="Times New Roman" w:hAnsi="Mangal" w:cs="Mangal"/>
-          <w:b/>
-          <w:bCs/>
-          <w:kern w:val="0"/>
-          <w:sz w:val="27"/>
-          <w:szCs w:val="27"/>
-          <w14:ligatures w14:val="none"/>
-        </w:rPr>
-      </w:pPr>
-      <w:r>
-        <w:rPr>
-          <w:rFonts w:ascii="Mangal" w:eastAsia="Times New Roman" w:hAnsi="Mangal" w:cs="Mangal"/>
-          <w:b/>
-          <w:bCs/>
-          <w:kern w:val="0"/>
-          <w:sz w:val="27"/>
-          <w:szCs w:val="27"/>
-          <w14:ligatures w14:val="none"/>
-        </w:rPr>
-        <w:t>Remove All Spaces from a String</w:t>
-      </w:r>
-    </w:p>
-    <w:p>
-      <w:pPr>
-        <w:pStyle w:val="ListParagraph"/>
-        <w:spacing w:before="100" w:beforeAutospacing="1" w:after="100" w:afterAutospacing="1" w:line="240" w:lineRule="auto"/>
-        <w:ind w:left="1080"/>
-        <w:rPr>
-          <w:rFonts w:ascii="Mangal" w:eastAsia="Times New Roman" w:hAnsi="Mangal" w:cs="Mangal"/>
-          <w:kern w:val="0"/>
-          <w:sz w:val="20"/>
-          <w:szCs w:val="20"/>
-          <w14:ligatures w14:val="none"/>
-        </w:rPr>
-      </w:pPr>
-      <w:r>
-        <w:rPr>
-          <w:rFonts w:ascii="Mangal" w:eastAsia="Times New Roman" w:hAnsi="Mangal" w:cs="Mangal"/>
-          <w:kern w:val="0"/>
-          <w:sz w:val="20"/>
-          <w:szCs w:val="20"/>
-          <w14:ligatures w14:val="none"/>
-        </w:rPr>
-        <w:t>Input: "I love Java"</w:t>
-      </w:r>
-      <w:r>
-        <w:rPr>
-          <w:rFonts w:ascii="Mangal" w:eastAsia="Times New Roman" w:hAnsi="Mangal" w:cs="Mangal"/>
-          <w:kern w:val="0"/>
-          <w:sz w:val="20"/>
-          <w:szCs w:val="20"/>
-          <w14:ligatures w14:val="none"/>
-        </w:rPr>
-        <w:br/>
-        <w:t>Output: "</w:t>
-      </w:r>
-      <w:proofErr w:type="spellStart"/>
-      <w:r>
-        <w:rPr>
-          <w:rFonts w:ascii="Mangal" w:eastAsia="Times New Roman" w:hAnsi="Mangal" w:cs="Mangal"/>
-          <w:kern w:val="0"/>
-          <w:sz w:val="20"/>
-          <w:szCs w:val="20"/>
-          <w14:ligatures w14:val="none"/>
-        </w:rPr>
-        <w:t>IloveJava</w:t>
-      </w:r>
-      <w:proofErr w:type="spellEnd"/>
-      <w:r>
-        <w:rPr>
-          <w:rFonts w:ascii="Mangal" w:eastAsia="Times New Roman" w:hAnsi="Mangal" w:cs="Mangal"/>
-          <w:kern w:val="0"/>
-          <w:sz w:val="20"/>
-          <w:szCs w:val="20"/>
-          <w14:ligatures w14:val="none"/>
-        </w:rPr>
-        <w:t>"</w:t>
-      </w:r>
-    </w:p>
-    <w:p>
-      <w:pPr>
-        <w:pStyle w:val="ListParagraph"/>
-        <w:numPr>
-          <w:ilvl w:val="0"/>
-          <w:numId w:val="31"/>
-        </w:numPr>
-        <w:spacing w:before="100" w:beforeAutospacing="1" w:after="100" w:afterAutospacing="1" w:line="240" w:lineRule="auto"/>
-        <w:outlineLvl w:val="2"/>
-        <w:rPr>
-          <w:rFonts w:ascii="Mangal" w:eastAsia="Times New Roman" w:hAnsi="Mangal" w:cs="Mangal"/>
-          <w:b/>
-          <w:bCs/>
-          <w:kern w:val="0"/>
-          <w:sz w:val="27"/>
-          <w:szCs w:val="27"/>
-          <w14:ligatures w14:val="none"/>
-        </w:rPr>
-      </w:pPr>
-      <w:r>
-        <w:rPr>
-          <w:rFonts w:ascii="Mangal" w:eastAsia="Times New Roman" w:hAnsi="Mangal" w:cs="Mangal"/>
-          <w:b/>
-          <w:bCs/>
-          <w:kern w:val="0"/>
-          <w:sz w:val="27"/>
-          <w:szCs w:val="27"/>
-          <w14:ligatures w14:val="none"/>
-        </w:rPr>
-        <w:t>Print Numbers from 1 to N Without Using for Loop</w:t>
-      </w:r>
-    </w:p>
-    <w:p>
-      <w:pPr>
-        <w:pStyle w:val="ListParagraph"/>
-        <w:spacing w:before="100" w:beforeAutospacing="1" w:after="100" w:afterAutospacing="1" w:line="240" w:lineRule="auto"/>
-        <w:ind w:left="1080"/>
-        <w:rPr>
-          <w:rFonts w:ascii="Mangal" w:eastAsia="Times New Roman" w:hAnsi="Mangal" w:cs="Mangal"/>
-          <w:kern w:val="0"/>
-          <w:sz w:val="20"/>
-          <w:szCs w:val="20"/>
-          <w14:ligatures w14:val="none"/>
-        </w:rPr>
-      </w:pPr>
-      <w:r>
-        <w:rPr>
-          <w:rFonts w:ascii="Mangal" w:eastAsia="Times New Roman" w:hAnsi="Mangal" w:cs="Mangal"/>
-          <w:kern w:val="0"/>
-          <w:sz w:val="20"/>
-          <w:szCs w:val="20"/>
-          <w14:ligatures w14:val="none"/>
-        </w:rPr>
-        <w:t>Input: n = 10</w:t>
-      </w:r>
-      <w:r>
-        <w:rPr>
-          <w:rFonts w:ascii="Mangal" w:eastAsia="Times New Roman" w:hAnsi="Mangal" w:cs="Mangal"/>
-          <w:kern w:val="0"/>
-          <w:sz w:val="20"/>
-          <w:szCs w:val="20"/>
-          <w14:ligatures w14:val="none"/>
-        </w:rPr>
-        <w:br/>
-        <w:t>Output: 1 2 3 ... 10</w:t>
-      </w:r>
-    </w:p>
-    <w:p>
-      <w:pPr>
-        <w:pStyle w:val="ListParagraph"/>
-        <w:numPr>
-          <w:ilvl w:val="0"/>
-          <w:numId w:val="31"/>
-        </w:numPr>
-        <w:spacing w:before="100" w:beforeAutospacing="1" w:after="100" w:afterAutospacing="1" w:line="240" w:lineRule="auto"/>
-        <w:outlineLvl w:val="2"/>
-        <w:rPr>
-          <w:rFonts w:ascii="Mangal" w:eastAsia="Times New Roman" w:hAnsi="Mangal" w:cs="Mangal"/>
-          <w:b/>
-          <w:bCs/>
-          <w:kern w:val="0"/>
-          <w:sz w:val="27"/>
-          <w:szCs w:val="27"/>
-          <w14:ligatures w14:val="none"/>
-        </w:rPr>
-      </w:pPr>
-      <w:r>
-        <w:rPr>
-          <w:rFonts w:ascii="Mangal" w:eastAsia="Times New Roman" w:hAnsi="Mangal" w:cs="Mangal"/>
-          <w:b/>
-          <w:bCs/>
-          <w:kern w:val="0"/>
-          <w:sz w:val="27"/>
-          <w:szCs w:val="27"/>
-          <w14:ligatures w14:val="none"/>
-        </w:rPr>
-        <w:t>Check if Number is Prime</w:t>
-      </w:r>
-    </w:p>
-    <w:p>
-      <w:pPr>
-        <w:pStyle w:val="ListParagraph"/>
-        <w:spacing w:before="100" w:beforeAutospacing="1" w:after="100" w:afterAutospacing="1" w:line="240" w:lineRule="auto"/>
-        <w:ind w:left="1080"/>
-        <w:rPr>
-          <w:rFonts w:ascii="Mangal" w:eastAsia="Times New Roman" w:hAnsi="Mangal" w:cs="Mangal"/>
-          <w:kern w:val="0"/>
-          <w:sz w:val="20"/>
-          <w:szCs w:val="20"/>
-          <w14:ligatures w14:val="none"/>
-        </w:rPr>
-      </w:pPr>
-      <w:r>
-        <w:rPr>
-          <w:rFonts w:ascii="Mangal" w:eastAsia="Times New Roman" w:hAnsi="Mangal" w:cs="Mangal"/>
-          <w:kern w:val="0"/>
-          <w:sz w:val="20"/>
-          <w:szCs w:val="20"/>
-          <w14:ligatures w14:val="none"/>
-        </w:rPr>
-        <w:t xml:space="preserve">Input: 7 </w:t>
-      </w:r>
-      <w:r>
-        <w:rPr>
-          <w:rFonts w:ascii="Times New Roman" w:eastAsia="Times New Roman" w:hAnsi="Times New Roman" w:cs="Times New Roman"/>
-          <w:kern w:val="0"/>
-          <w:sz w:val="20"/>
-          <w:szCs w:val="20"/>
-          <w14:ligatures w14:val="none"/>
-        </w:rPr>
-        <w:t>→</w:t>
-      </w:r>
-      <w:r>
-        <w:rPr>
-          <w:rFonts w:ascii="Mangal" w:eastAsia="Times New Roman" w:hAnsi="Mangal" w:cs="Mangal"/>
-          <w:kern w:val="0"/>
-          <w:sz w:val="20"/>
-          <w:szCs w:val="20"/>
-          <w14:ligatures w14:val="none"/>
-        </w:rPr>
-        <w:t xml:space="preserve"> true</w:t>
-      </w:r>
-      <w:r>
-        <w:rPr>
-          <w:rFonts w:ascii="Mangal" w:eastAsia="Times New Roman" w:hAnsi="Mangal" w:cs="Mangal"/>
-          <w:kern w:val="0"/>
-          <w:sz w:val="20"/>
-          <w:szCs w:val="20"/>
-          <w14:ligatures w14:val="none"/>
-        </w:rPr>
-        <w:br/>
-        <w:t xml:space="preserve">Input: 9 </w:t>
-      </w:r>
-      <w:r>
-        <w:rPr>
-          <w:rFonts w:ascii="Times New Roman" w:eastAsia="Times New Roman" w:hAnsi="Times New Roman" w:cs="Times New Roman"/>
-          <w:kern w:val="0"/>
-          <w:sz w:val="20"/>
-          <w:szCs w:val="20"/>
-          <w14:ligatures w14:val="none"/>
-        </w:rPr>
-        <w:t>→</w:t>
-      </w:r>
-      <w:r>
-        <w:rPr>
-          <w:rFonts w:ascii="Mangal" w:eastAsia="Times New Roman" w:hAnsi="Mangal" w:cs="Mangal"/>
-          <w:kern w:val="0"/>
-          <w:sz w:val="20"/>
-          <w:szCs w:val="20"/>
-          <w14:ligatures w14:val="none"/>
-        </w:rPr>
-        <w:t xml:space="preserve"> false</w:t>
-      </w:r>
-    </w:p>
-    <w:p>
-      <w:pPr>
-        <w:pStyle w:val="ListParagraph"/>
-        <w:ind w:left="1080"/>
-        <w:rPr>
-          <w:rFonts w:ascii="Times New Roman" w:hAnsi="Times New Roman" w:cs="Times New Roman"/>
-          <w:sz w:val="28"/>
-          <w:szCs w:val="22"/>
-        </w:rPr>
-      </w:pPr>
     </w:p>
     <w:p/>
     <w:p/>
@@ -8014,27 +6763,7 @@
           <w:sz w:val="24"/>
           <w:szCs w:val="24"/>
         </w:rPr>
-        <w:t xml:space="preserve">Given an array, write a java program to right rotate it by k elements, let elements be 1,2,3,4,5,6,7,8,9,10. If k = 3, after right rotation it becomes 8, 9, 10, </w:t>
-      </w:r>
-      <w:proofErr w:type="gramStart"/>
-      <w:r>
-        <w:rPr>
-          <w:rFonts w:ascii="Verdana" w:hAnsi="Verdana"/>
-          <w:color w:val="000000"/>
-          <w:sz w:val="24"/>
-          <w:szCs w:val="24"/>
-        </w:rPr>
-        <w:t>1 ,</w:t>
-      </w:r>
-      <w:proofErr w:type="gramEnd"/>
-      <w:r>
-        <w:rPr>
-          <w:rFonts w:ascii="Verdana" w:hAnsi="Verdana"/>
-          <w:color w:val="000000"/>
-          <w:sz w:val="24"/>
-          <w:szCs w:val="24"/>
-        </w:rPr>
-        <w:t xml:space="preserve"> 2, 3, 4, 5, 6, 7.</w:t>
+        <w:t>Given an array, write a java program to right rotate it by k elements, let elements be 1,2,3,4,5,6,7,8,9,10. If k = 3, after right rotation it becomes 8, 9, 10, 1 , 2, 3, 4, 5, 6, 7.</w:t>
       </w:r>
     </w:p>
     <w:p>
@@ -8251,9 +6980,8 @@
           <w:szCs w:val="20"/>
           <w14:ligatures w14:val="none"/>
         </w:rPr>
-        <w:t xml:space="preserve">Find </w:t>
-      </w:r>
-      <w:proofErr w:type="gramStart"/>
+        <w:t>Find average</w:t>
+      </w:r>
       <w:r>
         <w:rPr>
           <w:rFonts w:ascii="Mangal" w:eastAsia="Times New Roman" w:hAnsi="Mangal" w:cs="Mangal"/>
@@ -8262,28 +6990,7 @@
           <w:szCs w:val="20"/>
           <w14:ligatures w14:val="none"/>
         </w:rPr>
-        <w:t>average</w:t>
-      </w:r>
-      <w:r>
-        <w:rPr>
-          <w:rFonts w:ascii="Mangal" w:eastAsia="Times New Roman" w:hAnsi="Mangal" w:cs="Mangal"/>
-          <w:kern w:val="0"/>
-          <w:sz w:val="20"/>
-          <w:szCs w:val="20"/>
-          <w14:ligatures w14:val="none"/>
-        </w:rPr>
-        <w:t xml:space="preserve"> ,</w:t>
-      </w:r>
-      <w:proofErr w:type="gramEnd"/>
-      <w:r>
-        <w:rPr>
-          <w:rFonts w:ascii="Mangal" w:eastAsia="Times New Roman" w:hAnsi="Mangal" w:cs="Mangal"/>
-          <w:kern w:val="0"/>
-          <w:sz w:val="20"/>
-          <w:szCs w:val="20"/>
-          <w14:ligatures w14:val="none"/>
-        </w:rPr>
-        <w:t xml:space="preserve"> </w:t>
+        <w:t xml:space="preserve"> , </w:t>
       </w:r>
       <w:r>
         <w:rPr>
@@ -8346,9 +7053,8 @@
           <w:szCs w:val="20"/>
           <w14:ligatures w14:val="none"/>
         </w:rPr>
-        <w:t>Input: "</w:t>
-      </w:r>
-      <w:proofErr w:type="spellStart"/>
+        <w:t>Input: "JaVa"</w:t>
+      </w:r>
       <w:r>
         <w:rPr>
           <w:rFonts w:ascii="Mangal" w:eastAsia="Times New Roman" w:hAnsi="Mangal" w:cs="Mangal"/>
@@ -8357,10 +7063,14 @@
           <w:szCs w:val="20"/>
           <w14:ligatures w14:val="none"/>
         </w:rPr>
-        <w:t>JaVa</w:t>
-      </w:r>
-      <w:proofErr w:type="spellEnd"/>
-      <w:r>
+        <w:br/>
+        <w:t>Output: "jAvA"</w:t>
+      </w:r>
+    </w:p>
+    <w:p>
+      <w:pPr>
+        <w:spacing w:before="100" w:beforeAutospacing="1" w:after="100" w:afterAutospacing="1" w:line="240" w:lineRule="auto"/>
+        <w:ind w:left="720"/>
         <w:rPr>
           <w:rFonts w:ascii="Mangal" w:eastAsia="Times New Roman" w:hAnsi="Mangal" w:cs="Mangal"/>
           <w:kern w:val="0"/>
@@ -8368,8 +7078,7 @@
           <w:szCs w:val="20"/>
           <w14:ligatures w14:val="none"/>
         </w:rPr>
-        <w:t>"</w:t>
-      </w:r>
+      </w:pPr>
       <w:r>
         <w:rPr>
           <w:rFonts w:ascii="Mangal" w:eastAsia="Times New Roman" w:hAnsi="Mangal" w:cs="Mangal"/>
@@ -8378,10 +7087,8 @@
           <w:szCs w:val="20"/>
           <w14:ligatures w14:val="none"/>
         </w:rPr>
-        <w:br/>
-        <w:t>Output: "</w:t>
-      </w:r>
-      <w:proofErr w:type="spellStart"/>
+        <w:t>Use:</w:t>
+      </w:r>
       <w:r>
         <w:rPr>
           <w:rFonts w:ascii="Mangal" w:eastAsia="Times New Roman" w:hAnsi="Mangal" w:cs="Mangal"/>
@@ -8390,9 +7097,8 @@
           <w:szCs w:val="20"/>
           <w14:ligatures w14:val="none"/>
         </w:rPr>
-        <w:t>jAvA</w:t>
-      </w:r>
-      <w:proofErr w:type="spellEnd"/>
+        <w:t xml:space="preserve">  </w:t>
+      </w:r>
       <w:r>
         <w:rPr>
           <w:rFonts w:ascii="Mangal" w:eastAsia="Times New Roman" w:hAnsi="Mangal" w:cs="Mangal"/>
@@ -8401,13 +7107,9 @@
           <w:szCs w:val="20"/>
           <w14:ligatures w14:val="none"/>
         </w:rPr>
-        <w:t>"</w:t>
-      </w:r>
-    </w:p>
-    <w:p>
-      <w:pPr>
-        <w:spacing w:before="100" w:beforeAutospacing="1" w:after="100" w:afterAutospacing="1" w:line="240" w:lineRule="auto"/>
-        <w:ind w:left="720"/>
+        <w:t>Character.isUpperCase()</w:t>
+      </w:r>
+      <w:r>
         <w:rPr>
           <w:rFonts w:ascii="Mangal" w:eastAsia="Times New Roman" w:hAnsi="Mangal" w:cs="Mangal"/>
           <w:kern w:val="0"/>
@@ -8415,7 +7117,8 @@
           <w:szCs w:val="20"/>
           <w14:ligatures w14:val="none"/>
         </w:rPr>
-      </w:pPr>
+        <w:t xml:space="preserve">,  </w:t>
+      </w:r>
       <w:r>
         <w:rPr>
           <w:rFonts w:ascii="Mangal" w:eastAsia="Times New Roman" w:hAnsi="Mangal" w:cs="Mangal"/>
@@ -8424,7 +7127,7 @@
           <w:szCs w:val="20"/>
           <w14:ligatures w14:val="none"/>
         </w:rPr>
-        <w:t>Use:</w:t>
+        <w:t>toLowerCase(),</w:t>
       </w:r>
       <w:r>
         <w:rPr>
@@ -8434,9 +7137,8 @@
           <w:szCs w:val="20"/>
           <w14:ligatures w14:val="none"/>
         </w:rPr>
-        <w:t xml:space="preserve">  </w:t>
-      </w:r>
-      <w:proofErr w:type="spellStart"/>
+        <w:t xml:space="preserve"> </w:t>
+      </w:r>
       <w:r>
         <w:rPr>
           <w:rFonts w:ascii="Mangal" w:eastAsia="Times New Roman" w:hAnsi="Mangal" w:cs="Mangal"/>
@@ -8445,116 +7147,7 @@
           <w:szCs w:val="20"/>
           <w14:ligatures w14:val="none"/>
         </w:rPr>
-        <w:t>Character.isUpperCase</w:t>
-      </w:r>
-      <w:proofErr w:type="spellEnd"/>
-      <w:r>
-        <w:rPr>
-          <w:rFonts w:ascii="Mangal" w:eastAsia="Times New Roman" w:hAnsi="Mangal" w:cs="Mangal"/>
-          <w:kern w:val="0"/>
-          <w:sz w:val="20"/>
-          <w:szCs w:val="20"/>
-          <w14:ligatures w14:val="none"/>
-        </w:rPr>
-        <w:t>(</w:t>
-      </w:r>
-      <w:proofErr w:type="gramStart"/>
-      <w:r>
-        <w:rPr>
-          <w:rFonts w:ascii="Mangal" w:eastAsia="Times New Roman" w:hAnsi="Mangal" w:cs="Mangal"/>
-          <w:kern w:val="0"/>
-          <w:sz w:val="20"/>
-          <w:szCs w:val="20"/>
-          <w14:ligatures w14:val="none"/>
-        </w:rPr>
-        <w:t>)</w:t>
-      </w:r>
-      <w:r>
-        <w:rPr>
-          <w:rFonts w:ascii="Mangal" w:eastAsia="Times New Roman" w:hAnsi="Mangal" w:cs="Mangal"/>
-          <w:kern w:val="0"/>
-          <w:sz w:val="20"/>
-          <w:szCs w:val="20"/>
-          <w14:ligatures w14:val="none"/>
-        </w:rPr>
-        <w:t xml:space="preserve">,  </w:t>
-      </w:r>
-      <w:proofErr w:type="spellStart"/>
-      <w:r>
-        <w:rPr>
-          <w:rFonts w:ascii="Mangal" w:eastAsia="Times New Roman" w:hAnsi="Mangal" w:cs="Mangal"/>
-          <w:kern w:val="0"/>
-          <w:sz w:val="20"/>
-          <w:szCs w:val="20"/>
-          <w14:ligatures w14:val="none"/>
-        </w:rPr>
-        <w:t>toLowerCase</w:t>
-      </w:r>
-      <w:proofErr w:type="spellEnd"/>
-      <w:proofErr w:type="gramEnd"/>
-      <w:r>
-        <w:rPr>
-          <w:rFonts w:ascii="Mangal" w:eastAsia="Times New Roman" w:hAnsi="Mangal" w:cs="Mangal"/>
-          <w:kern w:val="0"/>
-          <w:sz w:val="20"/>
-          <w:szCs w:val="20"/>
-          <w14:ligatures w14:val="none"/>
-        </w:rPr>
-        <w:t>(</w:t>
-      </w:r>
-      <w:proofErr w:type="gramStart"/>
-      <w:r>
-        <w:rPr>
-          <w:rFonts w:ascii="Mangal" w:eastAsia="Times New Roman" w:hAnsi="Mangal" w:cs="Mangal"/>
-          <w:kern w:val="0"/>
-          <w:sz w:val="20"/>
-          <w:szCs w:val="20"/>
-          <w14:ligatures w14:val="none"/>
-        </w:rPr>
-        <w:t>),</w:t>
-      </w:r>
-      <w:r>
-        <w:rPr>
-          <w:rFonts w:ascii="Mangal" w:eastAsia="Times New Roman" w:hAnsi="Mangal" w:cs="Mangal"/>
-          <w:kern w:val="0"/>
-          <w:sz w:val="20"/>
-          <w:szCs w:val="20"/>
-          <w14:ligatures w14:val="none"/>
-        </w:rPr>
-        <w:t xml:space="preserve"> </w:t>
-      </w:r>
-      <w:r>
-        <w:rPr>
-          <w:rFonts w:ascii="Mangal" w:eastAsia="Times New Roman" w:hAnsi="Mangal" w:cs="Mangal"/>
-          <w:kern w:val="0"/>
-          <w:sz w:val="20"/>
-          <w:szCs w:val="20"/>
-          <w14:ligatures w14:val="none"/>
-        </w:rPr>
-        <w:t xml:space="preserve"> </w:t>
-      </w:r>
-      <w:proofErr w:type="spellStart"/>
-      <w:r>
-        <w:rPr>
-          <w:rFonts w:ascii="Mangal" w:eastAsia="Times New Roman" w:hAnsi="Mangal" w:cs="Mangal"/>
-          <w:kern w:val="0"/>
-          <w:sz w:val="20"/>
-          <w:szCs w:val="20"/>
-          <w14:ligatures w14:val="none"/>
-        </w:rPr>
-        <w:t>toUpperCase</w:t>
-      </w:r>
-      <w:proofErr w:type="spellEnd"/>
-      <w:proofErr w:type="gramEnd"/>
-      <w:r>
-        <w:rPr>
-          <w:rFonts w:ascii="Mangal" w:eastAsia="Times New Roman" w:hAnsi="Mangal" w:cs="Mangal"/>
-          <w:kern w:val="0"/>
-          <w:sz w:val="20"/>
-          <w:szCs w:val="20"/>
-          <w14:ligatures w14:val="none"/>
-        </w:rPr>
-        <w:t>()</w:t>
+        <w:t xml:space="preserve"> toUpperCase()</w:t>
       </w:r>
     </w:p>
     <w:p>
@@ -8639,7 +7232,6 @@
         </w:rPr>
         <w:t xml:space="preserve"> = </w:t>
       </w:r>
-      <w:proofErr w:type="gramStart"/>
       <w:r>
         <w:rPr>
           <w:rStyle w:val="hljs-number"/>
@@ -8661,7 +7253,6 @@
         </w:rPr>
         <w:t>a</w:t>
       </w:r>
-      <w:proofErr w:type="gramEnd"/>
       <w:r>
         <w:rPr>
           <w:rStyle w:val="HTMLCode"/>
@@ -8669,7 +7260,6 @@
         </w:rPr>
         <w:t xml:space="preserve"> = </w:t>
       </w:r>
-      <w:proofErr w:type="gramStart"/>
       <w:r>
         <w:rPr>
           <w:rStyle w:val="hljs-number"/>
@@ -8691,7 +7281,6 @@
         </w:rPr>
         <w:t>n</w:t>
       </w:r>
-      <w:proofErr w:type="gramEnd"/>
       <w:r>
         <w:rPr>
           <w:rStyle w:val="HTMLCode"/>
@@ -8718,21 +7307,12 @@
       <w:r>
         <w:t xml:space="preserve">You can use:  Nested loops (manual) Or </w:t>
       </w:r>
-      <w:proofErr w:type="gramStart"/>
       <w:r>
         <w:rPr>
           <w:rStyle w:val="HTMLCode"/>
           <w:rFonts w:eastAsiaTheme="majorEastAsia"/>
         </w:rPr>
-        <w:t>int[</w:t>
-      </w:r>
-      <w:proofErr w:type="gramEnd"/>
-      <w:r>
-        <w:rPr>
-          <w:rStyle w:val="HTMLCode"/>
-          <w:rFonts w:eastAsiaTheme="majorEastAsia"/>
-        </w:rPr>
-        <w:t>256]</w:t>
+        <w:t>int[256]</w:t>
       </w:r>
       <w:r>
         <w:t xml:space="preserve"> frequency array (smart)</w:t>
@@ -9170,6 +7750,325 @@
           <w:szCs w:val="24"/>
         </w:rPr>
       </w:pPr>
+      <w:r>
+        <w:t>Write a class Circle containing private variable radius of type float, suitable constructors, and two methods findArea and findCircumference to find area and circumference of circles respectively. Write a separate class MyCircle containing main method to create and use circle objects.</w:t>
+      </w:r>
+    </w:p>
+    <w:p>
+      <w:pPr>
+        <w:pStyle w:val="max2"/>
+        <w:numPr>
+          <w:ilvl w:val="0"/>
+          <w:numId w:val="38"/>
+        </w:numPr>
+        <w:rPr>
+          <w:rFonts w:ascii="Verdana" w:hAnsi="Verdana"/>
+          <w:color w:val="000000"/>
+          <w:sz w:val="24"/>
+          <w:szCs w:val="24"/>
+        </w:rPr>
+      </w:pPr>
+      <w:r>
+        <w:t>Write a Java program to create a class student having property name, address and roll. Set default and user defined value of these property using constructors and then display values of these property.</w:t>
+      </w:r>
+    </w:p>
+    <w:p>
+      <w:pPr>
+        <w:pStyle w:val="ListParagraph"/>
+        <w:numPr>
+          <w:ilvl w:val="0"/>
+          <w:numId w:val="38"/>
+        </w:numPr>
+      </w:pPr>
+      <w:r>
+        <w:t>Write a class Box with private variables width, height and depth and methods to find volume and surface area. Use suitable constructors. Implement the class to find volume and surface area of two boxes.</w:t>
+      </w:r>
+    </w:p>
+    <w:p>
+      <w:pPr>
+        <w:pStyle w:val="max2"/>
+        <w:numPr>
+          <w:ilvl w:val="0"/>
+          <w:numId w:val="38"/>
+        </w:numPr>
+        <w:rPr>
+          <w:rFonts w:ascii="Verdana" w:hAnsi="Verdana"/>
+          <w:color w:val="000000"/>
+          <w:sz w:val="24"/>
+          <w:szCs w:val="24"/>
+        </w:rPr>
+      </w:pPr>
+    </w:p>
+    <w:p>
+      <w:pPr>
+        <w:pStyle w:val="max2"/>
+        <w:rPr>
+          <w:rFonts w:ascii="Verdana" w:hAnsi="Verdana"/>
+          <w:color w:val="000000"/>
+          <w:sz w:val="24"/>
+          <w:szCs w:val="24"/>
+        </w:rPr>
+      </w:pPr>
+      <w:r>
+        <w:rPr>
+          <w:rFonts w:ascii="Verdana" w:hAnsi="Verdana"/>
+          <w:color w:val="000000"/>
+          <w:sz w:val="24"/>
+          <w:szCs w:val="24"/>
+        </w:rPr>
+        <w:t>Day 26</w:t>
+      </w:r>
+    </w:p>
+    <w:p>
+      <w:pPr>
+        <w:pStyle w:val="max2"/>
+        <w:numPr>
+          <w:ilvl w:val="0"/>
+          <w:numId w:val="39"/>
+        </w:numPr>
+        <w:rPr>
+          <w:rFonts w:ascii="Verdana" w:hAnsi="Verdana"/>
+          <w:b/>
+          <w:bCs/>
+          <w:color w:val="000000"/>
+          <w:szCs w:val="24"/>
+        </w:rPr>
+      </w:pPr>
+      <w:r>
+        <w:rPr>
+          <w:rFonts w:ascii="Verdana" w:hAnsi="Verdana"/>
+          <w:b/>
+          <w:bCs/>
+          <w:color w:val="000000"/>
+          <w:szCs w:val="24"/>
+        </w:rPr>
+        <w:t>Find Pair With Given Sum</w:t>
+      </w:r>
+    </w:p>
+    <w:p>
+      <w:pPr>
+        <w:pStyle w:val="max2"/>
+        <w:ind w:left="720"/>
+        <w:rPr>
+          <w:rFonts w:ascii="Verdana" w:hAnsi="Verdana"/>
+          <w:color w:val="000000"/>
+          <w:szCs w:val="24"/>
+        </w:rPr>
+      </w:pPr>
+      <w:r>
+        <w:rPr>
+          <w:rFonts w:ascii="Verdana" w:hAnsi="Verdana"/>
+          <w:color w:val="000000"/>
+          <w:szCs w:val="24"/>
+        </w:rPr>
+        <w:t>Input: {2, 7, 11, 15}, target = 9</w:t>
+      </w:r>
+      <w:r>
+        <w:rPr>
+          <w:rFonts w:ascii="Verdana" w:hAnsi="Verdana"/>
+          <w:color w:val="000000"/>
+          <w:szCs w:val="24"/>
+        </w:rPr>
+        <w:br/>
+        <w:t>Output: 2 + 7</w:t>
+      </w:r>
+    </w:p>
+    <w:p>
+      <w:pPr>
+        <w:pStyle w:val="max2"/>
+        <w:ind w:left="720"/>
+        <w:rPr>
+          <w:rFonts w:ascii="Verdana" w:hAnsi="Verdana"/>
+          <w:color w:val="000000"/>
+          <w:szCs w:val="24"/>
+        </w:rPr>
+      </w:pPr>
+      <w:r>
+        <w:rPr>
+          <w:rFonts w:ascii="Verdana" w:hAnsi="Verdana"/>
+          <w:color w:val="000000"/>
+          <w:szCs w:val="24"/>
+        </w:rPr>
+        <w:t>Use nested loop (basic)</w:t>
+      </w:r>
+      <w:r>
+        <w:rPr>
+          <w:rFonts w:ascii="Verdana" w:hAnsi="Verdana"/>
+          <w:color w:val="000000"/>
+          <w:szCs w:val="24"/>
+        </w:rPr>
+        <w:t xml:space="preserve">   </w:t>
+      </w:r>
+      <w:r>
+        <w:rPr>
+          <w:rFonts w:ascii="Verdana" w:hAnsi="Verdana"/>
+          <w:color w:val="000000"/>
+          <w:szCs w:val="24"/>
+        </w:rPr>
+        <w:t>Or use a tracking array (smart way)</w:t>
+      </w:r>
+    </w:p>
+    <w:p>
+      <w:pPr>
+        <w:pStyle w:val="max2"/>
+        <w:ind w:left="720"/>
+        <w:rPr>
+          <w:rFonts w:ascii="Verdana" w:hAnsi="Verdana"/>
+          <w:color w:val="000000"/>
+          <w:szCs w:val="24"/>
+        </w:rPr>
+      </w:pPr>
+      <w:r>
+        <w:rPr>
+          <w:rFonts w:ascii="Verdana" w:hAnsi="Verdana"/>
+          <w:b/>
+          <w:bCs/>
+          <w:color w:val="000000"/>
+          <w:szCs w:val="24"/>
+        </w:rPr>
+        <w:t>Pattern:</w:t>
+      </w:r>
+      <w:r>
+        <w:rPr>
+          <w:rFonts w:ascii="Verdana" w:hAnsi="Verdana"/>
+          <w:color w:val="000000"/>
+          <w:szCs w:val="24"/>
+        </w:rPr>
+        <w:t xml:space="preserve"> Two-sum thinking</w:t>
+      </w:r>
+    </w:p>
+    <w:p>
+      <w:pPr>
+        <w:pStyle w:val="ListParagraph"/>
+        <w:numPr>
+          <w:ilvl w:val="0"/>
+          <w:numId w:val="39"/>
+        </w:numPr>
+        <w:spacing w:before="100" w:beforeAutospacing="1" w:after="100" w:afterAutospacing="1" w:line="240" w:lineRule="auto"/>
+        <w:outlineLvl w:val="1"/>
+        <w:rPr>
+          <w:rFonts w:ascii="Times New Roman" w:eastAsia="Times New Roman" w:hAnsi="Times New Roman" w:cs="Times New Roman"/>
+          <w:b/>
+          <w:bCs/>
+          <w:kern w:val="0"/>
+          <w:szCs w:val="24"/>
+          <w14:ligatures w14:val="none"/>
+        </w:rPr>
+      </w:pPr>
+      <w:r>
+        <w:rPr>
+          <w:rFonts w:ascii="Times New Roman" w:eastAsia="Times New Roman" w:hAnsi="Times New Roman" w:cs="Times New Roman"/>
+          <w:b/>
+          <w:bCs/>
+          <w:kern w:val="0"/>
+          <w:szCs w:val="24"/>
+          <w14:ligatures w14:val="none"/>
+        </w:rPr>
+        <w:t>Remove All Occurrences of a Number (In-place)</w:t>
+      </w:r>
+    </w:p>
+    <w:p>
+      <w:pPr>
+        <w:spacing w:before="100" w:beforeAutospacing="1" w:after="100" w:afterAutospacing="1" w:line="240" w:lineRule="auto"/>
+        <w:ind w:left="720"/>
+        <w:rPr>
+          <w:rFonts w:ascii="Mangal" w:eastAsia="Times New Roman" w:hAnsi="Mangal" w:cs="Mangal"/>
+          <w:kern w:val="0"/>
+          <w:sz w:val="20"/>
+          <w:szCs w:val="20"/>
+          <w14:ligatures w14:val="none"/>
+        </w:rPr>
+      </w:pPr>
+      <w:r>
+        <w:rPr>
+          <w:rFonts w:ascii="Mangal" w:eastAsia="Times New Roman" w:hAnsi="Mangal" w:cs="Mangal"/>
+          <w:kern w:val="0"/>
+          <w:sz w:val="20"/>
+          <w:szCs w:val="20"/>
+          <w14:ligatures w14:val="none"/>
+        </w:rPr>
+        <w:t>Input: {3,2,2,3}, remove = 3</w:t>
+      </w:r>
+      <w:r>
+        <w:rPr>
+          <w:rFonts w:ascii="Mangal" w:eastAsia="Times New Roman" w:hAnsi="Mangal" w:cs="Mangal"/>
+          <w:kern w:val="0"/>
+          <w:sz w:val="20"/>
+          <w:szCs w:val="20"/>
+          <w14:ligatures w14:val="none"/>
+        </w:rPr>
+        <w:br/>
+        <w:t>Output: {2,2}</w:t>
+      </w:r>
+      <w:r>
+        <w:rPr>
+          <w:rFonts w:ascii="Mangal" w:eastAsia="Times New Roman" w:hAnsi="Mangal" w:cs="Mangal"/>
+          <w:kern w:val="0"/>
+          <w:sz w:val="20"/>
+          <w:szCs w:val="20"/>
+          <w14:ligatures w14:val="none"/>
+        </w:rPr>
+        <w:t xml:space="preserve">  </w:t>
+      </w:r>
+      <w:r>
+        <w:rPr>
+          <w:rFonts w:ascii="Mangal" w:eastAsia="Times New Roman" w:hAnsi="Mangal" w:cs="Mangal"/>
+          <w:kern w:val="0"/>
+          <w:sz w:val="20"/>
+          <w:szCs w:val="20"/>
+          <w14:ligatures w14:val="none"/>
+        </w:rPr>
+        <w:t>Don’t create a new array if possible.</w:t>
+      </w:r>
+    </w:p>
+    <w:p>
+      <w:pPr>
+        <w:spacing w:before="100" w:beforeAutospacing="1" w:after="100" w:afterAutospacing="1" w:line="240" w:lineRule="auto"/>
+        <w:ind w:left="720"/>
+        <w:rPr>
+          <w:rFonts w:ascii="Mangal" w:eastAsia="Times New Roman" w:hAnsi="Mangal" w:cs="Mangal"/>
+          <w:kern w:val="0"/>
+          <w:sz w:val="20"/>
+          <w:szCs w:val="20"/>
+          <w14:ligatures w14:val="none"/>
+        </w:rPr>
+      </w:pPr>
+      <w:r>
+        <w:rPr>
+          <w:rFonts w:ascii="Mangal" w:eastAsia="Times New Roman" w:hAnsi="Mangal" w:cs="Mangal"/>
+          <w:b/>
+          <w:bCs/>
+          <w:kern w:val="0"/>
+          <w:sz w:val="20"/>
+          <w:szCs w:val="20"/>
+          <w14:ligatures w14:val="none"/>
+        </w:rPr>
+        <w:t>Pattern:</w:t>
+      </w:r>
+      <w:r>
+        <w:rPr>
+          <w:rFonts w:ascii="Mangal" w:eastAsia="Times New Roman" w:hAnsi="Mangal" w:cs="Mangal"/>
+          <w:kern w:val="0"/>
+          <w:sz w:val="20"/>
+          <w:szCs w:val="20"/>
+          <w14:ligatures w14:val="none"/>
+        </w:rPr>
+        <w:t xml:space="preserve"> Overwrite using index tracking</w:t>
+      </w:r>
+    </w:p>
+    <w:p>
+      <w:pPr>
+        <w:pStyle w:val="max2"/>
+        <w:numPr>
+          <w:ilvl w:val="0"/>
+          <w:numId w:val="39"/>
+        </w:numPr>
+        <w:rPr>
+          <w:rFonts w:ascii="Verdana" w:hAnsi="Verdana"/>
+          <w:color w:val="000000"/>
+          <w:szCs w:val="24"/>
+        </w:rPr>
+      </w:pPr>
     </w:p>
     <w:p>
       <w:pPr>
@@ -9197,7 +8096,7 @@
           <w:sz w:val="24"/>
           <w:szCs w:val="24"/>
         </w:rPr>
-        <w:t>6</w:t>
+        <w:t>7</w:t>
       </w:r>
     </w:p>
     <w:p>
@@ -9481,27 +8380,8 @@
           <w:sz w:val="24"/>
           <w:szCs w:val="24"/>
         </w:rPr>
-        <w:t xml:space="preserve">Count Strings Starting and Ending </w:t>
-      </w:r>
-      <w:proofErr w:type="gramStart"/>
-      <w:r>
-        <w:rPr>
-          <w:rStyle w:val="Strong"/>
-          <w:rFonts w:ascii="Times New Roman" w:eastAsiaTheme="majorEastAsia" w:hAnsi="Times New Roman" w:cs="Times New Roman"/>
-          <w:sz w:val="24"/>
-          <w:szCs w:val="24"/>
-        </w:rPr>
-        <w:t>With</w:t>
-      </w:r>
-      <w:proofErr w:type="gramEnd"/>
-      <w:r>
-        <w:rPr>
-          <w:rStyle w:val="Strong"/>
-          <w:rFonts w:ascii="Times New Roman" w:eastAsiaTheme="majorEastAsia" w:hAnsi="Times New Roman" w:cs="Times New Roman"/>
-          <w:sz w:val="24"/>
-          <w:szCs w:val="24"/>
-        </w:rPr>
-        <w:t xml:space="preserve"> Same Characte</w:t>
+        <w:lastRenderedPageBreak/>
+        <w:t>Count Strings Starting and Ending With Same Characte</w:t>
       </w:r>
       <w:r>
         <w:rPr>
@@ -9527,9 +8407,16 @@
           <w:sz w:val="28"/>
           <w:szCs w:val="28"/>
         </w:rPr>
-        <w:t>{"</w:t>
-      </w:r>
-      <w:proofErr w:type="spellStart"/>
+        <w:t>{"abc", "aaa", "kite", "pop"}</w:t>
+      </w:r>
+      <w:r>
+        <w:rPr>
+          <w:rFonts w:ascii="Times New Roman" w:hAnsi="Times New Roman" w:cs="Times New Roman"/>
+          <w:sz w:val="28"/>
+          <w:szCs w:val="28"/>
+        </w:rPr>
+        <w:t xml:space="preserve"> → Output: </w:t>
+      </w:r>
       <w:r>
         <w:rPr>
           <w:rStyle w:val="HTMLCode"/>
@@ -9537,9 +8424,16 @@
           <w:sz w:val="28"/>
           <w:szCs w:val="28"/>
         </w:rPr>
-        <w:t>abc</w:t>
-      </w:r>
-      <w:proofErr w:type="spellEnd"/>
+        <w:t>3</w:t>
+      </w:r>
+      <w:r>
+        <w:rPr>
+          <w:rFonts w:ascii="Times New Roman" w:hAnsi="Times New Roman" w:cs="Times New Roman"/>
+          <w:sz w:val="28"/>
+          <w:szCs w:val="28"/>
+        </w:rPr>
+        <w:t xml:space="preserve"> (</w:t>
+      </w:r>
       <w:r>
         <w:rPr>
           <w:rStyle w:val="HTMLCode"/>
@@ -9547,64 +8441,8 @@
           <w:sz w:val="28"/>
           <w:szCs w:val="28"/>
         </w:rPr>
-        <w:t>", "</w:t>
-      </w:r>
-      <w:proofErr w:type="spellStart"/>
-      <w:r>
-        <w:rPr>
-          <w:rStyle w:val="HTMLCode"/>
-          <w:rFonts w:ascii="Times New Roman" w:eastAsiaTheme="majorEastAsia" w:hAnsi="Times New Roman" w:cs="Times New Roman"/>
-          <w:sz w:val="28"/>
-          <w:szCs w:val="28"/>
-        </w:rPr>
         <w:t>aaa</w:t>
       </w:r>
-      <w:proofErr w:type="spellEnd"/>
-      <w:r>
-        <w:rPr>
-          <w:rStyle w:val="HTMLCode"/>
-          <w:rFonts w:ascii="Times New Roman" w:eastAsiaTheme="majorEastAsia" w:hAnsi="Times New Roman" w:cs="Times New Roman"/>
-          <w:sz w:val="28"/>
-          <w:szCs w:val="28"/>
-        </w:rPr>
-        <w:t>", "kite", "pop"}</w:t>
-      </w:r>
-      <w:r>
-        <w:rPr>
-          <w:rFonts w:ascii="Times New Roman" w:hAnsi="Times New Roman" w:cs="Times New Roman"/>
-          <w:sz w:val="28"/>
-          <w:szCs w:val="28"/>
-        </w:rPr>
-        <w:t xml:space="preserve"> → Output: </w:t>
-      </w:r>
-      <w:r>
-        <w:rPr>
-          <w:rStyle w:val="HTMLCode"/>
-          <w:rFonts w:ascii="Times New Roman" w:eastAsiaTheme="majorEastAsia" w:hAnsi="Times New Roman" w:cs="Times New Roman"/>
-          <w:sz w:val="28"/>
-          <w:szCs w:val="28"/>
-        </w:rPr>
-        <w:t>3</w:t>
-      </w:r>
-      <w:r>
-        <w:rPr>
-          <w:rFonts w:ascii="Times New Roman" w:hAnsi="Times New Roman" w:cs="Times New Roman"/>
-          <w:sz w:val="28"/>
-          <w:szCs w:val="28"/>
-        </w:rPr>
-        <w:t xml:space="preserve"> (</w:t>
-      </w:r>
-      <w:proofErr w:type="spellStart"/>
-      <w:r>
-        <w:rPr>
-          <w:rStyle w:val="HTMLCode"/>
-          <w:rFonts w:ascii="Times New Roman" w:eastAsiaTheme="majorEastAsia" w:hAnsi="Times New Roman" w:cs="Times New Roman"/>
-          <w:sz w:val="28"/>
-          <w:szCs w:val="28"/>
-        </w:rPr>
-        <w:t>aaa</w:t>
-      </w:r>
-      <w:proofErr w:type="spellEnd"/>
       <w:r>
         <w:rPr>
           <w:rFonts w:ascii="Times New Roman" w:hAnsi="Times New Roman" w:cs="Times New Roman"/>
@@ -9904,6 +8742,155 @@
     </w:lvl>
   </w:abstractNum>
   <w:abstractNum w:abstractNumId="2" w15:restartNumberingAfterBreak="0">
+    <w:nsid w:val="069A6263"/>
+    <w:multiLevelType w:val="multilevel"/>
+    <w:tmpl w:val="5630EC30"/>
+    <w:lvl w:ilvl="0">
+      <w:start w:val="1"/>
+      <w:numFmt w:val="bullet"/>
+      <w:lvlText w:val=""/>
+      <w:lvlJc w:val="left"/>
+      <w:pPr>
+        <w:tabs>
+          <w:tab w:val="num" w:pos="720"/>
+        </w:tabs>
+        <w:ind w:left="720" w:hanging="360"/>
+      </w:pPr>
+      <w:rPr>
+        <w:rFonts w:ascii="Symbol" w:hAnsi="Symbol" w:hint="default"/>
+        <w:sz w:val="20"/>
+      </w:rPr>
+    </w:lvl>
+    <w:lvl w:ilvl="1" w:tentative="1">
+      <w:start w:val="1"/>
+      <w:numFmt w:val="bullet"/>
+      <w:lvlText w:val="o"/>
+      <w:lvlJc w:val="left"/>
+      <w:pPr>
+        <w:tabs>
+          <w:tab w:val="num" w:pos="1440"/>
+        </w:tabs>
+        <w:ind w:left="1440" w:hanging="360"/>
+      </w:pPr>
+      <w:rPr>
+        <w:rFonts w:ascii="Courier New" w:hAnsi="Courier New" w:hint="default"/>
+        <w:sz w:val="20"/>
+      </w:rPr>
+    </w:lvl>
+    <w:lvl w:ilvl="2" w:tentative="1">
+      <w:start w:val="1"/>
+      <w:numFmt w:val="bullet"/>
+      <w:lvlText w:val=""/>
+      <w:lvlJc w:val="left"/>
+      <w:pPr>
+        <w:tabs>
+          <w:tab w:val="num" w:pos="2160"/>
+        </w:tabs>
+        <w:ind w:left="2160" w:hanging="360"/>
+      </w:pPr>
+      <w:rPr>
+        <w:rFonts w:ascii="Wingdings" w:hAnsi="Wingdings" w:hint="default"/>
+        <w:sz w:val="20"/>
+      </w:rPr>
+    </w:lvl>
+    <w:lvl w:ilvl="3" w:tentative="1">
+      <w:start w:val="1"/>
+      <w:numFmt w:val="bullet"/>
+      <w:lvlText w:val=""/>
+      <w:lvlJc w:val="left"/>
+      <w:pPr>
+        <w:tabs>
+          <w:tab w:val="num" w:pos="2880"/>
+        </w:tabs>
+        <w:ind w:left="2880" w:hanging="360"/>
+      </w:pPr>
+      <w:rPr>
+        <w:rFonts w:ascii="Wingdings" w:hAnsi="Wingdings" w:hint="default"/>
+        <w:sz w:val="20"/>
+      </w:rPr>
+    </w:lvl>
+    <w:lvl w:ilvl="4" w:tentative="1">
+      <w:start w:val="1"/>
+      <w:numFmt w:val="bullet"/>
+      <w:lvlText w:val=""/>
+      <w:lvlJc w:val="left"/>
+      <w:pPr>
+        <w:tabs>
+          <w:tab w:val="num" w:pos="3600"/>
+        </w:tabs>
+        <w:ind w:left="3600" w:hanging="360"/>
+      </w:pPr>
+      <w:rPr>
+        <w:rFonts w:ascii="Wingdings" w:hAnsi="Wingdings" w:hint="default"/>
+        <w:sz w:val="20"/>
+      </w:rPr>
+    </w:lvl>
+    <w:lvl w:ilvl="5" w:tentative="1">
+      <w:start w:val="1"/>
+      <w:numFmt w:val="bullet"/>
+      <w:lvlText w:val=""/>
+      <w:lvlJc w:val="left"/>
+      <w:pPr>
+        <w:tabs>
+          <w:tab w:val="num" w:pos="4320"/>
+        </w:tabs>
+        <w:ind w:left="4320" w:hanging="360"/>
+      </w:pPr>
+      <w:rPr>
+        <w:rFonts w:ascii="Wingdings" w:hAnsi="Wingdings" w:hint="default"/>
+        <w:sz w:val="20"/>
+      </w:rPr>
+    </w:lvl>
+    <w:lvl w:ilvl="6" w:tentative="1">
+      <w:start w:val="1"/>
+      <w:numFmt w:val="bullet"/>
+      <w:lvlText w:val=""/>
+      <w:lvlJc w:val="left"/>
+      <w:pPr>
+        <w:tabs>
+          <w:tab w:val="num" w:pos="5040"/>
+        </w:tabs>
+        <w:ind w:left="5040" w:hanging="360"/>
+      </w:pPr>
+      <w:rPr>
+        <w:rFonts w:ascii="Wingdings" w:hAnsi="Wingdings" w:hint="default"/>
+        <w:sz w:val="20"/>
+      </w:rPr>
+    </w:lvl>
+    <w:lvl w:ilvl="7" w:tentative="1">
+      <w:start w:val="1"/>
+      <w:numFmt w:val="bullet"/>
+      <w:lvlText w:val=""/>
+      <w:lvlJc w:val="left"/>
+      <w:pPr>
+        <w:tabs>
+          <w:tab w:val="num" w:pos="5760"/>
+        </w:tabs>
+        <w:ind w:left="5760" w:hanging="360"/>
+      </w:pPr>
+      <w:rPr>
+        <w:rFonts w:ascii="Wingdings" w:hAnsi="Wingdings" w:hint="default"/>
+        <w:sz w:val="20"/>
+      </w:rPr>
+    </w:lvl>
+    <w:lvl w:ilvl="8" w:tentative="1">
+      <w:start w:val="1"/>
+      <w:numFmt w:val="bullet"/>
+      <w:lvlText w:val=""/>
+      <w:lvlJc w:val="left"/>
+      <w:pPr>
+        <w:tabs>
+          <w:tab w:val="num" w:pos="6480"/>
+        </w:tabs>
+        <w:ind w:left="6480" w:hanging="360"/>
+      </w:pPr>
+      <w:rPr>
+        <w:rFonts w:ascii="Wingdings" w:hAnsi="Wingdings" w:hint="default"/>
+        <w:sz w:val="20"/>
+      </w:rPr>
+    </w:lvl>
+  </w:abstractNum>
+  <w:abstractNum w:abstractNumId="3" w15:restartNumberingAfterBreak="0">
     <w:nsid w:val="0B0F6070"/>
     <w:multiLevelType w:val="hybridMultilevel"/>
     <w:tmpl w:val="F5A46096"/>
@@ -9992,7 +8979,7 @@
       </w:pPr>
     </w:lvl>
   </w:abstractNum>
-  <w:abstractNum w:abstractNumId="3" w15:restartNumberingAfterBreak="0">
+  <w:abstractNum w:abstractNumId="4" w15:restartNumberingAfterBreak="0">
     <w:nsid w:val="0FF54C59"/>
     <w:multiLevelType w:val="hybridMultilevel"/>
     <w:tmpl w:val="8D58F712"/>
@@ -10081,7 +9068,7 @@
       </w:pPr>
     </w:lvl>
   </w:abstractNum>
-  <w:abstractNum w:abstractNumId="4" w15:restartNumberingAfterBreak="0">
+  <w:abstractNum w:abstractNumId="5" w15:restartNumberingAfterBreak="0">
     <w:nsid w:val="13F126A3"/>
     <w:multiLevelType w:val="hybridMultilevel"/>
     <w:tmpl w:val="09BE2180"/>
@@ -10167,7 +9154,7 @@
       </w:pPr>
     </w:lvl>
   </w:abstractNum>
-  <w:abstractNum w:abstractNumId="5" w15:restartNumberingAfterBreak="0">
+  <w:abstractNum w:abstractNumId="6" w15:restartNumberingAfterBreak="0">
     <w:nsid w:val="148D0909"/>
     <w:multiLevelType w:val="hybridMultilevel"/>
     <w:tmpl w:val="C466125E"/>
@@ -10253,7 +9240,7 @@
       </w:pPr>
     </w:lvl>
   </w:abstractNum>
-  <w:abstractNum w:abstractNumId="6" w15:restartNumberingAfterBreak="0">
+  <w:abstractNum w:abstractNumId="7" w15:restartNumberingAfterBreak="0">
     <w:nsid w:val="1762498E"/>
     <w:multiLevelType w:val="hybridMultilevel"/>
     <w:tmpl w:val="401CF144"/>
@@ -10339,10 +9326,10 @@
       </w:pPr>
     </w:lvl>
   </w:abstractNum>
-  <w:abstractNum w:abstractNumId="7" w15:restartNumberingAfterBreak="0">
+  <w:abstractNum w:abstractNumId="8" w15:restartNumberingAfterBreak="0">
     <w:nsid w:val="1F1F31F2"/>
     <w:multiLevelType w:val="hybridMultilevel"/>
-    <w:tmpl w:val="4582094C"/>
+    <w:tmpl w:val="9BDA75C6"/>
     <w:lvl w:ilvl="0" w:tplc="0409000F">
       <w:start w:val="1"/>
       <w:numFmt w:val="decimal"/>
@@ -10425,7 +9412,7 @@
       </w:pPr>
     </w:lvl>
   </w:abstractNum>
-  <w:abstractNum w:abstractNumId="8" w15:restartNumberingAfterBreak="0">
+  <w:abstractNum w:abstractNumId="9" w15:restartNumberingAfterBreak="0">
     <w:nsid w:val="25916D50"/>
     <w:multiLevelType w:val="hybridMultilevel"/>
     <w:tmpl w:val="DBE2118A"/>
@@ -10511,7 +9498,7 @@
       </w:pPr>
     </w:lvl>
   </w:abstractNum>
-  <w:abstractNum w:abstractNumId="9" w15:restartNumberingAfterBreak="0">
+  <w:abstractNum w:abstractNumId="10" w15:restartNumberingAfterBreak="0">
     <w:nsid w:val="25C7788F"/>
     <w:multiLevelType w:val="hybridMultilevel"/>
     <w:tmpl w:val="BA6C4D96"/>
@@ -10597,7 +9584,7 @@
       </w:pPr>
     </w:lvl>
   </w:abstractNum>
-  <w:abstractNum w:abstractNumId="10" w15:restartNumberingAfterBreak="0">
+  <w:abstractNum w:abstractNumId="11" w15:restartNumberingAfterBreak="0">
     <w:nsid w:val="27D1368A"/>
     <w:multiLevelType w:val="hybridMultilevel"/>
     <w:tmpl w:val="24846766"/>
@@ -10683,7 +9670,7 @@
       </w:pPr>
     </w:lvl>
   </w:abstractNum>
-  <w:abstractNum w:abstractNumId="11" w15:restartNumberingAfterBreak="0">
+  <w:abstractNum w:abstractNumId="12" w15:restartNumberingAfterBreak="0">
     <w:nsid w:val="2AEC65C4"/>
     <w:multiLevelType w:val="hybridMultilevel"/>
     <w:tmpl w:val="C87E1036"/>
@@ -10769,7 +9756,7 @@
       </w:pPr>
     </w:lvl>
   </w:abstractNum>
-  <w:abstractNum w:abstractNumId="12" w15:restartNumberingAfterBreak="0">
+  <w:abstractNum w:abstractNumId="13" w15:restartNumberingAfterBreak="0">
     <w:nsid w:val="2EFB147E"/>
     <w:multiLevelType w:val="hybridMultilevel"/>
     <w:tmpl w:val="3620DFC0"/>
@@ -10855,7 +9842,7 @@
       </w:pPr>
     </w:lvl>
   </w:abstractNum>
-  <w:abstractNum w:abstractNumId="13" w15:restartNumberingAfterBreak="0">
+  <w:abstractNum w:abstractNumId="14" w15:restartNumberingAfterBreak="0">
     <w:nsid w:val="32F93CDD"/>
     <w:multiLevelType w:val="multilevel"/>
     <w:tmpl w:val="45B0D78C"/>
@@ -10968,7 +9955,7 @@
       </w:pPr>
     </w:lvl>
   </w:abstractNum>
-  <w:abstractNum w:abstractNumId="14" w15:restartNumberingAfterBreak="0">
+  <w:abstractNum w:abstractNumId="15" w15:restartNumberingAfterBreak="0">
     <w:nsid w:val="386C5883"/>
     <w:multiLevelType w:val="hybridMultilevel"/>
     <w:tmpl w:val="B388E582"/>
@@ -11054,7 +10041,7 @@
       </w:pPr>
     </w:lvl>
   </w:abstractNum>
-  <w:abstractNum w:abstractNumId="15" w15:restartNumberingAfterBreak="0">
+  <w:abstractNum w:abstractNumId="16" w15:restartNumberingAfterBreak="0">
     <w:nsid w:val="39967108"/>
     <w:multiLevelType w:val="hybridMultilevel"/>
     <w:tmpl w:val="B2F85186"/>
@@ -11140,7 +10127,7 @@
       </w:pPr>
     </w:lvl>
   </w:abstractNum>
-  <w:abstractNum w:abstractNumId="16" w15:restartNumberingAfterBreak="0">
+  <w:abstractNum w:abstractNumId="17" w15:restartNumberingAfterBreak="0">
     <w:nsid w:val="40275F85"/>
     <w:multiLevelType w:val="hybridMultilevel"/>
     <w:tmpl w:val="8DCC4EBE"/>
@@ -11226,7 +10213,7 @@
       </w:pPr>
     </w:lvl>
   </w:abstractNum>
-  <w:abstractNum w:abstractNumId="17" w15:restartNumberingAfterBreak="0">
+  <w:abstractNum w:abstractNumId="18" w15:restartNumberingAfterBreak="0">
     <w:nsid w:val="40C50921"/>
     <w:multiLevelType w:val="hybridMultilevel"/>
     <w:tmpl w:val="AF0A9ABA"/>
@@ -11312,7 +10299,7 @@
       </w:pPr>
     </w:lvl>
   </w:abstractNum>
-  <w:abstractNum w:abstractNumId="18" w15:restartNumberingAfterBreak="0">
+  <w:abstractNum w:abstractNumId="19" w15:restartNumberingAfterBreak="0">
     <w:nsid w:val="41214A0C"/>
     <w:multiLevelType w:val="hybridMultilevel"/>
     <w:tmpl w:val="DC0E80FA"/>
@@ -11398,7 +10385,7 @@
       </w:pPr>
     </w:lvl>
   </w:abstractNum>
-  <w:abstractNum w:abstractNumId="19" w15:restartNumberingAfterBreak="0">
+  <w:abstractNum w:abstractNumId="20" w15:restartNumberingAfterBreak="0">
     <w:nsid w:val="424A52A2"/>
     <w:multiLevelType w:val="hybridMultilevel"/>
     <w:tmpl w:val="A16657D4"/>
@@ -11484,7 +10471,7 @@
       </w:pPr>
     </w:lvl>
   </w:abstractNum>
-  <w:abstractNum w:abstractNumId="20" w15:restartNumberingAfterBreak="0">
+  <w:abstractNum w:abstractNumId="21" w15:restartNumberingAfterBreak="0">
     <w:nsid w:val="47F5408E"/>
     <w:multiLevelType w:val="hybridMultilevel"/>
     <w:tmpl w:val="A16657D4"/>
@@ -11570,7 +10557,7 @@
       </w:pPr>
     </w:lvl>
   </w:abstractNum>
-  <w:abstractNum w:abstractNumId="21" w15:restartNumberingAfterBreak="0">
+  <w:abstractNum w:abstractNumId="22" w15:restartNumberingAfterBreak="0">
     <w:nsid w:val="49173750"/>
     <w:multiLevelType w:val="hybridMultilevel"/>
     <w:tmpl w:val="6FEADD56"/>
@@ -11656,7 +10643,7 @@
       </w:pPr>
     </w:lvl>
   </w:abstractNum>
-  <w:abstractNum w:abstractNumId="22" w15:restartNumberingAfterBreak="0">
+  <w:abstractNum w:abstractNumId="23" w15:restartNumberingAfterBreak="0">
     <w:nsid w:val="4CF81C89"/>
     <w:multiLevelType w:val="hybridMultilevel"/>
     <w:tmpl w:val="B45EFFA6"/>
@@ -11745,7 +10732,7 @@
       </w:pPr>
     </w:lvl>
   </w:abstractNum>
-  <w:abstractNum w:abstractNumId="23" w15:restartNumberingAfterBreak="0">
+  <w:abstractNum w:abstractNumId="24" w15:restartNumberingAfterBreak="0">
     <w:nsid w:val="4E100B8B"/>
     <w:multiLevelType w:val="hybridMultilevel"/>
     <w:tmpl w:val="1D5460BE"/>
@@ -11831,7 +10818,7 @@
       </w:pPr>
     </w:lvl>
   </w:abstractNum>
-  <w:abstractNum w:abstractNumId="24" w15:restartNumberingAfterBreak="0">
+  <w:abstractNum w:abstractNumId="25" w15:restartNumberingAfterBreak="0">
     <w:nsid w:val="4E1E25BC"/>
     <w:multiLevelType w:val="hybridMultilevel"/>
     <w:tmpl w:val="15969A4A"/>
@@ -11922,7 +10909,96 @@
       </w:pPr>
     </w:lvl>
   </w:abstractNum>
-  <w:abstractNum w:abstractNumId="25" w15:restartNumberingAfterBreak="0">
+  <w:abstractNum w:abstractNumId="26" w15:restartNumberingAfterBreak="0">
+    <w:nsid w:val="50064A5B"/>
+    <w:multiLevelType w:val="hybridMultilevel"/>
+    <w:tmpl w:val="F074500E"/>
+    <w:lvl w:ilvl="0" w:tplc="FBEC5A26">
+      <w:start w:val="1"/>
+      <w:numFmt w:val="decimal"/>
+      <w:lvlText w:val="%1."/>
+      <w:lvlJc w:val="left"/>
+      <w:pPr>
+        <w:ind w:left="1080" w:hanging="360"/>
+      </w:pPr>
+      <w:rPr>
+        <w:rFonts w:hint="default"/>
+      </w:rPr>
+    </w:lvl>
+    <w:lvl w:ilvl="1" w:tplc="04090019" w:tentative="1">
+      <w:start w:val="1"/>
+      <w:numFmt w:val="lowerLetter"/>
+      <w:lvlText w:val="%2."/>
+      <w:lvlJc w:val="left"/>
+      <w:pPr>
+        <w:ind w:left="1800" w:hanging="360"/>
+      </w:pPr>
+    </w:lvl>
+    <w:lvl w:ilvl="2" w:tplc="0409001B" w:tentative="1">
+      <w:start w:val="1"/>
+      <w:numFmt w:val="lowerRoman"/>
+      <w:lvlText w:val="%3."/>
+      <w:lvlJc w:val="right"/>
+      <w:pPr>
+        <w:ind w:left="2520" w:hanging="180"/>
+      </w:pPr>
+    </w:lvl>
+    <w:lvl w:ilvl="3" w:tplc="0409000F" w:tentative="1">
+      <w:start w:val="1"/>
+      <w:numFmt w:val="decimal"/>
+      <w:lvlText w:val="%4."/>
+      <w:lvlJc w:val="left"/>
+      <w:pPr>
+        <w:ind w:left="3240" w:hanging="360"/>
+      </w:pPr>
+    </w:lvl>
+    <w:lvl w:ilvl="4" w:tplc="04090019" w:tentative="1">
+      <w:start w:val="1"/>
+      <w:numFmt w:val="lowerLetter"/>
+      <w:lvlText w:val="%5."/>
+      <w:lvlJc w:val="left"/>
+      <w:pPr>
+        <w:ind w:left="3960" w:hanging="360"/>
+      </w:pPr>
+    </w:lvl>
+    <w:lvl w:ilvl="5" w:tplc="0409001B" w:tentative="1">
+      <w:start w:val="1"/>
+      <w:numFmt w:val="lowerRoman"/>
+      <w:lvlText w:val="%6."/>
+      <w:lvlJc w:val="right"/>
+      <w:pPr>
+        <w:ind w:left="4680" w:hanging="180"/>
+      </w:pPr>
+    </w:lvl>
+    <w:lvl w:ilvl="6" w:tplc="0409000F" w:tentative="1">
+      <w:start w:val="1"/>
+      <w:numFmt w:val="decimal"/>
+      <w:lvlText w:val="%7."/>
+      <w:lvlJc w:val="left"/>
+      <w:pPr>
+        <w:ind w:left="5400" w:hanging="360"/>
+      </w:pPr>
+    </w:lvl>
+    <w:lvl w:ilvl="7" w:tplc="04090019" w:tentative="1">
+      <w:start w:val="1"/>
+      <w:numFmt w:val="lowerLetter"/>
+      <w:lvlText w:val="%8."/>
+      <w:lvlJc w:val="left"/>
+      <w:pPr>
+        <w:ind w:left="6120" w:hanging="360"/>
+      </w:pPr>
+    </w:lvl>
+    <w:lvl w:ilvl="8" w:tplc="0409001B" w:tentative="1">
+      <w:start w:val="1"/>
+      <w:numFmt w:val="lowerRoman"/>
+      <w:lvlText w:val="%9."/>
+      <w:lvlJc w:val="right"/>
+      <w:pPr>
+        <w:ind w:left="6840" w:hanging="180"/>
+      </w:pPr>
+    </w:lvl>
+  </w:abstractNum>
+  <w:abstractNum w:abstractNumId="27" w15:restartNumberingAfterBreak="0">
     <w:nsid w:val="547D03A2"/>
     <w:multiLevelType w:val="multilevel"/>
     <w:tmpl w:val="3B42AD1E"/>
@@ -12071,7 +11147,7 @@
       </w:rPr>
     </w:lvl>
   </w:abstractNum>
-  <w:abstractNum w:abstractNumId="26" w15:restartNumberingAfterBreak="0">
+  <w:abstractNum w:abstractNumId="28" w15:restartNumberingAfterBreak="0">
     <w:nsid w:val="5AD15962"/>
     <w:multiLevelType w:val="hybridMultilevel"/>
     <w:tmpl w:val="884AF92E"/>
@@ -12157,7 +11233,7 @@
       </w:pPr>
     </w:lvl>
   </w:abstractNum>
-  <w:abstractNum w:abstractNumId="27" w15:restartNumberingAfterBreak="0">
+  <w:abstractNum w:abstractNumId="29" w15:restartNumberingAfterBreak="0">
     <w:nsid w:val="6936075D"/>
     <w:multiLevelType w:val="hybridMultilevel"/>
     <w:tmpl w:val="385CB13E"/>
@@ -12248,7 +11324,7 @@
       </w:pPr>
     </w:lvl>
   </w:abstractNum>
-  <w:abstractNum w:abstractNumId="28" w15:restartNumberingAfterBreak="0">
+  <w:abstractNum w:abstractNumId="30" w15:restartNumberingAfterBreak="0">
     <w:nsid w:val="6AAA50FA"/>
     <w:multiLevelType w:val="hybridMultilevel"/>
     <w:tmpl w:val="829279AA"/>
@@ -12334,7 +11410,7 @@
       </w:pPr>
     </w:lvl>
   </w:abstractNum>
-  <w:abstractNum w:abstractNumId="29" w15:restartNumberingAfterBreak="0">
+  <w:abstractNum w:abstractNumId="31" w15:restartNumberingAfterBreak="0">
     <w:nsid w:val="6CD86F84"/>
     <w:multiLevelType w:val="multilevel"/>
     <w:tmpl w:val="EB06CA30"/>
@@ -12483,7 +11559,7 @@
       </w:rPr>
     </w:lvl>
   </w:abstractNum>
-  <w:abstractNum w:abstractNumId="30" w15:restartNumberingAfterBreak="0">
+  <w:abstractNum w:abstractNumId="32" w15:restartNumberingAfterBreak="0">
     <w:nsid w:val="6FB84637"/>
     <w:multiLevelType w:val="hybridMultilevel"/>
     <w:tmpl w:val="FCBE904E"/>
@@ -12569,7 +11645,7 @@
       </w:pPr>
     </w:lvl>
   </w:abstractNum>
-  <w:abstractNum w:abstractNumId="31" w15:restartNumberingAfterBreak="0">
+  <w:abstractNum w:abstractNumId="33" w15:restartNumberingAfterBreak="0">
     <w:nsid w:val="70BD47EB"/>
     <w:multiLevelType w:val="multilevel"/>
     <w:tmpl w:val="67CC5774"/>
@@ -12682,7 +11758,7 @@
       </w:pPr>
     </w:lvl>
   </w:abstractNum>
-  <w:abstractNum w:abstractNumId="32" w15:restartNumberingAfterBreak="0">
+  <w:abstractNum w:abstractNumId="34" w15:restartNumberingAfterBreak="0">
     <w:nsid w:val="72E21C6C"/>
     <w:multiLevelType w:val="hybridMultilevel"/>
     <w:tmpl w:val="A548623A"/>
@@ -12768,7 +11844,7 @@
       </w:pPr>
     </w:lvl>
   </w:abstractNum>
-  <w:abstractNum w:abstractNumId="33" w15:restartNumberingAfterBreak="0">
+  <w:abstractNum w:abstractNumId="35" w15:restartNumberingAfterBreak="0">
     <w:nsid w:val="78995124"/>
     <w:multiLevelType w:val="multilevel"/>
     <w:tmpl w:val="43FED306"/>
@@ -12917,7 +11993,7 @@
       </w:rPr>
     </w:lvl>
   </w:abstractNum>
-  <w:abstractNum w:abstractNumId="34" w15:restartNumberingAfterBreak="0">
+  <w:abstractNum w:abstractNumId="36" w15:restartNumberingAfterBreak="0">
     <w:nsid w:val="79521D66"/>
     <w:multiLevelType w:val="hybridMultilevel"/>
     <w:tmpl w:val="E86064F8"/>
@@ -13006,7 +12082,7 @@
       </w:pPr>
     </w:lvl>
   </w:abstractNum>
-  <w:abstractNum w:abstractNumId="35" w15:restartNumberingAfterBreak="0">
+  <w:abstractNum w:abstractNumId="37" w15:restartNumberingAfterBreak="0">
     <w:nsid w:val="79527ECA"/>
     <w:multiLevelType w:val="hybridMultilevel"/>
     <w:tmpl w:val="D5383D20"/>
@@ -13092,7 +12168,7 @@
       </w:pPr>
     </w:lvl>
   </w:abstractNum>
-  <w:abstractNum w:abstractNumId="36" w15:restartNumberingAfterBreak="0">
+  <w:abstractNum w:abstractNumId="38" w15:restartNumberingAfterBreak="0">
     <w:nsid w:val="7ABA1038"/>
     <w:multiLevelType w:val="hybridMultilevel"/>
     <w:tmpl w:val="CAE67AD6"/>
@@ -13178,7 +12254,7 @@
       </w:pPr>
     </w:lvl>
   </w:abstractNum>
-  <w:abstractNum w:abstractNumId="37" w15:restartNumberingAfterBreak="0">
+  <w:abstractNum w:abstractNumId="39" w15:restartNumberingAfterBreak="0">
     <w:nsid w:val="7FBE6D6A"/>
     <w:multiLevelType w:val="hybridMultilevel"/>
     <w:tmpl w:val="7D3272E4"/>
@@ -13265,118 +12341,124 @@
     </w:lvl>
   </w:abstractNum>
   <w:num w:numId="1" w16cid:durableId="2067530903">
-    <w:abstractNumId w:val="16"/>
+    <w:abstractNumId w:val="17"/>
   </w:num>
   <w:num w:numId="2" w16cid:durableId="1527332407">
-    <w:abstractNumId w:val="12"/>
+    <w:abstractNumId w:val="13"/>
   </w:num>
   <w:num w:numId="3" w16cid:durableId="992101742">
+    <w:abstractNumId w:val="21"/>
+  </w:num>
+  <w:num w:numId="4" w16cid:durableId="271985620">
+    <w:abstractNumId w:val="10"/>
+  </w:num>
+  <w:num w:numId="5" w16cid:durableId="1301619490">
     <w:abstractNumId w:val="20"/>
   </w:num>
-  <w:num w:numId="4" w16cid:durableId="271985620">
+  <w:num w:numId="6" w16cid:durableId="1738437273">
     <w:abstractNumId w:val="9"/>
   </w:num>
-  <w:num w:numId="5" w16cid:durableId="1301619490">
-    <w:abstractNumId w:val="19"/>
-  </w:num>
-  <w:num w:numId="6" w16cid:durableId="1738437273">
-    <w:abstractNumId w:val="8"/>
-  </w:num>
   <w:num w:numId="7" w16cid:durableId="1879052598">
-    <w:abstractNumId w:val="28"/>
+    <w:abstractNumId w:val="30"/>
   </w:num>
   <w:num w:numId="8" w16cid:durableId="1749188025">
-    <w:abstractNumId w:val="13"/>
+    <w:abstractNumId w:val="14"/>
   </w:num>
   <w:num w:numId="9" w16cid:durableId="101462200">
-    <w:abstractNumId w:val="32"/>
+    <w:abstractNumId w:val="34"/>
   </w:num>
   <w:num w:numId="10" w16cid:durableId="57170953">
     <w:abstractNumId w:val="1"/>
   </w:num>
   <w:num w:numId="11" w16cid:durableId="1837259699">
-    <w:abstractNumId w:val="10"/>
+    <w:abstractNumId w:val="11"/>
   </w:num>
   <w:num w:numId="12" w16cid:durableId="1752465261">
-    <w:abstractNumId w:val="26"/>
+    <w:abstractNumId w:val="28"/>
   </w:num>
   <w:num w:numId="13" w16cid:durableId="192882122">
+    <w:abstractNumId w:val="38"/>
+  </w:num>
+  <w:num w:numId="14" w16cid:durableId="1059592124">
+    <w:abstractNumId w:val="19"/>
+  </w:num>
+  <w:num w:numId="15" w16cid:durableId="973172513">
+    <w:abstractNumId w:val="7"/>
+  </w:num>
+  <w:num w:numId="16" w16cid:durableId="1242788342">
+    <w:abstractNumId w:val="18"/>
+  </w:num>
+  <w:num w:numId="17" w16cid:durableId="1172834706">
+    <w:abstractNumId w:val="24"/>
+  </w:num>
+  <w:num w:numId="18" w16cid:durableId="1390882741">
+    <w:abstractNumId w:val="39"/>
+  </w:num>
+  <w:num w:numId="19" w16cid:durableId="1705986544">
+    <w:abstractNumId w:val="15"/>
+  </w:num>
+  <w:num w:numId="20" w16cid:durableId="178937250">
+    <w:abstractNumId w:val="22"/>
+  </w:num>
+  <w:num w:numId="21" w16cid:durableId="1320034700">
+    <w:abstractNumId w:val="12"/>
+  </w:num>
+  <w:num w:numId="22" w16cid:durableId="1867669987">
+    <w:abstractNumId w:val="6"/>
+  </w:num>
+  <w:num w:numId="23" w16cid:durableId="112331395">
+    <w:abstractNumId w:val="37"/>
+  </w:num>
+  <w:num w:numId="24" w16cid:durableId="1911377728">
+    <w:abstractNumId w:val="27"/>
+  </w:num>
+  <w:num w:numId="25" w16cid:durableId="576789641">
+    <w:abstractNumId w:val="31"/>
+  </w:num>
+  <w:num w:numId="26" w16cid:durableId="1242645648">
+    <w:abstractNumId w:val="5"/>
+  </w:num>
+  <w:num w:numId="27" w16cid:durableId="39788084">
+    <w:abstractNumId w:val="32"/>
+  </w:num>
+  <w:num w:numId="28" w16cid:durableId="1485971932">
+    <w:abstractNumId w:val="16"/>
+  </w:num>
+  <w:num w:numId="29" w16cid:durableId="464662197">
+    <w:abstractNumId w:val="8"/>
+  </w:num>
+  <w:num w:numId="30" w16cid:durableId="723334022">
+    <w:abstractNumId w:val="4"/>
+  </w:num>
+  <w:num w:numId="31" w16cid:durableId="637685252">
     <w:abstractNumId w:val="36"/>
   </w:num>
-  <w:num w:numId="14" w16cid:durableId="1059592124">
-    <w:abstractNumId w:val="18"/>
-  </w:num>
-  <w:num w:numId="15" w16cid:durableId="973172513">
-    <w:abstractNumId w:val="6"/>
-  </w:num>
-  <w:num w:numId="16" w16cid:durableId="1242788342">
-    <w:abstractNumId w:val="17"/>
-  </w:num>
-  <w:num w:numId="17" w16cid:durableId="1172834706">
-    <w:abstractNumId w:val="23"/>
-  </w:num>
-  <w:num w:numId="18" w16cid:durableId="1390882741">
-    <w:abstractNumId w:val="37"/>
-  </w:num>
-  <w:num w:numId="19" w16cid:durableId="1705986544">
-    <w:abstractNumId w:val="14"/>
-  </w:num>
-  <w:num w:numId="20" w16cid:durableId="178937250">
-    <w:abstractNumId w:val="21"/>
-  </w:num>
-  <w:num w:numId="21" w16cid:durableId="1320034700">
-    <w:abstractNumId w:val="11"/>
-  </w:num>
-  <w:num w:numId="22" w16cid:durableId="1867669987">
-    <w:abstractNumId w:val="5"/>
-  </w:num>
-  <w:num w:numId="23" w16cid:durableId="112331395">
-    <w:abstractNumId w:val="35"/>
-  </w:num>
-  <w:num w:numId="24" w16cid:durableId="1911377728">
-    <w:abstractNumId w:val="25"/>
-  </w:num>
-  <w:num w:numId="25" w16cid:durableId="576789641">
+  <w:num w:numId="32" w16cid:durableId="1697849803">
     <w:abstractNumId w:val="29"/>
   </w:num>
-  <w:num w:numId="26" w16cid:durableId="1242645648">
-    <w:abstractNumId w:val="4"/>
-  </w:num>
-  <w:num w:numId="27" w16cid:durableId="39788084">
-    <w:abstractNumId w:val="30"/>
-  </w:num>
-  <w:num w:numId="28" w16cid:durableId="1485971932">
-    <w:abstractNumId w:val="15"/>
-  </w:num>
-  <w:num w:numId="29" w16cid:durableId="464662197">
-    <w:abstractNumId w:val="7"/>
-  </w:num>
-  <w:num w:numId="30" w16cid:durableId="723334022">
-    <w:abstractNumId w:val="3"/>
-  </w:num>
-  <w:num w:numId="31" w16cid:durableId="637685252">
-    <w:abstractNumId w:val="34"/>
-  </w:num>
-  <w:num w:numId="32" w16cid:durableId="1697849803">
-    <w:abstractNumId w:val="27"/>
-  </w:num>
   <w:num w:numId="33" w16cid:durableId="1183087171">
-    <w:abstractNumId w:val="31"/>
+    <w:abstractNumId w:val="33"/>
   </w:num>
   <w:num w:numId="34" w16cid:durableId="175537492">
     <w:abstractNumId w:val="0"/>
   </w:num>
   <w:num w:numId="35" w16cid:durableId="639576823">
-    <w:abstractNumId w:val="33"/>
+    <w:abstractNumId w:val="35"/>
   </w:num>
   <w:num w:numId="36" w16cid:durableId="411976258">
-    <w:abstractNumId w:val="2"/>
+    <w:abstractNumId w:val="3"/>
   </w:num>
   <w:num w:numId="37" w16cid:durableId="1778598144">
-    <w:abstractNumId w:val="24"/>
+    <w:abstractNumId w:val="25"/>
   </w:num>
   <w:num w:numId="38" w16cid:durableId="1668944241">
-    <w:abstractNumId w:val="22"/>
+    <w:abstractNumId w:val="23"/>
+  </w:num>
+  <w:num w:numId="39" w16cid:durableId="79497419">
+    <w:abstractNumId w:val="26"/>
+  </w:num>
+  <w:num w:numId="40" w16cid:durableId="1520779727">
+    <w:abstractNumId w:val="2"/>
   </w:num>
 </w:numbering>
 </file>
@@ -13982,7 +13064,6 @@
   <w:style w:type="character" w:default="1" w:styleId="DefaultParagraphFont">
     <w:name w:val="Default Paragraph Font"/>
     <w:uiPriority w:val="1"/>
-    <w:semiHidden/>
     <w:unhideWhenUsed/>
   </w:style>
   <w:style w:type="table" w:default="1" w:styleId="TableNormal">

--- a/Questions.docx
+++ b/Questions.docx
@@ -7809,6 +7809,50 @@
           <w:szCs w:val="24"/>
         </w:rPr>
       </w:pPr>
+    </w:p>
+    <w:p>
+      <w:pPr>
+        <w:pStyle w:val="max2"/>
+        <w:rPr>
+          <w:rFonts w:ascii="Verdana" w:hAnsi="Verdana"/>
+          <w:color w:val="000000"/>
+          <w:sz w:val="24"/>
+          <w:szCs w:val="24"/>
+        </w:rPr>
+      </w:pPr>
+    </w:p>
+    <w:p>
+      <w:pPr>
+        <w:pStyle w:val="max2"/>
+        <w:rPr>
+          <w:rFonts w:ascii="Verdana" w:hAnsi="Verdana"/>
+          <w:color w:val="000000"/>
+          <w:sz w:val="24"/>
+          <w:szCs w:val="24"/>
+        </w:rPr>
+      </w:pPr>
+    </w:p>
+    <w:p>
+      <w:pPr>
+        <w:pStyle w:val="max2"/>
+        <w:rPr>
+          <w:rFonts w:ascii="Verdana" w:hAnsi="Verdana"/>
+          <w:color w:val="000000"/>
+          <w:sz w:val="24"/>
+          <w:szCs w:val="24"/>
+        </w:rPr>
+      </w:pPr>
+    </w:p>
+    <w:p>
+      <w:pPr>
+        <w:pStyle w:val="max2"/>
+        <w:rPr>
+          <w:rFonts w:ascii="Verdana" w:hAnsi="Verdana"/>
+          <w:color w:val="000000"/>
+          <w:sz w:val="24"/>
+          <w:szCs w:val="24"/>
+        </w:rPr>
+      </w:pPr>
       <w:r>
         <w:rPr>
           <w:rFonts w:ascii="Verdana" w:hAnsi="Verdana"/>
@@ -8058,17 +8102,636 @@
     </w:p>
     <w:p>
       <w:pPr>
-        <w:pStyle w:val="max2"/>
+        <w:pStyle w:val="ListParagraph"/>
         <w:numPr>
           <w:ilvl w:val="0"/>
           <w:numId w:val="39"/>
         </w:numPr>
-        <w:rPr>
-          <w:rFonts w:ascii="Verdana" w:hAnsi="Verdana"/>
-          <w:color w:val="000000"/>
-          <w:szCs w:val="24"/>
-        </w:rPr>
-      </w:pPr>
+        <w:spacing w:before="100" w:beforeAutospacing="1" w:after="100" w:afterAutospacing="1" w:line="240" w:lineRule="auto"/>
+        <w:outlineLvl w:val="1"/>
+        <w:rPr>
+          <w:rFonts w:ascii="Times New Roman" w:eastAsia="Times New Roman" w:hAnsi="Times New Roman" w:cs="Times New Roman"/>
+          <w:b/>
+          <w:bCs/>
+          <w:kern w:val="0"/>
+          <w:szCs w:val="24"/>
+          <w14:ligatures w14:val="none"/>
+        </w:rPr>
+      </w:pPr>
+      <w:r>
+        <w:rPr>
+          <w:rFonts w:ascii="Times New Roman" w:eastAsia="Times New Roman" w:hAnsi="Times New Roman" w:cs="Times New Roman"/>
+          <w:b/>
+          <w:bCs/>
+          <w:kern w:val="0"/>
+          <w:szCs w:val="24"/>
+          <w14:ligatures w14:val="none"/>
+        </w:rPr>
+        <w:t>Longest Repeating Character Count</w:t>
+      </w:r>
+    </w:p>
+    <w:p>
+      <w:pPr>
+        <w:pStyle w:val="ListParagraph"/>
+        <w:spacing w:before="100" w:beforeAutospacing="1" w:after="100" w:afterAutospacing="1" w:line="240" w:lineRule="auto"/>
+        <w:ind w:left="1080"/>
+        <w:rPr>
+          <w:rFonts w:ascii="Mangal" w:eastAsia="Times New Roman" w:hAnsi="Mangal" w:cs="Mangal"/>
+          <w:kern w:val="0"/>
+          <w:sz w:val="20"/>
+          <w:szCs w:val="20"/>
+          <w14:ligatures w14:val="none"/>
+        </w:rPr>
+      </w:pPr>
+      <w:r>
+        <w:rPr>
+          <w:rFonts w:ascii="Mangal" w:eastAsia="Times New Roman" w:hAnsi="Mangal" w:cs="Mangal"/>
+          <w:kern w:val="0"/>
+          <w:sz w:val="20"/>
+          <w:szCs w:val="20"/>
+          <w14:ligatures w14:val="none"/>
+        </w:rPr>
+        <w:t>Input: "aaabbccccd"</w:t>
+      </w:r>
+      <w:r>
+        <w:rPr>
+          <w:rFonts w:ascii="Mangal" w:eastAsia="Times New Roman" w:hAnsi="Mangal" w:cs="Mangal"/>
+          <w:kern w:val="0"/>
+          <w:sz w:val="20"/>
+          <w:szCs w:val="20"/>
+          <w14:ligatures w14:val="none"/>
+        </w:rPr>
+        <w:br/>
+        <w:t>Output: 4 (because of "cccc")</w:t>
+      </w:r>
+    </w:p>
+    <w:p>
+      <w:pPr>
+        <w:pStyle w:val="ListParagraph"/>
+        <w:numPr>
+          <w:ilvl w:val="0"/>
+          <w:numId w:val="39"/>
+        </w:numPr>
+        <w:spacing w:before="100" w:beforeAutospacing="1" w:after="100" w:afterAutospacing="1" w:line="240" w:lineRule="auto"/>
+        <w:outlineLvl w:val="1"/>
+        <w:rPr>
+          <w:rFonts w:ascii="Times New Roman" w:eastAsia="Times New Roman" w:hAnsi="Times New Roman" w:cs="Times New Roman"/>
+          <w:b/>
+          <w:bCs/>
+          <w:kern w:val="0"/>
+          <w:szCs w:val="24"/>
+          <w14:ligatures w14:val="none"/>
+        </w:rPr>
+      </w:pPr>
+      <w:r>
+        <w:rPr>
+          <w:rFonts w:ascii="Times New Roman" w:eastAsia="Times New Roman" w:hAnsi="Times New Roman" w:cs="Times New Roman"/>
+          <w:b/>
+          <w:bCs/>
+          <w:kern w:val="0"/>
+          <w:szCs w:val="24"/>
+          <w14:ligatures w14:val="none"/>
+        </w:rPr>
+        <w:t>Check If One String Is Rotation of Another</w:t>
+      </w:r>
+    </w:p>
+    <w:p>
+      <w:pPr>
+        <w:pStyle w:val="ListParagraph"/>
+        <w:spacing w:before="100" w:beforeAutospacing="1" w:after="100" w:afterAutospacing="1" w:line="240" w:lineRule="auto"/>
+        <w:ind w:left="1080"/>
+        <w:rPr>
+          <w:rFonts w:ascii="Mangal" w:eastAsia="Times New Roman" w:hAnsi="Mangal" w:cs="Mangal"/>
+          <w:kern w:val="0"/>
+          <w:sz w:val="20"/>
+          <w:szCs w:val="20"/>
+          <w14:ligatures w14:val="none"/>
+        </w:rPr>
+      </w:pPr>
+      <w:r>
+        <w:rPr>
+          <w:rFonts w:ascii="Mangal" w:eastAsia="Times New Roman" w:hAnsi="Mangal" w:cs="Mangal"/>
+          <w:kern w:val="0"/>
+          <w:sz w:val="20"/>
+          <w:szCs w:val="20"/>
+          <w14:ligatures w14:val="none"/>
+        </w:rPr>
+        <w:lastRenderedPageBreak/>
+        <w:t xml:space="preserve">Input: "abcd", "cdab" </w:t>
+      </w:r>
+      <w:r>
+        <w:rPr>
+          <w:rFonts w:ascii="Times New Roman" w:eastAsia="Times New Roman" w:hAnsi="Times New Roman" w:cs="Times New Roman"/>
+          <w:kern w:val="0"/>
+          <w:sz w:val="20"/>
+          <w:szCs w:val="20"/>
+          <w14:ligatures w14:val="none"/>
+        </w:rPr>
+        <w:t>→</w:t>
+      </w:r>
+      <w:r>
+        <w:rPr>
+          <w:rFonts w:ascii="Mangal" w:eastAsia="Times New Roman" w:hAnsi="Mangal" w:cs="Mangal"/>
+          <w:kern w:val="0"/>
+          <w:sz w:val="20"/>
+          <w:szCs w:val="20"/>
+          <w14:ligatures w14:val="none"/>
+        </w:rPr>
+        <w:t xml:space="preserve"> true</w:t>
+      </w:r>
+      <w:r>
+        <w:rPr>
+          <w:rFonts w:ascii="Mangal" w:eastAsia="Times New Roman" w:hAnsi="Mangal" w:cs="Mangal"/>
+          <w:kern w:val="0"/>
+          <w:sz w:val="20"/>
+          <w:szCs w:val="20"/>
+          <w14:ligatures w14:val="none"/>
+        </w:rPr>
+        <w:br/>
+        <w:t xml:space="preserve">Input: "abcd", "acbd" </w:t>
+      </w:r>
+      <w:r>
+        <w:rPr>
+          <w:rFonts w:ascii="Times New Roman" w:eastAsia="Times New Roman" w:hAnsi="Times New Roman" w:cs="Times New Roman"/>
+          <w:kern w:val="0"/>
+          <w:sz w:val="20"/>
+          <w:szCs w:val="20"/>
+          <w14:ligatures w14:val="none"/>
+        </w:rPr>
+        <w:t>→</w:t>
+      </w:r>
+      <w:r>
+        <w:rPr>
+          <w:rFonts w:ascii="Mangal" w:eastAsia="Times New Roman" w:hAnsi="Mangal" w:cs="Mangal"/>
+          <w:kern w:val="0"/>
+          <w:sz w:val="20"/>
+          <w:szCs w:val="20"/>
+          <w14:ligatures w14:val="none"/>
+        </w:rPr>
+        <w:t xml:space="preserve"> false</w:t>
+      </w:r>
+    </w:p>
+    <w:p>
+      <w:pPr>
+        <w:pStyle w:val="ListParagraph"/>
+        <w:numPr>
+          <w:ilvl w:val="0"/>
+          <w:numId w:val="39"/>
+        </w:numPr>
+        <w:spacing w:before="100" w:beforeAutospacing="1" w:after="100" w:afterAutospacing="1" w:line="240" w:lineRule="auto"/>
+        <w:outlineLvl w:val="1"/>
+        <w:rPr>
+          <w:rFonts w:ascii="Times New Roman" w:eastAsia="Times New Roman" w:hAnsi="Times New Roman" w:cs="Times New Roman"/>
+          <w:b/>
+          <w:bCs/>
+          <w:kern w:val="0"/>
+          <w:szCs w:val="24"/>
+          <w14:ligatures w14:val="none"/>
+        </w:rPr>
+      </w:pPr>
+      <w:r>
+        <w:rPr>
+          <w:rFonts w:ascii="Times New Roman" w:eastAsia="Times New Roman" w:hAnsi="Times New Roman" w:cs="Times New Roman"/>
+          <w:b/>
+          <w:bCs/>
+          <w:kern w:val="0"/>
+          <w:szCs w:val="24"/>
+          <w14:ligatures w14:val="none"/>
+        </w:rPr>
+        <w:t>Print Diamond Half Pattern</w:t>
+      </w:r>
+    </w:p>
+    <w:p>
+      <w:pPr>
+        <w:spacing w:before="100" w:beforeAutospacing="1" w:after="100" w:afterAutospacing="1" w:line="240" w:lineRule="auto"/>
+        <w:ind w:left="720"/>
+        <w:rPr>
+          <w:rFonts w:ascii="Mangal" w:eastAsia="Times New Roman" w:hAnsi="Mangal" w:cs="Mangal"/>
+          <w:kern w:val="0"/>
+          <w:sz w:val="20"/>
+          <w:szCs w:val="20"/>
+          <w14:ligatures w14:val="none"/>
+        </w:rPr>
+      </w:pPr>
+      <w:r>
+        <w:rPr>
+          <w:rFonts w:ascii="Mangal" w:eastAsia="Times New Roman" w:hAnsi="Mangal" w:cs="Mangal"/>
+          <w:kern w:val="0"/>
+          <w:sz w:val="20"/>
+          <w:szCs w:val="20"/>
+          <w14:ligatures w14:val="none"/>
+        </w:rPr>
+        <w:t>Input: n = 4</w:t>
+      </w:r>
+    </w:p>
+    <w:p>
+      <w:pPr>
+        <w:tabs>
+          <w:tab w:val="left" w:pos="916"/>
+          <w:tab w:val="left" w:pos="1832"/>
+          <w:tab w:val="left" w:pos="2748"/>
+          <w:tab w:val="left" w:pos="3664"/>
+          <w:tab w:val="left" w:pos="4580"/>
+          <w:tab w:val="left" w:pos="5496"/>
+          <w:tab w:val="left" w:pos="6412"/>
+          <w:tab w:val="left" w:pos="7328"/>
+          <w:tab w:val="left" w:pos="8244"/>
+          <w:tab w:val="left" w:pos="9160"/>
+          <w:tab w:val="left" w:pos="10076"/>
+          <w:tab w:val="left" w:pos="10992"/>
+          <w:tab w:val="left" w:pos="11908"/>
+          <w:tab w:val="left" w:pos="12824"/>
+          <w:tab w:val="left" w:pos="13740"/>
+          <w:tab w:val="left" w:pos="14656"/>
+        </w:tabs>
+        <w:spacing w:after="0" w:line="240" w:lineRule="auto"/>
+        <w:ind w:left="720"/>
+        <w:rPr>
+          <w:rFonts w:ascii="Mangal" w:eastAsia="Times New Roman" w:hAnsi="Mangal" w:cs="Mangal"/>
+          <w:kern w:val="0"/>
+          <w:sz w:val="20"/>
+          <w:szCs w:val="20"/>
+          <w14:ligatures w14:val="none"/>
+        </w:rPr>
+      </w:pPr>
+      <w:r>
+        <w:rPr>
+          <w:rFonts w:ascii="Mangal" w:eastAsia="Times New Roman" w:hAnsi="Mangal" w:cs="Mangal"/>
+          <w:kern w:val="0"/>
+          <w:sz w:val="20"/>
+          <w:szCs w:val="20"/>
+          <w14:ligatures w14:val="none"/>
+        </w:rPr>
+        <w:t>*</w:t>
+      </w:r>
+    </w:p>
+    <w:p>
+      <w:pPr>
+        <w:tabs>
+          <w:tab w:val="left" w:pos="916"/>
+          <w:tab w:val="left" w:pos="1832"/>
+          <w:tab w:val="left" w:pos="2748"/>
+          <w:tab w:val="left" w:pos="3664"/>
+          <w:tab w:val="left" w:pos="4580"/>
+          <w:tab w:val="left" w:pos="5496"/>
+          <w:tab w:val="left" w:pos="6412"/>
+          <w:tab w:val="left" w:pos="7328"/>
+          <w:tab w:val="left" w:pos="8244"/>
+          <w:tab w:val="left" w:pos="9160"/>
+          <w:tab w:val="left" w:pos="10076"/>
+          <w:tab w:val="left" w:pos="10992"/>
+          <w:tab w:val="left" w:pos="11908"/>
+          <w:tab w:val="left" w:pos="12824"/>
+          <w:tab w:val="left" w:pos="13740"/>
+          <w:tab w:val="left" w:pos="14656"/>
+        </w:tabs>
+        <w:spacing w:after="0" w:line="240" w:lineRule="auto"/>
+        <w:ind w:left="720"/>
+        <w:rPr>
+          <w:rFonts w:ascii="Mangal" w:eastAsia="Times New Roman" w:hAnsi="Mangal" w:cs="Mangal"/>
+          <w:kern w:val="0"/>
+          <w:sz w:val="20"/>
+          <w:szCs w:val="20"/>
+          <w14:ligatures w14:val="none"/>
+        </w:rPr>
+      </w:pPr>
+      <w:r>
+        <w:rPr>
+          <w:rFonts w:ascii="Mangal" w:eastAsia="Times New Roman" w:hAnsi="Mangal" w:cs="Mangal"/>
+          <w:kern w:val="0"/>
+          <w:sz w:val="20"/>
+          <w:szCs w:val="20"/>
+          <w14:ligatures w14:val="none"/>
+        </w:rPr>
+        <w:t>**</w:t>
+      </w:r>
+    </w:p>
+    <w:p>
+      <w:pPr>
+        <w:tabs>
+          <w:tab w:val="left" w:pos="916"/>
+          <w:tab w:val="left" w:pos="1832"/>
+          <w:tab w:val="left" w:pos="2748"/>
+          <w:tab w:val="left" w:pos="3664"/>
+          <w:tab w:val="left" w:pos="4580"/>
+          <w:tab w:val="left" w:pos="5496"/>
+          <w:tab w:val="left" w:pos="6412"/>
+          <w:tab w:val="left" w:pos="7328"/>
+          <w:tab w:val="left" w:pos="8244"/>
+          <w:tab w:val="left" w:pos="9160"/>
+          <w:tab w:val="left" w:pos="10076"/>
+          <w:tab w:val="left" w:pos="10992"/>
+          <w:tab w:val="left" w:pos="11908"/>
+          <w:tab w:val="left" w:pos="12824"/>
+          <w:tab w:val="left" w:pos="13740"/>
+          <w:tab w:val="left" w:pos="14656"/>
+        </w:tabs>
+        <w:spacing w:after="0" w:line="240" w:lineRule="auto"/>
+        <w:ind w:left="720"/>
+        <w:rPr>
+          <w:rFonts w:ascii="Mangal" w:eastAsia="Times New Roman" w:hAnsi="Mangal" w:cs="Mangal"/>
+          <w:kern w:val="0"/>
+          <w:sz w:val="20"/>
+          <w:szCs w:val="20"/>
+          <w14:ligatures w14:val="none"/>
+        </w:rPr>
+      </w:pPr>
+      <w:r>
+        <w:rPr>
+          <w:rFonts w:ascii="Mangal" w:eastAsia="Times New Roman" w:hAnsi="Mangal" w:cs="Mangal"/>
+          <w:kern w:val="0"/>
+          <w:sz w:val="20"/>
+          <w:szCs w:val="20"/>
+          <w14:ligatures w14:val="none"/>
+        </w:rPr>
+        <w:t>***</w:t>
+      </w:r>
+    </w:p>
+    <w:p>
+      <w:pPr>
+        <w:tabs>
+          <w:tab w:val="left" w:pos="916"/>
+          <w:tab w:val="left" w:pos="1832"/>
+          <w:tab w:val="left" w:pos="2748"/>
+          <w:tab w:val="left" w:pos="3664"/>
+          <w:tab w:val="left" w:pos="4580"/>
+          <w:tab w:val="left" w:pos="5496"/>
+          <w:tab w:val="left" w:pos="6412"/>
+          <w:tab w:val="left" w:pos="7328"/>
+          <w:tab w:val="left" w:pos="8244"/>
+          <w:tab w:val="left" w:pos="9160"/>
+          <w:tab w:val="left" w:pos="10076"/>
+          <w:tab w:val="left" w:pos="10992"/>
+          <w:tab w:val="left" w:pos="11908"/>
+          <w:tab w:val="left" w:pos="12824"/>
+          <w:tab w:val="left" w:pos="13740"/>
+          <w:tab w:val="left" w:pos="14656"/>
+        </w:tabs>
+        <w:spacing w:after="0" w:line="240" w:lineRule="auto"/>
+        <w:ind w:left="720"/>
+        <w:rPr>
+          <w:rFonts w:ascii="Mangal" w:eastAsia="Times New Roman" w:hAnsi="Mangal" w:cs="Mangal"/>
+          <w:kern w:val="0"/>
+          <w:sz w:val="20"/>
+          <w:szCs w:val="20"/>
+          <w14:ligatures w14:val="none"/>
+        </w:rPr>
+      </w:pPr>
+      <w:r>
+        <w:rPr>
+          <w:rFonts w:ascii="Mangal" w:eastAsia="Times New Roman" w:hAnsi="Mangal" w:cs="Mangal"/>
+          <w:kern w:val="0"/>
+          <w:sz w:val="20"/>
+          <w:szCs w:val="20"/>
+          <w14:ligatures w14:val="none"/>
+        </w:rPr>
+        <w:t>****</w:t>
+      </w:r>
+    </w:p>
+    <w:p>
+      <w:pPr>
+        <w:tabs>
+          <w:tab w:val="left" w:pos="916"/>
+          <w:tab w:val="left" w:pos="1832"/>
+          <w:tab w:val="left" w:pos="2748"/>
+          <w:tab w:val="left" w:pos="3664"/>
+          <w:tab w:val="left" w:pos="4580"/>
+          <w:tab w:val="left" w:pos="5496"/>
+          <w:tab w:val="left" w:pos="6412"/>
+          <w:tab w:val="left" w:pos="7328"/>
+          <w:tab w:val="left" w:pos="8244"/>
+          <w:tab w:val="left" w:pos="9160"/>
+          <w:tab w:val="left" w:pos="10076"/>
+          <w:tab w:val="left" w:pos="10992"/>
+          <w:tab w:val="left" w:pos="11908"/>
+          <w:tab w:val="left" w:pos="12824"/>
+          <w:tab w:val="left" w:pos="13740"/>
+          <w:tab w:val="left" w:pos="14656"/>
+        </w:tabs>
+        <w:spacing w:after="0" w:line="240" w:lineRule="auto"/>
+        <w:ind w:left="720"/>
+        <w:rPr>
+          <w:rFonts w:ascii="Mangal" w:eastAsia="Times New Roman" w:hAnsi="Mangal" w:cs="Mangal"/>
+          <w:kern w:val="0"/>
+          <w:sz w:val="20"/>
+          <w:szCs w:val="20"/>
+          <w14:ligatures w14:val="none"/>
+        </w:rPr>
+      </w:pPr>
+      <w:r>
+        <w:rPr>
+          <w:rFonts w:ascii="Mangal" w:eastAsia="Times New Roman" w:hAnsi="Mangal" w:cs="Mangal"/>
+          <w:kern w:val="0"/>
+          <w:sz w:val="20"/>
+          <w:szCs w:val="20"/>
+          <w14:ligatures w14:val="none"/>
+        </w:rPr>
+        <w:t>***</w:t>
+      </w:r>
+    </w:p>
+    <w:p>
+      <w:pPr>
+        <w:tabs>
+          <w:tab w:val="left" w:pos="916"/>
+          <w:tab w:val="left" w:pos="1832"/>
+          <w:tab w:val="left" w:pos="2748"/>
+          <w:tab w:val="left" w:pos="3664"/>
+          <w:tab w:val="left" w:pos="4580"/>
+          <w:tab w:val="left" w:pos="5496"/>
+          <w:tab w:val="left" w:pos="6412"/>
+          <w:tab w:val="left" w:pos="7328"/>
+          <w:tab w:val="left" w:pos="8244"/>
+          <w:tab w:val="left" w:pos="9160"/>
+          <w:tab w:val="left" w:pos="10076"/>
+          <w:tab w:val="left" w:pos="10992"/>
+          <w:tab w:val="left" w:pos="11908"/>
+          <w:tab w:val="left" w:pos="12824"/>
+          <w:tab w:val="left" w:pos="13740"/>
+          <w:tab w:val="left" w:pos="14656"/>
+        </w:tabs>
+        <w:spacing w:after="0" w:line="240" w:lineRule="auto"/>
+        <w:ind w:left="720"/>
+        <w:rPr>
+          <w:rFonts w:ascii="Mangal" w:eastAsia="Times New Roman" w:hAnsi="Mangal" w:cs="Mangal"/>
+          <w:kern w:val="0"/>
+          <w:sz w:val="20"/>
+          <w:szCs w:val="20"/>
+          <w14:ligatures w14:val="none"/>
+        </w:rPr>
+      </w:pPr>
+      <w:r>
+        <w:rPr>
+          <w:rFonts w:ascii="Mangal" w:eastAsia="Times New Roman" w:hAnsi="Mangal" w:cs="Mangal"/>
+          <w:kern w:val="0"/>
+          <w:sz w:val="20"/>
+          <w:szCs w:val="20"/>
+          <w14:ligatures w14:val="none"/>
+        </w:rPr>
+        <w:t>**</w:t>
+      </w:r>
+    </w:p>
+    <w:p>
+      <w:pPr>
+        <w:tabs>
+          <w:tab w:val="left" w:pos="916"/>
+          <w:tab w:val="left" w:pos="1832"/>
+          <w:tab w:val="left" w:pos="2748"/>
+          <w:tab w:val="left" w:pos="3664"/>
+          <w:tab w:val="left" w:pos="4580"/>
+          <w:tab w:val="left" w:pos="5496"/>
+          <w:tab w:val="left" w:pos="6412"/>
+          <w:tab w:val="left" w:pos="7328"/>
+          <w:tab w:val="left" w:pos="8244"/>
+          <w:tab w:val="left" w:pos="9160"/>
+          <w:tab w:val="left" w:pos="10076"/>
+          <w:tab w:val="left" w:pos="10992"/>
+          <w:tab w:val="left" w:pos="11908"/>
+          <w:tab w:val="left" w:pos="12824"/>
+          <w:tab w:val="left" w:pos="13740"/>
+          <w:tab w:val="left" w:pos="14656"/>
+        </w:tabs>
+        <w:spacing w:after="0" w:line="240" w:lineRule="auto"/>
+        <w:ind w:left="720"/>
+        <w:rPr>
+          <w:rFonts w:ascii="Mangal" w:eastAsia="Times New Roman" w:hAnsi="Mangal" w:cs="Mangal"/>
+          <w:kern w:val="0"/>
+          <w:sz w:val="20"/>
+          <w:szCs w:val="20"/>
+          <w14:ligatures w14:val="none"/>
+        </w:rPr>
+      </w:pPr>
+      <w:r>
+        <w:rPr>
+          <w:rFonts w:ascii="Mangal" w:eastAsia="Times New Roman" w:hAnsi="Mangal" w:cs="Mangal"/>
+          <w:kern w:val="0"/>
+          <w:sz w:val="20"/>
+          <w:szCs w:val="20"/>
+          <w14:ligatures w14:val="none"/>
+        </w:rPr>
+        <w:t>*</w:t>
+      </w:r>
+    </w:p>
+    <w:p>
+      <w:pPr>
+        <w:pStyle w:val="ListParagraph"/>
+        <w:numPr>
+          <w:ilvl w:val="0"/>
+          <w:numId w:val="39"/>
+        </w:numPr>
+        <w:spacing w:before="100" w:beforeAutospacing="1" w:after="100" w:afterAutospacing="1" w:line="240" w:lineRule="auto"/>
+        <w:outlineLvl w:val="1"/>
+        <w:rPr>
+          <w:rFonts w:ascii="Times New Roman" w:eastAsia="Times New Roman" w:hAnsi="Times New Roman" w:cs="Times New Roman"/>
+          <w:b/>
+          <w:bCs/>
+          <w:kern w:val="0"/>
+          <w:szCs w:val="24"/>
+          <w14:ligatures w14:val="none"/>
+        </w:rPr>
+      </w:pPr>
+      <w:r>
+        <w:rPr>
+          <w:rFonts w:ascii="Times New Roman" w:eastAsia="Times New Roman" w:hAnsi="Times New Roman" w:cs="Times New Roman"/>
+          <w:b/>
+          <w:bCs/>
+          <w:kern w:val="0"/>
+          <w:szCs w:val="24"/>
+          <w14:ligatures w14:val="none"/>
+        </w:rPr>
+        <w:t>Find Element That Appears Only Once</w:t>
+      </w:r>
+    </w:p>
+    <w:p>
+      <w:pPr>
+        <w:spacing w:before="100" w:beforeAutospacing="1" w:after="100" w:afterAutospacing="1" w:line="240" w:lineRule="auto"/>
+        <w:ind w:left="720"/>
+        <w:rPr>
+          <w:rFonts w:ascii="Mangal" w:eastAsia="Times New Roman" w:hAnsi="Mangal" w:cs="Mangal"/>
+          <w:kern w:val="0"/>
+          <w:sz w:val="20"/>
+          <w:szCs w:val="20"/>
+          <w14:ligatures w14:val="none"/>
+        </w:rPr>
+      </w:pPr>
+      <w:r>
+        <w:rPr>
+          <w:rFonts w:ascii="Mangal" w:eastAsia="Times New Roman" w:hAnsi="Mangal" w:cs="Mangal"/>
+          <w:kern w:val="0"/>
+          <w:sz w:val="20"/>
+          <w:szCs w:val="20"/>
+          <w14:ligatures w14:val="none"/>
+        </w:rPr>
+        <w:t>Input: {4,1,2,1,2}</w:t>
+      </w:r>
+      <w:r>
+        <w:rPr>
+          <w:rFonts w:ascii="Mangal" w:eastAsia="Times New Roman" w:hAnsi="Mangal" w:cs="Mangal"/>
+          <w:kern w:val="0"/>
+          <w:sz w:val="20"/>
+          <w:szCs w:val="20"/>
+          <w14:ligatures w14:val="none"/>
+        </w:rPr>
+        <w:br/>
+        <w:t>Output: 4</w:t>
+      </w:r>
+    </w:p>
+    <w:p>
+      <w:pPr>
+        <w:spacing w:before="100" w:beforeAutospacing="1" w:after="100" w:afterAutospacing="1" w:line="240" w:lineRule="auto"/>
+        <w:ind w:left="720"/>
+        <w:rPr>
+          <w:rFonts w:ascii="Mangal" w:eastAsia="Times New Roman" w:hAnsi="Mangal" w:cs="Mangal"/>
+          <w:kern w:val="0"/>
+          <w:sz w:val="20"/>
+          <w:szCs w:val="20"/>
+          <w14:ligatures w14:val="none"/>
+        </w:rPr>
+      </w:pPr>
+      <w:r>
+        <w:rPr>
+          <w:rFonts w:ascii="Mangal" w:eastAsia="Times New Roman" w:hAnsi="Mangal" w:cs="Mangal"/>
+          <w:kern w:val="0"/>
+          <w:sz w:val="20"/>
+          <w:szCs w:val="20"/>
+          <w14:ligatures w14:val="none"/>
+        </w:rPr>
+        <w:t>Can use frequency OR XOR (optional advanced).</w:t>
+      </w:r>
+    </w:p>
+    <w:p>
+      <w:pPr>
+        <w:spacing w:before="100" w:beforeAutospacing="1" w:after="100" w:afterAutospacing="1" w:line="240" w:lineRule="auto"/>
+        <w:ind w:left="720"/>
+        <w:rPr>
+          <w:rFonts w:ascii="Mangal" w:eastAsia="Times New Roman" w:hAnsi="Mangal" w:cs="Mangal"/>
+          <w:kern w:val="0"/>
+          <w:sz w:val="20"/>
+          <w:szCs w:val="20"/>
+          <w14:ligatures w14:val="none"/>
+        </w:rPr>
+      </w:pPr>
+      <w:r>
+        <w:rPr>
+          <w:rFonts w:ascii="Mangal" w:eastAsia="Times New Roman" w:hAnsi="Mangal" w:cs="Mangal"/>
+          <w:b/>
+          <w:bCs/>
+          <w:kern w:val="0"/>
+          <w:sz w:val="20"/>
+          <w:szCs w:val="20"/>
+          <w14:ligatures w14:val="none"/>
+        </w:rPr>
+        <w:t>Pattern:</w:t>
+      </w:r>
+      <w:r>
+        <w:rPr>
+          <w:rFonts w:ascii="Mangal" w:eastAsia="Times New Roman" w:hAnsi="Mangal" w:cs="Mangal"/>
+          <w:kern w:val="0"/>
+          <w:sz w:val="20"/>
+          <w:szCs w:val="20"/>
+          <w14:ligatures w14:val="none"/>
+        </w:rPr>
+        <w:t xml:space="preserve"> Unique element detection</w:t>
+      </w:r>
     </w:p>
     <w:p>
       <w:pPr>
@@ -8380,7 +9043,6 @@
           <w:sz w:val="24"/>
           <w:szCs w:val="24"/>
         </w:rPr>
-        <w:lastRenderedPageBreak/>
         <w:t>Count Strings Starting and Ending With Same Characte</w:t>
       </w:r>
       <w:r>
@@ -13064,6 +13726,7 @@
   <w:style w:type="character" w:default="1" w:styleId="DefaultParagraphFont">
     <w:name w:val="Default Paragraph Font"/>
     <w:uiPriority w:val="1"/>
+    <w:semiHidden/>
     <w:unhideWhenUsed/>
   </w:style>
   <w:style w:type="table" w:default="1" w:styleId="TableNormal">
@@ -13491,6 +14154,16 @@
     <w:basedOn w:val="DefaultParagraphFont"/>
     <w:rsid w:val="001A5C33"/>
   </w:style>
+  <w:style w:type="character" w:customStyle="1" w:styleId="hljs-bullet">
+    <w:name w:val="hljs-bullet"/>
+    <w:basedOn w:val="DefaultParagraphFont"/>
+    <w:rsid w:val="001B310A"/>
+  </w:style>
+  <w:style w:type="character" w:customStyle="1" w:styleId="hljs-strong">
+    <w:name w:val="hljs-strong"/>
+    <w:basedOn w:val="DefaultParagraphFont"/>
+    <w:rsid w:val="001B310A"/>
+  </w:style>
 </w:styles>
 </file>
 

--- a/Questions.docx
+++ b/Questions.docx
@@ -52,41 +52,44 @@
           <w:sz w:val="28"/>
           <w:szCs w:val="22"/>
         </w:rPr>
-        <w:t>Write a java program to check input validation for integer constraints :</w:t>
-      </w:r>
-    </w:p>
-    <w:p>
-      <w:pPr>
-        <w:pStyle w:val="ListParagraph"/>
+        <w:t xml:space="preserve">Write a java program to check input validation for integer </w:t>
+      </w:r>
+      <w:proofErr w:type="gramStart"/>
+      <w:r>
         <w:rPr>
           <w:rFonts w:ascii="Times New Roman" w:hAnsi="Times New Roman" w:cs="Times New Roman"/>
           <w:sz w:val="28"/>
           <w:szCs w:val="22"/>
         </w:rPr>
-      </w:pPr>
-      <w:r>
+        <w:t>constraints :</w:t>
+      </w:r>
+      <w:proofErr w:type="gramEnd"/>
+    </w:p>
+    <w:p>
+      <w:pPr>
+        <w:pStyle w:val="ListParagraph"/>
         <w:rPr>
           <w:rFonts w:ascii="Times New Roman" w:hAnsi="Times New Roman" w:cs="Times New Roman"/>
           <w:sz w:val="28"/>
           <w:szCs w:val="22"/>
         </w:rPr>
-        <w:t>N&lt;</w:t>
-      </w:r>
+      </w:pPr>
       <w:r>
         <w:rPr>
           <w:rFonts w:ascii="Times New Roman" w:hAnsi="Times New Roman" w:cs="Times New Roman"/>
           <w:sz w:val="28"/>
           <w:szCs w:val="22"/>
         </w:rPr>
-        <w:t>10</w:t>
-      </w:r>
+        <w:t>N&lt;</w:t>
+      </w:r>
+      <w:proofErr w:type="gramStart"/>
       <w:r>
         <w:rPr>
           <w:rFonts w:ascii="Times New Roman" w:hAnsi="Times New Roman" w:cs="Times New Roman"/>
           <w:sz w:val="28"/>
           <w:szCs w:val="22"/>
         </w:rPr>
-        <w:t xml:space="preserve"> </w:t>
+        <w:t>10</w:t>
       </w:r>
       <w:r>
         <w:rPr>
@@ -94,7 +97,7 @@
           <w:sz w:val="28"/>
           <w:szCs w:val="22"/>
         </w:rPr>
-        <w:t>,</w:t>
+        <w:t xml:space="preserve"> </w:t>
       </w:r>
       <w:r>
         <w:rPr>
@@ -102,7 +105,7 @@
           <w:sz w:val="28"/>
           <w:szCs w:val="22"/>
         </w:rPr>
-        <w:t>N&gt;</w:t>
+        <w:t>,</w:t>
       </w:r>
       <w:r>
         <w:rPr>
@@ -110,7 +113,42 @@
           <w:sz w:val="28"/>
           <w:szCs w:val="22"/>
         </w:rPr>
-        <w:t xml:space="preserve">0, for string constraints : </w:t>
+        <w:t>N</w:t>
+      </w:r>
+      <w:proofErr w:type="gramEnd"/>
+      <w:r>
+        <w:rPr>
+          <w:rFonts w:ascii="Times New Roman" w:hAnsi="Times New Roman" w:cs="Times New Roman"/>
+          <w:sz w:val="28"/>
+          <w:szCs w:val="22"/>
+        </w:rPr>
+        <w:t>&gt;</w:t>
+      </w:r>
+      <w:r>
+        <w:rPr>
+          <w:rFonts w:ascii="Times New Roman" w:hAnsi="Times New Roman" w:cs="Times New Roman"/>
+          <w:sz w:val="28"/>
+          <w:szCs w:val="22"/>
+        </w:rPr>
+        <w:t xml:space="preserve">0, for string </w:t>
+      </w:r>
+      <w:proofErr w:type="gramStart"/>
+      <w:r>
+        <w:rPr>
+          <w:rFonts w:ascii="Times New Roman" w:hAnsi="Times New Roman" w:cs="Times New Roman"/>
+          <w:sz w:val="28"/>
+          <w:szCs w:val="22"/>
+        </w:rPr>
+        <w:t>constraints :</w:t>
+      </w:r>
+      <w:proofErr w:type="gramEnd"/>
+      <w:r>
+        <w:rPr>
+          <w:rFonts w:ascii="Times New Roman" w:hAnsi="Times New Roman" w:cs="Times New Roman"/>
+          <w:sz w:val="28"/>
+          <w:szCs w:val="22"/>
+        </w:rPr>
+        <w:t xml:space="preserve"> </w:t>
       </w:r>
       <w:r>
         <w:rPr>
@@ -235,7 +273,34 @@
           <w:szCs w:val="24"/>
         </w:rPr>
         <w:br/>
-        <w:t xml:space="preserve">stringTimes("Hi", 2) </w:t>
+      </w:r>
+      <w:proofErr w:type="spellStart"/>
+      <w:proofErr w:type="gramStart"/>
+      <w:r>
+        <w:rPr>
+          <w:rFonts w:ascii="Verdana" w:hAnsi="Verdana"/>
+          <w:color w:val="000000"/>
+          <w:szCs w:val="24"/>
+        </w:rPr>
+        <w:t>stringTimes</w:t>
+      </w:r>
+      <w:proofErr w:type="spellEnd"/>
+      <w:r>
+        <w:rPr>
+          <w:rFonts w:ascii="Verdana" w:hAnsi="Verdana"/>
+          <w:color w:val="000000"/>
+          <w:szCs w:val="24"/>
+        </w:rPr>
+        <w:t>(</w:t>
+      </w:r>
+      <w:proofErr w:type="gramEnd"/>
+      <w:r>
+        <w:rPr>
+          <w:rFonts w:ascii="Verdana" w:hAnsi="Verdana"/>
+          <w:color w:val="000000"/>
+          <w:szCs w:val="24"/>
+        </w:rPr>
+        <w:t xml:space="preserve">"Hi", 2) </w:t>
       </w:r>
       <w:r>
         <w:rPr>
@@ -251,7 +316,25 @@
           <w:color w:val="000000"/>
           <w:szCs w:val="24"/>
         </w:rPr>
-        <w:t xml:space="preserve"> "HiHi"</w:t>
+        <w:t xml:space="preserve"> "</w:t>
+      </w:r>
+      <w:proofErr w:type="spellStart"/>
+      <w:r>
+        <w:rPr>
+          <w:rFonts w:ascii="Verdana" w:hAnsi="Verdana"/>
+          <w:color w:val="000000"/>
+          <w:szCs w:val="24"/>
+        </w:rPr>
+        <w:t>HiHi</w:t>
+      </w:r>
+      <w:proofErr w:type="spellEnd"/>
+      <w:r>
+        <w:rPr>
+          <w:rFonts w:ascii="Verdana" w:hAnsi="Verdana"/>
+          <w:color w:val="000000"/>
+          <w:szCs w:val="24"/>
+        </w:rPr>
+        <w:t>"</w:t>
       </w:r>
       <w:r>
         <w:rPr>
@@ -260,7 +343,34 @@
           <w:szCs w:val="24"/>
         </w:rPr>
         <w:br/>
-        <w:t xml:space="preserve">stringTimes("Hi", 3) </w:t>
+      </w:r>
+      <w:proofErr w:type="spellStart"/>
+      <w:proofErr w:type="gramStart"/>
+      <w:r>
+        <w:rPr>
+          <w:rFonts w:ascii="Verdana" w:hAnsi="Verdana"/>
+          <w:color w:val="000000"/>
+          <w:szCs w:val="24"/>
+        </w:rPr>
+        <w:t>stringTimes</w:t>
+      </w:r>
+      <w:proofErr w:type="spellEnd"/>
+      <w:r>
+        <w:rPr>
+          <w:rFonts w:ascii="Verdana" w:hAnsi="Verdana"/>
+          <w:color w:val="000000"/>
+          <w:szCs w:val="24"/>
+        </w:rPr>
+        <w:t>(</w:t>
+      </w:r>
+      <w:proofErr w:type="gramEnd"/>
+      <w:r>
+        <w:rPr>
+          <w:rFonts w:ascii="Verdana" w:hAnsi="Verdana"/>
+          <w:color w:val="000000"/>
+          <w:szCs w:val="24"/>
+        </w:rPr>
+        <w:t xml:space="preserve">"Hi", 3) </w:t>
       </w:r>
       <w:r>
         <w:rPr>
@@ -276,7 +386,25 @@
           <w:color w:val="000000"/>
           <w:szCs w:val="24"/>
         </w:rPr>
-        <w:t xml:space="preserve"> "HiHiHi"</w:t>
+        <w:t xml:space="preserve"> "</w:t>
+      </w:r>
+      <w:proofErr w:type="spellStart"/>
+      <w:r>
+        <w:rPr>
+          <w:rFonts w:ascii="Verdana" w:hAnsi="Verdana"/>
+          <w:color w:val="000000"/>
+          <w:szCs w:val="24"/>
+        </w:rPr>
+        <w:t>HiHiHi</w:t>
+      </w:r>
+      <w:proofErr w:type="spellEnd"/>
+      <w:r>
+        <w:rPr>
+          <w:rFonts w:ascii="Verdana" w:hAnsi="Verdana"/>
+          <w:color w:val="000000"/>
+          <w:szCs w:val="24"/>
+        </w:rPr>
+        <w:t>"</w:t>
       </w:r>
       <w:r>
         <w:rPr>
@@ -285,7 +413,34 @@
           <w:szCs w:val="24"/>
         </w:rPr>
         <w:br/>
-        <w:t xml:space="preserve">stringTimes("Hi", 1) </w:t>
+      </w:r>
+      <w:proofErr w:type="spellStart"/>
+      <w:proofErr w:type="gramStart"/>
+      <w:r>
+        <w:rPr>
+          <w:rFonts w:ascii="Verdana" w:hAnsi="Verdana"/>
+          <w:color w:val="000000"/>
+          <w:szCs w:val="24"/>
+        </w:rPr>
+        <w:t>stringTimes</w:t>
+      </w:r>
+      <w:proofErr w:type="spellEnd"/>
+      <w:r>
+        <w:rPr>
+          <w:rFonts w:ascii="Verdana" w:hAnsi="Verdana"/>
+          <w:color w:val="000000"/>
+          <w:szCs w:val="24"/>
+        </w:rPr>
+        <w:t>(</w:t>
+      </w:r>
+      <w:proofErr w:type="gramEnd"/>
+      <w:r>
+        <w:rPr>
+          <w:rFonts w:ascii="Verdana" w:hAnsi="Verdana"/>
+          <w:color w:val="000000"/>
+          <w:szCs w:val="24"/>
+        </w:rPr>
+        <w:t xml:space="preserve">"Hi", 1) </w:t>
       </w:r>
       <w:r>
         <w:rPr>
@@ -644,7 +799,27 @@
           <w:sz w:val="24"/>
           <w:szCs w:val="24"/>
         </w:rPr>
-        <w:t>Write a java program to find the multiplication of a input number.</w:t>
+        <w:t xml:space="preserve">Write a java program to find the multiplication of </w:t>
+      </w:r>
+      <w:proofErr w:type="gramStart"/>
+      <w:r>
+        <w:rPr>
+          <w:rFonts w:ascii="Verdana" w:hAnsi="Verdana"/>
+          <w:color w:val="000000"/>
+          <w:sz w:val="24"/>
+          <w:szCs w:val="24"/>
+        </w:rPr>
+        <w:t>a</w:t>
+      </w:r>
+      <w:proofErr w:type="gramEnd"/>
+      <w:r>
+        <w:rPr>
+          <w:rFonts w:ascii="Verdana" w:hAnsi="Verdana"/>
+          <w:color w:val="000000"/>
+          <w:sz w:val="24"/>
+          <w:szCs w:val="24"/>
+        </w:rPr>
+        <w:t xml:space="preserve"> input number.</w:t>
       </w:r>
     </w:p>
     <w:p>
@@ -677,7 +852,27 @@
           <w:sz w:val="24"/>
           <w:szCs w:val="24"/>
         </w:rPr>
-        <w:t xml:space="preserve">alculate factorial of a </w:t>
+        <w:t xml:space="preserve">alculate factorial of </w:t>
+      </w:r>
+      <w:proofErr w:type="gramStart"/>
+      <w:r>
+        <w:rPr>
+          <w:rFonts w:ascii="Verdana" w:hAnsi="Verdana"/>
+          <w:color w:val="000000"/>
+          <w:sz w:val="24"/>
+          <w:szCs w:val="24"/>
+        </w:rPr>
+        <w:t>a</w:t>
+      </w:r>
+      <w:proofErr w:type="gramEnd"/>
+      <w:r>
+        <w:rPr>
+          <w:rFonts w:ascii="Verdana" w:hAnsi="Verdana"/>
+          <w:color w:val="000000"/>
+          <w:sz w:val="24"/>
+          <w:szCs w:val="24"/>
+        </w:rPr>
+        <w:t xml:space="preserve"> </w:t>
       </w:r>
       <w:r>
         <w:rPr>
@@ -860,7 +1055,27 @@
           <w:sz w:val="24"/>
           <w:szCs w:val="24"/>
         </w:rPr>
-        <w:t>Write a java to count and sum of digits in a input number.</w:t>
+        <w:t xml:space="preserve">Write a java to count and sum of digits in </w:t>
+      </w:r>
+      <w:proofErr w:type="gramStart"/>
+      <w:r>
+        <w:rPr>
+          <w:rFonts w:ascii="Verdana" w:hAnsi="Verdana"/>
+          <w:color w:val="000000"/>
+          <w:sz w:val="24"/>
+          <w:szCs w:val="24"/>
+        </w:rPr>
+        <w:t>a</w:t>
+      </w:r>
+      <w:proofErr w:type="gramEnd"/>
+      <w:r>
+        <w:rPr>
+          <w:rFonts w:ascii="Verdana" w:hAnsi="Verdana"/>
+          <w:color w:val="000000"/>
+          <w:sz w:val="24"/>
+          <w:szCs w:val="24"/>
+        </w:rPr>
+        <w:t xml:space="preserve"> input number.</w:t>
       </w:r>
     </w:p>
     <w:p>
@@ -1004,7 +1219,58 @@
           <w:sz w:val="24"/>
           <w:szCs w:val="24"/>
         </w:rPr>
-        <w:t xml:space="preserve">Write a program to reverse the order of words in a string entered, for eg : I am Ram  to  Ram am I </w:t>
+        <w:t xml:space="preserve">Write a program to reverse the order of words in a string entered, for </w:t>
+      </w:r>
+      <w:proofErr w:type="spellStart"/>
+      <w:proofErr w:type="gramStart"/>
+      <w:r>
+        <w:rPr>
+          <w:rFonts w:ascii="Verdana" w:hAnsi="Verdana"/>
+          <w:color w:val="000000"/>
+          <w:sz w:val="24"/>
+          <w:szCs w:val="24"/>
+        </w:rPr>
+        <w:t>eg</w:t>
+      </w:r>
+      <w:proofErr w:type="spellEnd"/>
+      <w:r>
+        <w:rPr>
+          <w:rFonts w:ascii="Verdana" w:hAnsi="Verdana"/>
+          <w:color w:val="000000"/>
+          <w:sz w:val="24"/>
+          <w:szCs w:val="24"/>
+        </w:rPr>
+        <w:t xml:space="preserve"> :</w:t>
+      </w:r>
+      <w:proofErr w:type="gramEnd"/>
+      <w:r>
+        <w:rPr>
+          <w:rFonts w:ascii="Verdana" w:hAnsi="Verdana"/>
+          <w:color w:val="000000"/>
+          <w:sz w:val="24"/>
+          <w:szCs w:val="24"/>
+        </w:rPr>
+        <w:t xml:space="preserve"> I am </w:t>
+      </w:r>
+      <w:proofErr w:type="gramStart"/>
+      <w:r>
+        <w:rPr>
+          <w:rFonts w:ascii="Verdana" w:hAnsi="Verdana"/>
+          <w:color w:val="000000"/>
+          <w:sz w:val="24"/>
+          <w:szCs w:val="24"/>
+        </w:rPr>
+        <w:t>Ram  to</w:t>
+      </w:r>
+      <w:proofErr w:type="gramEnd"/>
+      <w:r>
+        <w:rPr>
+          <w:rFonts w:ascii="Verdana" w:hAnsi="Verdana"/>
+          <w:color w:val="000000"/>
+          <w:sz w:val="24"/>
+          <w:szCs w:val="24"/>
+        </w:rPr>
+        <w:t xml:space="preserve">  Ram am I </w:t>
       </w:r>
     </w:p>
     <w:p>
@@ -1549,7 +1815,31 @@
           <w:sz w:val="24"/>
           <w:szCs w:val="24"/>
         </w:rPr>
-        <w:t>only even digits</w:t>
+        <w:t xml:space="preserve">only </w:t>
+      </w:r>
+      <w:proofErr w:type="spellStart"/>
+      <w:r>
+        <w:rPr>
+          <w:rFonts w:ascii="Verdana" w:hAnsi="Verdana"/>
+          <w:b/>
+          <w:bCs/>
+          <w:color w:val="000000"/>
+          <w:sz w:val="24"/>
+          <w:szCs w:val="24"/>
+        </w:rPr>
+        <w:t>even</w:t>
+      </w:r>
+      <w:proofErr w:type="spellEnd"/>
+      <w:r>
+        <w:rPr>
+          <w:rFonts w:ascii="Verdana" w:hAnsi="Verdana"/>
+          <w:b/>
+          <w:bCs/>
+          <w:color w:val="000000"/>
+          <w:sz w:val="24"/>
+          <w:szCs w:val="24"/>
+        </w:rPr>
+        <w:t xml:space="preserve"> digits</w:t>
       </w:r>
       <w:r>
         <w:rPr>
@@ -1640,17 +1930,48 @@
           <w:sz w:val="24"/>
           <w:szCs w:val="24"/>
         </w:rPr>
-        <w:t>Day 08</w:t>
-      </w:r>
-      <w:r>
-        <w:rPr>
-          <w:rFonts w:ascii="Verdana" w:hAnsi="Verdana"/>
-          <w:color w:val="000000"/>
-          <w:sz w:val="24"/>
-          <w:szCs w:val="24"/>
-        </w:rPr>
-        <w:t>( stop condition value-based vs count-based )</w:t>
-      </w:r>
+        <w:t xml:space="preserve">Day </w:t>
+      </w:r>
+      <w:proofErr w:type="gramStart"/>
+      <w:r>
+        <w:rPr>
+          <w:rFonts w:ascii="Verdana" w:hAnsi="Verdana"/>
+          <w:color w:val="000000"/>
+          <w:sz w:val="24"/>
+          <w:szCs w:val="24"/>
+        </w:rPr>
+        <w:t>08</w:t>
+      </w:r>
+      <w:r>
+        <w:rPr>
+          <w:rFonts w:ascii="Verdana" w:hAnsi="Verdana"/>
+          <w:color w:val="000000"/>
+          <w:sz w:val="24"/>
+          <w:szCs w:val="24"/>
+        </w:rPr>
+        <w:t>( stop</w:t>
+      </w:r>
+      <w:proofErr w:type="gramEnd"/>
+      <w:r>
+        <w:rPr>
+          <w:rFonts w:ascii="Verdana" w:hAnsi="Verdana"/>
+          <w:color w:val="000000"/>
+          <w:sz w:val="24"/>
+          <w:szCs w:val="24"/>
+        </w:rPr>
+        <w:t xml:space="preserve"> condition value-based vs count-</w:t>
+      </w:r>
+      <w:proofErr w:type="gramStart"/>
+      <w:r>
+        <w:rPr>
+          <w:rFonts w:ascii="Verdana" w:hAnsi="Verdana"/>
+          <w:color w:val="000000"/>
+          <w:sz w:val="24"/>
+          <w:szCs w:val="24"/>
+        </w:rPr>
+        <w:t>based )</w:t>
+      </w:r>
+      <w:proofErr w:type="gramEnd"/>
     </w:p>
     <w:p>
       <w:pPr>
@@ -1993,7 +2314,17 @@
           <w:sz w:val="24"/>
           <w:szCs w:val="24"/>
         </w:rPr>
-        <w:t xml:space="preserve"> it contains.</w:t>
+        <w:t xml:space="preserve"> it </w:t>
+      </w:r>
+      <w:proofErr w:type="gramStart"/>
+      <w:r>
+        <w:rPr>
+          <w:rFonts w:ascii="Verdana" w:hAnsi="Verdana"/>
+          <w:color w:val="000000"/>
+          <w:sz w:val="24"/>
+          <w:szCs w:val="24"/>
+        </w:rPr>
+        <w:t>contains.</w:t>
       </w:r>
       <w:r>
         <w:rPr>
@@ -2004,6 +2335,7 @@
         </w:rPr>
         <w:t>(</w:t>
       </w:r>
+      <w:proofErr w:type="gramEnd"/>
       <w:r>
         <w:rPr>
           <w:rFonts w:asciiTheme="minorHAnsi" w:eastAsiaTheme="minorHAnsi" w:hAnsiTheme="minorHAnsi" w:cstheme="minorBidi"/>
@@ -2065,7 +2397,19 @@
           <w:sz w:val="24"/>
           <w:szCs w:val="24"/>
         </w:rPr>
-        <w:t>using loop only</w:t>
+        <w:t xml:space="preserve">using loop </w:t>
+      </w:r>
+      <w:proofErr w:type="gramStart"/>
+      <w:r>
+        <w:rPr>
+          <w:rFonts w:ascii="Verdana" w:hAnsi="Verdana"/>
+          <w:b/>
+          <w:bCs/>
+          <w:color w:val="000000"/>
+          <w:sz w:val="24"/>
+          <w:szCs w:val="24"/>
+        </w:rPr>
+        <w:t>only</w:t>
       </w:r>
       <w:r>
         <w:rPr>
@@ -2083,7 +2427,37 @@
           <w:sz w:val="24"/>
           <w:szCs w:val="24"/>
         </w:rPr>
-        <w:t>(No Stringbuilder) (</w:t>
+        <w:t>(</w:t>
+      </w:r>
+      <w:proofErr w:type="gramEnd"/>
+      <w:r>
+        <w:rPr>
+          <w:rFonts w:ascii="Verdana" w:hAnsi="Verdana"/>
+          <w:color w:val="000000"/>
+          <w:sz w:val="24"/>
+          <w:szCs w:val="24"/>
+        </w:rPr>
+        <w:t xml:space="preserve">No </w:t>
+      </w:r>
+      <w:proofErr w:type="spellStart"/>
+      <w:r>
+        <w:rPr>
+          <w:rFonts w:ascii="Verdana" w:hAnsi="Verdana"/>
+          <w:color w:val="000000"/>
+          <w:sz w:val="24"/>
+          <w:szCs w:val="24"/>
+        </w:rPr>
+        <w:t>Stringbuilder</w:t>
+      </w:r>
+      <w:proofErr w:type="spellEnd"/>
+      <w:r>
+        <w:rPr>
+          <w:rFonts w:ascii="Verdana" w:hAnsi="Verdana"/>
+          <w:color w:val="000000"/>
+          <w:sz w:val="24"/>
+          <w:szCs w:val="24"/>
+        </w:rPr>
+        <w:t>) (</w:t>
       </w:r>
       <w:r>
         <w:rPr>
@@ -2136,7 +2510,19 @@
           <w:sz w:val="24"/>
           <w:szCs w:val="24"/>
         </w:rPr>
-        <w:t>greater than 50</w:t>
+        <w:t xml:space="preserve">greater than </w:t>
+      </w:r>
+      <w:proofErr w:type="gramStart"/>
+      <w:r>
+        <w:rPr>
+          <w:rFonts w:ascii="Verdana" w:hAnsi="Verdana"/>
+          <w:b/>
+          <w:bCs/>
+          <w:color w:val="000000"/>
+          <w:sz w:val="24"/>
+          <w:szCs w:val="24"/>
+        </w:rPr>
+        <w:t>50</w:t>
       </w:r>
       <w:r>
         <w:rPr>
@@ -2156,6 +2542,7 @@
         </w:rPr>
         <w:t>(</w:t>
       </w:r>
+      <w:proofErr w:type="gramEnd"/>
       <w:r>
         <w:rPr>
           <w:rFonts w:asciiTheme="minorHAnsi" w:eastAsiaTheme="minorHAnsi" w:hAnsiTheme="minorHAnsi" w:cstheme="minorBidi"/>
@@ -2270,7 +2657,17 @@
           <w:sz w:val="24"/>
           <w:szCs w:val="24"/>
         </w:rPr>
-        <w:t>Count Even Digits in Each Array Element</w:t>
+        <w:t xml:space="preserve">Count Even Digits in Each Array </w:t>
+      </w:r>
+      <w:proofErr w:type="gramStart"/>
+      <w:r>
+        <w:rPr>
+          <w:rFonts w:ascii="Verdana" w:hAnsi="Verdana"/>
+          <w:color w:val="000000"/>
+          <w:sz w:val="24"/>
+          <w:szCs w:val="24"/>
+        </w:rPr>
+        <w:t>Element</w:t>
       </w:r>
       <w:r>
         <w:rPr>
@@ -2281,6 +2678,7 @@
         </w:rPr>
         <w:t>.(</w:t>
       </w:r>
+      <w:proofErr w:type="gramEnd"/>
       <w:r>
         <w:rPr>
           <w:rFonts w:asciiTheme="minorHAnsi" w:eastAsiaTheme="minorHAnsi" w:hAnsiTheme="minorHAnsi" w:cstheme="minorBidi"/>
@@ -2331,7 +2729,29 @@
           <w:sz w:val="24"/>
           <w:szCs w:val="24"/>
         </w:rPr>
-        <w:t xml:space="preserve">Traverse an array.If </w:t>
+        <w:t xml:space="preserve">Traverse an </w:t>
+      </w:r>
+      <w:proofErr w:type="spellStart"/>
+      <w:proofErr w:type="gramStart"/>
+      <w:r>
+        <w:rPr>
+          <w:rFonts w:ascii="Verdana" w:hAnsi="Verdana"/>
+          <w:color w:val="000000"/>
+          <w:sz w:val="24"/>
+          <w:szCs w:val="24"/>
+        </w:rPr>
+        <w:t>array.If</w:t>
+      </w:r>
+      <w:proofErr w:type="spellEnd"/>
+      <w:proofErr w:type="gramEnd"/>
+      <w:r>
+        <w:rPr>
+          <w:rFonts w:ascii="Verdana" w:hAnsi="Verdana"/>
+          <w:color w:val="000000"/>
+          <w:sz w:val="24"/>
+          <w:szCs w:val="24"/>
+        </w:rPr>
+        <w:t xml:space="preserve"> </w:t>
       </w:r>
       <w:r>
         <w:rPr>
@@ -2351,7 +2771,17 @@
           <w:sz w:val="24"/>
           <w:szCs w:val="24"/>
         </w:rPr>
-        <w:t>, stop immediately.</w:t>
+        <w:t xml:space="preserve">, stop </w:t>
+      </w:r>
+      <w:proofErr w:type="gramStart"/>
+      <w:r>
+        <w:rPr>
+          <w:rFonts w:ascii="Verdana" w:hAnsi="Verdana"/>
+          <w:color w:val="000000"/>
+          <w:sz w:val="24"/>
+          <w:szCs w:val="24"/>
+        </w:rPr>
+        <w:t>immediately.</w:t>
       </w:r>
       <w:r>
         <w:rPr>
@@ -2362,6 +2792,7 @@
         </w:rPr>
         <w:t>(</w:t>
       </w:r>
+      <w:proofErr w:type="gramEnd"/>
       <w:r>
         <w:rPr>
           <w:rFonts w:asciiTheme="minorHAnsi" w:eastAsiaTheme="minorHAnsi" w:hAnsiTheme="minorHAnsi" w:cstheme="minorBidi"/>
@@ -2506,7 +2937,17 @@
           <w:sz w:val="24"/>
           <w:szCs w:val="24"/>
         </w:rPr>
-        <w:t xml:space="preserve"> in a string</w:t>
+        <w:t xml:space="preserve"> in a </w:t>
+      </w:r>
+      <w:proofErr w:type="gramStart"/>
+      <w:r>
+        <w:rPr>
+          <w:rFonts w:ascii="Verdana" w:hAnsi="Verdana"/>
+          <w:color w:val="000000"/>
+          <w:sz w:val="24"/>
+          <w:szCs w:val="24"/>
+        </w:rPr>
+        <w:t>string</w:t>
       </w:r>
       <w:r>
         <w:rPr>
@@ -2526,6 +2967,7 @@
         </w:rPr>
         <w:t>(</w:t>
       </w:r>
+      <w:proofErr w:type="gramEnd"/>
       <w:r>
         <w:rPr>
           <w:rFonts w:asciiTheme="minorHAnsi" w:eastAsiaTheme="minorHAnsi" w:hAnsiTheme="minorHAnsi" w:cstheme="minorBidi"/>
@@ -2593,7 +3035,19 @@
           <w:sz w:val="24"/>
           <w:szCs w:val="24"/>
         </w:rPr>
-        <w:t>without using reverse methods</w:t>
+        <w:t xml:space="preserve">without using reverse </w:t>
+      </w:r>
+      <w:proofErr w:type="gramStart"/>
+      <w:r>
+        <w:rPr>
+          <w:rFonts w:ascii="Verdana" w:hAnsi="Verdana"/>
+          <w:b/>
+          <w:bCs/>
+          <w:color w:val="000000"/>
+          <w:sz w:val="24"/>
+          <w:szCs w:val="24"/>
+        </w:rPr>
+        <w:t>methods</w:t>
       </w:r>
       <w:r>
         <w:rPr>
@@ -2613,6 +3067,7 @@
         </w:rPr>
         <w:t>(</w:t>
       </w:r>
+      <w:proofErr w:type="gramEnd"/>
       <w:r>
         <w:rPr>
           <w:rFonts w:asciiTheme="minorHAnsi" w:eastAsiaTheme="minorHAnsi" w:hAnsiTheme="minorHAnsi" w:cstheme="minorBidi"/>
@@ -2663,7 +3118,17 @@
           <w:sz w:val="24"/>
           <w:szCs w:val="24"/>
         </w:rPr>
-        <w:t>Given an array and a number x, count how many times x appears.</w:t>
+        <w:t xml:space="preserve">Given an array and a number x, count how many times x </w:t>
+      </w:r>
+      <w:proofErr w:type="gramStart"/>
+      <w:r>
+        <w:rPr>
+          <w:rFonts w:ascii="Verdana" w:hAnsi="Verdana"/>
+          <w:color w:val="000000"/>
+          <w:sz w:val="24"/>
+          <w:szCs w:val="24"/>
+        </w:rPr>
+        <w:t>appears.</w:t>
       </w:r>
       <w:r>
         <w:rPr>
@@ -2674,6 +3139,7 @@
         </w:rPr>
         <w:t>(</w:t>
       </w:r>
+      <w:proofErr w:type="gramEnd"/>
       <w:r>
         <w:rPr>
           <w:rFonts w:asciiTheme="minorHAnsi" w:eastAsiaTheme="minorHAnsi" w:hAnsiTheme="minorHAnsi" w:cstheme="minorBidi"/>
@@ -2735,7 +3201,19 @@
           <w:sz w:val="24"/>
           <w:szCs w:val="24"/>
         </w:rPr>
-        <w:t>ascending order</w:t>
+        <w:t xml:space="preserve">ascending </w:t>
+      </w:r>
+      <w:proofErr w:type="gramStart"/>
+      <w:r>
+        <w:rPr>
+          <w:rFonts w:ascii="Verdana" w:hAnsi="Verdana"/>
+          <w:b/>
+          <w:bCs/>
+          <w:color w:val="000000"/>
+          <w:sz w:val="24"/>
+          <w:szCs w:val="24"/>
+        </w:rPr>
+        <w:t>order</w:t>
       </w:r>
       <w:r>
         <w:rPr>
@@ -2755,6 +3233,7 @@
         </w:rPr>
         <w:t>(</w:t>
       </w:r>
+      <w:proofErr w:type="gramEnd"/>
       <w:r>
         <w:rPr>
           <w:rFonts w:asciiTheme="minorHAnsi" w:eastAsiaTheme="minorHAnsi" w:hAnsiTheme="minorHAnsi" w:cstheme="minorBidi"/>
@@ -2816,7 +3295,19 @@
           <w:sz w:val="24"/>
           <w:szCs w:val="24"/>
         </w:rPr>
-        <w:t>sum of digits of each element</w:t>
+        <w:t xml:space="preserve">sum of digits of each </w:t>
+      </w:r>
+      <w:proofErr w:type="gramStart"/>
+      <w:r>
+        <w:rPr>
+          <w:rFonts w:ascii="Verdana" w:hAnsi="Verdana"/>
+          <w:b/>
+          <w:bCs/>
+          <w:color w:val="000000"/>
+          <w:sz w:val="24"/>
+          <w:szCs w:val="24"/>
+        </w:rPr>
+        <w:t>element</w:t>
       </w:r>
       <w:r>
         <w:rPr>
@@ -2836,6 +3327,7 @@
         </w:rPr>
         <w:t>(</w:t>
       </w:r>
+      <w:proofErr w:type="gramEnd"/>
       <w:r>
         <w:rPr>
           <w:rFonts w:asciiTheme="minorHAnsi" w:eastAsiaTheme="minorHAnsi" w:hAnsiTheme="minorHAnsi" w:cstheme="minorBidi"/>
@@ -2906,7 +3398,17 @@
           <w:sz w:val="24"/>
           <w:szCs w:val="24"/>
         </w:rPr>
-        <w:t>, then stop.</w:t>
+        <w:t xml:space="preserve">, then </w:t>
+      </w:r>
+      <w:proofErr w:type="gramStart"/>
+      <w:r>
+        <w:rPr>
+          <w:rFonts w:ascii="Verdana" w:hAnsi="Verdana"/>
+          <w:color w:val="000000"/>
+          <w:sz w:val="24"/>
+          <w:szCs w:val="24"/>
+        </w:rPr>
+        <w:t>stop.</w:t>
       </w:r>
       <w:r>
         <w:rPr>
@@ -2917,6 +3419,7 @@
         </w:rPr>
         <w:t>(</w:t>
       </w:r>
+      <w:proofErr w:type="gramEnd"/>
       <w:r>
         <w:rPr>
           <w:rFonts w:asciiTheme="minorHAnsi" w:eastAsiaTheme="minorHAnsi" w:hAnsiTheme="minorHAnsi" w:cstheme="minorBidi"/>
@@ -2987,7 +3490,47 @@
           <w:sz w:val="24"/>
           <w:szCs w:val="24"/>
         </w:rPr>
-        <w:t>Write a program to find out whether entered number is place at ones, tens, hundred , thousand etc….</w:t>
+        <w:t xml:space="preserve">Write a program to find out whether entered number is place at ones, tens, </w:t>
+      </w:r>
+      <w:proofErr w:type="gramStart"/>
+      <w:r>
+        <w:rPr>
+          <w:rFonts w:ascii="Verdana" w:hAnsi="Verdana"/>
+          <w:color w:val="000000"/>
+          <w:sz w:val="24"/>
+          <w:szCs w:val="24"/>
+        </w:rPr>
+        <w:t>hundred ,</w:t>
+      </w:r>
+      <w:proofErr w:type="gramEnd"/>
+      <w:r>
+        <w:rPr>
+          <w:rFonts w:ascii="Verdana" w:hAnsi="Verdana"/>
+          <w:color w:val="000000"/>
+          <w:sz w:val="24"/>
+          <w:szCs w:val="24"/>
+        </w:rPr>
+        <w:t xml:space="preserve"> thousand </w:t>
+      </w:r>
+      <w:proofErr w:type="spellStart"/>
+      <w:r>
+        <w:rPr>
+          <w:rFonts w:ascii="Verdana" w:hAnsi="Verdana"/>
+          <w:color w:val="000000"/>
+          <w:sz w:val="24"/>
+          <w:szCs w:val="24"/>
+        </w:rPr>
+        <w:t>etc</w:t>
+      </w:r>
+      <w:proofErr w:type="spellEnd"/>
+      <w:r>
+        <w:rPr>
+          <w:rFonts w:ascii="Verdana" w:hAnsi="Verdana"/>
+          <w:color w:val="000000"/>
+          <w:sz w:val="24"/>
+          <w:szCs w:val="24"/>
+        </w:rPr>
+        <w:t>….</w:t>
       </w:r>
     </w:p>
     <w:p>
@@ -3011,16 +3554,96 @@
           <w:sz w:val="24"/>
           <w:szCs w:val="24"/>
         </w:rPr>
-        <w:t>Write a program to take a string and a number / integer as prefix for that word or string , and in output just reverse string upto that integer position part, or that prefix part.</w:t>
-      </w:r>
-      <w:r>
-        <w:rPr>
-          <w:rFonts w:ascii="Verdana" w:hAnsi="Verdana"/>
-          <w:color w:val="000000"/>
-          <w:sz w:val="24"/>
-          <w:szCs w:val="24"/>
-        </w:rPr>
-        <w:t>(Practice confusion with size of an array to index of an array ).</w:t>
+        <w:t xml:space="preserve">Write a program to take a string and a number / integer as prefix for that word or </w:t>
+      </w:r>
+      <w:proofErr w:type="gramStart"/>
+      <w:r>
+        <w:rPr>
+          <w:rFonts w:ascii="Verdana" w:hAnsi="Verdana"/>
+          <w:color w:val="000000"/>
+          <w:sz w:val="24"/>
+          <w:szCs w:val="24"/>
+        </w:rPr>
+        <w:t>string ,</w:t>
+      </w:r>
+      <w:proofErr w:type="gramEnd"/>
+      <w:r>
+        <w:rPr>
+          <w:rFonts w:ascii="Verdana" w:hAnsi="Verdana"/>
+          <w:color w:val="000000"/>
+          <w:sz w:val="24"/>
+          <w:szCs w:val="24"/>
+        </w:rPr>
+        <w:t xml:space="preserve"> and in output just reverse string </w:t>
+      </w:r>
+      <w:proofErr w:type="spellStart"/>
+      <w:r>
+        <w:rPr>
+          <w:rFonts w:ascii="Verdana" w:hAnsi="Verdana"/>
+          <w:color w:val="000000"/>
+          <w:sz w:val="24"/>
+          <w:szCs w:val="24"/>
+        </w:rPr>
+        <w:t>upto</w:t>
+      </w:r>
+      <w:proofErr w:type="spellEnd"/>
+      <w:r>
+        <w:rPr>
+          <w:rFonts w:ascii="Verdana" w:hAnsi="Verdana"/>
+          <w:color w:val="000000"/>
+          <w:sz w:val="24"/>
+          <w:szCs w:val="24"/>
+        </w:rPr>
+        <w:t xml:space="preserve"> that integer position part, or that prefix </w:t>
+      </w:r>
+      <w:proofErr w:type="gramStart"/>
+      <w:r>
+        <w:rPr>
+          <w:rFonts w:ascii="Verdana" w:hAnsi="Verdana"/>
+          <w:color w:val="000000"/>
+          <w:sz w:val="24"/>
+          <w:szCs w:val="24"/>
+        </w:rPr>
+        <w:t>part.</w:t>
+      </w:r>
+      <w:r>
+        <w:rPr>
+          <w:rFonts w:ascii="Verdana" w:hAnsi="Verdana"/>
+          <w:color w:val="000000"/>
+          <w:sz w:val="24"/>
+          <w:szCs w:val="24"/>
+        </w:rPr>
+        <w:t>(</w:t>
+      </w:r>
+      <w:proofErr w:type="gramEnd"/>
+      <w:r>
+        <w:rPr>
+          <w:rFonts w:ascii="Verdana" w:hAnsi="Verdana"/>
+          <w:color w:val="000000"/>
+          <w:sz w:val="24"/>
+          <w:szCs w:val="24"/>
+        </w:rPr>
+        <w:t xml:space="preserve">Practice confusion with size of an array to index of an </w:t>
+      </w:r>
+      <w:proofErr w:type="gramStart"/>
+      <w:r>
+        <w:rPr>
+          <w:rFonts w:ascii="Verdana" w:hAnsi="Verdana"/>
+          <w:color w:val="000000"/>
+          <w:sz w:val="24"/>
+          <w:szCs w:val="24"/>
+        </w:rPr>
+        <w:t>array )</w:t>
+      </w:r>
+      <w:proofErr w:type="gramEnd"/>
+      <w:r>
+        <w:rPr>
+          <w:rFonts w:ascii="Verdana" w:hAnsi="Verdana"/>
+          <w:color w:val="000000"/>
+          <w:sz w:val="24"/>
+          <w:szCs w:val="24"/>
+        </w:rPr>
+        <w:t>.</w:t>
       </w:r>
     </w:p>
     <w:p>
@@ -3044,7 +3667,17 @@
           <w:sz w:val="24"/>
           <w:szCs w:val="24"/>
         </w:rPr>
-        <w:t>Count Words in a String (Single Spaces Only)</w:t>
+        <w:t>Count Words in a String (Single Spaces Only</w:t>
+      </w:r>
+      <w:proofErr w:type="gramStart"/>
+      <w:r>
+        <w:rPr>
+          <w:rFonts w:ascii="Verdana" w:hAnsi="Verdana"/>
+          <w:color w:val="000000"/>
+          <w:sz w:val="24"/>
+          <w:szCs w:val="24"/>
+        </w:rPr>
+        <w:t>)</w:t>
       </w:r>
       <w:r>
         <w:rPr>
@@ -3055,6 +3688,7 @@
         </w:rPr>
         <w:t>.(</w:t>
       </w:r>
+      <w:proofErr w:type="gramEnd"/>
       <w:r>
         <w:rPr>
           <w:rFonts w:asciiTheme="minorHAnsi" w:eastAsiaTheme="minorHAnsi" w:hAnsiTheme="minorHAnsi" w:cstheme="minorBidi"/>
@@ -3130,7 +3764,17 @@
           <w:szCs w:val="24"/>
         </w:rPr>
         <w:lastRenderedPageBreak/>
-        <w:t>Given a string, remove all numeric characters and print the result.</w:t>
+        <w:t xml:space="preserve">Given a string, remove all numeric characters and print the </w:t>
+      </w:r>
+      <w:proofErr w:type="gramStart"/>
+      <w:r>
+        <w:rPr>
+          <w:rFonts w:ascii="Verdana" w:hAnsi="Verdana"/>
+          <w:color w:val="000000"/>
+          <w:sz w:val="24"/>
+          <w:szCs w:val="24"/>
+        </w:rPr>
+        <w:t>result.</w:t>
       </w:r>
       <w:r>
         <w:rPr>
@@ -3141,6 +3785,7 @@
         </w:rPr>
         <w:t>(</w:t>
       </w:r>
+      <w:proofErr w:type="gramEnd"/>
       <w:r>
         <w:rPr>
           <w:rFonts w:asciiTheme="minorHAnsi" w:eastAsiaTheme="minorHAnsi" w:hAnsiTheme="minorHAnsi" w:cstheme="minorBidi"/>
@@ -3238,25 +3883,55 @@
           <w:sz w:val="24"/>
           <w:szCs w:val="24"/>
         </w:rPr>
-        <w:t>Find (maximum – minimum)</w:t>
-      </w:r>
-      <w:r>
-        <w:rPr>
-          <w:rFonts w:ascii="Verdana" w:hAnsi="Verdana"/>
-          <w:color w:val="000000"/>
-          <w:sz w:val="24"/>
-          <w:szCs w:val="24"/>
-        </w:rPr>
-        <w:t>difference between MAX and MIN</w:t>
-      </w:r>
-      <w:r>
-        <w:rPr>
-          <w:rFonts w:ascii="Verdana" w:hAnsi="Verdana"/>
-          <w:color w:val="000000"/>
-          <w:sz w:val="24"/>
-          <w:szCs w:val="24"/>
-        </w:rPr>
-        <w:t xml:space="preserve"> from an integer array.</w:t>
+        <w:t xml:space="preserve">Find (maximum – </w:t>
+      </w:r>
+      <w:proofErr w:type="gramStart"/>
+      <w:r>
+        <w:rPr>
+          <w:rFonts w:ascii="Verdana" w:hAnsi="Verdana"/>
+          <w:color w:val="000000"/>
+          <w:sz w:val="24"/>
+          <w:szCs w:val="24"/>
+        </w:rPr>
+        <w:t>minimum)</w:t>
+      </w:r>
+      <w:r>
+        <w:rPr>
+          <w:rFonts w:ascii="Verdana" w:hAnsi="Verdana"/>
+          <w:color w:val="000000"/>
+          <w:sz w:val="24"/>
+          <w:szCs w:val="24"/>
+        </w:rPr>
+        <w:t>difference</w:t>
+      </w:r>
+      <w:proofErr w:type="gramEnd"/>
+      <w:r>
+        <w:rPr>
+          <w:rFonts w:ascii="Verdana" w:hAnsi="Verdana"/>
+          <w:color w:val="000000"/>
+          <w:sz w:val="24"/>
+          <w:szCs w:val="24"/>
+        </w:rPr>
+        <w:t xml:space="preserve"> between MAX and MIN</w:t>
+      </w:r>
+      <w:r>
+        <w:rPr>
+          <w:rFonts w:ascii="Verdana" w:hAnsi="Verdana"/>
+          <w:color w:val="000000"/>
+          <w:sz w:val="24"/>
+          <w:szCs w:val="24"/>
+        </w:rPr>
+        <w:t xml:space="preserve"> from an integer </w:t>
+      </w:r>
+      <w:proofErr w:type="gramStart"/>
+      <w:r>
+        <w:rPr>
+          <w:rFonts w:ascii="Verdana" w:hAnsi="Verdana"/>
+          <w:color w:val="000000"/>
+          <w:sz w:val="24"/>
+          <w:szCs w:val="24"/>
+        </w:rPr>
+        <w:t>array.</w:t>
       </w:r>
       <w:r>
         <w:rPr>
@@ -3267,6 +3942,7 @@
         </w:rPr>
         <w:t>(</w:t>
       </w:r>
+      <w:proofErr w:type="gramEnd"/>
       <w:r>
         <w:rPr>
           <w:rFonts w:asciiTheme="minorHAnsi" w:eastAsiaTheme="minorHAnsi" w:hAnsiTheme="minorHAnsi" w:cstheme="minorBidi"/>
@@ -3328,7 +4004,19 @@
           <w:sz w:val="24"/>
           <w:szCs w:val="24"/>
         </w:rPr>
-        <w:t>without using extra array</w:t>
+        <w:t xml:space="preserve">without using extra </w:t>
+      </w:r>
+      <w:proofErr w:type="gramStart"/>
+      <w:r>
+        <w:rPr>
+          <w:rFonts w:ascii="Verdana" w:hAnsi="Verdana"/>
+          <w:b/>
+          <w:bCs/>
+          <w:color w:val="000000"/>
+          <w:sz w:val="24"/>
+          <w:szCs w:val="24"/>
+        </w:rPr>
+        <w:t>array</w:t>
       </w:r>
       <w:r>
         <w:rPr>
@@ -3348,6 +4036,7 @@
         </w:rPr>
         <w:t>(</w:t>
       </w:r>
+      <w:proofErr w:type="gramEnd"/>
       <w:r>
         <w:rPr>
           <w:rFonts w:asciiTheme="minorHAnsi" w:eastAsiaTheme="minorHAnsi" w:hAnsiTheme="minorHAnsi" w:cstheme="minorBidi"/>
@@ -3424,7 +4113,17 @@
           <w:sz w:val="24"/>
           <w:szCs w:val="24"/>
         </w:rPr>
-        <w:t xml:space="preserve"> (2, 3, 5, 7) across all elements.</w:t>
+        <w:t xml:space="preserve"> (2, 3, 5, 7) across all </w:t>
+      </w:r>
+      <w:proofErr w:type="gramStart"/>
+      <w:r>
+        <w:rPr>
+          <w:rFonts w:ascii="Verdana" w:hAnsi="Verdana"/>
+          <w:color w:val="000000"/>
+          <w:sz w:val="24"/>
+          <w:szCs w:val="24"/>
+        </w:rPr>
+        <w:t>elements.</w:t>
       </w:r>
       <w:r>
         <w:rPr>
@@ -3435,6 +4134,7 @@
         </w:rPr>
         <w:t>(</w:t>
       </w:r>
+      <w:proofErr w:type="gramEnd"/>
       <w:r>
         <w:rPr>
           <w:rFonts w:asciiTheme="minorHAnsi" w:eastAsiaTheme="minorHAnsi" w:hAnsiTheme="minorHAnsi" w:cstheme="minorBidi"/>
@@ -3503,7 +4203,17 @@
           <w:sz w:val="24"/>
           <w:szCs w:val="24"/>
         </w:rPr>
-        <w:t>Stop when a string contains "java" (case-insensitive).</w:t>
+        <w:t>Stop when a string contains "java" (case-insensitive</w:t>
+      </w:r>
+      <w:proofErr w:type="gramStart"/>
+      <w:r>
+        <w:rPr>
+          <w:rFonts w:ascii="Verdana" w:hAnsi="Verdana"/>
+          <w:color w:val="000000"/>
+          <w:sz w:val="24"/>
+          <w:szCs w:val="24"/>
+        </w:rPr>
+        <w:t>).</w:t>
       </w:r>
       <w:r>
         <w:rPr>
@@ -3514,6 +4224,7 @@
         </w:rPr>
         <w:t>(</w:t>
       </w:r>
+      <w:proofErr w:type="gramEnd"/>
       <w:r>
         <w:rPr>
           <w:rFonts w:asciiTheme="minorHAnsi" w:eastAsiaTheme="minorHAnsi" w:hAnsiTheme="minorHAnsi" w:cstheme="minorBidi"/>
@@ -3620,8 +4331,19 @@
           <w:sz w:val="24"/>
           <w:szCs w:val="24"/>
         </w:rPr>
-        <w:t>Count how many letters are repeated in a string or word, or maybe array of characters.(</w:t>
-      </w:r>
+        <w:t xml:space="preserve">Count how many letters are repeated in a string or word, or maybe array of </w:t>
+      </w:r>
+      <w:proofErr w:type="gramStart"/>
+      <w:r>
+        <w:rPr>
+          <w:rFonts w:ascii="Verdana" w:hAnsi="Verdana"/>
+          <w:color w:val="000000"/>
+          <w:sz w:val="24"/>
+          <w:szCs w:val="24"/>
+        </w:rPr>
+        <w:t>characters.(</w:t>
+      </w:r>
+      <w:proofErr w:type="gramEnd"/>
       <w:r>
         <w:rPr>
           <w:rFonts w:asciiTheme="minorHAnsi" w:eastAsiaTheme="minorHAnsi" w:hAnsiTheme="minorHAnsi" w:cstheme="minorBidi"/>
@@ -3705,8 +4427,19 @@
           <w:sz w:val="24"/>
           <w:szCs w:val="24"/>
         </w:rPr>
-        <w:t xml:space="preserve"> in a word.(</w:t>
-      </w:r>
+        <w:t xml:space="preserve"> in a </w:t>
+      </w:r>
+      <w:proofErr w:type="gramStart"/>
+      <w:r>
+        <w:rPr>
+          <w:rFonts w:ascii="Verdana" w:hAnsi="Verdana"/>
+          <w:color w:val="000000"/>
+          <w:sz w:val="24"/>
+          <w:szCs w:val="24"/>
+        </w:rPr>
+        <w:t>word.(</w:t>
+      </w:r>
+      <w:proofErr w:type="gramEnd"/>
       <w:r>
         <w:rPr>
           <w:rFonts w:asciiTheme="minorHAnsi" w:eastAsiaTheme="minorHAnsi" w:hAnsiTheme="minorHAnsi" w:cstheme="minorBidi"/>
@@ -3792,8 +4525,19 @@
           <w:sz w:val="24"/>
           <w:szCs w:val="24"/>
         </w:rPr>
-        <w:t>Write a program to count and print unique or non-repeated characters / number in an array.(</w:t>
-      </w:r>
+        <w:t xml:space="preserve">Write a program to count and print unique or non-repeated characters / number in an </w:t>
+      </w:r>
+      <w:proofErr w:type="gramStart"/>
+      <w:r>
+        <w:rPr>
+          <w:rFonts w:ascii="Verdana" w:hAnsi="Verdana"/>
+          <w:color w:val="000000"/>
+          <w:sz w:val="24"/>
+          <w:szCs w:val="24"/>
+        </w:rPr>
+        <w:t>array.(</w:t>
+      </w:r>
+      <w:proofErr w:type="gramEnd"/>
       <w:r>
         <w:rPr>
           <w:rFonts w:ascii="Verdana" w:hAnsi="Verdana"/>
@@ -3898,7 +4642,17 @@
           <w:sz w:val="24"/>
           <w:szCs w:val="24"/>
         </w:rPr>
-        <w:t xml:space="preserve"> in an array.</w:t>
+        <w:t xml:space="preserve"> in an </w:t>
+      </w:r>
+      <w:proofErr w:type="gramStart"/>
+      <w:r>
+        <w:rPr>
+          <w:rFonts w:ascii="Verdana" w:hAnsi="Verdana"/>
+          <w:color w:val="000000"/>
+          <w:sz w:val="24"/>
+          <w:szCs w:val="24"/>
+        </w:rPr>
+        <w:t>array.</w:t>
       </w:r>
       <w:r>
         <w:rPr>
@@ -3909,6 +4663,7 @@
         </w:rPr>
         <w:t>(</w:t>
       </w:r>
+      <w:proofErr w:type="gramEnd"/>
       <w:r>
         <w:rPr>
           <w:rFonts w:asciiTheme="minorHAnsi" w:eastAsiaTheme="minorHAnsi" w:hAnsiTheme="minorHAnsi" w:cstheme="minorBidi"/>
@@ -4018,7 +4773,17 @@
           <w:sz w:val="24"/>
           <w:szCs w:val="24"/>
         </w:rPr>
-        <w:t>Remove Duplicates (Print Only Unique Elements)</w:t>
+        <w:t>Remove Duplicates (Print Only Unique Elements</w:t>
+      </w:r>
+      <w:proofErr w:type="gramStart"/>
+      <w:r>
+        <w:rPr>
+          <w:rFonts w:ascii="Verdana" w:hAnsi="Verdana"/>
+          <w:color w:val="000000"/>
+          <w:sz w:val="24"/>
+          <w:szCs w:val="24"/>
+        </w:rPr>
+        <w:t>)</w:t>
       </w:r>
       <w:r>
         <w:rPr>
@@ -4029,6 +4794,7 @@
         </w:rPr>
         <w:t>.(</w:t>
       </w:r>
+      <w:proofErr w:type="gramEnd"/>
       <w:r>
         <w:rPr>
           <w:rFonts w:asciiTheme="minorHAnsi" w:eastAsiaTheme="minorHAnsi" w:hAnsiTheme="minorHAnsi" w:cstheme="minorBidi"/>
@@ -4209,8 +4975,39 @@
           <w:szCs w:val="24"/>
         </w:rPr>
         <w:lastRenderedPageBreak/>
-        <w:t>DSA Foundation questions(Day 16) :</w:t>
-      </w:r>
+        <w:t xml:space="preserve">DSA Foundation </w:t>
+      </w:r>
+      <w:proofErr w:type="gramStart"/>
+      <w:r>
+        <w:rPr>
+          <w:rFonts w:ascii="Verdana" w:hAnsi="Verdana"/>
+          <w:color w:val="000000"/>
+          <w:sz w:val="24"/>
+          <w:szCs w:val="24"/>
+        </w:rPr>
+        <w:t>questions(</w:t>
+      </w:r>
+      <w:proofErr w:type="gramEnd"/>
+      <w:r>
+        <w:rPr>
+          <w:rFonts w:ascii="Verdana" w:hAnsi="Verdana"/>
+          <w:color w:val="000000"/>
+          <w:sz w:val="24"/>
+          <w:szCs w:val="24"/>
+        </w:rPr>
+        <w:t>Day 16</w:t>
+      </w:r>
+      <w:proofErr w:type="gramStart"/>
+      <w:r>
+        <w:rPr>
+          <w:rFonts w:ascii="Verdana" w:hAnsi="Verdana"/>
+          <w:color w:val="000000"/>
+          <w:sz w:val="24"/>
+          <w:szCs w:val="24"/>
+        </w:rPr>
+        <w:t>) :</w:t>
+      </w:r>
+      <w:proofErr w:type="gramEnd"/>
     </w:p>
     <w:p>
       <w:pPr>
@@ -4257,8 +5054,9 @@
           <w:szCs w:val="20"/>
           <w14:ligatures w14:val="none"/>
         </w:rPr>
-        <w:t>Given an array of integers nums and an integer target, return indices of the two numbers such that they add up to target.</w:t>
-      </w:r>
+        <w:t xml:space="preserve">Given an array of integers </w:t>
+      </w:r>
+      <w:proofErr w:type="spellStart"/>
       <w:r>
         <w:rPr>
           <w:rFonts w:ascii="Courier New" w:eastAsia="Times New Roman" w:hAnsi="Courier New" w:cs="Courier New"/>
@@ -4268,8 +5066,9 @@
           <w:szCs w:val="20"/>
           <w14:ligatures w14:val="none"/>
         </w:rPr>
-        <w:br/>
-      </w:r>
+        <w:t>nums</w:t>
+      </w:r>
+      <w:proofErr w:type="spellEnd"/>
       <w:r>
         <w:rPr>
           <w:rFonts w:ascii="Courier New" w:eastAsia="Times New Roman" w:hAnsi="Courier New" w:cs="Courier New"/>
@@ -4279,6 +5078,28 @@
           <w:szCs w:val="20"/>
           <w14:ligatures w14:val="none"/>
         </w:rPr>
+        <w:t xml:space="preserve"> and an integer target, return indices of the two numbers such that they add up to target.</w:t>
+      </w:r>
+      <w:r>
+        <w:rPr>
+          <w:rFonts w:ascii="Courier New" w:eastAsia="Times New Roman" w:hAnsi="Courier New" w:cs="Courier New"/>
+          <w:color w:val="F2F2F2" w:themeColor="background1" w:themeShade="F2"/>
+          <w:kern w:val="0"/>
+          <w:sz w:val="20"/>
+          <w:szCs w:val="20"/>
+          <w14:ligatures w14:val="none"/>
+        </w:rPr>
+        <w:br/>
+      </w:r>
+      <w:r>
+        <w:rPr>
+          <w:rFonts w:ascii="Courier New" w:eastAsia="Times New Roman" w:hAnsi="Courier New" w:cs="Courier New"/>
+          <w:color w:val="F2F2F2" w:themeColor="background1" w:themeShade="F2"/>
+          <w:kern w:val="0"/>
+          <w:sz w:val="20"/>
+          <w:szCs w:val="20"/>
+          <w14:ligatures w14:val="none"/>
+        </w:rPr>
         <w:br/>
         <w:t>You may assume that each input would have exactly one solution, and you may not use the same element twice.</w:t>
       </w:r>
@@ -4327,8 +5148,9 @@
           <w14:ligatures w14:val="none"/>
         </w:rPr>
         <w:br/>
-        <w:t>Input: nums = [2,7,11,15], target = 9</w:t>
-      </w:r>
+        <w:t xml:space="preserve">Input: </w:t>
+      </w:r>
+      <w:proofErr w:type="spellStart"/>
       <w:r>
         <w:rPr>
           <w:rFonts w:ascii="Courier New" w:eastAsia="Times New Roman" w:hAnsi="Courier New" w:cs="Courier New"/>
@@ -4338,6 +5160,29 @@
           <w:szCs w:val="20"/>
           <w14:ligatures w14:val="none"/>
         </w:rPr>
+        <w:t>nums</w:t>
+      </w:r>
+      <w:proofErr w:type="spellEnd"/>
+      <w:r>
+        <w:rPr>
+          <w:rFonts w:ascii="Courier New" w:eastAsia="Times New Roman" w:hAnsi="Courier New" w:cs="Courier New"/>
+          <w:color w:val="F2F2F2" w:themeColor="background1" w:themeShade="F2"/>
+          <w:kern w:val="0"/>
+          <w:sz w:val="20"/>
+          <w:szCs w:val="20"/>
+          <w14:ligatures w14:val="none"/>
+        </w:rPr>
+        <w:t xml:space="preserve"> = [2,7,11,15], target = 9</w:t>
+      </w:r>
+      <w:r>
+        <w:rPr>
+          <w:rFonts w:ascii="Courier New" w:eastAsia="Times New Roman" w:hAnsi="Courier New" w:cs="Courier New"/>
+          <w:color w:val="F2F2F2" w:themeColor="background1" w:themeShade="F2"/>
+          <w:kern w:val="0"/>
+          <w:sz w:val="20"/>
+          <w:szCs w:val="20"/>
+          <w14:ligatures w14:val="none"/>
+        </w:rPr>
         <w:br/>
         <w:t>Output: [0,1]</w:t>
       </w:r>
@@ -4351,8 +5196,9 @@
           <w14:ligatures w14:val="none"/>
         </w:rPr>
         <w:br/>
-        <w:t>Explanation: Because nums[0] + nums[1] == 9, we return [0, 1].</w:t>
-      </w:r>
+        <w:t xml:space="preserve">Explanation: Because </w:t>
+      </w:r>
+      <w:proofErr w:type="spellStart"/>
       <w:r>
         <w:rPr>
           <w:rFonts w:ascii="Courier New" w:eastAsia="Times New Roman" w:hAnsi="Courier New" w:cs="Courier New"/>
@@ -4362,6 +5208,53 @@
           <w:szCs w:val="20"/>
           <w14:ligatures w14:val="none"/>
         </w:rPr>
+        <w:t>nums</w:t>
+      </w:r>
+      <w:proofErr w:type="spellEnd"/>
+      <w:r>
+        <w:rPr>
+          <w:rFonts w:ascii="Courier New" w:eastAsia="Times New Roman" w:hAnsi="Courier New" w:cs="Courier New"/>
+          <w:color w:val="F2F2F2" w:themeColor="background1" w:themeShade="F2"/>
+          <w:kern w:val="0"/>
+          <w:sz w:val="20"/>
+          <w:szCs w:val="20"/>
+          <w14:ligatures w14:val="none"/>
+        </w:rPr>
+        <w:t xml:space="preserve">[0] + </w:t>
+      </w:r>
+      <w:proofErr w:type="spellStart"/>
+      <w:r>
+        <w:rPr>
+          <w:rFonts w:ascii="Courier New" w:eastAsia="Times New Roman" w:hAnsi="Courier New" w:cs="Courier New"/>
+          <w:color w:val="F2F2F2" w:themeColor="background1" w:themeShade="F2"/>
+          <w:kern w:val="0"/>
+          <w:sz w:val="20"/>
+          <w:szCs w:val="20"/>
+          <w14:ligatures w14:val="none"/>
+        </w:rPr>
+        <w:t>nums</w:t>
+      </w:r>
+      <w:proofErr w:type="spellEnd"/>
+      <w:r>
+        <w:rPr>
+          <w:rFonts w:ascii="Courier New" w:eastAsia="Times New Roman" w:hAnsi="Courier New" w:cs="Courier New"/>
+          <w:color w:val="F2F2F2" w:themeColor="background1" w:themeShade="F2"/>
+          <w:kern w:val="0"/>
+          <w:sz w:val="20"/>
+          <w:szCs w:val="20"/>
+          <w14:ligatures w14:val="none"/>
+        </w:rPr>
+        <w:t>[1] == 9, we return [0, 1].</w:t>
+      </w:r>
+      <w:r>
+        <w:rPr>
+          <w:rFonts w:ascii="Courier New" w:eastAsia="Times New Roman" w:hAnsi="Courier New" w:cs="Courier New"/>
+          <w:color w:val="F2F2F2" w:themeColor="background1" w:themeShade="F2"/>
+          <w:kern w:val="0"/>
+          <w:sz w:val="20"/>
+          <w:szCs w:val="20"/>
+          <w14:ligatures w14:val="none"/>
+        </w:rPr>
         <w:br/>
         <w:t>Example 2:</w:t>
       </w:r>
@@ -4375,7 +5268,31 @@
           <w14:ligatures w14:val="none"/>
         </w:rPr>
         <w:br/>
-        <w:t>Input: nums = [3,2,4], target = 6</w:t>
+        <w:t xml:space="preserve">Input: </w:t>
+      </w:r>
+      <w:proofErr w:type="spellStart"/>
+      <w:r>
+        <w:rPr>
+          <w:rFonts w:ascii="Courier New" w:eastAsia="Times New Roman" w:hAnsi="Courier New" w:cs="Courier New"/>
+          <w:color w:val="F2F2F2" w:themeColor="background1" w:themeShade="F2"/>
+          <w:kern w:val="0"/>
+          <w:sz w:val="20"/>
+          <w:szCs w:val="20"/>
+          <w14:ligatures w14:val="none"/>
+        </w:rPr>
+        <w:t>nums</w:t>
+      </w:r>
+      <w:proofErr w:type="spellEnd"/>
+      <w:r>
+        <w:rPr>
+          <w:rFonts w:ascii="Courier New" w:eastAsia="Times New Roman" w:hAnsi="Courier New" w:cs="Courier New"/>
+          <w:color w:val="F2F2F2" w:themeColor="background1" w:themeShade="F2"/>
+          <w:kern w:val="0"/>
+          <w:sz w:val="20"/>
+          <w:szCs w:val="20"/>
+          <w14:ligatures w14:val="none"/>
+        </w:rPr>
+        <w:t xml:space="preserve"> = [3,2,4], target = 6</w:t>
       </w:r>
       <w:r>
         <w:rPr>
@@ -4559,14 +5476,25 @@
         </w:rPr>
         <w:t xml:space="preserve">Day 17(Array in DSA </w:t>
       </w:r>
-      <w:r>
-        <w:rPr>
-          <w:rFonts w:ascii="Verdana" w:hAnsi="Verdana"/>
-          <w:color w:val="000000"/>
-          <w:sz w:val="24"/>
-          <w:szCs w:val="24"/>
-        </w:rPr>
-        <w:t>basic : sorting, searching and reversing</w:t>
+      <w:proofErr w:type="gramStart"/>
+      <w:r>
+        <w:rPr>
+          <w:rFonts w:ascii="Verdana" w:hAnsi="Verdana"/>
+          <w:color w:val="000000"/>
+          <w:sz w:val="24"/>
+          <w:szCs w:val="24"/>
+        </w:rPr>
+        <w:t>basic :</w:t>
+      </w:r>
+      <w:proofErr w:type="gramEnd"/>
+      <w:r>
+        <w:rPr>
+          <w:rFonts w:ascii="Verdana" w:hAnsi="Verdana"/>
+          <w:color w:val="000000"/>
+          <w:sz w:val="24"/>
+          <w:szCs w:val="24"/>
+        </w:rPr>
+        <w:t xml:space="preserve"> sorting, searching and reversing</w:t>
       </w:r>
       <w:r>
         <w:rPr>
@@ -4600,16 +5528,36 @@
           <w:sz w:val="24"/>
           <w:szCs w:val="24"/>
         </w:rPr>
-        <w:t>Write a program to find the largest element in an array using both brute force and optimal solution possible.</w:t>
-      </w:r>
-      <w:r>
-        <w:rPr>
-          <w:rFonts w:ascii="Verdana" w:hAnsi="Verdana"/>
-          <w:color w:val="000000"/>
-          <w:sz w:val="24"/>
-          <w:szCs w:val="24"/>
-        </w:rPr>
-        <w:t>(Sorting)</w:t>
+        <w:t xml:space="preserve">Write a program to find the largest element in an array using both brute force and optimal solution </w:t>
+      </w:r>
+      <w:proofErr w:type="gramStart"/>
+      <w:r>
+        <w:rPr>
+          <w:rFonts w:ascii="Verdana" w:hAnsi="Verdana"/>
+          <w:color w:val="000000"/>
+          <w:sz w:val="24"/>
+          <w:szCs w:val="24"/>
+        </w:rPr>
+        <w:t>possible.</w:t>
+      </w:r>
+      <w:r>
+        <w:rPr>
+          <w:rFonts w:ascii="Verdana" w:hAnsi="Verdana"/>
+          <w:color w:val="000000"/>
+          <w:sz w:val="24"/>
+          <w:szCs w:val="24"/>
+        </w:rPr>
+        <w:t>(</w:t>
+      </w:r>
+      <w:proofErr w:type="gramEnd"/>
+      <w:r>
+        <w:rPr>
+          <w:rFonts w:ascii="Verdana" w:hAnsi="Verdana"/>
+          <w:color w:val="000000"/>
+          <w:sz w:val="24"/>
+          <w:szCs w:val="24"/>
+        </w:rPr>
+        <w:t>Sorting)</w:t>
       </w:r>
     </w:p>
     <w:bookmarkEnd w:id="0"/>
@@ -4814,6 +5762,7 @@
         </w:rPr>
         <w:t>Given an array, </w:t>
       </w:r>
+      <w:proofErr w:type="gramStart"/>
       <w:r>
         <w:rPr>
           <w:rFonts w:ascii="Verdana" w:hAnsi="Verdana"/>
@@ -4823,17 +5772,9 @@
           <w:sz w:val="24"/>
           <w:szCs w:val="24"/>
         </w:rPr>
-        <w:t>a[]</w:t>
-      </w:r>
-      <w:r>
-        <w:rPr>
-          <w:rFonts w:ascii="Verdana" w:hAnsi="Verdana"/>
-          <w:color w:val="000000"/>
-          <w:sz w:val="24"/>
-          <w:szCs w:val="24"/>
-        </w:rPr>
-        <w:t> of n integers, and an integer element </w:t>
-      </w:r>
+        <w:t>a[</w:t>
+      </w:r>
+      <w:proofErr w:type="gramEnd"/>
       <w:r>
         <w:rPr>
           <w:rFonts w:ascii="Verdana" w:hAnsi="Verdana"/>
@@ -4843,6 +5784,26 @@
           <w:sz w:val="24"/>
           <w:szCs w:val="24"/>
         </w:rPr>
+        <w:t>]</w:t>
+      </w:r>
+      <w:r>
+        <w:rPr>
+          <w:rFonts w:ascii="Verdana" w:hAnsi="Verdana"/>
+          <w:color w:val="000000"/>
+          <w:sz w:val="24"/>
+          <w:szCs w:val="24"/>
+        </w:rPr>
+        <w:t> of n integers, and an integer element </w:t>
+      </w:r>
+      <w:r>
+        <w:rPr>
+          <w:rFonts w:ascii="Verdana" w:hAnsi="Verdana"/>
+          <w:b/>
+          <w:bCs/>
+          <w:color w:val="000000"/>
+          <w:sz w:val="24"/>
+          <w:szCs w:val="24"/>
+        </w:rPr>
         <w:t>x</w:t>
       </w:r>
       <w:r>
@@ -4890,7 +5851,47 @@
           <w:sz w:val="24"/>
           <w:szCs w:val="24"/>
         </w:rPr>
-        <w:t xml:space="preserve"> ( Array in DSA part 2 : bubble sorting</w:t>
+        <w:t xml:space="preserve"> </w:t>
+      </w:r>
+      <w:proofErr w:type="gramStart"/>
+      <w:r>
+        <w:rPr>
+          <w:rFonts w:ascii="Verdana" w:hAnsi="Verdana"/>
+          <w:color w:val="000000"/>
+          <w:sz w:val="24"/>
+          <w:szCs w:val="24"/>
+        </w:rPr>
+        <w:t>( Array</w:t>
+      </w:r>
+      <w:proofErr w:type="gramEnd"/>
+      <w:r>
+        <w:rPr>
+          <w:rFonts w:ascii="Verdana" w:hAnsi="Verdana"/>
+          <w:color w:val="000000"/>
+          <w:sz w:val="24"/>
+          <w:szCs w:val="24"/>
+        </w:rPr>
+        <w:t xml:space="preserve"> in DSA part </w:t>
+      </w:r>
+      <w:proofErr w:type="gramStart"/>
+      <w:r>
+        <w:rPr>
+          <w:rFonts w:ascii="Verdana" w:hAnsi="Verdana"/>
+          <w:color w:val="000000"/>
+          <w:sz w:val="24"/>
+          <w:szCs w:val="24"/>
+        </w:rPr>
+        <w:t>2 :</w:t>
+      </w:r>
+      <w:proofErr w:type="gramEnd"/>
+      <w:r>
+        <w:rPr>
+          <w:rFonts w:ascii="Verdana" w:hAnsi="Verdana"/>
+          <w:color w:val="000000"/>
+          <w:sz w:val="24"/>
+          <w:szCs w:val="24"/>
+        </w:rPr>
+        <w:t xml:space="preserve"> bubble sorting</w:t>
       </w:r>
       <w:r>
         <w:rPr>
@@ -5047,8 +6048,9 @@
           <w:szCs w:val="27"/>
           <w14:ligatures w14:val="none"/>
         </w:rPr>
-        <w:t>Rotate Array Right by 1 (In-place)</w:t>
-      </w:r>
+        <w:t>Rotate Array Right by 1 (In-place</w:t>
+      </w:r>
+      <w:proofErr w:type="gramStart"/>
       <w:r>
         <w:rPr>
           <w:rFonts w:ascii="Mangal" w:eastAsia="Times New Roman" w:hAnsi="Mangal" w:cs="Mangal"/>
@@ -5059,8 +6061,21 @@
           <w:szCs w:val="27"/>
           <w14:ligatures w14:val="none"/>
         </w:rPr>
+        <w:t>)</w:t>
+      </w:r>
+      <w:r>
+        <w:rPr>
+          <w:rFonts w:ascii="Mangal" w:eastAsia="Times New Roman" w:hAnsi="Mangal" w:cs="Mangal"/>
+          <w:b/>
+          <w:bCs/>
+          <w:kern w:val="0"/>
+          <w:sz w:val="27"/>
+          <w:szCs w:val="27"/>
+          <w14:ligatures w14:val="none"/>
+        </w:rPr>
         <w:t>.(</w:t>
       </w:r>
+      <w:proofErr w:type="gramEnd"/>
       <w:r>
         <w:rPr>
           <w:rFonts w:ascii="Mangal" w:eastAsia="Times New Roman" w:hAnsi="Mangal" w:cs="Mangal"/>
@@ -5301,7 +6316,27 @@
           <w:sz w:val="24"/>
           <w:szCs w:val="24"/>
         </w:rPr>
-        <w:t>. Use split().</w:t>
+        <w:t xml:space="preserve">. Use </w:t>
+      </w:r>
+      <w:proofErr w:type="gramStart"/>
+      <w:r>
+        <w:rPr>
+          <w:rFonts w:ascii="Verdana" w:hAnsi="Verdana"/>
+          <w:color w:val="000000"/>
+          <w:sz w:val="24"/>
+          <w:szCs w:val="24"/>
+        </w:rPr>
+        <w:t>split(</w:t>
+      </w:r>
+      <w:proofErr w:type="gramEnd"/>
+      <w:r>
+        <w:rPr>
+          <w:rFonts w:ascii="Verdana" w:hAnsi="Verdana"/>
+          <w:color w:val="000000"/>
+          <w:sz w:val="24"/>
+          <w:szCs w:val="24"/>
+        </w:rPr>
+        <w:t>).</w:t>
       </w:r>
     </w:p>
     <w:p>
@@ -5343,25 +6378,87 @@
           <w:sz w:val="24"/>
           <w:szCs w:val="24"/>
         </w:rPr>
-        <w:t xml:space="preserve">. Use  </w:t>
-      </w:r>
-      <w:r>
-        <w:rPr>
-          <w:rFonts w:ascii="Verdana" w:hAnsi="Verdana"/>
-          <w:color w:val="000000"/>
-          <w:sz w:val="24"/>
-          <w:szCs w:val="24"/>
-        </w:rPr>
-        <w:t>toCharArray(), Arrays.sort()</w:t>
-      </w:r>
-      <w:r>
-        <w:rPr>
-          <w:rFonts w:ascii="Verdana" w:hAnsi="Verdana"/>
-          <w:color w:val="000000"/>
-          <w:sz w:val="24"/>
-          <w:szCs w:val="24"/>
-        </w:rPr>
-        <w:t>, Arrays.equal()</w:t>
+        <w:t xml:space="preserve">. </w:t>
+      </w:r>
+      <w:proofErr w:type="gramStart"/>
+      <w:r>
+        <w:rPr>
+          <w:rFonts w:ascii="Verdana" w:hAnsi="Verdana"/>
+          <w:color w:val="000000"/>
+          <w:sz w:val="24"/>
+          <w:szCs w:val="24"/>
+        </w:rPr>
+        <w:t xml:space="preserve">Use  </w:t>
+      </w:r>
+      <w:proofErr w:type="spellStart"/>
+      <w:r>
+        <w:rPr>
+          <w:rFonts w:ascii="Verdana" w:hAnsi="Verdana"/>
+          <w:color w:val="000000"/>
+          <w:sz w:val="24"/>
+          <w:szCs w:val="24"/>
+        </w:rPr>
+        <w:t>toCharArray</w:t>
+      </w:r>
+      <w:proofErr w:type="spellEnd"/>
+      <w:proofErr w:type="gramEnd"/>
+      <w:r>
+        <w:rPr>
+          <w:rFonts w:ascii="Verdana" w:hAnsi="Verdana"/>
+          <w:color w:val="000000"/>
+          <w:sz w:val="24"/>
+          <w:szCs w:val="24"/>
+        </w:rPr>
+        <w:t xml:space="preserve">(), </w:t>
+      </w:r>
+      <w:proofErr w:type="spellStart"/>
+      <w:r>
+        <w:rPr>
+          <w:rFonts w:ascii="Verdana" w:hAnsi="Verdana"/>
+          <w:color w:val="000000"/>
+          <w:sz w:val="24"/>
+          <w:szCs w:val="24"/>
+        </w:rPr>
+        <w:t>Arrays.sort</w:t>
+      </w:r>
+      <w:proofErr w:type="spellEnd"/>
+      <w:r>
+        <w:rPr>
+          <w:rFonts w:ascii="Verdana" w:hAnsi="Verdana"/>
+          <w:color w:val="000000"/>
+          <w:sz w:val="24"/>
+          <w:szCs w:val="24"/>
+        </w:rPr>
+        <w:t>()</w:t>
+      </w:r>
+      <w:r>
+        <w:rPr>
+          <w:rFonts w:ascii="Verdana" w:hAnsi="Verdana"/>
+          <w:color w:val="000000"/>
+          <w:sz w:val="24"/>
+          <w:szCs w:val="24"/>
+        </w:rPr>
+        <w:t xml:space="preserve">, </w:t>
+      </w:r>
+      <w:proofErr w:type="spellStart"/>
+      <w:r>
+        <w:rPr>
+          <w:rFonts w:ascii="Verdana" w:hAnsi="Verdana"/>
+          <w:color w:val="000000"/>
+          <w:sz w:val="24"/>
+          <w:szCs w:val="24"/>
+        </w:rPr>
+        <w:t>Arrays.equal</w:t>
+      </w:r>
+      <w:proofErr w:type="spellEnd"/>
+      <w:r>
+        <w:rPr>
+          <w:rFonts w:ascii="Verdana" w:hAnsi="Verdana"/>
+          <w:color w:val="000000"/>
+          <w:sz w:val="24"/>
+          <w:szCs w:val="24"/>
+        </w:rPr>
+        <w:t>()</w:t>
       </w:r>
       <w:r>
         <w:rPr>
@@ -5426,7 +6523,35 @@
           <w:color w:val="000000"/>
           <w:szCs w:val="24"/>
         </w:rPr>
-        <w:t>Input: "swiss"  Output: 'w'</w:t>
+        <w:t>Input: "</w:t>
+      </w:r>
+      <w:proofErr w:type="spellStart"/>
+      <w:r>
+        <w:rPr>
+          <w:rFonts w:ascii="Verdana" w:hAnsi="Verdana"/>
+          <w:color w:val="000000"/>
+          <w:szCs w:val="24"/>
+        </w:rPr>
+        <w:t>swiss</w:t>
+      </w:r>
+      <w:proofErr w:type="spellEnd"/>
+      <w:proofErr w:type="gramStart"/>
+      <w:r>
+        <w:rPr>
+          <w:rFonts w:ascii="Verdana" w:hAnsi="Verdana"/>
+          <w:color w:val="000000"/>
+          <w:szCs w:val="24"/>
+        </w:rPr>
+        <w:t>"  Output</w:t>
+      </w:r>
+      <w:proofErr w:type="gramEnd"/>
+      <w:r>
+        <w:rPr>
+          <w:rFonts w:ascii="Verdana" w:hAnsi="Verdana"/>
+          <w:color w:val="000000"/>
+          <w:szCs w:val="24"/>
+        </w:rPr>
+        <w:t>: 'w'</w:t>
       </w:r>
       <w:r>
         <w:rPr>
@@ -5568,7 +6693,27 @@
           <w:sz w:val="24"/>
           <w:szCs w:val="24"/>
         </w:rPr>
-        <w:t>0(Array and Arraylist)</w:t>
+        <w:t xml:space="preserve">0(Array and </w:t>
+      </w:r>
+      <w:proofErr w:type="spellStart"/>
+      <w:r>
+        <w:rPr>
+          <w:rFonts w:ascii="Verdana" w:hAnsi="Verdana"/>
+          <w:color w:val="000000"/>
+          <w:sz w:val="24"/>
+          <w:szCs w:val="24"/>
+        </w:rPr>
+        <w:t>Arraylist</w:t>
+      </w:r>
+      <w:proofErr w:type="spellEnd"/>
+      <w:r>
+        <w:rPr>
+          <w:rFonts w:ascii="Verdana" w:hAnsi="Verdana"/>
+          <w:color w:val="000000"/>
+          <w:sz w:val="24"/>
+          <w:szCs w:val="24"/>
+        </w:rPr>
+        <w:t>)</w:t>
       </w:r>
     </w:p>
     <w:p>
@@ -6133,8 +7278,36 @@
           <w:sz w:val="28"/>
           <w:szCs w:val="22"/>
         </w:rPr>
-        <w:t xml:space="preserve"> ( Array in Java Lab – 5 )</w:t>
-      </w:r>
+        <w:t xml:space="preserve"> </w:t>
+      </w:r>
+      <w:proofErr w:type="gramStart"/>
+      <w:r>
+        <w:rPr>
+          <w:rFonts w:ascii="Times New Roman" w:hAnsi="Times New Roman" w:cs="Times New Roman"/>
+          <w:sz w:val="28"/>
+          <w:szCs w:val="22"/>
+        </w:rPr>
+        <w:t>( Array</w:t>
+      </w:r>
+      <w:proofErr w:type="gramEnd"/>
+      <w:r>
+        <w:rPr>
+          <w:rFonts w:ascii="Times New Roman" w:hAnsi="Times New Roman" w:cs="Times New Roman"/>
+          <w:sz w:val="28"/>
+          <w:szCs w:val="22"/>
+        </w:rPr>
+        <w:t xml:space="preserve"> in Java Lab – </w:t>
+      </w:r>
+      <w:proofErr w:type="gramStart"/>
+      <w:r>
+        <w:rPr>
+          <w:rFonts w:ascii="Times New Roman" w:hAnsi="Times New Roman" w:cs="Times New Roman"/>
+          <w:sz w:val="28"/>
+          <w:szCs w:val="22"/>
+        </w:rPr>
+        <w:t>5 )</w:t>
+      </w:r>
+      <w:proofErr w:type="gramEnd"/>
     </w:p>
     <w:p>
       <w:pPr>
@@ -6452,7 +7625,29 @@
           <w:szCs w:val="20"/>
           <w14:ligatures w14:val="none"/>
         </w:rPr>
-        <w:t>Input: "HeLLoWorLD"</w:t>
+        <w:t>Input: "</w:t>
+      </w:r>
+      <w:proofErr w:type="spellStart"/>
+      <w:r>
+        <w:rPr>
+          <w:rFonts w:ascii="Mangal" w:eastAsia="Times New Roman" w:hAnsi="Mangal" w:cs="Mangal"/>
+          <w:kern w:val="0"/>
+          <w:sz w:val="20"/>
+          <w:szCs w:val="20"/>
+          <w14:ligatures w14:val="none"/>
+        </w:rPr>
+        <w:t>HeLLoWorLD</w:t>
+      </w:r>
+      <w:proofErr w:type="spellEnd"/>
+      <w:r>
+        <w:rPr>
+          <w:rFonts w:ascii="Mangal" w:eastAsia="Times New Roman" w:hAnsi="Mangal" w:cs="Mangal"/>
+          <w:kern w:val="0"/>
+          <w:sz w:val="20"/>
+          <w:szCs w:val="20"/>
+          <w14:ligatures w14:val="none"/>
+        </w:rPr>
+        <w:t>"</w:t>
       </w:r>
       <w:r>
         <w:rPr>
@@ -6463,8 +7658,42 @@
           <w14:ligatures w14:val="none"/>
         </w:rPr>
         <w:br/>
-        <w:t>Output: Upper = ?, Lower = ?</w:t>
-      </w:r>
+        <w:t xml:space="preserve">Output: Upper </w:t>
+      </w:r>
+      <w:proofErr w:type="gramStart"/>
+      <w:r>
+        <w:rPr>
+          <w:rFonts w:ascii="Mangal" w:eastAsia="Times New Roman" w:hAnsi="Mangal" w:cs="Mangal"/>
+          <w:kern w:val="0"/>
+          <w:sz w:val="20"/>
+          <w:szCs w:val="20"/>
+          <w14:ligatures w14:val="none"/>
+        </w:rPr>
+        <w:t>= ?</w:t>
+      </w:r>
+      <w:proofErr w:type="gramEnd"/>
+      <w:r>
+        <w:rPr>
+          <w:rFonts w:ascii="Mangal" w:eastAsia="Times New Roman" w:hAnsi="Mangal" w:cs="Mangal"/>
+          <w:kern w:val="0"/>
+          <w:sz w:val="20"/>
+          <w:szCs w:val="20"/>
+          <w14:ligatures w14:val="none"/>
+        </w:rPr>
+        <w:t xml:space="preserve">, Lower </w:t>
+      </w:r>
+      <w:proofErr w:type="gramStart"/>
+      <w:r>
+        <w:rPr>
+          <w:rFonts w:ascii="Mangal" w:eastAsia="Times New Roman" w:hAnsi="Mangal" w:cs="Mangal"/>
+          <w:kern w:val="0"/>
+          <w:sz w:val="20"/>
+          <w:szCs w:val="20"/>
+          <w14:ligatures w14:val="none"/>
+        </w:rPr>
+        <w:t>= ?</w:t>
+      </w:r>
+      <w:proofErr w:type="gramEnd"/>
     </w:p>
     <w:p>
       <w:pPr>
@@ -6530,7 +7759,29 @@
           <w14:ligatures w14:val="none"/>
         </w:rPr>
         <w:br/>
-        <w:t>Output: "IloveJava"</w:t>
+        <w:t>Output: "</w:t>
+      </w:r>
+      <w:proofErr w:type="spellStart"/>
+      <w:r>
+        <w:rPr>
+          <w:rFonts w:ascii="Mangal" w:eastAsia="Times New Roman" w:hAnsi="Mangal" w:cs="Mangal"/>
+          <w:kern w:val="0"/>
+          <w:sz w:val="20"/>
+          <w:szCs w:val="20"/>
+          <w14:ligatures w14:val="none"/>
+        </w:rPr>
+        <w:t>IloveJava</w:t>
+      </w:r>
+      <w:proofErr w:type="spellEnd"/>
+      <w:r>
+        <w:rPr>
+          <w:rFonts w:ascii="Mangal" w:eastAsia="Times New Roman" w:hAnsi="Mangal" w:cs="Mangal"/>
+          <w:kern w:val="0"/>
+          <w:sz w:val="20"/>
+          <w:szCs w:val="20"/>
+          <w14:ligatures w14:val="none"/>
+        </w:rPr>
+        <w:t>"</w:t>
       </w:r>
     </w:p>
     <w:p>
@@ -6763,7 +8014,27 @@
           <w:sz w:val="24"/>
           <w:szCs w:val="24"/>
         </w:rPr>
-        <w:t>Given an array, write a java program to right rotate it by k elements, let elements be 1,2,3,4,5,6,7,8,9,10. If k = 3, after right rotation it becomes 8, 9, 10, 1 , 2, 3, 4, 5, 6, 7.</w:t>
+        <w:t xml:space="preserve">Given an array, write a java program to right rotate it by k elements, let elements be 1,2,3,4,5,6,7,8,9,10. If k = 3, after right rotation it becomes 8, 9, 10, </w:t>
+      </w:r>
+      <w:proofErr w:type="gramStart"/>
+      <w:r>
+        <w:rPr>
+          <w:rFonts w:ascii="Verdana" w:hAnsi="Verdana"/>
+          <w:color w:val="000000"/>
+          <w:sz w:val="24"/>
+          <w:szCs w:val="24"/>
+        </w:rPr>
+        <w:t>1 ,</w:t>
+      </w:r>
+      <w:proofErr w:type="gramEnd"/>
+      <w:r>
+        <w:rPr>
+          <w:rFonts w:ascii="Verdana" w:hAnsi="Verdana"/>
+          <w:color w:val="000000"/>
+          <w:sz w:val="24"/>
+          <w:szCs w:val="24"/>
+        </w:rPr>
+        <w:t xml:space="preserve"> 2, 3, 4, 5, 6, 7.</w:t>
       </w:r>
     </w:p>
     <w:p>
@@ -6980,17 +8251,39 @@
           <w:szCs w:val="20"/>
           <w14:ligatures w14:val="none"/>
         </w:rPr>
-        <w:t>Find average</w:t>
-      </w:r>
-      <w:r>
-        <w:rPr>
-          <w:rFonts w:ascii="Mangal" w:eastAsia="Times New Roman" w:hAnsi="Mangal" w:cs="Mangal"/>
-          <w:kern w:val="0"/>
-          <w:sz w:val="20"/>
-          <w:szCs w:val="20"/>
-          <w14:ligatures w14:val="none"/>
-        </w:rPr>
-        <w:t xml:space="preserve"> , </w:t>
+        <w:t xml:space="preserve">Find </w:t>
+      </w:r>
+      <w:proofErr w:type="gramStart"/>
+      <w:r>
+        <w:rPr>
+          <w:rFonts w:ascii="Mangal" w:eastAsia="Times New Roman" w:hAnsi="Mangal" w:cs="Mangal"/>
+          <w:kern w:val="0"/>
+          <w:sz w:val="20"/>
+          <w:szCs w:val="20"/>
+          <w14:ligatures w14:val="none"/>
+        </w:rPr>
+        <w:t>average</w:t>
+      </w:r>
+      <w:r>
+        <w:rPr>
+          <w:rFonts w:ascii="Mangal" w:eastAsia="Times New Roman" w:hAnsi="Mangal" w:cs="Mangal"/>
+          <w:kern w:val="0"/>
+          <w:sz w:val="20"/>
+          <w:szCs w:val="20"/>
+          <w14:ligatures w14:val="none"/>
+        </w:rPr>
+        <w:t xml:space="preserve"> ,</w:t>
+      </w:r>
+      <w:proofErr w:type="gramEnd"/>
+      <w:r>
+        <w:rPr>
+          <w:rFonts w:ascii="Mangal" w:eastAsia="Times New Roman" w:hAnsi="Mangal" w:cs="Mangal"/>
+          <w:kern w:val="0"/>
+          <w:sz w:val="20"/>
+          <w:szCs w:val="20"/>
+          <w14:ligatures w14:val="none"/>
+        </w:rPr>
+        <w:t xml:space="preserve"> </w:t>
       </w:r>
       <w:r>
         <w:rPr>
@@ -7053,7 +8346,29 @@
           <w:szCs w:val="20"/>
           <w14:ligatures w14:val="none"/>
         </w:rPr>
-        <w:t>Input: "JaVa"</w:t>
+        <w:t>Input: "</w:t>
+      </w:r>
+      <w:proofErr w:type="spellStart"/>
+      <w:r>
+        <w:rPr>
+          <w:rFonts w:ascii="Mangal" w:eastAsia="Times New Roman" w:hAnsi="Mangal" w:cs="Mangal"/>
+          <w:kern w:val="0"/>
+          <w:sz w:val="20"/>
+          <w:szCs w:val="20"/>
+          <w14:ligatures w14:val="none"/>
+        </w:rPr>
+        <w:t>JaVa</w:t>
+      </w:r>
+      <w:proofErr w:type="spellEnd"/>
+      <w:r>
+        <w:rPr>
+          <w:rFonts w:ascii="Mangal" w:eastAsia="Times New Roman" w:hAnsi="Mangal" w:cs="Mangal"/>
+          <w:kern w:val="0"/>
+          <w:sz w:val="20"/>
+          <w:szCs w:val="20"/>
+          <w14:ligatures w14:val="none"/>
+        </w:rPr>
+        <w:t>"</w:t>
       </w:r>
       <w:r>
         <w:rPr>
@@ -7064,7 +8379,29 @@
           <w14:ligatures w14:val="none"/>
         </w:rPr>
         <w:br/>
-        <w:t>Output: "jAvA"</w:t>
+        <w:t>Output: "</w:t>
+      </w:r>
+      <w:proofErr w:type="spellStart"/>
+      <w:r>
+        <w:rPr>
+          <w:rFonts w:ascii="Mangal" w:eastAsia="Times New Roman" w:hAnsi="Mangal" w:cs="Mangal"/>
+          <w:kern w:val="0"/>
+          <w:sz w:val="20"/>
+          <w:szCs w:val="20"/>
+          <w14:ligatures w14:val="none"/>
+        </w:rPr>
+        <w:t>jAvA</w:t>
+      </w:r>
+      <w:proofErr w:type="spellEnd"/>
+      <w:r>
+        <w:rPr>
+          <w:rFonts w:ascii="Mangal" w:eastAsia="Times New Roman" w:hAnsi="Mangal" w:cs="Mangal"/>
+          <w:kern w:val="0"/>
+          <w:sz w:val="20"/>
+          <w:szCs w:val="20"/>
+          <w14:ligatures w14:val="none"/>
+        </w:rPr>
+        <w:t>"</w:t>
       </w:r>
     </w:p>
     <w:p>
@@ -7099,15 +8436,38 @@
         </w:rPr>
         <w:t xml:space="preserve">  </w:t>
       </w:r>
-      <w:r>
-        <w:rPr>
-          <w:rFonts w:ascii="Mangal" w:eastAsia="Times New Roman" w:hAnsi="Mangal" w:cs="Mangal"/>
-          <w:kern w:val="0"/>
-          <w:sz w:val="20"/>
-          <w:szCs w:val="20"/>
-          <w14:ligatures w14:val="none"/>
-        </w:rPr>
-        <w:t>Character.isUpperCase()</w:t>
+      <w:proofErr w:type="spellStart"/>
+      <w:r>
+        <w:rPr>
+          <w:rFonts w:ascii="Mangal" w:eastAsia="Times New Roman" w:hAnsi="Mangal" w:cs="Mangal"/>
+          <w:kern w:val="0"/>
+          <w:sz w:val="20"/>
+          <w:szCs w:val="20"/>
+          <w14:ligatures w14:val="none"/>
+        </w:rPr>
+        <w:t>Character.isUpperCase</w:t>
+      </w:r>
+      <w:proofErr w:type="spellEnd"/>
+      <w:r>
+        <w:rPr>
+          <w:rFonts w:ascii="Mangal" w:eastAsia="Times New Roman" w:hAnsi="Mangal" w:cs="Mangal"/>
+          <w:kern w:val="0"/>
+          <w:sz w:val="20"/>
+          <w:szCs w:val="20"/>
+          <w14:ligatures w14:val="none"/>
+        </w:rPr>
+        <w:t>(</w:t>
+      </w:r>
+      <w:proofErr w:type="gramStart"/>
+      <w:r>
+        <w:rPr>
+          <w:rFonts w:ascii="Mangal" w:eastAsia="Times New Roman" w:hAnsi="Mangal" w:cs="Mangal"/>
+          <w:kern w:val="0"/>
+          <w:sz w:val="20"/>
+          <w:szCs w:val="20"/>
+          <w14:ligatures w14:val="none"/>
+        </w:rPr>
+        <w:t>)</w:t>
       </w:r>
       <w:r>
         <w:rPr>
@@ -7119,15 +8479,39 @@
         </w:rPr>
         <w:t xml:space="preserve">,  </w:t>
       </w:r>
-      <w:r>
-        <w:rPr>
-          <w:rFonts w:ascii="Mangal" w:eastAsia="Times New Roman" w:hAnsi="Mangal" w:cs="Mangal"/>
-          <w:kern w:val="0"/>
-          <w:sz w:val="20"/>
-          <w:szCs w:val="20"/>
-          <w14:ligatures w14:val="none"/>
-        </w:rPr>
-        <w:t>toLowerCase(),</w:t>
+      <w:proofErr w:type="spellStart"/>
+      <w:r>
+        <w:rPr>
+          <w:rFonts w:ascii="Mangal" w:eastAsia="Times New Roman" w:hAnsi="Mangal" w:cs="Mangal"/>
+          <w:kern w:val="0"/>
+          <w:sz w:val="20"/>
+          <w:szCs w:val="20"/>
+          <w14:ligatures w14:val="none"/>
+        </w:rPr>
+        <w:t>toLowerCase</w:t>
+      </w:r>
+      <w:proofErr w:type="spellEnd"/>
+      <w:proofErr w:type="gramEnd"/>
+      <w:r>
+        <w:rPr>
+          <w:rFonts w:ascii="Mangal" w:eastAsia="Times New Roman" w:hAnsi="Mangal" w:cs="Mangal"/>
+          <w:kern w:val="0"/>
+          <w:sz w:val="20"/>
+          <w:szCs w:val="20"/>
+          <w14:ligatures w14:val="none"/>
+        </w:rPr>
+        <w:t>(</w:t>
+      </w:r>
+      <w:proofErr w:type="gramStart"/>
+      <w:r>
+        <w:rPr>
+          <w:rFonts w:ascii="Mangal" w:eastAsia="Times New Roman" w:hAnsi="Mangal" w:cs="Mangal"/>
+          <w:kern w:val="0"/>
+          <w:sz w:val="20"/>
+          <w:szCs w:val="20"/>
+          <w14:ligatures w14:val="none"/>
+        </w:rPr>
+        <w:t>),</w:t>
       </w:r>
       <w:r>
         <w:rPr>
@@ -7147,7 +8531,30 @@
           <w:szCs w:val="20"/>
           <w14:ligatures w14:val="none"/>
         </w:rPr>
-        <w:t xml:space="preserve"> toUpperCase()</w:t>
+        <w:t xml:space="preserve"> </w:t>
+      </w:r>
+      <w:proofErr w:type="spellStart"/>
+      <w:r>
+        <w:rPr>
+          <w:rFonts w:ascii="Mangal" w:eastAsia="Times New Roman" w:hAnsi="Mangal" w:cs="Mangal"/>
+          <w:kern w:val="0"/>
+          <w:sz w:val="20"/>
+          <w:szCs w:val="20"/>
+          <w14:ligatures w14:val="none"/>
+        </w:rPr>
+        <w:t>toUpperCase</w:t>
+      </w:r>
+      <w:proofErr w:type="spellEnd"/>
+      <w:proofErr w:type="gramEnd"/>
+      <w:r>
+        <w:rPr>
+          <w:rFonts w:ascii="Mangal" w:eastAsia="Times New Roman" w:hAnsi="Mangal" w:cs="Mangal"/>
+          <w:kern w:val="0"/>
+          <w:sz w:val="20"/>
+          <w:szCs w:val="20"/>
+          <w14:ligatures w14:val="none"/>
+        </w:rPr>
+        <w:t>()</w:t>
       </w:r>
     </w:p>
     <w:p>
@@ -7232,6 +8639,7 @@
         </w:rPr>
         <w:t xml:space="preserve"> = </w:t>
       </w:r>
+      <w:proofErr w:type="gramStart"/>
       <w:r>
         <w:rPr>
           <w:rStyle w:val="hljs-number"/>
@@ -7253,6 +8661,7 @@
         </w:rPr>
         <w:t>a</w:t>
       </w:r>
+      <w:proofErr w:type="gramEnd"/>
       <w:r>
         <w:rPr>
           <w:rStyle w:val="HTMLCode"/>
@@ -7260,6 +8669,7 @@
         </w:rPr>
         <w:t xml:space="preserve"> = </w:t>
       </w:r>
+      <w:proofErr w:type="gramStart"/>
       <w:r>
         <w:rPr>
           <w:rStyle w:val="hljs-number"/>
@@ -7281,6 +8691,7 @@
         </w:rPr>
         <w:t>n</w:t>
       </w:r>
+      <w:proofErr w:type="gramEnd"/>
       <w:r>
         <w:rPr>
           <w:rStyle w:val="HTMLCode"/>
@@ -7307,12 +8718,21 @@
       <w:r>
         <w:t xml:space="preserve">You can use:  Nested loops (manual) Or </w:t>
       </w:r>
+      <w:proofErr w:type="gramStart"/>
       <w:r>
         <w:rPr>
           <w:rStyle w:val="HTMLCode"/>
           <w:rFonts w:eastAsiaTheme="majorEastAsia"/>
         </w:rPr>
-        <w:t>int[256]</w:t>
+        <w:t>int[</w:t>
+      </w:r>
+      <w:proofErr w:type="gramEnd"/>
+      <w:r>
+        <w:rPr>
+          <w:rStyle w:val="HTMLCode"/>
+          <w:rFonts w:eastAsiaTheme="majorEastAsia"/>
+        </w:rPr>
+        <w:t>256]</w:t>
       </w:r>
       <w:r>
         <w:t xml:space="preserve"> frequency array (smart)</w:t>
@@ -7751,7 +9171,31 @@
         </w:rPr>
       </w:pPr>
       <w:r>
-        <w:t>Write a class Circle containing private variable radius of type float, suitable constructors, and two methods findArea and findCircumference to find area and circumference of circles respectively. Write a separate class MyCircle containing main method to create and use circle objects.</w:t>
+        <w:t xml:space="preserve">Write a class Circle containing private variable radius of type float, suitable constructors, and two methods </w:t>
+      </w:r>
+      <w:proofErr w:type="spellStart"/>
+      <w:r>
+        <w:t>findArea</w:t>
+      </w:r>
+      <w:proofErr w:type="spellEnd"/>
+      <w:r>
+        <w:t xml:space="preserve"> and </w:t>
+      </w:r>
+      <w:proofErr w:type="spellStart"/>
+      <w:r>
+        <w:t>findCircumference</w:t>
+      </w:r>
+      <w:proofErr w:type="spellEnd"/>
+      <w:r>
+        <w:t xml:space="preserve"> to find area and circumference of circles respectively. Write a separate class </w:t>
+      </w:r>
+      <w:proofErr w:type="spellStart"/>
+      <w:r>
+        <w:t>MyCircle</w:t>
+      </w:r>
+      <w:proofErr w:type="spellEnd"/>
+      <w:r>
+        <w:t xml:space="preserve"> containing main method to create and use circle objects.</w:t>
       </w:r>
     </w:p>
     <w:p>
@@ -7769,7 +9213,15 @@
         </w:rPr>
       </w:pPr>
       <w:r>
-        <w:t>Write a Java program to create a class student having property name, address and roll. Set default and user defined value of these property using constructors and then display values of these property.</w:t>
+        <w:t xml:space="preserve">Write a Java program to create a class student having property name, address and roll. Set default and user defined value of these property using constructors and then display values of </w:t>
+      </w:r>
+      <w:proofErr w:type="gramStart"/>
+      <w:r>
+        <w:t>these property</w:t>
+      </w:r>
+      <w:proofErr w:type="gramEnd"/>
+      <w:r>
+        <w:t>.</w:t>
       </w:r>
     </w:p>
     <w:p>
@@ -7781,7 +9233,15 @@
         </w:numPr>
       </w:pPr>
       <w:r>
-        <w:t>Write a class Box with private variables width, height and depth and methods to find volume and surface area. Use suitable constructors. Implement the class to find volume and surface area of two boxes.</w:t>
+        <w:t xml:space="preserve">Write a class </w:t>
+      </w:r>
+      <w:proofErr w:type="gramStart"/>
+      <w:r>
+        <w:t>Box</w:t>
+      </w:r>
+      <w:proofErr w:type="gramEnd"/>
+      <w:r>
+        <w:t xml:space="preserve"> with private variables width, height and depth and methods to find volume and surface area. Use suitable constructors. Implement the class to find volume and surface area of two boxes.</w:t>
       </w:r>
     </w:p>
     <w:p>
@@ -7798,50 +9258,67 @@
           <w:szCs w:val="24"/>
         </w:rPr>
       </w:pPr>
+      <w:r>
+        <w:t xml:space="preserve">Write a class Distance containing private variables feet of type int and inches of type int, suitable constructors, and two methods </w:t>
+      </w:r>
+      <w:proofErr w:type="spellStart"/>
+      <w:r>
+        <w:t>addDistance</w:t>
+      </w:r>
+      <w:proofErr w:type="spellEnd"/>
+      <w:r>
+        <w:t xml:space="preserve"> and </w:t>
+      </w:r>
+      <w:proofErr w:type="spellStart"/>
+      <w:r>
+        <w:t>displayDistance</w:t>
+      </w:r>
+      <w:proofErr w:type="spellEnd"/>
+      <w:r>
+        <w:t xml:space="preserve"> for adding and displaying distance objects. Write a separate class </w:t>
+      </w:r>
+      <w:proofErr w:type="spellStart"/>
+      <w:r>
+        <w:t>MyDistance</w:t>
+      </w:r>
+      <w:proofErr w:type="spellEnd"/>
+      <w:r>
+        <w:t xml:space="preserve"> containing main method to create and use distance objects.</w:t>
+      </w:r>
     </w:p>
     <w:p>
       <w:pPr>
         <w:pStyle w:val="max2"/>
-        <w:rPr>
-          <w:rFonts w:ascii="Verdana" w:hAnsi="Verdana"/>
-          <w:color w:val="000000"/>
-          <w:sz w:val="24"/>
-          <w:szCs w:val="24"/>
-        </w:rPr>
-      </w:pPr>
-    </w:p>
-    <w:p>
-      <w:pPr>
-        <w:pStyle w:val="max2"/>
-        <w:rPr>
-          <w:rFonts w:ascii="Verdana" w:hAnsi="Verdana"/>
-          <w:color w:val="000000"/>
-          <w:sz w:val="24"/>
-          <w:szCs w:val="24"/>
-        </w:rPr>
-      </w:pPr>
-    </w:p>
-    <w:p>
-      <w:pPr>
-        <w:pStyle w:val="max2"/>
-        <w:rPr>
-          <w:rFonts w:ascii="Verdana" w:hAnsi="Verdana"/>
-          <w:color w:val="000000"/>
-          <w:sz w:val="24"/>
-          <w:szCs w:val="24"/>
-        </w:rPr>
-      </w:pPr>
-    </w:p>
-    <w:p>
-      <w:pPr>
-        <w:pStyle w:val="max2"/>
-        <w:rPr>
-          <w:rFonts w:ascii="Verdana" w:hAnsi="Verdana"/>
-          <w:color w:val="000000"/>
-          <w:sz w:val="24"/>
-          <w:szCs w:val="24"/>
-        </w:rPr>
-      </w:pPr>
+        <w:numPr>
+          <w:ilvl w:val="0"/>
+          <w:numId w:val="38"/>
+        </w:numPr>
+        <w:rPr>
+          <w:rFonts w:ascii="Verdana" w:hAnsi="Verdana"/>
+          <w:color w:val="000000"/>
+          <w:sz w:val="24"/>
+          <w:szCs w:val="24"/>
+        </w:rPr>
+      </w:pPr>
+      <w:r>
+        <w:t>Create a Java class Time with three attributes hours, minutes, and seconds. Use appropriate constructors to initialize instance variables. Use methods to display time in HH:</w:t>
+      </w:r>
+      <w:proofErr w:type="gramStart"/>
+      <w:r>
+        <w:t>MM:SS</w:t>
+      </w:r>
+      <w:proofErr w:type="gramEnd"/>
+      <w:r>
+        <w:t xml:space="preserve"> format, add and subtract </w:t>
+      </w:r>
+      <w:proofErr w:type="gramStart"/>
+      <w:r>
+        <w:t>two time</w:t>
+      </w:r>
+      <w:proofErr w:type="gramEnd"/>
+      <w:r>
+        <w:t xml:space="preserve"> objects. Implement the class to add, subtract and display time objects.</w:t>
+      </w:r>
     </w:p>
     <w:p>
       <w:pPr>
@@ -7886,7 +9363,29 @@
           <w:color w:val="000000"/>
           <w:szCs w:val="24"/>
         </w:rPr>
-        <w:t>Find Pair With Given Sum</w:t>
+        <w:t xml:space="preserve">Find Pair </w:t>
+      </w:r>
+      <w:proofErr w:type="gramStart"/>
+      <w:r>
+        <w:rPr>
+          <w:rFonts w:ascii="Verdana" w:hAnsi="Verdana"/>
+          <w:b/>
+          <w:bCs/>
+          <w:color w:val="000000"/>
+          <w:szCs w:val="24"/>
+        </w:rPr>
+        <w:t>With</w:t>
+      </w:r>
+      <w:proofErr w:type="gramEnd"/>
+      <w:r>
+        <w:rPr>
+          <w:rFonts w:ascii="Verdana" w:hAnsi="Verdana"/>
+          <w:b/>
+          <w:bCs/>
+          <w:color w:val="000000"/>
+          <w:szCs w:val="24"/>
+        </w:rPr>
+        <w:t xml:space="preserve"> Given Sum</w:t>
       </w:r>
     </w:p>
     <w:p>
@@ -7933,7 +9432,16 @@
           <w:color w:val="000000"/>
           <w:szCs w:val="24"/>
         </w:rPr>
-        <w:t>Use nested loop (basic)</w:t>
+        <w:t>Use nested loop (</w:t>
+      </w:r>
+      <w:proofErr w:type="gramStart"/>
+      <w:r>
+        <w:rPr>
+          <w:rFonts w:ascii="Verdana" w:hAnsi="Verdana"/>
+          <w:color w:val="000000"/>
+          <w:szCs w:val="24"/>
+        </w:rPr>
+        <w:t>basic)</w:t>
       </w:r>
       <w:r>
         <w:rPr>
@@ -7943,6 +9451,7 @@
         </w:rPr>
         <w:t xml:space="preserve">   </w:t>
       </w:r>
+      <w:proofErr w:type="gramEnd"/>
       <w:r>
         <w:rPr>
           <w:rFonts w:ascii="Verdana" w:hAnsi="Verdana"/>
@@ -8042,7 +9551,18 @@
           <w14:ligatures w14:val="none"/>
         </w:rPr>
         <w:br/>
-        <w:t>Output: {2,2}</w:t>
+        <w:t>Output: {2,2</w:t>
+      </w:r>
+      <w:proofErr w:type="gramStart"/>
+      <w:r>
+        <w:rPr>
+          <w:rFonts w:ascii="Mangal" w:eastAsia="Times New Roman" w:hAnsi="Mangal" w:cs="Mangal"/>
+          <w:kern w:val="0"/>
+          <w:sz w:val="20"/>
+          <w:szCs w:val="20"/>
+          <w14:ligatures w14:val="none"/>
+        </w:rPr>
+        <w:t>}</w:t>
       </w:r>
       <w:r>
         <w:rPr>
@@ -8062,7 +9582,18 @@
           <w:szCs w:val="20"/>
           <w14:ligatures w14:val="none"/>
         </w:rPr>
-        <w:t>Don’t create a new array if possible.</w:t>
+        <w:t>Don’t</w:t>
+      </w:r>
+      <w:proofErr w:type="gramEnd"/>
+      <w:r>
+        <w:rPr>
+          <w:rFonts w:ascii="Mangal" w:eastAsia="Times New Roman" w:hAnsi="Mangal" w:cs="Mangal"/>
+          <w:kern w:val="0"/>
+          <w:sz w:val="20"/>
+          <w:szCs w:val="20"/>
+          <w14:ligatures w14:val="none"/>
+        </w:rPr>
+        <w:t xml:space="preserve"> create a new array if possible.</w:t>
       </w:r>
     </w:p>
     <w:p>
@@ -8151,7 +9682,29 @@
           <w:szCs w:val="20"/>
           <w14:ligatures w14:val="none"/>
         </w:rPr>
-        <w:t>Input: "aaabbccccd"</w:t>
+        <w:t>Input: "</w:t>
+      </w:r>
+      <w:proofErr w:type="spellStart"/>
+      <w:r>
+        <w:rPr>
+          <w:rFonts w:ascii="Mangal" w:eastAsia="Times New Roman" w:hAnsi="Mangal" w:cs="Mangal"/>
+          <w:kern w:val="0"/>
+          <w:sz w:val="20"/>
+          <w:szCs w:val="20"/>
+          <w14:ligatures w14:val="none"/>
+        </w:rPr>
+        <w:t>aaabbccccd</w:t>
+      </w:r>
+      <w:proofErr w:type="spellEnd"/>
+      <w:r>
+        <w:rPr>
+          <w:rFonts w:ascii="Mangal" w:eastAsia="Times New Roman" w:hAnsi="Mangal" w:cs="Mangal"/>
+          <w:kern w:val="0"/>
+          <w:sz w:val="20"/>
+          <w:szCs w:val="20"/>
+          <w14:ligatures w14:val="none"/>
+        </w:rPr>
+        <w:t>"</w:t>
       </w:r>
       <w:r>
         <w:rPr>
@@ -8162,8 +9715,58 @@
           <w14:ligatures w14:val="none"/>
         </w:rPr>
         <w:br/>
-        <w:t>Output: 4 (because of "cccc")</w:t>
-      </w:r>
+        <w:t>Output: 4 (because of "</w:t>
+      </w:r>
+      <w:proofErr w:type="spellStart"/>
+      <w:r>
+        <w:rPr>
+          <w:rFonts w:ascii="Mangal" w:eastAsia="Times New Roman" w:hAnsi="Mangal" w:cs="Mangal"/>
+          <w:kern w:val="0"/>
+          <w:sz w:val="20"/>
+          <w:szCs w:val="20"/>
+          <w14:ligatures w14:val="none"/>
+        </w:rPr>
+        <w:t>cccc</w:t>
+      </w:r>
+      <w:proofErr w:type="spellEnd"/>
+      <w:r>
+        <w:rPr>
+          <w:rFonts w:ascii="Mangal" w:eastAsia="Times New Roman" w:hAnsi="Mangal" w:cs="Mangal"/>
+          <w:kern w:val="0"/>
+          <w:sz w:val="20"/>
+          <w:szCs w:val="20"/>
+          <w14:ligatures w14:val="none"/>
+        </w:rPr>
+        <w:t>")</w:t>
+      </w:r>
+    </w:p>
+    <w:p>
+      <w:pPr>
+        <w:pStyle w:val="ListParagraph"/>
+        <w:spacing w:before="100" w:beforeAutospacing="1" w:after="100" w:afterAutospacing="1" w:line="240" w:lineRule="auto"/>
+        <w:ind w:left="1080"/>
+        <w:rPr>
+          <w:rFonts w:ascii="Mangal" w:eastAsia="Times New Roman" w:hAnsi="Mangal" w:cs="Mangal"/>
+          <w:kern w:val="0"/>
+          <w:sz w:val="20"/>
+          <w:szCs w:val="20"/>
+          <w14:ligatures w14:val="none"/>
+        </w:rPr>
+      </w:pPr>
+    </w:p>
+    <w:p>
+      <w:pPr>
+        <w:pStyle w:val="ListParagraph"/>
+        <w:spacing w:before="100" w:beforeAutospacing="1" w:after="100" w:afterAutospacing="1" w:line="240" w:lineRule="auto"/>
+        <w:ind w:left="1080"/>
+        <w:rPr>
+          <w:rFonts w:ascii="Mangal" w:eastAsia="Times New Roman" w:hAnsi="Mangal" w:cs="Mangal"/>
+          <w:kern w:val="0"/>
+          <w:sz w:val="20"/>
+          <w:szCs w:val="20"/>
+          <w14:ligatures w14:val="none"/>
+        </w:rPr>
+      </w:pPr>
     </w:p>
     <w:p>
       <w:pPr>
@@ -8192,6 +9795,7 @@
           <w:szCs w:val="24"/>
           <w14:ligatures w14:val="none"/>
         </w:rPr>
+        <w:lastRenderedPageBreak/>
         <w:t>Check If One String Is Rotation of Another</w:t>
       </w:r>
     </w:p>
@@ -8216,8 +9820,51 @@
           <w:szCs w:val="20"/>
           <w14:ligatures w14:val="none"/>
         </w:rPr>
-        <w:lastRenderedPageBreak/>
-        <w:t xml:space="preserve">Input: "abcd", "cdab" </w:t>
+        <w:t>Input: "</w:t>
+      </w:r>
+      <w:proofErr w:type="spellStart"/>
+      <w:r>
+        <w:rPr>
+          <w:rFonts w:ascii="Mangal" w:eastAsia="Times New Roman" w:hAnsi="Mangal" w:cs="Mangal"/>
+          <w:kern w:val="0"/>
+          <w:sz w:val="20"/>
+          <w:szCs w:val="20"/>
+          <w14:ligatures w14:val="none"/>
+        </w:rPr>
+        <w:t>abcd</w:t>
+      </w:r>
+      <w:proofErr w:type="spellEnd"/>
+      <w:r>
+        <w:rPr>
+          <w:rFonts w:ascii="Mangal" w:eastAsia="Times New Roman" w:hAnsi="Mangal" w:cs="Mangal"/>
+          <w:kern w:val="0"/>
+          <w:sz w:val="20"/>
+          <w:szCs w:val="20"/>
+          <w14:ligatures w14:val="none"/>
+        </w:rPr>
+        <w:t>", "</w:t>
+      </w:r>
+      <w:proofErr w:type="spellStart"/>
+      <w:r>
+        <w:rPr>
+          <w:rFonts w:ascii="Mangal" w:eastAsia="Times New Roman" w:hAnsi="Mangal" w:cs="Mangal"/>
+          <w:kern w:val="0"/>
+          <w:sz w:val="20"/>
+          <w:szCs w:val="20"/>
+          <w14:ligatures w14:val="none"/>
+        </w:rPr>
+        <w:t>cdab</w:t>
+      </w:r>
+      <w:proofErr w:type="spellEnd"/>
+      <w:r>
+        <w:rPr>
+          <w:rFonts w:ascii="Mangal" w:eastAsia="Times New Roman" w:hAnsi="Mangal" w:cs="Mangal"/>
+          <w:kern w:val="0"/>
+          <w:sz w:val="20"/>
+          <w:szCs w:val="20"/>
+          <w14:ligatures w14:val="none"/>
+        </w:rPr>
+        <w:t xml:space="preserve">" </w:t>
       </w:r>
       <w:r>
         <w:rPr>
@@ -8248,7 +9895,51 @@
           <w14:ligatures w14:val="none"/>
         </w:rPr>
         <w:br/>
-        <w:t xml:space="preserve">Input: "abcd", "acbd" </w:t>
+        <w:t>Input: "</w:t>
+      </w:r>
+      <w:proofErr w:type="spellStart"/>
+      <w:r>
+        <w:rPr>
+          <w:rFonts w:ascii="Mangal" w:eastAsia="Times New Roman" w:hAnsi="Mangal" w:cs="Mangal"/>
+          <w:kern w:val="0"/>
+          <w:sz w:val="20"/>
+          <w:szCs w:val="20"/>
+          <w14:ligatures w14:val="none"/>
+        </w:rPr>
+        <w:t>abcd</w:t>
+      </w:r>
+      <w:proofErr w:type="spellEnd"/>
+      <w:r>
+        <w:rPr>
+          <w:rFonts w:ascii="Mangal" w:eastAsia="Times New Roman" w:hAnsi="Mangal" w:cs="Mangal"/>
+          <w:kern w:val="0"/>
+          <w:sz w:val="20"/>
+          <w:szCs w:val="20"/>
+          <w14:ligatures w14:val="none"/>
+        </w:rPr>
+        <w:t>", "</w:t>
+      </w:r>
+      <w:proofErr w:type="spellStart"/>
+      <w:r>
+        <w:rPr>
+          <w:rFonts w:ascii="Mangal" w:eastAsia="Times New Roman" w:hAnsi="Mangal" w:cs="Mangal"/>
+          <w:kern w:val="0"/>
+          <w:sz w:val="20"/>
+          <w:szCs w:val="20"/>
+          <w14:ligatures w14:val="none"/>
+        </w:rPr>
+        <w:t>acbd</w:t>
+      </w:r>
+      <w:proofErr w:type="spellEnd"/>
+      <w:r>
+        <w:rPr>
+          <w:rFonts w:ascii="Mangal" w:eastAsia="Times New Roman" w:hAnsi="Mangal" w:cs="Mangal"/>
+          <w:kern w:val="0"/>
+          <w:sz w:val="20"/>
+          <w:szCs w:val="20"/>
+          <w14:ligatures w14:val="none"/>
+        </w:rPr>
+        <w:t xml:space="preserve">" </w:t>
       </w:r>
       <w:r>
         <w:rPr>
@@ -8270,6 +9961,20 @@
         </w:rPr>
         <w:t xml:space="preserve"> false</w:t>
       </w:r>
+    </w:p>
+    <w:p>
+      <w:pPr>
+        <w:pStyle w:val="ListParagraph"/>
+        <w:spacing w:before="100" w:beforeAutospacing="1" w:after="100" w:afterAutospacing="1" w:line="240" w:lineRule="auto"/>
+        <w:ind w:left="1080"/>
+        <w:rPr>
+          <w:rFonts w:ascii="Mangal" w:eastAsia="Times New Roman" w:hAnsi="Mangal" w:cs="Mangal"/>
+          <w:kern w:val="0"/>
+          <w:sz w:val="20"/>
+          <w:szCs w:val="20"/>
+          <w14:ligatures w14:val="none"/>
+        </w:rPr>
+      </w:pPr>
     </w:p>
     <w:p>
       <w:pPr>
@@ -9043,7 +10748,27 @@
           <w:sz w:val="24"/>
           <w:szCs w:val="24"/>
         </w:rPr>
-        <w:t>Count Strings Starting and Ending With Same Characte</w:t>
+        <w:t xml:space="preserve">Count Strings Starting and Ending </w:t>
+      </w:r>
+      <w:proofErr w:type="gramStart"/>
+      <w:r>
+        <w:rPr>
+          <w:rStyle w:val="Strong"/>
+          <w:rFonts w:ascii="Times New Roman" w:eastAsiaTheme="majorEastAsia" w:hAnsi="Times New Roman" w:cs="Times New Roman"/>
+          <w:sz w:val="24"/>
+          <w:szCs w:val="24"/>
+        </w:rPr>
+        <w:t>With</w:t>
+      </w:r>
+      <w:proofErr w:type="gramEnd"/>
+      <w:r>
+        <w:rPr>
+          <w:rStyle w:val="Strong"/>
+          <w:rFonts w:ascii="Times New Roman" w:eastAsiaTheme="majorEastAsia" w:hAnsi="Times New Roman" w:cs="Times New Roman"/>
+          <w:sz w:val="24"/>
+          <w:szCs w:val="24"/>
+        </w:rPr>
+        <w:t xml:space="preserve"> Same Characte</w:t>
       </w:r>
       <w:r>
         <w:rPr>
@@ -9069,16 +10794,9 @@
           <w:sz w:val="28"/>
           <w:szCs w:val="28"/>
         </w:rPr>
-        <w:t>{"abc", "aaa", "kite", "pop"}</w:t>
-      </w:r>
-      <w:r>
-        <w:rPr>
-          <w:rFonts w:ascii="Times New Roman" w:hAnsi="Times New Roman" w:cs="Times New Roman"/>
-          <w:sz w:val="28"/>
-          <w:szCs w:val="28"/>
-        </w:rPr>
-        <w:t xml:space="preserve"> → Output: </w:t>
-      </w:r>
+        <w:t>{"</w:t>
+      </w:r>
+      <w:proofErr w:type="spellStart"/>
       <w:r>
         <w:rPr>
           <w:rStyle w:val="HTMLCode"/>
@@ -9086,16 +10804,9 @@
           <w:sz w:val="28"/>
           <w:szCs w:val="28"/>
         </w:rPr>
-        <w:t>3</w:t>
-      </w:r>
-      <w:r>
-        <w:rPr>
-          <w:rFonts w:ascii="Times New Roman" w:hAnsi="Times New Roman" w:cs="Times New Roman"/>
-          <w:sz w:val="28"/>
-          <w:szCs w:val="28"/>
-        </w:rPr>
-        <w:t xml:space="preserve"> (</w:t>
-      </w:r>
+        <w:t>abc</w:t>
+      </w:r>
+      <w:proofErr w:type="spellEnd"/>
       <w:r>
         <w:rPr>
           <w:rStyle w:val="HTMLCode"/>
@@ -9103,8 +10814,64 @@
           <w:sz w:val="28"/>
           <w:szCs w:val="28"/>
         </w:rPr>
+        <w:t>", "</w:t>
+      </w:r>
+      <w:proofErr w:type="spellStart"/>
+      <w:r>
+        <w:rPr>
+          <w:rStyle w:val="HTMLCode"/>
+          <w:rFonts w:ascii="Times New Roman" w:eastAsiaTheme="majorEastAsia" w:hAnsi="Times New Roman" w:cs="Times New Roman"/>
+          <w:sz w:val="28"/>
+          <w:szCs w:val="28"/>
+        </w:rPr>
         <w:t>aaa</w:t>
       </w:r>
+      <w:proofErr w:type="spellEnd"/>
+      <w:r>
+        <w:rPr>
+          <w:rStyle w:val="HTMLCode"/>
+          <w:rFonts w:ascii="Times New Roman" w:eastAsiaTheme="majorEastAsia" w:hAnsi="Times New Roman" w:cs="Times New Roman"/>
+          <w:sz w:val="28"/>
+          <w:szCs w:val="28"/>
+        </w:rPr>
+        <w:t>", "kite", "pop"}</w:t>
+      </w:r>
+      <w:r>
+        <w:rPr>
+          <w:rFonts w:ascii="Times New Roman" w:hAnsi="Times New Roman" w:cs="Times New Roman"/>
+          <w:sz w:val="28"/>
+          <w:szCs w:val="28"/>
+        </w:rPr>
+        <w:t xml:space="preserve"> → Output: </w:t>
+      </w:r>
+      <w:r>
+        <w:rPr>
+          <w:rStyle w:val="HTMLCode"/>
+          <w:rFonts w:ascii="Times New Roman" w:eastAsiaTheme="majorEastAsia" w:hAnsi="Times New Roman" w:cs="Times New Roman"/>
+          <w:sz w:val="28"/>
+          <w:szCs w:val="28"/>
+        </w:rPr>
+        <w:t>3</w:t>
+      </w:r>
+      <w:r>
+        <w:rPr>
+          <w:rFonts w:ascii="Times New Roman" w:hAnsi="Times New Roman" w:cs="Times New Roman"/>
+          <w:sz w:val="28"/>
+          <w:szCs w:val="28"/>
+        </w:rPr>
+        <w:t xml:space="preserve"> (</w:t>
+      </w:r>
+      <w:proofErr w:type="spellStart"/>
+      <w:r>
+        <w:rPr>
+          <w:rStyle w:val="HTMLCode"/>
+          <w:rFonts w:ascii="Times New Roman" w:eastAsiaTheme="majorEastAsia" w:hAnsi="Times New Roman" w:cs="Times New Roman"/>
+          <w:sz w:val="28"/>
+          <w:szCs w:val="28"/>
+        </w:rPr>
+        <w:t>aaa</w:t>
+      </w:r>
+      <w:proofErr w:type="spellEnd"/>
       <w:r>
         <w:rPr>
           <w:rFonts w:ascii="Times New Roman" w:hAnsi="Times New Roman" w:cs="Times New Roman"/>

--- a/Questions.docx
+++ b/Questions.docx
@@ -52,44 +52,41 @@
           <w:sz w:val="28"/>
           <w:szCs w:val="22"/>
         </w:rPr>
-        <w:t xml:space="preserve">Write a java program to check input validation for integer </w:t>
-      </w:r>
-      <w:proofErr w:type="gramStart"/>
-      <w:r>
+        <w:t>Write a java program to check input validation for integer constraints :</w:t>
+      </w:r>
+    </w:p>
+    <w:p>
+      <w:pPr>
+        <w:pStyle w:val="ListParagraph"/>
         <w:rPr>
           <w:rFonts w:ascii="Times New Roman" w:hAnsi="Times New Roman" w:cs="Times New Roman"/>
           <w:sz w:val="28"/>
           <w:szCs w:val="22"/>
         </w:rPr>
-        <w:t>constraints :</w:t>
-      </w:r>
-      <w:proofErr w:type="gramEnd"/>
-    </w:p>
-    <w:p>
-      <w:pPr>
-        <w:pStyle w:val="ListParagraph"/>
+      </w:pPr>
+      <w:r>
         <w:rPr>
           <w:rFonts w:ascii="Times New Roman" w:hAnsi="Times New Roman" w:cs="Times New Roman"/>
           <w:sz w:val="28"/>
           <w:szCs w:val="22"/>
         </w:rPr>
-      </w:pPr>
+        <w:t>N&lt;</w:t>
+      </w:r>
       <w:r>
         <w:rPr>
           <w:rFonts w:ascii="Times New Roman" w:hAnsi="Times New Roman" w:cs="Times New Roman"/>
           <w:sz w:val="28"/>
           <w:szCs w:val="22"/>
         </w:rPr>
-        <w:t>N&lt;</w:t>
-      </w:r>
-      <w:proofErr w:type="gramStart"/>
+        <w:t>10</w:t>
+      </w:r>
       <w:r>
         <w:rPr>
           <w:rFonts w:ascii="Times New Roman" w:hAnsi="Times New Roman" w:cs="Times New Roman"/>
           <w:sz w:val="28"/>
           <w:szCs w:val="22"/>
         </w:rPr>
-        <w:t>10</w:t>
+        <w:t xml:space="preserve"> </w:t>
       </w:r>
       <w:r>
         <w:rPr>
@@ -97,7 +94,7 @@
           <w:sz w:val="28"/>
           <w:szCs w:val="22"/>
         </w:rPr>
-        <w:t xml:space="preserve"> </w:t>
+        <w:t>,</w:t>
       </w:r>
       <w:r>
         <w:rPr>
@@ -105,7 +102,7 @@
           <w:sz w:val="28"/>
           <w:szCs w:val="22"/>
         </w:rPr>
-        <w:t>,</w:t>
+        <w:t>N&gt;</w:t>
       </w:r>
       <w:r>
         <w:rPr>
@@ -113,42 +110,7 @@
           <w:sz w:val="28"/>
           <w:szCs w:val="22"/>
         </w:rPr>
-        <w:t>N</w:t>
-      </w:r>
-      <w:proofErr w:type="gramEnd"/>
-      <w:r>
-        <w:rPr>
-          <w:rFonts w:ascii="Times New Roman" w:hAnsi="Times New Roman" w:cs="Times New Roman"/>
-          <w:sz w:val="28"/>
-          <w:szCs w:val="22"/>
-        </w:rPr>
-        <w:t>&gt;</w:t>
-      </w:r>
-      <w:r>
-        <w:rPr>
-          <w:rFonts w:ascii="Times New Roman" w:hAnsi="Times New Roman" w:cs="Times New Roman"/>
-          <w:sz w:val="28"/>
-          <w:szCs w:val="22"/>
-        </w:rPr>
-        <w:t xml:space="preserve">0, for string </w:t>
-      </w:r>
-      <w:proofErr w:type="gramStart"/>
-      <w:r>
-        <w:rPr>
-          <w:rFonts w:ascii="Times New Roman" w:hAnsi="Times New Roman" w:cs="Times New Roman"/>
-          <w:sz w:val="28"/>
-          <w:szCs w:val="22"/>
-        </w:rPr>
-        <w:t>constraints :</w:t>
-      </w:r>
-      <w:proofErr w:type="gramEnd"/>
-      <w:r>
-        <w:rPr>
-          <w:rFonts w:ascii="Times New Roman" w:hAnsi="Times New Roman" w:cs="Times New Roman"/>
-          <w:sz w:val="28"/>
-          <w:szCs w:val="22"/>
-        </w:rPr>
-        <w:t xml:space="preserve"> </w:t>
+        <w:t xml:space="preserve">0, for string constraints : </w:t>
       </w:r>
       <w:r>
         <w:rPr>
@@ -275,7 +237,6 @@
         <w:br/>
       </w:r>
       <w:proofErr w:type="spellStart"/>
-      <w:proofErr w:type="gramStart"/>
       <w:r>
         <w:rPr>
           <w:rFonts w:ascii="Verdana" w:hAnsi="Verdana"/>
@@ -291,16 +252,7 @@
           <w:color w:val="000000"/>
           <w:szCs w:val="24"/>
         </w:rPr>
-        <w:t>(</w:t>
-      </w:r>
-      <w:proofErr w:type="gramEnd"/>
-      <w:r>
-        <w:rPr>
-          <w:rFonts w:ascii="Verdana" w:hAnsi="Verdana"/>
-          <w:color w:val="000000"/>
-          <w:szCs w:val="24"/>
-        </w:rPr>
-        <w:t xml:space="preserve">"Hi", 2) </w:t>
+        <w:t xml:space="preserve">("Hi", 2) </w:t>
       </w:r>
       <w:r>
         <w:rPr>
@@ -345,7 +297,6 @@
         <w:br/>
       </w:r>
       <w:proofErr w:type="spellStart"/>
-      <w:proofErr w:type="gramStart"/>
       <w:r>
         <w:rPr>
           <w:rFonts w:ascii="Verdana" w:hAnsi="Verdana"/>
@@ -361,16 +312,7 @@
           <w:color w:val="000000"/>
           <w:szCs w:val="24"/>
         </w:rPr>
-        <w:t>(</w:t>
-      </w:r>
-      <w:proofErr w:type="gramEnd"/>
-      <w:r>
-        <w:rPr>
-          <w:rFonts w:ascii="Verdana" w:hAnsi="Verdana"/>
-          <w:color w:val="000000"/>
-          <w:szCs w:val="24"/>
-        </w:rPr>
-        <w:t xml:space="preserve">"Hi", 3) </w:t>
+        <w:t xml:space="preserve">("Hi", 3) </w:t>
       </w:r>
       <w:r>
         <w:rPr>
@@ -415,7 +357,6 @@
         <w:br/>
       </w:r>
       <w:proofErr w:type="spellStart"/>
-      <w:proofErr w:type="gramStart"/>
       <w:r>
         <w:rPr>
           <w:rFonts w:ascii="Verdana" w:hAnsi="Verdana"/>
@@ -431,16 +372,7 @@
           <w:color w:val="000000"/>
           <w:szCs w:val="24"/>
         </w:rPr>
-        <w:t>(</w:t>
-      </w:r>
-      <w:proofErr w:type="gramEnd"/>
-      <w:r>
-        <w:rPr>
-          <w:rFonts w:ascii="Verdana" w:hAnsi="Verdana"/>
-          <w:color w:val="000000"/>
-          <w:szCs w:val="24"/>
-        </w:rPr>
-        <w:t xml:space="preserve">"Hi", 1) </w:t>
+        <w:t xml:space="preserve">("Hi", 1) </w:t>
       </w:r>
       <w:r>
         <w:rPr>
@@ -799,27 +731,7 @@
           <w:sz w:val="24"/>
           <w:szCs w:val="24"/>
         </w:rPr>
-        <w:t xml:space="preserve">Write a java program to find the multiplication of </w:t>
-      </w:r>
-      <w:proofErr w:type="gramStart"/>
-      <w:r>
-        <w:rPr>
-          <w:rFonts w:ascii="Verdana" w:hAnsi="Verdana"/>
-          <w:color w:val="000000"/>
-          <w:sz w:val="24"/>
-          <w:szCs w:val="24"/>
-        </w:rPr>
-        <w:t>a</w:t>
-      </w:r>
-      <w:proofErr w:type="gramEnd"/>
-      <w:r>
-        <w:rPr>
-          <w:rFonts w:ascii="Verdana" w:hAnsi="Verdana"/>
-          <w:color w:val="000000"/>
-          <w:sz w:val="24"/>
-          <w:szCs w:val="24"/>
-        </w:rPr>
-        <w:t xml:space="preserve"> input number.</w:t>
+        <w:t>Write a java program to find the multiplication of a input number.</w:t>
       </w:r>
     </w:p>
     <w:p>
@@ -852,27 +764,7 @@
           <w:sz w:val="24"/>
           <w:szCs w:val="24"/>
         </w:rPr>
-        <w:t xml:space="preserve">alculate factorial of </w:t>
-      </w:r>
-      <w:proofErr w:type="gramStart"/>
-      <w:r>
-        <w:rPr>
-          <w:rFonts w:ascii="Verdana" w:hAnsi="Verdana"/>
-          <w:color w:val="000000"/>
-          <w:sz w:val="24"/>
-          <w:szCs w:val="24"/>
-        </w:rPr>
-        <w:t>a</w:t>
-      </w:r>
-      <w:proofErr w:type="gramEnd"/>
-      <w:r>
-        <w:rPr>
-          <w:rFonts w:ascii="Verdana" w:hAnsi="Verdana"/>
-          <w:color w:val="000000"/>
-          <w:sz w:val="24"/>
-          <w:szCs w:val="24"/>
-        </w:rPr>
-        <w:t xml:space="preserve"> </w:t>
+        <w:t xml:space="preserve">alculate factorial of a </w:t>
       </w:r>
       <w:r>
         <w:rPr>
@@ -1055,27 +947,7 @@
           <w:sz w:val="24"/>
           <w:szCs w:val="24"/>
         </w:rPr>
-        <w:t xml:space="preserve">Write a java to count and sum of digits in </w:t>
-      </w:r>
-      <w:proofErr w:type="gramStart"/>
-      <w:r>
-        <w:rPr>
-          <w:rFonts w:ascii="Verdana" w:hAnsi="Verdana"/>
-          <w:color w:val="000000"/>
-          <w:sz w:val="24"/>
-          <w:szCs w:val="24"/>
-        </w:rPr>
-        <w:t>a</w:t>
-      </w:r>
-      <w:proofErr w:type="gramEnd"/>
-      <w:r>
-        <w:rPr>
-          <w:rFonts w:ascii="Verdana" w:hAnsi="Verdana"/>
-          <w:color w:val="000000"/>
-          <w:sz w:val="24"/>
-          <w:szCs w:val="24"/>
-        </w:rPr>
-        <w:t xml:space="preserve"> input number.</w:t>
+        <w:t>Write a java to count and sum of digits in a input number.</w:t>
       </w:r>
     </w:p>
     <w:p>
@@ -1222,7 +1094,6 @@
         <w:t xml:space="preserve">Write a program to reverse the order of words in a string entered, for </w:t>
       </w:r>
       <w:proofErr w:type="spellStart"/>
-      <w:proofErr w:type="gramStart"/>
       <w:r>
         <w:rPr>
           <w:rFonts w:ascii="Verdana" w:hAnsi="Verdana"/>
@@ -1240,37 +1111,7 @@
           <w:sz w:val="24"/>
           <w:szCs w:val="24"/>
         </w:rPr>
-        <w:t xml:space="preserve"> :</w:t>
-      </w:r>
-      <w:proofErr w:type="gramEnd"/>
-      <w:r>
-        <w:rPr>
-          <w:rFonts w:ascii="Verdana" w:hAnsi="Verdana"/>
-          <w:color w:val="000000"/>
-          <w:sz w:val="24"/>
-          <w:szCs w:val="24"/>
-        </w:rPr>
-        <w:t xml:space="preserve"> I am </w:t>
-      </w:r>
-      <w:proofErr w:type="gramStart"/>
-      <w:r>
-        <w:rPr>
-          <w:rFonts w:ascii="Verdana" w:hAnsi="Verdana"/>
-          <w:color w:val="000000"/>
-          <w:sz w:val="24"/>
-          <w:szCs w:val="24"/>
-        </w:rPr>
-        <w:t>Ram  to</w:t>
-      </w:r>
-      <w:proofErr w:type="gramEnd"/>
-      <w:r>
-        <w:rPr>
-          <w:rFonts w:ascii="Verdana" w:hAnsi="Verdana"/>
-          <w:color w:val="000000"/>
-          <w:sz w:val="24"/>
-          <w:szCs w:val="24"/>
-        </w:rPr>
-        <w:t xml:space="preserve">  Ram am I </w:t>
+        <w:t xml:space="preserve"> : I am Ram  to  Ram am I </w:t>
       </w:r>
     </w:p>
     <w:p>
@@ -1930,48 +1771,17 @@
           <w:sz w:val="24"/>
           <w:szCs w:val="24"/>
         </w:rPr>
-        <w:t xml:space="preserve">Day </w:t>
-      </w:r>
-      <w:proofErr w:type="gramStart"/>
-      <w:r>
-        <w:rPr>
-          <w:rFonts w:ascii="Verdana" w:hAnsi="Verdana"/>
-          <w:color w:val="000000"/>
-          <w:sz w:val="24"/>
-          <w:szCs w:val="24"/>
-        </w:rPr>
-        <w:t>08</w:t>
-      </w:r>
-      <w:r>
-        <w:rPr>
-          <w:rFonts w:ascii="Verdana" w:hAnsi="Verdana"/>
-          <w:color w:val="000000"/>
-          <w:sz w:val="24"/>
-          <w:szCs w:val="24"/>
-        </w:rPr>
-        <w:t>( stop</w:t>
-      </w:r>
-      <w:proofErr w:type="gramEnd"/>
-      <w:r>
-        <w:rPr>
-          <w:rFonts w:ascii="Verdana" w:hAnsi="Verdana"/>
-          <w:color w:val="000000"/>
-          <w:sz w:val="24"/>
-          <w:szCs w:val="24"/>
-        </w:rPr>
-        <w:t xml:space="preserve"> condition value-based vs count-</w:t>
-      </w:r>
-      <w:proofErr w:type="gramStart"/>
-      <w:r>
-        <w:rPr>
-          <w:rFonts w:ascii="Verdana" w:hAnsi="Verdana"/>
-          <w:color w:val="000000"/>
-          <w:sz w:val="24"/>
-          <w:szCs w:val="24"/>
-        </w:rPr>
-        <w:t>based )</w:t>
-      </w:r>
-      <w:proofErr w:type="gramEnd"/>
+        <w:t>Day 08</w:t>
+      </w:r>
+      <w:r>
+        <w:rPr>
+          <w:rFonts w:ascii="Verdana" w:hAnsi="Verdana"/>
+          <w:color w:val="000000"/>
+          <w:sz w:val="24"/>
+          <w:szCs w:val="24"/>
+        </w:rPr>
+        <w:t>( stop condition value-based vs count-based )</w:t>
+      </w:r>
     </w:p>
     <w:p>
       <w:pPr>
@@ -2314,17 +2124,7 @@
           <w:sz w:val="24"/>
           <w:szCs w:val="24"/>
         </w:rPr>
-        <w:t xml:space="preserve"> it </w:t>
-      </w:r>
-      <w:proofErr w:type="gramStart"/>
-      <w:r>
-        <w:rPr>
-          <w:rFonts w:ascii="Verdana" w:hAnsi="Verdana"/>
-          <w:color w:val="000000"/>
-          <w:sz w:val="24"/>
-          <w:szCs w:val="24"/>
-        </w:rPr>
-        <w:t>contains.</w:t>
+        <w:t xml:space="preserve"> it contains.</w:t>
       </w:r>
       <w:r>
         <w:rPr>
@@ -2335,7 +2135,6 @@
         </w:rPr>
         <w:t>(</w:t>
       </w:r>
-      <w:proofErr w:type="gramEnd"/>
       <w:r>
         <w:rPr>
           <w:rFonts w:asciiTheme="minorHAnsi" w:eastAsiaTheme="minorHAnsi" w:hAnsiTheme="minorHAnsi" w:cstheme="minorBidi"/>
@@ -2397,19 +2196,7 @@
           <w:sz w:val="24"/>
           <w:szCs w:val="24"/>
         </w:rPr>
-        <w:t xml:space="preserve">using loop </w:t>
-      </w:r>
-      <w:proofErr w:type="gramStart"/>
-      <w:r>
-        <w:rPr>
-          <w:rFonts w:ascii="Verdana" w:hAnsi="Verdana"/>
-          <w:b/>
-          <w:bCs/>
-          <w:color w:val="000000"/>
-          <w:sz w:val="24"/>
-          <w:szCs w:val="24"/>
-        </w:rPr>
-        <w:t>only</w:t>
+        <w:t>using loop only</w:t>
       </w:r>
       <w:r>
         <w:rPr>
@@ -2427,17 +2214,7 @@
           <w:sz w:val="24"/>
           <w:szCs w:val="24"/>
         </w:rPr>
-        <w:t>(</w:t>
-      </w:r>
-      <w:proofErr w:type="gramEnd"/>
-      <w:r>
-        <w:rPr>
-          <w:rFonts w:ascii="Verdana" w:hAnsi="Verdana"/>
-          <w:color w:val="000000"/>
-          <w:sz w:val="24"/>
-          <w:szCs w:val="24"/>
-        </w:rPr>
-        <w:t xml:space="preserve">No </w:t>
+        <w:t xml:space="preserve">(No </w:t>
       </w:r>
       <w:proofErr w:type="spellStart"/>
       <w:r>
@@ -2510,19 +2287,7 @@
           <w:sz w:val="24"/>
           <w:szCs w:val="24"/>
         </w:rPr>
-        <w:t xml:space="preserve">greater than </w:t>
-      </w:r>
-      <w:proofErr w:type="gramStart"/>
-      <w:r>
-        <w:rPr>
-          <w:rFonts w:ascii="Verdana" w:hAnsi="Verdana"/>
-          <w:b/>
-          <w:bCs/>
-          <w:color w:val="000000"/>
-          <w:sz w:val="24"/>
-          <w:szCs w:val="24"/>
-        </w:rPr>
-        <w:t>50</w:t>
+        <w:t>greater than 50</w:t>
       </w:r>
       <w:r>
         <w:rPr>
@@ -2542,7 +2307,6 @@
         </w:rPr>
         <w:t>(</w:t>
       </w:r>
-      <w:proofErr w:type="gramEnd"/>
       <w:r>
         <w:rPr>
           <w:rFonts w:asciiTheme="minorHAnsi" w:eastAsiaTheme="minorHAnsi" w:hAnsiTheme="minorHAnsi" w:cstheme="minorBidi"/>
@@ -2657,17 +2421,7 @@
           <w:sz w:val="24"/>
           <w:szCs w:val="24"/>
         </w:rPr>
-        <w:t xml:space="preserve">Count Even Digits in Each Array </w:t>
-      </w:r>
-      <w:proofErr w:type="gramStart"/>
-      <w:r>
-        <w:rPr>
-          <w:rFonts w:ascii="Verdana" w:hAnsi="Verdana"/>
-          <w:color w:val="000000"/>
-          <w:sz w:val="24"/>
-          <w:szCs w:val="24"/>
-        </w:rPr>
-        <w:t>Element</w:t>
+        <w:t>Count Even Digits in Each Array Element</w:t>
       </w:r>
       <w:r>
         <w:rPr>
@@ -2678,7 +2432,6 @@
         </w:rPr>
         <w:t>.(</w:t>
       </w:r>
-      <w:proofErr w:type="gramEnd"/>
       <w:r>
         <w:rPr>
           <w:rFonts w:asciiTheme="minorHAnsi" w:eastAsiaTheme="minorHAnsi" w:hAnsiTheme="minorHAnsi" w:cstheme="minorBidi"/>
@@ -2732,7 +2485,6 @@
         <w:t xml:space="preserve">Traverse an </w:t>
       </w:r>
       <w:proofErr w:type="spellStart"/>
-      <w:proofErr w:type="gramStart"/>
       <w:r>
         <w:rPr>
           <w:rFonts w:ascii="Verdana" w:hAnsi="Verdana"/>
@@ -2743,7 +2495,6 @@
         <w:t>array.If</w:t>
       </w:r>
       <w:proofErr w:type="spellEnd"/>
-      <w:proofErr w:type="gramEnd"/>
       <w:r>
         <w:rPr>
           <w:rFonts w:ascii="Verdana" w:hAnsi="Verdana"/>
@@ -2771,17 +2522,7 @@
           <w:sz w:val="24"/>
           <w:szCs w:val="24"/>
         </w:rPr>
-        <w:t xml:space="preserve">, stop </w:t>
-      </w:r>
-      <w:proofErr w:type="gramStart"/>
-      <w:r>
-        <w:rPr>
-          <w:rFonts w:ascii="Verdana" w:hAnsi="Verdana"/>
-          <w:color w:val="000000"/>
-          <w:sz w:val="24"/>
-          <w:szCs w:val="24"/>
-        </w:rPr>
-        <w:t>immediately.</w:t>
+        <w:t>, stop immediately.</w:t>
       </w:r>
       <w:r>
         <w:rPr>
@@ -2792,7 +2533,6 @@
         </w:rPr>
         <w:t>(</w:t>
       </w:r>
-      <w:proofErr w:type="gramEnd"/>
       <w:r>
         <w:rPr>
           <w:rFonts w:asciiTheme="minorHAnsi" w:eastAsiaTheme="minorHAnsi" w:hAnsiTheme="minorHAnsi" w:cstheme="minorBidi"/>
@@ -2937,17 +2677,7 @@
           <w:sz w:val="24"/>
           <w:szCs w:val="24"/>
         </w:rPr>
-        <w:t xml:space="preserve"> in a </w:t>
-      </w:r>
-      <w:proofErr w:type="gramStart"/>
-      <w:r>
-        <w:rPr>
-          <w:rFonts w:ascii="Verdana" w:hAnsi="Verdana"/>
-          <w:color w:val="000000"/>
-          <w:sz w:val="24"/>
-          <w:szCs w:val="24"/>
-        </w:rPr>
-        <w:t>string</w:t>
+        <w:t xml:space="preserve"> in a string</w:t>
       </w:r>
       <w:r>
         <w:rPr>
@@ -2967,7 +2697,6 @@
         </w:rPr>
         <w:t>(</w:t>
       </w:r>
-      <w:proofErr w:type="gramEnd"/>
       <w:r>
         <w:rPr>
           <w:rFonts w:asciiTheme="minorHAnsi" w:eastAsiaTheme="minorHAnsi" w:hAnsiTheme="minorHAnsi" w:cstheme="minorBidi"/>
@@ -3035,19 +2764,7 @@
           <w:sz w:val="24"/>
           <w:szCs w:val="24"/>
         </w:rPr>
-        <w:t xml:space="preserve">without using reverse </w:t>
-      </w:r>
-      <w:proofErr w:type="gramStart"/>
-      <w:r>
-        <w:rPr>
-          <w:rFonts w:ascii="Verdana" w:hAnsi="Verdana"/>
-          <w:b/>
-          <w:bCs/>
-          <w:color w:val="000000"/>
-          <w:sz w:val="24"/>
-          <w:szCs w:val="24"/>
-        </w:rPr>
-        <w:t>methods</w:t>
+        <w:t>without using reverse methods</w:t>
       </w:r>
       <w:r>
         <w:rPr>
@@ -3067,7 +2784,6 @@
         </w:rPr>
         <w:t>(</w:t>
       </w:r>
-      <w:proofErr w:type="gramEnd"/>
       <w:r>
         <w:rPr>
           <w:rFonts w:asciiTheme="minorHAnsi" w:eastAsiaTheme="minorHAnsi" w:hAnsiTheme="minorHAnsi" w:cstheme="minorBidi"/>
@@ -3118,17 +2834,7 @@
           <w:sz w:val="24"/>
           <w:szCs w:val="24"/>
         </w:rPr>
-        <w:t xml:space="preserve">Given an array and a number x, count how many times x </w:t>
-      </w:r>
-      <w:proofErr w:type="gramStart"/>
-      <w:r>
-        <w:rPr>
-          <w:rFonts w:ascii="Verdana" w:hAnsi="Verdana"/>
-          <w:color w:val="000000"/>
-          <w:sz w:val="24"/>
-          <w:szCs w:val="24"/>
-        </w:rPr>
-        <w:t>appears.</w:t>
+        <w:t>Given an array and a number x, count how many times x appears.</w:t>
       </w:r>
       <w:r>
         <w:rPr>
@@ -3139,7 +2845,6 @@
         </w:rPr>
         <w:t>(</w:t>
       </w:r>
-      <w:proofErr w:type="gramEnd"/>
       <w:r>
         <w:rPr>
           <w:rFonts w:asciiTheme="minorHAnsi" w:eastAsiaTheme="minorHAnsi" w:hAnsiTheme="minorHAnsi" w:cstheme="minorBidi"/>
@@ -3201,19 +2906,7 @@
           <w:sz w:val="24"/>
           <w:szCs w:val="24"/>
         </w:rPr>
-        <w:t xml:space="preserve">ascending </w:t>
-      </w:r>
-      <w:proofErr w:type="gramStart"/>
-      <w:r>
-        <w:rPr>
-          <w:rFonts w:ascii="Verdana" w:hAnsi="Verdana"/>
-          <w:b/>
-          <w:bCs/>
-          <w:color w:val="000000"/>
-          <w:sz w:val="24"/>
-          <w:szCs w:val="24"/>
-        </w:rPr>
-        <w:t>order</w:t>
+        <w:t>ascending order</w:t>
       </w:r>
       <w:r>
         <w:rPr>
@@ -3233,7 +2926,6 @@
         </w:rPr>
         <w:t>(</w:t>
       </w:r>
-      <w:proofErr w:type="gramEnd"/>
       <w:r>
         <w:rPr>
           <w:rFonts w:asciiTheme="minorHAnsi" w:eastAsiaTheme="minorHAnsi" w:hAnsiTheme="minorHAnsi" w:cstheme="minorBidi"/>
@@ -3295,19 +2987,7 @@
           <w:sz w:val="24"/>
           <w:szCs w:val="24"/>
         </w:rPr>
-        <w:t xml:space="preserve">sum of digits of each </w:t>
-      </w:r>
-      <w:proofErr w:type="gramStart"/>
-      <w:r>
-        <w:rPr>
-          <w:rFonts w:ascii="Verdana" w:hAnsi="Verdana"/>
-          <w:b/>
-          <w:bCs/>
-          <w:color w:val="000000"/>
-          <w:sz w:val="24"/>
-          <w:szCs w:val="24"/>
-        </w:rPr>
-        <w:t>element</w:t>
+        <w:t>sum of digits of each element</w:t>
       </w:r>
       <w:r>
         <w:rPr>
@@ -3327,7 +3007,6 @@
         </w:rPr>
         <w:t>(</w:t>
       </w:r>
-      <w:proofErr w:type="gramEnd"/>
       <w:r>
         <w:rPr>
           <w:rFonts w:asciiTheme="minorHAnsi" w:eastAsiaTheme="minorHAnsi" w:hAnsiTheme="minorHAnsi" w:cstheme="minorBidi"/>
@@ -3398,17 +3077,7 @@
           <w:sz w:val="24"/>
           <w:szCs w:val="24"/>
         </w:rPr>
-        <w:t xml:space="preserve">, then </w:t>
-      </w:r>
-      <w:proofErr w:type="gramStart"/>
-      <w:r>
-        <w:rPr>
-          <w:rFonts w:ascii="Verdana" w:hAnsi="Verdana"/>
-          <w:color w:val="000000"/>
-          <w:sz w:val="24"/>
-          <w:szCs w:val="24"/>
-        </w:rPr>
-        <w:t>stop.</w:t>
+        <w:t>, then stop.</w:t>
       </w:r>
       <w:r>
         <w:rPr>
@@ -3419,7 +3088,6 @@
         </w:rPr>
         <w:t>(</w:t>
       </w:r>
-      <w:proofErr w:type="gramEnd"/>
       <w:r>
         <w:rPr>
           <w:rFonts w:asciiTheme="minorHAnsi" w:eastAsiaTheme="minorHAnsi" w:hAnsiTheme="minorHAnsi" w:cstheme="minorBidi"/>
@@ -3490,27 +3158,7 @@
           <w:sz w:val="24"/>
           <w:szCs w:val="24"/>
         </w:rPr>
-        <w:t xml:space="preserve">Write a program to find out whether entered number is place at ones, tens, </w:t>
-      </w:r>
-      <w:proofErr w:type="gramStart"/>
-      <w:r>
-        <w:rPr>
-          <w:rFonts w:ascii="Verdana" w:hAnsi="Verdana"/>
-          <w:color w:val="000000"/>
-          <w:sz w:val="24"/>
-          <w:szCs w:val="24"/>
-        </w:rPr>
-        <w:t>hundred ,</w:t>
-      </w:r>
-      <w:proofErr w:type="gramEnd"/>
-      <w:r>
-        <w:rPr>
-          <w:rFonts w:ascii="Verdana" w:hAnsi="Verdana"/>
-          <w:color w:val="000000"/>
-          <w:sz w:val="24"/>
-          <w:szCs w:val="24"/>
-        </w:rPr>
-        <w:t xml:space="preserve"> thousand </w:t>
+        <w:t xml:space="preserve">Write a program to find out whether entered number is place at ones, tens, hundred , thousand </w:t>
       </w:r>
       <w:proofErr w:type="spellStart"/>
       <w:r>
@@ -3554,27 +3202,7 @@
           <w:sz w:val="24"/>
           <w:szCs w:val="24"/>
         </w:rPr>
-        <w:t xml:space="preserve">Write a program to take a string and a number / integer as prefix for that word or </w:t>
-      </w:r>
-      <w:proofErr w:type="gramStart"/>
-      <w:r>
-        <w:rPr>
-          <w:rFonts w:ascii="Verdana" w:hAnsi="Verdana"/>
-          <w:color w:val="000000"/>
-          <w:sz w:val="24"/>
-          <w:szCs w:val="24"/>
-        </w:rPr>
-        <w:t>string ,</w:t>
-      </w:r>
-      <w:proofErr w:type="gramEnd"/>
-      <w:r>
-        <w:rPr>
-          <w:rFonts w:ascii="Verdana" w:hAnsi="Verdana"/>
-          <w:color w:val="000000"/>
-          <w:sz w:val="24"/>
-          <w:szCs w:val="24"/>
-        </w:rPr>
-        <w:t xml:space="preserve"> and in output just reverse string </w:t>
+        <w:t xml:space="preserve">Write a program to take a string and a number / integer as prefix for that word or string , and in output just reverse string </w:t>
       </w:r>
       <w:proofErr w:type="spellStart"/>
       <w:r>
@@ -3594,56 +3222,16 @@
           <w:sz w:val="24"/>
           <w:szCs w:val="24"/>
         </w:rPr>
-        <w:t xml:space="preserve"> that integer position part, or that prefix </w:t>
-      </w:r>
-      <w:proofErr w:type="gramStart"/>
-      <w:r>
-        <w:rPr>
-          <w:rFonts w:ascii="Verdana" w:hAnsi="Verdana"/>
-          <w:color w:val="000000"/>
-          <w:sz w:val="24"/>
-          <w:szCs w:val="24"/>
-        </w:rPr>
-        <w:t>part.</w:t>
-      </w:r>
-      <w:r>
-        <w:rPr>
-          <w:rFonts w:ascii="Verdana" w:hAnsi="Verdana"/>
-          <w:color w:val="000000"/>
-          <w:sz w:val="24"/>
-          <w:szCs w:val="24"/>
-        </w:rPr>
-        <w:t>(</w:t>
-      </w:r>
-      <w:proofErr w:type="gramEnd"/>
-      <w:r>
-        <w:rPr>
-          <w:rFonts w:ascii="Verdana" w:hAnsi="Verdana"/>
-          <w:color w:val="000000"/>
-          <w:sz w:val="24"/>
-          <w:szCs w:val="24"/>
-        </w:rPr>
-        <w:t xml:space="preserve">Practice confusion with size of an array to index of an </w:t>
-      </w:r>
-      <w:proofErr w:type="gramStart"/>
-      <w:r>
-        <w:rPr>
-          <w:rFonts w:ascii="Verdana" w:hAnsi="Verdana"/>
-          <w:color w:val="000000"/>
-          <w:sz w:val="24"/>
-          <w:szCs w:val="24"/>
-        </w:rPr>
-        <w:t>array )</w:t>
-      </w:r>
-      <w:proofErr w:type="gramEnd"/>
-      <w:r>
-        <w:rPr>
-          <w:rFonts w:ascii="Verdana" w:hAnsi="Verdana"/>
-          <w:color w:val="000000"/>
-          <w:sz w:val="24"/>
-          <w:szCs w:val="24"/>
-        </w:rPr>
-        <w:t>.</w:t>
+        <w:t xml:space="preserve"> that integer position part, or that prefix part.</w:t>
+      </w:r>
+      <w:r>
+        <w:rPr>
+          <w:rFonts w:ascii="Verdana" w:hAnsi="Verdana"/>
+          <w:color w:val="000000"/>
+          <w:sz w:val="24"/>
+          <w:szCs w:val="24"/>
+        </w:rPr>
+        <w:t>(Practice confusion with size of an array to index of an array ).</w:t>
       </w:r>
     </w:p>
     <w:p>
@@ -3667,17 +3255,7 @@
           <w:sz w:val="24"/>
           <w:szCs w:val="24"/>
         </w:rPr>
-        <w:t>Count Words in a String (Single Spaces Only</w:t>
-      </w:r>
-      <w:proofErr w:type="gramStart"/>
-      <w:r>
-        <w:rPr>
-          <w:rFonts w:ascii="Verdana" w:hAnsi="Verdana"/>
-          <w:color w:val="000000"/>
-          <w:sz w:val="24"/>
-          <w:szCs w:val="24"/>
-        </w:rPr>
-        <w:t>)</w:t>
+        <w:t>Count Words in a String (Single Spaces Only)</w:t>
       </w:r>
       <w:r>
         <w:rPr>
@@ -3688,7 +3266,6 @@
         </w:rPr>
         <w:t>.(</w:t>
       </w:r>
-      <w:proofErr w:type="gramEnd"/>
       <w:r>
         <w:rPr>
           <w:rFonts w:asciiTheme="minorHAnsi" w:eastAsiaTheme="minorHAnsi" w:hAnsiTheme="minorHAnsi" w:cstheme="minorBidi"/>
@@ -3764,17 +3341,7 @@
           <w:szCs w:val="24"/>
         </w:rPr>
         <w:lastRenderedPageBreak/>
-        <w:t xml:space="preserve">Given a string, remove all numeric characters and print the </w:t>
-      </w:r>
-      <w:proofErr w:type="gramStart"/>
-      <w:r>
-        <w:rPr>
-          <w:rFonts w:ascii="Verdana" w:hAnsi="Verdana"/>
-          <w:color w:val="000000"/>
-          <w:sz w:val="24"/>
-          <w:szCs w:val="24"/>
-        </w:rPr>
-        <w:t>result.</w:t>
+        <w:t>Given a string, remove all numeric characters and print the result.</w:t>
       </w:r>
       <w:r>
         <w:rPr>
@@ -3785,7 +3352,6 @@
         </w:rPr>
         <w:t>(</w:t>
       </w:r>
-      <w:proofErr w:type="gramEnd"/>
       <w:r>
         <w:rPr>
           <w:rFonts w:asciiTheme="minorHAnsi" w:eastAsiaTheme="minorHAnsi" w:hAnsiTheme="minorHAnsi" w:cstheme="minorBidi"/>
@@ -3883,55 +3449,25 @@
           <w:sz w:val="24"/>
           <w:szCs w:val="24"/>
         </w:rPr>
-        <w:t xml:space="preserve">Find (maximum – </w:t>
-      </w:r>
-      <w:proofErr w:type="gramStart"/>
-      <w:r>
-        <w:rPr>
-          <w:rFonts w:ascii="Verdana" w:hAnsi="Verdana"/>
-          <w:color w:val="000000"/>
-          <w:sz w:val="24"/>
-          <w:szCs w:val="24"/>
-        </w:rPr>
-        <w:t>minimum)</w:t>
-      </w:r>
-      <w:r>
-        <w:rPr>
-          <w:rFonts w:ascii="Verdana" w:hAnsi="Verdana"/>
-          <w:color w:val="000000"/>
-          <w:sz w:val="24"/>
-          <w:szCs w:val="24"/>
-        </w:rPr>
-        <w:t>difference</w:t>
-      </w:r>
-      <w:proofErr w:type="gramEnd"/>
-      <w:r>
-        <w:rPr>
-          <w:rFonts w:ascii="Verdana" w:hAnsi="Verdana"/>
-          <w:color w:val="000000"/>
-          <w:sz w:val="24"/>
-          <w:szCs w:val="24"/>
-        </w:rPr>
-        <w:t xml:space="preserve"> between MAX and MIN</w:t>
-      </w:r>
-      <w:r>
-        <w:rPr>
-          <w:rFonts w:ascii="Verdana" w:hAnsi="Verdana"/>
-          <w:color w:val="000000"/>
-          <w:sz w:val="24"/>
-          <w:szCs w:val="24"/>
-        </w:rPr>
-        <w:t xml:space="preserve"> from an integer </w:t>
-      </w:r>
-      <w:proofErr w:type="gramStart"/>
-      <w:r>
-        <w:rPr>
-          <w:rFonts w:ascii="Verdana" w:hAnsi="Verdana"/>
-          <w:color w:val="000000"/>
-          <w:sz w:val="24"/>
-          <w:szCs w:val="24"/>
-        </w:rPr>
-        <w:t>array.</w:t>
+        <w:t>Find (maximum – minimum)</w:t>
+      </w:r>
+      <w:r>
+        <w:rPr>
+          <w:rFonts w:ascii="Verdana" w:hAnsi="Verdana"/>
+          <w:color w:val="000000"/>
+          <w:sz w:val="24"/>
+          <w:szCs w:val="24"/>
+        </w:rPr>
+        <w:t>difference between MAX and MIN</w:t>
+      </w:r>
+      <w:r>
+        <w:rPr>
+          <w:rFonts w:ascii="Verdana" w:hAnsi="Verdana"/>
+          <w:color w:val="000000"/>
+          <w:sz w:val="24"/>
+          <w:szCs w:val="24"/>
+        </w:rPr>
+        <w:t xml:space="preserve"> from an integer array.</w:t>
       </w:r>
       <w:r>
         <w:rPr>
@@ -3942,7 +3478,6 @@
         </w:rPr>
         <w:t>(</w:t>
       </w:r>
-      <w:proofErr w:type="gramEnd"/>
       <w:r>
         <w:rPr>
           <w:rFonts w:asciiTheme="minorHAnsi" w:eastAsiaTheme="minorHAnsi" w:hAnsiTheme="minorHAnsi" w:cstheme="minorBidi"/>
@@ -4004,19 +3539,7 @@
           <w:sz w:val="24"/>
           <w:szCs w:val="24"/>
         </w:rPr>
-        <w:t xml:space="preserve">without using extra </w:t>
-      </w:r>
-      <w:proofErr w:type="gramStart"/>
-      <w:r>
-        <w:rPr>
-          <w:rFonts w:ascii="Verdana" w:hAnsi="Verdana"/>
-          <w:b/>
-          <w:bCs/>
-          <w:color w:val="000000"/>
-          <w:sz w:val="24"/>
-          <w:szCs w:val="24"/>
-        </w:rPr>
-        <w:t>array</w:t>
+        <w:t>without using extra array</w:t>
       </w:r>
       <w:r>
         <w:rPr>
@@ -4036,7 +3559,6 @@
         </w:rPr>
         <w:t>(</w:t>
       </w:r>
-      <w:proofErr w:type="gramEnd"/>
       <w:r>
         <w:rPr>
           <w:rFonts w:asciiTheme="minorHAnsi" w:eastAsiaTheme="minorHAnsi" w:hAnsiTheme="minorHAnsi" w:cstheme="minorBidi"/>
@@ -4113,17 +3635,7 @@
           <w:sz w:val="24"/>
           <w:szCs w:val="24"/>
         </w:rPr>
-        <w:t xml:space="preserve"> (2, 3, 5, 7) across all </w:t>
-      </w:r>
-      <w:proofErr w:type="gramStart"/>
-      <w:r>
-        <w:rPr>
-          <w:rFonts w:ascii="Verdana" w:hAnsi="Verdana"/>
-          <w:color w:val="000000"/>
-          <w:sz w:val="24"/>
-          <w:szCs w:val="24"/>
-        </w:rPr>
-        <w:t>elements.</w:t>
+        <w:t xml:space="preserve"> (2, 3, 5, 7) across all elements.</w:t>
       </w:r>
       <w:r>
         <w:rPr>
@@ -4134,7 +3646,6 @@
         </w:rPr>
         <w:t>(</w:t>
       </w:r>
-      <w:proofErr w:type="gramEnd"/>
       <w:r>
         <w:rPr>
           <w:rFonts w:asciiTheme="minorHAnsi" w:eastAsiaTheme="minorHAnsi" w:hAnsiTheme="minorHAnsi" w:cstheme="minorBidi"/>
@@ -4203,17 +3714,7 @@
           <w:sz w:val="24"/>
           <w:szCs w:val="24"/>
         </w:rPr>
-        <w:t>Stop when a string contains "java" (case-insensitive</w:t>
-      </w:r>
-      <w:proofErr w:type="gramStart"/>
-      <w:r>
-        <w:rPr>
-          <w:rFonts w:ascii="Verdana" w:hAnsi="Verdana"/>
-          <w:color w:val="000000"/>
-          <w:sz w:val="24"/>
-          <w:szCs w:val="24"/>
-        </w:rPr>
-        <w:t>).</w:t>
+        <w:t>Stop when a string contains "java" (case-insensitive).</w:t>
       </w:r>
       <w:r>
         <w:rPr>
@@ -4224,7 +3725,6 @@
         </w:rPr>
         <w:t>(</w:t>
       </w:r>
-      <w:proofErr w:type="gramEnd"/>
       <w:r>
         <w:rPr>
           <w:rFonts w:asciiTheme="minorHAnsi" w:eastAsiaTheme="minorHAnsi" w:hAnsiTheme="minorHAnsi" w:cstheme="minorBidi"/>
@@ -4331,19 +3831,8 @@
           <w:sz w:val="24"/>
           <w:szCs w:val="24"/>
         </w:rPr>
-        <w:t xml:space="preserve">Count how many letters are repeated in a string or word, or maybe array of </w:t>
-      </w:r>
-      <w:proofErr w:type="gramStart"/>
-      <w:r>
-        <w:rPr>
-          <w:rFonts w:ascii="Verdana" w:hAnsi="Verdana"/>
-          <w:color w:val="000000"/>
-          <w:sz w:val="24"/>
-          <w:szCs w:val="24"/>
-        </w:rPr>
-        <w:t>characters.(</w:t>
-      </w:r>
-      <w:proofErr w:type="gramEnd"/>
+        <w:t>Count how many letters are repeated in a string or word, or maybe array of characters.(</w:t>
+      </w:r>
       <w:r>
         <w:rPr>
           <w:rFonts w:asciiTheme="minorHAnsi" w:eastAsiaTheme="minorHAnsi" w:hAnsiTheme="minorHAnsi" w:cstheme="minorBidi"/>
@@ -4427,19 +3916,8 @@
           <w:sz w:val="24"/>
           <w:szCs w:val="24"/>
         </w:rPr>
-        <w:t xml:space="preserve"> in a </w:t>
-      </w:r>
-      <w:proofErr w:type="gramStart"/>
-      <w:r>
-        <w:rPr>
-          <w:rFonts w:ascii="Verdana" w:hAnsi="Verdana"/>
-          <w:color w:val="000000"/>
-          <w:sz w:val="24"/>
-          <w:szCs w:val="24"/>
-        </w:rPr>
-        <w:t>word.(</w:t>
-      </w:r>
-      <w:proofErr w:type="gramEnd"/>
+        <w:t xml:space="preserve"> in a word.(</w:t>
+      </w:r>
       <w:r>
         <w:rPr>
           <w:rFonts w:asciiTheme="minorHAnsi" w:eastAsiaTheme="minorHAnsi" w:hAnsiTheme="minorHAnsi" w:cstheme="minorBidi"/>
@@ -4525,19 +4003,8 @@
           <w:sz w:val="24"/>
           <w:szCs w:val="24"/>
         </w:rPr>
-        <w:t xml:space="preserve">Write a program to count and print unique or non-repeated characters / number in an </w:t>
-      </w:r>
-      <w:proofErr w:type="gramStart"/>
-      <w:r>
-        <w:rPr>
-          <w:rFonts w:ascii="Verdana" w:hAnsi="Verdana"/>
-          <w:color w:val="000000"/>
-          <w:sz w:val="24"/>
-          <w:szCs w:val="24"/>
-        </w:rPr>
-        <w:t>array.(</w:t>
-      </w:r>
-      <w:proofErr w:type="gramEnd"/>
+        <w:t>Write a program to count and print unique or non-repeated characters / number in an array.(</w:t>
+      </w:r>
       <w:r>
         <w:rPr>
           <w:rFonts w:ascii="Verdana" w:hAnsi="Verdana"/>
@@ -4642,17 +4109,7 @@
           <w:sz w:val="24"/>
           <w:szCs w:val="24"/>
         </w:rPr>
-        <w:t xml:space="preserve"> in an </w:t>
-      </w:r>
-      <w:proofErr w:type="gramStart"/>
-      <w:r>
-        <w:rPr>
-          <w:rFonts w:ascii="Verdana" w:hAnsi="Verdana"/>
-          <w:color w:val="000000"/>
-          <w:sz w:val="24"/>
-          <w:szCs w:val="24"/>
-        </w:rPr>
-        <w:t>array.</w:t>
+        <w:t xml:space="preserve"> in an array.</w:t>
       </w:r>
       <w:r>
         <w:rPr>
@@ -4663,7 +4120,6 @@
         </w:rPr>
         <w:t>(</w:t>
       </w:r>
-      <w:proofErr w:type="gramEnd"/>
       <w:r>
         <w:rPr>
           <w:rFonts w:asciiTheme="minorHAnsi" w:eastAsiaTheme="minorHAnsi" w:hAnsiTheme="minorHAnsi" w:cstheme="minorBidi"/>
@@ -4773,17 +4229,7 @@
           <w:sz w:val="24"/>
           <w:szCs w:val="24"/>
         </w:rPr>
-        <w:t>Remove Duplicates (Print Only Unique Elements</w:t>
-      </w:r>
-      <w:proofErr w:type="gramStart"/>
-      <w:r>
-        <w:rPr>
-          <w:rFonts w:ascii="Verdana" w:hAnsi="Verdana"/>
-          <w:color w:val="000000"/>
-          <w:sz w:val="24"/>
-          <w:szCs w:val="24"/>
-        </w:rPr>
-        <w:t>)</w:t>
+        <w:t>Remove Duplicates (Print Only Unique Elements)</w:t>
       </w:r>
       <w:r>
         <w:rPr>
@@ -4794,7 +4240,6 @@
         </w:rPr>
         <w:t>.(</w:t>
       </w:r>
-      <w:proofErr w:type="gramEnd"/>
       <w:r>
         <w:rPr>
           <w:rFonts w:asciiTheme="minorHAnsi" w:eastAsiaTheme="minorHAnsi" w:hAnsiTheme="minorHAnsi" w:cstheme="minorBidi"/>
@@ -4975,39 +4420,8 @@
           <w:szCs w:val="24"/>
         </w:rPr>
         <w:lastRenderedPageBreak/>
-        <w:t xml:space="preserve">DSA Foundation </w:t>
-      </w:r>
-      <w:proofErr w:type="gramStart"/>
-      <w:r>
-        <w:rPr>
-          <w:rFonts w:ascii="Verdana" w:hAnsi="Verdana"/>
-          <w:color w:val="000000"/>
-          <w:sz w:val="24"/>
-          <w:szCs w:val="24"/>
-        </w:rPr>
-        <w:t>questions(</w:t>
-      </w:r>
-      <w:proofErr w:type="gramEnd"/>
-      <w:r>
-        <w:rPr>
-          <w:rFonts w:ascii="Verdana" w:hAnsi="Verdana"/>
-          <w:color w:val="000000"/>
-          <w:sz w:val="24"/>
-          <w:szCs w:val="24"/>
-        </w:rPr>
-        <w:t>Day 16</w:t>
-      </w:r>
-      <w:proofErr w:type="gramStart"/>
-      <w:r>
-        <w:rPr>
-          <w:rFonts w:ascii="Verdana" w:hAnsi="Verdana"/>
-          <w:color w:val="000000"/>
-          <w:sz w:val="24"/>
-          <w:szCs w:val="24"/>
-        </w:rPr>
-        <w:t>) :</w:t>
-      </w:r>
-      <w:proofErr w:type="gramEnd"/>
+        <w:t>DSA Foundation questions(Day 16) :</w:t>
+      </w:r>
     </w:p>
     <w:p>
       <w:pPr>
@@ -5476,25 +4890,14 @@
         </w:rPr>
         <w:t xml:space="preserve">Day 17(Array in DSA </w:t>
       </w:r>
-      <w:proofErr w:type="gramStart"/>
-      <w:r>
-        <w:rPr>
-          <w:rFonts w:ascii="Verdana" w:hAnsi="Verdana"/>
-          <w:color w:val="000000"/>
-          <w:sz w:val="24"/>
-          <w:szCs w:val="24"/>
-        </w:rPr>
-        <w:t>basic :</w:t>
-      </w:r>
-      <w:proofErr w:type="gramEnd"/>
-      <w:r>
-        <w:rPr>
-          <w:rFonts w:ascii="Verdana" w:hAnsi="Verdana"/>
-          <w:color w:val="000000"/>
-          <w:sz w:val="24"/>
-          <w:szCs w:val="24"/>
-        </w:rPr>
-        <w:t xml:space="preserve"> sorting, searching and reversing</w:t>
+      <w:r>
+        <w:rPr>
+          <w:rFonts w:ascii="Verdana" w:hAnsi="Verdana"/>
+          <w:color w:val="000000"/>
+          <w:sz w:val="24"/>
+          <w:szCs w:val="24"/>
+        </w:rPr>
+        <w:t>basic : sorting, searching and reversing</w:t>
       </w:r>
       <w:r>
         <w:rPr>
@@ -5528,36 +4931,16 @@
           <w:sz w:val="24"/>
           <w:szCs w:val="24"/>
         </w:rPr>
-        <w:t xml:space="preserve">Write a program to find the largest element in an array using both brute force and optimal solution </w:t>
-      </w:r>
-      <w:proofErr w:type="gramStart"/>
-      <w:r>
-        <w:rPr>
-          <w:rFonts w:ascii="Verdana" w:hAnsi="Verdana"/>
-          <w:color w:val="000000"/>
-          <w:sz w:val="24"/>
-          <w:szCs w:val="24"/>
-        </w:rPr>
-        <w:t>possible.</w:t>
-      </w:r>
-      <w:r>
-        <w:rPr>
-          <w:rFonts w:ascii="Verdana" w:hAnsi="Verdana"/>
-          <w:color w:val="000000"/>
-          <w:sz w:val="24"/>
-          <w:szCs w:val="24"/>
-        </w:rPr>
-        <w:t>(</w:t>
-      </w:r>
-      <w:proofErr w:type="gramEnd"/>
-      <w:r>
-        <w:rPr>
-          <w:rFonts w:ascii="Verdana" w:hAnsi="Verdana"/>
-          <w:color w:val="000000"/>
-          <w:sz w:val="24"/>
-          <w:szCs w:val="24"/>
-        </w:rPr>
-        <w:t>Sorting)</w:t>
+        <w:t>Write a program to find the largest element in an array using both brute force and optimal solution possible.</w:t>
+      </w:r>
+      <w:r>
+        <w:rPr>
+          <w:rFonts w:ascii="Verdana" w:hAnsi="Verdana"/>
+          <w:color w:val="000000"/>
+          <w:sz w:val="24"/>
+          <w:szCs w:val="24"/>
+        </w:rPr>
+        <w:t>(Sorting)</w:t>
       </w:r>
     </w:p>
     <w:bookmarkEnd w:id="0"/>
@@ -5762,7 +5145,6 @@
         </w:rPr>
         <w:t>Given an array, </w:t>
       </w:r>
-      <w:proofErr w:type="gramStart"/>
       <w:r>
         <w:rPr>
           <w:rFonts w:ascii="Verdana" w:hAnsi="Verdana"/>
@@ -5772,9 +5154,17 @@
           <w:sz w:val="24"/>
           <w:szCs w:val="24"/>
         </w:rPr>
-        <w:t>a[</w:t>
-      </w:r>
-      <w:proofErr w:type="gramEnd"/>
+        <w:t>a[]</w:t>
+      </w:r>
+      <w:r>
+        <w:rPr>
+          <w:rFonts w:ascii="Verdana" w:hAnsi="Verdana"/>
+          <w:color w:val="000000"/>
+          <w:sz w:val="24"/>
+          <w:szCs w:val="24"/>
+        </w:rPr>
+        <w:t> of n integers, and an integer element </w:t>
+      </w:r>
       <w:r>
         <w:rPr>
           <w:rFonts w:ascii="Verdana" w:hAnsi="Verdana"/>
@@ -5784,26 +5174,6 @@
           <w:sz w:val="24"/>
           <w:szCs w:val="24"/>
         </w:rPr>
-        <w:t>]</w:t>
-      </w:r>
-      <w:r>
-        <w:rPr>
-          <w:rFonts w:ascii="Verdana" w:hAnsi="Verdana"/>
-          <w:color w:val="000000"/>
-          <w:sz w:val="24"/>
-          <w:szCs w:val="24"/>
-        </w:rPr>
-        <w:t> of n integers, and an integer element </w:t>
-      </w:r>
-      <w:r>
-        <w:rPr>
-          <w:rFonts w:ascii="Verdana" w:hAnsi="Verdana"/>
-          <w:b/>
-          <w:bCs/>
-          <w:color w:val="000000"/>
-          <w:sz w:val="24"/>
-          <w:szCs w:val="24"/>
-        </w:rPr>
         <w:t>x</w:t>
       </w:r>
       <w:r>
@@ -5851,47 +5221,7 @@
           <w:sz w:val="24"/>
           <w:szCs w:val="24"/>
         </w:rPr>
-        <w:t xml:space="preserve"> </w:t>
-      </w:r>
-      <w:proofErr w:type="gramStart"/>
-      <w:r>
-        <w:rPr>
-          <w:rFonts w:ascii="Verdana" w:hAnsi="Verdana"/>
-          <w:color w:val="000000"/>
-          <w:sz w:val="24"/>
-          <w:szCs w:val="24"/>
-        </w:rPr>
-        <w:t>( Array</w:t>
-      </w:r>
-      <w:proofErr w:type="gramEnd"/>
-      <w:r>
-        <w:rPr>
-          <w:rFonts w:ascii="Verdana" w:hAnsi="Verdana"/>
-          <w:color w:val="000000"/>
-          <w:sz w:val="24"/>
-          <w:szCs w:val="24"/>
-        </w:rPr>
-        <w:t xml:space="preserve"> in DSA part </w:t>
-      </w:r>
-      <w:proofErr w:type="gramStart"/>
-      <w:r>
-        <w:rPr>
-          <w:rFonts w:ascii="Verdana" w:hAnsi="Verdana"/>
-          <w:color w:val="000000"/>
-          <w:sz w:val="24"/>
-          <w:szCs w:val="24"/>
-        </w:rPr>
-        <w:t>2 :</w:t>
-      </w:r>
-      <w:proofErr w:type="gramEnd"/>
-      <w:r>
-        <w:rPr>
-          <w:rFonts w:ascii="Verdana" w:hAnsi="Verdana"/>
-          <w:color w:val="000000"/>
-          <w:sz w:val="24"/>
-          <w:szCs w:val="24"/>
-        </w:rPr>
-        <w:t xml:space="preserve"> bubble sorting</w:t>
+        <w:t xml:space="preserve"> ( Array in DSA part 2 : bubble sorting</w:t>
       </w:r>
       <w:r>
         <w:rPr>
@@ -6048,9 +5378,8 @@
           <w:szCs w:val="27"/>
           <w14:ligatures w14:val="none"/>
         </w:rPr>
-        <w:t>Rotate Array Right by 1 (In-place</w:t>
-      </w:r>
-      <w:proofErr w:type="gramStart"/>
+        <w:t>Rotate Array Right by 1 (In-place)</w:t>
+      </w:r>
       <w:r>
         <w:rPr>
           <w:rFonts w:ascii="Mangal" w:eastAsia="Times New Roman" w:hAnsi="Mangal" w:cs="Mangal"/>
@@ -6061,21 +5390,8 @@
           <w:szCs w:val="27"/>
           <w14:ligatures w14:val="none"/>
         </w:rPr>
-        <w:t>)</w:t>
-      </w:r>
-      <w:r>
-        <w:rPr>
-          <w:rFonts w:ascii="Mangal" w:eastAsia="Times New Roman" w:hAnsi="Mangal" w:cs="Mangal"/>
-          <w:b/>
-          <w:bCs/>
-          <w:kern w:val="0"/>
-          <w:sz w:val="27"/>
-          <w:szCs w:val="27"/>
-          <w14:ligatures w14:val="none"/>
-        </w:rPr>
         <w:t>.(</w:t>
       </w:r>
-      <w:proofErr w:type="gramEnd"/>
       <w:r>
         <w:rPr>
           <w:rFonts w:ascii="Mangal" w:eastAsia="Times New Roman" w:hAnsi="Mangal" w:cs="Mangal"/>
@@ -6316,27 +5632,7 @@
           <w:sz w:val="24"/>
           <w:szCs w:val="24"/>
         </w:rPr>
-        <w:t xml:space="preserve">. Use </w:t>
-      </w:r>
-      <w:proofErr w:type="gramStart"/>
-      <w:r>
-        <w:rPr>
-          <w:rFonts w:ascii="Verdana" w:hAnsi="Verdana"/>
-          <w:color w:val="000000"/>
-          <w:sz w:val="24"/>
-          <w:szCs w:val="24"/>
-        </w:rPr>
-        <w:t>split(</w:t>
-      </w:r>
-      <w:proofErr w:type="gramEnd"/>
-      <w:r>
-        <w:rPr>
-          <w:rFonts w:ascii="Verdana" w:hAnsi="Verdana"/>
-          <w:color w:val="000000"/>
-          <w:sz w:val="24"/>
-          <w:szCs w:val="24"/>
-        </w:rPr>
-        <w:t>).</w:t>
+        <w:t>. Use split().</w:t>
       </w:r>
     </w:p>
     <w:p>
@@ -6378,17 +5674,7 @@
           <w:sz w:val="24"/>
           <w:szCs w:val="24"/>
         </w:rPr>
-        <w:t xml:space="preserve">. </w:t>
-      </w:r>
-      <w:proofErr w:type="gramStart"/>
-      <w:r>
-        <w:rPr>
-          <w:rFonts w:ascii="Verdana" w:hAnsi="Verdana"/>
-          <w:color w:val="000000"/>
-          <w:sz w:val="24"/>
-          <w:szCs w:val="24"/>
-        </w:rPr>
-        <w:t xml:space="preserve">Use  </w:t>
+        <w:t xml:space="preserve">. Use  </w:t>
       </w:r>
       <w:proofErr w:type="spellStart"/>
       <w:r>
@@ -6401,7 +5687,6 @@
         <w:t>toCharArray</w:t>
       </w:r>
       <w:proofErr w:type="spellEnd"/>
-      <w:proofErr w:type="gramEnd"/>
       <w:r>
         <w:rPr>
           <w:rFonts w:ascii="Verdana" w:hAnsi="Verdana"/>
@@ -6535,23 +5820,13 @@
         <w:t>swiss</w:t>
       </w:r>
       <w:proofErr w:type="spellEnd"/>
-      <w:proofErr w:type="gramStart"/>
-      <w:r>
-        <w:rPr>
-          <w:rFonts w:ascii="Verdana" w:hAnsi="Verdana"/>
-          <w:color w:val="000000"/>
-          <w:szCs w:val="24"/>
-        </w:rPr>
-        <w:t>"  Output</w:t>
-      </w:r>
-      <w:proofErr w:type="gramEnd"/>
-      <w:r>
-        <w:rPr>
-          <w:rFonts w:ascii="Verdana" w:hAnsi="Verdana"/>
-          <w:color w:val="000000"/>
-          <w:szCs w:val="24"/>
-        </w:rPr>
-        <w:t>: 'w'</w:t>
+      <w:r>
+        <w:rPr>
+          <w:rFonts w:ascii="Verdana" w:hAnsi="Verdana"/>
+          <w:color w:val="000000"/>
+          <w:szCs w:val="24"/>
+        </w:rPr>
+        <w:t>"  Output: 'w'</w:t>
       </w:r>
       <w:r>
         <w:rPr>
@@ -7278,36 +6553,8 @@
           <w:sz w:val="28"/>
           <w:szCs w:val="22"/>
         </w:rPr>
-        <w:t xml:space="preserve"> </w:t>
-      </w:r>
-      <w:proofErr w:type="gramStart"/>
-      <w:r>
-        <w:rPr>
-          <w:rFonts w:ascii="Times New Roman" w:hAnsi="Times New Roman" w:cs="Times New Roman"/>
-          <w:sz w:val="28"/>
-          <w:szCs w:val="22"/>
-        </w:rPr>
-        <w:t>( Array</w:t>
-      </w:r>
-      <w:proofErr w:type="gramEnd"/>
-      <w:r>
-        <w:rPr>
-          <w:rFonts w:ascii="Times New Roman" w:hAnsi="Times New Roman" w:cs="Times New Roman"/>
-          <w:sz w:val="28"/>
-          <w:szCs w:val="22"/>
-        </w:rPr>
-        <w:t xml:space="preserve"> in Java Lab – </w:t>
-      </w:r>
-      <w:proofErr w:type="gramStart"/>
-      <w:r>
-        <w:rPr>
-          <w:rFonts w:ascii="Times New Roman" w:hAnsi="Times New Roman" w:cs="Times New Roman"/>
-          <w:sz w:val="28"/>
-          <w:szCs w:val="22"/>
-        </w:rPr>
-        <w:t>5 )</w:t>
-      </w:r>
-      <w:proofErr w:type="gramEnd"/>
+        <w:t xml:space="preserve"> ( Array in Java Lab – 5 )</w:t>
+      </w:r>
     </w:p>
     <w:p>
       <w:pPr>
@@ -7658,42 +6905,8 @@
           <w14:ligatures w14:val="none"/>
         </w:rPr>
         <w:br/>
-        <w:t xml:space="preserve">Output: Upper </w:t>
-      </w:r>
-      <w:proofErr w:type="gramStart"/>
-      <w:r>
-        <w:rPr>
-          <w:rFonts w:ascii="Mangal" w:eastAsia="Times New Roman" w:hAnsi="Mangal" w:cs="Mangal"/>
-          <w:kern w:val="0"/>
-          <w:sz w:val="20"/>
-          <w:szCs w:val="20"/>
-          <w14:ligatures w14:val="none"/>
-        </w:rPr>
-        <w:t>= ?</w:t>
-      </w:r>
-      <w:proofErr w:type="gramEnd"/>
-      <w:r>
-        <w:rPr>
-          <w:rFonts w:ascii="Mangal" w:eastAsia="Times New Roman" w:hAnsi="Mangal" w:cs="Mangal"/>
-          <w:kern w:val="0"/>
-          <w:sz w:val="20"/>
-          <w:szCs w:val="20"/>
-          <w14:ligatures w14:val="none"/>
-        </w:rPr>
-        <w:t xml:space="preserve">, Lower </w:t>
-      </w:r>
-      <w:proofErr w:type="gramStart"/>
-      <w:r>
-        <w:rPr>
-          <w:rFonts w:ascii="Mangal" w:eastAsia="Times New Roman" w:hAnsi="Mangal" w:cs="Mangal"/>
-          <w:kern w:val="0"/>
-          <w:sz w:val="20"/>
-          <w:szCs w:val="20"/>
-          <w14:ligatures w14:val="none"/>
-        </w:rPr>
-        <w:t>= ?</w:t>
-      </w:r>
-      <w:proofErr w:type="gramEnd"/>
+        <w:t>Output: Upper = ?, Lower = ?</w:t>
+      </w:r>
     </w:p>
     <w:p>
       <w:pPr>
@@ -8014,27 +7227,7 @@
           <w:sz w:val="24"/>
           <w:szCs w:val="24"/>
         </w:rPr>
-        <w:t xml:space="preserve">Given an array, write a java program to right rotate it by k elements, let elements be 1,2,3,4,5,6,7,8,9,10. If k = 3, after right rotation it becomes 8, 9, 10, </w:t>
-      </w:r>
-      <w:proofErr w:type="gramStart"/>
-      <w:r>
-        <w:rPr>
-          <w:rFonts w:ascii="Verdana" w:hAnsi="Verdana"/>
-          <w:color w:val="000000"/>
-          <w:sz w:val="24"/>
-          <w:szCs w:val="24"/>
-        </w:rPr>
-        <w:t>1 ,</w:t>
-      </w:r>
-      <w:proofErr w:type="gramEnd"/>
-      <w:r>
-        <w:rPr>
-          <w:rFonts w:ascii="Verdana" w:hAnsi="Verdana"/>
-          <w:color w:val="000000"/>
-          <w:sz w:val="24"/>
-          <w:szCs w:val="24"/>
-        </w:rPr>
-        <w:t xml:space="preserve"> 2, 3, 4, 5, 6, 7.</w:t>
+        <w:t>Given an array, write a java program to right rotate it by k elements, let elements be 1,2,3,4,5,6,7,8,9,10. If k = 3, after right rotation it becomes 8, 9, 10, 1 , 2, 3, 4, 5, 6, 7.</w:t>
       </w:r>
     </w:p>
     <w:p>
@@ -8251,39 +7444,17 @@
           <w:szCs w:val="20"/>
           <w14:ligatures w14:val="none"/>
         </w:rPr>
-        <w:t xml:space="preserve">Find </w:t>
-      </w:r>
-      <w:proofErr w:type="gramStart"/>
-      <w:r>
-        <w:rPr>
-          <w:rFonts w:ascii="Mangal" w:eastAsia="Times New Roman" w:hAnsi="Mangal" w:cs="Mangal"/>
-          <w:kern w:val="0"/>
-          <w:sz w:val="20"/>
-          <w:szCs w:val="20"/>
-          <w14:ligatures w14:val="none"/>
-        </w:rPr>
-        <w:t>average</w:t>
-      </w:r>
-      <w:r>
-        <w:rPr>
-          <w:rFonts w:ascii="Mangal" w:eastAsia="Times New Roman" w:hAnsi="Mangal" w:cs="Mangal"/>
-          <w:kern w:val="0"/>
-          <w:sz w:val="20"/>
-          <w:szCs w:val="20"/>
-          <w14:ligatures w14:val="none"/>
-        </w:rPr>
-        <w:t xml:space="preserve"> ,</w:t>
-      </w:r>
-      <w:proofErr w:type="gramEnd"/>
-      <w:r>
-        <w:rPr>
-          <w:rFonts w:ascii="Mangal" w:eastAsia="Times New Roman" w:hAnsi="Mangal" w:cs="Mangal"/>
-          <w:kern w:val="0"/>
-          <w:sz w:val="20"/>
-          <w:szCs w:val="20"/>
-          <w14:ligatures w14:val="none"/>
-        </w:rPr>
-        <w:t xml:space="preserve"> </w:t>
+        <w:t>Find average</w:t>
+      </w:r>
+      <w:r>
+        <w:rPr>
+          <w:rFonts w:ascii="Mangal" w:eastAsia="Times New Roman" w:hAnsi="Mangal" w:cs="Mangal"/>
+          <w:kern w:val="0"/>
+          <w:sz w:val="20"/>
+          <w:szCs w:val="20"/>
+          <w14:ligatures w14:val="none"/>
+        </w:rPr>
+        <w:t xml:space="preserve"> , </w:t>
       </w:r>
       <w:r>
         <w:rPr>
@@ -8456,18 +7627,7 @@
           <w:szCs w:val="20"/>
           <w14:ligatures w14:val="none"/>
         </w:rPr>
-        <w:t>(</w:t>
-      </w:r>
-      <w:proofErr w:type="gramStart"/>
-      <w:r>
-        <w:rPr>
-          <w:rFonts w:ascii="Mangal" w:eastAsia="Times New Roman" w:hAnsi="Mangal" w:cs="Mangal"/>
-          <w:kern w:val="0"/>
-          <w:sz w:val="20"/>
-          <w:szCs w:val="20"/>
-          <w14:ligatures w14:val="none"/>
-        </w:rPr>
-        <w:t>)</w:t>
+        <w:t>()</w:t>
       </w:r>
       <w:r>
         <w:rPr>
@@ -8491,27 +7651,15 @@
         <w:t>toLowerCase</w:t>
       </w:r>
       <w:proofErr w:type="spellEnd"/>
-      <w:proofErr w:type="gramEnd"/>
-      <w:r>
-        <w:rPr>
-          <w:rFonts w:ascii="Mangal" w:eastAsia="Times New Roman" w:hAnsi="Mangal" w:cs="Mangal"/>
-          <w:kern w:val="0"/>
-          <w:sz w:val="20"/>
-          <w:szCs w:val="20"/>
-          <w14:ligatures w14:val="none"/>
-        </w:rPr>
-        <w:t>(</w:t>
-      </w:r>
-      <w:proofErr w:type="gramStart"/>
-      <w:r>
-        <w:rPr>
-          <w:rFonts w:ascii="Mangal" w:eastAsia="Times New Roman" w:hAnsi="Mangal" w:cs="Mangal"/>
-          <w:kern w:val="0"/>
-          <w:sz w:val="20"/>
-          <w:szCs w:val="20"/>
-          <w14:ligatures w14:val="none"/>
-        </w:rPr>
-        <w:t>),</w:t>
+      <w:r>
+        <w:rPr>
+          <w:rFonts w:ascii="Mangal" w:eastAsia="Times New Roman" w:hAnsi="Mangal" w:cs="Mangal"/>
+          <w:kern w:val="0"/>
+          <w:sz w:val="20"/>
+          <w:szCs w:val="20"/>
+          <w14:ligatures w14:val="none"/>
+        </w:rPr>
+        <w:t>(),</w:t>
       </w:r>
       <w:r>
         <w:rPr>
@@ -8545,7 +7693,6 @@
         <w:t>toUpperCase</w:t>
       </w:r>
       <w:proofErr w:type="spellEnd"/>
-      <w:proofErr w:type="gramEnd"/>
       <w:r>
         <w:rPr>
           <w:rFonts w:ascii="Mangal" w:eastAsia="Times New Roman" w:hAnsi="Mangal" w:cs="Mangal"/>
@@ -8639,7 +7786,6 @@
         </w:rPr>
         <w:t xml:space="preserve"> = </w:t>
       </w:r>
-      <w:proofErr w:type="gramStart"/>
       <w:r>
         <w:rPr>
           <w:rStyle w:val="hljs-number"/>
@@ -8661,7 +7807,6 @@
         </w:rPr>
         <w:t>a</w:t>
       </w:r>
-      <w:proofErr w:type="gramEnd"/>
       <w:r>
         <w:rPr>
           <w:rStyle w:val="HTMLCode"/>
@@ -8669,7 +7814,6 @@
         </w:rPr>
         <w:t xml:space="preserve"> = </w:t>
       </w:r>
-      <w:proofErr w:type="gramStart"/>
       <w:r>
         <w:rPr>
           <w:rStyle w:val="hljs-number"/>
@@ -8691,7 +7835,6 @@
         </w:rPr>
         <w:t>n</w:t>
       </w:r>
-      <w:proofErr w:type="gramEnd"/>
       <w:r>
         <w:rPr>
           <w:rStyle w:val="HTMLCode"/>
@@ -8718,21 +7861,12 @@
       <w:r>
         <w:t xml:space="preserve">You can use:  Nested loops (manual) Or </w:t>
       </w:r>
-      <w:proofErr w:type="gramStart"/>
       <w:r>
         <w:rPr>
           <w:rStyle w:val="HTMLCode"/>
           <w:rFonts w:eastAsiaTheme="majorEastAsia"/>
         </w:rPr>
-        <w:t>int[</w:t>
-      </w:r>
-      <w:proofErr w:type="gramEnd"/>
-      <w:r>
-        <w:rPr>
-          <w:rStyle w:val="HTMLCode"/>
-          <w:rFonts w:eastAsiaTheme="majorEastAsia"/>
-        </w:rPr>
-        <w:t>256]</w:t>
+        <w:t>int[256]</w:t>
       </w:r>
       <w:r>
         <w:t xml:space="preserve"> frequency array (smart)</w:t>
@@ -9213,15 +8347,7 @@
         </w:rPr>
       </w:pPr>
       <w:r>
-        <w:t xml:space="preserve">Write a Java program to create a class student having property name, address and roll. Set default and user defined value of these property using constructors and then display values of </w:t>
-      </w:r>
-      <w:proofErr w:type="gramStart"/>
-      <w:r>
-        <w:t>these property</w:t>
-      </w:r>
-      <w:proofErr w:type="gramEnd"/>
-      <w:r>
-        <w:t>.</w:t>
+        <w:t>Write a Java program to create a class student having property name, address and roll. Set default and user defined value of these property using constructors and then display values of these property.</w:t>
       </w:r>
     </w:p>
     <w:p>
@@ -9233,15 +8359,7 @@
         </w:numPr>
       </w:pPr>
       <w:r>
-        <w:t xml:space="preserve">Write a class </w:t>
-      </w:r>
-      <w:proofErr w:type="gramStart"/>
-      <w:r>
-        <w:t>Box</w:t>
-      </w:r>
-      <w:proofErr w:type="gramEnd"/>
-      <w:r>
-        <w:t xml:space="preserve"> with private variables width, height and depth and methods to find volume and surface area. Use suitable constructors. Implement the class to find volume and surface area of two boxes.</w:t>
+        <w:t>Write a class Box with private variables width, height and depth and methods to find volume and surface area. Use suitable constructors. Implement the class to find volume and surface area of two boxes.</w:t>
       </w:r>
     </w:p>
     <w:p>
@@ -9301,23 +8419,7 @@
         </w:rPr>
       </w:pPr>
       <w:r>
-        <w:t>Create a Java class Time with three attributes hours, minutes, and seconds. Use appropriate constructors to initialize instance variables. Use methods to display time in HH:</w:t>
-      </w:r>
-      <w:proofErr w:type="gramStart"/>
-      <w:r>
-        <w:t>MM:SS</w:t>
-      </w:r>
-      <w:proofErr w:type="gramEnd"/>
-      <w:r>
-        <w:t xml:space="preserve"> format, add and subtract </w:t>
-      </w:r>
-      <w:proofErr w:type="gramStart"/>
-      <w:r>
-        <w:t>two time</w:t>
-      </w:r>
-      <w:proofErr w:type="gramEnd"/>
-      <w:r>
-        <w:t xml:space="preserve"> objects. Implement the class to add, subtract and display time objects.</w:t>
+        <w:t>Create a Java class Time with three attributes hours, minutes, and seconds. Use appropriate constructors to initialize instance variables. Use methods to display time in HH:MM:SS format, add and subtract two time objects. Implement the class to add, subtract and display time objects.</w:t>
       </w:r>
     </w:p>
     <w:p>
@@ -9363,29 +8465,7 @@
           <w:color w:val="000000"/>
           <w:szCs w:val="24"/>
         </w:rPr>
-        <w:t xml:space="preserve">Find Pair </w:t>
-      </w:r>
-      <w:proofErr w:type="gramStart"/>
-      <w:r>
-        <w:rPr>
-          <w:rFonts w:ascii="Verdana" w:hAnsi="Verdana"/>
-          <w:b/>
-          <w:bCs/>
-          <w:color w:val="000000"/>
-          <w:szCs w:val="24"/>
-        </w:rPr>
-        <w:t>With</w:t>
-      </w:r>
-      <w:proofErr w:type="gramEnd"/>
-      <w:r>
-        <w:rPr>
-          <w:rFonts w:ascii="Verdana" w:hAnsi="Verdana"/>
-          <w:b/>
-          <w:bCs/>
-          <w:color w:val="000000"/>
-          <w:szCs w:val="24"/>
-        </w:rPr>
-        <w:t xml:space="preserve"> Given Sum</w:t>
+        <w:t>Find Pair With Given Sum</w:t>
       </w:r>
     </w:p>
     <w:p>
@@ -9432,16 +8512,7 @@
           <w:color w:val="000000"/>
           <w:szCs w:val="24"/>
         </w:rPr>
-        <w:t>Use nested loop (</w:t>
-      </w:r>
-      <w:proofErr w:type="gramStart"/>
-      <w:r>
-        <w:rPr>
-          <w:rFonts w:ascii="Verdana" w:hAnsi="Verdana"/>
-          <w:color w:val="000000"/>
-          <w:szCs w:val="24"/>
-        </w:rPr>
-        <w:t>basic)</w:t>
+        <w:t>Use nested loop (basic)</w:t>
       </w:r>
       <w:r>
         <w:rPr>
@@ -9451,7 +8522,6 @@
         </w:rPr>
         <w:t xml:space="preserve">   </w:t>
       </w:r>
-      <w:proofErr w:type="gramEnd"/>
       <w:r>
         <w:rPr>
           <w:rFonts w:ascii="Verdana" w:hAnsi="Verdana"/>
@@ -9551,18 +8621,7 @@
           <w14:ligatures w14:val="none"/>
         </w:rPr>
         <w:br/>
-        <w:t>Output: {2,2</w:t>
-      </w:r>
-      <w:proofErr w:type="gramStart"/>
-      <w:r>
-        <w:rPr>
-          <w:rFonts w:ascii="Mangal" w:eastAsia="Times New Roman" w:hAnsi="Mangal" w:cs="Mangal"/>
-          <w:kern w:val="0"/>
-          <w:sz w:val="20"/>
-          <w:szCs w:val="20"/>
-          <w14:ligatures w14:val="none"/>
-        </w:rPr>
-        <w:t>}</w:t>
+        <w:t>Output: {2,2}</w:t>
       </w:r>
       <w:r>
         <w:rPr>
@@ -9582,18 +8641,7 @@
           <w:szCs w:val="20"/>
           <w14:ligatures w14:val="none"/>
         </w:rPr>
-        <w:t>Don’t</w:t>
-      </w:r>
-      <w:proofErr w:type="gramEnd"/>
-      <w:r>
-        <w:rPr>
-          <w:rFonts w:ascii="Mangal" w:eastAsia="Times New Roman" w:hAnsi="Mangal" w:cs="Mangal"/>
-          <w:kern w:val="0"/>
-          <w:sz w:val="20"/>
-          <w:szCs w:val="20"/>
-          <w14:ligatures w14:val="none"/>
-        </w:rPr>
-        <w:t xml:space="preserve"> create a new array if possible.</w:t>
+        <w:t>Don’t create a new array if possible.</w:t>
       </w:r>
     </w:p>
     <w:p>
@@ -10455,6 +9503,74 @@
           <w:sz w:val="24"/>
           <w:szCs w:val="24"/>
         </w:rPr>
+        <w:t>Day 27</w:t>
+      </w:r>
+    </w:p>
+    <w:p>
+      <w:pPr>
+        <w:pStyle w:val="max2"/>
+        <w:numPr>
+          <w:ilvl w:val="0"/>
+          <w:numId w:val="41"/>
+        </w:numPr>
+        <w:rPr>
+          <w:rFonts w:ascii="Verdana" w:hAnsi="Verdana"/>
+          <w:color w:val="000000"/>
+          <w:sz w:val="24"/>
+          <w:szCs w:val="24"/>
+        </w:rPr>
+      </w:pPr>
+      <w:r>
+        <w:rPr>
+          <w:rFonts w:ascii="Verdana" w:hAnsi="Verdana"/>
+          <w:color w:val="000000"/>
+          <w:sz w:val="24"/>
+          <w:szCs w:val="24"/>
+        </w:rPr>
+        <w:t>Write program to print array in ascending order not after sorting but while sorting process. P</w:t>
+      </w:r>
+      <w:r>
+        <w:rPr>
+          <w:rFonts w:ascii="Times New Roman" w:hAnsi="Times New Roman" w:cs="Times New Roman"/>
+          <w:color w:val="000000"/>
+          <w:sz w:val="24"/>
+          <w:szCs w:val="24"/>
+        </w:rPr>
+        <w:t>rint each largest element as it gets placed in its correct position.</w:t>
+      </w:r>
+    </w:p>
+    <w:p>
+      <w:pPr>
+        <w:pStyle w:val="max2"/>
+        <w:numPr>
+          <w:ilvl w:val="0"/>
+          <w:numId w:val="41"/>
+        </w:numPr>
+        <w:rPr>
+          <w:rFonts w:ascii="Verdana" w:hAnsi="Verdana"/>
+          <w:color w:val="000000"/>
+          <w:sz w:val="24"/>
+          <w:szCs w:val="24"/>
+        </w:rPr>
+      </w:pPr>
+    </w:p>
+    <w:p>
+      <w:pPr>
+        <w:pStyle w:val="max2"/>
+        <w:rPr>
+          <w:rFonts w:ascii="Verdana" w:hAnsi="Verdana"/>
+          <w:color w:val="000000"/>
+          <w:sz w:val="24"/>
+          <w:szCs w:val="24"/>
+        </w:rPr>
+      </w:pPr>
+      <w:r>
+        <w:rPr>
+          <w:rFonts w:ascii="Verdana" w:hAnsi="Verdana"/>
+          <w:color w:val="000000"/>
+          <w:sz w:val="24"/>
+          <w:szCs w:val="24"/>
+        </w:rPr>
         <w:t>Day 2</w:t>
       </w:r>
       <w:r>
@@ -10464,7 +9580,7 @@
           <w:sz w:val="24"/>
           <w:szCs w:val="24"/>
         </w:rPr>
-        <w:t>7</w:t>
+        <w:t>8</w:t>
       </w:r>
     </w:p>
     <w:p>
@@ -10748,27 +9864,7 @@
           <w:sz w:val="24"/>
           <w:szCs w:val="24"/>
         </w:rPr>
-        <w:t xml:space="preserve">Count Strings Starting and Ending </w:t>
-      </w:r>
-      <w:proofErr w:type="gramStart"/>
-      <w:r>
-        <w:rPr>
-          <w:rStyle w:val="Strong"/>
-          <w:rFonts w:ascii="Times New Roman" w:eastAsiaTheme="majorEastAsia" w:hAnsi="Times New Roman" w:cs="Times New Roman"/>
-          <w:sz w:val="24"/>
-          <w:szCs w:val="24"/>
-        </w:rPr>
-        <w:t>With</w:t>
-      </w:r>
-      <w:proofErr w:type="gramEnd"/>
-      <w:r>
-        <w:rPr>
-          <w:rStyle w:val="Strong"/>
-          <w:rFonts w:ascii="Times New Roman" w:eastAsiaTheme="majorEastAsia" w:hAnsi="Times New Roman" w:cs="Times New Roman"/>
-          <w:sz w:val="24"/>
-          <w:szCs w:val="24"/>
-        </w:rPr>
-        <w:t xml:space="preserve"> Same Characte</w:t>
+        <w:t>Count Strings Starting and Ending With Same Characte</w:t>
       </w:r>
       <w:r>
         <w:rPr>
@@ -11758,7 +10854,7 @@
   <w:abstractNum w:abstractNumId="8" w15:restartNumberingAfterBreak="0">
     <w:nsid w:val="1F1F31F2"/>
     <w:multiLevelType w:val="hybridMultilevel"/>
-    <w:tmpl w:val="9BDA75C6"/>
+    <w:tmpl w:val="EB1E71D8"/>
     <w:lvl w:ilvl="0" w:tplc="0409000F">
       <w:start w:val="1"/>
       <w:numFmt w:val="decimal"/>
@@ -12557,6 +11653,95 @@
     </w:lvl>
   </w:abstractNum>
   <w:abstractNum w:abstractNumId="17" w15:restartNumberingAfterBreak="0">
+    <w:nsid w:val="3DA117DE"/>
+    <w:multiLevelType w:val="hybridMultilevel"/>
+    <w:tmpl w:val="822672BC"/>
+    <w:lvl w:ilvl="0" w:tplc="A01CC8E4">
+      <w:start w:val="1"/>
+      <w:numFmt w:val="decimal"/>
+      <w:lvlText w:val="%1."/>
+      <w:lvlJc w:val="left"/>
+      <w:pPr>
+        <w:ind w:left="1080" w:hanging="360"/>
+      </w:pPr>
+      <w:rPr>
+        <w:rFonts w:hint="default"/>
+      </w:rPr>
+    </w:lvl>
+    <w:lvl w:ilvl="1" w:tplc="04090019" w:tentative="1">
+      <w:start w:val="1"/>
+      <w:numFmt w:val="lowerLetter"/>
+      <w:lvlText w:val="%2."/>
+      <w:lvlJc w:val="left"/>
+      <w:pPr>
+        <w:ind w:left="1800" w:hanging="360"/>
+      </w:pPr>
+    </w:lvl>
+    <w:lvl w:ilvl="2" w:tplc="0409001B" w:tentative="1">
+      <w:start w:val="1"/>
+      <w:numFmt w:val="lowerRoman"/>
+      <w:lvlText w:val="%3."/>
+      <w:lvlJc w:val="right"/>
+      <w:pPr>
+        <w:ind w:left="2520" w:hanging="180"/>
+      </w:pPr>
+    </w:lvl>
+    <w:lvl w:ilvl="3" w:tplc="0409000F" w:tentative="1">
+      <w:start w:val="1"/>
+      <w:numFmt w:val="decimal"/>
+      <w:lvlText w:val="%4."/>
+      <w:lvlJc w:val="left"/>
+      <w:pPr>
+        <w:ind w:left="3240" w:hanging="360"/>
+      </w:pPr>
+    </w:lvl>
+    <w:lvl w:ilvl="4" w:tplc="04090019" w:tentative="1">
+      <w:start w:val="1"/>
+      <w:numFmt w:val="lowerLetter"/>
+      <w:lvlText w:val="%5."/>
+      <w:lvlJc w:val="left"/>
+      <w:pPr>
+        <w:ind w:left="3960" w:hanging="360"/>
+      </w:pPr>
+    </w:lvl>
+    <w:lvl w:ilvl="5" w:tplc="0409001B" w:tentative="1">
+      <w:start w:val="1"/>
+      <w:numFmt w:val="lowerRoman"/>
+      <w:lvlText w:val="%6."/>
+      <w:lvlJc w:val="right"/>
+      <w:pPr>
+        <w:ind w:left="4680" w:hanging="180"/>
+      </w:pPr>
+    </w:lvl>
+    <w:lvl w:ilvl="6" w:tplc="0409000F" w:tentative="1">
+      <w:start w:val="1"/>
+      <w:numFmt w:val="decimal"/>
+      <w:lvlText w:val="%7."/>
+      <w:lvlJc w:val="left"/>
+      <w:pPr>
+        <w:ind w:left="5400" w:hanging="360"/>
+      </w:pPr>
+    </w:lvl>
+    <w:lvl w:ilvl="7" w:tplc="04090019" w:tentative="1">
+      <w:start w:val="1"/>
+      <w:numFmt w:val="lowerLetter"/>
+      <w:lvlText w:val="%8."/>
+      <w:lvlJc w:val="left"/>
+      <w:pPr>
+        <w:ind w:left="6120" w:hanging="360"/>
+      </w:pPr>
+    </w:lvl>
+    <w:lvl w:ilvl="8" w:tplc="0409001B" w:tentative="1">
+      <w:start w:val="1"/>
+      <w:numFmt w:val="lowerRoman"/>
+      <w:lvlText w:val="%9."/>
+      <w:lvlJc w:val="right"/>
+      <w:pPr>
+        <w:ind w:left="6840" w:hanging="180"/>
+      </w:pPr>
+    </w:lvl>
+  </w:abstractNum>
+  <w:abstractNum w:abstractNumId="18" w15:restartNumberingAfterBreak="0">
     <w:nsid w:val="40275F85"/>
     <w:multiLevelType w:val="hybridMultilevel"/>
     <w:tmpl w:val="8DCC4EBE"/>
@@ -12642,7 +11827,7 @@
       </w:pPr>
     </w:lvl>
   </w:abstractNum>
-  <w:abstractNum w:abstractNumId="18" w15:restartNumberingAfterBreak="0">
+  <w:abstractNum w:abstractNumId="19" w15:restartNumberingAfterBreak="0">
     <w:nsid w:val="40C50921"/>
     <w:multiLevelType w:val="hybridMultilevel"/>
     <w:tmpl w:val="AF0A9ABA"/>
@@ -12728,7 +11913,7 @@
       </w:pPr>
     </w:lvl>
   </w:abstractNum>
-  <w:abstractNum w:abstractNumId="19" w15:restartNumberingAfterBreak="0">
+  <w:abstractNum w:abstractNumId="20" w15:restartNumberingAfterBreak="0">
     <w:nsid w:val="41214A0C"/>
     <w:multiLevelType w:val="hybridMultilevel"/>
     <w:tmpl w:val="DC0E80FA"/>
@@ -12814,7 +11999,7 @@
       </w:pPr>
     </w:lvl>
   </w:abstractNum>
-  <w:abstractNum w:abstractNumId="20" w15:restartNumberingAfterBreak="0">
+  <w:abstractNum w:abstractNumId="21" w15:restartNumberingAfterBreak="0">
     <w:nsid w:val="424A52A2"/>
     <w:multiLevelType w:val="hybridMultilevel"/>
     <w:tmpl w:val="A16657D4"/>
@@ -12900,7 +12085,7 @@
       </w:pPr>
     </w:lvl>
   </w:abstractNum>
-  <w:abstractNum w:abstractNumId="21" w15:restartNumberingAfterBreak="0">
+  <w:abstractNum w:abstractNumId="22" w15:restartNumberingAfterBreak="0">
     <w:nsid w:val="47F5408E"/>
     <w:multiLevelType w:val="hybridMultilevel"/>
     <w:tmpl w:val="A16657D4"/>
@@ -12986,7 +12171,7 @@
       </w:pPr>
     </w:lvl>
   </w:abstractNum>
-  <w:abstractNum w:abstractNumId="22" w15:restartNumberingAfterBreak="0">
+  <w:abstractNum w:abstractNumId="23" w15:restartNumberingAfterBreak="0">
     <w:nsid w:val="49173750"/>
     <w:multiLevelType w:val="hybridMultilevel"/>
     <w:tmpl w:val="6FEADD56"/>
@@ -13072,7 +12257,7 @@
       </w:pPr>
     </w:lvl>
   </w:abstractNum>
-  <w:abstractNum w:abstractNumId="23" w15:restartNumberingAfterBreak="0">
+  <w:abstractNum w:abstractNumId="24" w15:restartNumberingAfterBreak="0">
     <w:nsid w:val="4CF81C89"/>
     <w:multiLevelType w:val="hybridMultilevel"/>
     <w:tmpl w:val="B45EFFA6"/>
@@ -13161,7 +12346,7 @@
       </w:pPr>
     </w:lvl>
   </w:abstractNum>
-  <w:abstractNum w:abstractNumId="24" w15:restartNumberingAfterBreak="0">
+  <w:abstractNum w:abstractNumId="25" w15:restartNumberingAfterBreak="0">
     <w:nsid w:val="4E100B8B"/>
     <w:multiLevelType w:val="hybridMultilevel"/>
     <w:tmpl w:val="1D5460BE"/>
@@ -13247,7 +12432,7 @@
       </w:pPr>
     </w:lvl>
   </w:abstractNum>
-  <w:abstractNum w:abstractNumId="25" w15:restartNumberingAfterBreak="0">
+  <w:abstractNum w:abstractNumId="26" w15:restartNumberingAfterBreak="0">
     <w:nsid w:val="4E1E25BC"/>
     <w:multiLevelType w:val="hybridMultilevel"/>
     <w:tmpl w:val="15969A4A"/>
@@ -13338,7 +12523,7 @@
       </w:pPr>
     </w:lvl>
   </w:abstractNum>
-  <w:abstractNum w:abstractNumId="26" w15:restartNumberingAfterBreak="0">
+  <w:abstractNum w:abstractNumId="27" w15:restartNumberingAfterBreak="0">
     <w:nsid w:val="50064A5B"/>
     <w:multiLevelType w:val="hybridMultilevel"/>
     <w:tmpl w:val="F074500E"/>
@@ -13427,7 +12612,7 @@
       </w:pPr>
     </w:lvl>
   </w:abstractNum>
-  <w:abstractNum w:abstractNumId="27" w15:restartNumberingAfterBreak="0">
+  <w:abstractNum w:abstractNumId="28" w15:restartNumberingAfterBreak="0">
     <w:nsid w:val="547D03A2"/>
     <w:multiLevelType w:val="multilevel"/>
     <w:tmpl w:val="3B42AD1E"/>
@@ -13576,7 +12761,7 @@
       </w:rPr>
     </w:lvl>
   </w:abstractNum>
-  <w:abstractNum w:abstractNumId="28" w15:restartNumberingAfterBreak="0">
+  <w:abstractNum w:abstractNumId="29" w15:restartNumberingAfterBreak="0">
     <w:nsid w:val="5AD15962"/>
     <w:multiLevelType w:val="hybridMultilevel"/>
     <w:tmpl w:val="884AF92E"/>
@@ -13662,7 +12847,7 @@
       </w:pPr>
     </w:lvl>
   </w:abstractNum>
-  <w:abstractNum w:abstractNumId="29" w15:restartNumberingAfterBreak="0">
+  <w:abstractNum w:abstractNumId="30" w15:restartNumberingAfterBreak="0">
     <w:nsid w:val="6936075D"/>
     <w:multiLevelType w:val="hybridMultilevel"/>
     <w:tmpl w:val="385CB13E"/>
@@ -13753,7 +12938,7 @@
       </w:pPr>
     </w:lvl>
   </w:abstractNum>
-  <w:abstractNum w:abstractNumId="30" w15:restartNumberingAfterBreak="0">
+  <w:abstractNum w:abstractNumId="31" w15:restartNumberingAfterBreak="0">
     <w:nsid w:val="6AAA50FA"/>
     <w:multiLevelType w:val="hybridMultilevel"/>
     <w:tmpl w:val="829279AA"/>
@@ -13839,7 +13024,7 @@
       </w:pPr>
     </w:lvl>
   </w:abstractNum>
-  <w:abstractNum w:abstractNumId="31" w15:restartNumberingAfterBreak="0">
+  <w:abstractNum w:abstractNumId="32" w15:restartNumberingAfterBreak="0">
     <w:nsid w:val="6CD86F84"/>
     <w:multiLevelType w:val="multilevel"/>
     <w:tmpl w:val="EB06CA30"/>
@@ -13988,7 +13173,7 @@
       </w:rPr>
     </w:lvl>
   </w:abstractNum>
-  <w:abstractNum w:abstractNumId="32" w15:restartNumberingAfterBreak="0">
+  <w:abstractNum w:abstractNumId="33" w15:restartNumberingAfterBreak="0">
     <w:nsid w:val="6FB84637"/>
     <w:multiLevelType w:val="hybridMultilevel"/>
     <w:tmpl w:val="FCBE904E"/>
@@ -14074,7 +13259,7 @@
       </w:pPr>
     </w:lvl>
   </w:abstractNum>
-  <w:abstractNum w:abstractNumId="33" w15:restartNumberingAfterBreak="0">
+  <w:abstractNum w:abstractNumId="34" w15:restartNumberingAfterBreak="0">
     <w:nsid w:val="70BD47EB"/>
     <w:multiLevelType w:val="multilevel"/>
     <w:tmpl w:val="67CC5774"/>
@@ -14187,7 +13372,7 @@
       </w:pPr>
     </w:lvl>
   </w:abstractNum>
-  <w:abstractNum w:abstractNumId="34" w15:restartNumberingAfterBreak="0">
+  <w:abstractNum w:abstractNumId="35" w15:restartNumberingAfterBreak="0">
     <w:nsid w:val="72E21C6C"/>
     <w:multiLevelType w:val="hybridMultilevel"/>
     <w:tmpl w:val="A548623A"/>
@@ -14273,7 +13458,7 @@
       </w:pPr>
     </w:lvl>
   </w:abstractNum>
-  <w:abstractNum w:abstractNumId="35" w15:restartNumberingAfterBreak="0">
+  <w:abstractNum w:abstractNumId="36" w15:restartNumberingAfterBreak="0">
     <w:nsid w:val="78995124"/>
     <w:multiLevelType w:val="multilevel"/>
     <w:tmpl w:val="43FED306"/>
@@ -14422,7 +13607,7 @@
       </w:rPr>
     </w:lvl>
   </w:abstractNum>
-  <w:abstractNum w:abstractNumId="36" w15:restartNumberingAfterBreak="0">
+  <w:abstractNum w:abstractNumId="37" w15:restartNumberingAfterBreak="0">
     <w:nsid w:val="79521D66"/>
     <w:multiLevelType w:val="hybridMultilevel"/>
     <w:tmpl w:val="E86064F8"/>
@@ -14511,7 +13696,7 @@
       </w:pPr>
     </w:lvl>
   </w:abstractNum>
-  <w:abstractNum w:abstractNumId="37" w15:restartNumberingAfterBreak="0">
+  <w:abstractNum w:abstractNumId="38" w15:restartNumberingAfterBreak="0">
     <w:nsid w:val="79527ECA"/>
     <w:multiLevelType w:val="hybridMultilevel"/>
     <w:tmpl w:val="D5383D20"/>
@@ -14597,7 +13782,7 @@
       </w:pPr>
     </w:lvl>
   </w:abstractNum>
-  <w:abstractNum w:abstractNumId="38" w15:restartNumberingAfterBreak="0">
+  <w:abstractNum w:abstractNumId="39" w15:restartNumberingAfterBreak="0">
     <w:nsid w:val="7ABA1038"/>
     <w:multiLevelType w:val="hybridMultilevel"/>
     <w:tmpl w:val="CAE67AD6"/>
@@ -14683,7 +13868,7 @@
       </w:pPr>
     </w:lvl>
   </w:abstractNum>
-  <w:abstractNum w:abstractNumId="39" w15:restartNumberingAfterBreak="0">
+  <w:abstractNum w:abstractNumId="40" w15:restartNumberingAfterBreak="0">
     <w:nsid w:val="7FBE6D6A"/>
     <w:multiLevelType w:val="hybridMultilevel"/>
     <w:tmpl w:val="7D3272E4"/>
@@ -14770,31 +13955,31 @@
     </w:lvl>
   </w:abstractNum>
   <w:num w:numId="1" w16cid:durableId="2067530903">
-    <w:abstractNumId w:val="17"/>
+    <w:abstractNumId w:val="18"/>
   </w:num>
   <w:num w:numId="2" w16cid:durableId="1527332407">
     <w:abstractNumId w:val="13"/>
   </w:num>
   <w:num w:numId="3" w16cid:durableId="992101742">
-    <w:abstractNumId w:val="21"/>
+    <w:abstractNumId w:val="22"/>
   </w:num>
   <w:num w:numId="4" w16cid:durableId="271985620">
     <w:abstractNumId w:val="10"/>
   </w:num>
   <w:num w:numId="5" w16cid:durableId="1301619490">
-    <w:abstractNumId w:val="20"/>
+    <w:abstractNumId w:val="21"/>
   </w:num>
   <w:num w:numId="6" w16cid:durableId="1738437273">
     <w:abstractNumId w:val="9"/>
   </w:num>
   <w:num w:numId="7" w16cid:durableId="1879052598">
-    <w:abstractNumId w:val="30"/>
+    <w:abstractNumId w:val="31"/>
   </w:num>
   <w:num w:numId="8" w16cid:durableId="1749188025">
     <w:abstractNumId w:val="14"/>
   </w:num>
   <w:num w:numId="9" w16cid:durableId="101462200">
-    <w:abstractNumId w:val="34"/>
+    <w:abstractNumId w:val="35"/>
   </w:num>
   <w:num w:numId="10" w16cid:durableId="57170953">
     <w:abstractNumId w:val="1"/>
@@ -14803,31 +13988,31 @@
     <w:abstractNumId w:val="11"/>
   </w:num>
   <w:num w:numId="12" w16cid:durableId="1752465261">
-    <w:abstractNumId w:val="28"/>
+    <w:abstractNumId w:val="29"/>
   </w:num>
   <w:num w:numId="13" w16cid:durableId="192882122">
-    <w:abstractNumId w:val="38"/>
+    <w:abstractNumId w:val="39"/>
   </w:num>
   <w:num w:numId="14" w16cid:durableId="1059592124">
-    <w:abstractNumId w:val="19"/>
+    <w:abstractNumId w:val="20"/>
   </w:num>
   <w:num w:numId="15" w16cid:durableId="973172513">
     <w:abstractNumId w:val="7"/>
   </w:num>
   <w:num w:numId="16" w16cid:durableId="1242788342">
-    <w:abstractNumId w:val="18"/>
+    <w:abstractNumId w:val="19"/>
   </w:num>
   <w:num w:numId="17" w16cid:durableId="1172834706">
-    <w:abstractNumId w:val="24"/>
+    <w:abstractNumId w:val="25"/>
   </w:num>
   <w:num w:numId="18" w16cid:durableId="1390882741">
-    <w:abstractNumId w:val="39"/>
+    <w:abstractNumId w:val="40"/>
   </w:num>
   <w:num w:numId="19" w16cid:durableId="1705986544">
     <w:abstractNumId w:val="15"/>
   </w:num>
   <w:num w:numId="20" w16cid:durableId="178937250">
-    <w:abstractNumId w:val="22"/>
+    <w:abstractNumId w:val="23"/>
   </w:num>
   <w:num w:numId="21" w16cid:durableId="1320034700">
     <w:abstractNumId w:val="12"/>
@@ -14836,19 +14021,19 @@
     <w:abstractNumId w:val="6"/>
   </w:num>
   <w:num w:numId="23" w16cid:durableId="112331395">
-    <w:abstractNumId w:val="37"/>
+    <w:abstractNumId w:val="38"/>
   </w:num>
   <w:num w:numId="24" w16cid:durableId="1911377728">
-    <w:abstractNumId w:val="27"/>
+    <w:abstractNumId w:val="28"/>
   </w:num>
   <w:num w:numId="25" w16cid:durableId="576789641">
-    <w:abstractNumId w:val="31"/>
+    <w:abstractNumId w:val="32"/>
   </w:num>
   <w:num w:numId="26" w16cid:durableId="1242645648">
     <w:abstractNumId w:val="5"/>
   </w:num>
   <w:num w:numId="27" w16cid:durableId="39788084">
-    <w:abstractNumId w:val="32"/>
+    <w:abstractNumId w:val="33"/>
   </w:num>
   <w:num w:numId="28" w16cid:durableId="1485971932">
     <w:abstractNumId w:val="16"/>
@@ -14860,34 +14045,37 @@
     <w:abstractNumId w:val="4"/>
   </w:num>
   <w:num w:numId="31" w16cid:durableId="637685252">
-    <w:abstractNumId w:val="36"/>
+    <w:abstractNumId w:val="37"/>
   </w:num>
   <w:num w:numId="32" w16cid:durableId="1697849803">
-    <w:abstractNumId w:val="29"/>
+    <w:abstractNumId w:val="30"/>
   </w:num>
   <w:num w:numId="33" w16cid:durableId="1183087171">
-    <w:abstractNumId w:val="33"/>
+    <w:abstractNumId w:val="34"/>
   </w:num>
   <w:num w:numId="34" w16cid:durableId="175537492">
     <w:abstractNumId w:val="0"/>
   </w:num>
   <w:num w:numId="35" w16cid:durableId="639576823">
-    <w:abstractNumId w:val="35"/>
+    <w:abstractNumId w:val="36"/>
   </w:num>
   <w:num w:numId="36" w16cid:durableId="411976258">
     <w:abstractNumId w:val="3"/>
   </w:num>
   <w:num w:numId="37" w16cid:durableId="1778598144">
-    <w:abstractNumId w:val="25"/>
+    <w:abstractNumId w:val="26"/>
   </w:num>
   <w:num w:numId="38" w16cid:durableId="1668944241">
-    <w:abstractNumId w:val="23"/>
+    <w:abstractNumId w:val="24"/>
   </w:num>
   <w:num w:numId="39" w16cid:durableId="79497419">
-    <w:abstractNumId w:val="26"/>
+    <w:abstractNumId w:val="27"/>
   </w:num>
   <w:num w:numId="40" w16cid:durableId="1520779727">
     <w:abstractNumId w:val="2"/>
+  </w:num>
+  <w:num w:numId="41" w16cid:durableId="1847136618">
+    <w:abstractNumId w:val="17"/>
   </w:num>
 </w:numbering>
 </file>
@@ -15493,7 +14681,6 @@
   <w:style w:type="character" w:default="1" w:styleId="DefaultParagraphFont">
     <w:name w:val="Default Paragraph Font"/>
     <w:uiPriority w:val="1"/>
-    <w:semiHidden/>
     <w:unhideWhenUsed/>
   </w:style>
   <w:style w:type="table" w:default="1" w:styleId="TableNormal">

--- a/Questions.docx
+++ b/Questions.docx
@@ -9450,19 +9450,16 @@
         </w:rPr>
         <w:t>Can use frequency OR XOR (optional advanced).</w:t>
       </w:r>
-    </w:p>
-    <w:p>
-      <w:pPr>
-        <w:spacing w:before="100" w:beforeAutospacing="1" w:after="100" w:afterAutospacing="1" w:line="240" w:lineRule="auto"/>
-        <w:ind w:left="720"/>
-        <w:rPr>
-          <w:rFonts w:ascii="Mangal" w:eastAsia="Times New Roman" w:hAnsi="Mangal" w:cs="Mangal"/>
-          <w:kern w:val="0"/>
-          <w:sz w:val="20"/>
-          <w:szCs w:val="20"/>
-          <w14:ligatures w14:val="none"/>
-        </w:rPr>
-      </w:pPr>
+      <w:r>
+        <w:rPr>
+          <w:rFonts w:ascii="Mangal" w:eastAsia="Times New Roman" w:hAnsi="Mangal" w:cs="Mangal"/>
+          <w:kern w:val="0"/>
+          <w:sz w:val="20"/>
+          <w:szCs w:val="20"/>
+          <w14:ligatures w14:val="none"/>
+        </w:rPr>
+        <w:t xml:space="preserve"> </w:t>
+      </w:r>
       <w:r>
         <w:rPr>
           <w:rFonts w:ascii="Mangal" w:eastAsia="Times New Roman" w:hAnsi="Mangal" w:cs="Mangal"/>
@@ -9492,16 +9489,12 @@
         <w:rPr>
           <w:rFonts w:ascii="Verdana" w:hAnsi="Verdana"/>
           <w:color w:val="000000"/>
-          <w:sz w:val="24"/>
-          <w:szCs w:val="24"/>
-        </w:rPr>
-      </w:pPr>
-      <w:r>
-        <w:rPr>
-          <w:rFonts w:ascii="Verdana" w:hAnsi="Verdana"/>
-          <w:color w:val="000000"/>
-          <w:sz w:val="24"/>
-          <w:szCs w:val="24"/>
+        </w:rPr>
+      </w:pPr>
+      <w:r>
+        <w:rPr>
+          <w:rFonts w:ascii="Verdana" w:hAnsi="Verdana"/>
+          <w:color w:val="000000"/>
         </w:rPr>
         <w:t>Day 27</w:t>
       </w:r>
@@ -9541,18 +9534,155 @@
     </w:p>
     <w:p>
       <w:pPr>
-        <w:pStyle w:val="max2"/>
+        <w:pStyle w:val="ListParagraph"/>
         <w:numPr>
           <w:ilvl w:val="0"/>
           <w:numId w:val="41"/>
         </w:numPr>
-        <w:rPr>
-          <w:rFonts w:ascii="Verdana" w:hAnsi="Verdana"/>
-          <w:color w:val="000000"/>
-          <w:sz w:val="24"/>
-          <w:szCs w:val="24"/>
-        </w:rPr>
-      </w:pPr>
+        <w:spacing w:before="100" w:beforeAutospacing="1" w:after="100" w:afterAutospacing="1" w:line="240" w:lineRule="auto"/>
+        <w:outlineLvl w:val="2"/>
+        <w:rPr>
+          <w:rFonts w:ascii="Times New Roman" w:eastAsia="Times New Roman" w:hAnsi="Times New Roman" w:cs="Times New Roman"/>
+          <w:kern w:val="0"/>
+          <w:szCs w:val="24"/>
+          <w14:ligatures w14:val="none"/>
+        </w:rPr>
+      </w:pPr>
+      <w:r>
+        <w:rPr>
+          <w:rFonts w:ascii="Times New Roman" w:eastAsia="Times New Roman" w:hAnsi="Times New Roman" w:cs="Times New Roman"/>
+          <w:kern w:val="0"/>
+          <w:szCs w:val="24"/>
+          <w14:ligatures w14:val="none"/>
+        </w:rPr>
+        <w:t>Find All Pairs With Given Sum</w:t>
+      </w:r>
+      <w:r>
+        <w:rPr>
+          <w:rFonts w:ascii="Times New Roman" w:eastAsia="Times New Roman" w:hAnsi="Times New Roman" w:cs="Times New Roman"/>
+          <w:kern w:val="0"/>
+          <w:szCs w:val="24"/>
+          <w14:ligatures w14:val="none"/>
+        </w:rPr>
+        <w:t xml:space="preserve">   </w:t>
+      </w:r>
+      <w:r>
+        <w:rPr>
+          <w:rFonts w:ascii="Mangal" w:eastAsia="Times New Roman" w:hAnsi="Mangal" w:cs="Mangal"/>
+          <w:kern w:val="0"/>
+          <w:sz w:val="20"/>
+          <w:szCs w:val="20"/>
+          <w14:ligatures w14:val="none"/>
+        </w:rPr>
+        <w:t>Input: {1, 5, 7, -1, 5}, target = 6</w:t>
+      </w:r>
+      <w:r>
+        <w:rPr>
+          <w:rFonts w:ascii="Times New Roman" w:eastAsia="Times New Roman" w:hAnsi="Times New Roman" w:cs="Times New Roman"/>
+          <w:kern w:val="0"/>
+          <w:szCs w:val="24"/>
+          <w14:ligatures w14:val="none"/>
+        </w:rPr>
+        <w:t>, only addition combination.</w:t>
+      </w:r>
+    </w:p>
+    <w:p>
+      <w:pPr>
+        <w:pStyle w:val="ListParagraph"/>
+        <w:numPr>
+          <w:ilvl w:val="0"/>
+          <w:numId w:val="41"/>
+        </w:numPr>
+        <w:spacing w:before="100" w:beforeAutospacing="1" w:after="100" w:afterAutospacing="1" w:line="240" w:lineRule="auto"/>
+        <w:outlineLvl w:val="2"/>
+        <w:rPr>
+          <w:rFonts w:ascii="Times New Roman" w:eastAsia="Times New Roman" w:hAnsi="Times New Roman" w:cs="Times New Roman"/>
+          <w:kern w:val="0"/>
+          <w:szCs w:val="24"/>
+          <w14:ligatures w14:val="none"/>
+        </w:rPr>
+      </w:pPr>
+      <w:r>
+        <w:rPr>
+          <w:rFonts w:ascii="Times New Roman" w:eastAsia="Times New Roman" w:hAnsi="Times New Roman" w:cs="Times New Roman"/>
+          <w:kern w:val="0"/>
+          <w:szCs w:val="24"/>
+          <w14:ligatures w14:val="none"/>
+        </w:rPr>
+        <w:t>Write a program to find the frequency of a given number in an array.</w:t>
+      </w:r>
+    </w:p>
+    <w:p>
+      <w:pPr>
+        <w:pStyle w:val="ListParagraph"/>
+        <w:numPr>
+          <w:ilvl w:val="0"/>
+          <w:numId w:val="41"/>
+        </w:numPr>
+        <w:spacing w:before="100" w:beforeAutospacing="1" w:after="100" w:afterAutospacing="1" w:line="240" w:lineRule="auto"/>
+        <w:outlineLvl w:val="2"/>
+        <w:rPr>
+          <w:rFonts w:ascii="Times New Roman" w:eastAsia="Times New Roman" w:hAnsi="Times New Roman" w:cs="Times New Roman"/>
+          <w:kern w:val="0"/>
+          <w:szCs w:val="24"/>
+          <w14:ligatures w14:val="none"/>
+        </w:rPr>
+      </w:pPr>
+      <w:r>
+        <w:rPr>
+          <w:rFonts w:ascii="Times New Roman" w:eastAsia="Times New Roman" w:hAnsi="Times New Roman" w:cs="Times New Roman"/>
+          <w:kern w:val="0"/>
+          <w:szCs w:val="24"/>
+          <w14:ligatures w14:val="none"/>
+        </w:rPr>
+        <w:t>Similar to 3 write a program to find the frequency of each number in an array.</w:t>
+      </w:r>
+    </w:p>
+    <w:p>
+      <w:pPr>
+        <w:pStyle w:val="ListParagraph"/>
+        <w:numPr>
+          <w:ilvl w:val="0"/>
+          <w:numId w:val="41"/>
+        </w:numPr>
+        <w:spacing w:before="100" w:beforeAutospacing="1" w:after="100" w:afterAutospacing="1" w:line="240" w:lineRule="auto"/>
+        <w:outlineLvl w:val="2"/>
+        <w:rPr>
+          <w:rFonts w:ascii="Times New Roman" w:eastAsia="Times New Roman" w:hAnsi="Times New Roman" w:cs="Times New Roman"/>
+          <w:kern w:val="0"/>
+          <w:szCs w:val="24"/>
+          <w14:ligatures w14:val="none"/>
+        </w:rPr>
+      </w:pPr>
+      <w:r>
+        <w:rPr>
+          <w:rFonts w:ascii="Times New Roman" w:eastAsia="Times New Roman" w:hAnsi="Times New Roman" w:cs="Times New Roman"/>
+          <w:kern w:val="0"/>
+          <w:szCs w:val="24"/>
+          <w14:ligatures w14:val="none"/>
+        </w:rPr>
+        <w:t xml:space="preserve">Write a java program to find the majority element in an array </w:t>
+      </w:r>
+      <w:proofErr w:type="spellStart"/>
+      <w:r>
+        <w:rPr>
+          <w:rFonts w:ascii="Times New Roman" w:eastAsia="Times New Roman" w:hAnsi="Times New Roman" w:cs="Times New Roman"/>
+          <w:kern w:val="0"/>
+          <w:szCs w:val="24"/>
+          <w14:ligatures w14:val="none"/>
+        </w:rPr>
+        <w:t>i,e</w:t>
+      </w:r>
+      <w:proofErr w:type="spellEnd"/>
+      <w:r>
+        <w:rPr>
+          <w:rFonts w:ascii="Times New Roman" w:eastAsia="Times New Roman" w:hAnsi="Times New Roman" w:cs="Times New Roman"/>
+          <w:kern w:val="0"/>
+          <w:szCs w:val="24"/>
+          <w14:ligatures w14:val="none"/>
+        </w:rPr>
+        <w:t>; which appears more than (n/2) times. Can use either frequency array or simple counting logic.</w:t>
+      </w:r>
     </w:p>
     <w:p>
       <w:pPr>
@@ -9560,16 +9690,16 @@
         <w:rPr>
           <w:rFonts w:ascii="Verdana" w:hAnsi="Verdana"/>
           <w:color w:val="000000"/>
-          <w:sz w:val="24"/>
-          <w:szCs w:val="24"/>
-        </w:rPr>
-      </w:pPr>
-      <w:r>
-        <w:rPr>
-          <w:rFonts w:ascii="Verdana" w:hAnsi="Verdana"/>
-          <w:color w:val="000000"/>
-          <w:sz w:val="24"/>
-          <w:szCs w:val="24"/>
+          <w:sz w:val="22"/>
+          <w:szCs w:val="22"/>
+        </w:rPr>
+      </w:pPr>
+      <w:r>
+        <w:rPr>
+          <w:rFonts w:ascii="Verdana" w:hAnsi="Verdana"/>
+          <w:color w:val="000000"/>
+          <w:sz w:val="22"/>
+          <w:szCs w:val="22"/>
         </w:rPr>
         <w:t>Day 2</w:t>
       </w:r>
@@ -9577,8 +9707,8 @@
         <w:rPr>
           <w:rFonts w:ascii="Verdana" w:hAnsi="Verdana"/>
           <w:color w:val="000000"/>
-          <w:sz w:val="24"/>
-          <w:szCs w:val="24"/>
+          <w:sz w:val="22"/>
+          <w:szCs w:val="22"/>
         </w:rPr>
         <w:t>8</w:t>
       </w:r>
@@ -9593,16 +9723,16 @@
         <w:rPr>
           <w:rFonts w:ascii="Verdana" w:hAnsi="Verdana"/>
           <w:color w:val="000000"/>
-          <w:sz w:val="24"/>
-          <w:szCs w:val="24"/>
-        </w:rPr>
-      </w:pPr>
-      <w:r>
-        <w:rPr>
-          <w:rFonts w:ascii="Verdana" w:hAnsi="Verdana"/>
-          <w:color w:val="000000"/>
-          <w:sz w:val="24"/>
-          <w:szCs w:val="24"/>
+          <w:sz w:val="22"/>
+          <w:szCs w:val="22"/>
+        </w:rPr>
+      </w:pPr>
+      <w:r>
+        <w:rPr>
+          <w:rFonts w:ascii="Verdana" w:hAnsi="Verdana"/>
+          <w:color w:val="000000"/>
+          <w:sz w:val="22"/>
+          <w:szCs w:val="22"/>
         </w:rPr>
         <w:t xml:space="preserve">Take a sentence and reverse </w:t>
       </w:r>
@@ -9612,8 +9742,8 @@
           <w:b/>
           <w:bCs/>
           <w:color w:val="000000"/>
-          <w:sz w:val="24"/>
-          <w:szCs w:val="24"/>
+          <w:sz w:val="22"/>
+          <w:szCs w:val="22"/>
         </w:rPr>
         <w:t>each word individually</w:t>
       </w:r>
@@ -9621,8 +9751,8 @@
         <w:rPr>
           <w:rFonts w:ascii="Verdana" w:hAnsi="Verdana"/>
           <w:color w:val="000000"/>
-          <w:sz w:val="24"/>
-          <w:szCs w:val="24"/>
+          <w:sz w:val="22"/>
+          <w:szCs w:val="22"/>
         </w:rPr>
         <w:t>, not the full sentence.</w:t>
       </w:r>
@@ -9637,16 +9767,16 @@
         <w:rPr>
           <w:rFonts w:ascii="Verdana" w:hAnsi="Verdana"/>
           <w:color w:val="000000"/>
-          <w:sz w:val="24"/>
-          <w:szCs w:val="24"/>
-        </w:rPr>
-      </w:pPr>
-      <w:r>
-        <w:rPr>
-          <w:rFonts w:ascii="Verdana" w:hAnsi="Verdana"/>
-          <w:color w:val="000000"/>
-          <w:sz w:val="24"/>
-          <w:szCs w:val="24"/>
+          <w:sz w:val="22"/>
+          <w:szCs w:val="22"/>
+        </w:rPr>
+      </w:pPr>
+      <w:r>
+        <w:rPr>
+          <w:rFonts w:ascii="Verdana" w:hAnsi="Verdana"/>
+          <w:color w:val="000000"/>
+          <w:sz w:val="22"/>
+          <w:szCs w:val="22"/>
         </w:rPr>
         <w:t>Write a java program to find if the input number is a prime or not.</w:t>
       </w:r>
@@ -9661,27 +9791,18 @@
         <w:rPr>
           <w:rFonts w:ascii="Verdana" w:hAnsi="Verdana"/>
           <w:color w:val="000000"/>
-          <w:sz w:val="24"/>
-          <w:szCs w:val="24"/>
-        </w:rPr>
-      </w:pPr>
-      <w:r>
-        <w:rPr>
-          <w:rFonts w:ascii="Verdana" w:hAnsi="Verdana"/>
-          <w:color w:val="000000"/>
-          <w:sz w:val="24"/>
-          <w:szCs w:val="24"/>
-        </w:rPr>
-        <w:t xml:space="preserve">Write a java program to </w:t>
-      </w:r>
-      <w:r>
-        <w:rPr>
-          <w:rFonts w:ascii="Verdana" w:hAnsi="Verdana"/>
-          <w:color w:val="000000"/>
-          <w:sz w:val="24"/>
-          <w:szCs w:val="24"/>
-        </w:rPr>
-        <w:t>Convert days into years, months, days.</w:t>
+          <w:sz w:val="22"/>
+          <w:szCs w:val="22"/>
+        </w:rPr>
+      </w:pPr>
+      <w:r>
+        <w:rPr>
+          <w:rFonts w:ascii="Verdana" w:hAnsi="Verdana"/>
+          <w:color w:val="000000"/>
+          <w:sz w:val="22"/>
+          <w:szCs w:val="22"/>
+        </w:rPr>
+        <w:t>Write a java program to Convert days into years, months, days.</w:t>
       </w:r>
     </w:p>
     <w:p>
@@ -9694,16 +9815,16 @@
         <w:rPr>
           <w:rFonts w:ascii="Verdana" w:hAnsi="Verdana"/>
           <w:color w:val="000000"/>
-          <w:sz w:val="24"/>
-          <w:szCs w:val="24"/>
-        </w:rPr>
-      </w:pPr>
-      <w:r>
-        <w:rPr>
-          <w:rFonts w:ascii="Verdana" w:hAnsi="Verdana"/>
-          <w:color w:val="000000"/>
-          <w:sz w:val="24"/>
-          <w:szCs w:val="24"/>
+          <w:sz w:val="22"/>
+          <w:szCs w:val="22"/>
+        </w:rPr>
+      </w:pPr>
+      <w:r>
+        <w:rPr>
+          <w:rFonts w:ascii="Verdana" w:hAnsi="Verdana"/>
+          <w:color w:val="000000"/>
+          <w:sz w:val="22"/>
+          <w:szCs w:val="22"/>
         </w:rPr>
         <w:t xml:space="preserve">Remove duplicate characters from a string </w:t>
       </w:r>
@@ -9713,8 +9834,8 @@
           <w:b/>
           <w:bCs/>
           <w:color w:val="000000"/>
-          <w:sz w:val="24"/>
-          <w:szCs w:val="24"/>
+          <w:sz w:val="22"/>
+          <w:szCs w:val="22"/>
         </w:rPr>
         <w:t>without using Set or extra libraries</w:t>
       </w:r>
@@ -9722,8 +9843,8 @@
         <w:rPr>
           <w:rFonts w:ascii="Verdana" w:hAnsi="Verdana"/>
           <w:color w:val="000000"/>
-          <w:sz w:val="24"/>
-          <w:szCs w:val="24"/>
+          <w:sz w:val="22"/>
+          <w:szCs w:val="22"/>
         </w:rPr>
         <w:t>.</w:t>
       </w:r>
@@ -9738,27 +9859,18 @@
         <w:rPr>
           <w:rFonts w:ascii="Verdana" w:hAnsi="Verdana"/>
           <w:color w:val="000000"/>
-          <w:sz w:val="24"/>
-          <w:szCs w:val="24"/>
-        </w:rPr>
-      </w:pPr>
-      <w:r>
-        <w:rPr>
-          <w:rFonts w:ascii="Verdana" w:hAnsi="Verdana"/>
-          <w:color w:val="000000"/>
-          <w:sz w:val="24"/>
-          <w:szCs w:val="24"/>
-        </w:rPr>
-        <w:t>Check If a Number is Strong Number</w:t>
-      </w:r>
-      <w:r>
-        <w:rPr>
-          <w:rFonts w:ascii="Verdana" w:hAnsi="Verdana"/>
-          <w:color w:val="000000"/>
-          <w:sz w:val="24"/>
-          <w:szCs w:val="24"/>
-        </w:rPr>
-        <w:t>.</w:t>
+          <w:sz w:val="22"/>
+          <w:szCs w:val="22"/>
+        </w:rPr>
+      </w:pPr>
+      <w:r>
+        <w:rPr>
+          <w:rFonts w:ascii="Verdana" w:hAnsi="Verdana"/>
+          <w:color w:val="000000"/>
+          <w:sz w:val="22"/>
+          <w:szCs w:val="22"/>
+        </w:rPr>
+        <w:t>Check If a Number is Strong Number.</w:t>
       </w:r>
     </w:p>
     <w:p>
@@ -9770,41 +9882,32 @@
         </w:numPr>
         <w:rPr>
           <w:rFonts w:ascii="Times New Roman" w:hAnsi="Times New Roman" w:cs="Times New Roman"/>
-          <w:sz w:val="28"/>
-          <w:szCs w:val="28"/>
+          <w:sz w:val="24"/>
+          <w:szCs w:val="24"/>
         </w:rPr>
       </w:pPr>
       <w:r>
         <w:rPr>
           <w:rStyle w:val="Strong"/>
           <w:rFonts w:ascii="Times New Roman" w:eastAsiaTheme="majorEastAsia" w:hAnsi="Times New Roman" w:cs="Times New Roman"/>
-          <w:sz w:val="24"/>
-          <w:szCs w:val="24"/>
-        </w:rPr>
-        <w:t>Find Palindromic Numbers in Array</w:t>
-      </w:r>
-      <w:r>
-        <w:rPr>
-          <w:rStyle w:val="Strong"/>
-          <w:rFonts w:ascii="Times New Roman" w:eastAsiaTheme="majorEastAsia" w:hAnsi="Times New Roman" w:cs="Times New Roman"/>
-          <w:sz w:val="24"/>
-          <w:szCs w:val="24"/>
-        </w:rPr>
-        <w:t>.</w:t>
+          <w:sz w:val="22"/>
+          <w:szCs w:val="22"/>
+        </w:rPr>
+        <w:t>Find Palindromic Numbers in Array.</w:t>
       </w:r>
       <w:r>
         <w:rPr>
           <w:rFonts w:ascii="Times New Roman" w:hAnsi="Times New Roman" w:cs="Times New Roman"/>
-          <w:sz w:val="24"/>
-          <w:szCs w:val="24"/>
+          <w:sz w:val="22"/>
+          <w:szCs w:val="22"/>
         </w:rPr>
         <w:t xml:space="preserve"> </w:t>
       </w:r>
       <w:r>
         <w:rPr>
           <w:rFonts w:ascii="Times New Roman" w:hAnsi="Times New Roman" w:cs="Times New Roman"/>
-          <w:sz w:val="28"/>
-          <w:szCs w:val="28"/>
+          <w:sz w:val="24"/>
+          <w:szCs w:val="24"/>
         </w:rPr>
         <w:t xml:space="preserve">Input: </w:t>
       </w:r>
@@ -9812,16 +9915,16 @@
         <w:rPr>
           <w:rStyle w:val="HTMLCode"/>
           <w:rFonts w:ascii="Times New Roman" w:eastAsiaTheme="majorEastAsia" w:hAnsi="Times New Roman" w:cs="Times New Roman"/>
-          <w:sz w:val="28"/>
-          <w:szCs w:val="28"/>
+          <w:sz w:val="24"/>
+          <w:szCs w:val="24"/>
         </w:rPr>
         <w:t>{121, 34, 44, 7}</w:t>
       </w:r>
       <w:r>
         <w:rPr>
           <w:rFonts w:ascii="Times New Roman" w:hAnsi="Times New Roman" w:cs="Times New Roman"/>
-          <w:sz w:val="28"/>
-          <w:szCs w:val="28"/>
+          <w:sz w:val="24"/>
+          <w:szCs w:val="24"/>
         </w:rPr>
         <w:t xml:space="preserve"> → Output: </w:t>
       </w:r>
@@ -9829,16 +9932,16 @@
         <w:rPr>
           <w:rStyle w:val="HTMLCode"/>
           <w:rFonts w:ascii="Times New Roman" w:eastAsiaTheme="majorEastAsia" w:hAnsi="Times New Roman" w:cs="Times New Roman"/>
-          <w:sz w:val="28"/>
-          <w:szCs w:val="28"/>
+          <w:sz w:val="24"/>
+          <w:szCs w:val="24"/>
         </w:rPr>
         <w:t>121, 44, 7</w:t>
       </w:r>
       <w:r>
         <w:rPr>
           <w:rFonts w:ascii="Times New Roman" w:hAnsi="Times New Roman" w:cs="Times New Roman"/>
-          <w:sz w:val="28"/>
-          <w:szCs w:val="28"/>
+          <w:sz w:val="24"/>
+          <w:szCs w:val="24"/>
         </w:rPr>
         <w:t>)</w:t>
       </w:r>
@@ -9853,163 +9956,179 @@
         <w:rPr>
           <w:rStyle w:val="HTMLCode"/>
           <w:rFonts w:ascii="Times New Roman" w:hAnsi="Times New Roman" w:cs="Times New Roman"/>
-          <w:sz w:val="28"/>
-          <w:szCs w:val="28"/>
+          <w:sz w:val="24"/>
+          <w:szCs w:val="24"/>
         </w:rPr>
       </w:pPr>
       <w:r>
         <w:rPr>
           <w:rStyle w:val="Strong"/>
           <w:rFonts w:ascii="Times New Roman" w:eastAsiaTheme="majorEastAsia" w:hAnsi="Times New Roman" w:cs="Times New Roman"/>
-          <w:sz w:val="24"/>
-          <w:szCs w:val="24"/>
-        </w:rPr>
-        <w:t>Count Strings Starting and Ending With Same Characte</w:t>
-      </w:r>
-      <w:r>
+          <w:sz w:val="22"/>
+          <w:szCs w:val="22"/>
+        </w:rPr>
+        <w:t xml:space="preserve">Count Strings Starting and Ending With Same Character. </w:t>
+      </w:r>
+      <w:r>
+        <w:rPr>
+          <w:rFonts w:ascii="Times New Roman" w:hAnsi="Times New Roman" w:cs="Times New Roman"/>
+          <w:sz w:val="24"/>
+          <w:szCs w:val="24"/>
+        </w:rPr>
+        <w:t xml:space="preserve">Input: </w:t>
+      </w:r>
+      <w:r>
+        <w:rPr>
+          <w:rStyle w:val="HTMLCode"/>
+          <w:rFonts w:ascii="Times New Roman" w:eastAsiaTheme="majorEastAsia" w:hAnsi="Times New Roman" w:cs="Times New Roman"/>
+          <w:sz w:val="24"/>
+          <w:szCs w:val="24"/>
+        </w:rPr>
+        <w:t>{"</w:t>
+      </w:r>
+      <w:proofErr w:type="spellStart"/>
+      <w:r>
+        <w:rPr>
+          <w:rStyle w:val="HTMLCode"/>
+          <w:rFonts w:ascii="Times New Roman" w:eastAsiaTheme="majorEastAsia" w:hAnsi="Times New Roman" w:cs="Times New Roman"/>
+          <w:sz w:val="24"/>
+          <w:szCs w:val="24"/>
+        </w:rPr>
+        <w:t>abc</w:t>
+      </w:r>
+      <w:proofErr w:type="spellEnd"/>
+      <w:r>
+        <w:rPr>
+          <w:rStyle w:val="HTMLCode"/>
+          <w:rFonts w:ascii="Times New Roman" w:eastAsiaTheme="majorEastAsia" w:hAnsi="Times New Roman" w:cs="Times New Roman"/>
+          <w:sz w:val="24"/>
+          <w:szCs w:val="24"/>
+        </w:rPr>
+        <w:t>", "</w:t>
+      </w:r>
+      <w:proofErr w:type="spellStart"/>
+      <w:r>
+        <w:rPr>
+          <w:rStyle w:val="HTMLCode"/>
+          <w:rFonts w:ascii="Times New Roman" w:eastAsiaTheme="majorEastAsia" w:hAnsi="Times New Roman" w:cs="Times New Roman"/>
+          <w:sz w:val="24"/>
+          <w:szCs w:val="24"/>
+        </w:rPr>
+        <w:t>aaa</w:t>
+      </w:r>
+      <w:proofErr w:type="spellEnd"/>
+      <w:r>
+        <w:rPr>
+          <w:rStyle w:val="HTMLCode"/>
+          <w:rFonts w:ascii="Times New Roman" w:eastAsiaTheme="majorEastAsia" w:hAnsi="Times New Roman" w:cs="Times New Roman"/>
+          <w:sz w:val="24"/>
+          <w:szCs w:val="24"/>
+        </w:rPr>
+        <w:t>", "kite", "pop"}</w:t>
+      </w:r>
+      <w:r>
+        <w:rPr>
+          <w:rFonts w:ascii="Times New Roman" w:hAnsi="Times New Roman" w:cs="Times New Roman"/>
+          <w:sz w:val="24"/>
+          <w:szCs w:val="24"/>
+        </w:rPr>
+        <w:t xml:space="preserve"> → Output: </w:t>
+      </w:r>
+      <w:r>
+        <w:rPr>
+          <w:rStyle w:val="HTMLCode"/>
+          <w:rFonts w:ascii="Times New Roman" w:eastAsiaTheme="majorEastAsia" w:hAnsi="Times New Roman" w:cs="Times New Roman"/>
+          <w:sz w:val="24"/>
+          <w:szCs w:val="24"/>
+        </w:rPr>
+        <w:t>3</w:t>
+      </w:r>
+      <w:r>
+        <w:rPr>
+          <w:rFonts w:ascii="Times New Roman" w:hAnsi="Times New Roman" w:cs="Times New Roman"/>
+          <w:sz w:val="24"/>
+          <w:szCs w:val="24"/>
+        </w:rPr>
+        <w:t xml:space="preserve"> (</w:t>
+      </w:r>
+      <w:proofErr w:type="spellStart"/>
+      <w:r>
+        <w:rPr>
+          <w:rStyle w:val="HTMLCode"/>
+          <w:rFonts w:ascii="Times New Roman" w:eastAsiaTheme="majorEastAsia" w:hAnsi="Times New Roman" w:cs="Times New Roman"/>
+          <w:sz w:val="24"/>
+          <w:szCs w:val="24"/>
+        </w:rPr>
+        <w:t>aaa</w:t>
+      </w:r>
+      <w:proofErr w:type="spellEnd"/>
+      <w:r>
+        <w:rPr>
+          <w:rFonts w:ascii="Times New Roman" w:hAnsi="Times New Roman" w:cs="Times New Roman"/>
+          <w:sz w:val="24"/>
+          <w:szCs w:val="24"/>
+        </w:rPr>
+        <w:t xml:space="preserve">, </w:t>
+      </w:r>
+      <w:r>
+        <w:rPr>
+          <w:rStyle w:val="HTMLCode"/>
+          <w:rFonts w:ascii="Times New Roman" w:eastAsiaTheme="majorEastAsia" w:hAnsi="Times New Roman" w:cs="Times New Roman"/>
+          <w:sz w:val="24"/>
+          <w:szCs w:val="24"/>
+        </w:rPr>
+        <w:t>pop</w:t>
+      </w:r>
+      <w:r>
+        <w:rPr>
+          <w:rFonts w:ascii="Times New Roman" w:hAnsi="Times New Roman" w:cs="Times New Roman"/>
+          <w:sz w:val="24"/>
+          <w:szCs w:val="24"/>
+        </w:rPr>
+        <w:t>).</w:t>
+      </w:r>
+    </w:p>
+    <w:p>
+      <w:pPr>
+        <w:pStyle w:val="NormalWeb"/>
+        <w:ind w:left="720"/>
         <w:rPr>
           <w:rStyle w:val="Strong"/>
           <w:rFonts w:ascii="Times New Roman" w:eastAsiaTheme="majorEastAsia" w:hAnsi="Times New Roman" w:cs="Times New Roman"/>
           <w:sz w:val="24"/>
           <w:szCs w:val="24"/>
         </w:rPr>
-        <w:t xml:space="preserve">r. </w:t>
-      </w:r>
-      <w:r>
-        <w:rPr>
+      </w:pPr>
+    </w:p>
+    <w:p>
+      <w:pPr>
+        <w:pStyle w:val="NormalWeb"/>
+        <w:ind w:left="720"/>
+        <w:rPr>
+          <w:rStyle w:val="HTMLCode"/>
           <w:rFonts w:ascii="Times New Roman" w:hAnsi="Times New Roman" w:cs="Times New Roman"/>
           <w:sz w:val="28"/>
           <w:szCs w:val="28"/>
         </w:rPr>
-        <w:t xml:space="preserve">Input: </w:t>
-      </w:r>
+      </w:pPr>
       <w:r>
         <w:rPr>
           <w:rStyle w:val="HTMLCode"/>
-          <w:rFonts w:ascii="Times New Roman" w:eastAsiaTheme="majorEastAsia" w:hAnsi="Times New Roman" w:cs="Times New Roman"/>
-          <w:sz w:val="28"/>
-          <w:szCs w:val="28"/>
-        </w:rPr>
-        <w:t>{"</w:t>
-      </w:r>
-      <w:proofErr w:type="spellStart"/>
-      <w:r>
-        <w:rPr>
-          <w:rStyle w:val="HTMLCode"/>
-          <w:rFonts w:ascii="Times New Roman" w:eastAsiaTheme="majorEastAsia" w:hAnsi="Times New Roman" w:cs="Times New Roman"/>
-          <w:sz w:val="28"/>
-          <w:szCs w:val="28"/>
-        </w:rPr>
-        <w:t>abc</w:t>
-      </w:r>
-      <w:proofErr w:type="spellEnd"/>
-      <w:r>
-        <w:rPr>
-          <w:rStyle w:val="HTMLCode"/>
-          <w:rFonts w:ascii="Times New Roman" w:eastAsiaTheme="majorEastAsia" w:hAnsi="Times New Roman" w:cs="Times New Roman"/>
-          <w:sz w:val="28"/>
-          <w:szCs w:val="28"/>
-        </w:rPr>
-        <w:t>", "</w:t>
-      </w:r>
-      <w:proofErr w:type="spellStart"/>
-      <w:r>
-        <w:rPr>
-          <w:rStyle w:val="HTMLCode"/>
-          <w:rFonts w:ascii="Times New Roman" w:eastAsiaTheme="majorEastAsia" w:hAnsi="Times New Roman" w:cs="Times New Roman"/>
-          <w:sz w:val="28"/>
-          <w:szCs w:val="28"/>
-        </w:rPr>
-        <w:t>aaa</w:t>
-      </w:r>
-      <w:proofErr w:type="spellEnd"/>
-      <w:r>
-        <w:rPr>
-          <w:rStyle w:val="HTMLCode"/>
-          <w:rFonts w:ascii="Times New Roman" w:eastAsiaTheme="majorEastAsia" w:hAnsi="Times New Roman" w:cs="Times New Roman"/>
-          <w:sz w:val="28"/>
-          <w:szCs w:val="28"/>
-        </w:rPr>
-        <w:t>", "kite", "pop"}</w:t>
-      </w:r>
-      <w:r>
-        <w:rPr>
           <w:rFonts w:ascii="Times New Roman" w:hAnsi="Times New Roman" w:cs="Times New Roman"/>
           <w:sz w:val="28"/>
           <w:szCs w:val="28"/>
         </w:rPr>
-        <w:t xml:space="preserve"> → Output: </w:t>
-      </w:r>
-      <w:r>
-        <w:rPr>
-          <w:rStyle w:val="HTMLCode"/>
-          <w:rFonts w:ascii="Times New Roman" w:eastAsiaTheme="majorEastAsia" w:hAnsi="Times New Roman" w:cs="Times New Roman"/>
-          <w:sz w:val="28"/>
-          <w:szCs w:val="28"/>
-        </w:rPr>
-        <w:t>3</w:t>
-      </w:r>
-      <w:r>
-        <w:rPr>
-          <w:rFonts w:ascii="Times New Roman" w:hAnsi="Times New Roman" w:cs="Times New Roman"/>
-          <w:sz w:val="28"/>
-          <w:szCs w:val="28"/>
-        </w:rPr>
-        <w:t xml:space="preserve"> (</w:t>
-      </w:r>
-      <w:proofErr w:type="spellStart"/>
-      <w:r>
-        <w:rPr>
-          <w:rStyle w:val="HTMLCode"/>
-          <w:rFonts w:ascii="Times New Roman" w:eastAsiaTheme="majorEastAsia" w:hAnsi="Times New Roman" w:cs="Times New Roman"/>
-          <w:sz w:val="28"/>
-          <w:szCs w:val="28"/>
-        </w:rPr>
-        <w:t>aaa</w:t>
-      </w:r>
-      <w:proofErr w:type="spellEnd"/>
-      <w:r>
-        <w:rPr>
-          <w:rFonts w:ascii="Times New Roman" w:hAnsi="Times New Roman" w:cs="Times New Roman"/>
-          <w:sz w:val="28"/>
-          <w:szCs w:val="28"/>
-        </w:rPr>
-        <w:t xml:space="preserve">, </w:t>
-      </w:r>
-      <w:r>
-        <w:rPr>
-          <w:rStyle w:val="HTMLCode"/>
-          <w:rFonts w:ascii="Times New Roman" w:eastAsiaTheme="majorEastAsia" w:hAnsi="Times New Roman" w:cs="Times New Roman"/>
-          <w:sz w:val="28"/>
-          <w:szCs w:val="28"/>
-        </w:rPr>
-        <w:t>pop</w:t>
-      </w:r>
-      <w:r>
-        <w:rPr>
-          <w:rFonts w:ascii="Times New Roman" w:hAnsi="Times New Roman" w:cs="Times New Roman"/>
-          <w:sz w:val="28"/>
-          <w:szCs w:val="28"/>
-        </w:rPr>
-        <w:t>).</w:t>
+        <w:lastRenderedPageBreak/>
+        <w:t>Day 29</w:t>
       </w:r>
     </w:p>
     <w:p>
       <w:pPr>
         <w:pStyle w:val="NormalWeb"/>
-        <w:ind w:left="720"/>
-        <w:rPr>
-          <w:rStyle w:val="Strong"/>
-          <w:rFonts w:ascii="Times New Roman" w:eastAsiaTheme="majorEastAsia" w:hAnsi="Times New Roman" w:cs="Times New Roman"/>
-          <w:sz w:val="24"/>
-          <w:szCs w:val="24"/>
-        </w:rPr>
-      </w:pPr>
-    </w:p>
-    <w:p>
-      <w:pPr>
-        <w:pStyle w:val="NormalWeb"/>
-        <w:ind w:left="720"/>
+        <w:numPr>
+          <w:ilvl w:val="0"/>
+          <w:numId w:val="42"/>
+        </w:numPr>
         <w:rPr>
           <w:rStyle w:val="HTMLCode"/>
           <w:rFonts w:ascii="Times New Roman" w:hAnsi="Times New Roman" w:cs="Times New Roman"/>
@@ -10854,7 +10973,7 @@
   <w:abstractNum w:abstractNumId="8" w15:restartNumberingAfterBreak="0">
     <w:nsid w:val="1F1F31F2"/>
     <w:multiLevelType w:val="hybridMultilevel"/>
-    <w:tmpl w:val="EB1E71D8"/>
+    <w:tmpl w:val="A4668A3E"/>
     <w:lvl w:ilvl="0" w:tplc="0409000F">
       <w:start w:val="1"/>
       <w:numFmt w:val="decimal"/>
@@ -12762,6 +12881,95 @@
     </w:lvl>
   </w:abstractNum>
   <w:abstractNum w:abstractNumId="29" w15:restartNumberingAfterBreak="0">
+    <w:nsid w:val="5A3D1A24"/>
+    <w:multiLevelType w:val="hybridMultilevel"/>
+    <w:tmpl w:val="406E1A90"/>
+    <w:lvl w:ilvl="0" w:tplc="E7E60A60">
+      <w:start w:val="1"/>
+      <w:numFmt w:val="decimal"/>
+      <w:lvlText w:val="%1."/>
+      <w:lvlJc w:val="left"/>
+      <w:pPr>
+        <w:ind w:left="1080" w:hanging="360"/>
+      </w:pPr>
+      <w:rPr>
+        <w:rFonts w:hint="default"/>
+      </w:rPr>
+    </w:lvl>
+    <w:lvl w:ilvl="1" w:tplc="04090019" w:tentative="1">
+      <w:start w:val="1"/>
+      <w:numFmt w:val="lowerLetter"/>
+      <w:lvlText w:val="%2."/>
+      <w:lvlJc w:val="left"/>
+      <w:pPr>
+        <w:ind w:left="1800" w:hanging="360"/>
+      </w:pPr>
+    </w:lvl>
+    <w:lvl w:ilvl="2" w:tplc="0409001B" w:tentative="1">
+      <w:start w:val="1"/>
+      <w:numFmt w:val="lowerRoman"/>
+      <w:lvlText w:val="%3."/>
+      <w:lvlJc w:val="right"/>
+      <w:pPr>
+        <w:ind w:left="2520" w:hanging="180"/>
+      </w:pPr>
+    </w:lvl>
+    <w:lvl w:ilvl="3" w:tplc="0409000F" w:tentative="1">
+      <w:start w:val="1"/>
+      <w:numFmt w:val="decimal"/>
+      <w:lvlText w:val="%4."/>
+      <w:lvlJc w:val="left"/>
+      <w:pPr>
+        <w:ind w:left="3240" w:hanging="360"/>
+      </w:pPr>
+    </w:lvl>
+    <w:lvl w:ilvl="4" w:tplc="04090019" w:tentative="1">
+      <w:start w:val="1"/>
+      <w:numFmt w:val="lowerLetter"/>
+      <w:lvlText w:val="%5."/>
+      <w:lvlJc w:val="left"/>
+      <w:pPr>
+        <w:ind w:left="3960" w:hanging="360"/>
+      </w:pPr>
+    </w:lvl>
+    <w:lvl w:ilvl="5" w:tplc="0409001B" w:tentative="1">
+      <w:start w:val="1"/>
+      <w:numFmt w:val="lowerRoman"/>
+      <w:lvlText w:val="%6."/>
+      <w:lvlJc w:val="right"/>
+      <w:pPr>
+        <w:ind w:left="4680" w:hanging="180"/>
+      </w:pPr>
+    </w:lvl>
+    <w:lvl w:ilvl="6" w:tplc="0409000F" w:tentative="1">
+      <w:start w:val="1"/>
+      <w:numFmt w:val="decimal"/>
+      <w:lvlText w:val="%7."/>
+      <w:lvlJc w:val="left"/>
+      <w:pPr>
+        <w:ind w:left="5400" w:hanging="360"/>
+      </w:pPr>
+    </w:lvl>
+    <w:lvl w:ilvl="7" w:tplc="04090019" w:tentative="1">
+      <w:start w:val="1"/>
+      <w:numFmt w:val="lowerLetter"/>
+      <w:lvlText w:val="%8."/>
+      <w:lvlJc w:val="left"/>
+      <w:pPr>
+        <w:ind w:left="6120" w:hanging="360"/>
+      </w:pPr>
+    </w:lvl>
+    <w:lvl w:ilvl="8" w:tplc="0409001B" w:tentative="1">
+      <w:start w:val="1"/>
+      <w:numFmt w:val="lowerRoman"/>
+      <w:lvlText w:val="%9."/>
+      <w:lvlJc w:val="right"/>
+      <w:pPr>
+        <w:ind w:left="6840" w:hanging="180"/>
+      </w:pPr>
+    </w:lvl>
+  </w:abstractNum>
+  <w:abstractNum w:abstractNumId="30" w15:restartNumberingAfterBreak="0">
     <w:nsid w:val="5AD15962"/>
     <w:multiLevelType w:val="hybridMultilevel"/>
     <w:tmpl w:val="884AF92E"/>
@@ -12847,7 +13055,7 @@
       </w:pPr>
     </w:lvl>
   </w:abstractNum>
-  <w:abstractNum w:abstractNumId="30" w15:restartNumberingAfterBreak="0">
+  <w:abstractNum w:abstractNumId="31" w15:restartNumberingAfterBreak="0">
     <w:nsid w:val="6936075D"/>
     <w:multiLevelType w:val="hybridMultilevel"/>
     <w:tmpl w:val="385CB13E"/>
@@ -12938,7 +13146,7 @@
       </w:pPr>
     </w:lvl>
   </w:abstractNum>
-  <w:abstractNum w:abstractNumId="31" w15:restartNumberingAfterBreak="0">
+  <w:abstractNum w:abstractNumId="32" w15:restartNumberingAfterBreak="0">
     <w:nsid w:val="6AAA50FA"/>
     <w:multiLevelType w:val="hybridMultilevel"/>
     <w:tmpl w:val="829279AA"/>
@@ -13024,7 +13232,7 @@
       </w:pPr>
     </w:lvl>
   </w:abstractNum>
-  <w:abstractNum w:abstractNumId="32" w15:restartNumberingAfterBreak="0">
+  <w:abstractNum w:abstractNumId="33" w15:restartNumberingAfterBreak="0">
     <w:nsid w:val="6CD86F84"/>
     <w:multiLevelType w:val="multilevel"/>
     <w:tmpl w:val="EB06CA30"/>
@@ -13173,7 +13381,7 @@
       </w:rPr>
     </w:lvl>
   </w:abstractNum>
-  <w:abstractNum w:abstractNumId="33" w15:restartNumberingAfterBreak="0">
+  <w:abstractNum w:abstractNumId="34" w15:restartNumberingAfterBreak="0">
     <w:nsid w:val="6FB84637"/>
     <w:multiLevelType w:val="hybridMultilevel"/>
     <w:tmpl w:val="FCBE904E"/>
@@ -13259,7 +13467,7 @@
       </w:pPr>
     </w:lvl>
   </w:abstractNum>
-  <w:abstractNum w:abstractNumId="34" w15:restartNumberingAfterBreak="0">
+  <w:abstractNum w:abstractNumId="35" w15:restartNumberingAfterBreak="0">
     <w:nsid w:val="70BD47EB"/>
     <w:multiLevelType w:val="multilevel"/>
     <w:tmpl w:val="67CC5774"/>
@@ -13372,7 +13580,7 @@
       </w:pPr>
     </w:lvl>
   </w:abstractNum>
-  <w:abstractNum w:abstractNumId="35" w15:restartNumberingAfterBreak="0">
+  <w:abstractNum w:abstractNumId="36" w15:restartNumberingAfterBreak="0">
     <w:nsid w:val="72E21C6C"/>
     <w:multiLevelType w:val="hybridMultilevel"/>
     <w:tmpl w:val="A548623A"/>
@@ -13458,7 +13666,7 @@
       </w:pPr>
     </w:lvl>
   </w:abstractNum>
-  <w:abstractNum w:abstractNumId="36" w15:restartNumberingAfterBreak="0">
+  <w:abstractNum w:abstractNumId="37" w15:restartNumberingAfterBreak="0">
     <w:nsid w:val="78995124"/>
     <w:multiLevelType w:val="multilevel"/>
     <w:tmpl w:val="43FED306"/>
@@ -13607,7 +13815,7 @@
       </w:rPr>
     </w:lvl>
   </w:abstractNum>
-  <w:abstractNum w:abstractNumId="37" w15:restartNumberingAfterBreak="0">
+  <w:abstractNum w:abstractNumId="38" w15:restartNumberingAfterBreak="0">
     <w:nsid w:val="79521D66"/>
     <w:multiLevelType w:val="hybridMultilevel"/>
     <w:tmpl w:val="E86064F8"/>
@@ -13696,7 +13904,7 @@
       </w:pPr>
     </w:lvl>
   </w:abstractNum>
-  <w:abstractNum w:abstractNumId="38" w15:restartNumberingAfterBreak="0">
+  <w:abstractNum w:abstractNumId="39" w15:restartNumberingAfterBreak="0">
     <w:nsid w:val="79527ECA"/>
     <w:multiLevelType w:val="hybridMultilevel"/>
     <w:tmpl w:val="D5383D20"/>
@@ -13782,7 +13990,7 @@
       </w:pPr>
     </w:lvl>
   </w:abstractNum>
-  <w:abstractNum w:abstractNumId="39" w15:restartNumberingAfterBreak="0">
+  <w:abstractNum w:abstractNumId="40" w15:restartNumberingAfterBreak="0">
     <w:nsid w:val="7ABA1038"/>
     <w:multiLevelType w:val="hybridMultilevel"/>
     <w:tmpl w:val="CAE67AD6"/>
@@ -13868,7 +14076,7 @@
       </w:pPr>
     </w:lvl>
   </w:abstractNum>
-  <w:abstractNum w:abstractNumId="40" w15:restartNumberingAfterBreak="0">
+  <w:abstractNum w:abstractNumId="41" w15:restartNumberingAfterBreak="0">
     <w:nsid w:val="7FBE6D6A"/>
     <w:multiLevelType w:val="hybridMultilevel"/>
     <w:tmpl w:val="7D3272E4"/>
@@ -13973,13 +14181,13 @@
     <w:abstractNumId w:val="9"/>
   </w:num>
   <w:num w:numId="7" w16cid:durableId="1879052598">
-    <w:abstractNumId w:val="31"/>
+    <w:abstractNumId w:val="32"/>
   </w:num>
   <w:num w:numId="8" w16cid:durableId="1749188025">
     <w:abstractNumId w:val="14"/>
   </w:num>
   <w:num w:numId="9" w16cid:durableId="101462200">
-    <w:abstractNumId w:val="35"/>
+    <w:abstractNumId w:val="36"/>
   </w:num>
   <w:num w:numId="10" w16cid:durableId="57170953">
     <w:abstractNumId w:val="1"/>
@@ -13988,10 +14196,10 @@
     <w:abstractNumId w:val="11"/>
   </w:num>
   <w:num w:numId="12" w16cid:durableId="1752465261">
-    <w:abstractNumId w:val="29"/>
+    <w:abstractNumId w:val="30"/>
   </w:num>
   <w:num w:numId="13" w16cid:durableId="192882122">
-    <w:abstractNumId w:val="39"/>
+    <w:abstractNumId w:val="40"/>
   </w:num>
   <w:num w:numId="14" w16cid:durableId="1059592124">
     <w:abstractNumId w:val="20"/>
@@ -14006,7 +14214,7 @@
     <w:abstractNumId w:val="25"/>
   </w:num>
   <w:num w:numId="18" w16cid:durableId="1390882741">
-    <w:abstractNumId w:val="40"/>
+    <w:abstractNumId w:val="41"/>
   </w:num>
   <w:num w:numId="19" w16cid:durableId="1705986544">
     <w:abstractNumId w:val="15"/>
@@ -14021,19 +14229,19 @@
     <w:abstractNumId w:val="6"/>
   </w:num>
   <w:num w:numId="23" w16cid:durableId="112331395">
-    <w:abstractNumId w:val="38"/>
+    <w:abstractNumId w:val="39"/>
   </w:num>
   <w:num w:numId="24" w16cid:durableId="1911377728">
     <w:abstractNumId w:val="28"/>
   </w:num>
   <w:num w:numId="25" w16cid:durableId="576789641">
-    <w:abstractNumId w:val="32"/>
+    <w:abstractNumId w:val="33"/>
   </w:num>
   <w:num w:numId="26" w16cid:durableId="1242645648">
     <w:abstractNumId w:val="5"/>
   </w:num>
   <w:num w:numId="27" w16cid:durableId="39788084">
-    <w:abstractNumId w:val="33"/>
+    <w:abstractNumId w:val="34"/>
   </w:num>
   <w:num w:numId="28" w16cid:durableId="1485971932">
     <w:abstractNumId w:val="16"/>
@@ -14045,19 +14253,19 @@
     <w:abstractNumId w:val="4"/>
   </w:num>
   <w:num w:numId="31" w16cid:durableId="637685252">
-    <w:abstractNumId w:val="37"/>
+    <w:abstractNumId w:val="38"/>
   </w:num>
   <w:num w:numId="32" w16cid:durableId="1697849803">
-    <w:abstractNumId w:val="30"/>
+    <w:abstractNumId w:val="31"/>
   </w:num>
   <w:num w:numId="33" w16cid:durableId="1183087171">
-    <w:abstractNumId w:val="34"/>
+    <w:abstractNumId w:val="35"/>
   </w:num>
   <w:num w:numId="34" w16cid:durableId="175537492">
     <w:abstractNumId w:val="0"/>
   </w:num>
   <w:num w:numId="35" w16cid:durableId="639576823">
-    <w:abstractNumId w:val="36"/>
+    <w:abstractNumId w:val="37"/>
   </w:num>
   <w:num w:numId="36" w16cid:durableId="411976258">
     <w:abstractNumId w:val="3"/>
@@ -14076,6 +14284,9 @@
   </w:num>
   <w:num w:numId="41" w16cid:durableId="1847136618">
     <w:abstractNumId w:val="17"/>
+  </w:num>
+  <w:num w:numId="42" w16cid:durableId="2015761938">
+    <w:abstractNumId w:val="29"/>
   </w:num>
 </w:numbering>
 </file>
@@ -14681,6 +14892,7 @@
   <w:style w:type="character" w:default="1" w:styleId="DefaultParagraphFont">
     <w:name w:val="Default Paragraph Font"/>
     <w:uiPriority w:val="1"/>
+    <w:semiHidden/>
     <w:unhideWhenUsed/>
   </w:style>
   <w:style w:type="table" w:default="1" w:styleId="TableNormal">

--- a/Questions.docx
+++ b/Questions.docx
@@ -235,24 +235,7 @@
           <w:szCs w:val="24"/>
         </w:rPr>
         <w:br/>
-      </w:r>
-      <w:proofErr w:type="spellStart"/>
-      <w:r>
-        <w:rPr>
-          <w:rFonts w:ascii="Verdana" w:hAnsi="Verdana"/>
-          <w:color w:val="000000"/>
-          <w:szCs w:val="24"/>
-        </w:rPr>
-        <w:t>stringTimes</w:t>
-      </w:r>
-      <w:proofErr w:type="spellEnd"/>
-      <w:r>
-        <w:rPr>
-          <w:rFonts w:ascii="Verdana" w:hAnsi="Verdana"/>
-          <w:color w:val="000000"/>
-          <w:szCs w:val="24"/>
-        </w:rPr>
-        <w:t xml:space="preserve">("Hi", 2) </w:t>
+        <w:t xml:space="preserve">stringTimes("Hi", 2) </w:t>
       </w:r>
       <w:r>
         <w:rPr>
@@ -268,25 +251,7 @@
           <w:color w:val="000000"/>
           <w:szCs w:val="24"/>
         </w:rPr>
-        <w:t xml:space="preserve"> "</w:t>
-      </w:r>
-      <w:proofErr w:type="spellStart"/>
-      <w:r>
-        <w:rPr>
-          <w:rFonts w:ascii="Verdana" w:hAnsi="Verdana"/>
-          <w:color w:val="000000"/>
-          <w:szCs w:val="24"/>
-        </w:rPr>
-        <w:t>HiHi</w:t>
-      </w:r>
-      <w:proofErr w:type="spellEnd"/>
-      <w:r>
-        <w:rPr>
-          <w:rFonts w:ascii="Verdana" w:hAnsi="Verdana"/>
-          <w:color w:val="000000"/>
-          <w:szCs w:val="24"/>
-        </w:rPr>
-        <w:t>"</w:t>
+        <w:t xml:space="preserve"> "HiHi"</w:t>
       </w:r>
       <w:r>
         <w:rPr>
@@ -295,24 +260,7 @@
           <w:szCs w:val="24"/>
         </w:rPr>
         <w:br/>
-      </w:r>
-      <w:proofErr w:type="spellStart"/>
-      <w:r>
-        <w:rPr>
-          <w:rFonts w:ascii="Verdana" w:hAnsi="Verdana"/>
-          <w:color w:val="000000"/>
-          <w:szCs w:val="24"/>
-        </w:rPr>
-        <w:t>stringTimes</w:t>
-      </w:r>
-      <w:proofErr w:type="spellEnd"/>
-      <w:r>
-        <w:rPr>
-          <w:rFonts w:ascii="Verdana" w:hAnsi="Verdana"/>
-          <w:color w:val="000000"/>
-          <w:szCs w:val="24"/>
-        </w:rPr>
-        <w:t xml:space="preserve">("Hi", 3) </w:t>
+        <w:t xml:space="preserve">stringTimes("Hi", 3) </w:t>
       </w:r>
       <w:r>
         <w:rPr>
@@ -328,25 +276,7 @@
           <w:color w:val="000000"/>
           <w:szCs w:val="24"/>
         </w:rPr>
-        <w:t xml:space="preserve"> "</w:t>
-      </w:r>
-      <w:proofErr w:type="spellStart"/>
-      <w:r>
-        <w:rPr>
-          <w:rFonts w:ascii="Verdana" w:hAnsi="Verdana"/>
-          <w:color w:val="000000"/>
-          <w:szCs w:val="24"/>
-        </w:rPr>
-        <w:t>HiHiHi</w:t>
-      </w:r>
-      <w:proofErr w:type="spellEnd"/>
-      <w:r>
-        <w:rPr>
-          <w:rFonts w:ascii="Verdana" w:hAnsi="Verdana"/>
-          <w:color w:val="000000"/>
-          <w:szCs w:val="24"/>
-        </w:rPr>
-        <w:t>"</w:t>
+        <w:t xml:space="preserve"> "HiHiHi"</w:t>
       </w:r>
       <w:r>
         <w:rPr>
@@ -355,24 +285,7 @@
           <w:szCs w:val="24"/>
         </w:rPr>
         <w:br/>
-      </w:r>
-      <w:proofErr w:type="spellStart"/>
-      <w:r>
-        <w:rPr>
-          <w:rFonts w:ascii="Verdana" w:hAnsi="Verdana"/>
-          <w:color w:val="000000"/>
-          <w:szCs w:val="24"/>
-        </w:rPr>
-        <w:t>stringTimes</w:t>
-      </w:r>
-      <w:proofErr w:type="spellEnd"/>
-      <w:r>
-        <w:rPr>
-          <w:rFonts w:ascii="Verdana" w:hAnsi="Verdana"/>
-          <w:color w:val="000000"/>
-          <w:szCs w:val="24"/>
-        </w:rPr>
-        <w:t xml:space="preserve">("Hi", 1) </w:t>
+        <w:t xml:space="preserve">stringTimes("Hi", 1) </w:t>
       </w:r>
       <w:r>
         <w:rPr>
@@ -1091,27 +1004,7 @@
           <w:sz w:val="24"/>
           <w:szCs w:val="24"/>
         </w:rPr>
-        <w:t xml:space="preserve">Write a program to reverse the order of words in a string entered, for </w:t>
-      </w:r>
-      <w:proofErr w:type="spellStart"/>
-      <w:r>
-        <w:rPr>
-          <w:rFonts w:ascii="Verdana" w:hAnsi="Verdana"/>
-          <w:color w:val="000000"/>
-          <w:sz w:val="24"/>
-          <w:szCs w:val="24"/>
-        </w:rPr>
-        <w:t>eg</w:t>
-      </w:r>
-      <w:proofErr w:type="spellEnd"/>
-      <w:r>
-        <w:rPr>
-          <w:rFonts w:ascii="Verdana" w:hAnsi="Verdana"/>
-          <w:color w:val="000000"/>
-          <w:sz w:val="24"/>
-          <w:szCs w:val="24"/>
-        </w:rPr>
-        <w:t xml:space="preserve"> : I am Ram  to  Ram am I </w:t>
+        <w:t xml:space="preserve">Write a program to reverse the order of words in a string entered, for eg : I am Ram  to  Ram am I </w:t>
       </w:r>
     </w:p>
     <w:p>
@@ -1656,31 +1549,7 @@
           <w:sz w:val="24"/>
           <w:szCs w:val="24"/>
         </w:rPr>
-        <w:t xml:space="preserve">only </w:t>
-      </w:r>
-      <w:proofErr w:type="spellStart"/>
-      <w:r>
-        <w:rPr>
-          <w:rFonts w:ascii="Verdana" w:hAnsi="Verdana"/>
-          <w:b/>
-          <w:bCs/>
-          <w:color w:val="000000"/>
-          <w:sz w:val="24"/>
-          <w:szCs w:val="24"/>
-        </w:rPr>
-        <w:t>even</w:t>
-      </w:r>
-      <w:proofErr w:type="spellEnd"/>
-      <w:r>
-        <w:rPr>
-          <w:rFonts w:ascii="Verdana" w:hAnsi="Verdana"/>
-          <w:b/>
-          <w:bCs/>
-          <w:color w:val="000000"/>
-          <w:sz w:val="24"/>
-          <w:szCs w:val="24"/>
-        </w:rPr>
-        <w:t xml:space="preserve"> digits</w:t>
+        <w:t>only even digits</w:t>
       </w:r>
       <w:r>
         <w:rPr>
@@ -2214,27 +2083,7 @@
           <w:sz w:val="24"/>
           <w:szCs w:val="24"/>
         </w:rPr>
-        <w:t xml:space="preserve">(No </w:t>
-      </w:r>
-      <w:proofErr w:type="spellStart"/>
-      <w:r>
-        <w:rPr>
-          <w:rFonts w:ascii="Verdana" w:hAnsi="Verdana"/>
-          <w:color w:val="000000"/>
-          <w:sz w:val="24"/>
-          <w:szCs w:val="24"/>
-        </w:rPr>
-        <w:t>Stringbuilder</w:t>
-      </w:r>
-      <w:proofErr w:type="spellEnd"/>
-      <w:r>
-        <w:rPr>
-          <w:rFonts w:ascii="Verdana" w:hAnsi="Verdana"/>
-          <w:color w:val="000000"/>
-          <w:sz w:val="24"/>
-          <w:szCs w:val="24"/>
-        </w:rPr>
-        <w:t>) (</w:t>
+        <w:t>(No Stringbuilder) (</w:t>
       </w:r>
       <w:r>
         <w:rPr>
@@ -2482,27 +2331,7 @@
           <w:sz w:val="24"/>
           <w:szCs w:val="24"/>
         </w:rPr>
-        <w:t xml:space="preserve">Traverse an </w:t>
-      </w:r>
-      <w:proofErr w:type="spellStart"/>
-      <w:r>
-        <w:rPr>
-          <w:rFonts w:ascii="Verdana" w:hAnsi="Verdana"/>
-          <w:color w:val="000000"/>
-          <w:sz w:val="24"/>
-          <w:szCs w:val="24"/>
-        </w:rPr>
-        <w:t>array.If</w:t>
-      </w:r>
-      <w:proofErr w:type="spellEnd"/>
-      <w:r>
-        <w:rPr>
-          <w:rFonts w:ascii="Verdana" w:hAnsi="Verdana"/>
-          <w:color w:val="000000"/>
-          <w:sz w:val="24"/>
-          <w:szCs w:val="24"/>
-        </w:rPr>
-        <w:t xml:space="preserve"> </w:t>
+        <w:t xml:space="preserve">Traverse an array.If </w:t>
       </w:r>
       <w:r>
         <w:rPr>
@@ -3158,27 +2987,7 @@
           <w:sz w:val="24"/>
           <w:szCs w:val="24"/>
         </w:rPr>
-        <w:t xml:space="preserve">Write a program to find out whether entered number is place at ones, tens, hundred , thousand </w:t>
-      </w:r>
-      <w:proofErr w:type="spellStart"/>
-      <w:r>
-        <w:rPr>
-          <w:rFonts w:ascii="Verdana" w:hAnsi="Verdana"/>
-          <w:color w:val="000000"/>
-          <w:sz w:val="24"/>
-          <w:szCs w:val="24"/>
-        </w:rPr>
-        <w:t>etc</w:t>
-      </w:r>
-      <w:proofErr w:type="spellEnd"/>
-      <w:r>
-        <w:rPr>
-          <w:rFonts w:ascii="Verdana" w:hAnsi="Verdana"/>
-          <w:color w:val="000000"/>
-          <w:sz w:val="24"/>
-          <w:szCs w:val="24"/>
-        </w:rPr>
-        <w:t>….</w:t>
+        <w:t>Write a program to find out whether entered number is place at ones, tens, hundred , thousand etc….</w:t>
       </w:r>
     </w:p>
     <w:p>
@@ -3202,27 +3011,7 @@
           <w:sz w:val="24"/>
           <w:szCs w:val="24"/>
         </w:rPr>
-        <w:t xml:space="preserve">Write a program to take a string and a number / integer as prefix for that word or string , and in output just reverse string </w:t>
-      </w:r>
-      <w:proofErr w:type="spellStart"/>
-      <w:r>
-        <w:rPr>
-          <w:rFonts w:ascii="Verdana" w:hAnsi="Verdana"/>
-          <w:color w:val="000000"/>
-          <w:sz w:val="24"/>
-          <w:szCs w:val="24"/>
-        </w:rPr>
-        <w:t>upto</w:t>
-      </w:r>
-      <w:proofErr w:type="spellEnd"/>
-      <w:r>
-        <w:rPr>
-          <w:rFonts w:ascii="Verdana" w:hAnsi="Verdana"/>
-          <w:color w:val="000000"/>
-          <w:sz w:val="24"/>
-          <w:szCs w:val="24"/>
-        </w:rPr>
-        <w:t xml:space="preserve"> that integer position part, or that prefix part.</w:t>
+        <w:t>Write a program to take a string and a number / integer as prefix for that word or string , and in output just reverse string upto that integer position part, or that prefix part.</w:t>
       </w:r>
       <w:r>
         <w:rPr>
@@ -4468,9 +4257,8 @@
           <w:szCs w:val="20"/>
           <w14:ligatures w14:val="none"/>
         </w:rPr>
-        <w:t xml:space="preserve">Given an array of integers </w:t>
-      </w:r>
-      <w:proofErr w:type="spellStart"/>
+        <w:t>Given an array of integers nums and an integer target, return indices of the two numbers such that they add up to target.</w:t>
+      </w:r>
       <w:r>
         <w:rPr>
           <w:rFonts w:ascii="Courier New" w:eastAsia="Times New Roman" w:hAnsi="Courier New" w:cs="Courier New"/>
@@ -4480,9 +4268,8 @@
           <w:szCs w:val="20"/>
           <w14:ligatures w14:val="none"/>
         </w:rPr>
-        <w:t>nums</w:t>
-      </w:r>
-      <w:proofErr w:type="spellEnd"/>
+        <w:br/>
+      </w:r>
       <w:r>
         <w:rPr>
           <w:rFonts w:ascii="Courier New" w:eastAsia="Times New Roman" w:hAnsi="Courier New" w:cs="Courier New"/>
@@ -4492,7 +4279,8 @@
           <w:szCs w:val="20"/>
           <w14:ligatures w14:val="none"/>
         </w:rPr>
-        <w:t xml:space="preserve"> and an integer target, return indices of the two numbers such that they add up to target.</w:t>
+        <w:br/>
+        <w:t>You may assume that each input would have exactly one solution, and you may not use the same element twice.</w:t>
       </w:r>
       <w:r>
         <w:rPr>
@@ -4515,7 +4303,7 @@
           <w14:ligatures w14:val="none"/>
         </w:rPr>
         <w:br/>
-        <w:t>You may assume that each input would have exactly one solution, and you may not use the same element twice.</w:t>
+        <w:t>You can return the answer in any order.</w:t>
       </w:r>
       <w:r>
         <w:rPr>
@@ -4527,6 +4315,7 @@
           <w14:ligatures w14:val="none"/>
         </w:rPr>
         <w:br/>
+        <w:t>Example 1:</w:t>
       </w:r>
       <w:r>
         <w:rPr>
@@ -4538,7 +4327,7 @@
           <w14:ligatures w14:val="none"/>
         </w:rPr>
         <w:br/>
-        <w:t>You can return the answer in any order.</w:t>
+        <w:t>Input: nums = [2,7,11,15], target = 9</w:t>
       </w:r>
       <w:r>
         <w:rPr>
@@ -4550,7 +4339,7 @@
           <w14:ligatures w14:val="none"/>
         </w:rPr>
         <w:br/>
-        <w:t>Example 1:</w:t>
+        <w:t>Output: [0,1]</w:t>
       </w:r>
       <w:r>
         <w:rPr>
@@ -4562,9 +4351,8 @@
           <w14:ligatures w14:val="none"/>
         </w:rPr>
         <w:br/>
-        <w:t xml:space="preserve">Input: </w:t>
-      </w:r>
-      <w:proofErr w:type="spellStart"/>
+        <w:t>Explanation: Because nums[0] + nums[1] == 9, we return [0, 1].</w:t>
+      </w:r>
       <w:r>
         <w:rPr>
           <w:rFonts w:ascii="Courier New" w:eastAsia="Times New Roman" w:hAnsi="Courier New" w:cs="Courier New"/>
@@ -4574,9 +4362,9 @@
           <w:szCs w:val="20"/>
           <w14:ligatures w14:val="none"/>
         </w:rPr>
-        <w:t>nums</w:t>
-      </w:r>
-      <w:proofErr w:type="spellEnd"/>
+        <w:br/>
+        <w:t>Example 2:</w:t>
+      </w:r>
       <w:r>
         <w:rPr>
           <w:rFonts w:ascii="Courier New" w:eastAsia="Times New Roman" w:hAnsi="Courier New" w:cs="Courier New"/>
@@ -4586,127 +4374,8 @@
           <w:szCs w:val="20"/>
           <w14:ligatures w14:val="none"/>
         </w:rPr>
-        <w:t xml:space="preserve"> = [2,7,11,15], target = 9</w:t>
-      </w:r>
-      <w:r>
-        <w:rPr>
-          <w:rFonts w:ascii="Courier New" w:eastAsia="Times New Roman" w:hAnsi="Courier New" w:cs="Courier New"/>
-          <w:color w:val="F2F2F2" w:themeColor="background1" w:themeShade="F2"/>
-          <w:kern w:val="0"/>
-          <w:sz w:val="20"/>
-          <w:szCs w:val="20"/>
-          <w14:ligatures w14:val="none"/>
-        </w:rPr>
         <w:br/>
-        <w:t>Output: [0,1]</w:t>
-      </w:r>
-      <w:r>
-        <w:rPr>
-          <w:rFonts w:ascii="Courier New" w:eastAsia="Times New Roman" w:hAnsi="Courier New" w:cs="Courier New"/>
-          <w:color w:val="F2F2F2" w:themeColor="background1" w:themeShade="F2"/>
-          <w:kern w:val="0"/>
-          <w:sz w:val="20"/>
-          <w:szCs w:val="20"/>
-          <w14:ligatures w14:val="none"/>
-        </w:rPr>
-        <w:br/>
-        <w:t xml:space="preserve">Explanation: Because </w:t>
-      </w:r>
-      <w:proofErr w:type="spellStart"/>
-      <w:r>
-        <w:rPr>
-          <w:rFonts w:ascii="Courier New" w:eastAsia="Times New Roman" w:hAnsi="Courier New" w:cs="Courier New"/>
-          <w:color w:val="F2F2F2" w:themeColor="background1" w:themeShade="F2"/>
-          <w:kern w:val="0"/>
-          <w:sz w:val="20"/>
-          <w:szCs w:val="20"/>
-          <w14:ligatures w14:val="none"/>
-        </w:rPr>
-        <w:t>nums</w:t>
-      </w:r>
-      <w:proofErr w:type="spellEnd"/>
-      <w:r>
-        <w:rPr>
-          <w:rFonts w:ascii="Courier New" w:eastAsia="Times New Roman" w:hAnsi="Courier New" w:cs="Courier New"/>
-          <w:color w:val="F2F2F2" w:themeColor="background1" w:themeShade="F2"/>
-          <w:kern w:val="0"/>
-          <w:sz w:val="20"/>
-          <w:szCs w:val="20"/>
-          <w14:ligatures w14:val="none"/>
-        </w:rPr>
-        <w:t xml:space="preserve">[0] + </w:t>
-      </w:r>
-      <w:proofErr w:type="spellStart"/>
-      <w:r>
-        <w:rPr>
-          <w:rFonts w:ascii="Courier New" w:eastAsia="Times New Roman" w:hAnsi="Courier New" w:cs="Courier New"/>
-          <w:color w:val="F2F2F2" w:themeColor="background1" w:themeShade="F2"/>
-          <w:kern w:val="0"/>
-          <w:sz w:val="20"/>
-          <w:szCs w:val="20"/>
-          <w14:ligatures w14:val="none"/>
-        </w:rPr>
-        <w:t>nums</w:t>
-      </w:r>
-      <w:proofErr w:type="spellEnd"/>
-      <w:r>
-        <w:rPr>
-          <w:rFonts w:ascii="Courier New" w:eastAsia="Times New Roman" w:hAnsi="Courier New" w:cs="Courier New"/>
-          <w:color w:val="F2F2F2" w:themeColor="background1" w:themeShade="F2"/>
-          <w:kern w:val="0"/>
-          <w:sz w:val="20"/>
-          <w:szCs w:val="20"/>
-          <w14:ligatures w14:val="none"/>
-        </w:rPr>
-        <w:t>[1] == 9, we return [0, 1].</w:t>
-      </w:r>
-      <w:r>
-        <w:rPr>
-          <w:rFonts w:ascii="Courier New" w:eastAsia="Times New Roman" w:hAnsi="Courier New" w:cs="Courier New"/>
-          <w:color w:val="F2F2F2" w:themeColor="background1" w:themeShade="F2"/>
-          <w:kern w:val="0"/>
-          <w:sz w:val="20"/>
-          <w:szCs w:val="20"/>
-          <w14:ligatures w14:val="none"/>
-        </w:rPr>
-        <w:br/>
-        <w:t>Example 2:</w:t>
-      </w:r>
-      <w:r>
-        <w:rPr>
-          <w:rFonts w:ascii="Courier New" w:eastAsia="Times New Roman" w:hAnsi="Courier New" w:cs="Courier New"/>
-          <w:color w:val="F2F2F2" w:themeColor="background1" w:themeShade="F2"/>
-          <w:kern w:val="0"/>
-          <w:sz w:val="20"/>
-          <w:szCs w:val="20"/>
-          <w14:ligatures w14:val="none"/>
-        </w:rPr>
-        <w:br/>
-        <w:t xml:space="preserve">Input: </w:t>
-      </w:r>
-      <w:proofErr w:type="spellStart"/>
-      <w:r>
-        <w:rPr>
-          <w:rFonts w:ascii="Courier New" w:eastAsia="Times New Roman" w:hAnsi="Courier New" w:cs="Courier New"/>
-          <w:color w:val="F2F2F2" w:themeColor="background1" w:themeShade="F2"/>
-          <w:kern w:val="0"/>
-          <w:sz w:val="20"/>
-          <w:szCs w:val="20"/>
-          <w14:ligatures w14:val="none"/>
-        </w:rPr>
-        <w:t>nums</w:t>
-      </w:r>
-      <w:proofErr w:type="spellEnd"/>
-      <w:r>
-        <w:rPr>
-          <w:rFonts w:ascii="Courier New" w:eastAsia="Times New Roman" w:hAnsi="Courier New" w:cs="Courier New"/>
-          <w:color w:val="F2F2F2" w:themeColor="background1" w:themeShade="F2"/>
-          <w:kern w:val="0"/>
-          <w:sz w:val="20"/>
-          <w:szCs w:val="20"/>
-          <w14:ligatures w14:val="none"/>
-        </w:rPr>
-        <w:t xml:space="preserve"> = [3,2,4], target = 6</w:t>
+        <w:t>Input: nums = [3,2,4], target = 6</w:t>
       </w:r>
       <w:r>
         <w:rPr>
@@ -5676,74 +5345,23 @@
         </w:rPr>
         <w:t xml:space="preserve">. Use  </w:t>
       </w:r>
-      <w:proofErr w:type="spellStart"/>
-      <w:r>
-        <w:rPr>
-          <w:rFonts w:ascii="Verdana" w:hAnsi="Verdana"/>
-          <w:color w:val="000000"/>
-          <w:sz w:val="24"/>
-          <w:szCs w:val="24"/>
-        </w:rPr>
-        <w:t>toCharArray</w:t>
-      </w:r>
-      <w:proofErr w:type="spellEnd"/>
-      <w:r>
-        <w:rPr>
-          <w:rFonts w:ascii="Verdana" w:hAnsi="Verdana"/>
-          <w:color w:val="000000"/>
-          <w:sz w:val="24"/>
-          <w:szCs w:val="24"/>
-        </w:rPr>
-        <w:t xml:space="preserve">(), </w:t>
-      </w:r>
-      <w:proofErr w:type="spellStart"/>
-      <w:r>
-        <w:rPr>
-          <w:rFonts w:ascii="Verdana" w:hAnsi="Verdana"/>
-          <w:color w:val="000000"/>
-          <w:sz w:val="24"/>
-          <w:szCs w:val="24"/>
-        </w:rPr>
-        <w:t>Arrays.sort</w:t>
-      </w:r>
-      <w:proofErr w:type="spellEnd"/>
-      <w:r>
-        <w:rPr>
-          <w:rFonts w:ascii="Verdana" w:hAnsi="Verdana"/>
-          <w:color w:val="000000"/>
-          <w:sz w:val="24"/>
-          <w:szCs w:val="24"/>
-        </w:rPr>
-        <w:t>()</w:t>
-      </w:r>
-      <w:r>
-        <w:rPr>
-          <w:rFonts w:ascii="Verdana" w:hAnsi="Verdana"/>
-          <w:color w:val="000000"/>
-          <w:sz w:val="24"/>
-          <w:szCs w:val="24"/>
-        </w:rPr>
-        <w:t xml:space="preserve">, </w:t>
-      </w:r>
-      <w:proofErr w:type="spellStart"/>
-      <w:r>
-        <w:rPr>
-          <w:rFonts w:ascii="Verdana" w:hAnsi="Verdana"/>
-          <w:color w:val="000000"/>
-          <w:sz w:val="24"/>
-          <w:szCs w:val="24"/>
-        </w:rPr>
-        <w:t>Arrays.equal</w:t>
-      </w:r>
-      <w:proofErr w:type="spellEnd"/>
-      <w:r>
-        <w:rPr>
-          <w:rFonts w:ascii="Verdana" w:hAnsi="Verdana"/>
-          <w:color w:val="000000"/>
-          <w:sz w:val="24"/>
-          <w:szCs w:val="24"/>
-        </w:rPr>
-        <w:t>()</w:t>
+      <w:r>
+        <w:rPr>
+          <w:rFonts w:ascii="Verdana" w:hAnsi="Verdana"/>
+          <w:color w:val="000000"/>
+          <w:sz w:val="24"/>
+          <w:szCs w:val="24"/>
+        </w:rPr>
+        <w:t>toCharArray(), Arrays.sort()</w:t>
+      </w:r>
+      <w:r>
+        <w:rPr>
+          <w:rFonts w:ascii="Verdana" w:hAnsi="Verdana"/>
+          <w:color w:val="000000"/>
+          <w:sz w:val="24"/>
+          <w:szCs w:val="24"/>
+        </w:rPr>
+        <w:t>, Arrays.equal()</w:t>
       </w:r>
       <w:r>
         <w:rPr>
@@ -5808,25 +5426,7 @@
           <w:color w:val="000000"/>
           <w:szCs w:val="24"/>
         </w:rPr>
-        <w:t>Input: "</w:t>
-      </w:r>
-      <w:proofErr w:type="spellStart"/>
-      <w:r>
-        <w:rPr>
-          <w:rFonts w:ascii="Verdana" w:hAnsi="Verdana"/>
-          <w:color w:val="000000"/>
-          <w:szCs w:val="24"/>
-        </w:rPr>
-        <w:t>swiss</w:t>
-      </w:r>
-      <w:proofErr w:type="spellEnd"/>
-      <w:r>
-        <w:rPr>
-          <w:rFonts w:ascii="Verdana" w:hAnsi="Verdana"/>
-          <w:color w:val="000000"/>
-          <w:szCs w:val="24"/>
-        </w:rPr>
-        <w:t>"  Output: 'w'</w:t>
+        <w:t>Input: "swiss"  Output: 'w'</w:t>
       </w:r>
       <w:r>
         <w:rPr>
@@ -5968,27 +5568,7 @@
           <w:sz w:val="24"/>
           <w:szCs w:val="24"/>
         </w:rPr>
-        <w:t xml:space="preserve">0(Array and </w:t>
-      </w:r>
-      <w:proofErr w:type="spellStart"/>
-      <w:r>
-        <w:rPr>
-          <w:rFonts w:ascii="Verdana" w:hAnsi="Verdana"/>
-          <w:color w:val="000000"/>
-          <w:sz w:val="24"/>
-          <w:szCs w:val="24"/>
-        </w:rPr>
-        <w:t>Arraylist</w:t>
-      </w:r>
-      <w:proofErr w:type="spellEnd"/>
-      <w:r>
-        <w:rPr>
-          <w:rFonts w:ascii="Verdana" w:hAnsi="Verdana"/>
-          <w:color w:val="000000"/>
-          <w:sz w:val="24"/>
-          <w:szCs w:val="24"/>
-        </w:rPr>
-        <w:t>)</w:t>
+        <w:t>0(Array and Arraylist)</w:t>
       </w:r>
     </w:p>
     <w:p>
@@ -6872,29 +6452,7 @@
           <w:szCs w:val="20"/>
           <w14:ligatures w14:val="none"/>
         </w:rPr>
-        <w:t>Input: "</w:t>
-      </w:r>
-      <w:proofErr w:type="spellStart"/>
-      <w:r>
-        <w:rPr>
-          <w:rFonts w:ascii="Mangal" w:eastAsia="Times New Roman" w:hAnsi="Mangal" w:cs="Mangal"/>
-          <w:kern w:val="0"/>
-          <w:sz w:val="20"/>
-          <w:szCs w:val="20"/>
-          <w14:ligatures w14:val="none"/>
-        </w:rPr>
-        <w:t>HeLLoWorLD</w:t>
-      </w:r>
-      <w:proofErr w:type="spellEnd"/>
-      <w:r>
-        <w:rPr>
-          <w:rFonts w:ascii="Mangal" w:eastAsia="Times New Roman" w:hAnsi="Mangal" w:cs="Mangal"/>
-          <w:kern w:val="0"/>
-          <w:sz w:val="20"/>
-          <w:szCs w:val="20"/>
-          <w14:ligatures w14:val="none"/>
-        </w:rPr>
-        <w:t>"</w:t>
+        <w:t>Input: "HeLLoWorLD"</w:t>
       </w:r>
       <w:r>
         <w:rPr>
@@ -6972,29 +6530,7 @@
           <w14:ligatures w14:val="none"/>
         </w:rPr>
         <w:br/>
-        <w:t>Output: "</w:t>
-      </w:r>
-      <w:proofErr w:type="spellStart"/>
-      <w:r>
-        <w:rPr>
-          <w:rFonts w:ascii="Mangal" w:eastAsia="Times New Roman" w:hAnsi="Mangal" w:cs="Mangal"/>
-          <w:kern w:val="0"/>
-          <w:sz w:val="20"/>
-          <w:szCs w:val="20"/>
-          <w14:ligatures w14:val="none"/>
-        </w:rPr>
-        <w:t>IloveJava</w:t>
-      </w:r>
-      <w:proofErr w:type="spellEnd"/>
-      <w:r>
-        <w:rPr>
-          <w:rFonts w:ascii="Mangal" w:eastAsia="Times New Roman" w:hAnsi="Mangal" w:cs="Mangal"/>
-          <w:kern w:val="0"/>
-          <w:sz w:val="20"/>
-          <w:szCs w:val="20"/>
-          <w14:ligatures w14:val="none"/>
-        </w:rPr>
-        <w:t>"</w:t>
+        <w:t>Output: "IloveJava"</w:t>
       </w:r>
     </w:p>
     <w:p>
@@ -7517,29 +7053,7 @@
           <w:szCs w:val="20"/>
           <w14:ligatures w14:val="none"/>
         </w:rPr>
-        <w:t>Input: "</w:t>
-      </w:r>
-      <w:proofErr w:type="spellStart"/>
-      <w:r>
-        <w:rPr>
-          <w:rFonts w:ascii="Mangal" w:eastAsia="Times New Roman" w:hAnsi="Mangal" w:cs="Mangal"/>
-          <w:kern w:val="0"/>
-          <w:sz w:val="20"/>
-          <w:szCs w:val="20"/>
-          <w14:ligatures w14:val="none"/>
-        </w:rPr>
-        <w:t>JaVa</w:t>
-      </w:r>
-      <w:proofErr w:type="spellEnd"/>
-      <w:r>
-        <w:rPr>
-          <w:rFonts w:ascii="Mangal" w:eastAsia="Times New Roman" w:hAnsi="Mangal" w:cs="Mangal"/>
-          <w:kern w:val="0"/>
-          <w:sz w:val="20"/>
-          <w:szCs w:val="20"/>
-          <w14:ligatures w14:val="none"/>
-        </w:rPr>
-        <w:t>"</w:t>
+        <w:t>Input: "JaVa"</w:t>
       </w:r>
       <w:r>
         <w:rPr>
@@ -7550,29 +7064,7 @@
           <w14:ligatures w14:val="none"/>
         </w:rPr>
         <w:br/>
-        <w:t>Output: "</w:t>
-      </w:r>
-      <w:proofErr w:type="spellStart"/>
-      <w:r>
-        <w:rPr>
-          <w:rFonts w:ascii="Mangal" w:eastAsia="Times New Roman" w:hAnsi="Mangal" w:cs="Mangal"/>
-          <w:kern w:val="0"/>
-          <w:sz w:val="20"/>
-          <w:szCs w:val="20"/>
-          <w14:ligatures w14:val="none"/>
-        </w:rPr>
-        <w:t>jAvA</w:t>
-      </w:r>
-      <w:proofErr w:type="spellEnd"/>
-      <w:r>
-        <w:rPr>
-          <w:rFonts w:ascii="Mangal" w:eastAsia="Times New Roman" w:hAnsi="Mangal" w:cs="Mangal"/>
-          <w:kern w:val="0"/>
-          <w:sz w:val="20"/>
-          <w:szCs w:val="20"/>
-          <w14:ligatures w14:val="none"/>
-        </w:rPr>
-        <w:t>"</w:t>
+        <w:t>Output: "jAvA"</w:t>
       </w:r>
     </w:p>
     <w:p>
@@ -7607,27 +7099,15 @@
         </w:rPr>
         <w:t xml:space="preserve">  </w:t>
       </w:r>
-      <w:proofErr w:type="spellStart"/>
-      <w:r>
-        <w:rPr>
-          <w:rFonts w:ascii="Mangal" w:eastAsia="Times New Roman" w:hAnsi="Mangal" w:cs="Mangal"/>
-          <w:kern w:val="0"/>
-          <w:sz w:val="20"/>
-          <w:szCs w:val="20"/>
-          <w14:ligatures w14:val="none"/>
-        </w:rPr>
-        <w:t>Character.isUpperCase</w:t>
-      </w:r>
-      <w:proofErr w:type="spellEnd"/>
-      <w:r>
-        <w:rPr>
-          <w:rFonts w:ascii="Mangal" w:eastAsia="Times New Roman" w:hAnsi="Mangal" w:cs="Mangal"/>
-          <w:kern w:val="0"/>
-          <w:sz w:val="20"/>
-          <w:szCs w:val="20"/>
-          <w14:ligatures w14:val="none"/>
-        </w:rPr>
-        <w:t>()</w:t>
+      <w:r>
+        <w:rPr>
+          <w:rFonts w:ascii="Mangal" w:eastAsia="Times New Roman" w:hAnsi="Mangal" w:cs="Mangal"/>
+          <w:kern w:val="0"/>
+          <w:sz w:val="20"/>
+          <w:szCs w:val="20"/>
+          <w14:ligatures w14:val="none"/>
+        </w:rPr>
+        <w:t>Character.isUpperCase()</w:t>
       </w:r>
       <w:r>
         <w:rPr>
@@ -7639,27 +7119,15 @@
         </w:rPr>
         <w:t xml:space="preserve">,  </w:t>
       </w:r>
-      <w:proofErr w:type="spellStart"/>
-      <w:r>
-        <w:rPr>
-          <w:rFonts w:ascii="Mangal" w:eastAsia="Times New Roman" w:hAnsi="Mangal" w:cs="Mangal"/>
-          <w:kern w:val="0"/>
-          <w:sz w:val="20"/>
-          <w:szCs w:val="20"/>
-          <w14:ligatures w14:val="none"/>
-        </w:rPr>
-        <w:t>toLowerCase</w:t>
-      </w:r>
-      <w:proofErr w:type="spellEnd"/>
-      <w:r>
-        <w:rPr>
-          <w:rFonts w:ascii="Mangal" w:eastAsia="Times New Roman" w:hAnsi="Mangal" w:cs="Mangal"/>
-          <w:kern w:val="0"/>
-          <w:sz w:val="20"/>
-          <w:szCs w:val="20"/>
-          <w14:ligatures w14:val="none"/>
-        </w:rPr>
-        <w:t>(),</w:t>
+      <w:r>
+        <w:rPr>
+          <w:rFonts w:ascii="Mangal" w:eastAsia="Times New Roman" w:hAnsi="Mangal" w:cs="Mangal"/>
+          <w:kern w:val="0"/>
+          <w:sz w:val="20"/>
+          <w:szCs w:val="20"/>
+          <w14:ligatures w14:val="none"/>
+        </w:rPr>
+        <w:t>toLowerCase(),</w:t>
       </w:r>
       <w:r>
         <w:rPr>
@@ -7679,29 +7147,7 @@
           <w:szCs w:val="20"/>
           <w14:ligatures w14:val="none"/>
         </w:rPr>
-        <w:t xml:space="preserve"> </w:t>
-      </w:r>
-      <w:proofErr w:type="spellStart"/>
-      <w:r>
-        <w:rPr>
-          <w:rFonts w:ascii="Mangal" w:eastAsia="Times New Roman" w:hAnsi="Mangal" w:cs="Mangal"/>
-          <w:kern w:val="0"/>
-          <w:sz w:val="20"/>
-          <w:szCs w:val="20"/>
-          <w14:ligatures w14:val="none"/>
-        </w:rPr>
-        <w:t>toUpperCase</w:t>
-      </w:r>
-      <w:proofErr w:type="spellEnd"/>
-      <w:r>
-        <w:rPr>
-          <w:rFonts w:ascii="Mangal" w:eastAsia="Times New Roman" w:hAnsi="Mangal" w:cs="Mangal"/>
-          <w:kern w:val="0"/>
-          <w:sz w:val="20"/>
-          <w:szCs w:val="20"/>
-          <w14:ligatures w14:val="none"/>
-        </w:rPr>
-        <w:t>()</w:t>
+        <w:t xml:space="preserve"> toUpperCase()</w:t>
       </w:r>
     </w:p>
     <w:p>
@@ -8305,31 +7751,7 @@
         </w:rPr>
       </w:pPr>
       <w:r>
-        <w:t xml:space="preserve">Write a class Circle containing private variable radius of type float, suitable constructors, and two methods </w:t>
-      </w:r>
-      <w:proofErr w:type="spellStart"/>
-      <w:r>
-        <w:t>findArea</w:t>
-      </w:r>
-      <w:proofErr w:type="spellEnd"/>
-      <w:r>
-        <w:t xml:space="preserve"> and </w:t>
-      </w:r>
-      <w:proofErr w:type="spellStart"/>
-      <w:r>
-        <w:t>findCircumference</w:t>
-      </w:r>
-      <w:proofErr w:type="spellEnd"/>
-      <w:r>
-        <w:t xml:space="preserve"> to find area and circumference of circles respectively. Write a separate class </w:t>
-      </w:r>
-      <w:proofErr w:type="spellStart"/>
-      <w:r>
-        <w:t>MyCircle</w:t>
-      </w:r>
-      <w:proofErr w:type="spellEnd"/>
-      <w:r>
-        <w:t xml:space="preserve"> containing main method to create and use circle objects.</w:t>
+        <w:t>Write a class Circle containing private variable radius of type float, suitable constructors, and two methods findArea and findCircumference to find area and circumference of circles respectively. Write a separate class MyCircle containing main method to create and use circle objects.</w:t>
       </w:r>
     </w:p>
     <w:p>
@@ -8377,31 +7799,7 @@
         </w:rPr>
       </w:pPr>
       <w:r>
-        <w:t xml:space="preserve">Write a class Distance containing private variables feet of type int and inches of type int, suitable constructors, and two methods </w:t>
-      </w:r>
-      <w:proofErr w:type="spellStart"/>
-      <w:r>
-        <w:t>addDistance</w:t>
-      </w:r>
-      <w:proofErr w:type="spellEnd"/>
-      <w:r>
-        <w:t xml:space="preserve"> and </w:t>
-      </w:r>
-      <w:proofErr w:type="spellStart"/>
-      <w:r>
-        <w:t>displayDistance</w:t>
-      </w:r>
-      <w:proofErr w:type="spellEnd"/>
-      <w:r>
-        <w:t xml:space="preserve"> for adding and displaying distance objects. Write a separate class </w:t>
-      </w:r>
-      <w:proofErr w:type="spellStart"/>
-      <w:r>
-        <w:t>MyDistance</w:t>
-      </w:r>
-      <w:proofErr w:type="spellEnd"/>
-      <w:r>
-        <w:t xml:space="preserve"> containing main method to create and use distance objects.</w:t>
+        <w:t>Write a class Distance containing private variables feet of type int and inches of type int, suitable constructors, and two methods addDistance and displayDistance for adding and displaying distance objects. Write a separate class MyDistance containing main method to create and use distance objects.</w:t>
       </w:r>
     </w:p>
     <w:p>
@@ -8730,29 +8128,7 @@
           <w:szCs w:val="20"/>
           <w14:ligatures w14:val="none"/>
         </w:rPr>
-        <w:t>Input: "</w:t>
-      </w:r>
-      <w:proofErr w:type="spellStart"/>
-      <w:r>
-        <w:rPr>
-          <w:rFonts w:ascii="Mangal" w:eastAsia="Times New Roman" w:hAnsi="Mangal" w:cs="Mangal"/>
-          <w:kern w:val="0"/>
-          <w:sz w:val="20"/>
-          <w:szCs w:val="20"/>
-          <w14:ligatures w14:val="none"/>
-        </w:rPr>
-        <w:t>aaabbccccd</w:t>
-      </w:r>
-      <w:proofErr w:type="spellEnd"/>
-      <w:r>
-        <w:rPr>
-          <w:rFonts w:ascii="Mangal" w:eastAsia="Times New Roman" w:hAnsi="Mangal" w:cs="Mangal"/>
-          <w:kern w:val="0"/>
-          <w:sz w:val="20"/>
-          <w:szCs w:val="20"/>
-          <w14:ligatures w14:val="none"/>
-        </w:rPr>
-        <w:t>"</w:t>
+        <w:t>Input: "aaabbccccd"</w:t>
       </w:r>
       <w:r>
         <w:rPr>
@@ -8763,29 +8139,7 @@
           <w14:ligatures w14:val="none"/>
         </w:rPr>
         <w:br/>
-        <w:t>Output: 4 (because of "</w:t>
-      </w:r>
-      <w:proofErr w:type="spellStart"/>
-      <w:r>
-        <w:rPr>
-          <w:rFonts w:ascii="Mangal" w:eastAsia="Times New Roman" w:hAnsi="Mangal" w:cs="Mangal"/>
-          <w:kern w:val="0"/>
-          <w:sz w:val="20"/>
-          <w:szCs w:val="20"/>
-          <w14:ligatures w14:val="none"/>
-        </w:rPr>
-        <w:t>cccc</w:t>
-      </w:r>
-      <w:proofErr w:type="spellEnd"/>
-      <w:r>
-        <w:rPr>
-          <w:rFonts w:ascii="Mangal" w:eastAsia="Times New Roman" w:hAnsi="Mangal" w:cs="Mangal"/>
-          <w:kern w:val="0"/>
-          <w:sz w:val="20"/>
-          <w:szCs w:val="20"/>
-          <w14:ligatures w14:val="none"/>
-        </w:rPr>
-        <w:t>")</w:t>
+        <w:t>Output: 4 (because of "cccc")</w:t>
       </w:r>
     </w:p>
     <w:p>
@@ -8868,51 +8222,7 @@
           <w:szCs w:val="20"/>
           <w14:ligatures w14:val="none"/>
         </w:rPr>
-        <w:t>Input: "</w:t>
-      </w:r>
-      <w:proofErr w:type="spellStart"/>
-      <w:r>
-        <w:rPr>
-          <w:rFonts w:ascii="Mangal" w:eastAsia="Times New Roman" w:hAnsi="Mangal" w:cs="Mangal"/>
-          <w:kern w:val="0"/>
-          <w:sz w:val="20"/>
-          <w:szCs w:val="20"/>
-          <w14:ligatures w14:val="none"/>
-        </w:rPr>
-        <w:t>abcd</w:t>
-      </w:r>
-      <w:proofErr w:type="spellEnd"/>
-      <w:r>
-        <w:rPr>
-          <w:rFonts w:ascii="Mangal" w:eastAsia="Times New Roman" w:hAnsi="Mangal" w:cs="Mangal"/>
-          <w:kern w:val="0"/>
-          <w:sz w:val="20"/>
-          <w:szCs w:val="20"/>
-          <w14:ligatures w14:val="none"/>
-        </w:rPr>
-        <w:t>", "</w:t>
-      </w:r>
-      <w:proofErr w:type="spellStart"/>
-      <w:r>
-        <w:rPr>
-          <w:rFonts w:ascii="Mangal" w:eastAsia="Times New Roman" w:hAnsi="Mangal" w:cs="Mangal"/>
-          <w:kern w:val="0"/>
-          <w:sz w:val="20"/>
-          <w:szCs w:val="20"/>
-          <w14:ligatures w14:val="none"/>
-        </w:rPr>
-        <w:t>cdab</w:t>
-      </w:r>
-      <w:proofErr w:type="spellEnd"/>
-      <w:r>
-        <w:rPr>
-          <w:rFonts w:ascii="Mangal" w:eastAsia="Times New Roman" w:hAnsi="Mangal" w:cs="Mangal"/>
-          <w:kern w:val="0"/>
-          <w:sz w:val="20"/>
-          <w:szCs w:val="20"/>
-          <w14:ligatures w14:val="none"/>
-        </w:rPr>
-        <w:t xml:space="preserve">" </w:t>
+        <w:t xml:space="preserve">Input: "abcd", "cdab" </w:t>
       </w:r>
       <w:r>
         <w:rPr>
@@ -8943,51 +8253,7 @@
           <w14:ligatures w14:val="none"/>
         </w:rPr>
         <w:br/>
-        <w:t>Input: "</w:t>
-      </w:r>
-      <w:proofErr w:type="spellStart"/>
-      <w:r>
-        <w:rPr>
-          <w:rFonts w:ascii="Mangal" w:eastAsia="Times New Roman" w:hAnsi="Mangal" w:cs="Mangal"/>
-          <w:kern w:val="0"/>
-          <w:sz w:val="20"/>
-          <w:szCs w:val="20"/>
-          <w14:ligatures w14:val="none"/>
-        </w:rPr>
-        <w:t>abcd</w:t>
-      </w:r>
-      <w:proofErr w:type="spellEnd"/>
-      <w:r>
-        <w:rPr>
-          <w:rFonts w:ascii="Mangal" w:eastAsia="Times New Roman" w:hAnsi="Mangal" w:cs="Mangal"/>
-          <w:kern w:val="0"/>
-          <w:sz w:val="20"/>
-          <w:szCs w:val="20"/>
-          <w14:ligatures w14:val="none"/>
-        </w:rPr>
-        <w:t>", "</w:t>
-      </w:r>
-      <w:proofErr w:type="spellStart"/>
-      <w:r>
-        <w:rPr>
-          <w:rFonts w:ascii="Mangal" w:eastAsia="Times New Roman" w:hAnsi="Mangal" w:cs="Mangal"/>
-          <w:kern w:val="0"/>
-          <w:sz w:val="20"/>
-          <w:szCs w:val="20"/>
-          <w14:ligatures w14:val="none"/>
-        </w:rPr>
-        <w:t>acbd</w:t>
-      </w:r>
-      <w:proofErr w:type="spellEnd"/>
-      <w:r>
-        <w:rPr>
-          <w:rFonts w:ascii="Mangal" w:eastAsia="Times New Roman" w:hAnsi="Mangal" w:cs="Mangal"/>
-          <w:kern w:val="0"/>
-          <w:sz w:val="20"/>
-          <w:szCs w:val="20"/>
-          <w14:ligatures w14:val="none"/>
-        </w:rPr>
-        <w:t xml:space="preserve">" </w:t>
+        <w:t xml:space="preserve">Input: "abcd", "acbd" </w:t>
       </w:r>
       <w:r>
         <w:rPr>
@@ -9661,27 +8927,7 @@
           <w:szCs w:val="24"/>
           <w14:ligatures w14:val="none"/>
         </w:rPr>
-        <w:t xml:space="preserve">Write a java program to find the majority element in an array </w:t>
-      </w:r>
-      <w:proofErr w:type="spellStart"/>
-      <w:r>
-        <w:rPr>
-          <w:rFonts w:ascii="Times New Roman" w:eastAsia="Times New Roman" w:hAnsi="Times New Roman" w:cs="Times New Roman"/>
-          <w:kern w:val="0"/>
-          <w:szCs w:val="24"/>
-          <w14:ligatures w14:val="none"/>
-        </w:rPr>
-        <w:t>i,e</w:t>
-      </w:r>
-      <w:proofErr w:type="spellEnd"/>
-      <w:r>
-        <w:rPr>
-          <w:rFonts w:ascii="Times New Roman" w:eastAsia="Times New Roman" w:hAnsi="Times New Roman" w:cs="Times New Roman"/>
-          <w:kern w:val="0"/>
-          <w:szCs w:val="24"/>
-          <w14:ligatures w14:val="none"/>
-        </w:rPr>
-        <w:t>; which appears more than (n/2) times. Can use either frequency array or simple counting logic.</w:t>
+        <w:t>Write a java program to find the majority element in an array i,e; which appears more than (n/2) times. Can use either frequency array or simple counting logic.</w:t>
       </w:r>
     </w:p>
     <w:p>
@@ -9802,7 +9048,25 @@
           <w:sz w:val="22"/>
           <w:szCs w:val="22"/>
         </w:rPr>
-        <w:t>Write a java program to Convert days into years, months, days.</w:t>
+        <w:t>Write a java program to Convert days into years, months, days</w:t>
+      </w:r>
+      <w:r>
+        <w:rPr>
+          <w:rFonts w:ascii="Verdana" w:hAnsi="Verdana"/>
+          <w:color w:val="000000"/>
+          <w:sz w:val="22"/>
+          <w:szCs w:val="22"/>
+        </w:rPr>
+        <w:t xml:space="preserve"> format</w:t>
+      </w:r>
+      <w:r>
+        <w:rPr>
+          <w:rFonts w:ascii="Verdana" w:hAnsi="Verdana"/>
+          <w:color w:val="000000"/>
+          <w:sz w:val="22"/>
+          <w:szCs w:val="22"/>
+        </w:rPr>
+        <w:t>.</w:t>
       </w:r>
     </w:p>
     <w:p>
@@ -9984,9 +9248,16 @@
           <w:sz w:val="24"/>
           <w:szCs w:val="24"/>
         </w:rPr>
-        <w:t>{"</w:t>
-      </w:r>
-      <w:proofErr w:type="spellStart"/>
+        <w:t>{"abc", "aaa", "kite", "pop"}</w:t>
+      </w:r>
+      <w:r>
+        <w:rPr>
+          <w:rFonts w:ascii="Times New Roman" w:hAnsi="Times New Roman" w:cs="Times New Roman"/>
+          <w:sz w:val="24"/>
+          <w:szCs w:val="24"/>
+        </w:rPr>
+        <w:t xml:space="preserve"> → Output: </w:t>
+      </w:r>
       <w:r>
         <w:rPr>
           <w:rStyle w:val="HTMLCode"/>
@@ -9994,9 +9265,16 @@
           <w:sz w:val="24"/>
           <w:szCs w:val="24"/>
         </w:rPr>
-        <w:t>abc</w:t>
-      </w:r>
-      <w:proofErr w:type="spellEnd"/>
+        <w:t>3</w:t>
+      </w:r>
+      <w:r>
+        <w:rPr>
+          <w:rFonts w:ascii="Times New Roman" w:hAnsi="Times New Roman" w:cs="Times New Roman"/>
+          <w:sz w:val="24"/>
+          <w:szCs w:val="24"/>
+        </w:rPr>
+        <w:t xml:space="preserve"> (</w:t>
+      </w:r>
       <w:r>
         <w:rPr>
           <w:rStyle w:val="HTMLCode"/>
@@ -10004,64 +9282,8 @@
           <w:sz w:val="24"/>
           <w:szCs w:val="24"/>
         </w:rPr>
-        <w:t>", "</w:t>
-      </w:r>
-      <w:proofErr w:type="spellStart"/>
-      <w:r>
-        <w:rPr>
-          <w:rStyle w:val="HTMLCode"/>
-          <w:rFonts w:ascii="Times New Roman" w:eastAsiaTheme="majorEastAsia" w:hAnsi="Times New Roman" w:cs="Times New Roman"/>
-          <w:sz w:val="24"/>
-          <w:szCs w:val="24"/>
-        </w:rPr>
         <w:t>aaa</w:t>
       </w:r>
-      <w:proofErr w:type="spellEnd"/>
-      <w:r>
-        <w:rPr>
-          <w:rStyle w:val="HTMLCode"/>
-          <w:rFonts w:ascii="Times New Roman" w:eastAsiaTheme="majorEastAsia" w:hAnsi="Times New Roman" w:cs="Times New Roman"/>
-          <w:sz w:val="24"/>
-          <w:szCs w:val="24"/>
-        </w:rPr>
-        <w:t>", "kite", "pop"}</w:t>
-      </w:r>
-      <w:r>
-        <w:rPr>
-          <w:rFonts w:ascii="Times New Roman" w:hAnsi="Times New Roman" w:cs="Times New Roman"/>
-          <w:sz w:val="24"/>
-          <w:szCs w:val="24"/>
-        </w:rPr>
-        <w:t xml:space="preserve"> → Output: </w:t>
-      </w:r>
-      <w:r>
-        <w:rPr>
-          <w:rStyle w:val="HTMLCode"/>
-          <w:rFonts w:ascii="Times New Roman" w:eastAsiaTheme="majorEastAsia" w:hAnsi="Times New Roman" w:cs="Times New Roman"/>
-          <w:sz w:val="24"/>
-          <w:szCs w:val="24"/>
-        </w:rPr>
-        <w:t>3</w:t>
-      </w:r>
-      <w:r>
-        <w:rPr>
-          <w:rFonts w:ascii="Times New Roman" w:hAnsi="Times New Roman" w:cs="Times New Roman"/>
-          <w:sz w:val="24"/>
-          <w:szCs w:val="24"/>
-        </w:rPr>
-        <w:t xml:space="preserve"> (</w:t>
-      </w:r>
-      <w:proofErr w:type="spellStart"/>
-      <w:r>
-        <w:rPr>
-          <w:rStyle w:val="HTMLCode"/>
-          <w:rFonts w:ascii="Times New Roman" w:eastAsiaTheme="majorEastAsia" w:hAnsi="Times New Roman" w:cs="Times New Roman"/>
-          <w:sz w:val="24"/>
-          <w:szCs w:val="24"/>
-        </w:rPr>
-        <w:t>aaa</w:t>
-      </w:r>
-      <w:proofErr w:type="spellEnd"/>
       <w:r>
         <w:rPr>
           <w:rFonts w:ascii="Times New Roman" w:hAnsi="Times New Roman" w:cs="Times New Roman"/>

--- a/Questions.docx
+++ b/Questions.docx
@@ -9090,6 +9090,160 @@
           <w:sz w:val="22"/>
           <w:szCs w:val="22"/>
         </w:rPr>
+        <w:t>Write a program to check if array has duplicates elements.</w:t>
+      </w:r>
+    </w:p>
+    <w:p>
+      <w:pPr>
+        <w:pStyle w:val="max2"/>
+        <w:numPr>
+          <w:ilvl w:val="0"/>
+          <w:numId w:val="6"/>
+        </w:numPr>
+        <w:rPr>
+          <w:rFonts w:ascii="Verdana" w:hAnsi="Verdana"/>
+          <w:color w:val="000000"/>
+          <w:sz w:val="22"/>
+          <w:szCs w:val="22"/>
+        </w:rPr>
+      </w:pPr>
+      <w:r>
+        <w:rPr>
+          <w:rFonts w:ascii="Verdana" w:hAnsi="Verdana"/>
+          <w:color w:val="000000"/>
+          <w:sz w:val="22"/>
+          <w:szCs w:val="22"/>
+        </w:rPr>
+        <w:t>Write a program to print all unique elements from an array.</w:t>
+      </w:r>
+      <w:r>
+        <w:rPr>
+          <w:rFonts w:ascii="Verdana" w:hAnsi="Verdana"/>
+          <w:color w:val="000000"/>
+          <w:sz w:val="22"/>
+          <w:szCs w:val="22"/>
+        </w:rPr>
+        <w:t xml:space="preserve"> And also count all occurrence of each unique el</w:t>
+      </w:r>
+      <w:r>
+        <w:rPr>
+          <w:rFonts w:ascii="Verdana" w:hAnsi="Verdana"/>
+          <w:color w:val="000000"/>
+          <w:sz w:val="22"/>
+          <w:szCs w:val="22"/>
+        </w:rPr>
+        <w:t>e</w:t>
+      </w:r>
+      <w:r>
+        <w:rPr>
+          <w:rFonts w:ascii="Verdana" w:hAnsi="Verdana"/>
+          <w:color w:val="000000"/>
+          <w:sz w:val="22"/>
+          <w:szCs w:val="22"/>
+        </w:rPr>
+        <w:t>ments.</w:t>
+      </w:r>
+    </w:p>
+    <w:p>
+      <w:pPr>
+        <w:pStyle w:val="max2"/>
+        <w:numPr>
+          <w:ilvl w:val="0"/>
+          <w:numId w:val="6"/>
+        </w:numPr>
+        <w:rPr>
+          <w:rStyle w:val="Strong"/>
+          <w:rFonts w:ascii="Verdana" w:hAnsi="Verdana"/>
+          <w:b w:val="0"/>
+          <w:bCs w:val="0"/>
+          <w:color w:val="000000"/>
+          <w:sz w:val="22"/>
+          <w:szCs w:val="22"/>
+        </w:rPr>
+      </w:pPr>
+      <w:r>
+        <w:rPr>
+          <w:rFonts w:ascii="Verdana" w:hAnsi="Verdana"/>
+          <w:color w:val="000000"/>
+          <w:sz w:val="22"/>
+          <w:szCs w:val="22"/>
+        </w:rPr>
+        <w:t>Write program to find the first repeating elements in an array and print it’s index to make sure.</w:t>
+      </w:r>
+    </w:p>
+    <w:p>
+      <w:pPr>
+        <w:pStyle w:val="max2"/>
+        <w:numPr>
+          <w:ilvl w:val="0"/>
+          <w:numId w:val="6"/>
+        </w:numPr>
+        <w:rPr>
+          <w:rStyle w:val="Strong"/>
+          <w:rFonts w:ascii="Verdana" w:hAnsi="Verdana"/>
+          <w:b w:val="0"/>
+          <w:bCs w:val="0"/>
+          <w:color w:val="000000"/>
+          <w:sz w:val="22"/>
+          <w:szCs w:val="22"/>
+        </w:rPr>
+      </w:pPr>
+      <w:r>
+        <w:rPr>
+          <w:rStyle w:val="Strong"/>
+          <w:rFonts w:ascii="Verdana" w:hAnsi="Verdana"/>
+          <w:b w:val="0"/>
+          <w:bCs w:val="0"/>
+          <w:color w:val="000000"/>
+          <w:sz w:val="22"/>
+          <w:szCs w:val="22"/>
+        </w:rPr>
+        <w:t>Write a program to count how many pairs have difference of 2 in [ 1, 3, 5, 3, 7 ].</w:t>
+      </w:r>
+    </w:p>
+    <w:p>
+      <w:pPr>
+        <w:pStyle w:val="NormalWeb"/>
+        <w:ind w:left="720"/>
+        <w:rPr>
+          <w:rStyle w:val="HTMLCode"/>
+          <w:rFonts w:ascii="Times New Roman" w:hAnsi="Times New Roman" w:cs="Times New Roman"/>
+          <w:sz w:val="28"/>
+          <w:szCs w:val="28"/>
+        </w:rPr>
+      </w:pPr>
+      <w:r>
+        <w:rPr>
+          <w:rStyle w:val="HTMLCode"/>
+          <w:rFonts w:ascii="Times New Roman" w:hAnsi="Times New Roman" w:cs="Times New Roman"/>
+          <w:sz w:val="28"/>
+          <w:szCs w:val="28"/>
+        </w:rPr>
+        <w:lastRenderedPageBreak/>
+        <w:t>Day 29</w:t>
+      </w:r>
+    </w:p>
+    <w:p>
+      <w:pPr>
+        <w:pStyle w:val="max2"/>
+        <w:numPr>
+          <w:ilvl w:val="0"/>
+          <w:numId w:val="42"/>
+        </w:numPr>
+        <w:rPr>
+          <w:rFonts w:ascii="Verdana" w:hAnsi="Verdana"/>
+          <w:color w:val="000000"/>
+          <w:sz w:val="22"/>
+          <w:szCs w:val="22"/>
+        </w:rPr>
+      </w:pPr>
+      <w:r>
+        <w:rPr>
+          <w:rFonts w:ascii="Verdana" w:hAnsi="Verdana"/>
+          <w:color w:val="000000"/>
+          <w:sz w:val="22"/>
+          <w:szCs w:val="22"/>
+        </w:rPr>
         <w:t xml:space="preserve">Remove duplicate characters from a string </w:t>
       </w:r>
       <w:r>
@@ -9118,7 +9272,7 @@
         <w:pStyle w:val="max2"/>
         <w:numPr>
           <w:ilvl w:val="0"/>
-          <w:numId w:val="6"/>
+          <w:numId w:val="42"/>
         </w:numPr>
         <w:rPr>
           <w:rFonts w:ascii="Verdana" w:hAnsi="Verdana"/>
@@ -9142,7 +9296,7 @@
         <w:pStyle w:val="NormalWeb"/>
         <w:numPr>
           <w:ilvl w:val="0"/>
-          <w:numId w:val="6"/>
+          <w:numId w:val="42"/>
         </w:numPr>
         <w:rPr>
           <w:rFonts w:ascii="Times New Roman" w:hAnsi="Times New Roman" w:cs="Times New Roman"/>
@@ -9215,7 +9369,7 @@
         <w:pStyle w:val="NormalWeb"/>
         <w:numPr>
           <w:ilvl w:val="0"/>
-          <w:numId w:val="6"/>
+          <w:numId w:val="42"/>
         </w:numPr>
         <w:rPr>
           <w:rStyle w:val="HTMLCode"/>
@@ -9308,40 +9462,6 @@
           <w:szCs w:val="24"/>
         </w:rPr>
         <w:t>).</w:t>
-      </w:r>
-    </w:p>
-    <w:p>
-      <w:pPr>
-        <w:pStyle w:val="NormalWeb"/>
-        <w:ind w:left="720"/>
-        <w:rPr>
-          <w:rStyle w:val="Strong"/>
-          <w:rFonts w:ascii="Times New Roman" w:eastAsiaTheme="majorEastAsia" w:hAnsi="Times New Roman" w:cs="Times New Roman"/>
-          <w:sz w:val="24"/>
-          <w:szCs w:val="24"/>
-        </w:rPr>
-      </w:pPr>
-    </w:p>
-    <w:p>
-      <w:pPr>
-        <w:pStyle w:val="NormalWeb"/>
-        <w:ind w:left="720"/>
-        <w:rPr>
-          <w:rStyle w:val="HTMLCode"/>
-          <w:rFonts w:ascii="Times New Roman" w:hAnsi="Times New Roman" w:cs="Times New Roman"/>
-          <w:sz w:val="28"/>
-          <w:szCs w:val="28"/>
-        </w:rPr>
-      </w:pPr>
-      <w:r>
-        <w:rPr>
-          <w:rStyle w:val="HTMLCode"/>
-          <w:rFonts w:ascii="Times New Roman" w:hAnsi="Times New Roman" w:cs="Times New Roman"/>
-          <w:sz w:val="28"/>
-          <w:szCs w:val="28"/>
-        </w:rPr>
-        <w:lastRenderedPageBreak/>
-        <w:t>Day 29</w:t>
       </w:r>
     </w:p>
     <w:p>

--- a/Questions.docx
+++ b/Questions.docx
@@ -52,41 +52,44 @@
           <w:sz w:val="28"/>
           <w:szCs w:val="22"/>
         </w:rPr>
-        <w:t>Write a java program to check input validation for integer constraints :</w:t>
-      </w:r>
-    </w:p>
-    <w:p>
-      <w:pPr>
-        <w:pStyle w:val="ListParagraph"/>
+        <w:t xml:space="preserve">Write a java program to check input validation for integer </w:t>
+      </w:r>
+      <w:proofErr w:type="gramStart"/>
+      <w:r>
         <w:rPr>
           <w:rFonts w:ascii="Times New Roman" w:hAnsi="Times New Roman" w:cs="Times New Roman"/>
           <w:sz w:val="28"/>
           <w:szCs w:val="22"/>
         </w:rPr>
-      </w:pPr>
-      <w:r>
+        <w:t>constraints :</w:t>
+      </w:r>
+      <w:proofErr w:type="gramEnd"/>
+    </w:p>
+    <w:p>
+      <w:pPr>
+        <w:pStyle w:val="ListParagraph"/>
         <w:rPr>
           <w:rFonts w:ascii="Times New Roman" w:hAnsi="Times New Roman" w:cs="Times New Roman"/>
           <w:sz w:val="28"/>
           <w:szCs w:val="22"/>
         </w:rPr>
-        <w:t>N&lt;</w:t>
-      </w:r>
+      </w:pPr>
       <w:r>
         <w:rPr>
           <w:rFonts w:ascii="Times New Roman" w:hAnsi="Times New Roman" w:cs="Times New Roman"/>
           <w:sz w:val="28"/>
           <w:szCs w:val="22"/>
         </w:rPr>
-        <w:t>10</w:t>
-      </w:r>
+        <w:t>N&lt;</w:t>
+      </w:r>
+      <w:proofErr w:type="gramStart"/>
       <w:r>
         <w:rPr>
           <w:rFonts w:ascii="Times New Roman" w:hAnsi="Times New Roman" w:cs="Times New Roman"/>
           <w:sz w:val="28"/>
           <w:szCs w:val="22"/>
         </w:rPr>
-        <w:t xml:space="preserve"> </w:t>
+        <w:t>10</w:t>
       </w:r>
       <w:r>
         <w:rPr>
@@ -94,7 +97,7 @@
           <w:sz w:val="28"/>
           <w:szCs w:val="22"/>
         </w:rPr>
-        <w:t>,</w:t>
+        <w:t xml:space="preserve"> </w:t>
       </w:r>
       <w:r>
         <w:rPr>
@@ -102,7 +105,7 @@
           <w:sz w:val="28"/>
           <w:szCs w:val="22"/>
         </w:rPr>
-        <w:t>N&gt;</w:t>
+        <w:t>,</w:t>
       </w:r>
       <w:r>
         <w:rPr>
@@ -110,7 +113,42 @@
           <w:sz w:val="28"/>
           <w:szCs w:val="22"/>
         </w:rPr>
-        <w:t xml:space="preserve">0, for string constraints : </w:t>
+        <w:t>N</w:t>
+      </w:r>
+      <w:proofErr w:type="gramEnd"/>
+      <w:r>
+        <w:rPr>
+          <w:rFonts w:ascii="Times New Roman" w:hAnsi="Times New Roman" w:cs="Times New Roman"/>
+          <w:sz w:val="28"/>
+          <w:szCs w:val="22"/>
+        </w:rPr>
+        <w:t>&gt;</w:t>
+      </w:r>
+      <w:r>
+        <w:rPr>
+          <w:rFonts w:ascii="Times New Roman" w:hAnsi="Times New Roman" w:cs="Times New Roman"/>
+          <w:sz w:val="28"/>
+          <w:szCs w:val="22"/>
+        </w:rPr>
+        <w:t xml:space="preserve">0, for string </w:t>
+      </w:r>
+      <w:proofErr w:type="gramStart"/>
+      <w:r>
+        <w:rPr>
+          <w:rFonts w:ascii="Times New Roman" w:hAnsi="Times New Roman" w:cs="Times New Roman"/>
+          <w:sz w:val="28"/>
+          <w:szCs w:val="22"/>
+        </w:rPr>
+        <w:t>constraints :</w:t>
+      </w:r>
+      <w:proofErr w:type="gramEnd"/>
+      <w:r>
+        <w:rPr>
+          <w:rFonts w:ascii="Times New Roman" w:hAnsi="Times New Roman" w:cs="Times New Roman"/>
+          <w:sz w:val="28"/>
+          <w:szCs w:val="22"/>
+        </w:rPr>
+        <w:t xml:space="preserve"> </w:t>
       </w:r>
       <w:r>
         <w:rPr>
@@ -235,7 +273,34 @@
           <w:szCs w:val="24"/>
         </w:rPr>
         <w:br/>
-        <w:t xml:space="preserve">stringTimes("Hi", 2) </w:t>
+      </w:r>
+      <w:proofErr w:type="spellStart"/>
+      <w:proofErr w:type="gramStart"/>
+      <w:r>
+        <w:rPr>
+          <w:rFonts w:ascii="Verdana" w:hAnsi="Verdana"/>
+          <w:color w:val="000000"/>
+          <w:szCs w:val="24"/>
+        </w:rPr>
+        <w:t>stringTimes</w:t>
+      </w:r>
+      <w:proofErr w:type="spellEnd"/>
+      <w:r>
+        <w:rPr>
+          <w:rFonts w:ascii="Verdana" w:hAnsi="Verdana"/>
+          <w:color w:val="000000"/>
+          <w:szCs w:val="24"/>
+        </w:rPr>
+        <w:t>(</w:t>
+      </w:r>
+      <w:proofErr w:type="gramEnd"/>
+      <w:r>
+        <w:rPr>
+          <w:rFonts w:ascii="Verdana" w:hAnsi="Verdana"/>
+          <w:color w:val="000000"/>
+          <w:szCs w:val="24"/>
+        </w:rPr>
+        <w:t xml:space="preserve">"Hi", 2) </w:t>
       </w:r>
       <w:r>
         <w:rPr>
@@ -251,7 +316,25 @@
           <w:color w:val="000000"/>
           <w:szCs w:val="24"/>
         </w:rPr>
-        <w:t xml:space="preserve"> "HiHi"</w:t>
+        <w:t xml:space="preserve"> "</w:t>
+      </w:r>
+      <w:proofErr w:type="spellStart"/>
+      <w:r>
+        <w:rPr>
+          <w:rFonts w:ascii="Verdana" w:hAnsi="Verdana"/>
+          <w:color w:val="000000"/>
+          <w:szCs w:val="24"/>
+        </w:rPr>
+        <w:t>HiHi</w:t>
+      </w:r>
+      <w:proofErr w:type="spellEnd"/>
+      <w:r>
+        <w:rPr>
+          <w:rFonts w:ascii="Verdana" w:hAnsi="Verdana"/>
+          <w:color w:val="000000"/>
+          <w:szCs w:val="24"/>
+        </w:rPr>
+        <w:t>"</w:t>
       </w:r>
       <w:r>
         <w:rPr>
@@ -260,7 +343,34 @@
           <w:szCs w:val="24"/>
         </w:rPr>
         <w:br/>
-        <w:t xml:space="preserve">stringTimes("Hi", 3) </w:t>
+      </w:r>
+      <w:proofErr w:type="spellStart"/>
+      <w:proofErr w:type="gramStart"/>
+      <w:r>
+        <w:rPr>
+          <w:rFonts w:ascii="Verdana" w:hAnsi="Verdana"/>
+          <w:color w:val="000000"/>
+          <w:szCs w:val="24"/>
+        </w:rPr>
+        <w:t>stringTimes</w:t>
+      </w:r>
+      <w:proofErr w:type="spellEnd"/>
+      <w:r>
+        <w:rPr>
+          <w:rFonts w:ascii="Verdana" w:hAnsi="Verdana"/>
+          <w:color w:val="000000"/>
+          <w:szCs w:val="24"/>
+        </w:rPr>
+        <w:t>(</w:t>
+      </w:r>
+      <w:proofErr w:type="gramEnd"/>
+      <w:r>
+        <w:rPr>
+          <w:rFonts w:ascii="Verdana" w:hAnsi="Verdana"/>
+          <w:color w:val="000000"/>
+          <w:szCs w:val="24"/>
+        </w:rPr>
+        <w:t xml:space="preserve">"Hi", 3) </w:t>
       </w:r>
       <w:r>
         <w:rPr>
@@ -276,7 +386,25 @@
           <w:color w:val="000000"/>
           <w:szCs w:val="24"/>
         </w:rPr>
-        <w:t xml:space="preserve"> "HiHiHi"</w:t>
+        <w:t xml:space="preserve"> "</w:t>
+      </w:r>
+      <w:proofErr w:type="spellStart"/>
+      <w:r>
+        <w:rPr>
+          <w:rFonts w:ascii="Verdana" w:hAnsi="Verdana"/>
+          <w:color w:val="000000"/>
+          <w:szCs w:val="24"/>
+        </w:rPr>
+        <w:t>HiHiHi</w:t>
+      </w:r>
+      <w:proofErr w:type="spellEnd"/>
+      <w:r>
+        <w:rPr>
+          <w:rFonts w:ascii="Verdana" w:hAnsi="Verdana"/>
+          <w:color w:val="000000"/>
+          <w:szCs w:val="24"/>
+        </w:rPr>
+        <w:t>"</w:t>
       </w:r>
       <w:r>
         <w:rPr>
@@ -285,7 +413,34 @@
           <w:szCs w:val="24"/>
         </w:rPr>
         <w:br/>
-        <w:t xml:space="preserve">stringTimes("Hi", 1) </w:t>
+      </w:r>
+      <w:proofErr w:type="spellStart"/>
+      <w:proofErr w:type="gramStart"/>
+      <w:r>
+        <w:rPr>
+          <w:rFonts w:ascii="Verdana" w:hAnsi="Verdana"/>
+          <w:color w:val="000000"/>
+          <w:szCs w:val="24"/>
+        </w:rPr>
+        <w:t>stringTimes</w:t>
+      </w:r>
+      <w:proofErr w:type="spellEnd"/>
+      <w:r>
+        <w:rPr>
+          <w:rFonts w:ascii="Verdana" w:hAnsi="Verdana"/>
+          <w:color w:val="000000"/>
+          <w:szCs w:val="24"/>
+        </w:rPr>
+        <w:t>(</w:t>
+      </w:r>
+      <w:proofErr w:type="gramEnd"/>
+      <w:r>
+        <w:rPr>
+          <w:rFonts w:ascii="Verdana" w:hAnsi="Verdana"/>
+          <w:color w:val="000000"/>
+          <w:szCs w:val="24"/>
+        </w:rPr>
+        <w:t xml:space="preserve">"Hi", 1) </w:t>
       </w:r>
       <w:r>
         <w:rPr>
@@ -644,7 +799,27 @@
           <w:sz w:val="24"/>
           <w:szCs w:val="24"/>
         </w:rPr>
-        <w:t>Write a java program to find the multiplication of a input number.</w:t>
+        <w:t xml:space="preserve">Write a java program to find the multiplication of </w:t>
+      </w:r>
+      <w:proofErr w:type="gramStart"/>
+      <w:r>
+        <w:rPr>
+          <w:rFonts w:ascii="Verdana" w:hAnsi="Verdana"/>
+          <w:color w:val="000000"/>
+          <w:sz w:val="24"/>
+          <w:szCs w:val="24"/>
+        </w:rPr>
+        <w:t>a</w:t>
+      </w:r>
+      <w:proofErr w:type="gramEnd"/>
+      <w:r>
+        <w:rPr>
+          <w:rFonts w:ascii="Verdana" w:hAnsi="Verdana"/>
+          <w:color w:val="000000"/>
+          <w:sz w:val="24"/>
+          <w:szCs w:val="24"/>
+        </w:rPr>
+        <w:t xml:space="preserve"> input number.</w:t>
       </w:r>
     </w:p>
     <w:p>
@@ -677,7 +852,27 @@
           <w:sz w:val="24"/>
           <w:szCs w:val="24"/>
         </w:rPr>
-        <w:t xml:space="preserve">alculate factorial of a </w:t>
+        <w:t xml:space="preserve">alculate factorial of </w:t>
+      </w:r>
+      <w:proofErr w:type="gramStart"/>
+      <w:r>
+        <w:rPr>
+          <w:rFonts w:ascii="Verdana" w:hAnsi="Verdana"/>
+          <w:color w:val="000000"/>
+          <w:sz w:val="24"/>
+          <w:szCs w:val="24"/>
+        </w:rPr>
+        <w:t>a</w:t>
+      </w:r>
+      <w:proofErr w:type="gramEnd"/>
+      <w:r>
+        <w:rPr>
+          <w:rFonts w:ascii="Verdana" w:hAnsi="Verdana"/>
+          <w:color w:val="000000"/>
+          <w:sz w:val="24"/>
+          <w:szCs w:val="24"/>
+        </w:rPr>
+        <w:t xml:space="preserve"> </w:t>
       </w:r>
       <w:r>
         <w:rPr>
@@ -860,7 +1055,27 @@
           <w:sz w:val="24"/>
           <w:szCs w:val="24"/>
         </w:rPr>
-        <w:t>Write a java to count and sum of digits in a input number.</w:t>
+        <w:t xml:space="preserve">Write a java to count and sum of digits in </w:t>
+      </w:r>
+      <w:proofErr w:type="gramStart"/>
+      <w:r>
+        <w:rPr>
+          <w:rFonts w:ascii="Verdana" w:hAnsi="Verdana"/>
+          <w:color w:val="000000"/>
+          <w:sz w:val="24"/>
+          <w:szCs w:val="24"/>
+        </w:rPr>
+        <w:t>a</w:t>
+      </w:r>
+      <w:proofErr w:type="gramEnd"/>
+      <w:r>
+        <w:rPr>
+          <w:rFonts w:ascii="Verdana" w:hAnsi="Verdana"/>
+          <w:color w:val="000000"/>
+          <w:sz w:val="24"/>
+          